--- a/TK/Sprawozdanie.docx
+++ b/TK/Sprawozdanie.docx
@@ -72,7 +72,7 @@
                     </pic:cNvPicPr>
                   </pic:nvPicPr>
                   <pic:blipFill>
-                    <a:blip r:embed="rId5">
+                    <a:blip r:embed="rId6">
                       <a:extLst>
                         <a:ext uri="{28A0092B-C50C-407E-A947-70E740481C1C}">
                           <a14:useLocalDpi xmlns:a14="http://schemas.microsoft.com/office/drawing/2010/main" val="0"/>
@@ -473,80 +473,12 @@
       <w:pPr>
         <w:pStyle w:val="Standard"/>
         <w:spacing w:line="360" w:lineRule="auto"/>
-        <w:ind w:left="2268" w:hanging="2268"/>
         <w:rPr>
           <w:rFonts w:asciiTheme="minorHAnsi" w:hAnsiTheme="minorHAnsi" w:cstheme="minorHAnsi"/>
           <w:i/>
           <w:iCs/>
           <w:sz w:val="26"/>
           <w:szCs w:val="26"/>
-          <w:lang w:val="pl-PL"/>
-        </w:rPr>
-      </w:pPr>
-      <w:r>
-        <w:rPr>
-          <w:rFonts w:asciiTheme="minorHAnsi" w:hAnsiTheme="minorHAnsi" w:cstheme="minorHAnsi"/>
-          <w:i/>
-          <w:iCs/>
-          <w:sz w:val="26"/>
-          <w:szCs w:val="26"/>
-          <w:lang w:val="pl-PL"/>
-        </w:rPr>
-        <w:tab/>
-        <w:t xml:space="preserve">  </w:t>
-      </w:r>
-    </w:p>
-    <w:p>
-      <w:pPr>
-        <w:pStyle w:val="Standard"/>
-        <w:spacing w:line="360" w:lineRule="auto"/>
-        <w:ind w:left="2268" w:hanging="2268"/>
-        <w:rPr>
-          <w:rFonts w:asciiTheme="minorHAnsi" w:hAnsiTheme="minorHAnsi" w:cstheme="minorHAnsi"/>
-          <w:i/>
-          <w:iCs/>
-          <w:sz w:val="26"/>
-          <w:szCs w:val="26"/>
-          <w:lang w:val="pl-PL"/>
-        </w:rPr>
-      </w:pPr>
-    </w:p>
-    <w:p>
-      <w:pPr>
-        <w:pStyle w:val="Standard"/>
-        <w:spacing w:line="360" w:lineRule="auto"/>
-        <w:ind w:left="2268" w:hanging="2268"/>
-        <w:rPr>
-          <w:rFonts w:asciiTheme="minorHAnsi" w:hAnsiTheme="minorHAnsi" w:cstheme="minorHAnsi"/>
-          <w:i/>
-          <w:iCs/>
-          <w:sz w:val="26"/>
-          <w:szCs w:val="26"/>
-          <w:lang w:val="pl-PL"/>
-        </w:rPr>
-      </w:pPr>
-    </w:p>
-    <w:p>
-      <w:pPr>
-        <w:pStyle w:val="Standard"/>
-        <w:spacing w:line="360" w:lineRule="auto"/>
-        <w:rPr>
-          <w:rFonts w:asciiTheme="minorHAnsi" w:hAnsiTheme="minorHAnsi" w:cstheme="minorHAnsi"/>
-          <w:b/>
-          <w:sz w:val="8"/>
-          <w:szCs w:val="8"/>
-          <w:lang w:val="pl-PL"/>
-        </w:rPr>
-      </w:pPr>
-    </w:p>
-    <w:p>
-      <w:pPr>
-        <w:pStyle w:val="Standard"/>
-        <w:spacing w:line="360" w:lineRule="auto"/>
-        <w:ind w:left="2268" w:hanging="2268"/>
-        <w:rPr>
-          <w:rFonts w:asciiTheme="minorHAnsi" w:hAnsiTheme="minorHAnsi" w:cstheme="minorHAnsi"/>
-          <w:sz w:val="28"/>
           <w:lang w:val="pl-PL"/>
         </w:rPr>
       </w:pPr>
@@ -716,6 +648,14 @@
           <w:lang w:val="pl-PL"/>
         </w:rPr>
       </w:pPr>
+      <w:r>
+        <w:rPr>
+          <w:rFonts w:asciiTheme="minorHAnsi" w:hAnsiTheme="minorHAnsi" w:cstheme="minorHAnsi"/>
+          <w:sz w:val="28"/>
+          <w:lang w:val="pl-PL"/>
+        </w:rPr>
+        <w:t xml:space="preserve">Proponowana punktacja: </w:t>
+      </w:r>
     </w:p>
     <w:p>
       <w:pPr>
@@ -728,6 +668,30 @@
           <w:lang w:val="pl-PL"/>
         </w:rPr>
       </w:pPr>
+    </w:p>
+    <w:p>
+      <w:pPr>
+        <w:pStyle w:val="Standard"/>
+        <w:spacing w:line="360" w:lineRule="auto"/>
+        <w:ind w:left="2268" w:hanging="2268"/>
+        <w:rPr>
+          <w:rFonts w:asciiTheme="minorHAnsi" w:hAnsiTheme="minorHAnsi" w:cstheme="minorHAnsi"/>
+          <w:sz w:val="28"/>
+          <w:lang w:val="pl-PL"/>
+        </w:rPr>
+      </w:pPr>
+    </w:p>
+    <w:p>
+      <w:pPr>
+        <w:pStyle w:val="Standard"/>
+        <w:spacing w:line="360" w:lineRule="auto"/>
+        <w:ind w:left="2268" w:hanging="2268"/>
+        <w:rPr>
+          <w:rFonts w:asciiTheme="minorHAnsi" w:hAnsiTheme="minorHAnsi" w:cstheme="minorHAnsi"/>
+          <w:sz w:val="28"/>
+          <w:lang w:val="pl-PL"/>
+        </w:rPr>
+      </w:pPr>
       <w:r>
         <w:rPr>
           <w:rFonts w:asciiTheme="minorHAnsi" w:hAnsiTheme="minorHAnsi" w:cstheme="minorHAnsi"/>
@@ -758,9 +722,12 @@
     <w:p>
       <w:pPr>
         <w:pStyle w:val="Standard"/>
-        <w:ind w:right="5669"/>
-        <w:rPr>
-          <w:rFonts w:asciiTheme="minorHAnsi" w:hAnsiTheme="minorHAnsi" w:cstheme="minorHAnsi"/>
+        <w:spacing w:line="360" w:lineRule="auto"/>
+        <w:rPr>
+          <w:rFonts w:asciiTheme="minorHAnsi" w:hAnsiTheme="minorHAnsi" w:cstheme="minorHAnsi"/>
+          <w:b/>
+          <w:bCs/>
+          <w:sz w:val="28"/>
           <w:lang w:val="pl-PL"/>
         </w:rPr>
       </w:pPr>
@@ -768,10 +735,7600 @@
     <w:p>
       <w:pPr>
         <w:pStyle w:val="Standard"/>
-        <w:ind w:right="5669"/>
-        <w:rPr>
-          <w:rFonts w:asciiTheme="minorHAnsi" w:hAnsiTheme="minorHAnsi" w:cstheme="minorHAnsi"/>
-          <w:sz w:val="28"/>
+        <w:spacing w:line="360" w:lineRule="auto"/>
+        <w:rPr>
+          <w:rFonts w:asciiTheme="minorHAnsi" w:hAnsiTheme="minorHAnsi" w:cstheme="minorHAnsi"/>
+          <w:b/>
+          <w:bCs/>
+          <w:sz w:val="28"/>
+          <w:lang w:val="pl-PL"/>
+        </w:rPr>
+      </w:pPr>
+      <w:r>
+        <w:rPr>
+          <w:rFonts w:asciiTheme="minorHAnsi" w:hAnsiTheme="minorHAnsi" w:cstheme="minorHAnsi"/>
+          <w:b/>
+          <w:bCs/>
+          <w:sz w:val="28"/>
+          <w:lang w:val="pl-PL"/>
+        </w:rPr>
+        <w:lastRenderedPageBreak/>
+        <w:t>Podział pracy:</w:t>
+      </w:r>
+    </w:p>
+    <w:p>
+      <w:pPr>
+        <w:pStyle w:val="Standard"/>
+        <w:spacing w:line="360" w:lineRule="auto"/>
+        <w:rPr>
+          <w:rFonts w:asciiTheme="minorHAnsi" w:hAnsiTheme="minorHAnsi" w:cstheme="minorHAnsi"/>
+          <w:b/>
+          <w:bCs/>
+          <w:sz w:val="28"/>
+          <w:lang w:val="pl-PL"/>
+        </w:rPr>
+      </w:pPr>
+    </w:p>
+    <w:p>
+      <w:pPr>
+        <w:pStyle w:val="Standard"/>
+        <w:spacing w:line="360" w:lineRule="auto"/>
+        <w:rPr>
+          <w:rFonts w:asciiTheme="minorHAnsi" w:hAnsiTheme="minorHAnsi" w:cstheme="minorHAnsi"/>
+          <w:b/>
+          <w:bCs/>
+          <w:sz w:val="28"/>
+          <w:lang w:val="pl-PL"/>
+        </w:rPr>
+      </w:pPr>
+      <w:r>
+        <w:rPr>
+          <w:rFonts w:asciiTheme="minorHAnsi" w:hAnsiTheme="minorHAnsi" w:cstheme="minorHAnsi"/>
+          <w:b/>
+          <w:bCs/>
+          <w:sz w:val="28"/>
+          <w:lang w:val="pl-PL"/>
+        </w:rPr>
+        <w:t xml:space="preserve">Adres do repozytorium projektu: </w:t>
+      </w:r>
+      <w:hyperlink r:id="rId7" w:history="1">
+        <w:r>
+          <w:rPr>
+            <w:rStyle w:val="Hipercze"/>
+            <w:rFonts w:asciiTheme="minorHAnsi" w:hAnsiTheme="minorHAnsi" w:cstheme="minorHAnsi"/>
+            <w:b/>
+            <w:bCs/>
+            <w:sz w:val="28"/>
+            <w:lang w:val="pl-PL"/>
+          </w:rPr>
+          <w:t>github.com/Franddr2/</w:t>
+        </w:r>
+        <w:proofErr w:type="spellStart"/>
+        <w:r>
+          <w:rPr>
+            <w:rStyle w:val="Hipercze"/>
+            <w:rFonts w:asciiTheme="minorHAnsi" w:hAnsiTheme="minorHAnsi" w:cstheme="minorHAnsi"/>
+            <w:b/>
+            <w:bCs/>
+            <w:sz w:val="28"/>
+            <w:lang w:val="pl-PL"/>
+          </w:rPr>
+          <w:t>inzynieria</w:t>
+        </w:r>
+        <w:proofErr w:type="spellEnd"/>
+        <w:r>
+          <w:rPr>
+            <w:rStyle w:val="Hipercze"/>
+            <w:rFonts w:asciiTheme="minorHAnsi" w:hAnsiTheme="minorHAnsi" w:cstheme="minorHAnsi"/>
+            <w:b/>
+            <w:bCs/>
+            <w:sz w:val="28"/>
+            <w:lang w:val="pl-PL"/>
+          </w:rPr>
+          <w:t>-oprogramowania-projekt-</w:t>
+        </w:r>
+      </w:hyperlink>
+    </w:p>
+    <w:p>
+      <w:pPr>
+        <w:pStyle w:val="Standard"/>
+        <w:spacing w:line="360" w:lineRule="auto"/>
+        <w:rPr>
+          <w:rFonts w:asciiTheme="minorHAnsi" w:hAnsiTheme="minorHAnsi" w:cstheme="minorHAnsi"/>
+          <w:b/>
+          <w:bCs/>
+          <w:sz w:val="28"/>
+          <w:lang w:val="pl-PL"/>
+        </w:rPr>
+      </w:pPr>
+    </w:p>
+    <w:p>
+      <w:pPr>
+        <w:pStyle w:val="Standard"/>
+        <w:spacing w:line="360" w:lineRule="auto"/>
+        <w:rPr>
+          <w:rFonts w:asciiTheme="minorHAnsi" w:hAnsiTheme="minorHAnsi" w:cstheme="minorHAnsi"/>
+          <w:b/>
+          <w:bCs/>
+          <w:sz w:val="28"/>
+          <w:lang w:val="pl-PL"/>
+        </w:rPr>
+      </w:pPr>
+      <w:r>
+        <w:rPr>
+          <w:rFonts w:asciiTheme="minorHAnsi" w:hAnsiTheme="minorHAnsi" w:cstheme="minorHAnsi"/>
+          <w:b/>
+          <w:bCs/>
+          <w:sz w:val="28"/>
+          <w:lang w:val="pl-PL"/>
+        </w:rPr>
+        <w:t>1.</w:t>
+      </w:r>
+      <w:r>
+        <w:rPr>
+          <w:rFonts w:asciiTheme="minorHAnsi" w:hAnsiTheme="minorHAnsi" w:cstheme="minorHAnsi"/>
+          <w:b/>
+          <w:bCs/>
+          <w:sz w:val="28"/>
+          <w:lang w:val="pl-PL"/>
+        </w:rPr>
+        <w:t>Treść zadania:</w:t>
+      </w:r>
+    </w:p>
+    <w:p>
+      <w:pPr>
+        <w:pStyle w:val="Standard"/>
+        <w:spacing w:line="360" w:lineRule="auto"/>
+        <w:ind w:left="2268" w:hanging="2268"/>
+        <w:rPr>
+          <w:rFonts w:asciiTheme="minorHAnsi" w:hAnsiTheme="minorHAnsi" w:cstheme="minorHAnsi"/>
+          <w:sz w:val="28"/>
+          <w:lang w:val="pl-PL"/>
+        </w:rPr>
+      </w:pPr>
+      <w:r>
+        <w:rPr>
+          <w:rFonts w:asciiTheme="minorHAnsi" w:hAnsiTheme="minorHAnsi" w:cstheme="minorHAnsi"/>
+          <w:sz w:val="28"/>
+          <w:lang w:val="pl-PL"/>
+        </w:rPr>
+        <w:t xml:space="preserve">Koncepcja Systemu: Centrala Koordynacji </w:t>
+      </w:r>
+      <w:proofErr w:type="spellStart"/>
+      <w:r>
+        <w:rPr>
+          <w:rFonts w:asciiTheme="minorHAnsi" w:hAnsiTheme="minorHAnsi" w:cstheme="minorHAnsi"/>
+          <w:sz w:val="28"/>
+          <w:lang w:val="pl-PL"/>
+        </w:rPr>
+        <w:t>Superbohaterów</w:t>
+      </w:r>
+      <w:proofErr w:type="spellEnd"/>
+      <w:r>
+        <w:rPr>
+          <w:rFonts w:asciiTheme="minorHAnsi" w:hAnsiTheme="minorHAnsi" w:cstheme="minorHAnsi"/>
+          <w:sz w:val="28"/>
+          <w:lang w:val="pl-PL"/>
+        </w:rPr>
+        <w:t xml:space="preserve"> (CKS)</w:t>
+      </w:r>
+    </w:p>
+    <w:p>
+      <w:pPr>
+        <w:pStyle w:val="Standard"/>
+        <w:spacing w:line="360" w:lineRule="auto"/>
+        <w:rPr>
+          <w:rFonts w:asciiTheme="minorHAnsi" w:hAnsiTheme="minorHAnsi" w:cstheme="minorHAnsi"/>
+          <w:sz w:val="28"/>
+          <w:lang w:val="pl-PL"/>
+        </w:rPr>
+      </w:pPr>
+      <w:r>
+        <w:rPr>
+          <w:rFonts w:asciiTheme="minorHAnsi" w:hAnsiTheme="minorHAnsi" w:cstheme="minorHAnsi"/>
+          <w:sz w:val="28"/>
+          <w:lang w:val="pl-PL"/>
+        </w:rPr>
+        <w:t xml:space="preserve">Charakterystyka ogólna </w:t>
+      </w:r>
+    </w:p>
+    <w:p>
+      <w:pPr>
+        <w:pStyle w:val="Standard"/>
+        <w:spacing w:line="360" w:lineRule="auto"/>
+        <w:rPr>
+          <w:rFonts w:asciiTheme="minorHAnsi" w:hAnsiTheme="minorHAnsi" w:cstheme="minorHAnsi"/>
+          <w:sz w:val="28"/>
+          <w:lang w:val="pl-PL"/>
+        </w:rPr>
+      </w:pPr>
+      <w:r>
+        <w:rPr>
+          <w:rFonts w:asciiTheme="minorHAnsi" w:hAnsiTheme="minorHAnsi" w:cstheme="minorHAnsi"/>
+          <w:sz w:val="28"/>
+          <w:lang w:val="pl-PL"/>
+        </w:rPr>
+        <w:t>System CKS to dedykowana platforma informatyczna służąca do kompleksowego zarządzania działaniami operacyjnymi osób o nadnaturalnych zdolnościach. System pełni funkcję zaawansowanego centrum dowodzenia (odpowiednik policyjnego systemu dyspozytorskiego), który łączy zbieranie informacji o zagrożeniach z logistyką i nadzorem nad przebiegiem misji. Jest to system zamknięty, o wysokim rygorze bezpieczeństwa, działający w czasie rzeczywistym.</w:t>
+      </w:r>
+    </w:p>
+    <w:p>
+      <w:pPr>
+        <w:pStyle w:val="Standard"/>
+        <w:spacing w:line="360" w:lineRule="auto"/>
+        <w:rPr>
+          <w:rFonts w:asciiTheme="minorHAnsi" w:hAnsiTheme="minorHAnsi" w:cstheme="minorHAnsi"/>
+          <w:sz w:val="28"/>
+          <w:lang w:val="pl-PL"/>
+        </w:rPr>
+      </w:pPr>
+    </w:p>
+    <w:p>
+      <w:pPr>
+        <w:pStyle w:val="Standard"/>
+        <w:spacing w:line="360" w:lineRule="auto"/>
+        <w:rPr>
+          <w:rFonts w:asciiTheme="minorHAnsi" w:hAnsiTheme="minorHAnsi" w:cstheme="minorHAnsi"/>
+          <w:sz w:val="28"/>
+          <w:lang w:val="pl-PL"/>
+        </w:rPr>
+      </w:pPr>
+      <w:r>
+        <w:rPr>
+          <w:rFonts w:asciiTheme="minorHAnsi" w:hAnsiTheme="minorHAnsi" w:cstheme="minorHAnsi"/>
+          <w:sz w:val="28"/>
+          <w:lang w:val="pl-PL"/>
+        </w:rPr>
+        <w:t xml:space="preserve">2. Cele i zakres systemu </w:t>
+      </w:r>
+    </w:p>
+    <w:p>
+      <w:pPr>
+        <w:pStyle w:val="Standard"/>
+        <w:spacing w:line="360" w:lineRule="auto"/>
+        <w:rPr>
+          <w:rFonts w:asciiTheme="minorHAnsi" w:hAnsiTheme="minorHAnsi" w:cstheme="minorHAnsi"/>
+          <w:sz w:val="28"/>
+          <w:lang w:val="pl-PL"/>
+        </w:rPr>
+      </w:pPr>
+      <w:r>
+        <w:rPr>
+          <w:rFonts w:asciiTheme="minorHAnsi" w:hAnsiTheme="minorHAnsi" w:cstheme="minorHAnsi"/>
+          <w:sz w:val="28"/>
+          <w:lang w:val="pl-PL"/>
+        </w:rPr>
+        <w:t xml:space="preserve">Głównym celem systemu jest zminimalizowanie czasu reakcji na wystąpienie zagrożeń oraz optymalne dopasowanie sił i środków (bohaterów i ich mocy) do rodzaju incydentu. Zakres systemu obejmuje: </w:t>
+      </w:r>
+    </w:p>
+    <w:p>
+      <w:pPr>
+        <w:pStyle w:val="Standard"/>
+        <w:spacing w:line="360" w:lineRule="auto"/>
+        <w:rPr>
+          <w:rFonts w:asciiTheme="minorHAnsi" w:hAnsiTheme="minorHAnsi" w:cstheme="minorHAnsi"/>
+          <w:sz w:val="28"/>
+          <w:lang w:val="pl-PL"/>
+        </w:rPr>
+      </w:pPr>
+      <w:r>
+        <w:rPr>
+          <w:rFonts w:asciiTheme="minorHAnsi" w:hAnsiTheme="minorHAnsi" w:cstheme="minorHAnsi"/>
+          <w:sz w:val="28"/>
+          <w:lang w:val="pl-PL"/>
+        </w:rPr>
+        <w:t xml:space="preserve">• Ewidencję bohaterów wraz z ich unikalnymi cechami. </w:t>
+      </w:r>
+    </w:p>
+    <w:p>
+      <w:pPr>
+        <w:pStyle w:val="Standard"/>
+        <w:spacing w:line="360" w:lineRule="auto"/>
+        <w:rPr>
+          <w:rFonts w:asciiTheme="minorHAnsi" w:hAnsiTheme="minorHAnsi" w:cstheme="minorHAnsi"/>
+          <w:sz w:val="28"/>
+          <w:lang w:val="pl-PL"/>
+        </w:rPr>
+      </w:pPr>
+      <w:r>
+        <w:rPr>
+          <w:rFonts w:asciiTheme="minorHAnsi" w:hAnsiTheme="minorHAnsi" w:cstheme="minorHAnsi"/>
+          <w:sz w:val="28"/>
+          <w:lang w:val="pl-PL"/>
+        </w:rPr>
+        <w:t xml:space="preserve">• Przyjmowanie i klasyfikację zgłoszeń o niebezpieczeństwach. </w:t>
+      </w:r>
+    </w:p>
+    <w:p>
+      <w:pPr>
+        <w:pStyle w:val="Standard"/>
+        <w:spacing w:line="360" w:lineRule="auto"/>
+        <w:rPr>
+          <w:rFonts w:asciiTheme="minorHAnsi" w:hAnsiTheme="minorHAnsi" w:cstheme="minorHAnsi"/>
+          <w:sz w:val="28"/>
+          <w:lang w:val="pl-PL"/>
+        </w:rPr>
+      </w:pPr>
+      <w:r>
+        <w:rPr>
+          <w:rFonts w:asciiTheme="minorHAnsi" w:hAnsiTheme="minorHAnsi" w:cstheme="minorHAnsi"/>
+          <w:sz w:val="28"/>
+          <w:lang w:val="pl-PL"/>
+        </w:rPr>
+        <w:t xml:space="preserve">• Zarządzanie przebiegiem misji od momentu wezwania do raportu końcowego. </w:t>
+      </w:r>
+    </w:p>
+    <w:p>
+      <w:pPr>
+        <w:pStyle w:val="Standard"/>
+        <w:spacing w:line="360" w:lineRule="auto"/>
+        <w:rPr>
+          <w:rFonts w:asciiTheme="minorHAnsi" w:hAnsiTheme="minorHAnsi" w:cstheme="minorHAnsi"/>
+          <w:sz w:val="28"/>
+          <w:lang w:val="pl-PL"/>
+        </w:rPr>
+      </w:pPr>
+      <w:r>
+        <w:rPr>
+          <w:rFonts w:asciiTheme="minorHAnsi" w:hAnsiTheme="minorHAnsi" w:cstheme="minorHAnsi"/>
+          <w:sz w:val="28"/>
+          <w:lang w:val="pl-PL"/>
+        </w:rPr>
+        <w:t>• Monitorowanie dostępności i kondycji jednostek w terenie.</w:t>
+      </w:r>
+    </w:p>
+    <w:p>
+      <w:pPr>
+        <w:pStyle w:val="Standard"/>
+        <w:spacing w:line="360" w:lineRule="auto"/>
+        <w:rPr>
+          <w:rFonts w:asciiTheme="minorHAnsi" w:hAnsiTheme="minorHAnsi" w:cstheme="minorHAnsi"/>
+          <w:sz w:val="28"/>
+          <w:lang w:val="pl-PL"/>
+        </w:rPr>
+      </w:pPr>
+    </w:p>
+    <w:p>
+      <w:pPr>
+        <w:pStyle w:val="Standard"/>
+        <w:spacing w:line="360" w:lineRule="auto"/>
+        <w:rPr>
+          <w:rFonts w:asciiTheme="minorHAnsi" w:hAnsiTheme="minorHAnsi" w:cstheme="minorHAnsi"/>
+          <w:sz w:val="28"/>
+          <w:lang w:val="pl-PL"/>
+        </w:rPr>
+      </w:pPr>
+      <w:r>
+        <w:rPr>
+          <w:rFonts w:asciiTheme="minorHAnsi" w:hAnsiTheme="minorHAnsi" w:cstheme="minorHAnsi"/>
+          <w:sz w:val="28"/>
+          <w:lang w:val="pl-PL"/>
+        </w:rPr>
+        <w:t xml:space="preserve">3. Aktorzy biorący udział w systemie </w:t>
+      </w:r>
+    </w:p>
+    <w:p>
+      <w:pPr>
+        <w:pStyle w:val="Standard"/>
+        <w:spacing w:line="360" w:lineRule="auto"/>
+        <w:rPr>
+          <w:rFonts w:asciiTheme="minorHAnsi" w:hAnsiTheme="minorHAnsi" w:cstheme="minorHAnsi"/>
+          <w:sz w:val="28"/>
+          <w:lang w:val="pl-PL"/>
+        </w:rPr>
+      </w:pPr>
+      <w:r>
+        <w:rPr>
+          <w:rFonts w:asciiTheme="minorHAnsi" w:hAnsiTheme="minorHAnsi" w:cstheme="minorHAnsi"/>
+          <w:sz w:val="28"/>
+          <w:lang w:val="pl-PL"/>
+        </w:rPr>
+        <w:t xml:space="preserve">1. Operator (Główny użytkownik): Osoba zarządzająca panelem głównym. Odpowiada za analizę napływających zgłoszeń, przydzielanie misji konkretnym bohaterom lub zespołom oraz koordynację wsparcia technicznego. </w:t>
+      </w:r>
+    </w:p>
+    <w:p>
+      <w:pPr>
+        <w:pStyle w:val="Standard"/>
+        <w:spacing w:line="360" w:lineRule="auto"/>
+        <w:rPr>
+          <w:rFonts w:asciiTheme="minorHAnsi" w:hAnsiTheme="minorHAnsi" w:cstheme="minorHAnsi"/>
+          <w:sz w:val="28"/>
+          <w:lang w:val="pl-PL"/>
+        </w:rPr>
+      </w:pPr>
+      <w:r>
+        <w:rPr>
+          <w:rFonts w:asciiTheme="minorHAnsi" w:hAnsiTheme="minorHAnsi" w:cstheme="minorHAnsi"/>
+          <w:sz w:val="28"/>
+          <w:lang w:val="pl-PL"/>
+        </w:rPr>
+        <w:lastRenderedPageBreak/>
+        <w:t xml:space="preserve">2. Bohater: Użytkownik polowy posiadający dostęp do aplikacji mobilnej. Odbiera powiadomienia o misjach, raportuje zmiany statusu (np. „przybycie na miejsce”, „cel zneutralizowany”) oraz aktualizuje swój poziom energii/mocy. </w:t>
+      </w:r>
+    </w:p>
+    <w:p>
+      <w:pPr>
+        <w:pStyle w:val="Standard"/>
+        <w:spacing w:line="360" w:lineRule="auto"/>
+        <w:rPr>
+          <w:rFonts w:asciiTheme="minorHAnsi" w:hAnsiTheme="minorHAnsi" w:cstheme="minorHAnsi"/>
+          <w:sz w:val="28"/>
+          <w:lang w:val="pl-PL"/>
+        </w:rPr>
+      </w:pPr>
+      <w:r>
+        <w:rPr>
+          <w:rFonts w:asciiTheme="minorHAnsi" w:hAnsiTheme="minorHAnsi" w:cstheme="minorHAnsi"/>
+          <w:sz w:val="28"/>
+          <w:lang w:val="pl-PL"/>
+        </w:rPr>
+        <w:t>3. System: Komponent odpowiedzialny za automatyczne monitorowanie parametrów otoczenia, sugerowanie poziomów zagrożenia na podstawie algorytmów oraz archiwizację danych.</w:t>
+      </w:r>
+    </w:p>
+    <w:p>
+      <w:pPr>
+        <w:pStyle w:val="Standard"/>
+        <w:spacing w:line="360" w:lineRule="auto"/>
+        <w:rPr>
+          <w:rFonts w:asciiTheme="minorHAnsi" w:hAnsiTheme="minorHAnsi" w:cstheme="minorHAnsi"/>
+          <w:sz w:val="28"/>
+          <w:lang w:val="pl-PL"/>
+        </w:rPr>
+      </w:pPr>
+    </w:p>
+    <w:p>
+      <w:pPr>
+        <w:pStyle w:val="Standard"/>
+        <w:spacing w:line="360" w:lineRule="auto"/>
+        <w:rPr>
+          <w:rFonts w:asciiTheme="minorHAnsi" w:hAnsiTheme="minorHAnsi" w:cstheme="minorHAnsi"/>
+          <w:sz w:val="28"/>
+          <w:lang w:val="pl-PL"/>
+        </w:rPr>
+      </w:pPr>
+      <w:r>
+        <w:rPr>
+          <w:rFonts w:asciiTheme="minorHAnsi" w:hAnsiTheme="minorHAnsi" w:cstheme="minorHAnsi"/>
+          <w:sz w:val="28"/>
+          <w:lang w:val="pl-PL"/>
+        </w:rPr>
+        <w:t xml:space="preserve">4. Funkcjonalności systemu </w:t>
+      </w:r>
+    </w:p>
+    <w:p>
+      <w:pPr>
+        <w:pStyle w:val="Standard"/>
+        <w:spacing w:line="360" w:lineRule="auto"/>
+        <w:rPr>
+          <w:rFonts w:asciiTheme="minorHAnsi" w:hAnsiTheme="minorHAnsi" w:cstheme="minorHAnsi"/>
+          <w:sz w:val="28"/>
+          <w:lang w:val="pl-PL"/>
+        </w:rPr>
+      </w:pPr>
+      <w:r>
+        <w:rPr>
+          <w:rFonts w:asciiTheme="minorHAnsi" w:hAnsiTheme="minorHAnsi" w:cstheme="minorHAnsi"/>
+          <w:sz w:val="28"/>
+          <w:lang w:val="pl-PL"/>
+        </w:rPr>
+        <w:t xml:space="preserve">• Zarządzanie Poziomami Zagrożenia: System obsługuje kategoryzację incydentów (np. Stopień 1 - zagrożenie mienia, Stopień 5 - zagrożenie planetarne). Każdy stopień wymusza inne procedury aktywacji bohaterów. </w:t>
+      </w:r>
+    </w:p>
+    <w:p>
+      <w:pPr>
+        <w:pStyle w:val="Standard"/>
+        <w:spacing w:line="360" w:lineRule="auto"/>
+        <w:rPr>
+          <w:rFonts w:asciiTheme="minorHAnsi" w:hAnsiTheme="minorHAnsi" w:cstheme="minorHAnsi"/>
+          <w:sz w:val="28"/>
+          <w:lang w:val="pl-PL"/>
+        </w:rPr>
+      </w:pPr>
+      <w:r>
+        <w:rPr>
+          <w:rFonts w:asciiTheme="minorHAnsi" w:hAnsiTheme="minorHAnsi" w:cstheme="minorHAnsi"/>
+          <w:sz w:val="28"/>
+          <w:lang w:val="pl-PL"/>
+        </w:rPr>
+        <w:t xml:space="preserve">• Tworzenie Zespołów: Możliwość dynamicznego łączenia bohaterów w grupy operacyjne na potrzeby jednej misji, biorąc pod uwagę synergię ich mocy. </w:t>
+      </w:r>
+    </w:p>
+    <w:p>
+      <w:pPr>
+        <w:pStyle w:val="Standard"/>
+        <w:spacing w:line="360" w:lineRule="auto"/>
+        <w:rPr>
+          <w:rFonts w:asciiTheme="minorHAnsi" w:hAnsiTheme="minorHAnsi" w:cstheme="minorHAnsi"/>
+          <w:sz w:val="28"/>
+          <w:lang w:val="pl-PL"/>
+        </w:rPr>
+      </w:pPr>
+      <w:r>
+        <w:rPr>
+          <w:rFonts w:asciiTheme="minorHAnsi" w:hAnsiTheme="minorHAnsi" w:cstheme="minorHAnsi"/>
+          <w:sz w:val="28"/>
+          <w:lang w:val="pl-PL"/>
+        </w:rPr>
+        <w:t xml:space="preserve">• Monitoring Dostępności: Podgląd w czasie rzeczywistym, którzy bohaterowie są wolni, którzy przebywają na regeneracji, a którzy są w trakcie innej akcji. </w:t>
+      </w:r>
+    </w:p>
+    <w:p>
+      <w:pPr>
+        <w:pStyle w:val="Standard"/>
+        <w:spacing w:line="360" w:lineRule="auto"/>
+        <w:rPr>
+          <w:rFonts w:asciiTheme="minorHAnsi" w:hAnsiTheme="minorHAnsi" w:cstheme="minorHAnsi"/>
+          <w:sz w:val="28"/>
+          <w:lang w:val="pl-PL"/>
+        </w:rPr>
+      </w:pPr>
+      <w:r>
+        <w:rPr>
+          <w:rFonts w:asciiTheme="minorHAnsi" w:hAnsiTheme="minorHAnsi" w:cstheme="minorHAnsi"/>
+          <w:sz w:val="28"/>
+          <w:lang w:val="pl-PL"/>
+        </w:rPr>
+        <w:t xml:space="preserve">• </w:t>
+      </w:r>
+      <w:proofErr w:type="spellStart"/>
+      <w:r>
+        <w:rPr>
+          <w:rFonts w:asciiTheme="minorHAnsi" w:hAnsiTheme="minorHAnsi" w:cstheme="minorHAnsi"/>
+          <w:sz w:val="28"/>
+          <w:lang w:val="pl-PL"/>
+        </w:rPr>
+        <w:t>Geolokalizacja</w:t>
+      </w:r>
+      <w:proofErr w:type="spellEnd"/>
+      <w:r>
+        <w:rPr>
+          <w:rFonts w:asciiTheme="minorHAnsi" w:hAnsiTheme="minorHAnsi" w:cstheme="minorHAnsi"/>
+          <w:sz w:val="28"/>
+          <w:lang w:val="pl-PL"/>
+        </w:rPr>
+        <w:t xml:space="preserve"> Incydentów: Interaktywna mapa z zaznaczonymi punktami zapalnymi oraz aktualną pozycją jednostek polowych. </w:t>
+      </w:r>
+    </w:p>
+    <w:p>
+      <w:pPr>
+        <w:pStyle w:val="Standard"/>
+        <w:spacing w:line="360" w:lineRule="auto"/>
+        <w:rPr>
+          <w:rFonts w:asciiTheme="minorHAnsi" w:hAnsiTheme="minorHAnsi" w:cstheme="minorHAnsi"/>
+          <w:sz w:val="28"/>
+          <w:lang w:val="pl-PL"/>
+        </w:rPr>
+      </w:pPr>
+      <w:r>
+        <w:rPr>
+          <w:rFonts w:asciiTheme="minorHAnsi" w:hAnsiTheme="minorHAnsi" w:cstheme="minorHAnsi"/>
+          <w:sz w:val="28"/>
+          <w:lang w:val="pl-PL"/>
+        </w:rPr>
+        <w:t>• Baza Wiedzy o Mocach: Katalog zawierający opisy zdolności, ich zasięg, typ (np. fizyczne, psychiczne, technologiczne) oraz znane ograniczenia.</w:t>
+      </w:r>
+    </w:p>
+    <w:p>
+      <w:pPr>
+        <w:pStyle w:val="Standard"/>
+        <w:spacing w:line="360" w:lineRule="auto"/>
+        <w:rPr>
+          <w:rFonts w:asciiTheme="minorHAnsi" w:hAnsiTheme="minorHAnsi" w:cstheme="minorHAnsi"/>
+          <w:sz w:val="28"/>
+          <w:lang w:val="pl-PL"/>
+        </w:rPr>
+      </w:pPr>
+    </w:p>
+    <w:p>
+      <w:pPr>
+        <w:pStyle w:val="Standard"/>
+        <w:spacing w:line="360" w:lineRule="auto"/>
+        <w:rPr>
+          <w:rFonts w:asciiTheme="minorHAnsi" w:hAnsiTheme="minorHAnsi" w:cstheme="minorHAnsi"/>
+          <w:sz w:val="28"/>
+          <w:lang w:val="pl-PL"/>
+        </w:rPr>
+      </w:pPr>
+      <w:r>
+        <w:rPr>
+          <w:rFonts w:asciiTheme="minorHAnsi" w:hAnsiTheme="minorHAnsi" w:cstheme="minorHAnsi"/>
+          <w:sz w:val="28"/>
+          <w:lang w:val="pl-PL"/>
+        </w:rPr>
+        <w:t xml:space="preserve">5. Korzyści systemu </w:t>
+      </w:r>
+    </w:p>
+    <w:p>
+      <w:pPr>
+        <w:pStyle w:val="Standard"/>
+        <w:spacing w:line="360" w:lineRule="auto"/>
+        <w:rPr>
+          <w:rFonts w:asciiTheme="minorHAnsi" w:hAnsiTheme="minorHAnsi" w:cstheme="minorHAnsi"/>
+          <w:sz w:val="28"/>
+          <w:lang w:val="pl-PL"/>
+        </w:rPr>
+      </w:pPr>
+      <w:r>
+        <w:rPr>
+          <w:rFonts w:asciiTheme="minorHAnsi" w:hAnsiTheme="minorHAnsi" w:cstheme="minorHAnsi"/>
+          <w:sz w:val="28"/>
+          <w:lang w:val="pl-PL"/>
+        </w:rPr>
+        <w:t xml:space="preserve">• Skrócenie czasu dyspozycji bohatera do mniej niż 180 sekund od przyjęcia zgłoszenia. Redukcja szkód ubocznych dzięki lepszemu doborowi mocy do zagrożenia. </w:t>
+      </w:r>
+    </w:p>
+    <w:p>
+      <w:pPr>
+        <w:pStyle w:val="Standard"/>
+        <w:spacing w:line="360" w:lineRule="auto"/>
+        <w:rPr>
+          <w:rFonts w:asciiTheme="minorHAnsi" w:hAnsiTheme="minorHAnsi" w:cstheme="minorHAnsi"/>
+          <w:sz w:val="28"/>
+          <w:lang w:val="pl-PL"/>
+        </w:rPr>
+      </w:pPr>
+      <w:r>
+        <w:rPr>
+          <w:rFonts w:asciiTheme="minorHAnsi" w:hAnsiTheme="minorHAnsi" w:cstheme="minorHAnsi"/>
+          <w:sz w:val="28"/>
+          <w:lang w:val="pl-PL"/>
+        </w:rPr>
+        <w:t xml:space="preserve">• Wysoka dostępność systemu (99,9%), ponieważ awaria w trakcie misji zagraża życiu bohaterów. Szyfrowanie bazy danych w celu ochrony tożsamości. </w:t>
+      </w:r>
+    </w:p>
+    <w:p>
+      <w:pPr>
+        <w:pStyle w:val="Standard"/>
+        <w:spacing w:line="360" w:lineRule="auto"/>
+        <w:rPr>
+          <w:rFonts w:asciiTheme="minorHAnsi" w:hAnsiTheme="minorHAnsi" w:cstheme="minorHAnsi"/>
+          <w:sz w:val="28"/>
+          <w:lang w:val="pl-PL"/>
+        </w:rPr>
+      </w:pPr>
+      <w:r>
+        <w:rPr>
+          <w:rFonts w:asciiTheme="minorHAnsi" w:hAnsiTheme="minorHAnsi" w:cstheme="minorHAnsi"/>
+          <w:sz w:val="28"/>
+          <w:lang w:val="pl-PL"/>
+        </w:rPr>
+        <w:t xml:space="preserve">• Zapewnienie bezpieczeństwa bohaterowi na misji. Przy utracie łączności z bohaterem w strefie zakłóceń automatycznie wysyłane są drony zwiadowcze w </w:t>
+      </w:r>
+      <w:r>
+        <w:rPr>
+          <w:rFonts w:asciiTheme="minorHAnsi" w:hAnsiTheme="minorHAnsi" w:cstheme="minorHAnsi"/>
+          <w:sz w:val="28"/>
+          <w:lang w:val="pl-PL"/>
+        </w:rPr>
+        <w:lastRenderedPageBreak/>
+        <w:t xml:space="preserve">ostatnią znaną lokalizację. </w:t>
+      </w:r>
+    </w:p>
+    <w:p>
+      <w:pPr>
+        <w:pStyle w:val="Standard"/>
+        <w:spacing w:line="360" w:lineRule="auto"/>
+        <w:rPr>
+          <w:rFonts w:asciiTheme="minorHAnsi" w:hAnsiTheme="minorHAnsi" w:cstheme="minorHAnsi"/>
+          <w:sz w:val="28"/>
+          <w:lang w:val="pl-PL"/>
+        </w:rPr>
+      </w:pPr>
+      <w:r>
+        <w:rPr>
+          <w:rFonts w:asciiTheme="minorHAnsi" w:hAnsiTheme="minorHAnsi" w:cstheme="minorHAnsi"/>
+          <w:sz w:val="28"/>
+          <w:lang w:val="pl-PL"/>
+        </w:rPr>
+        <w:t>• Koszty obejmują budowę serwerowni w bezpiecznym budynku, pozyskanie terminali odpornych na wstrząsy, zakup urządzeń służbowych dla bohaterów oraz licencji na mapy satelitarne.</w:t>
+      </w:r>
+    </w:p>
+    <w:p>
+      <w:pPr>
+        <w:pStyle w:val="Standard"/>
+        <w:spacing w:line="360" w:lineRule="auto"/>
+        <w:rPr>
+          <w:rFonts w:asciiTheme="minorHAnsi" w:hAnsiTheme="minorHAnsi" w:cstheme="minorHAnsi"/>
+          <w:sz w:val="28"/>
+          <w:lang w:val="pl-PL"/>
+        </w:rPr>
+      </w:pPr>
+    </w:p>
+    <w:p>
+      <w:pPr>
+        <w:pStyle w:val="Standard"/>
+        <w:spacing w:line="360" w:lineRule="auto"/>
+        <w:rPr>
+          <w:rFonts w:asciiTheme="minorHAnsi" w:hAnsiTheme="minorHAnsi" w:cstheme="minorHAnsi"/>
+          <w:b/>
+          <w:bCs/>
+          <w:sz w:val="28"/>
+          <w:lang w:val="pl-PL"/>
+        </w:rPr>
+      </w:pPr>
+      <w:r>
+        <w:rPr>
+          <w:rFonts w:asciiTheme="minorHAnsi" w:hAnsiTheme="minorHAnsi" w:cstheme="minorHAnsi"/>
+          <w:b/>
+          <w:bCs/>
+          <w:sz w:val="28"/>
+          <w:lang w:val="pl-PL"/>
+        </w:rPr>
+        <w:t> 2. Cel budowania systemu, jego zakres oraz kontekst, przewidywalne mierzalne i niemierzalne korzyści z jego wdrożenia</w:t>
+      </w:r>
+    </w:p>
+    <w:p>
+      <w:pPr>
+        <w:pStyle w:val="Standard"/>
+        <w:spacing w:line="360" w:lineRule="auto"/>
+        <w:rPr>
+          <w:rFonts w:asciiTheme="minorHAnsi" w:hAnsiTheme="minorHAnsi" w:cstheme="minorHAnsi"/>
+          <w:sz w:val="28"/>
+          <w:lang w:val="pl-PL"/>
+        </w:rPr>
+      </w:pPr>
+      <w:r>
+        <w:rPr>
+          <w:rFonts w:asciiTheme="minorHAnsi" w:hAnsiTheme="minorHAnsi" w:cstheme="minorHAnsi"/>
+          <w:sz w:val="28"/>
+          <w:lang w:val="pl-PL"/>
+        </w:rPr>
+        <w:t xml:space="preserve">Cel: Głównym celem budowy systemu CKS jest stworzenie scentralizowanej, bezpiecznej platformy dyspozytorskiej do zarządzania operacjami </w:t>
+      </w:r>
+      <w:proofErr w:type="spellStart"/>
+      <w:r>
+        <w:rPr>
+          <w:rFonts w:asciiTheme="minorHAnsi" w:hAnsiTheme="minorHAnsi" w:cstheme="minorHAnsi"/>
+          <w:sz w:val="28"/>
+          <w:lang w:val="pl-PL"/>
+        </w:rPr>
+        <w:t>superbohaterów</w:t>
+      </w:r>
+      <w:proofErr w:type="spellEnd"/>
+      <w:r>
+        <w:rPr>
+          <w:rFonts w:asciiTheme="minorHAnsi" w:hAnsiTheme="minorHAnsi" w:cstheme="minorHAnsi"/>
+          <w:sz w:val="28"/>
+          <w:lang w:val="pl-PL"/>
+        </w:rPr>
+        <w:t xml:space="preserve">. System ma zminimalizować czas reakcji na zagrożenia oraz zoptymalizować dobór sił i środków, dopasowując unikalne zdolności bohaterów do specyfiki incydentu. </w:t>
+      </w:r>
+    </w:p>
+    <w:p>
+      <w:pPr>
+        <w:pStyle w:val="Standard"/>
+        <w:spacing w:line="360" w:lineRule="auto"/>
+        <w:rPr>
+          <w:rFonts w:asciiTheme="minorHAnsi" w:hAnsiTheme="minorHAnsi" w:cstheme="minorHAnsi"/>
+          <w:sz w:val="28"/>
+          <w:lang w:val="pl-PL"/>
+        </w:rPr>
+      </w:pPr>
+    </w:p>
+    <w:p>
+      <w:pPr>
+        <w:pStyle w:val="Standard"/>
+        <w:spacing w:line="360" w:lineRule="auto"/>
+        <w:rPr>
+          <w:rFonts w:asciiTheme="minorHAnsi" w:hAnsiTheme="minorHAnsi" w:cstheme="minorHAnsi"/>
+          <w:sz w:val="28"/>
+          <w:lang w:val="pl-PL"/>
+        </w:rPr>
+      </w:pPr>
+      <w:r>
+        <w:rPr>
+          <w:rFonts w:asciiTheme="minorHAnsi" w:hAnsiTheme="minorHAnsi" w:cstheme="minorHAnsi"/>
+          <w:sz w:val="28"/>
+          <w:lang w:val="pl-PL"/>
+        </w:rPr>
+        <w:t xml:space="preserve">Zakres systemu: Kompleksowa ewidencja i zarządzanie danymi bohaterów. Obsługa cyklu życia incydentu: od przyjęcia zgłoszenia, poprzez kategoryzację, wysłanie jednostek, aż po raport końcowy. Monitorowanie w czasie rzeczywistym: </w:t>
+      </w:r>
+      <w:proofErr w:type="spellStart"/>
+      <w:r>
+        <w:rPr>
+          <w:rFonts w:asciiTheme="minorHAnsi" w:hAnsiTheme="minorHAnsi" w:cstheme="minorHAnsi"/>
+          <w:sz w:val="28"/>
+          <w:lang w:val="pl-PL"/>
+        </w:rPr>
+        <w:t>geolokalizacja</w:t>
+      </w:r>
+      <w:proofErr w:type="spellEnd"/>
+      <w:r>
+        <w:rPr>
+          <w:rFonts w:asciiTheme="minorHAnsi" w:hAnsiTheme="minorHAnsi" w:cstheme="minorHAnsi"/>
+          <w:sz w:val="28"/>
+          <w:lang w:val="pl-PL"/>
+        </w:rPr>
+        <w:t xml:space="preserve">, parametry życiowe/energetyczne bohaterów oraz łączność. Moduł automatyki bezpieczeństwa np. automatyczne wysyłanie dronów zwiadowczych po utracie sygnału. Dynamiczne zarządzanie zasobami ludzkimi. </w:t>
+      </w:r>
+    </w:p>
+    <w:p>
+      <w:pPr>
+        <w:pStyle w:val="Standard"/>
+        <w:spacing w:line="360" w:lineRule="auto"/>
+        <w:rPr>
+          <w:rFonts w:asciiTheme="minorHAnsi" w:hAnsiTheme="minorHAnsi" w:cstheme="minorHAnsi"/>
+          <w:sz w:val="28"/>
+          <w:lang w:val="pl-PL"/>
+        </w:rPr>
+      </w:pPr>
+    </w:p>
+    <w:p>
+      <w:pPr>
+        <w:pStyle w:val="Standard"/>
+        <w:spacing w:line="360" w:lineRule="auto"/>
+        <w:rPr>
+          <w:rFonts w:asciiTheme="minorHAnsi" w:hAnsiTheme="minorHAnsi" w:cstheme="minorHAnsi"/>
+          <w:sz w:val="28"/>
+          <w:lang w:val="pl-PL"/>
+        </w:rPr>
+      </w:pPr>
+      <w:r>
+        <w:rPr>
+          <w:rFonts w:asciiTheme="minorHAnsi" w:hAnsiTheme="minorHAnsi" w:cstheme="minorHAnsi"/>
+          <w:sz w:val="28"/>
+          <w:lang w:val="pl-PL"/>
+        </w:rPr>
+        <w:t>Kontekst systemu: System CKS jest odpowiednikiem policyjnych systemów. Jest to system zamknięty, o wysokim rygorze bezpieczeństwa, działający w czasie rzeczywistym. Będzie wykorzystywany w zabezpieczonych serwerowniach oraz w odpornych na wstrząsy terminalach dla bohaterów.</w:t>
+      </w:r>
+    </w:p>
+    <w:p>
+      <w:pPr>
+        <w:pStyle w:val="Standard"/>
+        <w:spacing w:line="360" w:lineRule="auto"/>
+        <w:rPr>
+          <w:rFonts w:asciiTheme="minorHAnsi" w:hAnsiTheme="minorHAnsi" w:cstheme="minorHAnsi"/>
+          <w:sz w:val="28"/>
+          <w:lang w:val="pl-PL"/>
+        </w:rPr>
+      </w:pPr>
+    </w:p>
+    <w:p>
+      <w:pPr>
+        <w:pStyle w:val="Standard"/>
+        <w:spacing w:line="360" w:lineRule="auto"/>
+        <w:rPr>
+          <w:rFonts w:asciiTheme="minorHAnsi" w:hAnsiTheme="minorHAnsi" w:cstheme="minorHAnsi"/>
+          <w:b/>
+          <w:bCs/>
+          <w:sz w:val="28"/>
+          <w:lang w:val="pl-PL"/>
+        </w:rPr>
+      </w:pPr>
+      <w:r>
+        <w:rPr>
+          <w:rFonts w:asciiTheme="minorHAnsi" w:hAnsiTheme="minorHAnsi" w:cstheme="minorHAnsi"/>
+          <w:b/>
+          <w:bCs/>
+          <w:sz w:val="28"/>
+          <w:lang w:val="pl-PL"/>
+        </w:rPr>
+        <w:t xml:space="preserve">Korzyści mierzalne: </w:t>
+      </w:r>
+    </w:p>
+    <w:p>
+      <w:pPr>
+        <w:pStyle w:val="Standard"/>
+        <w:spacing w:line="360" w:lineRule="auto"/>
+        <w:rPr>
+          <w:rFonts w:asciiTheme="minorHAnsi" w:hAnsiTheme="minorHAnsi" w:cstheme="minorHAnsi"/>
+          <w:sz w:val="28"/>
+          <w:lang w:val="pl-PL"/>
+        </w:rPr>
+      </w:pPr>
+      <w:r>
+        <w:rPr>
+          <w:rFonts w:asciiTheme="minorHAnsi" w:hAnsiTheme="minorHAnsi" w:cstheme="minorHAnsi"/>
+          <w:sz w:val="28"/>
+          <w:lang w:val="pl-PL"/>
+        </w:rPr>
+        <w:t xml:space="preserve">Skrócenie czasu dyspozycji do poniżej 180 sekund. </w:t>
+      </w:r>
+    </w:p>
+    <w:p>
+      <w:pPr>
+        <w:pStyle w:val="Standard"/>
+        <w:spacing w:line="360" w:lineRule="auto"/>
+        <w:rPr>
+          <w:rFonts w:asciiTheme="minorHAnsi" w:hAnsiTheme="minorHAnsi" w:cstheme="minorHAnsi"/>
+          <w:sz w:val="28"/>
+          <w:lang w:val="pl-PL"/>
+        </w:rPr>
+      </w:pPr>
+      <w:r>
+        <w:rPr>
+          <w:rFonts w:asciiTheme="minorHAnsi" w:hAnsiTheme="minorHAnsi" w:cstheme="minorHAnsi"/>
+          <w:sz w:val="28"/>
+          <w:lang w:val="pl-PL"/>
+        </w:rPr>
+        <w:t xml:space="preserve">Sposób wyliczenia: </w:t>
+      </w:r>
+    </w:p>
+    <w:p>
+      <w:pPr>
+        <w:pStyle w:val="Standard"/>
+        <w:spacing w:line="360" w:lineRule="auto"/>
+        <w:rPr>
+          <w:rFonts w:asciiTheme="minorHAnsi" w:hAnsiTheme="minorHAnsi" w:cstheme="minorHAnsi"/>
+          <w:sz w:val="28"/>
+          <w:lang w:val="pl-PL"/>
+        </w:rPr>
+      </w:pPr>
+      <w:r>
+        <w:rPr>
+          <w:rFonts w:asciiTheme="minorHAnsi" w:hAnsiTheme="minorHAnsi" w:cstheme="minorHAnsi"/>
+          <w:sz w:val="28"/>
+          <w:lang w:val="pl-PL"/>
+        </w:rPr>
+        <w:t xml:space="preserve">Średni czas od pojawienia się alarmu w systemie do momentu, aż bohater </w:t>
+      </w:r>
+      <w:r>
+        <w:rPr>
+          <w:rFonts w:asciiTheme="minorHAnsi" w:hAnsiTheme="minorHAnsi" w:cstheme="minorHAnsi"/>
+          <w:sz w:val="28"/>
+          <w:lang w:val="pl-PL"/>
+        </w:rPr>
+        <w:lastRenderedPageBreak/>
+        <w:t xml:space="preserve">zaakceptuje misję w swoim terminalu. System sam wylicza tę średnią na koniec każdego miesiąca. Wysoka dostępność systemu na poziomie 99,9%. Sposób wyliczenia: (Całkowity czas w miesiącu - Czas trwania awarii) / Całkowity czas w miesiącu * 100%. Monitorowane przez oprogramowanie do mierzenia czasu pracy serwerów. </w:t>
+      </w:r>
+    </w:p>
+    <w:p>
+      <w:pPr>
+        <w:pStyle w:val="Standard"/>
+        <w:spacing w:line="360" w:lineRule="auto"/>
+        <w:rPr>
+          <w:rFonts w:asciiTheme="minorHAnsi" w:hAnsiTheme="minorHAnsi" w:cstheme="minorHAnsi"/>
+          <w:b/>
+          <w:bCs/>
+          <w:sz w:val="28"/>
+          <w:lang w:val="pl-PL"/>
+        </w:rPr>
+      </w:pPr>
+      <w:r>
+        <w:rPr>
+          <w:rFonts w:asciiTheme="minorHAnsi" w:hAnsiTheme="minorHAnsi" w:cstheme="minorHAnsi"/>
+          <w:b/>
+          <w:bCs/>
+          <w:sz w:val="28"/>
+          <w:lang w:val="pl-PL"/>
+        </w:rPr>
+        <w:t xml:space="preserve">Korzyści niemierzalne: </w:t>
+      </w:r>
+    </w:p>
+    <w:p>
+      <w:pPr>
+        <w:pStyle w:val="Standard"/>
+        <w:spacing w:line="360" w:lineRule="auto"/>
+        <w:rPr>
+          <w:rFonts w:asciiTheme="minorHAnsi" w:hAnsiTheme="minorHAnsi" w:cstheme="minorHAnsi"/>
+          <w:sz w:val="28"/>
+          <w:lang w:val="pl-PL"/>
+        </w:rPr>
+      </w:pPr>
+      <w:r>
+        <w:rPr>
+          <w:rFonts w:asciiTheme="minorHAnsi" w:hAnsiTheme="minorHAnsi" w:cstheme="minorHAnsi"/>
+          <w:sz w:val="28"/>
+          <w:lang w:val="pl-PL"/>
+        </w:rPr>
+        <w:t xml:space="preserve">Zapewnienie bezpieczeństwa bohaterowi na misji: </w:t>
+      </w:r>
+    </w:p>
+    <w:p>
+      <w:pPr>
+        <w:pStyle w:val="Standard"/>
+        <w:spacing w:line="360" w:lineRule="auto"/>
+        <w:rPr>
+          <w:rFonts w:asciiTheme="minorHAnsi" w:hAnsiTheme="minorHAnsi" w:cstheme="minorHAnsi"/>
+          <w:sz w:val="28"/>
+          <w:lang w:val="pl-PL"/>
+        </w:rPr>
+      </w:pPr>
+      <w:r>
+        <w:rPr>
+          <w:rFonts w:asciiTheme="minorHAnsi" w:hAnsiTheme="minorHAnsi" w:cstheme="minorHAnsi"/>
+          <w:sz w:val="28"/>
+          <w:lang w:val="pl-PL"/>
+        </w:rPr>
+        <w:t xml:space="preserve">Przy utracie łączności z bohaterem w strefie zakłóceń automatycznie wysyłane są drony zwiadowcze w ostatnią znaną lokalizację. </w:t>
+      </w:r>
+    </w:p>
+    <w:p>
+      <w:pPr>
+        <w:pStyle w:val="Standard"/>
+        <w:spacing w:line="360" w:lineRule="auto"/>
+        <w:rPr>
+          <w:rFonts w:asciiTheme="minorHAnsi" w:hAnsiTheme="minorHAnsi" w:cstheme="minorHAnsi"/>
+          <w:sz w:val="28"/>
+          <w:lang w:val="pl-PL"/>
+        </w:rPr>
+      </w:pPr>
+    </w:p>
+    <w:p>
+      <w:pPr>
+        <w:pStyle w:val="Standard"/>
+        <w:spacing w:line="360" w:lineRule="auto"/>
+        <w:rPr>
+          <w:rFonts w:asciiTheme="minorHAnsi" w:hAnsiTheme="minorHAnsi" w:cstheme="minorHAnsi"/>
+          <w:sz w:val="28"/>
+          <w:lang w:val="pl-PL"/>
+        </w:rPr>
+      </w:pPr>
+      <w:r>
+        <w:rPr>
+          <w:rFonts w:asciiTheme="minorHAnsi" w:hAnsiTheme="minorHAnsi" w:cstheme="minorHAnsi"/>
+          <w:sz w:val="28"/>
+          <w:lang w:val="pl-PL"/>
+        </w:rPr>
+        <w:t>Ochrona tożsamości: Zastosowanie szyfrowania, minimalizuje ryzyko wycieku prawdziwych danych personalnych bohaterów. Efekt synergii zespołowej: Możliwość dynamicznego łączenia bohaterów w grupy operacyjne na potrzeby jednej misji, biorąc pod uwagę synergię ich mocy.</w:t>
+      </w:r>
+    </w:p>
+    <w:p>
+      <w:pPr>
+        <w:pStyle w:val="Standard"/>
+        <w:spacing w:line="360" w:lineRule="auto"/>
+        <w:rPr>
+          <w:rFonts w:asciiTheme="minorHAnsi" w:hAnsiTheme="minorHAnsi" w:cstheme="minorHAnsi"/>
+          <w:sz w:val="28"/>
+          <w:lang w:val="pl-PL"/>
+        </w:rPr>
+      </w:pPr>
+    </w:p>
+    <w:p>
+      <w:pPr>
+        <w:pStyle w:val="Standard"/>
+        <w:spacing w:line="360" w:lineRule="auto"/>
+        <w:rPr>
+          <w:rFonts w:asciiTheme="minorHAnsi" w:hAnsiTheme="minorHAnsi" w:cstheme="minorHAnsi"/>
+          <w:b/>
+          <w:bCs/>
+          <w:sz w:val="28"/>
+          <w:lang w:val="pl-PL"/>
+        </w:rPr>
+      </w:pPr>
+      <w:r>
+        <w:rPr>
+          <w:rFonts w:asciiTheme="minorHAnsi" w:hAnsiTheme="minorHAnsi" w:cstheme="minorHAnsi"/>
+          <w:b/>
+          <w:bCs/>
+          <w:sz w:val="28"/>
+          <w:lang w:val="pl-PL"/>
+        </w:rPr>
+        <w:t>3. Słownik (definiujący ważne, specyficzne terminy związane z dziedziną problemu, wykorzystywane w projekcie)</w:t>
+      </w:r>
+    </w:p>
+    <w:p>
+      <w:pPr>
+        <w:pStyle w:val="Standard"/>
+        <w:spacing w:line="360" w:lineRule="auto"/>
+        <w:rPr>
+          <w:rFonts w:asciiTheme="minorHAnsi" w:hAnsiTheme="minorHAnsi" w:cstheme="minorHAnsi"/>
+          <w:b/>
+          <w:bCs/>
+          <w:sz w:val="28"/>
+          <w:lang w:val="pl-PL"/>
+        </w:rPr>
+      </w:pPr>
+    </w:p>
+    <w:p>
+      <w:pPr>
+        <w:pStyle w:val="Standard"/>
+        <w:spacing w:line="360" w:lineRule="auto"/>
+        <w:rPr>
+          <w:rFonts w:asciiTheme="minorHAnsi" w:hAnsiTheme="minorHAnsi" w:cstheme="minorHAnsi"/>
+          <w:b/>
+          <w:bCs/>
+          <w:sz w:val="28"/>
+          <w:lang w:val="pl-PL"/>
+        </w:rPr>
+      </w:pPr>
+    </w:p>
+    <w:p>
+      <w:pPr>
+        <w:pStyle w:val="Standard"/>
+        <w:spacing w:line="360" w:lineRule="auto"/>
+        <w:rPr>
+          <w:rFonts w:asciiTheme="minorHAnsi" w:hAnsiTheme="minorHAnsi" w:cstheme="minorHAnsi"/>
+          <w:b/>
+          <w:bCs/>
+          <w:sz w:val="28"/>
+          <w:lang w:val="pl-PL"/>
+        </w:rPr>
+      </w:pPr>
+    </w:p>
+    <w:p>
+      <w:pPr>
+        <w:pStyle w:val="Standard"/>
+        <w:spacing w:line="360" w:lineRule="auto"/>
+        <w:rPr>
+          <w:rFonts w:asciiTheme="minorHAnsi" w:hAnsiTheme="minorHAnsi" w:cstheme="minorHAnsi"/>
+          <w:b/>
+          <w:bCs/>
+          <w:sz w:val="28"/>
+          <w:lang w:val="pl-PL"/>
+        </w:rPr>
+      </w:pPr>
+    </w:p>
+    <w:p>
+      <w:pPr>
+        <w:pStyle w:val="Standard"/>
+        <w:spacing w:line="360" w:lineRule="auto"/>
+        <w:rPr>
+          <w:rFonts w:asciiTheme="minorHAnsi" w:hAnsiTheme="minorHAnsi" w:cstheme="minorHAnsi"/>
+          <w:b/>
+          <w:bCs/>
+          <w:sz w:val="28"/>
+          <w:lang w:val="pl-PL"/>
+        </w:rPr>
+      </w:pPr>
+    </w:p>
+    <w:p>
+      <w:pPr>
+        <w:pStyle w:val="Standard"/>
+        <w:spacing w:line="360" w:lineRule="auto"/>
+        <w:rPr>
+          <w:rFonts w:asciiTheme="minorHAnsi" w:hAnsiTheme="minorHAnsi" w:cstheme="minorHAnsi"/>
+          <w:b/>
+          <w:bCs/>
+          <w:sz w:val="28"/>
+          <w:lang w:val="pl-PL"/>
+        </w:rPr>
+      </w:pPr>
+    </w:p>
+    <w:p>
+      <w:pPr>
+        <w:pStyle w:val="Standard"/>
+        <w:spacing w:line="360" w:lineRule="auto"/>
+        <w:rPr>
+          <w:rFonts w:asciiTheme="minorHAnsi" w:hAnsiTheme="minorHAnsi" w:cstheme="minorHAnsi"/>
+          <w:b/>
+          <w:bCs/>
+          <w:sz w:val="28"/>
+          <w:lang w:val="pl-PL"/>
+        </w:rPr>
+      </w:pPr>
+    </w:p>
+    <w:p>
+      <w:pPr>
+        <w:pStyle w:val="Standard"/>
+        <w:spacing w:line="360" w:lineRule="auto"/>
+        <w:rPr>
+          <w:rFonts w:asciiTheme="minorHAnsi" w:hAnsiTheme="minorHAnsi" w:cstheme="minorHAnsi"/>
+          <w:b/>
+          <w:bCs/>
+          <w:sz w:val="28"/>
+          <w:lang w:val="pl-PL"/>
+        </w:rPr>
+      </w:pPr>
+    </w:p>
+    <w:p>
+      <w:pPr>
+        <w:pStyle w:val="Standard"/>
+        <w:spacing w:line="360" w:lineRule="auto"/>
+        <w:rPr>
+          <w:rFonts w:asciiTheme="minorHAnsi" w:hAnsiTheme="minorHAnsi" w:cstheme="minorHAnsi"/>
+          <w:b/>
+          <w:bCs/>
+          <w:sz w:val="28"/>
+          <w:lang w:val="pl-PL"/>
+        </w:rPr>
+      </w:pPr>
+    </w:p>
+    <w:p>
+      <w:pPr>
+        <w:pStyle w:val="Standard"/>
+        <w:spacing w:line="360" w:lineRule="auto"/>
+        <w:rPr>
+          <w:rFonts w:asciiTheme="minorHAnsi" w:hAnsiTheme="minorHAnsi" w:cstheme="minorHAnsi"/>
+          <w:b/>
+          <w:bCs/>
+          <w:sz w:val="28"/>
+          <w:lang w:val="pl-PL"/>
+        </w:rPr>
+      </w:pPr>
+    </w:p>
+    <w:p>
+      <w:pPr>
+        <w:pStyle w:val="Standard"/>
+        <w:spacing w:line="360" w:lineRule="auto"/>
+        <w:rPr>
+          <w:rFonts w:asciiTheme="minorHAnsi" w:hAnsiTheme="minorHAnsi" w:cstheme="minorHAnsi"/>
+          <w:b/>
+          <w:bCs/>
+          <w:sz w:val="28"/>
+          <w:lang w:val="pl-PL"/>
+        </w:rPr>
+      </w:pPr>
+    </w:p>
+    <w:p>
+      <w:pPr>
+        <w:pStyle w:val="Standard"/>
+        <w:spacing w:line="360" w:lineRule="auto"/>
+        <w:rPr>
+          <w:rFonts w:asciiTheme="minorHAnsi" w:hAnsiTheme="minorHAnsi" w:cstheme="minorHAnsi"/>
+          <w:b/>
+          <w:bCs/>
+          <w:sz w:val="28"/>
+          <w:lang w:val="pl-PL"/>
+        </w:rPr>
+      </w:pPr>
+      <w:r>
+        <w:rPr>
+          <w:rFonts w:asciiTheme="minorHAnsi" w:hAnsiTheme="minorHAnsi" w:cstheme="minorHAnsi"/>
+          <w:b/>
+          <w:bCs/>
+          <w:sz w:val="28"/>
+          <w:lang w:val="pl-PL"/>
+        </w:rPr>
+        <w:lastRenderedPageBreak/>
+        <w:t>4. Perspektywa przypadków użycia:</w:t>
+      </w:r>
+    </w:p>
+    <w:p>
+      <w:pPr>
+        <w:pStyle w:val="Standard"/>
+        <w:spacing w:line="360" w:lineRule="auto"/>
+        <w:rPr>
+          <w:rFonts w:asciiTheme="minorHAnsi" w:hAnsiTheme="minorHAnsi" w:cstheme="minorHAnsi"/>
+          <w:b/>
+          <w:bCs/>
+          <w:sz w:val="28"/>
+          <w:lang w:val="pl-PL"/>
+        </w:rPr>
+      </w:pPr>
+      <w:r>
+        <w:rPr>
+          <w:rFonts w:asciiTheme="minorHAnsi" w:hAnsiTheme="minorHAnsi" w:cstheme="minorHAnsi"/>
+          <w:b/>
+          <w:bCs/>
+          <w:sz w:val="28"/>
+          <w:lang w:val="pl-PL"/>
+        </w:rPr>
+        <w:tab/>
+      </w:r>
+      <w:r>
+        <w:rPr>
+          <w:rFonts w:asciiTheme="minorHAnsi" w:hAnsiTheme="minorHAnsi" w:cstheme="minorHAnsi"/>
+          <w:b/>
+          <w:bCs/>
+          <w:sz w:val="28"/>
+          <w:lang w:val="pl-PL"/>
+        </w:rPr>
+        <w:t>4.</w:t>
+      </w:r>
+      <w:r>
+        <w:rPr>
+          <w:rFonts w:asciiTheme="minorHAnsi" w:hAnsiTheme="minorHAnsi" w:cstheme="minorHAnsi"/>
+          <w:b/>
+          <w:bCs/>
+          <w:sz w:val="28"/>
+          <w:lang w:val="pl-PL"/>
+        </w:rPr>
+        <w:t>1.</w:t>
+      </w:r>
+      <w:r>
+        <w:rPr>
+          <w:rFonts w:asciiTheme="minorHAnsi" w:hAnsiTheme="minorHAnsi" w:cstheme="minorHAnsi"/>
+          <w:b/>
+          <w:bCs/>
+          <w:sz w:val="28"/>
+          <w:lang w:val="pl-PL"/>
+        </w:rPr>
+        <w:t xml:space="preserve"> </w:t>
+      </w:r>
+      <w:r>
+        <w:rPr>
+          <w:rFonts w:asciiTheme="minorHAnsi" w:hAnsiTheme="minorHAnsi" w:cstheme="minorHAnsi"/>
+          <w:b/>
+          <w:bCs/>
+          <w:sz w:val="28"/>
+          <w:lang w:val="pl-PL"/>
+        </w:rPr>
+        <w:t>Diagram przypadków użycia</w:t>
+      </w:r>
+      <w:r>
+        <w:rPr>
+          <w:rFonts w:asciiTheme="minorHAnsi" w:hAnsiTheme="minorHAnsi" w:cstheme="minorHAnsi"/>
+          <w:b/>
+          <w:bCs/>
+          <w:sz w:val="28"/>
+          <w:lang w:val="pl-PL"/>
+        </w:rPr>
+        <w:t>:</w:t>
+      </w:r>
+    </w:p>
+    <w:p>
+      <w:pPr>
+        <w:pStyle w:val="Standard"/>
+        <w:spacing w:line="360" w:lineRule="auto"/>
+        <w:rPr>
+          <w:rFonts w:asciiTheme="minorHAnsi" w:hAnsiTheme="minorHAnsi" w:cstheme="minorHAnsi"/>
+          <w:b/>
+          <w:bCs/>
+          <w:sz w:val="28"/>
+          <w:lang w:val="pl-PL"/>
+        </w:rPr>
+      </w:pPr>
+      <w:r>
+        <w:rPr>
+          <w:noProof/>
+          <w:sz w:val="28"/>
+          <w:szCs w:val="28"/>
+          <w:lang w:val="pl-PL"/>
+        </w:rPr>
+        <w:drawing>
+          <wp:inline distT="0" distB="0" distL="0" distR="0" wp14:anchorId="6E87C01B" wp14:editId="68E1C58E">
+            <wp:extent cx="5760720" cy="5728335"/>
+            <wp:effectExtent l="0" t="0" r="0" b="5715"/>
+            <wp:docPr id="1571109118" name="Obraz 1"/>
+            <wp:cNvGraphicFramePr>
+              <a:graphicFrameLocks xmlns:a="http://schemas.openxmlformats.org/drawingml/2006/main" noChangeAspect="1"/>
+            </wp:cNvGraphicFramePr>
+            <a:graphic xmlns:a="http://schemas.openxmlformats.org/drawingml/2006/main">
+              <a:graphicData uri="http://schemas.openxmlformats.org/drawingml/2006/picture">
+                <pic:pic xmlns:pic="http://schemas.openxmlformats.org/drawingml/2006/picture">
+                  <pic:nvPicPr>
+                    <pic:cNvPr id="1571109118" name=""/>
+                    <pic:cNvPicPr/>
+                  </pic:nvPicPr>
+                  <pic:blipFill>
+                    <a:blip r:embed="rId8"/>
+                    <a:stretch>
+                      <a:fillRect/>
+                    </a:stretch>
+                  </pic:blipFill>
+                  <pic:spPr>
+                    <a:xfrm>
+                      <a:off x="0" y="0"/>
+                      <a:ext cx="5760720" cy="5728335"/>
+                    </a:xfrm>
+                    <a:prstGeom prst="rect">
+                      <a:avLst/>
+                    </a:prstGeom>
+                  </pic:spPr>
+                </pic:pic>
+              </a:graphicData>
+            </a:graphic>
+          </wp:inline>
+        </w:drawing>
+      </w:r>
+    </w:p>
+    <w:p>
+      <w:pPr>
+        <w:pStyle w:val="Standard"/>
+        <w:spacing w:line="360" w:lineRule="auto"/>
+        <w:rPr>
+          <w:rFonts w:asciiTheme="minorHAnsi" w:hAnsiTheme="minorHAnsi" w:cstheme="minorHAnsi"/>
+          <w:b/>
+          <w:bCs/>
+          <w:sz w:val="28"/>
+          <w:lang w:val="pl-PL"/>
+        </w:rPr>
+      </w:pPr>
+    </w:p>
+    <w:p>
+      <w:pPr>
+        <w:ind w:firstLine="720"/>
+        <w:rPr>
+          <w:b/>
+          <w:bCs/>
+          <w:sz w:val="28"/>
+          <w:szCs w:val="28"/>
+          <w:lang w:val="pl-PL"/>
+        </w:rPr>
+      </w:pPr>
+      <w:r>
+        <w:rPr>
+          <w:b/>
+          <w:bCs/>
+          <w:sz w:val="28"/>
+          <w:szCs w:val="28"/>
+          <w:lang w:val="pl-PL"/>
+        </w:rPr>
+        <w:t>4.1.1. Opisy tekstowe wszystkich aktorów</w:t>
+      </w:r>
+    </w:p>
+    <w:p>
+      <w:pPr>
+        <w:rPr>
+          <w:sz w:val="28"/>
+          <w:szCs w:val="28"/>
+          <w:lang w:val="pl-PL"/>
+        </w:rPr>
+      </w:pPr>
+      <w:r>
+        <w:rPr>
+          <w:b/>
+          <w:bCs/>
+          <w:sz w:val="28"/>
+          <w:szCs w:val="28"/>
+          <w:lang w:val="pl-PL"/>
+        </w:rPr>
+        <w:t>Operator</w:t>
+      </w:r>
+      <w:r>
+        <w:rPr>
+          <w:sz w:val="28"/>
+          <w:szCs w:val="28"/>
+          <w:lang w:val="pl-PL"/>
+        </w:rPr>
+        <w:t xml:space="preserve">: Główny użytkownik systemu, zarządzający panelem głównym. Jest odpowiedzialny za analizę napływających zgłoszeń, przydzielanie misji konkretnym bohaterom lub zespołom, zmianę poziomów zagrożeń oraz koordynację wsparcia z poziomu pulpitu operacyjnego. </w:t>
+      </w:r>
+    </w:p>
+    <w:p>
+      <w:pPr>
+        <w:rPr>
+          <w:sz w:val="28"/>
+          <w:szCs w:val="28"/>
+          <w:lang w:val="pl-PL"/>
+        </w:rPr>
+      </w:pPr>
+      <w:r>
+        <w:rPr>
+          <w:b/>
+          <w:bCs/>
+          <w:sz w:val="28"/>
+          <w:szCs w:val="28"/>
+          <w:lang w:val="pl-PL"/>
+        </w:rPr>
+        <w:t>Bohater</w:t>
+      </w:r>
+      <w:r>
+        <w:rPr>
+          <w:sz w:val="28"/>
+          <w:szCs w:val="28"/>
+          <w:lang w:val="pl-PL"/>
+        </w:rPr>
+        <w:t xml:space="preserve">: Użytkownik polowy posiadający dostęp do aplikacji mobilnej na terminalu odpornym na wstrząsy. Jego rola polega na odbieraniu powiadomień o misjach, raportowaniu zmian statusu misji (np. "przybycie na miejsce", "cel zneutralizowany") oraz przesyłaniu informacji o swoim poziomie energii. </w:t>
+      </w:r>
+    </w:p>
+    <w:p>
+      <w:pPr>
+        <w:rPr>
+          <w:sz w:val="28"/>
+          <w:szCs w:val="28"/>
+          <w:lang w:val="pl-PL"/>
+        </w:rPr>
+      </w:pPr>
+      <w:r>
+        <w:rPr>
+          <w:b/>
+          <w:bCs/>
+          <w:sz w:val="28"/>
+          <w:szCs w:val="28"/>
+          <w:lang w:val="pl-PL"/>
+        </w:rPr>
+        <w:lastRenderedPageBreak/>
+        <w:t>System</w:t>
+      </w:r>
+      <w:r>
+        <w:rPr>
+          <w:sz w:val="28"/>
+          <w:szCs w:val="28"/>
+          <w:lang w:val="pl-PL"/>
+        </w:rPr>
+        <w:t>: Komponent wykonujący zadania w tle. Jest odpowiedzialny za automatyczne monitorowanie parametrów, klasyfikację zgłoszeń przy pomocy algorytmów, wyliczanie wskaźników statystycznych (np. średniego czasu reakcji) oraz uruchamianie procedur awaryjnych.</w:t>
+      </w:r>
+    </w:p>
+    <w:p>
+      <w:pPr>
+        <w:rPr>
+          <w:b/>
+          <w:bCs/>
+          <w:sz w:val="28"/>
+          <w:szCs w:val="28"/>
+          <w:lang w:val="pl-PL"/>
+        </w:rPr>
+      </w:pPr>
+      <w:r>
+        <w:rPr>
+          <w:sz w:val="28"/>
+          <w:szCs w:val="28"/>
+          <w:lang w:val="pl-PL"/>
+        </w:rPr>
+        <w:tab/>
+      </w:r>
+      <w:r>
+        <w:rPr>
+          <w:b/>
+          <w:bCs/>
+          <w:sz w:val="28"/>
+          <w:szCs w:val="28"/>
+          <w:lang w:val="pl-PL"/>
+        </w:rPr>
+        <w:t>4.1.2. Opisy tekstowe wybranych przypadków użycia</w:t>
+      </w:r>
+    </w:p>
+    <w:p>
+      <w:pPr>
+        <w:spacing w:after="0"/>
+        <w:rPr>
+          <w:sz w:val="28"/>
+          <w:szCs w:val="28"/>
+          <w:lang w:val="pl-PL"/>
+        </w:rPr>
+      </w:pPr>
+      <w:r>
+        <w:rPr>
+          <w:sz w:val="28"/>
+          <w:szCs w:val="28"/>
+          <w:lang w:val="pl-PL"/>
+        </w:rPr>
+        <w:t>Opis przypadku użycia "Przydzielenie misji"</w:t>
+      </w:r>
+    </w:p>
+    <w:p>
+      <w:pPr>
+        <w:spacing w:after="0"/>
+        <w:rPr>
+          <w:sz w:val="28"/>
+          <w:szCs w:val="28"/>
+          <w:lang w:val="pl-PL"/>
+        </w:rPr>
+      </w:pPr>
+      <w:r>
+        <w:rPr>
+          <w:sz w:val="28"/>
+          <w:szCs w:val="28"/>
+          <w:lang w:val="pl-PL"/>
+        </w:rPr>
+        <w:t xml:space="preserve">1. Uczestniczący aktorzy  </w:t>
+      </w:r>
+    </w:p>
+    <w:p>
+      <w:pPr>
+        <w:pStyle w:val="Akapitzlist"/>
+        <w:numPr>
+          <w:ilvl w:val="0"/>
+          <w:numId w:val="4"/>
+        </w:numPr>
+        <w:spacing w:after="0"/>
+        <w:rPr>
+          <w:sz w:val="28"/>
+          <w:szCs w:val="28"/>
+        </w:rPr>
+      </w:pPr>
+      <w:r>
+        <w:rPr>
+          <w:sz w:val="28"/>
+          <w:szCs w:val="28"/>
+        </w:rPr>
+        <w:t>Operator</w:t>
+      </w:r>
+    </w:p>
+    <w:p>
+      <w:pPr>
+        <w:spacing w:after="0"/>
+        <w:rPr>
+          <w:sz w:val="28"/>
+          <w:szCs w:val="28"/>
+          <w:lang w:val="pl-PL"/>
+        </w:rPr>
+      </w:pPr>
+      <w:r>
+        <w:rPr>
+          <w:sz w:val="28"/>
+          <w:szCs w:val="28"/>
+          <w:lang w:val="pl-PL"/>
+        </w:rPr>
+        <w:t>2. Podstawowy ciąg zdarzeń:</w:t>
+      </w:r>
+    </w:p>
+    <w:p>
+      <w:pPr>
+        <w:pStyle w:val="Akapitzlist"/>
+        <w:numPr>
+          <w:ilvl w:val="0"/>
+          <w:numId w:val="4"/>
+        </w:numPr>
+        <w:spacing w:after="0"/>
+        <w:rPr>
+          <w:sz w:val="28"/>
+          <w:szCs w:val="28"/>
+        </w:rPr>
+      </w:pPr>
+      <w:r>
+        <w:rPr>
+          <w:sz w:val="28"/>
+          <w:szCs w:val="28"/>
+        </w:rPr>
+        <w:t xml:space="preserve">Operator wybiera nowe zgłoszenie z lewego panelu na Pulpicie Operacyjnym. </w:t>
+      </w:r>
+    </w:p>
+    <w:p>
+      <w:pPr>
+        <w:pStyle w:val="Akapitzlist"/>
+        <w:numPr>
+          <w:ilvl w:val="0"/>
+          <w:numId w:val="4"/>
+        </w:numPr>
+        <w:spacing w:after="0"/>
+        <w:rPr>
+          <w:sz w:val="28"/>
+          <w:szCs w:val="28"/>
+        </w:rPr>
+      </w:pPr>
+      <w:r>
+        <w:rPr>
+          <w:sz w:val="28"/>
+          <w:szCs w:val="28"/>
+        </w:rPr>
+        <w:t xml:space="preserve">System wyświetla formatkę z detalami (rodzaj zagrożenia, stopień 1-5, dokładna lokalizacja). </w:t>
+      </w:r>
+    </w:p>
+    <w:p>
+      <w:pPr>
+        <w:pStyle w:val="Akapitzlist"/>
+        <w:numPr>
+          <w:ilvl w:val="0"/>
+          <w:numId w:val="4"/>
+        </w:numPr>
+        <w:spacing w:after="0"/>
+        <w:rPr>
+          <w:sz w:val="28"/>
+          <w:szCs w:val="28"/>
+        </w:rPr>
+      </w:pPr>
+      <w:r>
+        <w:rPr>
+          <w:sz w:val="28"/>
+          <w:szCs w:val="28"/>
+        </w:rPr>
+        <w:t xml:space="preserve">Operator analizuje prawy panel (Status Jednostek) oraz Bazę Wiedzy o Mocach w celu doboru odpowiedniej jednostki, dopasowując unikalne zdolności do incydentu. </w:t>
+      </w:r>
+    </w:p>
+    <w:p>
+      <w:pPr>
+        <w:pStyle w:val="Akapitzlist"/>
+        <w:numPr>
+          <w:ilvl w:val="0"/>
+          <w:numId w:val="4"/>
+        </w:numPr>
+        <w:spacing w:after="0"/>
+        <w:rPr>
+          <w:sz w:val="28"/>
+          <w:szCs w:val="28"/>
+        </w:rPr>
+      </w:pPr>
+      <w:r>
+        <w:rPr>
+          <w:sz w:val="28"/>
+          <w:szCs w:val="28"/>
+        </w:rPr>
+        <w:t>Operator klika opcję "Przydziel jednostkę" w menu podręcznym.</w:t>
+      </w:r>
+    </w:p>
+    <w:p>
+      <w:pPr>
+        <w:pStyle w:val="Akapitzlist"/>
+        <w:numPr>
+          <w:ilvl w:val="0"/>
+          <w:numId w:val="4"/>
+        </w:numPr>
+        <w:spacing w:after="0"/>
+        <w:rPr>
+          <w:sz w:val="28"/>
+          <w:szCs w:val="28"/>
+        </w:rPr>
+      </w:pPr>
+      <w:r>
+        <w:rPr>
+          <w:sz w:val="28"/>
+          <w:szCs w:val="28"/>
+        </w:rPr>
+        <w:t xml:space="preserve">Operator może skorzystać z dynamicznego łączenia bohaterów na potrzeby misji (Tworzenie zespołu operacyjnego), biorąc pod uwagę synergię ich mocy. </w:t>
+      </w:r>
+    </w:p>
+    <w:p>
+      <w:pPr>
+        <w:pStyle w:val="Akapitzlist"/>
+        <w:numPr>
+          <w:ilvl w:val="0"/>
+          <w:numId w:val="4"/>
+        </w:numPr>
+        <w:spacing w:after="0"/>
+        <w:rPr>
+          <w:sz w:val="28"/>
+          <w:szCs w:val="28"/>
+        </w:rPr>
+      </w:pPr>
+      <w:r>
+        <w:rPr>
+          <w:sz w:val="28"/>
+          <w:szCs w:val="28"/>
+        </w:rPr>
+        <w:t xml:space="preserve">System wysyła powiadomienie do wybranego Bohatera. </w:t>
+      </w:r>
+    </w:p>
+    <w:p>
+      <w:pPr>
+        <w:pStyle w:val="Akapitzlist"/>
+        <w:numPr>
+          <w:ilvl w:val="0"/>
+          <w:numId w:val="4"/>
+        </w:numPr>
+        <w:spacing w:after="0"/>
+        <w:rPr>
+          <w:sz w:val="28"/>
+          <w:szCs w:val="28"/>
+        </w:rPr>
+      </w:pPr>
+      <w:r>
+        <w:rPr>
+          <w:sz w:val="28"/>
+          <w:szCs w:val="28"/>
+        </w:rPr>
+        <w:t>System zmienia status Bohatera w ewidencji.</w:t>
+      </w:r>
+    </w:p>
+    <w:p>
+      <w:pPr>
+        <w:spacing w:after="0"/>
+        <w:rPr>
+          <w:sz w:val="28"/>
+          <w:szCs w:val="28"/>
+          <w:lang w:val="pl-PL"/>
+        </w:rPr>
+      </w:pPr>
+      <w:r>
+        <w:rPr>
+          <w:sz w:val="28"/>
+          <w:szCs w:val="28"/>
+          <w:lang w:val="pl-PL"/>
+        </w:rPr>
+        <w:t>3. Alternatywne ciągi zdarzeń</w:t>
+      </w:r>
+    </w:p>
+    <w:p>
+      <w:pPr>
+        <w:spacing w:after="0"/>
+        <w:rPr>
+          <w:sz w:val="28"/>
+          <w:szCs w:val="28"/>
+          <w:lang w:val="pl-PL"/>
+        </w:rPr>
+      </w:pPr>
+      <w:r>
+        <w:rPr>
+          <w:sz w:val="28"/>
+          <w:szCs w:val="28"/>
+          <w:lang w:val="pl-PL"/>
+        </w:rPr>
+        <w:t>a) Brak dostępnych bohaterów w statusie "Gotowy/a"</w:t>
+      </w:r>
+    </w:p>
+    <w:p>
+      <w:pPr>
+        <w:pStyle w:val="Akapitzlist"/>
+        <w:numPr>
+          <w:ilvl w:val="0"/>
+          <w:numId w:val="5"/>
+        </w:numPr>
+        <w:spacing w:after="0"/>
+        <w:rPr>
+          <w:sz w:val="28"/>
+          <w:szCs w:val="28"/>
+        </w:rPr>
+      </w:pPr>
+      <w:r>
+        <w:rPr>
+          <w:sz w:val="28"/>
+          <w:szCs w:val="28"/>
+        </w:rPr>
+        <w:t xml:space="preserve">System ostrzega Operatora o konieczności wybrania jednostki ze statusu "Regeneracja". </w:t>
+      </w:r>
+    </w:p>
+    <w:p>
+      <w:pPr>
+        <w:spacing w:after="0"/>
+        <w:rPr>
+          <w:sz w:val="28"/>
+          <w:szCs w:val="28"/>
+          <w:lang w:val="pl-PL"/>
+        </w:rPr>
+      </w:pPr>
+      <w:r>
+        <w:rPr>
+          <w:sz w:val="28"/>
+          <w:szCs w:val="28"/>
+          <w:lang w:val="pl-PL"/>
+        </w:rPr>
+        <w:t>4. Zależności czasowe</w:t>
+      </w:r>
+    </w:p>
+    <w:p>
+      <w:pPr>
+        <w:spacing w:after="0"/>
+        <w:rPr>
+          <w:sz w:val="28"/>
+          <w:szCs w:val="28"/>
+          <w:lang w:val="pl-PL"/>
+        </w:rPr>
+      </w:pPr>
+      <w:r>
+        <w:rPr>
+          <w:sz w:val="28"/>
+          <w:szCs w:val="28"/>
+          <w:lang w:val="pl-PL"/>
+        </w:rPr>
+        <w:t>a) Częstotliwość wykonania: Każdorazowo przy pojawieniu się zgłoszenia.</w:t>
+      </w:r>
+    </w:p>
+    <w:p>
+      <w:pPr>
+        <w:spacing w:after="0"/>
+        <w:rPr>
+          <w:sz w:val="28"/>
+          <w:szCs w:val="28"/>
+          <w:lang w:val="pl-PL"/>
+        </w:rPr>
+      </w:pPr>
+      <w:r>
+        <w:rPr>
+          <w:sz w:val="28"/>
+          <w:szCs w:val="28"/>
+          <w:lang w:val="pl-PL"/>
+        </w:rPr>
+        <w:t>b) Przewidywane spiętrzenia: Gdy występuje zagrożenie(wojna/atak terrorystyczny itp.).</w:t>
+      </w:r>
+    </w:p>
+    <w:p>
+      <w:pPr>
+        <w:spacing w:after="0"/>
+        <w:rPr>
+          <w:sz w:val="28"/>
+          <w:szCs w:val="28"/>
+          <w:lang w:val="pl-PL"/>
+        </w:rPr>
+      </w:pPr>
+      <w:r>
+        <w:rPr>
+          <w:sz w:val="28"/>
+          <w:szCs w:val="28"/>
+          <w:lang w:val="pl-PL"/>
+        </w:rPr>
+        <w:t xml:space="preserve">c) Typowy czas realizacji: ~1-2 minuty. </w:t>
+      </w:r>
+    </w:p>
+    <w:p>
+      <w:pPr>
+        <w:spacing w:after="0"/>
+        <w:rPr>
+          <w:sz w:val="28"/>
+          <w:szCs w:val="28"/>
+          <w:lang w:val="pl-PL"/>
+        </w:rPr>
+      </w:pPr>
+      <w:r>
+        <w:rPr>
+          <w:sz w:val="28"/>
+          <w:szCs w:val="28"/>
+          <w:lang w:val="pl-PL"/>
+        </w:rPr>
+        <w:t>d) Maksymalny czas realizacji: &lt; 3 minuty.</w:t>
+      </w:r>
+    </w:p>
+    <w:p>
+      <w:pPr>
+        <w:spacing w:after="0"/>
+        <w:rPr>
+          <w:sz w:val="28"/>
+          <w:szCs w:val="28"/>
+          <w:lang w:val="pl-PL"/>
+        </w:rPr>
+      </w:pPr>
+      <w:r>
+        <w:rPr>
+          <w:sz w:val="28"/>
+          <w:szCs w:val="28"/>
+          <w:lang w:val="pl-PL"/>
+        </w:rPr>
+        <w:t>5. Wartości uzyskiwane przez aktorów</w:t>
+      </w:r>
+    </w:p>
+    <w:p>
+      <w:pPr>
+        <w:pStyle w:val="Akapitzlist"/>
+        <w:numPr>
+          <w:ilvl w:val="0"/>
+          <w:numId w:val="5"/>
+        </w:numPr>
+        <w:spacing w:after="0"/>
+        <w:rPr>
+          <w:sz w:val="28"/>
+          <w:szCs w:val="28"/>
+        </w:rPr>
+      </w:pPr>
+      <w:r>
+        <w:rPr>
+          <w:sz w:val="28"/>
+          <w:szCs w:val="28"/>
+        </w:rPr>
+        <w:t>Zaktualizowanie statusu jednostek na mapie</w:t>
+      </w:r>
+    </w:p>
+    <w:p>
+      <w:pPr>
+        <w:pStyle w:val="Akapitzlist"/>
+        <w:numPr>
+          <w:ilvl w:val="0"/>
+          <w:numId w:val="5"/>
+        </w:numPr>
+        <w:spacing w:after="0"/>
+        <w:rPr>
+          <w:sz w:val="28"/>
+          <w:szCs w:val="28"/>
+        </w:rPr>
+      </w:pPr>
+      <w:r>
+        <w:rPr>
+          <w:sz w:val="28"/>
+          <w:szCs w:val="28"/>
+        </w:rPr>
+        <w:t>Wysłanie bezpośrednich rozkazów do Bohatera na misji.</w:t>
+      </w:r>
+    </w:p>
+    <w:p>
+      <w:pPr>
+        <w:spacing w:after="0"/>
+        <w:rPr>
+          <w:sz w:val="28"/>
+          <w:szCs w:val="28"/>
+          <w:lang w:val="pl-PL"/>
+        </w:rPr>
+      </w:pPr>
+    </w:p>
+    <w:p>
+      <w:pPr>
+        <w:spacing w:after="0"/>
+        <w:rPr>
+          <w:sz w:val="28"/>
+          <w:szCs w:val="28"/>
+          <w:lang w:val="pl-PL"/>
+        </w:rPr>
+      </w:pPr>
+    </w:p>
+    <w:p>
+      <w:pPr>
+        <w:spacing w:after="0"/>
+        <w:rPr>
+          <w:sz w:val="28"/>
+          <w:szCs w:val="28"/>
+          <w:lang w:val="pl-PL"/>
+        </w:rPr>
+      </w:pPr>
+    </w:p>
+    <w:p>
+      <w:pPr>
+        <w:spacing w:after="0"/>
+        <w:rPr>
+          <w:sz w:val="28"/>
+          <w:szCs w:val="28"/>
+          <w:lang w:val="pl-PL"/>
+        </w:rPr>
+      </w:pPr>
+    </w:p>
+    <w:p>
+      <w:pPr>
+        <w:spacing w:after="0"/>
+        <w:rPr>
+          <w:sz w:val="28"/>
+          <w:szCs w:val="28"/>
+          <w:lang w:val="pl-PL"/>
+        </w:rPr>
+      </w:pPr>
+    </w:p>
+    <w:p>
+      <w:pPr>
+        <w:spacing w:after="0"/>
+        <w:rPr>
+          <w:sz w:val="28"/>
+          <w:szCs w:val="28"/>
+          <w:lang w:val="pl-PL"/>
+        </w:rPr>
+      </w:pPr>
+      <w:r>
+        <w:rPr>
+          <w:sz w:val="28"/>
+          <w:szCs w:val="28"/>
+          <w:lang w:val="pl-PL"/>
+        </w:rPr>
+        <w:lastRenderedPageBreak/>
+        <w:t>Opis przypadku użycia "Wysłanie dronów zwiadowczych"</w:t>
+      </w:r>
+    </w:p>
+    <w:p>
+      <w:pPr>
+        <w:spacing w:after="0"/>
+        <w:rPr>
+          <w:sz w:val="28"/>
+          <w:szCs w:val="28"/>
+          <w:lang w:val="pl-PL"/>
+        </w:rPr>
+      </w:pPr>
+      <w:r>
+        <w:rPr>
+          <w:sz w:val="28"/>
+          <w:szCs w:val="28"/>
+          <w:lang w:val="pl-PL"/>
+        </w:rPr>
+        <w:t xml:space="preserve">1. Uczestniczący aktorzy  </w:t>
+      </w:r>
+    </w:p>
+    <w:p>
+      <w:pPr>
+        <w:pStyle w:val="Akapitzlist"/>
+        <w:numPr>
+          <w:ilvl w:val="0"/>
+          <w:numId w:val="6"/>
+        </w:numPr>
+        <w:spacing w:after="0"/>
+        <w:rPr>
+          <w:sz w:val="28"/>
+          <w:szCs w:val="28"/>
+        </w:rPr>
+      </w:pPr>
+      <w:r>
+        <w:rPr>
+          <w:sz w:val="28"/>
+          <w:szCs w:val="28"/>
+        </w:rPr>
+        <w:t>Operator</w:t>
+      </w:r>
+    </w:p>
+    <w:p>
+      <w:pPr>
+        <w:spacing w:after="0"/>
+        <w:rPr>
+          <w:sz w:val="28"/>
+          <w:szCs w:val="28"/>
+          <w:lang w:val="pl-PL"/>
+        </w:rPr>
+      </w:pPr>
+      <w:r>
+        <w:rPr>
+          <w:sz w:val="28"/>
+          <w:szCs w:val="28"/>
+          <w:lang w:val="pl-PL"/>
+        </w:rPr>
+        <w:t>2. Podstawowy ciąg zdarzeń</w:t>
+      </w:r>
+    </w:p>
+    <w:p>
+      <w:pPr>
+        <w:pStyle w:val="Akapitzlist"/>
+        <w:numPr>
+          <w:ilvl w:val="0"/>
+          <w:numId w:val="6"/>
+        </w:numPr>
+        <w:spacing w:after="0"/>
+        <w:rPr>
+          <w:sz w:val="28"/>
+          <w:szCs w:val="28"/>
+        </w:rPr>
+      </w:pPr>
+      <w:r>
+        <w:rPr>
+          <w:sz w:val="28"/>
+          <w:szCs w:val="28"/>
+        </w:rPr>
+        <w:t xml:space="preserve">Operator otrzymuje krytyczny alert bezpieczeństwa wysłanego przez System. </w:t>
+      </w:r>
+    </w:p>
+    <w:p>
+      <w:pPr>
+        <w:pStyle w:val="Akapitzlist"/>
+        <w:numPr>
+          <w:ilvl w:val="0"/>
+          <w:numId w:val="6"/>
+        </w:numPr>
+        <w:spacing w:after="0"/>
+        <w:rPr>
+          <w:sz w:val="28"/>
+          <w:szCs w:val="28"/>
+        </w:rPr>
+      </w:pPr>
+      <w:r>
+        <w:rPr>
+          <w:sz w:val="28"/>
+          <w:szCs w:val="28"/>
+        </w:rPr>
+        <w:t>Operator widzi, którego Bohatera to dotyczy, jego ostatnią lokalizację oraz ostatni czas łączności z Bohaterem.</w:t>
+      </w:r>
+    </w:p>
+    <w:p>
+      <w:pPr>
+        <w:pStyle w:val="Akapitzlist"/>
+        <w:numPr>
+          <w:ilvl w:val="0"/>
+          <w:numId w:val="6"/>
+        </w:numPr>
+        <w:spacing w:after="0"/>
+        <w:rPr>
+          <w:sz w:val="28"/>
+          <w:szCs w:val="28"/>
+        </w:rPr>
+      </w:pPr>
+      <w:r>
+        <w:rPr>
+          <w:sz w:val="28"/>
+          <w:szCs w:val="28"/>
+        </w:rPr>
+        <w:t xml:space="preserve"> Operator zatwierdza wysłanie dronów zwiadowczych klikając przycisk "Potwierdź autostart dronów zwiadowczych". </w:t>
+      </w:r>
+    </w:p>
+    <w:p>
+      <w:pPr>
+        <w:pStyle w:val="Akapitzlist"/>
+        <w:numPr>
+          <w:ilvl w:val="0"/>
+          <w:numId w:val="6"/>
+        </w:numPr>
+        <w:spacing w:after="0"/>
+        <w:rPr>
+          <w:sz w:val="28"/>
+          <w:szCs w:val="28"/>
+        </w:rPr>
+      </w:pPr>
+      <w:r>
+        <w:rPr>
+          <w:sz w:val="28"/>
+          <w:szCs w:val="28"/>
+        </w:rPr>
+        <w:t>Powiadomienie znika po wysłaniu dronów zwiadowczych.</w:t>
+      </w:r>
+    </w:p>
+    <w:p>
+      <w:pPr>
+        <w:spacing w:after="0"/>
+        <w:rPr>
+          <w:sz w:val="28"/>
+          <w:szCs w:val="28"/>
+          <w:lang w:val="pl-PL"/>
+        </w:rPr>
+      </w:pPr>
+      <w:r>
+        <w:rPr>
+          <w:sz w:val="28"/>
+          <w:szCs w:val="28"/>
+          <w:lang w:val="pl-PL"/>
+        </w:rPr>
+        <w:t>3. Alternatywne ciągi zdarzeń</w:t>
+      </w:r>
+    </w:p>
+    <w:p>
+      <w:pPr>
+        <w:spacing w:after="0"/>
+        <w:rPr>
+          <w:sz w:val="28"/>
+          <w:szCs w:val="28"/>
+          <w:lang w:val="pl-PL"/>
+        </w:rPr>
+      </w:pPr>
+      <w:r>
+        <w:rPr>
+          <w:sz w:val="28"/>
+          <w:szCs w:val="28"/>
+          <w:lang w:val="pl-PL"/>
+        </w:rPr>
+        <w:t>a) Anulowanie alarmu.</w:t>
+      </w:r>
+    </w:p>
+    <w:p>
+      <w:pPr>
+        <w:pStyle w:val="Akapitzlist"/>
+        <w:numPr>
+          <w:ilvl w:val="0"/>
+          <w:numId w:val="7"/>
+        </w:numPr>
+        <w:spacing w:after="0"/>
+        <w:rPr>
+          <w:sz w:val="28"/>
+          <w:szCs w:val="28"/>
+        </w:rPr>
+      </w:pPr>
+      <w:r>
+        <w:rPr>
+          <w:sz w:val="28"/>
+          <w:szCs w:val="28"/>
+        </w:rPr>
+        <w:t>Operator uznaje to za fałszywy alarm i anuluje wysłanie dronów zwiadowczych klikając na powiadomieniu od Systemu "Anuluj procedurę ratunkową".</w:t>
+      </w:r>
+    </w:p>
+    <w:p>
+      <w:pPr>
+        <w:spacing w:after="0"/>
+        <w:rPr>
+          <w:sz w:val="28"/>
+          <w:szCs w:val="28"/>
+          <w:lang w:val="pl-PL"/>
+        </w:rPr>
+      </w:pPr>
+      <w:r>
+        <w:rPr>
+          <w:sz w:val="28"/>
+          <w:szCs w:val="28"/>
+          <w:lang w:val="pl-PL"/>
+        </w:rPr>
+        <w:t>b) Operator sam wysyła drony</w:t>
+      </w:r>
+    </w:p>
+    <w:p>
+      <w:pPr>
+        <w:pStyle w:val="Akapitzlist"/>
+        <w:numPr>
+          <w:ilvl w:val="0"/>
+          <w:numId w:val="7"/>
+        </w:numPr>
+        <w:spacing w:after="0"/>
+        <w:rPr>
+          <w:sz w:val="28"/>
+          <w:szCs w:val="28"/>
+        </w:rPr>
+      </w:pPr>
+      <w:r>
+        <w:rPr>
+          <w:sz w:val="28"/>
+          <w:szCs w:val="28"/>
+        </w:rPr>
+        <w:t xml:space="preserve">Operator klika na ikonę Incydentu prawym przyciskiem myszy, rozwija mu się Menu podręczne, wybiera „Wyślij </w:t>
+      </w:r>
+      <w:proofErr w:type="spellStart"/>
+      <w:r>
+        <w:rPr>
+          <w:sz w:val="28"/>
+          <w:szCs w:val="28"/>
+        </w:rPr>
+        <w:t>drona</w:t>
+      </w:r>
+      <w:proofErr w:type="spellEnd"/>
+      <w:r>
+        <w:rPr>
+          <w:sz w:val="28"/>
+          <w:szCs w:val="28"/>
+        </w:rPr>
+        <w:t xml:space="preserve"> zwiadowczego”.</w:t>
+      </w:r>
+    </w:p>
+    <w:p>
+      <w:pPr>
+        <w:spacing w:after="0"/>
+        <w:rPr>
+          <w:sz w:val="28"/>
+          <w:szCs w:val="28"/>
+          <w:lang w:val="pl-PL"/>
+        </w:rPr>
+      </w:pPr>
+      <w:r>
+        <w:rPr>
+          <w:sz w:val="28"/>
+          <w:szCs w:val="28"/>
+          <w:lang w:val="pl-PL"/>
+        </w:rPr>
+        <w:t>4. Zależności czasowe</w:t>
+      </w:r>
+    </w:p>
+    <w:p>
+      <w:pPr>
+        <w:spacing w:after="0"/>
+        <w:rPr>
+          <w:sz w:val="28"/>
+          <w:szCs w:val="28"/>
+          <w:lang w:val="pl-PL"/>
+        </w:rPr>
+      </w:pPr>
+      <w:r>
+        <w:rPr>
+          <w:sz w:val="28"/>
+          <w:szCs w:val="28"/>
+          <w:lang w:val="pl-PL"/>
+        </w:rPr>
+        <w:t>a) Częstotliwość wykonania: Sytuacje awaryjne i zagrażające życiu.</w:t>
+      </w:r>
+    </w:p>
+    <w:p>
+      <w:pPr>
+        <w:spacing w:after="0"/>
+        <w:rPr>
+          <w:sz w:val="28"/>
+          <w:szCs w:val="28"/>
+          <w:lang w:val="pl-PL"/>
+        </w:rPr>
+      </w:pPr>
+      <w:r>
+        <w:rPr>
+          <w:sz w:val="28"/>
+          <w:szCs w:val="28"/>
+          <w:lang w:val="pl-PL"/>
+        </w:rPr>
+        <w:t>b) Przewidywane spiętrzenia: Wszyscy Bohaterowie na misji potrzebują w tym samym czasie pomocy.</w:t>
+      </w:r>
+    </w:p>
+    <w:p>
+      <w:pPr>
+        <w:spacing w:after="0"/>
+        <w:rPr>
+          <w:sz w:val="28"/>
+          <w:szCs w:val="28"/>
+          <w:lang w:val="pl-PL"/>
+        </w:rPr>
+      </w:pPr>
+      <w:r>
+        <w:rPr>
+          <w:sz w:val="28"/>
+          <w:szCs w:val="28"/>
+          <w:lang w:val="pl-PL"/>
+        </w:rPr>
+        <w:t>c) Typowy czas realizacji: ~5 sekund.</w:t>
+      </w:r>
+    </w:p>
+    <w:p>
+      <w:pPr>
+        <w:spacing w:after="0"/>
+        <w:rPr>
+          <w:sz w:val="28"/>
+          <w:szCs w:val="28"/>
+          <w:lang w:val="pl-PL"/>
+        </w:rPr>
+      </w:pPr>
+      <w:r>
+        <w:rPr>
+          <w:sz w:val="28"/>
+          <w:szCs w:val="28"/>
+          <w:lang w:val="pl-PL"/>
+        </w:rPr>
+        <w:t>d) Maksymalny czas realizacji: ~30 sekund.</w:t>
+      </w:r>
+    </w:p>
+    <w:p>
+      <w:pPr>
+        <w:spacing w:after="0"/>
+        <w:rPr>
+          <w:sz w:val="28"/>
+          <w:szCs w:val="28"/>
+          <w:lang w:val="pl-PL"/>
+        </w:rPr>
+      </w:pPr>
+      <w:r>
+        <w:rPr>
+          <w:sz w:val="28"/>
+          <w:szCs w:val="28"/>
+          <w:lang w:val="pl-PL"/>
+        </w:rPr>
+        <w:t>5. Wartości uzyskiwane przez aktorów</w:t>
+      </w:r>
+    </w:p>
+    <w:p>
+      <w:pPr>
+        <w:pStyle w:val="Akapitzlist"/>
+        <w:numPr>
+          <w:ilvl w:val="0"/>
+          <w:numId w:val="7"/>
+        </w:numPr>
+        <w:spacing w:after="0"/>
+        <w:rPr>
+          <w:sz w:val="28"/>
+          <w:szCs w:val="28"/>
+        </w:rPr>
+      </w:pPr>
+      <w:r>
+        <w:rPr>
+          <w:sz w:val="28"/>
+          <w:szCs w:val="28"/>
+        </w:rPr>
+        <w:t>Komunikat informujący o powodzeniu lub niepowodzeniu operacji</w:t>
+      </w:r>
+    </w:p>
+    <w:p>
+      <w:pPr>
+        <w:spacing w:after="0"/>
+        <w:rPr>
+          <w:sz w:val="28"/>
+          <w:szCs w:val="28"/>
+          <w:lang w:val="pl-PL"/>
+        </w:rPr>
+      </w:pPr>
+    </w:p>
+    <w:p>
+      <w:pPr>
+        <w:spacing w:after="0"/>
+        <w:rPr>
+          <w:sz w:val="28"/>
+          <w:szCs w:val="28"/>
+          <w:lang w:val="pl-PL"/>
+        </w:rPr>
+      </w:pPr>
+      <w:r>
+        <w:rPr>
+          <w:sz w:val="28"/>
+          <w:szCs w:val="28"/>
+          <w:lang w:val="pl-PL"/>
+        </w:rPr>
+        <w:t>Opis przypadku użycia "Raportowanie zmiany statusu"</w:t>
+      </w:r>
+    </w:p>
+    <w:p>
+      <w:pPr>
+        <w:spacing w:after="0"/>
+        <w:rPr>
+          <w:sz w:val="28"/>
+          <w:szCs w:val="28"/>
+          <w:lang w:val="pl-PL"/>
+        </w:rPr>
+      </w:pPr>
+      <w:r>
+        <w:rPr>
+          <w:sz w:val="28"/>
+          <w:szCs w:val="28"/>
+          <w:lang w:val="pl-PL"/>
+        </w:rPr>
+        <w:t xml:space="preserve">1. Uczestniczący aktorzy </w:t>
+      </w:r>
+    </w:p>
+    <w:p>
+      <w:pPr>
+        <w:pStyle w:val="Akapitzlist"/>
+        <w:numPr>
+          <w:ilvl w:val="0"/>
+          <w:numId w:val="11"/>
+        </w:numPr>
+        <w:spacing w:after="0"/>
+        <w:rPr>
+          <w:sz w:val="28"/>
+          <w:szCs w:val="28"/>
+        </w:rPr>
+      </w:pPr>
+      <w:r>
+        <w:rPr>
+          <w:sz w:val="28"/>
+          <w:szCs w:val="28"/>
+        </w:rPr>
+        <w:t>Bohater</w:t>
+      </w:r>
+    </w:p>
+    <w:p>
+      <w:pPr>
+        <w:spacing w:after="0"/>
+        <w:rPr>
+          <w:sz w:val="28"/>
+          <w:szCs w:val="28"/>
+          <w:lang w:val="pl-PL"/>
+        </w:rPr>
+      </w:pPr>
+      <w:r>
+        <w:rPr>
+          <w:sz w:val="28"/>
+          <w:szCs w:val="28"/>
+          <w:lang w:val="pl-PL"/>
+        </w:rPr>
+        <w:t>2. Podstawowy ciąg zdarzeń</w:t>
+      </w:r>
+    </w:p>
+    <w:p>
+      <w:pPr>
+        <w:pStyle w:val="Akapitzlist"/>
+        <w:numPr>
+          <w:ilvl w:val="0"/>
+          <w:numId w:val="8"/>
+        </w:numPr>
+        <w:spacing w:after="0"/>
+        <w:rPr>
+          <w:sz w:val="28"/>
+          <w:szCs w:val="28"/>
+        </w:rPr>
+      </w:pPr>
+      <w:r>
+        <w:rPr>
+          <w:sz w:val="28"/>
+          <w:szCs w:val="28"/>
+        </w:rPr>
+        <w:t xml:space="preserve">Bohater dociera na miejsce akcji lub wykonuje etap misji. </w:t>
+      </w:r>
+    </w:p>
+    <w:p>
+      <w:pPr>
+        <w:pStyle w:val="Akapitzlist"/>
+        <w:numPr>
+          <w:ilvl w:val="0"/>
+          <w:numId w:val="8"/>
+        </w:numPr>
+        <w:spacing w:after="0"/>
+        <w:rPr>
+          <w:sz w:val="28"/>
+          <w:szCs w:val="28"/>
+        </w:rPr>
+      </w:pPr>
+      <w:r>
+        <w:rPr>
+          <w:sz w:val="28"/>
+          <w:szCs w:val="28"/>
+        </w:rPr>
+        <w:t xml:space="preserve">Bohater otwiera dedykowaną aplikację mobilną na swoim terminalu. </w:t>
+      </w:r>
+    </w:p>
+    <w:p>
+      <w:pPr>
+        <w:pStyle w:val="Akapitzlist"/>
+        <w:numPr>
+          <w:ilvl w:val="0"/>
+          <w:numId w:val="8"/>
+        </w:numPr>
+        <w:spacing w:after="0"/>
+        <w:rPr>
+          <w:sz w:val="28"/>
+          <w:szCs w:val="28"/>
+        </w:rPr>
+      </w:pPr>
+      <w:r>
+        <w:rPr>
+          <w:sz w:val="28"/>
+          <w:szCs w:val="28"/>
+        </w:rPr>
+        <w:t xml:space="preserve">Bohater przesyła zaktualizowany status, np. "przybycie na miejsce" lub "cel zneutralizowany". </w:t>
+      </w:r>
+    </w:p>
+    <w:p>
+      <w:pPr>
+        <w:pStyle w:val="Akapitzlist"/>
+        <w:numPr>
+          <w:ilvl w:val="0"/>
+          <w:numId w:val="8"/>
+        </w:numPr>
+        <w:spacing w:after="0"/>
+        <w:rPr>
+          <w:sz w:val="28"/>
+          <w:szCs w:val="28"/>
+        </w:rPr>
+      </w:pPr>
+      <w:r>
+        <w:rPr>
+          <w:sz w:val="28"/>
+          <w:szCs w:val="28"/>
+        </w:rPr>
+        <w:t xml:space="preserve">System odbiera dane z aplikacji i aktualizuje prawy panel (Status Jednostek) na ekranie Operatora. </w:t>
+      </w:r>
+    </w:p>
+    <w:p>
+      <w:pPr>
+        <w:spacing w:after="0"/>
+        <w:rPr>
+          <w:sz w:val="28"/>
+          <w:szCs w:val="28"/>
+          <w:lang w:val="pl-PL"/>
+        </w:rPr>
+      </w:pPr>
+      <w:r>
+        <w:rPr>
+          <w:sz w:val="28"/>
+          <w:szCs w:val="28"/>
+          <w:lang w:val="pl-PL"/>
+        </w:rPr>
+        <w:t>3. Alternatywne ciągi zdarzeń</w:t>
+      </w:r>
+    </w:p>
+    <w:p>
+      <w:pPr>
+        <w:spacing w:after="0"/>
+        <w:rPr>
+          <w:sz w:val="28"/>
+          <w:szCs w:val="28"/>
+          <w:lang w:val="pl-PL"/>
+        </w:rPr>
+      </w:pPr>
+      <w:r>
+        <w:rPr>
+          <w:sz w:val="28"/>
+          <w:szCs w:val="28"/>
+          <w:lang w:val="pl-PL"/>
+        </w:rPr>
+        <w:t xml:space="preserve">a) Niski poziom energii </w:t>
+      </w:r>
+    </w:p>
+    <w:p>
+      <w:pPr>
+        <w:pStyle w:val="Akapitzlist"/>
+        <w:numPr>
+          <w:ilvl w:val="0"/>
+          <w:numId w:val="9"/>
+        </w:numPr>
+        <w:spacing w:after="0"/>
+        <w:rPr>
+          <w:sz w:val="28"/>
+          <w:szCs w:val="28"/>
+        </w:rPr>
+      </w:pPr>
+      <w:r>
+        <w:rPr>
+          <w:sz w:val="28"/>
+          <w:szCs w:val="28"/>
+        </w:rPr>
+        <w:lastRenderedPageBreak/>
+        <w:t xml:space="preserve">Bohater wraz z przesyłaniem statusu aktualizuje na swoim terminalu spadek paska energii/mocy. </w:t>
+      </w:r>
+    </w:p>
+    <w:p>
+      <w:pPr>
+        <w:pStyle w:val="Akapitzlist"/>
+        <w:numPr>
+          <w:ilvl w:val="0"/>
+          <w:numId w:val="9"/>
+        </w:numPr>
+        <w:spacing w:after="0"/>
+        <w:rPr>
+          <w:sz w:val="28"/>
+          <w:szCs w:val="28"/>
+        </w:rPr>
+      </w:pPr>
+      <w:r>
+        <w:rPr>
+          <w:sz w:val="28"/>
+          <w:szCs w:val="28"/>
+        </w:rPr>
+        <w:t xml:space="preserve">Zmiana aktualizowana jest na liście dostępności Operatora. </w:t>
+      </w:r>
+    </w:p>
+    <w:p>
+      <w:pPr>
+        <w:spacing w:after="0"/>
+        <w:rPr>
+          <w:sz w:val="28"/>
+          <w:szCs w:val="28"/>
+          <w:lang w:val="pl-PL"/>
+        </w:rPr>
+      </w:pPr>
+      <w:r>
+        <w:rPr>
+          <w:sz w:val="28"/>
+          <w:szCs w:val="28"/>
+          <w:lang w:val="pl-PL"/>
+        </w:rPr>
+        <w:t>4. Zależności czasowe</w:t>
+      </w:r>
+    </w:p>
+    <w:p>
+      <w:pPr>
+        <w:spacing w:after="0"/>
+        <w:rPr>
+          <w:sz w:val="28"/>
+          <w:szCs w:val="28"/>
+          <w:lang w:val="pl-PL"/>
+        </w:rPr>
+      </w:pPr>
+      <w:r>
+        <w:rPr>
+          <w:sz w:val="28"/>
+          <w:szCs w:val="28"/>
+          <w:lang w:val="pl-PL"/>
+        </w:rPr>
+        <w:t>a) Częstotliwość wykonania: Kilkukrotnie podczas trwania każdej misji.</w:t>
+      </w:r>
+    </w:p>
+    <w:p>
+      <w:pPr>
+        <w:spacing w:after="0"/>
+        <w:rPr>
+          <w:sz w:val="28"/>
+          <w:szCs w:val="28"/>
+          <w:lang w:val="pl-PL"/>
+        </w:rPr>
+      </w:pPr>
+      <w:r>
+        <w:rPr>
+          <w:sz w:val="28"/>
+          <w:szCs w:val="28"/>
+          <w:lang w:val="pl-PL"/>
+        </w:rPr>
+        <w:t>b) Przewidywane spiętrzenia: Duża ilość misji</w:t>
+      </w:r>
+    </w:p>
+    <w:p>
+      <w:pPr>
+        <w:spacing w:after="0"/>
+        <w:rPr>
+          <w:sz w:val="28"/>
+          <w:szCs w:val="28"/>
+          <w:lang w:val="pl-PL"/>
+        </w:rPr>
+      </w:pPr>
+      <w:r>
+        <w:rPr>
+          <w:sz w:val="28"/>
+          <w:szCs w:val="28"/>
+          <w:lang w:val="pl-PL"/>
+        </w:rPr>
+        <w:t>c) Typowy czas realizacji: ~10 sekund.</w:t>
+      </w:r>
+    </w:p>
+    <w:p>
+      <w:pPr>
+        <w:spacing w:after="0"/>
+        <w:rPr>
+          <w:sz w:val="28"/>
+          <w:szCs w:val="28"/>
+          <w:lang w:val="pl-PL"/>
+        </w:rPr>
+      </w:pPr>
+      <w:r>
+        <w:rPr>
+          <w:sz w:val="28"/>
+          <w:szCs w:val="28"/>
+          <w:lang w:val="pl-PL"/>
+        </w:rPr>
+        <w:t>d) Maksymalny czas realizacji: &gt;60 sekund.</w:t>
+      </w:r>
+    </w:p>
+    <w:p>
+      <w:pPr>
+        <w:spacing w:after="0"/>
+        <w:rPr>
+          <w:sz w:val="28"/>
+          <w:szCs w:val="28"/>
+          <w:lang w:val="pl-PL"/>
+        </w:rPr>
+      </w:pPr>
+      <w:r>
+        <w:rPr>
+          <w:sz w:val="28"/>
+          <w:szCs w:val="28"/>
+          <w:lang w:val="pl-PL"/>
+        </w:rPr>
+        <w:t>5. Wartości uzyskiwane przez aktorów</w:t>
+      </w:r>
+    </w:p>
+    <w:p>
+      <w:pPr>
+        <w:pStyle w:val="Akapitzlist"/>
+        <w:numPr>
+          <w:ilvl w:val="0"/>
+          <w:numId w:val="10"/>
+        </w:numPr>
+        <w:spacing w:after="0"/>
+        <w:rPr>
+          <w:sz w:val="28"/>
+          <w:szCs w:val="28"/>
+        </w:rPr>
+      </w:pPr>
+      <w:r>
+        <w:rPr>
+          <w:sz w:val="28"/>
+          <w:szCs w:val="28"/>
+        </w:rPr>
+        <w:t>Dostarczenie do Systemu i Operatora aktualnych danych z pola walki.</w:t>
+      </w:r>
+    </w:p>
+    <w:p>
+      <w:pPr>
+        <w:spacing w:after="0"/>
+        <w:rPr>
+          <w:sz w:val="28"/>
+          <w:szCs w:val="28"/>
+          <w:lang w:val="pl-PL"/>
+        </w:rPr>
+      </w:pPr>
+    </w:p>
+    <w:p>
+      <w:pPr>
+        <w:spacing w:after="0"/>
+        <w:rPr>
+          <w:b/>
+          <w:bCs/>
+          <w:sz w:val="28"/>
+          <w:szCs w:val="28"/>
+          <w:lang w:val="pl-PL"/>
+        </w:rPr>
+      </w:pPr>
+      <w:r>
+        <w:rPr>
+          <w:b/>
+          <w:bCs/>
+          <w:sz w:val="28"/>
+          <w:szCs w:val="28"/>
+          <w:lang w:val="pl-PL"/>
+        </w:rPr>
+        <w:t>4.2. Diagramy czynności</w:t>
+      </w:r>
+    </w:p>
+    <w:p>
+      <w:pPr>
+        <w:spacing w:after="0"/>
+        <w:rPr>
+          <w:b/>
+          <w:bCs/>
+          <w:sz w:val="28"/>
+          <w:szCs w:val="28"/>
+          <w:lang w:val="pl-PL"/>
+        </w:rPr>
+      </w:pPr>
+      <w:r>
+        <w:rPr>
+          <w:b/>
+          <w:bCs/>
+          <w:sz w:val="28"/>
+          <w:szCs w:val="28"/>
+          <w:lang w:val="pl-PL"/>
+        </w:rPr>
+        <w:t>4.3. Diagramy interakcji z opisem tekstowym komunikatów</w:t>
+      </w:r>
+    </w:p>
+    <w:p>
+      <w:pPr>
+        <w:rPr>
+          <w:sz w:val="28"/>
+          <w:szCs w:val="28"/>
+          <w:lang w:val="pl-PL"/>
+        </w:rPr>
+      </w:pPr>
+    </w:p>
+    <w:p>
+      <w:pPr>
+        <w:rPr>
+          <w:b/>
+          <w:bCs/>
+          <w:sz w:val="28"/>
+          <w:szCs w:val="28"/>
+          <w:lang w:val="pl-PL"/>
+        </w:rPr>
+      </w:pPr>
+      <w:r>
+        <w:rPr>
+          <w:b/>
+          <w:bCs/>
+          <w:sz w:val="28"/>
+          <w:szCs w:val="28"/>
+          <w:lang w:val="pl-PL"/>
+        </w:rPr>
+        <w:t>5. Perspektywa projektowa:</w:t>
+      </w:r>
+    </w:p>
+    <w:p>
+      <w:pPr>
+        <w:ind w:firstLine="720"/>
+        <w:rPr>
+          <w:b/>
+          <w:bCs/>
+          <w:sz w:val="28"/>
+          <w:szCs w:val="28"/>
+          <w:lang w:val="pl-PL"/>
+        </w:rPr>
+      </w:pPr>
+      <w:r>
+        <w:rPr>
+          <w:b/>
+          <w:bCs/>
+          <w:sz w:val="28"/>
+          <w:szCs w:val="28"/>
+          <w:lang w:val="pl-PL"/>
+        </w:rPr>
+        <w:t>5.0. Proponowana architektura systemu wraz z opisem</w:t>
+      </w:r>
+    </w:p>
+    <w:p>
+      <w:pPr>
+        <w:ind w:firstLine="720"/>
+        <w:rPr>
+          <w:b/>
+          <w:bCs/>
+          <w:sz w:val="28"/>
+          <w:szCs w:val="28"/>
+          <w:lang w:val="pl-PL"/>
+        </w:rPr>
+      </w:pPr>
+      <w:r>
+        <w:rPr>
+          <w:b/>
+          <w:bCs/>
+          <w:sz w:val="28"/>
+          <w:szCs w:val="28"/>
+          <w:lang w:val="pl-PL"/>
+        </w:rPr>
+        <w:t>5.1. Diagram(-y) klas</w:t>
+      </w:r>
+    </w:p>
+    <w:p>
+      <w:pPr>
+        <w:ind w:firstLine="720"/>
+        <w:rPr>
+          <w:b/>
+          <w:bCs/>
+          <w:sz w:val="28"/>
+          <w:szCs w:val="28"/>
+          <w:lang w:val="pl-PL"/>
+        </w:rPr>
+      </w:pPr>
+      <w:r>
+        <w:rPr>
+          <w:b/>
+          <w:bCs/>
+          <w:noProof/>
+          <w:sz w:val="32"/>
+          <w:szCs w:val="32"/>
+          <w:lang w:val="pl-PL"/>
+        </w:rPr>
+        <w:drawing>
+          <wp:inline distT="0" distB="0" distL="0" distR="0" wp14:anchorId="404A5282" wp14:editId="4B02C78F">
+            <wp:extent cx="4410109" cy="4549140"/>
+            <wp:effectExtent l="0" t="0" r="9525" b="3810"/>
+            <wp:docPr id="1797671424" name="Obraz 1"/>
+            <wp:cNvGraphicFramePr>
+              <a:graphicFrameLocks xmlns:a="http://schemas.openxmlformats.org/drawingml/2006/main" noChangeAspect="1"/>
+            </wp:cNvGraphicFramePr>
+            <a:graphic xmlns:a="http://schemas.openxmlformats.org/drawingml/2006/main">
+              <a:graphicData uri="http://schemas.openxmlformats.org/drawingml/2006/picture">
+                <pic:pic xmlns:pic="http://schemas.openxmlformats.org/drawingml/2006/picture">
+                  <pic:nvPicPr>
+                    <pic:cNvPr id="1797671424" name=""/>
+                    <pic:cNvPicPr/>
+                  </pic:nvPicPr>
+                  <pic:blipFill>
+                    <a:blip r:embed="rId9"/>
+                    <a:stretch>
+                      <a:fillRect/>
+                    </a:stretch>
+                  </pic:blipFill>
+                  <pic:spPr>
+                    <a:xfrm>
+                      <a:off x="0" y="0"/>
+                      <a:ext cx="4412949" cy="4552070"/>
+                    </a:xfrm>
+                    <a:prstGeom prst="rect">
+                      <a:avLst/>
+                    </a:prstGeom>
+                  </pic:spPr>
+                </pic:pic>
+              </a:graphicData>
+            </a:graphic>
+          </wp:inline>
+        </w:drawing>
+      </w:r>
+    </w:p>
+    <w:p>
+      <w:pPr>
+        <w:ind w:firstLine="720"/>
+        <w:rPr>
+          <w:b/>
+          <w:bCs/>
+          <w:sz w:val="28"/>
+          <w:szCs w:val="28"/>
+          <w:lang w:val="pl-PL"/>
+        </w:rPr>
+      </w:pPr>
+      <w:r>
+        <w:rPr>
+          <w:b/>
+          <w:bCs/>
+          <w:sz w:val="28"/>
+          <w:szCs w:val="28"/>
+          <w:lang w:val="pl-PL"/>
+        </w:rPr>
+        <w:lastRenderedPageBreak/>
+        <w:t>5.2. Uporządkowany alfabetycznie wykaz wszystkich klas, zawierający:</w:t>
+      </w:r>
+      <w:r>
+        <w:rPr>
+          <w:b/>
+          <w:bCs/>
+          <w:sz w:val="28"/>
+          <w:szCs w:val="28"/>
+          <w:lang w:val="pl-PL"/>
+        </w:rPr>
+        <w:br/>
+        <w:t>                - krótki opis tekstowy</w:t>
+      </w:r>
+      <w:r>
+        <w:rPr>
+          <w:b/>
+          <w:bCs/>
+          <w:sz w:val="28"/>
+          <w:szCs w:val="28"/>
+          <w:lang w:val="pl-PL"/>
+        </w:rPr>
+        <w:br/>
+        <w:t>                - wykaz wszystkich zidentyfikowanych atrybutów i metod</w:t>
+      </w:r>
+    </w:p>
+    <w:p>
+      <w:pPr>
+        <w:rPr>
+          <w:b/>
+          <w:bCs/>
+          <w:sz w:val="28"/>
+          <w:szCs w:val="28"/>
+          <w:lang w:val="pl-PL"/>
+        </w:rPr>
+      </w:pPr>
+      <w:r>
+        <w:rPr>
+          <w:b/>
+          <w:bCs/>
+          <w:sz w:val="28"/>
+          <w:szCs w:val="28"/>
+          <w:lang w:val="pl-PL"/>
+        </w:rPr>
+        <w:t>Bohater</w:t>
+      </w:r>
+    </w:p>
+    <w:p>
+      <w:pPr>
+        <w:spacing w:after="0"/>
+        <w:rPr>
+          <w:sz w:val="28"/>
+          <w:szCs w:val="28"/>
+          <w:lang w:val="pl-PL"/>
+        </w:rPr>
+      </w:pPr>
+      <w:r>
+        <w:rPr>
+          <w:b/>
+          <w:bCs/>
+          <w:sz w:val="28"/>
+          <w:szCs w:val="28"/>
+          <w:lang w:val="pl-PL"/>
+        </w:rPr>
+        <w:t>Opis</w:t>
+      </w:r>
+      <w:r>
+        <w:rPr>
+          <w:sz w:val="28"/>
+          <w:szCs w:val="28"/>
+          <w:lang w:val="pl-PL"/>
+        </w:rPr>
+        <w:t xml:space="preserve">: </w:t>
+      </w:r>
+    </w:p>
+    <w:p>
+      <w:pPr>
+        <w:spacing w:after="0"/>
+        <w:rPr>
+          <w:sz w:val="28"/>
+          <w:szCs w:val="28"/>
+          <w:lang w:val="pl-PL"/>
+        </w:rPr>
+      </w:pPr>
+      <w:r>
+        <w:rPr>
+          <w:sz w:val="28"/>
+          <w:szCs w:val="28"/>
+          <w:lang w:val="pl-PL"/>
+        </w:rPr>
+        <w:t>Klasa reprezentująca Bohatera występującego w bazie. Atrybuty opisują dane osobowe bohatera, jego status, stan, lokalizację oraz czy posiada kamerę.</w:t>
+      </w:r>
+    </w:p>
+    <w:p>
+      <w:pPr>
+        <w:spacing w:after="0"/>
+        <w:rPr>
+          <w:sz w:val="28"/>
+          <w:szCs w:val="28"/>
+          <w:lang w:val="pl-PL"/>
+        </w:rPr>
+      </w:pPr>
+      <w:r>
+        <w:rPr>
+          <w:b/>
+          <w:bCs/>
+          <w:sz w:val="28"/>
+          <w:szCs w:val="28"/>
+          <w:lang w:val="pl-PL"/>
+        </w:rPr>
+        <w:t>Atrybuty</w:t>
+      </w:r>
+      <w:r>
+        <w:rPr>
+          <w:sz w:val="28"/>
+          <w:szCs w:val="28"/>
+          <w:lang w:val="pl-PL"/>
+        </w:rPr>
+        <w:t>:</w:t>
+      </w:r>
+    </w:p>
+    <w:p>
+      <w:pPr>
+        <w:spacing w:after="0"/>
+        <w:rPr>
+          <w:sz w:val="28"/>
+          <w:szCs w:val="28"/>
+          <w:lang w:val="pl-PL"/>
+        </w:rPr>
+      </w:pPr>
+      <w:proofErr w:type="spellStart"/>
+      <w:r>
+        <w:rPr>
+          <w:sz w:val="28"/>
+          <w:szCs w:val="28"/>
+          <w:lang w:val="pl-PL"/>
+        </w:rPr>
+        <w:t>idBohatera</w:t>
+      </w:r>
+      <w:proofErr w:type="spellEnd"/>
+      <w:r>
+        <w:rPr>
+          <w:sz w:val="28"/>
+          <w:szCs w:val="28"/>
+          <w:lang w:val="pl-PL"/>
+        </w:rPr>
+        <w:t xml:space="preserve"> : </w:t>
+      </w:r>
+      <w:proofErr w:type="spellStart"/>
+      <w:r>
+        <w:rPr>
+          <w:sz w:val="28"/>
+          <w:szCs w:val="28"/>
+          <w:lang w:val="pl-PL"/>
+        </w:rPr>
+        <w:t>int</w:t>
+      </w:r>
+      <w:proofErr w:type="spellEnd"/>
+      <w:r>
+        <w:rPr>
+          <w:sz w:val="28"/>
+          <w:szCs w:val="28"/>
+          <w:lang w:val="pl-PL"/>
+        </w:rPr>
+        <w:t xml:space="preserve"> </w:t>
+      </w:r>
+    </w:p>
+    <w:p>
+      <w:pPr>
+        <w:spacing w:after="0"/>
+        <w:rPr>
+          <w:sz w:val="28"/>
+          <w:szCs w:val="28"/>
+          <w:lang w:val="pl-PL"/>
+        </w:rPr>
+      </w:pPr>
+      <w:proofErr w:type="spellStart"/>
+      <w:r>
+        <w:rPr>
+          <w:sz w:val="28"/>
+          <w:szCs w:val="28"/>
+          <w:lang w:val="pl-PL"/>
+        </w:rPr>
+        <w:t>imie</w:t>
+      </w:r>
+      <w:proofErr w:type="spellEnd"/>
+      <w:r>
+        <w:rPr>
+          <w:sz w:val="28"/>
+          <w:szCs w:val="28"/>
+          <w:lang w:val="pl-PL"/>
+        </w:rPr>
+        <w:t xml:space="preserve"> : String </w:t>
+      </w:r>
+    </w:p>
+    <w:p>
+      <w:pPr>
+        <w:spacing w:after="0"/>
+        <w:rPr>
+          <w:sz w:val="28"/>
+          <w:szCs w:val="28"/>
+          <w:lang w:val="pl-PL"/>
+        </w:rPr>
+      </w:pPr>
+      <w:r>
+        <w:rPr>
+          <w:sz w:val="28"/>
+          <w:szCs w:val="28"/>
+          <w:lang w:val="pl-PL"/>
+        </w:rPr>
+        <w:t>nazwisko : String</w:t>
+      </w:r>
+    </w:p>
+    <w:p>
+      <w:pPr>
+        <w:spacing w:after="0"/>
+        <w:rPr>
+          <w:sz w:val="28"/>
+          <w:szCs w:val="28"/>
+          <w:lang w:val="pl-PL"/>
+        </w:rPr>
+      </w:pPr>
+      <w:proofErr w:type="spellStart"/>
+      <w:r>
+        <w:rPr>
+          <w:sz w:val="28"/>
+          <w:szCs w:val="28"/>
+          <w:lang w:val="pl-PL"/>
+        </w:rPr>
+        <w:t>dataUrodzenia</w:t>
+      </w:r>
+      <w:proofErr w:type="spellEnd"/>
+      <w:r>
+        <w:rPr>
+          <w:sz w:val="28"/>
+          <w:szCs w:val="28"/>
+          <w:lang w:val="pl-PL"/>
+        </w:rPr>
+        <w:t xml:space="preserve"> : </w:t>
+      </w:r>
+      <w:proofErr w:type="spellStart"/>
+      <w:r>
+        <w:rPr>
+          <w:sz w:val="28"/>
+          <w:szCs w:val="28"/>
+          <w:lang w:val="pl-PL"/>
+        </w:rPr>
+        <w:t>Date</w:t>
+      </w:r>
+      <w:proofErr w:type="spellEnd"/>
+      <w:r>
+        <w:rPr>
+          <w:sz w:val="28"/>
+          <w:szCs w:val="28"/>
+          <w:lang w:val="pl-PL"/>
+        </w:rPr>
+        <w:t xml:space="preserve"> </w:t>
+      </w:r>
+    </w:p>
+    <w:p>
+      <w:pPr>
+        <w:spacing w:after="0"/>
+        <w:rPr>
+          <w:sz w:val="28"/>
+          <w:szCs w:val="28"/>
+          <w:lang w:val="pl-PL"/>
+        </w:rPr>
+      </w:pPr>
+      <w:r>
+        <w:rPr>
+          <w:sz w:val="28"/>
+          <w:szCs w:val="28"/>
+          <w:lang w:val="pl-PL"/>
+        </w:rPr>
+        <w:t xml:space="preserve">pseudonim : String </w:t>
+      </w:r>
+    </w:p>
+    <w:p>
+      <w:pPr>
+        <w:spacing w:after="0"/>
+        <w:rPr>
+          <w:sz w:val="28"/>
+          <w:szCs w:val="28"/>
+          <w:lang w:val="pl-PL"/>
+        </w:rPr>
+      </w:pPr>
+      <w:r>
+        <w:rPr>
+          <w:sz w:val="28"/>
+          <w:szCs w:val="28"/>
+          <w:lang w:val="pl-PL"/>
+        </w:rPr>
+        <w:t>status : String - aktualny status ("W akcji", "Gotowy/a", "Regeneracja")</w:t>
+      </w:r>
+    </w:p>
+    <w:p>
+      <w:pPr>
+        <w:spacing w:after="0"/>
+        <w:rPr>
+          <w:sz w:val="28"/>
+          <w:szCs w:val="28"/>
+          <w:lang w:val="pl-PL"/>
+        </w:rPr>
+      </w:pPr>
+      <w:proofErr w:type="spellStart"/>
+      <w:r>
+        <w:rPr>
+          <w:sz w:val="28"/>
+          <w:szCs w:val="28"/>
+          <w:lang w:val="pl-PL"/>
+        </w:rPr>
+        <w:t>stanZdrowia</w:t>
+      </w:r>
+      <w:proofErr w:type="spellEnd"/>
+      <w:r>
+        <w:rPr>
+          <w:sz w:val="28"/>
+          <w:szCs w:val="28"/>
+          <w:lang w:val="pl-PL"/>
+        </w:rPr>
+        <w:t xml:space="preserve"> : String </w:t>
+      </w:r>
+    </w:p>
+    <w:p>
+      <w:pPr>
+        <w:spacing w:after="0"/>
+        <w:rPr>
+          <w:sz w:val="28"/>
+          <w:szCs w:val="28"/>
+          <w:lang w:val="pl-PL"/>
+        </w:rPr>
+      </w:pPr>
+      <w:proofErr w:type="spellStart"/>
+      <w:r>
+        <w:rPr>
+          <w:sz w:val="28"/>
+          <w:szCs w:val="28"/>
+          <w:lang w:val="pl-PL"/>
+        </w:rPr>
+        <w:t>stanEnergii</w:t>
+      </w:r>
+      <w:proofErr w:type="spellEnd"/>
+      <w:r>
+        <w:rPr>
+          <w:sz w:val="28"/>
+          <w:szCs w:val="28"/>
+          <w:lang w:val="pl-PL"/>
+        </w:rPr>
+        <w:t xml:space="preserve"> : String </w:t>
+      </w:r>
+    </w:p>
+    <w:p>
+      <w:pPr>
+        <w:spacing w:after="0"/>
+        <w:rPr>
+          <w:sz w:val="28"/>
+          <w:szCs w:val="28"/>
+          <w:lang w:val="pl-PL"/>
+        </w:rPr>
+      </w:pPr>
+      <w:r>
+        <w:rPr>
+          <w:sz w:val="28"/>
+          <w:szCs w:val="28"/>
+          <w:lang w:val="pl-PL"/>
+        </w:rPr>
+        <w:t xml:space="preserve">lokalizacja : String </w:t>
+      </w:r>
+    </w:p>
+    <w:p>
+      <w:pPr>
+        <w:spacing w:after="0"/>
+        <w:rPr>
+          <w:sz w:val="28"/>
+          <w:szCs w:val="28"/>
+          <w:lang w:val="pl-PL"/>
+        </w:rPr>
+      </w:pPr>
+      <w:proofErr w:type="spellStart"/>
+      <w:r>
+        <w:rPr>
+          <w:sz w:val="28"/>
+          <w:szCs w:val="28"/>
+          <w:lang w:val="pl-PL"/>
+        </w:rPr>
+        <w:t>czyKamera</w:t>
+      </w:r>
+      <w:proofErr w:type="spellEnd"/>
+      <w:r>
+        <w:rPr>
+          <w:sz w:val="28"/>
+          <w:szCs w:val="28"/>
+          <w:lang w:val="pl-PL"/>
+        </w:rPr>
+        <w:t xml:space="preserve"> : </w:t>
+      </w:r>
+      <w:proofErr w:type="spellStart"/>
+      <w:r>
+        <w:rPr>
+          <w:sz w:val="28"/>
+          <w:szCs w:val="28"/>
+          <w:lang w:val="pl-PL"/>
+        </w:rPr>
+        <w:t>Boolean</w:t>
+      </w:r>
+      <w:proofErr w:type="spellEnd"/>
+      <w:r>
+        <w:rPr>
+          <w:sz w:val="28"/>
+          <w:szCs w:val="28"/>
+          <w:lang w:val="pl-PL"/>
+        </w:rPr>
+        <w:t xml:space="preserve"> </w:t>
+      </w:r>
+    </w:p>
+    <w:p>
+      <w:pPr>
+        <w:spacing w:after="0"/>
+        <w:rPr>
+          <w:sz w:val="28"/>
+          <w:szCs w:val="28"/>
+          <w:lang w:val="pl-PL"/>
+        </w:rPr>
+      </w:pPr>
+      <w:r>
+        <w:rPr>
+          <w:b/>
+          <w:bCs/>
+          <w:sz w:val="28"/>
+          <w:szCs w:val="28"/>
+          <w:lang w:val="pl-PL"/>
+        </w:rPr>
+        <w:t>Metody</w:t>
+      </w:r>
+      <w:r>
+        <w:rPr>
+          <w:sz w:val="28"/>
+          <w:szCs w:val="28"/>
+          <w:lang w:val="pl-PL"/>
+        </w:rPr>
+        <w:t>:</w:t>
+      </w:r>
+    </w:p>
+    <w:p>
+      <w:pPr>
+        <w:spacing w:after="0"/>
+        <w:rPr>
+          <w:sz w:val="28"/>
+          <w:szCs w:val="28"/>
+          <w:lang w:val="pl-PL"/>
+        </w:rPr>
+      </w:pPr>
+      <w:proofErr w:type="spellStart"/>
+      <w:r>
+        <w:rPr>
+          <w:sz w:val="28"/>
+          <w:szCs w:val="28"/>
+          <w:lang w:val="pl-PL"/>
+        </w:rPr>
+        <w:t>zmienStatus</w:t>
+      </w:r>
+      <w:proofErr w:type="spellEnd"/>
+      <w:r>
+        <w:rPr>
+          <w:sz w:val="28"/>
+          <w:szCs w:val="28"/>
+          <w:lang w:val="pl-PL"/>
+        </w:rPr>
+        <w:t xml:space="preserve">() - aktualizuje status bohatera </w:t>
+      </w:r>
+    </w:p>
+    <w:p>
+      <w:pPr>
+        <w:spacing w:after="0"/>
+        <w:rPr>
+          <w:sz w:val="28"/>
+          <w:szCs w:val="28"/>
+          <w:lang w:val="pl-PL"/>
+        </w:rPr>
+      </w:pPr>
+      <w:proofErr w:type="spellStart"/>
+      <w:r>
+        <w:rPr>
+          <w:sz w:val="28"/>
+          <w:szCs w:val="28"/>
+          <w:lang w:val="pl-PL"/>
+        </w:rPr>
+        <w:t>obrazZKamery</w:t>
+      </w:r>
+      <w:proofErr w:type="spellEnd"/>
+      <w:r>
+        <w:rPr>
+          <w:sz w:val="28"/>
+          <w:szCs w:val="28"/>
+          <w:lang w:val="pl-PL"/>
+        </w:rPr>
+        <w:t>() - przesyła obraz z kamery bohatera</w:t>
+      </w:r>
+    </w:p>
+    <w:p>
+      <w:pPr>
+        <w:spacing w:after="0"/>
+        <w:rPr>
+          <w:sz w:val="28"/>
+          <w:szCs w:val="28"/>
+          <w:lang w:val="pl-PL"/>
+        </w:rPr>
+      </w:pPr>
+    </w:p>
+    <w:p>
+      <w:pPr>
+        <w:spacing w:after="0"/>
+        <w:rPr>
+          <w:b/>
+          <w:bCs/>
+          <w:sz w:val="28"/>
+          <w:szCs w:val="28"/>
+          <w:lang w:val="pl-PL"/>
+        </w:rPr>
+      </w:pPr>
+      <w:proofErr w:type="spellStart"/>
+      <w:r>
+        <w:rPr>
+          <w:b/>
+          <w:bCs/>
+          <w:sz w:val="28"/>
+          <w:szCs w:val="28"/>
+          <w:lang w:val="pl-PL"/>
+        </w:rPr>
+        <w:t>DronZwiadowczy</w:t>
+      </w:r>
+      <w:proofErr w:type="spellEnd"/>
+    </w:p>
+    <w:p>
+      <w:pPr>
+        <w:spacing w:after="0"/>
+        <w:rPr>
+          <w:b/>
+          <w:bCs/>
+          <w:sz w:val="28"/>
+          <w:szCs w:val="28"/>
+          <w:lang w:val="pl-PL"/>
+        </w:rPr>
+      </w:pPr>
+      <w:r>
+        <w:rPr>
+          <w:b/>
+          <w:bCs/>
+          <w:sz w:val="28"/>
+          <w:szCs w:val="28"/>
+          <w:lang w:val="pl-PL"/>
+        </w:rPr>
+        <w:t>Opis:</w:t>
+      </w:r>
+    </w:p>
+    <w:p>
+      <w:pPr>
+        <w:spacing w:after="0"/>
+        <w:rPr>
+          <w:sz w:val="28"/>
+          <w:szCs w:val="28"/>
+          <w:lang w:val="pl-PL"/>
+        </w:rPr>
+      </w:pPr>
+      <w:r>
+        <w:rPr>
+          <w:sz w:val="28"/>
+          <w:szCs w:val="28"/>
+          <w:lang w:val="pl-PL"/>
+        </w:rPr>
+        <w:t xml:space="preserve">Klasa opisuje id </w:t>
+      </w:r>
+      <w:proofErr w:type="spellStart"/>
+      <w:r>
+        <w:rPr>
+          <w:sz w:val="28"/>
+          <w:szCs w:val="28"/>
+          <w:lang w:val="pl-PL"/>
+        </w:rPr>
+        <w:t>drona</w:t>
+      </w:r>
+      <w:proofErr w:type="spellEnd"/>
+      <w:r>
+        <w:rPr>
+          <w:sz w:val="28"/>
+          <w:szCs w:val="28"/>
+          <w:lang w:val="pl-PL"/>
+        </w:rPr>
+        <w:t xml:space="preserve">, status </w:t>
+      </w:r>
+      <w:proofErr w:type="spellStart"/>
+      <w:r>
+        <w:rPr>
+          <w:sz w:val="28"/>
+          <w:szCs w:val="28"/>
+          <w:lang w:val="pl-PL"/>
+        </w:rPr>
+        <w:t>drona</w:t>
+      </w:r>
+      <w:proofErr w:type="spellEnd"/>
+      <w:r>
+        <w:rPr>
+          <w:sz w:val="28"/>
+          <w:szCs w:val="28"/>
+          <w:lang w:val="pl-PL"/>
+        </w:rPr>
+        <w:t xml:space="preserve"> oraz jego lokalizacje.</w:t>
+      </w:r>
+    </w:p>
+    <w:p>
+      <w:pPr>
+        <w:spacing w:after="0"/>
+        <w:rPr>
+          <w:sz w:val="28"/>
+          <w:szCs w:val="28"/>
+          <w:lang w:val="pl-PL"/>
+        </w:rPr>
+      </w:pPr>
+      <w:r>
+        <w:rPr>
+          <w:sz w:val="28"/>
+          <w:szCs w:val="28"/>
+          <w:lang w:val="pl-PL"/>
+        </w:rPr>
+        <w:t>Dron jest wysyłany do Bohatera w razie potrzeby pomocy.</w:t>
+      </w:r>
+    </w:p>
+    <w:p>
+      <w:pPr>
+        <w:spacing w:after="0"/>
+        <w:rPr>
+          <w:sz w:val="28"/>
+          <w:szCs w:val="28"/>
+          <w:lang w:val="pl-PL"/>
+        </w:rPr>
+      </w:pPr>
+      <w:r>
+        <w:rPr>
+          <w:b/>
+          <w:bCs/>
+          <w:sz w:val="28"/>
+          <w:szCs w:val="28"/>
+          <w:lang w:val="pl-PL"/>
+        </w:rPr>
+        <w:t>Atrybuty</w:t>
+      </w:r>
+      <w:r>
+        <w:rPr>
+          <w:sz w:val="28"/>
+          <w:szCs w:val="28"/>
+          <w:lang w:val="pl-PL"/>
+        </w:rPr>
+        <w:t>:</w:t>
+      </w:r>
+    </w:p>
+    <w:p>
+      <w:pPr>
+        <w:spacing w:after="0"/>
+        <w:rPr>
+          <w:sz w:val="28"/>
+          <w:szCs w:val="28"/>
+          <w:lang w:val="pl-PL"/>
+        </w:rPr>
+      </w:pPr>
+      <w:proofErr w:type="spellStart"/>
+      <w:r>
+        <w:rPr>
+          <w:sz w:val="28"/>
+          <w:szCs w:val="28"/>
+          <w:lang w:val="pl-PL"/>
+        </w:rPr>
+        <w:t>idDrona</w:t>
+      </w:r>
+      <w:proofErr w:type="spellEnd"/>
+      <w:r>
+        <w:rPr>
+          <w:sz w:val="28"/>
+          <w:szCs w:val="28"/>
+          <w:lang w:val="pl-PL"/>
+        </w:rPr>
+        <w:t xml:space="preserve"> : </w:t>
+      </w:r>
+      <w:proofErr w:type="spellStart"/>
+      <w:r>
+        <w:rPr>
+          <w:sz w:val="28"/>
+          <w:szCs w:val="28"/>
+          <w:lang w:val="pl-PL"/>
+        </w:rPr>
+        <w:t>int</w:t>
+      </w:r>
+      <w:proofErr w:type="spellEnd"/>
+      <w:r>
+        <w:rPr>
+          <w:sz w:val="28"/>
+          <w:szCs w:val="28"/>
+          <w:lang w:val="pl-PL"/>
+        </w:rPr>
+        <w:t xml:space="preserve"> </w:t>
+      </w:r>
+    </w:p>
+    <w:p>
+      <w:pPr>
+        <w:spacing w:after="0"/>
+        <w:rPr>
+          <w:sz w:val="28"/>
+          <w:szCs w:val="28"/>
+          <w:lang w:val="pl-PL"/>
+        </w:rPr>
+      </w:pPr>
+      <w:r>
+        <w:rPr>
+          <w:sz w:val="28"/>
+          <w:szCs w:val="28"/>
+          <w:lang w:val="pl-PL"/>
+        </w:rPr>
+        <w:t xml:space="preserve">status : String </w:t>
+      </w:r>
+    </w:p>
+    <w:p>
+      <w:pPr>
+        <w:spacing w:after="0"/>
+        <w:rPr>
+          <w:sz w:val="28"/>
+          <w:szCs w:val="28"/>
+          <w:lang w:val="pl-PL"/>
+        </w:rPr>
+      </w:pPr>
+      <w:r>
+        <w:rPr>
+          <w:sz w:val="28"/>
+          <w:szCs w:val="28"/>
+          <w:lang w:val="pl-PL"/>
+        </w:rPr>
+        <w:t xml:space="preserve">lokalizacja : String </w:t>
+      </w:r>
+    </w:p>
+    <w:p>
+      <w:pPr>
+        <w:spacing w:after="0"/>
+        <w:rPr>
+          <w:sz w:val="28"/>
+          <w:szCs w:val="28"/>
+          <w:lang w:val="pl-PL"/>
+        </w:rPr>
+      </w:pPr>
+      <w:r>
+        <w:rPr>
+          <w:b/>
+          <w:bCs/>
+          <w:sz w:val="28"/>
+          <w:szCs w:val="28"/>
+          <w:lang w:val="pl-PL"/>
+        </w:rPr>
+        <w:t>Metody</w:t>
+      </w:r>
+      <w:r>
+        <w:rPr>
+          <w:sz w:val="28"/>
+          <w:szCs w:val="28"/>
+          <w:lang w:val="pl-PL"/>
+        </w:rPr>
+        <w:t>:</w:t>
+      </w:r>
+    </w:p>
+    <w:p>
+      <w:pPr>
+        <w:spacing w:after="0"/>
+        <w:rPr>
+          <w:sz w:val="28"/>
+          <w:szCs w:val="28"/>
+          <w:lang w:val="pl-PL"/>
+        </w:rPr>
+      </w:pPr>
+      <w:proofErr w:type="spellStart"/>
+      <w:r>
+        <w:rPr>
+          <w:sz w:val="28"/>
+          <w:szCs w:val="28"/>
+          <w:lang w:val="pl-PL"/>
+        </w:rPr>
+        <w:t>startZwiadu</w:t>
+      </w:r>
+      <w:proofErr w:type="spellEnd"/>
+      <w:r>
+        <w:rPr>
+          <w:sz w:val="28"/>
+          <w:szCs w:val="28"/>
+          <w:lang w:val="pl-PL"/>
+        </w:rPr>
+        <w:t xml:space="preserve">() </w:t>
+      </w:r>
+    </w:p>
+    <w:p>
+      <w:pPr>
+        <w:spacing w:after="0"/>
+        <w:rPr>
+          <w:sz w:val="28"/>
+          <w:szCs w:val="28"/>
+          <w:lang w:val="pl-PL"/>
+        </w:rPr>
+      </w:pPr>
+      <w:proofErr w:type="spellStart"/>
+      <w:r>
+        <w:rPr>
+          <w:sz w:val="28"/>
+          <w:szCs w:val="28"/>
+          <w:lang w:val="pl-PL"/>
+        </w:rPr>
+        <w:t>pokazObraz</w:t>
+      </w:r>
+      <w:proofErr w:type="spellEnd"/>
+      <w:r>
+        <w:rPr>
+          <w:sz w:val="28"/>
+          <w:szCs w:val="28"/>
+          <w:lang w:val="pl-PL"/>
+        </w:rPr>
+        <w:t xml:space="preserve">() - wyświetla obraz z kamery </w:t>
+      </w:r>
+    </w:p>
+    <w:p>
+      <w:pPr>
+        <w:spacing w:after="0"/>
+        <w:rPr>
+          <w:sz w:val="28"/>
+          <w:szCs w:val="28"/>
+          <w:lang w:val="pl-PL"/>
+        </w:rPr>
+      </w:pPr>
+      <w:proofErr w:type="spellStart"/>
+      <w:r>
+        <w:rPr>
+          <w:sz w:val="28"/>
+          <w:szCs w:val="28"/>
+          <w:lang w:val="pl-PL"/>
+        </w:rPr>
+        <w:t>powrotDoBazy</w:t>
+      </w:r>
+      <w:proofErr w:type="spellEnd"/>
+      <w:r>
+        <w:rPr>
+          <w:sz w:val="28"/>
+          <w:szCs w:val="28"/>
+          <w:lang w:val="pl-PL"/>
+        </w:rPr>
+        <w:t xml:space="preserve">() </w:t>
+      </w:r>
+    </w:p>
+    <w:p>
+      <w:pPr>
+        <w:spacing w:after="0"/>
+        <w:rPr>
+          <w:sz w:val="28"/>
+          <w:szCs w:val="28"/>
+          <w:lang w:val="pl-PL"/>
+        </w:rPr>
+      </w:pPr>
+    </w:p>
+    <w:p>
+      <w:pPr>
+        <w:spacing w:after="0"/>
+        <w:rPr>
+          <w:b/>
+          <w:bCs/>
+          <w:sz w:val="28"/>
+          <w:szCs w:val="28"/>
+          <w:lang w:val="pl-PL"/>
+        </w:rPr>
+      </w:pPr>
+      <w:proofErr w:type="spellStart"/>
+      <w:r>
+        <w:rPr>
+          <w:b/>
+          <w:bCs/>
+          <w:sz w:val="28"/>
+          <w:szCs w:val="28"/>
+          <w:lang w:val="pl-PL"/>
+        </w:rPr>
+        <w:t>DziennikZgloszen</w:t>
+      </w:r>
+      <w:proofErr w:type="spellEnd"/>
+    </w:p>
+    <w:p>
+      <w:pPr>
+        <w:spacing w:after="0"/>
+        <w:rPr>
+          <w:b/>
+          <w:bCs/>
+          <w:sz w:val="28"/>
+          <w:szCs w:val="28"/>
+          <w:lang w:val="pl-PL"/>
+        </w:rPr>
+      </w:pPr>
+      <w:r>
+        <w:rPr>
+          <w:b/>
+          <w:bCs/>
+          <w:sz w:val="28"/>
+          <w:szCs w:val="28"/>
+          <w:lang w:val="pl-PL"/>
+        </w:rPr>
+        <w:t>Opis:</w:t>
+      </w:r>
+    </w:p>
+    <w:p>
+      <w:pPr>
+        <w:spacing w:after="0"/>
+        <w:rPr>
+          <w:sz w:val="28"/>
+          <w:szCs w:val="28"/>
+          <w:lang w:val="pl-PL"/>
+        </w:rPr>
+      </w:pPr>
+      <w:r>
+        <w:rPr>
+          <w:sz w:val="28"/>
+          <w:szCs w:val="28"/>
+          <w:lang w:val="pl-PL"/>
+        </w:rPr>
+        <w:t>Przechowuje dane historyczne na temat zakończonych zgłoszeń.</w:t>
+      </w:r>
+    </w:p>
+    <w:p>
+      <w:pPr>
+        <w:spacing w:after="0"/>
+        <w:rPr>
+          <w:sz w:val="28"/>
+          <w:szCs w:val="28"/>
+          <w:lang w:val="pl-PL"/>
+        </w:rPr>
+      </w:pPr>
+      <w:r>
+        <w:rPr>
+          <w:b/>
+          <w:bCs/>
+          <w:sz w:val="28"/>
+          <w:szCs w:val="28"/>
+          <w:lang w:val="pl-PL"/>
+        </w:rPr>
+        <w:lastRenderedPageBreak/>
+        <w:t>Atrybuty</w:t>
+      </w:r>
+      <w:r>
+        <w:rPr>
+          <w:sz w:val="28"/>
+          <w:szCs w:val="28"/>
+          <w:lang w:val="pl-PL"/>
+        </w:rPr>
+        <w:t>:</w:t>
+      </w:r>
+    </w:p>
+    <w:p>
+      <w:pPr>
+        <w:spacing w:after="0"/>
+        <w:rPr>
+          <w:sz w:val="28"/>
+          <w:szCs w:val="28"/>
+          <w:lang w:val="pl-PL"/>
+        </w:rPr>
+      </w:pPr>
+      <w:proofErr w:type="spellStart"/>
+      <w:r>
+        <w:rPr>
+          <w:sz w:val="28"/>
+          <w:szCs w:val="28"/>
+          <w:lang w:val="pl-PL"/>
+        </w:rPr>
+        <w:t>ileZgloszen</w:t>
+      </w:r>
+      <w:proofErr w:type="spellEnd"/>
+      <w:r>
+        <w:rPr>
+          <w:sz w:val="28"/>
+          <w:szCs w:val="28"/>
+          <w:lang w:val="pl-PL"/>
+        </w:rPr>
+        <w:t xml:space="preserve"> : </w:t>
+      </w:r>
+      <w:proofErr w:type="spellStart"/>
+      <w:r>
+        <w:rPr>
+          <w:sz w:val="28"/>
+          <w:szCs w:val="28"/>
+          <w:lang w:val="pl-PL"/>
+        </w:rPr>
+        <w:t>int</w:t>
+      </w:r>
+      <w:proofErr w:type="spellEnd"/>
+      <w:r>
+        <w:rPr>
+          <w:sz w:val="28"/>
+          <w:szCs w:val="28"/>
+          <w:lang w:val="pl-PL"/>
+        </w:rPr>
+        <w:t xml:space="preserve"> </w:t>
+      </w:r>
+    </w:p>
+    <w:p>
+      <w:pPr>
+        <w:spacing w:after="0"/>
+        <w:rPr>
+          <w:sz w:val="28"/>
+          <w:szCs w:val="28"/>
+          <w:lang w:val="pl-PL"/>
+        </w:rPr>
+      </w:pPr>
+      <w:proofErr w:type="spellStart"/>
+      <w:r>
+        <w:rPr>
+          <w:sz w:val="28"/>
+          <w:szCs w:val="28"/>
+          <w:lang w:val="pl-PL"/>
+        </w:rPr>
+        <w:t>ileSukces</w:t>
+      </w:r>
+      <w:proofErr w:type="spellEnd"/>
+      <w:r>
+        <w:rPr>
+          <w:sz w:val="28"/>
+          <w:szCs w:val="28"/>
+          <w:lang w:val="pl-PL"/>
+        </w:rPr>
+        <w:t xml:space="preserve"> : </w:t>
+      </w:r>
+      <w:proofErr w:type="spellStart"/>
+      <w:r>
+        <w:rPr>
+          <w:sz w:val="28"/>
+          <w:szCs w:val="28"/>
+          <w:lang w:val="pl-PL"/>
+        </w:rPr>
+        <w:t>int</w:t>
+      </w:r>
+      <w:proofErr w:type="spellEnd"/>
+      <w:r>
+        <w:rPr>
+          <w:sz w:val="28"/>
+          <w:szCs w:val="28"/>
+          <w:lang w:val="pl-PL"/>
+        </w:rPr>
+        <w:t xml:space="preserve"> - liczba zakończonych sukcesem </w:t>
+      </w:r>
+    </w:p>
+    <w:p>
+      <w:pPr>
+        <w:spacing w:after="0"/>
+        <w:rPr>
+          <w:sz w:val="28"/>
+          <w:szCs w:val="28"/>
+          <w:lang w:val="pl-PL"/>
+        </w:rPr>
+      </w:pPr>
+      <w:proofErr w:type="spellStart"/>
+      <w:r>
+        <w:rPr>
+          <w:sz w:val="28"/>
+          <w:szCs w:val="28"/>
+          <w:lang w:val="pl-PL"/>
+        </w:rPr>
+        <w:t>ilePorazka</w:t>
+      </w:r>
+      <w:proofErr w:type="spellEnd"/>
+      <w:r>
+        <w:rPr>
+          <w:sz w:val="28"/>
+          <w:szCs w:val="28"/>
+          <w:lang w:val="pl-PL"/>
+        </w:rPr>
+        <w:t xml:space="preserve"> : </w:t>
+      </w:r>
+      <w:proofErr w:type="spellStart"/>
+      <w:r>
+        <w:rPr>
+          <w:sz w:val="28"/>
+          <w:szCs w:val="28"/>
+          <w:lang w:val="pl-PL"/>
+        </w:rPr>
+        <w:t>int</w:t>
+      </w:r>
+      <w:proofErr w:type="spellEnd"/>
+      <w:r>
+        <w:rPr>
+          <w:sz w:val="28"/>
+          <w:szCs w:val="28"/>
+          <w:lang w:val="pl-PL"/>
+        </w:rPr>
+        <w:t xml:space="preserve"> - liczba nieudanych</w:t>
+      </w:r>
+    </w:p>
+    <w:p>
+      <w:pPr>
+        <w:spacing w:after="0"/>
+        <w:rPr>
+          <w:b/>
+          <w:bCs/>
+          <w:sz w:val="28"/>
+          <w:szCs w:val="28"/>
+          <w:lang w:val="pl-PL"/>
+        </w:rPr>
+      </w:pPr>
+      <w:r>
+        <w:rPr>
+          <w:b/>
+          <w:bCs/>
+          <w:sz w:val="28"/>
+          <w:szCs w:val="28"/>
+          <w:lang w:val="pl-PL"/>
+        </w:rPr>
+        <w:t>Metody:</w:t>
+      </w:r>
+    </w:p>
+    <w:p>
+      <w:pPr>
+        <w:spacing w:after="0"/>
+        <w:rPr>
+          <w:sz w:val="28"/>
+          <w:szCs w:val="28"/>
+          <w:lang w:val="pl-PL"/>
+        </w:rPr>
+      </w:pPr>
+      <w:proofErr w:type="spellStart"/>
+      <w:r>
+        <w:rPr>
+          <w:sz w:val="28"/>
+          <w:szCs w:val="28"/>
+          <w:lang w:val="pl-PL"/>
+        </w:rPr>
+        <w:t>generujDziennik</w:t>
+      </w:r>
+      <w:proofErr w:type="spellEnd"/>
+      <w:r>
+        <w:rPr>
+          <w:sz w:val="28"/>
+          <w:szCs w:val="28"/>
+          <w:lang w:val="pl-PL"/>
+        </w:rPr>
+        <w:t>() – wyświetla wszystkie zakończone zgłoszenia</w:t>
+      </w:r>
+    </w:p>
+    <w:p>
+      <w:pPr>
+        <w:spacing w:after="0"/>
+        <w:rPr>
+          <w:sz w:val="28"/>
+          <w:szCs w:val="28"/>
+          <w:lang w:val="pl-PL"/>
+        </w:rPr>
+      </w:pPr>
+    </w:p>
+    <w:p>
+      <w:pPr>
+        <w:spacing w:after="0"/>
+        <w:rPr>
+          <w:b/>
+          <w:bCs/>
+          <w:sz w:val="28"/>
+          <w:szCs w:val="28"/>
+          <w:lang w:val="pl-PL"/>
+        </w:rPr>
+      </w:pPr>
+      <w:proofErr w:type="spellStart"/>
+      <w:r>
+        <w:rPr>
+          <w:b/>
+          <w:bCs/>
+          <w:sz w:val="28"/>
+          <w:szCs w:val="28"/>
+          <w:lang w:val="pl-PL"/>
+        </w:rPr>
+        <w:t>KatalogMocy</w:t>
+      </w:r>
+      <w:proofErr w:type="spellEnd"/>
+    </w:p>
+    <w:p>
+      <w:pPr>
+        <w:spacing w:after="0"/>
+        <w:rPr>
+          <w:b/>
+          <w:bCs/>
+          <w:sz w:val="28"/>
+          <w:szCs w:val="28"/>
+          <w:lang w:val="pl-PL"/>
+        </w:rPr>
+      </w:pPr>
+      <w:r>
+        <w:rPr>
+          <w:b/>
+          <w:bCs/>
+          <w:sz w:val="28"/>
+          <w:szCs w:val="28"/>
+          <w:lang w:val="pl-PL"/>
+        </w:rPr>
+        <w:t>Opis:</w:t>
+      </w:r>
+    </w:p>
+    <w:p>
+      <w:pPr>
+        <w:spacing w:after="0"/>
+        <w:rPr>
+          <w:sz w:val="28"/>
+          <w:szCs w:val="28"/>
+          <w:lang w:val="pl-PL"/>
+        </w:rPr>
+      </w:pPr>
+      <w:r>
+        <w:rPr>
+          <w:sz w:val="28"/>
+          <w:szCs w:val="28"/>
+          <w:lang w:val="pl-PL"/>
+        </w:rPr>
+        <w:t>Klasa zawiera zbiór wszystkich mocy bohaterów oraz ich opisy.</w:t>
+      </w:r>
+    </w:p>
+    <w:p>
+      <w:pPr>
+        <w:spacing w:after="0"/>
+        <w:rPr>
+          <w:sz w:val="28"/>
+          <w:szCs w:val="28"/>
+          <w:lang w:val="pl-PL"/>
+        </w:rPr>
+      </w:pPr>
+      <w:r>
+        <w:rPr>
+          <w:b/>
+          <w:bCs/>
+          <w:sz w:val="28"/>
+          <w:szCs w:val="28"/>
+          <w:lang w:val="pl-PL"/>
+        </w:rPr>
+        <w:t>Atrybuty</w:t>
+      </w:r>
+      <w:r>
+        <w:rPr>
+          <w:sz w:val="28"/>
+          <w:szCs w:val="28"/>
+          <w:lang w:val="pl-PL"/>
+        </w:rPr>
+        <w:t>:</w:t>
+      </w:r>
+    </w:p>
+    <w:p>
+      <w:pPr>
+        <w:spacing w:after="0"/>
+        <w:rPr>
+          <w:sz w:val="28"/>
+          <w:szCs w:val="28"/>
+          <w:lang w:val="pl-PL"/>
+        </w:rPr>
+      </w:pPr>
+      <w:proofErr w:type="spellStart"/>
+      <w:r>
+        <w:rPr>
+          <w:sz w:val="28"/>
+          <w:szCs w:val="28"/>
+          <w:lang w:val="pl-PL"/>
+        </w:rPr>
+        <w:t>opisZdolnosci</w:t>
+      </w:r>
+      <w:proofErr w:type="spellEnd"/>
+      <w:r>
+        <w:rPr>
+          <w:sz w:val="28"/>
+          <w:szCs w:val="28"/>
+          <w:lang w:val="pl-PL"/>
+        </w:rPr>
+        <w:t xml:space="preserve"> : String </w:t>
+      </w:r>
+    </w:p>
+    <w:p>
+      <w:pPr>
+        <w:spacing w:after="0"/>
+        <w:rPr>
+          <w:sz w:val="28"/>
+          <w:szCs w:val="28"/>
+          <w:lang w:val="pl-PL"/>
+        </w:rPr>
+      </w:pPr>
+      <w:proofErr w:type="spellStart"/>
+      <w:r>
+        <w:rPr>
+          <w:sz w:val="28"/>
+          <w:szCs w:val="28"/>
+          <w:lang w:val="pl-PL"/>
+        </w:rPr>
+        <w:t>liczbaMocy</w:t>
+      </w:r>
+      <w:proofErr w:type="spellEnd"/>
+      <w:r>
+        <w:rPr>
+          <w:sz w:val="28"/>
+          <w:szCs w:val="28"/>
+          <w:lang w:val="pl-PL"/>
+        </w:rPr>
+        <w:t xml:space="preserve"> : </w:t>
+      </w:r>
+      <w:proofErr w:type="spellStart"/>
+      <w:r>
+        <w:rPr>
+          <w:sz w:val="28"/>
+          <w:szCs w:val="28"/>
+          <w:lang w:val="pl-PL"/>
+        </w:rPr>
+        <w:t>int</w:t>
+      </w:r>
+      <w:proofErr w:type="spellEnd"/>
+      <w:r>
+        <w:rPr>
+          <w:sz w:val="28"/>
+          <w:szCs w:val="28"/>
+          <w:lang w:val="pl-PL"/>
+        </w:rPr>
+        <w:t xml:space="preserve"> </w:t>
+      </w:r>
+    </w:p>
+    <w:p>
+      <w:pPr>
+        <w:spacing w:after="0"/>
+        <w:rPr>
+          <w:b/>
+          <w:bCs/>
+          <w:sz w:val="28"/>
+          <w:szCs w:val="28"/>
+          <w:lang w:val="pl-PL"/>
+        </w:rPr>
+      </w:pPr>
+      <w:r>
+        <w:rPr>
+          <w:b/>
+          <w:bCs/>
+          <w:sz w:val="28"/>
+          <w:szCs w:val="28"/>
+          <w:lang w:val="pl-PL"/>
+        </w:rPr>
+        <w:t>Metody:</w:t>
+      </w:r>
+    </w:p>
+    <w:p>
+      <w:pPr>
+        <w:spacing w:after="0"/>
+        <w:rPr>
+          <w:sz w:val="28"/>
+          <w:szCs w:val="28"/>
+          <w:lang w:val="pl-PL"/>
+        </w:rPr>
+      </w:pPr>
+      <w:proofErr w:type="spellStart"/>
+      <w:r>
+        <w:rPr>
+          <w:sz w:val="28"/>
+          <w:szCs w:val="28"/>
+          <w:lang w:val="pl-PL"/>
+        </w:rPr>
+        <w:t>wyszukajMoc</w:t>
+      </w:r>
+      <w:proofErr w:type="spellEnd"/>
+      <w:r>
+        <w:rPr>
+          <w:sz w:val="28"/>
+          <w:szCs w:val="28"/>
+          <w:lang w:val="pl-PL"/>
+        </w:rPr>
+        <w:t xml:space="preserve">() </w:t>
+      </w:r>
+    </w:p>
+    <w:p>
+      <w:pPr>
+        <w:spacing w:after="0"/>
+        <w:rPr>
+          <w:sz w:val="28"/>
+          <w:szCs w:val="28"/>
+          <w:lang w:val="pl-PL"/>
+        </w:rPr>
+      </w:pPr>
+      <w:proofErr w:type="spellStart"/>
+      <w:r>
+        <w:rPr>
+          <w:sz w:val="28"/>
+          <w:szCs w:val="28"/>
+          <w:lang w:val="pl-PL"/>
+        </w:rPr>
+        <w:t>filtrujTyp</w:t>
+      </w:r>
+      <w:proofErr w:type="spellEnd"/>
+      <w:r>
+        <w:rPr>
+          <w:sz w:val="28"/>
+          <w:szCs w:val="28"/>
+          <w:lang w:val="pl-PL"/>
+        </w:rPr>
+        <w:t>()</w:t>
+      </w:r>
+    </w:p>
+    <w:p>
+      <w:pPr>
+        <w:spacing w:after="0"/>
+        <w:rPr>
+          <w:b/>
+          <w:bCs/>
+          <w:sz w:val="28"/>
+          <w:szCs w:val="28"/>
+          <w:lang w:val="pl-PL"/>
+        </w:rPr>
+      </w:pPr>
+    </w:p>
+    <w:p>
+      <w:pPr>
+        <w:spacing w:after="0"/>
+        <w:rPr>
+          <w:b/>
+          <w:bCs/>
+          <w:sz w:val="28"/>
+          <w:szCs w:val="28"/>
+          <w:lang w:val="pl-PL"/>
+        </w:rPr>
+      </w:pPr>
+      <w:r>
+        <w:rPr>
+          <w:b/>
+          <w:bCs/>
+          <w:sz w:val="28"/>
+          <w:szCs w:val="28"/>
+          <w:lang w:val="pl-PL"/>
+        </w:rPr>
+        <w:t>Misja</w:t>
+      </w:r>
+    </w:p>
+    <w:p>
+      <w:pPr>
+        <w:spacing w:after="0"/>
+        <w:rPr>
+          <w:b/>
+          <w:bCs/>
+          <w:sz w:val="28"/>
+          <w:szCs w:val="28"/>
+          <w:lang w:val="pl-PL"/>
+        </w:rPr>
+      </w:pPr>
+      <w:r>
+        <w:rPr>
+          <w:b/>
+          <w:bCs/>
+          <w:sz w:val="28"/>
+          <w:szCs w:val="28"/>
+          <w:lang w:val="pl-PL"/>
+        </w:rPr>
+        <w:t xml:space="preserve">Opis: </w:t>
+      </w:r>
+    </w:p>
+    <w:p>
+      <w:pPr>
+        <w:spacing w:after="0"/>
+        <w:rPr>
+          <w:sz w:val="28"/>
+          <w:szCs w:val="28"/>
+          <w:lang w:val="pl-PL"/>
+        </w:rPr>
+      </w:pPr>
+      <w:r>
+        <w:rPr>
+          <w:sz w:val="28"/>
+          <w:szCs w:val="28"/>
+          <w:lang w:val="pl-PL"/>
+        </w:rPr>
+        <w:t>Jest tworzona na podstawie danego zgłoszenia.</w:t>
+      </w:r>
+    </w:p>
+    <w:p>
+      <w:pPr>
+        <w:spacing w:after="0"/>
+        <w:rPr>
+          <w:b/>
+          <w:bCs/>
+          <w:sz w:val="28"/>
+          <w:szCs w:val="28"/>
+          <w:lang w:val="pl-PL"/>
+        </w:rPr>
+      </w:pPr>
+      <w:r>
+        <w:rPr>
+          <w:b/>
+          <w:bCs/>
+          <w:sz w:val="28"/>
+          <w:szCs w:val="28"/>
+          <w:lang w:val="pl-PL"/>
+        </w:rPr>
+        <w:t>Atrybuty:</w:t>
+      </w:r>
+    </w:p>
+    <w:p>
+      <w:pPr>
+        <w:spacing w:after="0"/>
+        <w:rPr>
+          <w:sz w:val="28"/>
+          <w:szCs w:val="28"/>
+          <w:lang w:val="pl-PL"/>
+        </w:rPr>
+      </w:pPr>
+      <w:proofErr w:type="spellStart"/>
+      <w:r>
+        <w:rPr>
+          <w:sz w:val="28"/>
+          <w:szCs w:val="28"/>
+          <w:lang w:val="pl-PL"/>
+        </w:rPr>
+        <w:t>idMisji</w:t>
+      </w:r>
+      <w:proofErr w:type="spellEnd"/>
+      <w:r>
+        <w:rPr>
+          <w:sz w:val="28"/>
+          <w:szCs w:val="28"/>
+          <w:lang w:val="pl-PL"/>
+        </w:rPr>
+        <w:t xml:space="preserve"> : </w:t>
+      </w:r>
+      <w:proofErr w:type="spellStart"/>
+      <w:r>
+        <w:rPr>
+          <w:sz w:val="28"/>
+          <w:szCs w:val="28"/>
+          <w:lang w:val="pl-PL"/>
+        </w:rPr>
+        <w:t>int</w:t>
+      </w:r>
+      <w:proofErr w:type="spellEnd"/>
+      <w:r>
+        <w:rPr>
+          <w:sz w:val="28"/>
+          <w:szCs w:val="28"/>
+          <w:lang w:val="pl-PL"/>
+        </w:rPr>
+        <w:t xml:space="preserve"> </w:t>
+      </w:r>
+    </w:p>
+    <w:p>
+      <w:pPr>
+        <w:spacing w:after="0"/>
+        <w:rPr>
+          <w:sz w:val="28"/>
+          <w:szCs w:val="28"/>
+          <w:lang w:val="pl-PL"/>
+        </w:rPr>
+      </w:pPr>
+      <w:r>
+        <w:rPr>
+          <w:sz w:val="28"/>
+          <w:szCs w:val="28"/>
+          <w:lang w:val="pl-PL"/>
+        </w:rPr>
+        <w:t xml:space="preserve">status : String </w:t>
+      </w:r>
+    </w:p>
+    <w:p>
+      <w:pPr>
+        <w:spacing w:after="0"/>
+        <w:rPr>
+          <w:sz w:val="28"/>
+          <w:szCs w:val="28"/>
+          <w:lang w:val="pl-PL"/>
+        </w:rPr>
+      </w:pPr>
+      <w:proofErr w:type="spellStart"/>
+      <w:r>
+        <w:rPr>
+          <w:sz w:val="28"/>
+          <w:szCs w:val="28"/>
+          <w:lang w:val="pl-PL"/>
+        </w:rPr>
+        <w:t>dataRozpoczecia</w:t>
+      </w:r>
+      <w:proofErr w:type="spellEnd"/>
+      <w:r>
+        <w:rPr>
+          <w:sz w:val="28"/>
+          <w:szCs w:val="28"/>
+          <w:lang w:val="pl-PL"/>
+        </w:rPr>
+        <w:t xml:space="preserve"> : </w:t>
+      </w:r>
+      <w:proofErr w:type="spellStart"/>
+      <w:r>
+        <w:rPr>
+          <w:sz w:val="28"/>
+          <w:szCs w:val="28"/>
+          <w:lang w:val="pl-PL"/>
+        </w:rPr>
+        <w:t>Date</w:t>
+      </w:r>
+      <w:proofErr w:type="spellEnd"/>
+      <w:r>
+        <w:rPr>
+          <w:sz w:val="28"/>
+          <w:szCs w:val="28"/>
+          <w:lang w:val="pl-PL"/>
+        </w:rPr>
+        <w:t xml:space="preserve"> </w:t>
+      </w:r>
+    </w:p>
+    <w:p>
+      <w:pPr>
+        <w:spacing w:after="0"/>
+        <w:rPr>
+          <w:sz w:val="28"/>
+          <w:szCs w:val="28"/>
+          <w:lang w:val="pl-PL"/>
+        </w:rPr>
+      </w:pPr>
+      <w:proofErr w:type="spellStart"/>
+      <w:r>
+        <w:rPr>
+          <w:sz w:val="28"/>
+          <w:szCs w:val="28"/>
+          <w:lang w:val="pl-PL"/>
+        </w:rPr>
+        <w:t>dataZakonczenia</w:t>
+      </w:r>
+      <w:proofErr w:type="spellEnd"/>
+      <w:r>
+        <w:rPr>
+          <w:sz w:val="28"/>
+          <w:szCs w:val="28"/>
+          <w:lang w:val="pl-PL"/>
+        </w:rPr>
+        <w:t xml:space="preserve"> : </w:t>
+      </w:r>
+      <w:proofErr w:type="spellStart"/>
+      <w:r>
+        <w:rPr>
+          <w:sz w:val="28"/>
+          <w:szCs w:val="28"/>
+          <w:lang w:val="pl-PL"/>
+        </w:rPr>
+        <w:t>Date</w:t>
+      </w:r>
+      <w:proofErr w:type="spellEnd"/>
+      <w:r>
+        <w:rPr>
+          <w:sz w:val="28"/>
+          <w:szCs w:val="28"/>
+          <w:lang w:val="pl-PL"/>
+        </w:rPr>
+        <w:t xml:space="preserve"> </w:t>
+      </w:r>
+    </w:p>
+    <w:p>
+      <w:pPr>
+        <w:spacing w:after="0"/>
+        <w:rPr>
+          <w:b/>
+          <w:bCs/>
+          <w:sz w:val="28"/>
+          <w:szCs w:val="28"/>
+          <w:lang w:val="pl-PL"/>
+        </w:rPr>
+      </w:pPr>
+      <w:r>
+        <w:rPr>
+          <w:b/>
+          <w:bCs/>
+          <w:sz w:val="28"/>
+          <w:szCs w:val="28"/>
+          <w:lang w:val="pl-PL"/>
+        </w:rPr>
+        <w:t>Metody:</w:t>
+      </w:r>
+    </w:p>
+    <w:p>
+      <w:pPr>
+        <w:spacing w:after="0"/>
+        <w:rPr>
+          <w:sz w:val="28"/>
+          <w:szCs w:val="28"/>
+          <w:lang w:val="pl-PL"/>
+        </w:rPr>
+      </w:pPr>
+      <w:proofErr w:type="spellStart"/>
+      <w:r>
+        <w:rPr>
+          <w:sz w:val="28"/>
+          <w:szCs w:val="28"/>
+          <w:lang w:val="pl-PL"/>
+        </w:rPr>
+        <w:t>startMisji</w:t>
+      </w:r>
+      <w:proofErr w:type="spellEnd"/>
+      <w:r>
+        <w:rPr>
+          <w:sz w:val="28"/>
+          <w:szCs w:val="28"/>
+          <w:lang w:val="pl-PL"/>
+        </w:rPr>
+        <w:t xml:space="preserve">() </w:t>
+      </w:r>
+    </w:p>
+    <w:p>
+      <w:pPr>
+        <w:spacing w:after="0"/>
+        <w:rPr>
+          <w:sz w:val="28"/>
+          <w:szCs w:val="28"/>
+          <w:lang w:val="pl-PL"/>
+        </w:rPr>
+      </w:pPr>
+      <w:proofErr w:type="spellStart"/>
+      <w:r>
+        <w:rPr>
+          <w:sz w:val="28"/>
+          <w:szCs w:val="28"/>
+          <w:lang w:val="pl-PL"/>
+        </w:rPr>
+        <w:t>koniecMisji</w:t>
+      </w:r>
+      <w:proofErr w:type="spellEnd"/>
+      <w:r>
+        <w:rPr>
+          <w:sz w:val="28"/>
+          <w:szCs w:val="28"/>
+          <w:lang w:val="pl-PL"/>
+        </w:rPr>
+        <w:t>()</w:t>
+      </w:r>
+    </w:p>
+    <w:p>
+      <w:pPr>
+        <w:spacing w:after="0"/>
+        <w:rPr>
+          <w:sz w:val="28"/>
+          <w:szCs w:val="28"/>
+          <w:lang w:val="pl-PL"/>
+        </w:rPr>
+      </w:pPr>
+    </w:p>
+    <w:p>
+      <w:pPr>
+        <w:spacing w:after="0"/>
+        <w:rPr>
+          <w:b/>
+          <w:bCs/>
+          <w:sz w:val="28"/>
+          <w:szCs w:val="28"/>
+          <w:lang w:val="pl-PL"/>
+        </w:rPr>
+      </w:pPr>
+      <w:r>
+        <w:rPr>
+          <w:b/>
+          <w:bCs/>
+          <w:sz w:val="28"/>
+          <w:szCs w:val="28"/>
+          <w:lang w:val="pl-PL"/>
+        </w:rPr>
+        <w:t>Moc</w:t>
+      </w:r>
+    </w:p>
+    <w:p>
+      <w:pPr>
+        <w:spacing w:after="0"/>
+        <w:rPr>
+          <w:sz w:val="28"/>
+          <w:szCs w:val="28"/>
+          <w:lang w:val="pl-PL"/>
+        </w:rPr>
+      </w:pPr>
+      <w:r>
+        <w:rPr>
+          <w:b/>
+          <w:bCs/>
+          <w:sz w:val="28"/>
+          <w:szCs w:val="28"/>
+          <w:lang w:val="pl-PL"/>
+        </w:rPr>
+        <w:t>Opis</w:t>
+      </w:r>
+      <w:r>
+        <w:rPr>
+          <w:sz w:val="28"/>
+          <w:szCs w:val="28"/>
+          <w:lang w:val="pl-PL"/>
+        </w:rPr>
+        <w:t xml:space="preserve">: </w:t>
+      </w:r>
+    </w:p>
+    <w:p>
+      <w:pPr>
+        <w:spacing w:after="0"/>
+        <w:rPr>
+          <w:sz w:val="28"/>
+          <w:szCs w:val="28"/>
+          <w:lang w:val="pl-PL"/>
+        </w:rPr>
+      </w:pPr>
+      <w:r>
+        <w:rPr>
+          <w:sz w:val="28"/>
+          <w:szCs w:val="28"/>
+          <w:lang w:val="pl-PL"/>
+        </w:rPr>
+        <w:t>Pojedyncza zdolność bohatera.</w:t>
+      </w:r>
+    </w:p>
+    <w:p>
+      <w:pPr>
+        <w:spacing w:after="0"/>
+        <w:rPr>
+          <w:sz w:val="28"/>
+          <w:szCs w:val="28"/>
+          <w:lang w:val="pl-PL"/>
+        </w:rPr>
+      </w:pPr>
+      <w:r>
+        <w:rPr>
+          <w:b/>
+          <w:bCs/>
+          <w:sz w:val="28"/>
+          <w:szCs w:val="28"/>
+          <w:lang w:val="pl-PL"/>
+        </w:rPr>
+        <w:t>Atrybuty</w:t>
+      </w:r>
+      <w:r>
+        <w:rPr>
+          <w:sz w:val="28"/>
+          <w:szCs w:val="28"/>
+          <w:lang w:val="pl-PL"/>
+        </w:rPr>
+        <w:t>:</w:t>
+      </w:r>
+    </w:p>
+    <w:p>
+      <w:pPr>
+        <w:spacing w:after="0"/>
+        <w:rPr>
+          <w:sz w:val="28"/>
+          <w:szCs w:val="28"/>
+          <w:lang w:val="pl-PL"/>
+        </w:rPr>
+      </w:pPr>
+      <w:proofErr w:type="spellStart"/>
+      <w:r>
+        <w:rPr>
+          <w:sz w:val="28"/>
+          <w:szCs w:val="28"/>
+          <w:lang w:val="pl-PL"/>
+        </w:rPr>
+        <w:t>idMocy</w:t>
+      </w:r>
+      <w:proofErr w:type="spellEnd"/>
+      <w:r>
+        <w:rPr>
+          <w:sz w:val="28"/>
+          <w:szCs w:val="28"/>
+          <w:lang w:val="pl-PL"/>
+        </w:rPr>
+        <w:t xml:space="preserve"> : </w:t>
+      </w:r>
+      <w:proofErr w:type="spellStart"/>
+      <w:r>
+        <w:rPr>
+          <w:sz w:val="28"/>
+          <w:szCs w:val="28"/>
+          <w:lang w:val="pl-PL"/>
+        </w:rPr>
+        <w:t>int</w:t>
+      </w:r>
+      <w:proofErr w:type="spellEnd"/>
+      <w:r>
+        <w:rPr>
+          <w:sz w:val="28"/>
+          <w:szCs w:val="28"/>
+          <w:lang w:val="pl-PL"/>
+        </w:rPr>
+        <w:t xml:space="preserve"> </w:t>
+      </w:r>
+    </w:p>
+    <w:p>
+      <w:pPr>
+        <w:spacing w:after="0"/>
+        <w:rPr>
+          <w:sz w:val="28"/>
+          <w:szCs w:val="28"/>
+          <w:lang w:val="pl-PL"/>
+        </w:rPr>
+      </w:pPr>
+      <w:r>
+        <w:rPr>
+          <w:sz w:val="28"/>
+          <w:szCs w:val="28"/>
+          <w:lang w:val="pl-PL"/>
+        </w:rPr>
+        <w:t xml:space="preserve">nazwa : String </w:t>
+      </w:r>
+    </w:p>
+    <w:p>
+      <w:pPr>
+        <w:spacing w:after="0"/>
+        <w:rPr>
+          <w:sz w:val="28"/>
+          <w:szCs w:val="28"/>
+          <w:lang w:val="pl-PL"/>
+        </w:rPr>
+      </w:pPr>
+      <w:r>
+        <w:rPr>
+          <w:sz w:val="28"/>
+          <w:szCs w:val="28"/>
+          <w:lang w:val="pl-PL"/>
+        </w:rPr>
+        <w:t xml:space="preserve">typ : String - typ (np. fizyczna, psychiczna) </w:t>
+      </w:r>
+    </w:p>
+    <w:p>
+      <w:pPr>
+        <w:spacing w:after="0"/>
+        <w:rPr>
+          <w:sz w:val="28"/>
+          <w:szCs w:val="28"/>
+          <w:lang w:val="pl-PL"/>
+        </w:rPr>
+      </w:pPr>
+      <w:proofErr w:type="spellStart"/>
+      <w:r>
+        <w:rPr>
+          <w:sz w:val="28"/>
+          <w:szCs w:val="28"/>
+          <w:lang w:val="pl-PL"/>
+        </w:rPr>
+        <w:t>zasieg</w:t>
+      </w:r>
+      <w:proofErr w:type="spellEnd"/>
+      <w:r>
+        <w:rPr>
+          <w:sz w:val="28"/>
+          <w:szCs w:val="28"/>
+          <w:lang w:val="pl-PL"/>
+        </w:rPr>
+        <w:t xml:space="preserve"> : String - zasięg działania </w:t>
+      </w:r>
+    </w:p>
+    <w:p>
+      <w:pPr>
+        <w:spacing w:after="0"/>
+        <w:rPr>
+          <w:sz w:val="28"/>
+          <w:szCs w:val="28"/>
+          <w:lang w:val="pl-PL"/>
+        </w:rPr>
+      </w:pPr>
+      <w:r>
+        <w:rPr>
+          <w:sz w:val="28"/>
+          <w:szCs w:val="28"/>
+          <w:lang w:val="pl-PL"/>
+        </w:rPr>
+        <w:t xml:space="preserve">ograniczenia : String </w:t>
+      </w:r>
+    </w:p>
+    <w:p>
+      <w:pPr>
+        <w:spacing w:after="0"/>
+        <w:rPr>
+          <w:sz w:val="28"/>
+          <w:szCs w:val="28"/>
+          <w:lang w:val="pl-PL"/>
+        </w:rPr>
+      </w:pPr>
+      <w:r>
+        <w:rPr>
+          <w:sz w:val="28"/>
+          <w:szCs w:val="28"/>
+          <w:lang w:val="pl-PL"/>
+        </w:rPr>
+        <w:lastRenderedPageBreak/>
+        <w:t>Metody: brak zdefiniowanych</w:t>
+      </w:r>
+      <w:r>
+        <w:rPr>
+          <w:sz w:val="28"/>
+          <w:szCs w:val="28"/>
+          <w:lang w:val="pl-PL"/>
+        </w:rPr>
+        <w:br/>
+      </w:r>
+    </w:p>
+    <w:p>
+      <w:pPr>
+        <w:spacing w:after="0"/>
+        <w:rPr>
+          <w:b/>
+          <w:bCs/>
+          <w:sz w:val="28"/>
+          <w:szCs w:val="28"/>
+          <w:lang w:val="pl-PL"/>
+        </w:rPr>
+      </w:pPr>
+      <w:r>
+        <w:rPr>
+          <w:b/>
+          <w:bCs/>
+          <w:sz w:val="28"/>
+          <w:szCs w:val="28"/>
+          <w:lang w:val="pl-PL"/>
+        </w:rPr>
+        <w:t>Operator</w:t>
+      </w:r>
+    </w:p>
+    <w:p>
+      <w:pPr>
+        <w:spacing w:after="0"/>
+        <w:rPr>
+          <w:sz w:val="28"/>
+          <w:szCs w:val="28"/>
+          <w:lang w:val="pl-PL"/>
+        </w:rPr>
+      </w:pPr>
+      <w:r>
+        <w:rPr>
+          <w:b/>
+          <w:bCs/>
+          <w:sz w:val="28"/>
+          <w:szCs w:val="28"/>
+          <w:lang w:val="pl-PL"/>
+        </w:rPr>
+        <w:t>Opis</w:t>
+      </w:r>
+      <w:r>
+        <w:rPr>
+          <w:sz w:val="28"/>
+          <w:szCs w:val="28"/>
+          <w:lang w:val="pl-PL"/>
+        </w:rPr>
+        <w:t xml:space="preserve">: </w:t>
+      </w:r>
+    </w:p>
+    <w:p>
+      <w:pPr>
+        <w:spacing w:after="0"/>
+        <w:rPr>
+          <w:sz w:val="28"/>
+          <w:szCs w:val="28"/>
+          <w:lang w:val="pl-PL"/>
+        </w:rPr>
+      </w:pPr>
+      <w:r>
+        <w:rPr>
+          <w:sz w:val="28"/>
+          <w:szCs w:val="28"/>
+          <w:lang w:val="pl-PL"/>
+        </w:rPr>
+        <w:t>Główny użytkownik systemu zarządzający bohaterami, zgłoszeniami i misjami.</w:t>
+      </w:r>
+    </w:p>
+    <w:p>
+      <w:pPr>
+        <w:spacing w:after="0"/>
+        <w:rPr>
+          <w:sz w:val="28"/>
+          <w:szCs w:val="28"/>
+          <w:lang w:val="pl-PL"/>
+        </w:rPr>
+      </w:pPr>
+      <w:r>
+        <w:rPr>
+          <w:b/>
+          <w:bCs/>
+          <w:sz w:val="28"/>
+          <w:szCs w:val="28"/>
+          <w:lang w:val="pl-PL"/>
+        </w:rPr>
+        <w:t>Atrybuty</w:t>
+      </w:r>
+      <w:r>
+        <w:rPr>
+          <w:sz w:val="28"/>
+          <w:szCs w:val="28"/>
+          <w:lang w:val="pl-PL"/>
+        </w:rPr>
+        <w:t>:</w:t>
+      </w:r>
+    </w:p>
+    <w:p>
+      <w:pPr>
+        <w:spacing w:after="0"/>
+        <w:rPr>
+          <w:sz w:val="28"/>
+          <w:szCs w:val="28"/>
+          <w:lang w:val="pl-PL"/>
+        </w:rPr>
+      </w:pPr>
+      <w:proofErr w:type="spellStart"/>
+      <w:r>
+        <w:rPr>
+          <w:sz w:val="28"/>
+          <w:szCs w:val="28"/>
+          <w:lang w:val="pl-PL"/>
+        </w:rPr>
+        <w:t>idOperatora</w:t>
+      </w:r>
+      <w:proofErr w:type="spellEnd"/>
+      <w:r>
+        <w:rPr>
+          <w:sz w:val="28"/>
+          <w:szCs w:val="28"/>
+          <w:lang w:val="pl-PL"/>
+        </w:rPr>
+        <w:t xml:space="preserve"> : </w:t>
+      </w:r>
+      <w:proofErr w:type="spellStart"/>
+      <w:r>
+        <w:rPr>
+          <w:sz w:val="28"/>
+          <w:szCs w:val="28"/>
+          <w:lang w:val="pl-PL"/>
+        </w:rPr>
+        <w:t>int</w:t>
+      </w:r>
+      <w:proofErr w:type="spellEnd"/>
+      <w:r>
+        <w:rPr>
+          <w:sz w:val="28"/>
+          <w:szCs w:val="28"/>
+          <w:lang w:val="pl-PL"/>
+        </w:rPr>
+        <w:t xml:space="preserve">  </w:t>
+      </w:r>
+    </w:p>
+    <w:p>
+      <w:pPr>
+        <w:spacing w:after="0"/>
+        <w:rPr>
+          <w:sz w:val="28"/>
+          <w:szCs w:val="28"/>
+          <w:lang w:val="pl-PL"/>
+        </w:rPr>
+      </w:pPr>
+      <w:proofErr w:type="spellStart"/>
+      <w:r>
+        <w:rPr>
+          <w:sz w:val="28"/>
+          <w:szCs w:val="28"/>
+          <w:lang w:val="pl-PL"/>
+        </w:rPr>
+        <w:t>imie</w:t>
+      </w:r>
+      <w:proofErr w:type="spellEnd"/>
+      <w:r>
+        <w:rPr>
+          <w:sz w:val="28"/>
+          <w:szCs w:val="28"/>
+          <w:lang w:val="pl-PL"/>
+        </w:rPr>
+        <w:t xml:space="preserve"> : String </w:t>
+      </w:r>
+    </w:p>
+    <w:p>
+      <w:pPr>
+        <w:spacing w:after="0"/>
+        <w:rPr>
+          <w:sz w:val="28"/>
+          <w:szCs w:val="28"/>
+          <w:lang w:val="pl-PL"/>
+        </w:rPr>
+      </w:pPr>
+      <w:r>
+        <w:rPr>
+          <w:sz w:val="28"/>
+          <w:szCs w:val="28"/>
+          <w:lang w:val="pl-PL"/>
+        </w:rPr>
+        <w:t xml:space="preserve">nazwisko : String </w:t>
+      </w:r>
+    </w:p>
+    <w:p>
+      <w:pPr>
+        <w:spacing w:after="0"/>
+        <w:rPr>
+          <w:sz w:val="28"/>
+          <w:szCs w:val="28"/>
+          <w:lang w:val="pl-PL"/>
+        </w:rPr>
+      </w:pPr>
+      <w:r>
+        <w:rPr>
+          <w:b/>
+          <w:bCs/>
+          <w:sz w:val="28"/>
+          <w:szCs w:val="28"/>
+          <w:lang w:val="pl-PL"/>
+        </w:rPr>
+        <w:t>Metody</w:t>
+      </w:r>
+      <w:r>
+        <w:rPr>
+          <w:sz w:val="28"/>
+          <w:szCs w:val="28"/>
+          <w:lang w:val="pl-PL"/>
+        </w:rPr>
+        <w:t>:</w:t>
+      </w:r>
+    </w:p>
+    <w:p>
+      <w:pPr>
+        <w:spacing w:after="0"/>
+        <w:rPr>
+          <w:sz w:val="28"/>
+          <w:szCs w:val="28"/>
+          <w:lang w:val="pl-PL"/>
+        </w:rPr>
+      </w:pPr>
+      <w:proofErr w:type="spellStart"/>
+      <w:r>
+        <w:rPr>
+          <w:sz w:val="28"/>
+          <w:szCs w:val="28"/>
+          <w:lang w:val="pl-PL"/>
+        </w:rPr>
+        <w:t>przydzielanieMisji</w:t>
+      </w:r>
+      <w:proofErr w:type="spellEnd"/>
+      <w:r>
+        <w:rPr>
+          <w:sz w:val="28"/>
+          <w:szCs w:val="28"/>
+          <w:lang w:val="pl-PL"/>
+        </w:rPr>
+        <w:t xml:space="preserve">() </w:t>
+      </w:r>
+    </w:p>
+    <w:p>
+      <w:pPr>
+        <w:spacing w:after="0"/>
+        <w:rPr>
+          <w:sz w:val="28"/>
+          <w:szCs w:val="28"/>
+          <w:lang w:val="pl-PL"/>
+        </w:rPr>
+      </w:pPr>
+      <w:proofErr w:type="spellStart"/>
+      <w:r>
+        <w:rPr>
+          <w:sz w:val="28"/>
+          <w:szCs w:val="28"/>
+          <w:lang w:val="pl-PL"/>
+        </w:rPr>
+        <w:t>tworzenieZespolu</w:t>
+      </w:r>
+      <w:proofErr w:type="spellEnd"/>
+      <w:r>
+        <w:rPr>
+          <w:sz w:val="28"/>
+          <w:szCs w:val="28"/>
+          <w:lang w:val="pl-PL"/>
+        </w:rPr>
+        <w:t xml:space="preserve">() </w:t>
+      </w:r>
+    </w:p>
+    <w:p>
+      <w:pPr>
+        <w:spacing w:after="0"/>
+        <w:rPr>
+          <w:sz w:val="28"/>
+          <w:szCs w:val="28"/>
+          <w:lang w:val="pl-PL"/>
+        </w:rPr>
+      </w:pPr>
+      <w:proofErr w:type="spellStart"/>
+      <w:r>
+        <w:rPr>
+          <w:sz w:val="28"/>
+          <w:szCs w:val="28"/>
+          <w:lang w:val="pl-PL"/>
+        </w:rPr>
+        <w:t>wyslanieDrona</w:t>
+      </w:r>
+      <w:proofErr w:type="spellEnd"/>
+      <w:r>
+        <w:rPr>
+          <w:sz w:val="28"/>
+          <w:szCs w:val="28"/>
+          <w:lang w:val="pl-PL"/>
+        </w:rPr>
+        <w:t xml:space="preserve">() </w:t>
+      </w:r>
+    </w:p>
+    <w:p>
+      <w:pPr>
+        <w:spacing w:after="0"/>
+        <w:rPr>
+          <w:sz w:val="28"/>
+          <w:szCs w:val="28"/>
+          <w:lang w:val="pl-PL"/>
+        </w:rPr>
+      </w:pPr>
+      <w:proofErr w:type="spellStart"/>
+      <w:r>
+        <w:rPr>
+          <w:sz w:val="28"/>
+          <w:szCs w:val="28"/>
+          <w:lang w:val="pl-PL"/>
+        </w:rPr>
+        <w:t>wyslanieKomunikatu</w:t>
+      </w:r>
+      <w:proofErr w:type="spellEnd"/>
+      <w:r>
+        <w:rPr>
+          <w:sz w:val="28"/>
+          <w:szCs w:val="28"/>
+          <w:lang w:val="pl-PL"/>
+        </w:rPr>
+        <w:t xml:space="preserve">() </w:t>
+      </w:r>
+    </w:p>
+    <w:p>
+      <w:pPr>
+        <w:spacing w:after="0"/>
+        <w:rPr>
+          <w:sz w:val="28"/>
+          <w:szCs w:val="28"/>
+          <w:lang w:val="pl-PL"/>
+        </w:rPr>
+      </w:pPr>
+      <w:proofErr w:type="spellStart"/>
+      <w:r>
+        <w:rPr>
+          <w:sz w:val="28"/>
+          <w:szCs w:val="28"/>
+          <w:lang w:val="pl-PL"/>
+        </w:rPr>
+        <w:t>przyjmijZgloszenie</w:t>
+      </w:r>
+      <w:proofErr w:type="spellEnd"/>
+      <w:r>
+        <w:rPr>
+          <w:sz w:val="28"/>
+          <w:szCs w:val="28"/>
+          <w:lang w:val="pl-PL"/>
+        </w:rPr>
+        <w:t xml:space="preserve">() </w:t>
+      </w:r>
+    </w:p>
+    <w:p>
+      <w:pPr>
+        <w:spacing w:after="0"/>
+        <w:rPr>
+          <w:sz w:val="28"/>
+          <w:szCs w:val="28"/>
+          <w:lang w:val="pl-PL"/>
+        </w:rPr>
+      </w:pPr>
+      <w:proofErr w:type="spellStart"/>
+      <w:r>
+        <w:rPr>
+          <w:sz w:val="28"/>
+          <w:szCs w:val="28"/>
+          <w:lang w:val="pl-PL"/>
+        </w:rPr>
+        <w:t>zamknijZgloszenie</w:t>
+      </w:r>
+      <w:proofErr w:type="spellEnd"/>
+      <w:r>
+        <w:rPr>
+          <w:sz w:val="28"/>
+          <w:szCs w:val="28"/>
+          <w:lang w:val="pl-PL"/>
+        </w:rPr>
+        <w:t xml:space="preserve">() </w:t>
+      </w:r>
+    </w:p>
+    <w:p>
+      <w:pPr>
+        <w:spacing w:after="0"/>
+        <w:rPr>
+          <w:sz w:val="28"/>
+          <w:szCs w:val="28"/>
+          <w:lang w:val="pl-PL"/>
+        </w:rPr>
+      </w:pPr>
+    </w:p>
+    <w:p>
+      <w:pPr>
+        <w:spacing w:after="0"/>
+        <w:rPr>
+          <w:b/>
+          <w:bCs/>
+          <w:sz w:val="28"/>
+          <w:szCs w:val="28"/>
+          <w:lang w:val="pl-PL"/>
+        </w:rPr>
+      </w:pPr>
+      <w:r>
+        <w:rPr>
+          <w:b/>
+          <w:bCs/>
+          <w:sz w:val="28"/>
+          <w:szCs w:val="28"/>
+          <w:lang w:val="pl-PL"/>
+        </w:rPr>
+        <w:t>Raport</w:t>
+      </w:r>
+    </w:p>
+    <w:p>
+      <w:pPr>
+        <w:spacing w:after="0"/>
+        <w:rPr>
+          <w:sz w:val="28"/>
+          <w:szCs w:val="28"/>
+          <w:lang w:val="pl-PL"/>
+        </w:rPr>
+      </w:pPr>
+      <w:r>
+        <w:rPr>
+          <w:b/>
+          <w:bCs/>
+          <w:sz w:val="28"/>
+          <w:szCs w:val="28"/>
+          <w:lang w:val="pl-PL"/>
+        </w:rPr>
+        <w:t>Opis</w:t>
+      </w:r>
+      <w:r>
+        <w:rPr>
+          <w:sz w:val="28"/>
+          <w:szCs w:val="28"/>
+          <w:lang w:val="pl-PL"/>
+        </w:rPr>
+        <w:t xml:space="preserve">: </w:t>
+      </w:r>
+    </w:p>
+    <w:p>
+      <w:pPr>
+        <w:spacing w:after="0"/>
+        <w:rPr>
+          <w:sz w:val="28"/>
+          <w:szCs w:val="28"/>
+          <w:lang w:val="pl-PL"/>
+        </w:rPr>
+      </w:pPr>
+      <w:r>
+        <w:rPr>
+          <w:sz w:val="28"/>
+          <w:szCs w:val="28"/>
+          <w:lang w:val="pl-PL"/>
+        </w:rPr>
+        <w:t>Dokument podsumowujący przebieg misji tworzony przez Bohatera będącego na misji.</w:t>
+      </w:r>
+    </w:p>
+    <w:p>
+      <w:pPr>
+        <w:spacing w:after="0"/>
+        <w:rPr>
+          <w:sz w:val="28"/>
+          <w:szCs w:val="28"/>
+          <w:lang w:val="pl-PL"/>
+        </w:rPr>
+      </w:pPr>
+      <w:r>
+        <w:rPr>
+          <w:b/>
+          <w:bCs/>
+          <w:sz w:val="28"/>
+          <w:szCs w:val="28"/>
+          <w:lang w:val="pl-PL"/>
+        </w:rPr>
+        <w:t>Atrybuty</w:t>
+      </w:r>
+      <w:r>
+        <w:rPr>
+          <w:sz w:val="28"/>
+          <w:szCs w:val="28"/>
+          <w:lang w:val="pl-PL"/>
+        </w:rPr>
+        <w:t>:</w:t>
+      </w:r>
+    </w:p>
+    <w:p>
+      <w:pPr>
+        <w:spacing w:after="0"/>
+        <w:rPr>
+          <w:sz w:val="28"/>
+          <w:szCs w:val="28"/>
+          <w:lang w:val="pl-PL"/>
+        </w:rPr>
+      </w:pPr>
+      <w:proofErr w:type="spellStart"/>
+      <w:r>
+        <w:rPr>
+          <w:sz w:val="28"/>
+          <w:szCs w:val="28"/>
+          <w:lang w:val="pl-PL"/>
+        </w:rPr>
+        <w:t>idRaportu</w:t>
+      </w:r>
+      <w:proofErr w:type="spellEnd"/>
+      <w:r>
+        <w:rPr>
+          <w:sz w:val="28"/>
+          <w:szCs w:val="28"/>
+          <w:lang w:val="pl-PL"/>
+        </w:rPr>
+        <w:t xml:space="preserve"> : </w:t>
+      </w:r>
+      <w:proofErr w:type="spellStart"/>
+      <w:r>
+        <w:rPr>
+          <w:sz w:val="28"/>
+          <w:szCs w:val="28"/>
+          <w:lang w:val="pl-PL"/>
+        </w:rPr>
+        <w:t>int</w:t>
+      </w:r>
+      <w:proofErr w:type="spellEnd"/>
+      <w:r>
+        <w:rPr>
+          <w:sz w:val="28"/>
+          <w:szCs w:val="28"/>
+          <w:lang w:val="pl-PL"/>
+        </w:rPr>
+        <w:t xml:space="preserve"> </w:t>
+      </w:r>
+    </w:p>
+    <w:p>
+      <w:pPr>
+        <w:spacing w:after="0"/>
+        <w:rPr>
+          <w:sz w:val="28"/>
+          <w:szCs w:val="28"/>
+          <w:lang w:val="pl-PL"/>
+        </w:rPr>
+      </w:pPr>
+      <w:proofErr w:type="spellStart"/>
+      <w:r>
+        <w:rPr>
+          <w:sz w:val="28"/>
+          <w:szCs w:val="28"/>
+          <w:lang w:val="pl-PL"/>
+        </w:rPr>
+        <w:t>dataRaportu</w:t>
+      </w:r>
+      <w:proofErr w:type="spellEnd"/>
+      <w:r>
+        <w:rPr>
+          <w:sz w:val="28"/>
+          <w:szCs w:val="28"/>
+          <w:lang w:val="pl-PL"/>
+        </w:rPr>
+        <w:t xml:space="preserve"> : </w:t>
+      </w:r>
+      <w:proofErr w:type="spellStart"/>
+      <w:r>
+        <w:rPr>
+          <w:sz w:val="28"/>
+          <w:szCs w:val="28"/>
+          <w:lang w:val="pl-PL"/>
+        </w:rPr>
+        <w:t>Date</w:t>
+      </w:r>
+      <w:proofErr w:type="spellEnd"/>
+      <w:r>
+        <w:rPr>
+          <w:sz w:val="28"/>
+          <w:szCs w:val="28"/>
+          <w:lang w:val="pl-PL"/>
+        </w:rPr>
+        <w:t xml:space="preserve"> </w:t>
+      </w:r>
+    </w:p>
+    <w:p>
+      <w:pPr>
+        <w:spacing w:after="0"/>
+        <w:rPr>
+          <w:sz w:val="28"/>
+          <w:szCs w:val="28"/>
+          <w:lang w:val="pl-PL"/>
+        </w:rPr>
+      </w:pPr>
+      <w:proofErr w:type="spellStart"/>
+      <w:r>
+        <w:rPr>
+          <w:sz w:val="28"/>
+          <w:szCs w:val="28"/>
+          <w:lang w:val="pl-PL"/>
+        </w:rPr>
+        <w:t>tresc</w:t>
+      </w:r>
+      <w:proofErr w:type="spellEnd"/>
+      <w:r>
+        <w:rPr>
+          <w:sz w:val="28"/>
+          <w:szCs w:val="28"/>
+          <w:lang w:val="pl-PL"/>
+        </w:rPr>
+        <w:t xml:space="preserve"> : String </w:t>
+      </w:r>
+    </w:p>
+    <w:p>
+      <w:pPr>
+        <w:spacing w:after="0"/>
+        <w:rPr>
+          <w:sz w:val="28"/>
+          <w:szCs w:val="28"/>
+          <w:lang w:val="pl-PL"/>
+        </w:rPr>
+      </w:pPr>
+      <w:r>
+        <w:rPr>
+          <w:b/>
+          <w:bCs/>
+          <w:sz w:val="28"/>
+          <w:szCs w:val="28"/>
+          <w:lang w:val="pl-PL"/>
+        </w:rPr>
+        <w:t>Metody</w:t>
+      </w:r>
+      <w:r>
+        <w:rPr>
+          <w:sz w:val="28"/>
+          <w:szCs w:val="28"/>
+          <w:lang w:val="pl-PL"/>
+        </w:rPr>
+        <w:t>:</w:t>
+      </w:r>
+    </w:p>
+    <w:p>
+      <w:pPr>
+        <w:spacing w:after="0"/>
+        <w:rPr>
+          <w:sz w:val="28"/>
+          <w:szCs w:val="28"/>
+          <w:lang w:val="pl-PL"/>
+        </w:rPr>
+      </w:pPr>
+      <w:proofErr w:type="spellStart"/>
+      <w:r>
+        <w:rPr>
+          <w:sz w:val="28"/>
+          <w:szCs w:val="28"/>
+          <w:lang w:val="pl-PL"/>
+        </w:rPr>
+        <w:t>Przeslij</w:t>
+      </w:r>
+      <w:proofErr w:type="spellEnd"/>
+      <w:r>
+        <w:rPr>
+          <w:sz w:val="28"/>
+          <w:szCs w:val="28"/>
+          <w:lang w:val="pl-PL"/>
+        </w:rPr>
+        <w:t xml:space="preserve">() </w:t>
+      </w:r>
+    </w:p>
+    <w:p>
+      <w:pPr>
+        <w:spacing w:after="0"/>
+        <w:rPr>
+          <w:sz w:val="28"/>
+          <w:szCs w:val="28"/>
+          <w:lang w:val="pl-PL"/>
+        </w:rPr>
+      </w:pPr>
+    </w:p>
+    <w:p>
+      <w:pPr>
+        <w:spacing w:after="0"/>
+        <w:rPr>
+          <w:b/>
+          <w:bCs/>
+          <w:sz w:val="28"/>
+          <w:szCs w:val="28"/>
+          <w:lang w:val="pl-PL"/>
+        </w:rPr>
+      </w:pPr>
+      <w:proofErr w:type="spellStart"/>
+      <w:r>
+        <w:rPr>
+          <w:b/>
+          <w:bCs/>
+          <w:sz w:val="28"/>
+          <w:szCs w:val="28"/>
+          <w:lang w:val="pl-PL"/>
+        </w:rPr>
+        <w:t>ZespolOperacyjny</w:t>
+      </w:r>
+      <w:proofErr w:type="spellEnd"/>
+    </w:p>
+    <w:p>
+      <w:pPr>
+        <w:spacing w:after="0"/>
+        <w:rPr>
+          <w:sz w:val="28"/>
+          <w:szCs w:val="28"/>
+          <w:lang w:val="pl-PL"/>
+        </w:rPr>
+      </w:pPr>
+      <w:r>
+        <w:rPr>
+          <w:b/>
+          <w:bCs/>
+          <w:sz w:val="28"/>
+          <w:szCs w:val="28"/>
+          <w:lang w:val="pl-PL"/>
+        </w:rPr>
+        <w:t>Opis</w:t>
+      </w:r>
+      <w:r>
+        <w:rPr>
+          <w:sz w:val="28"/>
+          <w:szCs w:val="28"/>
+          <w:lang w:val="pl-PL"/>
+        </w:rPr>
+        <w:t xml:space="preserve">: </w:t>
+      </w:r>
+    </w:p>
+    <w:p>
+      <w:pPr>
+        <w:spacing w:after="0"/>
+        <w:rPr>
+          <w:sz w:val="28"/>
+          <w:szCs w:val="28"/>
+          <w:lang w:val="pl-PL"/>
+        </w:rPr>
+      </w:pPr>
+      <w:r>
+        <w:rPr>
+          <w:sz w:val="28"/>
+          <w:szCs w:val="28"/>
+          <w:lang w:val="pl-PL"/>
+        </w:rPr>
+        <w:t>Grupa bohaterów realizująca wspólnie misję.</w:t>
+      </w:r>
+    </w:p>
+    <w:p>
+      <w:pPr>
+        <w:spacing w:after="0"/>
+        <w:rPr>
+          <w:sz w:val="28"/>
+          <w:szCs w:val="28"/>
+          <w:lang w:val="pl-PL"/>
+        </w:rPr>
+      </w:pPr>
+      <w:r>
+        <w:rPr>
+          <w:b/>
+          <w:bCs/>
+          <w:sz w:val="28"/>
+          <w:szCs w:val="28"/>
+          <w:lang w:val="pl-PL"/>
+        </w:rPr>
+        <w:t>Atrybuty</w:t>
+      </w:r>
+      <w:r>
+        <w:rPr>
+          <w:sz w:val="28"/>
+          <w:szCs w:val="28"/>
+          <w:lang w:val="pl-PL"/>
+        </w:rPr>
+        <w:t>:</w:t>
+      </w:r>
+    </w:p>
+    <w:p>
+      <w:pPr>
+        <w:spacing w:after="0"/>
+        <w:rPr>
+          <w:sz w:val="28"/>
+          <w:szCs w:val="28"/>
+          <w:lang w:val="pl-PL"/>
+        </w:rPr>
+      </w:pPr>
+      <w:proofErr w:type="spellStart"/>
+      <w:r>
+        <w:rPr>
+          <w:sz w:val="28"/>
+          <w:szCs w:val="28"/>
+          <w:lang w:val="pl-PL"/>
+        </w:rPr>
+        <w:t>idZespolu</w:t>
+      </w:r>
+      <w:proofErr w:type="spellEnd"/>
+      <w:r>
+        <w:rPr>
+          <w:sz w:val="28"/>
+          <w:szCs w:val="28"/>
+          <w:lang w:val="pl-PL"/>
+        </w:rPr>
+        <w:t xml:space="preserve"> : </w:t>
+      </w:r>
+      <w:proofErr w:type="spellStart"/>
+      <w:r>
+        <w:rPr>
+          <w:sz w:val="28"/>
+          <w:szCs w:val="28"/>
+          <w:lang w:val="pl-PL"/>
+        </w:rPr>
+        <w:t>int</w:t>
+      </w:r>
+      <w:proofErr w:type="spellEnd"/>
+      <w:r>
+        <w:rPr>
+          <w:sz w:val="28"/>
+          <w:szCs w:val="28"/>
+          <w:lang w:val="pl-PL"/>
+        </w:rPr>
+        <w:t xml:space="preserve"> </w:t>
+      </w:r>
+    </w:p>
+    <w:p>
+      <w:pPr>
+        <w:spacing w:after="0"/>
+        <w:rPr>
+          <w:sz w:val="28"/>
+          <w:szCs w:val="28"/>
+          <w:lang w:val="pl-PL"/>
+        </w:rPr>
+      </w:pPr>
+      <w:proofErr w:type="spellStart"/>
+      <w:r>
+        <w:rPr>
+          <w:sz w:val="28"/>
+          <w:szCs w:val="28"/>
+          <w:lang w:val="pl-PL"/>
+        </w:rPr>
+        <w:t>iloscBohaterow</w:t>
+      </w:r>
+      <w:proofErr w:type="spellEnd"/>
+      <w:r>
+        <w:rPr>
+          <w:sz w:val="28"/>
+          <w:szCs w:val="28"/>
+          <w:lang w:val="pl-PL"/>
+        </w:rPr>
+        <w:t xml:space="preserve"> : </w:t>
+      </w:r>
+      <w:proofErr w:type="spellStart"/>
+      <w:r>
+        <w:rPr>
+          <w:sz w:val="28"/>
+          <w:szCs w:val="28"/>
+          <w:lang w:val="pl-PL"/>
+        </w:rPr>
+        <w:t>int</w:t>
+      </w:r>
+      <w:proofErr w:type="spellEnd"/>
+      <w:r>
+        <w:rPr>
+          <w:sz w:val="28"/>
+          <w:szCs w:val="28"/>
+          <w:lang w:val="pl-PL"/>
+        </w:rPr>
+        <w:t xml:space="preserve"> </w:t>
+      </w:r>
+    </w:p>
+    <w:p>
+      <w:pPr>
+        <w:spacing w:after="0"/>
+        <w:rPr>
+          <w:sz w:val="28"/>
+          <w:szCs w:val="28"/>
+          <w:lang w:val="pl-PL"/>
+        </w:rPr>
+      </w:pPr>
+      <w:proofErr w:type="spellStart"/>
+      <w:r>
+        <w:rPr>
+          <w:sz w:val="28"/>
+          <w:szCs w:val="28"/>
+          <w:lang w:val="pl-PL"/>
+        </w:rPr>
+        <w:t>poziomSynergii</w:t>
+      </w:r>
+      <w:proofErr w:type="spellEnd"/>
+      <w:r>
+        <w:rPr>
+          <w:sz w:val="28"/>
+          <w:szCs w:val="28"/>
+          <w:lang w:val="pl-PL"/>
+        </w:rPr>
+        <w:t xml:space="preserve"> : </w:t>
+      </w:r>
+      <w:proofErr w:type="spellStart"/>
+      <w:r>
+        <w:rPr>
+          <w:sz w:val="28"/>
+          <w:szCs w:val="28"/>
+          <w:lang w:val="pl-PL"/>
+        </w:rPr>
+        <w:t>float</w:t>
+      </w:r>
+      <w:proofErr w:type="spellEnd"/>
+      <w:r>
+        <w:rPr>
+          <w:sz w:val="28"/>
+          <w:szCs w:val="28"/>
+          <w:lang w:val="pl-PL"/>
+        </w:rPr>
+        <w:t xml:space="preserve"> - poziom synergii mocy </w:t>
+      </w:r>
+    </w:p>
+    <w:p>
+      <w:pPr>
+        <w:spacing w:after="0"/>
+        <w:rPr>
+          <w:sz w:val="28"/>
+          <w:szCs w:val="28"/>
+          <w:lang w:val="pl-PL"/>
+        </w:rPr>
+      </w:pPr>
+      <w:r>
+        <w:rPr>
+          <w:b/>
+          <w:bCs/>
+          <w:sz w:val="28"/>
+          <w:szCs w:val="28"/>
+          <w:lang w:val="pl-PL"/>
+        </w:rPr>
+        <w:t>Metody</w:t>
+      </w:r>
+      <w:r>
+        <w:rPr>
+          <w:sz w:val="28"/>
+          <w:szCs w:val="28"/>
+          <w:lang w:val="pl-PL"/>
+        </w:rPr>
+        <w:t>:</w:t>
+      </w:r>
+    </w:p>
+    <w:p>
+      <w:pPr>
+        <w:spacing w:after="0"/>
+        <w:rPr>
+          <w:sz w:val="28"/>
+          <w:szCs w:val="28"/>
+          <w:lang w:val="pl-PL"/>
+        </w:rPr>
+      </w:pPr>
+      <w:proofErr w:type="spellStart"/>
+      <w:r>
+        <w:rPr>
+          <w:sz w:val="28"/>
+          <w:szCs w:val="28"/>
+          <w:lang w:val="pl-PL"/>
+        </w:rPr>
+        <w:t>dodajBohatera</w:t>
+      </w:r>
+      <w:proofErr w:type="spellEnd"/>
+      <w:r>
+        <w:rPr>
+          <w:sz w:val="28"/>
+          <w:szCs w:val="28"/>
+          <w:lang w:val="pl-PL"/>
+        </w:rPr>
+        <w:t xml:space="preserve">() </w:t>
+      </w:r>
+    </w:p>
+    <w:p>
+      <w:pPr>
+        <w:spacing w:after="0"/>
+        <w:rPr>
+          <w:sz w:val="28"/>
+          <w:szCs w:val="28"/>
+          <w:lang w:val="pl-PL"/>
+        </w:rPr>
+      </w:pPr>
+      <w:proofErr w:type="spellStart"/>
+      <w:r>
+        <w:rPr>
+          <w:sz w:val="28"/>
+          <w:szCs w:val="28"/>
+          <w:lang w:val="pl-PL"/>
+        </w:rPr>
+        <w:t>usunBohatera</w:t>
+      </w:r>
+      <w:proofErr w:type="spellEnd"/>
+      <w:r>
+        <w:rPr>
+          <w:sz w:val="28"/>
+          <w:szCs w:val="28"/>
+          <w:lang w:val="pl-PL"/>
+        </w:rPr>
+        <w:t xml:space="preserve">() </w:t>
+      </w:r>
+    </w:p>
+    <w:p>
+      <w:pPr>
+        <w:spacing w:after="0"/>
+        <w:rPr>
+          <w:sz w:val="28"/>
+          <w:szCs w:val="28"/>
+          <w:lang w:val="pl-PL"/>
+        </w:rPr>
+      </w:pPr>
+    </w:p>
+    <w:p>
+      <w:pPr>
+        <w:spacing w:after="0"/>
+        <w:rPr>
+          <w:b/>
+          <w:bCs/>
+          <w:sz w:val="28"/>
+          <w:szCs w:val="28"/>
+          <w:lang w:val="pl-PL"/>
+        </w:rPr>
+      </w:pPr>
+      <w:proofErr w:type="spellStart"/>
+      <w:r>
+        <w:rPr>
+          <w:b/>
+          <w:bCs/>
+          <w:sz w:val="28"/>
+          <w:szCs w:val="28"/>
+          <w:lang w:val="pl-PL"/>
+        </w:rPr>
+        <w:lastRenderedPageBreak/>
+        <w:t>Zgloszenie</w:t>
+      </w:r>
+      <w:proofErr w:type="spellEnd"/>
+    </w:p>
+    <w:p>
+      <w:pPr>
+        <w:spacing w:after="0"/>
+        <w:rPr>
+          <w:sz w:val="28"/>
+          <w:szCs w:val="28"/>
+          <w:lang w:val="pl-PL"/>
+        </w:rPr>
+      </w:pPr>
+      <w:r>
+        <w:rPr>
+          <w:b/>
+          <w:bCs/>
+          <w:sz w:val="28"/>
+          <w:szCs w:val="28"/>
+          <w:lang w:val="pl-PL"/>
+        </w:rPr>
+        <w:t>Opis</w:t>
+      </w:r>
+      <w:r>
+        <w:rPr>
+          <w:sz w:val="28"/>
+          <w:szCs w:val="28"/>
+          <w:lang w:val="pl-PL"/>
+        </w:rPr>
+        <w:t>:</w:t>
+      </w:r>
+    </w:p>
+    <w:p>
+      <w:pPr>
+        <w:spacing w:after="0"/>
+        <w:rPr>
+          <w:sz w:val="28"/>
+          <w:szCs w:val="28"/>
+          <w:lang w:val="pl-PL"/>
+        </w:rPr>
+      </w:pPr>
+      <w:r>
+        <w:rPr>
+          <w:sz w:val="28"/>
+          <w:szCs w:val="28"/>
+          <w:lang w:val="pl-PL"/>
+        </w:rPr>
+        <w:t>Zgłoszenie przyjmowane przez Operatora, zwiera informacje gdzie występuje zagrożenie i określa jej typ, stopień oraz przypisywany jest krótki opis zdarzenia.</w:t>
+      </w:r>
+    </w:p>
+    <w:p>
+      <w:pPr>
+        <w:spacing w:after="0"/>
+        <w:rPr>
+          <w:sz w:val="28"/>
+          <w:szCs w:val="28"/>
+          <w:lang w:val="pl-PL"/>
+        </w:rPr>
+      </w:pPr>
+      <w:r>
+        <w:rPr>
+          <w:b/>
+          <w:bCs/>
+          <w:sz w:val="28"/>
+          <w:szCs w:val="28"/>
+          <w:lang w:val="pl-PL"/>
+        </w:rPr>
+        <w:t>Atrybuty</w:t>
+      </w:r>
+      <w:r>
+        <w:rPr>
+          <w:sz w:val="28"/>
+          <w:szCs w:val="28"/>
+          <w:lang w:val="pl-PL"/>
+        </w:rPr>
+        <w:t>:</w:t>
+      </w:r>
+    </w:p>
+    <w:p>
+      <w:pPr>
+        <w:spacing w:after="0"/>
+        <w:rPr>
+          <w:sz w:val="28"/>
+          <w:szCs w:val="28"/>
+          <w:lang w:val="pl-PL"/>
+        </w:rPr>
+      </w:pPr>
+      <w:proofErr w:type="spellStart"/>
+      <w:r>
+        <w:rPr>
+          <w:sz w:val="28"/>
+          <w:szCs w:val="28"/>
+          <w:lang w:val="pl-PL"/>
+        </w:rPr>
+        <w:t>idZgloszenia</w:t>
+      </w:r>
+      <w:proofErr w:type="spellEnd"/>
+      <w:r>
+        <w:rPr>
+          <w:sz w:val="28"/>
+          <w:szCs w:val="28"/>
+          <w:lang w:val="pl-PL"/>
+        </w:rPr>
+        <w:t xml:space="preserve"> : </w:t>
+      </w:r>
+      <w:proofErr w:type="spellStart"/>
+      <w:r>
+        <w:rPr>
+          <w:sz w:val="28"/>
+          <w:szCs w:val="28"/>
+          <w:lang w:val="pl-PL"/>
+        </w:rPr>
+        <w:t>int</w:t>
+      </w:r>
+      <w:proofErr w:type="spellEnd"/>
+      <w:r>
+        <w:rPr>
+          <w:sz w:val="28"/>
+          <w:szCs w:val="28"/>
+          <w:lang w:val="pl-PL"/>
+        </w:rPr>
+        <w:t xml:space="preserve"> </w:t>
+      </w:r>
+    </w:p>
+    <w:p>
+      <w:pPr>
+        <w:spacing w:after="0"/>
+        <w:rPr>
+          <w:sz w:val="28"/>
+          <w:szCs w:val="28"/>
+          <w:lang w:val="pl-PL"/>
+        </w:rPr>
+      </w:pPr>
+      <w:r>
+        <w:rPr>
+          <w:sz w:val="28"/>
+          <w:szCs w:val="28"/>
+          <w:lang w:val="pl-PL"/>
+        </w:rPr>
+        <w:t xml:space="preserve">data : </w:t>
+      </w:r>
+      <w:proofErr w:type="spellStart"/>
+      <w:r>
+        <w:rPr>
+          <w:sz w:val="28"/>
+          <w:szCs w:val="28"/>
+          <w:lang w:val="pl-PL"/>
+        </w:rPr>
+        <w:t>Date</w:t>
+      </w:r>
+      <w:proofErr w:type="spellEnd"/>
+      <w:r>
+        <w:rPr>
+          <w:sz w:val="28"/>
+          <w:szCs w:val="28"/>
+          <w:lang w:val="pl-PL"/>
+        </w:rPr>
+        <w:t xml:space="preserve"> </w:t>
+      </w:r>
+    </w:p>
+    <w:p>
+      <w:pPr>
+        <w:spacing w:after="0"/>
+        <w:rPr>
+          <w:sz w:val="28"/>
+          <w:szCs w:val="28"/>
+          <w:lang w:val="pl-PL"/>
+        </w:rPr>
+      </w:pPr>
+      <w:r>
+        <w:rPr>
+          <w:sz w:val="28"/>
+          <w:szCs w:val="28"/>
+          <w:lang w:val="pl-PL"/>
+        </w:rPr>
+        <w:t xml:space="preserve">rodzaj : String </w:t>
+      </w:r>
+    </w:p>
+    <w:p>
+      <w:pPr>
+        <w:spacing w:after="0"/>
+        <w:rPr>
+          <w:sz w:val="28"/>
+          <w:szCs w:val="28"/>
+          <w:lang w:val="pl-PL"/>
+        </w:rPr>
+      </w:pPr>
+      <w:proofErr w:type="spellStart"/>
+      <w:r>
+        <w:rPr>
+          <w:sz w:val="28"/>
+          <w:szCs w:val="28"/>
+          <w:lang w:val="pl-PL"/>
+        </w:rPr>
+        <w:t>stopien</w:t>
+      </w:r>
+      <w:proofErr w:type="spellEnd"/>
+      <w:r>
+        <w:rPr>
+          <w:sz w:val="28"/>
+          <w:szCs w:val="28"/>
+          <w:lang w:val="pl-PL"/>
+        </w:rPr>
+        <w:t xml:space="preserve"> : </w:t>
+      </w:r>
+      <w:proofErr w:type="spellStart"/>
+      <w:r>
+        <w:rPr>
+          <w:sz w:val="28"/>
+          <w:szCs w:val="28"/>
+          <w:lang w:val="pl-PL"/>
+        </w:rPr>
+        <w:t>int</w:t>
+      </w:r>
+      <w:proofErr w:type="spellEnd"/>
+      <w:r>
+        <w:rPr>
+          <w:sz w:val="28"/>
+          <w:szCs w:val="28"/>
+          <w:lang w:val="pl-PL"/>
+        </w:rPr>
+        <w:t xml:space="preserve"> </w:t>
+      </w:r>
+    </w:p>
+    <w:p>
+      <w:pPr>
+        <w:spacing w:after="0"/>
+        <w:rPr>
+          <w:sz w:val="28"/>
+          <w:szCs w:val="28"/>
+          <w:lang w:val="pl-PL"/>
+        </w:rPr>
+      </w:pPr>
+      <w:r>
+        <w:rPr>
+          <w:sz w:val="28"/>
+          <w:szCs w:val="28"/>
+          <w:lang w:val="pl-PL"/>
+        </w:rPr>
+        <w:t xml:space="preserve">lokalizacja : String </w:t>
+      </w:r>
+    </w:p>
+    <w:p>
+      <w:pPr>
+        <w:spacing w:after="0"/>
+        <w:rPr>
+          <w:sz w:val="28"/>
+          <w:szCs w:val="28"/>
+          <w:lang w:val="pl-PL"/>
+        </w:rPr>
+      </w:pPr>
+      <w:proofErr w:type="spellStart"/>
+      <w:r>
+        <w:rPr>
+          <w:sz w:val="28"/>
+          <w:szCs w:val="28"/>
+          <w:lang w:val="pl-PL"/>
+        </w:rPr>
+        <w:t>krotkiOpis</w:t>
+      </w:r>
+      <w:proofErr w:type="spellEnd"/>
+      <w:r>
+        <w:rPr>
+          <w:sz w:val="28"/>
+          <w:szCs w:val="28"/>
+          <w:lang w:val="pl-PL"/>
+        </w:rPr>
+        <w:t xml:space="preserve"> : String </w:t>
+      </w:r>
+    </w:p>
+    <w:p>
+      <w:pPr>
+        <w:spacing w:after="0"/>
+        <w:rPr>
+          <w:sz w:val="28"/>
+          <w:szCs w:val="28"/>
+          <w:lang w:val="pl-PL"/>
+        </w:rPr>
+      </w:pPr>
+      <w:r>
+        <w:rPr>
+          <w:b/>
+          <w:bCs/>
+          <w:sz w:val="28"/>
+          <w:szCs w:val="28"/>
+          <w:lang w:val="pl-PL"/>
+        </w:rPr>
+        <w:t>Metody</w:t>
+      </w:r>
+      <w:r>
+        <w:rPr>
+          <w:sz w:val="28"/>
+          <w:szCs w:val="28"/>
+          <w:lang w:val="pl-PL"/>
+        </w:rPr>
+        <w:t>:</w:t>
+      </w:r>
+    </w:p>
+    <w:p>
+      <w:pPr>
+        <w:spacing w:after="0"/>
+        <w:rPr>
+          <w:sz w:val="28"/>
+          <w:szCs w:val="28"/>
+          <w:lang w:val="pl-PL"/>
+        </w:rPr>
+      </w:pPr>
+      <w:proofErr w:type="spellStart"/>
+      <w:r>
+        <w:rPr>
+          <w:sz w:val="28"/>
+          <w:szCs w:val="28"/>
+          <w:lang w:val="pl-PL"/>
+        </w:rPr>
+        <w:t>algorytmPrzydzielania</w:t>
+      </w:r>
+      <w:proofErr w:type="spellEnd"/>
+      <w:r>
+        <w:rPr>
+          <w:sz w:val="28"/>
+          <w:szCs w:val="28"/>
+          <w:lang w:val="pl-PL"/>
+        </w:rPr>
+        <w:t>() - dobiera odpowiednich bohaterów do zgłoszenia</w:t>
+      </w:r>
+    </w:p>
+    <w:p>
+      <w:pPr>
+        <w:spacing w:after="0"/>
+        <w:rPr>
+          <w:sz w:val="28"/>
+          <w:szCs w:val="28"/>
+          <w:lang w:val="pl-PL"/>
+        </w:rPr>
+      </w:pPr>
+    </w:p>
+    <w:p>
+      <w:pPr>
+        <w:spacing w:after="0"/>
+        <w:ind w:left="720"/>
+        <w:rPr>
+          <w:b/>
+          <w:bCs/>
+          <w:sz w:val="28"/>
+          <w:szCs w:val="28"/>
+          <w:lang w:val="pl-PL"/>
+        </w:rPr>
+      </w:pPr>
+      <w:r>
+        <w:rPr>
+          <w:b/>
+          <w:bCs/>
+          <w:sz w:val="28"/>
+          <w:szCs w:val="28"/>
+          <w:lang w:val="pl-PL"/>
+        </w:rPr>
+        <w:t>5.3. Diagramy stanów wraz z opisem tekstowym występującym na nich elementów</w:t>
+      </w:r>
+      <w:r>
+        <w:rPr>
+          <w:b/>
+          <w:bCs/>
+          <w:sz w:val="28"/>
+          <w:szCs w:val="28"/>
+          <w:lang w:val="pl-PL"/>
+        </w:rPr>
+        <w:br/>
+      </w:r>
+    </w:p>
+    <w:p>
+      <w:pPr>
+        <w:spacing w:after="0"/>
+        <w:rPr>
+          <w:b/>
+          <w:bCs/>
+          <w:sz w:val="28"/>
+          <w:szCs w:val="28"/>
+          <w:lang w:val="pl-PL"/>
+        </w:rPr>
+      </w:pPr>
+    </w:p>
+    <w:p>
+      <w:pPr>
+        <w:spacing w:after="0"/>
+        <w:ind w:firstLine="720"/>
+        <w:rPr>
+          <w:b/>
+          <w:bCs/>
+          <w:sz w:val="28"/>
+          <w:szCs w:val="28"/>
+          <w:lang w:val="pl-PL"/>
+        </w:rPr>
+      </w:pPr>
+      <w:r>
+        <w:rPr>
+          <w:b/>
+          <w:bCs/>
+          <w:sz w:val="28"/>
+          <w:szCs w:val="28"/>
+          <w:lang w:val="pl-PL"/>
+        </w:rPr>
+        <w:t xml:space="preserve">5.4. Propozycje interfejsu użytkownika </w:t>
+      </w:r>
+    </w:p>
+    <w:p>
+      <w:pPr>
+        <w:spacing w:after="0"/>
+        <w:rPr>
+          <w:sz w:val="28"/>
+          <w:szCs w:val="28"/>
+          <w:lang w:val="pl-PL"/>
+        </w:rPr>
+      </w:pPr>
+      <w:r>
+        <w:rPr>
+          <w:sz w:val="28"/>
+          <w:szCs w:val="28"/>
+          <w:lang w:val="pl-PL"/>
+        </w:rPr>
+        <w:t>1. Okno główne (Pulpit Operacyjny)</w:t>
+      </w:r>
+    </w:p>
+    <w:p>
+      <w:pPr>
+        <w:spacing w:after="0"/>
+        <w:rPr>
+          <w:sz w:val="28"/>
+          <w:szCs w:val="28"/>
+          <w:lang w:val="pl-PL"/>
+        </w:rPr>
+      </w:pPr>
+      <w:r>
+        <w:rPr>
+          <w:sz w:val="28"/>
+          <w:szCs w:val="28"/>
+          <w:lang w:val="pl-PL"/>
+        </w:rPr>
+        <w:t>Okno główne jest podzielone na trzy kluczowe panele, aby operator miał wszystkie najważniejsze informacje bez konieczności przełączania zakładek:</w:t>
+      </w:r>
+    </w:p>
+    <w:p>
+      <w:pPr>
+        <w:spacing w:after="0"/>
+        <w:rPr>
+          <w:sz w:val="28"/>
+          <w:szCs w:val="28"/>
+          <w:lang w:val="pl-PL"/>
+        </w:rPr>
+      </w:pPr>
+    </w:p>
+    <w:p>
+      <w:pPr>
+        <w:spacing w:after="0"/>
+        <w:rPr>
+          <w:sz w:val="28"/>
+          <w:szCs w:val="28"/>
+          <w:lang w:val="pl-PL"/>
+        </w:rPr>
+      </w:pPr>
+      <w:r>
+        <w:rPr>
+          <w:sz w:val="28"/>
+          <w:szCs w:val="28"/>
+          <w:lang w:val="pl-PL"/>
+        </w:rPr>
+        <w:t>Panel Centralny (Mapa): Interaktywna mapa satelitarna na żywo. Wyświetla ikony zagrożeń w kolorach zależnych od Stopnia 1-5 (1-zielony, 2-zółty, 3-pomarańczowy, 4-fioletowy, 5-czerwony) oraz aktualne pozycje bohaterów.</w:t>
+      </w:r>
+    </w:p>
+    <w:p>
+      <w:pPr>
+        <w:spacing w:after="0"/>
+        <w:rPr>
+          <w:sz w:val="28"/>
+          <w:szCs w:val="28"/>
+          <w:lang w:val="pl-PL"/>
+        </w:rPr>
+      </w:pPr>
+    </w:p>
+    <w:p>
+      <w:pPr>
+        <w:spacing w:after="0"/>
+        <w:rPr>
+          <w:sz w:val="28"/>
+          <w:szCs w:val="28"/>
+          <w:lang w:val="pl-PL"/>
+        </w:rPr>
+      </w:pPr>
+      <w:r>
+        <w:rPr>
+          <w:sz w:val="28"/>
+          <w:szCs w:val="28"/>
+          <w:lang w:val="pl-PL"/>
+        </w:rPr>
+        <w:t>Panel Lewy (Bieżące Zgłoszenia): Dynamiczna, przewijana lista aktywnych i oczekujących incydentów posortowana według priorytetu.</w:t>
+      </w:r>
+    </w:p>
+    <w:p>
+      <w:pPr>
+        <w:spacing w:after="0"/>
+        <w:rPr>
+          <w:sz w:val="28"/>
+          <w:szCs w:val="28"/>
+          <w:lang w:val="pl-PL"/>
+        </w:rPr>
+      </w:pPr>
+    </w:p>
+    <w:p>
+      <w:pPr>
+        <w:spacing w:after="0"/>
+        <w:rPr>
+          <w:sz w:val="28"/>
+          <w:szCs w:val="28"/>
+          <w:lang w:val="pl-PL"/>
+        </w:rPr>
+      </w:pPr>
+      <w:r>
+        <w:rPr>
+          <w:sz w:val="28"/>
+          <w:szCs w:val="28"/>
+          <w:lang w:val="pl-PL"/>
+        </w:rPr>
+        <w:t>Panel Prawy (Status Jednostek): Lista bohaterów z podziałem na statusy: "W akcji", "Gotowy/a", "Regeneracja". Przy każdym znajduje się pasek ich aktualnego poziomu energii/mocy.</w:t>
+      </w:r>
+    </w:p>
+    <w:p>
+      <w:pPr>
+        <w:spacing w:after="0"/>
+        <w:rPr>
+          <w:sz w:val="28"/>
+          <w:szCs w:val="28"/>
+          <w:lang w:val="pl-PL"/>
+        </w:rPr>
+      </w:pPr>
+    </w:p>
+    <w:p>
+      <w:pPr>
+        <w:spacing w:after="0"/>
+        <w:rPr>
+          <w:sz w:val="28"/>
+          <w:szCs w:val="28"/>
+          <w:lang w:val="pl-PL"/>
+        </w:rPr>
+      </w:pPr>
+      <w:r>
+        <w:rPr>
+          <w:sz w:val="28"/>
+          <w:szCs w:val="28"/>
+          <w:lang w:val="pl-PL"/>
+        </w:rPr>
+        <w:t>2. Menu główne</w:t>
+      </w:r>
+    </w:p>
+    <w:p>
+      <w:pPr>
+        <w:spacing w:after="0"/>
+        <w:rPr>
+          <w:sz w:val="28"/>
+          <w:szCs w:val="28"/>
+          <w:lang w:val="pl-PL"/>
+        </w:rPr>
+      </w:pPr>
+      <w:r>
+        <w:rPr>
+          <w:sz w:val="28"/>
+          <w:szCs w:val="28"/>
+          <w:lang w:val="pl-PL"/>
+        </w:rPr>
+        <w:t>Umieszczone pionowo, w formie rozwijanego paska po lewej stronie ekranu, zapewniające szybki dostęp do modułów:</w:t>
+      </w:r>
+    </w:p>
+    <w:p>
+      <w:pPr>
+        <w:spacing w:after="0"/>
+        <w:rPr>
+          <w:sz w:val="28"/>
+          <w:szCs w:val="28"/>
+          <w:lang w:val="pl-PL"/>
+        </w:rPr>
+      </w:pPr>
+    </w:p>
+    <w:p>
+      <w:pPr>
+        <w:spacing w:after="0"/>
+        <w:rPr>
+          <w:sz w:val="28"/>
+          <w:szCs w:val="28"/>
+          <w:lang w:val="pl-PL"/>
+        </w:rPr>
+      </w:pPr>
+      <w:r>
+        <w:rPr>
+          <w:sz w:val="28"/>
+          <w:szCs w:val="28"/>
+          <w:lang w:val="pl-PL"/>
+        </w:rPr>
+        <w:t>Pulpit Operacyjny (Powrót do okna głównego z mapą)</w:t>
+      </w:r>
+    </w:p>
+    <w:p>
+      <w:pPr>
+        <w:spacing w:after="0"/>
+        <w:rPr>
+          <w:sz w:val="28"/>
+          <w:szCs w:val="28"/>
+          <w:lang w:val="pl-PL"/>
+        </w:rPr>
+      </w:pPr>
+    </w:p>
+    <w:p>
+      <w:pPr>
+        <w:spacing w:after="0"/>
+        <w:rPr>
+          <w:sz w:val="28"/>
+          <w:szCs w:val="28"/>
+          <w:lang w:val="pl-PL"/>
+        </w:rPr>
+      </w:pPr>
+      <w:r>
+        <w:rPr>
+          <w:sz w:val="28"/>
+          <w:szCs w:val="28"/>
+          <w:lang w:val="pl-PL"/>
+        </w:rPr>
+        <w:t>Dziennik Zgłoszeń (Historia i archiwum incydentów)</w:t>
+      </w:r>
+    </w:p>
+    <w:p>
+      <w:pPr>
+        <w:spacing w:after="0"/>
+        <w:rPr>
+          <w:sz w:val="28"/>
+          <w:szCs w:val="28"/>
+          <w:lang w:val="pl-PL"/>
+        </w:rPr>
+      </w:pPr>
+    </w:p>
+    <w:p>
+      <w:pPr>
+        <w:spacing w:after="0"/>
+        <w:rPr>
+          <w:sz w:val="28"/>
+          <w:szCs w:val="28"/>
+          <w:lang w:val="pl-PL"/>
+        </w:rPr>
+      </w:pPr>
+      <w:r>
+        <w:rPr>
+          <w:sz w:val="28"/>
+          <w:szCs w:val="28"/>
+          <w:lang w:val="pl-PL"/>
+        </w:rPr>
+        <w:t>Katalog Bohaterów (Dostępność, energia/siła, stan zdrowia)</w:t>
+      </w:r>
+    </w:p>
+    <w:p>
+      <w:pPr>
+        <w:spacing w:after="0"/>
+        <w:rPr>
+          <w:sz w:val="28"/>
+          <w:szCs w:val="28"/>
+          <w:lang w:val="pl-PL"/>
+        </w:rPr>
+      </w:pPr>
+    </w:p>
+    <w:p>
+      <w:pPr>
+        <w:spacing w:after="0"/>
+        <w:rPr>
+          <w:sz w:val="28"/>
+          <w:szCs w:val="28"/>
+          <w:lang w:val="pl-PL"/>
+        </w:rPr>
+      </w:pPr>
+      <w:r>
+        <w:rPr>
+          <w:sz w:val="28"/>
+          <w:szCs w:val="28"/>
+          <w:lang w:val="pl-PL"/>
+        </w:rPr>
+        <w:t>Baza Wiedzy o Mocach (Katalog zawierający opisy zdolności, ich zasięg, typ (np. fizyczne, psychiczne, technologiczne) oraz znane ograniczenia.)</w:t>
+      </w:r>
+    </w:p>
+    <w:p>
+      <w:pPr>
+        <w:spacing w:after="0"/>
+        <w:rPr>
+          <w:sz w:val="28"/>
+          <w:szCs w:val="28"/>
+          <w:lang w:val="pl-PL"/>
+        </w:rPr>
+      </w:pPr>
+    </w:p>
+    <w:p>
+      <w:pPr>
+        <w:spacing w:after="0"/>
+        <w:rPr>
+          <w:sz w:val="28"/>
+          <w:szCs w:val="28"/>
+          <w:lang w:val="pl-PL"/>
+        </w:rPr>
+      </w:pPr>
+      <w:r>
+        <w:rPr>
+          <w:sz w:val="28"/>
+          <w:szCs w:val="28"/>
+          <w:lang w:val="pl-PL"/>
+        </w:rPr>
+        <w:t>Raporty i Analizy (Moduł generowania statystyk)</w:t>
+      </w:r>
+    </w:p>
+    <w:p>
+      <w:pPr>
+        <w:spacing w:after="0"/>
+        <w:rPr>
+          <w:sz w:val="28"/>
+          <w:szCs w:val="28"/>
+          <w:lang w:val="pl-PL"/>
+        </w:rPr>
+      </w:pPr>
+    </w:p>
+    <w:p>
+      <w:pPr>
+        <w:spacing w:after="0"/>
+        <w:rPr>
+          <w:sz w:val="28"/>
+          <w:szCs w:val="28"/>
+          <w:lang w:val="pl-PL"/>
+        </w:rPr>
+      </w:pPr>
+      <w:r>
+        <w:rPr>
+          <w:sz w:val="28"/>
+          <w:szCs w:val="28"/>
+          <w:lang w:val="pl-PL"/>
+        </w:rPr>
+        <w:t>3. Menu podręczne (wywoływane prawym przyciskiem myszy)</w:t>
+      </w:r>
+    </w:p>
+    <w:p>
+      <w:pPr>
+        <w:spacing w:after="0"/>
+        <w:rPr>
+          <w:sz w:val="28"/>
+          <w:szCs w:val="28"/>
+          <w:lang w:val="pl-PL"/>
+        </w:rPr>
+      </w:pPr>
+      <w:r>
+        <w:rPr>
+          <w:sz w:val="28"/>
+          <w:szCs w:val="28"/>
+          <w:lang w:val="pl-PL"/>
+        </w:rPr>
+        <w:t>Zależne od elementu, na który operator kliknie na Oknie głównym:</w:t>
+      </w:r>
+    </w:p>
+    <w:p>
+      <w:pPr>
+        <w:spacing w:after="0"/>
+        <w:rPr>
+          <w:sz w:val="28"/>
+          <w:szCs w:val="28"/>
+          <w:lang w:val="pl-PL"/>
+        </w:rPr>
+      </w:pPr>
+    </w:p>
+    <w:p>
+      <w:pPr>
+        <w:spacing w:after="0"/>
+        <w:rPr>
+          <w:sz w:val="28"/>
+          <w:szCs w:val="28"/>
+          <w:lang w:val="pl-PL"/>
+        </w:rPr>
+      </w:pPr>
+      <w:r>
+        <w:rPr>
+          <w:sz w:val="28"/>
+          <w:szCs w:val="28"/>
+          <w:lang w:val="pl-PL"/>
+        </w:rPr>
+        <w:t>Kliknięcie w ikonę Incydentu na mapie:</w:t>
+      </w:r>
+    </w:p>
+    <w:p>
+      <w:pPr>
+        <w:spacing w:after="0"/>
+        <w:rPr>
+          <w:sz w:val="28"/>
+          <w:szCs w:val="28"/>
+          <w:lang w:val="pl-PL"/>
+        </w:rPr>
+      </w:pPr>
+    </w:p>
+    <w:p>
+      <w:pPr>
+        <w:spacing w:after="0"/>
+        <w:rPr>
+          <w:sz w:val="28"/>
+          <w:szCs w:val="28"/>
+          <w:lang w:val="pl-PL"/>
+        </w:rPr>
+      </w:pPr>
+      <w:r>
+        <w:rPr>
+          <w:sz w:val="28"/>
+          <w:szCs w:val="28"/>
+          <w:lang w:val="pl-PL"/>
+        </w:rPr>
+        <w:t>Przydziel jednostkę</w:t>
+      </w:r>
+    </w:p>
+    <w:p>
+      <w:pPr>
+        <w:spacing w:after="0"/>
+        <w:rPr>
+          <w:sz w:val="28"/>
+          <w:szCs w:val="28"/>
+          <w:lang w:val="pl-PL"/>
+        </w:rPr>
+      </w:pPr>
+    </w:p>
+    <w:p>
+      <w:pPr>
+        <w:spacing w:after="0"/>
+        <w:rPr>
+          <w:sz w:val="28"/>
+          <w:szCs w:val="28"/>
+          <w:lang w:val="pl-PL"/>
+        </w:rPr>
+      </w:pPr>
+      <w:r>
+        <w:rPr>
+          <w:sz w:val="28"/>
+          <w:szCs w:val="28"/>
+          <w:lang w:val="pl-PL"/>
+        </w:rPr>
+        <w:t>Podnieś/Obniż poziom zagrożenia</w:t>
+      </w:r>
+    </w:p>
+    <w:p>
+      <w:pPr>
+        <w:spacing w:after="0"/>
+        <w:rPr>
+          <w:sz w:val="28"/>
+          <w:szCs w:val="28"/>
+          <w:lang w:val="pl-PL"/>
+        </w:rPr>
+      </w:pPr>
+    </w:p>
+    <w:p>
+      <w:pPr>
+        <w:spacing w:after="0"/>
+        <w:rPr>
+          <w:sz w:val="28"/>
+          <w:szCs w:val="28"/>
+          <w:lang w:val="pl-PL"/>
+        </w:rPr>
+      </w:pPr>
+      <w:r>
+        <w:rPr>
+          <w:sz w:val="28"/>
+          <w:szCs w:val="28"/>
+          <w:lang w:val="pl-PL"/>
+        </w:rPr>
+        <w:t xml:space="preserve">Wyślij </w:t>
+      </w:r>
+      <w:proofErr w:type="spellStart"/>
+      <w:r>
+        <w:rPr>
+          <w:sz w:val="28"/>
+          <w:szCs w:val="28"/>
+          <w:lang w:val="pl-PL"/>
+        </w:rPr>
+        <w:t>drona</w:t>
+      </w:r>
+      <w:proofErr w:type="spellEnd"/>
+      <w:r>
+        <w:rPr>
+          <w:sz w:val="28"/>
+          <w:szCs w:val="28"/>
+          <w:lang w:val="pl-PL"/>
+        </w:rPr>
+        <w:t xml:space="preserve"> zwiadowczego</w:t>
+      </w:r>
+    </w:p>
+    <w:p>
+      <w:pPr>
+        <w:spacing w:after="0"/>
+        <w:rPr>
+          <w:sz w:val="28"/>
+          <w:szCs w:val="28"/>
+          <w:lang w:val="pl-PL"/>
+        </w:rPr>
+      </w:pPr>
+    </w:p>
+    <w:p>
+      <w:pPr>
+        <w:spacing w:after="0"/>
+        <w:rPr>
+          <w:sz w:val="28"/>
+          <w:szCs w:val="28"/>
+          <w:lang w:val="pl-PL"/>
+        </w:rPr>
+      </w:pPr>
+      <w:r>
+        <w:rPr>
+          <w:sz w:val="28"/>
+          <w:szCs w:val="28"/>
+          <w:lang w:val="pl-PL"/>
+        </w:rPr>
+        <w:t>Zamknij zgłoszenie (sukces / porażka)</w:t>
+      </w:r>
+    </w:p>
+    <w:p>
+      <w:pPr>
+        <w:spacing w:after="0"/>
+        <w:rPr>
+          <w:sz w:val="28"/>
+          <w:szCs w:val="28"/>
+          <w:lang w:val="pl-PL"/>
+        </w:rPr>
+      </w:pPr>
+    </w:p>
+    <w:p>
+      <w:pPr>
+        <w:spacing w:after="0"/>
+        <w:rPr>
+          <w:sz w:val="28"/>
+          <w:szCs w:val="28"/>
+          <w:lang w:val="pl-PL"/>
+        </w:rPr>
+      </w:pPr>
+      <w:r>
+        <w:rPr>
+          <w:sz w:val="28"/>
+          <w:szCs w:val="28"/>
+          <w:lang w:val="pl-PL"/>
+        </w:rPr>
+        <w:t>Kliknięcie w ikonę Bohatera (na liście lub na mapie):</w:t>
+      </w:r>
+    </w:p>
+    <w:p>
+      <w:pPr>
+        <w:spacing w:after="0"/>
+        <w:rPr>
+          <w:sz w:val="28"/>
+          <w:szCs w:val="28"/>
+          <w:lang w:val="pl-PL"/>
+        </w:rPr>
+      </w:pPr>
+    </w:p>
+    <w:p>
+      <w:pPr>
+        <w:spacing w:after="0"/>
+        <w:rPr>
+          <w:sz w:val="28"/>
+          <w:szCs w:val="28"/>
+          <w:lang w:val="pl-PL"/>
+        </w:rPr>
+      </w:pPr>
+      <w:r>
+        <w:rPr>
+          <w:sz w:val="28"/>
+          <w:szCs w:val="28"/>
+          <w:lang w:val="pl-PL"/>
+        </w:rPr>
+        <w:t>Pokaż pełny profil</w:t>
+      </w:r>
+    </w:p>
+    <w:p>
+      <w:pPr>
+        <w:spacing w:after="0"/>
+        <w:rPr>
+          <w:sz w:val="28"/>
+          <w:szCs w:val="28"/>
+          <w:lang w:val="pl-PL"/>
+        </w:rPr>
+      </w:pPr>
+    </w:p>
+    <w:p>
+      <w:pPr>
+        <w:spacing w:after="0"/>
+        <w:rPr>
+          <w:sz w:val="28"/>
+          <w:szCs w:val="28"/>
+          <w:lang w:val="pl-PL"/>
+        </w:rPr>
+      </w:pPr>
+      <w:r>
+        <w:rPr>
+          <w:sz w:val="28"/>
+          <w:szCs w:val="28"/>
+          <w:lang w:val="pl-PL"/>
+        </w:rPr>
+        <w:t>Wyślij komunikat</w:t>
+      </w:r>
+    </w:p>
+    <w:p>
+      <w:pPr>
+        <w:spacing w:after="0"/>
+        <w:rPr>
+          <w:sz w:val="28"/>
+          <w:szCs w:val="28"/>
+          <w:lang w:val="pl-PL"/>
+        </w:rPr>
+      </w:pPr>
+    </w:p>
+    <w:p>
+      <w:pPr>
+        <w:spacing w:after="0"/>
+        <w:rPr>
+          <w:sz w:val="28"/>
+          <w:szCs w:val="28"/>
+          <w:lang w:val="pl-PL"/>
+        </w:rPr>
+      </w:pPr>
+      <w:r>
+        <w:rPr>
+          <w:sz w:val="28"/>
+          <w:szCs w:val="28"/>
+          <w:lang w:val="pl-PL"/>
+        </w:rPr>
+        <w:t>Zmień status</w:t>
+      </w:r>
+    </w:p>
+    <w:p>
+      <w:pPr>
+        <w:spacing w:after="0"/>
+        <w:rPr>
+          <w:sz w:val="28"/>
+          <w:szCs w:val="28"/>
+          <w:lang w:val="pl-PL"/>
+        </w:rPr>
+      </w:pPr>
+    </w:p>
+    <w:p>
+      <w:pPr>
+        <w:spacing w:after="0"/>
+        <w:rPr>
+          <w:sz w:val="28"/>
+          <w:szCs w:val="28"/>
+          <w:lang w:val="pl-PL"/>
+        </w:rPr>
+      </w:pPr>
+      <w:r>
+        <w:rPr>
+          <w:sz w:val="28"/>
+          <w:szCs w:val="28"/>
+          <w:lang w:val="pl-PL"/>
+        </w:rPr>
+        <w:t>Wyświetl obraz z kamery bohatera (jeśli dostępna)</w:t>
+      </w:r>
+    </w:p>
+    <w:p>
+      <w:pPr>
+        <w:spacing w:after="0"/>
+        <w:rPr>
+          <w:sz w:val="28"/>
+          <w:szCs w:val="28"/>
+          <w:lang w:val="pl-PL"/>
+        </w:rPr>
+      </w:pPr>
+    </w:p>
+    <w:p>
+      <w:pPr>
+        <w:spacing w:after="0"/>
+        <w:rPr>
+          <w:sz w:val="28"/>
+          <w:szCs w:val="28"/>
+          <w:lang w:val="pl-PL"/>
+        </w:rPr>
+      </w:pPr>
+      <w:r>
+        <w:rPr>
+          <w:sz w:val="28"/>
+          <w:szCs w:val="28"/>
+          <w:lang w:val="pl-PL"/>
+        </w:rPr>
+        <w:t>4. Kluczowe formatki dialogowe</w:t>
+      </w:r>
+    </w:p>
+    <w:p>
+      <w:pPr>
+        <w:spacing w:after="0"/>
+        <w:rPr>
+          <w:sz w:val="28"/>
+          <w:szCs w:val="28"/>
+          <w:lang w:val="pl-PL"/>
+        </w:rPr>
+      </w:pPr>
+    </w:p>
+    <w:p>
+      <w:pPr>
+        <w:spacing w:after="0"/>
+        <w:rPr>
+          <w:sz w:val="28"/>
+          <w:szCs w:val="28"/>
+          <w:lang w:val="pl-PL"/>
+        </w:rPr>
+      </w:pPr>
+      <w:r>
+        <w:rPr>
+          <w:sz w:val="28"/>
+          <w:szCs w:val="28"/>
+          <w:lang w:val="pl-PL"/>
+        </w:rPr>
+        <w:t>Formatka "Nowe Zgłoszenie"</w:t>
+      </w:r>
+    </w:p>
+    <w:p>
+      <w:pPr>
+        <w:spacing w:after="0"/>
+        <w:rPr>
+          <w:sz w:val="28"/>
+          <w:szCs w:val="28"/>
+          <w:lang w:val="pl-PL"/>
+        </w:rPr>
+      </w:pPr>
+    </w:p>
+    <w:p>
+      <w:pPr>
+        <w:spacing w:after="0"/>
+        <w:rPr>
+          <w:sz w:val="28"/>
+          <w:szCs w:val="28"/>
+          <w:lang w:val="pl-PL"/>
+        </w:rPr>
+      </w:pPr>
+      <w:r>
+        <w:rPr>
+          <w:sz w:val="28"/>
+          <w:szCs w:val="28"/>
+          <w:lang w:val="pl-PL"/>
+        </w:rPr>
+        <w:t>Wyskakuje, gdy zgłoszone zostanie nowe zagrożenie.</w:t>
+      </w:r>
+    </w:p>
+    <w:p>
+      <w:pPr>
+        <w:spacing w:after="0"/>
+        <w:rPr>
+          <w:sz w:val="28"/>
+          <w:szCs w:val="28"/>
+          <w:lang w:val="pl-PL"/>
+        </w:rPr>
+      </w:pPr>
+      <w:r>
+        <w:rPr>
+          <w:sz w:val="28"/>
+          <w:szCs w:val="28"/>
+          <w:lang w:val="pl-PL"/>
+        </w:rPr>
+        <w:lastRenderedPageBreak/>
+        <w:t>Zawiera pola: rodzaj zagrożenia, stopień (1-5), dokładna lokalizacja, krótki opis sytuacji. przycisk "Zatwierdź i analizuj", który uruchamia algorytmy dopasowujące bohaterów.</w:t>
+      </w:r>
+    </w:p>
+    <w:p>
+      <w:pPr>
+        <w:spacing w:after="0"/>
+        <w:rPr>
+          <w:sz w:val="28"/>
+          <w:szCs w:val="28"/>
+          <w:lang w:val="pl-PL"/>
+        </w:rPr>
+      </w:pPr>
+    </w:p>
+    <w:p>
+      <w:pPr>
+        <w:spacing w:after="0"/>
+        <w:rPr>
+          <w:sz w:val="28"/>
+          <w:szCs w:val="28"/>
+          <w:lang w:val="pl-PL"/>
+        </w:rPr>
+      </w:pPr>
+      <w:r>
+        <w:rPr>
+          <w:sz w:val="28"/>
+          <w:szCs w:val="28"/>
+          <w:lang w:val="pl-PL"/>
+        </w:rPr>
+        <w:t>Formatka "Profil Bohatera"</w:t>
+      </w:r>
+    </w:p>
+    <w:p>
+      <w:pPr>
+        <w:spacing w:after="0"/>
+        <w:rPr>
+          <w:sz w:val="28"/>
+          <w:szCs w:val="28"/>
+          <w:lang w:val="pl-PL"/>
+        </w:rPr>
+      </w:pPr>
+      <w:r>
+        <w:rPr>
+          <w:sz w:val="28"/>
+          <w:szCs w:val="28"/>
+          <w:lang w:val="pl-PL"/>
+        </w:rPr>
+        <w:t>Wyskakuje po wybraniu bohatera w Katalogu Bohaterów.</w:t>
+      </w:r>
+    </w:p>
+    <w:p>
+      <w:pPr>
+        <w:spacing w:after="0"/>
+        <w:rPr>
+          <w:sz w:val="28"/>
+          <w:szCs w:val="28"/>
+          <w:lang w:val="pl-PL"/>
+        </w:rPr>
+      </w:pPr>
+      <w:r>
+        <w:rPr>
+          <w:sz w:val="28"/>
+          <w:szCs w:val="28"/>
+          <w:lang w:val="pl-PL"/>
+        </w:rPr>
+        <w:t>Karta postaci zawierająca: Pseudonim, wskaźnik zdrowia/energii, listę mocy, ograniczenia oraz historię ostatnich 5 misji.</w:t>
+      </w:r>
+    </w:p>
+    <w:p>
+      <w:pPr>
+        <w:spacing w:after="0"/>
+        <w:rPr>
+          <w:sz w:val="28"/>
+          <w:szCs w:val="28"/>
+          <w:lang w:val="pl-PL"/>
+        </w:rPr>
+      </w:pPr>
+    </w:p>
+    <w:p>
+      <w:pPr>
+        <w:spacing w:after="0"/>
+        <w:rPr>
+          <w:sz w:val="28"/>
+          <w:szCs w:val="28"/>
+          <w:lang w:val="pl-PL"/>
+        </w:rPr>
+      </w:pPr>
+      <w:r>
+        <w:rPr>
+          <w:sz w:val="28"/>
+          <w:szCs w:val="28"/>
+          <w:lang w:val="pl-PL"/>
+        </w:rPr>
+        <w:t>Alert Krytyczny (Wyskakujący na pełen ekran)</w:t>
+      </w:r>
+    </w:p>
+    <w:p>
+      <w:pPr>
+        <w:spacing w:after="0"/>
+        <w:rPr>
+          <w:sz w:val="28"/>
+          <w:szCs w:val="28"/>
+          <w:lang w:val="pl-PL"/>
+        </w:rPr>
+      </w:pPr>
+      <w:r>
+        <w:rPr>
+          <w:sz w:val="28"/>
+          <w:szCs w:val="28"/>
+          <w:lang w:val="pl-PL"/>
+        </w:rPr>
+        <w:t>Czerwone pole z komunikatem.</w:t>
+      </w:r>
+    </w:p>
+    <w:p>
+      <w:pPr>
+        <w:spacing w:after="0"/>
+        <w:rPr>
+          <w:sz w:val="28"/>
+          <w:szCs w:val="28"/>
+          <w:lang w:val="pl-PL"/>
+        </w:rPr>
+      </w:pPr>
+      <w:r>
+        <w:rPr>
+          <w:sz w:val="28"/>
+          <w:szCs w:val="28"/>
+          <w:lang w:val="pl-PL"/>
+        </w:rPr>
+        <w:t>Komunikat: „UTRATA ŁĄCZNOŚCI: Bohater [Pseudonim]. Strefa . Czas od ostatniego sygnału: 30 sekund.”</w:t>
+      </w:r>
+    </w:p>
+    <w:p>
+      <w:pPr>
+        <w:spacing w:after="0"/>
+        <w:rPr>
+          <w:sz w:val="28"/>
+          <w:szCs w:val="28"/>
+          <w:lang w:val="pl-PL"/>
+        </w:rPr>
+      </w:pPr>
+      <w:r>
+        <w:rPr>
+          <w:sz w:val="28"/>
+          <w:szCs w:val="28"/>
+          <w:lang w:val="pl-PL"/>
+        </w:rPr>
+        <w:t>Dwa przyciski: "Potwierdź autostart dronów zwiadowczych" oraz "Anuluj procedurę ratunkową".</w:t>
+      </w:r>
+    </w:p>
+    <w:p>
+      <w:pPr>
+        <w:rPr>
+          <w:b/>
+          <w:bCs/>
+          <w:sz w:val="28"/>
+          <w:szCs w:val="28"/>
+          <w:lang w:val="pl-PL"/>
+        </w:rPr>
+      </w:pPr>
+    </w:p>
+    <w:p>
+      <w:pPr>
+        <w:rPr>
+          <w:b/>
+          <w:bCs/>
+          <w:sz w:val="28"/>
+          <w:szCs w:val="28"/>
+          <w:lang w:val="pl-PL"/>
+        </w:rPr>
+      </w:pPr>
+      <w:r>
+        <w:rPr>
+          <w:b/>
+          <w:bCs/>
+          <w:sz w:val="28"/>
+          <w:szCs w:val="28"/>
+          <w:lang w:val="pl-PL"/>
+        </w:rPr>
+        <w:t>6. Wymagania niefunkcjonalne dla system, w tym m.in.:</w:t>
+      </w:r>
+      <w:r>
+        <w:rPr>
+          <w:b/>
+          <w:bCs/>
+          <w:sz w:val="28"/>
+          <w:szCs w:val="28"/>
+          <w:lang w:val="pl-PL"/>
+        </w:rPr>
+        <w:br/>
+        <w:t>        6.1. Oszacowanie wielkości bazy danych</w:t>
+      </w:r>
+      <w:r>
+        <w:rPr>
+          <w:b/>
+          <w:bCs/>
+          <w:sz w:val="28"/>
+          <w:szCs w:val="28"/>
+          <w:lang w:val="pl-PL"/>
+        </w:rPr>
+        <w:br/>
+        <w:t>        6.2. Propozycja wymaganych czasów odpowiedzi</w:t>
+      </w:r>
+      <w:r>
+        <w:rPr>
+          <w:b/>
+          <w:bCs/>
+          <w:sz w:val="28"/>
+          <w:szCs w:val="28"/>
+          <w:lang w:val="pl-PL"/>
+        </w:rPr>
+        <w:br/>
+        <w:t>        6.3. Oszacowanie liczby i typów potrzebnych stanowisk pracy użytkowników systemu </w:t>
+      </w:r>
+    </w:p>
+    <w:p>
+      <w:pPr>
+        <w:rPr>
+          <w:b/>
+          <w:bCs/>
+          <w:sz w:val="28"/>
+          <w:szCs w:val="28"/>
+          <w:lang w:val="pl-PL"/>
+        </w:rPr>
+      </w:pPr>
+      <w:r>
+        <w:rPr>
+          <w:b/>
+          <w:bCs/>
+          <w:sz w:val="28"/>
+          <w:szCs w:val="28"/>
+          <w:lang w:val="pl-PL"/>
+        </w:rPr>
+        <w:t>7. Propozycja technologii informatycznych, które mogą zostać wykorzystane do realizacji systemu (sprzęt, oprogramowanie)</w:t>
+      </w:r>
+      <w:r>
+        <w:rPr>
+          <w:b/>
+          <w:bCs/>
+          <w:sz w:val="28"/>
+          <w:szCs w:val="28"/>
+          <w:lang w:val="pl-PL"/>
+        </w:rPr>
+        <w:br/>
+        <w:t>        - diagram(-y) wdrożenia</w:t>
+      </w:r>
+    </w:p>
+    <w:p>
+      <w:pPr>
+        <w:rPr>
+          <w:b/>
+          <w:bCs/>
+          <w:sz w:val="28"/>
+          <w:szCs w:val="28"/>
+          <w:lang w:val="pl-PL"/>
+        </w:rPr>
+      </w:pPr>
+      <w:r>
+        <w:rPr>
+          <w:b/>
+          <w:bCs/>
+          <w:sz w:val="28"/>
+          <w:szCs w:val="28"/>
+          <w:lang w:val="pl-PL"/>
+        </w:rPr>
+        <w:br/>
+        <w:t>8. Propozycja planu pracy zawierająca, przynajmniej:</w:t>
+      </w:r>
+      <w:r>
+        <w:rPr>
+          <w:b/>
+          <w:bCs/>
+          <w:sz w:val="28"/>
+          <w:szCs w:val="28"/>
+          <w:lang w:val="pl-PL"/>
+        </w:rPr>
+        <w:br/>
+        <w:t>        - wyróżnione etapy (powiązane z konkretnymi częściami systemu, realizowanymi komponentami, ...)</w:t>
+      </w:r>
+      <w:r>
+        <w:rPr>
+          <w:b/>
+          <w:bCs/>
+          <w:sz w:val="28"/>
+          <w:szCs w:val="28"/>
+          <w:lang w:val="pl-PL"/>
+        </w:rPr>
+        <w:br/>
+        <w:t>          z podanym czasem trwania każdego etapu (dni robocze)</w:t>
+      </w:r>
+      <w:r>
+        <w:rPr>
+          <w:b/>
+          <w:bCs/>
+          <w:sz w:val="28"/>
+          <w:szCs w:val="28"/>
+          <w:lang w:val="pl-PL"/>
+        </w:rPr>
+        <w:br/>
+        <w:t>        - zależności pomiędzy etapami (np. co musi być zakończone przed rozpoczęciem kolejnego etapu)</w:t>
+      </w:r>
+      <w:r>
+        <w:rPr>
+          <w:b/>
+          <w:bCs/>
+          <w:sz w:val="28"/>
+          <w:szCs w:val="28"/>
+          <w:lang w:val="pl-PL"/>
+        </w:rPr>
+        <w:br/>
+        <w:t>        - alokacja zasobów ludzkich do realizacji poszczególnych etapów</w:t>
+      </w:r>
+    </w:p>
+    <w:p>
+      <w:pPr>
+        <w:rPr>
+          <w:b/>
+          <w:bCs/>
+          <w:sz w:val="28"/>
+          <w:szCs w:val="28"/>
+          <w:lang w:val="pl-PL"/>
+        </w:rPr>
+      </w:pPr>
+      <w:r>
+        <w:rPr>
+          <w:b/>
+          <w:bCs/>
+          <w:sz w:val="28"/>
+          <w:szCs w:val="28"/>
+          <w:lang w:val="pl-PL"/>
+        </w:rPr>
+        <w:br/>
+        <w:t>9. Analiza ryzyka projektu zawierająca wykaz przewidywanych zagrożeń (tylko zagrożenia specyficzne dla projektu):</w:t>
+      </w:r>
+      <w:r>
+        <w:rPr>
+          <w:b/>
+          <w:bCs/>
+          <w:sz w:val="28"/>
+          <w:szCs w:val="28"/>
+          <w:lang w:val="pl-PL"/>
+        </w:rPr>
+        <w:br/>
+        <w:t>        - prawdopodobieństwo/szansa wystąpienia (np.: znikome, średnie, duże, bardzo duże)</w:t>
+      </w:r>
+      <w:r>
+        <w:rPr>
+          <w:b/>
+          <w:bCs/>
+          <w:sz w:val="28"/>
+          <w:szCs w:val="28"/>
+          <w:lang w:val="pl-PL"/>
+        </w:rPr>
+        <w:br/>
+      </w:r>
+      <w:r>
+        <w:rPr>
+          <w:b/>
+          <w:bCs/>
+          <w:sz w:val="28"/>
+          <w:szCs w:val="28"/>
+          <w:lang w:val="pl-PL"/>
+        </w:rPr>
+        <w:lastRenderedPageBreak/>
+        <w:t>        - stopień szkodliwości w przypadku wystąpienia (np.: duży, średni, mały)</w:t>
+      </w:r>
+      <w:r>
+        <w:rPr>
+          <w:b/>
+          <w:bCs/>
+          <w:sz w:val="28"/>
+          <w:szCs w:val="28"/>
+          <w:lang w:val="pl-PL"/>
+        </w:rPr>
+        <w:br/>
+        <w:t>        - propozycje metod zapobiegania danemu zagrożeniu</w:t>
+      </w:r>
+      <w:r>
+        <w:rPr>
+          <w:b/>
+          <w:bCs/>
+          <w:sz w:val="28"/>
+          <w:szCs w:val="28"/>
+          <w:lang w:val="pl-PL"/>
+        </w:rPr>
+        <w:br/>
+        <w:t>        - plan awaryjny (sposób postępowania) w przypadku wystąpienia zagrożenia</w:t>
+      </w:r>
+    </w:p>
+    <w:p>
+      <w:pPr>
+        <w:rPr>
+          <w:b/>
+          <w:bCs/>
+          <w:sz w:val="28"/>
+          <w:szCs w:val="28"/>
+          <w:lang w:val="pl-PL"/>
+        </w:rPr>
+      </w:pPr>
+      <w:r>
+        <w:rPr>
+          <w:b/>
+          <w:bCs/>
+          <w:sz w:val="28"/>
+          <w:szCs w:val="28"/>
+          <w:lang w:val="pl-PL"/>
+        </w:rPr>
+        <w:br/>
+        <w:t>  10. Kosztorys realizacji przedsięwzięcia (koszty projektu, oprogramowania, systemu, szkoleń, wdrożenia oraz konsultacji)</w:t>
+      </w:r>
+      <w:r>
+        <w:rPr>
+          <w:b/>
+          <w:bCs/>
+          <w:sz w:val="28"/>
+          <w:szCs w:val="28"/>
+          <w:lang w:val="pl-PL"/>
+        </w:rPr>
+        <w:br/>
+        <w:t>        - w rozbiciu na mniejsze jednostki (etapy, podsystemy, moduły,...)</w:t>
+      </w:r>
+      <w:r>
+        <w:rPr>
+          <w:b/>
+          <w:bCs/>
+          <w:sz w:val="28"/>
+          <w:szCs w:val="28"/>
+          <w:lang w:val="pl-PL"/>
+        </w:rPr>
+        <w:br/>
+        <w:t>        - warunki płatności, sposób odbioru</w:t>
+      </w:r>
+      <w:r>
+        <w:rPr>
+          <w:b/>
+          <w:bCs/>
+          <w:sz w:val="28"/>
+          <w:szCs w:val="28"/>
+          <w:lang w:val="pl-PL"/>
+        </w:rPr>
+        <w:br/>
+        <w:t>        - może być wariantowy </w:t>
+      </w:r>
+    </w:p>
+    <w:p>
+      <w:pPr>
+        <w:rPr>
+          <w:b/>
+          <w:bCs/>
+          <w:sz w:val="28"/>
+          <w:szCs w:val="28"/>
+          <w:lang w:val="pl-PL"/>
+        </w:rPr>
+      </w:pPr>
+    </w:p>
+    <w:p>
+      <w:pPr>
+        <w:pStyle w:val="Standard"/>
+        <w:spacing w:line="360" w:lineRule="auto"/>
+        <w:rPr>
+          <w:rFonts w:asciiTheme="minorHAnsi" w:hAnsiTheme="minorHAnsi" w:cstheme="minorHAnsi"/>
+          <w:b/>
+          <w:bCs/>
+          <w:sz w:val="28"/>
+          <w:szCs w:val="28"/>
           <w:lang w:val="pl-PL"/>
         </w:rPr>
       </w:pPr>
@@ -783,6 +8340,1239 @@
     </w:sectPr>
   </w:body>
 </w:document>
+</file>
+
+<file path=word/numbering.xml><?xml version="1.0" encoding="utf-8"?>
+<w:numbering xmlns:wpc="http://schemas.microsoft.com/office/word/2010/wordprocessingCanvas" xmlns:cx="http://schemas.microsoft.com/office/drawing/2014/chartex" xmlns:cx1="http://schemas.microsoft.com/office/drawing/2015/9/8/chartex" xmlns:cx2="http://schemas.microsoft.com/office/drawing/2015/10/21/chartex" xmlns:cx3="http://schemas.microsoft.com/office/drawing/2016/5/9/chartex" xmlns:cx4="http://schemas.microsoft.com/office/drawing/2016/5/10/chartex" xmlns:cx5="http://schemas.microsoft.com/office/drawing/2016/5/11/chartex" xmlns:cx6="http://schemas.microsoft.com/office/drawing/2016/5/12/chartex" xmlns:cx7="http://schemas.microsoft.com/office/drawing/2016/5/13/chartex" xmlns:cx8="http://schemas.microsoft.com/office/drawing/2016/5/14/chartex" xmlns:mc="http://schemas.openxmlformats.org/markup-compatibility/2006" xmlns:aink="http://schemas.microsoft.com/office/drawing/2016/ink" xmlns:am3d="http://schemas.microsoft.com/office/drawing/2017/model3d" xmlns:o="urn:schemas-microsoft-com:office:office" xmlns:oel="http://schemas.microsoft.com/office/2019/extlst" xmlns:r="http://schemas.openxmlformats.org/officeDocument/2006/relationships" xmlns:m="http://schemas.openxmlformats.org/officeDocument/2006/math" xmlns:v="urn:schemas-microsoft-com:vml" xmlns:wp14="http://schemas.microsoft.com/office/word/2010/wordprocessingDrawing" xmlns:wp="http://schemas.openxmlformats.org/drawingml/2006/wordprocessingDrawing" xmlns:w10="urn:schemas-microsoft-com:office:word" xmlns:w="http://schemas.openxmlformats.org/wordprocessingml/2006/main" xmlns:w14="http://schemas.microsoft.com/office/word/2010/wordml" xmlns:w15="http://schemas.microsoft.com/office/word/2012/wordml" xmlns:w16cex="http://schemas.microsoft.com/office/word/2018/wordml/cex" xmlns:w16cid="http://schemas.microsoft.com/office/word/2016/wordml/cid" xmlns:w16="http://schemas.microsoft.com/office/word/2018/wordml" xmlns:w16du="http://schemas.microsoft.com/office/word/2023/wordml/word16du" xmlns:w16sdtdh="http://schemas.microsoft.com/office/word/2020/wordml/sdtdatahash" xmlns:w16sdtfl="http://schemas.microsoft.com/office/word/2024/wordml/sdtformatlock" xmlns:w16se="http://schemas.microsoft.com/office/word/2015/wordml/symex" xmlns:wpg="http://schemas.microsoft.com/office/word/2010/wordprocessingGroup" xmlns:wpi="http://schemas.microsoft.com/office/word/2010/wordprocessingInk" xmlns:wne="http://schemas.microsoft.com/office/word/2006/wordml" xmlns:wps="http://schemas.microsoft.com/office/word/2010/wordprocessingShape" mc:Ignorable="w14 w15 w16se w16cid w16 w16cex w16sdtdh w16sdtfl w16du wp14">
+  <w:abstractNum w:abstractNumId="0" w15:restartNumberingAfterBreak="0">
+    <w:nsid w:val="02CD2A6A"/>
+    <w:multiLevelType w:val="hybridMultilevel"/>
+    <w:tmpl w:val="BEBCDFDA"/>
+    <w:lvl w:ilvl="0" w:tplc="0415000F">
+      <w:start w:val="1"/>
+      <w:numFmt w:val="decimal"/>
+      <w:lvlText w:val="%1."/>
+      <w:lvlJc w:val="left"/>
+      <w:pPr>
+        <w:ind w:left="720" w:hanging="360"/>
+      </w:pPr>
+      <w:rPr>
+        <w:rFonts w:hint="default"/>
+      </w:rPr>
+    </w:lvl>
+    <w:lvl w:ilvl="1" w:tplc="04150019" w:tentative="1">
+      <w:start w:val="1"/>
+      <w:numFmt w:val="lowerLetter"/>
+      <w:lvlText w:val="%2."/>
+      <w:lvlJc w:val="left"/>
+      <w:pPr>
+        <w:ind w:left="1440" w:hanging="360"/>
+      </w:pPr>
+    </w:lvl>
+    <w:lvl w:ilvl="2" w:tplc="0415001B" w:tentative="1">
+      <w:start w:val="1"/>
+      <w:numFmt w:val="lowerRoman"/>
+      <w:lvlText w:val="%3."/>
+      <w:lvlJc w:val="right"/>
+      <w:pPr>
+        <w:ind w:left="2160" w:hanging="180"/>
+      </w:pPr>
+    </w:lvl>
+    <w:lvl w:ilvl="3" w:tplc="0415000F" w:tentative="1">
+      <w:start w:val="1"/>
+      <w:numFmt w:val="decimal"/>
+      <w:lvlText w:val="%4."/>
+      <w:lvlJc w:val="left"/>
+      <w:pPr>
+        <w:ind w:left="2880" w:hanging="360"/>
+      </w:pPr>
+    </w:lvl>
+    <w:lvl w:ilvl="4" w:tplc="04150019" w:tentative="1">
+      <w:start w:val="1"/>
+      <w:numFmt w:val="lowerLetter"/>
+      <w:lvlText w:val="%5."/>
+      <w:lvlJc w:val="left"/>
+      <w:pPr>
+        <w:ind w:left="3600" w:hanging="360"/>
+      </w:pPr>
+    </w:lvl>
+    <w:lvl w:ilvl="5" w:tplc="0415001B" w:tentative="1">
+      <w:start w:val="1"/>
+      <w:numFmt w:val="lowerRoman"/>
+      <w:lvlText w:val="%6."/>
+      <w:lvlJc w:val="right"/>
+      <w:pPr>
+        <w:ind w:left="4320" w:hanging="180"/>
+      </w:pPr>
+    </w:lvl>
+    <w:lvl w:ilvl="6" w:tplc="0415000F" w:tentative="1">
+      <w:start w:val="1"/>
+      <w:numFmt w:val="decimal"/>
+      <w:lvlText w:val="%7."/>
+      <w:lvlJc w:val="left"/>
+      <w:pPr>
+        <w:ind w:left="5040" w:hanging="360"/>
+      </w:pPr>
+    </w:lvl>
+    <w:lvl w:ilvl="7" w:tplc="04150019" w:tentative="1">
+      <w:start w:val="1"/>
+      <w:numFmt w:val="lowerLetter"/>
+      <w:lvlText w:val="%8."/>
+      <w:lvlJc w:val="left"/>
+      <w:pPr>
+        <w:ind w:left="5760" w:hanging="360"/>
+      </w:pPr>
+    </w:lvl>
+    <w:lvl w:ilvl="8" w:tplc="0415001B" w:tentative="1">
+      <w:start w:val="1"/>
+      <w:numFmt w:val="lowerRoman"/>
+      <w:lvlText w:val="%9."/>
+      <w:lvlJc w:val="right"/>
+      <w:pPr>
+        <w:ind w:left="6480" w:hanging="180"/>
+      </w:pPr>
+    </w:lvl>
+  </w:abstractNum>
+  <w:abstractNum w:abstractNumId="1" w15:restartNumberingAfterBreak="0">
+    <w:nsid w:val="0930280B"/>
+    <w:multiLevelType w:val="hybridMultilevel"/>
+    <w:tmpl w:val="D5E8DD0E"/>
+    <w:lvl w:ilvl="0" w:tplc="04150001">
+      <w:start w:val="1"/>
+      <w:numFmt w:val="bullet"/>
+      <w:lvlText w:val=""/>
+      <w:lvlJc w:val="left"/>
+      <w:pPr>
+        <w:ind w:left="720" w:hanging="360"/>
+      </w:pPr>
+      <w:rPr>
+        <w:rFonts w:ascii="Symbol" w:hAnsi="Symbol" w:hint="default"/>
+      </w:rPr>
+    </w:lvl>
+    <w:lvl w:ilvl="1" w:tplc="04150003" w:tentative="1">
+      <w:start w:val="1"/>
+      <w:numFmt w:val="bullet"/>
+      <w:lvlText w:val="o"/>
+      <w:lvlJc w:val="left"/>
+      <w:pPr>
+        <w:ind w:left="1440" w:hanging="360"/>
+      </w:pPr>
+      <w:rPr>
+        <w:rFonts w:ascii="Courier New" w:hAnsi="Courier New" w:cs="Courier New" w:hint="default"/>
+      </w:rPr>
+    </w:lvl>
+    <w:lvl w:ilvl="2" w:tplc="04150005" w:tentative="1">
+      <w:start w:val="1"/>
+      <w:numFmt w:val="bullet"/>
+      <w:lvlText w:val=""/>
+      <w:lvlJc w:val="left"/>
+      <w:pPr>
+        <w:ind w:left="2160" w:hanging="360"/>
+      </w:pPr>
+      <w:rPr>
+        <w:rFonts w:ascii="Wingdings" w:hAnsi="Wingdings" w:hint="default"/>
+      </w:rPr>
+    </w:lvl>
+    <w:lvl w:ilvl="3" w:tplc="04150001" w:tentative="1">
+      <w:start w:val="1"/>
+      <w:numFmt w:val="bullet"/>
+      <w:lvlText w:val=""/>
+      <w:lvlJc w:val="left"/>
+      <w:pPr>
+        <w:ind w:left="2880" w:hanging="360"/>
+      </w:pPr>
+      <w:rPr>
+        <w:rFonts w:ascii="Symbol" w:hAnsi="Symbol" w:hint="default"/>
+      </w:rPr>
+    </w:lvl>
+    <w:lvl w:ilvl="4" w:tplc="04150003" w:tentative="1">
+      <w:start w:val="1"/>
+      <w:numFmt w:val="bullet"/>
+      <w:lvlText w:val="o"/>
+      <w:lvlJc w:val="left"/>
+      <w:pPr>
+        <w:ind w:left="3600" w:hanging="360"/>
+      </w:pPr>
+      <w:rPr>
+        <w:rFonts w:ascii="Courier New" w:hAnsi="Courier New" w:cs="Courier New" w:hint="default"/>
+      </w:rPr>
+    </w:lvl>
+    <w:lvl w:ilvl="5" w:tplc="04150005" w:tentative="1">
+      <w:start w:val="1"/>
+      <w:numFmt w:val="bullet"/>
+      <w:lvlText w:val=""/>
+      <w:lvlJc w:val="left"/>
+      <w:pPr>
+        <w:ind w:left="4320" w:hanging="360"/>
+      </w:pPr>
+      <w:rPr>
+        <w:rFonts w:ascii="Wingdings" w:hAnsi="Wingdings" w:hint="default"/>
+      </w:rPr>
+    </w:lvl>
+    <w:lvl w:ilvl="6" w:tplc="04150001" w:tentative="1">
+      <w:start w:val="1"/>
+      <w:numFmt w:val="bullet"/>
+      <w:lvlText w:val=""/>
+      <w:lvlJc w:val="left"/>
+      <w:pPr>
+        <w:ind w:left="5040" w:hanging="360"/>
+      </w:pPr>
+      <w:rPr>
+        <w:rFonts w:ascii="Symbol" w:hAnsi="Symbol" w:hint="default"/>
+      </w:rPr>
+    </w:lvl>
+    <w:lvl w:ilvl="7" w:tplc="04150003" w:tentative="1">
+      <w:start w:val="1"/>
+      <w:numFmt w:val="bullet"/>
+      <w:lvlText w:val="o"/>
+      <w:lvlJc w:val="left"/>
+      <w:pPr>
+        <w:ind w:left="5760" w:hanging="360"/>
+      </w:pPr>
+      <w:rPr>
+        <w:rFonts w:ascii="Courier New" w:hAnsi="Courier New" w:cs="Courier New" w:hint="default"/>
+      </w:rPr>
+    </w:lvl>
+    <w:lvl w:ilvl="8" w:tplc="04150005" w:tentative="1">
+      <w:start w:val="1"/>
+      <w:numFmt w:val="bullet"/>
+      <w:lvlText w:val=""/>
+      <w:lvlJc w:val="left"/>
+      <w:pPr>
+        <w:ind w:left="6480" w:hanging="360"/>
+      </w:pPr>
+      <w:rPr>
+        <w:rFonts w:ascii="Wingdings" w:hAnsi="Wingdings" w:hint="default"/>
+      </w:rPr>
+    </w:lvl>
+  </w:abstractNum>
+  <w:abstractNum w:abstractNumId="2" w15:restartNumberingAfterBreak="0">
+    <w:nsid w:val="102210D7"/>
+    <w:multiLevelType w:val="hybridMultilevel"/>
+    <w:tmpl w:val="64242080"/>
+    <w:lvl w:ilvl="0" w:tplc="04150001">
+      <w:start w:val="1"/>
+      <w:numFmt w:val="bullet"/>
+      <w:lvlText w:val=""/>
+      <w:lvlJc w:val="left"/>
+      <w:pPr>
+        <w:ind w:left="720" w:hanging="360"/>
+      </w:pPr>
+      <w:rPr>
+        <w:rFonts w:ascii="Symbol" w:hAnsi="Symbol" w:hint="default"/>
+      </w:rPr>
+    </w:lvl>
+    <w:lvl w:ilvl="1" w:tplc="04150003" w:tentative="1">
+      <w:start w:val="1"/>
+      <w:numFmt w:val="bullet"/>
+      <w:lvlText w:val="o"/>
+      <w:lvlJc w:val="left"/>
+      <w:pPr>
+        <w:ind w:left="1440" w:hanging="360"/>
+      </w:pPr>
+      <w:rPr>
+        <w:rFonts w:ascii="Courier New" w:hAnsi="Courier New" w:cs="Courier New" w:hint="default"/>
+      </w:rPr>
+    </w:lvl>
+    <w:lvl w:ilvl="2" w:tplc="04150005" w:tentative="1">
+      <w:start w:val="1"/>
+      <w:numFmt w:val="bullet"/>
+      <w:lvlText w:val=""/>
+      <w:lvlJc w:val="left"/>
+      <w:pPr>
+        <w:ind w:left="2160" w:hanging="360"/>
+      </w:pPr>
+      <w:rPr>
+        <w:rFonts w:ascii="Wingdings" w:hAnsi="Wingdings" w:hint="default"/>
+      </w:rPr>
+    </w:lvl>
+    <w:lvl w:ilvl="3" w:tplc="04150001" w:tentative="1">
+      <w:start w:val="1"/>
+      <w:numFmt w:val="bullet"/>
+      <w:lvlText w:val=""/>
+      <w:lvlJc w:val="left"/>
+      <w:pPr>
+        <w:ind w:left="2880" w:hanging="360"/>
+      </w:pPr>
+      <w:rPr>
+        <w:rFonts w:ascii="Symbol" w:hAnsi="Symbol" w:hint="default"/>
+      </w:rPr>
+    </w:lvl>
+    <w:lvl w:ilvl="4" w:tplc="04150003" w:tentative="1">
+      <w:start w:val="1"/>
+      <w:numFmt w:val="bullet"/>
+      <w:lvlText w:val="o"/>
+      <w:lvlJc w:val="left"/>
+      <w:pPr>
+        <w:ind w:left="3600" w:hanging="360"/>
+      </w:pPr>
+      <w:rPr>
+        <w:rFonts w:ascii="Courier New" w:hAnsi="Courier New" w:cs="Courier New" w:hint="default"/>
+      </w:rPr>
+    </w:lvl>
+    <w:lvl w:ilvl="5" w:tplc="04150005" w:tentative="1">
+      <w:start w:val="1"/>
+      <w:numFmt w:val="bullet"/>
+      <w:lvlText w:val=""/>
+      <w:lvlJc w:val="left"/>
+      <w:pPr>
+        <w:ind w:left="4320" w:hanging="360"/>
+      </w:pPr>
+      <w:rPr>
+        <w:rFonts w:ascii="Wingdings" w:hAnsi="Wingdings" w:hint="default"/>
+      </w:rPr>
+    </w:lvl>
+    <w:lvl w:ilvl="6" w:tplc="04150001" w:tentative="1">
+      <w:start w:val="1"/>
+      <w:numFmt w:val="bullet"/>
+      <w:lvlText w:val=""/>
+      <w:lvlJc w:val="left"/>
+      <w:pPr>
+        <w:ind w:left="5040" w:hanging="360"/>
+      </w:pPr>
+      <w:rPr>
+        <w:rFonts w:ascii="Symbol" w:hAnsi="Symbol" w:hint="default"/>
+      </w:rPr>
+    </w:lvl>
+    <w:lvl w:ilvl="7" w:tplc="04150003" w:tentative="1">
+      <w:start w:val="1"/>
+      <w:numFmt w:val="bullet"/>
+      <w:lvlText w:val="o"/>
+      <w:lvlJc w:val="left"/>
+      <w:pPr>
+        <w:ind w:left="5760" w:hanging="360"/>
+      </w:pPr>
+      <w:rPr>
+        <w:rFonts w:ascii="Courier New" w:hAnsi="Courier New" w:cs="Courier New" w:hint="default"/>
+      </w:rPr>
+    </w:lvl>
+    <w:lvl w:ilvl="8" w:tplc="04150005" w:tentative="1">
+      <w:start w:val="1"/>
+      <w:numFmt w:val="bullet"/>
+      <w:lvlText w:val=""/>
+      <w:lvlJc w:val="left"/>
+      <w:pPr>
+        <w:ind w:left="6480" w:hanging="360"/>
+      </w:pPr>
+      <w:rPr>
+        <w:rFonts w:ascii="Wingdings" w:hAnsi="Wingdings" w:hint="default"/>
+      </w:rPr>
+    </w:lvl>
+  </w:abstractNum>
+  <w:abstractNum w:abstractNumId="3" w15:restartNumberingAfterBreak="0">
+    <w:nsid w:val="1F5B1D2E"/>
+    <w:multiLevelType w:val="hybridMultilevel"/>
+    <w:tmpl w:val="2FB0EDB8"/>
+    <w:lvl w:ilvl="0" w:tplc="04150001">
+      <w:start w:val="1"/>
+      <w:numFmt w:val="bullet"/>
+      <w:lvlText w:val=""/>
+      <w:lvlJc w:val="left"/>
+      <w:pPr>
+        <w:ind w:left="720" w:hanging="360"/>
+      </w:pPr>
+      <w:rPr>
+        <w:rFonts w:ascii="Symbol" w:hAnsi="Symbol" w:hint="default"/>
+      </w:rPr>
+    </w:lvl>
+    <w:lvl w:ilvl="1" w:tplc="04150003" w:tentative="1">
+      <w:start w:val="1"/>
+      <w:numFmt w:val="bullet"/>
+      <w:lvlText w:val="o"/>
+      <w:lvlJc w:val="left"/>
+      <w:pPr>
+        <w:ind w:left="1440" w:hanging="360"/>
+      </w:pPr>
+      <w:rPr>
+        <w:rFonts w:ascii="Courier New" w:hAnsi="Courier New" w:cs="Courier New" w:hint="default"/>
+      </w:rPr>
+    </w:lvl>
+    <w:lvl w:ilvl="2" w:tplc="04150005" w:tentative="1">
+      <w:start w:val="1"/>
+      <w:numFmt w:val="bullet"/>
+      <w:lvlText w:val=""/>
+      <w:lvlJc w:val="left"/>
+      <w:pPr>
+        <w:ind w:left="2160" w:hanging="360"/>
+      </w:pPr>
+      <w:rPr>
+        <w:rFonts w:ascii="Wingdings" w:hAnsi="Wingdings" w:hint="default"/>
+      </w:rPr>
+    </w:lvl>
+    <w:lvl w:ilvl="3" w:tplc="04150001" w:tentative="1">
+      <w:start w:val="1"/>
+      <w:numFmt w:val="bullet"/>
+      <w:lvlText w:val=""/>
+      <w:lvlJc w:val="left"/>
+      <w:pPr>
+        <w:ind w:left="2880" w:hanging="360"/>
+      </w:pPr>
+      <w:rPr>
+        <w:rFonts w:ascii="Symbol" w:hAnsi="Symbol" w:hint="default"/>
+      </w:rPr>
+    </w:lvl>
+    <w:lvl w:ilvl="4" w:tplc="04150003" w:tentative="1">
+      <w:start w:val="1"/>
+      <w:numFmt w:val="bullet"/>
+      <w:lvlText w:val="o"/>
+      <w:lvlJc w:val="left"/>
+      <w:pPr>
+        <w:ind w:left="3600" w:hanging="360"/>
+      </w:pPr>
+      <w:rPr>
+        <w:rFonts w:ascii="Courier New" w:hAnsi="Courier New" w:cs="Courier New" w:hint="default"/>
+      </w:rPr>
+    </w:lvl>
+    <w:lvl w:ilvl="5" w:tplc="04150005" w:tentative="1">
+      <w:start w:val="1"/>
+      <w:numFmt w:val="bullet"/>
+      <w:lvlText w:val=""/>
+      <w:lvlJc w:val="left"/>
+      <w:pPr>
+        <w:ind w:left="4320" w:hanging="360"/>
+      </w:pPr>
+      <w:rPr>
+        <w:rFonts w:ascii="Wingdings" w:hAnsi="Wingdings" w:hint="default"/>
+      </w:rPr>
+    </w:lvl>
+    <w:lvl w:ilvl="6" w:tplc="04150001" w:tentative="1">
+      <w:start w:val="1"/>
+      <w:numFmt w:val="bullet"/>
+      <w:lvlText w:val=""/>
+      <w:lvlJc w:val="left"/>
+      <w:pPr>
+        <w:ind w:left="5040" w:hanging="360"/>
+      </w:pPr>
+      <w:rPr>
+        <w:rFonts w:ascii="Symbol" w:hAnsi="Symbol" w:hint="default"/>
+      </w:rPr>
+    </w:lvl>
+    <w:lvl w:ilvl="7" w:tplc="04150003" w:tentative="1">
+      <w:start w:val="1"/>
+      <w:numFmt w:val="bullet"/>
+      <w:lvlText w:val="o"/>
+      <w:lvlJc w:val="left"/>
+      <w:pPr>
+        <w:ind w:left="5760" w:hanging="360"/>
+      </w:pPr>
+      <w:rPr>
+        <w:rFonts w:ascii="Courier New" w:hAnsi="Courier New" w:cs="Courier New" w:hint="default"/>
+      </w:rPr>
+    </w:lvl>
+    <w:lvl w:ilvl="8" w:tplc="04150005" w:tentative="1">
+      <w:start w:val="1"/>
+      <w:numFmt w:val="bullet"/>
+      <w:lvlText w:val=""/>
+      <w:lvlJc w:val="left"/>
+      <w:pPr>
+        <w:ind w:left="6480" w:hanging="360"/>
+      </w:pPr>
+      <w:rPr>
+        <w:rFonts w:ascii="Wingdings" w:hAnsi="Wingdings" w:hint="default"/>
+      </w:rPr>
+    </w:lvl>
+  </w:abstractNum>
+  <w:abstractNum w:abstractNumId="4" w15:restartNumberingAfterBreak="0">
+    <w:nsid w:val="20103B49"/>
+    <w:multiLevelType w:val="hybridMultilevel"/>
+    <w:tmpl w:val="5546B682"/>
+    <w:lvl w:ilvl="0" w:tplc="04150001">
+      <w:start w:val="1"/>
+      <w:numFmt w:val="bullet"/>
+      <w:lvlText w:val=""/>
+      <w:lvlJc w:val="left"/>
+      <w:pPr>
+        <w:ind w:left="720" w:hanging="360"/>
+      </w:pPr>
+      <w:rPr>
+        <w:rFonts w:ascii="Symbol" w:hAnsi="Symbol" w:hint="default"/>
+      </w:rPr>
+    </w:lvl>
+    <w:lvl w:ilvl="1" w:tplc="04150003" w:tentative="1">
+      <w:start w:val="1"/>
+      <w:numFmt w:val="bullet"/>
+      <w:lvlText w:val="o"/>
+      <w:lvlJc w:val="left"/>
+      <w:pPr>
+        <w:ind w:left="1440" w:hanging="360"/>
+      </w:pPr>
+      <w:rPr>
+        <w:rFonts w:ascii="Courier New" w:hAnsi="Courier New" w:cs="Courier New" w:hint="default"/>
+      </w:rPr>
+    </w:lvl>
+    <w:lvl w:ilvl="2" w:tplc="04150005" w:tentative="1">
+      <w:start w:val="1"/>
+      <w:numFmt w:val="bullet"/>
+      <w:lvlText w:val=""/>
+      <w:lvlJc w:val="left"/>
+      <w:pPr>
+        <w:ind w:left="2160" w:hanging="360"/>
+      </w:pPr>
+      <w:rPr>
+        <w:rFonts w:ascii="Wingdings" w:hAnsi="Wingdings" w:hint="default"/>
+      </w:rPr>
+    </w:lvl>
+    <w:lvl w:ilvl="3" w:tplc="04150001" w:tentative="1">
+      <w:start w:val="1"/>
+      <w:numFmt w:val="bullet"/>
+      <w:lvlText w:val=""/>
+      <w:lvlJc w:val="left"/>
+      <w:pPr>
+        <w:ind w:left="2880" w:hanging="360"/>
+      </w:pPr>
+      <w:rPr>
+        <w:rFonts w:ascii="Symbol" w:hAnsi="Symbol" w:hint="default"/>
+      </w:rPr>
+    </w:lvl>
+    <w:lvl w:ilvl="4" w:tplc="04150003" w:tentative="1">
+      <w:start w:val="1"/>
+      <w:numFmt w:val="bullet"/>
+      <w:lvlText w:val="o"/>
+      <w:lvlJc w:val="left"/>
+      <w:pPr>
+        <w:ind w:left="3600" w:hanging="360"/>
+      </w:pPr>
+      <w:rPr>
+        <w:rFonts w:ascii="Courier New" w:hAnsi="Courier New" w:cs="Courier New" w:hint="default"/>
+      </w:rPr>
+    </w:lvl>
+    <w:lvl w:ilvl="5" w:tplc="04150005" w:tentative="1">
+      <w:start w:val="1"/>
+      <w:numFmt w:val="bullet"/>
+      <w:lvlText w:val=""/>
+      <w:lvlJc w:val="left"/>
+      <w:pPr>
+        <w:ind w:left="4320" w:hanging="360"/>
+      </w:pPr>
+      <w:rPr>
+        <w:rFonts w:ascii="Wingdings" w:hAnsi="Wingdings" w:hint="default"/>
+      </w:rPr>
+    </w:lvl>
+    <w:lvl w:ilvl="6" w:tplc="04150001" w:tentative="1">
+      <w:start w:val="1"/>
+      <w:numFmt w:val="bullet"/>
+      <w:lvlText w:val=""/>
+      <w:lvlJc w:val="left"/>
+      <w:pPr>
+        <w:ind w:left="5040" w:hanging="360"/>
+      </w:pPr>
+      <w:rPr>
+        <w:rFonts w:ascii="Symbol" w:hAnsi="Symbol" w:hint="default"/>
+      </w:rPr>
+    </w:lvl>
+    <w:lvl w:ilvl="7" w:tplc="04150003" w:tentative="1">
+      <w:start w:val="1"/>
+      <w:numFmt w:val="bullet"/>
+      <w:lvlText w:val="o"/>
+      <w:lvlJc w:val="left"/>
+      <w:pPr>
+        <w:ind w:left="5760" w:hanging="360"/>
+      </w:pPr>
+      <w:rPr>
+        <w:rFonts w:ascii="Courier New" w:hAnsi="Courier New" w:cs="Courier New" w:hint="default"/>
+      </w:rPr>
+    </w:lvl>
+    <w:lvl w:ilvl="8" w:tplc="04150005" w:tentative="1">
+      <w:start w:val="1"/>
+      <w:numFmt w:val="bullet"/>
+      <w:lvlText w:val=""/>
+      <w:lvlJc w:val="left"/>
+      <w:pPr>
+        <w:ind w:left="6480" w:hanging="360"/>
+      </w:pPr>
+      <w:rPr>
+        <w:rFonts w:ascii="Wingdings" w:hAnsi="Wingdings" w:hint="default"/>
+      </w:rPr>
+    </w:lvl>
+  </w:abstractNum>
+  <w:abstractNum w:abstractNumId="5" w15:restartNumberingAfterBreak="0">
+    <w:nsid w:val="2021437D"/>
+    <w:multiLevelType w:val="hybridMultilevel"/>
+    <w:tmpl w:val="AFE6AC86"/>
+    <w:lvl w:ilvl="0" w:tplc="04150001">
+      <w:start w:val="1"/>
+      <w:numFmt w:val="bullet"/>
+      <w:lvlText w:val=""/>
+      <w:lvlJc w:val="left"/>
+      <w:pPr>
+        <w:ind w:left="720" w:hanging="360"/>
+      </w:pPr>
+      <w:rPr>
+        <w:rFonts w:ascii="Symbol" w:hAnsi="Symbol" w:hint="default"/>
+      </w:rPr>
+    </w:lvl>
+    <w:lvl w:ilvl="1" w:tplc="04150003" w:tentative="1">
+      <w:start w:val="1"/>
+      <w:numFmt w:val="bullet"/>
+      <w:lvlText w:val="o"/>
+      <w:lvlJc w:val="left"/>
+      <w:pPr>
+        <w:ind w:left="1440" w:hanging="360"/>
+      </w:pPr>
+      <w:rPr>
+        <w:rFonts w:ascii="Courier New" w:hAnsi="Courier New" w:cs="Courier New" w:hint="default"/>
+      </w:rPr>
+    </w:lvl>
+    <w:lvl w:ilvl="2" w:tplc="04150005" w:tentative="1">
+      <w:start w:val="1"/>
+      <w:numFmt w:val="bullet"/>
+      <w:lvlText w:val=""/>
+      <w:lvlJc w:val="left"/>
+      <w:pPr>
+        <w:ind w:left="2160" w:hanging="360"/>
+      </w:pPr>
+      <w:rPr>
+        <w:rFonts w:ascii="Wingdings" w:hAnsi="Wingdings" w:hint="default"/>
+      </w:rPr>
+    </w:lvl>
+    <w:lvl w:ilvl="3" w:tplc="04150001" w:tentative="1">
+      <w:start w:val="1"/>
+      <w:numFmt w:val="bullet"/>
+      <w:lvlText w:val=""/>
+      <w:lvlJc w:val="left"/>
+      <w:pPr>
+        <w:ind w:left="2880" w:hanging="360"/>
+      </w:pPr>
+      <w:rPr>
+        <w:rFonts w:ascii="Symbol" w:hAnsi="Symbol" w:hint="default"/>
+      </w:rPr>
+    </w:lvl>
+    <w:lvl w:ilvl="4" w:tplc="04150003" w:tentative="1">
+      <w:start w:val="1"/>
+      <w:numFmt w:val="bullet"/>
+      <w:lvlText w:val="o"/>
+      <w:lvlJc w:val="left"/>
+      <w:pPr>
+        <w:ind w:left="3600" w:hanging="360"/>
+      </w:pPr>
+      <w:rPr>
+        <w:rFonts w:ascii="Courier New" w:hAnsi="Courier New" w:cs="Courier New" w:hint="default"/>
+      </w:rPr>
+    </w:lvl>
+    <w:lvl w:ilvl="5" w:tplc="04150005" w:tentative="1">
+      <w:start w:val="1"/>
+      <w:numFmt w:val="bullet"/>
+      <w:lvlText w:val=""/>
+      <w:lvlJc w:val="left"/>
+      <w:pPr>
+        <w:ind w:left="4320" w:hanging="360"/>
+      </w:pPr>
+      <w:rPr>
+        <w:rFonts w:ascii="Wingdings" w:hAnsi="Wingdings" w:hint="default"/>
+      </w:rPr>
+    </w:lvl>
+    <w:lvl w:ilvl="6" w:tplc="04150001" w:tentative="1">
+      <w:start w:val="1"/>
+      <w:numFmt w:val="bullet"/>
+      <w:lvlText w:val=""/>
+      <w:lvlJc w:val="left"/>
+      <w:pPr>
+        <w:ind w:left="5040" w:hanging="360"/>
+      </w:pPr>
+      <w:rPr>
+        <w:rFonts w:ascii="Symbol" w:hAnsi="Symbol" w:hint="default"/>
+      </w:rPr>
+    </w:lvl>
+    <w:lvl w:ilvl="7" w:tplc="04150003" w:tentative="1">
+      <w:start w:val="1"/>
+      <w:numFmt w:val="bullet"/>
+      <w:lvlText w:val="o"/>
+      <w:lvlJc w:val="left"/>
+      <w:pPr>
+        <w:ind w:left="5760" w:hanging="360"/>
+      </w:pPr>
+      <w:rPr>
+        <w:rFonts w:ascii="Courier New" w:hAnsi="Courier New" w:cs="Courier New" w:hint="default"/>
+      </w:rPr>
+    </w:lvl>
+    <w:lvl w:ilvl="8" w:tplc="04150005" w:tentative="1">
+      <w:start w:val="1"/>
+      <w:numFmt w:val="bullet"/>
+      <w:lvlText w:val=""/>
+      <w:lvlJc w:val="left"/>
+      <w:pPr>
+        <w:ind w:left="6480" w:hanging="360"/>
+      </w:pPr>
+      <w:rPr>
+        <w:rFonts w:ascii="Wingdings" w:hAnsi="Wingdings" w:hint="default"/>
+      </w:rPr>
+    </w:lvl>
+  </w:abstractNum>
+  <w:abstractNum w:abstractNumId="6" w15:restartNumberingAfterBreak="0">
+    <w:nsid w:val="23C60DB2"/>
+    <w:multiLevelType w:val="hybridMultilevel"/>
+    <w:tmpl w:val="FC7CAB02"/>
+    <w:lvl w:ilvl="0" w:tplc="04150001">
+      <w:start w:val="1"/>
+      <w:numFmt w:val="bullet"/>
+      <w:lvlText w:val=""/>
+      <w:lvlJc w:val="left"/>
+      <w:pPr>
+        <w:ind w:left="720" w:hanging="360"/>
+      </w:pPr>
+      <w:rPr>
+        <w:rFonts w:ascii="Symbol" w:hAnsi="Symbol" w:hint="default"/>
+      </w:rPr>
+    </w:lvl>
+    <w:lvl w:ilvl="1" w:tplc="04150003" w:tentative="1">
+      <w:start w:val="1"/>
+      <w:numFmt w:val="bullet"/>
+      <w:lvlText w:val="o"/>
+      <w:lvlJc w:val="left"/>
+      <w:pPr>
+        <w:ind w:left="1440" w:hanging="360"/>
+      </w:pPr>
+      <w:rPr>
+        <w:rFonts w:ascii="Courier New" w:hAnsi="Courier New" w:cs="Courier New" w:hint="default"/>
+      </w:rPr>
+    </w:lvl>
+    <w:lvl w:ilvl="2" w:tplc="04150005" w:tentative="1">
+      <w:start w:val="1"/>
+      <w:numFmt w:val="bullet"/>
+      <w:lvlText w:val=""/>
+      <w:lvlJc w:val="left"/>
+      <w:pPr>
+        <w:ind w:left="2160" w:hanging="360"/>
+      </w:pPr>
+      <w:rPr>
+        <w:rFonts w:ascii="Wingdings" w:hAnsi="Wingdings" w:hint="default"/>
+      </w:rPr>
+    </w:lvl>
+    <w:lvl w:ilvl="3" w:tplc="04150001" w:tentative="1">
+      <w:start w:val="1"/>
+      <w:numFmt w:val="bullet"/>
+      <w:lvlText w:val=""/>
+      <w:lvlJc w:val="left"/>
+      <w:pPr>
+        <w:ind w:left="2880" w:hanging="360"/>
+      </w:pPr>
+      <w:rPr>
+        <w:rFonts w:ascii="Symbol" w:hAnsi="Symbol" w:hint="default"/>
+      </w:rPr>
+    </w:lvl>
+    <w:lvl w:ilvl="4" w:tplc="04150003" w:tentative="1">
+      <w:start w:val="1"/>
+      <w:numFmt w:val="bullet"/>
+      <w:lvlText w:val="o"/>
+      <w:lvlJc w:val="left"/>
+      <w:pPr>
+        <w:ind w:left="3600" w:hanging="360"/>
+      </w:pPr>
+      <w:rPr>
+        <w:rFonts w:ascii="Courier New" w:hAnsi="Courier New" w:cs="Courier New" w:hint="default"/>
+      </w:rPr>
+    </w:lvl>
+    <w:lvl w:ilvl="5" w:tplc="04150005" w:tentative="1">
+      <w:start w:val="1"/>
+      <w:numFmt w:val="bullet"/>
+      <w:lvlText w:val=""/>
+      <w:lvlJc w:val="left"/>
+      <w:pPr>
+        <w:ind w:left="4320" w:hanging="360"/>
+      </w:pPr>
+      <w:rPr>
+        <w:rFonts w:ascii="Wingdings" w:hAnsi="Wingdings" w:hint="default"/>
+      </w:rPr>
+    </w:lvl>
+    <w:lvl w:ilvl="6" w:tplc="04150001" w:tentative="1">
+      <w:start w:val="1"/>
+      <w:numFmt w:val="bullet"/>
+      <w:lvlText w:val=""/>
+      <w:lvlJc w:val="left"/>
+      <w:pPr>
+        <w:ind w:left="5040" w:hanging="360"/>
+      </w:pPr>
+      <w:rPr>
+        <w:rFonts w:ascii="Symbol" w:hAnsi="Symbol" w:hint="default"/>
+      </w:rPr>
+    </w:lvl>
+    <w:lvl w:ilvl="7" w:tplc="04150003" w:tentative="1">
+      <w:start w:val="1"/>
+      <w:numFmt w:val="bullet"/>
+      <w:lvlText w:val="o"/>
+      <w:lvlJc w:val="left"/>
+      <w:pPr>
+        <w:ind w:left="5760" w:hanging="360"/>
+      </w:pPr>
+      <w:rPr>
+        <w:rFonts w:ascii="Courier New" w:hAnsi="Courier New" w:cs="Courier New" w:hint="default"/>
+      </w:rPr>
+    </w:lvl>
+    <w:lvl w:ilvl="8" w:tplc="04150005" w:tentative="1">
+      <w:start w:val="1"/>
+      <w:numFmt w:val="bullet"/>
+      <w:lvlText w:val=""/>
+      <w:lvlJc w:val="left"/>
+      <w:pPr>
+        <w:ind w:left="6480" w:hanging="360"/>
+      </w:pPr>
+      <w:rPr>
+        <w:rFonts w:ascii="Wingdings" w:hAnsi="Wingdings" w:hint="default"/>
+      </w:rPr>
+    </w:lvl>
+  </w:abstractNum>
+  <w:abstractNum w:abstractNumId="7" w15:restartNumberingAfterBreak="0">
+    <w:nsid w:val="3CBA7AE7"/>
+    <w:multiLevelType w:val="hybridMultilevel"/>
+    <w:tmpl w:val="900A70BC"/>
+    <w:lvl w:ilvl="0" w:tplc="04150001">
+      <w:start w:val="1"/>
+      <w:numFmt w:val="bullet"/>
+      <w:lvlText w:val=""/>
+      <w:lvlJc w:val="left"/>
+      <w:pPr>
+        <w:ind w:left="720" w:hanging="360"/>
+      </w:pPr>
+      <w:rPr>
+        <w:rFonts w:ascii="Symbol" w:hAnsi="Symbol" w:hint="default"/>
+      </w:rPr>
+    </w:lvl>
+    <w:lvl w:ilvl="1" w:tplc="04150003" w:tentative="1">
+      <w:start w:val="1"/>
+      <w:numFmt w:val="bullet"/>
+      <w:lvlText w:val="o"/>
+      <w:lvlJc w:val="left"/>
+      <w:pPr>
+        <w:ind w:left="1440" w:hanging="360"/>
+      </w:pPr>
+      <w:rPr>
+        <w:rFonts w:ascii="Courier New" w:hAnsi="Courier New" w:cs="Courier New" w:hint="default"/>
+      </w:rPr>
+    </w:lvl>
+    <w:lvl w:ilvl="2" w:tplc="04150005" w:tentative="1">
+      <w:start w:val="1"/>
+      <w:numFmt w:val="bullet"/>
+      <w:lvlText w:val=""/>
+      <w:lvlJc w:val="left"/>
+      <w:pPr>
+        <w:ind w:left="2160" w:hanging="360"/>
+      </w:pPr>
+      <w:rPr>
+        <w:rFonts w:ascii="Wingdings" w:hAnsi="Wingdings" w:hint="default"/>
+      </w:rPr>
+    </w:lvl>
+    <w:lvl w:ilvl="3" w:tplc="04150001" w:tentative="1">
+      <w:start w:val="1"/>
+      <w:numFmt w:val="bullet"/>
+      <w:lvlText w:val=""/>
+      <w:lvlJc w:val="left"/>
+      <w:pPr>
+        <w:ind w:left="2880" w:hanging="360"/>
+      </w:pPr>
+      <w:rPr>
+        <w:rFonts w:ascii="Symbol" w:hAnsi="Symbol" w:hint="default"/>
+      </w:rPr>
+    </w:lvl>
+    <w:lvl w:ilvl="4" w:tplc="04150003" w:tentative="1">
+      <w:start w:val="1"/>
+      <w:numFmt w:val="bullet"/>
+      <w:lvlText w:val="o"/>
+      <w:lvlJc w:val="left"/>
+      <w:pPr>
+        <w:ind w:left="3600" w:hanging="360"/>
+      </w:pPr>
+      <w:rPr>
+        <w:rFonts w:ascii="Courier New" w:hAnsi="Courier New" w:cs="Courier New" w:hint="default"/>
+      </w:rPr>
+    </w:lvl>
+    <w:lvl w:ilvl="5" w:tplc="04150005" w:tentative="1">
+      <w:start w:val="1"/>
+      <w:numFmt w:val="bullet"/>
+      <w:lvlText w:val=""/>
+      <w:lvlJc w:val="left"/>
+      <w:pPr>
+        <w:ind w:left="4320" w:hanging="360"/>
+      </w:pPr>
+      <w:rPr>
+        <w:rFonts w:ascii="Wingdings" w:hAnsi="Wingdings" w:hint="default"/>
+      </w:rPr>
+    </w:lvl>
+    <w:lvl w:ilvl="6" w:tplc="04150001" w:tentative="1">
+      <w:start w:val="1"/>
+      <w:numFmt w:val="bullet"/>
+      <w:lvlText w:val=""/>
+      <w:lvlJc w:val="left"/>
+      <w:pPr>
+        <w:ind w:left="5040" w:hanging="360"/>
+      </w:pPr>
+      <w:rPr>
+        <w:rFonts w:ascii="Symbol" w:hAnsi="Symbol" w:hint="default"/>
+      </w:rPr>
+    </w:lvl>
+    <w:lvl w:ilvl="7" w:tplc="04150003" w:tentative="1">
+      <w:start w:val="1"/>
+      <w:numFmt w:val="bullet"/>
+      <w:lvlText w:val="o"/>
+      <w:lvlJc w:val="left"/>
+      <w:pPr>
+        <w:ind w:left="5760" w:hanging="360"/>
+      </w:pPr>
+      <w:rPr>
+        <w:rFonts w:ascii="Courier New" w:hAnsi="Courier New" w:cs="Courier New" w:hint="default"/>
+      </w:rPr>
+    </w:lvl>
+    <w:lvl w:ilvl="8" w:tplc="04150005" w:tentative="1">
+      <w:start w:val="1"/>
+      <w:numFmt w:val="bullet"/>
+      <w:lvlText w:val=""/>
+      <w:lvlJc w:val="left"/>
+      <w:pPr>
+        <w:ind w:left="6480" w:hanging="360"/>
+      </w:pPr>
+      <w:rPr>
+        <w:rFonts w:ascii="Wingdings" w:hAnsi="Wingdings" w:hint="default"/>
+      </w:rPr>
+    </w:lvl>
+  </w:abstractNum>
+  <w:abstractNum w:abstractNumId="8" w15:restartNumberingAfterBreak="0">
+    <w:nsid w:val="5F127112"/>
+    <w:multiLevelType w:val="hybridMultilevel"/>
+    <w:tmpl w:val="FBEACE40"/>
+    <w:lvl w:ilvl="0" w:tplc="04150001">
+      <w:start w:val="1"/>
+      <w:numFmt w:val="bullet"/>
+      <w:lvlText w:val=""/>
+      <w:lvlJc w:val="left"/>
+      <w:pPr>
+        <w:ind w:left="720" w:hanging="360"/>
+      </w:pPr>
+      <w:rPr>
+        <w:rFonts w:ascii="Symbol" w:hAnsi="Symbol" w:hint="default"/>
+      </w:rPr>
+    </w:lvl>
+    <w:lvl w:ilvl="1" w:tplc="04150003" w:tentative="1">
+      <w:start w:val="1"/>
+      <w:numFmt w:val="bullet"/>
+      <w:lvlText w:val="o"/>
+      <w:lvlJc w:val="left"/>
+      <w:pPr>
+        <w:ind w:left="1440" w:hanging="360"/>
+      </w:pPr>
+      <w:rPr>
+        <w:rFonts w:ascii="Courier New" w:hAnsi="Courier New" w:cs="Courier New" w:hint="default"/>
+      </w:rPr>
+    </w:lvl>
+    <w:lvl w:ilvl="2" w:tplc="04150005" w:tentative="1">
+      <w:start w:val="1"/>
+      <w:numFmt w:val="bullet"/>
+      <w:lvlText w:val=""/>
+      <w:lvlJc w:val="left"/>
+      <w:pPr>
+        <w:ind w:left="2160" w:hanging="360"/>
+      </w:pPr>
+      <w:rPr>
+        <w:rFonts w:ascii="Wingdings" w:hAnsi="Wingdings" w:hint="default"/>
+      </w:rPr>
+    </w:lvl>
+    <w:lvl w:ilvl="3" w:tplc="04150001" w:tentative="1">
+      <w:start w:val="1"/>
+      <w:numFmt w:val="bullet"/>
+      <w:lvlText w:val=""/>
+      <w:lvlJc w:val="left"/>
+      <w:pPr>
+        <w:ind w:left="2880" w:hanging="360"/>
+      </w:pPr>
+      <w:rPr>
+        <w:rFonts w:ascii="Symbol" w:hAnsi="Symbol" w:hint="default"/>
+      </w:rPr>
+    </w:lvl>
+    <w:lvl w:ilvl="4" w:tplc="04150003" w:tentative="1">
+      <w:start w:val="1"/>
+      <w:numFmt w:val="bullet"/>
+      <w:lvlText w:val="o"/>
+      <w:lvlJc w:val="left"/>
+      <w:pPr>
+        <w:ind w:left="3600" w:hanging="360"/>
+      </w:pPr>
+      <w:rPr>
+        <w:rFonts w:ascii="Courier New" w:hAnsi="Courier New" w:cs="Courier New" w:hint="default"/>
+      </w:rPr>
+    </w:lvl>
+    <w:lvl w:ilvl="5" w:tplc="04150005" w:tentative="1">
+      <w:start w:val="1"/>
+      <w:numFmt w:val="bullet"/>
+      <w:lvlText w:val=""/>
+      <w:lvlJc w:val="left"/>
+      <w:pPr>
+        <w:ind w:left="4320" w:hanging="360"/>
+      </w:pPr>
+      <w:rPr>
+        <w:rFonts w:ascii="Wingdings" w:hAnsi="Wingdings" w:hint="default"/>
+      </w:rPr>
+    </w:lvl>
+    <w:lvl w:ilvl="6" w:tplc="04150001" w:tentative="1">
+      <w:start w:val="1"/>
+      <w:numFmt w:val="bullet"/>
+      <w:lvlText w:val=""/>
+      <w:lvlJc w:val="left"/>
+      <w:pPr>
+        <w:ind w:left="5040" w:hanging="360"/>
+      </w:pPr>
+      <w:rPr>
+        <w:rFonts w:ascii="Symbol" w:hAnsi="Symbol" w:hint="default"/>
+      </w:rPr>
+    </w:lvl>
+    <w:lvl w:ilvl="7" w:tplc="04150003" w:tentative="1">
+      <w:start w:val="1"/>
+      <w:numFmt w:val="bullet"/>
+      <w:lvlText w:val="o"/>
+      <w:lvlJc w:val="left"/>
+      <w:pPr>
+        <w:ind w:left="5760" w:hanging="360"/>
+      </w:pPr>
+      <w:rPr>
+        <w:rFonts w:ascii="Courier New" w:hAnsi="Courier New" w:cs="Courier New" w:hint="default"/>
+      </w:rPr>
+    </w:lvl>
+    <w:lvl w:ilvl="8" w:tplc="04150005" w:tentative="1">
+      <w:start w:val="1"/>
+      <w:numFmt w:val="bullet"/>
+      <w:lvlText w:val=""/>
+      <w:lvlJc w:val="left"/>
+      <w:pPr>
+        <w:ind w:left="6480" w:hanging="360"/>
+      </w:pPr>
+      <w:rPr>
+        <w:rFonts w:ascii="Wingdings" w:hAnsi="Wingdings" w:hint="default"/>
+      </w:rPr>
+    </w:lvl>
+  </w:abstractNum>
+  <w:abstractNum w:abstractNumId="9" w15:restartNumberingAfterBreak="0">
+    <w:nsid w:val="650A0CD6"/>
+    <w:multiLevelType w:val="hybridMultilevel"/>
+    <w:tmpl w:val="0E5657BA"/>
+    <w:lvl w:ilvl="0" w:tplc="04150001">
+      <w:start w:val="1"/>
+      <w:numFmt w:val="bullet"/>
+      <w:lvlText w:val=""/>
+      <w:lvlJc w:val="left"/>
+      <w:pPr>
+        <w:ind w:left="720" w:hanging="360"/>
+      </w:pPr>
+      <w:rPr>
+        <w:rFonts w:ascii="Symbol" w:hAnsi="Symbol" w:hint="default"/>
+      </w:rPr>
+    </w:lvl>
+    <w:lvl w:ilvl="1" w:tplc="04150003" w:tentative="1">
+      <w:start w:val="1"/>
+      <w:numFmt w:val="bullet"/>
+      <w:lvlText w:val="o"/>
+      <w:lvlJc w:val="left"/>
+      <w:pPr>
+        <w:ind w:left="1440" w:hanging="360"/>
+      </w:pPr>
+      <w:rPr>
+        <w:rFonts w:ascii="Courier New" w:hAnsi="Courier New" w:cs="Courier New" w:hint="default"/>
+      </w:rPr>
+    </w:lvl>
+    <w:lvl w:ilvl="2" w:tplc="04150005" w:tentative="1">
+      <w:start w:val="1"/>
+      <w:numFmt w:val="bullet"/>
+      <w:lvlText w:val=""/>
+      <w:lvlJc w:val="left"/>
+      <w:pPr>
+        <w:ind w:left="2160" w:hanging="360"/>
+      </w:pPr>
+      <w:rPr>
+        <w:rFonts w:ascii="Wingdings" w:hAnsi="Wingdings" w:hint="default"/>
+      </w:rPr>
+    </w:lvl>
+    <w:lvl w:ilvl="3" w:tplc="04150001" w:tentative="1">
+      <w:start w:val="1"/>
+      <w:numFmt w:val="bullet"/>
+      <w:lvlText w:val=""/>
+      <w:lvlJc w:val="left"/>
+      <w:pPr>
+        <w:ind w:left="2880" w:hanging="360"/>
+      </w:pPr>
+      <w:rPr>
+        <w:rFonts w:ascii="Symbol" w:hAnsi="Symbol" w:hint="default"/>
+      </w:rPr>
+    </w:lvl>
+    <w:lvl w:ilvl="4" w:tplc="04150003" w:tentative="1">
+      <w:start w:val="1"/>
+      <w:numFmt w:val="bullet"/>
+      <w:lvlText w:val="o"/>
+      <w:lvlJc w:val="left"/>
+      <w:pPr>
+        <w:ind w:left="3600" w:hanging="360"/>
+      </w:pPr>
+      <w:rPr>
+        <w:rFonts w:ascii="Courier New" w:hAnsi="Courier New" w:cs="Courier New" w:hint="default"/>
+      </w:rPr>
+    </w:lvl>
+    <w:lvl w:ilvl="5" w:tplc="04150005" w:tentative="1">
+      <w:start w:val="1"/>
+      <w:numFmt w:val="bullet"/>
+      <w:lvlText w:val=""/>
+      <w:lvlJc w:val="left"/>
+      <w:pPr>
+        <w:ind w:left="4320" w:hanging="360"/>
+      </w:pPr>
+      <w:rPr>
+        <w:rFonts w:ascii="Wingdings" w:hAnsi="Wingdings" w:hint="default"/>
+      </w:rPr>
+    </w:lvl>
+    <w:lvl w:ilvl="6" w:tplc="04150001" w:tentative="1">
+      <w:start w:val="1"/>
+      <w:numFmt w:val="bullet"/>
+      <w:lvlText w:val=""/>
+      <w:lvlJc w:val="left"/>
+      <w:pPr>
+        <w:ind w:left="5040" w:hanging="360"/>
+      </w:pPr>
+      <w:rPr>
+        <w:rFonts w:ascii="Symbol" w:hAnsi="Symbol" w:hint="default"/>
+      </w:rPr>
+    </w:lvl>
+    <w:lvl w:ilvl="7" w:tplc="04150003" w:tentative="1">
+      <w:start w:val="1"/>
+      <w:numFmt w:val="bullet"/>
+      <w:lvlText w:val="o"/>
+      <w:lvlJc w:val="left"/>
+      <w:pPr>
+        <w:ind w:left="5760" w:hanging="360"/>
+      </w:pPr>
+      <w:rPr>
+        <w:rFonts w:ascii="Courier New" w:hAnsi="Courier New" w:cs="Courier New" w:hint="default"/>
+      </w:rPr>
+    </w:lvl>
+    <w:lvl w:ilvl="8" w:tplc="04150005" w:tentative="1">
+      <w:start w:val="1"/>
+      <w:numFmt w:val="bullet"/>
+      <w:lvlText w:val=""/>
+      <w:lvlJc w:val="left"/>
+      <w:pPr>
+        <w:ind w:left="6480" w:hanging="360"/>
+      </w:pPr>
+      <w:rPr>
+        <w:rFonts w:ascii="Wingdings" w:hAnsi="Wingdings" w:hint="default"/>
+      </w:rPr>
+    </w:lvl>
+  </w:abstractNum>
+  <w:abstractNum w:abstractNumId="10" w15:restartNumberingAfterBreak="0">
+    <w:nsid w:val="767B1163"/>
+    <w:multiLevelType w:val="hybridMultilevel"/>
+    <w:tmpl w:val="3A703DD0"/>
+    <w:lvl w:ilvl="0" w:tplc="0415000F">
+      <w:start w:val="1"/>
+      <w:numFmt w:val="decimal"/>
+      <w:lvlText w:val="%1."/>
+      <w:lvlJc w:val="left"/>
+      <w:pPr>
+        <w:ind w:left="720" w:hanging="360"/>
+      </w:pPr>
+      <w:rPr>
+        <w:rFonts w:hint="default"/>
+      </w:rPr>
+    </w:lvl>
+    <w:lvl w:ilvl="1" w:tplc="04150019" w:tentative="1">
+      <w:start w:val="1"/>
+      <w:numFmt w:val="lowerLetter"/>
+      <w:lvlText w:val="%2."/>
+      <w:lvlJc w:val="left"/>
+      <w:pPr>
+        <w:ind w:left="1440" w:hanging="360"/>
+      </w:pPr>
+    </w:lvl>
+    <w:lvl w:ilvl="2" w:tplc="0415001B" w:tentative="1">
+      <w:start w:val="1"/>
+      <w:numFmt w:val="lowerRoman"/>
+      <w:lvlText w:val="%3."/>
+      <w:lvlJc w:val="right"/>
+      <w:pPr>
+        <w:ind w:left="2160" w:hanging="180"/>
+      </w:pPr>
+    </w:lvl>
+    <w:lvl w:ilvl="3" w:tplc="0415000F" w:tentative="1">
+      <w:start w:val="1"/>
+      <w:numFmt w:val="decimal"/>
+      <w:lvlText w:val="%4."/>
+      <w:lvlJc w:val="left"/>
+      <w:pPr>
+        <w:ind w:left="2880" w:hanging="360"/>
+      </w:pPr>
+    </w:lvl>
+    <w:lvl w:ilvl="4" w:tplc="04150019" w:tentative="1">
+      <w:start w:val="1"/>
+      <w:numFmt w:val="lowerLetter"/>
+      <w:lvlText w:val="%5."/>
+      <w:lvlJc w:val="left"/>
+      <w:pPr>
+        <w:ind w:left="3600" w:hanging="360"/>
+      </w:pPr>
+    </w:lvl>
+    <w:lvl w:ilvl="5" w:tplc="0415001B" w:tentative="1">
+      <w:start w:val="1"/>
+      <w:numFmt w:val="lowerRoman"/>
+      <w:lvlText w:val="%6."/>
+      <w:lvlJc w:val="right"/>
+      <w:pPr>
+        <w:ind w:left="4320" w:hanging="180"/>
+      </w:pPr>
+    </w:lvl>
+    <w:lvl w:ilvl="6" w:tplc="0415000F" w:tentative="1">
+      <w:start w:val="1"/>
+      <w:numFmt w:val="decimal"/>
+      <w:lvlText w:val="%7."/>
+      <w:lvlJc w:val="left"/>
+      <w:pPr>
+        <w:ind w:left="5040" w:hanging="360"/>
+      </w:pPr>
+    </w:lvl>
+    <w:lvl w:ilvl="7" w:tplc="04150019" w:tentative="1">
+      <w:start w:val="1"/>
+      <w:numFmt w:val="lowerLetter"/>
+      <w:lvlText w:val="%8."/>
+      <w:lvlJc w:val="left"/>
+      <w:pPr>
+        <w:ind w:left="5760" w:hanging="360"/>
+      </w:pPr>
+    </w:lvl>
+    <w:lvl w:ilvl="8" w:tplc="0415001B" w:tentative="1">
+      <w:start w:val="1"/>
+      <w:numFmt w:val="lowerRoman"/>
+      <w:lvlText w:val="%9."/>
+      <w:lvlJc w:val="right"/>
+      <w:pPr>
+        <w:ind w:left="6480" w:hanging="180"/>
+      </w:pPr>
+    </w:lvl>
+  </w:abstractNum>
+  <w:num w:numId="1" w16cid:durableId="735591244">
+    <w:abstractNumId w:val="1"/>
+  </w:num>
+  <w:num w:numId="2" w16cid:durableId="286740464">
+    <w:abstractNumId w:val="0"/>
+  </w:num>
+  <w:num w:numId="3" w16cid:durableId="1879077816">
+    <w:abstractNumId w:val="10"/>
+  </w:num>
+  <w:num w:numId="4" w16cid:durableId="890579295">
+    <w:abstractNumId w:val="8"/>
+  </w:num>
+  <w:num w:numId="5" w16cid:durableId="1028802044">
+    <w:abstractNumId w:val="6"/>
+  </w:num>
+  <w:num w:numId="6" w16cid:durableId="634526978">
+    <w:abstractNumId w:val="3"/>
+  </w:num>
+  <w:num w:numId="7" w16cid:durableId="677850510">
+    <w:abstractNumId w:val="9"/>
+  </w:num>
+  <w:num w:numId="8" w16cid:durableId="1708721212">
+    <w:abstractNumId w:val="4"/>
+  </w:num>
+  <w:num w:numId="9" w16cid:durableId="2135980470">
+    <w:abstractNumId w:val="5"/>
+  </w:num>
+  <w:num w:numId="10" w16cid:durableId="278531326">
+    <w:abstractNumId w:val="2"/>
+  </w:num>
+  <w:num w:numId="11" w16cid:durableId="2043968711">
+    <w:abstractNumId w:val="7"/>
+  </w:num>
+</w:numbering>
 </file>
 
 <file path=word/styles.xml><?xml version="1.0" encoding="utf-8"?>
@@ -1187,7 +9977,6 @@
   <w:style w:type="character" w:default="1" w:styleId="Domylnaczcionkaakapitu">
     <w:name w:val="Default Paragraph Font"/>
     <w:uiPriority w:val="1"/>
-    <w:semiHidden/>
     <w:unhideWhenUsed/>
   </w:style>
   <w:style w:type="table" w:default="1" w:styleId="Standardowy">
@@ -1294,6 +10083,45 @@
       <w:rFonts w:eastAsiaTheme="minorEastAsia"/>
       <w:color w:val="5A5A5A" w:themeColor="text1" w:themeTint="A5"/>
       <w:spacing w:val="15"/>
+    </w:rPr>
+  </w:style>
+  <w:style w:type="character" w:styleId="Hipercze">
+    <w:name w:val="Hyperlink"/>
+    <w:basedOn w:val="Domylnaczcionkaakapitu"/>
+    <w:uiPriority w:val="99"/>
+    <w:unhideWhenUsed/>
+    <w:rsid w:val="00444593"/>
+    <w:rPr>
+      <w:color w:val="0563C1" w:themeColor="hyperlink"/>
+      <w:u w:val="single"/>
+    </w:rPr>
+  </w:style>
+  <w:style w:type="character" w:styleId="Nierozpoznanawzmianka">
+    <w:name w:val="Unresolved Mention"/>
+    <w:basedOn w:val="Domylnaczcionkaakapitu"/>
+    <w:uiPriority w:val="99"/>
+    <w:semiHidden/>
+    <w:unhideWhenUsed/>
+    <w:rsid w:val="00444593"/>
+    <w:rPr>
+      <w:color w:val="605E5C"/>
+      <w:shd w:val="clear" w:color="auto" w:fill="E1DFDD"/>
+    </w:rPr>
+  </w:style>
+  <w:style w:type="paragraph" w:styleId="Akapitzlist">
+    <w:name w:val="List Paragraph"/>
+    <w:basedOn w:val="Normalny"/>
+    <w:uiPriority w:val="34"/>
+    <w:qFormat/>
+    <w:rsid w:val="006F3CF9"/>
+    <w:pPr>
+      <w:ind w:left="720"/>
+      <w:contextualSpacing/>
+    </w:pPr>
+    <w:rPr>
+      <w:kern w:val="2"/>
+      <w:lang w:val="pl-PL"/>
+      <w14:ligatures w14:val="standardContextual"/>
     </w:rPr>
   </w:style>
 </w:styles>
@@ -1404,19 +10232,40 @@
 
 <file path=word/glossary/fontTable.xml><?xml version="1.0" encoding="utf-8"?>
 <w:fonts xmlns:mc="http://schemas.openxmlformats.org/markup-compatibility/2006" xmlns:r="http://schemas.openxmlformats.org/officeDocument/2006/relationships" xmlns:w="http://schemas.openxmlformats.org/wordprocessingml/2006/main" xmlns:w14="http://schemas.microsoft.com/office/word/2010/wordml" xmlns:w15="http://schemas.microsoft.com/office/word/2012/wordml" xmlns:w16cex="http://schemas.microsoft.com/office/word/2018/wordml/cex" xmlns:w16cid="http://schemas.microsoft.com/office/word/2016/wordml/cid" xmlns:w16="http://schemas.microsoft.com/office/word/2018/wordml" xmlns:w16du="http://schemas.microsoft.com/office/word/2023/wordml/word16du" xmlns:w16sdtdh="http://schemas.microsoft.com/office/word/2020/wordml/sdtdatahash" xmlns:w16sdtfl="http://schemas.microsoft.com/office/word/2024/wordml/sdtformatlock" xmlns:w16se="http://schemas.microsoft.com/office/word/2015/wordml/symex" mc:Ignorable="w14 w15 w16se w16cid w16 w16cex w16sdtdh w16sdtfl w16du">
+  <w:font w:name="Times New Roman">
+    <w:panose1 w:val="02020603050405020304"/>
+    <w:charset w:val="00"/>
+    <w:family w:val="roman"/>
+    <w:pitch w:val="variable"/>
+    <w:sig w:usb0="E0002EFF" w:usb1="C000785B" w:usb2="00000009" w:usb3="00000000" w:csb0="000001FF" w:csb1="00000000"/>
+  </w:font>
+  <w:font w:name="Symbol">
+    <w:panose1 w:val="05050102010706020507"/>
+    <w:charset w:val="02"/>
+    <w:family w:val="roman"/>
+    <w:pitch w:val="variable"/>
+    <w:sig w:usb0="00000000" w:usb1="10000000" w:usb2="00000000" w:usb3="00000000" w:csb0="80000000" w:csb1="00000000"/>
+  </w:font>
+  <w:font w:name="Courier New">
+    <w:panose1 w:val="02070309020205020404"/>
+    <w:charset w:val="00"/>
+    <w:family w:val="modern"/>
+    <w:pitch w:val="fixed"/>
+    <w:sig w:usb0="E0002EFF" w:usb1="C0007843" w:usb2="00000009" w:usb3="00000000" w:csb0="000001FF" w:csb1="00000000"/>
+  </w:font>
+  <w:font w:name="Wingdings">
+    <w:panose1 w:val="05000000000000000000"/>
+    <w:charset w:val="02"/>
+    <w:family w:val="auto"/>
+    <w:pitch w:val="variable"/>
+    <w:sig w:usb0="00000000" w:usb1="10000000" w:usb2="00000000" w:usb3="00000000" w:csb0="80000000" w:csb1="00000000"/>
+  </w:font>
   <w:font w:name="Calibri">
     <w:panose1 w:val="020F0502020204030204"/>
     <w:charset w:val="EE"/>
     <w:family w:val="swiss"/>
     <w:pitch w:val="variable"/>
     <w:sig w:usb0="E4002EFF" w:usb1="C200247B" w:usb2="00000009" w:usb3="00000000" w:csb0="000001FF" w:csb1="00000000"/>
-  </w:font>
-  <w:font w:name="Times New Roman">
-    <w:panose1 w:val="02020603050405020304"/>
-    <w:charset w:val="00"/>
-    <w:family w:val="roman"/>
-    <w:pitch w:val="variable"/>
-    <w:sig w:usb0="E0002EFF" w:usb1="C000785B" w:usb2="00000009" w:usb3="00000000" w:csb0="000001FF" w:csb1="00000000"/>
   </w:font>
   <w:font w:name="Andale Sans UI">
     <w:charset w:val="00"/>
@@ -1470,8 +10319,10 @@
   <w:rsids>
     <w:rsidRoot w:val="00965C0C"/>
     <w:rsid w:val="00035FB1"/>
+    <w:rsid w:val="00145668"/>
     <w:rsid w:val="00310C35"/>
     <w:rsid w:val="005405E1"/>
+    <w:rsid w:val="005F19A2"/>
     <w:rsid w:val="00643F5E"/>
     <w:rsid w:val="007E2CEE"/>
     <w:rsid w:val="0085214B"/>
@@ -1967,24 +10818,6 @@
       <w:spacing w:val="15"/>
     </w:rPr>
   </w:style>
-  <w:style w:type="paragraph" w:customStyle="1" w:styleId="CB430329AE7E4E9780670D611031184F">
-    <w:name w:val="CB430329AE7E4E9780670D611031184F"/>
-    <w:rsid w:val="00B50A74"/>
-    <w:pPr>
-      <w:widowControl w:val="0"/>
-      <w:suppressAutoHyphens/>
-      <w:autoSpaceDN w:val="0"/>
-      <w:spacing w:after="0" w:line="240" w:lineRule="auto"/>
-      <w:textAlignment w:val="baseline"/>
-    </w:pPr>
-    <w:rPr>
-      <w:rFonts w:ascii="Times New Roman" w:eastAsia="Andale Sans UI" w:hAnsi="Times New Roman" w:cs="Tahoma"/>
-      <w:kern w:val="3"/>
-      <w:sz w:val="24"/>
-      <w:szCs w:val="24"/>
-      <w:lang w:val="de-DE" w:eastAsia="ja-JP" w:bidi="fa-IR"/>
-    </w:rPr>
-  </w:style>
   <w:style w:type="paragraph" w:customStyle="1" w:styleId="F7487734981B4D41B37AFAFF2B704400">
     <w:name w:val="F7487734981B4D41B37AFAFF2B704400"/>
     <w:rsid w:val="00B50A74"/>

--- a/TK/Sprawozdanie.docx
+++ b/TK/Sprawozdanie.docx
@@ -7069,6 +7069,1262 @@
         </w:rPr>
         <w:t>5.3. Diagramy stanów wraz z opisem tekstowym występującym na nich elementów</w:t>
       </w:r>
+    </w:p>
+    <w:p>
+      <w:pPr>
+        <w:spacing w:after="0"/>
+        <w:rPr>
+          <w:b/>
+          <w:bCs/>
+          <w:sz w:val="28"/>
+          <w:szCs w:val="28"/>
+          <w:lang w:val="pl-PL"/>
+        </w:rPr>
+      </w:pPr>
+      <w:r>
+        <w:rPr>
+          <w:b/>
+          <w:bCs/>
+          <w:sz w:val="28"/>
+          <w:szCs w:val="28"/>
+          <w:lang w:val="pl-PL"/>
+        </w:rPr>
+        <w:t>Klasa Operator</w:t>
+      </w:r>
+    </w:p>
+    <w:p>
+      <w:pPr>
+        <w:spacing w:after="0"/>
+        <w:rPr>
+          <w:b/>
+          <w:bCs/>
+          <w:sz w:val="28"/>
+          <w:szCs w:val="28"/>
+          <w:lang w:val="pl-PL"/>
+        </w:rPr>
+      </w:pPr>
+      <w:r>
+        <w:rPr>
+          <w:b/>
+          <w:bCs/>
+          <w:sz w:val="28"/>
+          <w:szCs w:val="28"/>
+          <w:lang w:val="pl-PL"/>
+        </w:rPr>
+        <w:drawing>
+          <wp:inline distT="0" distB="0" distL="0" distR="0" wp14:anchorId="3CA03916" wp14:editId="10E4F75D">
+            <wp:extent cx="6119495" cy="2925445"/>
+            <wp:effectExtent l="0" t="0" r="0" b="8255"/>
+            <wp:docPr id="126971273" name="Obraz 1"/>
+            <wp:cNvGraphicFramePr>
+              <a:graphicFrameLocks xmlns:a="http://schemas.openxmlformats.org/drawingml/2006/main" noChangeAspect="1"/>
+            </wp:cNvGraphicFramePr>
+            <a:graphic xmlns:a="http://schemas.openxmlformats.org/drawingml/2006/main">
+              <a:graphicData uri="http://schemas.openxmlformats.org/drawingml/2006/picture">
+                <pic:pic xmlns:pic="http://schemas.openxmlformats.org/drawingml/2006/picture">
+                  <pic:nvPicPr>
+                    <pic:cNvPr id="126971273" name=""/>
+                    <pic:cNvPicPr/>
+                  </pic:nvPicPr>
+                  <pic:blipFill>
+                    <a:blip r:embed="rId10"/>
+                    <a:stretch>
+                      <a:fillRect/>
+                    </a:stretch>
+                  </pic:blipFill>
+                  <pic:spPr>
+                    <a:xfrm>
+                      <a:off x="0" y="0"/>
+                      <a:ext cx="6119495" cy="2925445"/>
+                    </a:xfrm>
+                    <a:prstGeom prst="rect">
+                      <a:avLst/>
+                    </a:prstGeom>
+                  </pic:spPr>
+                </pic:pic>
+              </a:graphicData>
+            </a:graphic>
+          </wp:inline>
+        </w:drawing>
+      </w:r>
+    </w:p>
+    <w:p>
+      <w:pPr>
+        <w:spacing w:after="0"/>
+        <w:rPr>
+          <w:sz w:val="28"/>
+          <w:szCs w:val="28"/>
+        </w:rPr>
+      </w:pPr>
+      <w:r>
+        <w:rPr>
+          <w:sz w:val="28"/>
+          <w:szCs w:val="28"/>
+        </w:rPr>
+        <w:t xml:space="preserve">Stan </w:t>
+      </w:r>
+      <w:proofErr w:type="spellStart"/>
+      <w:r>
+        <w:rPr>
+          <w:sz w:val="28"/>
+          <w:szCs w:val="28"/>
+        </w:rPr>
+        <w:t>początkowy</w:t>
+      </w:r>
+      <w:proofErr w:type="spellEnd"/>
+      <w:r>
+        <w:rPr>
+          <w:sz w:val="28"/>
+          <w:szCs w:val="28"/>
+        </w:rPr>
+        <w:t xml:space="preserve">: </w:t>
+      </w:r>
+      <w:proofErr w:type="spellStart"/>
+      <w:r>
+        <w:rPr>
+          <w:sz w:val="28"/>
+          <w:szCs w:val="28"/>
+        </w:rPr>
+        <w:t>Reprezentuje</w:t>
+      </w:r>
+      <w:proofErr w:type="spellEnd"/>
+      <w:r>
+        <w:rPr>
+          <w:sz w:val="28"/>
+          <w:szCs w:val="28"/>
+        </w:rPr>
+        <w:t xml:space="preserve"> moment </w:t>
+      </w:r>
+      <w:proofErr w:type="spellStart"/>
+      <w:r>
+        <w:rPr>
+          <w:sz w:val="28"/>
+          <w:szCs w:val="28"/>
+        </w:rPr>
+        <w:t>rozpoczęcia</w:t>
+      </w:r>
+      <w:proofErr w:type="spellEnd"/>
+      <w:r>
+        <w:rPr>
+          <w:sz w:val="28"/>
+          <w:szCs w:val="28"/>
+        </w:rPr>
+        <w:t xml:space="preserve"> </w:t>
+      </w:r>
+      <w:proofErr w:type="spellStart"/>
+      <w:r>
+        <w:rPr>
+          <w:sz w:val="28"/>
+          <w:szCs w:val="28"/>
+        </w:rPr>
+        <w:t>pracy</w:t>
+      </w:r>
+      <w:proofErr w:type="spellEnd"/>
+      <w:r>
+        <w:rPr>
+          <w:sz w:val="28"/>
+          <w:szCs w:val="28"/>
+        </w:rPr>
+        <w:t xml:space="preserve"> </w:t>
+      </w:r>
+      <w:proofErr w:type="spellStart"/>
+      <w:r>
+        <w:rPr>
+          <w:sz w:val="28"/>
+          <w:szCs w:val="28"/>
+        </w:rPr>
+        <w:t>przez</w:t>
+      </w:r>
+      <w:proofErr w:type="spellEnd"/>
+      <w:r>
+        <w:rPr>
+          <w:sz w:val="28"/>
+          <w:szCs w:val="28"/>
+        </w:rPr>
+        <w:t xml:space="preserve"> </w:t>
+      </w:r>
+      <w:proofErr w:type="spellStart"/>
+      <w:r>
+        <w:rPr>
+          <w:sz w:val="28"/>
+          <w:szCs w:val="28"/>
+        </w:rPr>
+        <w:t>operatora</w:t>
+      </w:r>
+      <w:proofErr w:type="spellEnd"/>
+      <w:r>
+        <w:rPr>
+          <w:sz w:val="28"/>
+          <w:szCs w:val="28"/>
+        </w:rPr>
+        <w:t xml:space="preserve">. </w:t>
+      </w:r>
+      <w:proofErr w:type="spellStart"/>
+      <w:r>
+        <w:rPr>
+          <w:sz w:val="28"/>
+          <w:szCs w:val="28"/>
+        </w:rPr>
+        <w:t>Monitorowanie</w:t>
+      </w:r>
+      <w:proofErr w:type="spellEnd"/>
+      <w:r>
+        <w:rPr>
+          <w:sz w:val="28"/>
+          <w:szCs w:val="28"/>
+        </w:rPr>
+        <w:t xml:space="preserve">: </w:t>
+      </w:r>
+      <w:proofErr w:type="spellStart"/>
+      <w:r>
+        <w:rPr>
+          <w:sz w:val="28"/>
+          <w:szCs w:val="28"/>
+        </w:rPr>
+        <w:t>Główny</w:t>
+      </w:r>
+      <w:proofErr w:type="spellEnd"/>
+      <w:r>
+        <w:rPr>
+          <w:sz w:val="28"/>
+          <w:szCs w:val="28"/>
+        </w:rPr>
+        <w:t xml:space="preserve"> </w:t>
+      </w:r>
+      <w:proofErr w:type="spellStart"/>
+      <w:r>
+        <w:rPr>
+          <w:sz w:val="28"/>
+          <w:szCs w:val="28"/>
+        </w:rPr>
+        <w:t>i</w:t>
+      </w:r>
+      <w:proofErr w:type="spellEnd"/>
+      <w:r>
+        <w:rPr>
+          <w:sz w:val="28"/>
+          <w:szCs w:val="28"/>
+        </w:rPr>
+        <w:t xml:space="preserve"> </w:t>
+      </w:r>
+      <w:proofErr w:type="spellStart"/>
+      <w:r>
+        <w:rPr>
+          <w:sz w:val="28"/>
+          <w:szCs w:val="28"/>
+        </w:rPr>
+        <w:t>domyślny</w:t>
+      </w:r>
+      <w:proofErr w:type="spellEnd"/>
+      <w:r>
+        <w:rPr>
+          <w:sz w:val="28"/>
+          <w:szCs w:val="28"/>
+        </w:rPr>
+        <w:t xml:space="preserve"> stan </w:t>
+      </w:r>
+      <w:proofErr w:type="spellStart"/>
+      <w:r>
+        <w:rPr>
+          <w:sz w:val="28"/>
+          <w:szCs w:val="28"/>
+        </w:rPr>
+        <w:t>pracy</w:t>
+      </w:r>
+      <w:proofErr w:type="spellEnd"/>
+      <w:r>
+        <w:rPr>
+          <w:sz w:val="28"/>
+          <w:szCs w:val="28"/>
+        </w:rPr>
+        <w:t xml:space="preserve"> </w:t>
+      </w:r>
+      <w:proofErr w:type="spellStart"/>
+      <w:r>
+        <w:rPr>
+          <w:sz w:val="28"/>
+          <w:szCs w:val="28"/>
+        </w:rPr>
+        <w:t>operatora</w:t>
+      </w:r>
+      <w:proofErr w:type="spellEnd"/>
+      <w:r>
+        <w:rPr>
+          <w:sz w:val="28"/>
+          <w:szCs w:val="28"/>
+        </w:rPr>
+        <w:t xml:space="preserve"> po </w:t>
+      </w:r>
+      <w:proofErr w:type="spellStart"/>
+      <w:r>
+        <w:rPr>
+          <w:sz w:val="28"/>
+          <w:szCs w:val="28"/>
+        </w:rPr>
+        <w:t>zalogowaniu</w:t>
+      </w:r>
+      <w:proofErr w:type="spellEnd"/>
+      <w:r>
+        <w:rPr>
+          <w:sz w:val="28"/>
+          <w:szCs w:val="28"/>
+        </w:rPr>
+        <w:t xml:space="preserve">. </w:t>
+      </w:r>
+    </w:p>
+    <w:p>
+      <w:pPr>
+        <w:spacing w:after="0"/>
+        <w:rPr>
+          <w:sz w:val="28"/>
+          <w:szCs w:val="28"/>
+        </w:rPr>
+      </w:pPr>
+      <w:r>
+        <w:rPr>
+          <w:sz w:val="28"/>
+          <w:szCs w:val="28"/>
+        </w:rPr>
+        <w:t xml:space="preserve">Analiza </w:t>
+      </w:r>
+      <w:proofErr w:type="spellStart"/>
+      <w:r>
+        <w:rPr>
+          <w:sz w:val="28"/>
+          <w:szCs w:val="28"/>
+        </w:rPr>
+        <w:t>zgłoszenia</w:t>
+      </w:r>
+      <w:proofErr w:type="spellEnd"/>
+      <w:r>
+        <w:rPr>
+          <w:sz w:val="28"/>
+          <w:szCs w:val="28"/>
+        </w:rPr>
+        <w:t xml:space="preserve">: Stan, w </w:t>
+      </w:r>
+      <w:proofErr w:type="spellStart"/>
+      <w:r>
+        <w:rPr>
+          <w:sz w:val="28"/>
+          <w:szCs w:val="28"/>
+        </w:rPr>
+        <w:t>którym</w:t>
+      </w:r>
+      <w:proofErr w:type="spellEnd"/>
+      <w:r>
+        <w:rPr>
+          <w:sz w:val="28"/>
+          <w:szCs w:val="28"/>
+        </w:rPr>
+        <w:t xml:space="preserve"> operator </w:t>
+      </w:r>
+      <w:proofErr w:type="spellStart"/>
+      <w:r>
+        <w:rPr>
+          <w:sz w:val="28"/>
+          <w:szCs w:val="28"/>
+        </w:rPr>
+        <w:t>szczegółowo</w:t>
+      </w:r>
+      <w:proofErr w:type="spellEnd"/>
+      <w:r>
+        <w:rPr>
+          <w:sz w:val="28"/>
+          <w:szCs w:val="28"/>
+        </w:rPr>
+        <w:t xml:space="preserve"> </w:t>
+      </w:r>
+      <w:proofErr w:type="spellStart"/>
+      <w:r>
+        <w:rPr>
+          <w:sz w:val="28"/>
+          <w:szCs w:val="28"/>
+        </w:rPr>
+        <w:t>weryfikuje</w:t>
+      </w:r>
+      <w:proofErr w:type="spellEnd"/>
+      <w:r>
+        <w:rPr>
+          <w:sz w:val="28"/>
+          <w:szCs w:val="28"/>
+        </w:rPr>
+        <w:t xml:space="preserve"> </w:t>
+      </w:r>
+      <w:proofErr w:type="spellStart"/>
+      <w:r>
+        <w:rPr>
+          <w:sz w:val="28"/>
+          <w:szCs w:val="28"/>
+        </w:rPr>
+        <w:t>nowe</w:t>
+      </w:r>
+      <w:proofErr w:type="spellEnd"/>
+      <w:r>
+        <w:rPr>
+          <w:sz w:val="28"/>
+          <w:szCs w:val="28"/>
+        </w:rPr>
+        <w:t xml:space="preserve"> </w:t>
+      </w:r>
+      <w:proofErr w:type="spellStart"/>
+      <w:r>
+        <w:rPr>
+          <w:sz w:val="28"/>
+          <w:szCs w:val="28"/>
+        </w:rPr>
+        <w:t>zagrożenie</w:t>
+      </w:r>
+      <w:proofErr w:type="spellEnd"/>
+      <w:r>
+        <w:rPr>
+          <w:sz w:val="28"/>
+          <w:szCs w:val="28"/>
+        </w:rPr>
+        <w:t xml:space="preserve">, </w:t>
+      </w:r>
+      <w:proofErr w:type="spellStart"/>
+      <w:r>
+        <w:rPr>
+          <w:sz w:val="28"/>
+          <w:szCs w:val="28"/>
+        </w:rPr>
+        <w:t>analizując</w:t>
+      </w:r>
+      <w:proofErr w:type="spellEnd"/>
+      <w:r>
+        <w:rPr>
+          <w:sz w:val="28"/>
+          <w:szCs w:val="28"/>
+        </w:rPr>
+        <w:t xml:space="preserve"> </w:t>
+      </w:r>
+      <w:proofErr w:type="spellStart"/>
+      <w:r>
+        <w:rPr>
+          <w:sz w:val="28"/>
+          <w:szCs w:val="28"/>
+        </w:rPr>
+        <w:t>jego</w:t>
+      </w:r>
+      <w:proofErr w:type="spellEnd"/>
+      <w:r>
+        <w:rPr>
+          <w:sz w:val="28"/>
+          <w:szCs w:val="28"/>
+        </w:rPr>
+        <w:t xml:space="preserve"> </w:t>
+      </w:r>
+      <w:proofErr w:type="spellStart"/>
+      <w:r>
+        <w:rPr>
+          <w:sz w:val="28"/>
+          <w:szCs w:val="28"/>
+        </w:rPr>
+        <w:t>stopień</w:t>
+      </w:r>
+      <w:proofErr w:type="spellEnd"/>
+      <w:r>
+        <w:rPr>
+          <w:sz w:val="28"/>
+          <w:szCs w:val="28"/>
+        </w:rPr>
+        <w:t xml:space="preserve">, </w:t>
+      </w:r>
+      <w:proofErr w:type="spellStart"/>
+      <w:r>
+        <w:rPr>
+          <w:sz w:val="28"/>
+          <w:szCs w:val="28"/>
+        </w:rPr>
+        <w:t>rodzaj</w:t>
+      </w:r>
+      <w:proofErr w:type="spellEnd"/>
+      <w:r>
+        <w:rPr>
+          <w:sz w:val="28"/>
+          <w:szCs w:val="28"/>
+        </w:rPr>
+        <w:t xml:space="preserve"> </w:t>
+      </w:r>
+      <w:proofErr w:type="spellStart"/>
+      <w:r>
+        <w:rPr>
+          <w:sz w:val="28"/>
+          <w:szCs w:val="28"/>
+        </w:rPr>
+        <w:t>oraz</w:t>
+      </w:r>
+      <w:proofErr w:type="spellEnd"/>
+      <w:r>
+        <w:rPr>
+          <w:sz w:val="28"/>
+          <w:szCs w:val="28"/>
+        </w:rPr>
+        <w:t xml:space="preserve"> </w:t>
+      </w:r>
+      <w:proofErr w:type="spellStart"/>
+      <w:r>
+        <w:rPr>
+          <w:sz w:val="28"/>
+          <w:szCs w:val="28"/>
+        </w:rPr>
+        <w:t>lokalizację</w:t>
+      </w:r>
+      <w:proofErr w:type="spellEnd"/>
+      <w:r>
+        <w:rPr>
+          <w:sz w:val="28"/>
+          <w:szCs w:val="28"/>
+        </w:rPr>
+        <w:t xml:space="preserve">. </w:t>
+      </w:r>
+    </w:p>
+    <w:p>
+      <w:pPr>
+        <w:spacing w:after="0"/>
+        <w:rPr>
+          <w:sz w:val="28"/>
+          <w:szCs w:val="28"/>
+        </w:rPr>
+      </w:pPr>
+      <w:proofErr w:type="spellStart"/>
+      <w:r>
+        <w:rPr>
+          <w:sz w:val="28"/>
+          <w:szCs w:val="28"/>
+        </w:rPr>
+        <w:t>Tworzenie</w:t>
+      </w:r>
+      <w:proofErr w:type="spellEnd"/>
+      <w:r>
+        <w:rPr>
+          <w:sz w:val="28"/>
+          <w:szCs w:val="28"/>
+        </w:rPr>
+        <w:t xml:space="preserve"> </w:t>
+      </w:r>
+      <w:proofErr w:type="spellStart"/>
+      <w:r>
+        <w:rPr>
+          <w:sz w:val="28"/>
+          <w:szCs w:val="28"/>
+        </w:rPr>
+        <w:t>zespołu</w:t>
+      </w:r>
+      <w:proofErr w:type="spellEnd"/>
+      <w:r>
+        <w:rPr>
+          <w:sz w:val="28"/>
+          <w:szCs w:val="28"/>
+        </w:rPr>
+        <w:t xml:space="preserve">: Operator </w:t>
+      </w:r>
+      <w:proofErr w:type="spellStart"/>
+      <w:r>
+        <w:rPr>
+          <w:sz w:val="28"/>
+          <w:szCs w:val="28"/>
+        </w:rPr>
+        <w:t>dobiera</w:t>
+      </w:r>
+      <w:proofErr w:type="spellEnd"/>
+      <w:r>
+        <w:rPr>
+          <w:sz w:val="28"/>
+          <w:szCs w:val="28"/>
+        </w:rPr>
+        <w:t xml:space="preserve"> </w:t>
+      </w:r>
+      <w:proofErr w:type="spellStart"/>
+      <w:r>
+        <w:rPr>
+          <w:sz w:val="28"/>
+          <w:szCs w:val="28"/>
+        </w:rPr>
+        <w:t>bohaterów</w:t>
+      </w:r>
+      <w:proofErr w:type="spellEnd"/>
+      <w:r>
+        <w:rPr>
+          <w:sz w:val="28"/>
+          <w:szCs w:val="28"/>
+        </w:rPr>
+        <w:t xml:space="preserve">, </w:t>
+      </w:r>
+      <w:proofErr w:type="spellStart"/>
+      <w:r>
+        <w:rPr>
+          <w:sz w:val="28"/>
+          <w:szCs w:val="28"/>
+        </w:rPr>
+        <w:t>biorąc</w:t>
+      </w:r>
+      <w:proofErr w:type="spellEnd"/>
+      <w:r>
+        <w:rPr>
+          <w:sz w:val="28"/>
+          <w:szCs w:val="28"/>
+        </w:rPr>
+        <w:t xml:space="preserve"> pod </w:t>
+      </w:r>
+      <w:proofErr w:type="spellStart"/>
+      <w:r>
+        <w:rPr>
+          <w:sz w:val="28"/>
+          <w:szCs w:val="28"/>
+        </w:rPr>
+        <w:t>uwagę</w:t>
+      </w:r>
+      <w:proofErr w:type="spellEnd"/>
+      <w:r>
+        <w:rPr>
+          <w:sz w:val="28"/>
+          <w:szCs w:val="28"/>
+        </w:rPr>
+        <w:t xml:space="preserve"> </w:t>
+      </w:r>
+      <w:proofErr w:type="spellStart"/>
+      <w:r>
+        <w:rPr>
+          <w:sz w:val="28"/>
+          <w:szCs w:val="28"/>
+        </w:rPr>
+        <w:t>synergię</w:t>
+      </w:r>
+      <w:proofErr w:type="spellEnd"/>
+      <w:r>
+        <w:rPr>
+          <w:sz w:val="28"/>
+          <w:szCs w:val="28"/>
+        </w:rPr>
+        <w:t xml:space="preserve"> ich </w:t>
+      </w:r>
+      <w:proofErr w:type="spellStart"/>
+      <w:r>
+        <w:rPr>
+          <w:sz w:val="28"/>
+          <w:szCs w:val="28"/>
+        </w:rPr>
+        <w:t>mocy</w:t>
+      </w:r>
+      <w:proofErr w:type="spellEnd"/>
+      <w:r>
+        <w:rPr>
+          <w:sz w:val="28"/>
+          <w:szCs w:val="28"/>
+        </w:rPr>
+        <w:t xml:space="preserve"> </w:t>
+      </w:r>
+      <w:proofErr w:type="spellStart"/>
+      <w:r>
+        <w:rPr>
+          <w:sz w:val="28"/>
+          <w:szCs w:val="28"/>
+        </w:rPr>
+        <w:t>przed</w:t>
+      </w:r>
+      <w:proofErr w:type="spellEnd"/>
+      <w:r>
+        <w:rPr>
+          <w:sz w:val="28"/>
+          <w:szCs w:val="28"/>
+        </w:rPr>
+        <w:t xml:space="preserve"> </w:t>
+      </w:r>
+      <w:proofErr w:type="spellStart"/>
+      <w:r>
+        <w:rPr>
+          <w:sz w:val="28"/>
+          <w:szCs w:val="28"/>
+        </w:rPr>
+        <w:t>wysłaniem</w:t>
+      </w:r>
+      <w:proofErr w:type="spellEnd"/>
+      <w:r>
+        <w:rPr>
+          <w:sz w:val="28"/>
+          <w:szCs w:val="28"/>
+        </w:rPr>
+        <w:t xml:space="preserve"> ich w </w:t>
+      </w:r>
+      <w:proofErr w:type="spellStart"/>
+      <w:r>
+        <w:rPr>
+          <w:sz w:val="28"/>
+          <w:szCs w:val="28"/>
+        </w:rPr>
+        <w:t>teren</w:t>
+      </w:r>
+      <w:proofErr w:type="spellEnd"/>
+      <w:r>
+        <w:rPr>
+          <w:sz w:val="28"/>
+          <w:szCs w:val="28"/>
+        </w:rPr>
+        <w:t>.</w:t>
+      </w:r>
+    </w:p>
+    <w:p>
+      <w:pPr>
+        <w:spacing w:after="0"/>
+        <w:rPr>
+          <w:sz w:val="28"/>
+          <w:szCs w:val="28"/>
+        </w:rPr>
+      </w:pPr>
+      <w:proofErr w:type="spellStart"/>
+      <w:r>
+        <w:rPr>
+          <w:sz w:val="28"/>
+          <w:szCs w:val="28"/>
+        </w:rPr>
+        <w:t>Obsługiwanie</w:t>
+      </w:r>
+      <w:proofErr w:type="spellEnd"/>
+      <w:r>
+        <w:rPr>
+          <w:sz w:val="28"/>
+          <w:szCs w:val="28"/>
+        </w:rPr>
+        <w:t xml:space="preserve"> </w:t>
+      </w:r>
+      <w:proofErr w:type="spellStart"/>
+      <w:r>
+        <w:rPr>
+          <w:sz w:val="28"/>
+          <w:szCs w:val="28"/>
+        </w:rPr>
+        <w:t>alertu</w:t>
+      </w:r>
+      <w:proofErr w:type="spellEnd"/>
+      <w:r>
+        <w:rPr>
+          <w:sz w:val="28"/>
+          <w:szCs w:val="28"/>
+        </w:rPr>
+        <w:t xml:space="preserve">: </w:t>
+      </w:r>
+      <w:proofErr w:type="spellStart"/>
+      <w:r>
+        <w:rPr>
+          <w:sz w:val="28"/>
+          <w:szCs w:val="28"/>
+        </w:rPr>
+        <w:t>Wyjątkowy</w:t>
+      </w:r>
+      <w:proofErr w:type="spellEnd"/>
+      <w:r>
+        <w:rPr>
+          <w:sz w:val="28"/>
+          <w:szCs w:val="28"/>
+        </w:rPr>
+        <w:t xml:space="preserve">, </w:t>
+      </w:r>
+      <w:proofErr w:type="spellStart"/>
+      <w:r>
+        <w:rPr>
+          <w:sz w:val="28"/>
+          <w:szCs w:val="28"/>
+        </w:rPr>
+        <w:t>awaryjny</w:t>
+      </w:r>
+      <w:proofErr w:type="spellEnd"/>
+      <w:r>
+        <w:rPr>
+          <w:sz w:val="28"/>
+          <w:szCs w:val="28"/>
+        </w:rPr>
+        <w:t xml:space="preserve"> </w:t>
+      </w:r>
+      <w:proofErr w:type="spellStart"/>
+      <w:r>
+        <w:rPr>
+          <w:sz w:val="28"/>
+          <w:szCs w:val="28"/>
+        </w:rPr>
+        <w:t>tryb</w:t>
+      </w:r>
+      <w:proofErr w:type="spellEnd"/>
+      <w:r>
+        <w:rPr>
+          <w:sz w:val="28"/>
+          <w:szCs w:val="28"/>
+        </w:rPr>
+        <w:t xml:space="preserve"> </w:t>
+      </w:r>
+      <w:proofErr w:type="spellStart"/>
+      <w:r>
+        <w:rPr>
+          <w:sz w:val="28"/>
+          <w:szCs w:val="28"/>
+        </w:rPr>
+        <w:t>pracy</w:t>
+      </w:r>
+      <w:proofErr w:type="spellEnd"/>
+      <w:r>
+        <w:rPr>
+          <w:sz w:val="28"/>
+          <w:szCs w:val="28"/>
+        </w:rPr>
+        <w:t xml:space="preserve"> </w:t>
+      </w:r>
+      <w:proofErr w:type="spellStart"/>
+      <w:r>
+        <w:rPr>
+          <w:sz w:val="28"/>
+          <w:szCs w:val="28"/>
+        </w:rPr>
+        <w:t>wywołany</w:t>
+      </w:r>
+      <w:proofErr w:type="spellEnd"/>
+      <w:r>
+        <w:rPr>
+          <w:sz w:val="28"/>
+          <w:szCs w:val="28"/>
+        </w:rPr>
+        <w:t xml:space="preserve"> </w:t>
+      </w:r>
+      <w:proofErr w:type="spellStart"/>
+      <w:r>
+        <w:rPr>
+          <w:sz w:val="28"/>
+          <w:szCs w:val="28"/>
+        </w:rPr>
+        <w:t>sytuacją</w:t>
+      </w:r>
+      <w:proofErr w:type="spellEnd"/>
+      <w:r>
+        <w:rPr>
+          <w:sz w:val="28"/>
+          <w:szCs w:val="28"/>
+        </w:rPr>
+        <w:t xml:space="preserve"> w </w:t>
+      </w:r>
+      <w:proofErr w:type="spellStart"/>
+      <w:r>
+        <w:rPr>
+          <w:sz w:val="28"/>
+          <w:szCs w:val="28"/>
+        </w:rPr>
+        <w:t>terenie</w:t>
+      </w:r>
+      <w:proofErr w:type="spellEnd"/>
+      <w:r>
+        <w:rPr>
+          <w:sz w:val="28"/>
+          <w:szCs w:val="28"/>
+        </w:rPr>
+        <w:t xml:space="preserve">, </w:t>
+      </w:r>
+      <w:proofErr w:type="spellStart"/>
+      <w:r>
+        <w:rPr>
+          <w:sz w:val="28"/>
+          <w:szCs w:val="28"/>
+        </w:rPr>
+        <w:t>wymagający</w:t>
+      </w:r>
+      <w:proofErr w:type="spellEnd"/>
+      <w:r>
+        <w:rPr>
+          <w:sz w:val="28"/>
+          <w:szCs w:val="28"/>
+        </w:rPr>
+        <w:t xml:space="preserve"> </w:t>
+      </w:r>
+      <w:proofErr w:type="spellStart"/>
+      <w:r>
+        <w:rPr>
+          <w:sz w:val="28"/>
+          <w:szCs w:val="28"/>
+        </w:rPr>
+        <w:t>podjęcia</w:t>
+      </w:r>
+      <w:proofErr w:type="spellEnd"/>
+      <w:r>
+        <w:rPr>
+          <w:sz w:val="28"/>
+          <w:szCs w:val="28"/>
+        </w:rPr>
+        <w:t xml:space="preserve"> </w:t>
+      </w:r>
+      <w:proofErr w:type="spellStart"/>
+      <w:r>
+        <w:rPr>
+          <w:sz w:val="28"/>
+          <w:szCs w:val="28"/>
+        </w:rPr>
+        <w:t>procedur</w:t>
+      </w:r>
+      <w:proofErr w:type="spellEnd"/>
+      <w:r>
+        <w:rPr>
+          <w:sz w:val="28"/>
+          <w:szCs w:val="28"/>
+        </w:rPr>
+        <w:t xml:space="preserve"> </w:t>
+      </w:r>
+      <w:proofErr w:type="spellStart"/>
+      <w:r>
+        <w:rPr>
+          <w:sz w:val="28"/>
+          <w:szCs w:val="28"/>
+        </w:rPr>
+        <w:t>ratunkowych</w:t>
+      </w:r>
+      <w:proofErr w:type="spellEnd"/>
+      <w:r>
+        <w:rPr>
+          <w:sz w:val="28"/>
+          <w:szCs w:val="28"/>
+        </w:rPr>
+        <w:t xml:space="preserve">. </w:t>
+      </w:r>
+    </w:p>
+    <w:p>
+      <w:pPr>
+        <w:spacing w:after="0"/>
+        <w:rPr>
+          <w:sz w:val="28"/>
+          <w:szCs w:val="28"/>
+        </w:rPr>
+      </w:pPr>
+      <w:r>
+        <w:rPr>
+          <w:sz w:val="28"/>
+          <w:szCs w:val="28"/>
+        </w:rPr>
+        <w:lastRenderedPageBreak/>
+        <w:t xml:space="preserve">Analiza </w:t>
+      </w:r>
+      <w:proofErr w:type="spellStart"/>
+      <w:r>
+        <w:rPr>
+          <w:sz w:val="28"/>
+          <w:szCs w:val="28"/>
+        </w:rPr>
+        <w:t>raportu</w:t>
+      </w:r>
+      <w:proofErr w:type="spellEnd"/>
+      <w:r>
+        <w:rPr>
+          <w:sz w:val="28"/>
+          <w:szCs w:val="28"/>
+        </w:rPr>
+        <w:t xml:space="preserve">: Stan </w:t>
+      </w:r>
+      <w:proofErr w:type="spellStart"/>
+      <w:r>
+        <w:rPr>
+          <w:sz w:val="28"/>
+          <w:szCs w:val="28"/>
+        </w:rPr>
+        <w:t>następujący</w:t>
+      </w:r>
+      <w:proofErr w:type="spellEnd"/>
+      <w:r>
+        <w:rPr>
+          <w:sz w:val="28"/>
+          <w:szCs w:val="28"/>
+        </w:rPr>
+        <w:t xml:space="preserve"> po </w:t>
+      </w:r>
+      <w:proofErr w:type="spellStart"/>
+      <w:r>
+        <w:rPr>
+          <w:sz w:val="28"/>
+          <w:szCs w:val="28"/>
+        </w:rPr>
+        <w:t>zakończeniu</w:t>
+      </w:r>
+      <w:proofErr w:type="spellEnd"/>
+      <w:r>
+        <w:rPr>
+          <w:sz w:val="28"/>
+          <w:szCs w:val="28"/>
+        </w:rPr>
+        <w:t xml:space="preserve"> </w:t>
+      </w:r>
+      <w:proofErr w:type="spellStart"/>
+      <w:r>
+        <w:rPr>
+          <w:sz w:val="28"/>
+          <w:szCs w:val="28"/>
+        </w:rPr>
+        <w:t>misji</w:t>
+      </w:r>
+      <w:proofErr w:type="spellEnd"/>
+      <w:r>
+        <w:rPr>
+          <w:sz w:val="28"/>
+          <w:szCs w:val="28"/>
+        </w:rPr>
+        <w:t xml:space="preserve"> </w:t>
+      </w:r>
+      <w:proofErr w:type="spellStart"/>
+      <w:r>
+        <w:rPr>
+          <w:sz w:val="28"/>
+          <w:szCs w:val="28"/>
+        </w:rPr>
+        <w:t>przez</w:t>
+      </w:r>
+      <w:proofErr w:type="spellEnd"/>
+      <w:r>
+        <w:rPr>
+          <w:sz w:val="28"/>
+          <w:szCs w:val="28"/>
+        </w:rPr>
+        <w:t xml:space="preserve"> </w:t>
+      </w:r>
+      <w:proofErr w:type="spellStart"/>
+      <w:r>
+        <w:rPr>
+          <w:sz w:val="28"/>
+          <w:szCs w:val="28"/>
+        </w:rPr>
+        <w:t>bohaterów</w:t>
+      </w:r>
+      <w:proofErr w:type="spellEnd"/>
+      <w:r>
+        <w:rPr>
+          <w:sz w:val="28"/>
+          <w:szCs w:val="28"/>
+        </w:rPr>
+        <w:t xml:space="preserve">. Operator </w:t>
+      </w:r>
+      <w:proofErr w:type="spellStart"/>
+      <w:r>
+        <w:rPr>
+          <w:sz w:val="28"/>
+          <w:szCs w:val="28"/>
+        </w:rPr>
+        <w:t>zapoznaje</w:t>
+      </w:r>
+      <w:proofErr w:type="spellEnd"/>
+      <w:r>
+        <w:rPr>
+          <w:sz w:val="28"/>
+          <w:szCs w:val="28"/>
+        </w:rPr>
+        <w:t xml:space="preserve"> </w:t>
+      </w:r>
+      <w:proofErr w:type="spellStart"/>
+      <w:r>
+        <w:rPr>
+          <w:sz w:val="28"/>
+          <w:szCs w:val="28"/>
+        </w:rPr>
+        <w:t>się</w:t>
+      </w:r>
+      <w:proofErr w:type="spellEnd"/>
+      <w:r>
+        <w:rPr>
+          <w:sz w:val="28"/>
+          <w:szCs w:val="28"/>
+        </w:rPr>
+        <w:t xml:space="preserve"> z </w:t>
+      </w:r>
+      <w:proofErr w:type="spellStart"/>
+      <w:r>
+        <w:rPr>
+          <w:sz w:val="28"/>
+          <w:szCs w:val="28"/>
+        </w:rPr>
+        <w:t>przesłanym</w:t>
+      </w:r>
+      <w:proofErr w:type="spellEnd"/>
+      <w:r>
+        <w:rPr>
+          <w:sz w:val="28"/>
+          <w:szCs w:val="28"/>
+        </w:rPr>
+        <w:t xml:space="preserve"> </w:t>
+      </w:r>
+      <w:proofErr w:type="spellStart"/>
+      <w:r>
+        <w:rPr>
+          <w:sz w:val="28"/>
+          <w:szCs w:val="28"/>
+        </w:rPr>
+        <w:t>raportem</w:t>
+      </w:r>
+      <w:proofErr w:type="spellEnd"/>
+      <w:r>
+        <w:rPr>
+          <w:sz w:val="28"/>
+          <w:szCs w:val="28"/>
+        </w:rPr>
+        <w:t xml:space="preserve">. </w:t>
+      </w:r>
+    </w:p>
+    <w:p>
+      <w:pPr>
+        <w:spacing w:after="0"/>
+        <w:rPr>
+          <w:sz w:val="28"/>
+          <w:szCs w:val="28"/>
+        </w:rPr>
+      </w:pPr>
+      <w:r>
+        <w:rPr>
+          <w:sz w:val="28"/>
+          <w:szCs w:val="28"/>
+        </w:rPr>
+        <w:t xml:space="preserve">Stan </w:t>
+      </w:r>
+      <w:proofErr w:type="spellStart"/>
+      <w:r>
+        <w:rPr>
+          <w:sz w:val="28"/>
+          <w:szCs w:val="28"/>
+        </w:rPr>
+        <w:t>końcowy</w:t>
+      </w:r>
+      <w:proofErr w:type="spellEnd"/>
+      <w:r>
+        <w:rPr>
+          <w:sz w:val="28"/>
+          <w:szCs w:val="28"/>
+        </w:rPr>
+        <w:t xml:space="preserve">: </w:t>
+      </w:r>
+      <w:proofErr w:type="spellStart"/>
+      <w:r>
+        <w:rPr>
+          <w:sz w:val="28"/>
+          <w:szCs w:val="28"/>
+        </w:rPr>
+        <w:t>Oznacza</w:t>
+      </w:r>
+      <w:proofErr w:type="spellEnd"/>
+      <w:r>
+        <w:rPr>
+          <w:sz w:val="28"/>
+          <w:szCs w:val="28"/>
+        </w:rPr>
+        <w:t xml:space="preserve"> </w:t>
+      </w:r>
+      <w:proofErr w:type="spellStart"/>
+      <w:r>
+        <w:rPr>
+          <w:sz w:val="28"/>
+          <w:szCs w:val="28"/>
+        </w:rPr>
+        <w:t>zakończenie</w:t>
+      </w:r>
+      <w:proofErr w:type="spellEnd"/>
+      <w:r>
+        <w:rPr>
+          <w:sz w:val="28"/>
+          <w:szCs w:val="28"/>
+        </w:rPr>
+        <w:t xml:space="preserve"> </w:t>
+      </w:r>
+      <w:proofErr w:type="spellStart"/>
+      <w:r>
+        <w:rPr>
+          <w:sz w:val="28"/>
+          <w:szCs w:val="28"/>
+        </w:rPr>
+        <w:t>pracy</w:t>
+      </w:r>
+      <w:proofErr w:type="spellEnd"/>
+      <w:r>
+        <w:rPr>
+          <w:sz w:val="28"/>
+          <w:szCs w:val="28"/>
+        </w:rPr>
+        <w:t xml:space="preserve"> </w:t>
+      </w:r>
+      <w:proofErr w:type="spellStart"/>
+      <w:r>
+        <w:rPr>
+          <w:sz w:val="28"/>
+          <w:szCs w:val="28"/>
+        </w:rPr>
+        <w:t>i</w:t>
+      </w:r>
+      <w:proofErr w:type="spellEnd"/>
+      <w:r>
+        <w:rPr>
+          <w:sz w:val="28"/>
+          <w:szCs w:val="28"/>
+        </w:rPr>
+        <w:t xml:space="preserve"> </w:t>
+      </w:r>
+      <w:proofErr w:type="spellStart"/>
+      <w:r>
+        <w:rPr>
+          <w:sz w:val="28"/>
+          <w:szCs w:val="28"/>
+        </w:rPr>
+        <w:t>wylogowanie</w:t>
+      </w:r>
+      <w:proofErr w:type="spellEnd"/>
+      <w:r>
+        <w:rPr>
+          <w:sz w:val="28"/>
+          <w:szCs w:val="28"/>
+        </w:rPr>
+        <w:t xml:space="preserve"> z </w:t>
+      </w:r>
+      <w:proofErr w:type="spellStart"/>
+      <w:r>
+        <w:rPr>
+          <w:sz w:val="28"/>
+          <w:szCs w:val="28"/>
+        </w:rPr>
+        <w:t>systemu</w:t>
+      </w:r>
+      <w:proofErr w:type="spellEnd"/>
+      <w:r>
+        <w:rPr>
+          <w:sz w:val="28"/>
+          <w:szCs w:val="28"/>
+        </w:rPr>
+        <w:t xml:space="preserve"> CKS</w:t>
+      </w:r>
+    </w:p>
+    <w:p>
+      <w:pPr>
+        <w:spacing w:after="0"/>
+        <w:rPr>
+          <w:sz w:val="28"/>
+          <w:szCs w:val="28"/>
+        </w:rPr>
+      </w:pPr>
+    </w:p>
+    <w:p>
+      <w:pPr>
+        <w:spacing w:after="0"/>
+        <w:rPr>
+          <w:sz w:val="28"/>
+          <w:szCs w:val="28"/>
+          <w:lang w:val="pl-PL"/>
+        </w:rPr>
+      </w:pPr>
+      <w:proofErr w:type="spellStart"/>
+      <w:r>
+        <w:rPr>
+          <w:b/>
+          <w:bCs/>
+          <w:sz w:val="28"/>
+          <w:szCs w:val="28"/>
+        </w:rPr>
+        <w:t>Klasa</w:t>
+      </w:r>
+      <w:proofErr w:type="spellEnd"/>
+      <w:r>
+        <w:rPr>
+          <w:b/>
+          <w:bCs/>
+          <w:sz w:val="28"/>
+          <w:szCs w:val="28"/>
+        </w:rPr>
+        <w:t xml:space="preserve"> Bohater</w:t>
+      </w:r>
       <w:r>
         <w:rPr>
           <w:b/>
@@ -7091,11 +8347,2742 @@
           <w:lang w:val="pl-PL"/>
         </w:rPr>
       </w:pPr>
-    </w:p>
-    <w:p>
-      <w:pPr>
-        <w:spacing w:after="0"/>
-        <w:ind w:firstLine="720"/>
+      <w:r>
+        <w:rPr>
+          <w:b/>
+          <w:bCs/>
+          <w:sz w:val="28"/>
+          <w:szCs w:val="28"/>
+          <w:lang w:val="pl-PL"/>
+        </w:rPr>
+        <w:drawing>
+          <wp:inline distT="0" distB="0" distL="0" distR="0" wp14:anchorId="211250AC" wp14:editId="03A650BB">
+            <wp:extent cx="6119495" cy="3496310"/>
+            <wp:effectExtent l="0" t="0" r="0" b="8890"/>
+            <wp:docPr id="283573933" name="Obraz 1"/>
+            <wp:cNvGraphicFramePr>
+              <a:graphicFrameLocks xmlns:a="http://schemas.openxmlformats.org/drawingml/2006/main" noChangeAspect="1"/>
+            </wp:cNvGraphicFramePr>
+            <a:graphic xmlns:a="http://schemas.openxmlformats.org/drawingml/2006/main">
+              <a:graphicData uri="http://schemas.openxmlformats.org/drawingml/2006/picture">
+                <pic:pic xmlns:pic="http://schemas.openxmlformats.org/drawingml/2006/picture">
+                  <pic:nvPicPr>
+                    <pic:cNvPr id="283573933" name=""/>
+                    <pic:cNvPicPr/>
+                  </pic:nvPicPr>
+                  <pic:blipFill>
+                    <a:blip r:embed="rId11"/>
+                    <a:stretch>
+                      <a:fillRect/>
+                    </a:stretch>
+                  </pic:blipFill>
+                  <pic:spPr>
+                    <a:xfrm>
+                      <a:off x="0" y="0"/>
+                      <a:ext cx="6119495" cy="3496310"/>
+                    </a:xfrm>
+                    <a:prstGeom prst="rect">
+                      <a:avLst/>
+                    </a:prstGeom>
+                  </pic:spPr>
+                </pic:pic>
+              </a:graphicData>
+            </a:graphic>
+          </wp:inline>
+        </w:drawing>
+      </w:r>
+    </w:p>
+    <w:p>
+      <w:pPr>
+        <w:spacing w:after="0"/>
+        <w:rPr>
+          <w:sz w:val="28"/>
+          <w:szCs w:val="28"/>
+        </w:rPr>
+      </w:pPr>
+      <w:r>
+        <w:rPr>
+          <w:sz w:val="28"/>
+          <w:szCs w:val="28"/>
+        </w:rPr>
+        <w:t xml:space="preserve">Stan </w:t>
+      </w:r>
+      <w:proofErr w:type="spellStart"/>
+      <w:r>
+        <w:rPr>
+          <w:sz w:val="28"/>
+          <w:szCs w:val="28"/>
+        </w:rPr>
+        <w:t>początkowy</w:t>
+      </w:r>
+      <w:proofErr w:type="spellEnd"/>
+      <w:r>
+        <w:rPr>
+          <w:sz w:val="28"/>
+          <w:szCs w:val="28"/>
+        </w:rPr>
+        <w:t xml:space="preserve"> : </w:t>
+      </w:r>
+      <w:proofErr w:type="spellStart"/>
+      <w:r>
+        <w:rPr>
+          <w:sz w:val="28"/>
+          <w:szCs w:val="28"/>
+        </w:rPr>
+        <w:t>Oznacza</w:t>
+      </w:r>
+      <w:proofErr w:type="spellEnd"/>
+      <w:r>
+        <w:rPr>
+          <w:sz w:val="28"/>
+          <w:szCs w:val="28"/>
+        </w:rPr>
+        <w:t xml:space="preserve"> moment </w:t>
+      </w:r>
+      <w:proofErr w:type="spellStart"/>
+      <w:r>
+        <w:rPr>
+          <w:sz w:val="28"/>
+          <w:szCs w:val="28"/>
+        </w:rPr>
+        <w:t>utworzenia</w:t>
+      </w:r>
+      <w:proofErr w:type="spellEnd"/>
+      <w:r>
+        <w:rPr>
+          <w:sz w:val="28"/>
+          <w:szCs w:val="28"/>
+        </w:rPr>
+        <w:t xml:space="preserve"> </w:t>
+      </w:r>
+      <w:proofErr w:type="spellStart"/>
+      <w:r>
+        <w:rPr>
+          <w:sz w:val="28"/>
+          <w:szCs w:val="28"/>
+        </w:rPr>
+        <w:t>obiektu</w:t>
+      </w:r>
+      <w:proofErr w:type="spellEnd"/>
+      <w:r>
+        <w:rPr>
+          <w:sz w:val="28"/>
+          <w:szCs w:val="28"/>
+        </w:rPr>
+        <w:t xml:space="preserve"> </w:t>
+      </w:r>
+      <w:proofErr w:type="spellStart"/>
+      <w:r>
+        <w:rPr>
+          <w:sz w:val="28"/>
+          <w:szCs w:val="28"/>
+        </w:rPr>
+        <w:t>bohatera</w:t>
+      </w:r>
+      <w:proofErr w:type="spellEnd"/>
+      <w:r>
+        <w:rPr>
+          <w:sz w:val="28"/>
+          <w:szCs w:val="28"/>
+        </w:rPr>
+        <w:t xml:space="preserve"> w </w:t>
+      </w:r>
+      <w:proofErr w:type="spellStart"/>
+      <w:r>
+        <w:rPr>
+          <w:sz w:val="28"/>
+          <w:szCs w:val="28"/>
+        </w:rPr>
+        <w:t>systemie</w:t>
+      </w:r>
+      <w:proofErr w:type="spellEnd"/>
+      <w:r>
+        <w:rPr>
+          <w:sz w:val="28"/>
+          <w:szCs w:val="28"/>
+        </w:rPr>
+        <w:t xml:space="preserve"> </w:t>
+      </w:r>
+      <w:proofErr w:type="spellStart"/>
+      <w:r>
+        <w:rPr>
+          <w:sz w:val="28"/>
+          <w:szCs w:val="28"/>
+        </w:rPr>
+        <w:t>i</w:t>
+      </w:r>
+      <w:proofErr w:type="spellEnd"/>
+      <w:r>
+        <w:rPr>
+          <w:sz w:val="28"/>
+          <w:szCs w:val="28"/>
+        </w:rPr>
+        <w:t xml:space="preserve"> </w:t>
+      </w:r>
+      <w:proofErr w:type="spellStart"/>
+      <w:r>
+        <w:rPr>
+          <w:sz w:val="28"/>
+          <w:szCs w:val="28"/>
+        </w:rPr>
+        <w:t>jego</w:t>
+      </w:r>
+      <w:proofErr w:type="spellEnd"/>
+      <w:r>
+        <w:rPr>
+          <w:sz w:val="28"/>
+          <w:szCs w:val="28"/>
+        </w:rPr>
+        <w:t xml:space="preserve"> </w:t>
+      </w:r>
+      <w:proofErr w:type="spellStart"/>
+      <w:r>
+        <w:rPr>
+          <w:sz w:val="28"/>
+          <w:szCs w:val="28"/>
+        </w:rPr>
+        <w:t>przejście</w:t>
+      </w:r>
+      <w:proofErr w:type="spellEnd"/>
+      <w:r>
+        <w:rPr>
+          <w:sz w:val="28"/>
+          <w:szCs w:val="28"/>
+        </w:rPr>
+        <w:t xml:space="preserve"> do </w:t>
+      </w:r>
+      <w:proofErr w:type="spellStart"/>
+      <w:r>
+        <w:rPr>
+          <w:sz w:val="28"/>
+          <w:szCs w:val="28"/>
+        </w:rPr>
+        <w:t>stanu</w:t>
+      </w:r>
+      <w:proofErr w:type="spellEnd"/>
+      <w:r>
+        <w:rPr>
+          <w:sz w:val="28"/>
+          <w:szCs w:val="28"/>
+        </w:rPr>
+        <w:t xml:space="preserve"> "</w:t>
+      </w:r>
+      <w:proofErr w:type="spellStart"/>
+      <w:r>
+        <w:rPr>
+          <w:sz w:val="28"/>
+          <w:szCs w:val="28"/>
+        </w:rPr>
+        <w:t>Gotowy</w:t>
+      </w:r>
+      <w:proofErr w:type="spellEnd"/>
+      <w:r>
+        <w:rPr>
+          <w:sz w:val="28"/>
+          <w:szCs w:val="28"/>
+        </w:rPr>
+        <w:t xml:space="preserve">". </w:t>
+      </w:r>
+    </w:p>
+    <w:p>
+      <w:pPr>
+        <w:spacing w:after="0"/>
+        <w:rPr>
+          <w:sz w:val="28"/>
+          <w:szCs w:val="28"/>
+        </w:rPr>
+      </w:pPr>
+      <w:proofErr w:type="spellStart"/>
+      <w:r>
+        <w:rPr>
+          <w:sz w:val="28"/>
+          <w:szCs w:val="28"/>
+        </w:rPr>
+        <w:t>Gotowy</w:t>
+      </w:r>
+      <w:proofErr w:type="spellEnd"/>
+      <w:r>
+        <w:rPr>
+          <w:sz w:val="28"/>
+          <w:szCs w:val="28"/>
+        </w:rPr>
+        <w:t xml:space="preserve">: Bohater jest w </w:t>
+      </w:r>
+      <w:proofErr w:type="spellStart"/>
+      <w:r>
+        <w:rPr>
+          <w:sz w:val="28"/>
+          <w:szCs w:val="28"/>
+        </w:rPr>
+        <w:t>pełni</w:t>
+      </w:r>
+      <w:proofErr w:type="spellEnd"/>
+      <w:r>
+        <w:rPr>
+          <w:sz w:val="28"/>
+          <w:szCs w:val="28"/>
+        </w:rPr>
+        <w:t xml:space="preserve"> </w:t>
+      </w:r>
+      <w:proofErr w:type="spellStart"/>
+      <w:r>
+        <w:rPr>
+          <w:sz w:val="28"/>
+          <w:szCs w:val="28"/>
+        </w:rPr>
+        <w:t>sił</w:t>
+      </w:r>
+      <w:proofErr w:type="spellEnd"/>
+      <w:r>
+        <w:rPr>
+          <w:sz w:val="28"/>
+          <w:szCs w:val="28"/>
+        </w:rPr>
+        <w:t xml:space="preserve">, </w:t>
+      </w:r>
+      <w:proofErr w:type="spellStart"/>
+      <w:r>
+        <w:rPr>
+          <w:sz w:val="28"/>
+          <w:szCs w:val="28"/>
+        </w:rPr>
+        <w:t>znajduje</w:t>
+      </w:r>
+      <w:proofErr w:type="spellEnd"/>
+      <w:r>
+        <w:rPr>
+          <w:sz w:val="28"/>
+          <w:szCs w:val="28"/>
+        </w:rPr>
+        <w:t xml:space="preserve"> </w:t>
+      </w:r>
+      <w:proofErr w:type="spellStart"/>
+      <w:r>
+        <w:rPr>
+          <w:sz w:val="28"/>
+          <w:szCs w:val="28"/>
+        </w:rPr>
+        <w:t>się</w:t>
+      </w:r>
+      <w:proofErr w:type="spellEnd"/>
+      <w:r>
+        <w:rPr>
+          <w:sz w:val="28"/>
+          <w:szCs w:val="28"/>
+        </w:rPr>
+        <w:t xml:space="preserve"> w </w:t>
+      </w:r>
+      <w:proofErr w:type="spellStart"/>
+      <w:r>
+        <w:rPr>
+          <w:sz w:val="28"/>
+          <w:szCs w:val="28"/>
+        </w:rPr>
+        <w:t>bazie</w:t>
+      </w:r>
+      <w:proofErr w:type="spellEnd"/>
+      <w:r>
+        <w:rPr>
+          <w:sz w:val="28"/>
+          <w:szCs w:val="28"/>
+        </w:rPr>
+        <w:t xml:space="preserve"> </w:t>
+      </w:r>
+      <w:proofErr w:type="spellStart"/>
+      <w:r>
+        <w:rPr>
+          <w:sz w:val="28"/>
+          <w:szCs w:val="28"/>
+        </w:rPr>
+        <w:t>i</w:t>
+      </w:r>
+      <w:proofErr w:type="spellEnd"/>
+      <w:r>
+        <w:rPr>
+          <w:sz w:val="28"/>
+          <w:szCs w:val="28"/>
+        </w:rPr>
+        <w:t xml:space="preserve"> </w:t>
+      </w:r>
+      <w:proofErr w:type="spellStart"/>
+      <w:r>
+        <w:rPr>
+          <w:sz w:val="28"/>
+          <w:szCs w:val="28"/>
+        </w:rPr>
+        <w:t>oczekuje</w:t>
+      </w:r>
+      <w:proofErr w:type="spellEnd"/>
+      <w:r>
+        <w:rPr>
+          <w:sz w:val="28"/>
+          <w:szCs w:val="28"/>
+        </w:rPr>
+        <w:t xml:space="preserve"> </w:t>
+      </w:r>
+      <w:proofErr w:type="spellStart"/>
+      <w:r>
+        <w:rPr>
+          <w:sz w:val="28"/>
+          <w:szCs w:val="28"/>
+        </w:rPr>
+        <w:t>na</w:t>
+      </w:r>
+      <w:proofErr w:type="spellEnd"/>
+      <w:r>
+        <w:rPr>
+          <w:sz w:val="28"/>
+          <w:szCs w:val="28"/>
+        </w:rPr>
+        <w:t xml:space="preserve"> </w:t>
+      </w:r>
+      <w:proofErr w:type="spellStart"/>
+      <w:r>
+        <w:rPr>
+          <w:sz w:val="28"/>
+          <w:szCs w:val="28"/>
+        </w:rPr>
+        <w:t>dyspozycje</w:t>
+      </w:r>
+      <w:proofErr w:type="spellEnd"/>
+      <w:r>
+        <w:rPr>
+          <w:sz w:val="28"/>
+          <w:szCs w:val="28"/>
+        </w:rPr>
+        <w:t xml:space="preserve"> </w:t>
+      </w:r>
+      <w:proofErr w:type="spellStart"/>
+      <w:r>
+        <w:rPr>
+          <w:sz w:val="28"/>
+          <w:szCs w:val="28"/>
+        </w:rPr>
+        <w:t>od</w:t>
+      </w:r>
+      <w:proofErr w:type="spellEnd"/>
+      <w:r>
+        <w:rPr>
+          <w:sz w:val="28"/>
+          <w:szCs w:val="28"/>
+        </w:rPr>
+        <w:t xml:space="preserve"> </w:t>
+      </w:r>
+      <w:proofErr w:type="spellStart"/>
+      <w:r>
+        <w:rPr>
+          <w:sz w:val="28"/>
+          <w:szCs w:val="28"/>
+        </w:rPr>
+        <w:t>operatora</w:t>
+      </w:r>
+      <w:proofErr w:type="spellEnd"/>
+      <w:r>
+        <w:rPr>
+          <w:sz w:val="28"/>
+          <w:szCs w:val="28"/>
+        </w:rPr>
+        <w:t xml:space="preserve">. </w:t>
+      </w:r>
+    </w:p>
+    <w:p>
+      <w:pPr>
+        <w:spacing w:after="0"/>
+        <w:rPr>
+          <w:sz w:val="28"/>
+          <w:szCs w:val="28"/>
+        </w:rPr>
+      </w:pPr>
+      <w:r>
+        <w:rPr>
+          <w:sz w:val="28"/>
+          <w:szCs w:val="28"/>
+        </w:rPr>
+        <w:t xml:space="preserve">W </w:t>
+      </w:r>
+      <w:proofErr w:type="spellStart"/>
+      <w:r>
+        <w:rPr>
+          <w:sz w:val="28"/>
+          <w:szCs w:val="28"/>
+        </w:rPr>
+        <w:t>akcji</w:t>
+      </w:r>
+      <w:proofErr w:type="spellEnd"/>
+      <w:r>
+        <w:rPr>
+          <w:sz w:val="28"/>
+          <w:szCs w:val="28"/>
+        </w:rPr>
+        <w:t xml:space="preserve">: Bohater </w:t>
+      </w:r>
+      <w:proofErr w:type="spellStart"/>
+      <w:r>
+        <w:rPr>
+          <w:sz w:val="28"/>
+          <w:szCs w:val="28"/>
+        </w:rPr>
+        <w:t>przebywa</w:t>
+      </w:r>
+      <w:proofErr w:type="spellEnd"/>
+      <w:r>
+        <w:rPr>
+          <w:sz w:val="28"/>
+          <w:szCs w:val="28"/>
+        </w:rPr>
+        <w:t xml:space="preserve"> w </w:t>
+      </w:r>
+      <w:proofErr w:type="spellStart"/>
+      <w:r>
+        <w:rPr>
+          <w:sz w:val="28"/>
+          <w:szCs w:val="28"/>
+        </w:rPr>
+        <w:t>terenie</w:t>
+      </w:r>
+      <w:proofErr w:type="spellEnd"/>
+      <w:r>
+        <w:rPr>
+          <w:sz w:val="28"/>
+          <w:szCs w:val="28"/>
+        </w:rPr>
+        <w:t xml:space="preserve"> </w:t>
+      </w:r>
+      <w:proofErr w:type="spellStart"/>
+      <w:r>
+        <w:rPr>
+          <w:sz w:val="28"/>
+          <w:szCs w:val="28"/>
+        </w:rPr>
+        <w:t>i</w:t>
+      </w:r>
+      <w:proofErr w:type="spellEnd"/>
+      <w:r>
+        <w:rPr>
+          <w:sz w:val="28"/>
+          <w:szCs w:val="28"/>
+        </w:rPr>
+        <w:t xml:space="preserve"> </w:t>
+      </w:r>
+      <w:proofErr w:type="spellStart"/>
+      <w:r>
+        <w:rPr>
+          <w:sz w:val="28"/>
+          <w:szCs w:val="28"/>
+        </w:rPr>
+        <w:t>realizuje</w:t>
+      </w:r>
+      <w:proofErr w:type="spellEnd"/>
+      <w:r>
+        <w:rPr>
+          <w:sz w:val="28"/>
+          <w:szCs w:val="28"/>
+        </w:rPr>
+        <w:t xml:space="preserve"> </w:t>
+      </w:r>
+      <w:proofErr w:type="spellStart"/>
+      <w:r>
+        <w:rPr>
+          <w:sz w:val="28"/>
+          <w:szCs w:val="28"/>
+        </w:rPr>
+        <w:t>przydzielone</w:t>
+      </w:r>
+      <w:proofErr w:type="spellEnd"/>
+      <w:r>
+        <w:rPr>
+          <w:sz w:val="28"/>
+          <w:szCs w:val="28"/>
+        </w:rPr>
+        <w:t xml:space="preserve"> mu </w:t>
+      </w:r>
+      <w:proofErr w:type="spellStart"/>
+      <w:r>
+        <w:rPr>
+          <w:sz w:val="28"/>
+          <w:szCs w:val="28"/>
+        </w:rPr>
+        <w:t>zadanie</w:t>
+      </w:r>
+      <w:proofErr w:type="spellEnd"/>
+      <w:r>
+        <w:rPr>
+          <w:sz w:val="28"/>
+          <w:szCs w:val="28"/>
+        </w:rPr>
+        <w:t xml:space="preserve">. </w:t>
+      </w:r>
+    </w:p>
+    <w:p>
+      <w:pPr>
+        <w:spacing w:after="0"/>
+        <w:rPr>
+          <w:sz w:val="28"/>
+          <w:szCs w:val="28"/>
+        </w:rPr>
+      </w:pPr>
+      <w:r>
+        <w:rPr>
+          <w:sz w:val="28"/>
+          <w:szCs w:val="28"/>
+        </w:rPr>
+        <w:t xml:space="preserve">Brak </w:t>
+      </w:r>
+      <w:proofErr w:type="spellStart"/>
+      <w:r>
+        <w:rPr>
+          <w:sz w:val="28"/>
+          <w:szCs w:val="28"/>
+        </w:rPr>
+        <w:t>łączności</w:t>
+      </w:r>
+      <w:proofErr w:type="spellEnd"/>
+      <w:r>
+        <w:rPr>
+          <w:sz w:val="28"/>
+          <w:szCs w:val="28"/>
+        </w:rPr>
+        <w:t xml:space="preserve">: Stan </w:t>
+      </w:r>
+      <w:proofErr w:type="spellStart"/>
+      <w:r>
+        <w:rPr>
+          <w:sz w:val="28"/>
+          <w:szCs w:val="28"/>
+        </w:rPr>
+        <w:t>awaryjny</w:t>
+      </w:r>
+      <w:proofErr w:type="spellEnd"/>
+      <w:r>
+        <w:rPr>
+          <w:sz w:val="28"/>
+          <w:szCs w:val="28"/>
+        </w:rPr>
+        <w:t xml:space="preserve"> </w:t>
+      </w:r>
+      <w:proofErr w:type="spellStart"/>
+      <w:r>
+        <w:rPr>
+          <w:sz w:val="28"/>
+          <w:szCs w:val="28"/>
+        </w:rPr>
+        <w:t>wywołany</w:t>
+      </w:r>
+      <w:proofErr w:type="spellEnd"/>
+      <w:r>
+        <w:rPr>
+          <w:sz w:val="28"/>
+          <w:szCs w:val="28"/>
+        </w:rPr>
+        <w:t xml:space="preserve"> </w:t>
+      </w:r>
+      <w:proofErr w:type="spellStart"/>
+      <w:r>
+        <w:rPr>
+          <w:sz w:val="28"/>
+          <w:szCs w:val="28"/>
+        </w:rPr>
+        <w:t>utratą</w:t>
+      </w:r>
+      <w:proofErr w:type="spellEnd"/>
+      <w:r>
+        <w:rPr>
+          <w:sz w:val="28"/>
+          <w:szCs w:val="28"/>
+        </w:rPr>
+        <w:t xml:space="preserve"> </w:t>
+      </w:r>
+      <w:proofErr w:type="spellStart"/>
+      <w:r>
+        <w:rPr>
+          <w:sz w:val="28"/>
+          <w:szCs w:val="28"/>
+        </w:rPr>
+        <w:t>sygnału</w:t>
+      </w:r>
+      <w:proofErr w:type="spellEnd"/>
+      <w:r>
+        <w:rPr>
+          <w:sz w:val="28"/>
+          <w:szCs w:val="28"/>
+        </w:rPr>
+        <w:t xml:space="preserve"> </w:t>
+      </w:r>
+      <w:proofErr w:type="spellStart"/>
+      <w:r>
+        <w:rPr>
+          <w:sz w:val="28"/>
+          <w:szCs w:val="28"/>
+        </w:rPr>
+        <w:t>od</w:t>
+      </w:r>
+      <w:proofErr w:type="spellEnd"/>
+      <w:r>
+        <w:rPr>
+          <w:sz w:val="28"/>
+          <w:szCs w:val="28"/>
+        </w:rPr>
+        <w:t xml:space="preserve"> </w:t>
+      </w:r>
+      <w:proofErr w:type="spellStart"/>
+      <w:r>
+        <w:rPr>
+          <w:sz w:val="28"/>
+          <w:szCs w:val="28"/>
+        </w:rPr>
+        <w:t>bohatera</w:t>
+      </w:r>
+      <w:proofErr w:type="spellEnd"/>
+      <w:r>
+        <w:rPr>
+          <w:sz w:val="28"/>
+          <w:szCs w:val="28"/>
+        </w:rPr>
+        <w:t xml:space="preserve">. </w:t>
+      </w:r>
+    </w:p>
+    <w:p>
+      <w:pPr>
+        <w:spacing w:after="0"/>
+        <w:rPr>
+          <w:sz w:val="28"/>
+          <w:szCs w:val="28"/>
+        </w:rPr>
+      </w:pPr>
+      <w:proofErr w:type="spellStart"/>
+      <w:r>
+        <w:rPr>
+          <w:sz w:val="28"/>
+          <w:szCs w:val="28"/>
+        </w:rPr>
+        <w:t>Ratowany</w:t>
+      </w:r>
+      <w:proofErr w:type="spellEnd"/>
+      <w:r>
+        <w:rPr>
+          <w:sz w:val="28"/>
+          <w:szCs w:val="28"/>
+        </w:rPr>
+        <w:t xml:space="preserve">: Stan, w </w:t>
+      </w:r>
+      <w:proofErr w:type="spellStart"/>
+      <w:r>
+        <w:rPr>
+          <w:sz w:val="28"/>
+          <w:szCs w:val="28"/>
+        </w:rPr>
+        <w:t>którym</w:t>
+      </w:r>
+      <w:proofErr w:type="spellEnd"/>
+      <w:r>
+        <w:rPr>
+          <w:sz w:val="28"/>
+          <w:szCs w:val="28"/>
+        </w:rPr>
+        <w:t xml:space="preserve"> po </w:t>
+      </w:r>
+      <w:proofErr w:type="spellStart"/>
+      <w:r>
+        <w:rPr>
+          <w:sz w:val="28"/>
+          <w:szCs w:val="28"/>
+        </w:rPr>
+        <w:t>przekroczeniu</w:t>
+      </w:r>
+      <w:proofErr w:type="spellEnd"/>
+      <w:r>
+        <w:rPr>
+          <w:sz w:val="28"/>
+          <w:szCs w:val="28"/>
+        </w:rPr>
+        <w:t xml:space="preserve"> </w:t>
+      </w:r>
+      <w:proofErr w:type="spellStart"/>
+      <w:r>
+        <w:rPr>
+          <w:sz w:val="28"/>
+          <w:szCs w:val="28"/>
+        </w:rPr>
+        <w:t>czasu</w:t>
+      </w:r>
+      <w:proofErr w:type="spellEnd"/>
+      <w:r>
+        <w:rPr>
+          <w:sz w:val="28"/>
+          <w:szCs w:val="28"/>
+        </w:rPr>
+        <w:t xml:space="preserve"> </w:t>
+      </w:r>
+      <w:proofErr w:type="spellStart"/>
+      <w:r>
+        <w:rPr>
+          <w:sz w:val="28"/>
+          <w:szCs w:val="28"/>
+        </w:rPr>
+        <w:t>braku</w:t>
+      </w:r>
+      <w:proofErr w:type="spellEnd"/>
+      <w:r>
+        <w:rPr>
+          <w:sz w:val="28"/>
+          <w:szCs w:val="28"/>
+        </w:rPr>
+        <w:t xml:space="preserve"> </w:t>
+      </w:r>
+      <w:proofErr w:type="spellStart"/>
+      <w:r>
+        <w:rPr>
+          <w:sz w:val="28"/>
+          <w:szCs w:val="28"/>
+        </w:rPr>
+        <w:t>łączności</w:t>
+      </w:r>
+      <w:proofErr w:type="spellEnd"/>
+      <w:r>
+        <w:rPr>
+          <w:sz w:val="28"/>
+          <w:szCs w:val="28"/>
+        </w:rPr>
+        <w:t xml:space="preserve"> 30 </w:t>
+      </w:r>
+      <w:proofErr w:type="spellStart"/>
+      <w:r>
+        <w:rPr>
+          <w:sz w:val="28"/>
+          <w:szCs w:val="28"/>
+        </w:rPr>
+        <w:t>sekund</w:t>
+      </w:r>
+      <w:proofErr w:type="spellEnd"/>
+      <w:r>
+        <w:rPr>
+          <w:sz w:val="28"/>
+          <w:szCs w:val="28"/>
+        </w:rPr>
+        <w:t xml:space="preserve"> , do </w:t>
+      </w:r>
+      <w:proofErr w:type="spellStart"/>
+      <w:r>
+        <w:rPr>
+          <w:sz w:val="28"/>
+          <w:szCs w:val="28"/>
+        </w:rPr>
+        <w:t>bohatera</w:t>
+      </w:r>
+      <w:proofErr w:type="spellEnd"/>
+      <w:r>
+        <w:rPr>
+          <w:sz w:val="28"/>
+          <w:szCs w:val="28"/>
+        </w:rPr>
+        <w:t xml:space="preserve"> </w:t>
+      </w:r>
+      <w:proofErr w:type="spellStart"/>
+      <w:r>
+        <w:rPr>
+          <w:sz w:val="28"/>
+          <w:szCs w:val="28"/>
+        </w:rPr>
+        <w:t>wysłano</w:t>
+      </w:r>
+      <w:proofErr w:type="spellEnd"/>
+      <w:r>
+        <w:rPr>
+          <w:sz w:val="28"/>
+          <w:szCs w:val="28"/>
+        </w:rPr>
+        <w:t xml:space="preserve"> </w:t>
+      </w:r>
+      <w:proofErr w:type="spellStart"/>
+      <w:r>
+        <w:rPr>
+          <w:sz w:val="28"/>
+          <w:szCs w:val="28"/>
+        </w:rPr>
+        <w:t>wsparcie</w:t>
+      </w:r>
+      <w:proofErr w:type="spellEnd"/>
+      <w:r>
+        <w:rPr>
+          <w:sz w:val="28"/>
+          <w:szCs w:val="28"/>
+        </w:rPr>
+        <w:t xml:space="preserve">. </w:t>
+      </w:r>
+    </w:p>
+    <w:p>
+      <w:pPr>
+        <w:spacing w:after="0"/>
+        <w:rPr>
+          <w:sz w:val="28"/>
+          <w:szCs w:val="28"/>
+        </w:rPr>
+      </w:pPr>
+      <w:proofErr w:type="spellStart"/>
+      <w:r>
+        <w:rPr>
+          <w:sz w:val="28"/>
+          <w:szCs w:val="28"/>
+        </w:rPr>
+        <w:t>Regeneracja</w:t>
+      </w:r>
+      <w:proofErr w:type="spellEnd"/>
+      <w:r>
+        <w:rPr>
+          <w:sz w:val="28"/>
+          <w:szCs w:val="28"/>
+        </w:rPr>
+        <w:t xml:space="preserve">: Bohater </w:t>
+      </w:r>
+      <w:proofErr w:type="spellStart"/>
+      <w:r>
+        <w:rPr>
+          <w:sz w:val="28"/>
+          <w:szCs w:val="28"/>
+        </w:rPr>
+        <w:t>wraca</w:t>
+      </w:r>
+      <w:proofErr w:type="spellEnd"/>
+      <w:r>
+        <w:rPr>
+          <w:sz w:val="28"/>
+          <w:szCs w:val="28"/>
+        </w:rPr>
+        <w:t xml:space="preserve"> do </w:t>
+      </w:r>
+      <w:proofErr w:type="spellStart"/>
+      <w:r>
+        <w:rPr>
+          <w:sz w:val="28"/>
+          <w:szCs w:val="28"/>
+        </w:rPr>
+        <w:t>sił</w:t>
+      </w:r>
+      <w:proofErr w:type="spellEnd"/>
+      <w:r>
+        <w:rPr>
+          <w:sz w:val="28"/>
+          <w:szCs w:val="28"/>
+        </w:rPr>
+        <w:t xml:space="preserve"> po </w:t>
+      </w:r>
+      <w:proofErr w:type="spellStart"/>
+      <w:r>
+        <w:rPr>
+          <w:sz w:val="28"/>
+          <w:szCs w:val="28"/>
+        </w:rPr>
+        <w:t>misji</w:t>
+      </w:r>
+      <w:proofErr w:type="spellEnd"/>
+      <w:r>
+        <w:rPr>
+          <w:sz w:val="28"/>
+          <w:szCs w:val="28"/>
+        </w:rPr>
+        <w:t xml:space="preserve"> </w:t>
+      </w:r>
+      <w:proofErr w:type="spellStart"/>
+      <w:r>
+        <w:rPr>
+          <w:sz w:val="28"/>
+          <w:szCs w:val="28"/>
+        </w:rPr>
+        <w:t>lub</w:t>
+      </w:r>
+      <w:proofErr w:type="spellEnd"/>
+      <w:r>
+        <w:rPr>
+          <w:sz w:val="28"/>
+          <w:szCs w:val="28"/>
+        </w:rPr>
+        <w:t xml:space="preserve"> po </w:t>
+      </w:r>
+      <w:proofErr w:type="spellStart"/>
+      <w:r>
+        <w:rPr>
+          <w:sz w:val="28"/>
+          <w:szCs w:val="28"/>
+        </w:rPr>
+        <w:t>akcji</w:t>
+      </w:r>
+      <w:proofErr w:type="spellEnd"/>
+      <w:r>
+        <w:rPr>
+          <w:sz w:val="28"/>
+          <w:szCs w:val="28"/>
+        </w:rPr>
+        <w:t xml:space="preserve"> </w:t>
+      </w:r>
+      <w:proofErr w:type="spellStart"/>
+      <w:r>
+        <w:rPr>
+          <w:sz w:val="28"/>
+          <w:szCs w:val="28"/>
+        </w:rPr>
+        <w:t>ratunkowej</w:t>
+      </w:r>
+      <w:proofErr w:type="spellEnd"/>
+      <w:r>
+        <w:rPr>
+          <w:sz w:val="28"/>
+          <w:szCs w:val="28"/>
+        </w:rPr>
+        <w:t xml:space="preserve">, </w:t>
+      </w:r>
+      <w:proofErr w:type="spellStart"/>
+      <w:r>
+        <w:rPr>
+          <w:sz w:val="28"/>
+          <w:szCs w:val="28"/>
+        </w:rPr>
+        <w:t>zanim</w:t>
+      </w:r>
+      <w:proofErr w:type="spellEnd"/>
+      <w:r>
+        <w:rPr>
+          <w:sz w:val="28"/>
+          <w:szCs w:val="28"/>
+        </w:rPr>
+        <w:t xml:space="preserve"> </w:t>
+      </w:r>
+      <w:proofErr w:type="spellStart"/>
+      <w:r>
+        <w:rPr>
+          <w:sz w:val="28"/>
+          <w:szCs w:val="28"/>
+        </w:rPr>
+        <w:t>znów</w:t>
+      </w:r>
+      <w:proofErr w:type="spellEnd"/>
+      <w:r>
+        <w:rPr>
+          <w:sz w:val="28"/>
+          <w:szCs w:val="28"/>
+        </w:rPr>
+        <w:t xml:space="preserve"> </w:t>
+      </w:r>
+      <w:proofErr w:type="spellStart"/>
+      <w:r>
+        <w:rPr>
+          <w:sz w:val="28"/>
+          <w:szCs w:val="28"/>
+        </w:rPr>
+        <w:t>będzie</w:t>
+      </w:r>
+      <w:proofErr w:type="spellEnd"/>
+      <w:r>
+        <w:rPr>
+          <w:sz w:val="28"/>
+          <w:szCs w:val="28"/>
+        </w:rPr>
+        <w:t xml:space="preserve"> </w:t>
+      </w:r>
+      <w:proofErr w:type="spellStart"/>
+      <w:r>
+        <w:rPr>
+          <w:sz w:val="28"/>
+          <w:szCs w:val="28"/>
+        </w:rPr>
+        <w:t>gotowy</w:t>
+      </w:r>
+      <w:proofErr w:type="spellEnd"/>
+      <w:r>
+        <w:rPr>
+          <w:sz w:val="28"/>
+          <w:szCs w:val="28"/>
+        </w:rPr>
+        <w:t xml:space="preserve"> do </w:t>
+      </w:r>
+      <w:proofErr w:type="spellStart"/>
+      <w:r>
+        <w:rPr>
+          <w:sz w:val="28"/>
+          <w:szCs w:val="28"/>
+        </w:rPr>
+        <w:t>akcji</w:t>
+      </w:r>
+      <w:proofErr w:type="spellEnd"/>
+      <w:r>
+        <w:rPr>
+          <w:sz w:val="28"/>
+          <w:szCs w:val="28"/>
+        </w:rPr>
+        <w:t>.</w:t>
+      </w:r>
+    </w:p>
+    <w:p>
+      <w:pPr>
+        <w:spacing w:after="0"/>
+        <w:rPr>
+          <w:sz w:val="28"/>
+          <w:szCs w:val="28"/>
+        </w:rPr>
+      </w:pPr>
+    </w:p>
+    <w:p>
+      <w:pPr>
+        <w:spacing w:after="0"/>
+        <w:rPr>
+          <w:b/>
+          <w:bCs/>
+          <w:sz w:val="28"/>
+          <w:szCs w:val="28"/>
+        </w:rPr>
+      </w:pPr>
+    </w:p>
+    <w:p>
+      <w:pPr>
+        <w:spacing w:after="0"/>
+        <w:rPr>
+          <w:b/>
+          <w:bCs/>
+          <w:sz w:val="28"/>
+          <w:szCs w:val="28"/>
+        </w:rPr>
+      </w:pPr>
+    </w:p>
+    <w:p>
+      <w:pPr>
+        <w:spacing w:after="0"/>
+        <w:rPr>
+          <w:b/>
+          <w:bCs/>
+          <w:sz w:val="28"/>
+          <w:szCs w:val="28"/>
+        </w:rPr>
+      </w:pPr>
+    </w:p>
+    <w:p>
+      <w:pPr>
+        <w:spacing w:after="0"/>
+        <w:rPr>
+          <w:b/>
+          <w:bCs/>
+          <w:sz w:val="28"/>
+          <w:szCs w:val="28"/>
+        </w:rPr>
+      </w:pPr>
+    </w:p>
+    <w:p>
+      <w:pPr>
+        <w:spacing w:after="0"/>
+        <w:rPr>
+          <w:b/>
+          <w:bCs/>
+          <w:sz w:val="28"/>
+          <w:szCs w:val="28"/>
+        </w:rPr>
+      </w:pPr>
+    </w:p>
+    <w:p>
+      <w:pPr>
+        <w:spacing w:after="0"/>
+        <w:rPr>
+          <w:b/>
+          <w:bCs/>
+          <w:sz w:val="28"/>
+          <w:szCs w:val="28"/>
+        </w:rPr>
+      </w:pPr>
+    </w:p>
+    <w:p>
+      <w:pPr>
+        <w:spacing w:after="0"/>
+        <w:rPr>
+          <w:b/>
+          <w:bCs/>
+          <w:sz w:val="28"/>
+          <w:szCs w:val="28"/>
+        </w:rPr>
+      </w:pPr>
+    </w:p>
+    <w:p>
+      <w:pPr>
+        <w:spacing w:after="0"/>
+        <w:rPr>
+          <w:b/>
+          <w:bCs/>
+          <w:sz w:val="28"/>
+          <w:szCs w:val="28"/>
+        </w:rPr>
+      </w:pPr>
+      <w:proofErr w:type="spellStart"/>
+      <w:r>
+        <w:rPr>
+          <w:b/>
+          <w:bCs/>
+          <w:sz w:val="28"/>
+          <w:szCs w:val="28"/>
+        </w:rPr>
+        <w:lastRenderedPageBreak/>
+        <w:t>Klasa</w:t>
+      </w:r>
+      <w:proofErr w:type="spellEnd"/>
+      <w:r>
+        <w:rPr>
+          <w:b/>
+          <w:bCs/>
+          <w:sz w:val="28"/>
+          <w:szCs w:val="28"/>
+        </w:rPr>
+        <w:t xml:space="preserve"> </w:t>
+      </w:r>
+      <w:proofErr w:type="spellStart"/>
+      <w:r>
+        <w:rPr>
+          <w:b/>
+          <w:bCs/>
+          <w:sz w:val="28"/>
+          <w:szCs w:val="28"/>
+        </w:rPr>
+        <w:t>Zgloszenie</w:t>
+      </w:r>
+      <w:proofErr w:type="spellEnd"/>
+    </w:p>
+    <w:p>
+      <w:pPr>
+        <w:spacing w:after="0"/>
+        <w:rPr>
+          <w:sz w:val="28"/>
+          <w:szCs w:val="28"/>
+          <w:lang w:val="pl-PL"/>
+        </w:rPr>
+      </w:pPr>
+      <w:r>
+        <w:rPr>
+          <w:sz w:val="28"/>
+          <w:szCs w:val="28"/>
+          <w:lang w:val="pl-PL"/>
+        </w:rPr>
+        <w:drawing>
+          <wp:inline distT="0" distB="0" distL="0" distR="0" wp14:anchorId="28A23919" wp14:editId="100D89CC">
+            <wp:extent cx="6119495" cy="3644265"/>
+            <wp:effectExtent l="0" t="0" r="0" b="0"/>
+            <wp:docPr id="1375426538" name="Obraz 1"/>
+            <wp:cNvGraphicFramePr>
+              <a:graphicFrameLocks xmlns:a="http://schemas.openxmlformats.org/drawingml/2006/main" noChangeAspect="1"/>
+            </wp:cNvGraphicFramePr>
+            <a:graphic xmlns:a="http://schemas.openxmlformats.org/drawingml/2006/main">
+              <a:graphicData uri="http://schemas.openxmlformats.org/drawingml/2006/picture">
+                <pic:pic xmlns:pic="http://schemas.openxmlformats.org/drawingml/2006/picture">
+                  <pic:nvPicPr>
+                    <pic:cNvPr id="1375426538" name=""/>
+                    <pic:cNvPicPr/>
+                  </pic:nvPicPr>
+                  <pic:blipFill>
+                    <a:blip r:embed="rId12"/>
+                    <a:stretch>
+                      <a:fillRect/>
+                    </a:stretch>
+                  </pic:blipFill>
+                  <pic:spPr>
+                    <a:xfrm>
+                      <a:off x="0" y="0"/>
+                      <a:ext cx="6119495" cy="3644265"/>
+                    </a:xfrm>
+                    <a:prstGeom prst="rect">
+                      <a:avLst/>
+                    </a:prstGeom>
+                  </pic:spPr>
+                </pic:pic>
+              </a:graphicData>
+            </a:graphic>
+          </wp:inline>
+        </w:drawing>
+      </w:r>
+    </w:p>
+    <w:p>
+      <w:pPr>
+        <w:spacing w:after="0"/>
+        <w:rPr>
+          <w:sz w:val="28"/>
+          <w:szCs w:val="28"/>
+        </w:rPr>
+      </w:pPr>
+      <w:r>
+        <w:rPr>
+          <w:sz w:val="28"/>
+          <w:szCs w:val="28"/>
+        </w:rPr>
+        <w:t xml:space="preserve">Stan </w:t>
+      </w:r>
+      <w:proofErr w:type="spellStart"/>
+      <w:r>
+        <w:rPr>
+          <w:sz w:val="28"/>
+          <w:szCs w:val="28"/>
+        </w:rPr>
+        <w:t>początkowy</w:t>
+      </w:r>
+      <w:proofErr w:type="spellEnd"/>
+      <w:r>
+        <w:rPr>
+          <w:sz w:val="28"/>
+          <w:szCs w:val="28"/>
+        </w:rPr>
+        <w:t xml:space="preserve">: </w:t>
+      </w:r>
+      <w:proofErr w:type="spellStart"/>
+      <w:r>
+        <w:rPr>
+          <w:sz w:val="28"/>
+          <w:szCs w:val="28"/>
+        </w:rPr>
+        <w:t>Oznacza</w:t>
+      </w:r>
+      <w:proofErr w:type="spellEnd"/>
+      <w:r>
+        <w:rPr>
+          <w:sz w:val="28"/>
+          <w:szCs w:val="28"/>
+        </w:rPr>
+        <w:t xml:space="preserve"> moment </w:t>
+      </w:r>
+      <w:proofErr w:type="spellStart"/>
+      <w:r>
+        <w:rPr>
+          <w:sz w:val="28"/>
+          <w:szCs w:val="28"/>
+        </w:rPr>
+        <w:t>zainicjowania</w:t>
+      </w:r>
+      <w:proofErr w:type="spellEnd"/>
+      <w:r>
+        <w:rPr>
+          <w:sz w:val="28"/>
+          <w:szCs w:val="28"/>
+        </w:rPr>
+        <w:t xml:space="preserve"> </w:t>
+      </w:r>
+      <w:proofErr w:type="spellStart"/>
+      <w:r>
+        <w:rPr>
+          <w:sz w:val="28"/>
+          <w:szCs w:val="28"/>
+        </w:rPr>
+        <w:t>procesu</w:t>
+      </w:r>
+      <w:proofErr w:type="spellEnd"/>
+      <w:r>
+        <w:rPr>
+          <w:sz w:val="28"/>
+          <w:szCs w:val="28"/>
+        </w:rPr>
+        <w:t xml:space="preserve"> </w:t>
+      </w:r>
+      <w:proofErr w:type="spellStart"/>
+      <w:r>
+        <w:rPr>
+          <w:sz w:val="28"/>
+          <w:szCs w:val="28"/>
+        </w:rPr>
+        <w:t>związanego</w:t>
+      </w:r>
+      <w:proofErr w:type="spellEnd"/>
+      <w:r>
+        <w:rPr>
+          <w:sz w:val="28"/>
+          <w:szCs w:val="28"/>
+        </w:rPr>
+        <w:t xml:space="preserve"> z </w:t>
+      </w:r>
+      <w:proofErr w:type="spellStart"/>
+      <w:r>
+        <w:rPr>
+          <w:sz w:val="28"/>
+          <w:szCs w:val="28"/>
+        </w:rPr>
+        <w:t>pojawieniem</w:t>
+      </w:r>
+      <w:proofErr w:type="spellEnd"/>
+      <w:r>
+        <w:rPr>
+          <w:sz w:val="28"/>
+          <w:szCs w:val="28"/>
+        </w:rPr>
+        <w:t xml:space="preserve"> </w:t>
+      </w:r>
+      <w:proofErr w:type="spellStart"/>
+      <w:r>
+        <w:rPr>
+          <w:sz w:val="28"/>
+          <w:szCs w:val="28"/>
+        </w:rPr>
+        <w:t>się</w:t>
+      </w:r>
+      <w:proofErr w:type="spellEnd"/>
+      <w:r>
+        <w:rPr>
+          <w:sz w:val="28"/>
+          <w:szCs w:val="28"/>
+        </w:rPr>
+        <w:t xml:space="preserve"> </w:t>
+      </w:r>
+      <w:proofErr w:type="spellStart"/>
+      <w:r>
+        <w:rPr>
+          <w:sz w:val="28"/>
+          <w:szCs w:val="28"/>
+        </w:rPr>
+        <w:t>nowego</w:t>
+      </w:r>
+      <w:proofErr w:type="spellEnd"/>
+      <w:r>
+        <w:rPr>
+          <w:sz w:val="28"/>
+          <w:szCs w:val="28"/>
+        </w:rPr>
+        <w:t xml:space="preserve"> </w:t>
+      </w:r>
+      <w:proofErr w:type="spellStart"/>
+      <w:r>
+        <w:rPr>
+          <w:sz w:val="28"/>
+          <w:szCs w:val="28"/>
+        </w:rPr>
+        <w:t>zagrożenia</w:t>
+      </w:r>
+      <w:proofErr w:type="spellEnd"/>
+      <w:r>
+        <w:rPr>
+          <w:sz w:val="28"/>
+          <w:szCs w:val="28"/>
+        </w:rPr>
+        <w:t xml:space="preserve"> w </w:t>
+      </w:r>
+      <w:proofErr w:type="spellStart"/>
+      <w:r>
+        <w:rPr>
+          <w:sz w:val="28"/>
+          <w:szCs w:val="28"/>
+        </w:rPr>
+        <w:t>systemie</w:t>
+      </w:r>
+      <w:proofErr w:type="spellEnd"/>
+      <w:r>
+        <w:rPr>
+          <w:sz w:val="28"/>
+          <w:szCs w:val="28"/>
+        </w:rPr>
+        <w:t xml:space="preserve">. </w:t>
+      </w:r>
+    </w:p>
+    <w:p>
+      <w:pPr>
+        <w:spacing w:after="0"/>
+        <w:rPr>
+          <w:sz w:val="28"/>
+          <w:szCs w:val="28"/>
+        </w:rPr>
+      </w:pPr>
+      <w:r>
+        <w:rPr>
+          <w:sz w:val="28"/>
+          <w:szCs w:val="28"/>
+        </w:rPr>
+        <w:t xml:space="preserve">Nowe: </w:t>
+      </w:r>
+      <w:proofErr w:type="spellStart"/>
+      <w:r>
+        <w:rPr>
+          <w:sz w:val="28"/>
+          <w:szCs w:val="28"/>
+        </w:rPr>
+        <w:t>Zgłoszenie</w:t>
+      </w:r>
+      <w:proofErr w:type="spellEnd"/>
+      <w:r>
+        <w:rPr>
+          <w:sz w:val="28"/>
+          <w:szCs w:val="28"/>
+        </w:rPr>
+        <w:t xml:space="preserve"> </w:t>
+      </w:r>
+      <w:proofErr w:type="spellStart"/>
+      <w:r>
+        <w:rPr>
+          <w:sz w:val="28"/>
+          <w:szCs w:val="28"/>
+        </w:rPr>
+        <w:t>właśnie</w:t>
+      </w:r>
+      <w:proofErr w:type="spellEnd"/>
+      <w:r>
+        <w:rPr>
+          <w:sz w:val="28"/>
+          <w:szCs w:val="28"/>
+        </w:rPr>
+        <w:t xml:space="preserve"> </w:t>
+      </w:r>
+      <w:proofErr w:type="spellStart"/>
+      <w:r>
+        <w:rPr>
+          <w:sz w:val="28"/>
+          <w:szCs w:val="28"/>
+        </w:rPr>
+        <w:t>wpłynęło</w:t>
+      </w:r>
+      <w:proofErr w:type="spellEnd"/>
+      <w:r>
+        <w:rPr>
+          <w:sz w:val="28"/>
+          <w:szCs w:val="28"/>
+        </w:rPr>
+        <w:t xml:space="preserve"> do </w:t>
+      </w:r>
+      <w:proofErr w:type="spellStart"/>
+      <w:r>
+        <w:rPr>
+          <w:sz w:val="28"/>
+          <w:szCs w:val="28"/>
+        </w:rPr>
+        <w:t>systemu</w:t>
+      </w:r>
+      <w:proofErr w:type="spellEnd"/>
+      <w:r>
+        <w:rPr>
+          <w:sz w:val="28"/>
+          <w:szCs w:val="28"/>
+        </w:rPr>
+        <w:t xml:space="preserve"> </w:t>
+      </w:r>
+      <w:proofErr w:type="spellStart"/>
+      <w:r>
+        <w:rPr>
+          <w:sz w:val="28"/>
+          <w:szCs w:val="28"/>
+        </w:rPr>
+        <w:t>i</w:t>
+      </w:r>
+      <w:proofErr w:type="spellEnd"/>
+      <w:r>
+        <w:rPr>
+          <w:sz w:val="28"/>
+          <w:szCs w:val="28"/>
+        </w:rPr>
+        <w:t xml:space="preserve"> </w:t>
+      </w:r>
+      <w:proofErr w:type="spellStart"/>
+      <w:r>
+        <w:rPr>
+          <w:sz w:val="28"/>
+          <w:szCs w:val="28"/>
+        </w:rPr>
+        <w:t>oczekuje</w:t>
+      </w:r>
+      <w:proofErr w:type="spellEnd"/>
+      <w:r>
+        <w:rPr>
+          <w:sz w:val="28"/>
+          <w:szCs w:val="28"/>
+        </w:rPr>
+        <w:t xml:space="preserve"> </w:t>
+      </w:r>
+      <w:proofErr w:type="spellStart"/>
+      <w:r>
+        <w:rPr>
+          <w:sz w:val="28"/>
+          <w:szCs w:val="28"/>
+        </w:rPr>
+        <w:t>na</w:t>
+      </w:r>
+      <w:proofErr w:type="spellEnd"/>
+      <w:r>
+        <w:rPr>
+          <w:sz w:val="28"/>
+          <w:szCs w:val="28"/>
+        </w:rPr>
+        <w:t xml:space="preserve"> </w:t>
+      </w:r>
+      <w:proofErr w:type="spellStart"/>
+      <w:r>
+        <w:rPr>
+          <w:sz w:val="28"/>
+          <w:szCs w:val="28"/>
+        </w:rPr>
+        <w:t>pierwsze</w:t>
+      </w:r>
+      <w:proofErr w:type="spellEnd"/>
+      <w:r>
+        <w:rPr>
+          <w:sz w:val="28"/>
+          <w:szCs w:val="28"/>
+        </w:rPr>
+        <w:t xml:space="preserve"> </w:t>
+      </w:r>
+      <w:proofErr w:type="spellStart"/>
+      <w:r>
+        <w:rPr>
+          <w:sz w:val="28"/>
+          <w:szCs w:val="28"/>
+        </w:rPr>
+        <w:t>przetworzenie</w:t>
+      </w:r>
+      <w:proofErr w:type="spellEnd"/>
+      <w:r>
+        <w:rPr>
+          <w:sz w:val="28"/>
+          <w:szCs w:val="28"/>
+        </w:rPr>
+        <w:t xml:space="preserve">. </w:t>
+      </w:r>
+    </w:p>
+    <w:p>
+      <w:pPr>
+        <w:spacing w:after="0"/>
+        <w:rPr>
+          <w:sz w:val="28"/>
+          <w:szCs w:val="28"/>
+        </w:rPr>
+      </w:pPr>
+      <w:r>
+        <w:rPr>
+          <w:sz w:val="28"/>
+          <w:szCs w:val="28"/>
+        </w:rPr>
+        <w:t xml:space="preserve">W </w:t>
+      </w:r>
+      <w:proofErr w:type="spellStart"/>
+      <w:r>
+        <w:rPr>
+          <w:sz w:val="28"/>
+          <w:szCs w:val="28"/>
+        </w:rPr>
+        <w:t>analizie</w:t>
+      </w:r>
+      <w:proofErr w:type="spellEnd"/>
+      <w:r>
+        <w:rPr>
+          <w:sz w:val="28"/>
+          <w:szCs w:val="28"/>
+        </w:rPr>
+        <w:t xml:space="preserve">: </w:t>
+      </w:r>
+      <w:proofErr w:type="spellStart"/>
+      <w:r>
+        <w:rPr>
+          <w:sz w:val="28"/>
+          <w:szCs w:val="28"/>
+        </w:rPr>
+        <w:t>Zgłoszenie</w:t>
+      </w:r>
+      <w:proofErr w:type="spellEnd"/>
+      <w:r>
+        <w:rPr>
+          <w:sz w:val="28"/>
+          <w:szCs w:val="28"/>
+        </w:rPr>
+        <w:t xml:space="preserve"> </w:t>
+      </w:r>
+      <w:proofErr w:type="spellStart"/>
+      <w:r>
+        <w:rPr>
+          <w:sz w:val="28"/>
+          <w:szCs w:val="28"/>
+        </w:rPr>
+        <w:t>znajduje</w:t>
+      </w:r>
+      <w:proofErr w:type="spellEnd"/>
+      <w:r>
+        <w:rPr>
+          <w:sz w:val="28"/>
+          <w:szCs w:val="28"/>
+        </w:rPr>
+        <w:t xml:space="preserve"> </w:t>
+      </w:r>
+      <w:proofErr w:type="spellStart"/>
+      <w:r>
+        <w:rPr>
+          <w:sz w:val="28"/>
+          <w:szCs w:val="28"/>
+        </w:rPr>
+        <w:t>się</w:t>
+      </w:r>
+      <w:proofErr w:type="spellEnd"/>
+      <w:r>
+        <w:rPr>
+          <w:sz w:val="28"/>
+          <w:szCs w:val="28"/>
+        </w:rPr>
+        <w:t xml:space="preserve"> w </w:t>
+      </w:r>
+      <w:proofErr w:type="spellStart"/>
+      <w:r>
+        <w:rPr>
+          <w:sz w:val="28"/>
+          <w:szCs w:val="28"/>
+        </w:rPr>
+        <w:t>bazie</w:t>
+      </w:r>
+      <w:proofErr w:type="spellEnd"/>
+      <w:r>
+        <w:rPr>
+          <w:sz w:val="28"/>
+          <w:szCs w:val="28"/>
+        </w:rPr>
+        <w:t xml:space="preserve"> </w:t>
+      </w:r>
+      <w:proofErr w:type="spellStart"/>
+      <w:r>
+        <w:rPr>
+          <w:sz w:val="28"/>
+          <w:szCs w:val="28"/>
+        </w:rPr>
+        <w:t>danych</w:t>
+      </w:r>
+      <w:proofErr w:type="spellEnd"/>
+      <w:r>
+        <w:rPr>
+          <w:sz w:val="28"/>
+          <w:szCs w:val="28"/>
+        </w:rPr>
+        <w:t xml:space="preserve"> </w:t>
+      </w:r>
+      <w:proofErr w:type="spellStart"/>
+      <w:r>
+        <w:rPr>
+          <w:sz w:val="28"/>
+          <w:szCs w:val="28"/>
+        </w:rPr>
+        <w:t>i</w:t>
+      </w:r>
+      <w:proofErr w:type="spellEnd"/>
+      <w:r>
+        <w:rPr>
+          <w:sz w:val="28"/>
+          <w:szCs w:val="28"/>
+        </w:rPr>
+        <w:t xml:space="preserve"> jest </w:t>
+      </w:r>
+      <w:proofErr w:type="spellStart"/>
+      <w:r>
+        <w:rPr>
+          <w:sz w:val="28"/>
+          <w:szCs w:val="28"/>
+        </w:rPr>
+        <w:t>rozpatrywane</w:t>
+      </w:r>
+      <w:proofErr w:type="spellEnd"/>
+      <w:r>
+        <w:rPr>
+          <w:sz w:val="28"/>
+          <w:szCs w:val="28"/>
+        </w:rPr>
+        <w:t xml:space="preserve"> </w:t>
+      </w:r>
+      <w:proofErr w:type="spellStart"/>
+      <w:r>
+        <w:rPr>
+          <w:sz w:val="28"/>
+          <w:szCs w:val="28"/>
+        </w:rPr>
+        <w:t>przez</w:t>
+      </w:r>
+      <w:proofErr w:type="spellEnd"/>
+      <w:r>
+        <w:rPr>
+          <w:sz w:val="28"/>
+          <w:szCs w:val="28"/>
+        </w:rPr>
+        <w:t xml:space="preserve"> </w:t>
+      </w:r>
+      <w:proofErr w:type="spellStart"/>
+      <w:r>
+        <w:rPr>
+          <w:sz w:val="28"/>
+          <w:szCs w:val="28"/>
+        </w:rPr>
+        <w:t>operatora</w:t>
+      </w:r>
+      <w:proofErr w:type="spellEnd"/>
+      <w:r>
+        <w:rPr>
+          <w:sz w:val="28"/>
+          <w:szCs w:val="28"/>
+        </w:rPr>
+        <w:t xml:space="preserve"> (</w:t>
+      </w:r>
+      <w:proofErr w:type="spellStart"/>
+      <w:r>
+        <w:rPr>
+          <w:sz w:val="28"/>
+          <w:szCs w:val="28"/>
+        </w:rPr>
+        <w:t>weryfikacja</w:t>
+      </w:r>
+      <w:proofErr w:type="spellEnd"/>
+      <w:r>
+        <w:rPr>
+          <w:sz w:val="28"/>
+          <w:szCs w:val="28"/>
+        </w:rPr>
+        <w:t xml:space="preserve"> </w:t>
+      </w:r>
+      <w:proofErr w:type="spellStart"/>
+      <w:r>
+        <w:rPr>
+          <w:sz w:val="28"/>
+          <w:szCs w:val="28"/>
+        </w:rPr>
+        <w:t>stopnia</w:t>
+      </w:r>
+      <w:proofErr w:type="spellEnd"/>
+      <w:r>
+        <w:rPr>
+          <w:sz w:val="28"/>
+          <w:szCs w:val="28"/>
+        </w:rPr>
+        <w:t xml:space="preserve">, </w:t>
+      </w:r>
+      <w:proofErr w:type="spellStart"/>
+      <w:r>
+        <w:rPr>
+          <w:sz w:val="28"/>
+          <w:szCs w:val="28"/>
+        </w:rPr>
+        <w:t>rodzaju</w:t>
+      </w:r>
+      <w:proofErr w:type="spellEnd"/>
+      <w:r>
+        <w:rPr>
+          <w:sz w:val="28"/>
+          <w:szCs w:val="28"/>
+        </w:rPr>
+        <w:t xml:space="preserve"> </w:t>
+      </w:r>
+      <w:proofErr w:type="spellStart"/>
+      <w:r>
+        <w:rPr>
+          <w:sz w:val="28"/>
+          <w:szCs w:val="28"/>
+        </w:rPr>
+        <w:t>zagrożenia</w:t>
+      </w:r>
+      <w:proofErr w:type="spellEnd"/>
+      <w:r>
+        <w:rPr>
+          <w:sz w:val="28"/>
+          <w:szCs w:val="28"/>
+        </w:rPr>
+        <w:t xml:space="preserve"> </w:t>
+      </w:r>
+      <w:proofErr w:type="spellStart"/>
+      <w:r>
+        <w:rPr>
+          <w:sz w:val="28"/>
+          <w:szCs w:val="28"/>
+        </w:rPr>
+        <w:t>oraz</w:t>
+      </w:r>
+      <w:proofErr w:type="spellEnd"/>
+      <w:r>
+        <w:rPr>
+          <w:sz w:val="28"/>
+          <w:szCs w:val="28"/>
+        </w:rPr>
+        <w:t xml:space="preserve"> </w:t>
+      </w:r>
+      <w:proofErr w:type="spellStart"/>
+      <w:r>
+        <w:rPr>
+          <w:sz w:val="28"/>
+          <w:szCs w:val="28"/>
+        </w:rPr>
+        <w:t>dobór</w:t>
+      </w:r>
+      <w:proofErr w:type="spellEnd"/>
+      <w:r>
+        <w:rPr>
+          <w:sz w:val="28"/>
+          <w:szCs w:val="28"/>
+        </w:rPr>
+        <w:t xml:space="preserve"> </w:t>
+      </w:r>
+      <w:proofErr w:type="spellStart"/>
+      <w:r>
+        <w:rPr>
+          <w:sz w:val="28"/>
+          <w:szCs w:val="28"/>
+        </w:rPr>
+        <w:t>jednostek</w:t>
+      </w:r>
+      <w:proofErr w:type="spellEnd"/>
+      <w:r>
+        <w:rPr>
+          <w:sz w:val="28"/>
+          <w:szCs w:val="28"/>
+        </w:rPr>
+        <w:t xml:space="preserve">). </w:t>
+      </w:r>
+      <w:proofErr w:type="spellStart"/>
+      <w:r>
+        <w:rPr>
+          <w:sz w:val="28"/>
+          <w:szCs w:val="28"/>
+        </w:rPr>
+        <w:t>Obsługiwane</w:t>
+      </w:r>
+      <w:proofErr w:type="spellEnd"/>
+      <w:r>
+        <w:rPr>
+          <w:sz w:val="28"/>
+          <w:szCs w:val="28"/>
+        </w:rPr>
+        <w:t xml:space="preserve">: </w:t>
+      </w:r>
+      <w:proofErr w:type="spellStart"/>
+      <w:r>
+        <w:rPr>
+          <w:sz w:val="28"/>
+          <w:szCs w:val="28"/>
+        </w:rPr>
+        <w:t>Zgłoszeniu</w:t>
+      </w:r>
+      <w:proofErr w:type="spellEnd"/>
+      <w:r>
+        <w:rPr>
+          <w:sz w:val="28"/>
+          <w:szCs w:val="28"/>
+        </w:rPr>
+        <w:t xml:space="preserve"> </w:t>
+      </w:r>
+      <w:proofErr w:type="spellStart"/>
+      <w:r>
+        <w:rPr>
+          <w:sz w:val="28"/>
+          <w:szCs w:val="28"/>
+        </w:rPr>
+        <w:t>przypisano</w:t>
+      </w:r>
+      <w:proofErr w:type="spellEnd"/>
+      <w:r>
+        <w:rPr>
+          <w:sz w:val="28"/>
+          <w:szCs w:val="28"/>
+        </w:rPr>
+        <w:t xml:space="preserve"> </w:t>
+      </w:r>
+      <w:proofErr w:type="spellStart"/>
+      <w:r>
+        <w:rPr>
+          <w:sz w:val="28"/>
+          <w:szCs w:val="28"/>
+        </w:rPr>
+        <w:t>już</w:t>
+      </w:r>
+      <w:proofErr w:type="spellEnd"/>
+      <w:r>
+        <w:rPr>
+          <w:sz w:val="28"/>
+          <w:szCs w:val="28"/>
+        </w:rPr>
+        <w:t xml:space="preserve"> </w:t>
+      </w:r>
+      <w:proofErr w:type="spellStart"/>
+      <w:r>
+        <w:rPr>
+          <w:sz w:val="28"/>
+          <w:szCs w:val="28"/>
+        </w:rPr>
+        <w:t>bohatera</w:t>
+      </w:r>
+      <w:proofErr w:type="spellEnd"/>
+      <w:r>
+        <w:rPr>
+          <w:sz w:val="28"/>
+          <w:szCs w:val="28"/>
+        </w:rPr>
+        <w:t xml:space="preserve"> </w:t>
+      </w:r>
+      <w:proofErr w:type="spellStart"/>
+      <w:r>
+        <w:rPr>
+          <w:sz w:val="28"/>
+          <w:szCs w:val="28"/>
+        </w:rPr>
+        <w:t>lub</w:t>
+      </w:r>
+      <w:proofErr w:type="spellEnd"/>
+      <w:r>
+        <w:rPr>
+          <w:sz w:val="28"/>
+          <w:szCs w:val="28"/>
+        </w:rPr>
+        <w:t xml:space="preserve"> </w:t>
+      </w:r>
+      <w:proofErr w:type="spellStart"/>
+      <w:r>
+        <w:rPr>
+          <w:sz w:val="28"/>
+          <w:szCs w:val="28"/>
+        </w:rPr>
+        <w:t>zespół</w:t>
+      </w:r>
+      <w:proofErr w:type="spellEnd"/>
+      <w:r>
+        <w:rPr>
+          <w:sz w:val="28"/>
+          <w:szCs w:val="28"/>
+        </w:rPr>
+        <w:t xml:space="preserve"> </w:t>
+      </w:r>
+      <w:proofErr w:type="spellStart"/>
+      <w:r>
+        <w:rPr>
+          <w:sz w:val="28"/>
+          <w:szCs w:val="28"/>
+        </w:rPr>
+        <w:t>operacyjny</w:t>
+      </w:r>
+      <w:proofErr w:type="spellEnd"/>
+      <w:r>
+        <w:rPr>
+          <w:sz w:val="28"/>
+          <w:szCs w:val="28"/>
+        </w:rPr>
+        <w:t xml:space="preserve">, </w:t>
+      </w:r>
+      <w:proofErr w:type="spellStart"/>
+      <w:r>
+        <w:rPr>
+          <w:sz w:val="28"/>
+          <w:szCs w:val="28"/>
+        </w:rPr>
+        <w:t>misja</w:t>
+      </w:r>
+      <w:proofErr w:type="spellEnd"/>
+      <w:r>
+        <w:rPr>
+          <w:sz w:val="28"/>
+          <w:szCs w:val="28"/>
+        </w:rPr>
+        <w:t xml:space="preserve"> jest w </w:t>
+      </w:r>
+      <w:proofErr w:type="spellStart"/>
+      <w:r>
+        <w:rPr>
+          <w:sz w:val="28"/>
+          <w:szCs w:val="28"/>
+        </w:rPr>
+        <w:t>toku</w:t>
+      </w:r>
+      <w:proofErr w:type="spellEnd"/>
+      <w:r>
+        <w:rPr>
+          <w:sz w:val="28"/>
+          <w:szCs w:val="28"/>
+        </w:rPr>
+        <w:t xml:space="preserve"> </w:t>
+      </w:r>
+      <w:proofErr w:type="spellStart"/>
+      <w:r>
+        <w:rPr>
+          <w:sz w:val="28"/>
+          <w:szCs w:val="28"/>
+        </w:rPr>
+        <w:t>i</w:t>
+      </w:r>
+      <w:proofErr w:type="spellEnd"/>
+      <w:r>
+        <w:rPr>
+          <w:sz w:val="28"/>
+          <w:szCs w:val="28"/>
+        </w:rPr>
+        <w:t xml:space="preserve"> </w:t>
+      </w:r>
+      <w:proofErr w:type="spellStart"/>
+      <w:r>
+        <w:rPr>
+          <w:sz w:val="28"/>
+          <w:szCs w:val="28"/>
+        </w:rPr>
+        <w:t>jednostki</w:t>
+      </w:r>
+      <w:proofErr w:type="spellEnd"/>
+      <w:r>
+        <w:rPr>
+          <w:sz w:val="28"/>
+          <w:szCs w:val="28"/>
+        </w:rPr>
+        <w:t xml:space="preserve"> </w:t>
+      </w:r>
+      <w:proofErr w:type="spellStart"/>
+      <w:r>
+        <w:rPr>
+          <w:sz w:val="28"/>
+          <w:szCs w:val="28"/>
+        </w:rPr>
+        <w:t>działają</w:t>
+      </w:r>
+      <w:proofErr w:type="spellEnd"/>
+      <w:r>
+        <w:rPr>
+          <w:sz w:val="28"/>
+          <w:szCs w:val="28"/>
+        </w:rPr>
+        <w:t xml:space="preserve"> w </w:t>
+      </w:r>
+      <w:proofErr w:type="spellStart"/>
+      <w:r>
+        <w:rPr>
+          <w:sz w:val="28"/>
+          <w:szCs w:val="28"/>
+        </w:rPr>
+        <w:t>terenie</w:t>
+      </w:r>
+      <w:proofErr w:type="spellEnd"/>
+      <w:r>
+        <w:rPr>
+          <w:sz w:val="28"/>
+          <w:szCs w:val="28"/>
+        </w:rPr>
+        <w:t xml:space="preserve">. </w:t>
+      </w:r>
+    </w:p>
+    <w:p>
+      <w:pPr>
+        <w:spacing w:after="0"/>
+        <w:rPr>
+          <w:sz w:val="28"/>
+          <w:szCs w:val="28"/>
+        </w:rPr>
+      </w:pPr>
+      <w:proofErr w:type="spellStart"/>
+      <w:r>
+        <w:rPr>
+          <w:sz w:val="28"/>
+          <w:szCs w:val="28"/>
+        </w:rPr>
+        <w:t>Anulowane</w:t>
+      </w:r>
+      <w:proofErr w:type="spellEnd"/>
+      <w:r>
+        <w:rPr>
+          <w:sz w:val="28"/>
+          <w:szCs w:val="28"/>
+        </w:rPr>
+        <w:t xml:space="preserve">: Stan </w:t>
+      </w:r>
+      <w:proofErr w:type="spellStart"/>
+      <w:r>
+        <w:rPr>
+          <w:sz w:val="28"/>
+          <w:szCs w:val="28"/>
+        </w:rPr>
+        <w:t>końcowy</w:t>
+      </w:r>
+      <w:proofErr w:type="spellEnd"/>
+      <w:r>
+        <w:rPr>
+          <w:sz w:val="28"/>
+          <w:szCs w:val="28"/>
+        </w:rPr>
+        <w:t xml:space="preserve"> </w:t>
+      </w:r>
+      <w:proofErr w:type="spellStart"/>
+      <w:r>
+        <w:rPr>
+          <w:sz w:val="28"/>
+          <w:szCs w:val="28"/>
+        </w:rPr>
+        <w:t>dla</w:t>
+      </w:r>
+      <w:proofErr w:type="spellEnd"/>
+      <w:r>
+        <w:rPr>
+          <w:sz w:val="28"/>
+          <w:szCs w:val="28"/>
+        </w:rPr>
+        <w:t xml:space="preserve"> </w:t>
+      </w:r>
+      <w:proofErr w:type="spellStart"/>
+      <w:r>
+        <w:rPr>
+          <w:sz w:val="28"/>
+          <w:szCs w:val="28"/>
+        </w:rPr>
+        <w:t>zgłoszenia</w:t>
+      </w:r>
+      <w:proofErr w:type="spellEnd"/>
+      <w:r>
+        <w:rPr>
+          <w:sz w:val="28"/>
+          <w:szCs w:val="28"/>
+        </w:rPr>
+        <w:t xml:space="preserve">, </w:t>
+      </w:r>
+      <w:proofErr w:type="spellStart"/>
+      <w:r>
+        <w:rPr>
+          <w:sz w:val="28"/>
+          <w:szCs w:val="28"/>
+        </w:rPr>
+        <w:t>które</w:t>
+      </w:r>
+      <w:proofErr w:type="spellEnd"/>
+      <w:r>
+        <w:rPr>
+          <w:sz w:val="28"/>
+          <w:szCs w:val="28"/>
+        </w:rPr>
+        <w:t xml:space="preserve"> </w:t>
+      </w:r>
+      <w:proofErr w:type="spellStart"/>
+      <w:r>
+        <w:rPr>
+          <w:sz w:val="28"/>
+          <w:szCs w:val="28"/>
+        </w:rPr>
+        <w:t>okazało</w:t>
+      </w:r>
+      <w:proofErr w:type="spellEnd"/>
+      <w:r>
+        <w:rPr>
+          <w:sz w:val="28"/>
+          <w:szCs w:val="28"/>
+        </w:rPr>
+        <w:t xml:space="preserve"> </w:t>
+      </w:r>
+      <w:proofErr w:type="spellStart"/>
+      <w:r>
+        <w:rPr>
+          <w:sz w:val="28"/>
+          <w:szCs w:val="28"/>
+        </w:rPr>
+        <w:t>się</w:t>
+      </w:r>
+      <w:proofErr w:type="spellEnd"/>
+      <w:r>
+        <w:rPr>
+          <w:sz w:val="28"/>
+          <w:szCs w:val="28"/>
+        </w:rPr>
+        <w:t xml:space="preserve"> </w:t>
+      </w:r>
+      <w:proofErr w:type="spellStart"/>
+      <w:r>
+        <w:rPr>
+          <w:sz w:val="28"/>
+          <w:szCs w:val="28"/>
+        </w:rPr>
+        <w:t>niepotrzebne</w:t>
+      </w:r>
+      <w:proofErr w:type="spellEnd"/>
+      <w:r>
+        <w:rPr>
+          <w:sz w:val="28"/>
+          <w:szCs w:val="28"/>
+        </w:rPr>
+        <w:t xml:space="preserve">. </w:t>
+      </w:r>
+    </w:p>
+    <w:p>
+      <w:pPr>
+        <w:spacing w:after="0"/>
+        <w:rPr>
+          <w:sz w:val="28"/>
+          <w:szCs w:val="28"/>
+        </w:rPr>
+      </w:pPr>
+      <w:proofErr w:type="spellStart"/>
+      <w:r>
+        <w:rPr>
+          <w:sz w:val="28"/>
+          <w:szCs w:val="28"/>
+        </w:rPr>
+        <w:t>Zamknięte</w:t>
+      </w:r>
+      <w:proofErr w:type="spellEnd"/>
+      <w:r>
+        <w:rPr>
+          <w:sz w:val="28"/>
+          <w:szCs w:val="28"/>
+        </w:rPr>
+        <w:t xml:space="preserve"> (</w:t>
+      </w:r>
+      <w:proofErr w:type="spellStart"/>
+      <w:r>
+        <w:rPr>
+          <w:sz w:val="28"/>
+          <w:szCs w:val="28"/>
+        </w:rPr>
+        <w:t>porażka</w:t>
+      </w:r>
+      <w:proofErr w:type="spellEnd"/>
+      <w:r>
+        <w:rPr>
+          <w:sz w:val="28"/>
+          <w:szCs w:val="28"/>
+        </w:rPr>
+        <w:t xml:space="preserve">): Stan </w:t>
+      </w:r>
+      <w:proofErr w:type="spellStart"/>
+      <w:r>
+        <w:rPr>
+          <w:sz w:val="28"/>
+          <w:szCs w:val="28"/>
+        </w:rPr>
+        <w:t>końcowy</w:t>
+      </w:r>
+      <w:proofErr w:type="spellEnd"/>
+      <w:r>
+        <w:rPr>
+          <w:sz w:val="28"/>
+          <w:szCs w:val="28"/>
+        </w:rPr>
+        <w:t xml:space="preserve"> </w:t>
+      </w:r>
+      <w:proofErr w:type="spellStart"/>
+      <w:r>
+        <w:rPr>
+          <w:sz w:val="28"/>
+          <w:szCs w:val="28"/>
+        </w:rPr>
+        <w:t>dla</w:t>
+      </w:r>
+      <w:proofErr w:type="spellEnd"/>
+      <w:r>
+        <w:rPr>
+          <w:sz w:val="28"/>
+          <w:szCs w:val="28"/>
+        </w:rPr>
+        <w:t xml:space="preserve"> </w:t>
+      </w:r>
+      <w:proofErr w:type="spellStart"/>
+      <w:r>
+        <w:rPr>
+          <w:sz w:val="28"/>
+          <w:szCs w:val="28"/>
+        </w:rPr>
+        <w:t>zgłoszenia</w:t>
+      </w:r>
+      <w:proofErr w:type="spellEnd"/>
+      <w:r>
+        <w:rPr>
+          <w:sz w:val="28"/>
+          <w:szCs w:val="28"/>
+        </w:rPr>
+        <w:t xml:space="preserve">, w </w:t>
+      </w:r>
+      <w:proofErr w:type="spellStart"/>
+      <w:r>
+        <w:rPr>
+          <w:sz w:val="28"/>
+          <w:szCs w:val="28"/>
+        </w:rPr>
+        <w:t>którym</w:t>
+      </w:r>
+      <w:proofErr w:type="spellEnd"/>
+      <w:r>
+        <w:rPr>
+          <w:sz w:val="28"/>
+          <w:szCs w:val="28"/>
+        </w:rPr>
+        <w:t xml:space="preserve"> </w:t>
+      </w:r>
+      <w:proofErr w:type="spellStart"/>
+      <w:r>
+        <w:rPr>
+          <w:sz w:val="28"/>
+          <w:szCs w:val="28"/>
+        </w:rPr>
+        <w:t>misja</w:t>
+      </w:r>
+      <w:proofErr w:type="spellEnd"/>
+      <w:r>
+        <w:rPr>
+          <w:sz w:val="28"/>
+          <w:szCs w:val="28"/>
+        </w:rPr>
+        <w:t xml:space="preserve"> </w:t>
+      </w:r>
+      <w:proofErr w:type="spellStart"/>
+      <w:r>
+        <w:rPr>
+          <w:sz w:val="28"/>
+          <w:szCs w:val="28"/>
+        </w:rPr>
+        <w:t>nie</w:t>
+      </w:r>
+      <w:proofErr w:type="spellEnd"/>
+      <w:r>
+        <w:rPr>
+          <w:sz w:val="28"/>
+          <w:szCs w:val="28"/>
+        </w:rPr>
+        <w:t xml:space="preserve"> </w:t>
+      </w:r>
+      <w:proofErr w:type="spellStart"/>
+      <w:r>
+        <w:rPr>
+          <w:sz w:val="28"/>
+          <w:szCs w:val="28"/>
+        </w:rPr>
+        <w:t>przyniosła</w:t>
+      </w:r>
+      <w:proofErr w:type="spellEnd"/>
+      <w:r>
+        <w:rPr>
+          <w:sz w:val="28"/>
+          <w:szCs w:val="28"/>
+        </w:rPr>
+        <w:t xml:space="preserve"> </w:t>
+      </w:r>
+      <w:proofErr w:type="spellStart"/>
+      <w:r>
+        <w:rPr>
+          <w:sz w:val="28"/>
+          <w:szCs w:val="28"/>
+        </w:rPr>
+        <w:t>oczekiwanego</w:t>
+      </w:r>
+      <w:proofErr w:type="spellEnd"/>
+      <w:r>
+        <w:rPr>
+          <w:sz w:val="28"/>
+          <w:szCs w:val="28"/>
+        </w:rPr>
+        <w:t xml:space="preserve"> </w:t>
+      </w:r>
+      <w:proofErr w:type="spellStart"/>
+      <w:r>
+        <w:rPr>
+          <w:sz w:val="28"/>
+          <w:szCs w:val="28"/>
+        </w:rPr>
+        <w:t>rezultatu</w:t>
+      </w:r>
+      <w:proofErr w:type="spellEnd"/>
+      <w:r>
+        <w:rPr>
+          <w:sz w:val="28"/>
+          <w:szCs w:val="28"/>
+        </w:rPr>
+        <w:t xml:space="preserve">. </w:t>
+      </w:r>
+    </w:p>
+    <w:p>
+      <w:pPr>
+        <w:spacing w:after="0"/>
+        <w:rPr>
+          <w:sz w:val="28"/>
+          <w:szCs w:val="28"/>
+        </w:rPr>
+      </w:pPr>
+      <w:proofErr w:type="spellStart"/>
+      <w:r>
+        <w:rPr>
+          <w:sz w:val="28"/>
+          <w:szCs w:val="28"/>
+        </w:rPr>
+        <w:t>Zamknięte</w:t>
+      </w:r>
+      <w:proofErr w:type="spellEnd"/>
+      <w:r>
+        <w:rPr>
+          <w:sz w:val="28"/>
+          <w:szCs w:val="28"/>
+        </w:rPr>
+        <w:t xml:space="preserve"> (</w:t>
+      </w:r>
+      <w:proofErr w:type="spellStart"/>
+      <w:r>
+        <w:rPr>
+          <w:sz w:val="28"/>
+          <w:szCs w:val="28"/>
+        </w:rPr>
+        <w:t>sukces</w:t>
+      </w:r>
+      <w:proofErr w:type="spellEnd"/>
+      <w:r>
+        <w:rPr>
+          <w:sz w:val="28"/>
+          <w:szCs w:val="28"/>
+        </w:rPr>
+        <w:t xml:space="preserve">): Stan </w:t>
+      </w:r>
+      <w:proofErr w:type="spellStart"/>
+      <w:r>
+        <w:rPr>
+          <w:sz w:val="28"/>
+          <w:szCs w:val="28"/>
+        </w:rPr>
+        <w:t>końcowy</w:t>
+      </w:r>
+      <w:proofErr w:type="spellEnd"/>
+      <w:r>
+        <w:rPr>
+          <w:sz w:val="28"/>
+          <w:szCs w:val="28"/>
+        </w:rPr>
+        <w:t xml:space="preserve"> </w:t>
+      </w:r>
+      <w:proofErr w:type="spellStart"/>
+      <w:r>
+        <w:rPr>
+          <w:sz w:val="28"/>
+          <w:szCs w:val="28"/>
+        </w:rPr>
+        <w:t>dla</w:t>
+      </w:r>
+      <w:proofErr w:type="spellEnd"/>
+      <w:r>
+        <w:rPr>
+          <w:sz w:val="28"/>
+          <w:szCs w:val="28"/>
+        </w:rPr>
+        <w:t xml:space="preserve"> </w:t>
+      </w:r>
+      <w:proofErr w:type="spellStart"/>
+      <w:r>
+        <w:rPr>
+          <w:sz w:val="28"/>
+          <w:szCs w:val="28"/>
+        </w:rPr>
+        <w:t>zgłoszenia</w:t>
+      </w:r>
+      <w:proofErr w:type="spellEnd"/>
+      <w:r>
+        <w:rPr>
+          <w:sz w:val="28"/>
+          <w:szCs w:val="28"/>
+        </w:rPr>
+        <w:t xml:space="preserve">, w </w:t>
+      </w:r>
+      <w:proofErr w:type="spellStart"/>
+      <w:r>
+        <w:rPr>
+          <w:sz w:val="28"/>
+          <w:szCs w:val="28"/>
+        </w:rPr>
+        <w:t>którym</w:t>
+      </w:r>
+      <w:proofErr w:type="spellEnd"/>
+      <w:r>
+        <w:rPr>
+          <w:sz w:val="28"/>
+          <w:szCs w:val="28"/>
+        </w:rPr>
+        <w:t xml:space="preserve"> </w:t>
+      </w:r>
+      <w:proofErr w:type="spellStart"/>
+      <w:r>
+        <w:rPr>
+          <w:sz w:val="28"/>
+          <w:szCs w:val="28"/>
+        </w:rPr>
+        <w:t>zagrożenie</w:t>
+      </w:r>
+      <w:proofErr w:type="spellEnd"/>
+      <w:r>
+        <w:rPr>
+          <w:sz w:val="28"/>
+          <w:szCs w:val="28"/>
+        </w:rPr>
+        <w:t xml:space="preserve"> </w:t>
+      </w:r>
+      <w:proofErr w:type="spellStart"/>
+      <w:r>
+        <w:rPr>
+          <w:sz w:val="28"/>
+          <w:szCs w:val="28"/>
+        </w:rPr>
+        <w:t>zostało</w:t>
+      </w:r>
+      <w:proofErr w:type="spellEnd"/>
+      <w:r>
+        <w:rPr>
+          <w:sz w:val="28"/>
+          <w:szCs w:val="28"/>
+        </w:rPr>
+        <w:t xml:space="preserve"> </w:t>
+      </w:r>
+      <w:proofErr w:type="spellStart"/>
+      <w:r>
+        <w:rPr>
+          <w:sz w:val="28"/>
+          <w:szCs w:val="28"/>
+        </w:rPr>
+        <w:t>pomyślnie</w:t>
+      </w:r>
+      <w:proofErr w:type="spellEnd"/>
+      <w:r>
+        <w:rPr>
+          <w:sz w:val="28"/>
+          <w:szCs w:val="28"/>
+        </w:rPr>
+        <w:t xml:space="preserve"> </w:t>
+      </w:r>
+      <w:proofErr w:type="spellStart"/>
+      <w:r>
+        <w:rPr>
+          <w:sz w:val="28"/>
+          <w:szCs w:val="28"/>
+        </w:rPr>
+        <w:t>wyeliminowane</w:t>
+      </w:r>
+      <w:proofErr w:type="spellEnd"/>
+      <w:r>
+        <w:rPr>
+          <w:sz w:val="28"/>
+          <w:szCs w:val="28"/>
+        </w:rPr>
+        <w:t xml:space="preserve">. </w:t>
+      </w:r>
+    </w:p>
+    <w:p>
+      <w:pPr>
+        <w:spacing w:after="0"/>
+        <w:rPr>
+          <w:sz w:val="28"/>
+          <w:szCs w:val="28"/>
+          <w:lang w:val="pl-PL"/>
+        </w:rPr>
+      </w:pPr>
+      <w:r>
+        <w:rPr>
+          <w:sz w:val="28"/>
+          <w:szCs w:val="28"/>
+        </w:rPr>
+        <w:t xml:space="preserve">Stan </w:t>
+      </w:r>
+      <w:proofErr w:type="spellStart"/>
+      <w:r>
+        <w:rPr>
+          <w:sz w:val="28"/>
+          <w:szCs w:val="28"/>
+        </w:rPr>
+        <w:t>końcowy</w:t>
+      </w:r>
+      <w:proofErr w:type="spellEnd"/>
+      <w:r>
+        <w:rPr>
+          <w:sz w:val="28"/>
+          <w:szCs w:val="28"/>
+        </w:rPr>
+        <w:t xml:space="preserve">: </w:t>
+      </w:r>
+      <w:proofErr w:type="spellStart"/>
+      <w:r>
+        <w:rPr>
+          <w:sz w:val="28"/>
+          <w:szCs w:val="28"/>
+        </w:rPr>
+        <w:t>Oznacza</w:t>
+      </w:r>
+      <w:proofErr w:type="spellEnd"/>
+      <w:r>
+        <w:rPr>
+          <w:sz w:val="28"/>
+          <w:szCs w:val="28"/>
+        </w:rPr>
+        <w:t xml:space="preserve"> </w:t>
+      </w:r>
+      <w:proofErr w:type="spellStart"/>
+      <w:r>
+        <w:rPr>
+          <w:sz w:val="28"/>
+          <w:szCs w:val="28"/>
+        </w:rPr>
+        <w:t>całkowite</w:t>
+      </w:r>
+      <w:proofErr w:type="spellEnd"/>
+      <w:r>
+        <w:rPr>
+          <w:sz w:val="28"/>
+          <w:szCs w:val="28"/>
+        </w:rPr>
+        <w:t xml:space="preserve"> </w:t>
+      </w:r>
+      <w:proofErr w:type="spellStart"/>
+      <w:r>
+        <w:rPr>
+          <w:sz w:val="28"/>
+          <w:szCs w:val="28"/>
+        </w:rPr>
+        <w:t>zakończenie</w:t>
+      </w:r>
+      <w:proofErr w:type="spellEnd"/>
+      <w:r>
+        <w:rPr>
+          <w:sz w:val="28"/>
+          <w:szCs w:val="28"/>
+        </w:rPr>
+        <w:t xml:space="preserve"> </w:t>
+      </w:r>
+      <w:proofErr w:type="spellStart"/>
+      <w:r>
+        <w:rPr>
+          <w:sz w:val="28"/>
+          <w:szCs w:val="28"/>
+        </w:rPr>
+        <w:t>cyklu</w:t>
+      </w:r>
+      <w:proofErr w:type="spellEnd"/>
+      <w:r>
+        <w:rPr>
+          <w:sz w:val="28"/>
+          <w:szCs w:val="28"/>
+        </w:rPr>
+        <w:t xml:space="preserve"> </w:t>
+      </w:r>
+      <w:proofErr w:type="spellStart"/>
+      <w:r>
+        <w:rPr>
+          <w:sz w:val="28"/>
+          <w:szCs w:val="28"/>
+        </w:rPr>
+        <w:t>zgłoszenia</w:t>
+      </w:r>
+      <w:proofErr w:type="spellEnd"/>
+      <w:r>
+        <w:rPr>
+          <w:sz w:val="28"/>
+          <w:szCs w:val="28"/>
+        </w:rPr>
+        <w:t>.</w:t>
+      </w:r>
+    </w:p>
+    <w:p>
+      <w:pPr>
+        <w:spacing w:after="0"/>
+        <w:rPr>
+          <w:b/>
+          <w:bCs/>
+          <w:sz w:val="28"/>
+          <w:szCs w:val="28"/>
+          <w:lang w:val="pl-PL"/>
+        </w:rPr>
+      </w:pPr>
+    </w:p>
+    <w:p>
+      <w:pPr>
+        <w:spacing w:after="0"/>
+        <w:rPr>
+          <w:b/>
+          <w:bCs/>
+          <w:sz w:val="28"/>
+          <w:szCs w:val="28"/>
+          <w:lang w:val="pl-PL"/>
+        </w:rPr>
+      </w:pPr>
+    </w:p>
+    <w:p>
+      <w:pPr>
+        <w:spacing w:after="0"/>
+        <w:rPr>
+          <w:b/>
+          <w:bCs/>
+          <w:sz w:val="28"/>
+          <w:szCs w:val="28"/>
+          <w:lang w:val="pl-PL"/>
+        </w:rPr>
+      </w:pPr>
+    </w:p>
+    <w:p>
+      <w:pPr>
+        <w:spacing w:after="0"/>
         <w:rPr>
           <w:b/>
           <w:bCs/>
@@ -7176,6 +11163,7 @@
           <w:szCs w:val="28"/>
           <w:lang w:val="pl-PL"/>
         </w:rPr>
+        <w:lastRenderedPageBreak/>
         <w:t>Panel Centralny (Mapa): Interaktywna mapa satelitarna na żywo. Wyświetla ikony zagrożeń w kolorach zależnych od Stopnia 1-5 (1-zielony, 2-zółty, 3-pomarańczowy, 4-fioletowy, 5-czerwony) oraz aktualne pozycje bohaterów.</w:t>
       </w:r>
     </w:p>
@@ -7650,6 +11638,7 @@
           <w:szCs w:val="28"/>
           <w:lang w:val="pl-PL"/>
         </w:rPr>
+        <w:lastRenderedPageBreak/>
         <w:t>Kliknięcie w ikonę Bohatera (na liście lub na mapie):</w:t>
       </w:r>
     </w:p>
@@ -7864,7 +11853,6 @@
           <w:szCs w:val="28"/>
           <w:lang w:val="pl-PL"/>
         </w:rPr>
-        <w:lastRenderedPageBreak/>
         <w:t>Zawiera pola: rodzaj zagrożenia, stopień (1-5), dokładna lokalizacja, krótki opis sytuacji. przycisk "Zatwierdź i analizuj", który uruchamia algorytmy dopasowujące bohaterów.</w:t>
       </w:r>
     </w:p>
@@ -8097,6 +12085,7 @@
           <w:szCs w:val="28"/>
           <w:lang w:val="pl-PL"/>
         </w:rPr>
+        <w:lastRenderedPageBreak/>
         <w:t>7. Propozycja technologii informatycznych, które mogą zostać wykorzystane do realizacji systemu (sprzęt, oprogramowanie)</w:t>
       </w:r>
       <w:r>
@@ -8218,16 +12207,6 @@
           <w:lang w:val="pl-PL"/>
         </w:rPr>
         <w:br/>
-      </w:r>
-      <w:r>
-        <w:rPr>
-          <w:b/>
-          <w:bCs/>
-          <w:sz w:val="28"/>
-          <w:szCs w:val="28"/>
-          <w:lang w:val="pl-PL"/>
-        </w:rPr>
-        <w:lastRenderedPageBreak/>
         <w:t>        - stopień szkodliwości w przypadku wystąpienia (np.: duży, średni, mały)</w:t>
       </w:r>
       <w:r>
@@ -10318,12 +14297,14 @@
   </w:compat>
   <w:rsids>
     <w:rsidRoot w:val="00965C0C"/>
+    <w:rsid w:val="0001234E"/>
     <w:rsid w:val="00035FB1"/>
     <w:rsid w:val="00145668"/>
     <w:rsid w:val="00310C35"/>
     <w:rsid w:val="005405E1"/>
     <w:rsid w:val="005F19A2"/>
     <w:rsid w:val="00643F5E"/>
+    <w:rsid w:val="00644635"/>
     <w:rsid w:val="007E2CEE"/>
     <w:rsid w:val="0085214B"/>
     <w:rsid w:val="00965C0C"/>

--- a/TK/Sprawozdanie.docx
+++ b/TK/Sprawozdanie.docx
@@ -3540,6 +3540,167 @@
       </w:pPr>
       <w:r>
         <w:rPr>
+          <w:rFonts w:cstheme="minorHAnsi"/>
+          <w:b/>
+          <w:bCs/>
+          <w:noProof/>
+          <w:sz w:val="28"/>
+          <w:lang w:val="pl-PL"/>
+        </w:rPr>
+        <w:drawing>
+          <wp:inline distT="0" distB="0" distL="0" distR="0" wp14:anchorId="7E543151" wp14:editId="5E80B9A5">
+            <wp:extent cx="6119495" cy="6084570"/>
+            <wp:effectExtent l="0" t="0" r="0" b="0"/>
+            <wp:docPr id="37869946" name="Obraz 1"/>
+            <wp:cNvGraphicFramePr>
+              <a:graphicFrameLocks xmlns:a="http://schemas.openxmlformats.org/drawingml/2006/main" noChangeAspect="1"/>
+            </wp:cNvGraphicFramePr>
+            <a:graphic xmlns:a="http://schemas.openxmlformats.org/drawingml/2006/main">
+              <a:graphicData uri="http://schemas.openxmlformats.org/drawingml/2006/picture">
+                <pic:pic xmlns:pic="http://schemas.openxmlformats.org/drawingml/2006/picture">
+                  <pic:nvPicPr>
+                    <pic:cNvPr id="37869946" name=""/>
+                    <pic:cNvPicPr/>
+                  </pic:nvPicPr>
+                  <pic:blipFill>
+                    <a:blip r:embed="rId9"/>
+                    <a:stretch>
+                      <a:fillRect/>
+                    </a:stretch>
+                  </pic:blipFill>
+                  <pic:spPr>
+                    <a:xfrm>
+                      <a:off x="0" y="0"/>
+                      <a:ext cx="6119495" cy="6084570"/>
+                    </a:xfrm>
+                    <a:prstGeom prst="rect">
+                      <a:avLst/>
+                    </a:prstGeom>
+                  </pic:spPr>
+                </pic:pic>
+              </a:graphicData>
+            </a:graphic>
+          </wp:inline>
+        </w:drawing>
+      </w:r>
+    </w:p>
+    <w:p>
+      <w:pPr>
+        <w:spacing w:after="0"/>
+        <w:rPr>
+          <w:b/>
+          <w:bCs/>
+          <w:sz w:val="28"/>
+          <w:szCs w:val="28"/>
+          <w:lang w:val="pl-PL"/>
+        </w:rPr>
+      </w:pPr>
+      <w:r>
+        <w:rPr>
+          <w:rFonts w:cstheme="minorHAnsi"/>
+          <w:b/>
+          <w:bCs/>
+          <w:noProof/>
+          <w:sz w:val="28"/>
+          <w:lang w:val="pl-PL"/>
+        </w:rPr>
+        <w:lastRenderedPageBreak/>
+        <w:drawing>
+          <wp:inline distT="0" distB="0" distL="0" distR="0" wp14:anchorId="304D7B8A" wp14:editId="60ED5C93">
+            <wp:extent cx="6119495" cy="4083050"/>
+            <wp:effectExtent l="0" t="0" r="0" b="0"/>
+            <wp:docPr id="569614921" name="Obraz 1"/>
+            <wp:cNvGraphicFramePr>
+              <a:graphicFrameLocks xmlns:a="http://schemas.openxmlformats.org/drawingml/2006/main" noChangeAspect="1"/>
+            </wp:cNvGraphicFramePr>
+            <a:graphic xmlns:a="http://schemas.openxmlformats.org/drawingml/2006/main">
+              <a:graphicData uri="http://schemas.openxmlformats.org/drawingml/2006/picture">
+                <pic:pic xmlns:pic="http://schemas.openxmlformats.org/drawingml/2006/picture">
+                  <pic:nvPicPr>
+                    <pic:cNvPr id="569614921" name=""/>
+                    <pic:cNvPicPr/>
+                  </pic:nvPicPr>
+                  <pic:blipFill>
+                    <a:blip r:embed="rId10"/>
+                    <a:stretch>
+                      <a:fillRect/>
+                    </a:stretch>
+                  </pic:blipFill>
+                  <pic:spPr>
+                    <a:xfrm>
+                      <a:off x="0" y="0"/>
+                      <a:ext cx="6119495" cy="4083050"/>
+                    </a:xfrm>
+                    <a:prstGeom prst="rect">
+                      <a:avLst/>
+                    </a:prstGeom>
+                  </pic:spPr>
+                </pic:pic>
+              </a:graphicData>
+            </a:graphic>
+          </wp:inline>
+        </w:drawing>
+      </w:r>
+      <w:r>
+        <w:rPr>
+          <w:rFonts w:cstheme="minorHAnsi"/>
+          <w:b/>
+          <w:bCs/>
+          <w:noProof/>
+          <w:sz w:val="28"/>
+          <w:lang w:val="pl-PL"/>
+        </w:rPr>
+        <w:lastRenderedPageBreak/>
+        <w:drawing>
+          <wp:inline distT="0" distB="0" distL="0" distR="0" wp14:anchorId="1B643546" wp14:editId="6E5C7952">
+            <wp:extent cx="6111240" cy="5211390"/>
+            <wp:effectExtent l="0" t="0" r="3810" b="8890"/>
+            <wp:docPr id="206747086" name="Obraz 1"/>
+            <wp:cNvGraphicFramePr>
+              <a:graphicFrameLocks xmlns:a="http://schemas.openxmlformats.org/drawingml/2006/main" noChangeAspect="1"/>
+            </wp:cNvGraphicFramePr>
+            <a:graphic xmlns:a="http://schemas.openxmlformats.org/drawingml/2006/main">
+              <a:graphicData uri="http://schemas.openxmlformats.org/drawingml/2006/picture">
+                <pic:pic xmlns:pic="http://schemas.openxmlformats.org/drawingml/2006/picture">
+                  <pic:nvPicPr>
+                    <pic:cNvPr id="206747086" name=""/>
+                    <pic:cNvPicPr/>
+                  </pic:nvPicPr>
+                  <pic:blipFill>
+                    <a:blip r:embed="rId11"/>
+                    <a:stretch>
+                      <a:fillRect/>
+                    </a:stretch>
+                  </pic:blipFill>
+                  <pic:spPr>
+                    <a:xfrm>
+                      <a:off x="0" y="0"/>
+                      <a:ext cx="6124427" cy="5222635"/>
+                    </a:xfrm>
+                    <a:prstGeom prst="rect">
+                      <a:avLst/>
+                    </a:prstGeom>
+                  </pic:spPr>
+                </pic:pic>
+              </a:graphicData>
+            </a:graphic>
+          </wp:inline>
+        </w:drawing>
+      </w:r>
+    </w:p>
+    <w:p>
+      <w:pPr>
+        <w:spacing w:after="0"/>
+        <w:rPr>
+          <w:b/>
+          <w:bCs/>
+          <w:sz w:val="28"/>
+          <w:szCs w:val="28"/>
+          <w:lang w:val="pl-PL"/>
+        </w:rPr>
+      </w:pPr>
+      <w:r>
+        <w:rPr>
           <w:b/>
           <w:bCs/>
           <w:sz w:val="28"/>
@@ -3547,6 +3708,1519 @@
           <w:lang w:val="pl-PL"/>
         </w:rPr>
         <w:t>4.3. Diagramy interakcji z opisem tekstowym komunikatów</w:t>
+      </w:r>
+    </w:p>
+    <w:p>
+      <w:pPr>
+        <w:spacing w:after="0"/>
+        <w:rPr>
+          <w:b/>
+          <w:bCs/>
+          <w:sz w:val="28"/>
+          <w:szCs w:val="28"/>
+          <w:lang w:val="pl-PL"/>
+        </w:rPr>
+      </w:pPr>
+      <w:r>
+        <w:rPr>
+          <w:rFonts w:cstheme="minorHAnsi"/>
+          <w:b/>
+          <w:bCs/>
+          <w:noProof/>
+          <w:sz w:val="28"/>
+          <w:lang w:val="pl-PL"/>
+        </w:rPr>
+        <w:lastRenderedPageBreak/>
+        <w:drawing>
+          <wp:inline distT="0" distB="0" distL="0" distR="0" wp14:anchorId="6B256880" wp14:editId="396057D4">
+            <wp:extent cx="6119495" cy="4436110"/>
+            <wp:effectExtent l="0" t="0" r="0" b="2540"/>
+            <wp:docPr id="1424520950" name="Obraz 1"/>
+            <wp:cNvGraphicFramePr>
+              <a:graphicFrameLocks xmlns:a="http://schemas.openxmlformats.org/drawingml/2006/main" noChangeAspect="1"/>
+            </wp:cNvGraphicFramePr>
+            <a:graphic xmlns:a="http://schemas.openxmlformats.org/drawingml/2006/main">
+              <a:graphicData uri="http://schemas.openxmlformats.org/drawingml/2006/picture">
+                <pic:pic xmlns:pic="http://schemas.openxmlformats.org/drawingml/2006/picture">
+                  <pic:nvPicPr>
+                    <pic:cNvPr id="1424520950" name=""/>
+                    <pic:cNvPicPr/>
+                  </pic:nvPicPr>
+                  <pic:blipFill>
+                    <a:blip r:embed="rId12"/>
+                    <a:stretch>
+                      <a:fillRect/>
+                    </a:stretch>
+                  </pic:blipFill>
+                  <pic:spPr>
+                    <a:xfrm>
+                      <a:off x="0" y="0"/>
+                      <a:ext cx="6119495" cy="4436110"/>
+                    </a:xfrm>
+                    <a:prstGeom prst="rect">
+                      <a:avLst/>
+                    </a:prstGeom>
+                  </pic:spPr>
+                </pic:pic>
+              </a:graphicData>
+            </a:graphic>
+          </wp:inline>
+        </w:drawing>
+      </w:r>
+    </w:p>
+    <w:p>
+      <w:pPr>
+        <w:pStyle w:val="Standard"/>
+        <w:rPr>
+          <w:rFonts w:asciiTheme="minorHAnsi" w:hAnsiTheme="minorHAnsi" w:cstheme="minorHAnsi"/>
+          <w:sz w:val="28"/>
+          <w:lang w:val="pl-PL"/>
+        </w:rPr>
+      </w:pPr>
+      <w:r>
+        <w:rPr>
+          <w:rFonts w:asciiTheme="minorHAnsi" w:hAnsiTheme="minorHAnsi" w:cstheme="minorHAnsi"/>
+          <w:sz w:val="28"/>
+          <w:lang w:val="pl-PL"/>
+        </w:rPr>
+        <w:t>&lt;&lt;</w:t>
+      </w:r>
+      <w:proofErr w:type="spellStart"/>
+      <w:r>
+        <w:rPr>
+          <w:rFonts w:asciiTheme="minorHAnsi" w:hAnsiTheme="minorHAnsi" w:cstheme="minorHAnsi"/>
+          <w:sz w:val="28"/>
+          <w:lang w:val="pl-PL"/>
+        </w:rPr>
+        <w:t>create</w:t>
+      </w:r>
+      <w:proofErr w:type="spellEnd"/>
+      <w:r>
+        <w:rPr>
+          <w:rFonts w:asciiTheme="minorHAnsi" w:hAnsiTheme="minorHAnsi" w:cstheme="minorHAnsi"/>
+          <w:sz w:val="28"/>
+          <w:lang w:val="pl-PL"/>
+        </w:rPr>
+        <w:t xml:space="preserve">&gt;&gt; </w:t>
+      </w:r>
+      <w:r>
+        <w:rPr>
+          <w:rFonts w:asciiTheme="minorHAnsi" w:hAnsiTheme="minorHAnsi" w:cstheme="minorHAnsi"/>
+          <w:sz w:val="28"/>
+          <w:lang w:val="pl-PL"/>
+        </w:rPr>
+        <w:t>-</w:t>
+      </w:r>
+      <w:r>
+        <w:rPr>
+          <w:rFonts w:asciiTheme="minorHAnsi" w:hAnsiTheme="minorHAnsi" w:cstheme="minorHAnsi"/>
+          <w:sz w:val="28"/>
+          <w:lang w:val="pl-PL"/>
+        </w:rPr>
+        <w:t xml:space="preserve"> Aktor Bohater wywołuje akcję utworzenia nowego </w:t>
+      </w:r>
+      <w:r>
+        <w:rPr>
+          <w:rFonts w:asciiTheme="minorHAnsi" w:hAnsiTheme="minorHAnsi" w:cstheme="minorHAnsi"/>
+          <w:sz w:val="28"/>
+          <w:lang w:val="pl-PL"/>
+        </w:rPr>
+        <w:t>r</w:t>
+      </w:r>
+      <w:r>
+        <w:rPr>
+          <w:rFonts w:asciiTheme="minorHAnsi" w:hAnsiTheme="minorHAnsi" w:cstheme="minorHAnsi"/>
+          <w:sz w:val="28"/>
+          <w:lang w:val="pl-PL"/>
+        </w:rPr>
+        <w:t>aport</w:t>
+      </w:r>
+      <w:r>
+        <w:rPr>
+          <w:rFonts w:asciiTheme="minorHAnsi" w:hAnsiTheme="minorHAnsi" w:cstheme="minorHAnsi"/>
+          <w:sz w:val="28"/>
+          <w:lang w:val="pl-PL"/>
+        </w:rPr>
+        <w:t>u</w:t>
+      </w:r>
+      <w:r>
+        <w:rPr>
+          <w:rFonts w:asciiTheme="minorHAnsi" w:hAnsiTheme="minorHAnsi" w:cstheme="minorHAnsi"/>
+          <w:sz w:val="28"/>
+          <w:lang w:val="pl-PL"/>
+        </w:rPr>
+        <w:t xml:space="preserve">. </w:t>
+      </w:r>
+    </w:p>
+    <w:p>
+      <w:pPr>
+        <w:pStyle w:val="Standard"/>
+        <w:rPr>
+          <w:rFonts w:asciiTheme="minorHAnsi" w:hAnsiTheme="minorHAnsi" w:cstheme="minorHAnsi"/>
+          <w:sz w:val="28"/>
+          <w:lang w:val="pl-PL"/>
+        </w:rPr>
+      </w:pPr>
+      <w:r>
+        <w:rPr>
+          <w:rFonts w:asciiTheme="minorHAnsi" w:hAnsiTheme="minorHAnsi" w:cstheme="minorHAnsi"/>
+          <w:sz w:val="28"/>
+          <w:lang w:val="pl-PL"/>
+        </w:rPr>
+        <w:t xml:space="preserve">Prześlij() </w:t>
+      </w:r>
+      <w:r>
+        <w:rPr>
+          <w:rFonts w:asciiTheme="minorHAnsi" w:hAnsiTheme="minorHAnsi" w:cstheme="minorHAnsi"/>
+          <w:sz w:val="28"/>
+          <w:lang w:val="pl-PL"/>
+        </w:rPr>
+        <w:t>-</w:t>
+      </w:r>
+      <w:r>
+        <w:rPr>
+          <w:rFonts w:asciiTheme="minorHAnsi" w:hAnsiTheme="minorHAnsi" w:cstheme="minorHAnsi"/>
+          <w:sz w:val="28"/>
+          <w:lang w:val="pl-PL"/>
+        </w:rPr>
+        <w:t xml:space="preserve"> Obiekt :Raport wywołuje komunikat przesłania danych do</w:t>
+      </w:r>
+      <w:r>
+        <w:rPr>
+          <w:rFonts w:asciiTheme="minorHAnsi" w:hAnsiTheme="minorHAnsi" w:cstheme="minorHAnsi"/>
+          <w:sz w:val="28"/>
+          <w:lang w:val="pl-PL"/>
+        </w:rPr>
+        <w:t xml:space="preserve"> operatora</w:t>
+      </w:r>
+      <w:r>
+        <w:rPr>
+          <w:rFonts w:asciiTheme="minorHAnsi" w:hAnsiTheme="minorHAnsi" w:cstheme="minorHAnsi"/>
+          <w:sz w:val="28"/>
+          <w:lang w:val="pl-PL"/>
+        </w:rPr>
+        <w:t xml:space="preserve">. </w:t>
+      </w:r>
+    </w:p>
+    <w:p>
+      <w:pPr>
+        <w:pStyle w:val="Standard"/>
+        <w:rPr>
+          <w:rFonts w:asciiTheme="minorHAnsi" w:hAnsiTheme="minorHAnsi" w:cstheme="minorHAnsi"/>
+          <w:sz w:val="28"/>
+          <w:lang w:val="pl-PL"/>
+        </w:rPr>
+      </w:pPr>
+      <w:proofErr w:type="spellStart"/>
+      <w:r>
+        <w:rPr>
+          <w:rFonts w:asciiTheme="minorHAnsi" w:hAnsiTheme="minorHAnsi" w:cstheme="minorHAnsi"/>
+          <w:sz w:val="28"/>
+          <w:lang w:val="pl-PL"/>
+        </w:rPr>
+        <w:t>koniecMisji</w:t>
+      </w:r>
+      <w:proofErr w:type="spellEnd"/>
+      <w:r>
+        <w:rPr>
+          <w:rFonts w:asciiTheme="minorHAnsi" w:hAnsiTheme="minorHAnsi" w:cstheme="minorHAnsi"/>
+          <w:sz w:val="28"/>
+          <w:lang w:val="pl-PL"/>
+        </w:rPr>
+        <w:t xml:space="preserve">() </w:t>
+      </w:r>
+      <w:r>
+        <w:rPr>
+          <w:rFonts w:asciiTheme="minorHAnsi" w:hAnsiTheme="minorHAnsi" w:cstheme="minorHAnsi"/>
+          <w:sz w:val="28"/>
+          <w:lang w:val="pl-PL"/>
+        </w:rPr>
+        <w:t>-</w:t>
+      </w:r>
+      <w:r>
+        <w:rPr>
+          <w:rFonts w:asciiTheme="minorHAnsi" w:hAnsiTheme="minorHAnsi" w:cstheme="minorHAnsi"/>
+          <w:sz w:val="28"/>
+          <w:lang w:val="pl-PL"/>
+        </w:rPr>
+        <w:t xml:space="preserve"> </w:t>
+      </w:r>
+      <w:r>
+        <w:rPr>
+          <w:rFonts w:asciiTheme="minorHAnsi" w:hAnsiTheme="minorHAnsi" w:cstheme="minorHAnsi"/>
+          <w:sz w:val="28"/>
+          <w:lang w:val="pl-PL"/>
+        </w:rPr>
+        <w:t>Operator</w:t>
+      </w:r>
+      <w:r>
+        <w:rPr>
+          <w:rFonts w:asciiTheme="minorHAnsi" w:hAnsiTheme="minorHAnsi" w:cstheme="minorHAnsi"/>
+          <w:sz w:val="28"/>
+          <w:lang w:val="pl-PL"/>
+        </w:rPr>
+        <w:t xml:space="preserve"> </w:t>
+      </w:r>
+      <w:r>
+        <w:rPr>
+          <w:rFonts w:asciiTheme="minorHAnsi" w:hAnsiTheme="minorHAnsi" w:cstheme="minorHAnsi"/>
+          <w:sz w:val="28"/>
+          <w:lang w:val="pl-PL"/>
+        </w:rPr>
+        <w:t>kończy misję.</w:t>
+      </w:r>
+    </w:p>
+    <w:p>
+      <w:pPr>
+        <w:pStyle w:val="Standard"/>
+        <w:rPr>
+          <w:rFonts w:asciiTheme="minorHAnsi" w:hAnsiTheme="minorHAnsi" w:cstheme="minorHAnsi"/>
+          <w:sz w:val="28"/>
+          <w:lang w:val="pl-PL"/>
+        </w:rPr>
+      </w:pPr>
+      <w:r>
+        <w:rPr>
+          <w:rFonts w:asciiTheme="minorHAnsi" w:hAnsiTheme="minorHAnsi" w:cstheme="minorHAnsi"/>
+          <w:sz w:val="28"/>
+          <w:lang w:val="pl-PL"/>
+        </w:rPr>
+        <w:t xml:space="preserve">&lt;&lt;return&gt;&gt; Status "Gotowy/a" </w:t>
+      </w:r>
+      <w:r>
+        <w:rPr>
+          <w:rFonts w:asciiTheme="minorHAnsi" w:hAnsiTheme="minorHAnsi" w:cstheme="minorHAnsi"/>
+          <w:sz w:val="28"/>
+          <w:lang w:val="pl-PL"/>
+        </w:rPr>
+        <w:t>-</w:t>
+      </w:r>
+      <w:r>
+        <w:rPr>
+          <w:rFonts w:asciiTheme="minorHAnsi" w:hAnsiTheme="minorHAnsi" w:cstheme="minorHAnsi"/>
+          <w:sz w:val="28"/>
+          <w:lang w:val="pl-PL"/>
+        </w:rPr>
+        <w:t xml:space="preserve"> Obiekt :Misja zwraca komunikat zwrotny do aktora Bohater z informacją o zaktualizowanym statusie dostępności. </w:t>
+      </w:r>
+    </w:p>
+    <w:p>
+      <w:pPr>
+        <w:pStyle w:val="Standard"/>
+        <w:rPr>
+          <w:rFonts w:asciiTheme="minorHAnsi" w:hAnsiTheme="minorHAnsi" w:cstheme="minorHAnsi"/>
+          <w:sz w:val="28"/>
+          <w:lang w:val="pl-PL"/>
+        </w:rPr>
+      </w:pPr>
+      <w:r>
+        <w:rPr>
+          <w:rFonts w:asciiTheme="minorHAnsi" w:hAnsiTheme="minorHAnsi" w:cstheme="minorHAnsi"/>
+          <w:sz w:val="28"/>
+          <w:lang w:val="pl-PL"/>
+        </w:rPr>
+        <w:t xml:space="preserve">&lt;&lt;return&gt;&gt; misja zakończona </w:t>
+      </w:r>
+      <w:r>
+        <w:rPr>
+          <w:rFonts w:asciiTheme="minorHAnsi" w:hAnsiTheme="minorHAnsi" w:cstheme="minorHAnsi"/>
+          <w:sz w:val="28"/>
+          <w:lang w:val="pl-PL"/>
+        </w:rPr>
+        <w:t>-</w:t>
+      </w:r>
+      <w:r>
+        <w:rPr>
+          <w:rFonts w:asciiTheme="minorHAnsi" w:hAnsiTheme="minorHAnsi" w:cstheme="minorHAnsi"/>
+          <w:sz w:val="28"/>
+          <w:lang w:val="pl-PL"/>
+        </w:rPr>
+        <w:t xml:space="preserve"> Obiekt :Misja przesyła komunikat powrotny do obiektu :Operator, potwierdzający pomyślne zamknięcie misji. </w:t>
+      </w:r>
+    </w:p>
+    <w:p>
+      <w:pPr>
+        <w:pStyle w:val="Standard"/>
+        <w:rPr>
+          <w:rFonts w:asciiTheme="minorHAnsi" w:hAnsiTheme="minorHAnsi" w:cstheme="minorHAnsi"/>
+          <w:sz w:val="28"/>
+          <w:lang w:val="pl-PL"/>
+        </w:rPr>
+      </w:pPr>
+      <w:proofErr w:type="spellStart"/>
+      <w:r>
+        <w:rPr>
+          <w:rFonts w:asciiTheme="minorHAnsi" w:hAnsiTheme="minorHAnsi" w:cstheme="minorHAnsi"/>
+          <w:sz w:val="28"/>
+          <w:lang w:val="pl-PL"/>
+        </w:rPr>
+        <w:t>zamknijZgloszenie</w:t>
+      </w:r>
+      <w:proofErr w:type="spellEnd"/>
+      <w:r>
+        <w:rPr>
+          <w:rFonts w:asciiTheme="minorHAnsi" w:hAnsiTheme="minorHAnsi" w:cstheme="minorHAnsi"/>
+          <w:sz w:val="28"/>
+          <w:lang w:val="pl-PL"/>
+        </w:rPr>
+        <w:t xml:space="preserve">() </w:t>
+      </w:r>
+      <w:r>
+        <w:rPr>
+          <w:rFonts w:asciiTheme="minorHAnsi" w:hAnsiTheme="minorHAnsi" w:cstheme="minorHAnsi"/>
+          <w:sz w:val="28"/>
+          <w:lang w:val="pl-PL"/>
+        </w:rPr>
+        <w:t>–</w:t>
+      </w:r>
+      <w:r>
+        <w:rPr>
+          <w:rFonts w:asciiTheme="minorHAnsi" w:hAnsiTheme="minorHAnsi" w:cstheme="minorHAnsi"/>
+          <w:sz w:val="28"/>
+          <w:lang w:val="pl-PL"/>
+        </w:rPr>
+        <w:t xml:space="preserve"> </w:t>
+      </w:r>
+      <w:r>
+        <w:rPr>
+          <w:rFonts w:asciiTheme="minorHAnsi" w:hAnsiTheme="minorHAnsi" w:cstheme="minorHAnsi"/>
+          <w:sz w:val="28"/>
+          <w:lang w:val="pl-PL"/>
+        </w:rPr>
+        <w:t>Operator zamyka zgłoszenie.</w:t>
+      </w:r>
+      <w:r>
+        <w:rPr>
+          <w:rFonts w:asciiTheme="minorHAnsi" w:hAnsiTheme="minorHAnsi" w:cstheme="minorHAnsi"/>
+          <w:sz w:val="28"/>
+          <w:lang w:val="pl-PL"/>
+        </w:rPr>
+        <w:t xml:space="preserve"> </w:t>
+      </w:r>
+    </w:p>
+    <w:p>
+      <w:pPr>
+        <w:pStyle w:val="Standard"/>
+        <w:rPr>
+          <w:rFonts w:asciiTheme="minorHAnsi" w:hAnsiTheme="minorHAnsi" w:cstheme="minorHAnsi"/>
+          <w:sz w:val="28"/>
+          <w:lang w:val="pl-PL"/>
+        </w:rPr>
+      </w:pPr>
+      <w:r>
+        <w:rPr>
+          <w:rFonts w:asciiTheme="minorHAnsi" w:hAnsiTheme="minorHAnsi" w:cstheme="minorHAnsi"/>
+          <w:sz w:val="28"/>
+          <w:lang w:val="pl-PL"/>
+        </w:rPr>
+        <w:t xml:space="preserve">&lt;&lt;return&gt;&gt; zgłoszenie zamknięte </w:t>
+      </w:r>
+      <w:r>
+        <w:rPr>
+          <w:rFonts w:asciiTheme="minorHAnsi" w:hAnsiTheme="minorHAnsi" w:cstheme="minorHAnsi"/>
+          <w:sz w:val="28"/>
+          <w:lang w:val="pl-PL"/>
+        </w:rPr>
+        <w:t>–</w:t>
+      </w:r>
+      <w:r>
+        <w:rPr>
+          <w:rFonts w:asciiTheme="minorHAnsi" w:hAnsiTheme="minorHAnsi" w:cstheme="minorHAnsi"/>
+          <w:sz w:val="28"/>
+          <w:lang w:val="pl-PL"/>
+        </w:rPr>
+        <w:t xml:space="preserve"> </w:t>
+      </w:r>
+      <w:r>
+        <w:rPr>
+          <w:rFonts w:asciiTheme="minorHAnsi" w:hAnsiTheme="minorHAnsi" w:cstheme="minorHAnsi"/>
+          <w:sz w:val="28"/>
+          <w:lang w:val="pl-PL"/>
+        </w:rPr>
+        <w:t>Potwierdzenie zamknięcia zgłoszenia.</w:t>
+      </w:r>
+    </w:p>
+    <w:p>
+      <w:pPr>
+        <w:spacing w:after="0"/>
+        <w:rPr>
+          <w:b/>
+          <w:bCs/>
+          <w:sz w:val="28"/>
+          <w:szCs w:val="28"/>
+          <w:lang w:val="pl-PL"/>
+        </w:rPr>
+      </w:pPr>
+    </w:p>
+    <w:p>
+      <w:pPr>
+        <w:spacing w:after="0"/>
+        <w:rPr>
+          <w:b/>
+          <w:bCs/>
+          <w:sz w:val="28"/>
+          <w:szCs w:val="28"/>
+          <w:lang w:val="pl-PL"/>
+        </w:rPr>
+      </w:pPr>
+      <w:r>
+        <w:rPr>
+          <w:rFonts w:cstheme="minorHAnsi"/>
+          <w:noProof/>
+          <w:sz w:val="28"/>
+          <w:lang w:val="pl-PL"/>
+        </w:rPr>
+        <w:lastRenderedPageBreak/>
+        <w:drawing>
+          <wp:inline distT="0" distB="0" distL="0" distR="0" wp14:anchorId="01CEB5D5" wp14:editId="128289D8">
+            <wp:extent cx="6119495" cy="6141085"/>
+            <wp:effectExtent l="0" t="0" r="0" b="0"/>
+            <wp:docPr id="1255209375" name="Obraz 1"/>
+            <wp:cNvGraphicFramePr>
+              <a:graphicFrameLocks xmlns:a="http://schemas.openxmlformats.org/drawingml/2006/main" noChangeAspect="1"/>
+            </wp:cNvGraphicFramePr>
+            <a:graphic xmlns:a="http://schemas.openxmlformats.org/drawingml/2006/main">
+              <a:graphicData uri="http://schemas.openxmlformats.org/drawingml/2006/picture">
+                <pic:pic xmlns:pic="http://schemas.openxmlformats.org/drawingml/2006/picture">
+                  <pic:nvPicPr>
+                    <pic:cNvPr id="1255209375" name=""/>
+                    <pic:cNvPicPr/>
+                  </pic:nvPicPr>
+                  <pic:blipFill>
+                    <a:blip r:embed="rId13"/>
+                    <a:stretch>
+                      <a:fillRect/>
+                    </a:stretch>
+                  </pic:blipFill>
+                  <pic:spPr>
+                    <a:xfrm>
+                      <a:off x="0" y="0"/>
+                      <a:ext cx="6119495" cy="6141085"/>
+                    </a:xfrm>
+                    <a:prstGeom prst="rect">
+                      <a:avLst/>
+                    </a:prstGeom>
+                  </pic:spPr>
+                </pic:pic>
+              </a:graphicData>
+            </a:graphic>
+          </wp:inline>
+        </w:drawing>
+      </w:r>
+    </w:p>
+    <w:p>
+      <w:pPr>
+        <w:pStyle w:val="Standard"/>
+        <w:rPr>
+          <w:rFonts w:asciiTheme="minorHAnsi" w:hAnsiTheme="minorHAnsi" w:cstheme="minorHAnsi"/>
+          <w:sz w:val="28"/>
+          <w:lang w:val="pl-PL"/>
+        </w:rPr>
+      </w:pPr>
+      <w:proofErr w:type="spellStart"/>
+      <w:r>
+        <w:rPr>
+          <w:rFonts w:asciiTheme="minorHAnsi" w:hAnsiTheme="minorHAnsi" w:cstheme="minorHAnsi"/>
+          <w:sz w:val="28"/>
+          <w:lang w:val="pl-PL"/>
+        </w:rPr>
+        <w:t>algorytmPrzydzielania</w:t>
+      </w:r>
+      <w:proofErr w:type="spellEnd"/>
+      <w:r>
+        <w:rPr>
+          <w:rFonts w:asciiTheme="minorHAnsi" w:hAnsiTheme="minorHAnsi" w:cstheme="minorHAnsi"/>
+          <w:sz w:val="28"/>
+          <w:lang w:val="pl-PL"/>
+        </w:rPr>
+        <w:t xml:space="preserve">() </w:t>
+      </w:r>
+      <w:r>
+        <w:rPr>
+          <w:rFonts w:asciiTheme="minorHAnsi" w:hAnsiTheme="minorHAnsi" w:cstheme="minorHAnsi"/>
+          <w:sz w:val="28"/>
+          <w:lang w:val="pl-PL"/>
+        </w:rPr>
+        <w:t>-</w:t>
+      </w:r>
+      <w:r>
+        <w:rPr>
+          <w:rFonts w:asciiTheme="minorHAnsi" w:hAnsiTheme="minorHAnsi" w:cstheme="minorHAnsi"/>
+          <w:sz w:val="28"/>
+          <w:lang w:val="pl-PL"/>
+        </w:rPr>
+        <w:t xml:space="preserve"> Aktor Operator wywołuje </w:t>
+      </w:r>
+      <w:r>
+        <w:rPr>
+          <w:rFonts w:asciiTheme="minorHAnsi" w:hAnsiTheme="minorHAnsi" w:cstheme="minorHAnsi"/>
+          <w:sz w:val="28"/>
+          <w:lang w:val="pl-PL"/>
+        </w:rPr>
+        <w:t>algorytm przydzielania.</w:t>
+      </w:r>
+    </w:p>
+    <w:p>
+      <w:pPr>
+        <w:pStyle w:val="Standard"/>
+        <w:rPr>
+          <w:rFonts w:asciiTheme="minorHAnsi" w:hAnsiTheme="minorHAnsi" w:cstheme="minorHAnsi"/>
+          <w:sz w:val="28"/>
+          <w:lang w:val="pl-PL"/>
+        </w:rPr>
+      </w:pPr>
+      <w:r>
+        <w:rPr>
+          <w:rFonts w:asciiTheme="minorHAnsi" w:hAnsiTheme="minorHAnsi" w:cstheme="minorHAnsi"/>
+          <w:sz w:val="28"/>
+          <w:lang w:val="pl-PL"/>
+        </w:rPr>
+        <w:t xml:space="preserve">&lt;&lt;return&gt;&gt; proponowani bohaterowie </w:t>
+      </w:r>
+      <w:r>
+        <w:rPr>
+          <w:rFonts w:asciiTheme="minorHAnsi" w:hAnsiTheme="minorHAnsi" w:cstheme="minorHAnsi"/>
+          <w:sz w:val="28"/>
+          <w:lang w:val="pl-PL"/>
+        </w:rPr>
+        <w:t>-</w:t>
+      </w:r>
+      <w:r>
+        <w:rPr>
+          <w:rFonts w:asciiTheme="minorHAnsi" w:hAnsiTheme="minorHAnsi" w:cstheme="minorHAnsi"/>
+          <w:sz w:val="28"/>
+          <w:lang w:val="pl-PL"/>
+        </w:rPr>
+        <w:t xml:space="preserve"> </w:t>
+      </w:r>
+      <w:r>
+        <w:rPr>
+          <w:rFonts w:asciiTheme="minorHAnsi" w:hAnsiTheme="minorHAnsi" w:cstheme="minorHAnsi"/>
+          <w:sz w:val="28"/>
+          <w:lang w:val="pl-PL"/>
+        </w:rPr>
+        <w:t>Operator dostaje listę proponowanych Bohaterów do przydzielenia.</w:t>
+      </w:r>
+    </w:p>
+    <w:p>
+      <w:pPr>
+        <w:pStyle w:val="Standard"/>
+        <w:rPr>
+          <w:rFonts w:asciiTheme="minorHAnsi" w:hAnsiTheme="minorHAnsi" w:cstheme="minorHAnsi"/>
+          <w:sz w:val="28"/>
+          <w:lang w:val="pl-PL"/>
+        </w:rPr>
+      </w:pPr>
+      <w:proofErr w:type="spellStart"/>
+      <w:r>
+        <w:rPr>
+          <w:rFonts w:asciiTheme="minorHAnsi" w:hAnsiTheme="minorHAnsi" w:cstheme="minorHAnsi"/>
+          <w:sz w:val="28"/>
+          <w:lang w:val="pl-PL"/>
+        </w:rPr>
+        <w:t>przydzielanieMisji</w:t>
+      </w:r>
+      <w:proofErr w:type="spellEnd"/>
+      <w:r>
+        <w:rPr>
+          <w:rFonts w:asciiTheme="minorHAnsi" w:hAnsiTheme="minorHAnsi" w:cstheme="minorHAnsi"/>
+          <w:sz w:val="28"/>
+          <w:lang w:val="pl-PL"/>
+        </w:rPr>
+        <w:t xml:space="preserve">() </w:t>
+      </w:r>
+      <w:r>
+        <w:rPr>
+          <w:rFonts w:asciiTheme="minorHAnsi" w:hAnsiTheme="minorHAnsi" w:cstheme="minorHAnsi"/>
+          <w:sz w:val="28"/>
+          <w:lang w:val="pl-PL"/>
+        </w:rPr>
+        <w:t>-</w:t>
+      </w:r>
+      <w:r>
+        <w:rPr>
+          <w:rFonts w:asciiTheme="minorHAnsi" w:hAnsiTheme="minorHAnsi" w:cstheme="minorHAnsi"/>
+          <w:sz w:val="28"/>
+          <w:lang w:val="pl-PL"/>
+        </w:rPr>
+        <w:t xml:space="preserve"> Operator przydziel</w:t>
+      </w:r>
+      <w:r>
+        <w:rPr>
+          <w:rFonts w:asciiTheme="minorHAnsi" w:hAnsiTheme="minorHAnsi" w:cstheme="minorHAnsi"/>
+          <w:sz w:val="28"/>
+          <w:lang w:val="pl-PL"/>
+        </w:rPr>
+        <w:t>a</w:t>
+      </w:r>
+      <w:r>
+        <w:rPr>
+          <w:rFonts w:asciiTheme="minorHAnsi" w:hAnsiTheme="minorHAnsi" w:cstheme="minorHAnsi"/>
+          <w:sz w:val="28"/>
+          <w:lang w:val="pl-PL"/>
+        </w:rPr>
+        <w:t xml:space="preserve"> do zadania</w:t>
+      </w:r>
+      <w:r>
+        <w:rPr>
+          <w:rFonts w:asciiTheme="minorHAnsi" w:hAnsiTheme="minorHAnsi" w:cstheme="minorHAnsi"/>
+          <w:sz w:val="28"/>
+          <w:lang w:val="pl-PL"/>
+        </w:rPr>
+        <w:t xml:space="preserve"> Bohaterom</w:t>
+      </w:r>
+      <w:r>
+        <w:rPr>
+          <w:rFonts w:asciiTheme="minorHAnsi" w:hAnsiTheme="minorHAnsi" w:cstheme="minorHAnsi"/>
+          <w:sz w:val="28"/>
+          <w:lang w:val="pl-PL"/>
+        </w:rPr>
+        <w:t xml:space="preserve">. </w:t>
+      </w:r>
+    </w:p>
+    <w:p>
+      <w:pPr>
+        <w:pStyle w:val="Standard"/>
+        <w:rPr>
+          <w:rFonts w:asciiTheme="minorHAnsi" w:hAnsiTheme="minorHAnsi" w:cstheme="minorHAnsi"/>
+          <w:sz w:val="28"/>
+          <w:lang w:val="pl-PL"/>
+        </w:rPr>
+      </w:pPr>
+      <w:r>
+        <w:rPr>
+          <w:rFonts w:asciiTheme="minorHAnsi" w:hAnsiTheme="minorHAnsi" w:cstheme="minorHAnsi"/>
+          <w:sz w:val="28"/>
+          <w:lang w:val="pl-PL"/>
+        </w:rPr>
+        <w:t>&lt;&lt;</w:t>
+      </w:r>
+      <w:proofErr w:type="spellStart"/>
+      <w:r>
+        <w:rPr>
+          <w:rFonts w:asciiTheme="minorHAnsi" w:hAnsiTheme="minorHAnsi" w:cstheme="minorHAnsi"/>
+          <w:sz w:val="28"/>
+          <w:lang w:val="pl-PL"/>
+        </w:rPr>
+        <w:t>create</w:t>
+      </w:r>
+      <w:proofErr w:type="spellEnd"/>
+      <w:r>
+        <w:rPr>
+          <w:rFonts w:asciiTheme="minorHAnsi" w:hAnsiTheme="minorHAnsi" w:cstheme="minorHAnsi"/>
+          <w:sz w:val="28"/>
+          <w:lang w:val="pl-PL"/>
+        </w:rPr>
+        <w:t xml:space="preserve">&gt;&gt; Misja() </w:t>
+      </w:r>
+      <w:r>
+        <w:rPr>
+          <w:rFonts w:asciiTheme="minorHAnsi" w:hAnsiTheme="minorHAnsi" w:cstheme="minorHAnsi"/>
+          <w:sz w:val="28"/>
+          <w:lang w:val="pl-PL"/>
+        </w:rPr>
+        <w:t>-</w:t>
+      </w:r>
+      <w:r>
+        <w:rPr>
+          <w:rFonts w:asciiTheme="minorHAnsi" w:hAnsiTheme="minorHAnsi" w:cstheme="minorHAnsi"/>
+          <w:sz w:val="28"/>
+          <w:lang w:val="pl-PL"/>
+        </w:rPr>
+        <w:t xml:space="preserve"> Operator </w:t>
+      </w:r>
+      <w:r>
+        <w:rPr>
+          <w:rFonts w:asciiTheme="minorHAnsi" w:hAnsiTheme="minorHAnsi" w:cstheme="minorHAnsi"/>
+          <w:sz w:val="28"/>
+          <w:lang w:val="pl-PL"/>
+        </w:rPr>
+        <w:t>tworzy misję.</w:t>
+      </w:r>
+      <w:r>
+        <w:rPr>
+          <w:rFonts w:asciiTheme="minorHAnsi" w:hAnsiTheme="minorHAnsi" w:cstheme="minorHAnsi"/>
+          <w:sz w:val="28"/>
+          <w:lang w:val="pl-PL"/>
+        </w:rPr>
+        <w:t xml:space="preserve"> </w:t>
+      </w:r>
+    </w:p>
+    <w:p>
+      <w:pPr>
+        <w:pStyle w:val="Standard"/>
+        <w:rPr>
+          <w:rFonts w:asciiTheme="minorHAnsi" w:hAnsiTheme="minorHAnsi" w:cstheme="minorHAnsi"/>
+          <w:sz w:val="28"/>
+          <w:lang w:val="pl-PL"/>
+        </w:rPr>
+      </w:pPr>
+      <w:proofErr w:type="spellStart"/>
+      <w:r>
+        <w:rPr>
+          <w:rFonts w:asciiTheme="minorHAnsi" w:hAnsiTheme="minorHAnsi" w:cstheme="minorHAnsi"/>
+          <w:sz w:val="28"/>
+          <w:lang w:val="pl-PL"/>
+        </w:rPr>
+        <w:t>startMisji</w:t>
+      </w:r>
+      <w:proofErr w:type="spellEnd"/>
+      <w:r>
+        <w:rPr>
+          <w:rFonts w:asciiTheme="minorHAnsi" w:hAnsiTheme="minorHAnsi" w:cstheme="minorHAnsi"/>
+          <w:sz w:val="28"/>
+          <w:lang w:val="pl-PL"/>
+        </w:rPr>
+        <w:t xml:space="preserve">() </w:t>
+      </w:r>
+      <w:r>
+        <w:rPr>
+          <w:rFonts w:asciiTheme="minorHAnsi" w:hAnsiTheme="minorHAnsi" w:cstheme="minorHAnsi"/>
+          <w:sz w:val="28"/>
+          <w:lang w:val="pl-PL"/>
+        </w:rPr>
+        <w:t>-</w:t>
+      </w:r>
+      <w:r>
+        <w:rPr>
+          <w:rFonts w:asciiTheme="minorHAnsi" w:hAnsiTheme="minorHAnsi" w:cstheme="minorHAnsi"/>
+          <w:sz w:val="28"/>
+          <w:lang w:val="pl-PL"/>
+        </w:rPr>
+        <w:t xml:space="preserve"> </w:t>
+      </w:r>
+      <w:r>
+        <w:rPr>
+          <w:rFonts w:asciiTheme="minorHAnsi" w:hAnsiTheme="minorHAnsi" w:cstheme="minorHAnsi"/>
+          <w:sz w:val="28"/>
+          <w:lang w:val="pl-PL"/>
+        </w:rPr>
+        <w:t>Bohater rozpoczyna misję.</w:t>
+      </w:r>
+      <w:r>
+        <w:rPr>
+          <w:rFonts w:asciiTheme="minorHAnsi" w:hAnsiTheme="minorHAnsi" w:cstheme="minorHAnsi"/>
+          <w:sz w:val="28"/>
+          <w:lang w:val="pl-PL"/>
+        </w:rPr>
+        <w:t xml:space="preserve"> </w:t>
+      </w:r>
+    </w:p>
+    <w:p>
+      <w:pPr>
+        <w:pStyle w:val="Standard"/>
+        <w:rPr>
+          <w:rFonts w:asciiTheme="minorHAnsi" w:hAnsiTheme="minorHAnsi" w:cstheme="minorHAnsi"/>
+          <w:sz w:val="28"/>
+          <w:lang w:val="pl-PL"/>
+        </w:rPr>
+      </w:pPr>
+      <w:r>
+        <w:rPr>
+          <w:rFonts w:asciiTheme="minorHAnsi" w:hAnsiTheme="minorHAnsi" w:cstheme="minorHAnsi"/>
+          <w:sz w:val="28"/>
+          <w:lang w:val="pl-PL"/>
+        </w:rPr>
+        <w:t xml:space="preserve">&lt;&lt;return&gt;&gt; misja rozpoczęta </w:t>
+      </w:r>
+      <w:r>
+        <w:rPr>
+          <w:rFonts w:asciiTheme="minorHAnsi" w:hAnsiTheme="minorHAnsi" w:cstheme="minorHAnsi"/>
+          <w:sz w:val="28"/>
+          <w:lang w:val="pl-PL"/>
+        </w:rPr>
+        <w:t>-</w:t>
+      </w:r>
+      <w:r>
+        <w:rPr>
+          <w:rFonts w:asciiTheme="minorHAnsi" w:hAnsiTheme="minorHAnsi" w:cstheme="minorHAnsi"/>
+          <w:sz w:val="28"/>
+          <w:lang w:val="pl-PL"/>
+        </w:rPr>
+        <w:t xml:space="preserve"> </w:t>
+      </w:r>
+      <w:r>
+        <w:rPr>
+          <w:rFonts w:asciiTheme="minorHAnsi" w:hAnsiTheme="minorHAnsi" w:cstheme="minorHAnsi"/>
+          <w:sz w:val="28"/>
+          <w:lang w:val="pl-PL"/>
+        </w:rPr>
+        <w:t>Operator otrzymuje komunikat o wystartowaniu misji.</w:t>
+      </w:r>
+    </w:p>
+    <w:p>
+      <w:pPr>
+        <w:spacing w:after="0"/>
+        <w:rPr>
+          <w:b/>
+          <w:bCs/>
+          <w:sz w:val="28"/>
+          <w:szCs w:val="28"/>
+          <w:lang w:val="pl-PL"/>
+        </w:rPr>
+      </w:pPr>
+    </w:p>
+    <w:p>
+      <w:pPr>
+        <w:spacing w:after="0"/>
+        <w:rPr>
+          <w:b/>
+          <w:bCs/>
+          <w:sz w:val="28"/>
+          <w:szCs w:val="28"/>
+          <w:lang w:val="pl-PL"/>
+        </w:rPr>
+      </w:pPr>
+      <w:r>
+        <w:rPr>
+          <w:rFonts w:cstheme="minorHAnsi"/>
+          <w:noProof/>
+          <w:sz w:val="28"/>
+          <w:lang w:val="pl-PL"/>
+        </w:rPr>
+        <w:lastRenderedPageBreak/>
+        <w:drawing>
+          <wp:inline distT="0" distB="0" distL="0" distR="0" wp14:anchorId="7904999A" wp14:editId="6753F4A9">
+            <wp:extent cx="6119495" cy="6945630"/>
+            <wp:effectExtent l="0" t="0" r="0" b="7620"/>
+            <wp:docPr id="1120912401" name="Obraz 1"/>
+            <wp:cNvGraphicFramePr>
+              <a:graphicFrameLocks xmlns:a="http://schemas.openxmlformats.org/drawingml/2006/main" noChangeAspect="1"/>
+            </wp:cNvGraphicFramePr>
+            <a:graphic xmlns:a="http://schemas.openxmlformats.org/drawingml/2006/main">
+              <a:graphicData uri="http://schemas.openxmlformats.org/drawingml/2006/picture">
+                <pic:pic xmlns:pic="http://schemas.openxmlformats.org/drawingml/2006/picture">
+                  <pic:nvPicPr>
+                    <pic:cNvPr id="1120912401" name=""/>
+                    <pic:cNvPicPr/>
+                  </pic:nvPicPr>
+                  <pic:blipFill>
+                    <a:blip r:embed="rId14"/>
+                    <a:stretch>
+                      <a:fillRect/>
+                    </a:stretch>
+                  </pic:blipFill>
+                  <pic:spPr>
+                    <a:xfrm>
+                      <a:off x="0" y="0"/>
+                      <a:ext cx="6119495" cy="6945630"/>
+                    </a:xfrm>
+                    <a:prstGeom prst="rect">
+                      <a:avLst/>
+                    </a:prstGeom>
+                  </pic:spPr>
+                </pic:pic>
+              </a:graphicData>
+            </a:graphic>
+          </wp:inline>
+        </w:drawing>
+      </w:r>
+    </w:p>
+    <w:p>
+      <w:pPr>
+        <w:pStyle w:val="Standard"/>
+        <w:rPr>
+          <w:rFonts w:asciiTheme="minorHAnsi" w:hAnsiTheme="minorHAnsi" w:cstheme="minorHAnsi"/>
+          <w:sz w:val="28"/>
+          <w:lang w:val="pl-PL"/>
+        </w:rPr>
+      </w:pPr>
+      <w:proofErr w:type="spellStart"/>
+      <w:r>
+        <w:rPr>
+          <w:rFonts w:asciiTheme="minorHAnsi" w:hAnsiTheme="minorHAnsi" w:cstheme="minorHAnsi"/>
+          <w:sz w:val="28"/>
+          <w:lang w:val="pl-PL"/>
+        </w:rPr>
+        <w:t>wyslanieDrona</w:t>
+      </w:r>
+      <w:proofErr w:type="spellEnd"/>
+      <w:r>
+        <w:rPr>
+          <w:rFonts w:asciiTheme="minorHAnsi" w:hAnsiTheme="minorHAnsi" w:cstheme="minorHAnsi"/>
+          <w:sz w:val="28"/>
+          <w:lang w:val="pl-PL"/>
+        </w:rPr>
+        <w:t xml:space="preserve">() </w:t>
+      </w:r>
+      <w:r>
+        <w:rPr>
+          <w:rFonts w:asciiTheme="minorHAnsi" w:hAnsiTheme="minorHAnsi" w:cstheme="minorHAnsi"/>
+          <w:sz w:val="28"/>
+          <w:lang w:val="pl-PL"/>
+        </w:rPr>
+        <w:t>-</w:t>
+      </w:r>
+      <w:r>
+        <w:rPr>
+          <w:rFonts w:asciiTheme="minorHAnsi" w:hAnsiTheme="minorHAnsi" w:cstheme="minorHAnsi"/>
+          <w:sz w:val="28"/>
+          <w:lang w:val="pl-PL"/>
+        </w:rPr>
+        <w:t xml:space="preserve"> Aktor Operator wysyła </w:t>
+      </w:r>
+      <w:proofErr w:type="spellStart"/>
+      <w:r>
+        <w:rPr>
+          <w:rFonts w:asciiTheme="minorHAnsi" w:hAnsiTheme="minorHAnsi" w:cstheme="minorHAnsi"/>
+          <w:sz w:val="28"/>
+          <w:lang w:val="pl-PL"/>
+        </w:rPr>
+        <w:t>drona</w:t>
+      </w:r>
+      <w:proofErr w:type="spellEnd"/>
+      <w:r>
+        <w:rPr>
+          <w:rFonts w:asciiTheme="minorHAnsi" w:hAnsiTheme="minorHAnsi" w:cstheme="minorHAnsi"/>
+          <w:sz w:val="28"/>
+          <w:lang w:val="pl-PL"/>
+        </w:rPr>
+        <w:t xml:space="preserve"> do Bohatera</w:t>
+      </w:r>
+    </w:p>
+    <w:p>
+      <w:pPr>
+        <w:pStyle w:val="Standard"/>
+        <w:rPr>
+          <w:rFonts w:asciiTheme="minorHAnsi" w:hAnsiTheme="minorHAnsi" w:cstheme="minorHAnsi"/>
+          <w:sz w:val="28"/>
+          <w:lang w:val="pl-PL"/>
+        </w:rPr>
+      </w:pPr>
+      <w:proofErr w:type="spellStart"/>
+      <w:r>
+        <w:rPr>
+          <w:rFonts w:asciiTheme="minorHAnsi" w:hAnsiTheme="minorHAnsi" w:cstheme="minorHAnsi"/>
+          <w:sz w:val="28"/>
+          <w:lang w:val="pl-PL"/>
+        </w:rPr>
+        <w:t>obrazKamery</w:t>
+      </w:r>
+      <w:proofErr w:type="spellEnd"/>
+      <w:r>
+        <w:rPr>
+          <w:rFonts w:asciiTheme="minorHAnsi" w:hAnsiTheme="minorHAnsi" w:cstheme="minorHAnsi"/>
+          <w:sz w:val="28"/>
+          <w:lang w:val="pl-PL"/>
+        </w:rPr>
+        <w:t xml:space="preserve">() </w:t>
+      </w:r>
+      <w:r>
+        <w:rPr>
+          <w:rFonts w:asciiTheme="minorHAnsi" w:hAnsiTheme="minorHAnsi" w:cstheme="minorHAnsi"/>
+          <w:sz w:val="28"/>
+          <w:lang w:val="pl-PL"/>
+        </w:rPr>
+        <w:t>-</w:t>
+      </w:r>
+      <w:r>
+        <w:rPr>
+          <w:rFonts w:asciiTheme="minorHAnsi" w:hAnsiTheme="minorHAnsi" w:cstheme="minorHAnsi"/>
+          <w:sz w:val="28"/>
+          <w:lang w:val="pl-PL"/>
+        </w:rPr>
+        <w:t xml:space="preserve"> </w:t>
+      </w:r>
+      <w:r>
+        <w:rPr>
+          <w:rFonts w:asciiTheme="minorHAnsi" w:hAnsiTheme="minorHAnsi" w:cstheme="minorHAnsi"/>
+          <w:sz w:val="28"/>
+          <w:lang w:val="pl-PL"/>
+        </w:rPr>
+        <w:t>Operator żąda obrazu od Bohatera</w:t>
+      </w:r>
+      <w:r>
+        <w:rPr>
+          <w:rFonts w:asciiTheme="minorHAnsi" w:hAnsiTheme="minorHAnsi" w:cstheme="minorHAnsi"/>
+          <w:sz w:val="28"/>
+          <w:lang w:val="pl-PL"/>
+        </w:rPr>
+        <w:t xml:space="preserve">. </w:t>
+      </w:r>
+    </w:p>
+    <w:p>
+      <w:pPr>
+        <w:pStyle w:val="Standard"/>
+        <w:rPr>
+          <w:rFonts w:asciiTheme="minorHAnsi" w:hAnsiTheme="minorHAnsi" w:cstheme="minorHAnsi"/>
+          <w:sz w:val="28"/>
+          <w:lang w:val="pl-PL"/>
+        </w:rPr>
+      </w:pPr>
+      <w:r>
+        <w:rPr>
+          <w:rFonts w:asciiTheme="minorHAnsi" w:hAnsiTheme="minorHAnsi" w:cstheme="minorHAnsi"/>
+          <w:sz w:val="28"/>
+          <w:lang w:val="pl-PL"/>
+        </w:rPr>
+        <w:t xml:space="preserve">&lt;&lt;return&gt;&gt; obraz </w:t>
+      </w:r>
+      <w:r>
+        <w:rPr>
+          <w:rFonts w:asciiTheme="minorHAnsi" w:hAnsiTheme="minorHAnsi" w:cstheme="minorHAnsi"/>
+          <w:sz w:val="28"/>
+          <w:lang w:val="pl-PL"/>
+        </w:rPr>
+        <w:t>-</w:t>
+      </w:r>
+      <w:r>
+        <w:rPr>
+          <w:rFonts w:asciiTheme="minorHAnsi" w:hAnsiTheme="minorHAnsi" w:cstheme="minorHAnsi"/>
+          <w:sz w:val="28"/>
+          <w:lang w:val="pl-PL"/>
+        </w:rPr>
+        <w:t xml:space="preserve"> </w:t>
+      </w:r>
+      <w:r>
+        <w:rPr>
+          <w:rFonts w:asciiTheme="minorHAnsi" w:hAnsiTheme="minorHAnsi" w:cstheme="minorHAnsi"/>
+          <w:sz w:val="28"/>
+          <w:lang w:val="pl-PL"/>
+        </w:rPr>
+        <w:t>Bohater zwraca obraz z kamery dla Operatora</w:t>
+      </w:r>
+      <w:r>
+        <w:rPr>
+          <w:rFonts w:asciiTheme="minorHAnsi" w:hAnsiTheme="minorHAnsi" w:cstheme="minorHAnsi"/>
+          <w:sz w:val="28"/>
+          <w:lang w:val="pl-PL"/>
+        </w:rPr>
+        <w:t xml:space="preserve"> </w:t>
+      </w:r>
+    </w:p>
+    <w:p>
+      <w:pPr>
+        <w:pStyle w:val="Standard"/>
+        <w:rPr>
+          <w:rFonts w:asciiTheme="minorHAnsi" w:hAnsiTheme="minorHAnsi" w:cstheme="minorHAnsi"/>
+          <w:sz w:val="28"/>
+          <w:lang w:val="pl-PL"/>
+        </w:rPr>
+      </w:pPr>
+      <w:r>
+        <w:rPr>
+          <w:rFonts w:asciiTheme="minorHAnsi" w:hAnsiTheme="minorHAnsi" w:cstheme="minorHAnsi"/>
+          <w:sz w:val="28"/>
+          <w:lang w:val="pl-PL"/>
+        </w:rPr>
+        <w:t>&lt;&lt;</w:t>
+      </w:r>
+      <w:proofErr w:type="spellStart"/>
+      <w:r>
+        <w:rPr>
+          <w:rFonts w:asciiTheme="minorHAnsi" w:hAnsiTheme="minorHAnsi" w:cstheme="minorHAnsi"/>
+          <w:sz w:val="28"/>
+          <w:lang w:val="pl-PL"/>
+        </w:rPr>
+        <w:t>create</w:t>
+      </w:r>
+      <w:proofErr w:type="spellEnd"/>
+      <w:r>
+        <w:rPr>
+          <w:rFonts w:asciiTheme="minorHAnsi" w:hAnsiTheme="minorHAnsi" w:cstheme="minorHAnsi"/>
+          <w:sz w:val="28"/>
+          <w:lang w:val="pl-PL"/>
+        </w:rPr>
+        <w:t xml:space="preserve">&gt;&gt; </w:t>
+      </w:r>
+      <w:proofErr w:type="spellStart"/>
+      <w:r>
+        <w:rPr>
+          <w:rFonts w:asciiTheme="minorHAnsi" w:hAnsiTheme="minorHAnsi" w:cstheme="minorHAnsi"/>
+          <w:sz w:val="28"/>
+          <w:lang w:val="pl-PL"/>
+        </w:rPr>
+        <w:t>dronZwiadowczy</w:t>
+      </w:r>
+      <w:proofErr w:type="spellEnd"/>
+      <w:r>
+        <w:rPr>
+          <w:rFonts w:asciiTheme="minorHAnsi" w:hAnsiTheme="minorHAnsi" w:cstheme="minorHAnsi"/>
+          <w:sz w:val="28"/>
+          <w:lang w:val="pl-PL"/>
+        </w:rPr>
+        <w:t xml:space="preserve">() </w:t>
+      </w:r>
+      <w:r>
+        <w:rPr>
+          <w:rFonts w:asciiTheme="minorHAnsi" w:hAnsiTheme="minorHAnsi" w:cstheme="minorHAnsi"/>
+          <w:sz w:val="28"/>
+          <w:lang w:val="pl-PL"/>
+        </w:rPr>
+        <w:t>-</w:t>
+      </w:r>
+      <w:r>
+        <w:rPr>
+          <w:rFonts w:asciiTheme="minorHAnsi" w:hAnsiTheme="minorHAnsi" w:cstheme="minorHAnsi"/>
+          <w:sz w:val="28"/>
+          <w:lang w:val="pl-PL"/>
+        </w:rPr>
+        <w:t xml:space="preserve"> </w:t>
+      </w:r>
+      <w:r>
+        <w:rPr>
+          <w:rFonts w:asciiTheme="minorHAnsi" w:hAnsiTheme="minorHAnsi" w:cstheme="minorHAnsi"/>
+          <w:sz w:val="28"/>
+          <w:lang w:val="pl-PL"/>
+        </w:rPr>
+        <w:t xml:space="preserve">Operator aktywuje </w:t>
+      </w:r>
+      <w:proofErr w:type="spellStart"/>
+      <w:r>
+        <w:rPr>
+          <w:rFonts w:asciiTheme="minorHAnsi" w:hAnsiTheme="minorHAnsi" w:cstheme="minorHAnsi"/>
+          <w:sz w:val="28"/>
+          <w:lang w:val="pl-PL"/>
+        </w:rPr>
+        <w:t>drona</w:t>
+      </w:r>
+      <w:proofErr w:type="spellEnd"/>
+      <w:r>
+        <w:rPr>
+          <w:rFonts w:asciiTheme="minorHAnsi" w:hAnsiTheme="minorHAnsi" w:cstheme="minorHAnsi"/>
+          <w:sz w:val="28"/>
+          <w:lang w:val="pl-PL"/>
+        </w:rPr>
+        <w:t xml:space="preserve"> </w:t>
+      </w:r>
+    </w:p>
+    <w:p>
+      <w:pPr>
+        <w:pStyle w:val="Standard"/>
+        <w:rPr>
+          <w:rFonts w:asciiTheme="minorHAnsi" w:hAnsiTheme="minorHAnsi" w:cstheme="minorHAnsi"/>
+          <w:sz w:val="28"/>
+          <w:lang w:val="pl-PL"/>
+        </w:rPr>
+      </w:pPr>
+      <w:proofErr w:type="spellStart"/>
+      <w:r>
+        <w:rPr>
+          <w:rFonts w:asciiTheme="minorHAnsi" w:hAnsiTheme="minorHAnsi" w:cstheme="minorHAnsi"/>
+          <w:sz w:val="28"/>
+          <w:lang w:val="pl-PL"/>
+        </w:rPr>
+        <w:t>startZwiadu</w:t>
+      </w:r>
+      <w:proofErr w:type="spellEnd"/>
+      <w:r>
+        <w:rPr>
+          <w:rFonts w:asciiTheme="minorHAnsi" w:hAnsiTheme="minorHAnsi" w:cstheme="minorHAnsi"/>
+          <w:sz w:val="28"/>
+          <w:lang w:val="pl-PL"/>
+        </w:rPr>
+        <w:t xml:space="preserve">() </w:t>
+      </w:r>
+      <w:r>
+        <w:rPr>
+          <w:rFonts w:asciiTheme="minorHAnsi" w:hAnsiTheme="minorHAnsi" w:cstheme="minorHAnsi"/>
+          <w:sz w:val="28"/>
+          <w:lang w:val="pl-PL"/>
+        </w:rPr>
+        <w:t>-</w:t>
+      </w:r>
+      <w:r>
+        <w:rPr>
+          <w:rFonts w:asciiTheme="minorHAnsi" w:hAnsiTheme="minorHAnsi" w:cstheme="minorHAnsi"/>
+          <w:sz w:val="28"/>
+          <w:lang w:val="pl-PL"/>
+        </w:rPr>
+        <w:t xml:space="preserve"> Operator wydaje </w:t>
+      </w:r>
+      <w:r>
+        <w:rPr>
+          <w:rFonts w:asciiTheme="minorHAnsi" w:hAnsiTheme="minorHAnsi" w:cstheme="minorHAnsi"/>
+          <w:sz w:val="28"/>
+          <w:lang w:val="pl-PL"/>
+        </w:rPr>
+        <w:t>polecenie</w:t>
+      </w:r>
+      <w:r>
+        <w:rPr>
+          <w:rFonts w:asciiTheme="minorHAnsi" w:hAnsiTheme="minorHAnsi" w:cstheme="minorHAnsi"/>
+          <w:sz w:val="28"/>
+          <w:lang w:val="pl-PL"/>
+        </w:rPr>
+        <w:t xml:space="preserve"> rozpoczęcia zwiadu </w:t>
+      </w:r>
+    </w:p>
+    <w:p>
+      <w:pPr>
+        <w:pStyle w:val="Standard"/>
+        <w:rPr>
+          <w:rFonts w:asciiTheme="minorHAnsi" w:hAnsiTheme="minorHAnsi" w:cstheme="minorHAnsi"/>
+          <w:sz w:val="28"/>
+          <w:lang w:val="pl-PL"/>
+        </w:rPr>
+      </w:pPr>
+      <w:proofErr w:type="spellStart"/>
+      <w:r>
+        <w:rPr>
+          <w:rFonts w:asciiTheme="minorHAnsi" w:hAnsiTheme="minorHAnsi" w:cstheme="minorHAnsi"/>
+          <w:sz w:val="28"/>
+          <w:lang w:val="pl-PL"/>
+        </w:rPr>
+        <w:t>pokazObraz</w:t>
+      </w:r>
+      <w:proofErr w:type="spellEnd"/>
+      <w:r>
+        <w:rPr>
+          <w:rFonts w:asciiTheme="minorHAnsi" w:hAnsiTheme="minorHAnsi" w:cstheme="minorHAnsi"/>
+          <w:sz w:val="28"/>
+          <w:lang w:val="pl-PL"/>
+        </w:rPr>
+        <w:t xml:space="preserve">() </w:t>
+      </w:r>
+      <w:r>
+        <w:rPr>
+          <w:rFonts w:asciiTheme="minorHAnsi" w:hAnsiTheme="minorHAnsi" w:cstheme="minorHAnsi"/>
+          <w:sz w:val="28"/>
+          <w:lang w:val="pl-PL"/>
+        </w:rPr>
+        <w:t>-</w:t>
+      </w:r>
+      <w:r>
+        <w:rPr>
+          <w:rFonts w:asciiTheme="minorHAnsi" w:hAnsiTheme="minorHAnsi" w:cstheme="minorHAnsi"/>
+          <w:sz w:val="28"/>
+          <w:lang w:val="pl-PL"/>
+        </w:rPr>
+        <w:t xml:space="preserve"> Operator </w:t>
+      </w:r>
+      <w:r>
+        <w:rPr>
+          <w:rFonts w:asciiTheme="minorHAnsi" w:hAnsiTheme="minorHAnsi" w:cstheme="minorHAnsi"/>
+          <w:sz w:val="28"/>
+          <w:lang w:val="pl-PL"/>
+        </w:rPr>
+        <w:t>wysyła komunikat dronowi o udostępnienie obrazu</w:t>
+      </w:r>
+    </w:p>
+    <w:p>
+      <w:pPr>
+        <w:pStyle w:val="Standard"/>
+        <w:rPr>
+          <w:rFonts w:asciiTheme="minorHAnsi" w:hAnsiTheme="minorHAnsi" w:cstheme="minorHAnsi"/>
+          <w:sz w:val="28"/>
+          <w:lang w:val="pl-PL"/>
+        </w:rPr>
+      </w:pPr>
+      <w:r>
+        <w:rPr>
+          <w:rFonts w:asciiTheme="minorHAnsi" w:hAnsiTheme="minorHAnsi" w:cstheme="minorHAnsi"/>
+          <w:sz w:val="28"/>
+          <w:lang w:val="pl-PL"/>
+        </w:rPr>
+        <w:t xml:space="preserve">&lt;&lt;return&gt;&gt; </w:t>
+      </w:r>
+      <w:proofErr w:type="spellStart"/>
+      <w:r>
+        <w:rPr>
+          <w:rFonts w:asciiTheme="minorHAnsi" w:hAnsiTheme="minorHAnsi" w:cstheme="minorHAnsi"/>
+          <w:sz w:val="28"/>
+          <w:lang w:val="pl-PL"/>
+        </w:rPr>
+        <w:t>transmisja_wideo</w:t>
+      </w:r>
+      <w:proofErr w:type="spellEnd"/>
+      <w:r>
+        <w:rPr>
+          <w:rFonts w:asciiTheme="minorHAnsi" w:hAnsiTheme="minorHAnsi" w:cstheme="minorHAnsi"/>
+          <w:sz w:val="28"/>
+          <w:lang w:val="pl-PL"/>
+        </w:rPr>
+        <w:t xml:space="preserve"> </w:t>
+      </w:r>
+      <w:r>
+        <w:rPr>
+          <w:rFonts w:asciiTheme="minorHAnsi" w:hAnsiTheme="minorHAnsi" w:cstheme="minorHAnsi"/>
+          <w:sz w:val="28"/>
+          <w:lang w:val="pl-PL"/>
+        </w:rPr>
+        <w:t>-</w:t>
+      </w:r>
+      <w:r>
+        <w:rPr>
+          <w:rFonts w:asciiTheme="minorHAnsi" w:hAnsiTheme="minorHAnsi" w:cstheme="minorHAnsi"/>
+          <w:sz w:val="28"/>
+          <w:lang w:val="pl-PL"/>
+        </w:rPr>
+        <w:t xml:space="preserve"> </w:t>
+      </w:r>
+      <w:r>
+        <w:rPr>
+          <w:rFonts w:asciiTheme="minorHAnsi" w:hAnsiTheme="minorHAnsi" w:cstheme="minorHAnsi"/>
+          <w:sz w:val="28"/>
+          <w:lang w:val="pl-PL"/>
+        </w:rPr>
+        <w:t>Dron zwraca obraz w czasie rzeczywistym Operatorowi</w:t>
+      </w:r>
+    </w:p>
+    <w:p>
+      <w:pPr>
+        <w:pStyle w:val="Standard"/>
+        <w:rPr>
+          <w:rFonts w:asciiTheme="minorHAnsi" w:hAnsiTheme="minorHAnsi" w:cstheme="minorHAnsi"/>
+          <w:sz w:val="28"/>
+          <w:lang w:val="pl-PL"/>
+        </w:rPr>
+      </w:pPr>
+      <w:proofErr w:type="spellStart"/>
+      <w:r>
+        <w:rPr>
+          <w:rFonts w:asciiTheme="minorHAnsi" w:hAnsiTheme="minorHAnsi" w:cstheme="minorHAnsi"/>
+          <w:sz w:val="28"/>
+          <w:lang w:val="pl-PL"/>
+        </w:rPr>
+        <w:t>powrotDoBazy</w:t>
+      </w:r>
+      <w:proofErr w:type="spellEnd"/>
+      <w:r>
+        <w:rPr>
+          <w:rFonts w:asciiTheme="minorHAnsi" w:hAnsiTheme="minorHAnsi" w:cstheme="minorHAnsi"/>
+          <w:sz w:val="28"/>
+          <w:lang w:val="pl-PL"/>
+        </w:rPr>
+        <w:t xml:space="preserve">() </w:t>
+      </w:r>
+      <w:r>
+        <w:rPr>
+          <w:rFonts w:asciiTheme="minorHAnsi" w:hAnsiTheme="minorHAnsi" w:cstheme="minorHAnsi"/>
+          <w:sz w:val="28"/>
+          <w:lang w:val="pl-PL"/>
+        </w:rPr>
+        <w:t>-</w:t>
+      </w:r>
+      <w:r>
+        <w:rPr>
+          <w:rFonts w:asciiTheme="minorHAnsi" w:hAnsiTheme="minorHAnsi" w:cstheme="minorHAnsi"/>
+          <w:sz w:val="28"/>
+          <w:lang w:val="pl-PL"/>
+        </w:rPr>
+        <w:t xml:space="preserve"> </w:t>
+      </w:r>
+      <w:r>
+        <w:rPr>
+          <w:rFonts w:asciiTheme="minorHAnsi" w:hAnsiTheme="minorHAnsi" w:cstheme="minorHAnsi"/>
+          <w:sz w:val="28"/>
+          <w:lang w:val="pl-PL"/>
+        </w:rPr>
+        <w:t xml:space="preserve">Po zakończeniu zwiadu Operator wysyła komunikat powracający </w:t>
+      </w:r>
+      <w:proofErr w:type="spellStart"/>
+      <w:r>
+        <w:rPr>
+          <w:rFonts w:asciiTheme="minorHAnsi" w:hAnsiTheme="minorHAnsi" w:cstheme="minorHAnsi"/>
+          <w:sz w:val="28"/>
+          <w:lang w:val="pl-PL"/>
+        </w:rPr>
+        <w:t>drona</w:t>
+      </w:r>
+      <w:proofErr w:type="spellEnd"/>
+      <w:r>
+        <w:rPr>
+          <w:rFonts w:asciiTheme="minorHAnsi" w:hAnsiTheme="minorHAnsi" w:cstheme="minorHAnsi"/>
+          <w:sz w:val="28"/>
+          <w:lang w:val="pl-PL"/>
+        </w:rPr>
+        <w:t xml:space="preserve"> do bazy</w:t>
+      </w:r>
+      <w:r>
+        <w:rPr>
+          <w:rFonts w:asciiTheme="minorHAnsi" w:hAnsiTheme="minorHAnsi" w:cstheme="minorHAnsi"/>
+          <w:sz w:val="28"/>
+          <w:lang w:val="pl-PL"/>
+        </w:rPr>
+        <w:t xml:space="preserve"> </w:t>
+      </w:r>
+    </w:p>
+    <w:p>
+      <w:pPr>
+        <w:pStyle w:val="Standard"/>
+        <w:rPr>
+          <w:rFonts w:asciiTheme="minorHAnsi" w:hAnsiTheme="minorHAnsi" w:cstheme="minorHAnsi"/>
+          <w:sz w:val="28"/>
+          <w:lang w:val="pl-PL"/>
+        </w:rPr>
+      </w:pPr>
+      <w:r>
+        <w:rPr>
+          <w:rFonts w:asciiTheme="minorHAnsi" w:hAnsiTheme="minorHAnsi" w:cstheme="minorHAnsi"/>
+          <w:sz w:val="28"/>
+          <w:lang w:val="pl-PL"/>
+        </w:rPr>
+        <w:lastRenderedPageBreak/>
+        <w:t>&lt;&lt;</w:t>
+      </w:r>
+      <w:proofErr w:type="spellStart"/>
+      <w:r>
+        <w:rPr>
+          <w:rFonts w:asciiTheme="minorHAnsi" w:hAnsiTheme="minorHAnsi" w:cstheme="minorHAnsi"/>
+          <w:sz w:val="28"/>
+          <w:lang w:val="pl-PL"/>
+        </w:rPr>
+        <w:t>destroy</w:t>
+      </w:r>
+      <w:proofErr w:type="spellEnd"/>
+      <w:r>
+        <w:rPr>
+          <w:rFonts w:asciiTheme="minorHAnsi" w:hAnsiTheme="minorHAnsi" w:cstheme="minorHAnsi"/>
+          <w:sz w:val="28"/>
+          <w:lang w:val="pl-PL"/>
+        </w:rPr>
+        <w:t>&gt;&gt; ~</w:t>
+      </w:r>
+      <w:proofErr w:type="spellStart"/>
+      <w:r>
+        <w:rPr>
+          <w:rFonts w:asciiTheme="minorHAnsi" w:hAnsiTheme="minorHAnsi" w:cstheme="minorHAnsi"/>
+          <w:sz w:val="28"/>
+          <w:lang w:val="pl-PL"/>
+        </w:rPr>
+        <w:t>DronZwiadowczy</w:t>
+      </w:r>
+      <w:proofErr w:type="spellEnd"/>
+      <w:r>
+        <w:rPr>
+          <w:rFonts w:asciiTheme="minorHAnsi" w:hAnsiTheme="minorHAnsi" w:cstheme="minorHAnsi"/>
+          <w:sz w:val="28"/>
+          <w:lang w:val="pl-PL"/>
+        </w:rPr>
+        <w:t xml:space="preserve">() </w:t>
+      </w:r>
+      <w:r>
+        <w:rPr>
+          <w:rFonts w:asciiTheme="minorHAnsi" w:hAnsiTheme="minorHAnsi" w:cstheme="minorHAnsi"/>
+          <w:sz w:val="28"/>
+          <w:lang w:val="pl-PL"/>
+        </w:rPr>
+        <w:t>-</w:t>
+      </w:r>
+      <w:r>
+        <w:rPr>
+          <w:rFonts w:asciiTheme="minorHAnsi" w:hAnsiTheme="minorHAnsi" w:cstheme="minorHAnsi"/>
+          <w:sz w:val="28"/>
+          <w:lang w:val="pl-PL"/>
+        </w:rPr>
+        <w:t xml:space="preserve"> Operator wysyła komunikat niszczący, który usuwa </w:t>
+      </w:r>
+      <w:proofErr w:type="spellStart"/>
+      <w:r>
+        <w:rPr>
+          <w:rFonts w:asciiTheme="minorHAnsi" w:hAnsiTheme="minorHAnsi" w:cstheme="minorHAnsi"/>
+          <w:sz w:val="28"/>
+          <w:lang w:val="pl-PL"/>
+        </w:rPr>
+        <w:t>drona</w:t>
+      </w:r>
+      <w:proofErr w:type="spellEnd"/>
+      <w:r>
+        <w:rPr>
+          <w:rFonts w:asciiTheme="minorHAnsi" w:hAnsiTheme="minorHAnsi" w:cstheme="minorHAnsi"/>
+          <w:sz w:val="28"/>
+          <w:lang w:val="pl-PL"/>
+        </w:rPr>
+        <w:t xml:space="preserve"> </w:t>
       </w:r>
     </w:p>
     <w:p>
@@ -3659,7 +5333,7 @@
                     <pic:cNvPicPr/>
                   </pic:nvPicPr>
                   <pic:blipFill>
-                    <a:blip r:embed="rId9"/>
+                    <a:blip r:embed="rId15"/>
                     <a:stretch>
                       <a:fillRect/>
                     </a:stretch>
@@ -3699,7 +5373,6 @@
           <w:szCs w:val="28"/>
           <w:lang w:val="pl-PL"/>
         </w:rPr>
-        <w:lastRenderedPageBreak/>
         <w:t>5.2. Uporządkowany alfabetycznie wykaz wszystkich klas, zawierający:</w:t>
       </w:r>
       <w:r>
@@ -3928,6 +5601,7 @@
           <w:szCs w:val="28"/>
           <w:lang w:val="pl-PL"/>
         </w:rPr>
+        <w:lastRenderedPageBreak/>
         <w:t>dataUrodzenia</w:t>
       </w:r>
       <w:proofErr w:type="spellEnd"/>
@@ -4639,7 +6313,885 @@
           <w:szCs w:val="28"/>
           <w:lang w:val="pl-PL"/>
         </w:rPr>
+        <w:t>Atrybuty</w:t>
+      </w:r>
+      <w:r>
+        <w:rPr>
+          <w:sz w:val="28"/>
+          <w:szCs w:val="28"/>
+          <w:lang w:val="pl-PL"/>
+        </w:rPr>
+        <w:t>:</w:t>
+      </w:r>
+    </w:p>
+    <w:p>
+      <w:pPr>
+        <w:spacing w:after="0"/>
+        <w:rPr>
+          <w:sz w:val="28"/>
+          <w:szCs w:val="28"/>
+          <w:lang w:val="pl-PL"/>
+        </w:rPr>
+      </w:pPr>
+      <w:proofErr w:type="spellStart"/>
+      <w:r>
+        <w:rPr>
+          <w:sz w:val="28"/>
+          <w:szCs w:val="28"/>
+          <w:lang w:val="pl-PL"/>
+        </w:rPr>
+        <w:t>ileZgloszen</w:t>
+      </w:r>
+      <w:proofErr w:type="spellEnd"/>
+      <w:r>
+        <w:rPr>
+          <w:sz w:val="28"/>
+          <w:szCs w:val="28"/>
+          <w:lang w:val="pl-PL"/>
+        </w:rPr>
+        <w:t xml:space="preserve"> : </w:t>
+      </w:r>
+      <w:proofErr w:type="spellStart"/>
+      <w:r>
+        <w:rPr>
+          <w:sz w:val="28"/>
+          <w:szCs w:val="28"/>
+          <w:lang w:val="pl-PL"/>
+        </w:rPr>
+        <w:t>int</w:t>
+      </w:r>
+      <w:proofErr w:type="spellEnd"/>
+      <w:r>
+        <w:rPr>
+          <w:sz w:val="28"/>
+          <w:szCs w:val="28"/>
+          <w:lang w:val="pl-PL"/>
+        </w:rPr>
+        <w:t xml:space="preserve"> </w:t>
+      </w:r>
+    </w:p>
+    <w:p>
+      <w:pPr>
+        <w:spacing w:after="0"/>
+        <w:rPr>
+          <w:sz w:val="28"/>
+          <w:szCs w:val="28"/>
+          <w:lang w:val="pl-PL"/>
+        </w:rPr>
+      </w:pPr>
+      <w:proofErr w:type="spellStart"/>
+      <w:r>
+        <w:rPr>
+          <w:sz w:val="28"/>
+          <w:szCs w:val="28"/>
+          <w:lang w:val="pl-PL"/>
+        </w:rPr>
+        <w:t>ileSukces</w:t>
+      </w:r>
+      <w:proofErr w:type="spellEnd"/>
+      <w:r>
+        <w:rPr>
+          <w:sz w:val="28"/>
+          <w:szCs w:val="28"/>
+          <w:lang w:val="pl-PL"/>
+        </w:rPr>
+        <w:t xml:space="preserve"> : </w:t>
+      </w:r>
+      <w:proofErr w:type="spellStart"/>
+      <w:r>
+        <w:rPr>
+          <w:sz w:val="28"/>
+          <w:szCs w:val="28"/>
+          <w:lang w:val="pl-PL"/>
+        </w:rPr>
+        <w:t>int</w:t>
+      </w:r>
+      <w:proofErr w:type="spellEnd"/>
+      <w:r>
+        <w:rPr>
+          <w:sz w:val="28"/>
+          <w:szCs w:val="28"/>
+          <w:lang w:val="pl-PL"/>
+        </w:rPr>
+        <w:t xml:space="preserve"> - liczba zakończonych sukcesem </w:t>
+      </w:r>
+    </w:p>
+    <w:p>
+      <w:pPr>
+        <w:spacing w:after="0"/>
+        <w:rPr>
+          <w:sz w:val="28"/>
+          <w:szCs w:val="28"/>
+          <w:lang w:val="pl-PL"/>
+        </w:rPr>
+      </w:pPr>
+      <w:proofErr w:type="spellStart"/>
+      <w:r>
+        <w:rPr>
+          <w:sz w:val="28"/>
+          <w:szCs w:val="28"/>
+          <w:lang w:val="pl-PL"/>
+        </w:rPr>
+        <w:t>ilePorazka</w:t>
+      </w:r>
+      <w:proofErr w:type="spellEnd"/>
+      <w:r>
+        <w:rPr>
+          <w:sz w:val="28"/>
+          <w:szCs w:val="28"/>
+          <w:lang w:val="pl-PL"/>
+        </w:rPr>
+        <w:t xml:space="preserve"> : </w:t>
+      </w:r>
+      <w:proofErr w:type="spellStart"/>
+      <w:r>
+        <w:rPr>
+          <w:sz w:val="28"/>
+          <w:szCs w:val="28"/>
+          <w:lang w:val="pl-PL"/>
+        </w:rPr>
+        <w:t>int</w:t>
+      </w:r>
+      <w:proofErr w:type="spellEnd"/>
+      <w:r>
+        <w:rPr>
+          <w:sz w:val="28"/>
+          <w:szCs w:val="28"/>
+          <w:lang w:val="pl-PL"/>
+        </w:rPr>
+        <w:t xml:space="preserve"> - liczba nieudanych</w:t>
+      </w:r>
+    </w:p>
+    <w:p>
+      <w:pPr>
+        <w:spacing w:after="0"/>
+        <w:rPr>
+          <w:b/>
+          <w:bCs/>
+          <w:sz w:val="28"/>
+          <w:szCs w:val="28"/>
+          <w:lang w:val="pl-PL"/>
+        </w:rPr>
+      </w:pPr>
+      <w:r>
+        <w:rPr>
+          <w:b/>
+          <w:bCs/>
+          <w:sz w:val="28"/>
+          <w:szCs w:val="28"/>
+          <w:lang w:val="pl-PL"/>
+        </w:rPr>
+        <w:t>Metody:</w:t>
+      </w:r>
+    </w:p>
+    <w:p>
+      <w:pPr>
+        <w:spacing w:after="0"/>
+        <w:rPr>
+          <w:sz w:val="28"/>
+          <w:szCs w:val="28"/>
+          <w:lang w:val="pl-PL"/>
+        </w:rPr>
+      </w:pPr>
+      <w:proofErr w:type="spellStart"/>
+      <w:r>
+        <w:rPr>
+          <w:sz w:val="28"/>
+          <w:szCs w:val="28"/>
+          <w:lang w:val="pl-PL"/>
+        </w:rPr>
+        <w:t>generujDziennik</w:t>
+      </w:r>
+      <w:proofErr w:type="spellEnd"/>
+      <w:r>
+        <w:rPr>
+          <w:sz w:val="28"/>
+          <w:szCs w:val="28"/>
+          <w:lang w:val="pl-PL"/>
+        </w:rPr>
+        <w:t>() – wyświetla wszystkie zakończone zgłoszenia</w:t>
+      </w:r>
+    </w:p>
+    <w:p>
+      <w:pPr>
+        <w:spacing w:after="0"/>
+        <w:rPr>
+          <w:sz w:val="28"/>
+          <w:szCs w:val="28"/>
+          <w:lang w:val="pl-PL"/>
+        </w:rPr>
+      </w:pPr>
+    </w:p>
+    <w:p>
+      <w:pPr>
+        <w:spacing w:after="0"/>
+        <w:rPr>
+          <w:b/>
+          <w:bCs/>
+          <w:sz w:val="28"/>
+          <w:szCs w:val="28"/>
+          <w:lang w:val="pl-PL"/>
+        </w:rPr>
+      </w:pPr>
+      <w:proofErr w:type="spellStart"/>
+      <w:r>
+        <w:rPr>
+          <w:b/>
+          <w:bCs/>
+          <w:sz w:val="28"/>
+          <w:szCs w:val="28"/>
+          <w:lang w:val="pl-PL"/>
+        </w:rPr>
+        <w:t>KatalogMocy</w:t>
+      </w:r>
+      <w:proofErr w:type="spellEnd"/>
+    </w:p>
+    <w:p>
+      <w:pPr>
+        <w:spacing w:after="0"/>
+        <w:rPr>
+          <w:b/>
+          <w:bCs/>
+          <w:sz w:val="28"/>
+          <w:szCs w:val="28"/>
+          <w:lang w:val="pl-PL"/>
+        </w:rPr>
+      </w:pPr>
+      <w:r>
+        <w:rPr>
+          <w:b/>
+          <w:bCs/>
+          <w:sz w:val="28"/>
+          <w:szCs w:val="28"/>
+          <w:lang w:val="pl-PL"/>
+        </w:rPr>
+        <w:t>Opis:</w:t>
+      </w:r>
+    </w:p>
+    <w:p>
+      <w:pPr>
+        <w:spacing w:after="0"/>
+        <w:rPr>
+          <w:sz w:val="28"/>
+          <w:szCs w:val="28"/>
+          <w:lang w:val="pl-PL"/>
+        </w:rPr>
+      </w:pPr>
+      <w:r>
+        <w:rPr>
+          <w:sz w:val="28"/>
+          <w:szCs w:val="28"/>
+          <w:lang w:val="pl-PL"/>
+        </w:rPr>
+        <w:t>Klasa zawiera zbiór wszystkich mocy bohaterów oraz ich opisy.</w:t>
+      </w:r>
+    </w:p>
+    <w:p>
+      <w:pPr>
+        <w:spacing w:after="0"/>
+        <w:rPr>
+          <w:sz w:val="28"/>
+          <w:szCs w:val="28"/>
+          <w:lang w:val="pl-PL"/>
+        </w:rPr>
+      </w:pPr>
+      <w:r>
+        <w:rPr>
+          <w:b/>
+          <w:bCs/>
+          <w:sz w:val="28"/>
+          <w:szCs w:val="28"/>
+          <w:lang w:val="pl-PL"/>
+        </w:rPr>
+        <w:t>Atrybuty</w:t>
+      </w:r>
+      <w:r>
+        <w:rPr>
+          <w:sz w:val="28"/>
+          <w:szCs w:val="28"/>
+          <w:lang w:val="pl-PL"/>
+        </w:rPr>
+        <w:t>:</w:t>
+      </w:r>
+    </w:p>
+    <w:p>
+      <w:pPr>
+        <w:spacing w:after="0"/>
+        <w:rPr>
+          <w:sz w:val="28"/>
+          <w:szCs w:val="28"/>
+          <w:lang w:val="pl-PL"/>
+        </w:rPr>
+      </w:pPr>
+      <w:proofErr w:type="spellStart"/>
+      <w:r>
+        <w:rPr>
+          <w:sz w:val="28"/>
+          <w:szCs w:val="28"/>
+          <w:lang w:val="pl-PL"/>
+        </w:rPr>
+        <w:t>opisZdolnosci</w:t>
+      </w:r>
+      <w:proofErr w:type="spellEnd"/>
+      <w:r>
+        <w:rPr>
+          <w:sz w:val="28"/>
+          <w:szCs w:val="28"/>
+          <w:lang w:val="pl-PL"/>
+        </w:rPr>
+        <w:t xml:space="preserve"> : String </w:t>
+      </w:r>
+    </w:p>
+    <w:p>
+      <w:pPr>
+        <w:spacing w:after="0"/>
+        <w:rPr>
+          <w:sz w:val="28"/>
+          <w:szCs w:val="28"/>
+          <w:lang w:val="pl-PL"/>
+        </w:rPr>
+      </w:pPr>
+      <w:proofErr w:type="spellStart"/>
+      <w:r>
+        <w:rPr>
+          <w:sz w:val="28"/>
+          <w:szCs w:val="28"/>
+          <w:lang w:val="pl-PL"/>
+        </w:rPr>
         <w:lastRenderedPageBreak/>
+        <w:t>liczbaMocy</w:t>
+      </w:r>
+      <w:proofErr w:type="spellEnd"/>
+      <w:r>
+        <w:rPr>
+          <w:sz w:val="28"/>
+          <w:szCs w:val="28"/>
+          <w:lang w:val="pl-PL"/>
+        </w:rPr>
+        <w:t xml:space="preserve"> : </w:t>
+      </w:r>
+      <w:proofErr w:type="spellStart"/>
+      <w:r>
+        <w:rPr>
+          <w:sz w:val="28"/>
+          <w:szCs w:val="28"/>
+          <w:lang w:val="pl-PL"/>
+        </w:rPr>
+        <w:t>int</w:t>
+      </w:r>
+      <w:proofErr w:type="spellEnd"/>
+      <w:r>
+        <w:rPr>
+          <w:sz w:val="28"/>
+          <w:szCs w:val="28"/>
+          <w:lang w:val="pl-PL"/>
+        </w:rPr>
+        <w:t xml:space="preserve"> </w:t>
+      </w:r>
+    </w:p>
+    <w:p>
+      <w:pPr>
+        <w:spacing w:after="0"/>
+        <w:rPr>
+          <w:b/>
+          <w:bCs/>
+          <w:sz w:val="28"/>
+          <w:szCs w:val="28"/>
+          <w:lang w:val="pl-PL"/>
+        </w:rPr>
+      </w:pPr>
+      <w:r>
+        <w:rPr>
+          <w:b/>
+          <w:bCs/>
+          <w:sz w:val="28"/>
+          <w:szCs w:val="28"/>
+          <w:lang w:val="pl-PL"/>
+        </w:rPr>
+        <w:t>Metody:</w:t>
+      </w:r>
+    </w:p>
+    <w:p>
+      <w:pPr>
+        <w:spacing w:after="0"/>
+        <w:rPr>
+          <w:sz w:val="28"/>
+          <w:szCs w:val="28"/>
+          <w:lang w:val="pl-PL"/>
+        </w:rPr>
+      </w:pPr>
+      <w:proofErr w:type="spellStart"/>
+      <w:r>
+        <w:rPr>
+          <w:sz w:val="28"/>
+          <w:szCs w:val="28"/>
+          <w:lang w:val="pl-PL"/>
+        </w:rPr>
+        <w:t>wyszukajMoc</w:t>
+      </w:r>
+      <w:proofErr w:type="spellEnd"/>
+      <w:r>
+        <w:rPr>
+          <w:sz w:val="28"/>
+          <w:szCs w:val="28"/>
+          <w:lang w:val="pl-PL"/>
+        </w:rPr>
+        <w:t xml:space="preserve">() </w:t>
+      </w:r>
+    </w:p>
+    <w:p>
+      <w:pPr>
+        <w:spacing w:after="0"/>
+        <w:rPr>
+          <w:sz w:val="28"/>
+          <w:szCs w:val="28"/>
+          <w:lang w:val="pl-PL"/>
+        </w:rPr>
+      </w:pPr>
+      <w:proofErr w:type="spellStart"/>
+      <w:r>
+        <w:rPr>
+          <w:sz w:val="28"/>
+          <w:szCs w:val="28"/>
+          <w:lang w:val="pl-PL"/>
+        </w:rPr>
+        <w:t>filtrujTyp</w:t>
+      </w:r>
+      <w:proofErr w:type="spellEnd"/>
+      <w:r>
+        <w:rPr>
+          <w:sz w:val="28"/>
+          <w:szCs w:val="28"/>
+          <w:lang w:val="pl-PL"/>
+        </w:rPr>
+        <w:t>()</w:t>
+      </w:r>
+    </w:p>
+    <w:p>
+      <w:pPr>
+        <w:spacing w:after="0"/>
+        <w:rPr>
+          <w:b/>
+          <w:bCs/>
+          <w:sz w:val="28"/>
+          <w:szCs w:val="28"/>
+          <w:lang w:val="pl-PL"/>
+        </w:rPr>
+      </w:pPr>
+    </w:p>
+    <w:p>
+      <w:pPr>
+        <w:spacing w:after="0"/>
+        <w:rPr>
+          <w:b/>
+          <w:bCs/>
+          <w:sz w:val="28"/>
+          <w:szCs w:val="28"/>
+          <w:lang w:val="pl-PL"/>
+        </w:rPr>
+      </w:pPr>
+      <w:r>
+        <w:rPr>
+          <w:b/>
+          <w:bCs/>
+          <w:sz w:val="28"/>
+          <w:szCs w:val="28"/>
+          <w:lang w:val="pl-PL"/>
+        </w:rPr>
+        <w:t>Misja</w:t>
+      </w:r>
+    </w:p>
+    <w:p>
+      <w:pPr>
+        <w:spacing w:after="0"/>
+        <w:rPr>
+          <w:b/>
+          <w:bCs/>
+          <w:sz w:val="28"/>
+          <w:szCs w:val="28"/>
+          <w:lang w:val="pl-PL"/>
+        </w:rPr>
+      </w:pPr>
+      <w:r>
+        <w:rPr>
+          <w:b/>
+          <w:bCs/>
+          <w:sz w:val="28"/>
+          <w:szCs w:val="28"/>
+          <w:lang w:val="pl-PL"/>
+        </w:rPr>
+        <w:t xml:space="preserve">Opis: </w:t>
+      </w:r>
+    </w:p>
+    <w:p>
+      <w:pPr>
+        <w:spacing w:after="0"/>
+        <w:rPr>
+          <w:sz w:val="28"/>
+          <w:szCs w:val="28"/>
+          <w:lang w:val="pl-PL"/>
+        </w:rPr>
+      </w:pPr>
+      <w:r>
+        <w:rPr>
+          <w:sz w:val="28"/>
+          <w:szCs w:val="28"/>
+          <w:lang w:val="pl-PL"/>
+        </w:rPr>
+        <w:t>Jest tworzona na podstawie danego zgłoszenia.</w:t>
+      </w:r>
+    </w:p>
+    <w:p>
+      <w:pPr>
+        <w:spacing w:after="0"/>
+        <w:rPr>
+          <w:b/>
+          <w:bCs/>
+          <w:sz w:val="28"/>
+          <w:szCs w:val="28"/>
+          <w:lang w:val="pl-PL"/>
+        </w:rPr>
+      </w:pPr>
+      <w:r>
+        <w:rPr>
+          <w:b/>
+          <w:bCs/>
+          <w:sz w:val="28"/>
+          <w:szCs w:val="28"/>
+          <w:lang w:val="pl-PL"/>
+        </w:rPr>
+        <w:t>Atrybuty:</w:t>
+      </w:r>
+    </w:p>
+    <w:p>
+      <w:pPr>
+        <w:spacing w:after="0"/>
+        <w:rPr>
+          <w:sz w:val="28"/>
+          <w:szCs w:val="28"/>
+          <w:lang w:val="pl-PL"/>
+        </w:rPr>
+      </w:pPr>
+      <w:proofErr w:type="spellStart"/>
+      <w:r>
+        <w:rPr>
+          <w:sz w:val="28"/>
+          <w:szCs w:val="28"/>
+          <w:lang w:val="pl-PL"/>
+        </w:rPr>
+        <w:t>idMisji</w:t>
+      </w:r>
+      <w:proofErr w:type="spellEnd"/>
+      <w:r>
+        <w:rPr>
+          <w:sz w:val="28"/>
+          <w:szCs w:val="28"/>
+          <w:lang w:val="pl-PL"/>
+        </w:rPr>
+        <w:t xml:space="preserve"> : </w:t>
+      </w:r>
+      <w:proofErr w:type="spellStart"/>
+      <w:r>
+        <w:rPr>
+          <w:sz w:val="28"/>
+          <w:szCs w:val="28"/>
+          <w:lang w:val="pl-PL"/>
+        </w:rPr>
+        <w:t>int</w:t>
+      </w:r>
+      <w:proofErr w:type="spellEnd"/>
+      <w:r>
+        <w:rPr>
+          <w:sz w:val="28"/>
+          <w:szCs w:val="28"/>
+          <w:lang w:val="pl-PL"/>
+        </w:rPr>
+        <w:t xml:space="preserve"> </w:t>
+      </w:r>
+    </w:p>
+    <w:p>
+      <w:pPr>
+        <w:spacing w:after="0"/>
+        <w:rPr>
+          <w:sz w:val="28"/>
+          <w:szCs w:val="28"/>
+          <w:lang w:val="pl-PL"/>
+        </w:rPr>
+      </w:pPr>
+      <w:r>
+        <w:rPr>
+          <w:sz w:val="28"/>
+          <w:szCs w:val="28"/>
+          <w:lang w:val="pl-PL"/>
+        </w:rPr>
+        <w:t xml:space="preserve">status : String </w:t>
+      </w:r>
+    </w:p>
+    <w:p>
+      <w:pPr>
+        <w:spacing w:after="0"/>
+        <w:rPr>
+          <w:sz w:val="28"/>
+          <w:szCs w:val="28"/>
+          <w:lang w:val="pl-PL"/>
+        </w:rPr>
+      </w:pPr>
+      <w:proofErr w:type="spellStart"/>
+      <w:r>
+        <w:rPr>
+          <w:sz w:val="28"/>
+          <w:szCs w:val="28"/>
+          <w:lang w:val="pl-PL"/>
+        </w:rPr>
+        <w:t>dataRozpoczecia</w:t>
+      </w:r>
+      <w:proofErr w:type="spellEnd"/>
+      <w:r>
+        <w:rPr>
+          <w:sz w:val="28"/>
+          <w:szCs w:val="28"/>
+          <w:lang w:val="pl-PL"/>
+        </w:rPr>
+        <w:t xml:space="preserve"> : </w:t>
+      </w:r>
+      <w:proofErr w:type="spellStart"/>
+      <w:r>
+        <w:rPr>
+          <w:sz w:val="28"/>
+          <w:szCs w:val="28"/>
+          <w:lang w:val="pl-PL"/>
+        </w:rPr>
+        <w:t>Date</w:t>
+      </w:r>
+      <w:proofErr w:type="spellEnd"/>
+      <w:r>
+        <w:rPr>
+          <w:sz w:val="28"/>
+          <w:szCs w:val="28"/>
+          <w:lang w:val="pl-PL"/>
+        </w:rPr>
+        <w:t xml:space="preserve"> </w:t>
+      </w:r>
+    </w:p>
+    <w:p>
+      <w:pPr>
+        <w:spacing w:after="0"/>
+        <w:rPr>
+          <w:sz w:val="28"/>
+          <w:szCs w:val="28"/>
+          <w:lang w:val="pl-PL"/>
+        </w:rPr>
+      </w:pPr>
+      <w:proofErr w:type="spellStart"/>
+      <w:r>
+        <w:rPr>
+          <w:sz w:val="28"/>
+          <w:szCs w:val="28"/>
+          <w:lang w:val="pl-PL"/>
+        </w:rPr>
+        <w:t>dataZakonczenia</w:t>
+      </w:r>
+      <w:proofErr w:type="spellEnd"/>
+      <w:r>
+        <w:rPr>
+          <w:sz w:val="28"/>
+          <w:szCs w:val="28"/>
+          <w:lang w:val="pl-PL"/>
+        </w:rPr>
+        <w:t xml:space="preserve"> : </w:t>
+      </w:r>
+      <w:proofErr w:type="spellStart"/>
+      <w:r>
+        <w:rPr>
+          <w:sz w:val="28"/>
+          <w:szCs w:val="28"/>
+          <w:lang w:val="pl-PL"/>
+        </w:rPr>
+        <w:t>Date</w:t>
+      </w:r>
+      <w:proofErr w:type="spellEnd"/>
+      <w:r>
+        <w:rPr>
+          <w:sz w:val="28"/>
+          <w:szCs w:val="28"/>
+          <w:lang w:val="pl-PL"/>
+        </w:rPr>
+        <w:t xml:space="preserve"> </w:t>
+      </w:r>
+    </w:p>
+    <w:p>
+      <w:pPr>
+        <w:spacing w:after="0"/>
+        <w:rPr>
+          <w:b/>
+          <w:bCs/>
+          <w:sz w:val="28"/>
+          <w:szCs w:val="28"/>
+          <w:lang w:val="pl-PL"/>
+        </w:rPr>
+      </w:pPr>
+      <w:r>
+        <w:rPr>
+          <w:b/>
+          <w:bCs/>
+          <w:sz w:val="28"/>
+          <w:szCs w:val="28"/>
+          <w:lang w:val="pl-PL"/>
+        </w:rPr>
+        <w:t>Metody:</w:t>
+      </w:r>
+    </w:p>
+    <w:p>
+      <w:pPr>
+        <w:spacing w:after="0"/>
+        <w:rPr>
+          <w:sz w:val="28"/>
+          <w:szCs w:val="28"/>
+          <w:lang w:val="pl-PL"/>
+        </w:rPr>
+      </w:pPr>
+      <w:proofErr w:type="spellStart"/>
+      <w:r>
+        <w:rPr>
+          <w:sz w:val="28"/>
+          <w:szCs w:val="28"/>
+          <w:lang w:val="pl-PL"/>
+        </w:rPr>
+        <w:t>startMisji</w:t>
+      </w:r>
+      <w:proofErr w:type="spellEnd"/>
+      <w:r>
+        <w:rPr>
+          <w:sz w:val="28"/>
+          <w:szCs w:val="28"/>
+          <w:lang w:val="pl-PL"/>
+        </w:rPr>
+        <w:t xml:space="preserve">() </w:t>
+      </w:r>
+    </w:p>
+    <w:p>
+      <w:pPr>
+        <w:spacing w:after="0"/>
+        <w:rPr>
+          <w:sz w:val="28"/>
+          <w:szCs w:val="28"/>
+          <w:lang w:val="pl-PL"/>
+        </w:rPr>
+      </w:pPr>
+      <w:proofErr w:type="spellStart"/>
+      <w:r>
+        <w:rPr>
+          <w:sz w:val="28"/>
+          <w:szCs w:val="28"/>
+          <w:lang w:val="pl-PL"/>
+        </w:rPr>
+        <w:t>koniecMisji</w:t>
+      </w:r>
+      <w:proofErr w:type="spellEnd"/>
+      <w:r>
+        <w:rPr>
+          <w:sz w:val="28"/>
+          <w:szCs w:val="28"/>
+          <w:lang w:val="pl-PL"/>
+        </w:rPr>
+        <w:t>()</w:t>
+      </w:r>
+    </w:p>
+    <w:p>
+      <w:pPr>
+        <w:spacing w:after="0"/>
+        <w:rPr>
+          <w:sz w:val="28"/>
+          <w:szCs w:val="28"/>
+          <w:lang w:val="pl-PL"/>
+        </w:rPr>
+      </w:pPr>
+    </w:p>
+    <w:p>
+      <w:pPr>
+        <w:spacing w:after="0"/>
+        <w:rPr>
+          <w:b/>
+          <w:bCs/>
+          <w:sz w:val="28"/>
+          <w:szCs w:val="28"/>
+          <w:lang w:val="pl-PL"/>
+        </w:rPr>
+      </w:pPr>
+      <w:r>
+        <w:rPr>
+          <w:b/>
+          <w:bCs/>
+          <w:sz w:val="28"/>
+          <w:szCs w:val="28"/>
+          <w:lang w:val="pl-PL"/>
+        </w:rPr>
+        <w:t>Moc</w:t>
+      </w:r>
+    </w:p>
+    <w:p>
+      <w:pPr>
+        <w:spacing w:after="0"/>
+        <w:rPr>
+          <w:sz w:val="28"/>
+          <w:szCs w:val="28"/>
+          <w:lang w:val="pl-PL"/>
+        </w:rPr>
+      </w:pPr>
+      <w:r>
+        <w:rPr>
+          <w:b/>
+          <w:bCs/>
+          <w:sz w:val="28"/>
+          <w:szCs w:val="28"/>
+          <w:lang w:val="pl-PL"/>
+        </w:rPr>
+        <w:t>Opis</w:t>
+      </w:r>
+      <w:r>
+        <w:rPr>
+          <w:sz w:val="28"/>
+          <w:szCs w:val="28"/>
+          <w:lang w:val="pl-PL"/>
+        </w:rPr>
+        <w:t xml:space="preserve">: </w:t>
+      </w:r>
+    </w:p>
+    <w:p>
+      <w:pPr>
+        <w:spacing w:after="0"/>
+        <w:rPr>
+          <w:sz w:val="28"/>
+          <w:szCs w:val="28"/>
+          <w:lang w:val="pl-PL"/>
+        </w:rPr>
+      </w:pPr>
+      <w:r>
+        <w:rPr>
+          <w:sz w:val="28"/>
+          <w:szCs w:val="28"/>
+          <w:lang w:val="pl-PL"/>
+        </w:rPr>
+        <w:t>Pojedyncza zdolność bohatera.</w:t>
+      </w:r>
+    </w:p>
+    <w:p>
+      <w:pPr>
+        <w:spacing w:after="0"/>
+        <w:rPr>
+          <w:sz w:val="28"/>
+          <w:szCs w:val="28"/>
+          <w:lang w:val="pl-PL"/>
+        </w:rPr>
+      </w:pPr>
+      <w:r>
+        <w:rPr>
+          <w:b/>
+          <w:bCs/>
+          <w:sz w:val="28"/>
+          <w:szCs w:val="28"/>
+          <w:lang w:val="pl-PL"/>
+        </w:rPr>
         <w:t>Atrybuty</w:t>
       </w:r>
       <w:r>
@@ -4667,7 +7219,7 @@
           <w:szCs w:val="28"/>
           <w:lang w:val="pl-PL"/>
         </w:rPr>
-        <w:t>ileZgloszen</w:t>
+        <w:t>idMocy</w:t>
       </w:r>
       <w:proofErr w:type="spellEnd"/>
       <w:r>
@@ -4706,14 +7258,218 @@
           <w:lang w:val="pl-PL"/>
         </w:rPr>
       </w:pPr>
-      <w:proofErr w:type="spellStart"/>
-      <w:r>
-        <w:rPr>
-          <w:sz w:val="28"/>
-          <w:szCs w:val="28"/>
-          <w:lang w:val="pl-PL"/>
-        </w:rPr>
-        <w:t>ileSukces</w:t>
+      <w:r>
+        <w:rPr>
+          <w:sz w:val="28"/>
+          <w:szCs w:val="28"/>
+          <w:lang w:val="pl-PL"/>
+        </w:rPr>
+        <w:t xml:space="preserve">nazwa : String </w:t>
+      </w:r>
+    </w:p>
+    <w:p>
+      <w:pPr>
+        <w:spacing w:after="0"/>
+        <w:rPr>
+          <w:sz w:val="28"/>
+          <w:szCs w:val="28"/>
+          <w:lang w:val="pl-PL"/>
+        </w:rPr>
+      </w:pPr>
+      <w:r>
+        <w:rPr>
+          <w:sz w:val="28"/>
+          <w:szCs w:val="28"/>
+          <w:lang w:val="pl-PL"/>
+        </w:rPr>
+        <w:t xml:space="preserve">typ : String - typ (np. fizyczna, psychiczna) </w:t>
+      </w:r>
+    </w:p>
+    <w:p>
+      <w:pPr>
+        <w:spacing w:after="0"/>
+        <w:rPr>
+          <w:sz w:val="28"/>
+          <w:szCs w:val="28"/>
+          <w:lang w:val="pl-PL"/>
+        </w:rPr>
+      </w:pPr>
+      <w:proofErr w:type="spellStart"/>
+      <w:r>
+        <w:rPr>
+          <w:sz w:val="28"/>
+          <w:szCs w:val="28"/>
+          <w:lang w:val="pl-PL"/>
+        </w:rPr>
+        <w:t>zasieg</w:t>
+      </w:r>
+      <w:proofErr w:type="spellEnd"/>
+      <w:r>
+        <w:rPr>
+          <w:sz w:val="28"/>
+          <w:szCs w:val="28"/>
+          <w:lang w:val="pl-PL"/>
+        </w:rPr>
+        <w:t xml:space="preserve"> : String - zasięg działania </w:t>
+      </w:r>
+    </w:p>
+    <w:p>
+      <w:pPr>
+        <w:spacing w:after="0"/>
+        <w:rPr>
+          <w:sz w:val="28"/>
+          <w:szCs w:val="28"/>
+          <w:lang w:val="pl-PL"/>
+        </w:rPr>
+      </w:pPr>
+      <w:r>
+        <w:rPr>
+          <w:sz w:val="28"/>
+          <w:szCs w:val="28"/>
+          <w:lang w:val="pl-PL"/>
+        </w:rPr>
+        <w:t xml:space="preserve">ograniczenia : String </w:t>
+      </w:r>
+    </w:p>
+    <w:p>
+      <w:pPr>
+        <w:spacing w:after="0"/>
+        <w:rPr>
+          <w:sz w:val="28"/>
+          <w:szCs w:val="28"/>
+          <w:lang w:val="pl-PL"/>
+        </w:rPr>
+      </w:pPr>
+      <w:r>
+        <w:rPr>
+          <w:sz w:val="28"/>
+          <w:szCs w:val="28"/>
+          <w:lang w:val="pl-PL"/>
+        </w:rPr>
+        <w:t>Metody: brak zdefiniowanych</w:t>
+      </w:r>
+      <w:r>
+        <w:rPr>
+          <w:sz w:val="28"/>
+          <w:szCs w:val="28"/>
+          <w:lang w:val="pl-PL"/>
+        </w:rPr>
+        <w:br/>
+      </w:r>
+    </w:p>
+    <w:p>
+      <w:pPr>
+        <w:spacing w:after="0"/>
+        <w:rPr>
+          <w:b/>
+          <w:bCs/>
+          <w:sz w:val="28"/>
+          <w:szCs w:val="28"/>
+          <w:lang w:val="pl-PL"/>
+        </w:rPr>
+      </w:pPr>
+      <w:r>
+        <w:rPr>
+          <w:b/>
+          <w:bCs/>
+          <w:sz w:val="28"/>
+          <w:szCs w:val="28"/>
+          <w:lang w:val="pl-PL"/>
+        </w:rPr>
+        <w:t>Operator</w:t>
+      </w:r>
+    </w:p>
+    <w:p>
+      <w:pPr>
+        <w:spacing w:after="0"/>
+        <w:rPr>
+          <w:sz w:val="28"/>
+          <w:szCs w:val="28"/>
+          <w:lang w:val="pl-PL"/>
+        </w:rPr>
+      </w:pPr>
+      <w:r>
+        <w:rPr>
+          <w:b/>
+          <w:bCs/>
+          <w:sz w:val="28"/>
+          <w:szCs w:val="28"/>
+          <w:lang w:val="pl-PL"/>
+        </w:rPr>
+        <w:t>Opis</w:t>
+      </w:r>
+      <w:r>
+        <w:rPr>
+          <w:sz w:val="28"/>
+          <w:szCs w:val="28"/>
+          <w:lang w:val="pl-PL"/>
+        </w:rPr>
+        <w:t xml:space="preserve">: </w:t>
+      </w:r>
+    </w:p>
+    <w:p>
+      <w:pPr>
+        <w:spacing w:after="0"/>
+        <w:rPr>
+          <w:sz w:val="28"/>
+          <w:szCs w:val="28"/>
+          <w:lang w:val="pl-PL"/>
+        </w:rPr>
+      </w:pPr>
+      <w:r>
+        <w:rPr>
+          <w:sz w:val="28"/>
+          <w:szCs w:val="28"/>
+          <w:lang w:val="pl-PL"/>
+        </w:rPr>
+        <w:t>Główny użytkownik systemu zarządzający bohaterami, zgłoszeniami i misjami.</w:t>
+      </w:r>
+    </w:p>
+    <w:p>
+      <w:pPr>
+        <w:spacing w:after="0"/>
+        <w:rPr>
+          <w:sz w:val="28"/>
+          <w:szCs w:val="28"/>
+          <w:lang w:val="pl-PL"/>
+        </w:rPr>
+      </w:pPr>
+      <w:r>
+        <w:rPr>
+          <w:b/>
+          <w:bCs/>
+          <w:sz w:val="28"/>
+          <w:szCs w:val="28"/>
+          <w:lang w:val="pl-PL"/>
+        </w:rPr>
+        <w:t>Atrybuty</w:t>
+      </w:r>
+      <w:r>
+        <w:rPr>
+          <w:sz w:val="28"/>
+          <w:szCs w:val="28"/>
+          <w:lang w:val="pl-PL"/>
+        </w:rPr>
+        <w:t>:</w:t>
+      </w:r>
+    </w:p>
+    <w:p>
+      <w:pPr>
+        <w:spacing w:after="0"/>
+        <w:rPr>
+          <w:sz w:val="28"/>
+          <w:szCs w:val="28"/>
+          <w:lang w:val="pl-PL"/>
+        </w:rPr>
+      </w:pPr>
+      <w:proofErr w:type="spellStart"/>
+      <w:r>
+        <w:rPr>
+          <w:sz w:val="28"/>
+          <w:szCs w:val="28"/>
+          <w:lang w:val="pl-PL"/>
+        </w:rPr>
+        <w:t>idOperatora</w:t>
       </w:r>
       <w:proofErr w:type="spellEnd"/>
       <w:r>
@@ -4740,26 +7496,375 @@
           <w:szCs w:val="28"/>
           <w:lang w:val="pl-PL"/>
         </w:rPr>
-        <w:t xml:space="preserve"> - liczba zakończonych sukcesem </w:t>
-      </w:r>
-    </w:p>
-    <w:p>
-      <w:pPr>
-        <w:spacing w:after="0"/>
-        <w:rPr>
-          <w:sz w:val="28"/>
-          <w:szCs w:val="28"/>
-          <w:lang w:val="pl-PL"/>
-        </w:rPr>
-      </w:pPr>
-      <w:proofErr w:type="spellStart"/>
-      <w:r>
-        <w:rPr>
-          <w:sz w:val="28"/>
-          <w:szCs w:val="28"/>
-          <w:lang w:val="pl-PL"/>
-        </w:rPr>
-        <w:t>ilePorazka</w:t>
+        <w:t xml:space="preserve">  </w:t>
+      </w:r>
+    </w:p>
+    <w:p>
+      <w:pPr>
+        <w:spacing w:after="0"/>
+        <w:rPr>
+          <w:sz w:val="28"/>
+          <w:szCs w:val="28"/>
+          <w:lang w:val="pl-PL"/>
+        </w:rPr>
+      </w:pPr>
+      <w:proofErr w:type="spellStart"/>
+      <w:r>
+        <w:rPr>
+          <w:sz w:val="28"/>
+          <w:szCs w:val="28"/>
+          <w:lang w:val="pl-PL"/>
+        </w:rPr>
+        <w:t>imie</w:t>
+      </w:r>
+      <w:proofErr w:type="spellEnd"/>
+      <w:r>
+        <w:rPr>
+          <w:sz w:val="28"/>
+          <w:szCs w:val="28"/>
+          <w:lang w:val="pl-PL"/>
+        </w:rPr>
+        <w:t xml:space="preserve"> : String </w:t>
+      </w:r>
+    </w:p>
+    <w:p>
+      <w:pPr>
+        <w:spacing w:after="0"/>
+        <w:rPr>
+          <w:sz w:val="28"/>
+          <w:szCs w:val="28"/>
+          <w:lang w:val="pl-PL"/>
+        </w:rPr>
+      </w:pPr>
+      <w:r>
+        <w:rPr>
+          <w:sz w:val="28"/>
+          <w:szCs w:val="28"/>
+          <w:lang w:val="pl-PL"/>
+        </w:rPr>
+        <w:t xml:space="preserve">nazwisko : String </w:t>
+      </w:r>
+    </w:p>
+    <w:p>
+      <w:pPr>
+        <w:spacing w:after="0"/>
+        <w:rPr>
+          <w:sz w:val="28"/>
+          <w:szCs w:val="28"/>
+          <w:lang w:val="pl-PL"/>
+        </w:rPr>
+      </w:pPr>
+      <w:r>
+        <w:rPr>
+          <w:b/>
+          <w:bCs/>
+          <w:sz w:val="28"/>
+          <w:szCs w:val="28"/>
+          <w:lang w:val="pl-PL"/>
+        </w:rPr>
+        <w:t>Metody</w:t>
+      </w:r>
+      <w:r>
+        <w:rPr>
+          <w:sz w:val="28"/>
+          <w:szCs w:val="28"/>
+          <w:lang w:val="pl-PL"/>
+        </w:rPr>
+        <w:t>:</w:t>
+      </w:r>
+    </w:p>
+    <w:p>
+      <w:pPr>
+        <w:spacing w:after="0"/>
+        <w:rPr>
+          <w:sz w:val="28"/>
+          <w:szCs w:val="28"/>
+          <w:lang w:val="pl-PL"/>
+        </w:rPr>
+      </w:pPr>
+      <w:proofErr w:type="spellStart"/>
+      <w:r>
+        <w:rPr>
+          <w:sz w:val="28"/>
+          <w:szCs w:val="28"/>
+          <w:lang w:val="pl-PL"/>
+        </w:rPr>
+        <w:t>przydzielanieMisji</w:t>
+      </w:r>
+      <w:proofErr w:type="spellEnd"/>
+      <w:r>
+        <w:rPr>
+          <w:sz w:val="28"/>
+          <w:szCs w:val="28"/>
+          <w:lang w:val="pl-PL"/>
+        </w:rPr>
+        <w:t xml:space="preserve">() </w:t>
+      </w:r>
+    </w:p>
+    <w:p>
+      <w:pPr>
+        <w:spacing w:after="0"/>
+        <w:rPr>
+          <w:sz w:val="28"/>
+          <w:szCs w:val="28"/>
+          <w:lang w:val="pl-PL"/>
+        </w:rPr>
+      </w:pPr>
+      <w:proofErr w:type="spellStart"/>
+      <w:r>
+        <w:rPr>
+          <w:sz w:val="28"/>
+          <w:szCs w:val="28"/>
+          <w:lang w:val="pl-PL"/>
+        </w:rPr>
+        <w:t>tworzenieZespolu</w:t>
+      </w:r>
+      <w:proofErr w:type="spellEnd"/>
+      <w:r>
+        <w:rPr>
+          <w:sz w:val="28"/>
+          <w:szCs w:val="28"/>
+          <w:lang w:val="pl-PL"/>
+        </w:rPr>
+        <w:t xml:space="preserve">() </w:t>
+      </w:r>
+    </w:p>
+    <w:p>
+      <w:pPr>
+        <w:spacing w:after="0"/>
+        <w:rPr>
+          <w:sz w:val="28"/>
+          <w:szCs w:val="28"/>
+          <w:lang w:val="pl-PL"/>
+        </w:rPr>
+      </w:pPr>
+      <w:proofErr w:type="spellStart"/>
+      <w:r>
+        <w:rPr>
+          <w:sz w:val="28"/>
+          <w:szCs w:val="28"/>
+          <w:lang w:val="pl-PL"/>
+        </w:rPr>
+        <w:t>wyslanieDrona</w:t>
+      </w:r>
+      <w:proofErr w:type="spellEnd"/>
+      <w:r>
+        <w:rPr>
+          <w:sz w:val="28"/>
+          <w:szCs w:val="28"/>
+          <w:lang w:val="pl-PL"/>
+        </w:rPr>
+        <w:t xml:space="preserve">() </w:t>
+      </w:r>
+    </w:p>
+    <w:p>
+      <w:pPr>
+        <w:spacing w:after="0"/>
+        <w:rPr>
+          <w:sz w:val="28"/>
+          <w:szCs w:val="28"/>
+          <w:lang w:val="pl-PL"/>
+        </w:rPr>
+      </w:pPr>
+      <w:proofErr w:type="spellStart"/>
+      <w:r>
+        <w:rPr>
+          <w:sz w:val="28"/>
+          <w:szCs w:val="28"/>
+          <w:lang w:val="pl-PL"/>
+        </w:rPr>
+        <w:lastRenderedPageBreak/>
+        <w:t>wyslanieKomunikatu</w:t>
+      </w:r>
+      <w:proofErr w:type="spellEnd"/>
+      <w:r>
+        <w:rPr>
+          <w:sz w:val="28"/>
+          <w:szCs w:val="28"/>
+          <w:lang w:val="pl-PL"/>
+        </w:rPr>
+        <w:t xml:space="preserve">() </w:t>
+      </w:r>
+    </w:p>
+    <w:p>
+      <w:pPr>
+        <w:spacing w:after="0"/>
+        <w:rPr>
+          <w:sz w:val="28"/>
+          <w:szCs w:val="28"/>
+          <w:lang w:val="pl-PL"/>
+        </w:rPr>
+      </w:pPr>
+      <w:proofErr w:type="spellStart"/>
+      <w:r>
+        <w:rPr>
+          <w:sz w:val="28"/>
+          <w:szCs w:val="28"/>
+          <w:lang w:val="pl-PL"/>
+        </w:rPr>
+        <w:t>przyjmijZgloszenie</w:t>
+      </w:r>
+      <w:proofErr w:type="spellEnd"/>
+      <w:r>
+        <w:rPr>
+          <w:sz w:val="28"/>
+          <w:szCs w:val="28"/>
+          <w:lang w:val="pl-PL"/>
+        </w:rPr>
+        <w:t xml:space="preserve">() </w:t>
+      </w:r>
+    </w:p>
+    <w:p>
+      <w:pPr>
+        <w:spacing w:after="0"/>
+        <w:rPr>
+          <w:sz w:val="28"/>
+          <w:szCs w:val="28"/>
+          <w:lang w:val="pl-PL"/>
+        </w:rPr>
+      </w:pPr>
+      <w:proofErr w:type="spellStart"/>
+      <w:r>
+        <w:rPr>
+          <w:sz w:val="28"/>
+          <w:szCs w:val="28"/>
+          <w:lang w:val="pl-PL"/>
+        </w:rPr>
+        <w:t>zamknijZgloszenie</w:t>
+      </w:r>
+      <w:proofErr w:type="spellEnd"/>
+      <w:r>
+        <w:rPr>
+          <w:sz w:val="28"/>
+          <w:szCs w:val="28"/>
+          <w:lang w:val="pl-PL"/>
+        </w:rPr>
+        <w:t xml:space="preserve">() </w:t>
+      </w:r>
+    </w:p>
+    <w:p>
+      <w:pPr>
+        <w:spacing w:after="0"/>
+        <w:rPr>
+          <w:sz w:val="28"/>
+          <w:szCs w:val="28"/>
+          <w:lang w:val="pl-PL"/>
+        </w:rPr>
+      </w:pPr>
+    </w:p>
+    <w:p>
+      <w:pPr>
+        <w:spacing w:after="0"/>
+        <w:rPr>
+          <w:b/>
+          <w:bCs/>
+          <w:sz w:val="28"/>
+          <w:szCs w:val="28"/>
+          <w:lang w:val="pl-PL"/>
+        </w:rPr>
+      </w:pPr>
+      <w:r>
+        <w:rPr>
+          <w:b/>
+          <w:bCs/>
+          <w:sz w:val="28"/>
+          <w:szCs w:val="28"/>
+          <w:lang w:val="pl-PL"/>
+        </w:rPr>
+        <w:t>Raport</w:t>
+      </w:r>
+    </w:p>
+    <w:p>
+      <w:pPr>
+        <w:spacing w:after="0"/>
+        <w:rPr>
+          <w:sz w:val="28"/>
+          <w:szCs w:val="28"/>
+          <w:lang w:val="pl-PL"/>
+        </w:rPr>
+      </w:pPr>
+      <w:r>
+        <w:rPr>
+          <w:b/>
+          <w:bCs/>
+          <w:sz w:val="28"/>
+          <w:szCs w:val="28"/>
+          <w:lang w:val="pl-PL"/>
+        </w:rPr>
+        <w:t>Opis</w:t>
+      </w:r>
+      <w:r>
+        <w:rPr>
+          <w:sz w:val="28"/>
+          <w:szCs w:val="28"/>
+          <w:lang w:val="pl-PL"/>
+        </w:rPr>
+        <w:t xml:space="preserve">: </w:t>
+      </w:r>
+    </w:p>
+    <w:p>
+      <w:pPr>
+        <w:spacing w:after="0"/>
+        <w:rPr>
+          <w:sz w:val="28"/>
+          <w:szCs w:val="28"/>
+          <w:lang w:val="pl-PL"/>
+        </w:rPr>
+      </w:pPr>
+      <w:r>
+        <w:rPr>
+          <w:sz w:val="28"/>
+          <w:szCs w:val="28"/>
+          <w:lang w:val="pl-PL"/>
+        </w:rPr>
+        <w:t>Dokument podsumowujący przebieg misji tworzony przez Bohatera będącego na misji.</w:t>
+      </w:r>
+    </w:p>
+    <w:p>
+      <w:pPr>
+        <w:spacing w:after="0"/>
+        <w:rPr>
+          <w:sz w:val="28"/>
+          <w:szCs w:val="28"/>
+          <w:lang w:val="pl-PL"/>
+        </w:rPr>
+      </w:pPr>
+      <w:r>
+        <w:rPr>
+          <w:b/>
+          <w:bCs/>
+          <w:sz w:val="28"/>
+          <w:szCs w:val="28"/>
+          <w:lang w:val="pl-PL"/>
+        </w:rPr>
+        <w:t>Atrybuty</w:t>
+      </w:r>
+      <w:r>
+        <w:rPr>
+          <w:sz w:val="28"/>
+          <w:szCs w:val="28"/>
+          <w:lang w:val="pl-PL"/>
+        </w:rPr>
+        <w:t>:</w:t>
+      </w:r>
+    </w:p>
+    <w:p>
+      <w:pPr>
+        <w:spacing w:after="0"/>
+        <w:rPr>
+          <w:sz w:val="28"/>
+          <w:szCs w:val="28"/>
+          <w:lang w:val="pl-PL"/>
+        </w:rPr>
+      </w:pPr>
+      <w:proofErr w:type="spellStart"/>
+      <w:r>
+        <w:rPr>
+          <w:sz w:val="28"/>
+          <w:szCs w:val="28"/>
+          <w:lang w:val="pl-PL"/>
+        </w:rPr>
+        <w:t>idRaportu</w:t>
       </w:r>
       <w:proofErr w:type="spellEnd"/>
       <w:r>
@@ -4786,131 +7891,217 @@
           <w:szCs w:val="28"/>
           <w:lang w:val="pl-PL"/>
         </w:rPr>
-        <w:t xml:space="preserve"> - liczba nieudanych</w:t>
-      </w:r>
-    </w:p>
-    <w:p>
-      <w:pPr>
-        <w:spacing w:after="0"/>
-        <w:rPr>
-          <w:b/>
-          <w:bCs/>
-          <w:sz w:val="28"/>
-          <w:szCs w:val="28"/>
-          <w:lang w:val="pl-PL"/>
-        </w:rPr>
-      </w:pPr>
-      <w:r>
-        <w:rPr>
-          <w:b/>
-          <w:bCs/>
-          <w:sz w:val="28"/>
-          <w:szCs w:val="28"/>
-          <w:lang w:val="pl-PL"/>
-        </w:rPr>
-        <w:t>Metody:</w:t>
-      </w:r>
-    </w:p>
-    <w:p>
-      <w:pPr>
-        <w:spacing w:after="0"/>
-        <w:rPr>
-          <w:sz w:val="28"/>
-          <w:szCs w:val="28"/>
-          <w:lang w:val="pl-PL"/>
-        </w:rPr>
-      </w:pPr>
-      <w:proofErr w:type="spellStart"/>
-      <w:r>
-        <w:rPr>
-          <w:sz w:val="28"/>
-          <w:szCs w:val="28"/>
-          <w:lang w:val="pl-PL"/>
-        </w:rPr>
-        <w:t>generujDziennik</w:t>
-      </w:r>
-      <w:proofErr w:type="spellEnd"/>
-      <w:r>
-        <w:rPr>
-          <w:sz w:val="28"/>
-          <w:szCs w:val="28"/>
-          <w:lang w:val="pl-PL"/>
-        </w:rPr>
-        <w:t>() – wyświetla wszystkie zakończone zgłoszenia</w:t>
-      </w:r>
-    </w:p>
-    <w:p>
-      <w:pPr>
-        <w:spacing w:after="0"/>
-        <w:rPr>
-          <w:sz w:val="28"/>
-          <w:szCs w:val="28"/>
-          <w:lang w:val="pl-PL"/>
-        </w:rPr>
-      </w:pPr>
-    </w:p>
-    <w:p>
-      <w:pPr>
-        <w:spacing w:after="0"/>
-        <w:rPr>
-          <w:b/>
-          <w:bCs/>
-          <w:sz w:val="28"/>
-          <w:szCs w:val="28"/>
-          <w:lang w:val="pl-PL"/>
-        </w:rPr>
-      </w:pPr>
-      <w:proofErr w:type="spellStart"/>
-      <w:r>
-        <w:rPr>
-          <w:b/>
-          <w:bCs/>
-          <w:sz w:val="28"/>
-          <w:szCs w:val="28"/>
-          <w:lang w:val="pl-PL"/>
-        </w:rPr>
-        <w:t>KatalogMocy</w:t>
-      </w:r>
-      <w:proofErr w:type="spellEnd"/>
-    </w:p>
-    <w:p>
-      <w:pPr>
-        <w:spacing w:after="0"/>
-        <w:rPr>
-          <w:b/>
-          <w:bCs/>
-          <w:sz w:val="28"/>
-          <w:szCs w:val="28"/>
-          <w:lang w:val="pl-PL"/>
-        </w:rPr>
-      </w:pPr>
-      <w:r>
-        <w:rPr>
-          <w:b/>
-          <w:bCs/>
-          <w:sz w:val="28"/>
-          <w:szCs w:val="28"/>
-          <w:lang w:val="pl-PL"/>
-        </w:rPr>
-        <w:t>Opis:</w:t>
-      </w:r>
-    </w:p>
-    <w:p>
-      <w:pPr>
-        <w:spacing w:after="0"/>
-        <w:rPr>
-          <w:sz w:val="28"/>
-          <w:szCs w:val="28"/>
-          <w:lang w:val="pl-PL"/>
-        </w:rPr>
-      </w:pPr>
-      <w:r>
-        <w:rPr>
-          <w:sz w:val="28"/>
-          <w:szCs w:val="28"/>
-          <w:lang w:val="pl-PL"/>
-        </w:rPr>
-        <w:t>Klasa zawiera zbiór wszystkich mocy bohaterów oraz ich opisy.</w:t>
+        <w:t xml:space="preserve"> </w:t>
+      </w:r>
+    </w:p>
+    <w:p>
+      <w:pPr>
+        <w:spacing w:after="0"/>
+        <w:rPr>
+          <w:sz w:val="28"/>
+          <w:szCs w:val="28"/>
+          <w:lang w:val="pl-PL"/>
+        </w:rPr>
+      </w:pPr>
+      <w:proofErr w:type="spellStart"/>
+      <w:r>
+        <w:rPr>
+          <w:sz w:val="28"/>
+          <w:szCs w:val="28"/>
+          <w:lang w:val="pl-PL"/>
+        </w:rPr>
+        <w:t>dataRaportu</w:t>
+      </w:r>
+      <w:proofErr w:type="spellEnd"/>
+      <w:r>
+        <w:rPr>
+          <w:sz w:val="28"/>
+          <w:szCs w:val="28"/>
+          <w:lang w:val="pl-PL"/>
+        </w:rPr>
+        <w:t xml:space="preserve"> : </w:t>
+      </w:r>
+      <w:proofErr w:type="spellStart"/>
+      <w:r>
+        <w:rPr>
+          <w:sz w:val="28"/>
+          <w:szCs w:val="28"/>
+          <w:lang w:val="pl-PL"/>
+        </w:rPr>
+        <w:t>Date</w:t>
+      </w:r>
+      <w:proofErr w:type="spellEnd"/>
+      <w:r>
+        <w:rPr>
+          <w:sz w:val="28"/>
+          <w:szCs w:val="28"/>
+          <w:lang w:val="pl-PL"/>
+        </w:rPr>
+        <w:t xml:space="preserve"> </w:t>
+      </w:r>
+    </w:p>
+    <w:p>
+      <w:pPr>
+        <w:spacing w:after="0"/>
+        <w:rPr>
+          <w:sz w:val="28"/>
+          <w:szCs w:val="28"/>
+          <w:lang w:val="pl-PL"/>
+        </w:rPr>
+      </w:pPr>
+      <w:proofErr w:type="spellStart"/>
+      <w:r>
+        <w:rPr>
+          <w:sz w:val="28"/>
+          <w:szCs w:val="28"/>
+          <w:lang w:val="pl-PL"/>
+        </w:rPr>
+        <w:t>tresc</w:t>
+      </w:r>
+      <w:proofErr w:type="spellEnd"/>
+      <w:r>
+        <w:rPr>
+          <w:sz w:val="28"/>
+          <w:szCs w:val="28"/>
+          <w:lang w:val="pl-PL"/>
+        </w:rPr>
+        <w:t xml:space="preserve"> : String </w:t>
+      </w:r>
+    </w:p>
+    <w:p>
+      <w:pPr>
+        <w:spacing w:after="0"/>
+        <w:rPr>
+          <w:sz w:val="28"/>
+          <w:szCs w:val="28"/>
+          <w:lang w:val="pl-PL"/>
+        </w:rPr>
+      </w:pPr>
+      <w:r>
+        <w:rPr>
+          <w:b/>
+          <w:bCs/>
+          <w:sz w:val="28"/>
+          <w:szCs w:val="28"/>
+          <w:lang w:val="pl-PL"/>
+        </w:rPr>
+        <w:t>Metody</w:t>
+      </w:r>
+      <w:r>
+        <w:rPr>
+          <w:sz w:val="28"/>
+          <w:szCs w:val="28"/>
+          <w:lang w:val="pl-PL"/>
+        </w:rPr>
+        <w:t>:</w:t>
+      </w:r>
+    </w:p>
+    <w:p>
+      <w:pPr>
+        <w:spacing w:after="0"/>
+        <w:rPr>
+          <w:sz w:val="28"/>
+          <w:szCs w:val="28"/>
+          <w:lang w:val="pl-PL"/>
+        </w:rPr>
+      </w:pPr>
+      <w:proofErr w:type="spellStart"/>
+      <w:r>
+        <w:rPr>
+          <w:sz w:val="28"/>
+          <w:szCs w:val="28"/>
+          <w:lang w:val="pl-PL"/>
+        </w:rPr>
+        <w:t>Przeslij</w:t>
+      </w:r>
+      <w:proofErr w:type="spellEnd"/>
+      <w:r>
+        <w:rPr>
+          <w:sz w:val="28"/>
+          <w:szCs w:val="28"/>
+          <w:lang w:val="pl-PL"/>
+        </w:rPr>
+        <w:t xml:space="preserve">() </w:t>
+      </w:r>
+    </w:p>
+    <w:p>
+      <w:pPr>
+        <w:spacing w:after="0"/>
+        <w:rPr>
+          <w:sz w:val="28"/>
+          <w:szCs w:val="28"/>
+          <w:lang w:val="pl-PL"/>
+        </w:rPr>
+      </w:pPr>
+    </w:p>
+    <w:p>
+      <w:pPr>
+        <w:spacing w:after="0"/>
+        <w:rPr>
+          <w:b/>
+          <w:bCs/>
+          <w:sz w:val="28"/>
+          <w:szCs w:val="28"/>
+          <w:lang w:val="pl-PL"/>
+        </w:rPr>
+      </w:pPr>
+      <w:proofErr w:type="spellStart"/>
+      <w:r>
+        <w:rPr>
+          <w:b/>
+          <w:bCs/>
+          <w:sz w:val="28"/>
+          <w:szCs w:val="28"/>
+          <w:lang w:val="pl-PL"/>
+        </w:rPr>
+        <w:t>ZespolOperacyjny</w:t>
+      </w:r>
+      <w:proofErr w:type="spellEnd"/>
+    </w:p>
+    <w:p>
+      <w:pPr>
+        <w:spacing w:after="0"/>
+        <w:rPr>
+          <w:sz w:val="28"/>
+          <w:szCs w:val="28"/>
+          <w:lang w:val="pl-PL"/>
+        </w:rPr>
+      </w:pPr>
+      <w:r>
+        <w:rPr>
+          <w:b/>
+          <w:bCs/>
+          <w:sz w:val="28"/>
+          <w:szCs w:val="28"/>
+          <w:lang w:val="pl-PL"/>
+        </w:rPr>
+        <w:t>Opis</w:t>
+      </w:r>
+      <w:r>
+        <w:rPr>
+          <w:sz w:val="28"/>
+          <w:szCs w:val="28"/>
+          <w:lang w:val="pl-PL"/>
+        </w:rPr>
+        <w:t xml:space="preserve">: </w:t>
+      </w:r>
+    </w:p>
+    <w:p>
+      <w:pPr>
+        <w:spacing w:after="0"/>
+        <w:rPr>
+          <w:sz w:val="28"/>
+          <w:szCs w:val="28"/>
+          <w:lang w:val="pl-PL"/>
+        </w:rPr>
+      </w:pPr>
+      <w:r>
+        <w:rPr>
+          <w:sz w:val="28"/>
+          <w:szCs w:val="28"/>
+          <w:lang w:val="pl-PL"/>
+        </w:rPr>
+        <w:t>Grupa bohaterów realizująca wspólnie misję.</w:t>
       </w:r>
     </w:p>
     <w:p>
@@ -4957,7 +8148,501 @@
           <w:szCs w:val="28"/>
           <w:lang w:val="pl-PL"/>
         </w:rPr>
-        <w:t>opisZdolnosci</w:t>
+        <w:t>idZespolu</w:t>
+      </w:r>
+      <w:proofErr w:type="spellEnd"/>
+      <w:r>
+        <w:rPr>
+          <w:sz w:val="28"/>
+          <w:szCs w:val="28"/>
+          <w:lang w:val="pl-PL"/>
+        </w:rPr>
+        <w:t xml:space="preserve"> : </w:t>
+      </w:r>
+      <w:proofErr w:type="spellStart"/>
+      <w:r>
+        <w:rPr>
+          <w:sz w:val="28"/>
+          <w:szCs w:val="28"/>
+          <w:lang w:val="pl-PL"/>
+        </w:rPr>
+        <w:t>int</w:t>
+      </w:r>
+      <w:proofErr w:type="spellEnd"/>
+      <w:r>
+        <w:rPr>
+          <w:sz w:val="28"/>
+          <w:szCs w:val="28"/>
+          <w:lang w:val="pl-PL"/>
+        </w:rPr>
+        <w:t xml:space="preserve"> </w:t>
+      </w:r>
+    </w:p>
+    <w:p>
+      <w:pPr>
+        <w:spacing w:after="0"/>
+        <w:rPr>
+          <w:sz w:val="28"/>
+          <w:szCs w:val="28"/>
+          <w:lang w:val="pl-PL"/>
+        </w:rPr>
+      </w:pPr>
+      <w:proofErr w:type="spellStart"/>
+      <w:r>
+        <w:rPr>
+          <w:sz w:val="28"/>
+          <w:szCs w:val="28"/>
+          <w:lang w:val="pl-PL"/>
+        </w:rPr>
+        <w:t>iloscBohaterow</w:t>
+      </w:r>
+      <w:proofErr w:type="spellEnd"/>
+      <w:r>
+        <w:rPr>
+          <w:sz w:val="28"/>
+          <w:szCs w:val="28"/>
+          <w:lang w:val="pl-PL"/>
+        </w:rPr>
+        <w:t xml:space="preserve"> : </w:t>
+      </w:r>
+      <w:proofErr w:type="spellStart"/>
+      <w:r>
+        <w:rPr>
+          <w:sz w:val="28"/>
+          <w:szCs w:val="28"/>
+          <w:lang w:val="pl-PL"/>
+        </w:rPr>
+        <w:t>int</w:t>
+      </w:r>
+      <w:proofErr w:type="spellEnd"/>
+      <w:r>
+        <w:rPr>
+          <w:sz w:val="28"/>
+          <w:szCs w:val="28"/>
+          <w:lang w:val="pl-PL"/>
+        </w:rPr>
+        <w:t xml:space="preserve"> </w:t>
+      </w:r>
+    </w:p>
+    <w:p>
+      <w:pPr>
+        <w:spacing w:after="0"/>
+        <w:rPr>
+          <w:sz w:val="28"/>
+          <w:szCs w:val="28"/>
+          <w:lang w:val="pl-PL"/>
+        </w:rPr>
+      </w:pPr>
+      <w:proofErr w:type="spellStart"/>
+      <w:r>
+        <w:rPr>
+          <w:sz w:val="28"/>
+          <w:szCs w:val="28"/>
+          <w:lang w:val="pl-PL"/>
+        </w:rPr>
+        <w:t>poziomSynergii</w:t>
+      </w:r>
+      <w:proofErr w:type="spellEnd"/>
+      <w:r>
+        <w:rPr>
+          <w:sz w:val="28"/>
+          <w:szCs w:val="28"/>
+          <w:lang w:val="pl-PL"/>
+        </w:rPr>
+        <w:t xml:space="preserve"> : </w:t>
+      </w:r>
+      <w:proofErr w:type="spellStart"/>
+      <w:r>
+        <w:rPr>
+          <w:sz w:val="28"/>
+          <w:szCs w:val="28"/>
+          <w:lang w:val="pl-PL"/>
+        </w:rPr>
+        <w:t>float</w:t>
+      </w:r>
+      <w:proofErr w:type="spellEnd"/>
+      <w:r>
+        <w:rPr>
+          <w:sz w:val="28"/>
+          <w:szCs w:val="28"/>
+          <w:lang w:val="pl-PL"/>
+        </w:rPr>
+        <w:t xml:space="preserve"> - poziom synergii mocy </w:t>
+      </w:r>
+    </w:p>
+    <w:p>
+      <w:pPr>
+        <w:spacing w:after="0"/>
+        <w:rPr>
+          <w:sz w:val="28"/>
+          <w:szCs w:val="28"/>
+          <w:lang w:val="pl-PL"/>
+        </w:rPr>
+      </w:pPr>
+      <w:r>
+        <w:rPr>
+          <w:b/>
+          <w:bCs/>
+          <w:sz w:val="28"/>
+          <w:szCs w:val="28"/>
+          <w:lang w:val="pl-PL"/>
+        </w:rPr>
+        <w:t>Metody</w:t>
+      </w:r>
+      <w:r>
+        <w:rPr>
+          <w:sz w:val="28"/>
+          <w:szCs w:val="28"/>
+          <w:lang w:val="pl-PL"/>
+        </w:rPr>
+        <w:t>:</w:t>
+      </w:r>
+    </w:p>
+    <w:p>
+      <w:pPr>
+        <w:spacing w:after="0"/>
+        <w:rPr>
+          <w:sz w:val="28"/>
+          <w:szCs w:val="28"/>
+          <w:lang w:val="pl-PL"/>
+        </w:rPr>
+      </w:pPr>
+      <w:proofErr w:type="spellStart"/>
+      <w:r>
+        <w:rPr>
+          <w:sz w:val="28"/>
+          <w:szCs w:val="28"/>
+          <w:lang w:val="pl-PL"/>
+        </w:rPr>
+        <w:t>dodajBohatera</w:t>
+      </w:r>
+      <w:proofErr w:type="spellEnd"/>
+      <w:r>
+        <w:rPr>
+          <w:sz w:val="28"/>
+          <w:szCs w:val="28"/>
+          <w:lang w:val="pl-PL"/>
+        </w:rPr>
+        <w:t xml:space="preserve">() </w:t>
+      </w:r>
+    </w:p>
+    <w:p>
+      <w:pPr>
+        <w:spacing w:after="0"/>
+        <w:rPr>
+          <w:sz w:val="28"/>
+          <w:szCs w:val="28"/>
+          <w:lang w:val="pl-PL"/>
+        </w:rPr>
+      </w:pPr>
+      <w:proofErr w:type="spellStart"/>
+      <w:r>
+        <w:rPr>
+          <w:sz w:val="28"/>
+          <w:szCs w:val="28"/>
+          <w:lang w:val="pl-PL"/>
+        </w:rPr>
+        <w:t>usunBohatera</w:t>
+      </w:r>
+      <w:proofErr w:type="spellEnd"/>
+      <w:r>
+        <w:rPr>
+          <w:sz w:val="28"/>
+          <w:szCs w:val="28"/>
+          <w:lang w:val="pl-PL"/>
+        </w:rPr>
+        <w:t xml:space="preserve">() </w:t>
+      </w:r>
+    </w:p>
+    <w:p>
+      <w:pPr>
+        <w:spacing w:after="0"/>
+        <w:rPr>
+          <w:sz w:val="28"/>
+          <w:szCs w:val="28"/>
+          <w:lang w:val="pl-PL"/>
+        </w:rPr>
+      </w:pPr>
+    </w:p>
+    <w:p>
+      <w:pPr>
+        <w:spacing w:after="0"/>
+        <w:rPr>
+          <w:b/>
+          <w:bCs/>
+          <w:sz w:val="28"/>
+          <w:szCs w:val="28"/>
+          <w:lang w:val="pl-PL"/>
+        </w:rPr>
+      </w:pPr>
+      <w:proofErr w:type="spellStart"/>
+      <w:r>
+        <w:rPr>
+          <w:b/>
+          <w:bCs/>
+          <w:sz w:val="28"/>
+          <w:szCs w:val="28"/>
+          <w:lang w:val="pl-PL"/>
+        </w:rPr>
+        <w:t>Zgloszenie</w:t>
+      </w:r>
+      <w:proofErr w:type="spellEnd"/>
+    </w:p>
+    <w:p>
+      <w:pPr>
+        <w:spacing w:after="0"/>
+        <w:rPr>
+          <w:sz w:val="28"/>
+          <w:szCs w:val="28"/>
+          <w:lang w:val="pl-PL"/>
+        </w:rPr>
+      </w:pPr>
+      <w:r>
+        <w:rPr>
+          <w:b/>
+          <w:bCs/>
+          <w:sz w:val="28"/>
+          <w:szCs w:val="28"/>
+          <w:lang w:val="pl-PL"/>
+        </w:rPr>
+        <w:t>Opis</w:t>
+      </w:r>
+      <w:r>
+        <w:rPr>
+          <w:sz w:val="28"/>
+          <w:szCs w:val="28"/>
+          <w:lang w:val="pl-PL"/>
+        </w:rPr>
+        <w:t>:</w:t>
+      </w:r>
+    </w:p>
+    <w:p>
+      <w:pPr>
+        <w:spacing w:after="0"/>
+        <w:rPr>
+          <w:sz w:val="28"/>
+          <w:szCs w:val="28"/>
+          <w:lang w:val="pl-PL"/>
+        </w:rPr>
+      </w:pPr>
+      <w:r>
+        <w:rPr>
+          <w:sz w:val="28"/>
+          <w:szCs w:val="28"/>
+          <w:lang w:val="pl-PL"/>
+        </w:rPr>
+        <w:t>Zgłoszenie przyjmowane przez Operatora, zwiera informacje gdzie występuje zagrożenie i określa jej typ, stopień oraz przypisywany jest krótki opis zdarzenia.</w:t>
+      </w:r>
+    </w:p>
+    <w:p>
+      <w:pPr>
+        <w:spacing w:after="0"/>
+        <w:rPr>
+          <w:sz w:val="28"/>
+          <w:szCs w:val="28"/>
+          <w:lang w:val="pl-PL"/>
+        </w:rPr>
+      </w:pPr>
+      <w:r>
+        <w:rPr>
+          <w:b/>
+          <w:bCs/>
+          <w:sz w:val="28"/>
+          <w:szCs w:val="28"/>
+          <w:lang w:val="pl-PL"/>
+        </w:rPr>
+        <w:t>Atrybuty</w:t>
+      </w:r>
+      <w:r>
+        <w:rPr>
+          <w:sz w:val="28"/>
+          <w:szCs w:val="28"/>
+          <w:lang w:val="pl-PL"/>
+        </w:rPr>
+        <w:t>:</w:t>
+      </w:r>
+    </w:p>
+    <w:p>
+      <w:pPr>
+        <w:spacing w:after="0"/>
+        <w:rPr>
+          <w:sz w:val="28"/>
+          <w:szCs w:val="28"/>
+          <w:lang w:val="pl-PL"/>
+        </w:rPr>
+      </w:pPr>
+      <w:proofErr w:type="spellStart"/>
+      <w:r>
+        <w:rPr>
+          <w:sz w:val="28"/>
+          <w:szCs w:val="28"/>
+          <w:lang w:val="pl-PL"/>
+        </w:rPr>
+        <w:t>idZgloszenia</w:t>
+      </w:r>
+      <w:proofErr w:type="spellEnd"/>
+      <w:r>
+        <w:rPr>
+          <w:sz w:val="28"/>
+          <w:szCs w:val="28"/>
+          <w:lang w:val="pl-PL"/>
+        </w:rPr>
+        <w:t xml:space="preserve"> : </w:t>
+      </w:r>
+      <w:proofErr w:type="spellStart"/>
+      <w:r>
+        <w:rPr>
+          <w:sz w:val="28"/>
+          <w:szCs w:val="28"/>
+          <w:lang w:val="pl-PL"/>
+        </w:rPr>
+        <w:t>int</w:t>
+      </w:r>
+      <w:proofErr w:type="spellEnd"/>
+      <w:r>
+        <w:rPr>
+          <w:sz w:val="28"/>
+          <w:szCs w:val="28"/>
+          <w:lang w:val="pl-PL"/>
+        </w:rPr>
+        <w:t xml:space="preserve"> </w:t>
+      </w:r>
+    </w:p>
+    <w:p>
+      <w:pPr>
+        <w:spacing w:after="0"/>
+        <w:rPr>
+          <w:sz w:val="28"/>
+          <w:szCs w:val="28"/>
+          <w:lang w:val="pl-PL"/>
+        </w:rPr>
+      </w:pPr>
+      <w:r>
+        <w:rPr>
+          <w:sz w:val="28"/>
+          <w:szCs w:val="28"/>
+          <w:lang w:val="pl-PL"/>
+        </w:rPr>
+        <w:t xml:space="preserve">data : </w:t>
+      </w:r>
+      <w:proofErr w:type="spellStart"/>
+      <w:r>
+        <w:rPr>
+          <w:sz w:val="28"/>
+          <w:szCs w:val="28"/>
+          <w:lang w:val="pl-PL"/>
+        </w:rPr>
+        <w:t>Date</w:t>
+      </w:r>
+      <w:proofErr w:type="spellEnd"/>
+      <w:r>
+        <w:rPr>
+          <w:sz w:val="28"/>
+          <w:szCs w:val="28"/>
+          <w:lang w:val="pl-PL"/>
+        </w:rPr>
+        <w:t xml:space="preserve"> </w:t>
+      </w:r>
+    </w:p>
+    <w:p>
+      <w:pPr>
+        <w:spacing w:after="0"/>
+        <w:rPr>
+          <w:sz w:val="28"/>
+          <w:szCs w:val="28"/>
+          <w:lang w:val="pl-PL"/>
+        </w:rPr>
+      </w:pPr>
+      <w:r>
+        <w:rPr>
+          <w:sz w:val="28"/>
+          <w:szCs w:val="28"/>
+          <w:lang w:val="pl-PL"/>
+        </w:rPr>
+        <w:t xml:space="preserve">rodzaj : String </w:t>
+      </w:r>
+    </w:p>
+    <w:p>
+      <w:pPr>
+        <w:spacing w:after="0"/>
+        <w:rPr>
+          <w:sz w:val="28"/>
+          <w:szCs w:val="28"/>
+          <w:lang w:val="pl-PL"/>
+        </w:rPr>
+      </w:pPr>
+      <w:proofErr w:type="spellStart"/>
+      <w:r>
+        <w:rPr>
+          <w:sz w:val="28"/>
+          <w:szCs w:val="28"/>
+          <w:lang w:val="pl-PL"/>
+        </w:rPr>
+        <w:t>stopien</w:t>
+      </w:r>
+      <w:proofErr w:type="spellEnd"/>
+      <w:r>
+        <w:rPr>
+          <w:sz w:val="28"/>
+          <w:szCs w:val="28"/>
+          <w:lang w:val="pl-PL"/>
+        </w:rPr>
+        <w:t xml:space="preserve"> : </w:t>
+      </w:r>
+      <w:proofErr w:type="spellStart"/>
+      <w:r>
+        <w:rPr>
+          <w:sz w:val="28"/>
+          <w:szCs w:val="28"/>
+          <w:lang w:val="pl-PL"/>
+        </w:rPr>
+        <w:t>int</w:t>
+      </w:r>
+      <w:proofErr w:type="spellEnd"/>
+      <w:r>
+        <w:rPr>
+          <w:sz w:val="28"/>
+          <w:szCs w:val="28"/>
+          <w:lang w:val="pl-PL"/>
+        </w:rPr>
+        <w:t xml:space="preserve"> </w:t>
+      </w:r>
+    </w:p>
+    <w:p>
+      <w:pPr>
+        <w:spacing w:after="0"/>
+        <w:rPr>
+          <w:sz w:val="28"/>
+          <w:szCs w:val="28"/>
+          <w:lang w:val="pl-PL"/>
+        </w:rPr>
+      </w:pPr>
+      <w:r>
+        <w:rPr>
+          <w:sz w:val="28"/>
+          <w:szCs w:val="28"/>
+          <w:lang w:val="pl-PL"/>
+        </w:rPr>
+        <w:t xml:space="preserve">lokalizacja : String </w:t>
+      </w:r>
+    </w:p>
+    <w:p>
+      <w:pPr>
+        <w:spacing w:after="0"/>
+        <w:rPr>
+          <w:sz w:val="28"/>
+          <w:szCs w:val="28"/>
+          <w:lang w:val="pl-PL"/>
+        </w:rPr>
+      </w:pPr>
+      <w:proofErr w:type="spellStart"/>
+      <w:r>
+        <w:rPr>
+          <w:sz w:val="28"/>
+          <w:szCs w:val="28"/>
+          <w:lang w:val="pl-PL"/>
+        </w:rPr>
+        <w:t>krotkiOpis</w:t>
       </w:r>
       <w:proofErr w:type="spellEnd"/>
       <w:r>
@@ -4978,547 +8663,15 @@
           <w:lang w:val="pl-PL"/>
         </w:rPr>
       </w:pPr>
-      <w:proofErr w:type="spellStart"/>
-      <w:r>
-        <w:rPr>
-          <w:sz w:val="28"/>
-          <w:szCs w:val="28"/>
-          <w:lang w:val="pl-PL"/>
-        </w:rPr>
-        <w:t>liczbaMocy</w:t>
-      </w:r>
-      <w:proofErr w:type="spellEnd"/>
-      <w:r>
-        <w:rPr>
-          <w:sz w:val="28"/>
-          <w:szCs w:val="28"/>
-          <w:lang w:val="pl-PL"/>
-        </w:rPr>
-        <w:t xml:space="preserve"> : </w:t>
-      </w:r>
-      <w:proofErr w:type="spellStart"/>
-      <w:r>
-        <w:rPr>
-          <w:sz w:val="28"/>
-          <w:szCs w:val="28"/>
-          <w:lang w:val="pl-PL"/>
-        </w:rPr>
-        <w:t>int</w:t>
-      </w:r>
-      <w:proofErr w:type="spellEnd"/>
-      <w:r>
-        <w:rPr>
-          <w:sz w:val="28"/>
-          <w:szCs w:val="28"/>
-          <w:lang w:val="pl-PL"/>
-        </w:rPr>
-        <w:t xml:space="preserve"> </w:t>
-      </w:r>
-    </w:p>
-    <w:p>
-      <w:pPr>
-        <w:spacing w:after="0"/>
-        <w:rPr>
-          <w:b/>
-          <w:bCs/>
-          <w:sz w:val="28"/>
-          <w:szCs w:val="28"/>
-          <w:lang w:val="pl-PL"/>
-        </w:rPr>
-      </w:pPr>
-      <w:r>
-        <w:rPr>
-          <w:b/>
-          <w:bCs/>
-          <w:sz w:val="28"/>
-          <w:szCs w:val="28"/>
-          <w:lang w:val="pl-PL"/>
-        </w:rPr>
-        <w:t>Metody:</w:t>
-      </w:r>
-    </w:p>
-    <w:p>
-      <w:pPr>
-        <w:spacing w:after="0"/>
-        <w:rPr>
-          <w:sz w:val="28"/>
-          <w:szCs w:val="28"/>
-          <w:lang w:val="pl-PL"/>
-        </w:rPr>
-      </w:pPr>
-      <w:proofErr w:type="spellStart"/>
-      <w:r>
-        <w:rPr>
-          <w:sz w:val="28"/>
-          <w:szCs w:val="28"/>
-          <w:lang w:val="pl-PL"/>
-        </w:rPr>
-        <w:t>wyszukajMoc</w:t>
-      </w:r>
-      <w:proofErr w:type="spellEnd"/>
-      <w:r>
-        <w:rPr>
-          <w:sz w:val="28"/>
-          <w:szCs w:val="28"/>
-          <w:lang w:val="pl-PL"/>
-        </w:rPr>
-        <w:t xml:space="preserve">() </w:t>
-      </w:r>
-    </w:p>
-    <w:p>
-      <w:pPr>
-        <w:spacing w:after="0"/>
-        <w:rPr>
-          <w:sz w:val="28"/>
-          <w:szCs w:val="28"/>
-          <w:lang w:val="pl-PL"/>
-        </w:rPr>
-      </w:pPr>
-      <w:proofErr w:type="spellStart"/>
-      <w:r>
-        <w:rPr>
-          <w:sz w:val="28"/>
-          <w:szCs w:val="28"/>
-          <w:lang w:val="pl-PL"/>
-        </w:rPr>
-        <w:t>filtrujTyp</w:t>
-      </w:r>
-      <w:proofErr w:type="spellEnd"/>
-      <w:r>
-        <w:rPr>
-          <w:sz w:val="28"/>
-          <w:szCs w:val="28"/>
-          <w:lang w:val="pl-PL"/>
-        </w:rPr>
-        <w:t>()</w:t>
-      </w:r>
-    </w:p>
-    <w:p>
-      <w:pPr>
-        <w:spacing w:after="0"/>
-        <w:rPr>
-          <w:b/>
-          <w:bCs/>
-          <w:sz w:val="28"/>
-          <w:szCs w:val="28"/>
-          <w:lang w:val="pl-PL"/>
-        </w:rPr>
-      </w:pPr>
-    </w:p>
-    <w:p>
-      <w:pPr>
-        <w:spacing w:after="0"/>
-        <w:rPr>
-          <w:b/>
-          <w:bCs/>
-          <w:sz w:val="28"/>
-          <w:szCs w:val="28"/>
-          <w:lang w:val="pl-PL"/>
-        </w:rPr>
-      </w:pPr>
-      <w:r>
-        <w:rPr>
-          <w:b/>
-          <w:bCs/>
-          <w:sz w:val="28"/>
-          <w:szCs w:val="28"/>
-          <w:lang w:val="pl-PL"/>
-        </w:rPr>
-        <w:t>Misja</w:t>
-      </w:r>
-    </w:p>
-    <w:p>
-      <w:pPr>
-        <w:spacing w:after="0"/>
-        <w:rPr>
-          <w:b/>
-          <w:bCs/>
-          <w:sz w:val="28"/>
-          <w:szCs w:val="28"/>
-          <w:lang w:val="pl-PL"/>
-        </w:rPr>
-      </w:pPr>
-      <w:r>
-        <w:rPr>
-          <w:b/>
-          <w:bCs/>
-          <w:sz w:val="28"/>
-          <w:szCs w:val="28"/>
-          <w:lang w:val="pl-PL"/>
-        </w:rPr>
-        <w:t xml:space="preserve">Opis: </w:t>
-      </w:r>
-    </w:p>
-    <w:p>
-      <w:pPr>
-        <w:spacing w:after="0"/>
-        <w:rPr>
-          <w:sz w:val="28"/>
-          <w:szCs w:val="28"/>
-          <w:lang w:val="pl-PL"/>
-        </w:rPr>
-      </w:pPr>
-      <w:r>
-        <w:rPr>
-          <w:sz w:val="28"/>
-          <w:szCs w:val="28"/>
-          <w:lang w:val="pl-PL"/>
-        </w:rPr>
-        <w:t>Jest tworzona na podstawie danego zgłoszenia.</w:t>
-      </w:r>
-    </w:p>
-    <w:p>
-      <w:pPr>
-        <w:spacing w:after="0"/>
-        <w:rPr>
-          <w:b/>
-          <w:bCs/>
-          <w:sz w:val="28"/>
-          <w:szCs w:val="28"/>
-          <w:lang w:val="pl-PL"/>
-        </w:rPr>
-      </w:pPr>
-      <w:r>
-        <w:rPr>
-          <w:b/>
-          <w:bCs/>
-          <w:sz w:val="28"/>
-          <w:szCs w:val="28"/>
-          <w:lang w:val="pl-PL"/>
-        </w:rPr>
-        <w:t>Atrybuty:</w:t>
-      </w:r>
-    </w:p>
-    <w:p>
-      <w:pPr>
-        <w:spacing w:after="0"/>
-        <w:rPr>
-          <w:sz w:val="28"/>
-          <w:szCs w:val="28"/>
-          <w:lang w:val="pl-PL"/>
-        </w:rPr>
-      </w:pPr>
-      <w:proofErr w:type="spellStart"/>
-      <w:r>
-        <w:rPr>
-          <w:sz w:val="28"/>
-          <w:szCs w:val="28"/>
-          <w:lang w:val="pl-PL"/>
-        </w:rPr>
-        <w:t>idMisji</w:t>
-      </w:r>
-      <w:proofErr w:type="spellEnd"/>
-      <w:r>
-        <w:rPr>
-          <w:sz w:val="28"/>
-          <w:szCs w:val="28"/>
-          <w:lang w:val="pl-PL"/>
-        </w:rPr>
-        <w:t xml:space="preserve"> : </w:t>
-      </w:r>
-      <w:proofErr w:type="spellStart"/>
-      <w:r>
-        <w:rPr>
-          <w:sz w:val="28"/>
-          <w:szCs w:val="28"/>
-          <w:lang w:val="pl-PL"/>
-        </w:rPr>
-        <w:t>int</w:t>
-      </w:r>
-      <w:proofErr w:type="spellEnd"/>
-      <w:r>
-        <w:rPr>
-          <w:sz w:val="28"/>
-          <w:szCs w:val="28"/>
-          <w:lang w:val="pl-PL"/>
-        </w:rPr>
-        <w:t xml:space="preserve"> </w:t>
-      </w:r>
-    </w:p>
-    <w:p>
-      <w:pPr>
-        <w:spacing w:after="0"/>
-        <w:rPr>
-          <w:sz w:val="28"/>
-          <w:szCs w:val="28"/>
-          <w:lang w:val="pl-PL"/>
-        </w:rPr>
-      </w:pPr>
-      <w:r>
-        <w:rPr>
-          <w:sz w:val="28"/>
-          <w:szCs w:val="28"/>
-          <w:lang w:val="pl-PL"/>
-        </w:rPr>
-        <w:t xml:space="preserve">status : String </w:t>
-      </w:r>
-    </w:p>
-    <w:p>
-      <w:pPr>
-        <w:spacing w:after="0"/>
-        <w:rPr>
-          <w:sz w:val="28"/>
-          <w:szCs w:val="28"/>
-          <w:lang w:val="pl-PL"/>
-        </w:rPr>
-      </w:pPr>
-      <w:proofErr w:type="spellStart"/>
-      <w:r>
-        <w:rPr>
-          <w:sz w:val="28"/>
-          <w:szCs w:val="28"/>
-          <w:lang w:val="pl-PL"/>
-        </w:rPr>
-        <w:t>dataRozpoczecia</w:t>
-      </w:r>
-      <w:proofErr w:type="spellEnd"/>
-      <w:r>
-        <w:rPr>
-          <w:sz w:val="28"/>
-          <w:szCs w:val="28"/>
-          <w:lang w:val="pl-PL"/>
-        </w:rPr>
-        <w:t xml:space="preserve"> : </w:t>
-      </w:r>
-      <w:proofErr w:type="spellStart"/>
-      <w:r>
-        <w:rPr>
-          <w:sz w:val="28"/>
-          <w:szCs w:val="28"/>
-          <w:lang w:val="pl-PL"/>
-        </w:rPr>
-        <w:t>Date</w:t>
-      </w:r>
-      <w:proofErr w:type="spellEnd"/>
-      <w:r>
-        <w:rPr>
-          <w:sz w:val="28"/>
-          <w:szCs w:val="28"/>
-          <w:lang w:val="pl-PL"/>
-        </w:rPr>
-        <w:t xml:space="preserve"> </w:t>
-      </w:r>
-    </w:p>
-    <w:p>
-      <w:pPr>
-        <w:spacing w:after="0"/>
-        <w:rPr>
-          <w:sz w:val="28"/>
-          <w:szCs w:val="28"/>
-          <w:lang w:val="pl-PL"/>
-        </w:rPr>
-      </w:pPr>
-      <w:proofErr w:type="spellStart"/>
-      <w:r>
-        <w:rPr>
-          <w:sz w:val="28"/>
-          <w:szCs w:val="28"/>
-          <w:lang w:val="pl-PL"/>
-        </w:rPr>
-        <w:t>dataZakonczenia</w:t>
-      </w:r>
-      <w:proofErr w:type="spellEnd"/>
-      <w:r>
-        <w:rPr>
-          <w:sz w:val="28"/>
-          <w:szCs w:val="28"/>
-          <w:lang w:val="pl-PL"/>
-        </w:rPr>
-        <w:t xml:space="preserve"> : </w:t>
-      </w:r>
-      <w:proofErr w:type="spellStart"/>
-      <w:r>
-        <w:rPr>
-          <w:sz w:val="28"/>
-          <w:szCs w:val="28"/>
-          <w:lang w:val="pl-PL"/>
-        </w:rPr>
-        <w:t>Date</w:t>
-      </w:r>
-      <w:proofErr w:type="spellEnd"/>
-      <w:r>
-        <w:rPr>
-          <w:sz w:val="28"/>
-          <w:szCs w:val="28"/>
-          <w:lang w:val="pl-PL"/>
-        </w:rPr>
-        <w:t xml:space="preserve"> </w:t>
-      </w:r>
-    </w:p>
-    <w:p>
-      <w:pPr>
-        <w:spacing w:after="0"/>
-        <w:rPr>
-          <w:b/>
-          <w:bCs/>
-          <w:sz w:val="28"/>
-          <w:szCs w:val="28"/>
-          <w:lang w:val="pl-PL"/>
-        </w:rPr>
-      </w:pPr>
-      <w:r>
-        <w:rPr>
-          <w:b/>
-          <w:bCs/>
-          <w:sz w:val="28"/>
-          <w:szCs w:val="28"/>
-          <w:lang w:val="pl-PL"/>
-        </w:rPr>
-        <w:t>Metody:</w:t>
-      </w:r>
-    </w:p>
-    <w:p>
-      <w:pPr>
-        <w:spacing w:after="0"/>
-        <w:rPr>
-          <w:sz w:val="28"/>
-          <w:szCs w:val="28"/>
-          <w:lang w:val="pl-PL"/>
-        </w:rPr>
-      </w:pPr>
-      <w:proofErr w:type="spellStart"/>
-      <w:r>
-        <w:rPr>
-          <w:sz w:val="28"/>
-          <w:szCs w:val="28"/>
-          <w:lang w:val="pl-PL"/>
-        </w:rPr>
-        <w:t>startMisji</w:t>
-      </w:r>
-      <w:proofErr w:type="spellEnd"/>
-      <w:r>
-        <w:rPr>
-          <w:sz w:val="28"/>
-          <w:szCs w:val="28"/>
-          <w:lang w:val="pl-PL"/>
-        </w:rPr>
-        <w:t xml:space="preserve">() </w:t>
-      </w:r>
-    </w:p>
-    <w:p>
-      <w:pPr>
-        <w:spacing w:after="0"/>
-        <w:rPr>
-          <w:sz w:val="28"/>
-          <w:szCs w:val="28"/>
-          <w:lang w:val="pl-PL"/>
-        </w:rPr>
-      </w:pPr>
-      <w:proofErr w:type="spellStart"/>
-      <w:r>
-        <w:rPr>
-          <w:sz w:val="28"/>
-          <w:szCs w:val="28"/>
-          <w:lang w:val="pl-PL"/>
-        </w:rPr>
-        <w:t>koniecMisji</w:t>
-      </w:r>
-      <w:proofErr w:type="spellEnd"/>
-      <w:r>
-        <w:rPr>
-          <w:sz w:val="28"/>
-          <w:szCs w:val="28"/>
-          <w:lang w:val="pl-PL"/>
-        </w:rPr>
-        <w:t>()</w:t>
-      </w:r>
-    </w:p>
-    <w:p>
-      <w:pPr>
-        <w:spacing w:after="0"/>
-        <w:rPr>
-          <w:sz w:val="28"/>
-          <w:szCs w:val="28"/>
-          <w:lang w:val="pl-PL"/>
-        </w:rPr>
-      </w:pPr>
-    </w:p>
-    <w:p>
-      <w:pPr>
-        <w:spacing w:after="0"/>
-        <w:rPr>
-          <w:b/>
-          <w:bCs/>
-          <w:sz w:val="28"/>
-          <w:szCs w:val="28"/>
-          <w:lang w:val="pl-PL"/>
-        </w:rPr>
-      </w:pPr>
-      <w:r>
-        <w:rPr>
-          <w:b/>
-          <w:bCs/>
-          <w:sz w:val="28"/>
-          <w:szCs w:val="28"/>
-          <w:lang w:val="pl-PL"/>
-        </w:rPr>
-        <w:t>Moc</w:t>
-      </w:r>
-    </w:p>
-    <w:p>
-      <w:pPr>
-        <w:spacing w:after="0"/>
-        <w:rPr>
-          <w:sz w:val="28"/>
-          <w:szCs w:val="28"/>
-          <w:lang w:val="pl-PL"/>
-        </w:rPr>
-      </w:pPr>
-      <w:r>
-        <w:rPr>
-          <w:b/>
-          <w:bCs/>
-          <w:sz w:val="28"/>
-          <w:szCs w:val="28"/>
-          <w:lang w:val="pl-PL"/>
-        </w:rPr>
-        <w:t>Opis</w:t>
-      </w:r>
-      <w:r>
-        <w:rPr>
-          <w:sz w:val="28"/>
-          <w:szCs w:val="28"/>
-          <w:lang w:val="pl-PL"/>
-        </w:rPr>
-        <w:t xml:space="preserve">: </w:t>
-      </w:r>
-    </w:p>
-    <w:p>
-      <w:pPr>
-        <w:spacing w:after="0"/>
-        <w:rPr>
-          <w:sz w:val="28"/>
-          <w:szCs w:val="28"/>
-          <w:lang w:val="pl-PL"/>
-        </w:rPr>
-      </w:pPr>
-      <w:r>
-        <w:rPr>
-          <w:sz w:val="28"/>
-          <w:szCs w:val="28"/>
-          <w:lang w:val="pl-PL"/>
-        </w:rPr>
-        <w:t>Pojedyncza zdolność bohatera.</w:t>
-      </w:r>
-    </w:p>
-    <w:p>
-      <w:pPr>
-        <w:spacing w:after="0"/>
-        <w:rPr>
-          <w:sz w:val="28"/>
-          <w:szCs w:val="28"/>
-          <w:lang w:val="pl-PL"/>
-        </w:rPr>
-      </w:pPr>
-      <w:r>
-        <w:rPr>
-          <w:b/>
-          <w:bCs/>
-          <w:sz w:val="28"/>
-          <w:szCs w:val="28"/>
-          <w:lang w:val="pl-PL"/>
-        </w:rPr>
-        <w:t>Atrybuty</w:t>
+      <w:r>
+        <w:rPr>
+          <w:b/>
+          <w:bCs/>
+          <w:sz w:val="28"/>
+          <w:szCs w:val="28"/>
+          <w:lang w:val="pl-PL"/>
+        </w:rPr>
+        <w:t>Metody</w:t>
       </w:r>
       <w:r>
         <w:rPr>
@@ -5545,1486 +8698,6 @@
           <w:szCs w:val="28"/>
           <w:lang w:val="pl-PL"/>
         </w:rPr>
-        <w:t>idMocy</w:t>
-      </w:r>
-      <w:proofErr w:type="spellEnd"/>
-      <w:r>
-        <w:rPr>
-          <w:sz w:val="28"/>
-          <w:szCs w:val="28"/>
-          <w:lang w:val="pl-PL"/>
-        </w:rPr>
-        <w:t xml:space="preserve"> : </w:t>
-      </w:r>
-      <w:proofErr w:type="spellStart"/>
-      <w:r>
-        <w:rPr>
-          <w:sz w:val="28"/>
-          <w:szCs w:val="28"/>
-          <w:lang w:val="pl-PL"/>
-        </w:rPr>
-        <w:t>int</w:t>
-      </w:r>
-      <w:proofErr w:type="spellEnd"/>
-      <w:r>
-        <w:rPr>
-          <w:sz w:val="28"/>
-          <w:szCs w:val="28"/>
-          <w:lang w:val="pl-PL"/>
-        </w:rPr>
-        <w:t xml:space="preserve"> </w:t>
-      </w:r>
-    </w:p>
-    <w:p>
-      <w:pPr>
-        <w:spacing w:after="0"/>
-        <w:rPr>
-          <w:sz w:val="28"/>
-          <w:szCs w:val="28"/>
-          <w:lang w:val="pl-PL"/>
-        </w:rPr>
-      </w:pPr>
-      <w:r>
-        <w:rPr>
-          <w:sz w:val="28"/>
-          <w:szCs w:val="28"/>
-          <w:lang w:val="pl-PL"/>
-        </w:rPr>
-        <w:t xml:space="preserve">nazwa : String </w:t>
-      </w:r>
-    </w:p>
-    <w:p>
-      <w:pPr>
-        <w:spacing w:after="0"/>
-        <w:rPr>
-          <w:sz w:val="28"/>
-          <w:szCs w:val="28"/>
-          <w:lang w:val="pl-PL"/>
-        </w:rPr>
-      </w:pPr>
-      <w:r>
-        <w:rPr>
-          <w:sz w:val="28"/>
-          <w:szCs w:val="28"/>
-          <w:lang w:val="pl-PL"/>
-        </w:rPr>
-        <w:t xml:space="preserve">typ : String - typ (np. fizyczna, psychiczna) </w:t>
-      </w:r>
-    </w:p>
-    <w:p>
-      <w:pPr>
-        <w:spacing w:after="0"/>
-        <w:rPr>
-          <w:sz w:val="28"/>
-          <w:szCs w:val="28"/>
-          <w:lang w:val="pl-PL"/>
-        </w:rPr>
-      </w:pPr>
-      <w:proofErr w:type="spellStart"/>
-      <w:r>
-        <w:rPr>
-          <w:sz w:val="28"/>
-          <w:szCs w:val="28"/>
-          <w:lang w:val="pl-PL"/>
-        </w:rPr>
-        <w:t>zasieg</w:t>
-      </w:r>
-      <w:proofErr w:type="spellEnd"/>
-      <w:r>
-        <w:rPr>
-          <w:sz w:val="28"/>
-          <w:szCs w:val="28"/>
-          <w:lang w:val="pl-PL"/>
-        </w:rPr>
-        <w:t xml:space="preserve"> : String - zasięg działania </w:t>
-      </w:r>
-    </w:p>
-    <w:p>
-      <w:pPr>
-        <w:spacing w:after="0"/>
-        <w:rPr>
-          <w:sz w:val="28"/>
-          <w:szCs w:val="28"/>
-          <w:lang w:val="pl-PL"/>
-        </w:rPr>
-      </w:pPr>
-      <w:r>
-        <w:rPr>
-          <w:sz w:val="28"/>
-          <w:szCs w:val="28"/>
-          <w:lang w:val="pl-PL"/>
-        </w:rPr>
-        <w:t xml:space="preserve">ograniczenia : String </w:t>
-      </w:r>
-    </w:p>
-    <w:p>
-      <w:pPr>
-        <w:spacing w:after="0"/>
-        <w:rPr>
-          <w:sz w:val="28"/>
-          <w:szCs w:val="28"/>
-          <w:lang w:val="pl-PL"/>
-        </w:rPr>
-      </w:pPr>
-      <w:r>
-        <w:rPr>
-          <w:sz w:val="28"/>
-          <w:szCs w:val="28"/>
-          <w:lang w:val="pl-PL"/>
-        </w:rPr>
-        <w:lastRenderedPageBreak/>
-        <w:t>Metody: brak zdefiniowanych</w:t>
-      </w:r>
-      <w:r>
-        <w:rPr>
-          <w:sz w:val="28"/>
-          <w:szCs w:val="28"/>
-          <w:lang w:val="pl-PL"/>
-        </w:rPr>
-        <w:br/>
-      </w:r>
-    </w:p>
-    <w:p>
-      <w:pPr>
-        <w:spacing w:after="0"/>
-        <w:rPr>
-          <w:b/>
-          <w:bCs/>
-          <w:sz w:val="28"/>
-          <w:szCs w:val="28"/>
-          <w:lang w:val="pl-PL"/>
-        </w:rPr>
-      </w:pPr>
-      <w:r>
-        <w:rPr>
-          <w:b/>
-          <w:bCs/>
-          <w:sz w:val="28"/>
-          <w:szCs w:val="28"/>
-          <w:lang w:val="pl-PL"/>
-        </w:rPr>
-        <w:t>Operator</w:t>
-      </w:r>
-    </w:p>
-    <w:p>
-      <w:pPr>
-        <w:spacing w:after="0"/>
-        <w:rPr>
-          <w:sz w:val="28"/>
-          <w:szCs w:val="28"/>
-          <w:lang w:val="pl-PL"/>
-        </w:rPr>
-      </w:pPr>
-      <w:r>
-        <w:rPr>
-          <w:b/>
-          <w:bCs/>
-          <w:sz w:val="28"/>
-          <w:szCs w:val="28"/>
-          <w:lang w:val="pl-PL"/>
-        </w:rPr>
-        <w:t>Opis</w:t>
-      </w:r>
-      <w:r>
-        <w:rPr>
-          <w:sz w:val="28"/>
-          <w:szCs w:val="28"/>
-          <w:lang w:val="pl-PL"/>
-        </w:rPr>
-        <w:t xml:space="preserve">: </w:t>
-      </w:r>
-    </w:p>
-    <w:p>
-      <w:pPr>
-        <w:spacing w:after="0"/>
-        <w:rPr>
-          <w:sz w:val="28"/>
-          <w:szCs w:val="28"/>
-          <w:lang w:val="pl-PL"/>
-        </w:rPr>
-      </w:pPr>
-      <w:r>
-        <w:rPr>
-          <w:sz w:val="28"/>
-          <w:szCs w:val="28"/>
-          <w:lang w:val="pl-PL"/>
-        </w:rPr>
-        <w:t>Główny użytkownik systemu zarządzający bohaterami, zgłoszeniami i misjami.</w:t>
-      </w:r>
-    </w:p>
-    <w:p>
-      <w:pPr>
-        <w:spacing w:after="0"/>
-        <w:rPr>
-          <w:sz w:val="28"/>
-          <w:szCs w:val="28"/>
-          <w:lang w:val="pl-PL"/>
-        </w:rPr>
-      </w:pPr>
-      <w:r>
-        <w:rPr>
-          <w:b/>
-          <w:bCs/>
-          <w:sz w:val="28"/>
-          <w:szCs w:val="28"/>
-          <w:lang w:val="pl-PL"/>
-        </w:rPr>
-        <w:t>Atrybuty</w:t>
-      </w:r>
-      <w:r>
-        <w:rPr>
-          <w:sz w:val="28"/>
-          <w:szCs w:val="28"/>
-          <w:lang w:val="pl-PL"/>
-        </w:rPr>
-        <w:t>:</w:t>
-      </w:r>
-    </w:p>
-    <w:p>
-      <w:pPr>
-        <w:spacing w:after="0"/>
-        <w:rPr>
-          <w:sz w:val="28"/>
-          <w:szCs w:val="28"/>
-          <w:lang w:val="pl-PL"/>
-        </w:rPr>
-      </w:pPr>
-      <w:proofErr w:type="spellStart"/>
-      <w:r>
-        <w:rPr>
-          <w:sz w:val="28"/>
-          <w:szCs w:val="28"/>
-          <w:lang w:val="pl-PL"/>
-        </w:rPr>
-        <w:t>idOperatora</w:t>
-      </w:r>
-      <w:proofErr w:type="spellEnd"/>
-      <w:r>
-        <w:rPr>
-          <w:sz w:val="28"/>
-          <w:szCs w:val="28"/>
-          <w:lang w:val="pl-PL"/>
-        </w:rPr>
-        <w:t xml:space="preserve"> : </w:t>
-      </w:r>
-      <w:proofErr w:type="spellStart"/>
-      <w:r>
-        <w:rPr>
-          <w:sz w:val="28"/>
-          <w:szCs w:val="28"/>
-          <w:lang w:val="pl-PL"/>
-        </w:rPr>
-        <w:t>int</w:t>
-      </w:r>
-      <w:proofErr w:type="spellEnd"/>
-      <w:r>
-        <w:rPr>
-          <w:sz w:val="28"/>
-          <w:szCs w:val="28"/>
-          <w:lang w:val="pl-PL"/>
-        </w:rPr>
-        <w:t xml:space="preserve">  </w:t>
-      </w:r>
-    </w:p>
-    <w:p>
-      <w:pPr>
-        <w:spacing w:after="0"/>
-        <w:rPr>
-          <w:sz w:val="28"/>
-          <w:szCs w:val="28"/>
-          <w:lang w:val="pl-PL"/>
-        </w:rPr>
-      </w:pPr>
-      <w:proofErr w:type="spellStart"/>
-      <w:r>
-        <w:rPr>
-          <w:sz w:val="28"/>
-          <w:szCs w:val="28"/>
-          <w:lang w:val="pl-PL"/>
-        </w:rPr>
-        <w:t>imie</w:t>
-      </w:r>
-      <w:proofErr w:type="spellEnd"/>
-      <w:r>
-        <w:rPr>
-          <w:sz w:val="28"/>
-          <w:szCs w:val="28"/>
-          <w:lang w:val="pl-PL"/>
-        </w:rPr>
-        <w:t xml:space="preserve"> : String </w:t>
-      </w:r>
-    </w:p>
-    <w:p>
-      <w:pPr>
-        <w:spacing w:after="0"/>
-        <w:rPr>
-          <w:sz w:val="28"/>
-          <w:szCs w:val="28"/>
-          <w:lang w:val="pl-PL"/>
-        </w:rPr>
-      </w:pPr>
-      <w:r>
-        <w:rPr>
-          <w:sz w:val="28"/>
-          <w:szCs w:val="28"/>
-          <w:lang w:val="pl-PL"/>
-        </w:rPr>
-        <w:t xml:space="preserve">nazwisko : String </w:t>
-      </w:r>
-    </w:p>
-    <w:p>
-      <w:pPr>
-        <w:spacing w:after="0"/>
-        <w:rPr>
-          <w:sz w:val="28"/>
-          <w:szCs w:val="28"/>
-          <w:lang w:val="pl-PL"/>
-        </w:rPr>
-      </w:pPr>
-      <w:r>
-        <w:rPr>
-          <w:b/>
-          <w:bCs/>
-          <w:sz w:val="28"/>
-          <w:szCs w:val="28"/>
-          <w:lang w:val="pl-PL"/>
-        </w:rPr>
-        <w:t>Metody</w:t>
-      </w:r>
-      <w:r>
-        <w:rPr>
-          <w:sz w:val="28"/>
-          <w:szCs w:val="28"/>
-          <w:lang w:val="pl-PL"/>
-        </w:rPr>
-        <w:t>:</w:t>
-      </w:r>
-    </w:p>
-    <w:p>
-      <w:pPr>
-        <w:spacing w:after="0"/>
-        <w:rPr>
-          <w:sz w:val="28"/>
-          <w:szCs w:val="28"/>
-          <w:lang w:val="pl-PL"/>
-        </w:rPr>
-      </w:pPr>
-      <w:proofErr w:type="spellStart"/>
-      <w:r>
-        <w:rPr>
-          <w:sz w:val="28"/>
-          <w:szCs w:val="28"/>
-          <w:lang w:val="pl-PL"/>
-        </w:rPr>
-        <w:t>przydzielanieMisji</w:t>
-      </w:r>
-      <w:proofErr w:type="spellEnd"/>
-      <w:r>
-        <w:rPr>
-          <w:sz w:val="28"/>
-          <w:szCs w:val="28"/>
-          <w:lang w:val="pl-PL"/>
-        </w:rPr>
-        <w:t xml:space="preserve">() </w:t>
-      </w:r>
-    </w:p>
-    <w:p>
-      <w:pPr>
-        <w:spacing w:after="0"/>
-        <w:rPr>
-          <w:sz w:val="28"/>
-          <w:szCs w:val="28"/>
-          <w:lang w:val="pl-PL"/>
-        </w:rPr>
-      </w:pPr>
-      <w:proofErr w:type="spellStart"/>
-      <w:r>
-        <w:rPr>
-          <w:sz w:val="28"/>
-          <w:szCs w:val="28"/>
-          <w:lang w:val="pl-PL"/>
-        </w:rPr>
-        <w:t>tworzenieZespolu</w:t>
-      </w:r>
-      <w:proofErr w:type="spellEnd"/>
-      <w:r>
-        <w:rPr>
-          <w:sz w:val="28"/>
-          <w:szCs w:val="28"/>
-          <w:lang w:val="pl-PL"/>
-        </w:rPr>
-        <w:t xml:space="preserve">() </w:t>
-      </w:r>
-    </w:p>
-    <w:p>
-      <w:pPr>
-        <w:spacing w:after="0"/>
-        <w:rPr>
-          <w:sz w:val="28"/>
-          <w:szCs w:val="28"/>
-          <w:lang w:val="pl-PL"/>
-        </w:rPr>
-      </w:pPr>
-      <w:proofErr w:type="spellStart"/>
-      <w:r>
-        <w:rPr>
-          <w:sz w:val="28"/>
-          <w:szCs w:val="28"/>
-          <w:lang w:val="pl-PL"/>
-        </w:rPr>
-        <w:t>wyslanieDrona</w:t>
-      </w:r>
-      <w:proofErr w:type="spellEnd"/>
-      <w:r>
-        <w:rPr>
-          <w:sz w:val="28"/>
-          <w:szCs w:val="28"/>
-          <w:lang w:val="pl-PL"/>
-        </w:rPr>
-        <w:t xml:space="preserve">() </w:t>
-      </w:r>
-    </w:p>
-    <w:p>
-      <w:pPr>
-        <w:spacing w:after="0"/>
-        <w:rPr>
-          <w:sz w:val="28"/>
-          <w:szCs w:val="28"/>
-          <w:lang w:val="pl-PL"/>
-        </w:rPr>
-      </w:pPr>
-      <w:proofErr w:type="spellStart"/>
-      <w:r>
-        <w:rPr>
-          <w:sz w:val="28"/>
-          <w:szCs w:val="28"/>
-          <w:lang w:val="pl-PL"/>
-        </w:rPr>
-        <w:t>wyslanieKomunikatu</w:t>
-      </w:r>
-      <w:proofErr w:type="spellEnd"/>
-      <w:r>
-        <w:rPr>
-          <w:sz w:val="28"/>
-          <w:szCs w:val="28"/>
-          <w:lang w:val="pl-PL"/>
-        </w:rPr>
-        <w:t xml:space="preserve">() </w:t>
-      </w:r>
-    </w:p>
-    <w:p>
-      <w:pPr>
-        <w:spacing w:after="0"/>
-        <w:rPr>
-          <w:sz w:val="28"/>
-          <w:szCs w:val="28"/>
-          <w:lang w:val="pl-PL"/>
-        </w:rPr>
-      </w:pPr>
-      <w:proofErr w:type="spellStart"/>
-      <w:r>
-        <w:rPr>
-          <w:sz w:val="28"/>
-          <w:szCs w:val="28"/>
-          <w:lang w:val="pl-PL"/>
-        </w:rPr>
-        <w:t>przyjmijZgloszenie</w:t>
-      </w:r>
-      <w:proofErr w:type="spellEnd"/>
-      <w:r>
-        <w:rPr>
-          <w:sz w:val="28"/>
-          <w:szCs w:val="28"/>
-          <w:lang w:val="pl-PL"/>
-        </w:rPr>
-        <w:t xml:space="preserve">() </w:t>
-      </w:r>
-    </w:p>
-    <w:p>
-      <w:pPr>
-        <w:spacing w:after="0"/>
-        <w:rPr>
-          <w:sz w:val="28"/>
-          <w:szCs w:val="28"/>
-          <w:lang w:val="pl-PL"/>
-        </w:rPr>
-      </w:pPr>
-      <w:proofErr w:type="spellStart"/>
-      <w:r>
-        <w:rPr>
-          <w:sz w:val="28"/>
-          <w:szCs w:val="28"/>
-          <w:lang w:val="pl-PL"/>
-        </w:rPr>
-        <w:t>zamknijZgloszenie</w:t>
-      </w:r>
-      <w:proofErr w:type="spellEnd"/>
-      <w:r>
-        <w:rPr>
-          <w:sz w:val="28"/>
-          <w:szCs w:val="28"/>
-          <w:lang w:val="pl-PL"/>
-        </w:rPr>
-        <w:t xml:space="preserve">() </w:t>
-      </w:r>
-    </w:p>
-    <w:p>
-      <w:pPr>
-        <w:spacing w:after="0"/>
-        <w:rPr>
-          <w:sz w:val="28"/>
-          <w:szCs w:val="28"/>
-          <w:lang w:val="pl-PL"/>
-        </w:rPr>
-      </w:pPr>
-    </w:p>
-    <w:p>
-      <w:pPr>
-        <w:spacing w:after="0"/>
-        <w:rPr>
-          <w:b/>
-          <w:bCs/>
-          <w:sz w:val="28"/>
-          <w:szCs w:val="28"/>
-          <w:lang w:val="pl-PL"/>
-        </w:rPr>
-      </w:pPr>
-      <w:r>
-        <w:rPr>
-          <w:b/>
-          <w:bCs/>
-          <w:sz w:val="28"/>
-          <w:szCs w:val="28"/>
-          <w:lang w:val="pl-PL"/>
-        </w:rPr>
-        <w:t>Raport</w:t>
-      </w:r>
-    </w:p>
-    <w:p>
-      <w:pPr>
-        <w:spacing w:after="0"/>
-        <w:rPr>
-          <w:sz w:val="28"/>
-          <w:szCs w:val="28"/>
-          <w:lang w:val="pl-PL"/>
-        </w:rPr>
-      </w:pPr>
-      <w:r>
-        <w:rPr>
-          <w:b/>
-          <w:bCs/>
-          <w:sz w:val="28"/>
-          <w:szCs w:val="28"/>
-          <w:lang w:val="pl-PL"/>
-        </w:rPr>
-        <w:t>Opis</w:t>
-      </w:r>
-      <w:r>
-        <w:rPr>
-          <w:sz w:val="28"/>
-          <w:szCs w:val="28"/>
-          <w:lang w:val="pl-PL"/>
-        </w:rPr>
-        <w:t xml:space="preserve">: </w:t>
-      </w:r>
-    </w:p>
-    <w:p>
-      <w:pPr>
-        <w:spacing w:after="0"/>
-        <w:rPr>
-          <w:sz w:val="28"/>
-          <w:szCs w:val="28"/>
-          <w:lang w:val="pl-PL"/>
-        </w:rPr>
-      </w:pPr>
-      <w:r>
-        <w:rPr>
-          <w:sz w:val="28"/>
-          <w:szCs w:val="28"/>
-          <w:lang w:val="pl-PL"/>
-        </w:rPr>
-        <w:t>Dokument podsumowujący przebieg misji tworzony przez Bohatera będącego na misji.</w:t>
-      </w:r>
-    </w:p>
-    <w:p>
-      <w:pPr>
-        <w:spacing w:after="0"/>
-        <w:rPr>
-          <w:sz w:val="28"/>
-          <w:szCs w:val="28"/>
-          <w:lang w:val="pl-PL"/>
-        </w:rPr>
-      </w:pPr>
-      <w:r>
-        <w:rPr>
-          <w:b/>
-          <w:bCs/>
-          <w:sz w:val="28"/>
-          <w:szCs w:val="28"/>
-          <w:lang w:val="pl-PL"/>
-        </w:rPr>
-        <w:t>Atrybuty</w:t>
-      </w:r>
-      <w:r>
-        <w:rPr>
-          <w:sz w:val="28"/>
-          <w:szCs w:val="28"/>
-          <w:lang w:val="pl-PL"/>
-        </w:rPr>
-        <w:t>:</w:t>
-      </w:r>
-    </w:p>
-    <w:p>
-      <w:pPr>
-        <w:spacing w:after="0"/>
-        <w:rPr>
-          <w:sz w:val="28"/>
-          <w:szCs w:val="28"/>
-          <w:lang w:val="pl-PL"/>
-        </w:rPr>
-      </w:pPr>
-      <w:proofErr w:type="spellStart"/>
-      <w:r>
-        <w:rPr>
-          <w:sz w:val="28"/>
-          <w:szCs w:val="28"/>
-          <w:lang w:val="pl-PL"/>
-        </w:rPr>
-        <w:t>idRaportu</w:t>
-      </w:r>
-      <w:proofErr w:type="spellEnd"/>
-      <w:r>
-        <w:rPr>
-          <w:sz w:val="28"/>
-          <w:szCs w:val="28"/>
-          <w:lang w:val="pl-PL"/>
-        </w:rPr>
-        <w:t xml:space="preserve"> : </w:t>
-      </w:r>
-      <w:proofErr w:type="spellStart"/>
-      <w:r>
-        <w:rPr>
-          <w:sz w:val="28"/>
-          <w:szCs w:val="28"/>
-          <w:lang w:val="pl-PL"/>
-        </w:rPr>
-        <w:t>int</w:t>
-      </w:r>
-      <w:proofErr w:type="spellEnd"/>
-      <w:r>
-        <w:rPr>
-          <w:sz w:val="28"/>
-          <w:szCs w:val="28"/>
-          <w:lang w:val="pl-PL"/>
-        </w:rPr>
-        <w:t xml:space="preserve"> </w:t>
-      </w:r>
-    </w:p>
-    <w:p>
-      <w:pPr>
-        <w:spacing w:after="0"/>
-        <w:rPr>
-          <w:sz w:val="28"/>
-          <w:szCs w:val="28"/>
-          <w:lang w:val="pl-PL"/>
-        </w:rPr>
-      </w:pPr>
-      <w:proofErr w:type="spellStart"/>
-      <w:r>
-        <w:rPr>
-          <w:sz w:val="28"/>
-          <w:szCs w:val="28"/>
-          <w:lang w:val="pl-PL"/>
-        </w:rPr>
-        <w:t>dataRaportu</w:t>
-      </w:r>
-      <w:proofErr w:type="spellEnd"/>
-      <w:r>
-        <w:rPr>
-          <w:sz w:val="28"/>
-          <w:szCs w:val="28"/>
-          <w:lang w:val="pl-PL"/>
-        </w:rPr>
-        <w:t xml:space="preserve"> : </w:t>
-      </w:r>
-      <w:proofErr w:type="spellStart"/>
-      <w:r>
-        <w:rPr>
-          <w:sz w:val="28"/>
-          <w:szCs w:val="28"/>
-          <w:lang w:val="pl-PL"/>
-        </w:rPr>
-        <w:t>Date</w:t>
-      </w:r>
-      <w:proofErr w:type="spellEnd"/>
-      <w:r>
-        <w:rPr>
-          <w:sz w:val="28"/>
-          <w:szCs w:val="28"/>
-          <w:lang w:val="pl-PL"/>
-        </w:rPr>
-        <w:t xml:space="preserve"> </w:t>
-      </w:r>
-    </w:p>
-    <w:p>
-      <w:pPr>
-        <w:spacing w:after="0"/>
-        <w:rPr>
-          <w:sz w:val="28"/>
-          <w:szCs w:val="28"/>
-          <w:lang w:val="pl-PL"/>
-        </w:rPr>
-      </w:pPr>
-      <w:proofErr w:type="spellStart"/>
-      <w:r>
-        <w:rPr>
-          <w:sz w:val="28"/>
-          <w:szCs w:val="28"/>
-          <w:lang w:val="pl-PL"/>
-        </w:rPr>
-        <w:t>tresc</w:t>
-      </w:r>
-      <w:proofErr w:type="spellEnd"/>
-      <w:r>
-        <w:rPr>
-          <w:sz w:val="28"/>
-          <w:szCs w:val="28"/>
-          <w:lang w:val="pl-PL"/>
-        </w:rPr>
-        <w:t xml:space="preserve"> : String </w:t>
-      </w:r>
-    </w:p>
-    <w:p>
-      <w:pPr>
-        <w:spacing w:after="0"/>
-        <w:rPr>
-          <w:sz w:val="28"/>
-          <w:szCs w:val="28"/>
-          <w:lang w:val="pl-PL"/>
-        </w:rPr>
-      </w:pPr>
-      <w:r>
-        <w:rPr>
-          <w:b/>
-          <w:bCs/>
-          <w:sz w:val="28"/>
-          <w:szCs w:val="28"/>
-          <w:lang w:val="pl-PL"/>
-        </w:rPr>
-        <w:t>Metody</w:t>
-      </w:r>
-      <w:r>
-        <w:rPr>
-          <w:sz w:val="28"/>
-          <w:szCs w:val="28"/>
-          <w:lang w:val="pl-PL"/>
-        </w:rPr>
-        <w:t>:</w:t>
-      </w:r>
-    </w:p>
-    <w:p>
-      <w:pPr>
-        <w:spacing w:after="0"/>
-        <w:rPr>
-          <w:sz w:val="28"/>
-          <w:szCs w:val="28"/>
-          <w:lang w:val="pl-PL"/>
-        </w:rPr>
-      </w:pPr>
-      <w:proofErr w:type="spellStart"/>
-      <w:r>
-        <w:rPr>
-          <w:sz w:val="28"/>
-          <w:szCs w:val="28"/>
-          <w:lang w:val="pl-PL"/>
-        </w:rPr>
-        <w:t>Przeslij</w:t>
-      </w:r>
-      <w:proofErr w:type="spellEnd"/>
-      <w:r>
-        <w:rPr>
-          <w:sz w:val="28"/>
-          <w:szCs w:val="28"/>
-          <w:lang w:val="pl-PL"/>
-        </w:rPr>
-        <w:t xml:space="preserve">() </w:t>
-      </w:r>
-    </w:p>
-    <w:p>
-      <w:pPr>
-        <w:spacing w:after="0"/>
-        <w:rPr>
-          <w:sz w:val="28"/>
-          <w:szCs w:val="28"/>
-          <w:lang w:val="pl-PL"/>
-        </w:rPr>
-      </w:pPr>
-    </w:p>
-    <w:p>
-      <w:pPr>
-        <w:spacing w:after="0"/>
-        <w:rPr>
-          <w:b/>
-          <w:bCs/>
-          <w:sz w:val="28"/>
-          <w:szCs w:val="28"/>
-          <w:lang w:val="pl-PL"/>
-        </w:rPr>
-      </w:pPr>
-      <w:proofErr w:type="spellStart"/>
-      <w:r>
-        <w:rPr>
-          <w:b/>
-          <w:bCs/>
-          <w:sz w:val="28"/>
-          <w:szCs w:val="28"/>
-          <w:lang w:val="pl-PL"/>
-        </w:rPr>
-        <w:t>ZespolOperacyjny</w:t>
-      </w:r>
-      <w:proofErr w:type="spellEnd"/>
-    </w:p>
-    <w:p>
-      <w:pPr>
-        <w:spacing w:after="0"/>
-        <w:rPr>
-          <w:sz w:val="28"/>
-          <w:szCs w:val="28"/>
-          <w:lang w:val="pl-PL"/>
-        </w:rPr>
-      </w:pPr>
-      <w:r>
-        <w:rPr>
-          <w:b/>
-          <w:bCs/>
-          <w:sz w:val="28"/>
-          <w:szCs w:val="28"/>
-          <w:lang w:val="pl-PL"/>
-        </w:rPr>
-        <w:t>Opis</w:t>
-      </w:r>
-      <w:r>
-        <w:rPr>
-          <w:sz w:val="28"/>
-          <w:szCs w:val="28"/>
-          <w:lang w:val="pl-PL"/>
-        </w:rPr>
-        <w:t xml:space="preserve">: </w:t>
-      </w:r>
-    </w:p>
-    <w:p>
-      <w:pPr>
-        <w:spacing w:after="0"/>
-        <w:rPr>
-          <w:sz w:val="28"/>
-          <w:szCs w:val="28"/>
-          <w:lang w:val="pl-PL"/>
-        </w:rPr>
-      </w:pPr>
-      <w:r>
-        <w:rPr>
-          <w:sz w:val="28"/>
-          <w:szCs w:val="28"/>
-          <w:lang w:val="pl-PL"/>
-        </w:rPr>
-        <w:t>Grupa bohaterów realizująca wspólnie misję.</w:t>
-      </w:r>
-    </w:p>
-    <w:p>
-      <w:pPr>
-        <w:spacing w:after="0"/>
-        <w:rPr>
-          <w:sz w:val="28"/>
-          <w:szCs w:val="28"/>
-          <w:lang w:val="pl-PL"/>
-        </w:rPr>
-      </w:pPr>
-      <w:r>
-        <w:rPr>
-          <w:b/>
-          <w:bCs/>
-          <w:sz w:val="28"/>
-          <w:szCs w:val="28"/>
-          <w:lang w:val="pl-PL"/>
-        </w:rPr>
-        <w:t>Atrybuty</w:t>
-      </w:r>
-      <w:r>
-        <w:rPr>
-          <w:sz w:val="28"/>
-          <w:szCs w:val="28"/>
-          <w:lang w:val="pl-PL"/>
-        </w:rPr>
-        <w:t>:</w:t>
-      </w:r>
-    </w:p>
-    <w:p>
-      <w:pPr>
-        <w:spacing w:after="0"/>
-        <w:rPr>
-          <w:sz w:val="28"/>
-          <w:szCs w:val="28"/>
-          <w:lang w:val="pl-PL"/>
-        </w:rPr>
-      </w:pPr>
-      <w:proofErr w:type="spellStart"/>
-      <w:r>
-        <w:rPr>
-          <w:sz w:val="28"/>
-          <w:szCs w:val="28"/>
-          <w:lang w:val="pl-PL"/>
-        </w:rPr>
-        <w:t>idZespolu</w:t>
-      </w:r>
-      <w:proofErr w:type="spellEnd"/>
-      <w:r>
-        <w:rPr>
-          <w:sz w:val="28"/>
-          <w:szCs w:val="28"/>
-          <w:lang w:val="pl-PL"/>
-        </w:rPr>
-        <w:t xml:space="preserve"> : </w:t>
-      </w:r>
-      <w:proofErr w:type="spellStart"/>
-      <w:r>
-        <w:rPr>
-          <w:sz w:val="28"/>
-          <w:szCs w:val="28"/>
-          <w:lang w:val="pl-PL"/>
-        </w:rPr>
-        <w:t>int</w:t>
-      </w:r>
-      <w:proofErr w:type="spellEnd"/>
-      <w:r>
-        <w:rPr>
-          <w:sz w:val="28"/>
-          <w:szCs w:val="28"/>
-          <w:lang w:val="pl-PL"/>
-        </w:rPr>
-        <w:t xml:space="preserve"> </w:t>
-      </w:r>
-    </w:p>
-    <w:p>
-      <w:pPr>
-        <w:spacing w:after="0"/>
-        <w:rPr>
-          <w:sz w:val="28"/>
-          <w:szCs w:val="28"/>
-          <w:lang w:val="pl-PL"/>
-        </w:rPr>
-      </w:pPr>
-      <w:proofErr w:type="spellStart"/>
-      <w:r>
-        <w:rPr>
-          <w:sz w:val="28"/>
-          <w:szCs w:val="28"/>
-          <w:lang w:val="pl-PL"/>
-        </w:rPr>
-        <w:t>iloscBohaterow</w:t>
-      </w:r>
-      <w:proofErr w:type="spellEnd"/>
-      <w:r>
-        <w:rPr>
-          <w:sz w:val="28"/>
-          <w:szCs w:val="28"/>
-          <w:lang w:val="pl-PL"/>
-        </w:rPr>
-        <w:t xml:space="preserve"> : </w:t>
-      </w:r>
-      <w:proofErr w:type="spellStart"/>
-      <w:r>
-        <w:rPr>
-          <w:sz w:val="28"/>
-          <w:szCs w:val="28"/>
-          <w:lang w:val="pl-PL"/>
-        </w:rPr>
-        <w:t>int</w:t>
-      </w:r>
-      <w:proofErr w:type="spellEnd"/>
-      <w:r>
-        <w:rPr>
-          <w:sz w:val="28"/>
-          <w:szCs w:val="28"/>
-          <w:lang w:val="pl-PL"/>
-        </w:rPr>
-        <w:t xml:space="preserve"> </w:t>
-      </w:r>
-    </w:p>
-    <w:p>
-      <w:pPr>
-        <w:spacing w:after="0"/>
-        <w:rPr>
-          <w:sz w:val="28"/>
-          <w:szCs w:val="28"/>
-          <w:lang w:val="pl-PL"/>
-        </w:rPr>
-      </w:pPr>
-      <w:proofErr w:type="spellStart"/>
-      <w:r>
-        <w:rPr>
-          <w:sz w:val="28"/>
-          <w:szCs w:val="28"/>
-          <w:lang w:val="pl-PL"/>
-        </w:rPr>
-        <w:t>poziomSynergii</w:t>
-      </w:r>
-      <w:proofErr w:type="spellEnd"/>
-      <w:r>
-        <w:rPr>
-          <w:sz w:val="28"/>
-          <w:szCs w:val="28"/>
-          <w:lang w:val="pl-PL"/>
-        </w:rPr>
-        <w:t xml:space="preserve"> : </w:t>
-      </w:r>
-      <w:proofErr w:type="spellStart"/>
-      <w:r>
-        <w:rPr>
-          <w:sz w:val="28"/>
-          <w:szCs w:val="28"/>
-          <w:lang w:val="pl-PL"/>
-        </w:rPr>
-        <w:t>float</w:t>
-      </w:r>
-      <w:proofErr w:type="spellEnd"/>
-      <w:r>
-        <w:rPr>
-          <w:sz w:val="28"/>
-          <w:szCs w:val="28"/>
-          <w:lang w:val="pl-PL"/>
-        </w:rPr>
-        <w:t xml:space="preserve"> - poziom synergii mocy </w:t>
-      </w:r>
-    </w:p>
-    <w:p>
-      <w:pPr>
-        <w:spacing w:after="0"/>
-        <w:rPr>
-          <w:sz w:val="28"/>
-          <w:szCs w:val="28"/>
-          <w:lang w:val="pl-PL"/>
-        </w:rPr>
-      </w:pPr>
-      <w:r>
-        <w:rPr>
-          <w:b/>
-          <w:bCs/>
-          <w:sz w:val="28"/>
-          <w:szCs w:val="28"/>
-          <w:lang w:val="pl-PL"/>
-        </w:rPr>
-        <w:t>Metody</w:t>
-      </w:r>
-      <w:r>
-        <w:rPr>
-          <w:sz w:val="28"/>
-          <w:szCs w:val="28"/>
-          <w:lang w:val="pl-PL"/>
-        </w:rPr>
-        <w:t>:</w:t>
-      </w:r>
-    </w:p>
-    <w:p>
-      <w:pPr>
-        <w:spacing w:after="0"/>
-        <w:rPr>
-          <w:sz w:val="28"/>
-          <w:szCs w:val="28"/>
-          <w:lang w:val="pl-PL"/>
-        </w:rPr>
-      </w:pPr>
-      <w:proofErr w:type="spellStart"/>
-      <w:r>
-        <w:rPr>
-          <w:sz w:val="28"/>
-          <w:szCs w:val="28"/>
-          <w:lang w:val="pl-PL"/>
-        </w:rPr>
-        <w:t>dodajBohatera</w:t>
-      </w:r>
-      <w:proofErr w:type="spellEnd"/>
-      <w:r>
-        <w:rPr>
-          <w:sz w:val="28"/>
-          <w:szCs w:val="28"/>
-          <w:lang w:val="pl-PL"/>
-        </w:rPr>
-        <w:t xml:space="preserve">() </w:t>
-      </w:r>
-    </w:p>
-    <w:p>
-      <w:pPr>
-        <w:spacing w:after="0"/>
-        <w:rPr>
-          <w:sz w:val="28"/>
-          <w:szCs w:val="28"/>
-          <w:lang w:val="pl-PL"/>
-        </w:rPr>
-      </w:pPr>
-      <w:proofErr w:type="spellStart"/>
-      <w:r>
-        <w:rPr>
-          <w:sz w:val="28"/>
-          <w:szCs w:val="28"/>
-          <w:lang w:val="pl-PL"/>
-        </w:rPr>
-        <w:t>usunBohatera</w:t>
-      </w:r>
-      <w:proofErr w:type="spellEnd"/>
-      <w:r>
-        <w:rPr>
-          <w:sz w:val="28"/>
-          <w:szCs w:val="28"/>
-          <w:lang w:val="pl-PL"/>
-        </w:rPr>
-        <w:t xml:space="preserve">() </w:t>
-      </w:r>
-    </w:p>
-    <w:p>
-      <w:pPr>
-        <w:spacing w:after="0"/>
-        <w:rPr>
-          <w:sz w:val="28"/>
-          <w:szCs w:val="28"/>
-          <w:lang w:val="pl-PL"/>
-        </w:rPr>
-      </w:pPr>
-    </w:p>
-    <w:p>
-      <w:pPr>
-        <w:spacing w:after="0"/>
-        <w:rPr>
-          <w:b/>
-          <w:bCs/>
-          <w:sz w:val="28"/>
-          <w:szCs w:val="28"/>
-          <w:lang w:val="pl-PL"/>
-        </w:rPr>
-      </w:pPr>
-      <w:proofErr w:type="spellStart"/>
-      <w:r>
-        <w:rPr>
-          <w:b/>
-          <w:bCs/>
-          <w:sz w:val="28"/>
-          <w:szCs w:val="28"/>
-          <w:lang w:val="pl-PL"/>
-        </w:rPr>
-        <w:lastRenderedPageBreak/>
-        <w:t>Zgloszenie</w:t>
-      </w:r>
-      <w:proofErr w:type="spellEnd"/>
-    </w:p>
-    <w:p>
-      <w:pPr>
-        <w:spacing w:after="0"/>
-        <w:rPr>
-          <w:sz w:val="28"/>
-          <w:szCs w:val="28"/>
-          <w:lang w:val="pl-PL"/>
-        </w:rPr>
-      </w:pPr>
-      <w:r>
-        <w:rPr>
-          <w:b/>
-          <w:bCs/>
-          <w:sz w:val="28"/>
-          <w:szCs w:val="28"/>
-          <w:lang w:val="pl-PL"/>
-        </w:rPr>
-        <w:t>Opis</w:t>
-      </w:r>
-      <w:r>
-        <w:rPr>
-          <w:sz w:val="28"/>
-          <w:szCs w:val="28"/>
-          <w:lang w:val="pl-PL"/>
-        </w:rPr>
-        <w:t>:</w:t>
-      </w:r>
-    </w:p>
-    <w:p>
-      <w:pPr>
-        <w:spacing w:after="0"/>
-        <w:rPr>
-          <w:sz w:val="28"/>
-          <w:szCs w:val="28"/>
-          <w:lang w:val="pl-PL"/>
-        </w:rPr>
-      </w:pPr>
-      <w:r>
-        <w:rPr>
-          <w:sz w:val="28"/>
-          <w:szCs w:val="28"/>
-          <w:lang w:val="pl-PL"/>
-        </w:rPr>
-        <w:t>Zgłoszenie przyjmowane przez Operatora, zwiera informacje gdzie występuje zagrożenie i określa jej typ, stopień oraz przypisywany jest krótki opis zdarzenia.</w:t>
-      </w:r>
-    </w:p>
-    <w:p>
-      <w:pPr>
-        <w:spacing w:after="0"/>
-        <w:rPr>
-          <w:sz w:val="28"/>
-          <w:szCs w:val="28"/>
-          <w:lang w:val="pl-PL"/>
-        </w:rPr>
-      </w:pPr>
-      <w:r>
-        <w:rPr>
-          <w:b/>
-          <w:bCs/>
-          <w:sz w:val="28"/>
-          <w:szCs w:val="28"/>
-          <w:lang w:val="pl-PL"/>
-        </w:rPr>
-        <w:t>Atrybuty</w:t>
-      </w:r>
-      <w:r>
-        <w:rPr>
-          <w:sz w:val="28"/>
-          <w:szCs w:val="28"/>
-          <w:lang w:val="pl-PL"/>
-        </w:rPr>
-        <w:t>:</w:t>
-      </w:r>
-    </w:p>
-    <w:p>
-      <w:pPr>
-        <w:spacing w:after="0"/>
-        <w:rPr>
-          <w:sz w:val="28"/>
-          <w:szCs w:val="28"/>
-          <w:lang w:val="pl-PL"/>
-        </w:rPr>
-      </w:pPr>
-      <w:proofErr w:type="spellStart"/>
-      <w:r>
-        <w:rPr>
-          <w:sz w:val="28"/>
-          <w:szCs w:val="28"/>
-          <w:lang w:val="pl-PL"/>
-        </w:rPr>
-        <w:t>idZgloszenia</w:t>
-      </w:r>
-      <w:proofErr w:type="spellEnd"/>
-      <w:r>
-        <w:rPr>
-          <w:sz w:val="28"/>
-          <w:szCs w:val="28"/>
-          <w:lang w:val="pl-PL"/>
-        </w:rPr>
-        <w:t xml:space="preserve"> : </w:t>
-      </w:r>
-      <w:proofErr w:type="spellStart"/>
-      <w:r>
-        <w:rPr>
-          <w:sz w:val="28"/>
-          <w:szCs w:val="28"/>
-          <w:lang w:val="pl-PL"/>
-        </w:rPr>
-        <w:t>int</w:t>
-      </w:r>
-      <w:proofErr w:type="spellEnd"/>
-      <w:r>
-        <w:rPr>
-          <w:sz w:val="28"/>
-          <w:szCs w:val="28"/>
-          <w:lang w:val="pl-PL"/>
-        </w:rPr>
-        <w:t xml:space="preserve"> </w:t>
-      </w:r>
-    </w:p>
-    <w:p>
-      <w:pPr>
-        <w:spacing w:after="0"/>
-        <w:rPr>
-          <w:sz w:val="28"/>
-          <w:szCs w:val="28"/>
-          <w:lang w:val="pl-PL"/>
-        </w:rPr>
-      </w:pPr>
-      <w:r>
-        <w:rPr>
-          <w:sz w:val="28"/>
-          <w:szCs w:val="28"/>
-          <w:lang w:val="pl-PL"/>
-        </w:rPr>
-        <w:t xml:space="preserve">data : </w:t>
-      </w:r>
-      <w:proofErr w:type="spellStart"/>
-      <w:r>
-        <w:rPr>
-          <w:sz w:val="28"/>
-          <w:szCs w:val="28"/>
-          <w:lang w:val="pl-PL"/>
-        </w:rPr>
-        <w:t>Date</w:t>
-      </w:r>
-      <w:proofErr w:type="spellEnd"/>
-      <w:r>
-        <w:rPr>
-          <w:sz w:val="28"/>
-          <w:szCs w:val="28"/>
-          <w:lang w:val="pl-PL"/>
-        </w:rPr>
-        <w:t xml:space="preserve"> </w:t>
-      </w:r>
-    </w:p>
-    <w:p>
-      <w:pPr>
-        <w:spacing w:after="0"/>
-        <w:rPr>
-          <w:sz w:val="28"/>
-          <w:szCs w:val="28"/>
-          <w:lang w:val="pl-PL"/>
-        </w:rPr>
-      </w:pPr>
-      <w:r>
-        <w:rPr>
-          <w:sz w:val="28"/>
-          <w:szCs w:val="28"/>
-          <w:lang w:val="pl-PL"/>
-        </w:rPr>
-        <w:t xml:space="preserve">rodzaj : String </w:t>
-      </w:r>
-    </w:p>
-    <w:p>
-      <w:pPr>
-        <w:spacing w:after="0"/>
-        <w:rPr>
-          <w:sz w:val="28"/>
-          <w:szCs w:val="28"/>
-          <w:lang w:val="pl-PL"/>
-        </w:rPr>
-      </w:pPr>
-      <w:proofErr w:type="spellStart"/>
-      <w:r>
-        <w:rPr>
-          <w:sz w:val="28"/>
-          <w:szCs w:val="28"/>
-          <w:lang w:val="pl-PL"/>
-        </w:rPr>
-        <w:t>stopien</w:t>
-      </w:r>
-      <w:proofErr w:type="spellEnd"/>
-      <w:r>
-        <w:rPr>
-          <w:sz w:val="28"/>
-          <w:szCs w:val="28"/>
-          <w:lang w:val="pl-PL"/>
-        </w:rPr>
-        <w:t xml:space="preserve"> : </w:t>
-      </w:r>
-      <w:proofErr w:type="spellStart"/>
-      <w:r>
-        <w:rPr>
-          <w:sz w:val="28"/>
-          <w:szCs w:val="28"/>
-          <w:lang w:val="pl-PL"/>
-        </w:rPr>
-        <w:t>int</w:t>
-      </w:r>
-      <w:proofErr w:type="spellEnd"/>
-      <w:r>
-        <w:rPr>
-          <w:sz w:val="28"/>
-          <w:szCs w:val="28"/>
-          <w:lang w:val="pl-PL"/>
-        </w:rPr>
-        <w:t xml:space="preserve"> </w:t>
-      </w:r>
-    </w:p>
-    <w:p>
-      <w:pPr>
-        <w:spacing w:after="0"/>
-        <w:rPr>
-          <w:sz w:val="28"/>
-          <w:szCs w:val="28"/>
-          <w:lang w:val="pl-PL"/>
-        </w:rPr>
-      </w:pPr>
-      <w:r>
-        <w:rPr>
-          <w:sz w:val="28"/>
-          <w:szCs w:val="28"/>
-          <w:lang w:val="pl-PL"/>
-        </w:rPr>
-        <w:t xml:space="preserve">lokalizacja : String </w:t>
-      </w:r>
-    </w:p>
-    <w:p>
-      <w:pPr>
-        <w:spacing w:after="0"/>
-        <w:rPr>
-          <w:sz w:val="28"/>
-          <w:szCs w:val="28"/>
-          <w:lang w:val="pl-PL"/>
-        </w:rPr>
-      </w:pPr>
-      <w:proofErr w:type="spellStart"/>
-      <w:r>
-        <w:rPr>
-          <w:sz w:val="28"/>
-          <w:szCs w:val="28"/>
-          <w:lang w:val="pl-PL"/>
-        </w:rPr>
-        <w:t>krotkiOpis</w:t>
-      </w:r>
-      <w:proofErr w:type="spellEnd"/>
-      <w:r>
-        <w:rPr>
-          <w:sz w:val="28"/>
-          <w:szCs w:val="28"/>
-          <w:lang w:val="pl-PL"/>
-        </w:rPr>
-        <w:t xml:space="preserve"> : String </w:t>
-      </w:r>
-    </w:p>
-    <w:p>
-      <w:pPr>
-        <w:spacing w:after="0"/>
-        <w:rPr>
-          <w:sz w:val="28"/>
-          <w:szCs w:val="28"/>
-          <w:lang w:val="pl-PL"/>
-        </w:rPr>
-      </w:pPr>
-      <w:r>
-        <w:rPr>
-          <w:b/>
-          <w:bCs/>
-          <w:sz w:val="28"/>
-          <w:szCs w:val="28"/>
-          <w:lang w:val="pl-PL"/>
-        </w:rPr>
-        <w:t>Metody</w:t>
-      </w:r>
-      <w:r>
-        <w:rPr>
-          <w:sz w:val="28"/>
-          <w:szCs w:val="28"/>
-          <w:lang w:val="pl-PL"/>
-        </w:rPr>
-        <w:t>:</w:t>
-      </w:r>
-    </w:p>
-    <w:p>
-      <w:pPr>
-        <w:spacing w:after="0"/>
-        <w:rPr>
-          <w:sz w:val="28"/>
-          <w:szCs w:val="28"/>
-          <w:lang w:val="pl-PL"/>
-        </w:rPr>
-      </w:pPr>
-      <w:proofErr w:type="spellStart"/>
-      <w:r>
-        <w:rPr>
-          <w:sz w:val="28"/>
-          <w:szCs w:val="28"/>
-          <w:lang w:val="pl-PL"/>
-        </w:rPr>
         <w:t>algorytmPrzydzielania</w:t>
       </w:r>
       <w:proofErr w:type="spellEnd"/>
@@ -7107,6 +8780,7 @@
         <w:rPr>
           <w:b/>
           <w:bCs/>
+          <w:noProof/>
           <w:sz w:val="28"/>
           <w:szCs w:val="28"/>
           <w:lang w:val="pl-PL"/>
@@ -7127,7 +8801,7 @@
                     <pic:cNvPicPr/>
                   </pic:nvPicPr>
                   <pic:blipFill>
-                    <a:blip r:embed="rId10"/>
+                    <a:blip r:embed="rId16"/>
                     <a:stretch>
                       <a:fillRect/>
                     </a:stretch>
@@ -7995,324 +9669,436 @@
           <w:sz w:val="28"/>
           <w:szCs w:val="28"/>
         </w:rPr>
+        <w:t xml:space="preserve">Analiza </w:t>
+      </w:r>
+      <w:proofErr w:type="spellStart"/>
+      <w:r>
+        <w:rPr>
+          <w:sz w:val="28"/>
+          <w:szCs w:val="28"/>
+        </w:rPr>
+        <w:t>raportu</w:t>
+      </w:r>
+      <w:proofErr w:type="spellEnd"/>
+      <w:r>
+        <w:rPr>
+          <w:sz w:val="28"/>
+          <w:szCs w:val="28"/>
+        </w:rPr>
+        <w:t xml:space="preserve">: Stan </w:t>
+      </w:r>
+      <w:proofErr w:type="spellStart"/>
+      <w:r>
+        <w:rPr>
+          <w:sz w:val="28"/>
+          <w:szCs w:val="28"/>
+        </w:rPr>
+        <w:t>następujący</w:t>
+      </w:r>
+      <w:proofErr w:type="spellEnd"/>
+      <w:r>
+        <w:rPr>
+          <w:sz w:val="28"/>
+          <w:szCs w:val="28"/>
+        </w:rPr>
+        <w:t xml:space="preserve"> po </w:t>
+      </w:r>
+      <w:proofErr w:type="spellStart"/>
+      <w:r>
+        <w:rPr>
+          <w:sz w:val="28"/>
+          <w:szCs w:val="28"/>
+        </w:rPr>
+        <w:t>zakończeniu</w:t>
+      </w:r>
+      <w:proofErr w:type="spellEnd"/>
+      <w:r>
+        <w:rPr>
+          <w:sz w:val="28"/>
+          <w:szCs w:val="28"/>
+        </w:rPr>
+        <w:t xml:space="preserve"> </w:t>
+      </w:r>
+      <w:proofErr w:type="spellStart"/>
+      <w:r>
+        <w:rPr>
+          <w:sz w:val="28"/>
+          <w:szCs w:val="28"/>
+        </w:rPr>
+        <w:t>misji</w:t>
+      </w:r>
+      <w:proofErr w:type="spellEnd"/>
+      <w:r>
+        <w:rPr>
+          <w:sz w:val="28"/>
+          <w:szCs w:val="28"/>
+        </w:rPr>
+        <w:t xml:space="preserve"> </w:t>
+      </w:r>
+      <w:proofErr w:type="spellStart"/>
+      <w:r>
+        <w:rPr>
+          <w:sz w:val="28"/>
+          <w:szCs w:val="28"/>
+        </w:rPr>
+        <w:t>przez</w:t>
+      </w:r>
+      <w:proofErr w:type="spellEnd"/>
+      <w:r>
+        <w:rPr>
+          <w:sz w:val="28"/>
+          <w:szCs w:val="28"/>
+        </w:rPr>
+        <w:t xml:space="preserve"> </w:t>
+      </w:r>
+      <w:proofErr w:type="spellStart"/>
+      <w:r>
+        <w:rPr>
+          <w:sz w:val="28"/>
+          <w:szCs w:val="28"/>
+        </w:rPr>
+        <w:t>bohaterów</w:t>
+      </w:r>
+      <w:proofErr w:type="spellEnd"/>
+      <w:r>
+        <w:rPr>
+          <w:sz w:val="28"/>
+          <w:szCs w:val="28"/>
+        </w:rPr>
+        <w:t xml:space="preserve">. Operator </w:t>
+      </w:r>
+      <w:proofErr w:type="spellStart"/>
+      <w:r>
+        <w:rPr>
+          <w:sz w:val="28"/>
+          <w:szCs w:val="28"/>
+        </w:rPr>
+        <w:t>zapoznaje</w:t>
+      </w:r>
+      <w:proofErr w:type="spellEnd"/>
+      <w:r>
+        <w:rPr>
+          <w:sz w:val="28"/>
+          <w:szCs w:val="28"/>
+        </w:rPr>
+        <w:t xml:space="preserve"> </w:t>
+      </w:r>
+      <w:proofErr w:type="spellStart"/>
+      <w:r>
+        <w:rPr>
+          <w:sz w:val="28"/>
+          <w:szCs w:val="28"/>
+        </w:rPr>
+        <w:t>się</w:t>
+      </w:r>
+      <w:proofErr w:type="spellEnd"/>
+      <w:r>
+        <w:rPr>
+          <w:sz w:val="28"/>
+          <w:szCs w:val="28"/>
+        </w:rPr>
+        <w:t xml:space="preserve"> z </w:t>
+      </w:r>
+      <w:proofErr w:type="spellStart"/>
+      <w:r>
+        <w:rPr>
+          <w:sz w:val="28"/>
+          <w:szCs w:val="28"/>
+        </w:rPr>
+        <w:t>przesłanym</w:t>
+      </w:r>
+      <w:proofErr w:type="spellEnd"/>
+      <w:r>
+        <w:rPr>
+          <w:sz w:val="28"/>
+          <w:szCs w:val="28"/>
+        </w:rPr>
+        <w:t xml:space="preserve"> </w:t>
+      </w:r>
+      <w:proofErr w:type="spellStart"/>
+      <w:r>
+        <w:rPr>
+          <w:sz w:val="28"/>
+          <w:szCs w:val="28"/>
+        </w:rPr>
+        <w:t>raportem</w:t>
+      </w:r>
+      <w:proofErr w:type="spellEnd"/>
+      <w:r>
+        <w:rPr>
+          <w:sz w:val="28"/>
+          <w:szCs w:val="28"/>
+        </w:rPr>
+        <w:t xml:space="preserve">. </w:t>
+      </w:r>
+    </w:p>
+    <w:p>
+      <w:pPr>
+        <w:spacing w:after="0"/>
+        <w:rPr>
+          <w:sz w:val="28"/>
+          <w:szCs w:val="28"/>
+        </w:rPr>
+      </w:pPr>
+      <w:r>
+        <w:rPr>
+          <w:sz w:val="28"/>
+          <w:szCs w:val="28"/>
+        </w:rPr>
+        <w:t xml:space="preserve">Stan </w:t>
+      </w:r>
+      <w:proofErr w:type="spellStart"/>
+      <w:r>
+        <w:rPr>
+          <w:sz w:val="28"/>
+          <w:szCs w:val="28"/>
+        </w:rPr>
+        <w:t>końcowy</w:t>
+      </w:r>
+      <w:proofErr w:type="spellEnd"/>
+      <w:r>
+        <w:rPr>
+          <w:sz w:val="28"/>
+          <w:szCs w:val="28"/>
+        </w:rPr>
+        <w:t xml:space="preserve">: </w:t>
+      </w:r>
+      <w:proofErr w:type="spellStart"/>
+      <w:r>
+        <w:rPr>
+          <w:sz w:val="28"/>
+          <w:szCs w:val="28"/>
+        </w:rPr>
+        <w:t>Oznacza</w:t>
+      </w:r>
+      <w:proofErr w:type="spellEnd"/>
+      <w:r>
+        <w:rPr>
+          <w:sz w:val="28"/>
+          <w:szCs w:val="28"/>
+        </w:rPr>
+        <w:t xml:space="preserve"> </w:t>
+      </w:r>
+      <w:proofErr w:type="spellStart"/>
+      <w:r>
+        <w:rPr>
+          <w:sz w:val="28"/>
+          <w:szCs w:val="28"/>
+        </w:rPr>
+        <w:t>zakończenie</w:t>
+      </w:r>
+      <w:proofErr w:type="spellEnd"/>
+      <w:r>
+        <w:rPr>
+          <w:sz w:val="28"/>
+          <w:szCs w:val="28"/>
+        </w:rPr>
+        <w:t xml:space="preserve"> </w:t>
+      </w:r>
+      <w:proofErr w:type="spellStart"/>
+      <w:r>
+        <w:rPr>
+          <w:sz w:val="28"/>
+          <w:szCs w:val="28"/>
+        </w:rPr>
+        <w:t>pracy</w:t>
+      </w:r>
+      <w:proofErr w:type="spellEnd"/>
+      <w:r>
+        <w:rPr>
+          <w:sz w:val="28"/>
+          <w:szCs w:val="28"/>
+        </w:rPr>
+        <w:t xml:space="preserve"> </w:t>
+      </w:r>
+      <w:proofErr w:type="spellStart"/>
+      <w:r>
+        <w:rPr>
+          <w:sz w:val="28"/>
+          <w:szCs w:val="28"/>
+        </w:rPr>
+        <w:t>i</w:t>
+      </w:r>
+      <w:proofErr w:type="spellEnd"/>
+      <w:r>
+        <w:rPr>
+          <w:sz w:val="28"/>
+          <w:szCs w:val="28"/>
+        </w:rPr>
+        <w:t xml:space="preserve"> </w:t>
+      </w:r>
+      <w:proofErr w:type="spellStart"/>
+      <w:r>
+        <w:rPr>
+          <w:sz w:val="28"/>
+          <w:szCs w:val="28"/>
+        </w:rPr>
+        <w:t>wylogowanie</w:t>
+      </w:r>
+      <w:proofErr w:type="spellEnd"/>
+      <w:r>
+        <w:rPr>
+          <w:sz w:val="28"/>
+          <w:szCs w:val="28"/>
+        </w:rPr>
+        <w:t xml:space="preserve"> z </w:t>
+      </w:r>
+      <w:proofErr w:type="spellStart"/>
+      <w:r>
+        <w:rPr>
+          <w:sz w:val="28"/>
+          <w:szCs w:val="28"/>
+        </w:rPr>
+        <w:t>systemu</w:t>
+      </w:r>
+      <w:proofErr w:type="spellEnd"/>
+      <w:r>
+        <w:rPr>
+          <w:sz w:val="28"/>
+          <w:szCs w:val="28"/>
+        </w:rPr>
+        <w:t xml:space="preserve"> CKS</w:t>
+      </w:r>
+    </w:p>
+    <w:p>
+      <w:pPr>
+        <w:spacing w:after="0"/>
+        <w:rPr>
+          <w:sz w:val="28"/>
+          <w:szCs w:val="28"/>
+        </w:rPr>
+      </w:pPr>
+    </w:p>
+    <w:p>
+      <w:pPr>
+        <w:spacing w:after="0"/>
+        <w:rPr>
+          <w:b/>
+          <w:bCs/>
+          <w:sz w:val="28"/>
+          <w:szCs w:val="28"/>
+        </w:rPr>
+      </w:pPr>
+    </w:p>
+    <w:p>
+      <w:pPr>
+        <w:spacing w:after="0"/>
+        <w:rPr>
+          <w:b/>
+          <w:bCs/>
+          <w:sz w:val="28"/>
+          <w:szCs w:val="28"/>
+        </w:rPr>
+      </w:pPr>
+    </w:p>
+    <w:p>
+      <w:pPr>
+        <w:spacing w:after="0"/>
+        <w:rPr>
+          <w:b/>
+          <w:bCs/>
+          <w:sz w:val="28"/>
+          <w:szCs w:val="28"/>
+        </w:rPr>
+      </w:pPr>
+    </w:p>
+    <w:p>
+      <w:pPr>
+        <w:spacing w:after="0"/>
+        <w:rPr>
+          <w:b/>
+          <w:bCs/>
+          <w:sz w:val="28"/>
+          <w:szCs w:val="28"/>
+        </w:rPr>
+      </w:pPr>
+    </w:p>
+    <w:p>
+      <w:pPr>
+        <w:spacing w:after="0"/>
+        <w:rPr>
+          <w:b/>
+          <w:bCs/>
+          <w:sz w:val="28"/>
+          <w:szCs w:val="28"/>
+        </w:rPr>
+      </w:pPr>
+    </w:p>
+    <w:p>
+      <w:pPr>
+        <w:spacing w:after="0"/>
+        <w:rPr>
+          <w:b/>
+          <w:bCs/>
+          <w:sz w:val="28"/>
+          <w:szCs w:val="28"/>
+        </w:rPr>
+      </w:pPr>
+    </w:p>
+    <w:p>
+      <w:pPr>
+        <w:spacing w:after="0"/>
+        <w:rPr>
+          <w:b/>
+          <w:bCs/>
+          <w:sz w:val="28"/>
+          <w:szCs w:val="28"/>
+        </w:rPr>
+      </w:pPr>
+    </w:p>
+    <w:p>
+      <w:pPr>
+        <w:spacing w:after="0"/>
+        <w:rPr>
+          <w:b/>
+          <w:bCs/>
+          <w:sz w:val="28"/>
+          <w:szCs w:val="28"/>
+        </w:rPr>
+      </w:pPr>
+    </w:p>
+    <w:p>
+      <w:pPr>
+        <w:spacing w:after="0"/>
+        <w:rPr>
+          <w:b/>
+          <w:bCs/>
+          <w:sz w:val="28"/>
+          <w:szCs w:val="28"/>
+        </w:rPr>
+      </w:pPr>
+    </w:p>
+    <w:p>
+      <w:pPr>
+        <w:spacing w:after="0"/>
+        <w:rPr>
+          <w:b/>
+          <w:bCs/>
+          <w:sz w:val="28"/>
+          <w:szCs w:val="28"/>
+        </w:rPr>
+      </w:pPr>
+    </w:p>
+    <w:p>
+      <w:pPr>
+        <w:spacing w:after="0"/>
+        <w:rPr>
+          <w:b/>
+          <w:bCs/>
+          <w:sz w:val="28"/>
+          <w:szCs w:val="28"/>
+          <w:lang w:val="pl-PL"/>
+        </w:rPr>
+      </w:pPr>
+      <w:proofErr w:type="spellStart"/>
+      <w:r>
+        <w:rPr>
+          <w:b/>
+          <w:bCs/>
+          <w:sz w:val="28"/>
+          <w:szCs w:val="28"/>
+        </w:rPr>
         <w:lastRenderedPageBreak/>
-        <w:t xml:space="preserve">Analiza </w:t>
-      </w:r>
-      <w:proofErr w:type="spellStart"/>
-      <w:r>
-        <w:rPr>
-          <w:sz w:val="28"/>
-          <w:szCs w:val="28"/>
-        </w:rPr>
-        <w:t>raportu</w:t>
-      </w:r>
-      <w:proofErr w:type="spellEnd"/>
-      <w:r>
-        <w:rPr>
-          <w:sz w:val="28"/>
-          <w:szCs w:val="28"/>
-        </w:rPr>
-        <w:t xml:space="preserve">: Stan </w:t>
-      </w:r>
-      <w:proofErr w:type="spellStart"/>
-      <w:r>
-        <w:rPr>
-          <w:sz w:val="28"/>
-          <w:szCs w:val="28"/>
-        </w:rPr>
-        <w:t>następujący</w:t>
-      </w:r>
-      <w:proofErr w:type="spellEnd"/>
-      <w:r>
-        <w:rPr>
-          <w:sz w:val="28"/>
-          <w:szCs w:val="28"/>
-        </w:rPr>
-        <w:t xml:space="preserve"> po </w:t>
-      </w:r>
-      <w:proofErr w:type="spellStart"/>
-      <w:r>
-        <w:rPr>
-          <w:sz w:val="28"/>
-          <w:szCs w:val="28"/>
-        </w:rPr>
-        <w:t>zakończeniu</w:t>
-      </w:r>
-      <w:proofErr w:type="spellEnd"/>
-      <w:r>
-        <w:rPr>
-          <w:sz w:val="28"/>
-          <w:szCs w:val="28"/>
-        </w:rPr>
-        <w:t xml:space="preserve"> </w:t>
-      </w:r>
-      <w:proofErr w:type="spellStart"/>
-      <w:r>
-        <w:rPr>
-          <w:sz w:val="28"/>
-          <w:szCs w:val="28"/>
-        </w:rPr>
-        <w:t>misji</w:t>
-      </w:r>
-      <w:proofErr w:type="spellEnd"/>
-      <w:r>
-        <w:rPr>
-          <w:sz w:val="28"/>
-          <w:szCs w:val="28"/>
-        </w:rPr>
-        <w:t xml:space="preserve"> </w:t>
-      </w:r>
-      <w:proofErr w:type="spellStart"/>
-      <w:r>
-        <w:rPr>
-          <w:sz w:val="28"/>
-          <w:szCs w:val="28"/>
-        </w:rPr>
-        <w:t>przez</w:t>
-      </w:r>
-      <w:proofErr w:type="spellEnd"/>
-      <w:r>
-        <w:rPr>
-          <w:sz w:val="28"/>
-          <w:szCs w:val="28"/>
-        </w:rPr>
-        <w:t xml:space="preserve"> </w:t>
-      </w:r>
-      <w:proofErr w:type="spellStart"/>
-      <w:r>
-        <w:rPr>
-          <w:sz w:val="28"/>
-          <w:szCs w:val="28"/>
-        </w:rPr>
-        <w:t>bohaterów</w:t>
-      </w:r>
-      <w:proofErr w:type="spellEnd"/>
-      <w:r>
-        <w:rPr>
-          <w:sz w:val="28"/>
-          <w:szCs w:val="28"/>
-        </w:rPr>
-        <w:t xml:space="preserve">. Operator </w:t>
-      </w:r>
-      <w:proofErr w:type="spellStart"/>
-      <w:r>
-        <w:rPr>
-          <w:sz w:val="28"/>
-          <w:szCs w:val="28"/>
-        </w:rPr>
-        <w:t>zapoznaje</w:t>
-      </w:r>
-      <w:proofErr w:type="spellEnd"/>
-      <w:r>
-        <w:rPr>
-          <w:sz w:val="28"/>
-          <w:szCs w:val="28"/>
-        </w:rPr>
-        <w:t xml:space="preserve"> </w:t>
-      </w:r>
-      <w:proofErr w:type="spellStart"/>
-      <w:r>
-        <w:rPr>
-          <w:sz w:val="28"/>
-          <w:szCs w:val="28"/>
-        </w:rPr>
-        <w:t>się</w:t>
-      </w:r>
-      <w:proofErr w:type="spellEnd"/>
-      <w:r>
-        <w:rPr>
-          <w:sz w:val="28"/>
-          <w:szCs w:val="28"/>
-        </w:rPr>
-        <w:t xml:space="preserve"> z </w:t>
-      </w:r>
-      <w:proofErr w:type="spellStart"/>
-      <w:r>
-        <w:rPr>
-          <w:sz w:val="28"/>
-          <w:szCs w:val="28"/>
-        </w:rPr>
-        <w:t>przesłanym</w:t>
-      </w:r>
-      <w:proofErr w:type="spellEnd"/>
-      <w:r>
-        <w:rPr>
-          <w:sz w:val="28"/>
-          <w:szCs w:val="28"/>
-        </w:rPr>
-        <w:t xml:space="preserve"> </w:t>
-      </w:r>
-      <w:proofErr w:type="spellStart"/>
-      <w:r>
-        <w:rPr>
-          <w:sz w:val="28"/>
-          <w:szCs w:val="28"/>
-        </w:rPr>
-        <w:t>raportem</w:t>
-      </w:r>
-      <w:proofErr w:type="spellEnd"/>
-      <w:r>
-        <w:rPr>
-          <w:sz w:val="28"/>
-          <w:szCs w:val="28"/>
-        </w:rPr>
-        <w:t xml:space="preserve">. </w:t>
-      </w:r>
-    </w:p>
-    <w:p>
-      <w:pPr>
-        <w:spacing w:after="0"/>
-        <w:rPr>
-          <w:sz w:val="28"/>
-          <w:szCs w:val="28"/>
-        </w:rPr>
-      </w:pPr>
-      <w:r>
-        <w:rPr>
-          <w:sz w:val="28"/>
-          <w:szCs w:val="28"/>
-        </w:rPr>
-        <w:t xml:space="preserve">Stan </w:t>
-      </w:r>
-      <w:proofErr w:type="spellStart"/>
-      <w:r>
-        <w:rPr>
-          <w:sz w:val="28"/>
-          <w:szCs w:val="28"/>
-        </w:rPr>
-        <w:t>końcowy</w:t>
-      </w:r>
-      <w:proofErr w:type="spellEnd"/>
-      <w:r>
-        <w:rPr>
-          <w:sz w:val="28"/>
-          <w:szCs w:val="28"/>
-        </w:rPr>
-        <w:t xml:space="preserve">: </w:t>
-      </w:r>
-      <w:proofErr w:type="spellStart"/>
-      <w:r>
-        <w:rPr>
-          <w:sz w:val="28"/>
-          <w:szCs w:val="28"/>
-        </w:rPr>
-        <w:t>Oznacza</w:t>
-      </w:r>
-      <w:proofErr w:type="spellEnd"/>
-      <w:r>
-        <w:rPr>
-          <w:sz w:val="28"/>
-          <w:szCs w:val="28"/>
-        </w:rPr>
-        <w:t xml:space="preserve"> </w:t>
-      </w:r>
-      <w:proofErr w:type="spellStart"/>
-      <w:r>
-        <w:rPr>
-          <w:sz w:val="28"/>
-          <w:szCs w:val="28"/>
-        </w:rPr>
-        <w:t>zakończenie</w:t>
-      </w:r>
-      <w:proofErr w:type="spellEnd"/>
-      <w:r>
-        <w:rPr>
-          <w:sz w:val="28"/>
-          <w:szCs w:val="28"/>
-        </w:rPr>
-        <w:t xml:space="preserve"> </w:t>
-      </w:r>
-      <w:proofErr w:type="spellStart"/>
-      <w:r>
-        <w:rPr>
-          <w:sz w:val="28"/>
-          <w:szCs w:val="28"/>
-        </w:rPr>
-        <w:t>pracy</w:t>
-      </w:r>
-      <w:proofErr w:type="spellEnd"/>
-      <w:r>
-        <w:rPr>
-          <w:sz w:val="28"/>
-          <w:szCs w:val="28"/>
-        </w:rPr>
-        <w:t xml:space="preserve"> </w:t>
-      </w:r>
-      <w:proofErr w:type="spellStart"/>
-      <w:r>
-        <w:rPr>
-          <w:sz w:val="28"/>
-          <w:szCs w:val="28"/>
-        </w:rPr>
-        <w:t>i</w:t>
-      </w:r>
-      <w:proofErr w:type="spellEnd"/>
-      <w:r>
-        <w:rPr>
-          <w:sz w:val="28"/>
-          <w:szCs w:val="28"/>
-        </w:rPr>
-        <w:t xml:space="preserve"> </w:t>
-      </w:r>
-      <w:proofErr w:type="spellStart"/>
-      <w:r>
-        <w:rPr>
-          <w:sz w:val="28"/>
-          <w:szCs w:val="28"/>
-        </w:rPr>
-        <w:t>wylogowanie</w:t>
-      </w:r>
-      <w:proofErr w:type="spellEnd"/>
-      <w:r>
-        <w:rPr>
-          <w:sz w:val="28"/>
-          <w:szCs w:val="28"/>
-        </w:rPr>
-        <w:t xml:space="preserve"> z </w:t>
-      </w:r>
-      <w:proofErr w:type="spellStart"/>
-      <w:r>
-        <w:rPr>
-          <w:sz w:val="28"/>
-          <w:szCs w:val="28"/>
-        </w:rPr>
-        <w:t>systemu</w:t>
-      </w:r>
-      <w:proofErr w:type="spellEnd"/>
-      <w:r>
-        <w:rPr>
-          <w:sz w:val="28"/>
-          <w:szCs w:val="28"/>
-        </w:rPr>
-        <w:t xml:space="preserve"> CKS</w:t>
-      </w:r>
-    </w:p>
-    <w:p>
-      <w:pPr>
-        <w:spacing w:after="0"/>
-        <w:rPr>
-          <w:sz w:val="28"/>
-          <w:szCs w:val="28"/>
-        </w:rPr>
-      </w:pPr>
-    </w:p>
-    <w:p>
-      <w:pPr>
-        <w:spacing w:after="0"/>
-        <w:rPr>
-          <w:sz w:val="28"/>
-          <w:szCs w:val="28"/>
-          <w:lang w:val="pl-PL"/>
-        </w:rPr>
-      </w:pPr>
-      <w:proofErr w:type="spellStart"/>
-      <w:r>
-        <w:rPr>
-          <w:b/>
-          <w:bCs/>
-          <w:sz w:val="28"/>
-          <w:szCs w:val="28"/>
-        </w:rPr>
         <w:t>Klasa</w:t>
       </w:r>
       <w:proofErr w:type="spellEnd"/>
@@ -8325,32 +10111,23 @@
         </w:rPr>
         <w:t xml:space="preserve"> Bohater</w:t>
       </w:r>
-      <w:r>
-        <w:rPr>
-          <w:b/>
-          <w:bCs/>
-          <w:sz w:val="28"/>
-          <w:szCs w:val="28"/>
-          <w:lang w:val="pl-PL"/>
-        </w:rPr>
-        <w:br/>
-      </w:r>
-    </w:p>
-    <w:p>
-      <w:pPr>
-        <w:spacing w:after="0"/>
-        <w:rPr>
-          <w:b/>
-          <w:bCs/>
-          <w:sz w:val="28"/>
-          <w:szCs w:val="28"/>
-          <w:lang w:val="pl-PL"/>
-        </w:rPr>
-      </w:pPr>
-      <w:r>
-        <w:rPr>
-          <w:b/>
-          <w:bCs/>
+    </w:p>
+    <w:p>
+      <w:pPr>
+        <w:spacing w:after="0"/>
+        <w:rPr>
+          <w:b/>
+          <w:bCs/>
+          <w:sz w:val="28"/>
+          <w:szCs w:val="28"/>
+          <w:lang w:val="pl-PL"/>
+        </w:rPr>
+      </w:pPr>
+      <w:r>
+        <w:rPr>
+          <w:b/>
+          <w:bCs/>
+          <w:noProof/>
           <w:sz w:val="28"/>
           <w:szCs w:val="28"/>
           <w:lang w:val="pl-PL"/>
@@ -8371,7 +10148,7 @@
                     <pic:cNvPicPr/>
                   </pic:nvPicPr>
                   <pic:blipFill>
-                    <a:blip r:embed="rId11"/>
+                    <a:blip r:embed="rId17"/>
                     <a:stretch>
                       <a:fillRect/>
                     </a:stretch>
@@ -9507,15 +11284,80 @@
           <w:szCs w:val="28"/>
         </w:rPr>
       </w:pPr>
-      <w:proofErr w:type="spellStart"/>
-      <w:r>
-        <w:rPr>
-          <w:b/>
-          <w:bCs/>
-          <w:sz w:val="28"/>
-          <w:szCs w:val="28"/>
-        </w:rPr>
-        <w:lastRenderedPageBreak/>
+    </w:p>
+    <w:p>
+      <w:pPr>
+        <w:spacing w:after="0"/>
+        <w:rPr>
+          <w:b/>
+          <w:bCs/>
+          <w:sz w:val="28"/>
+          <w:szCs w:val="28"/>
+        </w:rPr>
+      </w:pPr>
+    </w:p>
+    <w:p>
+      <w:pPr>
+        <w:spacing w:after="0"/>
+        <w:rPr>
+          <w:b/>
+          <w:bCs/>
+          <w:sz w:val="28"/>
+          <w:szCs w:val="28"/>
+        </w:rPr>
+      </w:pPr>
+    </w:p>
+    <w:p>
+      <w:pPr>
+        <w:spacing w:after="0"/>
+        <w:rPr>
+          <w:b/>
+          <w:bCs/>
+          <w:sz w:val="28"/>
+          <w:szCs w:val="28"/>
+        </w:rPr>
+      </w:pPr>
+    </w:p>
+    <w:p>
+      <w:pPr>
+        <w:spacing w:after="0"/>
+        <w:rPr>
+          <w:b/>
+          <w:bCs/>
+          <w:sz w:val="28"/>
+          <w:szCs w:val="28"/>
+        </w:rPr>
+      </w:pPr>
+    </w:p>
+    <w:p>
+      <w:pPr>
+        <w:spacing w:after="0"/>
+        <w:rPr>
+          <w:b/>
+          <w:bCs/>
+          <w:sz w:val="28"/>
+          <w:szCs w:val="28"/>
+        </w:rPr>
+      </w:pPr>
+    </w:p>
+    <w:p>
+      <w:pPr>
+        <w:spacing w:after="0"/>
+        <w:rPr>
+          <w:b/>
+          <w:bCs/>
+          <w:sz w:val="28"/>
+          <w:szCs w:val="28"/>
+        </w:rPr>
+      </w:pPr>
+      <w:proofErr w:type="spellStart"/>
+      <w:r>
+        <w:rPr>
+          <w:b/>
+          <w:bCs/>
+          <w:sz w:val="28"/>
+          <w:szCs w:val="28"/>
+        </w:rPr>
         <w:t>Klasa</w:t>
       </w:r>
       <w:proofErr w:type="spellEnd"/>
@@ -9551,6 +11393,7 @@
       </w:pPr>
       <w:r>
         <w:rPr>
+          <w:noProof/>
           <w:sz w:val="28"/>
           <w:szCs w:val="28"/>
           <w:lang w:val="pl-PL"/>
@@ -9571,7 +11414,7 @@
                     <pic:cNvPicPr/>
                   </pic:nvPicPr>
                   <pic:blipFill>
-                    <a:blip r:embed="rId12"/>
+                    <a:blip r:embed="rId18"/>
                     <a:stretch>
                       <a:fillRect/>
                     </a:stretch>
@@ -11163,7 +13006,6 @@
           <w:szCs w:val="28"/>
           <w:lang w:val="pl-PL"/>
         </w:rPr>
-        <w:lastRenderedPageBreak/>
         <w:t>Panel Centralny (Mapa): Interaktywna mapa satelitarna na żywo. Wyświetla ikony zagrożeń w kolorach zależnych od Stopnia 1-5 (1-zielony, 2-zółty, 3-pomarańczowy, 4-fioletowy, 5-czerwony) oraz aktualne pozycje bohaterów.</w:t>
       </w:r>
     </w:p>
@@ -11638,7 +13480,6 @@
           <w:szCs w:val="28"/>
           <w:lang w:val="pl-PL"/>
         </w:rPr>
-        <w:lastRenderedPageBreak/>
         <w:t>Kliknięcie w ikonę Bohatera (na liście lub na mapie):</w:t>
       </w:r>
     </w:p>
@@ -13956,6 +15797,7 @@
   <w:style w:type="character" w:default="1" w:styleId="Domylnaczcionkaakapitu">
     <w:name w:val="Default Paragraph Font"/>
     <w:uiPriority w:val="1"/>
+    <w:semiHidden/>
     <w:unhideWhenUsed/>
   </w:style>
   <w:style w:type="table" w:default="1" w:styleId="Standardowy">
@@ -14300,8 +16142,10 @@
     <w:rsid w:val="0001234E"/>
     <w:rsid w:val="00035FB1"/>
     <w:rsid w:val="00145668"/>
+    <w:rsid w:val="003105FF"/>
     <w:rsid w:val="00310C35"/>
     <w:rsid w:val="005405E1"/>
+    <w:rsid w:val="00594E01"/>
     <w:rsid w:val="005F19A2"/>
     <w:rsid w:val="00643F5E"/>
     <w:rsid w:val="00644635"/>

--- a/TK/Sprawozdanie.docx
+++ b/TK/Sprawozdanie.docx
@@ -11153,23 +11153,7 @@
           <w:sz w:val="28"/>
           <w:szCs w:val="28"/>
         </w:rPr>
-        <w:t xml:space="preserve"> </w:t>
-      </w:r>
-      <w:proofErr w:type="spellStart"/>
-      <w:r>
-        <w:rPr>
-          <w:sz w:val="28"/>
-          <w:szCs w:val="28"/>
-        </w:rPr>
-        <w:t>gotowy</w:t>
-      </w:r>
-      <w:proofErr w:type="spellEnd"/>
-      <w:r>
-        <w:rPr>
-          <w:sz w:val="28"/>
-          <w:szCs w:val="28"/>
-        </w:rPr>
-        <w:t xml:space="preserve"> do </w:t>
+        <w:t xml:space="preserve"> gotowy do </w:t>
       </w:r>
       <w:proofErr w:type="spellStart"/>
       <w:r>
@@ -13885,6 +13869,25 @@
         <w:br/>
         <w:t>        6.1. Oszacowanie wielkości bazy danych</w:t>
       </w:r>
+    </w:p>
+    <w:p>
+      <w:pPr>
+        <w:rPr>
+          <w:b/>
+          <w:bCs/>
+          <w:sz w:val="28"/>
+          <w:szCs w:val="28"/>
+          <w:lang w:val="pl-PL"/>
+        </w:rPr>
+      </w:pPr>
+      <w:r>
+        <w:rPr>
+          <w:sz w:val="28"/>
+          <w:szCs w:val="28"/>
+          <w:lang w:val="pl-PL"/>
+        </w:rPr>
+        <w:t>Baza danych będzie przechowywać poufne dane personalne pracowników jak i bohaterów, do bazy danych będą wpływać dane na bieżąco pobierając lokalizacje bohaterów, obrazy z kamer. Wielkość bazy szacunkowo od 5TB do 15TB.</w:t>
+      </w:r>
       <w:r>
         <w:rPr>
           <w:b/>
@@ -13894,8 +13897,41 @@
           <w:lang w:val="pl-PL"/>
         </w:rPr>
         <w:br/>
-        <w:t>        6.2. Propozycja wymaganych czasów odpowiedzi</w:t>
-      </w:r>
+        <w:t>      </w:t>
+      </w:r>
+    </w:p>
+    <w:p>
+      <w:pPr>
+        <w:rPr>
+          <w:b/>
+          <w:bCs/>
+          <w:sz w:val="28"/>
+          <w:szCs w:val="28"/>
+          <w:lang w:val="pl-PL"/>
+        </w:rPr>
+      </w:pPr>
+      <w:r>
+        <w:rPr>
+          <w:b/>
+          <w:bCs/>
+          <w:sz w:val="28"/>
+          <w:szCs w:val="28"/>
+          <w:lang w:val="pl-PL"/>
+        </w:rPr>
+        <w:lastRenderedPageBreak/>
+        <w:t>  6.2. Propozycja wymaganych czasów odpowiedzi</w:t>
+      </w:r>
+    </w:p>
+    <w:p>
+      <w:pPr>
+        <w:rPr>
+          <w:b/>
+          <w:bCs/>
+          <w:sz w:val="28"/>
+          <w:szCs w:val="28"/>
+          <w:lang w:val="pl-PL"/>
+        </w:rPr>
+      </w:pPr>
       <w:r>
         <w:rPr>
           <w:b/>
@@ -13926,7 +13962,6 @@
           <w:szCs w:val="28"/>
           <w:lang w:val="pl-PL"/>
         </w:rPr>
-        <w:lastRenderedPageBreak/>
         <w:t>7. Propozycja technologii informatycznych, które mogą zostać wykorzystane do realizacji systemu (sprzęt, oprogramowanie)</w:t>
       </w:r>
       <w:r>
@@ -16150,9 +16185,11 @@
     <w:rsid w:val="00643F5E"/>
     <w:rsid w:val="00644635"/>
     <w:rsid w:val="007E2CEE"/>
+    <w:rsid w:val="008349F6"/>
     <w:rsid w:val="0085214B"/>
     <w:rsid w:val="00965C0C"/>
     <w:rsid w:val="00987DD4"/>
+    <w:rsid w:val="00A81CE8"/>
     <w:rsid w:val="00B50A74"/>
     <w:rsid w:val="00DC0E06"/>
     <w:rsid w:val="00E970BA"/>

--- a/TK/Sprawozdanie.docx
+++ b/TK/Sprawozdanie.docx
@@ -285,29 +285,7 @@
               <w:sz w:val="28"/>
               <w:lang w:val="pl-PL"/>
             </w:rPr>
-            <w:t xml:space="preserve">Centrala Koordynacji </w:t>
-          </w:r>
-          <w:proofErr w:type="spellStart"/>
-          <w:r>
-            <w:rPr>
-              <w:rFonts w:asciiTheme="minorHAnsi" w:hAnsiTheme="minorHAnsi" w:cstheme="minorHAnsi"/>
-              <w:b/>
-              <w:i w:val="0"/>
-              <w:sz w:val="28"/>
-              <w:lang w:val="pl-PL"/>
-            </w:rPr>
-            <w:t>Superbohaterów</w:t>
-          </w:r>
-          <w:proofErr w:type="spellEnd"/>
-          <w:r>
-            <w:rPr>
-              <w:rFonts w:asciiTheme="minorHAnsi" w:hAnsiTheme="minorHAnsi" w:cstheme="minorHAnsi"/>
-              <w:b/>
-              <w:i w:val="0"/>
-              <w:sz w:val="28"/>
-              <w:lang w:val="pl-PL"/>
-            </w:rPr>
-            <w:t xml:space="preserve"> (CKS)</w:t>
+            <w:t>Centrala Koordynacji Superbohaterów (CKS)</w:t>
           </w:r>
         </w:sdtContent>
       </w:sdt>
@@ -706,18 +684,8 @@
           <w:sz w:val="28"/>
           <w:lang w:val="pl-PL"/>
         </w:rPr>
-        <w:t xml:space="preserve">mgr inż. Tomasz </w:t>
-      </w:r>
-      <w:proofErr w:type="spellStart"/>
-      <w:r>
-        <w:rPr>
-          <w:rFonts w:asciiTheme="minorHAnsi" w:hAnsiTheme="minorHAnsi" w:cstheme="minorHAnsi"/>
-          <w:sz w:val="28"/>
-          <w:lang w:val="pl-PL"/>
-        </w:rPr>
-        <w:t>Hordjewicz</w:t>
-      </w:r>
-      <w:proofErr w:type="spellEnd"/>
+        <w:t>mgr inż. Tomasz Hordjewicz</w:t>
+      </w:r>
     </w:p>
     <w:p>
       <w:pPr>
@@ -801,31 +769,7 @@
             <w:sz w:val="28"/>
             <w:lang w:val="pl-PL"/>
           </w:rPr>
-          <w:t>github.com/Franddr2/</w:t>
-        </w:r>
-        <w:proofErr w:type="spellStart"/>
-        <w:r>
-          <w:rPr>
-            <w:rStyle w:val="Hipercze"/>
-            <w:rFonts w:asciiTheme="minorHAnsi" w:hAnsiTheme="minorHAnsi" w:cstheme="minorHAnsi"/>
-            <w:b/>
-            <w:bCs/>
-            <w:sz w:val="28"/>
-            <w:lang w:val="pl-PL"/>
-          </w:rPr>
-          <w:t>inzynieria</w:t>
-        </w:r>
-        <w:proofErr w:type="spellEnd"/>
-        <w:r>
-          <w:rPr>
-            <w:rStyle w:val="Hipercze"/>
-            <w:rFonts w:asciiTheme="minorHAnsi" w:hAnsiTheme="minorHAnsi" w:cstheme="minorHAnsi"/>
-            <w:b/>
-            <w:bCs/>
-            <w:sz w:val="28"/>
-            <w:lang w:val="pl-PL"/>
-          </w:rPr>
-          <w:t>-oprogramowania-projekt-</w:t>
+          <w:t>github.com/Franddr2/inzynieria-oprogramowania-projekt-</w:t>
         </w:r>
       </w:hyperlink>
     </w:p>
@@ -892,25 +836,7 @@
           <w:sz w:val="28"/>
           <w:lang w:val="pl-PL"/>
         </w:rPr>
-        <w:t xml:space="preserve">Koncepcja Systemu: Centrala Koordynacji </w:t>
-      </w:r>
-      <w:proofErr w:type="spellStart"/>
-      <w:r>
-        <w:rPr>
-          <w:rFonts w:asciiTheme="minorHAnsi" w:hAnsiTheme="minorHAnsi" w:cstheme="minorHAnsi"/>
-          <w:sz w:val="28"/>
-          <w:lang w:val="pl-PL"/>
-        </w:rPr>
-        <w:t>Superbohaterów</w:t>
-      </w:r>
-      <w:proofErr w:type="spellEnd"/>
-      <w:r>
-        <w:rPr>
-          <w:rFonts w:asciiTheme="minorHAnsi" w:hAnsiTheme="minorHAnsi" w:cstheme="minorHAnsi"/>
-          <w:sz w:val="28"/>
-          <w:lang w:val="pl-PL"/>
-        </w:rPr>
-        <w:t xml:space="preserve"> (CKS)</w:t>
+        <w:t>Koncepcja Systemu: Centrala Koordynacji Superbohaterów (CKS)</w:t>
       </w:r>
     </w:p>
     <w:p>
@@ -1267,25 +1193,7 @@
           <w:sz w:val="28"/>
           <w:lang w:val="pl-PL"/>
         </w:rPr>
-        <w:t xml:space="preserve">• </w:t>
-      </w:r>
-      <w:proofErr w:type="spellStart"/>
-      <w:r>
-        <w:rPr>
-          <w:rFonts w:asciiTheme="minorHAnsi" w:hAnsiTheme="minorHAnsi" w:cstheme="minorHAnsi"/>
-          <w:sz w:val="28"/>
-          <w:lang w:val="pl-PL"/>
-        </w:rPr>
-        <w:t>Geolokalizacja</w:t>
-      </w:r>
-      <w:proofErr w:type="spellEnd"/>
-      <w:r>
-        <w:rPr>
-          <w:rFonts w:asciiTheme="minorHAnsi" w:hAnsiTheme="minorHAnsi" w:cstheme="minorHAnsi"/>
-          <w:sz w:val="28"/>
-          <w:lang w:val="pl-PL"/>
-        </w:rPr>
-        <w:t xml:space="preserve"> Incydentów: Interaktywna mapa z zaznaczonymi punktami zapalnymi oraz aktualną pozycją jednostek polowych. </w:t>
+        <w:t xml:space="preserve">• Geolokalizacja Incydentów: Interaktywna mapa z zaznaczonymi punktami zapalnymi oraz aktualną pozycją jednostek polowych. </w:t>
       </w:r>
     </w:p>
     <w:p>
@@ -1472,25 +1380,7 @@
           <w:sz w:val="28"/>
           <w:lang w:val="pl-PL"/>
         </w:rPr>
-        <w:t xml:space="preserve">Cel: Głównym celem budowy systemu CKS jest stworzenie scentralizowanej, bezpiecznej platformy dyspozytorskiej do zarządzania operacjami </w:t>
-      </w:r>
-      <w:proofErr w:type="spellStart"/>
-      <w:r>
-        <w:rPr>
-          <w:rFonts w:asciiTheme="minorHAnsi" w:hAnsiTheme="minorHAnsi" w:cstheme="minorHAnsi"/>
-          <w:sz w:val="28"/>
-          <w:lang w:val="pl-PL"/>
-        </w:rPr>
-        <w:t>superbohaterów</w:t>
-      </w:r>
-      <w:proofErr w:type="spellEnd"/>
-      <w:r>
-        <w:rPr>
-          <w:rFonts w:asciiTheme="minorHAnsi" w:hAnsiTheme="minorHAnsi" w:cstheme="minorHAnsi"/>
-          <w:sz w:val="28"/>
-          <w:lang w:val="pl-PL"/>
-        </w:rPr>
-        <w:t xml:space="preserve">. System ma zminimalizować czas reakcji na zagrożenia oraz zoptymalizować dobór sił i środków, dopasowując unikalne zdolności bohaterów do specyfiki incydentu. </w:t>
+        <w:t xml:space="preserve">Cel: Głównym celem budowy systemu CKS jest stworzenie scentralizowanej, bezpiecznej platformy dyspozytorskiej do zarządzania operacjami superbohaterów. System ma zminimalizować czas reakcji na zagrożenia oraz zoptymalizować dobór sił i środków, dopasowując unikalne zdolności bohaterów do specyfiki incydentu. </w:t>
       </w:r>
     </w:p>
     <w:p>
@@ -1520,25 +1410,7 @@
           <w:sz w:val="28"/>
           <w:lang w:val="pl-PL"/>
         </w:rPr>
-        <w:t xml:space="preserve">Zakres systemu: Kompleksowa ewidencja i zarządzanie danymi bohaterów. Obsługa cyklu życia incydentu: od przyjęcia zgłoszenia, poprzez kategoryzację, wysłanie jednostek, aż po raport końcowy. Monitorowanie w czasie rzeczywistym: </w:t>
-      </w:r>
-      <w:proofErr w:type="spellStart"/>
-      <w:r>
-        <w:rPr>
-          <w:rFonts w:asciiTheme="minorHAnsi" w:hAnsiTheme="minorHAnsi" w:cstheme="minorHAnsi"/>
-          <w:sz w:val="28"/>
-          <w:lang w:val="pl-PL"/>
-        </w:rPr>
-        <w:t>geolokalizacja</w:t>
-      </w:r>
-      <w:proofErr w:type="spellEnd"/>
-      <w:r>
-        <w:rPr>
-          <w:rFonts w:asciiTheme="minorHAnsi" w:hAnsiTheme="minorHAnsi" w:cstheme="minorHAnsi"/>
-          <w:sz w:val="28"/>
-          <w:lang w:val="pl-PL"/>
-        </w:rPr>
-        <w:t xml:space="preserve">, parametry życiowe/energetyczne bohaterów oraz łączność. Moduł automatyki bezpieczeństwa np. automatyczne wysyłanie dronów zwiadowczych po utracie sygnału. Dynamiczne zarządzanie zasobami ludzkimi. </w:t>
+        <w:t xml:space="preserve">Zakres systemu: Kompleksowa ewidencja i zarządzanie danymi bohaterów. Obsługa cyklu życia incydentu: od przyjęcia zgłoszenia, poprzez kategoryzację, wysłanie jednostek, aż po raport końcowy. Monitorowanie w czasie rzeczywistym: geolokalizacja, parametry życiowe/energetyczne bohaterów oraz łączność. Moduł automatyki bezpieczeństwa np. automatyczne wysyłanie dronów zwiadowczych po utracie sygnału. Dynamiczne zarządzanie zasobami ludzkimi. </w:t>
       </w:r>
     </w:p>
     <w:p>
@@ -1802,12 +1674,36 @@
         <w:spacing w:line="360" w:lineRule="auto"/>
         <w:rPr>
           <w:rFonts w:asciiTheme="minorHAnsi" w:hAnsiTheme="minorHAnsi" w:cstheme="minorHAnsi"/>
-          <w:b/>
-          <w:bCs/>
-          <w:sz w:val="28"/>
-          <w:lang w:val="pl-PL"/>
-        </w:rPr>
-      </w:pPr>
+          <w:sz w:val="28"/>
+          <w:lang w:val="pl-PL"/>
+        </w:rPr>
+      </w:pPr>
+      <w:r>
+        <w:rPr>
+          <w:rFonts w:asciiTheme="minorHAnsi" w:hAnsiTheme="minorHAnsi" w:cstheme="minorHAnsi"/>
+          <w:b/>
+          <w:bCs/>
+          <w:sz w:val="28"/>
+          <w:lang w:val="pl-PL"/>
+        </w:rPr>
+        <w:t xml:space="preserve">CKS - </w:t>
+      </w:r>
+      <w:r>
+        <w:rPr>
+          <w:rFonts w:asciiTheme="minorHAnsi" w:hAnsiTheme="minorHAnsi" w:cstheme="minorHAnsi"/>
+          <w:sz w:val="28"/>
+          <w:lang w:val="pl-PL"/>
+        </w:rPr>
+        <w:t xml:space="preserve">Centrala Koordynacji </w:t>
+      </w:r>
+      <w:r>
+        <w:rPr>
+          <w:rFonts w:asciiTheme="minorHAnsi" w:hAnsiTheme="minorHAnsi" w:cstheme="minorHAnsi"/>
+          <w:sz w:val="28"/>
+          <w:lang w:val="pl-PL"/>
+        </w:rPr>
+        <w:t>Super bohaterów</w:t>
+      </w:r>
     </w:p>
     <w:p>
       <w:pPr>
@@ -1815,12 +1711,44 @@
         <w:spacing w:line="360" w:lineRule="auto"/>
         <w:rPr>
           <w:rFonts w:asciiTheme="minorHAnsi" w:hAnsiTheme="minorHAnsi" w:cstheme="minorHAnsi"/>
-          <w:b/>
-          <w:bCs/>
-          <w:sz w:val="28"/>
-          <w:lang w:val="pl-PL"/>
-        </w:rPr>
-      </w:pPr>
+          <w:sz w:val="28"/>
+          <w:lang w:val="pl-PL"/>
+        </w:rPr>
+      </w:pPr>
+      <w:r>
+        <w:rPr>
+          <w:rFonts w:asciiTheme="minorHAnsi" w:hAnsiTheme="minorHAnsi" w:cstheme="minorHAnsi"/>
+          <w:b/>
+          <w:bCs/>
+          <w:sz w:val="28"/>
+          <w:lang w:val="pl-PL"/>
+        </w:rPr>
+        <w:t>Synergia mocy</w:t>
+      </w:r>
+      <w:r>
+        <w:rPr>
+          <w:rFonts w:asciiTheme="minorHAnsi" w:hAnsiTheme="minorHAnsi" w:cstheme="minorHAnsi"/>
+          <w:sz w:val="28"/>
+          <w:lang w:val="pl-PL"/>
+        </w:rPr>
+        <w:t xml:space="preserve"> </w:t>
+      </w:r>
+      <w:r>
+        <w:rPr>
+          <w:rFonts w:asciiTheme="minorHAnsi" w:hAnsiTheme="minorHAnsi" w:cstheme="minorHAnsi"/>
+          <w:sz w:val="28"/>
+          <w:lang w:val="pl-PL"/>
+        </w:rPr>
+        <w:t>-</w:t>
+      </w:r>
+      <w:r>
+        <w:rPr>
+          <w:rFonts w:asciiTheme="minorHAnsi" w:hAnsiTheme="minorHAnsi" w:cstheme="minorHAnsi"/>
+          <w:sz w:val="28"/>
+          <w:lang w:val="pl-PL"/>
+        </w:rPr>
+        <w:t xml:space="preserve"> efekt współdziałania unikalnych zdolności różnych bohaterów. Parametr ten jest brany pod uwagę przy dynamicznym łączeniu bohaterów w grupy operacyjne w celu optymalizacji szans na sukces misji.</w:t>
+      </w:r>
     </w:p>
     <w:p>
       <w:pPr>
@@ -1828,12 +1756,44 @@
         <w:spacing w:line="360" w:lineRule="auto"/>
         <w:rPr>
           <w:rFonts w:asciiTheme="minorHAnsi" w:hAnsiTheme="minorHAnsi" w:cstheme="minorHAnsi"/>
-          <w:b/>
-          <w:bCs/>
-          <w:sz w:val="28"/>
-          <w:lang w:val="pl-PL"/>
-        </w:rPr>
-      </w:pPr>
+          <w:sz w:val="28"/>
+          <w:lang w:val="pl-PL"/>
+        </w:rPr>
+      </w:pPr>
+      <w:r>
+        <w:rPr>
+          <w:rFonts w:asciiTheme="minorHAnsi" w:hAnsiTheme="minorHAnsi" w:cstheme="minorHAnsi"/>
+          <w:b/>
+          <w:bCs/>
+          <w:sz w:val="28"/>
+          <w:lang w:val="pl-PL"/>
+        </w:rPr>
+        <w:t>Operator</w:t>
+      </w:r>
+      <w:r>
+        <w:rPr>
+          <w:rFonts w:asciiTheme="minorHAnsi" w:hAnsiTheme="minorHAnsi" w:cstheme="minorHAnsi"/>
+          <w:sz w:val="28"/>
+          <w:lang w:val="pl-PL"/>
+        </w:rPr>
+        <w:t xml:space="preserve"> </w:t>
+      </w:r>
+      <w:r>
+        <w:rPr>
+          <w:rFonts w:asciiTheme="minorHAnsi" w:hAnsiTheme="minorHAnsi" w:cstheme="minorHAnsi"/>
+          <w:sz w:val="28"/>
+          <w:lang w:val="pl-PL"/>
+        </w:rPr>
+        <w:t>-</w:t>
+      </w:r>
+      <w:r>
+        <w:rPr>
+          <w:rFonts w:asciiTheme="minorHAnsi" w:hAnsiTheme="minorHAnsi" w:cstheme="minorHAnsi"/>
+          <w:sz w:val="28"/>
+          <w:lang w:val="pl-PL"/>
+        </w:rPr>
+        <w:t xml:space="preserve"> główny użytkownik systemu CKS, pracujący w bezpiecznej centrali. Odpowiada za zarządzanie pulpitem operacyjnym, analizę zgłoszeń, przydzielanie misji i koordynację wsparcia</w:t>
+      </w:r>
     </w:p>
     <w:p>
       <w:pPr>
@@ -1841,12 +1801,44 @@
         <w:spacing w:line="360" w:lineRule="auto"/>
         <w:rPr>
           <w:rFonts w:asciiTheme="minorHAnsi" w:hAnsiTheme="minorHAnsi" w:cstheme="minorHAnsi"/>
-          <w:b/>
-          <w:bCs/>
-          <w:sz w:val="28"/>
-          <w:lang w:val="pl-PL"/>
-        </w:rPr>
-      </w:pPr>
+          <w:sz w:val="28"/>
+          <w:lang w:val="pl-PL"/>
+        </w:rPr>
+      </w:pPr>
+      <w:r>
+        <w:rPr>
+          <w:rFonts w:asciiTheme="minorHAnsi" w:hAnsiTheme="minorHAnsi" w:cstheme="minorHAnsi"/>
+          <w:b/>
+          <w:bCs/>
+          <w:sz w:val="28"/>
+          <w:lang w:val="pl-PL"/>
+        </w:rPr>
+        <w:t>Pulpit Operacyjny</w:t>
+      </w:r>
+      <w:r>
+        <w:rPr>
+          <w:rFonts w:asciiTheme="minorHAnsi" w:hAnsiTheme="minorHAnsi" w:cstheme="minorHAnsi"/>
+          <w:sz w:val="28"/>
+          <w:lang w:val="pl-PL"/>
+        </w:rPr>
+        <w:t xml:space="preserve"> </w:t>
+      </w:r>
+      <w:r>
+        <w:rPr>
+          <w:rFonts w:asciiTheme="minorHAnsi" w:hAnsiTheme="minorHAnsi" w:cstheme="minorHAnsi"/>
+          <w:sz w:val="28"/>
+          <w:lang w:val="pl-PL"/>
+        </w:rPr>
+        <w:t>-</w:t>
+      </w:r>
+      <w:r>
+        <w:rPr>
+          <w:rFonts w:asciiTheme="minorHAnsi" w:hAnsiTheme="minorHAnsi" w:cstheme="minorHAnsi"/>
+          <w:sz w:val="28"/>
+          <w:lang w:val="pl-PL"/>
+        </w:rPr>
+        <w:t xml:space="preserve"> główne narzędzie pracy Operatora, składające się z interaktywnej mapy satelitarnej, dynamicznej listy bieżących zgłoszeń oraz panelu ze statusem dostępności jednostek operacyjnych.</w:t>
+      </w:r>
     </w:p>
     <w:p>
       <w:pPr>
@@ -1854,12 +1846,28 @@
         <w:spacing w:line="360" w:lineRule="auto"/>
         <w:rPr>
           <w:rFonts w:asciiTheme="minorHAnsi" w:hAnsiTheme="minorHAnsi" w:cstheme="minorHAnsi"/>
-          <w:b/>
-          <w:bCs/>
-          <w:sz w:val="28"/>
-          <w:lang w:val="pl-PL"/>
-        </w:rPr>
-      </w:pPr>
+          <w:sz w:val="28"/>
+          <w:lang w:val="pl-PL"/>
+        </w:rPr>
+      </w:pPr>
+      <w:r>
+        <w:rPr>
+          <w:rFonts w:asciiTheme="minorHAnsi" w:hAnsiTheme="minorHAnsi" w:cstheme="minorHAnsi"/>
+          <w:b/>
+          <w:bCs/>
+          <w:sz w:val="28"/>
+          <w:lang w:val="pl-PL"/>
+        </w:rPr>
+        <w:t>Moc</w:t>
+      </w:r>
+      <w:r>
+        <w:rPr>
+          <w:rFonts w:asciiTheme="minorHAnsi" w:hAnsiTheme="minorHAnsi" w:cstheme="minorHAnsi"/>
+          <w:sz w:val="28"/>
+          <w:lang w:val="pl-PL"/>
+        </w:rPr>
+        <w:t xml:space="preserve"> - Indywidualna super moc Bohatera zarejestrowanego w CKS.</w:t>
+      </w:r>
     </w:p>
     <w:p>
       <w:pPr>
@@ -1867,86 +1875,6 @@
         <w:spacing w:line="360" w:lineRule="auto"/>
         <w:rPr>
           <w:rFonts w:asciiTheme="minorHAnsi" w:hAnsiTheme="minorHAnsi" w:cstheme="minorHAnsi"/>
-          <w:b/>
-          <w:bCs/>
-          <w:sz w:val="28"/>
-          <w:lang w:val="pl-PL"/>
-        </w:rPr>
-      </w:pPr>
-    </w:p>
-    <w:p>
-      <w:pPr>
-        <w:pStyle w:val="Standard"/>
-        <w:spacing w:line="360" w:lineRule="auto"/>
-        <w:rPr>
-          <w:rFonts w:asciiTheme="minorHAnsi" w:hAnsiTheme="minorHAnsi" w:cstheme="minorHAnsi"/>
-          <w:b/>
-          <w:bCs/>
-          <w:sz w:val="28"/>
-          <w:lang w:val="pl-PL"/>
-        </w:rPr>
-      </w:pPr>
-    </w:p>
-    <w:p>
-      <w:pPr>
-        <w:pStyle w:val="Standard"/>
-        <w:spacing w:line="360" w:lineRule="auto"/>
-        <w:rPr>
-          <w:rFonts w:asciiTheme="minorHAnsi" w:hAnsiTheme="minorHAnsi" w:cstheme="minorHAnsi"/>
-          <w:b/>
-          <w:bCs/>
-          <w:sz w:val="28"/>
-          <w:lang w:val="pl-PL"/>
-        </w:rPr>
-      </w:pPr>
-    </w:p>
-    <w:p>
-      <w:pPr>
-        <w:pStyle w:val="Standard"/>
-        <w:spacing w:line="360" w:lineRule="auto"/>
-        <w:rPr>
-          <w:rFonts w:asciiTheme="minorHAnsi" w:hAnsiTheme="minorHAnsi" w:cstheme="minorHAnsi"/>
-          <w:b/>
-          <w:bCs/>
-          <w:sz w:val="28"/>
-          <w:lang w:val="pl-PL"/>
-        </w:rPr>
-      </w:pPr>
-    </w:p>
-    <w:p>
-      <w:pPr>
-        <w:pStyle w:val="Standard"/>
-        <w:spacing w:line="360" w:lineRule="auto"/>
-        <w:rPr>
-          <w:rFonts w:asciiTheme="minorHAnsi" w:hAnsiTheme="minorHAnsi" w:cstheme="minorHAnsi"/>
-          <w:b/>
-          <w:bCs/>
-          <w:sz w:val="28"/>
-          <w:lang w:val="pl-PL"/>
-        </w:rPr>
-      </w:pPr>
-    </w:p>
-    <w:p>
-      <w:pPr>
-        <w:pStyle w:val="Standard"/>
-        <w:spacing w:line="360" w:lineRule="auto"/>
-        <w:rPr>
-          <w:rFonts w:asciiTheme="minorHAnsi" w:hAnsiTheme="minorHAnsi" w:cstheme="minorHAnsi"/>
-          <w:b/>
-          <w:bCs/>
-          <w:sz w:val="28"/>
-          <w:lang w:val="pl-PL"/>
-        </w:rPr>
-      </w:pPr>
-    </w:p>
-    <w:p>
-      <w:pPr>
-        <w:pStyle w:val="Standard"/>
-        <w:spacing w:line="360" w:lineRule="auto"/>
-        <w:rPr>
-          <w:rFonts w:asciiTheme="minorHAnsi" w:hAnsiTheme="minorHAnsi" w:cstheme="minorHAnsi"/>
-          <w:b/>
-          <w:bCs/>
           <w:sz w:val="28"/>
           <w:lang w:val="pl-PL"/>
         </w:rPr>
@@ -2970,23 +2898,7 @@
           <w:sz w:val="28"/>
           <w:szCs w:val="28"/>
         </w:rPr>
-        <w:t xml:space="preserve">Operator klika na ikonę Incydentu prawym przyciskiem myszy, rozwija mu się Menu podręczne, wybiera „Wyślij </w:t>
-      </w:r>
-      <w:proofErr w:type="spellStart"/>
-      <w:r>
-        <w:rPr>
-          <w:sz w:val="28"/>
-          <w:szCs w:val="28"/>
-        </w:rPr>
-        <w:t>drona</w:t>
-      </w:r>
-      <w:proofErr w:type="spellEnd"/>
-      <w:r>
-        <w:rPr>
-          <w:sz w:val="28"/>
-          <w:szCs w:val="28"/>
-        </w:rPr>
-        <w:t xml:space="preserve"> zwiadowczego”.</w:t>
+        <w:t>Operator klika na ikonę Incydentu prawym przyciskiem myszy, rozwija mu się Menu podręczne, wybiera „Wyślij drona zwiadowczego”.</w:t>
       </w:r>
     </w:p>
     <w:p>
@@ -3699,14 +3611,219 @@
           <w:lang w:val="pl-PL"/>
         </w:rPr>
       </w:pPr>
-      <w:r>
-        <w:rPr>
-          <w:b/>
-          <w:bCs/>
-          <w:sz w:val="28"/>
-          <w:szCs w:val="28"/>
-          <w:lang w:val="pl-PL"/>
-        </w:rPr>
+    </w:p>
+    <w:p>
+      <w:pPr>
+        <w:spacing w:after="0"/>
+        <w:rPr>
+          <w:b/>
+          <w:bCs/>
+          <w:sz w:val="28"/>
+          <w:szCs w:val="28"/>
+          <w:lang w:val="pl-PL"/>
+        </w:rPr>
+      </w:pPr>
+    </w:p>
+    <w:p>
+      <w:pPr>
+        <w:spacing w:after="0"/>
+        <w:rPr>
+          <w:b/>
+          <w:bCs/>
+          <w:sz w:val="28"/>
+          <w:szCs w:val="28"/>
+          <w:lang w:val="pl-PL"/>
+        </w:rPr>
+      </w:pPr>
+    </w:p>
+    <w:p>
+      <w:pPr>
+        <w:spacing w:after="0"/>
+        <w:rPr>
+          <w:b/>
+          <w:bCs/>
+          <w:sz w:val="28"/>
+          <w:szCs w:val="28"/>
+          <w:lang w:val="pl-PL"/>
+        </w:rPr>
+      </w:pPr>
+    </w:p>
+    <w:p>
+      <w:pPr>
+        <w:spacing w:after="0"/>
+        <w:rPr>
+          <w:b/>
+          <w:bCs/>
+          <w:sz w:val="28"/>
+          <w:szCs w:val="28"/>
+          <w:lang w:val="pl-PL"/>
+        </w:rPr>
+      </w:pPr>
+    </w:p>
+    <w:p>
+      <w:pPr>
+        <w:spacing w:after="0"/>
+        <w:rPr>
+          <w:b/>
+          <w:bCs/>
+          <w:sz w:val="28"/>
+          <w:szCs w:val="28"/>
+          <w:lang w:val="pl-PL"/>
+        </w:rPr>
+      </w:pPr>
+    </w:p>
+    <w:p>
+      <w:pPr>
+        <w:spacing w:after="0"/>
+        <w:rPr>
+          <w:b/>
+          <w:bCs/>
+          <w:sz w:val="28"/>
+          <w:szCs w:val="28"/>
+          <w:lang w:val="pl-PL"/>
+        </w:rPr>
+      </w:pPr>
+    </w:p>
+    <w:p>
+      <w:pPr>
+        <w:spacing w:after="0"/>
+        <w:rPr>
+          <w:b/>
+          <w:bCs/>
+          <w:sz w:val="28"/>
+          <w:szCs w:val="28"/>
+          <w:lang w:val="pl-PL"/>
+        </w:rPr>
+      </w:pPr>
+    </w:p>
+    <w:p>
+      <w:pPr>
+        <w:spacing w:after="0"/>
+        <w:rPr>
+          <w:b/>
+          <w:bCs/>
+          <w:sz w:val="28"/>
+          <w:szCs w:val="28"/>
+          <w:lang w:val="pl-PL"/>
+        </w:rPr>
+      </w:pPr>
+    </w:p>
+    <w:p>
+      <w:pPr>
+        <w:spacing w:after="0"/>
+        <w:rPr>
+          <w:b/>
+          <w:bCs/>
+          <w:sz w:val="28"/>
+          <w:szCs w:val="28"/>
+          <w:lang w:val="pl-PL"/>
+        </w:rPr>
+      </w:pPr>
+    </w:p>
+    <w:p>
+      <w:pPr>
+        <w:spacing w:after="0"/>
+        <w:rPr>
+          <w:b/>
+          <w:bCs/>
+          <w:sz w:val="28"/>
+          <w:szCs w:val="28"/>
+          <w:lang w:val="pl-PL"/>
+        </w:rPr>
+      </w:pPr>
+    </w:p>
+    <w:p>
+      <w:pPr>
+        <w:spacing w:after="0"/>
+        <w:rPr>
+          <w:b/>
+          <w:bCs/>
+          <w:sz w:val="28"/>
+          <w:szCs w:val="28"/>
+          <w:lang w:val="pl-PL"/>
+        </w:rPr>
+      </w:pPr>
+    </w:p>
+    <w:p>
+      <w:pPr>
+        <w:spacing w:after="0"/>
+        <w:rPr>
+          <w:b/>
+          <w:bCs/>
+          <w:sz w:val="28"/>
+          <w:szCs w:val="28"/>
+          <w:lang w:val="pl-PL"/>
+        </w:rPr>
+      </w:pPr>
+    </w:p>
+    <w:p>
+      <w:pPr>
+        <w:spacing w:after="0"/>
+        <w:rPr>
+          <w:b/>
+          <w:bCs/>
+          <w:sz w:val="28"/>
+          <w:szCs w:val="28"/>
+          <w:lang w:val="pl-PL"/>
+        </w:rPr>
+      </w:pPr>
+    </w:p>
+    <w:p>
+      <w:pPr>
+        <w:spacing w:after="0"/>
+        <w:rPr>
+          <w:b/>
+          <w:bCs/>
+          <w:sz w:val="28"/>
+          <w:szCs w:val="28"/>
+          <w:lang w:val="pl-PL"/>
+        </w:rPr>
+      </w:pPr>
+    </w:p>
+    <w:p>
+      <w:pPr>
+        <w:spacing w:after="0"/>
+        <w:rPr>
+          <w:b/>
+          <w:bCs/>
+          <w:sz w:val="28"/>
+          <w:szCs w:val="28"/>
+          <w:lang w:val="pl-PL"/>
+        </w:rPr>
+      </w:pPr>
+    </w:p>
+    <w:p>
+      <w:pPr>
+        <w:spacing w:after="0"/>
+        <w:rPr>
+          <w:b/>
+          <w:bCs/>
+          <w:sz w:val="28"/>
+          <w:szCs w:val="28"/>
+          <w:lang w:val="pl-PL"/>
+        </w:rPr>
+      </w:pPr>
+    </w:p>
+    <w:p>
+      <w:pPr>
+        <w:spacing w:after="0"/>
+        <w:rPr>
+          <w:b/>
+          <w:bCs/>
+          <w:sz w:val="28"/>
+          <w:szCs w:val="28"/>
+          <w:lang w:val="pl-PL"/>
+        </w:rPr>
+      </w:pPr>
+      <w:r>
+        <w:rPr>
+          <w:b/>
+          <w:bCs/>
+          <w:sz w:val="28"/>
+          <w:szCs w:val="28"/>
+          <w:lang w:val="pl-PL"/>
+        </w:rPr>
+        <w:lastRenderedPageBreak/>
         <w:t>4.3. Diagramy interakcji z opisem tekstowym komunikatów</w:t>
       </w:r>
     </w:p>
@@ -3730,7 +3847,6 @@
           <w:sz w:val="28"/>
           <w:lang w:val="pl-PL"/>
         </w:rPr>
-        <w:lastRenderedPageBreak/>
         <w:drawing>
           <wp:inline distT="0" distB="0" distL="0" distR="0" wp14:anchorId="6B256880" wp14:editId="396057D4">
             <wp:extent cx="6119495" cy="4436110"/>
@@ -3783,73 +3899,7 @@
           <w:sz w:val="28"/>
           <w:lang w:val="pl-PL"/>
         </w:rPr>
-        <w:t>&lt;&lt;</w:t>
-      </w:r>
-      <w:proofErr w:type="spellStart"/>
-      <w:r>
-        <w:rPr>
-          <w:rFonts w:asciiTheme="minorHAnsi" w:hAnsiTheme="minorHAnsi" w:cstheme="minorHAnsi"/>
-          <w:sz w:val="28"/>
-          <w:lang w:val="pl-PL"/>
-        </w:rPr>
-        <w:t>create</w:t>
-      </w:r>
-      <w:proofErr w:type="spellEnd"/>
-      <w:r>
-        <w:rPr>
-          <w:rFonts w:asciiTheme="minorHAnsi" w:hAnsiTheme="minorHAnsi" w:cstheme="minorHAnsi"/>
-          <w:sz w:val="28"/>
-          <w:lang w:val="pl-PL"/>
-        </w:rPr>
-        <w:t xml:space="preserve">&gt;&gt; </w:t>
-      </w:r>
-      <w:r>
-        <w:rPr>
-          <w:rFonts w:asciiTheme="minorHAnsi" w:hAnsiTheme="minorHAnsi" w:cstheme="minorHAnsi"/>
-          <w:sz w:val="28"/>
-          <w:lang w:val="pl-PL"/>
-        </w:rPr>
-        <w:t>-</w:t>
-      </w:r>
-      <w:r>
-        <w:rPr>
-          <w:rFonts w:asciiTheme="minorHAnsi" w:hAnsiTheme="minorHAnsi" w:cstheme="minorHAnsi"/>
-          <w:sz w:val="28"/>
-          <w:lang w:val="pl-PL"/>
-        </w:rPr>
-        <w:t xml:space="preserve"> Aktor Bohater wywołuje akcję utworzenia nowego </w:t>
-      </w:r>
-      <w:r>
-        <w:rPr>
-          <w:rFonts w:asciiTheme="minorHAnsi" w:hAnsiTheme="minorHAnsi" w:cstheme="minorHAnsi"/>
-          <w:sz w:val="28"/>
-          <w:lang w:val="pl-PL"/>
-        </w:rPr>
-        <w:t>r</w:t>
-      </w:r>
-      <w:r>
-        <w:rPr>
-          <w:rFonts w:asciiTheme="minorHAnsi" w:hAnsiTheme="minorHAnsi" w:cstheme="minorHAnsi"/>
-          <w:sz w:val="28"/>
-          <w:lang w:val="pl-PL"/>
-        </w:rPr>
-        <w:t>aport</w:t>
-      </w:r>
-      <w:r>
-        <w:rPr>
-          <w:rFonts w:asciiTheme="minorHAnsi" w:hAnsiTheme="minorHAnsi" w:cstheme="minorHAnsi"/>
-          <w:sz w:val="28"/>
-          <w:lang w:val="pl-PL"/>
-        </w:rPr>
-        <w:t>u</w:t>
-      </w:r>
-      <w:r>
-        <w:rPr>
-          <w:rFonts w:asciiTheme="minorHAnsi" w:hAnsiTheme="minorHAnsi" w:cstheme="minorHAnsi"/>
-          <w:sz w:val="28"/>
-          <w:lang w:val="pl-PL"/>
-        </w:rPr>
-        <w:t xml:space="preserve">. </w:t>
+        <w:t xml:space="preserve">&lt;&lt;create&gt;&gt; - Aktor Bohater wywołuje akcję utworzenia nowego raportu. </w:t>
       </w:r>
     </w:p>
     <w:p>
@@ -3867,39 +3917,7 @@
           <w:sz w:val="28"/>
           <w:lang w:val="pl-PL"/>
         </w:rPr>
-        <w:t xml:space="preserve">Prześlij() </w:t>
-      </w:r>
-      <w:r>
-        <w:rPr>
-          <w:rFonts w:asciiTheme="minorHAnsi" w:hAnsiTheme="minorHAnsi" w:cstheme="minorHAnsi"/>
-          <w:sz w:val="28"/>
-          <w:lang w:val="pl-PL"/>
-        </w:rPr>
-        <w:t>-</w:t>
-      </w:r>
-      <w:r>
-        <w:rPr>
-          <w:rFonts w:asciiTheme="minorHAnsi" w:hAnsiTheme="minorHAnsi" w:cstheme="minorHAnsi"/>
-          <w:sz w:val="28"/>
-          <w:lang w:val="pl-PL"/>
-        </w:rPr>
-        <w:t xml:space="preserve"> Obiekt :Raport wywołuje komunikat przesłania danych do</w:t>
-      </w:r>
-      <w:r>
-        <w:rPr>
-          <w:rFonts w:asciiTheme="minorHAnsi" w:hAnsiTheme="minorHAnsi" w:cstheme="minorHAnsi"/>
-          <w:sz w:val="28"/>
-          <w:lang w:val="pl-PL"/>
-        </w:rPr>
-        <w:t xml:space="preserve"> operatora</w:t>
-      </w:r>
-      <w:r>
-        <w:rPr>
-          <w:rFonts w:asciiTheme="minorHAnsi" w:hAnsiTheme="minorHAnsi" w:cstheme="minorHAnsi"/>
-          <w:sz w:val="28"/>
-          <w:lang w:val="pl-PL"/>
-        </w:rPr>
-        <w:t xml:space="preserve">. </w:t>
+        <w:t xml:space="preserve">Prześlij() - Obiekt :Raport wywołuje komunikat przesłania danych do operatora. </w:t>
       </w:r>
     </w:p>
     <w:p>
@@ -3911,63 +3929,13 @@
           <w:lang w:val="pl-PL"/>
         </w:rPr>
       </w:pPr>
-      <w:proofErr w:type="spellStart"/>
-      <w:r>
-        <w:rPr>
-          <w:rFonts w:asciiTheme="minorHAnsi" w:hAnsiTheme="minorHAnsi" w:cstheme="minorHAnsi"/>
-          <w:sz w:val="28"/>
-          <w:lang w:val="pl-PL"/>
-        </w:rPr>
-        <w:t>koniecMisji</w:t>
-      </w:r>
-      <w:proofErr w:type="spellEnd"/>
-      <w:r>
-        <w:rPr>
-          <w:rFonts w:asciiTheme="minorHAnsi" w:hAnsiTheme="minorHAnsi" w:cstheme="minorHAnsi"/>
-          <w:sz w:val="28"/>
-          <w:lang w:val="pl-PL"/>
-        </w:rPr>
-        <w:t xml:space="preserve">() </w:t>
-      </w:r>
-      <w:r>
-        <w:rPr>
-          <w:rFonts w:asciiTheme="minorHAnsi" w:hAnsiTheme="minorHAnsi" w:cstheme="minorHAnsi"/>
-          <w:sz w:val="28"/>
-          <w:lang w:val="pl-PL"/>
-        </w:rPr>
-        <w:t>-</w:t>
-      </w:r>
-      <w:r>
-        <w:rPr>
-          <w:rFonts w:asciiTheme="minorHAnsi" w:hAnsiTheme="minorHAnsi" w:cstheme="minorHAnsi"/>
-          <w:sz w:val="28"/>
-          <w:lang w:val="pl-PL"/>
-        </w:rPr>
-        <w:t xml:space="preserve"> </w:t>
-      </w:r>
-      <w:r>
-        <w:rPr>
-          <w:rFonts w:asciiTheme="minorHAnsi" w:hAnsiTheme="minorHAnsi" w:cstheme="minorHAnsi"/>
-          <w:sz w:val="28"/>
-          <w:lang w:val="pl-PL"/>
-        </w:rPr>
-        <w:t>Operator</w:t>
-      </w:r>
-      <w:r>
-        <w:rPr>
-          <w:rFonts w:asciiTheme="minorHAnsi" w:hAnsiTheme="minorHAnsi" w:cstheme="minorHAnsi"/>
-          <w:sz w:val="28"/>
-          <w:lang w:val="pl-PL"/>
-        </w:rPr>
-        <w:t xml:space="preserve"> </w:t>
-      </w:r>
-      <w:r>
-        <w:rPr>
-          <w:rFonts w:asciiTheme="minorHAnsi" w:hAnsiTheme="minorHAnsi" w:cstheme="minorHAnsi"/>
-          <w:sz w:val="28"/>
-          <w:lang w:val="pl-PL"/>
-        </w:rPr>
-        <w:t>kończy misję.</w:t>
+      <w:r>
+        <w:rPr>
+          <w:rFonts w:asciiTheme="minorHAnsi" w:hAnsiTheme="minorHAnsi" w:cstheme="minorHAnsi"/>
+          <w:sz w:val="28"/>
+          <w:lang w:val="pl-PL"/>
+        </w:rPr>
+        <w:t>koniecMisji() - Operator kończy misję.</w:t>
       </w:r>
     </w:p>
     <w:p>
@@ -3985,23 +3953,7 @@
           <w:sz w:val="28"/>
           <w:lang w:val="pl-PL"/>
         </w:rPr>
-        <w:t xml:space="preserve">&lt;&lt;return&gt;&gt; Status "Gotowy/a" </w:t>
-      </w:r>
-      <w:r>
-        <w:rPr>
-          <w:rFonts w:asciiTheme="minorHAnsi" w:hAnsiTheme="minorHAnsi" w:cstheme="minorHAnsi"/>
-          <w:sz w:val="28"/>
-          <w:lang w:val="pl-PL"/>
-        </w:rPr>
-        <w:t>-</w:t>
-      </w:r>
-      <w:r>
-        <w:rPr>
-          <w:rFonts w:asciiTheme="minorHAnsi" w:hAnsiTheme="minorHAnsi" w:cstheme="minorHAnsi"/>
-          <w:sz w:val="28"/>
-          <w:lang w:val="pl-PL"/>
-        </w:rPr>
-        <w:t xml:space="preserve"> Obiekt :Misja zwraca komunikat zwrotny do aktora Bohater z informacją o zaktualizowanym statusie dostępności. </w:t>
+        <w:t xml:space="preserve">&lt;&lt;return&gt;&gt; Status "Gotowy/a" - Obiekt :Misja zwraca komunikat zwrotny do aktora Bohater z informacją o zaktualizowanym statusie dostępności. </w:t>
       </w:r>
     </w:p>
     <w:p>
@@ -4019,23 +3971,7 @@
           <w:sz w:val="28"/>
           <w:lang w:val="pl-PL"/>
         </w:rPr>
-        <w:t xml:space="preserve">&lt;&lt;return&gt;&gt; misja zakończona </w:t>
-      </w:r>
-      <w:r>
-        <w:rPr>
-          <w:rFonts w:asciiTheme="minorHAnsi" w:hAnsiTheme="minorHAnsi" w:cstheme="minorHAnsi"/>
-          <w:sz w:val="28"/>
-          <w:lang w:val="pl-PL"/>
-        </w:rPr>
-        <w:t>-</w:t>
-      </w:r>
-      <w:r>
-        <w:rPr>
-          <w:rFonts w:asciiTheme="minorHAnsi" w:hAnsiTheme="minorHAnsi" w:cstheme="minorHAnsi"/>
-          <w:sz w:val="28"/>
-          <w:lang w:val="pl-PL"/>
-        </w:rPr>
-        <w:t xml:space="preserve"> Obiekt :Misja przesyła komunikat powrotny do obiektu :Operator, potwierdzający pomyślne zamknięcie misji. </w:t>
+        <w:t xml:space="preserve">&lt;&lt;return&gt;&gt; misja zakończona - Obiekt :Misja przesyła komunikat powrotny do obiektu :Operator, potwierdzający pomyślne zamknięcie misji. </w:t>
       </w:r>
     </w:p>
     <w:p>
@@ -4047,55 +3983,13 @@
           <w:lang w:val="pl-PL"/>
         </w:rPr>
       </w:pPr>
-      <w:proofErr w:type="spellStart"/>
-      <w:r>
-        <w:rPr>
-          <w:rFonts w:asciiTheme="minorHAnsi" w:hAnsiTheme="minorHAnsi" w:cstheme="minorHAnsi"/>
-          <w:sz w:val="28"/>
-          <w:lang w:val="pl-PL"/>
-        </w:rPr>
-        <w:t>zamknijZgloszenie</w:t>
-      </w:r>
-      <w:proofErr w:type="spellEnd"/>
-      <w:r>
-        <w:rPr>
-          <w:rFonts w:asciiTheme="minorHAnsi" w:hAnsiTheme="minorHAnsi" w:cstheme="minorHAnsi"/>
-          <w:sz w:val="28"/>
-          <w:lang w:val="pl-PL"/>
-        </w:rPr>
-        <w:t xml:space="preserve">() </w:t>
-      </w:r>
-      <w:r>
-        <w:rPr>
-          <w:rFonts w:asciiTheme="minorHAnsi" w:hAnsiTheme="minorHAnsi" w:cstheme="minorHAnsi"/>
-          <w:sz w:val="28"/>
-          <w:lang w:val="pl-PL"/>
-        </w:rPr>
-        <w:t>–</w:t>
-      </w:r>
-      <w:r>
-        <w:rPr>
-          <w:rFonts w:asciiTheme="minorHAnsi" w:hAnsiTheme="minorHAnsi" w:cstheme="minorHAnsi"/>
-          <w:sz w:val="28"/>
-          <w:lang w:val="pl-PL"/>
-        </w:rPr>
-        <w:t xml:space="preserve"> </w:t>
-      </w:r>
-      <w:r>
-        <w:rPr>
-          <w:rFonts w:asciiTheme="minorHAnsi" w:hAnsiTheme="minorHAnsi" w:cstheme="minorHAnsi"/>
-          <w:sz w:val="28"/>
-          <w:lang w:val="pl-PL"/>
-        </w:rPr>
-        <w:t>Operator zamyka zgłoszenie.</w:t>
-      </w:r>
-      <w:r>
-        <w:rPr>
-          <w:rFonts w:asciiTheme="minorHAnsi" w:hAnsiTheme="minorHAnsi" w:cstheme="minorHAnsi"/>
-          <w:sz w:val="28"/>
-          <w:lang w:val="pl-PL"/>
-        </w:rPr>
-        <w:t xml:space="preserve"> </w:t>
+      <w:r>
+        <w:rPr>
+          <w:rFonts w:asciiTheme="minorHAnsi" w:hAnsiTheme="minorHAnsi" w:cstheme="minorHAnsi"/>
+          <w:sz w:val="28"/>
+          <w:lang w:val="pl-PL"/>
+        </w:rPr>
+        <w:t xml:space="preserve">zamknijZgloszenie() – Operator zamyka zgłoszenie. </w:t>
       </w:r>
     </w:p>
     <w:p>
@@ -4113,31 +4007,7 @@
           <w:sz w:val="28"/>
           <w:lang w:val="pl-PL"/>
         </w:rPr>
-        <w:t xml:space="preserve">&lt;&lt;return&gt;&gt; zgłoszenie zamknięte </w:t>
-      </w:r>
-      <w:r>
-        <w:rPr>
-          <w:rFonts w:asciiTheme="minorHAnsi" w:hAnsiTheme="minorHAnsi" w:cstheme="minorHAnsi"/>
-          <w:sz w:val="28"/>
-          <w:lang w:val="pl-PL"/>
-        </w:rPr>
-        <w:t>–</w:t>
-      </w:r>
-      <w:r>
-        <w:rPr>
-          <w:rFonts w:asciiTheme="minorHAnsi" w:hAnsiTheme="minorHAnsi" w:cstheme="minorHAnsi"/>
-          <w:sz w:val="28"/>
-          <w:lang w:val="pl-PL"/>
-        </w:rPr>
-        <w:t xml:space="preserve"> </w:t>
-      </w:r>
-      <w:r>
-        <w:rPr>
-          <w:rFonts w:asciiTheme="minorHAnsi" w:hAnsiTheme="minorHAnsi" w:cstheme="minorHAnsi"/>
-          <w:sz w:val="28"/>
-          <w:lang w:val="pl-PL"/>
-        </w:rPr>
-        <w:t>Potwierdzenie zamknięcia zgłoszenia.</w:t>
+        <w:t>&lt;&lt;return&gt;&gt; zgłoszenie zamknięte – Potwierdzenie zamknięcia zgłoszenia.</w:t>
       </w:r>
     </w:p>
     <w:p>
@@ -4217,47 +4087,13 @@
           <w:lang w:val="pl-PL"/>
         </w:rPr>
       </w:pPr>
-      <w:proofErr w:type="spellStart"/>
-      <w:r>
-        <w:rPr>
-          <w:rFonts w:asciiTheme="minorHAnsi" w:hAnsiTheme="minorHAnsi" w:cstheme="minorHAnsi"/>
-          <w:sz w:val="28"/>
-          <w:lang w:val="pl-PL"/>
-        </w:rPr>
-        <w:t>algorytmPrzydzielania</w:t>
-      </w:r>
-      <w:proofErr w:type="spellEnd"/>
-      <w:r>
-        <w:rPr>
-          <w:rFonts w:asciiTheme="minorHAnsi" w:hAnsiTheme="minorHAnsi" w:cstheme="minorHAnsi"/>
-          <w:sz w:val="28"/>
-          <w:lang w:val="pl-PL"/>
-        </w:rPr>
-        <w:t xml:space="preserve">() </w:t>
-      </w:r>
-      <w:r>
-        <w:rPr>
-          <w:rFonts w:asciiTheme="minorHAnsi" w:hAnsiTheme="minorHAnsi" w:cstheme="minorHAnsi"/>
-          <w:sz w:val="28"/>
-          <w:lang w:val="pl-PL"/>
-        </w:rPr>
-        <w:t>-</w:t>
-      </w:r>
-      <w:r>
-        <w:rPr>
-          <w:rFonts w:asciiTheme="minorHAnsi" w:hAnsiTheme="minorHAnsi" w:cstheme="minorHAnsi"/>
-          <w:sz w:val="28"/>
-          <w:lang w:val="pl-PL"/>
-        </w:rPr>
-        <w:t xml:space="preserve"> Aktor Operator wywołuje </w:t>
-      </w:r>
-      <w:r>
-        <w:rPr>
-          <w:rFonts w:asciiTheme="minorHAnsi" w:hAnsiTheme="minorHAnsi" w:cstheme="minorHAnsi"/>
-          <w:sz w:val="28"/>
-          <w:lang w:val="pl-PL"/>
-        </w:rPr>
-        <w:t>algorytm przydzielania.</w:t>
+      <w:r>
+        <w:rPr>
+          <w:rFonts w:asciiTheme="minorHAnsi" w:hAnsiTheme="minorHAnsi" w:cstheme="minorHAnsi"/>
+          <w:sz w:val="28"/>
+          <w:lang w:val="pl-PL"/>
+        </w:rPr>
+        <w:t>algorytmPrzydzielania() - Aktor Operator wywołuje algorytm przydzielania.</w:t>
       </w:r>
     </w:p>
     <w:p>
@@ -4275,31 +4111,7 @@
           <w:sz w:val="28"/>
           <w:lang w:val="pl-PL"/>
         </w:rPr>
-        <w:t xml:space="preserve">&lt;&lt;return&gt;&gt; proponowani bohaterowie </w:t>
-      </w:r>
-      <w:r>
-        <w:rPr>
-          <w:rFonts w:asciiTheme="minorHAnsi" w:hAnsiTheme="minorHAnsi" w:cstheme="minorHAnsi"/>
-          <w:sz w:val="28"/>
-          <w:lang w:val="pl-PL"/>
-        </w:rPr>
-        <w:t>-</w:t>
-      </w:r>
-      <w:r>
-        <w:rPr>
-          <w:rFonts w:asciiTheme="minorHAnsi" w:hAnsiTheme="minorHAnsi" w:cstheme="minorHAnsi"/>
-          <w:sz w:val="28"/>
-          <w:lang w:val="pl-PL"/>
-        </w:rPr>
-        <w:t xml:space="preserve"> </w:t>
-      </w:r>
-      <w:r>
-        <w:rPr>
-          <w:rFonts w:asciiTheme="minorHAnsi" w:hAnsiTheme="minorHAnsi" w:cstheme="minorHAnsi"/>
-          <w:sz w:val="28"/>
-          <w:lang w:val="pl-PL"/>
-        </w:rPr>
-        <w:t>Operator dostaje listę proponowanych Bohaterów do przydzielenia.</w:t>
+        <w:t>&lt;&lt;return&gt;&gt; proponowani bohaterowie - Operator dostaje listę proponowanych Bohaterów do przydzielenia.</w:t>
       </w:r>
     </w:p>
     <w:p>
@@ -4311,71 +4123,13 @@
           <w:lang w:val="pl-PL"/>
         </w:rPr>
       </w:pPr>
-      <w:proofErr w:type="spellStart"/>
-      <w:r>
-        <w:rPr>
-          <w:rFonts w:asciiTheme="minorHAnsi" w:hAnsiTheme="minorHAnsi" w:cstheme="minorHAnsi"/>
-          <w:sz w:val="28"/>
-          <w:lang w:val="pl-PL"/>
-        </w:rPr>
-        <w:t>przydzielanieMisji</w:t>
-      </w:r>
-      <w:proofErr w:type="spellEnd"/>
-      <w:r>
-        <w:rPr>
-          <w:rFonts w:asciiTheme="minorHAnsi" w:hAnsiTheme="minorHAnsi" w:cstheme="minorHAnsi"/>
-          <w:sz w:val="28"/>
-          <w:lang w:val="pl-PL"/>
-        </w:rPr>
-        <w:t xml:space="preserve">() </w:t>
-      </w:r>
-      <w:r>
-        <w:rPr>
-          <w:rFonts w:asciiTheme="minorHAnsi" w:hAnsiTheme="minorHAnsi" w:cstheme="minorHAnsi"/>
-          <w:sz w:val="28"/>
-          <w:lang w:val="pl-PL"/>
-        </w:rPr>
-        <w:t>-</w:t>
-      </w:r>
-      <w:r>
-        <w:rPr>
-          <w:rFonts w:asciiTheme="minorHAnsi" w:hAnsiTheme="minorHAnsi" w:cstheme="minorHAnsi"/>
-          <w:sz w:val="28"/>
-          <w:lang w:val="pl-PL"/>
-        </w:rPr>
-        <w:t xml:space="preserve"> Operator przydziel</w:t>
-      </w:r>
-      <w:r>
-        <w:rPr>
-          <w:rFonts w:asciiTheme="minorHAnsi" w:hAnsiTheme="minorHAnsi" w:cstheme="minorHAnsi"/>
-          <w:sz w:val="28"/>
-          <w:lang w:val="pl-PL"/>
-        </w:rPr>
-        <w:t>a</w:t>
-      </w:r>
-      <w:r>
-        <w:rPr>
-          <w:rFonts w:asciiTheme="minorHAnsi" w:hAnsiTheme="minorHAnsi" w:cstheme="minorHAnsi"/>
-          <w:sz w:val="28"/>
-          <w:lang w:val="pl-PL"/>
-        </w:rPr>
-        <w:t xml:space="preserve"> do zadania</w:t>
-      </w:r>
-      <w:r>
-        <w:rPr>
-          <w:rFonts w:asciiTheme="minorHAnsi" w:hAnsiTheme="minorHAnsi" w:cstheme="minorHAnsi"/>
-          <w:sz w:val="28"/>
-          <w:lang w:val="pl-PL"/>
-        </w:rPr>
-        <w:t xml:space="preserve"> Bohaterom</w:t>
-      </w:r>
-      <w:r>
-        <w:rPr>
-          <w:rFonts w:asciiTheme="minorHAnsi" w:hAnsiTheme="minorHAnsi" w:cstheme="minorHAnsi"/>
-          <w:sz w:val="28"/>
-          <w:lang w:val="pl-PL"/>
-        </w:rPr>
-        <w:t xml:space="preserve">. </w:t>
+      <w:r>
+        <w:rPr>
+          <w:rFonts w:asciiTheme="minorHAnsi" w:hAnsiTheme="minorHAnsi" w:cstheme="minorHAnsi"/>
+          <w:sz w:val="28"/>
+          <w:lang w:val="pl-PL"/>
+        </w:rPr>
+        <w:t xml:space="preserve">przydzielanieMisji() - Operator przydziela do zadania Bohaterom. </w:t>
       </w:r>
     </w:p>
     <w:p>
@@ -4393,57 +4147,7 @@
           <w:sz w:val="28"/>
           <w:lang w:val="pl-PL"/>
         </w:rPr>
-        <w:t>&lt;&lt;</w:t>
-      </w:r>
-      <w:proofErr w:type="spellStart"/>
-      <w:r>
-        <w:rPr>
-          <w:rFonts w:asciiTheme="minorHAnsi" w:hAnsiTheme="minorHAnsi" w:cstheme="minorHAnsi"/>
-          <w:sz w:val="28"/>
-          <w:lang w:val="pl-PL"/>
-        </w:rPr>
-        <w:t>create</w:t>
-      </w:r>
-      <w:proofErr w:type="spellEnd"/>
-      <w:r>
-        <w:rPr>
-          <w:rFonts w:asciiTheme="minorHAnsi" w:hAnsiTheme="minorHAnsi" w:cstheme="minorHAnsi"/>
-          <w:sz w:val="28"/>
-          <w:lang w:val="pl-PL"/>
-        </w:rPr>
-        <w:t xml:space="preserve">&gt;&gt; Misja() </w:t>
-      </w:r>
-      <w:r>
-        <w:rPr>
-          <w:rFonts w:asciiTheme="minorHAnsi" w:hAnsiTheme="minorHAnsi" w:cstheme="minorHAnsi"/>
-          <w:sz w:val="28"/>
-          <w:lang w:val="pl-PL"/>
-        </w:rPr>
-        <w:t>-</w:t>
-      </w:r>
-      <w:r>
-        <w:rPr>
-          <w:rFonts w:asciiTheme="minorHAnsi" w:hAnsiTheme="minorHAnsi" w:cstheme="minorHAnsi"/>
-          <w:sz w:val="28"/>
-          <w:lang w:val="pl-PL"/>
-        </w:rPr>
-        <w:t xml:space="preserve"> Operator </w:t>
-      </w:r>
-      <w:r>
-        <w:rPr>
-          <w:rFonts w:asciiTheme="minorHAnsi" w:hAnsiTheme="minorHAnsi" w:cstheme="minorHAnsi"/>
-          <w:sz w:val="28"/>
-          <w:lang w:val="pl-PL"/>
-        </w:rPr>
-        <w:t>tworzy misję.</w:t>
-      </w:r>
-      <w:r>
-        <w:rPr>
-          <w:rFonts w:asciiTheme="minorHAnsi" w:hAnsiTheme="minorHAnsi" w:cstheme="minorHAnsi"/>
-          <w:sz w:val="28"/>
-          <w:lang w:val="pl-PL"/>
-        </w:rPr>
-        <w:t xml:space="preserve"> </w:t>
+        <w:t xml:space="preserve">&lt;&lt;create&gt;&gt; Misja() - Operator tworzy misję. </w:t>
       </w:r>
     </w:p>
     <w:p>
@@ -4455,55 +4159,13 @@
           <w:lang w:val="pl-PL"/>
         </w:rPr>
       </w:pPr>
-      <w:proofErr w:type="spellStart"/>
-      <w:r>
-        <w:rPr>
-          <w:rFonts w:asciiTheme="minorHAnsi" w:hAnsiTheme="minorHAnsi" w:cstheme="minorHAnsi"/>
-          <w:sz w:val="28"/>
-          <w:lang w:val="pl-PL"/>
-        </w:rPr>
-        <w:t>startMisji</w:t>
-      </w:r>
-      <w:proofErr w:type="spellEnd"/>
-      <w:r>
-        <w:rPr>
-          <w:rFonts w:asciiTheme="minorHAnsi" w:hAnsiTheme="minorHAnsi" w:cstheme="minorHAnsi"/>
-          <w:sz w:val="28"/>
-          <w:lang w:val="pl-PL"/>
-        </w:rPr>
-        <w:t xml:space="preserve">() </w:t>
-      </w:r>
-      <w:r>
-        <w:rPr>
-          <w:rFonts w:asciiTheme="minorHAnsi" w:hAnsiTheme="minorHAnsi" w:cstheme="minorHAnsi"/>
-          <w:sz w:val="28"/>
-          <w:lang w:val="pl-PL"/>
-        </w:rPr>
-        <w:t>-</w:t>
-      </w:r>
-      <w:r>
-        <w:rPr>
-          <w:rFonts w:asciiTheme="minorHAnsi" w:hAnsiTheme="minorHAnsi" w:cstheme="minorHAnsi"/>
-          <w:sz w:val="28"/>
-          <w:lang w:val="pl-PL"/>
-        </w:rPr>
-        <w:t xml:space="preserve"> </w:t>
-      </w:r>
-      <w:r>
-        <w:rPr>
-          <w:rFonts w:asciiTheme="minorHAnsi" w:hAnsiTheme="minorHAnsi" w:cstheme="minorHAnsi"/>
-          <w:sz w:val="28"/>
-          <w:lang w:val="pl-PL"/>
-        </w:rPr>
-        <w:t>Bohater rozpoczyna misję.</w:t>
-      </w:r>
-      <w:r>
-        <w:rPr>
-          <w:rFonts w:asciiTheme="minorHAnsi" w:hAnsiTheme="minorHAnsi" w:cstheme="minorHAnsi"/>
-          <w:sz w:val="28"/>
-          <w:lang w:val="pl-PL"/>
-        </w:rPr>
-        <w:t xml:space="preserve"> </w:t>
+      <w:r>
+        <w:rPr>
+          <w:rFonts w:asciiTheme="minorHAnsi" w:hAnsiTheme="minorHAnsi" w:cstheme="minorHAnsi"/>
+          <w:sz w:val="28"/>
+          <w:lang w:val="pl-PL"/>
+        </w:rPr>
+        <w:t xml:space="preserve">startMisji() - Bohater rozpoczyna misję. </w:t>
       </w:r>
     </w:p>
     <w:p>
@@ -4521,31 +4183,7 @@
           <w:sz w:val="28"/>
           <w:lang w:val="pl-PL"/>
         </w:rPr>
-        <w:t xml:space="preserve">&lt;&lt;return&gt;&gt; misja rozpoczęta </w:t>
-      </w:r>
-      <w:r>
-        <w:rPr>
-          <w:rFonts w:asciiTheme="minorHAnsi" w:hAnsiTheme="minorHAnsi" w:cstheme="minorHAnsi"/>
-          <w:sz w:val="28"/>
-          <w:lang w:val="pl-PL"/>
-        </w:rPr>
-        <w:t>-</w:t>
-      </w:r>
-      <w:r>
-        <w:rPr>
-          <w:rFonts w:asciiTheme="minorHAnsi" w:hAnsiTheme="minorHAnsi" w:cstheme="minorHAnsi"/>
-          <w:sz w:val="28"/>
-          <w:lang w:val="pl-PL"/>
-        </w:rPr>
-        <w:t xml:space="preserve"> </w:t>
-      </w:r>
-      <w:r>
-        <w:rPr>
-          <w:rFonts w:asciiTheme="minorHAnsi" w:hAnsiTheme="minorHAnsi" w:cstheme="minorHAnsi"/>
-          <w:sz w:val="28"/>
-          <w:lang w:val="pl-PL"/>
-        </w:rPr>
-        <w:t>Operator otrzymuje komunikat o wystartowaniu misji.</w:t>
+        <w:t>&lt;&lt;return&gt;&gt; misja rozpoczęta - Operator otrzymuje komunikat o wystartowaniu misji.</w:t>
       </w:r>
     </w:p>
     <w:p>
@@ -4625,57 +4263,13 @@
           <w:lang w:val="pl-PL"/>
         </w:rPr>
       </w:pPr>
-      <w:proofErr w:type="spellStart"/>
-      <w:r>
-        <w:rPr>
-          <w:rFonts w:asciiTheme="minorHAnsi" w:hAnsiTheme="minorHAnsi" w:cstheme="minorHAnsi"/>
-          <w:sz w:val="28"/>
-          <w:lang w:val="pl-PL"/>
-        </w:rPr>
-        <w:t>wyslanieDrona</w:t>
-      </w:r>
-      <w:proofErr w:type="spellEnd"/>
-      <w:r>
-        <w:rPr>
-          <w:rFonts w:asciiTheme="minorHAnsi" w:hAnsiTheme="minorHAnsi" w:cstheme="minorHAnsi"/>
-          <w:sz w:val="28"/>
-          <w:lang w:val="pl-PL"/>
-        </w:rPr>
-        <w:t xml:space="preserve">() </w:t>
-      </w:r>
-      <w:r>
-        <w:rPr>
-          <w:rFonts w:asciiTheme="minorHAnsi" w:hAnsiTheme="minorHAnsi" w:cstheme="minorHAnsi"/>
-          <w:sz w:val="28"/>
-          <w:lang w:val="pl-PL"/>
-        </w:rPr>
-        <w:t>-</w:t>
-      </w:r>
-      <w:r>
-        <w:rPr>
-          <w:rFonts w:asciiTheme="minorHAnsi" w:hAnsiTheme="minorHAnsi" w:cstheme="minorHAnsi"/>
-          <w:sz w:val="28"/>
-          <w:lang w:val="pl-PL"/>
-        </w:rPr>
-        <w:t xml:space="preserve"> Aktor Operator wysyła </w:t>
-      </w:r>
-      <w:proofErr w:type="spellStart"/>
-      <w:r>
-        <w:rPr>
-          <w:rFonts w:asciiTheme="minorHAnsi" w:hAnsiTheme="minorHAnsi" w:cstheme="minorHAnsi"/>
-          <w:sz w:val="28"/>
-          <w:lang w:val="pl-PL"/>
-        </w:rPr>
-        <w:t>drona</w:t>
-      </w:r>
-      <w:proofErr w:type="spellEnd"/>
-      <w:r>
-        <w:rPr>
-          <w:rFonts w:asciiTheme="minorHAnsi" w:hAnsiTheme="minorHAnsi" w:cstheme="minorHAnsi"/>
-          <w:sz w:val="28"/>
-          <w:lang w:val="pl-PL"/>
-        </w:rPr>
-        <w:t xml:space="preserve"> do Bohatera</w:t>
+      <w:r>
+        <w:rPr>
+          <w:rFonts w:asciiTheme="minorHAnsi" w:hAnsiTheme="minorHAnsi" w:cstheme="minorHAnsi"/>
+          <w:sz w:val="28"/>
+          <w:lang w:val="pl-PL"/>
+        </w:rPr>
+        <w:t>wyslanieDrona() - Aktor Operator wysyła drona do Bohatera</w:t>
       </w:r>
     </w:p>
     <w:p>
@@ -4687,55 +4281,13 @@
           <w:lang w:val="pl-PL"/>
         </w:rPr>
       </w:pPr>
-      <w:proofErr w:type="spellStart"/>
-      <w:r>
-        <w:rPr>
-          <w:rFonts w:asciiTheme="minorHAnsi" w:hAnsiTheme="minorHAnsi" w:cstheme="minorHAnsi"/>
-          <w:sz w:val="28"/>
-          <w:lang w:val="pl-PL"/>
-        </w:rPr>
-        <w:t>obrazKamery</w:t>
-      </w:r>
-      <w:proofErr w:type="spellEnd"/>
-      <w:r>
-        <w:rPr>
-          <w:rFonts w:asciiTheme="minorHAnsi" w:hAnsiTheme="minorHAnsi" w:cstheme="minorHAnsi"/>
-          <w:sz w:val="28"/>
-          <w:lang w:val="pl-PL"/>
-        </w:rPr>
-        <w:t xml:space="preserve">() </w:t>
-      </w:r>
-      <w:r>
-        <w:rPr>
-          <w:rFonts w:asciiTheme="minorHAnsi" w:hAnsiTheme="minorHAnsi" w:cstheme="minorHAnsi"/>
-          <w:sz w:val="28"/>
-          <w:lang w:val="pl-PL"/>
-        </w:rPr>
-        <w:t>-</w:t>
-      </w:r>
-      <w:r>
-        <w:rPr>
-          <w:rFonts w:asciiTheme="minorHAnsi" w:hAnsiTheme="minorHAnsi" w:cstheme="minorHAnsi"/>
-          <w:sz w:val="28"/>
-          <w:lang w:val="pl-PL"/>
-        </w:rPr>
-        <w:t xml:space="preserve"> </w:t>
-      </w:r>
-      <w:r>
-        <w:rPr>
-          <w:rFonts w:asciiTheme="minorHAnsi" w:hAnsiTheme="minorHAnsi" w:cstheme="minorHAnsi"/>
-          <w:sz w:val="28"/>
-          <w:lang w:val="pl-PL"/>
-        </w:rPr>
-        <w:t>Operator żąda obrazu od Bohatera</w:t>
-      </w:r>
-      <w:r>
-        <w:rPr>
-          <w:rFonts w:asciiTheme="minorHAnsi" w:hAnsiTheme="minorHAnsi" w:cstheme="minorHAnsi"/>
-          <w:sz w:val="28"/>
-          <w:lang w:val="pl-PL"/>
-        </w:rPr>
-        <w:t xml:space="preserve">. </w:t>
+      <w:r>
+        <w:rPr>
+          <w:rFonts w:asciiTheme="minorHAnsi" w:hAnsiTheme="minorHAnsi" w:cstheme="minorHAnsi"/>
+          <w:sz w:val="28"/>
+          <w:lang w:val="pl-PL"/>
+        </w:rPr>
+        <w:t xml:space="preserve">obrazKamery() - Operator żąda obrazu od Bohatera. </w:t>
       </w:r>
     </w:p>
     <w:p>
@@ -4753,39 +4305,7 @@
           <w:sz w:val="28"/>
           <w:lang w:val="pl-PL"/>
         </w:rPr>
-        <w:t xml:space="preserve">&lt;&lt;return&gt;&gt; obraz </w:t>
-      </w:r>
-      <w:r>
-        <w:rPr>
-          <w:rFonts w:asciiTheme="minorHAnsi" w:hAnsiTheme="minorHAnsi" w:cstheme="minorHAnsi"/>
-          <w:sz w:val="28"/>
-          <w:lang w:val="pl-PL"/>
-        </w:rPr>
-        <w:t>-</w:t>
-      </w:r>
-      <w:r>
-        <w:rPr>
-          <w:rFonts w:asciiTheme="minorHAnsi" w:hAnsiTheme="minorHAnsi" w:cstheme="minorHAnsi"/>
-          <w:sz w:val="28"/>
-          <w:lang w:val="pl-PL"/>
-        </w:rPr>
-        <w:t xml:space="preserve"> </w:t>
-      </w:r>
-      <w:r>
-        <w:rPr>
-          <w:rFonts w:asciiTheme="minorHAnsi" w:hAnsiTheme="minorHAnsi" w:cstheme="minorHAnsi"/>
-          <w:sz w:val="28"/>
-          <w:lang w:val="pl-PL"/>
-        </w:rPr>
-        <w:t>Bohater zwraca obraz z kamery dla Operatora</w:t>
-      </w:r>
-      <w:r>
-        <w:rPr>
-          <w:rFonts w:asciiTheme="minorHAnsi" w:hAnsiTheme="minorHAnsi" w:cstheme="minorHAnsi"/>
-          <w:sz w:val="28"/>
-          <w:lang w:val="pl-PL"/>
-        </w:rPr>
-        <w:t xml:space="preserve"> </w:t>
+        <w:t xml:space="preserve">&lt;&lt;return&gt;&gt; obraz - Bohater zwraca obraz z kamery dla Operatora </w:t>
       </w:r>
     </w:p>
     <w:p>
@@ -4803,85 +4323,7 @@
           <w:sz w:val="28"/>
           <w:lang w:val="pl-PL"/>
         </w:rPr>
-        <w:t>&lt;&lt;</w:t>
-      </w:r>
-      <w:proofErr w:type="spellStart"/>
-      <w:r>
-        <w:rPr>
-          <w:rFonts w:asciiTheme="minorHAnsi" w:hAnsiTheme="minorHAnsi" w:cstheme="minorHAnsi"/>
-          <w:sz w:val="28"/>
-          <w:lang w:val="pl-PL"/>
-        </w:rPr>
-        <w:t>create</w:t>
-      </w:r>
-      <w:proofErr w:type="spellEnd"/>
-      <w:r>
-        <w:rPr>
-          <w:rFonts w:asciiTheme="minorHAnsi" w:hAnsiTheme="minorHAnsi" w:cstheme="minorHAnsi"/>
-          <w:sz w:val="28"/>
-          <w:lang w:val="pl-PL"/>
-        </w:rPr>
-        <w:t xml:space="preserve">&gt;&gt; </w:t>
-      </w:r>
-      <w:proofErr w:type="spellStart"/>
-      <w:r>
-        <w:rPr>
-          <w:rFonts w:asciiTheme="minorHAnsi" w:hAnsiTheme="minorHAnsi" w:cstheme="minorHAnsi"/>
-          <w:sz w:val="28"/>
-          <w:lang w:val="pl-PL"/>
-        </w:rPr>
-        <w:t>dronZwiadowczy</w:t>
-      </w:r>
-      <w:proofErr w:type="spellEnd"/>
-      <w:r>
-        <w:rPr>
-          <w:rFonts w:asciiTheme="minorHAnsi" w:hAnsiTheme="minorHAnsi" w:cstheme="minorHAnsi"/>
-          <w:sz w:val="28"/>
-          <w:lang w:val="pl-PL"/>
-        </w:rPr>
-        <w:t xml:space="preserve">() </w:t>
-      </w:r>
-      <w:r>
-        <w:rPr>
-          <w:rFonts w:asciiTheme="minorHAnsi" w:hAnsiTheme="minorHAnsi" w:cstheme="minorHAnsi"/>
-          <w:sz w:val="28"/>
-          <w:lang w:val="pl-PL"/>
-        </w:rPr>
-        <w:t>-</w:t>
-      </w:r>
-      <w:r>
-        <w:rPr>
-          <w:rFonts w:asciiTheme="minorHAnsi" w:hAnsiTheme="minorHAnsi" w:cstheme="minorHAnsi"/>
-          <w:sz w:val="28"/>
-          <w:lang w:val="pl-PL"/>
-        </w:rPr>
-        <w:t xml:space="preserve"> </w:t>
-      </w:r>
-      <w:r>
-        <w:rPr>
-          <w:rFonts w:asciiTheme="minorHAnsi" w:hAnsiTheme="minorHAnsi" w:cstheme="minorHAnsi"/>
-          <w:sz w:val="28"/>
-          <w:lang w:val="pl-PL"/>
-        </w:rPr>
-        <w:t xml:space="preserve">Operator aktywuje </w:t>
-      </w:r>
-      <w:proofErr w:type="spellStart"/>
-      <w:r>
-        <w:rPr>
-          <w:rFonts w:asciiTheme="minorHAnsi" w:hAnsiTheme="minorHAnsi" w:cstheme="minorHAnsi"/>
-          <w:sz w:val="28"/>
-          <w:lang w:val="pl-PL"/>
-        </w:rPr>
-        <w:t>drona</w:t>
-      </w:r>
-      <w:proofErr w:type="spellEnd"/>
-      <w:r>
-        <w:rPr>
-          <w:rFonts w:asciiTheme="minorHAnsi" w:hAnsiTheme="minorHAnsi" w:cstheme="minorHAnsi"/>
-          <w:sz w:val="28"/>
-          <w:lang w:val="pl-PL"/>
-        </w:rPr>
-        <w:t xml:space="preserve"> </w:t>
+        <w:t xml:space="preserve">&lt;&lt;create&gt;&gt; dronZwiadowczy() - Operator aktywuje drona </w:t>
       </w:r>
     </w:p>
     <w:p>
@@ -4893,55 +4335,13 @@
           <w:lang w:val="pl-PL"/>
         </w:rPr>
       </w:pPr>
-      <w:proofErr w:type="spellStart"/>
-      <w:r>
-        <w:rPr>
-          <w:rFonts w:asciiTheme="minorHAnsi" w:hAnsiTheme="minorHAnsi" w:cstheme="minorHAnsi"/>
-          <w:sz w:val="28"/>
-          <w:lang w:val="pl-PL"/>
-        </w:rPr>
-        <w:t>startZwiadu</w:t>
-      </w:r>
-      <w:proofErr w:type="spellEnd"/>
-      <w:r>
-        <w:rPr>
-          <w:rFonts w:asciiTheme="minorHAnsi" w:hAnsiTheme="minorHAnsi" w:cstheme="minorHAnsi"/>
-          <w:sz w:val="28"/>
-          <w:lang w:val="pl-PL"/>
-        </w:rPr>
-        <w:t xml:space="preserve">() </w:t>
-      </w:r>
-      <w:r>
-        <w:rPr>
-          <w:rFonts w:asciiTheme="minorHAnsi" w:hAnsiTheme="minorHAnsi" w:cstheme="minorHAnsi"/>
-          <w:sz w:val="28"/>
-          <w:lang w:val="pl-PL"/>
-        </w:rPr>
-        <w:t>-</w:t>
-      </w:r>
-      <w:r>
-        <w:rPr>
-          <w:rFonts w:asciiTheme="minorHAnsi" w:hAnsiTheme="minorHAnsi" w:cstheme="minorHAnsi"/>
-          <w:sz w:val="28"/>
-          <w:lang w:val="pl-PL"/>
-        </w:rPr>
-        <w:t xml:space="preserve"> Operator wydaje </w:t>
-      </w:r>
-      <w:r>
-        <w:rPr>
-          <w:rFonts w:asciiTheme="minorHAnsi" w:hAnsiTheme="minorHAnsi" w:cstheme="minorHAnsi"/>
-          <w:sz w:val="28"/>
-          <w:lang w:val="pl-PL"/>
-        </w:rPr>
-        <w:t>polecenie</w:t>
-      </w:r>
-      <w:r>
-        <w:rPr>
-          <w:rFonts w:asciiTheme="minorHAnsi" w:hAnsiTheme="minorHAnsi" w:cstheme="minorHAnsi"/>
-          <w:sz w:val="28"/>
-          <w:lang w:val="pl-PL"/>
-        </w:rPr>
-        <w:t xml:space="preserve"> rozpoczęcia zwiadu </w:t>
+      <w:r>
+        <w:rPr>
+          <w:rFonts w:asciiTheme="minorHAnsi" w:hAnsiTheme="minorHAnsi" w:cstheme="minorHAnsi"/>
+          <w:sz w:val="28"/>
+          <w:lang w:val="pl-PL"/>
+        </w:rPr>
+        <w:t xml:space="preserve">startZwiadu() - Operator wydaje polecenie rozpoczęcia zwiadu </w:t>
       </w:r>
     </w:p>
     <w:p>
@@ -4953,47 +4353,13 @@
           <w:lang w:val="pl-PL"/>
         </w:rPr>
       </w:pPr>
-      <w:proofErr w:type="spellStart"/>
-      <w:r>
-        <w:rPr>
-          <w:rFonts w:asciiTheme="minorHAnsi" w:hAnsiTheme="minorHAnsi" w:cstheme="minorHAnsi"/>
-          <w:sz w:val="28"/>
-          <w:lang w:val="pl-PL"/>
-        </w:rPr>
-        <w:t>pokazObraz</w:t>
-      </w:r>
-      <w:proofErr w:type="spellEnd"/>
-      <w:r>
-        <w:rPr>
-          <w:rFonts w:asciiTheme="minorHAnsi" w:hAnsiTheme="minorHAnsi" w:cstheme="minorHAnsi"/>
-          <w:sz w:val="28"/>
-          <w:lang w:val="pl-PL"/>
-        </w:rPr>
-        <w:t xml:space="preserve">() </w:t>
-      </w:r>
-      <w:r>
-        <w:rPr>
-          <w:rFonts w:asciiTheme="minorHAnsi" w:hAnsiTheme="minorHAnsi" w:cstheme="minorHAnsi"/>
-          <w:sz w:val="28"/>
-          <w:lang w:val="pl-PL"/>
-        </w:rPr>
-        <w:t>-</w:t>
-      </w:r>
-      <w:r>
-        <w:rPr>
-          <w:rFonts w:asciiTheme="minorHAnsi" w:hAnsiTheme="minorHAnsi" w:cstheme="minorHAnsi"/>
-          <w:sz w:val="28"/>
-          <w:lang w:val="pl-PL"/>
-        </w:rPr>
-        <w:t xml:space="preserve"> Operator </w:t>
-      </w:r>
-      <w:r>
-        <w:rPr>
-          <w:rFonts w:asciiTheme="minorHAnsi" w:hAnsiTheme="minorHAnsi" w:cstheme="minorHAnsi"/>
-          <w:sz w:val="28"/>
-          <w:lang w:val="pl-PL"/>
-        </w:rPr>
-        <w:t>wysyła komunikat dronowi o udostępnienie obrazu</w:t>
+      <w:r>
+        <w:rPr>
+          <w:rFonts w:asciiTheme="minorHAnsi" w:hAnsiTheme="minorHAnsi" w:cstheme="minorHAnsi"/>
+          <w:sz w:val="28"/>
+          <w:lang w:val="pl-PL"/>
+        </w:rPr>
+        <w:t>pokazObraz() - Operator wysyła komunikat dronowi o udostępnienie obrazu</w:t>
       </w:r>
     </w:p>
     <w:p>
@@ -5011,49 +4377,7 @@
           <w:sz w:val="28"/>
           <w:lang w:val="pl-PL"/>
         </w:rPr>
-        <w:t xml:space="preserve">&lt;&lt;return&gt;&gt; </w:t>
-      </w:r>
-      <w:proofErr w:type="spellStart"/>
-      <w:r>
-        <w:rPr>
-          <w:rFonts w:asciiTheme="minorHAnsi" w:hAnsiTheme="minorHAnsi" w:cstheme="minorHAnsi"/>
-          <w:sz w:val="28"/>
-          <w:lang w:val="pl-PL"/>
-        </w:rPr>
-        <w:t>transmisja_wideo</w:t>
-      </w:r>
-      <w:proofErr w:type="spellEnd"/>
-      <w:r>
-        <w:rPr>
-          <w:rFonts w:asciiTheme="minorHAnsi" w:hAnsiTheme="minorHAnsi" w:cstheme="minorHAnsi"/>
-          <w:sz w:val="28"/>
-          <w:lang w:val="pl-PL"/>
-        </w:rPr>
-        <w:t xml:space="preserve"> </w:t>
-      </w:r>
-      <w:r>
-        <w:rPr>
-          <w:rFonts w:asciiTheme="minorHAnsi" w:hAnsiTheme="minorHAnsi" w:cstheme="minorHAnsi"/>
-          <w:sz w:val="28"/>
-          <w:lang w:val="pl-PL"/>
-        </w:rPr>
-        <w:t>-</w:t>
-      </w:r>
-      <w:r>
-        <w:rPr>
-          <w:rFonts w:asciiTheme="minorHAnsi" w:hAnsiTheme="minorHAnsi" w:cstheme="minorHAnsi"/>
-          <w:sz w:val="28"/>
-          <w:lang w:val="pl-PL"/>
-        </w:rPr>
-        <w:t xml:space="preserve"> </w:t>
-      </w:r>
-      <w:r>
-        <w:rPr>
-          <w:rFonts w:asciiTheme="minorHAnsi" w:hAnsiTheme="minorHAnsi" w:cstheme="minorHAnsi"/>
-          <w:sz w:val="28"/>
-          <w:lang w:val="pl-PL"/>
-        </w:rPr>
-        <w:t>Dron zwraca obraz w czasie rzeczywistym Operatorowi</w:t>
+        <w:t>&lt;&lt;return&gt;&gt; transmisja_wideo - Dron zwraca obraz w czasie rzeczywistym Operatorowi</w:t>
       </w:r>
     </w:p>
     <w:p>
@@ -5065,73 +4389,13 @@
           <w:lang w:val="pl-PL"/>
         </w:rPr>
       </w:pPr>
-      <w:proofErr w:type="spellStart"/>
-      <w:r>
-        <w:rPr>
-          <w:rFonts w:asciiTheme="minorHAnsi" w:hAnsiTheme="minorHAnsi" w:cstheme="minorHAnsi"/>
-          <w:sz w:val="28"/>
-          <w:lang w:val="pl-PL"/>
-        </w:rPr>
-        <w:t>powrotDoBazy</w:t>
-      </w:r>
-      <w:proofErr w:type="spellEnd"/>
-      <w:r>
-        <w:rPr>
-          <w:rFonts w:asciiTheme="minorHAnsi" w:hAnsiTheme="minorHAnsi" w:cstheme="minorHAnsi"/>
-          <w:sz w:val="28"/>
-          <w:lang w:val="pl-PL"/>
-        </w:rPr>
-        <w:t xml:space="preserve">() </w:t>
-      </w:r>
-      <w:r>
-        <w:rPr>
-          <w:rFonts w:asciiTheme="minorHAnsi" w:hAnsiTheme="minorHAnsi" w:cstheme="minorHAnsi"/>
-          <w:sz w:val="28"/>
-          <w:lang w:val="pl-PL"/>
-        </w:rPr>
-        <w:t>-</w:t>
-      </w:r>
-      <w:r>
-        <w:rPr>
-          <w:rFonts w:asciiTheme="minorHAnsi" w:hAnsiTheme="minorHAnsi" w:cstheme="minorHAnsi"/>
-          <w:sz w:val="28"/>
-          <w:lang w:val="pl-PL"/>
-        </w:rPr>
-        <w:t xml:space="preserve"> </w:t>
-      </w:r>
-      <w:r>
-        <w:rPr>
-          <w:rFonts w:asciiTheme="minorHAnsi" w:hAnsiTheme="minorHAnsi" w:cstheme="minorHAnsi"/>
-          <w:sz w:val="28"/>
-          <w:lang w:val="pl-PL"/>
-        </w:rPr>
-        <w:t xml:space="preserve">Po zakończeniu zwiadu Operator wysyła komunikat powracający </w:t>
-      </w:r>
-      <w:proofErr w:type="spellStart"/>
-      <w:r>
-        <w:rPr>
-          <w:rFonts w:asciiTheme="minorHAnsi" w:hAnsiTheme="minorHAnsi" w:cstheme="minorHAnsi"/>
-          <w:sz w:val="28"/>
-          <w:lang w:val="pl-PL"/>
-        </w:rPr>
-        <w:t>drona</w:t>
-      </w:r>
-      <w:proofErr w:type="spellEnd"/>
-      <w:r>
-        <w:rPr>
-          <w:rFonts w:asciiTheme="minorHAnsi" w:hAnsiTheme="minorHAnsi" w:cstheme="minorHAnsi"/>
-          <w:sz w:val="28"/>
-          <w:lang w:val="pl-PL"/>
-        </w:rPr>
-        <w:t xml:space="preserve"> do bazy</w:t>
-      </w:r>
-      <w:r>
-        <w:rPr>
-          <w:rFonts w:asciiTheme="minorHAnsi" w:hAnsiTheme="minorHAnsi" w:cstheme="minorHAnsi"/>
-          <w:sz w:val="28"/>
-          <w:lang w:val="pl-PL"/>
-        </w:rPr>
-        <w:t xml:space="preserve"> </w:t>
+      <w:r>
+        <w:rPr>
+          <w:rFonts w:asciiTheme="minorHAnsi" w:hAnsiTheme="minorHAnsi" w:cstheme="minorHAnsi"/>
+          <w:sz w:val="28"/>
+          <w:lang w:val="pl-PL"/>
+        </w:rPr>
+        <w:t xml:space="preserve">powrotDoBazy() - Po zakończeniu zwiadu Operator wysyła komunikat powracający drona do bazy </w:t>
       </w:r>
     </w:p>
     <w:p>
@@ -5150,77 +4414,7 @@
           <w:lang w:val="pl-PL"/>
         </w:rPr>
         <w:lastRenderedPageBreak/>
-        <w:t>&lt;&lt;</w:t>
-      </w:r>
-      <w:proofErr w:type="spellStart"/>
-      <w:r>
-        <w:rPr>
-          <w:rFonts w:asciiTheme="minorHAnsi" w:hAnsiTheme="minorHAnsi" w:cstheme="minorHAnsi"/>
-          <w:sz w:val="28"/>
-          <w:lang w:val="pl-PL"/>
-        </w:rPr>
-        <w:t>destroy</w:t>
-      </w:r>
-      <w:proofErr w:type="spellEnd"/>
-      <w:r>
-        <w:rPr>
-          <w:rFonts w:asciiTheme="minorHAnsi" w:hAnsiTheme="minorHAnsi" w:cstheme="minorHAnsi"/>
-          <w:sz w:val="28"/>
-          <w:lang w:val="pl-PL"/>
-        </w:rPr>
-        <w:t>&gt;&gt; ~</w:t>
-      </w:r>
-      <w:proofErr w:type="spellStart"/>
-      <w:r>
-        <w:rPr>
-          <w:rFonts w:asciiTheme="minorHAnsi" w:hAnsiTheme="minorHAnsi" w:cstheme="minorHAnsi"/>
-          <w:sz w:val="28"/>
-          <w:lang w:val="pl-PL"/>
-        </w:rPr>
-        <w:t>DronZwiadowczy</w:t>
-      </w:r>
-      <w:proofErr w:type="spellEnd"/>
-      <w:r>
-        <w:rPr>
-          <w:rFonts w:asciiTheme="minorHAnsi" w:hAnsiTheme="minorHAnsi" w:cstheme="minorHAnsi"/>
-          <w:sz w:val="28"/>
-          <w:lang w:val="pl-PL"/>
-        </w:rPr>
-        <w:t xml:space="preserve">() </w:t>
-      </w:r>
-      <w:r>
-        <w:rPr>
-          <w:rFonts w:asciiTheme="minorHAnsi" w:hAnsiTheme="minorHAnsi" w:cstheme="minorHAnsi"/>
-          <w:sz w:val="28"/>
-          <w:lang w:val="pl-PL"/>
-        </w:rPr>
-        <w:t>-</w:t>
-      </w:r>
-      <w:r>
-        <w:rPr>
-          <w:rFonts w:asciiTheme="minorHAnsi" w:hAnsiTheme="minorHAnsi" w:cstheme="minorHAnsi"/>
-          <w:sz w:val="28"/>
-          <w:lang w:val="pl-PL"/>
-        </w:rPr>
-        <w:t xml:space="preserve"> Operator wysyła komunikat niszczący, który usuwa </w:t>
-      </w:r>
-      <w:proofErr w:type="spellStart"/>
-      <w:r>
-        <w:rPr>
-          <w:rFonts w:asciiTheme="minorHAnsi" w:hAnsiTheme="minorHAnsi" w:cstheme="minorHAnsi"/>
-          <w:sz w:val="28"/>
-          <w:lang w:val="pl-PL"/>
-        </w:rPr>
-        <w:t>drona</w:t>
-      </w:r>
-      <w:proofErr w:type="spellEnd"/>
-      <w:r>
-        <w:rPr>
-          <w:rFonts w:asciiTheme="minorHAnsi" w:hAnsiTheme="minorHAnsi" w:cstheme="minorHAnsi"/>
-          <w:sz w:val="28"/>
-          <w:lang w:val="pl-PL"/>
-        </w:rPr>
-        <w:t xml:space="preserve"> </w:t>
+        <w:t xml:space="preserve">&lt;&lt;destroy&gt;&gt; ~DronZwiadowczy() - Operator wysyła komunikat niszczący, który usuwa drona </w:t>
       </w:r>
     </w:p>
     <w:p>
@@ -5502,69 +4696,31 @@
           <w:lang w:val="pl-PL"/>
         </w:rPr>
       </w:pPr>
-      <w:proofErr w:type="spellStart"/>
-      <w:r>
-        <w:rPr>
-          <w:sz w:val="28"/>
-          <w:szCs w:val="28"/>
-          <w:lang w:val="pl-PL"/>
-        </w:rPr>
-        <w:t>idBohatera</w:t>
-      </w:r>
-      <w:proofErr w:type="spellEnd"/>
-      <w:r>
-        <w:rPr>
-          <w:sz w:val="28"/>
-          <w:szCs w:val="28"/>
-          <w:lang w:val="pl-PL"/>
-        </w:rPr>
-        <w:t xml:space="preserve"> : </w:t>
-      </w:r>
-      <w:proofErr w:type="spellStart"/>
-      <w:r>
-        <w:rPr>
-          <w:sz w:val="28"/>
-          <w:szCs w:val="28"/>
-          <w:lang w:val="pl-PL"/>
-        </w:rPr>
-        <w:t>int</w:t>
-      </w:r>
-      <w:proofErr w:type="spellEnd"/>
-      <w:r>
-        <w:rPr>
-          <w:sz w:val="28"/>
-          <w:szCs w:val="28"/>
-          <w:lang w:val="pl-PL"/>
-        </w:rPr>
-        <w:t xml:space="preserve"> </w:t>
-      </w:r>
-    </w:p>
-    <w:p>
-      <w:pPr>
-        <w:spacing w:after="0"/>
-        <w:rPr>
-          <w:sz w:val="28"/>
-          <w:szCs w:val="28"/>
-          <w:lang w:val="pl-PL"/>
-        </w:rPr>
-      </w:pPr>
-      <w:proofErr w:type="spellStart"/>
-      <w:r>
-        <w:rPr>
-          <w:sz w:val="28"/>
-          <w:szCs w:val="28"/>
-          <w:lang w:val="pl-PL"/>
-        </w:rPr>
-        <w:t>imie</w:t>
-      </w:r>
-      <w:proofErr w:type="spellEnd"/>
-      <w:r>
-        <w:rPr>
-          <w:sz w:val="28"/>
-          <w:szCs w:val="28"/>
-          <w:lang w:val="pl-PL"/>
-        </w:rPr>
-        <w:t xml:space="preserve"> : String </w:t>
+      <w:r>
+        <w:rPr>
+          <w:sz w:val="28"/>
+          <w:szCs w:val="28"/>
+          <w:lang w:val="pl-PL"/>
+        </w:rPr>
+        <w:t xml:space="preserve">idBohatera : int </w:t>
+      </w:r>
+    </w:p>
+    <w:p>
+      <w:pPr>
+        <w:spacing w:after="0"/>
+        <w:rPr>
+          <w:sz w:val="28"/>
+          <w:szCs w:val="28"/>
+          <w:lang w:val="pl-PL"/>
+        </w:rPr>
+      </w:pPr>
+      <w:r>
+        <w:rPr>
+          <w:sz w:val="28"/>
+          <w:szCs w:val="28"/>
+          <w:lang w:val="pl-PL"/>
+        </w:rPr>
+        <w:t xml:space="preserve">imie : String </w:t>
       </w:r>
     </w:p>
     <w:p>
@@ -5594,7 +4750,6 @@
           <w:lang w:val="pl-PL"/>
         </w:rPr>
       </w:pPr>
-      <w:proofErr w:type="spellStart"/>
       <w:r>
         <w:rPr>
           <w:sz w:val="28"/>
@@ -5602,34 +4757,7 @@
           <w:lang w:val="pl-PL"/>
         </w:rPr>
         <w:lastRenderedPageBreak/>
-        <w:t>dataUrodzenia</w:t>
-      </w:r>
-      <w:proofErr w:type="spellEnd"/>
-      <w:r>
-        <w:rPr>
-          <w:sz w:val="28"/>
-          <w:szCs w:val="28"/>
-          <w:lang w:val="pl-PL"/>
-        </w:rPr>
-        <w:t xml:space="preserve"> : </w:t>
-      </w:r>
-      <w:proofErr w:type="spellStart"/>
-      <w:r>
-        <w:rPr>
-          <w:sz w:val="28"/>
-          <w:szCs w:val="28"/>
-          <w:lang w:val="pl-PL"/>
-        </w:rPr>
-        <w:t>Date</w:t>
-      </w:r>
-      <w:proofErr w:type="spellEnd"/>
-      <w:r>
-        <w:rPr>
-          <w:sz w:val="28"/>
-          <w:szCs w:val="28"/>
-          <w:lang w:val="pl-PL"/>
-        </w:rPr>
-        <w:t xml:space="preserve"> </w:t>
+        <w:t xml:space="preserve">dataUrodzenia : Date </w:t>
       </w:r>
     </w:p>
     <w:p>
@@ -5677,51 +4805,31 @@
           <w:lang w:val="pl-PL"/>
         </w:rPr>
       </w:pPr>
-      <w:proofErr w:type="spellStart"/>
-      <w:r>
-        <w:rPr>
-          <w:sz w:val="28"/>
-          <w:szCs w:val="28"/>
-          <w:lang w:val="pl-PL"/>
-        </w:rPr>
-        <w:t>stanZdrowia</w:t>
-      </w:r>
-      <w:proofErr w:type="spellEnd"/>
-      <w:r>
-        <w:rPr>
-          <w:sz w:val="28"/>
-          <w:szCs w:val="28"/>
-          <w:lang w:val="pl-PL"/>
-        </w:rPr>
-        <w:t xml:space="preserve"> : String </w:t>
-      </w:r>
-    </w:p>
-    <w:p>
-      <w:pPr>
-        <w:spacing w:after="0"/>
-        <w:rPr>
-          <w:sz w:val="28"/>
-          <w:szCs w:val="28"/>
-          <w:lang w:val="pl-PL"/>
-        </w:rPr>
-      </w:pPr>
-      <w:proofErr w:type="spellStart"/>
-      <w:r>
-        <w:rPr>
-          <w:sz w:val="28"/>
-          <w:szCs w:val="28"/>
-          <w:lang w:val="pl-PL"/>
-        </w:rPr>
-        <w:t>stanEnergii</w:t>
-      </w:r>
-      <w:proofErr w:type="spellEnd"/>
-      <w:r>
-        <w:rPr>
-          <w:sz w:val="28"/>
-          <w:szCs w:val="28"/>
-          <w:lang w:val="pl-PL"/>
-        </w:rPr>
-        <w:t xml:space="preserve"> : String </w:t>
+      <w:r>
+        <w:rPr>
+          <w:sz w:val="28"/>
+          <w:szCs w:val="28"/>
+          <w:lang w:val="pl-PL"/>
+        </w:rPr>
+        <w:t xml:space="preserve">stanZdrowia : String </w:t>
+      </w:r>
+    </w:p>
+    <w:p>
+      <w:pPr>
+        <w:spacing w:after="0"/>
+        <w:rPr>
+          <w:sz w:val="28"/>
+          <w:szCs w:val="28"/>
+          <w:lang w:val="pl-PL"/>
+        </w:rPr>
+      </w:pPr>
+      <w:r>
+        <w:rPr>
+          <w:sz w:val="28"/>
+          <w:szCs w:val="28"/>
+          <w:lang w:val="pl-PL"/>
+        </w:rPr>
+        <w:t xml:space="preserve">stanEnergii : String </w:t>
       </w:r>
     </w:p>
     <w:p>
@@ -5751,41 +4859,13 @@
           <w:lang w:val="pl-PL"/>
         </w:rPr>
       </w:pPr>
-      <w:proofErr w:type="spellStart"/>
-      <w:r>
-        <w:rPr>
-          <w:sz w:val="28"/>
-          <w:szCs w:val="28"/>
-          <w:lang w:val="pl-PL"/>
-        </w:rPr>
-        <w:t>czyKamera</w:t>
-      </w:r>
-      <w:proofErr w:type="spellEnd"/>
-      <w:r>
-        <w:rPr>
-          <w:sz w:val="28"/>
-          <w:szCs w:val="28"/>
-          <w:lang w:val="pl-PL"/>
-        </w:rPr>
-        <w:t xml:space="preserve"> : </w:t>
-      </w:r>
-      <w:proofErr w:type="spellStart"/>
-      <w:r>
-        <w:rPr>
-          <w:sz w:val="28"/>
-          <w:szCs w:val="28"/>
-          <w:lang w:val="pl-PL"/>
-        </w:rPr>
-        <w:t>Boolean</w:t>
-      </w:r>
-      <w:proofErr w:type="spellEnd"/>
-      <w:r>
-        <w:rPr>
-          <w:sz w:val="28"/>
-          <w:szCs w:val="28"/>
-          <w:lang w:val="pl-PL"/>
-        </w:rPr>
-        <w:t xml:space="preserve"> </w:t>
+      <w:r>
+        <w:rPr>
+          <w:sz w:val="28"/>
+          <w:szCs w:val="28"/>
+          <w:lang w:val="pl-PL"/>
+        </w:rPr>
+        <w:t xml:space="preserve">czyKamera : Boolean </w:t>
       </w:r>
     </w:p>
     <w:p>
@@ -5825,75 +4905,54 @@
           <w:lang w:val="pl-PL"/>
         </w:rPr>
       </w:pPr>
-      <w:proofErr w:type="spellStart"/>
-      <w:r>
-        <w:rPr>
-          <w:sz w:val="28"/>
-          <w:szCs w:val="28"/>
-          <w:lang w:val="pl-PL"/>
-        </w:rPr>
-        <w:t>zmienStatus</w:t>
-      </w:r>
-      <w:proofErr w:type="spellEnd"/>
-      <w:r>
-        <w:rPr>
-          <w:sz w:val="28"/>
-          <w:szCs w:val="28"/>
-          <w:lang w:val="pl-PL"/>
-        </w:rPr>
-        <w:t xml:space="preserve">() - aktualizuje status bohatera </w:t>
-      </w:r>
-    </w:p>
-    <w:p>
-      <w:pPr>
-        <w:spacing w:after="0"/>
-        <w:rPr>
-          <w:sz w:val="28"/>
-          <w:szCs w:val="28"/>
-          <w:lang w:val="pl-PL"/>
-        </w:rPr>
-      </w:pPr>
-      <w:proofErr w:type="spellStart"/>
-      <w:r>
-        <w:rPr>
-          <w:sz w:val="28"/>
-          <w:szCs w:val="28"/>
-          <w:lang w:val="pl-PL"/>
-        </w:rPr>
-        <w:t>obrazZKamery</w:t>
-      </w:r>
-      <w:proofErr w:type="spellEnd"/>
-      <w:r>
-        <w:rPr>
-          <w:sz w:val="28"/>
-          <w:szCs w:val="28"/>
-          <w:lang w:val="pl-PL"/>
-        </w:rPr>
-        <w:t>() - przesyła obraz z kamery bohatera</w:t>
-      </w:r>
-    </w:p>
-    <w:p>
-      <w:pPr>
-        <w:spacing w:after="0"/>
-        <w:rPr>
-          <w:sz w:val="28"/>
-          <w:szCs w:val="28"/>
-          <w:lang w:val="pl-PL"/>
-        </w:rPr>
-      </w:pPr>
-    </w:p>
-    <w:p>
-      <w:pPr>
-        <w:spacing w:after="0"/>
-        <w:rPr>
-          <w:b/>
-          <w:bCs/>
-          <w:sz w:val="28"/>
-          <w:szCs w:val="28"/>
-          <w:lang w:val="pl-PL"/>
-        </w:rPr>
-      </w:pPr>
-      <w:proofErr w:type="spellStart"/>
+      <w:r>
+        <w:rPr>
+          <w:sz w:val="28"/>
+          <w:szCs w:val="28"/>
+          <w:lang w:val="pl-PL"/>
+        </w:rPr>
+        <w:t xml:space="preserve">zmienStatus() - aktualizuje status bohatera </w:t>
+      </w:r>
+    </w:p>
+    <w:p>
+      <w:pPr>
+        <w:spacing w:after="0"/>
+        <w:rPr>
+          <w:sz w:val="28"/>
+          <w:szCs w:val="28"/>
+          <w:lang w:val="pl-PL"/>
+        </w:rPr>
+      </w:pPr>
+      <w:r>
+        <w:rPr>
+          <w:sz w:val="28"/>
+          <w:szCs w:val="28"/>
+          <w:lang w:val="pl-PL"/>
+        </w:rPr>
+        <w:t>obrazZKamery() - przesyła obraz z kamery bohatera</w:t>
+      </w:r>
+    </w:p>
+    <w:p>
+      <w:pPr>
+        <w:spacing w:after="0"/>
+        <w:rPr>
+          <w:sz w:val="28"/>
+          <w:szCs w:val="28"/>
+          <w:lang w:val="pl-PL"/>
+        </w:rPr>
+      </w:pPr>
+    </w:p>
+    <w:p>
+      <w:pPr>
+        <w:spacing w:after="0"/>
+        <w:rPr>
+          <w:b/>
+          <w:bCs/>
+          <w:sz w:val="28"/>
+          <w:szCs w:val="28"/>
+          <w:lang w:val="pl-PL"/>
+        </w:rPr>
+      </w:pPr>
       <w:r>
         <w:rPr>
           <w:b/>
@@ -5904,7 +4963,6 @@
         </w:rPr>
         <w:t>DronZwiadowczy</w:t>
       </w:r>
-      <w:proofErr w:type="spellEnd"/>
     </w:p>
     <w:p>
       <w:pPr>
@@ -5943,43 +5001,7 @@
           <w:szCs w:val="28"/>
           <w:lang w:val="pl-PL"/>
         </w:rPr>
-        <w:t xml:space="preserve">Klasa opisuje id </w:t>
-      </w:r>
-      <w:proofErr w:type="spellStart"/>
-      <w:r>
-        <w:rPr>
-          <w:sz w:val="28"/>
-          <w:szCs w:val="28"/>
-          <w:lang w:val="pl-PL"/>
-        </w:rPr>
-        <w:t>drona</w:t>
-      </w:r>
-      <w:proofErr w:type="spellEnd"/>
-      <w:r>
-        <w:rPr>
-          <w:sz w:val="28"/>
-          <w:szCs w:val="28"/>
-          <w:lang w:val="pl-PL"/>
-        </w:rPr>
-        <w:t xml:space="preserve">, status </w:t>
-      </w:r>
-      <w:proofErr w:type="spellStart"/>
-      <w:r>
-        <w:rPr>
-          <w:sz w:val="28"/>
-          <w:szCs w:val="28"/>
-          <w:lang w:val="pl-PL"/>
-        </w:rPr>
-        <w:t>drona</w:t>
-      </w:r>
-      <w:proofErr w:type="spellEnd"/>
-      <w:r>
-        <w:rPr>
-          <w:sz w:val="28"/>
-          <w:szCs w:val="28"/>
-          <w:lang w:val="pl-PL"/>
-        </w:rPr>
-        <w:t xml:space="preserve"> oraz jego lokalizacje.</w:t>
+        <w:t>Klasa opisuje id drona, status drona oraz jego lokalizacje.</w:t>
       </w:r>
     </w:p>
     <w:p>
@@ -6037,41 +5059,13 @@
           <w:lang w:val="pl-PL"/>
         </w:rPr>
       </w:pPr>
-      <w:proofErr w:type="spellStart"/>
-      <w:r>
-        <w:rPr>
-          <w:sz w:val="28"/>
-          <w:szCs w:val="28"/>
-          <w:lang w:val="pl-PL"/>
-        </w:rPr>
-        <w:t>idDrona</w:t>
-      </w:r>
-      <w:proofErr w:type="spellEnd"/>
-      <w:r>
-        <w:rPr>
-          <w:sz w:val="28"/>
-          <w:szCs w:val="28"/>
-          <w:lang w:val="pl-PL"/>
-        </w:rPr>
-        <w:t xml:space="preserve"> : </w:t>
-      </w:r>
-      <w:proofErr w:type="spellStart"/>
-      <w:r>
-        <w:rPr>
-          <w:sz w:val="28"/>
-          <w:szCs w:val="28"/>
-          <w:lang w:val="pl-PL"/>
-        </w:rPr>
-        <w:t>int</w:t>
-      </w:r>
-      <w:proofErr w:type="spellEnd"/>
-      <w:r>
-        <w:rPr>
-          <w:sz w:val="28"/>
-          <w:szCs w:val="28"/>
-          <w:lang w:val="pl-PL"/>
-        </w:rPr>
-        <w:t xml:space="preserve"> </w:t>
+      <w:r>
+        <w:rPr>
+          <w:sz w:val="28"/>
+          <w:szCs w:val="28"/>
+          <w:lang w:val="pl-PL"/>
+        </w:rPr>
+        <w:t xml:space="preserve">idDrona : int </w:t>
       </w:r>
     </w:p>
     <w:p>
@@ -6147,103 +5141,72 @@
           <w:lang w:val="pl-PL"/>
         </w:rPr>
       </w:pPr>
-      <w:proofErr w:type="spellStart"/>
-      <w:r>
-        <w:rPr>
-          <w:sz w:val="28"/>
-          <w:szCs w:val="28"/>
-          <w:lang w:val="pl-PL"/>
-        </w:rPr>
-        <w:t>startZwiadu</w:t>
-      </w:r>
-      <w:proofErr w:type="spellEnd"/>
-      <w:r>
-        <w:rPr>
-          <w:sz w:val="28"/>
-          <w:szCs w:val="28"/>
-          <w:lang w:val="pl-PL"/>
-        </w:rPr>
-        <w:t xml:space="preserve">() </w:t>
-      </w:r>
-    </w:p>
-    <w:p>
-      <w:pPr>
-        <w:spacing w:after="0"/>
-        <w:rPr>
-          <w:sz w:val="28"/>
-          <w:szCs w:val="28"/>
-          <w:lang w:val="pl-PL"/>
-        </w:rPr>
-      </w:pPr>
-      <w:proofErr w:type="spellStart"/>
-      <w:r>
-        <w:rPr>
-          <w:sz w:val="28"/>
-          <w:szCs w:val="28"/>
-          <w:lang w:val="pl-PL"/>
-        </w:rPr>
-        <w:t>pokazObraz</w:t>
-      </w:r>
-      <w:proofErr w:type="spellEnd"/>
-      <w:r>
-        <w:rPr>
-          <w:sz w:val="28"/>
-          <w:szCs w:val="28"/>
-          <w:lang w:val="pl-PL"/>
-        </w:rPr>
-        <w:t xml:space="preserve">() - wyświetla obraz z kamery </w:t>
-      </w:r>
-    </w:p>
-    <w:p>
-      <w:pPr>
-        <w:spacing w:after="0"/>
-        <w:rPr>
-          <w:sz w:val="28"/>
-          <w:szCs w:val="28"/>
-          <w:lang w:val="pl-PL"/>
-        </w:rPr>
-      </w:pPr>
-      <w:proofErr w:type="spellStart"/>
-      <w:r>
-        <w:rPr>
-          <w:sz w:val="28"/>
-          <w:szCs w:val="28"/>
-          <w:lang w:val="pl-PL"/>
-        </w:rPr>
-        <w:t>powrotDoBazy</w:t>
-      </w:r>
-      <w:proofErr w:type="spellEnd"/>
-      <w:r>
-        <w:rPr>
-          <w:sz w:val="28"/>
-          <w:szCs w:val="28"/>
-          <w:lang w:val="pl-PL"/>
-        </w:rPr>
-        <w:t xml:space="preserve">() </w:t>
-      </w:r>
-    </w:p>
-    <w:p>
-      <w:pPr>
-        <w:spacing w:after="0"/>
-        <w:rPr>
-          <w:sz w:val="28"/>
-          <w:szCs w:val="28"/>
-          <w:lang w:val="pl-PL"/>
-        </w:rPr>
-      </w:pPr>
-    </w:p>
-    <w:p>
-      <w:pPr>
-        <w:spacing w:after="0"/>
-        <w:rPr>
-          <w:b/>
-          <w:bCs/>
-          <w:sz w:val="28"/>
-          <w:szCs w:val="28"/>
-          <w:lang w:val="pl-PL"/>
-        </w:rPr>
-      </w:pPr>
-      <w:proofErr w:type="spellStart"/>
+      <w:r>
+        <w:rPr>
+          <w:sz w:val="28"/>
+          <w:szCs w:val="28"/>
+          <w:lang w:val="pl-PL"/>
+        </w:rPr>
+        <w:t xml:space="preserve">startZwiadu() </w:t>
+      </w:r>
+    </w:p>
+    <w:p>
+      <w:pPr>
+        <w:spacing w:after="0"/>
+        <w:rPr>
+          <w:sz w:val="28"/>
+          <w:szCs w:val="28"/>
+          <w:lang w:val="pl-PL"/>
+        </w:rPr>
+      </w:pPr>
+      <w:r>
+        <w:rPr>
+          <w:sz w:val="28"/>
+          <w:szCs w:val="28"/>
+          <w:lang w:val="pl-PL"/>
+        </w:rPr>
+        <w:t xml:space="preserve">pokazObraz() - wyświetla obraz z kamery </w:t>
+      </w:r>
+    </w:p>
+    <w:p>
+      <w:pPr>
+        <w:spacing w:after="0"/>
+        <w:rPr>
+          <w:sz w:val="28"/>
+          <w:szCs w:val="28"/>
+          <w:lang w:val="pl-PL"/>
+        </w:rPr>
+      </w:pPr>
+      <w:r>
+        <w:rPr>
+          <w:sz w:val="28"/>
+          <w:szCs w:val="28"/>
+          <w:lang w:val="pl-PL"/>
+        </w:rPr>
+        <w:t xml:space="preserve">powrotDoBazy() </w:t>
+      </w:r>
+    </w:p>
+    <w:p>
+      <w:pPr>
+        <w:spacing w:after="0"/>
+        <w:rPr>
+          <w:sz w:val="28"/>
+          <w:szCs w:val="28"/>
+          <w:lang w:val="pl-PL"/>
+        </w:rPr>
+      </w:pPr>
+    </w:p>
+    <w:p>
+      <w:pPr>
+        <w:spacing w:after="0"/>
+        <w:rPr>
+          <w:b/>
+          <w:bCs/>
+          <w:sz w:val="28"/>
+          <w:szCs w:val="28"/>
+          <w:lang w:val="pl-PL"/>
+        </w:rPr>
+      </w:pPr>
       <w:r>
         <w:rPr>
           <w:b/>
@@ -6254,7 +5217,6 @@
         </w:rPr>
         <w:t>DziennikZgloszen</w:t>
       </w:r>
-      <w:proofErr w:type="spellEnd"/>
     </w:p>
     <w:p>
       <w:pPr>
@@ -6333,133 +5295,49 @@
           <w:lang w:val="pl-PL"/>
         </w:rPr>
       </w:pPr>
-      <w:proofErr w:type="spellStart"/>
-      <w:r>
-        <w:rPr>
-          <w:sz w:val="28"/>
-          <w:szCs w:val="28"/>
-          <w:lang w:val="pl-PL"/>
-        </w:rPr>
-        <w:t>ileZgloszen</w:t>
-      </w:r>
-      <w:proofErr w:type="spellEnd"/>
-      <w:r>
-        <w:rPr>
-          <w:sz w:val="28"/>
-          <w:szCs w:val="28"/>
-          <w:lang w:val="pl-PL"/>
-        </w:rPr>
-        <w:t xml:space="preserve"> : </w:t>
-      </w:r>
-      <w:proofErr w:type="spellStart"/>
-      <w:r>
-        <w:rPr>
-          <w:sz w:val="28"/>
-          <w:szCs w:val="28"/>
-          <w:lang w:val="pl-PL"/>
-        </w:rPr>
-        <w:t>int</w:t>
-      </w:r>
-      <w:proofErr w:type="spellEnd"/>
-      <w:r>
-        <w:rPr>
-          <w:sz w:val="28"/>
-          <w:szCs w:val="28"/>
-          <w:lang w:val="pl-PL"/>
-        </w:rPr>
-        <w:t xml:space="preserve"> </w:t>
-      </w:r>
-    </w:p>
-    <w:p>
-      <w:pPr>
-        <w:spacing w:after="0"/>
-        <w:rPr>
-          <w:sz w:val="28"/>
-          <w:szCs w:val="28"/>
-          <w:lang w:val="pl-PL"/>
-        </w:rPr>
-      </w:pPr>
-      <w:proofErr w:type="spellStart"/>
-      <w:r>
-        <w:rPr>
-          <w:sz w:val="28"/>
-          <w:szCs w:val="28"/>
-          <w:lang w:val="pl-PL"/>
-        </w:rPr>
-        <w:t>ileSukces</w:t>
-      </w:r>
-      <w:proofErr w:type="spellEnd"/>
-      <w:r>
-        <w:rPr>
-          <w:sz w:val="28"/>
-          <w:szCs w:val="28"/>
-          <w:lang w:val="pl-PL"/>
-        </w:rPr>
-        <w:t xml:space="preserve"> : </w:t>
-      </w:r>
-      <w:proofErr w:type="spellStart"/>
-      <w:r>
-        <w:rPr>
-          <w:sz w:val="28"/>
-          <w:szCs w:val="28"/>
-          <w:lang w:val="pl-PL"/>
-        </w:rPr>
-        <w:t>int</w:t>
-      </w:r>
-      <w:proofErr w:type="spellEnd"/>
-      <w:r>
-        <w:rPr>
-          <w:sz w:val="28"/>
-          <w:szCs w:val="28"/>
-          <w:lang w:val="pl-PL"/>
-        </w:rPr>
-        <w:t xml:space="preserve"> - liczba zakończonych sukcesem </w:t>
-      </w:r>
-    </w:p>
-    <w:p>
-      <w:pPr>
-        <w:spacing w:after="0"/>
-        <w:rPr>
-          <w:sz w:val="28"/>
-          <w:szCs w:val="28"/>
-          <w:lang w:val="pl-PL"/>
-        </w:rPr>
-      </w:pPr>
-      <w:proofErr w:type="spellStart"/>
-      <w:r>
-        <w:rPr>
-          <w:sz w:val="28"/>
-          <w:szCs w:val="28"/>
-          <w:lang w:val="pl-PL"/>
-        </w:rPr>
-        <w:t>ilePorazka</w:t>
-      </w:r>
-      <w:proofErr w:type="spellEnd"/>
-      <w:r>
-        <w:rPr>
-          <w:sz w:val="28"/>
-          <w:szCs w:val="28"/>
-          <w:lang w:val="pl-PL"/>
-        </w:rPr>
-        <w:t xml:space="preserve"> : </w:t>
-      </w:r>
-      <w:proofErr w:type="spellStart"/>
-      <w:r>
-        <w:rPr>
-          <w:sz w:val="28"/>
-          <w:szCs w:val="28"/>
-          <w:lang w:val="pl-PL"/>
-        </w:rPr>
-        <w:t>int</w:t>
-      </w:r>
-      <w:proofErr w:type="spellEnd"/>
-      <w:r>
-        <w:rPr>
-          <w:sz w:val="28"/>
-          <w:szCs w:val="28"/>
-          <w:lang w:val="pl-PL"/>
-        </w:rPr>
-        <w:t xml:space="preserve"> - liczba nieudanych</w:t>
+      <w:r>
+        <w:rPr>
+          <w:sz w:val="28"/>
+          <w:szCs w:val="28"/>
+          <w:lang w:val="pl-PL"/>
+        </w:rPr>
+        <w:t xml:space="preserve">ileZgloszen : int </w:t>
+      </w:r>
+    </w:p>
+    <w:p>
+      <w:pPr>
+        <w:spacing w:after="0"/>
+        <w:rPr>
+          <w:sz w:val="28"/>
+          <w:szCs w:val="28"/>
+          <w:lang w:val="pl-PL"/>
+        </w:rPr>
+      </w:pPr>
+      <w:r>
+        <w:rPr>
+          <w:sz w:val="28"/>
+          <w:szCs w:val="28"/>
+          <w:lang w:val="pl-PL"/>
+        </w:rPr>
+        <w:t xml:space="preserve">ileSukces : int - liczba zakończonych sukcesem </w:t>
+      </w:r>
+    </w:p>
+    <w:p>
+      <w:pPr>
+        <w:spacing w:after="0"/>
+        <w:rPr>
+          <w:sz w:val="28"/>
+          <w:szCs w:val="28"/>
+          <w:lang w:val="pl-PL"/>
+        </w:rPr>
+      </w:pPr>
+      <w:r>
+        <w:rPr>
+          <w:sz w:val="28"/>
+          <w:szCs w:val="28"/>
+          <w:lang w:val="pl-PL"/>
+        </w:rPr>
+        <w:t>ilePorazka : int - liczba nieudanych</w:t>
       </w:r>
     </w:p>
     <w:p>
@@ -6493,47 +5371,36 @@
           <w:lang w:val="pl-PL"/>
         </w:rPr>
       </w:pPr>
-      <w:proofErr w:type="spellStart"/>
-      <w:r>
-        <w:rPr>
-          <w:sz w:val="28"/>
-          <w:szCs w:val="28"/>
-          <w:lang w:val="pl-PL"/>
-        </w:rPr>
-        <w:t>generujDziennik</w:t>
-      </w:r>
-      <w:proofErr w:type="spellEnd"/>
-      <w:r>
-        <w:rPr>
-          <w:sz w:val="28"/>
-          <w:szCs w:val="28"/>
-          <w:lang w:val="pl-PL"/>
-        </w:rPr>
-        <w:t>() – wyświetla wszystkie zakończone zgłoszenia</w:t>
-      </w:r>
-    </w:p>
-    <w:p>
-      <w:pPr>
-        <w:spacing w:after="0"/>
-        <w:rPr>
-          <w:sz w:val="28"/>
-          <w:szCs w:val="28"/>
-          <w:lang w:val="pl-PL"/>
-        </w:rPr>
-      </w:pPr>
-    </w:p>
-    <w:p>
-      <w:pPr>
-        <w:spacing w:after="0"/>
-        <w:rPr>
-          <w:b/>
-          <w:bCs/>
-          <w:sz w:val="28"/>
-          <w:szCs w:val="28"/>
-          <w:lang w:val="pl-PL"/>
-        </w:rPr>
-      </w:pPr>
-      <w:proofErr w:type="spellStart"/>
+      <w:r>
+        <w:rPr>
+          <w:sz w:val="28"/>
+          <w:szCs w:val="28"/>
+          <w:lang w:val="pl-PL"/>
+        </w:rPr>
+        <w:t>generujDziennik() – wyświetla wszystkie zakończone zgłoszenia</w:t>
+      </w:r>
+    </w:p>
+    <w:p>
+      <w:pPr>
+        <w:spacing w:after="0"/>
+        <w:rPr>
+          <w:sz w:val="28"/>
+          <w:szCs w:val="28"/>
+          <w:lang w:val="pl-PL"/>
+        </w:rPr>
+      </w:pPr>
+    </w:p>
+    <w:p>
+      <w:pPr>
+        <w:spacing w:after="0"/>
+        <w:rPr>
+          <w:b/>
+          <w:bCs/>
+          <w:sz w:val="28"/>
+          <w:szCs w:val="28"/>
+          <w:lang w:val="pl-PL"/>
+        </w:rPr>
+      </w:pPr>
       <w:r>
         <w:rPr>
           <w:b/>
@@ -6544,7 +5411,6 @@
         </w:rPr>
         <w:t>KatalogMocy</w:t>
       </w:r>
-      <w:proofErr w:type="spellEnd"/>
     </w:p>
     <w:p>
       <w:pPr>
@@ -6623,35 +5489,24 @@
           <w:lang w:val="pl-PL"/>
         </w:rPr>
       </w:pPr>
-      <w:proofErr w:type="spellStart"/>
-      <w:r>
-        <w:rPr>
-          <w:sz w:val="28"/>
-          <w:szCs w:val="28"/>
-          <w:lang w:val="pl-PL"/>
-        </w:rPr>
-        <w:t>opisZdolnosci</w:t>
-      </w:r>
-      <w:proofErr w:type="spellEnd"/>
-      <w:r>
-        <w:rPr>
-          <w:sz w:val="28"/>
-          <w:szCs w:val="28"/>
-          <w:lang w:val="pl-PL"/>
-        </w:rPr>
-        <w:t xml:space="preserve"> : String </w:t>
-      </w:r>
-    </w:p>
-    <w:p>
-      <w:pPr>
-        <w:spacing w:after="0"/>
-        <w:rPr>
-          <w:sz w:val="28"/>
-          <w:szCs w:val="28"/>
-          <w:lang w:val="pl-PL"/>
-        </w:rPr>
-      </w:pPr>
-      <w:proofErr w:type="spellStart"/>
+      <w:r>
+        <w:rPr>
+          <w:sz w:val="28"/>
+          <w:szCs w:val="28"/>
+          <w:lang w:val="pl-PL"/>
+        </w:rPr>
+        <w:t xml:space="preserve">opisZdolnosci : String </w:t>
+      </w:r>
+    </w:p>
+    <w:p>
+      <w:pPr>
+        <w:spacing w:after="0"/>
+        <w:rPr>
+          <w:sz w:val="28"/>
+          <w:szCs w:val="28"/>
+          <w:lang w:val="pl-PL"/>
+        </w:rPr>
+      </w:pPr>
       <w:r>
         <w:rPr>
           <w:sz w:val="28"/>
@@ -6659,34 +5514,7 @@
           <w:lang w:val="pl-PL"/>
         </w:rPr>
         <w:lastRenderedPageBreak/>
-        <w:t>liczbaMocy</w:t>
-      </w:r>
-      <w:proofErr w:type="spellEnd"/>
-      <w:r>
-        <w:rPr>
-          <w:sz w:val="28"/>
-          <w:szCs w:val="28"/>
-          <w:lang w:val="pl-PL"/>
-        </w:rPr>
-        <w:t xml:space="preserve"> : </w:t>
-      </w:r>
-      <w:proofErr w:type="spellStart"/>
-      <w:r>
-        <w:rPr>
-          <w:sz w:val="28"/>
-          <w:szCs w:val="28"/>
-          <w:lang w:val="pl-PL"/>
-        </w:rPr>
-        <w:t>int</w:t>
-      </w:r>
-      <w:proofErr w:type="spellEnd"/>
-      <w:r>
-        <w:rPr>
-          <w:sz w:val="28"/>
-          <w:szCs w:val="28"/>
-          <w:lang w:val="pl-PL"/>
-        </w:rPr>
-        <w:t xml:space="preserve"> </w:t>
+        <w:t xml:space="preserve">liczbaMocy : int </w:t>
       </w:r>
     </w:p>
     <w:p>
@@ -6720,51 +5548,31 @@
           <w:lang w:val="pl-PL"/>
         </w:rPr>
       </w:pPr>
-      <w:proofErr w:type="spellStart"/>
-      <w:r>
-        <w:rPr>
-          <w:sz w:val="28"/>
-          <w:szCs w:val="28"/>
-          <w:lang w:val="pl-PL"/>
-        </w:rPr>
-        <w:t>wyszukajMoc</w:t>
-      </w:r>
-      <w:proofErr w:type="spellEnd"/>
-      <w:r>
-        <w:rPr>
-          <w:sz w:val="28"/>
-          <w:szCs w:val="28"/>
-          <w:lang w:val="pl-PL"/>
-        </w:rPr>
-        <w:t xml:space="preserve">() </w:t>
-      </w:r>
-    </w:p>
-    <w:p>
-      <w:pPr>
-        <w:spacing w:after="0"/>
-        <w:rPr>
-          <w:sz w:val="28"/>
-          <w:szCs w:val="28"/>
-          <w:lang w:val="pl-PL"/>
-        </w:rPr>
-      </w:pPr>
-      <w:proofErr w:type="spellStart"/>
-      <w:r>
-        <w:rPr>
-          <w:sz w:val="28"/>
-          <w:szCs w:val="28"/>
-          <w:lang w:val="pl-PL"/>
-        </w:rPr>
-        <w:t>filtrujTyp</w:t>
-      </w:r>
-      <w:proofErr w:type="spellEnd"/>
-      <w:r>
-        <w:rPr>
-          <w:sz w:val="28"/>
-          <w:szCs w:val="28"/>
-          <w:lang w:val="pl-PL"/>
-        </w:rPr>
-        <w:t>()</w:t>
+      <w:r>
+        <w:rPr>
+          <w:sz w:val="28"/>
+          <w:szCs w:val="28"/>
+          <w:lang w:val="pl-PL"/>
+        </w:rPr>
+        <w:t xml:space="preserve">wyszukajMoc() </w:t>
+      </w:r>
+    </w:p>
+    <w:p>
+      <w:pPr>
+        <w:spacing w:after="0"/>
+        <w:rPr>
+          <w:sz w:val="28"/>
+          <w:szCs w:val="28"/>
+          <w:lang w:val="pl-PL"/>
+        </w:rPr>
+      </w:pPr>
+      <w:r>
+        <w:rPr>
+          <w:sz w:val="28"/>
+          <w:szCs w:val="28"/>
+          <w:lang w:val="pl-PL"/>
+        </w:rPr>
+        <w:t>filtrujTyp()</w:t>
       </w:r>
     </w:p>
     <w:p>
@@ -6872,41 +5680,13 @@
           <w:lang w:val="pl-PL"/>
         </w:rPr>
       </w:pPr>
-      <w:proofErr w:type="spellStart"/>
-      <w:r>
-        <w:rPr>
-          <w:sz w:val="28"/>
-          <w:szCs w:val="28"/>
-          <w:lang w:val="pl-PL"/>
-        </w:rPr>
-        <w:t>idMisji</w:t>
-      </w:r>
-      <w:proofErr w:type="spellEnd"/>
-      <w:r>
-        <w:rPr>
-          <w:sz w:val="28"/>
-          <w:szCs w:val="28"/>
-          <w:lang w:val="pl-PL"/>
-        </w:rPr>
-        <w:t xml:space="preserve"> : </w:t>
-      </w:r>
-      <w:proofErr w:type="spellStart"/>
-      <w:r>
-        <w:rPr>
-          <w:sz w:val="28"/>
-          <w:szCs w:val="28"/>
-          <w:lang w:val="pl-PL"/>
-        </w:rPr>
-        <w:t>int</w:t>
-      </w:r>
-      <w:proofErr w:type="spellEnd"/>
-      <w:r>
-        <w:rPr>
-          <w:sz w:val="28"/>
-          <w:szCs w:val="28"/>
-          <w:lang w:val="pl-PL"/>
-        </w:rPr>
-        <w:t xml:space="preserve"> </w:t>
+      <w:r>
+        <w:rPr>
+          <w:sz w:val="28"/>
+          <w:szCs w:val="28"/>
+          <w:lang w:val="pl-PL"/>
+        </w:rPr>
+        <w:t xml:space="preserve">idMisji : int </w:t>
       </w:r>
     </w:p>
     <w:p>
@@ -6936,87 +5716,31 @@
           <w:lang w:val="pl-PL"/>
         </w:rPr>
       </w:pPr>
-      <w:proofErr w:type="spellStart"/>
-      <w:r>
-        <w:rPr>
-          <w:sz w:val="28"/>
-          <w:szCs w:val="28"/>
-          <w:lang w:val="pl-PL"/>
-        </w:rPr>
-        <w:t>dataRozpoczecia</w:t>
-      </w:r>
-      <w:proofErr w:type="spellEnd"/>
-      <w:r>
-        <w:rPr>
-          <w:sz w:val="28"/>
-          <w:szCs w:val="28"/>
-          <w:lang w:val="pl-PL"/>
-        </w:rPr>
-        <w:t xml:space="preserve"> : </w:t>
-      </w:r>
-      <w:proofErr w:type="spellStart"/>
-      <w:r>
-        <w:rPr>
-          <w:sz w:val="28"/>
-          <w:szCs w:val="28"/>
-          <w:lang w:val="pl-PL"/>
-        </w:rPr>
-        <w:t>Date</w:t>
-      </w:r>
-      <w:proofErr w:type="spellEnd"/>
-      <w:r>
-        <w:rPr>
-          <w:sz w:val="28"/>
-          <w:szCs w:val="28"/>
-          <w:lang w:val="pl-PL"/>
-        </w:rPr>
-        <w:t xml:space="preserve"> </w:t>
-      </w:r>
-    </w:p>
-    <w:p>
-      <w:pPr>
-        <w:spacing w:after="0"/>
-        <w:rPr>
-          <w:sz w:val="28"/>
-          <w:szCs w:val="28"/>
-          <w:lang w:val="pl-PL"/>
-        </w:rPr>
-      </w:pPr>
-      <w:proofErr w:type="spellStart"/>
-      <w:r>
-        <w:rPr>
-          <w:sz w:val="28"/>
-          <w:szCs w:val="28"/>
-          <w:lang w:val="pl-PL"/>
-        </w:rPr>
-        <w:t>dataZakonczenia</w:t>
-      </w:r>
-      <w:proofErr w:type="spellEnd"/>
-      <w:r>
-        <w:rPr>
-          <w:sz w:val="28"/>
-          <w:szCs w:val="28"/>
-          <w:lang w:val="pl-PL"/>
-        </w:rPr>
-        <w:t xml:space="preserve"> : </w:t>
-      </w:r>
-      <w:proofErr w:type="spellStart"/>
-      <w:r>
-        <w:rPr>
-          <w:sz w:val="28"/>
-          <w:szCs w:val="28"/>
-          <w:lang w:val="pl-PL"/>
-        </w:rPr>
-        <w:t>Date</w:t>
-      </w:r>
-      <w:proofErr w:type="spellEnd"/>
-      <w:r>
-        <w:rPr>
-          <w:sz w:val="28"/>
-          <w:szCs w:val="28"/>
-          <w:lang w:val="pl-PL"/>
-        </w:rPr>
-        <w:t xml:space="preserve"> </w:t>
+      <w:r>
+        <w:rPr>
+          <w:sz w:val="28"/>
+          <w:szCs w:val="28"/>
+          <w:lang w:val="pl-PL"/>
+        </w:rPr>
+        <w:t xml:space="preserve">dataRozpoczecia : Date </w:t>
+      </w:r>
+    </w:p>
+    <w:p>
+      <w:pPr>
+        <w:spacing w:after="0"/>
+        <w:rPr>
+          <w:sz w:val="28"/>
+          <w:szCs w:val="28"/>
+          <w:lang w:val="pl-PL"/>
+        </w:rPr>
+      </w:pPr>
+      <w:r>
+        <w:rPr>
+          <w:sz w:val="28"/>
+          <w:szCs w:val="28"/>
+          <w:lang w:val="pl-PL"/>
+        </w:rPr>
+        <w:t xml:space="preserve">dataZakonczenia : Date </w:t>
       </w:r>
     </w:p>
     <w:p>
@@ -7050,51 +5774,31 @@
           <w:lang w:val="pl-PL"/>
         </w:rPr>
       </w:pPr>
-      <w:proofErr w:type="spellStart"/>
-      <w:r>
-        <w:rPr>
-          <w:sz w:val="28"/>
-          <w:szCs w:val="28"/>
-          <w:lang w:val="pl-PL"/>
-        </w:rPr>
-        <w:t>startMisji</w:t>
-      </w:r>
-      <w:proofErr w:type="spellEnd"/>
-      <w:r>
-        <w:rPr>
-          <w:sz w:val="28"/>
-          <w:szCs w:val="28"/>
-          <w:lang w:val="pl-PL"/>
-        </w:rPr>
-        <w:t xml:space="preserve">() </w:t>
-      </w:r>
-    </w:p>
-    <w:p>
-      <w:pPr>
-        <w:spacing w:after="0"/>
-        <w:rPr>
-          <w:sz w:val="28"/>
-          <w:szCs w:val="28"/>
-          <w:lang w:val="pl-PL"/>
-        </w:rPr>
-      </w:pPr>
-      <w:proofErr w:type="spellStart"/>
-      <w:r>
-        <w:rPr>
-          <w:sz w:val="28"/>
-          <w:szCs w:val="28"/>
-          <w:lang w:val="pl-PL"/>
-        </w:rPr>
-        <w:t>koniecMisji</w:t>
-      </w:r>
-      <w:proofErr w:type="spellEnd"/>
-      <w:r>
-        <w:rPr>
-          <w:sz w:val="28"/>
-          <w:szCs w:val="28"/>
-          <w:lang w:val="pl-PL"/>
-        </w:rPr>
-        <w:t>()</w:t>
+      <w:r>
+        <w:rPr>
+          <w:sz w:val="28"/>
+          <w:szCs w:val="28"/>
+          <w:lang w:val="pl-PL"/>
+        </w:rPr>
+        <w:t xml:space="preserve">startMisji() </w:t>
+      </w:r>
+    </w:p>
+    <w:p>
+      <w:pPr>
+        <w:spacing w:after="0"/>
+        <w:rPr>
+          <w:sz w:val="28"/>
+          <w:szCs w:val="28"/>
+          <w:lang w:val="pl-PL"/>
+        </w:rPr>
+      </w:pPr>
+      <w:r>
+        <w:rPr>
+          <w:sz w:val="28"/>
+          <w:szCs w:val="28"/>
+          <w:lang w:val="pl-PL"/>
+        </w:rPr>
+        <w:t>koniecMisji()</w:t>
       </w:r>
     </w:p>
     <w:p>
@@ -7212,41 +5916,13 @@
           <w:lang w:val="pl-PL"/>
         </w:rPr>
       </w:pPr>
-      <w:proofErr w:type="spellStart"/>
-      <w:r>
-        <w:rPr>
-          <w:sz w:val="28"/>
-          <w:szCs w:val="28"/>
-          <w:lang w:val="pl-PL"/>
-        </w:rPr>
-        <w:t>idMocy</w:t>
-      </w:r>
-      <w:proofErr w:type="spellEnd"/>
-      <w:r>
-        <w:rPr>
-          <w:sz w:val="28"/>
-          <w:szCs w:val="28"/>
-          <w:lang w:val="pl-PL"/>
-        </w:rPr>
-        <w:t xml:space="preserve"> : </w:t>
-      </w:r>
-      <w:proofErr w:type="spellStart"/>
-      <w:r>
-        <w:rPr>
-          <w:sz w:val="28"/>
-          <w:szCs w:val="28"/>
-          <w:lang w:val="pl-PL"/>
-        </w:rPr>
-        <w:t>int</w:t>
-      </w:r>
-      <w:proofErr w:type="spellEnd"/>
-      <w:r>
-        <w:rPr>
-          <w:sz w:val="28"/>
-          <w:szCs w:val="28"/>
-          <w:lang w:val="pl-PL"/>
-        </w:rPr>
-        <w:t xml:space="preserve"> </w:t>
+      <w:r>
+        <w:rPr>
+          <w:sz w:val="28"/>
+          <w:szCs w:val="28"/>
+          <w:lang w:val="pl-PL"/>
+        </w:rPr>
+        <w:t xml:space="preserve">idMocy : int </w:t>
       </w:r>
     </w:p>
     <w:p>
@@ -7294,23 +5970,13 @@
           <w:lang w:val="pl-PL"/>
         </w:rPr>
       </w:pPr>
-      <w:proofErr w:type="spellStart"/>
-      <w:r>
-        <w:rPr>
-          <w:sz w:val="28"/>
-          <w:szCs w:val="28"/>
-          <w:lang w:val="pl-PL"/>
-        </w:rPr>
-        <w:t>zasieg</w:t>
-      </w:r>
-      <w:proofErr w:type="spellEnd"/>
-      <w:r>
-        <w:rPr>
-          <w:sz w:val="28"/>
-          <w:szCs w:val="28"/>
-          <w:lang w:val="pl-PL"/>
-        </w:rPr>
-        <w:t xml:space="preserve"> : String - zasięg działania </w:t>
+      <w:r>
+        <w:rPr>
+          <w:sz w:val="28"/>
+          <w:szCs w:val="28"/>
+          <w:lang w:val="pl-PL"/>
+        </w:rPr>
+        <w:t xml:space="preserve">zasieg : String - zasięg działania </w:t>
       </w:r>
     </w:p>
     <w:p>
@@ -7462,69 +6128,31 @@
           <w:lang w:val="pl-PL"/>
         </w:rPr>
       </w:pPr>
-      <w:proofErr w:type="spellStart"/>
-      <w:r>
-        <w:rPr>
-          <w:sz w:val="28"/>
-          <w:szCs w:val="28"/>
-          <w:lang w:val="pl-PL"/>
-        </w:rPr>
-        <w:t>idOperatora</w:t>
-      </w:r>
-      <w:proofErr w:type="spellEnd"/>
-      <w:r>
-        <w:rPr>
-          <w:sz w:val="28"/>
-          <w:szCs w:val="28"/>
-          <w:lang w:val="pl-PL"/>
-        </w:rPr>
-        <w:t xml:space="preserve"> : </w:t>
-      </w:r>
-      <w:proofErr w:type="spellStart"/>
-      <w:r>
-        <w:rPr>
-          <w:sz w:val="28"/>
-          <w:szCs w:val="28"/>
-          <w:lang w:val="pl-PL"/>
-        </w:rPr>
-        <w:t>int</w:t>
-      </w:r>
-      <w:proofErr w:type="spellEnd"/>
-      <w:r>
-        <w:rPr>
-          <w:sz w:val="28"/>
-          <w:szCs w:val="28"/>
-          <w:lang w:val="pl-PL"/>
-        </w:rPr>
-        <w:t xml:space="preserve">  </w:t>
-      </w:r>
-    </w:p>
-    <w:p>
-      <w:pPr>
-        <w:spacing w:after="0"/>
-        <w:rPr>
-          <w:sz w:val="28"/>
-          <w:szCs w:val="28"/>
-          <w:lang w:val="pl-PL"/>
-        </w:rPr>
-      </w:pPr>
-      <w:proofErr w:type="spellStart"/>
-      <w:r>
-        <w:rPr>
-          <w:sz w:val="28"/>
-          <w:szCs w:val="28"/>
-          <w:lang w:val="pl-PL"/>
-        </w:rPr>
-        <w:t>imie</w:t>
-      </w:r>
-      <w:proofErr w:type="spellEnd"/>
-      <w:r>
-        <w:rPr>
-          <w:sz w:val="28"/>
-          <w:szCs w:val="28"/>
-          <w:lang w:val="pl-PL"/>
-        </w:rPr>
-        <w:t xml:space="preserve"> : String </w:t>
+      <w:r>
+        <w:rPr>
+          <w:sz w:val="28"/>
+          <w:szCs w:val="28"/>
+          <w:lang w:val="pl-PL"/>
+        </w:rPr>
+        <w:t xml:space="preserve">idOperatora : int  </w:t>
+      </w:r>
+    </w:p>
+    <w:p>
+      <w:pPr>
+        <w:spacing w:after="0"/>
+        <w:rPr>
+          <w:sz w:val="28"/>
+          <w:szCs w:val="28"/>
+          <w:lang w:val="pl-PL"/>
+        </w:rPr>
+      </w:pPr>
+      <w:r>
+        <w:rPr>
+          <w:sz w:val="28"/>
+          <w:szCs w:val="28"/>
+          <w:lang w:val="pl-PL"/>
+        </w:rPr>
+        <w:t xml:space="preserve">imie : String </w:t>
       </w:r>
     </w:p>
     <w:p>
@@ -7582,91 +6210,60 @@
           <w:lang w:val="pl-PL"/>
         </w:rPr>
       </w:pPr>
-      <w:proofErr w:type="spellStart"/>
-      <w:r>
-        <w:rPr>
-          <w:sz w:val="28"/>
-          <w:szCs w:val="28"/>
-          <w:lang w:val="pl-PL"/>
-        </w:rPr>
-        <w:t>przydzielanieMisji</w:t>
-      </w:r>
-      <w:proofErr w:type="spellEnd"/>
-      <w:r>
-        <w:rPr>
-          <w:sz w:val="28"/>
-          <w:szCs w:val="28"/>
-          <w:lang w:val="pl-PL"/>
-        </w:rPr>
-        <w:t xml:space="preserve">() </w:t>
-      </w:r>
-    </w:p>
-    <w:p>
-      <w:pPr>
-        <w:spacing w:after="0"/>
-        <w:rPr>
-          <w:sz w:val="28"/>
-          <w:szCs w:val="28"/>
-          <w:lang w:val="pl-PL"/>
-        </w:rPr>
-      </w:pPr>
-      <w:proofErr w:type="spellStart"/>
-      <w:r>
-        <w:rPr>
-          <w:sz w:val="28"/>
-          <w:szCs w:val="28"/>
-          <w:lang w:val="pl-PL"/>
-        </w:rPr>
-        <w:t>tworzenieZespolu</w:t>
-      </w:r>
-      <w:proofErr w:type="spellEnd"/>
-      <w:r>
-        <w:rPr>
-          <w:sz w:val="28"/>
-          <w:szCs w:val="28"/>
-          <w:lang w:val="pl-PL"/>
-        </w:rPr>
-        <w:t xml:space="preserve">() </w:t>
-      </w:r>
-    </w:p>
-    <w:p>
-      <w:pPr>
-        <w:spacing w:after="0"/>
-        <w:rPr>
-          <w:sz w:val="28"/>
-          <w:szCs w:val="28"/>
-          <w:lang w:val="pl-PL"/>
-        </w:rPr>
-      </w:pPr>
-      <w:proofErr w:type="spellStart"/>
-      <w:r>
-        <w:rPr>
-          <w:sz w:val="28"/>
-          <w:szCs w:val="28"/>
-          <w:lang w:val="pl-PL"/>
-        </w:rPr>
-        <w:t>wyslanieDrona</w:t>
-      </w:r>
-      <w:proofErr w:type="spellEnd"/>
-      <w:r>
-        <w:rPr>
-          <w:sz w:val="28"/>
-          <w:szCs w:val="28"/>
-          <w:lang w:val="pl-PL"/>
-        </w:rPr>
-        <w:t xml:space="preserve">() </w:t>
-      </w:r>
-    </w:p>
-    <w:p>
-      <w:pPr>
-        <w:spacing w:after="0"/>
-        <w:rPr>
-          <w:sz w:val="28"/>
-          <w:szCs w:val="28"/>
-          <w:lang w:val="pl-PL"/>
-        </w:rPr>
-      </w:pPr>
-      <w:proofErr w:type="spellStart"/>
+      <w:r>
+        <w:rPr>
+          <w:sz w:val="28"/>
+          <w:szCs w:val="28"/>
+          <w:lang w:val="pl-PL"/>
+        </w:rPr>
+        <w:t xml:space="preserve">przydzielanieMisji() </w:t>
+      </w:r>
+    </w:p>
+    <w:p>
+      <w:pPr>
+        <w:spacing w:after="0"/>
+        <w:rPr>
+          <w:sz w:val="28"/>
+          <w:szCs w:val="28"/>
+          <w:lang w:val="pl-PL"/>
+        </w:rPr>
+      </w:pPr>
+      <w:r>
+        <w:rPr>
+          <w:sz w:val="28"/>
+          <w:szCs w:val="28"/>
+          <w:lang w:val="pl-PL"/>
+        </w:rPr>
+        <w:t xml:space="preserve">tworzenieZespolu() </w:t>
+      </w:r>
+    </w:p>
+    <w:p>
+      <w:pPr>
+        <w:spacing w:after="0"/>
+        <w:rPr>
+          <w:sz w:val="28"/>
+          <w:szCs w:val="28"/>
+          <w:lang w:val="pl-PL"/>
+        </w:rPr>
+      </w:pPr>
+      <w:r>
+        <w:rPr>
+          <w:sz w:val="28"/>
+          <w:szCs w:val="28"/>
+          <w:lang w:val="pl-PL"/>
+        </w:rPr>
+        <w:t xml:space="preserve">wyslanieDrona() </w:t>
+      </w:r>
+    </w:p>
+    <w:p>
+      <w:pPr>
+        <w:spacing w:after="0"/>
+        <w:rPr>
+          <w:sz w:val="28"/>
+          <w:szCs w:val="28"/>
+          <w:lang w:val="pl-PL"/>
+        </w:rPr>
+      </w:pPr>
       <w:r>
         <w:rPr>
           <w:sz w:val="28"/>
@@ -7674,72 +6271,43 @@
           <w:lang w:val="pl-PL"/>
         </w:rPr>
         <w:lastRenderedPageBreak/>
-        <w:t>wyslanieKomunikatu</w:t>
-      </w:r>
-      <w:proofErr w:type="spellEnd"/>
-      <w:r>
-        <w:rPr>
-          <w:sz w:val="28"/>
-          <w:szCs w:val="28"/>
-          <w:lang w:val="pl-PL"/>
-        </w:rPr>
-        <w:t xml:space="preserve">() </w:t>
-      </w:r>
-    </w:p>
-    <w:p>
-      <w:pPr>
-        <w:spacing w:after="0"/>
-        <w:rPr>
-          <w:sz w:val="28"/>
-          <w:szCs w:val="28"/>
-          <w:lang w:val="pl-PL"/>
-        </w:rPr>
-      </w:pPr>
-      <w:proofErr w:type="spellStart"/>
-      <w:r>
-        <w:rPr>
-          <w:sz w:val="28"/>
-          <w:szCs w:val="28"/>
-          <w:lang w:val="pl-PL"/>
-        </w:rPr>
-        <w:t>przyjmijZgloszenie</w:t>
-      </w:r>
-      <w:proofErr w:type="spellEnd"/>
-      <w:r>
-        <w:rPr>
-          <w:sz w:val="28"/>
-          <w:szCs w:val="28"/>
-          <w:lang w:val="pl-PL"/>
-        </w:rPr>
-        <w:t xml:space="preserve">() </w:t>
-      </w:r>
-    </w:p>
-    <w:p>
-      <w:pPr>
-        <w:spacing w:after="0"/>
-        <w:rPr>
-          <w:sz w:val="28"/>
-          <w:szCs w:val="28"/>
-          <w:lang w:val="pl-PL"/>
-        </w:rPr>
-      </w:pPr>
-      <w:proofErr w:type="spellStart"/>
-      <w:r>
-        <w:rPr>
-          <w:sz w:val="28"/>
-          <w:szCs w:val="28"/>
-          <w:lang w:val="pl-PL"/>
-        </w:rPr>
-        <w:t>zamknijZgloszenie</w:t>
-      </w:r>
-      <w:proofErr w:type="spellEnd"/>
-      <w:r>
-        <w:rPr>
-          <w:sz w:val="28"/>
-          <w:szCs w:val="28"/>
-          <w:lang w:val="pl-PL"/>
-        </w:rPr>
-        <w:t xml:space="preserve">() </w:t>
+        <w:t xml:space="preserve">wyslanieKomunikatu() </w:t>
+      </w:r>
+    </w:p>
+    <w:p>
+      <w:pPr>
+        <w:spacing w:after="0"/>
+        <w:rPr>
+          <w:sz w:val="28"/>
+          <w:szCs w:val="28"/>
+          <w:lang w:val="pl-PL"/>
+        </w:rPr>
+      </w:pPr>
+      <w:r>
+        <w:rPr>
+          <w:sz w:val="28"/>
+          <w:szCs w:val="28"/>
+          <w:lang w:val="pl-PL"/>
+        </w:rPr>
+        <w:t xml:space="preserve">przyjmijZgloszenie() </w:t>
+      </w:r>
+    </w:p>
+    <w:p>
+      <w:pPr>
+        <w:spacing w:after="0"/>
+        <w:rPr>
+          <w:sz w:val="28"/>
+          <w:szCs w:val="28"/>
+          <w:lang w:val="pl-PL"/>
+        </w:rPr>
+      </w:pPr>
+      <w:r>
+        <w:rPr>
+          <w:sz w:val="28"/>
+          <w:szCs w:val="28"/>
+          <w:lang w:val="pl-PL"/>
+        </w:rPr>
+        <w:t xml:space="preserve">zamknijZgloszenie() </w:t>
       </w:r>
     </w:p>
     <w:p>
@@ -7857,115 +6425,49 @@
           <w:lang w:val="pl-PL"/>
         </w:rPr>
       </w:pPr>
-      <w:proofErr w:type="spellStart"/>
-      <w:r>
-        <w:rPr>
-          <w:sz w:val="28"/>
-          <w:szCs w:val="28"/>
-          <w:lang w:val="pl-PL"/>
-        </w:rPr>
-        <w:t>idRaportu</w:t>
-      </w:r>
-      <w:proofErr w:type="spellEnd"/>
-      <w:r>
-        <w:rPr>
-          <w:sz w:val="28"/>
-          <w:szCs w:val="28"/>
-          <w:lang w:val="pl-PL"/>
-        </w:rPr>
-        <w:t xml:space="preserve"> : </w:t>
-      </w:r>
-      <w:proofErr w:type="spellStart"/>
-      <w:r>
-        <w:rPr>
-          <w:sz w:val="28"/>
-          <w:szCs w:val="28"/>
-          <w:lang w:val="pl-PL"/>
-        </w:rPr>
-        <w:t>int</w:t>
-      </w:r>
-      <w:proofErr w:type="spellEnd"/>
-      <w:r>
-        <w:rPr>
-          <w:sz w:val="28"/>
-          <w:szCs w:val="28"/>
-          <w:lang w:val="pl-PL"/>
-        </w:rPr>
-        <w:t xml:space="preserve"> </w:t>
-      </w:r>
-    </w:p>
-    <w:p>
-      <w:pPr>
-        <w:spacing w:after="0"/>
-        <w:rPr>
-          <w:sz w:val="28"/>
-          <w:szCs w:val="28"/>
-          <w:lang w:val="pl-PL"/>
-        </w:rPr>
-      </w:pPr>
-      <w:proofErr w:type="spellStart"/>
-      <w:r>
-        <w:rPr>
-          <w:sz w:val="28"/>
-          <w:szCs w:val="28"/>
-          <w:lang w:val="pl-PL"/>
-        </w:rPr>
-        <w:t>dataRaportu</w:t>
-      </w:r>
-      <w:proofErr w:type="spellEnd"/>
-      <w:r>
-        <w:rPr>
-          <w:sz w:val="28"/>
-          <w:szCs w:val="28"/>
-          <w:lang w:val="pl-PL"/>
-        </w:rPr>
-        <w:t xml:space="preserve"> : </w:t>
-      </w:r>
-      <w:proofErr w:type="spellStart"/>
-      <w:r>
-        <w:rPr>
-          <w:sz w:val="28"/>
-          <w:szCs w:val="28"/>
-          <w:lang w:val="pl-PL"/>
-        </w:rPr>
-        <w:t>Date</w:t>
-      </w:r>
-      <w:proofErr w:type="spellEnd"/>
-      <w:r>
-        <w:rPr>
-          <w:sz w:val="28"/>
-          <w:szCs w:val="28"/>
-          <w:lang w:val="pl-PL"/>
-        </w:rPr>
-        <w:t xml:space="preserve"> </w:t>
-      </w:r>
-    </w:p>
-    <w:p>
-      <w:pPr>
-        <w:spacing w:after="0"/>
-        <w:rPr>
-          <w:sz w:val="28"/>
-          <w:szCs w:val="28"/>
-          <w:lang w:val="pl-PL"/>
-        </w:rPr>
-      </w:pPr>
-      <w:proofErr w:type="spellStart"/>
-      <w:r>
-        <w:rPr>
-          <w:sz w:val="28"/>
-          <w:szCs w:val="28"/>
-          <w:lang w:val="pl-PL"/>
-        </w:rPr>
-        <w:t>tresc</w:t>
-      </w:r>
-      <w:proofErr w:type="spellEnd"/>
-      <w:r>
-        <w:rPr>
-          <w:sz w:val="28"/>
-          <w:szCs w:val="28"/>
-          <w:lang w:val="pl-PL"/>
-        </w:rPr>
-        <w:t xml:space="preserve"> : String </w:t>
+      <w:r>
+        <w:rPr>
+          <w:sz w:val="28"/>
+          <w:szCs w:val="28"/>
+          <w:lang w:val="pl-PL"/>
+        </w:rPr>
+        <w:t xml:space="preserve">idRaportu : int </w:t>
+      </w:r>
+    </w:p>
+    <w:p>
+      <w:pPr>
+        <w:spacing w:after="0"/>
+        <w:rPr>
+          <w:sz w:val="28"/>
+          <w:szCs w:val="28"/>
+          <w:lang w:val="pl-PL"/>
+        </w:rPr>
+      </w:pPr>
+      <w:r>
+        <w:rPr>
+          <w:sz w:val="28"/>
+          <w:szCs w:val="28"/>
+          <w:lang w:val="pl-PL"/>
+        </w:rPr>
+        <w:t xml:space="preserve">dataRaportu : Date </w:t>
+      </w:r>
+    </w:p>
+    <w:p>
+      <w:pPr>
+        <w:spacing w:after="0"/>
+        <w:rPr>
+          <w:sz w:val="28"/>
+          <w:szCs w:val="28"/>
+          <w:lang w:val="pl-PL"/>
+        </w:rPr>
+      </w:pPr>
+      <w:r>
+        <w:rPr>
+          <w:sz w:val="28"/>
+          <w:szCs w:val="28"/>
+          <w:lang w:val="pl-PL"/>
+        </w:rPr>
+        <w:t xml:space="preserve">tresc : String </w:t>
       </w:r>
     </w:p>
     <w:p>
@@ -8005,47 +6507,36 @@
           <w:lang w:val="pl-PL"/>
         </w:rPr>
       </w:pPr>
-      <w:proofErr w:type="spellStart"/>
-      <w:r>
-        <w:rPr>
-          <w:sz w:val="28"/>
-          <w:szCs w:val="28"/>
-          <w:lang w:val="pl-PL"/>
-        </w:rPr>
-        <w:t>Przeslij</w:t>
-      </w:r>
-      <w:proofErr w:type="spellEnd"/>
-      <w:r>
-        <w:rPr>
-          <w:sz w:val="28"/>
-          <w:szCs w:val="28"/>
-          <w:lang w:val="pl-PL"/>
-        </w:rPr>
-        <w:t xml:space="preserve">() </w:t>
-      </w:r>
-    </w:p>
-    <w:p>
-      <w:pPr>
-        <w:spacing w:after="0"/>
-        <w:rPr>
-          <w:sz w:val="28"/>
-          <w:szCs w:val="28"/>
-          <w:lang w:val="pl-PL"/>
-        </w:rPr>
-      </w:pPr>
-    </w:p>
-    <w:p>
-      <w:pPr>
-        <w:spacing w:after="0"/>
-        <w:rPr>
-          <w:b/>
-          <w:bCs/>
-          <w:sz w:val="28"/>
-          <w:szCs w:val="28"/>
-          <w:lang w:val="pl-PL"/>
-        </w:rPr>
-      </w:pPr>
-      <w:proofErr w:type="spellStart"/>
+      <w:r>
+        <w:rPr>
+          <w:sz w:val="28"/>
+          <w:szCs w:val="28"/>
+          <w:lang w:val="pl-PL"/>
+        </w:rPr>
+        <w:t xml:space="preserve">Przeslij() </w:t>
+      </w:r>
+    </w:p>
+    <w:p>
+      <w:pPr>
+        <w:spacing w:after="0"/>
+        <w:rPr>
+          <w:sz w:val="28"/>
+          <w:szCs w:val="28"/>
+          <w:lang w:val="pl-PL"/>
+        </w:rPr>
+      </w:pPr>
+    </w:p>
+    <w:p>
+      <w:pPr>
+        <w:spacing w:after="0"/>
+        <w:rPr>
+          <w:b/>
+          <w:bCs/>
+          <w:sz w:val="28"/>
+          <w:szCs w:val="28"/>
+          <w:lang w:val="pl-PL"/>
+        </w:rPr>
+      </w:pPr>
       <w:r>
         <w:rPr>
           <w:b/>
@@ -8056,7 +6547,6 @@
         </w:rPr>
         <w:t>ZespolOperacyjny</w:t>
       </w:r>
-      <w:proofErr w:type="spellEnd"/>
     </w:p>
     <w:p>
       <w:pPr>
@@ -8141,133 +6631,49 @@
           <w:lang w:val="pl-PL"/>
         </w:rPr>
       </w:pPr>
-      <w:proofErr w:type="spellStart"/>
-      <w:r>
-        <w:rPr>
-          <w:sz w:val="28"/>
-          <w:szCs w:val="28"/>
-          <w:lang w:val="pl-PL"/>
-        </w:rPr>
-        <w:t>idZespolu</w:t>
-      </w:r>
-      <w:proofErr w:type="spellEnd"/>
-      <w:r>
-        <w:rPr>
-          <w:sz w:val="28"/>
-          <w:szCs w:val="28"/>
-          <w:lang w:val="pl-PL"/>
-        </w:rPr>
-        <w:t xml:space="preserve"> : </w:t>
-      </w:r>
-      <w:proofErr w:type="spellStart"/>
-      <w:r>
-        <w:rPr>
-          <w:sz w:val="28"/>
-          <w:szCs w:val="28"/>
-          <w:lang w:val="pl-PL"/>
-        </w:rPr>
-        <w:t>int</w:t>
-      </w:r>
-      <w:proofErr w:type="spellEnd"/>
-      <w:r>
-        <w:rPr>
-          <w:sz w:val="28"/>
-          <w:szCs w:val="28"/>
-          <w:lang w:val="pl-PL"/>
-        </w:rPr>
-        <w:t xml:space="preserve"> </w:t>
-      </w:r>
-    </w:p>
-    <w:p>
-      <w:pPr>
-        <w:spacing w:after="0"/>
-        <w:rPr>
-          <w:sz w:val="28"/>
-          <w:szCs w:val="28"/>
-          <w:lang w:val="pl-PL"/>
-        </w:rPr>
-      </w:pPr>
-      <w:proofErr w:type="spellStart"/>
-      <w:r>
-        <w:rPr>
-          <w:sz w:val="28"/>
-          <w:szCs w:val="28"/>
-          <w:lang w:val="pl-PL"/>
-        </w:rPr>
-        <w:t>iloscBohaterow</w:t>
-      </w:r>
-      <w:proofErr w:type="spellEnd"/>
-      <w:r>
-        <w:rPr>
-          <w:sz w:val="28"/>
-          <w:szCs w:val="28"/>
-          <w:lang w:val="pl-PL"/>
-        </w:rPr>
-        <w:t xml:space="preserve"> : </w:t>
-      </w:r>
-      <w:proofErr w:type="spellStart"/>
-      <w:r>
-        <w:rPr>
-          <w:sz w:val="28"/>
-          <w:szCs w:val="28"/>
-          <w:lang w:val="pl-PL"/>
-        </w:rPr>
-        <w:t>int</w:t>
-      </w:r>
-      <w:proofErr w:type="spellEnd"/>
-      <w:r>
-        <w:rPr>
-          <w:sz w:val="28"/>
-          <w:szCs w:val="28"/>
-          <w:lang w:val="pl-PL"/>
-        </w:rPr>
-        <w:t xml:space="preserve"> </w:t>
-      </w:r>
-    </w:p>
-    <w:p>
-      <w:pPr>
-        <w:spacing w:after="0"/>
-        <w:rPr>
-          <w:sz w:val="28"/>
-          <w:szCs w:val="28"/>
-          <w:lang w:val="pl-PL"/>
-        </w:rPr>
-      </w:pPr>
-      <w:proofErr w:type="spellStart"/>
-      <w:r>
-        <w:rPr>
-          <w:sz w:val="28"/>
-          <w:szCs w:val="28"/>
-          <w:lang w:val="pl-PL"/>
-        </w:rPr>
-        <w:t>poziomSynergii</w:t>
-      </w:r>
-      <w:proofErr w:type="spellEnd"/>
-      <w:r>
-        <w:rPr>
-          <w:sz w:val="28"/>
-          <w:szCs w:val="28"/>
-          <w:lang w:val="pl-PL"/>
-        </w:rPr>
-        <w:t xml:space="preserve"> : </w:t>
-      </w:r>
-      <w:proofErr w:type="spellStart"/>
-      <w:r>
-        <w:rPr>
-          <w:sz w:val="28"/>
-          <w:szCs w:val="28"/>
-          <w:lang w:val="pl-PL"/>
-        </w:rPr>
-        <w:t>float</w:t>
-      </w:r>
-      <w:proofErr w:type="spellEnd"/>
-      <w:r>
-        <w:rPr>
-          <w:sz w:val="28"/>
-          <w:szCs w:val="28"/>
-          <w:lang w:val="pl-PL"/>
-        </w:rPr>
-        <w:t xml:space="preserve"> - poziom synergii mocy </w:t>
+      <w:r>
+        <w:rPr>
+          <w:sz w:val="28"/>
+          <w:szCs w:val="28"/>
+          <w:lang w:val="pl-PL"/>
+        </w:rPr>
+        <w:t xml:space="preserve">idZespolu : int </w:t>
+      </w:r>
+    </w:p>
+    <w:p>
+      <w:pPr>
+        <w:spacing w:after="0"/>
+        <w:rPr>
+          <w:sz w:val="28"/>
+          <w:szCs w:val="28"/>
+          <w:lang w:val="pl-PL"/>
+        </w:rPr>
+      </w:pPr>
+      <w:r>
+        <w:rPr>
+          <w:sz w:val="28"/>
+          <w:szCs w:val="28"/>
+          <w:lang w:val="pl-PL"/>
+        </w:rPr>
+        <w:t xml:space="preserve">iloscBohaterow : int </w:t>
+      </w:r>
+    </w:p>
+    <w:p>
+      <w:pPr>
+        <w:spacing w:after="0"/>
+        <w:rPr>
+          <w:sz w:val="28"/>
+          <w:szCs w:val="28"/>
+          <w:lang w:val="pl-PL"/>
+        </w:rPr>
+      </w:pPr>
+      <w:r>
+        <w:rPr>
+          <w:sz w:val="28"/>
+          <w:szCs w:val="28"/>
+          <w:lang w:val="pl-PL"/>
+        </w:rPr>
+        <w:t xml:space="preserve">poziomSynergii : float - poziom synergii mocy </w:t>
       </w:r>
     </w:p>
     <w:p>
@@ -8307,75 +6713,54 @@
           <w:lang w:val="pl-PL"/>
         </w:rPr>
       </w:pPr>
-      <w:proofErr w:type="spellStart"/>
-      <w:r>
-        <w:rPr>
-          <w:sz w:val="28"/>
-          <w:szCs w:val="28"/>
-          <w:lang w:val="pl-PL"/>
-        </w:rPr>
-        <w:t>dodajBohatera</w:t>
-      </w:r>
-      <w:proofErr w:type="spellEnd"/>
-      <w:r>
-        <w:rPr>
-          <w:sz w:val="28"/>
-          <w:szCs w:val="28"/>
-          <w:lang w:val="pl-PL"/>
-        </w:rPr>
-        <w:t xml:space="preserve">() </w:t>
-      </w:r>
-    </w:p>
-    <w:p>
-      <w:pPr>
-        <w:spacing w:after="0"/>
-        <w:rPr>
-          <w:sz w:val="28"/>
-          <w:szCs w:val="28"/>
-          <w:lang w:val="pl-PL"/>
-        </w:rPr>
-      </w:pPr>
-      <w:proofErr w:type="spellStart"/>
-      <w:r>
-        <w:rPr>
-          <w:sz w:val="28"/>
-          <w:szCs w:val="28"/>
-          <w:lang w:val="pl-PL"/>
-        </w:rPr>
-        <w:t>usunBohatera</w:t>
-      </w:r>
-      <w:proofErr w:type="spellEnd"/>
-      <w:r>
-        <w:rPr>
-          <w:sz w:val="28"/>
-          <w:szCs w:val="28"/>
-          <w:lang w:val="pl-PL"/>
-        </w:rPr>
-        <w:t xml:space="preserve">() </w:t>
-      </w:r>
-    </w:p>
-    <w:p>
-      <w:pPr>
-        <w:spacing w:after="0"/>
-        <w:rPr>
-          <w:sz w:val="28"/>
-          <w:szCs w:val="28"/>
-          <w:lang w:val="pl-PL"/>
-        </w:rPr>
-      </w:pPr>
-    </w:p>
-    <w:p>
-      <w:pPr>
-        <w:spacing w:after="0"/>
-        <w:rPr>
-          <w:b/>
-          <w:bCs/>
-          <w:sz w:val="28"/>
-          <w:szCs w:val="28"/>
-          <w:lang w:val="pl-PL"/>
-        </w:rPr>
-      </w:pPr>
-      <w:proofErr w:type="spellStart"/>
+      <w:r>
+        <w:rPr>
+          <w:sz w:val="28"/>
+          <w:szCs w:val="28"/>
+          <w:lang w:val="pl-PL"/>
+        </w:rPr>
+        <w:t xml:space="preserve">dodajBohatera() </w:t>
+      </w:r>
+    </w:p>
+    <w:p>
+      <w:pPr>
+        <w:spacing w:after="0"/>
+        <w:rPr>
+          <w:sz w:val="28"/>
+          <w:szCs w:val="28"/>
+          <w:lang w:val="pl-PL"/>
+        </w:rPr>
+      </w:pPr>
+      <w:r>
+        <w:rPr>
+          <w:sz w:val="28"/>
+          <w:szCs w:val="28"/>
+          <w:lang w:val="pl-PL"/>
+        </w:rPr>
+        <w:t xml:space="preserve">usunBohatera() </w:t>
+      </w:r>
+    </w:p>
+    <w:p>
+      <w:pPr>
+        <w:spacing w:after="0"/>
+        <w:rPr>
+          <w:sz w:val="28"/>
+          <w:szCs w:val="28"/>
+          <w:lang w:val="pl-PL"/>
+        </w:rPr>
+      </w:pPr>
+    </w:p>
+    <w:p>
+      <w:pPr>
+        <w:spacing w:after="0"/>
+        <w:rPr>
+          <w:b/>
+          <w:bCs/>
+          <w:sz w:val="28"/>
+          <w:szCs w:val="28"/>
+          <w:lang w:val="pl-PL"/>
+        </w:rPr>
+      </w:pPr>
       <w:r>
         <w:rPr>
           <w:b/>
@@ -8386,7 +6771,6 @@
         </w:rPr>
         <w:t>Zgloszenie</w:t>
       </w:r>
-      <w:proofErr w:type="spellEnd"/>
     </w:p>
     <w:p>
       <w:pPr>
@@ -8471,77 +6855,31 @@
           <w:lang w:val="pl-PL"/>
         </w:rPr>
       </w:pPr>
-      <w:proofErr w:type="spellStart"/>
-      <w:r>
-        <w:rPr>
-          <w:sz w:val="28"/>
-          <w:szCs w:val="28"/>
-          <w:lang w:val="pl-PL"/>
-        </w:rPr>
-        <w:t>idZgloszenia</w:t>
-      </w:r>
-      <w:proofErr w:type="spellEnd"/>
-      <w:r>
-        <w:rPr>
-          <w:sz w:val="28"/>
-          <w:szCs w:val="28"/>
-          <w:lang w:val="pl-PL"/>
-        </w:rPr>
-        <w:t xml:space="preserve"> : </w:t>
-      </w:r>
-      <w:proofErr w:type="spellStart"/>
-      <w:r>
-        <w:rPr>
-          <w:sz w:val="28"/>
-          <w:szCs w:val="28"/>
-          <w:lang w:val="pl-PL"/>
-        </w:rPr>
-        <w:t>int</w:t>
-      </w:r>
-      <w:proofErr w:type="spellEnd"/>
-      <w:r>
-        <w:rPr>
-          <w:sz w:val="28"/>
-          <w:szCs w:val="28"/>
-          <w:lang w:val="pl-PL"/>
-        </w:rPr>
-        <w:t xml:space="preserve"> </w:t>
-      </w:r>
-    </w:p>
-    <w:p>
-      <w:pPr>
-        <w:spacing w:after="0"/>
-        <w:rPr>
-          <w:sz w:val="28"/>
-          <w:szCs w:val="28"/>
-          <w:lang w:val="pl-PL"/>
-        </w:rPr>
-      </w:pPr>
-      <w:r>
-        <w:rPr>
-          <w:sz w:val="28"/>
-          <w:szCs w:val="28"/>
-          <w:lang w:val="pl-PL"/>
-        </w:rPr>
-        <w:t xml:space="preserve">data : </w:t>
-      </w:r>
-      <w:proofErr w:type="spellStart"/>
-      <w:r>
-        <w:rPr>
-          <w:sz w:val="28"/>
-          <w:szCs w:val="28"/>
-          <w:lang w:val="pl-PL"/>
-        </w:rPr>
-        <w:t>Date</w:t>
-      </w:r>
-      <w:proofErr w:type="spellEnd"/>
-      <w:r>
-        <w:rPr>
-          <w:sz w:val="28"/>
-          <w:szCs w:val="28"/>
-          <w:lang w:val="pl-PL"/>
-        </w:rPr>
-        <w:t xml:space="preserve"> </w:t>
+      <w:r>
+        <w:rPr>
+          <w:sz w:val="28"/>
+          <w:szCs w:val="28"/>
+          <w:lang w:val="pl-PL"/>
+        </w:rPr>
+        <w:t xml:space="preserve">idZgloszenia : int </w:t>
+      </w:r>
+    </w:p>
+    <w:p>
+      <w:pPr>
+        <w:spacing w:after="0"/>
+        <w:rPr>
+          <w:sz w:val="28"/>
+          <w:szCs w:val="28"/>
+          <w:lang w:val="pl-PL"/>
+        </w:rPr>
+      </w:pPr>
+      <w:r>
+        <w:rPr>
+          <w:sz w:val="28"/>
+          <w:szCs w:val="28"/>
+          <w:lang w:val="pl-PL"/>
+        </w:rPr>
+        <w:t xml:space="preserve">data : Date </w:t>
       </w:r>
     </w:p>
     <w:p>
@@ -8571,41 +6909,13 @@
           <w:lang w:val="pl-PL"/>
         </w:rPr>
       </w:pPr>
-      <w:proofErr w:type="spellStart"/>
-      <w:r>
-        <w:rPr>
-          <w:sz w:val="28"/>
-          <w:szCs w:val="28"/>
-          <w:lang w:val="pl-PL"/>
-        </w:rPr>
-        <w:t>stopien</w:t>
-      </w:r>
-      <w:proofErr w:type="spellEnd"/>
-      <w:r>
-        <w:rPr>
-          <w:sz w:val="28"/>
-          <w:szCs w:val="28"/>
-          <w:lang w:val="pl-PL"/>
-        </w:rPr>
-        <w:t xml:space="preserve"> : </w:t>
-      </w:r>
-      <w:proofErr w:type="spellStart"/>
-      <w:r>
-        <w:rPr>
-          <w:sz w:val="28"/>
-          <w:szCs w:val="28"/>
-          <w:lang w:val="pl-PL"/>
-        </w:rPr>
-        <w:t>int</w:t>
-      </w:r>
-      <w:proofErr w:type="spellEnd"/>
-      <w:r>
-        <w:rPr>
-          <w:sz w:val="28"/>
-          <w:szCs w:val="28"/>
-          <w:lang w:val="pl-PL"/>
-        </w:rPr>
-        <w:t xml:space="preserve"> </w:t>
+      <w:r>
+        <w:rPr>
+          <w:sz w:val="28"/>
+          <w:szCs w:val="28"/>
+          <w:lang w:val="pl-PL"/>
+        </w:rPr>
+        <w:t xml:space="preserve">stopien : int </w:t>
       </w:r>
     </w:p>
     <w:p>
@@ -8635,23 +6945,13 @@
           <w:lang w:val="pl-PL"/>
         </w:rPr>
       </w:pPr>
-      <w:proofErr w:type="spellStart"/>
-      <w:r>
-        <w:rPr>
-          <w:sz w:val="28"/>
-          <w:szCs w:val="28"/>
-          <w:lang w:val="pl-PL"/>
-        </w:rPr>
-        <w:t>krotkiOpis</w:t>
-      </w:r>
-      <w:proofErr w:type="spellEnd"/>
-      <w:r>
-        <w:rPr>
-          <w:sz w:val="28"/>
-          <w:szCs w:val="28"/>
-          <w:lang w:val="pl-PL"/>
-        </w:rPr>
-        <w:t xml:space="preserve"> : String </w:t>
+      <w:r>
+        <w:rPr>
+          <w:sz w:val="28"/>
+          <w:szCs w:val="28"/>
+          <w:lang w:val="pl-PL"/>
+        </w:rPr>
+        <w:t xml:space="preserve">krotkiOpis : String </w:t>
       </w:r>
     </w:p>
     <w:p>
@@ -8691,23 +6991,13 @@
           <w:lang w:val="pl-PL"/>
         </w:rPr>
       </w:pPr>
-      <w:proofErr w:type="spellStart"/>
-      <w:r>
-        <w:rPr>
-          <w:sz w:val="28"/>
-          <w:szCs w:val="28"/>
-          <w:lang w:val="pl-PL"/>
-        </w:rPr>
-        <w:t>algorytmPrzydzielania</w:t>
-      </w:r>
-      <w:proofErr w:type="spellEnd"/>
-      <w:r>
-        <w:rPr>
-          <w:sz w:val="28"/>
-          <w:szCs w:val="28"/>
-          <w:lang w:val="pl-PL"/>
-        </w:rPr>
-        <w:t>() - dobiera odpowiednich bohaterów do zgłoszenia</w:t>
+      <w:r>
+        <w:rPr>
+          <w:sz w:val="28"/>
+          <w:szCs w:val="28"/>
+          <w:lang w:val="pl-PL"/>
+        </w:rPr>
+        <w:t>algorytmPrzydzielania() - dobiera odpowiednich bohaterów do zgłoszenia</w:t>
       </w:r>
     </w:p>
     <w:p>
@@ -8828,1288 +7118,259 @@
         <w:rPr>
           <w:sz w:val="28"/>
           <w:szCs w:val="28"/>
-        </w:rPr>
-      </w:pPr>
-      <w:r>
-        <w:rPr>
-          <w:sz w:val="28"/>
-          <w:szCs w:val="28"/>
-        </w:rPr>
-        <w:t xml:space="preserve">Stan </w:t>
-      </w:r>
-      <w:proofErr w:type="spellStart"/>
-      <w:r>
-        <w:rPr>
-          <w:sz w:val="28"/>
-          <w:szCs w:val="28"/>
-        </w:rPr>
-        <w:t>początkowy</w:t>
-      </w:r>
-      <w:proofErr w:type="spellEnd"/>
-      <w:r>
-        <w:rPr>
-          <w:sz w:val="28"/>
-          <w:szCs w:val="28"/>
-        </w:rPr>
-        <w:t xml:space="preserve">: </w:t>
-      </w:r>
-      <w:proofErr w:type="spellStart"/>
-      <w:r>
-        <w:rPr>
-          <w:sz w:val="28"/>
-          <w:szCs w:val="28"/>
-        </w:rPr>
-        <w:t>Reprezentuje</w:t>
-      </w:r>
-      <w:proofErr w:type="spellEnd"/>
-      <w:r>
-        <w:rPr>
-          <w:sz w:val="28"/>
-          <w:szCs w:val="28"/>
-        </w:rPr>
-        <w:t xml:space="preserve"> moment </w:t>
-      </w:r>
-      <w:proofErr w:type="spellStart"/>
-      <w:r>
-        <w:rPr>
-          <w:sz w:val="28"/>
-          <w:szCs w:val="28"/>
-        </w:rPr>
-        <w:t>rozpoczęcia</w:t>
-      </w:r>
-      <w:proofErr w:type="spellEnd"/>
-      <w:r>
-        <w:rPr>
-          <w:sz w:val="28"/>
-          <w:szCs w:val="28"/>
-        </w:rPr>
-        <w:t xml:space="preserve"> </w:t>
-      </w:r>
-      <w:proofErr w:type="spellStart"/>
-      <w:r>
-        <w:rPr>
-          <w:sz w:val="28"/>
-          <w:szCs w:val="28"/>
-        </w:rPr>
-        <w:t>pracy</w:t>
-      </w:r>
-      <w:proofErr w:type="spellEnd"/>
-      <w:r>
-        <w:rPr>
-          <w:sz w:val="28"/>
-          <w:szCs w:val="28"/>
-        </w:rPr>
-        <w:t xml:space="preserve"> </w:t>
-      </w:r>
-      <w:proofErr w:type="spellStart"/>
-      <w:r>
-        <w:rPr>
-          <w:sz w:val="28"/>
-          <w:szCs w:val="28"/>
-        </w:rPr>
-        <w:t>przez</w:t>
-      </w:r>
-      <w:proofErr w:type="spellEnd"/>
-      <w:r>
-        <w:rPr>
-          <w:sz w:val="28"/>
-          <w:szCs w:val="28"/>
-        </w:rPr>
-        <w:t xml:space="preserve"> </w:t>
-      </w:r>
-      <w:proofErr w:type="spellStart"/>
-      <w:r>
-        <w:rPr>
-          <w:sz w:val="28"/>
-          <w:szCs w:val="28"/>
-        </w:rPr>
-        <w:t>operatora</w:t>
-      </w:r>
-      <w:proofErr w:type="spellEnd"/>
-      <w:r>
-        <w:rPr>
-          <w:sz w:val="28"/>
-          <w:szCs w:val="28"/>
-        </w:rPr>
-        <w:t xml:space="preserve">. </w:t>
-      </w:r>
-      <w:proofErr w:type="spellStart"/>
-      <w:r>
-        <w:rPr>
-          <w:sz w:val="28"/>
-          <w:szCs w:val="28"/>
-        </w:rPr>
-        <w:t>Monitorowanie</w:t>
-      </w:r>
-      <w:proofErr w:type="spellEnd"/>
-      <w:r>
-        <w:rPr>
-          <w:sz w:val="28"/>
-          <w:szCs w:val="28"/>
-        </w:rPr>
-        <w:t xml:space="preserve">: </w:t>
-      </w:r>
-      <w:proofErr w:type="spellStart"/>
-      <w:r>
-        <w:rPr>
-          <w:sz w:val="28"/>
-          <w:szCs w:val="28"/>
-        </w:rPr>
-        <w:t>Główny</w:t>
-      </w:r>
-      <w:proofErr w:type="spellEnd"/>
-      <w:r>
-        <w:rPr>
-          <w:sz w:val="28"/>
-          <w:szCs w:val="28"/>
-        </w:rPr>
-        <w:t xml:space="preserve"> </w:t>
-      </w:r>
-      <w:proofErr w:type="spellStart"/>
-      <w:r>
-        <w:rPr>
-          <w:sz w:val="28"/>
-          <w:szCs w:val="28"/>
-        </w:rPr>
-        <w:t>i</w:t>
-      </w:r>
-      <w:proofErr w:type="spellEnd"/>
-      <w:r>
-        <w:rPr>
-          <w:sz w:val="28"/>
-          <w:szCs w:val="28"/>
-        </w:rPr>
-        <w:t xml:space="preserve"> </w:t>
-      </w:r>
-      <w:proofErr w:type="spellStart"/>
-      <w:r>
-        <w:rPr>
-          <w:sz w:val="28"/>
-          <w:szCs w:val="28"/>
-        </w:rPr>
-        <w:t>domyślny</w:t>
-      </w:r>
-      <w:proofErr w:type="spellEnd"/>
-      <w:r>
-        <w:rPr>
-          <w:sz w:val="28"/>
-          <w:szCs w:val="28"/>
-        </w:rPr>
-        <w:t xml:space="preserve"> stan </w:t>
-      </w:r>
-      <w:proofErr w:type="spellStart"/>
-      <w:r>
-        <w:rPr>
-          <w:sz w:val="28"/>
-          <w:szCs w:val="28"/>
-        </w:rPr>
-        <w:t>pracy</w:t>
-      </w:r>
-      <w:proofErr w:type="spellEnd"/>
-      <w:r>
-        <w:rPr>
-          <w:sz w:val="28"/>
-          <w:szCs w:val="28"/>
-        </w:rPr>
-        <w:t xml:space="preserve"> </w:t>
-      </w:r>
-      <w:proofErr w:type="spellStart"/>
-      <w:r>
-        <w:rPr>
-          <w:sz w:val="28"/>
-          <w:szCs w:val="28"/>
-        </w:rPr>
-        <w:t>operatora</w:t>
-      </w:r>
-      <w:proofErr w:type="spellEnd"/>
-      <w:r>
-        <w:rPr>
-          <w:sz w:val="28"/>
-          <w:szCs w:val="28"/>
-        </w:rPr>
-        <w:t xml:space="preserve"> po </w:t>
-      </w:r>
-      <w:proofErr w:type="spellStart"/>
-      <w:r>
-        <w:rPr>
-          <w:sz w:val="28"/>
-          <w:szCs w:val="28"/>
-        </w:rPr>
-        <w:t>zalogowaniu</w:t>
-      </w:r>
-      <w:proofErr w:type="spellEnd"/>
-      <w:r>
-        <w:rPr>
-          <w:sz w:val="28"/>
-          <w:szCs w:val="28"/>
-        </w:rPr>
-        <w:t xml:space="preserve">. </w:t>
-      </w:r>
-    </w:p>
-    <w:p>
-      <w:pPr>
-        <w:spacing w:after="0"/>
-        <w:rPr>
-          <w:sz w:val="28"/>
-          <w:szCs w:val="28"/>
-        </w:rPr>
-      </w:pPr>
-      <w:r>
-        <w:rPr>
-          <w:sz w:val="28"/>
-          <w:szCs w:val="28"/>
-        </w:rPr>
-        <w:t xml:space="preserve">Analiza </w:t>
-      </w:r>
-      <w:proofErr w:type="spellStart"/>
-      <w:r>
-        <w:rPr>
-          <w:sz w:val="28"/>
-          <w:szCs w:val="28"/>
-        </w:rPr>
-        <w:t>zgłoszenia</w:t>
-      </w:r>
-      <w:proofErr w:type="spellEnd"/>
-      <w:r>
-        <w:rPr>
-          <w:sz w:val="28"/>
-          <w:szCs w:val="28"/>
-        </w:rPr>
-        <w:t xml:space="preserve">: Stan, w </w:t>
-      </w:r>
-      <w:proofErr w:type="spellStart"/>
-      <w:r>
-        <w:rPr>
-          <w:sz w:val="28"/>
-          <w:szCs w:val="28"/>
-        </w:rPr>
-        <w:t>którym</w:t>
-      </w:r>
-      <w:proofErr w:type="spellEnd"/>
-      <w:r>
-        <w:rPr>
-          <w:sz w:val="28"/>
-          <w:szCs w:val="28"/>
-        </w:rPr>
-        <w:t xml:space="preserve"> operator </w:t>
-      </w:r>
-      <w:proofErr w:type="spellStart"/>
-      <w:r>
-        <w:rPr>
-          <w:sz w:val="28"/>
-          <w:szCs w:val="28"/>
-        </w:rPr>
-        <w:t>szczegółowo</w:t>
-      </w:r>
-      <w:proofErr w:type="spellEnd"/>
-      <w:r>
-        <w:rPr>
-          <w:sz w:val="28"/>
-          <w:szCs w:val="28"/>
-        </w:rPr>
-        <w:t xml:space="preserve"> </w:t>
-      </w:r>
-      <w:proofErr w:type="spellStart"/>
-      <w:r>
-        <w:rPr>
-          <w:sz w:val="28"/>
-          <w:szCs w:val="28"/>
-        </w:rPr>
-        <w:t>weryfikuje</w:t>
-      </w:r>
-      <w:proofErr w:type="spellEnd"/>
-      <w:r>
-        <w:rPr>
-          <w:sz w:val="28"/>
-          <w:szCs w:val="28"/>
-        </w:rPr>
-        <w:t xml:space="preserve"> </w:t>
-      </w:r>
-      <w:proofErr w:type="spellStart"/>
-      <w:r>
-        <w:rPr>
-          <w:sz w:val="28"/>
-          <w:szCs w:val="28"/>
-        </w:rPr>
-        <w:t>nowe</w:t>
-      </w:r>
-      <w:proofErr w:type="spellEnd"/>
-      <w:r>
-        <w:rPr>
-          <w:sz w:val="28"/>
-          <w:szCs w:val="28"/>
-        </w:rPr>
-        <w:t xml:space="preserve"> </w:t>
-      </w:r>
-      <w:proofErr w:type="spellStart"/>
-      <w:r>
-        <w:rPr>
-          <w:sz w:val="28"/>
-          <w:szCs w:val="28"/>
-        </w:rPr>
-        <w:t>zagrożenie</w:t>
-      </w:r>
-      <w:proofErr w:type="spellEnd"/>
-      <w:r>
-        <w:rPr>
-          <w:sz w:val="28"/>
-          <w:szCs w:val="28"/>
-        </w:rPr>
-        <w:t xml:space="preserve">, </w:t>
-      </w:r>
-      <w:proofErr w:type="spellStart"/>
-      <w:r>
-        <w:rPr>
-          <w:sz w:val="28"/>
-          <w:szCs w:val="28"/>
-        </w:rPr>
-        <w:t>analizując</w:t>
-      </w:r>
-      <w:proofErr w:type="spellEnd"/>
-      <w:r>
-        <w:rPr>
-          <w:sz w:val="28"/>
-          <w:szCs w:val="28"/>
-        </w:rPr>
-        <w:t xml:space="preserve"> </w:t>
-      </w:r>
-      <w:proofErr w:type="spellStart"/>
-      <w:r>
-        <w:rPr>
-          <w:sz w:val="28"/>
-          <w:szCs w:val="28"/>
-        </w:rPr>
-        <w:t>jego</w:t>
-      </w:r>
-      <w:proofErr w:type="spellEnd"/>
-      <w:r>
-        <w:rPr>
-          <w:sz w:val="28"/>
-          <w:szCs w:val="28"/>
-        </w:rPr>
-        <w:t xml:space="preserve"> </w:t>
-      </w:r>
-      <w:proofErr w:type="spellStart"/>
-      <w:r>
-        <w:rPr>
-          <w:sz w:val="28"/>
-          <w:szCs w:val="28"/>
-        </w:rPr>
-        <w:t>stopień</w:t>
-      </w:r>
-      <w:proofErr w:type="spellEnd"/>
-      <w:r>
-        <w:rPr>
-          <w:sz w:val="28"/>
-          <w:szCs w:val="28"/>
-        </w:rPr>
-        <w:t xml:space="preserve">, </w:t>
-      </w:r>
-      <w:proofErr w:type="spellStart"/>
-      <w:r>
-        <w:rPr>
-          <w:sz w:val="28"/>
-          <w:szCs w:val="28"/>
-        </w:rPr>
-        <w:t>rodzaj</w:t>
-      </w:r>
-      <w:proofErr w:type="spellEnd"/>
-      <w:r>
-        <w:rPr>
-          <w:sz w:val="28"/>
-          <w:szCs w:val="28"/>
-        </w:rPr>
-        <w:t xml:space="preserve"> </w:t>
-      </w:r>
-      <w:proofErr w:type="spellStart"/>
-      <w:r>
-        <w:rPr>
-          <w:sz w:val="28"/>
-          <w:szCs w:val="28"/>
-        </w:rPr>
-        <w:t>oraz</w:t>
-      </w:r>
-      <w:proofErr w:type="spellEnd"/>
-      <w:r>
-        <w:rPr>
-          <w:sz w:val="28"/>
-          <w:szCs w:val="28"/>
-        </w:rPr>
-        <w:t xml:space="preserve"> </w:t>
-      </w:r>
-      <w:proofErr w:type="spellStart"/>
-      <w:r>
-        <w:rPr>
-          <w:sz w:val="28"/>
-          <w:szCs w:val="28"/>
-        </w:rPr>
-        <w:t>lokalizację</w:t>
-      </w:r>
-      <w:proofErr w:type="spellEnd"/>
-      <w:r>
-        <w:rPr>
-          <w:sz w:val="28"/>
-          <w:szCs w:val="28"/>
-        </w:rPr>
-        <w:t xml:space="preserve">. </w:t>
-      </w:r>
-    </w:p>
-    <w:p>
-      <w:pPr>
-        <w:spacing w:after="0"/>
-        <w:rPr>
-          <w:sz w:val="28"/>
-          <w:szCs w:val="28"/>
-        </w:rPr>
-      </w:pPr>
-      <w:proofErr w:type="spellStart"/>
-      <w:r>
-        <w:rPr>
-          <w:sz w:val="28"/>
-          <w:szCs w:val="28"/>
-        </w:rPr>
-        <w:t>Tworzenie</w:t>
-      </w:r>
-      <w:proofErr w:type="spellEnd"/>
-      <w:r>
-        <w:rPr>
-          <w:sz w:val="28"/>
-          <w:szCs w:val="28"/>
-        </w:rPr>
-        <w:t xml:space="preserve"> </w:t>
-      </w:r>
-      <w:proofErr w:type="spellStart"/>
-      <w:r>
-        <w:rPr>
-          <w:sz w:val="28"/>
-          <w:szCs w:val="28"/>
-        </w:rPr>
-        <w:t>zespołu</w:t>
-      </w:r>
-      <w:proofErr w:type="spellEnd"/>
-      <w:r>
-        <w:rPr>
-          <w:sz w:val="28"/>
-          <w:szCs w:val="28"/>
-        </w:rPr>
-        <w:t xml:space="preserve">: Operator </w:t>
-      </w:r>
-      <w:proofErr w:type="spellStart"/>
-      <w:r>
-        <w:rPr>
-          <w:sz w:val="28"/>
-          <w:szCs w:val="28"/>
-        </w:rPr>
-        <w:t>dobiera</w:t>
-      </w:r>
-      <w:proofErr w:type="spellEnd"/>
-      <w:r>
-        <w:rPr>
-          <w:sz w:val="28"/>
-          <w:szCs w:val="28"/>
-        </w:rPr>
-        <w:t xml:space="preserve"> </w:t>
-      </w:r>
-      <w:proofErr w:type="spellStart"/>
-      <w:r>
-        <w:rPr>
-          <w:sz w:val="28"/>
-          <w:szCs w:val="28"/>
-        </w:rPr>
-        <w:t>bohaterów</w:t>
-      </w:r>
-      <w:proofErr w:type="spellEnd"/>
-      <w:r>
-        <w:rPr>
-          <w:sz w:val="28"/>
-          <w:szCs w:val="28"/>
-        </w:rPr>
-        <w:t xml:space="preserve">, </w:t>
-      </w:r>
-      <w:proofErr w:type="spellStart"/>
-      <w:r>
-        <w:rPr>
-          <w:sz w:val="28"/>
-          <w:szCs w:val="28"/>
-        </w:rPr>
-        <w:t>biorąc</w:t>
-      </w:r>
-      <w:proofErr w:type="spellEnd"/>
-      <w:r>
-        <w:rPr>
-          <w:sz w:val="28"/>
-          <w:szCs w:val="28"/>
-        </w:rPr>
-        <w:t xml:space="preserve"> pod </w:t>
-      </w:r>
-      <w:proofErr w:type="spellStart"/>
-      <w:r>
-        <w:rPr>
-          <w:sz w:val="28"/>
-          <w:szCs w:val="28"/>
-        </w:rPr>
-        <w:t>uwagę</w:t>
-      </w:r>
-      <w:proofErr w:type="spellEnd"/>
-      <w:r>
-        <w:rPr>
-          <w:sz w:val="28"/>
-          <w:szCs w:val="28"/>
-        </w:rPr>
-        <w:t xml:space="preserve"> </w:t>
-      </w:r>
-      <w:proofErr w:type="spellStart"/>
-      <w:r>
-        <w:rPr>
-          <w:sz w:val="28"/>
-          <w:szCs w:val="28"/>
-        </w:rPr>
-        <w:t>synergię</w:t>
-      </w:r>
-      <w:proofErr w:type="spellEnd"/>
-      <w:r>
-        <w:rPr>
-          <w:sz w:val="28"/>
-          <w:szCs w:val="28"/>
-        </w:rPr>
-        <w:t xml:space="preserve"> ich </w:t>
-      </w:r>
-      <w:proofErr w:type="spellStart"/>
-      <w:r>
-        <w:rPr>
-          <w:sz w:val="28"/>
-          <w:szCs w:val="28"/>
-        </w:rPr>
-        <w:t>mocy</w:t>
-      </w:r>
-      <w:proofErr w:type="spellEnd"/>
-      <w:r>
-        <w:rPr>
-          <w:sz w:val="28"/>
-          <w:szCs w:val="28"/>
-        </w:rPr>
-        <w:t xml:space="preserve"> </w:t>
-      </w:r>
-      <w:proofErr w:type="spellStart"/>
-      <w:r>
-        <w:rPr>
-          <w:sz w:val="28"/>
-          <w:szCs w:val="28"/>
-        </w:rPr>
-        <w:t>przed</w:t>
-      </w:r>
-      <w:proofErr w:type="spellEnd"/>
-      <w:r>
-        <w:rPr>
-          <w:sz w:val="28"/>
-          <w:szCs w:val="28"/>
-        </w:rPr>
-        <w:t xml:space="preserve"> </w:t>
-      </w:r>
-      <w:proofErr w:type="spellStart"/>
-      <w:r>
-        <w:rPr>
-          <w:sz w:val="28"/>
-          <w:szCs w:val="28"/>
-        </w:rPr>
-        <w:t>wysłaniem</w:t>
-      </w:r>
-      <w:proofErr w:type="spellEnd"/>
-      <w:r>
-        <w:rPr>
-          <w:sz w:val="28"/>
-          <w:szCs w:val="28"/>
-        </w:rPr>
-        <w:t xml:space="preserve"> ich w </w:t>
-      </w:r>
-      <w:proofErr w:type="spellStart"/>
-      <w:r>
-        <w:rPr>
-          <w:sz w:val="28"/>
-          <w:szCs w:val="28"/>
-        </w:rPr>
-        <w:t>teren</w:t>
-      </w:r>
-      <w:proofErr w:type="spellEnd"/>
-      <w:r>
-        <w:rPr>
-          <w:sz w:val="28"/>
-          <w:szCs w:val="28"/>
-        </w:rPr>
-        <w:t>.</w:t>
-      </w:r>
-    </w:p>
-    <w:p>
-      <w:pPr>
-        <w:spacing w:after="0"/>
-        <w:rPr>
-          <w:sz w:val="28"/>
-          <w:szCs w:val="28"/>
-        </w:rPr>
-      </w:pPr>
-      <w:proofErr w:type="spellStart"/>
-      <w:r>
-        <w:rPr>
-          <w:sz w:val="28"/>
-          <w:szCs w:val="28"/>
-        </w:rPr>
-        <w:t>Obsługiwanie</w:t>
-      </w:r>
-      <w:proofErr w:type="spellEnd"/>
-      <w:r>
-        <w:rPr>
-          <w:sz w:val="28"/>
-          <w:szCs w:val="28"/>
-        </w:rPr>
-        <w:t xml:space="preserve"> </w:t>
-      </w:r>
-      <w:proofErr w:type="spellStart"/>
-      <w:r>
-        <w:rPr>
-          <w:sz w:val="28"/>
-          <w:szCs w:val="28"/>
-        </w:rPr>
-        <w:t>alertu</w:t>
-      </w:r>
-      <w:proofErr w:type="spellEnd"/>
-      <w:r>
-        <w:rPr>
-          <w:sz w:val="28"/>
-          <w:szCs w:val="28"/>
-        </w:rPr>
-        <w:t xml:space="preserve">: </w:t>
-      </w:r>
-      <w:proofErr w:type="spellStart"/>
-      <w:r>
-        <w:rPr>
-          <w:sz w:val="28"/>
-          <w:szCs w:val="28"/>
-        </w:rPr>
-        <w:t>Wyjątkowy</w:t>
-      </w:r>
-      <w:proofErr w:type="spellEnd"/>
-      <w:r>
-        <w:rPr>
-          <w:sz w:val="28"/>
-          <w:szCs w:val="28"/>
-        </w:rPr>
-        <w:t xml:space="preserve">, </w:t>
-      </w:r>
-      <w:proofErr w:type="spellStart"/>
-      <w:r>
-        <w:rPr>
-          <w:sz w:val="28"/>
-          <w:szCs w:val="28"/>
-        </w:rPr>
-        <w:t>awaryjny</w:t>
-      </w:r>
-      <w:proofErr w:type="spellEnd"/>
-      <w:r>
-        <w:rPr>
-          <w:sz w:val="28"/>
-          <w:szCs w:val="28"/>
-        </w:rPr>
-        <w:t xml:space="preserve"> </w:t>
-      </w:r>
-      <w:proofErr w:type="spellStart"/>
-      <w:r>
-        <w:rPr>
-          <w:sz w:val="28"/>
-          <w:szCs w:val="28"/>
-        </w:rPr>
-        <w:t>tryb</w:t>
-      </w:r>
-      <w:proofErr w:type="spellEnd"/>
-      <w:r>
-        <w:rPr>
-          <w:sz w:val="28"/>
-          <w:szCs w:val="28"/>
-        </w:rPr>
-        <w:t xml:space="preserve"> </w:t>
-      </w:r>
-      <w:proofErr w:type="spellStart"/>
-      <w:r>
-        <w:rPr>
-          <w:sz w:val="28"/>
-          <w:szCs w:val="28"/>
-        </w:rPr>
-        <w:t>pracy</w:t>
-      </w:r>
-      <w:proofErr w:type="spellEnd"/>
-      <w:r>
-        <w:rPr>
-          <w:sz w:val="28"/>
-          <w:szCs w:val="28"/>
-        </w:rPr>
-        <w:t xml:space="preserve"> </w:t>
-      </w:r>
-      <w:proofErr w:type="spellStart"/>
-      <w:r>
-        <w:rPr>
-          <w:sz w:val="28"/>
-          <w:szCs w:val="28"/>
-        </w:rPr>
-        <w:t>wywołany</w:t>
-      </w:r>
-      <w:proofErr w:type="spellEnd"/>
-      <w:r>
-        <w:rPr>
-          <w:sz w:val="28"/>
-          <w:szCs w:val="28"/>
-        </w:rPr>
-        <w:t xml:space="preserve"> </w:t>
-      </w:r>
-      <w:proofErr w:type="spellStart"/>
-      <w:r>
-        <w:rPr>
-          <w:sz w:val="28"/>
-          <w:szCs w:val="28"/>
-        </w:rPr>
-        <w:t>sytuacją</w:t>
-      </w:r>
-      <w:proofErr w:type="spellEnd"/>
-      <w:r>
-        <w:rPr>
-          <w:sz w:val="28"/>
-          <w:szCs w:val="28"/>
-        </w:rPr>
-        <w:t xml:space="preserve"> w </w:t>
-      </w:r>
-      <w:proofErr w:type="spellStart"/>
-      <w:r>
-        <w:rPr>
-          <w:sz w:val="28"/>
-          <w:szCs w:val="28"/>
-        </w:rPr>
-        <w:t>terenie</w:t>
-      </w:r>
-      <w:proofErr w:type="spellEnd"/>
-      <w:r>
-        <w:rPr>
-          <w:sz w:val="28"/>
-          <w:szCs w:val="28"/>
-        </w:rPr>
-        <w:t xml:space="preserve">, </w:t>
-      </w:r>
-      <w:proofErr w:type="spellStart"/>
-      <w:r>
-        <w:rPr>
-          <w:sz w:val="28"/>
-          <w:szCs w:val="28"/>
-        </w:rPr>
-        <w:t>wymagający</w:t>
-      </w:r>
-      <w:proofErr w:type="spellEnd"/>
-      <w:r>
-        <w:rPr>
-          <w:sz w:val="28"/>
-          <w:szCs w:val="28"/>
-        </w:rPr>
-        <w:t xml:space="preserve"> </w:t>
-      </w:r>
-      <w:proofErr w:type="spellStart"/>
-      <w:r>
-        <w:rPr>
-          <w:sz w:val="28"/>
-          <w:szCs w:val="28"/>
-        </w:rPr>
-        <w:t>podjęcia</w:t>
-      </w:r>
-      <w:proofErr w:type="spellEnd"/>
-      <w:r>
-        <w:rPr>
-          <w:sz w:val="28"/>
-          <w:szCs w:val="28"/>
-        </w:rPr>
-        <w:t xml:space="preserve"> </w:t>
-      </w:r>
-      <w:proofErr w:type="spellStart"/>
-      <w:r>
-        <w:rPr>
-          <w:sz w:val="28"/>
-          <w:szCs w:val="28"/>
-        </w:rPr>
-        <w:t>procedur</w:t>
-      </w:r>
-      <w:proofErr w:type="spellEnd"/>
-      <w:r>
-        <w:rPr>
-          <w:sz w:val="28"/>
-          <w:szCs w:val="28"/>
-        </w:rPr>
-        <w:t xml:space="preserve"> </w:t>
-      </w:r>
-      <w:proofErr w:type="spellStart"/>
-      <w:r>
-        <w:rPr>
-          <w:sz w:val="28"/>
-          <w:szCs w:val="28"/>
-        </w:rPr>
-        <w:t>ratunkowych</w:t>
-      </w:r>
-      <w:proofErr w:type="spellEnd"/>
-      <w:r>
-        <w:rPr>
-          <w:sz w:val="28"/>
-          <w:szCs w:val="28"/>
-        </w:rPr>
-        <w:t xml:space="preserve">. </w:t>
-      </w:r>
-    </w:p>
-    <w:p>
-      <w:pPr>
-        <w:spacing w:after="0"/>
-        <w:rPr>
-          <w:sz w:val="28"/>
-          <w:szCs w:val="28"/>
-        </w:rPr>
-      </w:pPr>
-      <w:r>
-        <w:rPr>
-          <w:sz w:val="28"/>
-          <w:szCs w:val="28"/>
-        </w:rPr>
-        <w:t xml:space="preserve">Analiza </w:t>
-      </w:r>
-      <w:proofErr w:type="spellStart"/>
-      <w:r>
-        <w:rPr>
-          <w:sz w:val="28"/>
-          <w:szCs w:val="28"/>
-        </w:rPr>
-        <w:t>raportu</w:t>
-      </w:r>
-      <w:proofErr w:type="spellEnd"/>
-      <w:r>
-        <w:rPr>
-          <w:sz w:val="28"/>
-          <w:szCs w:val="28"/>
-        </w:rPr>
-        <w:t xml:space="preserve">: Stan </w:t>
-      </w:r>
-      <w:proofErr w:type="spellStart"/>
-      <w:r>
-        <w:rPr>
-          <w:sz w:val="28"/>
-          <w:szCs w:val="28"/>
-        </w:rPr>
-        <w:t>następujący</w:t>
-      </w:r>
-      <w:proofErr w:type="spellEnd"/>
-      <w:r>
-        <w:rPr>
-          <w:sz w:val="28"/>
-          <w:szCs w:val="28"/>
-        </w:rPr>
-        <w:t xml:space="preserve"> po </w:t>
-      </w:r>
-      <w:proofErr w:type="spellStart"/>
-      <w:r>
-        <w:rPr>
-          <w:sz w:val="28"/>
-          <w:szCs w:val="28"/>
-        </w:rPr>
-        <w:t>zakończeniu</w:t>
-      </w:r>
-      <w:proofErr w:type="spellEnd"/>
-      <w:r>
-        <w:rPr>
-          <w:sz w:val="28"/>
-          <w:szCs w:val="28"/>
-        </w:rPr>
-        <w:t xml:space="preserve"> </w:t>
-      </w:r>
-      <w:proofErr w:type="spellStart"/>
-      <w:r>
-        <w:rPr>
-          <w:sz w:val="28"/>
-          <w:szCs w:val="28"/>
-        </w:rPr>
-        <w:t>misji</w:t>
-      </w:r>
-      <w:proofErr w:type="spellEnd"/>
-      <w:r>
-        <w:rPr>
-          <w:sz w:val="28"/>
-          <w:szCs w:val="28"/>
-        </w:rPr>
-        <w:t xml:space="preserve"> </w:t>
-      </w:r>
-      <w:proofErr w:type="spellStart"/>
-      <w:r>
-        <w:rPr>
-          <w:sz w:val="28"/>
-          <w:szCs w:val="28"/>
-        </w:rPr>
-        <w:t>przez</w:t>
-      </w:r>
-      <w:proofErr w:type="spellEnd"/>
-      <w:r>
-        <w:rPr>
-          <w:sz w:val="28"/>
-          <w:szCs w:val="28"/>
-        </w:rPr>
-        <w:t xml:space="preserve"> </w:t>
-      </w:r>
-      <w:proofErr w:type="spellStart"/>
-      <w:r>
-        <w:rPr>
-          <w:sz w:val="28"/>
-          <w:szCs w:val="28"/>
-        </w:rPr>
-        <w:t>bohaterów</w:t>
-      </w:r>
-      <w:proofErr w:type="spellEnd"/>
-      <w:r>
-        <w:rPr>
-          <w:sz w:val="28"/>
-          <w:szCs w:val="28"/>
-        </w:rPr>
-        <w:t xml:space="preserve">. Operator </w:t>
-      </w:r>
-      <w:proofErr w:type="spellStart"/>
-      <w:r>
-        <w:rPr>
-          <w:sz w:val="28"/>
-          <w:szCs w:val="28"/>
-        </w:rPr>
-        <w:t>zapoznaje</w:t>
-      </w:r>
-      <w:proofErr w:type="spellEnd"/>
-      <w:r>
-        <w:rPr>
-          <w:sz w:val="28"/>
-          <w:szCs w:val="28"/>
-        </w:rPr>
-        <w:t xml:space="preserve"> </w:t>
-      </w:r>
-      <w:proofErr w:type="spellStart"/>
-      <w:r>
-        <w:rPr>
-          <w:sz w:val="28"/>
-          <w:szCs w:val="28"/>
-        </w:rPr>
-        <w:t>się</w:t>
-      </w:r>
-      <w:proofErr w:type="spellEnd"/>
-      <w:r>
-        <w:rPr>
-          <w:sz w:val="28"/>
-          <w:szCs w:val="28"/>
-        </w:rPr>
-        <w:t xml:space="preserve"> z </w:t>
-      </w:r>
-      <w:proofErr w:type="spellStart"/>
-      <w:r>
-        <w:rPr>
-          <w:sz w:val="28"/>
-          <w:szCs w:val="28"/>
-        </w:rPr>
-        <w:t>przesłanym</w:t>
-      </w:r>
-      <w:proofErr w:type="spellEnd"/>
-      <w:r>
-        <w:rPr>
-          <w:sz w:val="28"/>
-          <w:szCs w:val="28"/>
-        </w:rPr>
-        <w:t xml:space="preserve"> </w:t>
-      </w:r>
-      <w:proofErr w:type="spellStart"/>
-      <w:r>
-        <w:rPr>
-          <w:sz w:val="28"/>
-          <w:szCs w:val="28"/>
-        </w:rPr>
-        <w:t>raportem</w:t>
-      </w:r>
-      <w:proofErr w:type="spellEnd"/>
-      <w:r>
-        <w:rPr>
-          <w:sz w:val="28"/>
-          <w:szCs w:val="28"/>
-        </w:rPr>
-        <w:t xml:space="preserve">. </w:t>
-      </w:r>
-    </w:p>
-    <w:p>
-      <w:pPr>
-        <w:spacing w:after="0"/>
-        <w:rPr>
-          <w:sz w:val="28"/>
-          <w:szCs w:val="28"/>
-        </w:rPr>
-      </w:pPr>
-      <w:r>
-        <w:rPr>
-          <w:sz w:val="28"/>
-          <w:szCs w:val="28"/>
-        </w:rPr>
-        <w:t xml:space="preserve">Stan </w:t>
-      </w:r>
-      <w:proofErr w:type="spellStart"/>
-      <w:r>
-        <w:rPr>
-          <w:sz w:val="28"/>
-          <w:szCs w:val="28"/>
-        </w:rPr>
-        <w:t>końcowy</w:t>
-      </w:r>
-      <w:proofErr w:type="spellEnd"/>
-      <w:r>
-        <w:rPr>
-          <w:sz w:val="28"/>
-          <w:szCs w:val="28"/>
-        </w:rPr>
-        <w:t xml:space="preserve">: </w:t>
-      </w:r>
-      <w:proofErr w:type="spellStart"/>
-      <w:r>
-        <w:rPr>
-          <w:sz w:val="28"/>
-          <w:szCs w:val="28"/>
-        </w:rPr>
-        <w:t>Oznacza</w:t>
-      </w:r>
-      <w:proofErr w:type="spellEnd"/>
-      <w:r>
-        <w:rPr>
-          <w:sz w:val="28"/>
-          <w:szCs w:val="28"/>
-        </w:rPr>
-        <w:t xml:space="preserve"> </w:t>
-      </w:r>
-      <w:proofErr w:type="spellStart"/>
-      <w:r>
-        <w:rPr>
-          <w:sz w:val="28"/>
-          <w:szCs w:val="28"/>
-        </w:rPr>
-        <w:t>zakończenie</w:t>
-      </w:r>
-      <w:proofErr w:type="spellEnd"/>
-      <w:r>
-        <w:rPr>
-          <w:sz w:val="28"/>
-          <w:szCs w:val="28"/>
-        </w:rPr>
-        <w:t xml:space="preserve"> </w:t>
-      </w:r>
-      <w:proofErr w:type="spellStart"/>
-      <w:r>
-        <w:rPr>
-          <w:sz w:val="28"/>
-          <w:szCs w:val="28"/>
-        </w:rPr>
-        <w:t>pracy</w:t>
-      </w:r>
-      <w:proofErr w:type="spellEnd"/>
-      <w:r>
-        <w:rPr>
-          <w:sz w:val="28"/>
-          <w:szCs w:val="28"/>
-        </w:rPr>
-        <w:t xml:space="preserve"> </w:t>
-      </w:r>
-      <w:proofErr w:type="spellStart"/>
-      <w:r>
-        <w:rPr>
-          <w:sz w:val="28"/>
-          <w:szCs w:val="28"/>
-        </w:rPr>
-        <w:t>i</w:t>
-      </w:r>
-      <w:proofErr w:type="spellEnd"/>
-      <w:r>
-        <w:rPr>
-          <w:sz w:val="28"/>
-          <w:szCs w:val="28"/>
-        </w:rPr>
-        <w:t xml:space="preserve"> </w:t>
-      </w:r>
-      <w:proofErr w:type="spellStart"/>
-      <w:r>
-        <w:rPr>
-          <w:sz w:val="28"/>
-          <w:szCs w:val="28"/>
-        </w:rPr>
-        <w:t>wylogowanie</w:t>
-      </w:r>
-      <w:proofErr w:type="spellEnd"/>
-      <w:r>
-        <w:rPr>
-          <w:sz w:val="28"/>
-          <w:szCs w:val="28"/>
-        </w:rPr>
-        <w:t xml:space="preserve"> z </w:t>
-      </w:r>
-      <w:proofErr w:type="spellStart"/>
-      <w:r>
-        <w:rPr>
-          <w:sz w:val="28"/>
-          <w:szCs w:val="28"/>
-        </w:rPr>
-        <w:t>systemu</w:t>
-      </w:r>
-      <w:proofErr w:type="spellEnd"/>
-      <w:r>
-        <w:rPr>
-          <w:sz w:val="28"/>
-          <w:szCs w:val="28"/>
-        </w:rPr>
-        <w:t xml:space="preserve"> CKS</w:t>
-      </w:r>
-    </w:p>
-    <w:p>
-      <w:pPr>
-        <w:spacing w:after="0"/>
-        <w:rPr>
-          <w:sz w:val="28"/>
-          <w:szCs w:val="28"/>
-        </w:rPr>
-      </w:pPr>
-    </w:p>
-    <w:p>
-      <w:pPr>
-        <w:spacing w:after="0"/>
-        <w:rPr>
-          <w:b/>
-          <w:bCs/>
-          <w:sz w:val="28"/>
-          <w:szCs w:val="28"/>
-        </w:rPr>
-      </w:pPr>
-    </w:p>
-    <w:p>
-      <w:pPr>
-        <w:spacing w:after="0"/>
-        <w:rPr>
-          <w:b/>
-          <w:bCs/>
-          <w:sz w:val="28"/>
-          <w:szCs w:val="28"/>
-        </w:rPr>
-      </w:pPr>
-    </w:p>
-    <w:p>
-      <w:pPr>
-        <w:spacing w:after="0"/>
-        <w:rPr>
-          <w:b/>
-          <w:bCs/>
-          <w:sz w:val="28"/>
-          <w:szCs w:val="28"/>
-        </w:rPr>
-      </w:pPr>
-    </w:p>
-    <w:p>
-      <w:pPr>
-        <w:spacing w:after="0"/>
-        <w:rPr>
-          <w:b/>
-          <w:bCs/>
-          <w:sz w:val="28"/>
-          <w:szCs w:val="28"/>
-        </w:rPr>
-      </w:pPr>
-    </w:p>
-    <w:p>
-      <w:pPr>
-        <w:spacing w:after="0"/>
-        <w:rPr>
-          <w:b/>
-          <w:bCs/>
-          <w:sz w:val="28"/>
-          <w:szCs w:val="28"/>
-        </w:rPr>
-      </w:pPr>
-    </w:p>
-    <w:p>
-      <w:pPr>
-        <w:spacing w:after="0"/>
-        <w:rPr>
-          <w:b/>
-          <w:bCs/>
-          <w:sz w:val="28"/>
-          <w:szCs w:val="28"/>
-        </w:rPr>
-      </w:pPr>
-    </w:p>
-    <w:p>
-      <w:pPr>
-        <w:spacing w:after="0"/>
-        <w:rPr>
-          <w:b/>
-          <w:bCs/>
-          <w:sz w:val="28"/>
-          <w:szCs w:val="28"/>
-        </w:rPr>
-      </w:pPr>
-    </w:p>
-    <w:p>
-      <w:pPr>
-        <w:spacing w:after="0"/>
-        <w:rPr>
-          <w:b/>
-          <w:bCs/>
-          <w:sz w:val="28"/>
-          <w:szCs w:val="28"/>
-        </w:rPr>
-      </w:pPr>
-    </w:p>
-    <w:p>
-      <w:pPr>
-        <w:spacing w:after="0"/>
-        <w:rPr>
-          <w:b/>
-          <w:bCs/>
-          <w:sz w:val="28"/>
-          <w:szCs w:val="28"/>
-        </w:rPr>
-      </w:pPr>
-    </w:p>
-    <w:p>
-      <w:pPr>
-        <w:spacing w:after="0"/>
-        <w:rPr>
-          <w:b/>
-          <w:bCs/>
-          <w:sz w:val="28"/>
-          <w:szCs w:val="28"/>
-        </w:rPr>
-      </w:pPr>
-    </w:p>
-    <w:p>
-      <w:pPr>
-        <w:spacing w:after="0"/>
-        <w:rPr>
-          <w:b/>
-          <w:bCs/>
-          <w:sz w:val="28"/>
-          <w:szCs w:val="28"/>
-          <w:lang w:val="pl-PL"/>
-        </w:rPr>
-      </w:pPr>
-      <w:proofErr w:type="spellStart"/>
-      <w:r>
-        <w:rPr>
-          <w:b/>
-          <w:bCs/>
-          <w:sz w:val="28"/>
-          <w:szCs w:val="28"/>
+          <w:lang w:val="pl-PL"/>
+        </w:rPr>
+      </w:pPr>
+      <w:r>
+        <w:rPr>
+          <w:sz w:val="28"/>
+          <w:szCs w:val="28"/>
+          <w:lang w:val="pl-PL"/>
+        </w:rPr>
+        <w:t xml:space="preserve">Stan początkowy: Reprezentuje moment rozpoczęcia pracy przez operatora. Monitorowanie: Główny i domyślny stan pracy operatora po zalogowaniu. </w:t>
+      </w:r>
+    </w:p>
+    <w:p>
+      <w:pPr>
+        <w:spacing w:after="0"/>
+        <w:rPr>
+          <w:sz w:val="28"/>
+          <w:szCs w:val="28"/>
+          <w:lang w:val="pl-PL"/>
+        </w:rPr>
+      </w:pPr>
+      <w:r>
+        <w:rPr>
+          <w:sz w:val="28"/>
+          <w:szCs w:val="28"/>
+          <w:lang w:val="pl-PL"/>
+        </w:rPr>
+        <w:t xml:space="preserve">Analiza zgłoszenia: Stan, w którym operator szczegółowo weryfikuje nowe zagrożenie, analizując jego stopień, rodzaj oraz lokalizację. </w:t>
+      </w:r>
+    </w:p>
+    <w:p>
+      <w:pPr>
+        <w:spacing w:after="0"/>
+        <w:rPr>
+          <w:sz w:val="28"/>
+          <w:szCs w:val="28"/>
+          <w:lang w:val="pl-PL"/>
+        </w:rPr>
+      </w:pPr>
+      <w:r>
+        <w:rPr>
+          <w:sz w:val="28"/>
+          <w:szCs w:val="28"/>
+          <w:lang w:val="pl-PL"/>
+        </w:rPr>
+        <w:t>Tworzenie zespołu: Operator dobiera bohaterów, biorąc pod uwagę synergię ich mocy przed wysłaniem ich w teren.</w:t>
+      </w:r>
+    </w:p>
+    <w:p>
+      <w:pPr>
+        <w:spacing w:after="0"/>
+        <w:rPr>
+          <w:sz w:val="28"/>
+          <w:szCs w:val="28"/>
+          <w:lang w:val="pl-PL"/>
+        </w:rPr>
+      </w:pPr>
+      <w:r>
+        <w:rPr>
+          <w:sz w:val="28"/>
+          <w:szCs w:val="28"/>
+          <w:lang w:val="pl-PL"/>
+        </w:rPr>
+        <w:t xml:space="preserve">Obsługiwanie alertu: Wyjątkowy, awaryjny tryb pracy wywołany sytuacją w terenie, wymagający podjęcia procedur ratunkowych. </w:t>
+      </w:r>
+    </w:p>
+    <w:p>
+      <w:pPr>
+        <w:spacing w:after="0"/>
+        <w:rPr>
+          <w:sz w:val="28"/>
+          <w:szCs w:val="28"/>
+          <w:lang w:val="pl-PL"/>
+        </w:rPr>
+      </w:pPr>
+      <w:r>
+        <w:rPr>
+          <w:sz w:val="28"/>
+          <w:szCs w:val="28"/>
+          <w:lang w:val="pl-PL"/>
+        </w:rPr>
+        <w:t xml:space="preserve">Analiza raportu: Stan następujący po zakończeniu misji przez bohaterów. Operator zapoznaje się z przesłanym raportem. </w:t>
+      </w:r>
+    </w:p>
+    <w:p>
+      <w:pPr>
+        <w:spacing w:after="0"/>
+        <w:rPr>
+          <w:sz w:val="28"/>
+          <w:szCs w:val="28"/>
+          <w:lang w:val="pl-PL"/>
+        </w:rPr>
+      </w:pPr>
+      <w:r>
+        <w:rPr>
+          <w:sz w:val="28"/>
+          <w:szCs w:val="28"/>
+          <w:lang w:val="pl-PL"/>
+        </w:rPr>
+        <w:t>Stan końcowy: Oznacza zakończenie pracy i wylogowanie z systemu CKS</w:t>
+      </w:r>
+    </w:p>
+    <w:p>
+      <w:pPr>
+        <w:spacing w:after="0"/>
+        <w:rPr>
+          <w:sz w:val="28"/>
+          <w:szCs w:val="28"/>
+          <w:lang w:val="pl-PL"/>
+        </w:rPr>
+      </w:pPr>
+    </w:p>
+    <w:p>
+      <w:pPr>
+        <w:spacing w:after="0"/>
+        <w:rPr>
+          <w:b/>
+          <w:bCs/>
+          <w:sz w:val="28"/>
+          <w:szCs w:val="28"/>
+          <w:lang w:val="pl-PL"/>
+        </w:rPr>
+      </w:pPr>
+    </w:p>
+    <w:p>
+      <w:pPr>
+        <w:spacing w:after="0"/>
+        <w:rPr>
+          <w:b/>
+          <w:bCs/>
+          <w:sz w:val="28"/>
+          <w:szCs w:val="28"/>
+          <w:lang w:val="pl-PL"/>
+        </w:rPr>
+      </w:pPr>
+    </w:p>
+    <w:p>
+      <w:pPr>
+        <w:spacing w:after="0"/>
+        <w:rPr>
+          <w:b/>
+          <w:bCs/>
+          <w:sz w:val="28"/>
+          <w:szCs w:val="28"/>
+          <w:lang w:val="pl-PL"/>
+        </w:rPr>
+      </w:pPr>
+    </w:p>
+    <w:p>
+      <w:pPr>
+        <w:spacing w:after="0"/>
+        <w:rPr>
+          <w:b/>
+          <w:bCs/>
+          <w:sz w:val="28"/>
+          <w:szCs w:val="28"/>
+          <w:lang w:val="pl-PL"/>
+        </w:rPr>
+      </w:pPr>
+    </w:p>
+    <w:p>
+      <w:pPr>
+        <w:spacing w:after="0"/>
+        <w:rPr>
+          <w:b/>
+          <w:bCs/>
+          <w:sz w:val="28"/>
+          <w:szCs w:val="28"/>
+          <w:lang w:val="pl-PL"/>
+        </w:rPr>
+      </w:pPr>
+    </w:p>
+    <w:p>
+      <w:pPr>
+        <w:spacing w:after="0"/>
+        <w:rPr>
+          <w:b/>
+          <w:bCs/>
+          <w:sz w:val="28"/>
+          <w:szCs w:val="28"/>
+          <w:lang w:val="pl-PL"/>
+        </w:rPr>
+      </w:pPr>
+    </w:p>
+    <w:p>
+      <w:pPr>
+        <w:spacing w:after="0"/>
+        <w:rPr>
+          <w:b/>
+          <w:bCs/>
+          <w:sz w:val="28"/>
+          <w:szCs w:val="28"/>
+          <w:lang w:val="pl-PL"/>
+        </w:rPr>
+      </w:pPr>
+    </w:p>
+    <w:p>
+      <w:pPr>
+        <w:spacing w:after="0"/>
+        <w:rPr>
+          <w:b/>
+          <w:bCs/>
+          <w:sz w:val="28"/>
+          <w:szCs w:val="28"/>
+          <w:lang w:val="pl-PL"/>
+        </w:rPr>
+      </w:pPr>
+    </w:p>
+    <w:p>
+      <w:pPr>
+        <w:spacing w:after="0"/>
+        <w:rPr>
+          <w:b/>
+          <w:bCs/>
+          <w:sz w:val="28"/>
+          <w:szCs w:val="28"/>
+          <w:lang w:val="pl-PL"/>
+        </w:rPr>
+      </w:pPr>
+    </w:p>
+    <w:p>
+      <w:pPr>
+        <w:spacing w:after="0"/>
+        <w:rPr>
+          <w:b/>
+          <w:bCs/>
+          <w:sz w:val="28"/>
+          <w:szCs w:val="28"/>
+          <w:lang w:val="pl-PL"/>
+        </w:rPr>
+      </w:pPr>
+    </w:p>
+    <w:p>
+      <w:pPr>
+        <w:spacing w:after="0"/>
+        <w:rPr>
+          <w:b/>
+          <w:bCs/>
+          <w:sz w:val="28"/>
+          <w:szCs w:val="28"/>
+          <w:lang w:val="pl-PL"/>
+        </w:rPr>
+      </w:pPr>
+      <w:r>
+        <w:rPr>
+          <w:b/>
+          <w:bCs/>
+          <w:sz w:val="28"/>
+          <w:szCs w:val="28"/>
+          <w:lang w:val="pl-PL"/>
         </w:rPr>
         <w:lastRenderedPageBreak/>
-        <w:t>Klasa</w:t>
-      </w:r>
-      <w:proofErr w:type="spellEnd"/>
-      <w:r>
-        <w:rPr>
-          <w:b/>
-          <w:bCs/>
-          <w:sz w:val="28"/>
-          <w:szCs w:val="28"/>
-        </w:rPr>
-        <w:t xml:space="preserve"> Bohater</w:t>
+        <w:t>Klasa Bohater</w:t>
       </w:r>
     </w:p>
     <w:p>
@@ -10175,1196 +7436,295 @@
         <w:rPr>
           <w:sz w:val="28"/>
           <w:szCs w:val="28"/>
-        </w:rPr>
-      </w:pPr>
-      <w:r>
-        <w:rPr>
-          <w:sz w:val="28"/>
-          <w:szCs w:val="28"/>
-        </w:rPr>
-        <w:t xml:space="preserve">Stan </w:t>
-      </w:r>
-      <w:proofErr w:type="spellStart"/>
-      <w:r>
-        <w:rPr>
-          <w:sz w:val="28"/>
-          <w:szCs w:val="28"/>
-        </w:rPr>
-        <w:t>początkowy</w:t>
-      </w:r>
-      <w:proofErr w:type="spellEnd"/>
-      <w:r>
-        <w:rPr>
-          <w:sz w:val="28"/>
-          <w:szCs w:val="28"/>
-        </w:rPr>
-        <w:t xml:space="preserve"> : </w:t>
-      </w:r>
-      <w:proofErr w:type="spellStart"/>
-      <w:r>
-        <w:rPr>
-          <w:sz w:val="28"/>
-          <w:szCs w:val="28"/>
-        </w:rPr>
-        <w:t>Oznacza</w:t>
-      </w:r>
-      <w:proofErr w:type="spellEnd"/>
-      <w:r>
-        <w:rPr>
-          <w:sz w:val="28"/>
-          <w:szCs w:val="28"/>
-        </w:rPr>
-        <w:t xml:space="preserve"> moment </w:t>
-      </w:r>
-      <w:proofErr w:type="spellStart"/>
-      <w:r>
-        <w:rPr>
-          <w:sz w:val="28"/>
-          <w:szCs w:val="28"/>
-        </w:rPr>
-        <w:t>utworzenia</w:t>
-      </w:r>
-      <w:proofErr w:type="spellEnd"/>
-      <w:r>
-        <w:rPr>
-          <w:sz w:val="28"/>
-          <w:szCs w:val="28"/>
-        </w:rPr>
-        <w:t xml:space="preserve"> </w:t>
-      </w:r>
-      <w:proofErr w:type="spellStart"/>
-      <w:r>
-        <w:rPr>
-          <w:sz w:val="28"/>
-          <w:szCs w:val="28"/>
-        </w:rPr>
-        <w:t>obiektu</w:t>
-      </w:r>
-      <w:proofErr w:type="spellEnd"/>
-      <w:r>
-        <w:rPr>
-          <w:sz w:val="28"/>
-          <w:szCs w:val="28"/>
-        </w:rPr>
-        <w:t xml:space="preserve"> </w:t>
-      </w:r>
-      <w:proofErr w:type="spellStart"/>
-      <w:r>
-        <w:rPr>
-          <w:sz w:val="28"/>
-          <w:szCs w:val="28"/>
-        </w:rPr>
-        <w:t>bohatera</w:t>
-      </w:r>
-      <w:proofErr w:type="spellEnd"/>
-      <w:r>
-        <w:rPr>
-          <w:sz w:val="28"/>
-          <w:szCs w:val="28"/>
-        </w:rPr>
-        <w:t xml:space="preserve"> w </w:t>
-      </w:r>
-      <w:proofErr w:type="spellStart"/>
-      <w:r>
-        <w:rPr>
-          <w:sz w:val="28"/>
-          <w:szCs w:val="28"/>
-        </w:rPr>
-        <w:t>systemie</w:t>
-      </w:r>
-      <w:proofErr w:type="spellEnd"/>
-      <w:r>
-        <w:rPr>
-          <w:sz w:val="28"/>
-          <w:szCs w:val="28"/>
-        </w:rPr>
-        <w:t xml:space="preserve"> </w:t>
-      </w:r>
-      <w:proofErr w:type="spellStart"/>
-      <w:r>
-        <w:rPr>
-          <w:sz w:val="28"/>
-          <w:szCs w:val="28"/>
-        </w:rPr>
-        <w:t>i</w:t>
-      </w:r>
-      <w:proofErr w:type="spellEnd"/>
-      <w:r>
-        <w:rPr>
-          <w:sz w:val="28"/>
-          <w:szCs w:val="28"/>
-        </w:rPr>
-        <w:t xml:space="preserve"> </w:t>
-      </w:r>
-      <w:proofErr w:type="spellStart"/>
-      <w:r>
-        <w:rPr>
-          <w:sz w:val="28"/>
-          <w:szCs w:val="28"/>
-        </w:rPr>
-        <w:t>jego</w:t>
-      </w:r>
-      <w:proofErr w:type="spellEnd"/>
-      <w:r>
-        <w:rPr>
-          <w:sz w:val="28"/>
-          <w:szCs w:val="28"/>
-        </w:rPr>
-        <w:t xml:space="preserve"> </w:t>
-      </w:r>
-      <w:proofErr w:type="spellStart"/>
-      <w:r>
-        <w:rPr>
-          <w:sz w:val="28"/>
-          <w:szCs w:val="28"/>
-        </w:rPr>
-        <w:t>przejście</w:t>
-      </w:r>
-      <w:proofErr w:type="spellEnd"/>
-      <w:r>
-        <w:rPr>
-          <w:sz w:val="28"/>
-          <w:szCs w:val="28"/>
-        </w:rPr>
-        <w:t xml:space="preserve"> do </w:t>
-      </w:r>
-      <w:proofErr w:type="spellStart"/>
-      <w:r>
-        <w:rPr>
-          <w:sz w:val="28"/>
-          <w:szCs w:val="28"/>
-        </w:rPr>
-        <w:t>stanu</w:t>
-      </w:r>
-      <w:proofErr w:type="spellEnd"/>
-      <w:r>
-        <w:rPr>
-          <w:sz w:val="28"/>
-          <w:szCs w:val="28"/>
-        </w:rPr>
-        <w:t xml:space="preserve"> "</w:t>
-      </w:r>
-      <w:proofErr w:type="spellStart"/>
-      <w:r>
-        <w:rPr>
-          <w:sz w:val="28"/>
-          <w:szCs w:val="28"/>
-        </w:rPr>
-        <w:t>Gotowy</w:t>
-      </w:r>
-      <w:proofErr w:type="spellEnd"/>
-      <w:r>
-        <w:rPr>
-          <w:sz w:val="28"/>
-          <w:szCs w:val="28"/>
-        </w:rPr>
-        <w:t xml:space="preserve">". </w:t>
-      </w:r>
-    </w:p>
-    <w:p>
-      <w:pPr>
-        <w:spacing w:after="0"/>
-        <w:rPr>
-          <w:sz w:val="28"/>
-          <w:szCs w:val="28"/>
-        </w:rPr>
-      </w:pPr>
-      <w:proofErr w:type="spellStart"/>
-      <w:r>
-        <w:rPr>
-          <w:sz w:val="28"/>
-          <w:szCs w:val="28"/>
-        </w:rPr>
-        <w:t>Gotowy</w:t>
-      </w:r>
-      <w:proofErr w:type="spellEnd"/>
-      <w:r>
-        <w:rPr>
-          <w:sz w:val="28"/>
-          <w:szCs w:val="28"/>
-        </w:rPr>
-        <w:t xml:space="preserve">: Bohater jest w </w:t>
-      </w:r>
-      <w:proofErr w:type="spellStart"/>
-      <w:r>
-        <w:rPr>
-          <w:sz w:val="28"/>
-          <w:szCs w:val="28"/>
-        </w:rPr>
-        <w:t>pełni</w:t>
-      </w:r>
-      <w:proofErr w:type="spellEnd"/>
-      <w:r>
-        <w:rPr>
-          <w:sz w:val="28"/>
-          <w:szCs w:val="28"/>
-        </w:rPr>
-        <w:t xml:space="preserve"> </w:t>
-      </w:r>
-      <w:proofErr w:type="spellStart"/>
-      <w:r>
-        <w:rPr>
-          <w:sz w:val="28"/>
-          <w:szCs w:val="28"/>
-        </w:rPr>
-        <w:t>sił</w:t>
-      </w:r>
-      <w:proofErr w:type="spellEnd"/>
-      <w:r>
-        <w:rPr>
-          <w:sz w:val="28"/>
-          <w:szCs w:val="28"/>
-        </w:rPr>
-        <w:t xml:space="preserve">, </w:t>
-      </w:r>
-      <w:proofErr w:type="spellStart"/>
-      <w:r>
-        <w:rPr>
-          <w:sz w:val="28"/>
-          <w:szCs w:val="28"/>
-        </w:rPr>
-        <w:t>znajduje</w:t>
-      </w:r>
-      <w:proofErr w:type="spellEnd"/>
-      <w:r>
-        <w:rPr>
-          <w:sz w:val="28"/>
-          <w:szCs w:val="28"/>
-        </w:rPr>
-        <w:t xml:space="preserve"> </w:t>
-      </w:r>
-      <w:proofErr w:type="spellStart"/>
-      <w:r>
-        <w:rPr>
-          <w:sz w:val="28"/>
-          <w:szCs w:val="28"/>
-        </w:rPr>
-        <w:t>się</w:t>
-      </w:r>
-      <w:proofErr w:type="spellEnd"/>
-      <w:r>
-        <w:rPr>
-          <w:sz w:val="28"/>
-          <w:szCs w:val="28"/>
-        </w:rPr>
-        <w:t xml:space="preserve"> w </w:t>
-      </w:r>
-      <w:proofErr w:type="spellStart"/>
-      <w:r>
-        <w:rPr>
-          <w:sz w:val="28"/>
-          <w:szCs w:val="28"/>
-        </w:rPr>
-        <w:t>bazie</w:t>
-      </w:r>
-      <w:proofErr w:type="spellEnd"/>
-      <w:r>
-        <w:rPr>
-          <w:sz w:val="28"/>
-          <w:szCs w:val="28"/>
-        </w:rPr>
-        <w:t xml:space="preserve"> </w:t>
-      </w:r>
-      <w:proofErr w:type="spellStart"/>
-      <w:r>
-        <w:rPr>
-          <w:sz w:val="28"/>
-          <w:szCs w:val="28"/>
-        </w:rPr>
-        <w:t>i</w:t>
-      </w:r>
-      <w:proofErr w:type="spellEnd"/>
-      <w:r>
-        <w:rPr>
-          <w:sz w:val="28"/>
-          <w:szCs w:val="28"/>
-        </w:rPr>
-        <w:t xml:space="preserve"> </w:t>
-      </w:r>
-      <w:proofErr w:type="spellStart"/>
-      <w:r>
-        <w:rPr>
-          <w:sz w:val="28"/>
-          <w:szCs w:val="28"/>
-        </w:rPr>
-        <w:t>oczekuje</w:t>
-      </w:r>
-      <w:proofErr w:type="spellEnd"/>
-      <w:r>
-        <w:rPr>
-          <w:sz w:val="28"/>
-          <w:szCs w:val="28"/>
-        </w:rPr>
-        <w:t xml:space="preserve"> </w:t>
-      </w:r>
-      <w:proofErr w:type="spellStart"/>
-      <w:r>
-        <w:rPr>
-          <w:sz w:val="28"/>
-          <w:szCs w:val="28"/>
-        </w:rPr>
-        <w:t>na</w:t>
-      </w:r>
-      <w:proofErr w:type="spellEnd"/>
-      <w:r>
-        <w:rPr>
-          <w:sz w:val="28"/>
-          <w:szCs w:val="28"/>
-        </w:rPr>
-        <w:t xml:space="preserve"> </w:t>
-      </w:r>
-      <w:proofErr w:type="spellStart"/>
-      <w:r>
-        <w:rPr>
-          <w:sz w:val="28"/>
-          <w:szCs w:val="28"/>
-        </w:rPr>
-        <w:t>dyspozycje</w:t>
-      </w:r>
-      <w:proofErr w:type="spellEnd"/>
-      <w:r>
-        <w:rPr>
-          <w:sz w:val="28"/>
-          <w:szCs w:val="28"/>
-        </w:rPr>
-        <w:t xml:space="preserve"> </w:t>
-      </w:r>
-      <w:proofErr w:type="spellStart"/>
-      <w:r>
-        <w:rPr>
-          <w:sz w:val="28"/>
-          <w:szCs w:val="28"/>
-        </w:rPr>
-        <w:t>od</w:t>
-      </w:r>
-      <w:proofErr w:type="spellEnd"/>
-      <w:r>
-        <w:rPr>
-          <w:sz w:val="28"/>
-          <w:szCs w:val="28"/>
-        </w:rPr>
-        <w:t xml:space="preserve"> </w:t>
-      </w:r>
-      <w:proofErr w:type="spellStart"/>
-      <w:r>
-        <w:rPr>
-          <w:sz w:val="28"/>
-          <w:szCs w:val="28"/>
-        </w:rPr>
-        <w:t>operatora</w:t>
-      </w:r>
-      <w:proofErr w:type="spellEnd"/>
-      <w:r>
-        <w:rPr>
-          <w:sz w:val="28"/>
-          <w:szCs w:val="28"/>
-        </w:rPr>
-        <w:t xml:space="preserve">. </w:t>
-      </w:r>
-    </w:p>
-    <w:p>
-      <w:pPr>
-        <w:spacing w:after="0"/>
-        <w:rPr>
-          <w:sz w:val="28"/>
-          <w:szCs w:val="28"/>
-        </w:rPr>
-      </w:pPr>
-      <w:r>
-        <w:rPr>
-          <w:sz w:val="28"/>
-          <w:szCs w:val="28"/>
-        </w:rPr>
-        <w:t xml:space="preserve">W </w:t>
-      </w:r>
-      <w:proofErr w:type="spellStart"/>
-      <w:r>
-        <w:rPr>
-          <w:sz w:val="28"/>
-          <w:szCs w:val="28"/>
-        </w:rPr>
-        <w:t>akcji</w:t>
-      </w:r>
-      <w:proofErr w:type="spellEnd"/>
-      <w:r>
-        <w:rPr>
-          <w:sz w:val="28"/>
-          <w:szCs w:val="28"/>
-        </w:rPr>
-        <w:t xml:space="preserve">: Bohater </w:t>
-      </w:r>
-      <w:proofErr w:type="spellStart"/>
-      <w:r>
-        <w:rPr>
-          <w:sz w:val="28"/>
-          <w:szCs w:val="28"/>
-        </w:rPr>
-        <w:t>przebywa</w:t>
-      </w:r>
-      <w:proofErr w:type="spellEnd"/>
-      <w:r>
-        <w:rPr>
-          <w:sz w:val="28"/>
-          <w:szCs w:val="28"/>
-        </w:rPr>
-        <w:t xml:space="preserve"> w </w:t>
-      </w:r>
-      <w:proofErr w:type="spellStart"/>
-      <w:r>
-        <w:rPr>
-          <w:sz w:val="28"/>
-          <w:szCs w:val="28"/>
-        </w:rPr>
-        <w:t>terenie</w:t>
-      </w:r>
-      <w:proofErr w:type="spellEnd"/>
-      <w:r>
-        <w:rPr>
-          <w:sz w:val="28"/>
-          <w:szCs w:val="28"/>
-        </w:rPr>
-        <w:t xml:space="preserve"> </w:t>
-      </w:r>
-      <w:proofErr w:type="spellStart"/>
-      <w:r>
-        <w:rPr>
-          <w:sz w:val="28"/>
-          <w:szCs w:val="28"/>
-        </w:rPr>
-        <w:t>i</w:t>
-      </w:r>
-      <w:proofErr w:type="spellEnd"/>
-      <w:r>
-        <w:rPr>
-          <w:sz w:val="28"/>
-          <w:szCs w:val="28"/>
-        </w:rPr>
-        <w:t xml:space="preserve"> </w:t>
-      </w:r>
-      <w:proofErr w:type="spellStart"/>
-      <w:r>
-        <w:rPr>
-          <w:sz w:val="28"/>
-          <w:szCs w:val="28"/>
-        </w:rPr>
-        <w:t>realizuje</w:t>
-      </w:r>
-      <w:proofErr w:type="spellEnd"/>
-      <w:r>
-        <w:rPr>
-          <w:sz w:val="28"/>
-          <w:szCs w:val="28"/>
-        </w:rPr>
-        <w:t xml:space="preserve"> </w:t>
-      </w:r>
-      <w:proofErr w:type="spellStart"/>
-      <w:r>
-        <w:rPr>
-          <w:sz w:val="28"/>
-          <w:szCs w:val="28"/>
-        </w:rPr>
-        <w:t>przydzielone</w:t>
-      </w:r>
-      <w:proofErr w:type="spellEnd"/>
-      <w:r>
-        <w:rPr>
-          <w:sz w:val="28"/>
-          <w:szCs w:val="28"/>
-        </w:rPr>
-        <w:t xml:space="preserve"> mu </w:t>
-      </w:r>
-      <w:proofErr w:type="spellStart"/>
-      <w:r>
-        <w:rPr>
-          <w:sz w:val="28"/>
-          <w:szCs w:val="28"/>
-        </w:rPr>
-        <w:t>zadanie</w:t>
-      </w:r>
-      <w:proofErr w:type="spellEnd"/>
-      <w:r>
-        <w:rPr>
-          <w:sz w:val="28"/>
-          <w:szCs w:val="28"/>
-        </w:rPr>
-        <w:t xml:space="preserve">. </w:t>
-      </w:r>
-    </w:p>
-    <w:p>
-      <w:pPr>
-        <w:spacing w:after="0"/>
-        <w:rPr>
-          <w:sz w:val="28"/>
-          <w:szCs w:val="28"/>
-        </w:rPr>
-      </w:pPr>
-      <w:r>
-        <w:rPr>
-          <w:sz w:val="28"/>
-          <w:szCs w:val="28"/>
-        </w:rPr>
-        <w:t xml:space="preserve">Brak </w:t>
-      </w:r>
-      <w:proofErr w:type="spellStart"/>
-      <w:r>
-        <w:rPr>
-          <w:sz w:val="28"/>
-          <w:szCs w:val="28"/>
-        </w:rPr>
-        <w:t>łączności</w:t>
-      </w:r>
-      <w:proofErr w:type="spellEnd"/>
-      <w:r>
-        <w:rPr>
-          <w:sz w:val="28"/>
-          <w:szCs w:val="28"/>
-        </w:rPr>
-        <w:t xml:space="preserve">: Stan </w:t>
-      </w:r>
-      <w:proofErr w:type="spellStart"/>
-      <w:r>
-        <w:rPr>
-          <w:sz w:val="28"/>
-          <w:szCs w:val="28"/>
-        </w:rPr>
-        <w:t>awaryjny</w:t>
-      </w:r>
-      <w:proofErr w:type="spellEnd"/>
-      <w:r>
-        <w:rPr>
-          <w:sz w:val="28"/>
-          <w:szCs w:val="28"/>
-        </w:rPr>
-        <w:t xml:space="preserve"> </w:t>
-      </w:r>
-      <w:proofErr w:type="spellStart"/>
-      <w:r>
-        <w:rPr>
-          <w:sz w:val="28"/>
-          <w:szCs w:val="28"/>
-        </w:rPr>
-        <w:t>wywołany</w:t>
-      </w:r>
-      <w:proofErr w:type="spellEnd"/>
-      <w:r>
-        <w:rPr>
-          <w:sz w:val="28"/>
-          <w:szCs w:val="28"/>
-        </w:rPr>
-        <w:t xml:space="preserve"> </w:t>
-      </w:r>
-      <w:proofErr w:type="spellStart"/>
-      <w:r>
-        <w:rPr>
-          <w:sz w:val="28"/>
-          <w:szCs w:val="28"/>
-        </w:rPr>
-        <w:t>utratą</w:t>
-      </w:r>
-      <w:proofErr w:type="spellEnd"/>
-      <w:r>
-        <w:rPr>
-          <w:sz w:val="28"/>
-          <w:szCs w:val="28"/>
-        </w:rPr>
-        <w:t xml:space="preserve"> </w:t>
-      </w:r>
-      <w:proofErr w:type="spellStart"/>
-      <w:r>
-        <w:rPr>
-          <w:sz w:val="28"/>
-          <w:szCs w:val="28"/>
-        </w:rPr>
-        <w:t>sygnału</w:t>
-      </w:r>
-      <w:proofErr w:type="spellEnd"/>
-      <w:r>
-        <w:rPr>
-          <w:sz w:val="28"/>
-          <w:szCs w:val="28"/>
-        </w:rPr>
-        <w:t xml:space="preserve"> </w:t>
-      </w:r>
-      <w:proofErr w:type="spellStart"/>
-      <w:r>
-        <w:rPr>
-          <w:sz w:val="28"/>
-          <w:szCs w:val="28"/>
-        </w:rPr>
-        <w:t>od</w:t>
-      </w:r>
-      <w:proofErr w:type="spellEnd"/>
-      <w:r>
-        <w:rPr>
-          <w:sz w:val="28"/>
-          <w:szCs w:val="28"/>
-        </w:rPr>
-        <w:t xml:space="preserve"> </w:t>
-      </w:r>
-      <w:proofErr w:type="spellStart"/>
-      <w:r>
-        <w:rPr>
-          <w:sz w:val="28"/>
-          <w:szCs w:val="28"/>
-        </w:rPr>
-        <w:t>bohatera</w:t>
-      </w:r>
-      <w:proofErr w:type="spellEnd"/>
-      <w:r>
-        <w:rPr>
-          <w:sz w:val="28"/>
-          <w:szCs w:val="28"/>
-        </w:rPr>
-        <w:t xml:space="preserve">. </w:t>
-      </w:r>
-    </w:p>
-    <w:p>
-      <w:pPr>
-        <w:spacing w:after="0"/>
-        <w:rPr>
-          <w:sz w:val="28"/>
-          <w:szCs w:val="28"/>
-        </w:rPr>
-      </w:pPr>
-      <w:proofErr w:type="spellStart"/>
-      <w:r>
-        <w:rPr>
-          <w:sz w:val="28"/>
-          <w:szCs w:val="28"/>
-        </w:rPr>
-        <w:t>Ratowany</w:t>
-      </w:r>
-      <w:proofErr w:type="spellEnd"/>
-      <w:r>
-        <w:rPr>
-          <w:sz w:val="28"/>
-          <w:szCs w:val="28"/>
-        </w:rPr>
-        <w:t xml:space="preserve">: Stan, w </w:t>
-      </w:r>
-      <w:proofErr w:type="spellStart"/>
-      <w:r>
-        <w:rPr>
-          <w:sz w:val="28"/>
-          <w:szCs w:val="28"/>
-        </w:rPr>
-        <w:t>którym</w:t>
-      </w:r>
-      <w:proofErr w:type="spellEnd"/>
-      <w:r>
-        <w:rPr>
-          <w:sz w:val="28"/>
-          <w:szCs w:val="28"/>
-        </w:rPr>
-        <w:t xml:space="preserve"> po </w:t>
-      </w:r>
-      <w:proofErr w:type="spellStart"/>
-      <w:r>
-        <w:rPr>
-          <w:sz w:val="28"/>
-          <w:szCs w:val="28"/>
-        </w:rPr>
-        <w:t>przekroczeniu</w:t>
-      </w:r>
-      <w:proofErr w:type="spellEnd"/>
-      <w:r>
-        <w:rPr>
-          <w:sz w:val="28"/>
-          <w:szCs w:val="28"/>
-        </w:rPr>
-        <w:t xml:space="preserve"> </w:t>
-      </w:r>
-      <w:proofErr w:type="spellStart"/>
-      <w:r>
-        <w:rPr>
-          <w:sz w:val="28"/>
-          <w:szCs w:val="28"/>
-        </w:rPr>
-        <w:t>czasu</w:t>
-      </w:r>
-      <w:proofErr w:type="spellEnd"/>
-      <w:r>
-        <w:rPr>
-          <w:sz w:val="28"/>
-          <w:szCs w:val="28"/>
-        </w:rPr>
-        <w:t xml:space="preserve"> </w:t>
-      </w:r>
-      <w:proofErr w:type="spellStart"/>
-      <w:r>
-        <w:rPr>
-          <w:sz w:val="28"/>
-          <w:szCs w:val="28"/>
-        </w:rPr>
-        <w:t>braku</w:t>
-      </w:r>
-      <w:proofErr w:type="spellEnd"/>
-      <w:r>
-        <w:rPr>
-          <w:sz w:val="28"/>
-          <w:szCs w:val="28"/>
-        </w:rPr>
-        <w:t xml:space="preserve"> </w:t>
-      </w:r>
-      <w:proofErr w:type="spellStart"/>
-      <w:r>
-        <w:rPr>
-          <w:sz w:val="28"/>
-          <w:szCs w:val="28"/>
-        </w:rPr>
-        <w:t>łączności</w:t>
-      </w:r>
-      <w:proofErr w:type="spellEnd"/>
-      <w:r>
-        <w:rPr>
-          <w:sz w:val="28"/>
-          <w:szCs w:val="28"/>
-        </w:rPr>
-        <w:t xml:space="preserve"> 30 </w:t>
-      </w:r>
-      <w:proofErr w:type="spellStart"/>
-      <w:r>
-        <w:rPr>
-          <w:sz w:val="28"/>
-          <w:szCs w:val="28"/>
-        </w:rPr>
-        <w:t>sekund</w:t>
-      </w:r>
-      <w:proofErr w:type="spellEnd"/>
-      <w:r>
-        <w:rPr>
-          <w:sz w:val="28"/>
-          <w:szCs w:val="28"/>
-        </w:rPr>
-        <w:t xml:space="preserve"> , do </w:t>
-      </w:r>
-      <w:proofErr w:type="spellStart"/>
-      <w:r>
-        <w:rPr>
-          <w:sz w:val="28"/>
-          <w:szCs w:val="28"/>
-        </w:rPr>
-        <w:t>bohatera</w:t>
-      </w:r>
-      <w:proofErr w:type="spellEnd"/>
-      <w:r>
-        <w:rPr>
-          <w:sz w:val="28"/>
-          <w:szCs w:val="28"/>
-        </w:rPr>
-        <w:t xml:space="preserve"> </w:t>
-      </w:r>
-      <w:proofErr w:type="spellStart"/>
-      <w:r>
-        <w:rPr>
-          <w:sz w:val="28"/>
-          <w:szCs w:val="28"/>
-        </w:rPr>
-        <w:t>wysłano</w:t>
-      </w:r>
-      <w:proofErr w:type="spellEnd"/>
-      <w:r>
-        <w:rPr>
-          <w:sz w:val="28"/>
-          <w:szCs w:val="28"/>
-        </w:rPr>
-        <w:t xml:space="preserve"> </w:t>
-      </w:r>
-      <w:proofErr w:type="spellStart"/>
-      <w:r>
-        <w:rPr>
-          <w:sz w:val="28"/>
-          <w:szCs w:val="28"/>
-        </w:rPr>
-        <w:t>wsparcie</w:t>
-      </w:r>
-      <w:proofErr w:type="spellEnd"/>
-      <w:r>
-        <w:rPr>
-          <w:sz w:val="28"/>
-          <w:szCs w:val="28"/>
-        </w:rPr>
-        <w:t xml:space="preserve">. </w:t>
-      </w:r>
-    </w:p>
-    <w:p>
-      <w:pPr>
-        <w:spacing w:after="0"/>
-        <w:rPr>
-          <w:sz w:val="28"/>
-          <w:szCs w:val="28"/>
-        </w:rPr>
-      </w:pPr>
-      <w:proofErr w:type="spellStart"/>
-      <w:r>
-        <w:rPr>
-          <w:sz w:val="28"/>
-          <w:szCs w:val="28"/>
-        </w:rPr>
-        <w:t>Regeneracja</w:t>
-      </w:r>
-      <w:proofErr w:type="spellEnd"/>
-      <w:r>
-        <w:rPr>
-          <w:sz w:val="28"/>
-          <w:szCs w:val="28"/>
-        </w:rPr>
-        <w:t xml:space="preserve">: Bohater </w:t>
-      </w:r>
-      <w:proofErr w:type="spellStart"/>
-      <w:r>
-        <w:rPr>
-          <w:sz w:val="28"/>
-          <w:szCs w:val="28"/>
-        </w:rPr>
-        <w:t>wraca</w:t>
-      </w:r>
-      <w:proofErr w:type="spellEnd"/>
-      <w:r>
-        <w:rPr>
-          <w:sz w:val="28"/>
-          <w:szCs w:val="28"/>
-        </w:rPr>
-        <w:t xml:space="preserve"> do </w:t>
-      </w:r>
-      <w:proofErr w:type="spellStart"/>
-      <w:r>
-        <w:rPr>
-          <w:sz w:val="28"/>
-          <w:szCs w:val="28"/>
-        </w:rPr>
-        <w:t>sił</w:t>
-      </w:r>
-      <w:proofErr w:type="spellEnd"/>
-      <w:r>
-        <w:rPr>
-          <w:sz w:val="28"/>
-          <w:szCs w:val="28"/>
-        </w:rPr>
-        <w:t xml:space="preserve"> po </w:t>
-      </w:r>
-      <w:proofErr w:type="spellStart"/>
-      <w:r>
-        <w:rPr>
-          <w:sz w:val="28"/>
-          <w:szCs w:val="28"/>
-        </w:rPr>
-        <w:t>misji</w:t>
-      </w:r>
-      <w:proofErr w:type="spellEnd"/>
-      <w:r>
-        <w:rPr>
-          <w:sz w:val="28"/>
-          <w:szCs w:val="28"/>
-        </w:rPr>
-        <w:t xml:space="preserve"> </w:t>
-      </w:r>
-      <w:proofErr w:type="spellStart"/>
-      <w:r>
-        <w:rPr>
-          <w:sz w:val="28"/>
-          <w:szCs w:val="28"/>
-        </w:rPr>
-        <w:t>lub</w:t>
-      </w:r>
-      <w:proofErr w:type="spellEnd"/>
-      <w:r>
-        <w:rPr>
-          <w:sz w:val="28"/>
-          <w:szCs w:val="28"/>
-        </w:rPr>
-        <w:t xml:space="preserve"> po </w:t>
-      </w:r>
-      <w:proofErr w:type="spellStart"/>
-      <w:r>
-        <w:rPr>
-          <w:sz w:val="28"/>
-          <w:szCs w:val="28"/>
-        </w:rPr>
-        <w:t>akcji</w:t>
-      </w:r>
-      <w:proofErr w:type="spellEnd"/>
-      <w:r>
-        <w:rPr>
-          <w:sz w:val="28"/>
-          <w:szCs w:val="28"/>
-        </w:rPr>
-        <w:t xml:space="preserve"> </w:t>
-      </w:r>
-      <w:proofErr w:type="spellStart"/>
-      <w:r>
-        <w:rPr>
-          <w:sz w:val="28"/>
-          <w:szCs w:val="28"/>
-        </w:rPr>
-        <w:t>ratunkowej</w:t>
-      </w:r>
-      <w:proofErr w:type="spellEnd"/>
-      <w:r>
-        <w:rPr>
-          <w:sz w:val="28"/>
-          <w:szCs w:val="28"/>
-        </w:rPr>
-        <w:t xml:space="preserve">, </w:t>
-      </w:r>
-      <w:proofErr w:type="spellStart"/>
-      <w:r>
-        <w:rPr>
-          <w:sz w:val="28"/>
-          <w:szCs w:val="28"/>
-        </w:rPr>
-        <w:t>zanim</w:t>
-      </w:r>
-      <w:proofErr w:type="spellEnd"/>
-      <w:r>
-        <w:rPr>
-          <w:sz w:val="28"/>
-          <w:szCs w:val="28"/>
-        </w:rPr>
-        <w:t xml:space="preserve"> </w:t>
-      </w:r>
-      <w:proofErr w:type="spellStart"/>
-      <w:r>
-        <w:rPr>
-          <w:sz w:val="28"/>
-          <w:szCs w:val="28"/>
-        </w:rPr>
-        <w:t>znów</w:t>
-      </w:r>
-      <w:proofErr w:type="spellEnd"/>
-      <w:r>
-        <w:rPr>
-          <w:sz w:val="28"/>
-          <w:szCs w:val="28"/>
-        </w:rPr>
-        <w:t xml:space="preserve"> </w:t>
-      </w:r>
-      <w:proofErr w:type="spellStart"/>
-      <w:r>
-        <w:rPr>
-          <w:sz w:val="28"/>
-          <w:szCs w:val="28"/>
-        </w:rPr>
-        <w:t>będzie</w:t>
-      </w:r>
-      <w:proofErr w:type="spellEnd"/>
-      <w:r>
-        <w:rPr>
-          <w:sz w:val="28"/>
-          <w:szCs w:val="28"/>
-        </w:rPr>
-        <w:t xml:space="preserve"> gotowy do </w:t>
-      </w:r>
-      <w:proofErr w:type="spellStart"/>
-      <w:r>
-        <w:rPr>
-          <w:sz w:val="28"/>
-          <w:szCs w:val="28"/>
-        </w:rPr>
-        <w:t>akcji</w:t>
-      </w:r>
-      <w:proofErr w:type="spellEnd"/>
-      <w:r>
-        <w:rPr>
-          <w:sz w:val="28"/>
-          <w:szCs w:val="28"/>
-        </w:rPr>
-        <w:t>.</w:t>
-      </w:r>
-    </w:p>
-    <w:p>
-      <w:pPr>
-        <w:spacing w:after="0"/>
-        <w:rPr>
-          <w:sz w:val="28"/>
-          <w:szCs w:val="28"/>
-        </w:rPr>
-      </w:pPr>
-    </w:p>
-    <w:p>
-      <w:pPr>
-        <w:spacing w:after="0"/>
-        <w:rPr>
-          <w:b/>
-          <w:bCs/>
-          <w:sz w:val="28"/>
-          <w:szCs w:val="28"/>
-        </w:rPr>
-      </w:pPr>
-    </w:p>
-    <w:p>
-      <w:pPr>
-        <w:spacing w:after="0"/>
-        <w:rPr>
-          <w:b/>
-          <w:bCs/>
-          <w:sz w:val="28"/>
-          <w:szCs w:val="28"/>
-        </w:rPr>
-      </w:pPr>
-    </w:p>
-    <w:p>
-      <w:pPr>
-        <w:spacing w:after="0"/>
-        <w:rPr>
-          <w:b/>
-          <w:bCs/>
-          <w:sz w:val="28"/>
-          <w:szCs w:val="28"/>
-        </w:rPr>
-      </w:pPr>
-    </w:p>
-    <w:p>
-      <w:pPr>
-        <w:spacing w:after="0"/>
-        <w:rPr>
-          <w:b/>
-          <w:bCs/>
-          <w:sz w:val="28"/>
-          <w:szCs w:val="28"/>
-        </w:rPr>
-      </w:pPr>
-    </w:p>
-    <w:p>
-      <w:pPr>
-        <w:spacing w:after="0"/>
-        <w:rPr>
-          <w:b/>
-          <w:bCs/>
-          <w:sz w:val="28"/>
-          <w:szCs w:val="28"/>
-        </w:rPr>
-      </w:pPr>
-    </w:p>
-    <w:p>
-      <w:pPr>
-        <w:spacing w:after="0"/>
-        <w:rPr>
-          <w:b/>
-          <w:bCs/>
-          <w:sz w:val="28"/>
-          <w:szCs w:val="28"/>
-        </w:rPr>
-      </w:pPr>
-    </w:p>
-    <w:p>
-      <w:pPr>
-        <w:spacing w:after="0"/>
-        <w:rPr>
-          <w:b/>
-          <w:bCs/>
-          <w:sz w:val="28"/>
-          <w:szCs w:val="28"/>
-        </w:rPr>
-      </w:pPr>
-    </w:p>
-    <w:p>
-      <w:pPr>
-        <w:spacing w:after="0"/>
-        <w:rPr>
-          <w:b/>
-          <w:bCs/>
-          <w:sz w:val="28"/>
-          <w:szCs w:val="28"/>
-        </w:rPr>
-      </w:pPr>
-    </w:p>
-    <w:p>
-      <w:pPr>
-        <w:spacing w:after="0"/>
-        <w:rPr>
-          <w:b/>
-          <w:bCs/>
-          <w:sz w:val="28"/>
-          <w:szCs w:val="28"/>
-        </w:rPr>
-      </w:pPr>
-    </w:p>
-    <w:p>
-      <w:pPr>
-        <w:spacing w:after="0"/>
-        <w:rPr>
-          <w:b/>
-          <w:bCs/>
-          <w:sz w:val="28"/>
-          <w:szCs w:val="28"/>
-        </w:rPr>
-      </w:pPr>
-    </w:p>
-    <w:p>
-      <w:pPr>
-        <w:spacing w:after="0"/>
-        <w:rPr>
-          <w:b/>
-          <w:bCs/>
-          <w:sz w:val="28"/>
-          <w:szCs w:val="28"/>
-        </w:rPr>
-      </w:pPr>
-    </w:p>
-    <w:p>
-      <w:pPr>
-        <w:spacing w:after="0"/>
-        <w:rPr>
-          <w:b/>
-          <w:bCs/>
-          <w:sz w:val="28"/>
-          <w:szCs w:val="28"/>
-        </w:rPr>
-      </w:pPr>
-    </w:p>
-    <w:p>
-      <w:pPr>
-        <w:spacing w:after="0"/>
-        <w:rPr>
-          <w:b/>
-          <w:bCs/>
-          <w:sz w:val="28"/>
-          <w:szCs w:val="28"/>
-        </w:rPr>
-      </w:pPr>
-    </w:p>
-    <w:p>
-      <w:pPr>
-        <w:spacing w:after="0"/>
-        <w:rPr>
-          <w:b/>
-          <w:bCs/>
-          <w:sz w:val="28"/>
-          <w:szCs w:val="28"/>
-        </w:rPr>
-      </w:pPr>
-      <w:proofErr w:type="spellStart"/>
-      <w:r>
-        <w:rPr>
-          <w:b/>
-          <w:bCs/>
-          <w:sz w:val="28"/>
-          <w:szCs w:val="28"/>
-        </w:rPr>
-        <w:t>Klasa</w:t>
-      </w:r>
-      <w:proofErr w:type="spellEnd"/>
-      <w:r>
-        <w:rPr>
-          <w:b/>
-          <w:bCs/>
-          <w:sz w:val="28"/>
-          <w:szCs w:val="28"/>
-        </w:rPr>
-        <w:t xml:space="preserve"> </w:t>
-      </w:r>
-      <w:proofErr w:type="spellStart"/>
-      <w:r>
-        <w:rPr>
-          <w:b/>
-          <w:bCs/>
-          <w:sz w:val="28"/>
-          <w:szCs w:val="28"/>
-        </w:rPr>
-        <w:t>Zgloszenie</w:t>
-      </w:r>
-      <w:proofErr w:type="spellEnd"/>
+          <w:lang w:val="pl-PL"/>
+        </w:rPr>
+      </w:pPr>
+      <w:r>
+        <w:rPr>
+          <w:sz w:val="28"/>
+          <w:szCs w:val="28"/>
+          <w:lang w:val="pl-PL"/>
+        </w:rPr>
+        <w:t xml:space="preserve">Stan początkowy : Oznacza moment utworzenia obiektu bohatera w systemie i jego przejście do stanu "Gotowy". </w:t>
+      </w:r>
+    </w:p>
+    <w:p>
+      <w:pPr>
+        <w:spacing w:after="0"/>
+        <w:rPr>
+          <w:sz w:val="28"/>
+          <w:szCs w:val="28"/>
+          <w:lang w:val="pl-PL"/>
+        </w:rPr>
+      </w:pPr>
+      <w:r>
+        <w:rPr>
+          <w:sz w:val="28"/>
+          <w:szCs w:val="28"/>
+          <w:lang w:val="pl-PL"/>
+        </w:rPr>
+        <w:t xml:space="preserve">Gotowy: Bohater jest w pełni sił, znajduje się w bazie i oczekuje na dyspozycje od operatora. </w:t>
+      </w:r>
+    </w:p>
+    <w:p>
+      <w:pPr>
+        <w:spacing w:after="0"/>
+        <w:rPr>
+          <w:sz w:val="28"/>
+          <w:szCs w:val="28"/>
+          <w:lang w:val="pl-PL"/>
+        </w:rPr>
+      </w:pPr>
+      <w:r>
+        <w:rPr>
+          <w:sz w:val="28"/>
+          <w:szCs w:val="28"/>
+          <w:lang w:val="pl-PL"/>
+        </w:rPr>
+        <w:t xml:space="preserve">W akcji: Bohater przebywa w terenie i realizuje przydzielone mu zadanie. </w:t>
+      </w:r>
+    </w:p>
+    <w:p>
+      <w:pPr>
+        <w:spacing w:after="0"/>
+        <w:rPr>
+          <w:sz w:val="28"/>
+          <w:szCs w:val="28"/>
+          <w:lang w:val="pl-PL"/>
+        </w:rPr>
+      </w:pPr>
+      <w:r>
+        <w:rPr>
+          <w:sz w:val="28"/>
+          <w:szCs w:val="28"/>
+          <w:lang w:val="pl-PL"/>
+        </w:rPr>
+        <w:t xml:space="preserve">Brak łączności: Stan awaryjny wywołany utratą sygnału od bohatera. </w:t>
+      </w:r>
+    </w:p>
+    <w:p>
+      <w:pPr>
+        <w:spacing w:after="0"/>
+        <w:rPr>
+          <w:sz w:val="28"/>
+          <w:szCs w:val="28"/>
+          <w:lang w:val="pl-PL"/>
+        </w:rPr>
+      </w:pPr>
+      <w:r>
+        <w:rPr>
+          <w:sz w:val="28"/>
+          <w:szCs w:val="28"/>
+          <w:lang w:val="pl-PL"/>
+        </w:rPr>
+        <w:t xml:space="preserve">Ratowany: Stan, w którym po przekroczeniu czasu braku łączności 30 sekund , do bohatera wysłano wsparcie. </w:t>
+      </w:r>
+    </w:p>
+    <w:p>
+      <w:pPr>
+        <w:spacing w:after="0"/>
+        <w:rPr>
+          <w:sz w:val="28"/>
+          <w:szCs w:val="28"/>
+          <w:lang w:val="pl-PL"/>
+        </w:rPr>
+      </w:pPr>
+      <w:r>
+        <w:rPr>
+          <w:sz w:val="28"/>
+          <w:szCs w:val="28"/>
+          <w:lang w:val="pl-PL"/>
+        </w:rPr>
+        <w:t>Regeneracja: Bohater wraca do sił po misji lub po akcji ratunkowej, zanim znów będzie gotowy do akcji.</w:t>
+      </w:r>
+    </w:p>
+    <w:p>
+      <w:pPr>
+        <w:spacing w:after="0"/>
+        <w:rPr>
+          <w:sz w:val="28"/>
+          <w:szCs w:val="28"/>
+          <w:lang w:val="pl-PL"/>
+        </w:rPr>
+      </w:pPr>
+    </w:p>
+    <w:p>
+      <w:pPr>
+        <w:spacing w:after="0"/>
+        <w:rPr>
+          <w:b/>
+          <w:bCs/>
+          <w:sz w:val="28"/>
+          <w:szCs w:val="28"/>
+          <w:lang w:val="pl-PL"/>
+        </w:rPr>
+      </w:pPr>
+    </w:p>
+    <w:p>
+      <w:pPr>
+        <w:spacing w:after="0"/>
+        <w:rPr>
+          <w:b/>
+          <w:bCs/>
+          <w:sz w:val="28"/>
+          <w:szCs w:val="28"/>
+          <w:lang w:val="pl-PL"/>
+        </w:rPr>
+      </w:pPr>
+    </w:p>
+    <w:p>
+      <w:pPr>
+        <w:spacing w:after="0"/>
+        <w:rPr>
+          <w:b/>
+          <w:bCs/>
+          <w:sz w:val="28"/>
+          <w:szCs w:val="28"/>
+          <w:lang w:val="pl-PL"/>
+        </w:rPr>
+      </w:pPr>
+    </w:p>
+    <w:p>
+      <w:pPr>
+        <w:spacing w:after="0"/>
+        <w:rPr>
+          <w:b/>
+          <w:bCs/>
+          <w:sz w:val="28"/>
+          <w:szCs w:val="28"/>
+          <w:lang w:val="pl-PL"/>
+        </w:rPr>
+      </w:pPr>
+    </w:p>
+    <w:p>
+      <w:pPr>
+        <w:spacing w:after="0"/>
+        <w:rPr>
+          <w:b/>
+          <w:bCs/>
+          <w:sz w:val="28"/>
+          <w:szCs w:val="28"/>
+          <w:lang w:val="pl-PL"/>
+        </w:rPr>
+      </w:pPr>
+    </w:p>
+    <w:p>
+      <w:pPr>
+        <w:spacing w:after="0"/>
+        <w:rPr>
+          <w:b/>
+          <w:bCs/>
+          <w:sz w:val="28"/>
+          <w:szCs w:val="28"/>
+          <w:lang w:val="pl-PL"/>
+        </w:rPr>
+      </w:pPr>
+    </w:p>
+    <w:p>
+      <w:pPr>
+        <w:spacing w:after="0"/>
+        <w:rPr>
+          <w:b/>
+          <w:bCs/>
+          <w:sz w:val="28"/>
+          <w:szCs w:val="28"/>
+          <w:lang w:val="pl-PL"/>
+        </w:rPr>
+      </w:pPr>
+    </w:p>
+    <w:p>
+      <w:pPr>
+        <w:spacing w:after="0"/>
+        <w:rPr>
+          <w:b/>
+          <w:bCs/>
+          <w:sz w:val="28"/>
+          <w:szCs w:val="28"/>
+          <w:lang w:val="pl-PL"/>
+        </w:rPr>
+      </w:pPr>
+    </w:p>
+    <w:p>
+      <w:pPr>
+        <w:spacing w:after="0"/>
+        <w:rPr>
+          <w:b/>
+          <w:bCs/>
+          <w:sz w:val="28"/>
+          <w:szCs w:val="28"/>
+          <w:lang w:val="pl-PL"/>
+        </w:rPr>
+      </w:pPr>
+    </w:p>
+    <w:p>
+      <w:pPr>
+        <w:spacing w:after="0"/>
+        <w:rPr>
+          <w:b/>
+          <w:bCs/>
+          <w:sz w:val="28"/>
+          <w:szCs w:val="28"/>
+          <w:lang w:val="pl-PL"/>
+        </w:rPr>
+      </w:pPr>
+    </w:p>
+    <w:p>
+      <w:pPr>
+        <w:spacing w:after="0"/>
+        <w:rPr>
+          <w:b/>
+          <w:bCs/>
+          <w:sz w:val="28"/>
+          <w:szCs w:val="28"/>
+          <w:lang w:val="pl-PL"/>
+        </w:rPr>
+      </w:pPr>
+    </w:p>
+    <w:p>
+      <w:pPr>
+        <w:spacing w:after="0"/>
+        <w:rPr>
+          <w:b/>
+          <w:bCs/>
+          <w:sz w:val="28"/>
+          <w:szCs w:val="28"/>
+          <w:lang w:val="pl-PL"/>
+        </w:rPr>
+      </w:pPr>
+    </w:p>
+    <w:p>
+      <w:pPr>
+        <w:spacing w:after="0"/>
+        <w:rPr>
+          <w:b/>
+          <w:bCs/>
+          <w:sz w:val="28"/>
+          <w:szCs w:val="28"/>
+          <w:lang w:val="pl-PL"/>
+        </w:rPr>
+      </w:pPr>
+    </w:p>
+    <w:p>
+      <w:pPr>
+        <w:spacing w:after="0"/>
+        <w:rPr>
+          <w:b/>
+          <w:bCs/>
+          <w:sz w:val="28"/>
+          <w:szCs w:val="28"/>
+          <w:lang w:val="pl-PL"/>
+        </w:rPr>
+      </w:pPr>
+      <w:r>
+        <w:rPr>
+          <w:b/>
+          <w:bCs/>
+          <w:sz w:val="28"/>
+          <w:szCs w:val="28"/>
+          <w:lang w:val="pl-PL"/>
+        </w:rPr>
+        <w:t>Klasa Zgloszenie</w:t>
+      </w:r>
     </w:p>
     <w:p>
       <w:pPr>
@@ -11425,1450 +7785,124 @@
         <w:rPr>
           <w:sz w:val="28"/>
           <w:szCs w:val="28"/>
-        </w:rPr>
-      </w:pPr>
-      <w:r>
-        <w:rPr>
-          <w:sz w:val="28"/>
-          <w:szCs w:val="28"/>
-        </w:rPr>
-        <w:t xml:space="preserve">Stan </w:t>
-      </w:r>
-      <w:proofErr w:type="spellStart"/>
-      <w:r>
-        <w:rPr>
-          <w:sz w:val="28"/>
-          <w:szCs w:val="28"/>
-        </w:rPr>
-        <w:t>początkowy</w:t>
-      </w:r>
-      <w:proofErr w:type="spellEnd"/>
-      <w:r>
-        <w:rPr>
-          <w:sz w:val="28"/>
-          <w:szCs w:val="28"/>
-        </w:rPr>
-        <w:t xml:space="preserve">: </w:t>
-      </w:r>
-      <w:proofErr w:type="spellStart"/>
-      <w:r>
-        <w:rPr>
-          <w:sz w:val="28"/>
-          <w:szCs w:val="28"/>
-        </w:rPr>
-        <w:t>Oznacza</w:t>
-      </w:r>
-      <w:proofErr w:type="spellEnd"/>
-      <w:r>
-        <w:rPr>
-          <w:sz w:val="28"/>
-          <w:szCs w:val="28"/>
-        </w:rPr>
-        <w:t xml:space="preserve"> moment </w:t>
-      </w:r>
-      <w:proofErr w:type="spellStart"/>
-      <w:r>
-        <w:rPr>
-          <w:sz w:val="28"/>
-          <w:szCs w:val="28"/>
-        </w:rPr>
-        <w:t>zainicjowania</w:t>
-      </w:r>
-      <w:proofErr w:type="spellEnd"/>
-      <w:r>
-        <w:rPr>
-          <w:sz w:val="28"/>
-          <w:szCs w:val="28"/>
-        </w:rPr>
-        <w:t xml:space="preserve"> </w:t>
-      </w:r>
-      <w:proofErr w:type="spellStart"/>
-      <w:r>
-        <w:rPr>
-          <w:sz w:val="28"/>
-          <w:szCs w:val="28"/>
-        </w:rPr>
-        <w:t>procesu</w:t>
-      </w:r>
-      <w:proofErr w:type="spellEnd"/>
-      <w:r>
-        <w:rPr>
-          <w:sz w:val="28"/>
-          <w:szCs w:val="28"/>
-        </w:rPr>
-        <w:t xml:space="preserve"> </w:t>
-      </w:r>
-      <w:proofErr w:type="spellStart"/>
-      <w:r>
-        <w:rPr>
-          <w:sz w:val="28"/>
-          <w:szCs w:val="28"/>
-        </w:rPr>
-        <w:t>związanego</w:t>
-      </w:r>
-      <w:proofErr w:type="spellEnd"/>
-      <w:r>
-        <w:rPr>
-          <w:sz w:val="28"/>
-          <w:szCs w:val="28"/>
-        </w:rPr>
-        <w:t xml:space="preserve"> z </w:t>
-      </w:r>
-      <w:proofErr w:type="spellStart"/>
-      <w:r>
-        <w:rPr>
-          <w:sz w:val="28"/>
-          <w:szCs w:val="28"/>
-        </w:rPr>
-        <w:t>pojawieniem</w:t>
-      </w:r>
-      <w:proofErr w:type="spellEnd"/>
-      <w:r>
-        <w:rPr>
-          <w:sz w:val="28"/>
-          <w:szCs w:val="28"/>
-        </w:rPr>
-        <w:t xml:space="preserve"> </w:t>
-      </w:r>
-      <w:proofErr w:type="spellStart"/>
-      <w:r>
-        <w:rPr>
-          <w:sz w:val="28"/>
-          <w:szCs w:val="28"/>
-        </w:rPr>
-        <w:t>się</w:t>
-      </w:r>
-      <w:proofErr w:type="spellEnd"/>
-      <w:r>
-        <w:rPr>
-          <w:sz w:val="28"/>
-          <w:szCs w:val="28"/>
-        </w:rPr>
-        <w:t xml:space="preserve"> </w:t>
-      </w:r>
-      <w:proofErr w:type="spellStart"/>
-      <w:r>
-        <w:rPr>
-          <w:sz w:val="28"/>
-          <w:szCs w:val="28"/>
-        </w:rPr>
-        <w:t>nowego</w:t>
-      </w:r>
-      <w:proofErr w:type="spellEnd"/>
-      <w:r>
-        <w:rPr>
-          <w:sz w:val="28"/>
-          <w:szCs w:val="28"/>
-        </w:rPr>
-        <w:t xml:space="preserve"> </w:t>
-      </w:r>
-      <w:proofErr w:type="spellStart"/>
-      <w:r>
-        <w:rPr>
-          <w:sz w:val="28"/>
-          <w:szCs w:val="28"/>
-        </w:rPr>
-        <w:t>zagrożenia</w:t>
-      </w:r>
-      <w:proofErr w:type="spellEnd"/>
-      <w:r>
-        <w:rPr>
-          <w:sz w:val="28"/>
-          <w:szCs w:val="28"/>
-        </w:rPr>
-        <w:t xml:space="preserve"> w </w:t>
-      </w:r>
-      <w:proofErr w:type="spellStart"/>
-      <w:r>
-        <w:rPr>
-          <w:sz w:val="28"/>
-          <w:szCs w:val="28"/>
-        </w:rPr>
-        <w:t>systemie</w:t>
-      </w:r>
-      <w:proofErr w:type="spellEnd"/>
-      <w:r>
-        <w:rPr>
-          <w:sz w:val="28"/>
-          <w:szCs w:val="28"/>
-        </w:rPr>
-        <w:t xml:space="preserve">. </w:t>
-      </w:r>
-    </w:p>
-    <w:p>
-      <w:pPr>
-        <w:spacing w:after="0"/>
-        <w:rPr>
-          <w:sz w:val="28"/>
-          <w:szCs w:val="28"/>
-        </w:rPr>
-      </w:pPr>
-      <w:r>
-        <w:rPr>
-          <w:sz w:val="28"/>
-          <w:szCs w:val="28"/>
-        </w:rPr>
-        <w:t xml:space="preserve">Nowe: </w:t>
-      </w:r>
-      <w:proofErr w:type="spellStart"/>
-      <w:r>
-        <w:rPr>
-          <w:sz w:val="28"/>
-          <w:szCs w:val="28"/>
-        </w:rPr>
-        <w:t>Zgłoszenie</w:t>
-      </w:r>
-      <w:proofErr w:type="spellEnd"/>
-      <w:r>
-        <w:rPr>
-          <w:sz w:val="28"/>
-          <w:szCs w:val="28"/>
-        </w:rPr>
-        <w:t xml:space="preserve"> </w:t>
-      </w:r>
-      <w:proofErr w:type="spellStart"/>
-      <w:r>
-        <w:rPr>
-          <w:sz w:val="28"/>
-          <w:szCs w:val="28"/>
-        </w:rPr>
-        <w:t>właśnie</w:t>
-      </w:r>
-      <w:proofErr w:type="spellEnd"/>
-      <w:r>
-        <w:rPr>
-          <w:sz w:val="28"/>
-          <w:szCs w:val="28"/>
-        </w:rPr>
-        <w:t xml:space="preserve"> </w:t>
-      </w:r>
-      <w:proofErr w:type="spellStart"/>
-      <w:r>
-        <w:rPr>
-          <w:sz w:val="28"/>
-          <w:szCs w:val="28"/>
-        </w:rPr>
-        <w:t>wpłynęło</w:t>
-      </w:r>
-      <w:proofErr w:type="spellEnd"/>
-      <w:r>
-        <w:rPr>
-          <w:sz w:val="28"/>
-          <w:szCs w:val="28"/>
-        </w:rPr>
-        <w:t xml:space="preserve"> do </w:t>
-      </w:r>
-      <w:proofErr w:type="spellStart"/>
-      <w:r>
-        <w:rPr>
-          <w:sz w:val="28"/>
-          <w:szCs w:val="28"/>
-        </w:rPr>
-        <w:t>systemu</w:t>
-      </w:r>
-      <w:proofErr w:type="spellEnd"/>
-      <w:r>
-        <w:rPr>
-          <w:sz w:val="28"/>
-          <w:szCs w:val="28"/>
-        </w:rPr>
-        <w:t xml:space="preserve"> </w:t>
-      </w:r>
-      <w:proofErr w:type="spellStart"/>
-      <w:r>
-        <w:rPr>
-          <w:sz w:val="28"/>
-          <w:szCs w:val="28"/>
-        </w:rPr>
-        <w:t>i</w:t>
-      </w:r>
-      <w:proofErr w:type="spellEnd"/>
-      <w:r>
-        <w:rPr>
-          <w:sz w:val="28"/>
-          <w:szCs w:val="28"/>
-        </w:rPr>
-        <w:t xml:space="preserve"> </w:t>
-      </w:r>
-      <w:proofErr w:type="spellStart"/>
-      <w:r>
-        <w:rPr>
-          <w:sz w:val="28"/>
-          <w:szCs w:val="28"/>
-        </w:rPr>
-        <w:t>oczekuje</w:t>
-      </w:r>
-      <w:proofErr w:type="spellEnd"/>
-      <w:r>
-        <w:rPr>
-          <w:sz w:val="28"/>
-          <w:szCs w:val="28"/>
-        </w:rPr>
-        <w:t xml:space="preserve"> </w:t>
-      </w:r>
-      <w:proofErr w:type="spellStart"/>
-      <w:r>
-        <w:rPr>
-          <w:sz w:val="28"/>
-          <w:szCs w:val="28"/>
-        </w:rPr>
-        <w:t>na</w:t>
-      </w:r>
-      <w:proofErr w:type="spellEnd"/>
-      <w:r>
-        <w:rPr>
-          <w:sz w:val="28"/>
-          <w:szCs w:val="28"/>
-        </w:rPr>
-        <w:t xml:space="preserve"> </w:t>
-      </w:r>
-      <w:proofErr w:type="spellStart"/>
-      <w:r>
-        <w:rPr>
-          <w:sz w:val="28"/>
-          <w:szCs w:val="28"/>
-        </w:rPr>
-        <w:t>pierwsze</w:t>
-      </w:r>
-      <w:proofErr w:type="spellEnd"/>
-      <w:r>
-        <w:rPr>
-          <w:sz w:val="28"/>
-          <w:szCs w:val="28"/>
-        </w:rPr>
-        <w:t xml:space="preserve"> </w:t>
-      </w:r>
-      <w:proofErr w:type="spellStart"/>
-      <w:r>
-        <w:rPr>
-          <w:sz w:val="28"/>
-          <w:szCs w:val="28"/>
-        </w:rPr>
-        <w:t>przetworzenie</w:t>
-      </w:r>
-      <w:proofErr w:type="spellEnd"/>
-      <w:r>
-        <w:rPr>
-          <w:sz w:val="28"/>
-          <w:szCs w:val="28"/>
-        </w:rPr>
-        <w:t xml:space="preserve">. </w:t>
-      </w:r>
-    </w:p>
-    <w:p>
-      <w:pPr>
-        <w:spacing w:after="0"/>
-        <w:rPr>
-          <w:sz w:val="28"/>
-          <w:szCs w:val="28"/>
-        </w:rPr>
-      </w:pPr>
-      <w:r>
-        <w:rPr>
-          <w:sz w:val="28"/>
-          <w:szCs w:val="28"/>
-        </w:rPr>
-        <w:t xml:space="preserve">W </w:t>
-      </w:r>
-      <w:proofErr w:type="spellStart"/>
-      <w:r>
-        <w:rPr>
-          <w:sz w:val="28"/>
-          <w:szCs w:val="28"/>
-        </w:rPr>
-        <w:t>analizie</w:t>
-      </w:r>
-      <w:proofErr w:type="spellEnd"/>
-      <w:r>
-        <w:rPr>
-          <w:sz w:val="28"/>
-          <w:szCs w:val="28"/>
-        </w:rPr>
-        <w:t xml:space="preserve">: </w:t>
-      </w:r>
-      <w:proofErr w:type="spellStart"/>
-      <w:r>
-        <w:rPr>
-          <w:sz w:val="28"/>
-          <w:szCs w:val="28"/>
-        </w:rPr>
-        <w:t>Zgłoszenie</w:t>
-      </w:r>
-      <w:proofErr w:type="spellEnd"/>
-      <w:r>
-        <w:rPr>
-          <w:sz w:val="28"/>
-          <w:szCs w:val="28"/>
-        </w:rPr>
-        <w:t xml:space="preserve"> </w:t>
-      </w:r>
-      <w:proofErr w:type="spellStart"/>
-      <w:r>
-        <w:rPr>
-          <w:sz w:val="28"/>
-          <w:szCs w:val="28"/>
-        </w:rPr>
-        <w:t>znajduje</w:t>
-      </w:r>
-      <w:proofErr w:type="spellEnd"/>
-      <w:r>
-        <w:rPr>
-          <w:sz w:val="28"/>
-          <w:szCs w:val="28"/>
-        </w:rPr>
-        <w:t xml:space="preserve"> </w:t>
-      </w:r>
-      <w:proofErr w:type="spellStart"/>
-      <w:r>
-        <w:rPr>
-          <w:sz w:val="28"/>
-          <w:szCs w:val="28"/>
-        </w:rPr>
-        <w:t>się</w:t>
-      </w:r>
-      <w:proofErr w:type="spellEnd"/>
-      <w:r>
-        <w:rPr>
-          <w:sz w:val="28"/>
-          <w:szCs w:val="28"/>
-        </w:rPr>
-        <w:t xml:space="preserve"> w </w:t>
-      </w:r>
-      <w:proofErr w:type="spellStart"/>
-      <w:r>
-        <w:rPr>
-          <w:sz w:val="28"/>
-          <w:szCs w:val="28"/>
-        </w:rPr>
-        <w:t>bazie</w:t>
-      </w:r>
-      <w:proofErr w:type="spellEnd"/>
-      <w:r>
-        <w:rPr>
-          <w:sz w:val="28"/>
-          <w:szCs w:val="28"/>
-        </w:rPr>
-        <w:t xml:space="preserve"> </w:t>
-      </w:r>
-      <w:proofErr w:type="spellStart"/>
-      <w:r>
-        <w:rPr>
-          <w:sz w:val="28"/>
-          <w:szCs w:val="28"/>
-        </w:rPr>
-        <w:t>danych</w:t>
-      </w:r>
-      <w:proofErr w:type="spellEnd"/>
-      <w:r>
-        <w:rPr>
-          <w:sz w:val="28"/>
-          <w:szCs w:val="28"/>
-        </w:rPr>
-        <w:t xml:space="preserve"> </w:t>
-      </w:r>
-      <w:proofErr w:type="spellStart"/>
-      <w:r>
-        <w:rPr>
-          <w:sz w:val="28"/>
-          <w:szCs w:val="28"/>
-        </w:rPr>
-        <w:t>i</w:t>
-      </w:r>
-      <w:proofErr w:type="spellEnd"/>
-      <w:r>
-        <w:rPr>
-          <w:sz w:val="28"/>
-          <w:szCs w:val="28"/>
-        </w:rPr>
-        <w:t xml:space="preserve"> jest </w:t>
-      </w:r>
-      <w:proofErr w:type="spellStart"/>
-      <w:r>
-        <w:rPr>
-          <w:sz w:val="28"/>
-          <w:szCs w:val="28"/>
-        </w:rPr>
-        <w:t>rozpatrywane</w:t>
-      </w:r>
-      <w:proofErr w:type="spellEnd"/>
-      <w:r>
-        <w:rPr>
-          <w:sz w:val="28"/>
-          <w:szCs w:val="28"/>
-        </w:rPr>
-        <w:t xml:space="preserve"> </w:t>
-      </w:r>
-      <w:proofErr w:type="spellStart"/>
-      <w:r>
-        <w:rPr>
-          <w:sz w:val="28"/>
-          <w:szCs w:val="28"/>
-        </w:rPr>
-        <w:t>przez</w:t>
-      </w:r>
-      <w:proofErr w:type="spellEnd"/>
-      <w:r>
-        <w:rPr>
-          <w:sz w:val="28"/>
-          <w:szCs w:val="28"/>
-        </w:rPr>
-        <w:t xml:space="preserve"> </w:t>
-      </w:r>
-      <w:proofErr w:type="spellStart"/>
-      <w:r>
-        <w:rPr>
-          <w:sz w:val="28"/>
-          <w:szCs w:val="28"/>
-        </w:rPr>
-        <w:t>operatora</w:t>
-      </w:r>
-      <w:proofErr w:type="spellEnd"/>
-      <w:r>
-        <w:rPr>
-          <w:sz w:val="28"/>
-          <w:szCs w:val="28"/>
-        </w:rPr>
-        <w:t xml:space="preserve"> (</w:t>
-      </w:r>
-      <w:proofErr w:type="spellStart"/>
-      <w:r>
-        <w:rPr>
-          <w:sz w:val="28"/>
-          <w:szCs w:val="28"/>
-        </w:rPr>
-        <w:t>weryfikacja</w:t>
-      </w:r>
-      <w:proofErr w:type="spellEnd"/>
-      <w:r>
-        <w:rPr>
-          <w:sz w:val="28"/>
-          <w:szCs w:val="28"/>
-        </w:rPr>
-        <w:t xml:space="preserve"> </w:t>
-      </w:r>
-      <w:proofErr w:type="spellStart"/>
-      <w:r>
-        <w:rPr>
-          <w:sz w:val="28"/>
-          <w:szCs w:val="28"/>
-        </w:rPr>
-        <w:t>stopnia</w:t>
-      </w:r>
-      <w:proofErr w:type="spellEnd"/>
-      <w:r>
-        <w:rPr>
-          <w:sz w:val="28"/>
-          <w:szCs w:val="28"/>
-        </w:rPr>
-        <w:t xml:space="preserve">, </w:t>
-      </w:r>
-      <w:proofErr w:type="spellStart"/>
-      <w:r>
-        <w:rPr>
-          <w:sz w:val="28"/>
-          <w:szCs w:val="28"/>
-        </w:rPr>
-        <w:t>rodzaju</w:t>
-      </w:r>
-      <w:proofErr w:type="spellEnd"/>
-      <w:r>
-        <w:rPr>
-          <w:sz w:val="28"/>
-          <w:szCs w:val="28"/>
-        </w:rPr>
-        <w:t xml:space="preserve"> </w:t>
-      </w:r>
-      <w:proofErr w:type="spellStart"/>
-      <w:r>
-        <w:rPr>
-          <w:sz w:val="28"/>
-          <w:szCs w:val="28"/>
-        </w:rPr>
-        <w:t>zagrożenia</w:t>
-      </w:r>
-      <w:proofErr w:type="spellEnd"/>
-      <w:r>
-        <w:rPr>
-          <w:sz w:val="28"/>
-          <w:szCs w:val="28"/>
-        </w:rPr>
-        <w:t xml:space="preserve"> </w:t>
-      </w:r>
-      <w:proofErr w:type="spellStart"/>
-      <w:r>
-        <w:rPr>
-          <w:sz w:val="28"/>
-          <w:szCs w:val="28"/>
-        </w:rPr>
-        <w:t>oraz</w:t>
-      </w:r>
-      <w:proofErr w:type="spellEnd"/>
-      <w:r>
-        <w:rPr>
-          <w:sz w:val="28"/>
-          <w:szCs w:val="28"/>
-        </w:rPr>
-        <w:t xml:space="preserve"> </w:t>
-      </w:r>
-      <w:proofErr w:type="spellStart"/>
-      <w:r>
-        <w:rPr>
-          <w:sz w:val="28"/>
-          <w:szCs w:val="28"/>
-        </w:rPr>
-        <w:t>dobór</w:t>
-      </w:r>
-      <w:proofErr w:type="spellEnd"/>
-      <w:r>
-        <w:rPr>
-          <w:sz w:val="28"/>
-          <w:szCs w:val="28"/>
-        </w:rPr>
-        <w:t xml:space="preserve"> </w:t>
-      </w:r>
-      <w:proofErr w:type="spellStart"/>
-      <w:r>
-        <w:rPr>
-          <w:sz w:val="28"/>
-          <w:szCs w:val="28"/>
-        </w:rPr>
-        <w:t>jednostek</w:t>
-      </w:r>
-      <w:proofErr w:type="spellEnd"/>
-      <w:r>
-        <w:rPr>
-          <w:sz w:val="28"/>
-          <w:szCs w:val="28"/>
-        </w:rPr>
-        <w:t xml:space="preserve">). </w:t>
-      </w:r>
-      <w:proofErr w:type="spellStart"/>
-      <w:r>
-        <w:rPr>
-          <w:sz w:val="28"/>
-          <w:szCs w:val="28"/>
-        </w:rPr>
-        <w:t>Obsługiwane</w:t>
-      </w:r>
-      <w:proofErr w:type="spellEnd"/>
-      <w:r>
-        <w:rPr>
-          <w:sz w:val="28"/>
-          <w:szCs w:val="28"/>
-        </w:rPr>
-        <w:t xml:space="preserve">: </w:t>
-      </w:r>
-      <w:proofErr w:type="spellStart"/>
-      <w:r>
-        <w:rPr>
-          <w:sz w:val="28"/>
-          <w:szCs w:val="28"/>
-        </w:rPr>
-        <w:t>Zgłoszeniu</w:t>
-      </w:r>
-      <w:proofErr w:type="spellEnd"/>
-      <w:r>
-        <w:rPr>
-          <w:sz w:val="28"/>
-          <w:szCs w:val="28"/>
-        </w:rPr>
-        <w:t xml:space="preserve"> </w:t>
-      </w:r>
-      <w:proofErr w:type="spellStart"/>
-      <w:r>
-        <w:rPr>
-          <w:sz w:val="28"/>
-          <w:szCs w:val="28"/>
-        </w:rPr>
-        <w:t>przypisano</w:t>
-      </w:r>
-      <w:proofErr w:type="spellEnd"/>
-      <w:r>
-        <w:rPr>
-          <w:sz w:val="28"/>
-          <w:szCs w:val="28"/>
-        </w:rPr>
-        <w:t xml:space="preserve"> </w:t>
-      </w:r>
-      <w:proofErr w:type="spellStart"/>
-      <w:r>
-        <w:rPr>
-          <w:sz w:val="28"/>
-          <w:szCs w:val="28"/>
-        </w:rPr>
-        <w:t>już</w:t>
-      </w:r>
-      <w:proofErr w:type="spellEnd"/>
-      <w:r>
-        <w:rPr>
-          <w:sz w:val="28"/>
-          <w:szCs w:val="28"/>
-        </w:rPr>
-        <w:t xml:space="preserve"> </w:t>
-      </w:r>
-      <w:proofErr w:type="spellStart"/>
-      <w:r>
-        <w:rPr>
-          <w:sz w:val="28"/>
-          <w:szCs w:val="28"/>
-        </w:rPr>
-        <w:t>bohatera</w:t>
-      </w:r>
-      <w:proofErr w:type="spellEnd"/>
-      <w:r>
-        <w:rPr>
-          <w:sz w:val="28"/>
-          <w:szCs w:val="28"/>
-        </w:rPr>
-        <w:t xml:space="preserve"> </w:t>
-      </w:r>
-      <w:proofErr w:type="spellStart"/>
-      <w:r>
-        <w:rPr>
-          <w:sz w:val="28"/>
-          <w:szCs w:val="28"/>
-        </w:rPr>
-        <w:t>lub</w:t>
-      </w:r>
-      <w:proofErr w:type="spellEnd"/>
-      <w:r>
-        <w:rPr>
-          <w:sz w:val="28"/>
-          <w:szCs w:val="28"/>
-        </w:rPr>
-        <w:t xml:space="preserve"> </w:t>
-      </w:r>
-      <w:proofErr w:type="spellStart"/>
-      <w:r>
-        <w:rPr>
-          <w:sz w:val="28"/>
-          <w:szCs w:val="28"/>
-        </w:rPr>
-        <w:t>zespół</w:t>
-      </w:r>
-      <w:proofErr w:type="spellEnd"/>
-      <w:r>
-        <w:rPr>
-          <w:sz w:val="28"/>
-          <w:szCs w:val="28"/>
-        </w:rPr>
-        <w:t xml:space="preserve"> </w:t>
-      </w:r>
-      <w:proofErr w:type="spellStart"/>
-      <w:r>
-        <w:rPr>
-          <w:sz w:val="28"/>
-          <w:szCs w:val="28"/>
-        </w:rPr>
-        <w:t>operacyjny</w:t>
-      </w:r>
-      <w:proofErr w:type="spellEnd"/>
-      <w:r>
-        <w:rPr>
-          <w:sz w:val="28"/>
-          <w:szCs w:val="28"/>
-        </w:rPr>
-        <w:t xml:space="preserve">, </w:t>
-      </w:r>
-      <w:proofErr w:type="spellStart"/>
-      <w:r>
-        <w:rPr>
-          <w:sz w:val="28"/>
-          <w:szCs w:val="28"/>
-        </w:rPr>
-        <w:t>misja</w:t>
-      </w:r>
-      <w:proofErr w:type="spellEnd"/>
-      <w:r>
-        <w:rPr>
-          <w:sz w:val="28"/>
-          <w:szCs w:val="28"/>
-        </w:rPr>
-        <w:t xml:space="preserve"> jest w </w:t>
-      </w:r>
-      <w:proofErr w:type="spellStart"/>
-      <w:r>
-        <w:rPr>
-          <w:sz w:val="28"/>
-          <w:szCs w:val="28"/>
-        </w:rPr>
-        <w:t>toku</w:t>
-      </w:r>
-      <w:proofErr w:type="spellEnd"/>
-      <w:r>
-        <w:rPr>
-          <w:sz w:val="28"/>
-          <w:szCs w:val="28"/>
-        </w:rPr>
-        <w:t xml:space="preserve"> </w:t>
-      </w:r>
-      <w:proofErr w:type="spellStart"/>
-      <w:r>
-        <w:rPr>
-          <w:sz w:val="28"/>
-          <w:szCs w:val="28"/>
-        </w:rPr>
-        <w:t>i</w:t>
-      </w:r>
-      <w:proofErr w:type="spellEnd"/>
-      <w:r>
-        <w:rPr>
-          <w:sz w:val="28"/>
-          <w:szCs w:val="28"/>
-        </w:rPr>
-        <w:t xml:space="preserve"> </w:t>
-      </w:r>
-      <w:proofErr w:type="spellStart"/>
-      <w:r>
-        <w:rPr>
-          <w:sz w:val="28"/>
-          <w:szCs w:val="28"/>
-        </w:rPr>
-        <w:t>jednostki</w:t>
-      </w:r>
-      <w:proofErr w:type="spellEnd"/>
-      <w:r>
-        <w:rPr>
-          <w:sz w:val="28"/>
-          <w:szCs w:val="28"/>
-        </w:rPr>
-        <w:t xml:space="preserve"> </w:t>
-      </w:r>
-      <w:proofErr w:type="spellStart"/>
-      <w:r>
-        <w:rPr>
-          <w:sz w:val="28"/>
-          <w:szCs w:val="28"/>
-        </w:rPr>
-        <w:t>działają</w:t>
-      </w:r>
-      <w:proofErr w:type="spellEnd"/>
-      <w:r>
-        <w:rPr>
-          <w:sz w:val="28"/>
-          <w:szCs w:val="28"/>
-        </w:rPr>
-        <w:t xml:space="preserve"> w </w:t>
-      </w:r>
-      <w:proofErr w:type="spellStart"/>
-      <w:r>
-        <w:rPr>
-          <w:sz w:val="28"/>
-          <w:szCs w:val="28"/>
-        </w:rPr>
-        <w:t>terenie</w:t>
-      </w:r>
-      <w:proofErr w:type="spellEnd"/>
-      <w:r>
-        <w:rPr>
-          <w:sz w:val="28"/>
-          <w:szCs w:val="28"/>
-        </w:rPr>
-        <w:t xml:space="preserve">. </w:t>
-      </w:r>
-    </w:p>
-    <w:p>
-      <w:pPr>
-        <w:spacing w:after="0"/>
-        <w:rPr>
-          <w:sz w:val="28"/>
-          <w:szCs w:val="28"/>
-        </w:rPr>
-      </w:pPr>
-      <w:proofErr w:type="spellStart"/>
-      <w:r>
-        <w:rPr>
-          <w:sz w:val="28"/>
-          <w:szCs w:val="28"/>
-        </w:rPr>
-        <w:t>Anulowane</w:t>
-      </w:r>
-      <w:proofErr w:type="spellEnd"/>
-      <w:r>
-        <w:rPr>
-          <w:sz w:val="28"/>
-          <w:szCs w:val="28"/>
-        </w:rPr>
-        <w:t xml:space="preserve">: Stan </w:t>
-      </w:r>
-      <w:proofErr w:type="spellStart"/>
-      <w:r>
-        <w:rPr>
-          <w:sz w:val="28"/>
-          <w:szCs w:val="28"/>
-        </w:rPr>
-        <w:t>końcowy</w:t>
-      </w:r>
-      <w:proofErr w:type="spellEnd"/>
-      <w:r>
-        <w:rPr>
-          <w:sz w:val="28"/>
-          <w:szCs w:val="28"/>
-        </w:rPr>
-        <w:t xml:space="preserve"> </w:t>
-      </w:r>
-      <w:proofErr w:type="spellStart"/>
-      <w:r>
-        <w:rPr>
-          <w:sz w:val="28"/>
-          <w:szCs w:val="28"/>
-        </w:rPr>
-        <w:t>dla</w:t>
-      </w:r>
-      <w:proofErr w:type="spellEnd"/>
-      <w:r>
-        <w:rPr>
-          <w:sz w:val="28"/>
-          <w:szCs w:val="28"/>
-        </w:rPr>
-        <w:t xml:space="preserve"> </w:t>
-      </w:r>
-      <w:proofErr w:type="spellStart"/>
-      <w:r>
-        <w:rPr>
-          <w:sz w:val="28"/>
-          <w:szCs w:val="28"/>
-        </w:rPr>
-        <w:t>zgłoszenia</w:t>
-      </w:r>
-      <w:proofErr w:type="spellEnd"/>
-      <w:r>
-        <w:rPr>
-          <w:sz w:val="28"/>
-          <w:szCs w:val="28"/>
-        </w:rPr>
-        <w:t xml:space="preserve">, </w:t>
-      </w:r>
-      <w:proofErr w:type="spellStart"/>
-      <w:r>
-        <w:rPr>
-          <w:sz w:val="28"/>
-          <w:szCs w:val="28"/>
-        </w:rPr>
-        <w:t>które</w:t>
-      </w:r>
-      <w:proofErr w:type="spellEnd"/>
-      <w:r>
-        <w:rPr>
-          <w:sz w:val="28"/>
-          <w:szCs w:val="28"/>
-        </w:rPr>
-        <w:t xml:space="preserve"> </w:t>
-      </w:r>
-      <w:proofErr w:type="spellStart"/>
-      <w:r>
-        <w:rPr>
-          <w:sz w:val="28"/>
-          <w:szCs w:val="28"/>
-        </w:rPr>
-        <w:t>okazało</w:t>
-      </w:r>
-      <w:proofErr w:type="spellEnd"/>
-      <w:r>
-        <w:rPr>
-          <w:sz w:val="28"/>
-          <w:szCs w:val="28"/>
-        </w:rPr>
-        <w:t xml:space="preserve"> </w:t>
-      </w:r>
-      <w:proofErr w:type="spellStart"/>
-      <w:r>
-        <w:rPr>
-          <w:sz w:val="28"/>
-          <w:szCs w:val="28"/>
-        </w:rPr>
-        <w:t>się</w:t>
-      </w:r>
-      <w:proofErr w:type="spellEnd"/>
-      <w:r>
-        <w:rPr>
-          <w:sz w:val="28"/>
-          <w:szCs w:val="28"/>
-        </w:rPr>
-        <w:t xml:space="preserve"> </w:t>
-      </w:r>
-      <w:proofErr w:type="spellStart"/>
-      <w:r>
-        <w:rPr>
-          <w:sz w:val="28"/>
-          <w:szCs w:val="28"/>
-        </w:rPr>
-        <w:t>niepotrzebne</w:t>
-      </w:r>
-      <w:proofErr w:type="spellEnd"/>
-      <w:r>
-        <w:rPr>
-          <w:sz w:val="28"/>
-          <w:szCs w:val="28"/>
-        </w:rPr>
-        <w:t xml:space="preserve">. </w:t>
-      </w:r>
-    </w:p>
-    <w:p>
-      <w:pPr>
-        <w:spacing w:after="0"/>
-        <w:rPr>
-          <w:sz w:val="28"/>
-          <w:szCs w:val="28"/>
-        </w:rPr>
-      </w:pPr>
-      <w:proofErr w:type="spellStart"/>
-      <w:r>
-        <w:rPr>
-          <w:sz w:val="28"/>
-          <w:szCs w:val="28"/>
-        </w:rPr>
-        <w:t>Zamknięte</w:t>
-      </w:r>
-      <w:proofErr w:type="spellEnd"/>
-      <w:r>
-        <w:rPr>
-          <w:sz w:val="28"/>
-          <w:szCs w:val="28"/>
-        </w:rPr>
-        <w:t xml:space="preserve"> (</w:t>
-      </w:r>
-      <w:proofErr w:type="spellStart"/>
-      <w:r>
-        <w:rPr>
-          <w:sz w:val="28"/>
-          <w:szCs w:val="28"/>
-        </w:rPr>
-        <w:t>porażka</w:t>
-      </w:r>
-      <w:proofErr w:type="spellEnd"/>
-      <w:r>
-        <w:rPr>
-          <w:sz w:val="28"/>
-          <w:szCs w:val="28"/>
-        </w:rPr>
-        <w:t xml:space="preserve">): Stan </w:t>
-      </w:r>
-      <w:proofErr w:type="spellStart"/>
-      <w:r>
-        <w:rPr>
-          <w:sz w:val="28"/>
-          <w:szCs w:val="28"/>
-        </w:rPr>
-        <w:t>końcowy</w:t>
-      </w:r>
-      <w:proofErr w:type="spellEnd"/>
-      <w:r>
-        <w:rPr>
-          <w:sz w:val="28"/>
-          <w:szCs w:val="28"/>
-        </w:rPr>
-        <w:t xml:space="preserve"> </w:t>
-      </w:r>
-      <w:proofErr w:type="spellStart"/>
-      <w:r>
-        <w:rPr>
-          <w:sz w:val="28"/>
-          <w:szCs w:val="28"/>
-        </w:rPr>
-        <w:t>dla</w:t>
-      </w:r>
-      <w:proofErr w:type="spellEnd"/>
-      <w:r>
-        <w:rPr>
-          <w:sz w:val="28"/>
-          <w:szCs w:val="28"/>
-        </w:rPr>
-        <w:t xml:space="preserve"> </w:t>
-      </w:r>
-      <w:proofErr w:type="spellStart"/>
-      <w:r>
-        <w:rPr>
-          <w:sz w:val="28"/>
-          <w:szCs w:val="28"/>
-        </w:rPr>
-        <w:t>zgłoszenia</w:t>
-      </w:r>
-      <w:proofErr w:type="spellEnd"/>
-      <w:r>
-        <w:rPr>
-          <w:sz w:val="28"/>
-          <w:szCs w:val="28"/>
-        </w:rPr>
-        <w:t xml:space="preserve">, w </w:t>
-      </w:r>
-      <w:proofErr w:type="spellStart"/>
-      <w:r>
-        <w:rPr>
-          <w:sz w:val="28"/>
-          <w:szCs w:val="28"/>
-        </w:rPr>
-        <w:t>którym</w:t>
-      </w:r>
-      <w:proofErr w:type="spellEnd"/>
-      <w:r>
-        <w:rPr>
-          <w:sz w:val="28"/>
-          <w:szCs w:val="28"/>
-        </w:rPr>
-        <w:t xml:space="preserve"> </w:t>
-      </w:r>
-      <w:proofErr w:type="spellStart"/>
-      <w:r>
-        <w:rPr>
-          <w:sz w:val="28"/>
-          <w:szCs w:val="28"/>
-        </w:rPr>
-        <w:t>misja</w:t>
-      </w:r>
-      <w:proofErr w:type="spellEnd"/>
-      <w:r>
-        <w:rPr>
-          <w:sz w:val="28"/>
-          <w:szCs w:val="28"/>
-        </w:rPr>
-        <w:t xml:space="preserve"> </w:t>
-      </w:r>
-      <w:proofErr w:type="spellStart"/>
-      <w:r>
-        <w:rPr>
-          <w:sz w:val="28"/>
-          <w:szCs w:val="28"/>
-        </w:rPr>
-        <w:t>nie</w:t>
-      </w:r>
-      <w:proofErr w:type="spellEnd"/>
-      <w:r>
-        <w:rPr>
-          <w:sz w:val="28"/>
-          <w:szCs w:val="28"/>
-        </w:rPr>
-        <w:t xml:space="preserve"> </w:t>
-      </w:r>
-      <w:proofErr w:type="spellStart"/>
-      <w:r>
-        <w:rPr>
-          <w:sz w:val="28"/>
-          <w:szCs w:val="28"/>
-        </w:rPr>
-        <w:t>przyniosła</w:t>
-      </w:r>
-      <w:proofErr w:type="spellEnd"/>
-      <w:r>
-        <w:rPr>
-          <w:sz w:val="28"/>
-          <w:szCs w:val="28"/>
-        </w:rPr>
-        <w:t xml:space="preserve"> </w:t>
-      </w:r>
-      <w:proofErr w:type="spellStart"/>
-      <w:r>
-        <w:rPr>
-          <w:sz w:val="28"/>
-          <w:szCs w:val="28"/>
-        </w:rPr>
-        <w:t>oczekiwanego</w:t>
-      </w:r>
-      <w:proofErr w:type="spellEnd"/>
-      <w:r>
-        <w:rPr>
-          <w:sz w:val="28"/>
-          <w:szCs w:val="28"/>
-        </w:rPr>
-        <w:t xml:space="preserve"> </w:t>
-      </w:r>
-      <w:proofErr w:type="spellStart"/>
-      <w:r>
-        <w:rPr>
-          <w:sz w:val="28"/>
-          <w:szCs w:val="28"/>
-        </w:rPr>
-        <w:t>rezultatu</w:t>
-      </w:r>
-      <w:proofErr w:type="spellEnd"/>
-      <w:r>
-        <w:rPr>
-          <w:sz w:val="28"/>
-          <w:szCs w:val="28"/>
-        </w:rPr>
-        <w:t xml:space="preserve">. </w:t>
-      </w:r>
-    </w:p>
-    <w:p>
-      <w:pPr>
-        <w:spacing w:after="0"/>
-        <w:rPr>
-          <w:sz w:val="28"/>
-          <w:szCs w:val="28"/>
-        </w:rPr>
-      </w:pPr>
-      <w:proofErr w:type="spellStart"/>
-      <w:r>
-        <w:rPr>
-          <w:sz w:val="28"/>
-          <w:szCs w:val="28"/>
-        </w:rPr>
-        <w:t>Zamknięte</w:t>
-      </w:r>
-      <w:proofErr w:type="spellEnd"/>
-      <w:r>
-        <w:rPr>
-          <w:sz w:val="28"/>
-          <w:szCs w:val="28"/>
-        </w:rPr>
-        <w:t xml:space="preserve"> (</w:t>
-      </w:r>
-      <w:proofErr w:type="spellStart"/>
-      <w:r>
-        <w:rPr>
-          <w:sz w:val="28"/>
-          <w:szCs w:val="28"/>
-        </w:rPr>
-        <w:t>sukces</w:t>
-      </w:r>
-      <w:proofErr w:type="spellEnd"/>
-      <w:r>
-        <w:rPr>
-          <w:sz w:val="28"/>
-          <w:szCs w:val="28"/>
-        </w:rPr>
-        <w:t xml:space="preserve">): Stan </w:t>
-      </w:r>
-      <w:proofErr w:type="spellStart"/>
-      <w:r>
-        <w:rPr>
-          <w:sz w:val="28"/>
-          <w:szCs w:val="28"/>
-        </w:rPr>
-        <w:t>końcowy</w:t>
-      </w:r>
-      <w:proofErr w:type="spellEnd"/>
-      <w:r>
-        <w:rPr>
-          <w:sz w:val="28"/>
-          <w:szCs w:val="28"/>
-        </w:rPr>
-        <w:t xml:space="preserve"> </w:t>
-      </w:r>
-      <w:proofErr w:type="spellStart"/>
-      <w:r>
-        <w:rPr>
-          <w:sz w:val="28"/>
-          <w:szCs w:val="28"/>
-        </w:rPr>
-        <w:t>dla</w:t>
-      </w:r>
-      <w:proofErr w:type="spellEnd"/>
-      <w:r>
-        <w:rPr>
-          <w:sz w:val="28"/>
-          <w:szCs w:val="28"/>
-        </w:rPr>
-        <w:t xml:space="preserve"> </w:t>
-      </w:r>
-      <w:proofErr w:type="spellStart"/>
-      <w:r>
-        <w:rPr>
-          <w:sz w:val="28"/>
-          <w:szCs w:val="28"/>
-        </w:rPr>
-        <w:t>zgłoszenia</w:t>
-      </w:r>
-      <w:proofErr w:type="spellEnd"/>
-      <w:r>
-        <w:rPr>
-          <w:sz w:val="28"/>
-          <w:szCs w:val="28"/>
-        </w:rPr>
-        <w:t xml:space="preserve">, w </w:t>
-      </w:r>
-      <w:proofErr w:type="spellStart"/>
-      <w:r>
-        <w:rPr>
-          <w:sz w:val="28"/>
-          <w:szCs w:val="28"/>
-        </w:rPr>
-        <w:t>którym</w:t>
-      </w:r>
-      <w:proofErr w:type="spellEnd"/>
-      <w:r>
-        <w:rPr>
-          <w:sz w:val="28"/>
-          <w:szCs w:val="28"/>
-        </w:rPr>
-        <w:t xml:space="preserve"> </w:t>
-      </w:r>
-      <w:proofErr w:type="spellStart"/>
-      <w:r>
-        <w:rPr>
-          <w:sz w:val="28"/>
-          <w:szCs w:val="28"/>
-        </w:rPr>
-        <w:t>zagrożenie</w:t>
-      </w:r>
-      <w:proofErr w:type="spellEnd"/>
-      <w:r>
-        <w:rPr>
-          <w:sz w:val="28"/>
-          <w:szCs w:val="28"/>
-        </w:rPr>
-        <w:t xml:space="preserve"> </w:t>
-      </w:r>
-      <w:proofErr w:type="spellStart"/>
-      <w:r>
-        <w:rPr>
-          <w:sz w:val="28"/>
-          <w:szCs w:val="28"/>
-        </w:rPr>
-        <w:t>zostało</w:t>
-      </w:r>
-      <w:proofErr w:type="spellEnd"/>
-      <w:r>
-        <w:rPr>
-          <w:sz w:val="28"/>
-          <w:szCs w:val="28"/>
-        </w:rPr>
-        <w:t xml:space="preserve"> </w:t>
-      </w:r>
-      <w:proofErr w:type="spellStart"/>
-      <w:r>
-        <w:rPr>
-          <w:sz w:val="28"/>
-          <w:szCs w:val="28"/>
-        </w:rPr>
-        <w:t>pomyślnie</w:t>
-      </w:r>
-      <w:proofErr w:type="spellEnd"/>
-      <w:r>
-        <w:rPr>
-          <w:sz w:val="28"/>
-          <w:szCs w:val="28"/>
-        </w:rPr>
-        <w:t xml:space="preserve"> </w:t>
-      </w:r>
-      <w:proofErr w:type="spellStart"/>
-      <w:r>
-        <w:rPr>
-          <w:sz w:val="28"/>
-          <w:szCs w:val="28"/>
-        </w:rPr>
-        <w:t>wyeliminowane</w:t>
-      </w:r>
-      <w:proofErr w:type="spellEnd"/>
-      <w:r>
-        <w:rPr>
-          <w:sz w:val="28"/>
-          <w:szCs w:val="28"/>
-        </w:rPr>
-        <w:t xml:space="preserve">. </w:t>
-      </w:r>
-    </w:p>
-    <w:p>
-      <w:pPr>
-        <w:spacing w:after="0"/>
-        <w:rPr>
-          <w:sz w:val="28"/>
-          <w:szCs w:val="28"/>
-          <w:lang w:val="pl-PL"/>
-        </w:rPr>
-      </w:pPr>
-      <w:r>
-        <w:rPr>
-          <w:sz w:val="28"/>
-          <w:szCs w:val="28"/>
-        </w:rPr>
-        <w:t xml:space="preserve">Stan </w:t>
-      </w:r>
-      <w:proofErr w:type="spellStart"/>
-      <w:r>
-        <w:rPr>
-          <w:sz w:val="28"/>
-          <w:szCs w:val="28"/>
-        </w:rPr>
-        <w:t>końcowy</w:t>
-      </w:r>
-      <w:proofErr w:type="spellEnd"/>
-      <w:r>
-        <w:rPr>
-          <w:sz w:val="28"/>
-          <w:szCs w:val="28"/>
-        </w:rPr>
-        <w:t xml:space="preserve">: </w:t>
-      </w:r>
-      <w:proofErr w:type="spellStart"/>
-      <w:r>
-        <w:rPr>
-          <w:sz w:val="28"/>
-          <w:szCs w:val="28"/>
-        </w:rPr>
-        <w:t>Oznacza</w:t>
-      </w:r>
-      <w:proofErr w:type="spellEnd"/>
-      <w:r>
-        <w:rPr>
-          <w:sz w:val="28"/>
-          <w:szCs w:val="28"/>
-        </w:rPr>
-        <w:t xml:space="preserve"> </w:t>
-      </w:r>
-      <w:proofErr w:type="spellStart"/>
-      <w:r>
-        <w:rPr>
-          <w:sz w:val="28"/>
-          <w:szCs w:val="28"/>
-        </w:rPr>
-        <w:t>całkowite</w:t>
-      </w:r>
-      <w:proofErr w:type="spellEnd"/>
-      <w:r>
-        <w:rPr>
-          <w:sz w:val="28"/>
-          <w:szCs w:val="28"/>
-        </w:rPr>
-        <w:t xml:space="preserve"> </w:t>
-      </w:r>
-      <w:proofErr w:type="spellStart"/>
-      <w:r>
-        <w:rPr>
-          <w:sz w:val="28"/>
-          <w:szCs w:val="28"/>
-        </w:rPr>
-        <w:t>zakończenie</w:t>
-      </w:r>
-      <w:proofErr w:type="spellEnd"/>
-      <w:r>
-        <w:rPr>
-          <w:sz w:val="28"/>
-          <w:szCs w:val="28"/>
-        </w:rPr>
-        <w:t xml:space="preserve"> </w:t>
-      </w:r>
-      <w:proofErr w:type="spellStart"/>
-      <w:r>
-        <w:rPr>
-          <w:sz w:val="28"/>
-          <w:szCs w:val="28"/>
-        </w:rPr>
-        <w:t>cyklu</w:t>
-      </w:r>
-      <w:proofErr w:type="spellEnd"/>
-      <w:r>
-        <w:rPr>
-          <w:sz w:val="28"/>
-          <w:szCs w:val="28"/>
-        </w:rPr>
-        <w:t xml:space="preserve"> </w:t>
-      </w:r>
-      <w:proofErr w:type="spellStart"/>
-      <w:r>
-        <w:rPr>
-          <w:sz w:val="28"/>
-          <w:szCs w:val="28"/>
-        </w:rPr>
-        <w:t>zgłoszenia</w:t>
-      </w:r>
-      <w:proofErr w:type="spellEnd"/>
-      <w:r>
-        <w:rPr>
-          <w:sz w:val="28"/>
-          <w:szCs w:val="28"/>
-        </w:rPr>
-        <w:t>.</w:t>
+          <w:lang w:val="pl-PL"/>
+        </w:rPr>
+      </w:pPr>
+      <w:r>
+        <w:rPr>
+          <w:sz w:val="28"/>
+          <w:szCs w:val="28"/>
+          <w:lang w:val="pl-PL"/>
+        </w:rPr>
+        <w:t xml:space="preserve">Stan początkowy: Oznacza moment zainicjowania procesu związanego z pojawieniem się nowego zagrożenia w systemie. </w:t>
+      </w:r>
+    </w:p>
+    <w:p>
+      <w:pPr>
+        <w:spacing w:after="0"/>
+        <w:rPr>
+          <w:sz w:val="28"/>
+          <w:szCs w:val="28"/>
+          <w:lang w:val="pl-PL"/>
+        </w:rPr>
+      </w:pPr>
+      <w:r>
+        <w:rPr>
+          <w:sz w:val="28"/>
+          <w:szCs w:val="28"/>
+          <w:lang w:val="pl-PL"/>
+        </w:rPr>
+        <w:t xml:space="preserve">Nowe: Zgłoszenie właśnie wpłynęło do systemu i oczekuje na pierwsze przetworzenie. </w:t>
+      </w:r>
+    </w:p>
+    <w:p>
+      <w:pPr>
+        <w:spacing w:after="0"/>
+        <w:rPr>
+          <w:sz w:val="28"/>
+          <w:szCs w:val="28"/>
+          <w:lang w:val="pl-PL"/>
+        </w:rPr>
+      </w:pPr>
+      <w:r>
+        <w:rPr>
+          <w:sz w:val="28"/>
+          <w:szCs w:val="28"/>
+          <w:lang w:val="pl-PL"/>
+        </w:rPr>
+        <w:t xml:space="preserve">W analizie: Zgłoszenie znajduje się w bazie danych i jest rozpatrywane przez operatora (weryfikacja stopnia, rodzaju zagrożenia oraz dobór jednostek). Obsługiwane: Zgłoszeniu przypisano już bohatera lub zespół operacyjny, misja jest w toku i jednostki działają w terenie. </w:t>
+      </w:r>
+    </w:p>
+    <w:p>
+      <w:pPr>
+        <w:spacing w:after="0"/>
+        <w:rPr>
+          <w:sz w:val="28"/>
+          <w:szCs w:val="28"/>
+          <w:lang w:val="pl-PL"/>
+        </w:rPr>
+      </w:pPr>
+      <w:r>
+        <w:rPr>
+          <w:sz w:val="28"/>
+          <w:szCs w:val="28"/>
+          <w:lang w:val="pl-PL"/>
+        </w:rPr>
+        <w:t xml:space="preserve">Anulowane: Stan końcowy dla zgłoszenia, które okazało się niepotrzebne. </w:t>
+      </w:r>
+    </w:p>
+    <w:p>
+      <w:pPr>
+        <w:spacing w:after="0"/>
+        <w:rPr>
+          <w:sz w:val="28"/>
+          <w:szCs w:val="28"/>
+          <w:lang w:val="pl-PL"/>
+        </w:rPr>
+      </w:pPr>
+      <w:r>
+        <w:rPr>
+          <w:sz w:val="28"/>
+          <w:szCs w:val="28"/>
+          <w:lang w:val="pl-PL"/>
+        </w:rPr>
+        <w:t xml:space="preserve">Zamknięte (porażka): Stan końcowy dla zgłoszenia, w którym misja nie przyniosła oczekiwanego rezultatu. </w:t>
+      </w:r>
+    </w:p>
+    <w:p>
+      <w:pPr>
+        <w:spacing w:after="0"/>
+        <w:rPr>
+          <w:sz w:val="28"/>
+          <w:szCs w:val="28"/>
+          <w:lang w:val="pl-PL"/>
+        </w:rPr>
+      </w:pPr>
+      <w:r>
+        <w:rPr>
+          <w:sz w:val="28"/>
+          <w:szCs w:val="28"/>
+          <w:lang w:val="pl-PL"/>
+        </w:rPr>
+        <w:t xml:space="preserve">Zamknięte (sukces): Stan końcowy dla zgłoszenia, w którym zagrożenie zostało pomyślnie wyeliminowane. </w:t>
+      </w:r>
+    </w:p>
+    <w:p>
+      <w:pPr>
+        <w:spacing w:after="0"/>
+        <w:rPr>
+          <w:sz w:val="28"/>
+          <w:szCs w:val="28"/>
+          <w:lang w:val="pl-PL"/>
+        </w:rPr>
+      </w:pPr>
+      <w:r>
+        <w:rPr>
+          <w:sz w:val="28"/>
+          <w:szCs w:val="28"/>
+          <w:lang w:val="pl-PL"/>
+        </w:rPr>
+        <w:t>Stan końcowy: Oznacza całkowite zakończenie cyklu zgłoszenia.</w:t>
       </w:r>
     </w:p>
     <w:p>
@@ -13390,25 +8424,7 @@
           <w:szCs w:val="28"/>
           <w:lang w:val="pl-PL"/>
         </w:rPr>
-        <w:t xml:space="preserve">Wyślij </w:t>
-      </w:r>
-      <w:proofErr w:type="spellStart"/>
-      <w:r>
-        <w:rPr>
-          <w:sz w:val="28"/>
-          <w:szCs w:val="28"/>
-          <w:lang w:val="pl-PL"/>
-        </w:rPr>
-        <w:t>drona</w:t>
-      </w:r>
-      <w:proofErr w:type="spellEnd"/>
-      <w:r>
-        <w:rPr>
-          <w:sz w:val="28"/>
-          <w:szCs w:val="28"/>
-          <w:lang w:val="pl-PL"/>
-        </w:rPr>
-        <w:t xml:space="preserve"> zwiadowczego</w:t>
+        <w:t>Wyślij drona zwiadowczego</w:t>
       </w:r>
     </w:p>
     <w:p>
@@ -13925,6 +8941,56 @@
     <w:p>
       <w:pPr>
         <w:rPr>
+          <w:sz w:val="28"/>
+          <w:szCs w:val="28"/>
+          <w:lang w:val="pl-PL"/>
+        </w:rPr>
+      </w:pPr>
+      <w:r>
+        <w:rPr>
+          <w:sz w:val="28"/>
+          <w:szCs w:val="28"/>
+          <w:lang w:val="pl-PL"/>
+        </w:rPr>
+        <w:t>Średni czas od momentu pojawienia się alarmu w systemie do chwili, gdy bohater zaakceptuje misję w swoim terminalu polowym, musi wynosić poniżej 180 sekund. System ma za zadanie automatycznie wyliczać tę średnią na koniec każdego miesiąca.</w:t>
+      </w:r>
+    </w:p>
+    <w:p>
+      <w:pPr>
+        <w:rPr>
+          <w:sz w:val="28"/>
+          <w:szCs w:val="28"/>
+          <w:lang w:val="pl-PL"/>
+        </w:rPr>
+      </w:pPr>
+      <w:r>
+        <w:rPr>
+          <w:sz w:val="28"/>
+          <w:szCs w:val="28"/>
+          <w:lang w:val="pl-PL"/>
+        </w:rPr>
+        <w:t>W przypadku utraty łączności</w:t>
+      </w:r>
+      <w:r>
+        <w:rPr>
+          <w:sz w:val="28"/>
+          <w:szCs w:val="28"/>
+          <w:lang w:val="pl-PL"/>
+        </w:rPr>
+        <w:t>, t</w:t>
+      </w:r>
+      <w:r>
+        <w:rPr>
+          <w:sz w:val="28"/>
+          <w:szCs w:val="28"/>
+          <w:lang w:val="pl-PL"/>
+        </w:rPr>
+        <w:t>ypowy czas na podjęcie decyzji i wysłanie dronów zwiadowczych to około 5 sekund , a czas maksymalny wynosi do 30 sekund.</w:t>
+      </w:r>
+    </w:p>
+    <w:p>
+      <w:pPr>
+        <w:rPr>
           <w:b/>
           <w:bCs/>
           <w:sz w:val="28"/>
@@ -13947,6 +9013,40 @@
     <w:p>
       <w:pPr>
         <w:rPr>
+          <w:sz w:val="28"/>
+          <w:szCs w:val="28"/>
+          <w:lang w:val="pl-PL"/>
+        </w:rPr>
+      </w:pPr>
+      <w:r>
+        <w:rPr>
+          <w:sz w:val="28"/>
+          <w:szCs w:val="28"/>
+          <w:lang w:val="pl-PL"/>
+        </w:rPr>
+        <w:t>Bardzo dobrze zabezpieczone komputery kwantowe do użytku dla Operatorów, podłączone do światłowodu. Szacowana ilość 10 sztuk.</w:t>
+      </w:r>
+    </w:p>
+    <w:p>
+      <w:pPr>
+        <w:rPr>
+          <w:sz w:val="28"/>
+          <w:szCs w:val="28"/>
+          <w:lang w:val="pl-PL"/>
+        </w:rPr>
+      </w:pPr>
+      <w:r>
+        <w:rPr>
+          <w:sz w:val="28"/>
+          <w:szCs w:val="28"/>
+          <w:lang w:val="pl-PL"/>
+        </w:rPr>
+        <w:t>Odporne na wstrząsy terminale dla Bohaterów, pozwalające na komunikację z Operatorem, udostępnianiem obrazu z kamery oraz raportowaniu statusu misji. Szacowana ilość sztuk 150.</w:t>
+      </w:r>
+    </w:p>
+    <w:p>
+      <w:pPr>
+        <w:rPr>
           <w:b/>
           <w:bCs/>
           <w:sz w:val="28"/>
@@ -14126,6 +9226,7 @@
           <w:szCs w:val="28"/>
           <w:lang w:val="pl-PL"/>
         </w:rPr>
+        <w:lastRenderedPageBreak/>
         <w:br/>
         <w:t>  10. Kosztorys realizacji przedsięwzięcia (koszty projektu, oprogramowania, systemu, szkoleń, wdrożenia oraz konsultacji)</w:t>
       </w:r>
@@ -14200,6 +9301,119 @@
 <file path=word/numbering.xml><?xml version="1.0" encoding="utf-8"?>
 <w:numbering xmlns:wpc="http://schemas.microsoft.com/office/word/2010/wordprocessingCanvas" xmlns:cx="http://schemas.microsoft.com/office/drawing/2014/chartex" xmlns:cx1="http://schemas.microsoft.com/office/drawing/2015/9/8/chartex" xmlns:cx2="http://schemas.microsoft.com/office/drawing/2015/10/21/chartex" xmlns:cx3="http://schemas.microsoft.com/office/drawing/2016/5/9/chartex" xmlns:cx4="http://schemas.microsoft.com/office/drawing/2016/5/10/chartex" xmlns:cx5="http://schemas.microsoft.com/office/drawing/2016/5/11/chartex" xmlns:cx6="http://schemas.microsoft.com/office/drawing/2016/5/12/chartex" xmlns:cx7="http://schemas.microsoft.com/office/drawing/2016/5/13/chartex" xmlns:cx8="http://schemas.microsoft.com/office/drawing/2016/5/14/chartex" xmlns:mc="http://schemas.openxmlformats.org/markup-compatibility/2006" xmlns:aink="http://schemas.microsoft.com/office/drawing/2016/ink" xmlns:am3d="http://schemas.microsoft.com/office/drawing/2017/model3d" xmlns:o="urn:schemas-microsoft-com:office:office" xmlns:oel="http://schemas.microsoft.com/office/2019/extlst" xmlns:r="http://schemas.openxmlformats.org/officeDocument/2006/relationships" xmlns:m="http://schemas.openxmlformats.org/officeDocument/2006/math" xmlns:v="urn:schemas-microsoft-com:vml" xmlns:wp14="http://schemas.microsoft.com/office/word/2010/wordprocessingDrawing" xmlns:wp="http://schemas.openxmlformats.org/drawingml/2006/wordprocessingDrawing" xmlns:w10="urn:schemas-microsoft-com:office:word" xmlns:w="http://schemas.openxmlformats.org/wordprocessingml/2006/main" xmlns:w14="http://schemas.microsoft.com/office/word/2010/wordml" xmlns:w15="http://schemas.microsoft.com/office/word/2012/wordml" xmlns:w16cex="http://schemas.microsoft.com/office/word/2018/wordml/cex" xmlns:w16cid="http://schemas.microsoft.com/office/word/2016/wordml/cid" xmlns:w16="http://schemas.microsoft.com/office/word/2018/wordml" xmlns:w16du="http://schemas.microsoft.com/office/word/2023/wordml/word16du" xmlns:w16sdtdh="http://schemas.microsoft.com/office/word/2020/wordml/sdtdatahash" xmlns:w16sdtfl="http://schemas.microsoft.com/office/word/2024/wordml/sdtformatlock" xmlns:w16se="http://schemas.microsoft.com/office/word/2015/wordml/symex" xmlns:wpg="http://schemas.microsoft.com/office/word/2010/wordprocessingGroup" xmlns:wpi="http://schemas.microsoft.com/office/word/2010/wordprocessingInk" xmlns:wne="http://schemas.microsoft.com/office/word/2006/wordml" xmlns:wps="http://schemas.microsoft.com/office/word/2010/wordprocessingShape" mc:Ignorable="w14 w15 w16se w16cid w16 w16cex w16sdtdh w16sdtfl w16du wp14">
   <w:abstractNum w:abstractNumId="0" w15:restartNumberingAfterBreak="0">
+    <w:nsid w:val="00A02DCB"/>
+    <w:multiLevelType w:val="hybridMultilevel"/>
+    <w:tmpl w:val="E60E655C"/>
+    <w:lvl w:ilvl="0" w:tplc="04150001">
+      <w:start w:val="1"/>
+      <w:numFmt w:val="bullet"/>
+      <w:lvlText w:val=""/>
+      <w:lvlJc w:val="left"/>
+      <w:pPr>
+        <w:ind w:left="720" w:hanging="360"/>
+      </w:pPr>
+      <w:rPr>
+        <w:rFonts w:ascii="Symbol" w:hAnsi="Symbol" w:hint="default"/>
+      </w:rPr>
+    </w:lvl>
+    <w:lvl w:ilvl="1" w:tplc="04150003" w:tentative="1">
+      <w:start w:val="1"/>
+      <w:numFmt w:val="bullet"/>
+      <w:lvlText w:val="o"/>
+      <w:lvlJc w:val="left"/>
+      <w:pPr>
+        <w:ind w:left="1440" w:hanging="360"/>
+      </w:pPr>
+      <w:rPr>
+        <w:rFonts w:ascii="Courier New" w:hAnsi="Courier New" w:cs="Courier New" w:hint="default"/>
+      </w:rPr>
+    </w:lvl>
+    <w:lvl w:ilvl="2" w:tplc="04150005" w:tentative="1">
+      <w:start w:val="1"/>
+      <w:numFmt w:val="bullet"/>
+      <w:lvlText w:val=""/>
+      <w:lvlJc w:val="left"/>
+      <w:pPr>
+        <w:ind w:left="2160" w:hanging="360"/>
+      </w:pPr>
+      <w:rPr>
+        <w:rFonts w:ascii="Wingdings" w:hAnsi="Wingdings" w:hint="default"/>
+      </w:rPr>
+    </w:lvl>
+    <w:lvl w:ilvl="3" w:tplc="04150001" w:tentative="1">
+      <w:start w:val="1"/>
+      <w:numFmt w:val="bullet"/>
+      <w:lvlText w:val=""/>
+      <w:lvlJc w:val="left"/>
+      <w:pPr>
+        <w:ind w:left="2880" w:hanging="360"/>
+      </w:pPr>
+      <w:rPr>
+        <w:rFonts w:ascii="Symbol" w:hAnsi="Symbol" w:hint="default"/>
+      </w:rPr>
+    </w:lvl>
+    <w:lvl w:ilvl="4" w:tplc="04150003" w:tentative="1">
+      <w:start w:val="1"/>
+      <w:numFmt w:val="bullet"/>
+      <w:lvlText w:val="o"/>
+      <w:lvlJc w:val="left"/>
+      <w:pPr>
+        <w:ind w:left="3600" w:hanging="360"/>
+      </w:pPr>
+      <w:rPr>
+        <w:rFonts w:ascii="Courier New" w:hAnsi="Courier New" w:cs="Courier New" w:hint="default"/>
+      </w:rPr>
+    </w:lvl>
+    <w:lvl w:ilvl="5" w:tplc="04150005" w:tentative="1">
+      <w:start w:val="1"/>
+      <w:numFmt w:val="bullet"/>
+      <w:lvlText w:val=""/>
+      <w:lvlJc w:val="left"/>
+      <w:pPr>
+        <w:ind w:left="4320" w:hanging="360"/>
+      </w:pPr>
+      <w:rPr>
+        <w:rFonts w:ascii="Wingdings" w:hAnsi="Wingdings" w:hint="default"/>
+      </w:rPr>
+    </w:lvl>
+    <w:lvl w:ilvl="6" w:tplc="04150001" w:tentative="1">
+      <w:start w:val="1"/>
+      <w:numFmt w:val="bullet"/>
+      <w:lvlText w:val=""/>
+      <w:lvlJc w:val="left"/>
+      <w:pPr>
+        <w:ind w:left="5040" w:hanging="360"/>
+      </w:pPr>
+      <w:rPr>
+        <w:rFonts w:ascii="Symbol" w:hAnsi="Symbol" w:hint="default"/>
+      </w:rPr>
+    </w:lvl>
+    <w:lvl w:ilvl="7" w:tplc="04150003" w:tentative="1">
+      <w:start w:val="1"/>
+      <w:numFmt w:val="bullet"/>
+      <w:lvlText w:val="o"/>
+      <w:lvlJc w:val="left"/>
+      <w:pPr>
+        <w:ind w:left="5760" w:hanging="360"/>
+      </w:pPr>
+      <w:rPr>
+        <w:rFonts w:ascii="Courier New" w:hAnsi="Courier New" w:cs="Courier New" w:hint="default"/>
+      </w:rPr>
+    </w:lvl>
+    <w:lvl w:ilvl="8" w:tplc="04150005" w:tentative="1">
+      <w:start w:val="1"/>
+      <w:numFmt w:val="bullet"/>
+      <w:lvlText w:val=""/>
+      <w:lvlJc w:val="left"/>
+      <w:pPr>
+        <w:ind w:left="6480" w:hanging="360"/>
+      </w:pPr>
+      <w:rPr>
+        <w:rFonts w:ascii="Wingdings" w:hAnsi="Wingdings" w:hint="default"/>
+      </w:rPr>
+    </w:lvl>
+  </w:abstractNum>
+  <w:abstractNum w:abstractNumId="1" w15:restartNumberingAfterBreak="0">
     <w:nsid w:val="02CD2A6A"/>
     <w:multiLevelType w:val="hybridMultilevel"/>
     <w:tmpl w:val="BEBCDFDA"/>
@@ -14288,7 +9502,7 @@
       </w:pPr>
     </w:lvl>
   </w:abstractNum>
-  <w:abstractNum w:abstractNumId="1" w15:restartNumberingAfterBreak="0">
+  <w:abstractNum w:abstractNumId="2" w15:restartNumberingAfterBreak="0">
     <w:nsid w:val="0930280B"/>
     <w:multiLevelType w:val="hybridMultilevel"/>
     <w:tmpl w:val="D5E8DD0E"/>
@@ -14401,10 +9615,10 @@
       </w:rPr>
     </w:lvl>
   </w:abstractNum>
-  <w:abstractNum w:abstractNumId="2" w15:restartNumberingAfterBreak="0">
+  <w:abstractNum w:abstractNumId="3" w15:restartNumberingAfterBreak="0">
     <w:nsid w:val="102210D7"/>
     <w:multiLevelType w:val="hybridMultilevel"/>
-    <w:tmpl w:val="64242080"/>
+    <w:tmpl w:val="33CCA0AA"/>
     <w:lvl w:ilvl="0" w:tplc="04150001">
       <w:start w:val="1"/>
       <w:numFmt w:val="bullet"/>
@@ -14514,7 +9728,7 @@
       </w:rPr>
     </w:lvl>
   </w:abstractNum>
-  <w:abstractNum w:abstractNumId="3" w15:restartNumberingAfterBreak="0">
+  <w:abstractNum w:abstractNumId="4" w15:restartNumberingAfterBreak="0">
     <w:nsid w:val="1F5B1D2E"/>
     <w:multiLevelType w:val="hybridMultilevel"/>
     <w:tmpl w:val="2FB0EDB8"/>
@@ -14627,7 +9841,7 @@
       </w:rPr>
     </w:lvl>
   </w:abstractNum>
-  <w:abstractNum w:abstractNumId="4" w15:restartNumberingAfterBreak="0">
+  <w:abstractNum w:abstractNumId="5" w15:restartNumberingAfterBreak="0">
     <w:nsid w:val="20103B49"/>
     <w:multiLevelType w:val="hybridMultilevel"/>
     <w:tmpl w:val="5546B682"/>
@@ -14740,7 +9954,7 @@
       </w:rPr>
     </w:lvl>
   </w:abstractNum>
-  <w:abstractNum w:abstractNumId="5" w15:restartNumberingAfterBreak="0">
+  <w:abstractNum w:abstractNumId="6" w15:restartNumberingAfterBreak="0">
     <w:nsid w:val="2021437D"/>
     <w:multiLevelType w:val="hybridMultilevel"/>
     <w:tmpl w:val="AFE6AC86"/>
@@ -14853,7 +10067,7 @@
       </w:rPr>
     </w:lvl>
   </w:abstractNum>
-  <w:abstractNum w:abstractNumId="6" w15:restartNumberingAfterBreak="0">
+  <w:abstractNum w:abstractNumId="7" w15:restartNumberingAfterBreak="0">
     <w:nsid w:val="23C60DB2"/>
     <w:multiLevelType w:val="hybridMultilevel"/>
     <w:tmpl w:val="FC7CAB02"/>
@@ -14966,7 +10180,7 @@
       </w:rPr>
     </w:lvl>
   </w:abstractNum>
-  <w:abstractNum w:abstractNumId="7" w15:restartNumberingAfterBreak="0">
+  <w:abstractNum w:abstractNumId="8" w15:restartNumberingAfterBreak="0">
     <w:nsid w:val="3CBA7AE7"/>
     <w:multiLevelType w:val="hybridMultilevel"/>
     <w:tmpl w:val="900A70BC"/>
@@ -15079,7 +10293,7 @@
       </w:rPr>
     </w:lvl>
   </w:abstractNum>
-  <w:abstractNum w:abstractNumId="8" w15:restartNumberingAfterBreak="0">
+  <w:abstractNum w:abstractNumId="9" w15:restartNumberingAfterBreak="0">
     <w:nsid w:val="5F127112"/>
     <w:multiLevelType w:val="hybridMultilevel"/>
     <w:tmpl w:val="FBEACE40"/>
@@ -15192,7 +10406,7 @@
       </w:rPr>
     </w:lvl>
   </w:abstractNum>
-  <w:abstractNum w:abstractNumId="9" w15:restartNumberingAfterBreak="0">
+  <w:abstractNum w:abstractNumId="10" w15:restartNumberingAfterBreak="0">
     <w:nsid w:val="650A0CD6"/>
     <w:multiLevelType w:val="hybridMultilevel"/>
     <w:tmpl w:val="0E5657BA"/>
@@ -15305,7 +10519,7 @@
       </w:rPr>
     </w:lvl>
   </w:abstractNum>
-  <w:abstractNum w:abstractNumId="10" w15:restartNumberingAfterBreak="0">
+  <w:abstractNum w:abstractNumId="11" w15:restartNumberingAfterBreak="0">
     <w:nsid w:val="767B1163"/>
     <w:multiLevelType w:val="hybridMultilevel"/>
     <w:tmpl w:val="3A703DD0"/>
@@ -15395,37 +10609,40 @@
     </w:lvl>
   </w:abstractNum>
   <w:num w:numId="1" w16cid:durableId="735591244">
+    <w:abstractNumId w:val="2"/>
+  </w:num>
+  <w:num w:numId="2" w16cid:durableId="286740464">
     <w:abstractNumId w:val="1"/>
   </w:num>
-  <w:num w:numId="2" w16cid:durableId="286740464">
-    <w:abstractNumId w:val="0"/>
+  <w:num w:numId="3" w16cid:durableId="1879077816">
+    <w:abstractNumId w:val="11"/>
   </w:num>
-  <w:num w:numId="3" w16cid:durableId="1879077816">
+  <w:num w:numId="4" w16cid:durableId="890579295">
+    <w:abstractNumId w:val="9"/>
+  </w:num>
+  <w:num w:numId="5" w16cid:durableId="1028802044">
+    <w:abstractNumId w:val="7"/>
+  </w:num>
+  <w:num w:numId="6" w16cid:durableId="634526978">
+    <w:abstractNumId w:val="4"/>
+  </w:num>
+  <w:num w:numId="7" w16cid:durableId="677850510">
     <w:abstractNumId w:val="10"/>
   </w:num>
-  <w:num w:numId="4" w16cid:durableId="890579295">
+  <w:num w:numId="8" w16cid:durableId="1708721212">
+    <w:abstractNumId w:val="5"/>
+  </w:num>
+  <w:num w:numId="9" w16cid:durableId="2135980470">
+    <w:abstractNumId w:val="6"/>
+  </w:num>
+  <w:num w:numId="10" w16cid:durableId="278531326">
+    <w:abstractNumId w:val="3"/>
+  </w:num>
+  <w:num w:numId="11" w16cid:durableId="2043968711">
     <w:abstractNumId w:val="8"/>
   </w:num>
-  <w:num w:numId="5" w16cid:durableId="1028802044">
-    <w:abstractNumId w:val="6"/>
-  </w:num>
-  <w:num w:numId="6" w16cid:durableId="634526978">
-    <w:abstractNumId w:val="3"/>
-  </w:num>
-  <w:num w:numId="7" w16cid:durableId="677850510">
-    <w:abstractNumId w:val="9"/>
-  </w:num>
-  <w:num w:numId="8" w16cid:durableId="1708721212">
-    <w:abstractNumId w:val="4"/>
-  </w:num>
-  <w:num w:numId="9" w16cid:durableId="2135980470">
-    <w:abstractNumId w:val="5"/>
-  </w:num>
-  <w:num w:numId="10" w16cid:durableId="278531326">
-    <w:abstractNumId w:val="2"/>
-  </w:num>
-  <w:num w:numId="11" w16cid:durableId="2043968711">
-    <w:abstractNumId w:val="7"/>
+  <w:num w:numId="12" w16cid:durableId="1686635939">
+    <w:abstractNumId w:val="0"/>
   </w:num>
 </w:numbering>
 </file>
@@ -16088,19 +11305,19 @@
 
 <file path=word/glossary/fontTable.xml><?xml version="1.0" encoding="utf-8"?>
 <w:fonts xmlns:mc="http://schemas.openxmlformats.org/markup-compatibility/2006" xmlns:r="http://schemas.openxmlformats.org/officeDocument/2006/relationships" xmlns:w="http://schemas.openxmlformats.org/wordprocessingml/2006/main" xmlns:w14="http://schemas.microsoft.com/office/word/2010/wordml" xmlns:w15="http://schemas.microsoft.com/office/word/2012/wordml" xmlns:w16cex="http://schemas.microsoft.com/office/word/2018/wordml/cex" xmlns:w16cid="http://schemas.microsoft.com/office/word/2016/wordml/cid" xmlns:w16="http://schemas.microsoft.com/office/word/2018/wordml" xmlns:w16du="http://schemas.microsoft.com/office/word/2023/wordml/word16du" xmlns:w16sdtdh="http://schemas.microsoft.com/office/word/2020/wordml/sdtdatahash" xmlns:w16sdtfl="http://schemas.microsoft.com/office/word/2024/wordml/sdtformatlock" xmlns:w16se="http://schemas.microsoft.com/office/word/2015/wordml/symex" mc:Ignorable="w14 w15 w16se w16cid w16 w16cex w16sdtdh w16sdtfl w16du">
+  <w:font w:name="Symbol">
+    <w:panose1 w:val="05050102010706020507"/>
+    <w:charset w:val="02"/>
+    <w:family w:val="roman"/>
+    <w:pitch w:val="variable"/>
+    <w:sig w:usb0="00000000" w:usb1="10000000" w:usb2="00000000" w:usb3="00000000" w:csb0="80000000" w:csb1="00000000"/>
+  </w:font>
   <w:font w:name="Times New Roman">
     <w:panose1 w:val="02020603050405020304"/>
     <w:charset w:val="00"/>
     <w:family w:val="roman"/>
     <w:pitch w:val="variable"/>
     <w:sig w:usb0="E0002EFF" w:usb1="C000785B" w:usb2="00000009" w:usb3="00000000" w:csb0="000001FF" w:csb1="00000000"/>
-  </w:font>
-  <w:font w:name="Symbol">
-    <w:panose1 w:val="05050102010706020507"/>
-    <w:charset w:val="02"/>
-    <w:family w:val="roman"/>
-    <w:pitch w:val="variable"/>
-    <w:sig w:usb0="00000000" w:usb1="10000000" w:usb2="00000000" w:usb3="00000000" w:csb0="80000000" w:csb1="00000000"/>
   </w:font>
   <w:font w:name="Courier New">
     <w:panose1 w:val="02070309020205020404"/>
@@ -16179,6 +11396,7 @@
     <w:rsid w:val="00145668"/>
     <w:rsid w:val="003105FF"/>
     <w:rsid w:val="00310C35"/>
+    <w:rsid w:val="0047128B"/>
     <w:rsid w:val="005405E1"/>
     <w:rsid w:val="00594E01"/>
     <w:rsid w:val="005F19A2"/>
@@ -16189,6 +11407,7 @@
     <w:rsid w:val="0085214B"/>
     <w:rsid w:val="00965C0C"/>
     <w:rsid w:val="00987DD4"/>
+    <w:rsid w:val="009A6974"/>
     <w:rsid w:val="00A81CE8"/>
     <w:rsid w:val="00B50A74"/>
     <w:rsid w:val="00DC0E06"/>

--- a/TK/Sprawozdanie.docx
+++ b/TK/Sprawozdanie.docx
@@ -41,7 +41,6 @@
         <w:rPr>
           <w:rFonts w:asciiTheme="minorHAnsi" w:hAnsiTheme="minorHAnsi" w:cstheme="minorHAnsi"/>
           <w:b/>
-          <w:noProof/>
           <w:sz w:val="12"/>
           <w:szCs w:val="12"/>
           <w:lang w:val="pl-PL" w:eastAsia="en-US" w:bidi="ar-SA"/>
@@ -727,6 +726,178 @@
     <w:p>
       <w:pPr>
         <w:pStyle w:val="Standard"/>
+        <w:rPr>
+          <w:rFonts w:asciiTheme="minorHAnsi" w:hAnsiTheme="minorHAnsi" w:cstheme="minorHAnsi"/>
+          <w:sz w:val="28"/>
+          <w:lang w:val="pl-PL"/>
+        </w:rPr>
+      </w:pPr>
+      <w:r>
+        <w:rPr>
+          <w:rFonts w:asciiTheme="minorHAnsi" w:hAnsiTheme="minorHAnsi" w:cstheme="minorHAnsi"/>
+          <w:b/>
+          <w:bCs/>
+          <w:sz w:val="28"/>
+          <w:lang w:val="pl-PL"/>
+        </w:rPr>
+        <w:t>Franciszek Dadura</w:t>
+      </w:r>
+      <w:r>
+        <w:rPr>
+          <w:rFonts w:asciiTheme="minorHAnsi" w:hAnsiTheme="minorHAnsi" w:cstheme="minorHAnsi"/>
+          <w:sz w:val="28"/>
+          <w:lang w:val="pl-PL"/>
+        </w:rPr>
+        <w:t xml:space="preserve"> – założenie repozytorium,</w:t>
+      </w:r>
+      <w:r>
+        <w:rPr>
+          <w:rFonts w:asciiTheme="minorHAnsi" w:eastAsiaTheme="minorHAnsi" w:hAnsiTheme="minorHAnsi" w:cstheme="minorBidi"/>
+          <w:color w:val="000000"/>
+          <w:kern w:val="0"/>
+          <w:sz w:val="20"/>
+          <w:szCs w:val="20"/>
+          <w:lang w:val="pl-PL" w:eastAsia="en-US" w:bidi="ar-SA"/>
+        </w:rPr>
+        <w:t xml:space="preserve"> </w:t>
+      </w:r>
+      <w:r>
+        <w:rPr>
+          <w:rFonts w:asciiTheme="minorHAnsi" w:hAnsiTheme="minorHAnsi" w:cstheme="minorHAnsi"/>
+          <w:sz w:val="28"/>
+          <w:lang w:val="pl-PL"/>
+        </w:rPr>
+        <w:t>d</w:t>
+      </w:r>
+      <w:r>
+        <w:rPr>
+          <w:rFonts w:asciiTheme="minorHAnsi" w:hAnsiTheme="minorHAnsi" w:cstheme="minorHAnsi"/>
+          <w:sz w:val="28"/>
+          <w:lang w:val="pl-PL"/>
+        </w:rPr>
+        <w:t>iagramy przypadków użycia</w:t>
+      </w:r>
+      <w:r>
+        <w:rPr>
+          <w:rFonts w:asciiTheme="minorHAnsi" w:hAnsiTheme="minorHAnsi" w:cstheme="minorHAnsi"/>
+          <w:sz w:val="28"/>
+          <w:lang w:val="pl-PL"/>
+        </w:rPr>
+        <w:t>, diagramy czynności</w:t>
+      </w:r>
+      <w:r>
+        <w:rPr>
+          <w:rFonts w:asciiTheme="minorHAnsi" w:hAnsiTheme="minorHAnsi" w:cstheme="minorHAnsi"/>
+          <w:sz w:val="28"/>
+          <w:lang w:val="pl-PL"/>
+        </w:rPr>
+        <w:t xml:space="preserve">, sprawozdanie </w:t>
+      </w:r>
+    </w:p>
+    <w:p>
+      <w:pPr>
+        <w:pStyle w:val="Standard"/>
+        <w:rPr>
+          <w:rFonts w:asciiTheme="minorHAnsi" w:hAnsiTheme="minorHAnsi" w:cstheme="minorHAnsi"/>
+          <w:sz w:val="28"/>
+          <w:lang w:val="pl-PL"/>
+        </w:rPr>
+      </w:pPr>
+      <w:r>
+        <w:rPr>
+          <w:rFonts w:asciiTheme="minorHAnsi" w:hAnsiTheme="minorHAnsi" w:cstheme="minorHAnsi"/>
+          <w:b/>
+          <w:bCs/>
+          <w:sz w:val="28"/>
+          <w:lang w:val="pl-PL"/>
+        </w:rPr>
+        <w:t>Szymon Brunejko</w:t>
+      </w:r>
+      <w:r>
+        <w:rPr>
+          <w:rFonts w:asciiTheme="minorHAnsi" w:hAnsiTheme="minorHAnsi" w:cstheme="minorHAnsi"/>
+          <w:sz w:val="28"/>
+          <w:lang w:val="pl-PL"/>
+        </w:rPr>
+        <w:t xml:space="preserve"> – proponowana architektura systemu, diagram klas, propozycja interfejsu, sprawozdanie</w:t>
+      </w:r>
+    </w:p>
+    <w:p>
+      <w:pPr>
+        <w:pStyle w:val="Standard"/>
+        <w:rPr>
+          <w:rFonts w:asciiTheme="minorHAnsi" w:hAnsiTheme="minorHAnsi" w:cstheme="minorHAnsi"/>
+          <w:sz w:val="28"/>
+          <w:lang w:val="pl-PL"/>
+        </w:rPr>
+      </w:pPr>
+      <w:r>
+        <w:rPr>
+          <w:rFonts w:asciiTheme="minorHAnsi" w:hAnsiTheme="minorHAnsi" w:cstheme="minorHAnsi"/>
+          <w:b/>
+          <w:bCs/>
+          <w:sz w:val="28"/>
+          <w:lang w:val="pl-PL"/>
+        </w:rPr>
+        <w:t>Piotr Dziemian</w:t>
+      </w:r>
+      <w:r>
+        <w:rPr>
+          <w:rFonts w:asciiTheme="minorHAnsi" w:hAnsiTheme="minorHAnsi" w:cstheme="minorHAnsi"/>
+          <w:sz w:val="28"/>
+          <w:lang w:val="pl-PL"/>
+        </w:rPr>
+        <w:t xml:space="preserve"> – commity, diagram wdrożenia, </w:t>
+      </w:r>
+      <w:r>
+        <w:rPr>
+          <w:rFonts w:asciiTheme="minorHAnsi" w:hAnsiTheme="minorHAnsi" w:cstheme="minorHAnsi"/>
+          <w:sz w:val="28"/>
+          <w:lang w:val="pl-PL"/>
+        </w:rPr>
+        <w:t>diagramy interakcji</w:t>
+      </w:r>
+      <w:r>
+        <w:rPr>
+          <w:rFonts w:asciiTheme="minorHAnsi" w:hAnsiTheme="minorHAnsi" w:cstheme="minorHAnsi"/>
+          <w:sz w:val="28"/>
+          <w:lang w:val="pl-PL"/>
+        </w:rPr>
+        <w:t xml:space="preserve">, </w:t>
+      </w:r>
+      <w:r>
+        <w:rPr>
+          <w:rFonts w:asciiTheme="minorHAnsi" w:hAnsiTheme="minorHAnsi" w:cstheme="minorHAnsi"/>
+          <w:sz w:val="28"/>
+          <w:lang w:val="pl-PL"/>
+        </w:rPr>
+        <w:t>diagram stanów</w:t>
+      </w:r>
+      <w:r>
+        <w:rPr>
+          <w:rFonts w:asciiTheme="minorHAnsi" w:hAnsiTheme="minorHAnsi" w:cstheme="minorHAnsi"/>
+          <w:sz w:val="28"/>
+          <w:lang w:val="pl-PL"/>
+        </w:rPr>
+        <w:t xml:space="preserve">, sprawozdanie </w:t>
+      </w:r>
+    </w:p>
+    <w:p>
+      <w:pPr>
+        <w:pStyle w:val="Standard"/>
+        <w:spacing w:line="360" w:lineRule="auto"/>
+        <w:rPr>
+          <w:rFonts w:asciiTheme="minorHAnsi" w:hAnsiTheme="minorHAnsi" w:cstheme="minorHAnsi"/>
+          <w:b/>
+          <w:bCs/>
+          <w:sz w:val="28"/>
+          <w:lang w:val="pl-PL"/>
+        </w:rPr>
+      </w:pPr>
+    </w:p>
+    <w:p>
+      <w:pPr>
+        <w:pStyle w:val="Standard"/>
         <w:spacing w:line="360" w:lineRule="auto"/>
         <w:rPr>
           <w:rFonts w:asciiTheme="minorHAnsi" w:hAnsiTheme="minorHAnsi" w:cstheme="minorHAnsi"/>
@@ -1067,7 +1238,6 @@
           <w:sz w:val="28"/>
           <w:lang w:val="pl-PL"/>
         </w:rPr>
-        <w:lastRenderedPageBreak/>
         <w:t xml:space="preserve">2. Bohater: Użytkownik polowy posiadający dostęp do aplikacji mobilnej. Odbiera powiadomienia o misjach, raportuje zmiany statusu (np. „przybycie na miejsce”, „cel zneutralizowany”) oraz aktualizuje swój poziom energii/mocy. </w:t>
       </w:r>
     </w:p>
@@ -1261,7 +1431,16 @@
           <w:sz w:val="28"/>
           <w:lang w:val="pl-PL"/>
         </w:rPr>
-        <w:t xml:space="preserve">• Skrócenie czasu dyspozycji bohatera do mniej niż 180 sekund od przyjęcia zgłoszenia. Redukcja szkód ubocznych dzięki lepszemu doborowi mocy do zagrożenia. </w:t>
+        <w:t xml:space="preserve">• Skrócenie czasu dyspozycji bohatera do mniej niż 180 sekund od przyjęcia zgłoszenia. Redukcja szkód ubocznych dzięki lepszemu doborowi mocy do </w:t>
+      </w:r>
+      <w:r>
+        <w:rPr>
+          <w:rFonts w:asciiTheme="minorHAnsi" w:hAnsiTheme="minorHAnsi" w:cstheme="minorHAnsi"/>
+          <w:sz w:val="28"/>
+          <w:lang w:val="pl-PL"/>
+        </w:rPr>
+        <w:lastRenderedPageBreak/>
+        <w:t xml:space="preserve">zagrożenia. </w:t>
       </w:r>
     </w:p>
     <w:p>
@@ -1299,16 +1478,7 @@
           <w:sz w:val="28"/>
           <w:lang w:val="pl-PL"/>
         </w:rPr>
-        <w:t xml:space="preserve">• Zapewnienie bezpieczeństwa bohaterowi na misji. Przy utracie łączności z bohaterem w strefie zakłóceń automatycznie wysyłane są drony zwiadowcze w </w:t>
-      </w:r>
-      <w:r>
-        <w:rPr>
-          <w:rFonts w:asciiTheme="minorHAnsi" w:hAnsiTheme="minorHAnsi" w:cstheme="minorHAnsi"/>
-          <w:sz w:val="28"/>
-          <w:lang w:val="pl-PL"/>
-        </w:rPr>
-        <w:lastRenderedPageBreak/>
-        <w:t xml:space="preserve">ostatnią znaną lokalizację. </w:t>
+        <w:t xml:space="preserve">• Zapewnienie bezpieczeństwa bohaterowi na misji. Przy utracie łączności z bohaterem w strefie zakłóceń automatycznie wysyłane są drony zwiadowcze w ostatnią znaną lokalizację. </w:t>
       </w:r>
     </w:p>
     <w:p>
@@ -1531,16 +1701,7 @@
           <w:sz w:val="28"/>
           <w:lang w:val="pl-PL"/>
         </w:rPr>
-        <w:t xml:space="preserve">Średni czas od pojawienia się alarmu w systemie do momentu, aż bohater </w:t>
-      </w:r>
-      <w:r>
-        <w:rPr>
-          <w:rFonts w:asciiTheme="minorHAnsi" w:hAnsiTheme="minorHAnsi" w:cstheme="minorHAnsi"/>
-          <w:sz w:val="28"/>
-          <w:lang w:val="pl-PL"/>
-        </w:rPr>
-        <w:lastRenderedPageBreak/>
-        <w:t xml:space="preserve">zaakceptuje misję w swoim terminalu. System sam wylicza tę średnią na koniec każdego miesiąca. Wysoka dostępność systemu na poziomie 99,9%. Sposób wyliczenia: (Całkowity czas w miesiącu - Czas trwania awarii) / Całkowity czas w miesiącu * 100%. Monitorowane przez oprogramowanie do mierzenia czasu pracy serwerów. </w:t>
+        <w:t xml:space="preserve">Średni czas od pojawienia się alarmu w systemie do momentu, aż bohater zaakceptuje misję w swoim terminalu. System sam wylicza tę średnią na koniec każdego miesiąca. Wysoka dostępność systemu na poziomie 99,9%. Sposób wyliczenia: (Całkowity czas w miesiącu - Czas trwania awarii) / Całkowity czas w miesiącu * 100%. Monitorowane przez oprogramowanie do mierzenia czasu pracy serwerów. </w:t>
       </w:r>
     </w:p>
     <w:p>
@@ -1776,23 +1937,16 @@
           <w:sz w:val="28"/>
           <w:lang w:val="pl-PL"/>
         </w:rPr>
-        <w:t xml:space="preserve"> </w:t>
-      </w:r>
-      <w:r>
-        <w:rPr>
-          <w:rFonts w:asciiTheme="minorHAnsi" w:hAnsiTheme="minorHAnsi" w:cstheme="minorHAnsi"/>
-          <w:sz w:val="28"/>
-          <w:lang w:val="pl-PL"/>
-        </w:rPr>
-        <w:t>-</w:t>
-      </w:r>
-      <w:r>
-        <w:rPr>
-          <w:rFonts w:asciiTheme="minorHAnsi" w:hAnsiTheme="minorHAnsi" w:cstheme="minorHAnsi"/>
-          <w:sz w:val="28"/>
-          <w:lang w:val="pl-PL"/>
-        </w:rPr>
-        <w:t xml:space="preserve"> główny użytkownik systemu CKS, pracujący w bezpiecznej centrali. Odpowiada za zarządzanie pulpitem operacyjnym, analizę zgłoszeń, przydzielanie misji i koordynację wsparcia</w:t>
+        <w:t xml:space="preserve"> - główny użytkownik systemu CKS, pracujący w bezpiecznej centrali. Odpowiada za zarządzanie pulpitem operacyjnym, analizę zgłoszeń, przydzielanie </w:t>
+      </w:r>
+      <w:r>
+        <w:rPr>
+          <w:rFonts w:asciiTheme="minorHAnsi" w:hAnsiTheme="minorHAnsi" w:cstheme="minorHAnsi"/>
+          <w:sz w:val="28"/>
+          <w:lang w:val="pl-PL"/>
+        </w:rPr>
+        <w:lastRenderedPageBreak/>
+        <w:t>misji i koordynację wsparcia</w:t>
       </w:r>
     </w:p>
     <w:p>
@@ -1821,23 +1975,7 @@
           <w:sz w:val="28"/>
           <w:lang w:val="pl-PL"/>
         </w:rPr>
-        <w:t xml:space="preserve"> </w:t>
-      </w:r>
-      <w:r>
-        <w:rPr>
-          <w:rFonts w:asciiTheme="minorHAnsi" w:hAnsiTheme="minorHAnsi" w:cstheme="minorHAnsi"/>
-          <w:sz w:val="28"/>
-          <w:lang w:val="pl-PL"/>
-        </w:rPr>
-        <w:t>-</w:t>
-      </w:r>
-      <w:r>
-        <w:rPr>
-          <w:rFonts w:asciiTheme="minorHAnsi" w:hAnsiTheme="minorHAnsi" w:cstheme="minorHAnsi"/>
-          <w:sz w:val="28"/>
-          <w:lang w:val="pl-PL"/>
-        </w:rPr>
-        <w:t xml:space="preserve"> główne narzędzie pracy Operatora, składające się z interaktywnej mapy satelitarnej, dynamicznej listy bieżących zgłoszeń oraz panelu ze statusem dostępności jednostek operacyjnych.</w:t>
+        <w:t xml:space="preserve"> - główne narzędzie pracy Operatora, składające się z interaktywnej mapy satelitarnej, dynamicznej listy bieżących zgłoszeń oraz panelu ze statusem dostępności jednostek operacyjnych.</w:t>
       </w:r>
     </w:p>
     <w:p>
@@ -1887,7 +2025,6 @@
           <w:sz w:val="28"/>
           <w:lang w:val="pl-PL"/>
         </w:rPr>
-        <w:lastRenderedPageBreak/>
         <w:t>4. Perspektywa przypadków użycia:</w:t>
       </w:r>
     </w:p>
@@ -1978,7 +2115,6 @@
       </w:pPr>
       <w:r>
         <w:rPr>
-          <w:noProof/>
           <w:sz w:val="28"/>
           <w:szCs w:val="28"/>
           <w:lang w:val="pl-PL"/>
@@ -2041,16 +2177,14 @@
           <w:bCs/>
           <w:sz w:val="28"/>
           <w:szCs w:val="28"/>
-          <w:lang w:val="pl-PL"/>
-        </w:rPr>
-      </w:pPr>
-      <w:r>
-        <w:rPr>
-          <w:b/>
-          <w:bCs/>
-          <w:sz w:val="28"/>
-          <w:szCs w:val="28"/>
-          <w:lang w:val="pl-PL"/>
+        </w:rPr>
+      </w:pPr>
+      <w:r>
+        <w:rPr>
+          <w:b/>
+          <w:bCs/>
+          <w:sz w:val="28"/>
+          <w:szCs w:val="28"/>
         </w:rPr>
         <w:t>4.1.1. Opisy tekstowe wszystkich aktorów</w:t>
       </w:r>
@@ -2060,16 +2194,14 @@
         <w:rPr>
           <w:sz w:val="28"/>
           <w:szCs w:val="28"/>
-          <w:lang w:val="pl-PL"/>
-        </w:rPr>
-      </w:pPr>
-      <w:r>
-        <w:rPr>
-          <w:b/>
-          <w:bCs/>
-          <w:sz w:val="28"/>
-          <w:szCs w:val="28"/>
-          <w:lang w:val="pl-PL"/>
+        </w:rPr>
+      </w:pPr>
+      <w:r>
+        <w:rPr>
+          <w:b/>
+          <w:bCs/>
+          <w:sz w:val="28"/>
+          <w:szCs w:val="28"/>
         </w:rPr>
         <w:t>Operator</w:t>
       </w:r>
@@ -2077,26 +2209,31 @@
         <w:rPr>
           <w:sz w:val="28"/>
           <w:szCs w:val="28"/>
-          <w:lang w:val="pl-PL"/>
-        </w:rPr>
-        <w:t xml:space="preserve">: Główny użytkownik systemu, zarządzający panelem głównym. Jest odpowiedzialny za analizę napływających zgłoszeń, przydzielanie misji konkretnym bohaterom lub zespołom, zmianę poziomów zagrożeń oraz koordynację wsparcia z poziomu pulpitu operacyjnego. </w:t>
-      </w:r>
-    </w:p>
-    <w:p>
-      <w:pPr>
-        <w:rPr>
-          <w:sz w:val="28"/>
-          <w:szCs w:val="28"/>
-          <w:lang w:val="pl-PL"/>
-        </w:rPr>
-      </w:pPr>
-      <w:r>
-        <w:rPr>
-          <w:b/>
-          <w:bCs/>
-          <w:sz w:val="28"/>
-          <w:szCs w:val="28"/>
-          <w:lang w:val="pl-PL"/>
+        </w:rPr>
+        <w:t xml:space="preserve">: Główny użytkownik systemu, zarządzający panelem głównym. Jest odpowiedzialny za analizę napływających zgłoszeń, przydzielanie misji konkretnym </w:t>
+      </w:r>
+      <w:r>
+        <w:rPr>
+          <w:sz w:val="28"/>
+          <w:szCs w:val="28"/>
+        </w:rPr>
+        <w:lastRenderedPageBreak/>
+        <w:t xml:space="preserve">bohaterom lub zespołom, zmianę poziomów zagrożeń oraz koordynację wsparcia z poziomu pulpitu operacyjnego. </w:t>
+      </w:r>
+    </w:p>
+    <w:p>
+      <w:pPr>
+        <w:rPr>
+          <w:sz w:val="28"/>
+          <w:szCs w:val="28"/>
+        </w:rPr>
+      </w:pPr>
+      <w:r>
+        <w:rPr>
+          <w:b/>
+          <w:bCs/>
+          <w:sz w:val="28"/>
+          <w:szCs w:val="28"/>
         </w:rPr>
         <w:t>Bohater</w:t>
       </w:r>
@@ -2104,7 +2241,6 @@
         <w:rPr>
           <w:sz w:val="28"/>
           <w:szCs w:val="28"/>
-          <w:lang w:val="pl-PL"/>
         </w:rPr>
         <w:t xml:space="preserve">: Użytkownik polowy posiadający dostęp do aplikacji mobilnej na terminalu odpornym na wstrząsy. Jego rola polega na odbieraniu powiadomień o misjach, raportowaniu zmian statusu misji (np. "przybycie na miejsce", "cel zneutralizowany") oraz przesyłaniu informacji o swoim poziomie energii. </w:t>
       </w:r>
@@ -2114,25 +2250,21 @@
         <w:rPr>
           <w:sz w:val="28"/>
           <w:szCs w:val="28"/>
-          <w:lang w:val="pl-PL"/>
-        </w:rPr>
-      </w:pPr>
-      <w:r>
-        <w:rPr>
-          <w:b/>
-          <w:bCs/>
-          <w:sz w:val="28"/>
-          <w:szCs w:val="28"/>
-          <w:lang w:val="pl-PL"/>
-        </w:rPr>
-        <w:lastRenderedPageBreak/>
+        </w:rPr>
+      </w:pPr>
+      <w:r>
+        <w:rPr>
+          <w:b/>
+          <w:bCs/>
+          <w:sz w:val="28"/>
+          <w:szCs w:val="28"/>
+        </w:rPr>
         <w:t>System</w:t>
       </w:r>
       <w:r>
         <w:rPr>
           <w:sz w:val="28"/>
           <w:szCs w:val="28"/>
-          <w:lang w:val="pl-PL"/>
         </w:rPr>
         <w:t>: Komponent wykonujący zadania w tle. Jest odpowiedzialny za automatyczne monitorowanie parametrów, klasyfikację zgłoszeń przy pomocy algorytmów, wyliczanie wskaźników statystycznych (np. średniego czasu reakcji) oraz uruchamianie procedur awaryjnych.</w:t>
       </w:r>
@@ -2144,14 +2276,12 @@
           <w:bCs/>
           <w:sz w:val="28"/>
           <w:szCs w:val="28"/>
-          <w:lang w:val="pl-PL"/>
-        </w:rPr>
-      </w:pPr>
-      <w:r>
-        <w:rPr>
-          <w:sz w:val="28"/>
-          <w:szCs w:val="28"/>
-          <w:lang w:val="pl-PL"/>
+        </w:rPr>
+      </w:pPr>
+      <w:r>
+        <w:rPr>
+          <w:sz w:val="28"/>
+          <w:szCs w:val="28"/>
         </w:rPr>
         <w:tab/>
       </w:r>
@@ -2161,7 +2291,6 @@
           <w:bCs/>
           <w:sz w:val="28"/>
           <w:szCs w:val="28"/>
-          <w:lang w:val="pl-PL"/>
         </w:rPr>
         <w:t>4.1.2. Opisy tekstowe wybranych przypadków użycia</w:t>
       </w:r>
@@ -2172,14 +2301,12 @@
         <w:rPr>
           <w:sz w:val="28"/>
           <w:szCs w:val="28"/>
-          <w:lang w:val="pl-PL"/>
-        </w:rPr>
-      </w:pPr>
-      <w:r>
-        <w:rPr>
-          <w:sz w:val="28"/>
-          <w:szCs w:val="28"/>
-          <w:lang w:val="pl-PL"/>
+        </w:rPr>
+      </w:pPr>
+      <w:r>
+        <w:rPr>
+          <w:sz w:val="28"/>
+          <w:szCs w:val="28"/>
         </w:rPr>
         <w:t>Opis przypadku użycia "Przydzielenie misji"</w:t>
       </w:r>
@@ -2190,14 +2317,12 @@
         <w:rPr>
           <w:sz w:val="28"/>
           <w:szCs w:val="28"/>
-          <w:lang w:val="pl-PL"/>
-        </w:rPr>
-      </w:pPr>
-      <w:r>
-        <w:rPr>
-          <w:sz w:val="28"/>
-          <w:szCs w:val="28"/>
-          <w:lang w:val="pl-PL"/>
+        </w:rPr>
+      </w:pPr>
+      <w:r>
+        <w:rPr>
+          <w:sz w:val="28"/>
+          <w:szCs w:val="28"/>
         </w:rPr>
         <w:t xml:space="preserve">1. Uczestniczący aktorzy  </w:t>
       </w:r>
@@ -2229,14 +2354,12 @@
         <w:rPr>
           <w:sz w:val="28"/>
           <w:szCs w:val="28"/>
-          <w:lang w:val="pl-PL"/>
-        </w:rPr>
-      </w:pPr>
-      <w:r>
-        <w:rPr>
-          <w:sz w:val="28"/>
-          <w:szCs w:val="28"/>
-          <w:lang w:val="pl-PL"/>
+        </w:rPr>
+      </w:pPr>
+      <w:r>
+        <w:rPr>
+          <w:sz w:val="28"/>
+          <w:szCs w:val="28"/>
         </w:rPr>
         <w:t>2. Podstawowy ciąg zdarzeń:</w:t>
       </w:r>
@@ -2394,14 +2517,12 @@
         <w:rPr>
           <w:sz w:val="28"/>
           <w:szCs w:val="28"/>
-          <w:lang w:val="pl-PL"/>
-        </w:rPr>
-      </w:pPr>
-      <w:r>
-        <w:rPr>
-          <w:sz w:val="28"/>
-          <w:szCs w:val="28"/>
-          <w:lang w:val="pl-PL"/>
+        </w:rPr>
+      </w:pPr>
+      <w:r>
+        <w:rPr>
+          <w:sz w:val="28"/>
+          <w:szCs w:val="28"/>
         </w:rPr>
         <w:t>3. Alternatywne ciągi zdarzeń</w:t>
       </w:r>
@@ -2412,14 +2533,12 @@
         <w:rPr>
           <w:sz w:val="28"/>
           <w:szCs w:val="28"/>
-          <w:lang w:val="pl-PL"/>
-        </w:rPr>
-      </w:pPr>
-      <w:r>
-        <w:rPr>
-          <w:sz w:val="28"/>
-          <w:szCs w:val="28"/>
-          <w:lang w:val="pl-PL"/>
+        </w:rPr>
+      </w:pPr>
+      <w:r>
+        <w:rPr>
+          <w:sz w:val="28"/>
+          <w:szCs w:val="28"/>
         </w:rPr>
         <w:t>a) Brak dostępnych bohaterów w statusie "Gotowy/a"</w:t>
       </w:r>
@@ -2451,14 +2570,12 @@
         <w:rPr>
           <w:sz w:val="28"/>
           <w:szCs w:val="28"/>
-          <w:lang w:val="pl-PL"/>
-        </w:rPr>
-      </w:pPr>
-      <w:r>
-        <w:rPr>
-          <w:sz w:val="28"/>
-          <w:szCs w:val="28"/>
-          <w:lang w:val="pl-PL"/>
+        </w:rPr>
+      </w:pPr>
+      <w:r>
+        <w:rPr>
+          <w:sz w:val="28"/>
+          <w:szCs w:val="28"/>
         </w:rPr>
         <w:t>4. Zależności czasowe</w:t>
       </w:r>
@@ -2469,14 +2586,12 @@
         <w:rPr>
           <w:sz w:val="28"/>
           <w:szCs w:val="28"/>
-          <w:lang w:val="pl-PL"/>
-        </w:rPr>
-      </w:pPr>
-      <w:r>
-        <w:rPr>
-          <w:sz w:val="28"/>
-          <w:szCs w:val="28"/>
-          <w:lang w:val="pl-PL"/>
+        </w:rPr>
+      </w:pPr>
+      <w:r>
+        <w:rPr>
+          <w:sz w:val="28"/>
+          <w:szCs w:val="28"/>
         </w:rPr>
         <w:t>a) Częstotliwość wykonania: Każdorazowo przy pojawieniu się zgłoszenia.</w:t>
       </w:r>
@@ -2487,14 +2602,12 @@
         <w:rPr>
           <w:sz w:val="28"/>
           <w:szCs w:val="28"/>
-          <w:lang w:val="pl-PL"/>
-        </w:rPr>
-      </w:pPr>
-      <w:r>
-        <w:rPr>
-          <w:sz w:val="28"/>
-          <w:szCs w:val="28"/>
-          <w:lang w:val="pl-PL"/>
+        </w:rPr>
+      </w:pPr>
+      <w:r>
+        <w:rPr>
+          <w:sz w:val="28"/>
+          <w:szCs w:val="28"/>
         </w:rPr>
         <w:t>b) Przewidywane spiętrzenia: Gdy występuje zagrożenie(wojna/atak terrorystyczny itp.).</w:t>
       </w:r>
@@ -2505,14 +2618,12 @@
         <w:rPr>
           <w:sz w:val="28"/>
           <w:szCs w:val="28"/>
-          <w:lang w:val="pl-PL"/>
-        </w:rPr>
-      </w:pPr>
-      <w:r>
-        <w:rPr>
-          <w:sz w:val="28"/>
-          <w:szCs w:val="28"/>
-          <w:lang w:val="pl-PL"/>
+        </w:rPr>
+      </w:pPr>
+      <w:r>
+        <w:rPr>
+          <w:sz w:val="28"/>
+          <w:szCs w:val="28"/>
         </w:rPr>
         <w:t xml:space="preserve">c) Typowy czas realizacji: ~1-2 minuty. </w:t>
       </w:r>
@@ -2523,14 +2634,12 @@
         <w:rPr>
           <w:sz w:val="28"/>
           <w:szCs w:val="28"/>
-          <w:lang w:val="pl-PL"/>
-        </w:rPr>
-      </w:pPr>
-      <w:r>
-        <w:rPr>
-          <w:sz w:val="28"/>
-          <w:szCs w:val="28"/>
-          <w:lang w:val="pl-PL"/>
+        </w:rPr>
+      </w:pPr>
+      <w:r>
+        <w:rPr>
+          <w:sz w:val="28"/>
+          <w:szCs w:val="28"/>
         </w:rPr>
         <w:t>d) Maksymalny czas realizacji: &lt; 3 minuty.</w:t>
       </w:r>
@@ -2541,14 +2650,12 @@
         <w:rPr>
           <w:sz w:val="28"/>
           <w:szCs w:val="28"/>
-          <w:lang w:val="pl-PL"/>
-        </w:rPr>
-      </w:pPr>
-      <w:r>
-        <w:rPr>
-          <w:sz w:val="28"/>
-          <w:szCs w:val="28"/>
-          <w:lang w:val="pl-PL"/>
+        </w:rPr>
+      </w:pPr>
+      <w:r>
+        <w:rPr>
+          <w:sz w:val="28"/>
+          <w:szCs w:val="28"/>
         </w:rPr>
         <w:t>5. Wartości uzyskiwane przez aktorów</w:t>
       </w:r>
@@ -2571,6 +2678,7 @@
           <w:sz w:val="28"/>
           <w:szCs w:val="28"/>
         </w:rPr>
+        <w:lastRenderedPageBreak/>
         <w:t>Zaktualizowanie statusu jednostek na mapie</w:t>
       </w:r>
     </w:p>
@@ -2601,66 +2709,58 @@
         <w:rPr>
           <w:sz w:val="28"/>
           <w:szCs w:val="28"/>
-          <w:lang w:val="pl-PL"/>
-        </w:rPr>
-      </w:pPr>
-    </w:p>
-    <w:p>
-      <w:pPr>
-        <w:spacing w:after="0"/>
-        <w:rPr>
-          <w:sz w:val="28"/>
-          <w:szCs w:val="28"/>
-          <w:lang w:val="pl-PL"/>
-        </w:rPr>
-      </w:pPr>
-    </w:p>
-    <w:p>
-      <w:pPr>
-        <w:spacing w:after="0"/>
-        <w:rPr>
-          <w:sz w:val="28"/>
-          <w:szCs w:val="28"/>
-          <w:lang w:val="pl-PL"/>
-        </w:rPr>
-      </w:pPr>
-    </w:p>
-    <w:p>
-      <w:pPr>
-        <w:spacing w:after="0"/>
-        <w:rPr>
-          <w:sz w:val="28"/>
-          <w:szCs w:val="28"/>
-          <w:lang w:val="pl-PL"/>
-        </w:rPr>
-      </w:pPr>
-    </w:p>
-    <w:p>
-      <w:pPr>
-        <w:spacing w:after="0"/>
-        <w:rPr>
-          <w:sz w:val="28"/>
-          <w:szCs w:val="28"/>
-          <w:lang w:val="pl-PL"/>
-        </w:rPr>
-      </w:pPr>
-    </w:p>
-    <w:p>
-      <w:pPr>
-        <w:spacing w:after="0"/>
-        <w:rPr>
-          <w:sz w:val="28"/>
-          <w:szCs w:val="28"/>
-          <w:lang w:val="pl-PL"/>
-        </w:rPr>
-      </w:pPr>
-      <w:r>
-        <w:rPr>
-          <w:sz w:val="28"/>
-          <w:szCs w:val="28"/>
-          <w:lang w:val="pl-PL"/>
-        </w:rPr>
-        <w:lastRenderedPageBreak/>
+        </w:rPr>
+      </w:pPr>
+    </w:p>
+    <w:p>
+      <w:pPr>
+        <w:spacing w:after="0"/>
+        <w:rPr>
+          <w:sz w:val="28"/>
+          <w:szCs w:val="28"/>
+        </w:rPr>
+      </w:pPr>
+    </w:p>
+    <w:p>
+      <w:pPr>
+        <w:spacing w:after="0"/>
+        <w:rPr>
+          <w:sz w:val="28"/>
+          <w:szCs w:val="28"/>
+        </w:rPr>
+      </w:pPr>
+    </w:p>
+    <w:p>
+      <w:pPr>
+        <w:spacing w:after="0"/>
+        <w:rPr>
+          <w:sz w:val="28"/>
+          <w:szCs w:val="28"/>
+        </w:rPr>
+      </w:pPr>
+    </w:p>
+    <w:p>
+      <w:pPr>
+        <w:spacing w:after="0"/>
+        <w:rPr>
+          <w:sz w:val="28"/>
+          <w:szCs w:val="28"/>
+        </w:rPr>
+      </w:pPr>
+    </w:p>
+    <w:p>
+      <w:pPr>
+        <w:spacing w:after="0"/>
+        <w:rPr>
+          <w:sz w:val="28"/>
+          <w:szCs w:val="28"/>
+        </w:rPr>
+      </w:pPr>
+      <w:r>
+        <w:rPr>
+          <w:sz w:val="28"/>
+          <w:szCs w:val="28"/>
+        </w:rPr>
         <w:t>Opis przypadku użycia "Wysłanie dronów zwiadowczych"</w:t>
       </w:r>
     </w:p>
@@ -2670,14 +2770,12 @@
         <w:rPr>
           <w:sz w:val="28"/>
           <w:szCs w:val="28"/>
-          <w:lang w:val="pl-PL"/>
-        </w:rPr>
-      </w:pPr>
-      <w:r>
-        <w:rPr>
-          <w:sz w:val="28"/>
-          <w:szCs w:val="28"/>
-          <w:lang w:val="pl-PL"/>
+        </w:rPr>
+      </w:pPr>
+      <w:r>
+        <w:rPr>
+          <w:sz w:val="28"/>
+          <w:szCs w:val="28"/>
         </w:rPr>
         <w:t xml:space="preserve">1. Uczestniczący aktorzy  </w:t>
       </w:r>
@@ -2709,14 +2807,12 @@
         <w:rPr>
           <w:sz w:val="28"/>
           <w:szCs w:val="28"/>
-          <w:lang w:val="pl-PL"/>
-        </w:rPr>
-      </w:pPr>
-      <w:r>
-        <w:rPr>
-          <w:sz w:val="28"/>
-          <w:szCs w:val="28"/>
-          <w:lang w:val="pl-PL"/>
+        </w:rPr>
+      </w:pPr>
+      <w:r>
+        <w:rPr>
+          <w:sz w:val="28"/>
+          <w:szCs w:val="28"/>
         </w:rPr>
         <w:t>2. Podstawowy ciąg zdarzeń</w:t>
       </w:r>
@@ -2811,14 +2907,12 @@
         <w:rPr>
           <w:sz w:val="28"/>
           <w:szCs w:val="28"/>
-          <w:lang w:val="pl-PL"/>
-        </w:rPr>
-      </w:pPr>
-      <w:r>
-        <w:rPr>
-          <w:sz w:val="28"/>
-          <w:szCs w:val="28"/>
-          <w:lang w:val="pl-PL"/>
+        </w:rPr>
+      </w:pPr>
+      <w:r>
+        <w:rPr>
+          <w:sz w:val="28"/>
+          <w:szCs w:val="28"/>
         </w:rPr>
         <w:t>3. Alternatywne ciągi zdarzeń</w:t>
       </w:r>
@@ -2829,14 +2923,12 @@
         <w:rPr>
           <w:sz w:val="28"/>
           <w:szCs w:val="28"/>
-          <w:lang w:val="pl-PL"/>
-        </w:rPr>
-      </w:pPr>
-      <w:r>
-        <w:rPr>
-          <w:sz w:val="28"/>
-          <w:szCs w:val="28"/>
-          <w:lang w:val="pl-PL"/>
+        </w:rPr>
+      </w:pPr>
+      <w:r>
+        <w:rPr>
+          <w:sz w:val="28"/>
+          <w:szCs w:val="28"/>
         </w:rPr>
         <w:t>a) Anulowanie alarmu.</w:t>
       </w:r>
@@ -2868,14 +2960,12 @@
         <w:rPr>
           <w:sz w:val="28"/>
           <w:szCs w:val="28"/>
-          <w:lang w:val="pl-PL"/>
-        </w:rPr>
-      </w:pPr>
-      <w:r>
-        <w:rPr>
-          <w:sz w:val="28"/>
-          <w:szCs w:val="28"/>
-          <w:lang w:val="pl-PL"/>
+        </w:rPr>
+      </w:pPr>
+      <w:r>
+        <w:rPr>
+          <w:sz w:val="28"/>
+          <w:szCs w:val="28"/>
         </w:rPr>
         <w:t>b) Operator sam wysyła drony</w:t>
       </w:r>
@@ -2907,14 +2997,12 @@
         <w:rPr>
           <w:sz w:val="28"/>
           <w:szCs w:val="28"/>
-          <w:lang w:val="pl-PL"/>
-        </w:rPr>
-      </w:pPr>
-      <w:r>
-        <w:rPr>
-          <w:sz w:val="28"/>
-          <w:szCs w:val="28"/>
-          <w:lang w:val="pl-PL"/>
+        </w:rPr>
+      </w:pPr>
+      <w:r>
+        <w:rPr>
+          <w:sz w:val="28"/>
+          <w:szCs w:val="28"/>
         </w:rPr>
         <w:t>4. Zależności czasowe</w:t>
       </w:r>
@@ -2925,14 +3013,12 @@
         <w:rPr>
           <w:sz w:val="28"/>
           <w:szCs w:val="28"/>
-          <w:lang w:val="pl-PL"/>
-        </w:rPr>
-      </w:pPr>
-      <w:r>
-        <w:rPr>
-          <w:sz w:val="28"/>
-          <w:szCs w:val="28"/>
-          <w:lang w:val="pl-PL"/>
+        </w:rPr>
+      </w:pPr>
+      <w:r>
+        <w:rPr>
+          <w:sz w:val="28"/>
+          <w:szCs w:val="28"/>
         </w:rPr>
         <w:t>a) Częstotliwość wykonania: Sytuacje awaryjne i zagrażające życiu.</w:t>
       </w:r>
@@ -2943,14 +3029,12 @@
         <w:rPr>
           <w:sz w:val="28"/>
           <w:szCs w:val="28"/>
-          <w:lang w:val="pl-PL"/>
-        </w:rPr>
-      </w:pPr>
-      <w:r>
-        <w:rPr>
-          <w:sz w:val="28"/>
-          <w:szCs w:val="28"/>
-          <w:lang w:val="pl-PL"/>
+        </w:rPr>
+      </w:pPr>
+      <w:r>
+        <w:rPr>
+          <w:sz w:val="28"/>
+          <w:szCs w:val="28"/>
         </w:rPr>
         <w:t>b) Przewidywane spiętrzenia: Wszyscy Bohaterowie na misji potrzebują w tym samym czasie pomocy.</w:t>
       </w:r>
@@ -2961,14 +3045,12 @@
         <w:rPr>
           <w:sz w:val="28"/>
           <w:szCs w:val="28"/>
-          <w:lang w:val="pl-PL"/>
-        </w:rPr>
-      </w:pPr>
-      <w:r>
-        <w:rPr>
-          <w:sz w:val="28"/>
-          <w:szCs w:val="28"/>
-          <w:lang w:val="pl-PL"/>
+        </w:rPr>
+      </w:pPr>
+      <w:r>
+        <w:rPr>
+          <w:sz w:val="28"/>
+          <w:szCs w:val="28"/>
         </w:rPr>
         <w:t>c) Typowy czas realizacji: ~5 sekund.</w:t>
       </w:r>
@@ -2979,14 +3061,12 @@
         <w:rPr>
           <w:sz w:val="28"/>
           <w:szCs w:val="28"/>
-          <w:lang w:val="pl-PL"/>
-        </w:rPr>
-      </w:pPr>
-      <w:r>
-        <w:rPr>
-          <w:sz w:val="28"/>
-          <w:szCs w:val="28"/>
-          <w:lang w:val="pl-PL"/>
+        </w:rPr>
+      </w:pPr>
+      <w:r>
+        <w:rPr>
+          <w:sz w:val="28"/>
+          <w:szCs w:val="28"/>
         </w:rPr>
         <w:t>d) Maksymalny czas realizacji: ~30 sekund.</w:t>
       </w:r>
@@ -2997,14 +3077,12 @@
         <w:rPr>
           <w:sz w:val="28"/>
           <w:szCs w:val="28"/>
-          <w:lang w:val="pl-PL"/>
-        </w:rPr>
-      </w:pPr>
-      <w:r>
-        <w:rPr>
-          <w:sz w:val="28"/>
-          <w:szCs w:val="28"/>
-          <w:lang w:val="pl-PL"/>
+        </w:rPr>
+      </w:pPr>
+      <w:r>
+        <w:rPr>
+          <w:sz w:val="28"/>
+          <w:szCs w:val="28"/>
         </w:rPr>
         <w:t>5. Wartości uzyskiwane przez aktorów</w:t>
       </w:r>
@@ -3036,24 +3114,21 @@
         <w:rPr>
           <w:sz w:val="28"/>
           <w:szCs w:val="28"/>
-          <w:lang w:val="pl-PL"/>
-        </w:rPr>
-      </w:pPr>
-    </w:p>
-    <w:p>
-      <w:pPr>
-        <w:spacing w:after="0"/>
-        <w:rPr>
-          <w:sz w:val="28"/>
-          <w:szCs w:val="28"/>
-          <w:lang w:val="pl-PL"/>
-        </w:rPr>
-      </w:pPr>
-      <w:r>
-        <w:rPr>
-          <w:sz w:val="28"/>
-          <w:szCs w:val="28"/>
-          <w:lang w:val="pl-PL"/>
+        </w:rPr>
+      </w:pPr>
+    </w:p>
+    <w:p>
+      <w:pPr>
+        <w:spacing w:after="0"/>
+        <w:rPr>
+          <w:sz w:val="28"/>
+          <w:szCs w:val="28"/>
+        </w:rPr>
+      </w:pPr>
+      <w:r>
+        <w:rPr>
+          <w:sz w:val="28"/>
+          <w:szCs w:val="28"/>
         </w:rPr>
         <w:t>Opis przypadku użycia "Raportowanie zmiany statusu"</w:t>
       </w:r>
@@ -3064,14 +3139,12 @@
         <w:rPr>
           <w:sz w:val="28"/>
           <w:szCs w:val="28"/>
-          <w:lang w:val="pl-PL"/>
-        </w:rPr>
-      </w:pPr>
-      <w:r>
-        <w:rPr>
-          <w:sz w:val="28"/>
-          <w:szCs w:val="28"/>
-          <w:lang w:val="pl-PL"/>
+        </w:rPr>
+      </w:pPr>
+      <w:r>
+        <w:rPr>
+          <w:sz w:val="28"/>
+          <w:szCs w:val="28"/>
         </w:rPr>
         <w:t xml:space="preserve">1. Uczestniczący aktorzy </w:t>
       </w:r>
@@ -3103,14 +3176,12 @@
         <w:rPr>
           <w:sz w:val="28"/>
           <w:szCs w:val="28"/>
-          <w:lang w:val="pl-PL"/>
-        </w:rPr>
-      </w:pPr>
-      <w:r>
-        <w:rPr>
-          <w:sz w:val="28"/>
-          <w:szCs w:val="28"/>
-          <w:lang w:val="pl-PL"/>
+        </w:rPr>
+      </w:pPr>
+      <w:r>
+        <w:rPr>
+          <w:sz w:val="28"/>
+          <w:szCs w:val="28"/>
         </w:rPr>
         <w:t>2. Podstawowy ciąg zdarzeń</w:t>
       </w:r>
@@ -3175,6 +3246,7 @@
           <w:sz w:val="28"/>
           <w:szCs w:val="28"/>
         </w:rPr>
+        <w:lastRenderedPageBreak/>
         <w:t xml:space="preserve">Bohater przesyła zaktualizowany status, np. "przybycie na miejsce" lub "cel zneutralizowany". </w:t>
       </w:r>
     </w:p>
@@ -3205,14 +3277,12 @@
         <w:rPr>
           <w:sz w:val="28"/>
           <w:szCs w:val="28"/>
-          <w:lang w:val="pl-PL"/>
-        </w:rPr>
-      </w:pPr>
-      <w:r>
-        <w:rPr>
-          <w:sz w:val="28"/>
-          <w:szCs w:val="28"/>
-          <w:lang w:val="pl-PL"/>
+        </w:rPr>
+      </w:pPr>
+      <w:r>
+        <w:rPr>
+          <w:sz w:val="28"/>
+          <w:szCs w:val="28"/>
         </w:rPr>
         <w:t>3. Alternatywne ciągi zdarzeń</w:t>
       </w:r>
@@ -3223,14 +3293,12 @@
         <w:rPr>
           <w:sz w:val="28"/>
           <w:szCs w:val="28"/>
-          <w:lang w:val="pl-PL"/>
-        </w:rPr>
-      </w:pPr>
-      <w:r>
-        <w:rPr>
-          <w:sz w:val="28"/>
-          <w:szCs w:val="28"/>
-          <w:lang w:val="pl-PL"/>
+        </w:rPr>
+      </w:pPr>
+      <w:r>
+        <w:rPr>
+          <w:sz w:val="28"/>
+          <w:szCs w:val="28"/>
         </w:rPr>
         <w:t xml:space="preserve">a) Niski poziom energii </w:t>
       </w:r>
@@ -3253,7 +3321,6 @@
           <w:sz w:val="28"/>
           <w:szCs w:val="28"/>
         </w:rPr>
-        <w:lastRenderedPageBreak/>
         <w:t xml:space="preserve">Bohater wraz z przesyłaniem statusu aktualizuje na swoim terminalu spadek paska energii/mocy. </w:t>
       </w:r>
     </w:p>
@@ -3284,14 +3351,12 @@
         <w:rPr>
           <w:sz w:val="28"/>
           <w:szCs w:val="28"/>
-          <w:lang w:val="pl-PL"/>
-        </w:rPr>
-      </w:pPr>
-      <w:r>
-        <w:rPr>
-          <w:sz w:val="28"/>
-          <w:szCs w:val="28"/>
-          <w:lang w:val="pl-PL"/>
+        </w:rPr>
+      </w:pPr>
+      <w:r>
+        <w:rPr>
+          <w:sz w:val="28"/>
+          <w:szCs w:val="28"/>
         </w:rPr>
         <w:t>4. Zależności czasowe</w:t>
       </w:r>
@@ -3302,14 +3367,12 @@
         <w:rPr>
           <w:sz w:val="28"/>
           <w:szCs w:val="28"/>
-          <w:lang w:val="pl-PL"/>
-        </w:rPr>
-      </w:pPr>
-      <w:r>
-        <w:rPr>
-          <w:sz w:val="28"/>
-          <w:szCs w:val="28"/>
-          <w:lang w:val="pl-PL"/>
+        </w:rPr>
+      </w:pPr>
+      <w:r>
+        <w:rPr>
+          <w:sz w:val="28"/>
+          <w:szCs w:val="28"/>
         </w:rPr>
         <w:t>a) Częstotliwość wykonania: Kilkukrotnie podczas trwania każdej misji.</w:t>
       </w:r>
@@ -3320,14 +3383,12 @@
         <w:rPr>
           <w:sz w:val="28"/>
           <w:szCs w:val="28"/>
-          <w:lang w:val="pl-PL"/>
-        </w:rPr>
-      </w:pPr>
-      <w:r>
-        <w:rPr>
-          <w:sz w:val="28"/>
-          <w:szCs w:val="28"/>
-          <w:lang w:val="pl-PL"/>
+        </w:rPr>
+      </w:pPr>
+      <w:r>
+        <w:rPr>
+          <w:sz w:val="28"/>
+          <w:szCs w:val="28"/>
         </w:rPr>
         <w:t>b) Przewidywane spiętrzenia: Duża ilość misji</w:t>
       </w:r>
@@ -3338,14 +3399,12 @@
         <w:rPr>
           <w:sz w:val="28"/>
           <w:szCs w:val="28"/>
-          <w:lang w:val="pl-PL"/>
-        </w:rPr>
-      </w:pPr>
-      <w:r>
-        <w:rPr>
-          <w:sz w:val="28"/>
-          <w:szCs w:val="28"/>
-          <w:lang w:val="pl-PL"/>
+        </w:rPr>
+      </w:pPr>
+      <w:r>
+        <w:rPr>
+          <w:sz w:val="28"/>
+          <w:szCs w:val="28"/>
         </w:rPr>
         <w:t>c) Typowy czas realizacji: ~10 sekund.</w:t>
       </w:r>
@@ -3356,14 +3415,12 @@
         <w:rPr>
           <w:sz w:val="28"/>
           <w:szCs w:val="28"/>
-          <w:lang w:val="pl-PL"/>
-        </w:rPr>
-      </w:pPr>
-      <w:r>
-        <w:rPr>
-          <w:sz w:val="28"/>
-          <w:szCs w:val="28"/>
-          <w:lang w:val="pl-PL"/>
+        </w:rPr>
+      </w:pPr>
+      <w:r>
+        <w:rPr>
+          <w:sz w:val="28"/>
+          <w:szCs w:val="28"/>
         </w:rPr>
         <w:t>d) Maksymalny czas realizacji: &gt;60 sekund.</w:t>
       </w:r>
@@ -3374,14 +3431,12 @@
         <w:rPr>
           <w:sz w:val="28"/>
           <w:szCs w:val="28"/>
-          <w:lang w:val="pl-PL"/>
-        </w:rPr>
-      </w:pPr>
-      <w:r>
-        <w:rPr>
-          <w:sz w:val="28"/>
-          <w:szCs w:val="28"/>
-          <w:lang w:val="pl-PL"/>
+        </w:rPr>
+      </w:pPr>
+      <w:r>
+        <w:rPr>
+          <w:sz w:val="28"/>
+          <w:szCs w:val="28"/>
         </w:rPr>
         <w:t>5. Wartości uzyskiwane przez aktorów</w:t>
       </w:r>
@@ -3413,29 +3468,269 @@
         <w:rPr>
           <w:sz w:val="28"/>
           <w:szCs w:val="28"/>
-          <w:lang w:val="pl-PL"/>
-        </w:rPr>
-      </w:pPr>
-    </w:p>
-    <w:p>
-      <w:pPr>
-        <w:spacing w:after="0"/>
-        <w:rPr>
-          <w:b/>
-          <w:bCs/>
-          <w:sz w:val="28"/>
-          <w:szCs w:val="28"/>
-          <w:lang w:val="pl-PL"/>
-        </w:rPr>
-      </w:pPr>
-      <w:r>
-        <w:rPr>
-          <w:b/>
-          <w:bCs/>
-          <w:sz w:val="28"/>
-          <w:szCs w:val="28"/>
-          <w:lang w:val="pl-PL"/>
-        </w:rPr>
+        </w:rPr>
+      </w:pPr>
+    </w:p>
+    <w:p>
+      <w:pPr>
+        <w:spacing w:after="0"/>
+        <w:rPr>
+          <w:b/>
+          <w:bCs/>
+          <w:sz w:val="28"/>
+          <w:szCs w:val="28"/>
+        </w:rPr>
+      </w:pPr>
+    </w:p>
+    <w:p>
+      <w:pPr>
+        <w:spacing w:after="0"/>
+        <w:rPr>
+          <w:b/>
+          <w:bCs/>
+          <w:sz w:val="28"/>
+          <w:szCs w:val="28"/>
+        </w:rPr>
+      </w:pPr>
+    </w:p>
+    <w:p>
+      <w:pPr>
+        <w:spacing w:after="0"/>
+        <w:rPr>
+          <w:b/>
+          <w:bCs/>
+          <w:sz w:val="28"/>
+          <w:szCs w:val="28"/>
+        </w:rPr>
+      </w:pPr>
+    </w:p>
+    <w:p>
+      <w:pPr>
+        <w:spacing w:after="0"/>
+        <w:rPr>
+          <w:b/>
+          <w:bCs/>
+          <w:sz w:val="28"/>
+          <w:szCs w:val="28"/>
+        </w:rPr>
+      </w:pPr>
+    </w:p>
+    <w:p>
+      <w:pPr>
+        <w:spacing w:after="0"/>
+        <w:rPr>
+          <w:b/>
+          <w:bCs/>
+          <w:sz w:val="28"/>
+          <w:szCs w:val="28"/>
+        </w:rPr>
+      </w:pPr>
+    </w:p>
+    <w:p>
+      <w:pPr>
+        <w:spacing w:after="0"/>
+        <w:rPr>
+          <w:b/>
+          <w:bCs/>
+          <w:sz w:val="28"/>
+          <w:szCs w:val="28"/>
+        </w:rPr>
+      </w:pPr>
+    </w:p>
+    <w:p>
+      <w:pPr>
+        <w:spacing w:after="0"/>
+        <w:rPr>
+          <w:b/>
+          <w:bCs/>
+          <w:sz w:val="28"/>
+          <w:szCs w:val="28"/>
+        </w:rPr>
+      </w:pPr>
+    </w:p>
+    <w:p>
+      <w:pPr>
+        <w:spacing w:after="0"/>
+        <w:rPr>
+          <w:b/>
+          <w:bCs/>
+          <w:sz w:val="28"/>
+          <w:szCs w:val="28"/>
+        </w:rPr>
+      </w:pPr>
+    </w:p>
+    <w:p>
+      <w:pPr>
+        <w:spacing w:after="0"/>
+        <w:rPr>
+          <w:b/>
+          <w:bCs/>
+          <w:sz w:val="28"/>
+          <w:szCs w:val="28"/>
+        </w:rPr>
+      </w:pPr>
+    </w:p>
+    <w:p>
+      <w:pPr>
+        <w:spacing w:after="0"/>
+        <w:rPr>
+          <w:b/>
+          <w:bCs/>
+          <w:sz w:val="28"/>
+          <w:szCs w:val="28"/>
+        </w:rPr>
+      </w:pPr>
+    </w:p>
+    <w:p>
+      <w:pPr>
+        <w:spacing w:after="0"/>
+        <w:rPr>
+          <w:b/>
+          <w:bCs/>
+          <w:sz w:val="28"/>
+          <w:szCs w:val="28"/>
+        </w:rPr>
+      </w:pPr>
+    </w:p>
+    <w:p>
+      <w:pPr>
+        <w:spacing w:after="0"/>
+        <w:rPr>
+          <w:b/>
+          <w:bCs/>
+          <w:sz w:val="28"/>
+          <w:szCs w:val="28"/>
+        </w:rPr>
+      </w:pPr>
+    </w:p>
+    <w:p>
+      <w:pPr>
+        <w:spacing w:after="0"/>
+        <w:rPr>
+          <w:b/>
+          <w:bCs/>
+          <w:sz w:val="28"/>
+          <w:szCs w:val="28"/>
+        </w:rPr>
+      </w:pPr>
+    </w:p>
+    <w:p>
+      <w:pPr>
+        <w:spacing w:after="0"/>
+        <w:rPr>
+          <w:b/>
+          <w:bCs/>
+          <w:sz w:val="28"/>
+          <w:szCs w:val="28"/>
+        </w:rPr>
+      </w:pPr>
+    </w:p>
+    <w:p>
+      <w:pPr>
+        <w:spacing w:after="0"/>
+        <w:rPr>
+          <w:b/>
+          <w:bCs/>
+          <w:sz w:val="28"/>
+          <w:szCs w:val="28"/>
+        </w:rPr>
+      </w:pPr>
+    </w:p>
+    <w:p>
+      <w:pPr>
+        <w:spacing w:after="0"/>
+        <w:rPr>
+          <w:b/>
+          <w:bCs/>
+          <w:sz w:val="28"/>
+          <w:szCs w:val="28"/>
+        </w:rPr>
+      </w:pPr>
+    </w:p>
+    <w:p>
+      <w:pPr>
+        <w:spacing w:after="0"/>
+        <w:rPr>
+          <w:b/>
+          <w:bCs/>
+          <w:sz w:val="28"/>
+          <w:szCs w:val="28"/>
+        </w:rPr>
+      </w:pPr>
+    </w:p>
+    <w:p>
+      <w:pPr>
+        <w:spacing w:after="0"/>
+        <w:rPr>
+          <w:b/>
+          <w:bCs/>
+          <w:sz w:val="28"/>
+          <w:szCs w:val="28"/>
+        </w:rPr>
+      </w:pPr>
+    </w:p>
+    <w:p>
+      <w:pPr>
+        <w:spacing w:after="0"/>
+        <w:rPr>
+          <w:b/>
+          <w:bCs/>
+          <w:sz w:val="28"/>
+          <w:szCs w:val="28"/>
+        </w:rPr>
+      </w:pPr>
+    </w:p>
+    <w:p>
+      <w:pPr>
+        <w:spacing w:after="0"/>
+        <w:rPr>
+          <w:b/>
+          <w:bCs/>
+          <w:sz w:val="28"/>
+          <w:szCs w:val="28"/>
+        </w:rPr>
+      </w:pPr>
+    </w:p>
+    <w:p>
+      <w:pPr>
+        <w:spacing w:after="0"/>
+        <w:rPr>
+          <w:b/>
+          <w:bCs/>
+          <w:sz w:val="28"/>
+          <w:szCs w:val="28"/>
+        </w:rPr>
+      </w:pPr>
+    </w:p>
+    <w:p>
+      <w:pPr>
+        <w:spacing w:after="0"/>
+        <w:rPr>
+          <w:b/>
+          <w:bCs/>
+          <w:sz w:val="28"/>
+          <w:szCs w:val="28"/>
+        </w:rPr>
+      </w:pPr>
+    </w:p>
+    <w:p>
+      <w:pPr>
+        <w:spacing w:after="0"/>
+        <w:rPr>
+          <w:b/>
+          <w:bCs/>
+          <w:sz w:val="28"/>
+          <w:szCs w:val="28"/>
+        </w:rPr>
+      </w:pPr>
+      <w:r>
+        <w:rPr>
+          <w:b/>
+          <w:bCs/>
+          <w:sz w:val="28"/>
+          <w:szCs w:val="28"/>
+        </w:rPr>
+        <w:lastRenderedPageBreak/>
         <w:t>4.2. Diagramy czynności</w:t>
       </w:r>
     </w:p>
@@ -3447,7 +3742,6 @@
           <w:bCs/>
           <w:sz w:val="28"/>
           <w:szCs w:val="28"/>
-          <w:lang w:val="pl-PL"/>
         </w:rPr>
       </w:pPr>
       <w:r>
@@ -3455,9 +3749,7 @@
           <w:rFonts w:cstheme="minorHAnsi"/>
           <w:b/>
           <w:bCs/>
-          <w:noProof/>
-          <w:sz w:val="28"/>
-          <w:lang w:val="pl-PL"/>
+          <w:sz w:val="28"/>
         </w:rPr>
         <w:drawing>
           <wp:inline distT="0" distB="0" distL="0" distR="0" wp14:anchorId="7E543151" wp14:editId="5E80B9A5">
@@ -3504,7 +3796,6 @@
           <w:bCs/>
           <w:sz w:val="28"/>
           <w:szCs w:val="28"/>
-          <w:lang w:val="pl-PL"/>
         </w:rPr>
       </w:pPr>
       <w:r>
@@ -3512,9 +3803,7 @@
           <w:rFonts w:cstheme="minorHAnsi"/>
           <w:b/>
           <w:bCs/>
-          <w:noProof/>
-          <w:sz w:val="28"/>
-          <w:lang w:val="pl-PL"/>
+          <w:sz w:val="28"/>
         </w:rPr>
         <w:lastRenderedPageBreak/>
         <w:drawing>
@@ -3558,9 +3847,7 @@
           <w:rFonts w:cstheme="minorHAnsi"/>
           <w:b/>
           <w:bCs/>
-          <w:noProof/>
-          <w:sz w:val="28"/>
-          <w:lang w:val="pl-PL"/>
+          <w:sz w:val="28"/>
         </w:rPr>
         <w:lastRenderedPageBreak/>
         <w:drawing>
@@ -3608,220 +3895,201 @@
           <w:bCs/>
           <w:sz w:val="28"/>
           <w:szCs w:val="28"/>
-          <w:lang w:val="pl-PL"/>
-        </w:rPr>
-      </w:pPr>
-    </w:p>
-    <w:p>
-      <w:pPr>
-        <w:spacing w:after="0"/>
-        <w:rPr>
-          <w:b/>
-          <w:bCs/>
-          <w:sz w:val="28"/>
-          <w:szCs w:val="28"/>
-          <w:lang w:val="pl-PL"/>
-        </w:rPr>
-      </w:pPr>
-    </w:p>
-    <w:p>
-      <w:pPr>
-        <w:spacing w:after="0"/>
-        <w:rPr>
-          <w:b/>
-          <w:bCs/>
-          <w:sz w:val="28"/>
-          <w:szCs w:val="28"/>
-          <w:lang w:val="pl-PL"/>
-        </w:rPr>
-      </w:pPr>
-    </w:p>
-    <w:p>
-      <w:pPr>
-        <w:spacing w:after="0"/>
-        <w:rPr>
-          <w:b/>
-          <w:bCs/>
-          <w:sz w:val="28"/>
-          <w:szCs w:val="28"/>
-          <w:lang w:val="pl-PL"/>
-        </w:rPr>
-      </w:pPr>
-    </w:p>
-    <w:p>
-      <w:pPr>
-        <w:spacing w:after="0"/>
-        <w:rPr>
-          <w:b/>
-          <w:bCs/>
-          <w:sz w:val="28"/>
-          <w:szCs w:val="28"/>
-          <w:lang w:val="pl-PL"/>
-        </w:rPr>
-      </w:pPr>
-    </w:p>
-    <w:p>
-      <w:pPr>
-        <w:spacing w:after="0"/>
-        <w:rPr>
-          <w:b/>
-          <w:bCs/>
-          <w:sz w:val="28"/>
-          <w:szCs w:val="28"/>
-          <w:lang w:val="pl-PL"/>
-        </w:rPr>
-      </w:pPr>
-    </w:p>
-    <w:p>
-      <w:pPr>
-        <w:spacing w:after="0"/>
-        <w:rPr>
-          <w:b/>
-          <w:bCs/>
-          <w:sz w:val="28"/>
-          <w:szCs w:val="28"/>
-          <w:lang w:val="pl-PL"/>
-        </w:rPr>
-      </w:pPr>
-    </w:p>
-    <w:p>
-      <w:pPr>
-        <w:spacing w:after="0"/>
-        <w:rPr>
-          <w:b/>
-          <w:bCs/>
-          <w:sz w:val="28"/>
-          <w:szCs w:val="28"/>
-          <w:lang w:val="pl-PL"/>
-        </w:rPr>
-      </w:pPr>
-    </w:p>
-    <w:p>
-      <w:pPr>
-        <w:spacing w:after="0"/>
-        <w:rPr>
-          <w:b/>
-          <w:bCs/>
-          <w:sz w:val="28"/>
-          <w:szCs w:val="28"/>
-          <w:lang w:val="pl-PL"/>
-        </w:rPr>
-      </w:pPr>
-    </w:p>
-    <w:p>
-      <w:pPr>
-        <w:spacing w:after="0"/>
-        <w:rPr>
-          <w:b/>
-          <w:bCs/>
-          <w:sz w:val="28"/>
-          <w:szCs w:val="28"/>
-          <w:lang w:val="pl-PL"/>
-        </w:rPr>
-      </w:pPr>
-    </w:p>
-    <w:p>
-      <w:pPr>
-        <w:spacing w:after="0"/>
-        <w:rPr>
-          <w:b/>
-          <w:bCs/>
-          <w:sz w:val="28"/>
-          <w:szCs w:val="28"/>
-          <w:lang w:val="pl-PL"/>
-        </w:rPr>
-      </w:pPr>
-    </w:p>
-    <w:p>
-      <w:pPr>
-        <w:spacing w:after="0"/>
-        <w:rPr>
-          <w:b/>
-          <w:bCs/>
-          <w:sz w:val="28"/>
-          <w:szCs w:val="28"/>
-          <w:lang w:val="pl-PL"/>
-        </w:rPr>
-      </w:pPr>
-    </w:p>
-    <w:p>
-      <w:pPr>
-        <w:spacing w:after="0"/>
-        <w:rPr>
-          <w:b/>
-          <w:bCs/>
-          <w:sz w:val="28"/>
-          <w:szCs w:val="28"/>
-          <w:lang w:val="pl-PL"/>
-        </w:rPr>
-      </w:pPr>
-    </w:p>
-    <w:p>
-      <w:pPr>
-        <w:spacing w:after="0"/>
-        <w:rPr>
-          <w:b/>
-          <w:bCs/>
-          <w:sz w:val="28"/>
-          <w:szCs w:val="28"/>
-          <w:lang w:val="pl-PL"/>
-        </w:rPr>
-      </w:pPr>
-    </w:p>
-    <w:p>
-      <w:pPr>
-        <w:spacing w:after="0"/>
-        <w:rPr>
-          <w:b/>
-          <w:bCs/>
-          <w:sz w:val="28"/>
-          <w:szCs w:val="28"/>
-          <w:lang w:val="pl-PL"/>
-        </w:rPr>
-      </w:pPr>
-    </w:p>
-    <w:p>
-      <w:pPr>
-        <w:spacing w:after="0"/>
-        <w:rPr>
-          <w:b/>
-          <w:bCs/>
-          <w:sz w:val="28"/>
-          <w:szCs w:val="28"/>
-          <w:lang w:val="pl-PL"/>
-        </w:rPr>
-      </w:pPr>
-    </w:p>
-    <w:p>
-      <w:pPr>
-        <w:spacing w:after="0"/>
-        <w:rPr>
-          <w:b/>
-          <w:bCs/>
-          <w:sz w:val="28"/>
-          <w:szCs w:val="28"/>
-          <w:lang w:val="pl-PL"/>
-        </w:rPr>
-      </w:pPr>
-    </w:p>
-    <w:p>
-      <w:pPr>
-        <w:spacing w:after="0"/>
-        <w:rPr>
-          <w:b/>
-          <w:bCs/>
-          <w:sz w:val="28"/>
-          <w:szCs w:val="28"/>
-          <w:lang w:val="pl-PL"/>
-        </w:rPr>
-      </w:pPr>
-      <w:r>
-        <w:rPr>
-          <w:b/>
-          <w:bCs/>
-          <w:sz w:val="28"/>
-          <w:szCs w:val="28"/>
-          <w:lang w:val="pl-PL"/>
+        </w:rPr>
+      </w:pPr>
+    </w:p>
+    <w:p>
+      <w:pPr>
+        <w:spacing w:after="0"/>
+        <w:rPr>
+          <w:b/>
+          <w:bCs/>
+          <w:sz w:val="28"/>
+          <w:szCs w:val="28"/>
+        </w:rPr>
+      </w:pPr>
+    </w:p>
+    <w:p>
+      <w:pPr>
+        <w:spacing w:after="0"/>
+        <w:rPr>
+          <w:b/>
+          <w:bCs/>
+          <w:sz w:val="28"/>
+          <w:szCs w:val="28"/>
+        </w:rPr>
+      </w:pPr>
+    </w:p>
+    <w:p>
+      <w:pPr>
+        <w:spacing w:after="0"/>
+        <w:rPr>
+          <w:b/>
+          <w:bCs/>
+          <w:sz w:val="28"/>
+          <w:szCs w:val="28"/>
+        </w:rPr>
+      </w:pPr>
+    </w:p>
+    <w:p>
+      <w:pPr>
+        <w:spacing w:after="0"/>
+        <w:rPr>
+          <w:b/>
+          <w:bCs/>
+          <w:sz w:val="28"/>
+          <w:szCs w:val="28"/>
+        </w:rPr>
+      </w:pPr>
+    </w:p>
+    <w:p>
+      <w:pPr>
+        <w:spacing w:after="0"/>
+        <w:rPr>
+          <w:b/>
+          <w:bCs/>
+          <w:sz w:val="28"/>
+          <w:szCs w:val="28"/>
+        </w:rPr>
+      </w:pPr>
+    </w:p>
+    <w:p>
+      <w:pPr>
+        <w:spacing w:after="0"/>
+        <w:rPr>
+          <w:b/>
+          <w:bCs/>
+          <w:sz w:val="28"/>
+          <w:szCs w:val="28"/>
+        </w:rPr>
+      </w:pPr>
+    </w:p>
+    <w:p>
+      <w:pPr>
+        <w:spacing w:after="0"/>
+        <w:rPr>
+          <w:b/>
+          <w:bCs/>
+          <w:sz w:val="28"/>
+          <w:szCs w:val="28"/>
+        </w:rPr>
+      </w:pPr>
+    </w:p>
+    <w:p>
+      <w:pPr>
+        <w:spacing w:after="0"/>
+        <w:rPr>
+          <w:b/>
+          <w:bCs/>
+          <w:sz w:val="28"/>
+          <w:szCs w:val="28"/>
+        </w:rPr>
+      </w:pPr>
+    </w:p>
+    <w:p>
+      <w:pPr>
+        <w:spacing w:after="0"/>
+        <w:rPr>
+          <w:b/>
+          <w:bCs/>
+          <w:sz w:val="28"/>
+          <w:szCs w:val="28"/>
+        </w:rPr>
+      </w:pPr>
+    </w:p>
+    <w:p>
+      <w:pPr>
+        <w:spacing w:after="0"/>
+        <w:rPr>
+          <w:b/>
+          <w:bCs/>
+          <w:sz w:val="28"/>
+          <w:szCs w:val="28"/>
+        </w:rPr>
+      </w:pPr>
+    </w:p>
+    <w:p>
+      <w:pPr>
+        <w:spacing w:after="0"/>
+        <w:rPr>
+          <w:b/>
+          <w:bCs/>
+          <w:sz w:val="28"/>
+          <w:szCs w:val="28"/>
+        </w:rPr>
+      </w:pPr>
+    </w:p>
+    <w:p>
+      <w:pPr>
+        <w:spacing w:after="0"/>
+        <w:rPr>
+          <w:b/>
+          <w:bCs/>
+          <w:sz w:val="28"/>
+          <w:szCs w:val="28"/>
+        </w:rPr>
+      </w:pPr>
+    </w:p>
+    <w:p>
+      <w:pPr>
+        <w:spacing w:after="0"/>
+        <w:rPr>
+          <w:b/>
+          <w:bCs/>
+          <w:sz w:val="28"/>
+          <w:szCs w:val="28"/>
+        </w:rPr>
+      </w:pPr>
+    </w:p>
+    <w:p>
+      <w:pPr>
+        <w:spacing w:after="0"/>
+        <w:rPr>
+          <w:b/>
+          <w:bCs/>
+          <w:sz w:val="28"/>
+          <w:szCs w:val="28"/>
+        </w:rPr>
+      </w:pPr>
+    </w:p>
+    <w:p>
+      <w:pPr>
+        <w:spacing w:after="0"/>
+        <w:rPr>
+          <w:b/>
+          <w:bCs/>
+          <w:sz w:val="28"/>
+          <w:szCs w:val="28"/>
+        </w:rPr>
+      </w:pPr>
+    </w:p>
+    <w:p>
+      <w:pPr>
+        <w:spacing w:after="0"/>
+        <w:rPr>
+          <w:b/>
+          <w:bCs/>
+          <w:sz w:val="28"/>
+          <w:szCs w:val="28"/>
+        </w:rPr>
+      </w:pPr>
+    </w:p>
+    <w:p>
+      <w:pPr>
+        <w:spacing w:after="0"/>
+        <w:rPr>
+          <w:b/>
+          <w:bCs/>
+          <w:sz w:val="28"/>
+          <w:szCs w:val="28"/>
+        </w:rPr>
+      </w:pPr>
+      <w:r>
+        <w:rPr>
+          <w:b/>
+          <w:bCs/>
+          <w:sz w:val="28"/>
+          <w:szCs w:val="28"/>
         </w:rPr>
         <w:lastRenderedPageBreak/>
         <w:t>4.3. Diagramy interakcji z opisem tekstowym komunikatów</w:t>
@@ -3835,7 +4103,37 @@
           <w:bCs/>
           <w:sz w:val="28"/>
           <w:szCs w:val="28"/>
-          <w:lang w:val="pl-PL"/>
+        </w:rPr>
+      </w:pPr>
+    </w:p>
+    <w:p>
+      <w:pPr>
+        <w:spacing w:after="0"/>
+        <w:rPr>
+          <w:b/>
+          <w:bCs/>
+          <w:sz w:val="28"/>
+          <w:szCs w:val="28"/>
+        </w:rPr>
+      </w:pPr>
+      <w:r>
+        <w:rPr>
+          <w:b/>
+          <w:bCs/>
+          <w:sz w:val="28"/>
+          <w:szCs w:val="28"/>
+        </w:rPr>
+        <w:t>Przebieg raportu</w:t>
+      </w:r>
+    </w:p>
+    <w:p>
+      <w:pPr>
+        <w:spacing w:after="0"/>
+        <w:rPr>
+          <w:b/>
+          <w:bCs/>
+          <w:sz w:val="28"/>
+          <w:szCs w:val="28"/>
         </w:rPr>
       </w:pPr>
       <w:r>
@@ -3843,9 +4141,7 @@
           <w:rFonts w:cstheme="minorHAnsi"/>
           <w:b/>
           <w:bCs/>
-          <w:noProof/>
-          <w:sz w:val="28"/>
-          <w:lang w:val="pl-PL"/>
+          <w:sz w:val="28"/>
         </w:rPr>
         <w:drawing>
           <wp:inline distT="0" distB="0" distL="0" distR="0" wp14:anchorId="6B256880" wp14:editId="396057D4">
@@ -4018,29 +4314,165 @@
           <w:bCs/>
           <w:sz w:val="28"/>
           <w:szCs w:val="28"/>
-          <w:lang w:val="pl-PL"/>
-        </w:rPr>
-      </w:pPr>
-    </w:p>
-    <w:p>
-      <w:pPr>
-        <w:spacing w:after="0"/>
-        <w:rPr>
-          <w:b/>
-          <w:bCs/>
-          <w:sz w:val="28"/>
-          <w:szCs w:val="28"/>
-          <w:lang w:val="pl-PL"/>
+        </w:rPr>
+      </w:pPr>
+    </w:p>
+    <w:p>
+      <w:pPr>
+        <w:spacing w:after="0"/>
+        <w:rPr>
+          <w:b/>
+          <w:bCs/>
+          <w:sz w:val="28"/>
+          <w:szCs w:val="28"/>
+        </w:rPr>
+      </w:pPr>
+    </w:p>
+    <w:p>
+      <w:pPr>
+        <w:spacing w:after="0"/>
+        <w:rPr>
+          <w:b/>
+          <w:bCs/>
+          <w:sz w:val="28"/>
+          <w:szCs w:val="28"/>
+        </w:rPr>
+      </w:pPr>
+    </w:p>
+    <w:p>
+      <w:pPr>
+        <w:spacing w:after="0"/>
+        <w:rPr>
+          <w:b/>
+          <w:bCs/>
+          <w:sz w:val="28"/>
+          <w:szCs w:val="28"/>
+        </w:rPr>
+      </w:pPr>
+    </w:p>
+    <w:p>
+      <w:pPr>
+        <w:spacing w:after="0"/>
+        <w:rPr>
+          <w:b/>
+          <w:bCs/>
+          <w:sz w:val="28"/>
+          <w:szCs w:val="28"/>
+        </w:rPr>
+      </w:pPr>
+    </w:p>
+    <w:p>
+      <w:pPr>
+        <w:spacing w:after="0"/>
+        <w:rPr>
+          <w:b/>
+          <w:bCs/>
+          <w:sz w:val="28"/>
+          <w:szCs w:val="28"/>
+        </w:rPr>
+      </w:pPr>
+    </w:p>
+    <w:p>
+      <w:pPr>
+        <w:spacing w:after="0"/>
+        <w:rPr>
+          <w:b/>
+          <w:bCs/>
+          <w:sz w:val="28"/>
+          <w:szCs w:val="28"/>
+        </w:rPr>
+      </w:pPr>
+    </w:p>
+    <w:p>
+      <w:pPr>
+        <w:spacing w:after="0"/>
+        <w:rPr>
+          <w:b/>
+          <w:bCs/>
+          <w:sz w:val="28"/>
+          <w:szCs w:val="28"/>
+        </w:rPr>
+      </w:pPr>
+    </w:p>
+    <w:p>
+      <w:pPr>
+        <w:spacing w:after="0"/>
+        <w:rPr>
+          <w:b/>
+          <w:bCs/>
+          <w:sz w:val="28"/>
+          <w:szCs w:val="28"/>
+        </w:rPr>
+      </w:pPr>
+    </w:p>
+    <w:p>
+      <w:pPr>
+        <w:spacing w:after="0"/>
+        <w:rPr>
+          <w:b/>
+          <w:bCs/>
+          <w:sz w:val="28"/>
+          <w:szCs w:val="28"/>
+        </w:rPr>
+      </w:pPr>
+    </w:p>
+    <w:p>
+      <w:pPr>
+        <w:spacing w:after="0"/>
+        <w:rPr>
+          <w:b/>
+          <w:bCs/>
+          <w:sz w:val="28"/>
+          <w:szCs w:val="28"/>
+        </w:rPr>
+      </w:pPr>
+    </w:p>
+    <w:p>
+      <w:pPr>
+        <w:spacing w:after="0"/>
+        <w:rPr>
+          <w:b/>
+          <w:bCs/>
+          <w:sz w:val="28"/>
+          <w:szCs w:val="28"/>
+        </w:rPr>
+      </w:pPr>
+      <w:r>
+        <w:rPr>
+          <w:b/>
+          <w:bCs/>
+          <w:sz w:val="28"/>
+          <w:szCs w:val="28"/>
+        </w:rPr>
+        <w:t>Przydzielanie misji</w:t>
+      </w:r>
+    </w:p>
+    <w:p>
+      <w:pPr>
+        <w:spacing w:after="0"/>
+        <w:rPr>
+          <w:b/>
+          <w:bCs/>
+          <w:sz w:val="28"/>
+          <w:szCs w:val="28"/>
+        </w:rPr>
+      </w:pPr>
+    </w:p>
+    <w:p>
+      <w:pPr>
+        <w:spacing w:after="0"/>
+        <w:rPr>
+          <w:b/>
+          <w:bCs/>
+          <w:sz w:val="28"/>
+          <w:szCs w:val="28"/>
         </w:rPr>
       </w:pPr>
       <w:r>
         <w:rPr>
           <w:rFonts w:cstheme="minorHAnsi"/>
-          <w:noProof/>
-          <w:sz w:val="28"/>
-          <w:lang w:val="pl-PL"/>
-        </w:rPr>
-        <w:lastRenderedPageBreak/>
+          <w:sz w:val="28"/>
+        </w:rPr>
         <w:drawing>
           <wp:inline distT="0" distB="0" distL="0" distR="0" wp14:anchorId="01CEB5D5" wp14:editId="128289D8">
             <wp:extent cx="6119495" cy="6141085"/>
@@ -4194,29 +4626,56 @@
           <w:bCs/>
           <w:sz w:val="28"/>
           <w:szCs w:val="28"/>
-          <w:lang w:val="pl-PL"/>
-        </w:rPr>
-      </w:pPr>
-    </w:p>
-    <w:p>
-      <w:pPr>
-        <w:spacing w:after="0"/>
-        <w:rPr>
-          <w:b/>
-          <w:bCs/>
-          <w:sz w:val="28"/>
-          <w:szCs w:val="28"/>
-          <w:lang w:val="pl-PL"/>
+        </w:rPr>
+      </w:pPr>
+    </w:p>
+    <w:p>
+      <w:pPr>
+        <w:spacing w:after="0"/>
+        <w:rPr>
+          <w:b/>
+          <w:bCs/>
+          <w:sz w:val="28"/>
+          <w:szCs w:val="28"/>
+        </w:rPr>
+      </w:pPr>
+    </w:p>
+    <w:p>
+      <w:pPr>
+        <w:spacing w:after="0"/>
+        <w:rPr>
+          <w:b/>
+          <w:bCs/>
+          <w:sz w:val="28"/>
+          <w:szCs w:val="28"/>
+        </w:rPr>
+      </w:pPr>
+      <w:r>
+        <w:rPr>
+          <w:b/>
+          <w:bCs/>
+          <w:sz w:val="28"/>
+          <w:szCs w:val="28"/>
+        </w:rPr>
+        <w:lastRenderedPageBreak/>
+        <w:t>Wysłanie dronów</w:t>
+      </w:r>
+    </w:p>
+    <w:p>
+      <w:pPr>
+        <w:spacing w:after="0"/>
+        <w:rPr>
+          <w:b/>
+          <w:bCs/>
+          <w:sz w:val="28"/>
+          <w:szCs w:val="28"/>
         </w:rPr>
       </w:pPr>
       <w:r>
         <w:rPr>
           <w:rFonts w:cstheme="minorHAnsi"/>
-          <w:noProof/>
-          <w:sz w:val="28"/>
-          <w:lang w:val="pl-PL"/>
-        </w:rPr>
-        <w:lastRenderedPageBreak/>
+          <w:sz w:val="28"/>
+        </w:rPr>
         <w:drawing>
           <wp:inline distT="0" distB="0" distL="0" distR="0" wp14:anchorId="7904999A" wp14:editId="6753F4A9">
             <wp:extent cx="6119495" cy="6945630"/>
@@ -4395,7 +4854,16 @@
           <w:sz w:val="28"/>
           <w:lang w:val="pl-PL"/>
         </w:rPr>
-        <w:t xml:space="preserve">powrotDoBazy() - Po zakończeniu zwiadu Operator wysyła komunikat powracający drona do bazy </w:t>
+        <w:t xml:space="preserve">powrotDoBazy() - Po zakończeniu zwiadu Operator wysyła komunikat powracający </w:t>
+      </w:r>
+      <w:r>
+        <w:rPr>
+          <w:rFonts w:asciiTheme="minorHAnsi" w:hAnsiTheme="minorHAnsi" w:cstheme="minorHAnsi"/>
+          <w:sz w:val="28"/>
+          <w:lang w:val="pl-PL"/>
+        </w:rPr>
+        <w:lastRenderedPageBreak/>
+        <w:t xml:space="preserve">drona do bazy </w:t>
       </w:r>
     </w:p>
     <w:p>
@@ -4413,7 +4881,6 @@
           <w:sz w:val="28"/>
           <w:lang w:val="pl-PL"/>
         </w:rPr>
-        <w:lastRenderedPageBreak/>
         <w:t xml:space="preserve">&lt;&lt;destroy&gt;&gt; ~DronZwiadowczy() - Operator wysyła komunikat niszczący, który usuwa drona </w:t>
       </w:r>
     </w:p>
@@ -4422,27 +4889,24 @@
         <w:rPr>
           <w:sz w:val="28"/>
           <w:szCs w:val="28"/>
-          <w:lang w:val="pl-PL"/>
-        </w:rPr>
-      </w:pPr>
-    </w:p>
-    <w:p>
-      <w:pPr>
-        <w:rPr>
-          <w:b/>
-          <w:bCs/>
-          <w:sz w:val="28"/>
-          <w:szCs w:val="28"/>
-          <w:lang w:val="pl-PL"/>
-        </w:rPr>
-      </w:pPr>
-      <w:r>
-        <w:rPr>
-          <w:b/>
-          <w:bCs/>
-          <w:sz w:val="28"/>
-          <w:szCs w:val="28"/>
-          <w:lang w:val="pl-PL"/>
+        </w:rPr>
+      </w:pPr>
+    </w:p>
+    <w:p>
+      <w:pPr>
+        <w:rPr>
+          <w:b/>
+          <w:bCs/>
+          <w:sz w:val="28"/>
+          <w:szCs w:val="28"/>
+        </w:rPr>
+      </w:pPr>
+      <w:r>
+        <w:rPr>
+          <w:b/>
+          <w:bCs/>
+          <w:sz w:val="28"/>
+          <w:szCs w:val="28"/>
         </w:rPr>
         <w:t>5. Perspektywa projektowa:</w:t>
       </w:r>
@@ -4455,16 +4919,14 @@
           <w:bCs/>
           <w:sz w:val="28"/>
           <w:szCs w:val="28"/>
-          <w:lang w:val="pl-PL"/>
-        </w:rPr>
-      </w:pPr>
-      <w:r>
-        <w:rPr>
-          <w:b/>
-          <w:bCs/>
-          <w:sz w:val="28"/>
-          <w:szCs w:val="28"/>
-          <w:lang w:val="pl-PL"/>
+        </w:rPr>
+      </w:pPr>
+      <w:r>
+        <w:rPr>
+          <w:b/>
+          <w:bCs/>
+          <w:sz w:val="28"/>
+          <w:szCs w:val="28"/>
         </w:rPr>
         <w:t>5.0. Proponowana architektura systemu wraz z opisem</w:t>
       </w:r>
@@ -4477,16 +4939,14 @@
           <w:bCs/>
           <w:sz w:val="28"/>
           <w:szCs w:val="28"/>
-          <w:lang w:val="pl-PL"/>
-        </w:rPr>
-      </w:pPr>
-      <w:r>
-        <w:rPr>
-          <w:b/>
-          <w:bCs/>
-          <w:sz w:val="28"/>
-          <w:szCs w:val="28"/>
-          <w:lang w:val="pl-PL"/>
+        </w:rPr>
+      </w:pPr>
+      <w:r>
+        <w:rPr>
+          <w:b/>
+          <w:bCs/>
+          <w:sz w:val="28"/>
+          <w:szCs w:val="28"/>
         </w:rPr>
         <w:t>5.1. Diagram(-y) klas</w:t>
       </w:r>
@@ -4499,17 +4959,14 @@
           <w:bCs/>
           <w:sz w:val="28"/>
           <w:szCs w:val="28"/>
-          <w:lang w:val="pl-PL"/>
-        </w:rPr>
-      </w:pPr>
-      <w:r>
-        <w:rPr>
-          <w:b/>
-          <w:bCs/>
-          <w:noProof/>
+        </w:rPr>
+      </w:pPr>
+      <w:r>
+        <w:rPr>
+          <w:b/>
+          <w:bCs/>
           <w:sz w:val="32"/>
           <w:szCs w:val="32"/>
-          <w:lang w:val="pl-PL"/>
         </w:rPr>
         <w:drawing>
           <wp:inline distT="0" distB="0" distL="0" distR="0" wp14:anchorId="404A5282" wp14:editId="4B02C78F">
@@ -4556,16 +5013,14 @@
           <w:bCs/>
           <w:sz w:val="28"/>
           <w:szCs w:val="28"/>
-          <w:lang w:val="pl-PL"/>
-        </w:rPr>
-      </w:pPr>
-      <w:r>
-        <w:rPr>
-          <w:b/>
-          <w:bCs/>
-          <w:sz w:val="28"/>
-          <w:szCs w:val="28"/>
-          <w:lang w:val="pl-PL"/>
+        </w:rPr>
+      </w:pPr>
+      <w:r>
+        <w:rPr>
+          <w:b/>
+          <w:bCs/>
+          <w:sz w:val="28"/>
+          <w:szCs w:val="28"/>
         </w:rPr>
         <w:t>5.2. Uporządkowany alfabetycznie wykaz wszystkich klas, zawierający:</w:t>
       </w:r>
@@ -4575,7 +5030,6 @@
           <w:bCs/>
           <w:sz w:val="28"/>
           <w:szCs w:val="28"/>
-          <w:lang w:val="pl-PL"/>
         </w:rPr>
         <w:br/>
         <w:t>                - krótki opis tekstowy</w:t>
@@ -4586,7 +5040,6 @@
           <w:bCs/>
           <w:sz w:val="28"/>
           <w:szCs w:val="28"/>
-          <w:lang w:val="pl-PL"/>
         </w:rPr>
         <w:br/>
         <w:t>                - wykaz wszystkich zidentyfikowanych atrybutów i metod</w:t>
@@ -4599,16 +5052,14 @@
           <w:bCs/>
           <w:sz w:val="28"/>
           <w:szCs w:val="28"/>
-          <w:lang w:val="pl-PL"/>
-        </w:rPr>
-      </w:pPr>
-      <w:r>
-        <w:rPr>
-          <w:b/>
-          <w:bCs/>
-          <w:sz w:val="28"/>
-          <w:szCs w:val="28"/>
-          <w:lang w:val="pl-PL"/>
+        </w:rPr>
+      </w:pPr>
+      <w:r>
+        <w:rPr>
+          <w:b/>
+          <w:bCs/>
+          <w:sz w:val="28"/>
+          <w:szCs w:val="28"/>
         </w:rPr>
         <w:t>Bohater</w:t>
       </w:r>
@@ -4619,16 +5070,14 @@
         <w:rPr>
           <w:sz w:val="28"/>
           <w:szCs w:val="28"/>
-          <w:lang w:val="pl-PL"/>
-        </w:rPr>
-      </w:pPr>
-      <w:r>
-        <w:rPr>
-          <w:b/>
-          <w:bCs/>
-          <w:sz w:val="28"/>
-          <w:szCs w:val="28"/>
-          <w:lang w:val="pl-PL"/>
+        </w:rPr>
+      </w:pPr>
+      <w:r>
+        <w:rPr>
+          <w:b/>
+          <w:bCs/>
+          <w:sz w:val="28"/>
+          <w:szCs w:val="28"/>
         </w:rPr>
         <w:t>Opis</w:t>
       </w:r>
@@ -4636,7 +5085,6 @@
         <w:rPr>
           <w:sz w:val="28"/>
           <w:szCs w:val="28"/>
-          <w:lang w:val="pl-PL"/>
         </w:rPr>
         <w:t xml:space="preserve">: </w:t>
       </w:r>
@@ -4647,14 +5095,12 @@
         <w:rPr>
           <w:sz w:val="28"/>
           <w:szCs w:val="28"/>
-          <w:lang w:val="pl-PL"/>
-        </w:rPr>
-      </w:pPr>
-      <w:r>
-        <w:rPr>
-          <w:sz w:val="28"/>
-          <w:szCs w:val="28"/>
-          <w:lang w:val="pl-PL"/>
+        </w:rPr>
+      </w:pPr>
+      <w:r>
+        <w:rPr>
+          <w:sz w:val="28"/>
+          <w:szCs w:val="28"/>
         </w:rPr>
         <w:t>Klasa reprezentująca Bohatera występującego w bazie. Atrybuty opisują dane osobowe bohatera, jego status, stan, lokalizację oraz czy posiada kamerę.</w:t>
       </w:r>
@@ -4665,16 +5111,14 @@
         <w:rPr>
           <w:sz w:val="28"/>
           <w:szCs w:val="28"/>
-          <w:lang w:val="pl-PL"/>
-        </w:rPr>
-      </w:pPr>
-      <w:r>
-        <w:rPr>
-          <w:b/>
-          <w:bCs/>
-          <w:sz w:val="28"/>
-          <w:szCs w:val="28"/>
-          <w:lang w:val="pl-PL"/>
+        </w:rPr>
+      </w:pPr>
+      <w:r>
+        <w:rPr>
+          <w:b/>
+          <w:bCs/>
+          <w:sz w:val="28"/>
+          <w:szCs w:val="28"/>
         </w:rPr>
         <w:t>Atrybuty</w:t>
       </w:r>
@@ -4682,7 +5126,6 @@
         <w:rPr>
           <w:sz w:val="28"/>
           <w:szCs w:val="28"/>
-          <w:lang w:val="pl-PL"/>
         </w:rPr>
         <w:t>:</w:t>
       </w:r>
@@ -4693,14 +5136,12 @@
         <w:rPr>
           <w:sz w:val="28"/>
           <w:szCs w:val="28"/>
-          <w:lang w:val="pl-PL"/>
-        </w:rPr>
-      </w:pPr>
-      <w:r>
-        <w:rPr>
-          <w:sz w:val="28"/>
-          <w:szCs w:val="28"/>
-          <w:lang w:val="pl-PL"/>
+        </w:rPr>
+      </w:pPr>
+      <w:r>
+        <w:rPr>
+          <w:sz w:val="28"/>
+          <w:szCs w:val="28"/>
         </w:rPr>
         <w:t xml:space="preserve">idBohatera : int </w:t>
       </w:r>
@@ -4711,14 +5152,12 @@
         <w:rPr>
           <w:sz w:val="28"/>
           <w:szCs w:val="28"/>
-          <w:lang w:val="pl-PL"/>
-        </w:rPr>
-      </w:pPr>
-      <w:r>
-        <w:rPr>
-          <w:sz w:val="28"/>
-          <w:szCs w:val="28"/>
-          <w:lang w:val="pl-PL"/>
+        </w:rPr>
+      </w:pPr>
+      <w:r>
+        <w:rPr>
+          <w:sz w:val="28"/>
+          <w:szCs w:val="28"/>
         </w:rPr>
         <w:t xml:space="preserve">imie : String </w:t>
       </w:r>
@@ -4729,15 +5168,14 @@
         <w:rPr>
           <w:sz w:val="28"/>
           <w:szCs w:val="28"/>
-          <w:lang w:val="pl-PL"/>
-        </w:rPr>
-      </w:pPr>
-      <w:r>
-        <w:rPr>
-          <w:sz w:val="28"/>
-          <w:szCs w:val="28"/>
-          <w:lang w:val="pl-PL"/>
-        </w:rPr>
+        </w:rPr>
+      </w:pPr>
+      <w:r>
+        <w:rPr>
+          <w:sz w:val="28"/>
+          <w:szCs w:val="28"/>
+        </w:rPr>
+        <w:lastRenderedPageBreak/>
         <w:t>nazwisko : String</w:t>
       </w:r>
     </w:p>
@@ -4747,105 +5185,1957 @@
         <w:rPr>
           <w:sz w:val="28"/>
           <w:szCs w:val="28"/>
-          <w:lang w:val="pl-PL"/>
-        </w:rPr>
-      </w:pPr>
-      <w:r>
-        <w:rPr>
-          <w:sz w:val="28"/>
-          <w:szCs w:val="28"/>
-          <w:lang w:val="pl-PL"/>
+        </w:rPr>
+      </w:pPr>
+      <w:r>
+        <w:rPr>
+          <w:sz w:val="28"/>
+          <w:szCs w:val="28"/>
+        </w:rPr>
+        <w:t xml:space="preserve">dataUrodzenia : Date </w:t>
+      </w:r>
+    </w:p>
+    <w:p>
+      <w:pPr>
+        <w:spacing w:after="0"/>
+        <w:rPr>
+          <w:sz w:val="28"/>
+          <w:szCs w:val="28"/>
+        </w:rPr>
+      </w:pPr>
+      <w:r>
+        <w:rPr>
+          <w:sz w:val="28"/>
+          <w:szCs w:val="28"/>
+        </w:rPr>
+        <w:t xml:space="preserve">pseudonim : String </w:t>
+      </w:r>
+    </w:p>
+    <w:p>
+      <w:pPr>
+        <w:spacing w:after="0"/>
+        <w:rPr>
+          <w:sz w:val="28"/>
+          <w:szCs w:val="28"/>
+        </w:rPr>
+      </w:pPr>
+      <w:r>
+        <w:rPr>
+          <w:sz w:val="28"/>
+          <w:szCs w:val="28"/>
+        </w:rPr>
+        <w:t>status : String - aktualny status ("W akcji", "Gotowy/a", "Regeneracja")</w:t>
+      </w:r>
+    </w:p>
+    <w:p>
+      <w:pPr>
+        <w:spacing w:after="0"/>
+        <w:rPr>
+          <w:sz w:val="28"/>
+          <w:szCs w:val="28"/>
+        </w:rPr>
+      </w:pPr>
+      <w:r>
+        <w:rPr>
+          <w:sz w:val="28"/>
+          <w:szCs w:val="28"/>
+        </w:rPr>
+        <w:t xml:space="preserve">stanZdrowia : String </w:t>
+      </w:r>
+    </w:p>
+    <w:p>
+      <w:pPr>
+        <w:spacing w:after="0"/>
+        <w:rPr>
+          <w:sz w:val="28"/>
+          <w:szCs w:val="28"/>
+        </w:rPr>
+      </w:pPr>
+      <w:r>
+        <w:rPr>
+          <w:sz w:val="28"/>
+          <w:szCs w:val="28"/>
+        </w:rPr>
+        <w:t xml:space="preserve">stanEnergii : String </w:t>
+      </w:r>
+    </w:p>
+    <w:p>
+      <w:pPr>
+        <w:spacing w:after="0"/>
+        <w:rPr>
+          <w:sz w:val="28"/>
+          <w:szCs w:val="28"/>
+        </w:rPr>
+      </w:pPr>
+      <w:r>
+        <w:rPr>
+          <w:sz w:val="28"/>
+          <w:szCs w:val="28"/>
+        </w:rPr>
+        <w:t xml:space="preserve">lokalizacja : String </w:t>
+      </w:r>
+    </w:p>
+    <w:p>
+      <w:pPr>
+        <w:spacing w:after="0"/>
+        <w:rPr>
+          <w:sz w:val="28"/>
+          <w:szCs w:val="28"/>
+        </w:rPr>
+      </w:pPr>
+      <w:r>
+        <w:rPr>
+          <w:sz w:val="28"/>
+          <w:szCs w:val="28"/>
+        </w:rPr>
+        <w:t xml:space="preserve">czyKamera : Boolean </w:t>
+      </w:r>
+    </w:p>
+    <w:p>
+      <w:pPr>
+        <w:spacing w:after="0"/>
+        <w:rPr>
+          <w:sz w:val="28"/>
+          <w:szCs w:val="28"/>
+        </w:rPr>
+      </w:pPr>
+      <w:r>
+        <w:rPr>
+          <w:b/>
+          <w:bCs/>
+          <w:sz w:val="28"/>
+          <w:szCs w:val="28"/>
+        </w:rPr>
+        <w:t>Metody</w:t>
+      </w:r>
+      <w:r>
+        <w:rPr>
+          <w:sz w:val="28"/>
+          <w:szCs w:val="28"/>
+        </w:rPr>
+        <w:t>:</w:t>
+      </w:r>
+    </w:p>
+    <w:p>
+      <w:pPr>
+        <w:spacing w:after="0"/>
+        <w:rPr>
+          <w:sz w:val="28"/>
+          <w:szCs w:val="28"/>
+        </w:rPr>
+      </w:pPr>
+      <w:r>
+        <w:rPr>
+          <w:sz w:val="28"/>
+          <w:szCs w:val="28"/>
+        </w:rPr>
+        <w:t xml:space="preserve">zmienStatus() - aktualizuje status bohatera </w:t>
+      </w:r>
+    </w:p>
+    <w:p>
+      <w:pPr>
+        <w:spacing w:after="0"/>
+        <w:rPr>
+          <w:sz w:val="28"/>
+          <w:szCs w:val="28"/>
+        </w:rPr>
+      </w:pPr>
+      <w:r>
+        <w:rPr>
+          <w:sz w:val="28"/>
+          <w:szCs w:val="28"/>
+        </w:rPr>
+        <w:t>obrazZKamery() - przesyła obraz z kamery bohatera</w:t>
+      </w:r>
+    </w:p>
+    <w:p>
+      <w:pPr>
+        <w:spacing w:after="0"/>
+        <w:rPr>
+          <w:sz w:val="28"/>
+          <w:szCs w:val="28"/>
+        </w:rPr>
+      </w:pPr>
+    </w:p>
+    <w:p>
+      <w:pPr>
+        <w:spacing w:after="0"/>
+        <w:rPr>
+          <w:b/>
+          <w:bCs/>
+          <w:sz w:val="28"/>
+          <w:szCs w:val="28"/>
+        </w:rPr>
+      </w:pPr>
+      <w:r>
+        <w:rPr>
+          <w:b/>
+          <w:bCs/>
+          <w:sz w:val="28"/>
+          <w:szCs w:val="28"/>
+        </w:rPr>
+        <w:t>DronZwiadowczy</w:t>
+      </w:r>
+    </w:p>
+    <w:p>
+      <w:pPr>
+        <w:spacing w:after="0"/>
+        <w:rPr>
+          <w:b/>
+          <w:bCs/>
+          <w:sz w:val="28"/>
+          <w:szCs w:val="28"/>
+        </w:rPr>
+      </w:pPr>
+      <w:r>
+        <w:rPr>
+          <w:b/>
+          <w:bCs/>
+          <w:sz w:val="28"/>
+          <w:szCs w:val="28"/>
+        </w:rPr>
+        <w:t>Opis:</w:t>
+      </w:r>
+    </w:p>
+    <w:p>
+      <w:pPr>
+        <w:spacing w:after="0"/>
+        <w:rPr>
+          <w:sz w:val="28"/>
+          <w:szCs w:val="28"/>
+        </w:rPr>
+      </w:pPr>
+      <w:r>
+        <w:rPr>
+          <w:sz w:val="28"/>
+          <w:szCs w:val="28"/>
+        </w:rPr>
+        <w:t>Klasa opisuje id drona, status drona oraz jego lokalizacje.</w:t>
+      </w:r>
+    </w:p>
+    <w:p>
+      <w:pPr>
+        <w:spacing w:after="0"/>
+        <w:rPr>
+          <w:sz w:val="28"/>
+          <w:szCs w:val="28"/>
+        </w:rPr>
+      </w:pPr>
+      <w:r>
+        <w:rPr>
+          <w:sz w:val="28"/>
+          <w:szCs w:val="28"/>
+        </w:rPr>
+        <w:t>Dron jest wysyłany do Bohatera w razie potrzeby pomocy.</w:t>
+      </w:r>
+    </w:p>
+    <w:p>
+      <w:pPr>
+        <w:spacing w:after="0"/>
+        <w:rPr>
+          <w:sz w:val="28"/>
+          <w:szCs w:val="28"/>
+        </w:rPr>
+      </w:pPr>
+      <w:r>
+        <w:rPr>
+          <w:b/>
+          <w:bCs/>
+          <w:sz w:val="28"/>
+          <w:szCs w:val="28"/>
+        </w:rPr>
+        <w:t>Atrybuty</w:t>
+      </w:r>
+      <w:r>
+        <w:rPr>
+          <w:sz w:val="28"/>
+          <w:szCs w:val="28"/>
+        </w:rPr>
+        <w:t>:</w:t>
+      </w:r>
+    </w:p>
+    <w:p>
+      <w:pPr>
+        <w:spacing w:after="0"/>
+        <w:rPr>
+          <w:sz w:val="28"/>
+          <w:szCs w:val="28"/>
+        </w:rPr>
+      </w:pPr>
+      <w:r>
+        <w:rPr>
+          <w:sz w:val="28"/>
+          <w:szCs w:val="28"/>
+        </w:rPr>
+        <w:t xml:space="preserve">idDrona : int </w:t>
+      </w:r>
+    </w:p>
+    <w:p>
+      <w:pPr>
+        <w:spacing w:after="0"/>
+        <w:rPr>
+          <w:sz w:val="28"/>
+          <w:szCs w:val="28"/>
+        </w:rPr>
+      </w:pPr>
+      <w:r>
+        <w:rPr>
+          <w:sz w:val="28"/>
+          <w:szCs w:val="28"/>
+        </w:rPr>
+        <w:t xml:space="preserve">status : String </w:t>
+      </w:r>
+    </w:p>
+    <w:p>
+      <w:pPr>
+        <w:spacing w:after="0"/>
+        <w:rPr>
+          <w:sz w:val="28"/>
+          <w:szCs w:val="28"/>
+        </w:rPr>
+      </w:pPr>
+      <w:r>
+        <w:rPr>
+          <w:sz w:val="28"/>
+          <w:szCs w:val="28"/>
+        </w:rPr>
+        <w:t xml:space="preserve">lokalizacja : String </w:t>
+      </w:r>
+    </w:p>
+    <w:p>
+      <w:pPr>
+        <w:spacing w:after="0"/>
+        <w:rPr>
+          <w:sz w:val="28"/>
+          <w:szCs w:val="28"/>
+        </w:rPr>
+      </w:pPr>
+      <w:r>
+        <w:rPr>
+          <w:b/>
+          <w:bCs/>
+          <w:sz w:val="28"/>
+          <w:szCs w:val="28"/>
+        </w:rPr>
+        <w:t>Metody</w:t>
+      </w:r>
+      <w:r>
+        <w:rPr>
+          <w:sz w:val="28"/>
+          <w:szCs w:val="28"/>
+        </w:rPr>
+        <w:t>:</w:t>
+      </w:r>
+    </w:p>
+    <w:p>
+      <w:pPr>
+        <w:spacing w:after="0"/>
+        <w:rPr>
+          <w:sz w:val="28"/>
+          <w:szCs w:val="28"/>
+        </w:rPr>
+      </w:pPr>
+      <w:r>
+        <w:rPr>
+          <w:sz w:val="28"/>
+          <w:szCs w:val="28"/>
+        </w:rPr>
+        <w:t xml:space="preserve">startZwiadu() </w:t>
+      </w:r>
+    </w:p>
+    <w:p>
+      <w:pPr>
+        <w:spacing w:after="0"/>
+        <w:rPr>
+          <w:sz w:val="28"/>
+          <w:szCs w:val="28"/>
+        </w:rPr>
+      </w:pPr>
+      <w:r>
+        <w:rPr>
+          <w:sz w:val="28"/>
+          <w:szCs w:val="28"/>
+        </w:rPr>
+        <w:t xml:space="preserve">pokazObraz() - wyświetla obraz z kamery </w:t>
+      </w:r>
+    </w:p>
+    <w:p>
+      <w:pPr>
+        <w:spacing w:after="0"/>
+        <w:rPr>
+          <w:sz w:val="28"/>
+          <w:szCs w:val="28"/>
+        </w:rPr>
+      </w:pPr>
+      <w:r>
+        <w:rPr>
+          <w:sz w:val="28"/>
+          <w:szCs w:val="28"/>
+        </w:rPr>
+        <w:t xml:space="preserve">powrotDoBazy() </w:t>
+      </w:r>
+    </w:p>
+    <w:p>
+      <w:pPr>
+        <w:spacing w:after="0"/>
+        <w:rPr>
+          <w:sz w:val="28"/>
+          <w:szCs w:val="28"/>
+        </w:rPr>
+      </w:pPr>
+    </w:p>
+    <w:p>
+      <w:pPr>
+        <w:spacing w:after="0"/>
+        <w:rPr>
+          <w:b/>
+          <w:bCs/>
+          <w:sz w:val="28"/>
+          <w:szCs w:val="28"/>
+        </w:rPr>
+      </w:pPr>
+      <w:r>
+        <w:rPr>
+          <w:b/>
+          <w:bCs/>
+          <w:sz w:val="28"/>
+          <w:szCs w:val="28"/>
+        </w:rPr>
+        <w:t>DziennikZgloszen</w:t>
+      </w:r>
+    </w:p>
+    <w:p>
+      <w:pPr>
+        <w:spacing w:after="0"/>
+        <w:rPr>
+          <w:b/>
+          <w:bCs/>
+          <w:sz w:val="28"/>
+          <w:szCs w:val="28"/>
+        </w:rPr>
+      </w:pPr>
+      <w:r>
+        <w:rPr>
+          <w:b/>
+          <w:bCs/>
+          <w:sz w:val="28"/>
+          <w:szCs w:val="28"/>
+        </w:rPr>
+        <w:t>Opis:</w:t>
+      </w:r>
+    </w:p>
+    <w:p>
+      <w:pPr>
+        <w:spacing w:after="0"/>
+        <w:rPr>
+          <w:sz w:val="28"/>
+          <w:szCs w:val="28"/>
+        </w:rPr>
+      </w:pPr>
+      <w:r>
+        <w:rPr>
+          <w:sz w:val="28"/>
+          <w:szCs w:val="28"/>
+        </w:rPr>
+        <w:t>Przechowuje dane historyczne na temat zakończonych zgłoszeń.</w:t>
+      </w:r>
+    </w:p>
+    <w:p>
+      <w:pPr>
+        <w:spacing w:after="0"/>
+        <w:rPr>
+          <w:sz w:val="28"/>
+          <w:szCs w:val="28"/>
+        </w:rPr>
+      </w:pPr>
+      <w:r>
+        <w:rPr>
+          <w:b/>
+          <w:bCs/>
+          <w:sz w:val="28"/>
+          <w:szCs w:val="28"/>
+        </w:rPr>
+        <w:t>Atrybuty</w:t>
+      </w:r>
+      <w:r>
+        <w:rPr>
+          <w:sz w:val="28"/>
+          <w:szCs w:val="28"/>
+        </w:rPr>
+        <w:t>:</w:t>
+      </w:r>
+    </w:p>
+    <w:p>
+      <w:pPr>
+        <w:spacing w:after="0"/>
+        <w:rPr>
+          <w:sz w:val="28"/>
+          <w:szCs w:val="28"/>
+        </w:rPr>
+      </w:pPr>
+      <w:r>
+        <w:rPr>
+          <w:sz w:val="28"/>
+          <w:szCs w:val="28"/>
+        </w:rPr>
+        <w:t xml:space="preserve">ileZgloszen : int </w:t>
+      </w:r>
+    </w:p>
+    <w:p>
+      <w:pPr>
+        <w:spacing w:after="0"/>
+        <w:rPr>
+          <w:sz w:val="28"/>
+          <w:szCs w:val="28"/>
+        </w:rPr>
+      </w:pPr>
+      <w:r>
+        <w:rPr>
+          <w:sz w:val="28"/>
+          <w:szCs w:val="28"/>
+        </w:rPr>
+        <w:t xml:space="preserve">ileSukces : int - liczba zakończonych sukcesem </w:t>
+      </w:r>
+    </w:p>
+    <w:p>
+      <w:pPr>
+        <w:spacing w:after="0"/>
+        <w:rPr>
+          <w:sz w:val="28"/>
+          <w:szCs w:val="28"/>
+        </w:rPr>
+      </w:pPr>
+      <w:r>
+        <w:rPr>
+          <w:sz w:val="28"/>
+          <w:szCs w:val="28"/>
+        </w:rPr>
+        <w:t>ilePorazka : int - liczba nieudanych</w:t>
+      </w:r>
+    </w:p>
+    <w:p>
+      <w:pPr>
+        <w:spacing w:after="0"/>
+        <w:rPr>
+          <w:b/>
+          <w:bCs/>
+          <w:sz w:val="28"/>
+          <w:szCs w:val="28"/>
+        </w:rPr>
+      </w:pPr>
+      <w:r>
+        <w:rPr>
+          <w:b/>
+          <w:bCs/>
+          <w:sz w:val="28"/>
+          <w:szCs w:val="28"/>
+        </w:rPr>
+        <w:t>Metody:</w:t>
+      </w:r>
+    </w:p>
+    <w:p>
+      <w:pPr>
+        <w:spacing w:after="0"/>
+        <w:rPr>
+          <w:sz w:val="28"/>
+          <w:szCs w:val="28"/>
+        </w:rPr>
+      </w:pPr>
+      <w:r>
+        <w:rPr>
+          <w:sz w:val="28"/>
+          <w:szCs w:val="28"/>
+        </w:rPr>
+        <w:t>generujDziennik() – wyświetla wszystkie zakończone zgłoszenia</w:t>
+      </w:r>
+    </w:p>
+    <w:p>
+      <w:pPr>
+        <w:spacing w:after="0"/>
+        <w:rPr>
+          <w:sz w:val="28"/>
+          <w:szCs w:val="28"/>
+        </w:rPr>
+      </w:pPr>
+    </w:p>
+    <w:p>
+      <w:pPr>
+        <w:spacing w:after="0"/>
+        <w:rPr>
+          <w:b/>
+          <w:bCs/>
+          <w:sz w:val="28"/>
+          <w:szCs w:val="28"/>
+        </w:rPr>
+      </w:pPr>
+      <w:r>
+        <w:rPr>
+          <w:b/>
+          <w:bCs/>
+          <w:sz w:val="28"/>
+          <w:szCs w:val="28"/>
+        </w:rPr>
+        <w:t>KatalogMocy</w:t>
+      </w:r>
+    </w:p>
+    <w:p>
+      <w:pPr>
+        <w:spacing w:after="0"/>
+        <w:rPr>
+          <w:b/>
+          <w:bCs/>
+          <w:sz w:val="28"/>
+          <w:szCs w:val="28"/>
+        </w:rPr>
+      </w:pPr>
+      <w:r>
+        <w:rPr>
+          <w:b/>
+          <w:bCs/>
+          <w:sz w:val="28"/>
+          <w:szCs w:val="28"/>
+        </w:rPr>
+        <w:t>Opis:</w:t>
+      </w:r>
+    </w:p>
+    <w:p>
+      <w:pPr>
+        <w:spacing w:after="0"/>
+        <w:rPr>
+          <w:sz w:val="28"/>
+          <w:szCs w:val="28"/>
+        </w:rPr>
+      </w:pPr>
+      <w:r>
+        <w:rPr>
+          <w:sz w:val="28"/>
+          <w:szCs w:val="28"/>
+        </w:rPr>
+        <w:t>Klasa zawiera zbiór wszystkich mocy bohaterów oraz ich opisy.</w:t>
+      </w:r>
+    </w:p>
+    <w:p>
+      <w:pPr>
+        <w:spacing w:after="0"/>
+        <w:rPr>
+          <w:sz w:val="28"/>
+          <w:szCs w:val="28"/>
+        </w:rPr>
+      </w:pPr>
+      <w:r>
+        <w:rPr>
+          <w:b/>
+          <w:bCs/>
+          <w:sz w:val="28"/>
+          <w:szCs w:val="28"/>
+        </w:rPr>
+        <w:t>Atrybuty</w:t>
+      </w:r>
+      <w:r>
+        <w:rPr>
+          <w:sz w:val="28"/>
+          <w:szCs w:val="28"/>
+        </w:rPr>
+        <w:t>:</w:t>
+      </w:r>
+    </w:p>
+    <w:p>
+      <w:pPr>
+        <w:spacing w:after="0"/>
+        <w:rPr>
+          <w:sz w:val="28"/>
+          <w:szCs w:val="28"/>
+        </w:rPr>
+      </w:pPr>
+      <w:r>
+        <w:rPr>
+          <w:sz w:val="28"/>
+          <w:szCs w:val="28"/>
         </w:rPr>
         <w:lastRenderedPageBreak/>
-        <w:t xml:space="preserve">dataUrodzenia : Date </w:t>
-      </w:r>
-    </w:p>
-    <w:p>
-      <w:pPr>
-        <w:spacing w:after="0"/>
-        <w:rPr>
-          <w:sz w:val="28"/>
-          <w:szCs w:val="28"/>
-          <w:lang w:val="pl-PL"/>
-        </w:rPr>
-      </w:pPr>
-      <w:r>
-        <w:rPr>
-          <w:sz w:val="28"/>
-          <w:szCs w:val="28"/>
-          <w:lang w:val="pl-PL"/>
-        </w:rPr>
-        <w:t xml:space="preserve">pseudonim : String </w:t>
-      </w:r>
-    </w:p>
-    <w:p>
-      <w:pPr>
-        <w:spacing w:after="0"/>
-        <w:rPr>
-          <w:sz w:val="28"/>
-          <w:szCs w:val="28"/>
-          <w:lang w:val="pl-PL"/>
-        </w:rPr>
-      </w:pPr>
-      <w:r>
-        <w:rPr>
-          <w:sz w:val="28"/>
-          <w:szCs w:val="28"/>
-          <w:lang w:val="pl-PL"/>
-        </w:rPr>
-        <w:t>status : String - aktualny status ("W akcji", "Gotowy/a", "Regeneracja")</w:t>
-      </w:r>
-    </w:p>
-    <w:p>
-      <w:pPr>
-        <w:spacing w:after="0"/>
-        <w:rPr>
-          <w:sz w:val="28"/>
-          <w:szCs w:val="28"/>
-          <w:lang w:val="pl-PL"/>
-        </w:rPr>
-      </w:pPr>
-      <w:r>
-        <w:rPr>
-          <w:sz w:val="28"/>
-          <w:szCs w:val="28"/>
-          <w:lang w:val="pl-PL"/>
-        </w:rPr>
-        <w:t xml:space="preserve">stanZdrowia : String </w:t>
-      </w:r>
-    </w:p>
-    <w:p>
-      <w:pPr>
-        <w:spacing w:after="0"/>
-        <w:rPr>
-          <w:sz w:val="28"/>
-          <w:szCs w:val="28"/>
-          <w:lang w:val="pl-PL"/>
-        </w:rPr>
-      </w:pPr>
-      <w:r>
-        <w:rPr>
-          <w:sz w:val="28"/>
-          <w:szCs w:val="28"/>
-          <w:lang w:val="pl-PL"/>
-        </w:rPr>
-        <w:t xml:space="preserve">stanEnergii : String </w:t>
-      </w:r>
-    </w:p>
-    <w:p>
-      <w:pPr>
-        <w:spacing w:after="0"/>
-        <w:rPr>
-          <w:sz w:val="28"/>
-          <w:szCs w:val="28"/>
-          <w:lang w:val="pl-PL"/>
-        </w:rPr>
-      </w:pPr>
-      <w:r>
-        <w:rPr>
-          <w:sz w:val="28"/>
-          <w:szCs w:val="28"/>
-          <w:lang w:val="pl-PL"/>
+        <w:t xml:space="preserve">opisZdolnosci : String </w:t>
+      </w:r>
+    </w:p>
+    <w:p>
+      <w:pPr>
+        <w:spacing w:after="0"/>
+        <w:rPr>
+          <w:sz w:val="28"/>
+          <w:szCs w:val="28"/>
+        </w:rPr>
+      </w:pPr>
+      <w:r>
+        <w:rPr>
+          <w:sz w:val="28"/>
+          <w:szCs w:val="28"/>
+        </w:rPr>
+        <w:t xml:space="preserve">liczbaMocy : int </w:t>
+      </w:r>
+    </w:p>
+    <w:p>
+      <w:pPr>
+        <w:spacing w:after="0"/>
+        <w:rPr>
+          <w:b/>
+          <w:bCs/>
+          <w:sz w:val="28"/>
+          <w:szCs w:val="28"/>
+        </w:rPr>
+      </w:pPr>
+      <w:r>
+        <w:rPr>
+          <w:b/>
+          <w:bCs/>
+          <w:sz w:val="28"/>
+          <w:szCs w:val="28"/>
+        </w:rPr>
+        <w:t>Metody:</w:t>
+      </w:r>
+    </w:p>
+    <w:p>
+      <w:pPr>
+        <w:spacing w:after="0"/>
+        <w:rPr>
+          <w:sz w:val="28"/>
+          <w:szCs w:val="28"/>
+        </w:rPr>
+      </w:pPr>
+      <w:r>
+        <w:rPr>
+          <w:sz w:val="28"/>
+          <w:szCs w:val="28"/>
+        </w:rPr>
+        <w:t xml:space="preserve">wyszukajMoc() </w:t>
+      </w:r>
+    </w:p>
+    <w:p>
+      <w:pPr>
+        <w:spacing w:after="0"/>
+        <w:rPr>
+          <w:sz w:val="28"/>
+          <w:szCs w:val="28"/>
+        </w:rPr>
+      </w:pPr>
+      <w:r>
+        <w:rPr>
+          <w:sz w:val="28"/>
+          <w:szCs w:val="28"/>
+        </w:rPr>
+        <w:t>filtrujTyp()</w:t>
+      </w:r>
+    </w:p>
+    <w:p>
+      <w:pPr>
+        <w:spacing w:after="0"/>
+        <w:rPr>
+          <w:b/>
+          <w:bCs/>
+          <w:sz w:val="28"/>
+          <w:szCs w:val="28"/>
+        </w:rPr>
+      </w:pPr>
+    </w:p>
+    <w:p>
+      <w:pPr>
+        <w:spacing w:after="0"/>
+        <w:rPr>
+          <w:b/>
+          <w:bCs/>
+          <w:sz w:val="28"/>
+          <w:szCs w:val="28"/>
+        </w:rPr>
+      </w:pPr>
+      <w:r>
+        <w:rPr>
+          <w:b/>
+          <w:bCs/>
+          <w:sz w:val="28"/>
+          <w:szCs w:val="28"/>
+        </w:rPr>
+        <w:t>Misja</w:t>
+      </w:r>
+    </w:p>
+    <w:p>
+      <w:pPr>
+        <w:spacing w:after="0"/>
+        <w:rPr>
+          <w:b/>
+          <w:bCs/>
+          <w:sz w:val="28"/>
+          <w:szCs w:val="28"/>
+        </w:rPr>
+      </w:pPr>
+      <w:r>
+        <w:rPr>
+          <w:b/>
+          <w:bCs/>
+          <w:sz w:val="28"/>
+          <w:szCs w:val="28"/>
+        </w:rPr>
+        <w:t xml:space="preserve">Opis: </w:t>
+      </w:r>
+    </w:p>
+    <w:p>
+      <w:pPr>
+        <w:spacing w:after="0"/>
+        <w:rPr>
+          <w:sz w:val="28"/>
+          <w:szCs w:val="28"/>
+        </w:rPr>
+      </w:pPr>
+      <w:r>
+        <w:rPr>
+          <w:sz w:val="28"/>
+          <w:szCs w:val="28"/>
+        </w:rPr>
+        <w:t>Jest tworzona na podstawie danego zgłoszenia.</w:t>
+      </w:r>
+    </w:p>
+    <w:p>
+      <w:pPr>
+        <w:spacing w:after="0"/>
+        <w:rPr>
+          <w:b/>
+          <w:bCs/>
+          <w:sz w:val="28"/>
+          <w:szCs w:val="28"/>
+        </w:rPr>
+      </w:pPr>
+      <w:r>
+        <w:rPr>
+          <w:b/>
+          <w:bCs/>
+          <w:sz w:val="28"/>
+          <w:szCs w:val="28"/>
+        </w:rPr>
+        <w:t>Atrybuty:</w:t>
+      </w:r>
+    </w:p>
+    <w:p>
+      <w:pPr>
+        <w:spacing w:after="0"/>
+        <w:rPr>
+          <w:sz w:val="28"/>
+          <w:szCs w:val="28"/>
+        </w:rPr>
+      </w:pPr>
+      <w:r>
+        <w:rPr>
+          <w:sz w:val="28"/>
+          <w:szCs w:val="28"/>
+        </w:rPr>
+        <w:t xml:space="preserve">idMisji : int </w:t>
+      </w:r>
+    </w:p>
+    <w:p>
+      <w:pPr>
+        <w:spacing w:after="0"/>
+        <w:rPr>
+          <w:sz w:val="28"/>
+          <w:szCs w:val="28"/>
+        </w:rPr>
+      </w:pPr>
+      <w:r>
+        <w:rPr>
+          <w:sz w:val="28"/>
+          <w:szCs w:val="28"/>
+        </w:rPr>
+        <w:t xml:space="preserve">status : String </w:t>
+      </w:r>
+    </w:p>
+    <w:p>
+      <w:pPr>
+        <w:spacing w:after="0"/>
+        <w:rPr>
+          <w:sz w:val="28"/>
+          <w:szCs w:val="28"/>
+        </w:rPr>
+      </w:pPr>
+      <w:r>
+        <w:rPr>
+          <w:sz w:val="28"/>
+          <w:szCs w:val="28"/>
+        </w:rPr>
+        <w:t xml:space="preserve">dataRozpoczecia : Date </w:t>
+      </w:r>
+    </w:p>
+    <w:p>
+      <w:pPr>
+        <w:spacing w:after="0"/>
+        <w:rPr>
+          <w:sz w:val="28"/>
+          <w:szCs w:val="28"/>
+        </w:rPr>
+      </w:pPr>
+      <w:r>
+        <w:rPr>
+          <w:sz w:val="28"/>
+          <w:szCs w:val="28"/>
+        </w:rPr>
+        <w:t xml:space="preserve">dataZakonczenia : Date </w:t>
+      </w:r>
+    </w:p>
+    <w:p>
+      <w:pPr>
+        <w:spacing w:after="0"/>
+        <w:rPr>
+          <w:b/>
+          <w:bCs/>
+          <w:sz w:val="28"/>
+          <w:szCs w:val="28"/>
+        </w:rPr>
+      </w:pPr>
+      <w:r>
+        <w:rPr>
+          <w:b/>
+          <w:bCs/>
+          <w:sz w:val="28"/>
+          <w:szCs w:val="28"/>
+        </w:rPr>
+        <w:t>Metody:</w:t>
+      </w:r>
+    </w:p>
+    <w:p>
+      <w:pPr>
+        <w:spacing w:after="0"/>
+        <w:rPr>
+          <w:sz w:val="28"/>
+          <w:szCs w:val="28"/>
+        </w:rPr>
+      </w:pPr>
+      <w:r>
+        <w:rPr>
+          <w:sz w:val="28"/>
+          <w:szCs w:val="28"/>
+        </w:rPr>
+        <w:t xml:space="preserve">startMisji() </w:t>
+      </w:r>
+    </w:p>
+    <w:p>
+      <w:pPr>
+        <w:spacing w:after="0"/>
+        <w:rPr>
+          <w:sz w:val="28"/>
+          <w:szCs w:val="28"/>
+        </w:rPr>
+      </w:pPr>
+      <w:r>
+        <w:rPr>
+          <w:sz w:val="28"/>
+          <w:szCs w:val="28"/>
+        </w:rPr>
+        <w:t>koniecMisji()</w:t>
+      </w:r>
+    </w:p>
+    <w:p>
+      <w:pPr>
+        <w:spacing w:after="0"/>
+        <w:rPr>
+          <w:sz w:val="28"/>
+          <w:szCs w:val="28"/>
+        </w:rPr>
+      </w:pPr>
+    </w:p>
+    <w:p>
+      <w:pPr>
+        <w:spacing w:after="0"/>
+        <w:rPr>
+          <w:b/>
+          <w:bCs/>
+          <w:sz w:val="28"/>
+          <w:szCs w:val="28"/>
+        </w:rPr>
+      </w:pPr>
+      <w:r>
+        <w:rPr>
+          <w:b/>
+          <w:bCs/>
+          <w:sz w:val="28"/>
+          <w:szCs w:val="28"/>
+        </w:rPr>
+        <w:t>Moc</w:t>
+      </w:r>
+    </w:p>
+    <w:p>
+      <w:pPr>
+        <w:spacing w:after="0"/>
+        <w:rPr>
+          <w:sz w:val="28"/>
+          <w:szCs w:val="28"/>
+        </w:rPr>
+      </w:pPr>
+      <w:r>
+        <w:rPr>
+          <w:b/>
+          <w:bCs/>
+          <w:sz w:val="28"/>
+          <w:szCs w:val="28"/>
+        </w:rPr>
+        <w:t>Opis</w:t>
+      </w:r>
+      <w:r>
+        <w:rPr>
+          <w:sz w:val="28"/>
+          <w:szCs w:val="28"/>
+        </w:rPr>
+        <w:t xml:space="preserve">: </w:t>
+      </w:r>
+    </w:p>
+    <w:p>
+      <w:pPr>
+        <w:spacing w:after="0"/>
+        <w:rPr>
+          <w:sz w:val="28"/>
+          <w:szCs w:val="28"/>
+        </w:rPr>
+      </w:pPr>
+      <w:r>
+        <w:rPr>
+          <w:sz w:val="28"/>
+          <w:szCs w:val="28"/>
+        </w:rPr>
+        <w:t>Pojedyncza zdolność bohatera.</w:t>
+      </w:r>
+    </w:p>
+    <w:p>
+      <w:pPr>
+        <w:spacing w:after="0"/>
+        <w:rPr>
+          <w:sz w:val="28"/>
+          <w:szCs w:val="28"/>
+        </w:rPr>
+      </w:pPr>
+      <w:r>
+        <w:rPr>
+          <w:b/>
+          <w:bCs/>
+          <w:sz w:val="28"/>
+          <w:szCs w:val="28"/>
+        </w:rPr>
+        <w:t>Atrybuty</w:t>
+      </w:r>
+      <w:r>
+        <w:rPr>
+          <w:sz w:val="28"/>
+          <w:szCs w:val="28"/>
+        </w:rPr>
+        <w:t>:</w:t>
+      </w:r>
+    </w:p>
+    <w:p>
+      <w:pPr>
+        <w:spacing w:after="0"/>
+        <w:rPr>
+          <w:sz w:val="28"/>
+          <w:szCs w:val="28"/>
+        </w:rPr>
+      </w:pPr>
+      <w:r>
+        <w:rPr>
+          <w:sz w:val="28"/>
+          <w:szCs w:val="28"/>
+        </w:rPr>
+        <w:t xml:space="preserve">idMocy : int </w:t>
+      </w:r>
+    </w:p>
+    <w:p>
+      <w:pPr>
+        <w:spacing w:after="0"/>
+        <w:rPr>
+          <w:sz w:val="28"/>
+          <w:szCs w:val="28"/>
+        </w:rPr>
+      </w:pPr>
+      <w:r>
+        <w:rPr>
+          <w:sz w:val="28"/>
+          <w:szCs w:val="28"/>
+        </w:rPr>
+        <w:t xml:space="preserve">nazwa : String </w:t>
+      </w:r>
+    </w:p>
+    <w:p>
+      <w:pPr>
+        <w:spacing w:after="0"/>
+        <w:rPr>
+          <w:sz w:val="28"/>
+          <w:szCs w:val="28"/>
+        </w:rPr>
+      </w:pPr>
+      <w:r>
+        <w:rPr>
+          <w:sz w:val="28"/>
+          <w:szCs w:val="28"/>
+        </w:rPr>
+        <w:t xml:space="preserve">typ : String - typ (np. fizyczna, psychiczna) </w:t>
+      </w:r>
+    </w:p>
+    <w:p>
+      <w:pPr>
+        <w:spacing w:after="0"/>
+        <w:rPr>
+          <w:sz w:val="28"/>
+          <w:szCs w:val="28"/>
+        </w:rPr>
+      </w:pPr>
+      <w:r>
+        <w:rPr>
+          <w:sz w:val="28"/>
+          <w:szCs w:val="28"/>
+        </w:rPr>
+        <w:t xml:space="preserve">zasieg : String - zasięg działania </w:t>
+      </w:r>
+    </w:p>
+    <w:p>
+      <w:pPr>
+        <w:spacing w:after="0"/>
+        <w:rPr>
+          <w:sz w:val="28"/>
+          <w:szCs w:val="28"/>
+        </w:rPr>
+      </w:pPr>
+      <w:r>
+        <w:rPr>
+          <w:sz w:val="28"/>
+          <w:szCs w:val="28"/>
+        </w:rPr>
+        <w:t xml:space="preserve">ograniczenia : String </w:t>
+      </w:r>
+    </w:p>
+    <w:p>
+      <w:pPr>
+        <w:spacing w:after="0"/>
+        <w:rPr>
+          <w:sz w:val="28"/>
+          <w:szCs w:val="28"/>
+        </w:rPr>
+      </w:pPr>
+      <w:r>
+        <w:rPr>
+          <w:sz w:val="28"/>
+          <w:szCs w:val="28"/>
+        </w:rPr>
+        <w:t>Metody: brak zdefiniowanych</w:t>
+      </w:r>
+      <w:r>
+        <w:rPr>
+          <w:sz w:val="28"/>
+          <w:szCs w:val="28"/>
+        </w:rPr>
+        <w:br/>
+      </w:r>
+    </w:p>
+    <w:p>
+      <w:pPr>
+        <w:spacing w:after="0"/>
+        <w:rPr>
+          <w:b/>
+          <w:bCs/>
+          <w:sz w:val="28"/>
+          <w:szCs w:val="28"/>
+        </w:rPr>
+      </w:pPr>
+      <w:r>
+        <w:rPr>
+          <w:b/>
+          <w:bCs/>
+          <w:sz w:val="28"/>
+          <w:szCs w:val="28"/>
+        </w:rPr>
+        <w:t>Operator</w:t>
+      </w:r>
+    </w:p>
+    <w:p>
+      <w:pPr>
+        <w:spacing w:after="0"/>
+        <w:rPr>
+          <w:sz w:val="28"/>
+          <w:szCs w:val="28"/>
+        </w:rPr>
+      </w:pPr>
+      <w:r>
+        <w:rPr>
+          <w:b/>
+          <w:bCs/>
+          <w:sz w:val="28"/>
+          <w:szCs w:val="28"/>
+        </w:rPr>
+        <w:t>Opis</w:t>
+      </w:r>
+      <w:r>
+        <w:rPr>
+          <w:sz w:val="28"/>
+          <w:szCs w:val="28"/>
+        </w:rPr>
+        <w:t xml:space="preserve">: </w:t>
+      </w:r>
+    </w:p>
+    <w:p>
+      <w:pPr>
+        <w:spacing w:after="0"/>
+        <w:rPr>
+          <w:sz w:val="28"/>
+          <w:szCs w:val="28"/>
+        </w:rPr>
+      </w:pPr>
+      <w:r>
+        <w:rPr>
+          <w:sz w:val="28"/>
+          <w:szCs w:val="28"/>
+        </w:rPr>
+        <w:t>Główny użytkownik systemu zarządzający bohaterami, zgłoszeniami i misjami.</w:t>
+      </w:r>
+    </w:p>
+    <w:p>
+      <w:pPr>
+        <w:spacing w:after="0"/>
+        <w:rPr>
+          <w:sz w:val="28"/>
+          <w:szCs w:val="28"/>
+        </w:rPr>
+      </w:pPr>
+      <w:r>
+        <w:rPr>
+          <w:b/>
+          <w:bCs/>
+          <w:sz w:val="28"/>
+          <w:szCs w:val="28"/>
+        </w:rPr>
+        <w:t>Atrybuty</w:t>
+      </w:r>
+      <w:r>
+        <w:rPr>
+          <w:sz w:val="28"/>
+          <w:szCs w:val="28"/>
+        </w:rPr>
+        <w:t>:</w:t>
+      </w:r>
+    </w:p>
+    <w:p>
+      <w:pPr>
+        <w:spacing w:after="0"/>
+        <w:rPr>
+          <w:sz w:val="28"/>
+          <w:szCs w:val="28"/>
+        </w:rPr>
+      </w:pPr>
+      <w:r>
+        <w:rPr>
+          <w:sz w:val="28"/>
+          <w:szCs w:val="28"/>
+        </w:rPr>
+        <w:t xml:space="preserve">idOperatora : int  </w:t>
+      </w:r>
+    </w:p>
+    <w:p>
+      <w:pPr>
+        <w:spacing w:after="0"/>
+        <w:rPr>
+          <w:sz w:val="28"/>
+          <w:szCs w:val="28"/>
+        </w:rPr>
+      </w:pPr>
+      <w:r>
+        <w:rPr>
+          <w:sz w:val="28"/>
+          <w:szCs w:val="28"/>
+        </w:rPr>
+        <w:t xml:space="preserve">imie : String </w:t>
+      </w:r>
+    </w:p>
+    <w:p>
+      <w:pPr>
+        <w:spacing w:after="0"/>
+        <w:rPr>
+          <w:sz w:val="28"/>
+          <w:szCs w:val="28"/>
+        </w:rPr>
+      </w:pPr>
+      <w:r>
+        <w:rPr>
+          <w:sz w:val="28"/>
+          <w:szCs w:val="28"/>
+        </w:rPr>
+        <w:t xml:space="preserve">nazwisko : String </w:t>
+      </w:r>
+    </w:p>
+    <w:p>
+      <w:pPr>
+        <w:spacing w:after="0"/>
+        <w:rPr>
+          <w:sz w:val="28"/>
+          <w:szCs w:val="28"/>
+        </w:rPr>
+      </w:pPr>
+      <w:r>
+        <w:rPr>
+          <w:b/>
+          <w:bCs/>
+          <w:sz w:val="28"/>
+          <w:szCs w:val="28"/>
+        </w:rPr>
+        <w:t>Metody</w:t>
+      </w:r>
+      <w:r>
+        <w:rPr>
+          <w:sz w:val="28"/>
+          <w:szCs w:val="28"/>
+        </w:rPr>
+        <w:t>:</w:t>
+      </w:r>
+    </w:p>
+    <w:p>
+      <w:pPr>
+        <w:spacing w:after="0"/>
+        <w:rPr>
+          <w:sz w:val="28"/>
+          <w:szCs w:val="28"/>
+        </w:rPr>
+      </w:pPr>
+      <w:r>
+        <w:rPr>
+          <w:sz w:val="28"/>
+          <w:szCs w:val="28"/>
+        </w:rPr>
+        <w:t xml:space="preserve">przydzielanieMisji() </w:t>
+      </w:r>
+    </w:p>
+    <w:p>
+      <w:pPr>
+        <w:spacing w:after="0"/>
+        <w:rPr>
+          <w:sz w:val="28"/>
+          <w:szCs w:val="28"/>
+        </w:rPr>
+      </w:pPr>
+      <w:r>
+        <w:rPr>
+          <w:sz w:val="28"/>
+          <w:szCs w:val="28"/>
+        </w:rPr>
+        <w:t xml:space="preserve">tworzenieZespolu() </w:t>
+      </w:r>
+    </w:p>
+    <w:p>
+      <w:pPr>
+        <w:spacing w:after="0"/>
+        <w:rPr>
+          <w:sz w:val="28"/>
+          <w:szCs w:val="28"/>
+        </w:rPr>
+      </w:pPr>
+      <w:r>
+        <w:rPr>
+          <w:sz w:val="28"/>
+          <w:szCs w:val="28"/>
+        </w:rPr>
+        <w:lastRenderedPageBreak/>
+        <w:t xml:space="preserve">wyslanieDrona() </w:t>
+      </w:r>
+    </w:p>
+    <w:p>
+      <w:pPr>
+        <w:spacing w:after="0"/>
+        <w:rPr>
+          <w:sz w:val="28"/>
+          <w:szCs w:val="28"/>
+        </w:rPr>
+      </w:pPr>
+      <w:r>
+        <w:rPr>
+          <w:sz w:val="28"/>
+          <w:szCs w:val="28"/>
+        </w:rPr>
+        <w:t xml:space="preserve">wyslanieKomunikatu() </w:t>
+      </w:r>
+    </w:p>
+    <w:p>
+      <w:pPr>
+        <w:spacing w:after="0"/>
+        <w:rPr>
+          <w:sz w:val="28"/>
+          <w:szCs w:val="28"/>
+        </w:rPr>
+      </w:pPr>
+      <w:r>
+        <w:rPr>
+          <w:sz w:val="28"/>
+          <w:szCs w:val="28"/>
+        </w:rPr>
+        <w:t xml:space="preserve">przyjmijZgloszenie() </w:t>
+      </w:r>
+    </w:p>
+    <w:p>
+      <w:pPr>
+        <w:spacing w:after="0"/>
+        <w:rPr>
+          <w:sz w:val="28"/>
+          <w:szCs w:val="28"/>
+        </w:rPr>
+      </w:pPr>
+      <w:r>
+        <w:rPr>
+          <w:sz w:val="28"/>
+          <w:szCs w:val="28"/>
+        </w:rPr>
+        <w:t xml:space="preserve">zamknijZgloszenie() </w:t>
+      </w:r>
+    </w:p>
+    <w:p>
+      <w:pPr>
+        <w:spacing w:after="0"/>
+        <w:rPr>
+          <w:sz w:val="28"/>
+          <w:szCs w:val="28"/>
+        </w:rPr>
+      </w:pPr>
+    </w:p>
+    <w:p>
+      <w:pPr>
+        <w:spacing w:after="0"/>
+        <w:rPr>
+          <w:b/>
+          <w:bCs/>
+          <w:sz w:val="28"/>
+          <w:szCs w:val="28"/>
+        </w:rPr>
+      </w:pPr>
+      <w:r>
+        <w:rPr>
+          <w:b/>
+          <w:bCs/>
+          <w:sz w:val="28"/>
+          <w:szCs w:val="28"/>
+        </w:rPr>
+        <w:t>Raport</w:t>
+      </w:r>
+    </w:p>
+    <w:p>
+      <w:pPr>
+        <w:spacing w:after="0"/>
+        <w:rPr>
+          <w:sz w:val="28"/>
+          <w:szCs w:val="28"/>
+        </w:rPr>
+      </w:pPr>
+      <w:r>
+        <w:rPr>
+          <w:b/>
+          <w:bCs/>
+          <w:sz w:val="28"/>
+          <w:szCs w:val="28"/>
+        </w:rPr>
+        <w:t>Opis</w:t>
+      </w:r>
+      <w:r>
+        <w:rPr>
+          <w:sz w:val="28"/>
+          <w:szCs w:val="28"/>
+        </w:rPr>
+        <w:t xml:space="preserve">: </w:t>
+      </w:r>
+    </w:p>
+    <w:p>
+      <w:pPr>
+        <w:spacing w:after="0"/>
+        <w:rPr>
+          <w:sz w:val="28"/>
+          <w:szCs w:val="28"/>
+        </w:rPr>
+      </w:pPr>
+      <w:r>
+        <w:rPr>
+          <w:sz w:val="28"/>
+          <w:szCs w:val="28"/>
+        </w:rPr>
+        <w:t>Dokument podsumowujący przebieg misji tworzony przez Bohatera będącego na misji.</w:t>
+      </w:r>
+    </w:p>
+    <w:p>
+      <w:pPr>
+        <w:spacing w:after="0"/>
+        <w:rPr>
+          <w:sz w:val="28"/>
+          <w:szCs w:val="28"/>
+        </w:rPr>
+      </w:pPr>
+      <w:r>
+        <w:rPr>
+          <w:b/>
+          <w:bCs/>
+          <w:sz w:val="28"/>
+          <w:szCs w:val="28"/>
+        </w:rPr>
+        <w:t>Atrybuty</w:t>
+      </w:r>
+      <w:r>
+        <w:rPr>
+          <w:sz w:val="28"/>
+          <w:szCs w:val="28"/>
+        </w:rPr>
+        <w:t>:</w:t>
+      </w:r>
+    </w:p>
+    <w:p>
+      <w:pPr>
+        <w:spacing w:after="0"/>
+        <w:rPr>
+          <w:sz w:val="28"/>
+          <w:szCs w:val="28"/>
+        </w:rPr>
+      </w:pPr>
+      <w:r>
+        <w:rPr>
+          <w:sz w:val="28"/>
+          <w:szCs w:val="28"/>
+        </w:rPr>
+        <w:t xml:space="preserve">idRaportu : int </w:t>
+      </w:r>
+    </w:p>
+    <w:p>
+      <w:pPr>
+        <w:spacing w:after="0"/>
+        <w:rPr>
+          <w:sz w:val="28"/>
+          <w:szCs w:val="28"/>
+        </w:rPr>
+      </w:pPr>
+      <w:r>
+        <w:rPr>
+          <w:sz w:val="28"/>
+          <w:szCs w:val="28"/>
+        </w:rPr>
+        <w:t xml:space="preserve">dataRaportu : Date </w:t>
+      </w:r>
+    </w:p>
+    <w:p>
+      <w:pPr>
+        <w:spacing w:after="0"/>
+        <w:rPr>
+          <w:sz w:val="28"/>
+          <w:szCs w:val="28"/>
+        </w:rPr>
+      </w:pPr>
+      <w:r>
+        <w:rPr>
+          <w:sz w:val="28"/>
+          <w:szCs w:val="28"/>
+        </w:rPr>
+        <w:t xml:space="preserve">tresc : String </w:t>
+      </w:r>
+    </w:p>
+    <w:p>
+      <w:pPr>
+        <w:spacing w:after="0"/>
+        <w:rPr>
+          <w:sz w:val="28"/>
+          <w:szCs w:val="28"/>
+        </w:rPr>
+      </w:pPr>
+      <w:r>
+        <w:rPr>
+          <w:b/>
+          <w:bCs/>
+          <w:sz w:val="28"/>
+          <w:szCs w:val="28"/>
+        </w:rPr>
+        <w:t>Metody</w:t>
+      </w:r>
+      <w:r>
+        <w:rPr>
+          <w:sz w:val="28"/>
+          <w:szCs w:val="28"/>
+        </w:rPr>
+        <w:t>:</w:t>
+      </w:r>
+    </w:p>
+    <w:p>
+      <w:pPr>
+        <w:spacing w:after="0"/>
+        <w:rPr>
+          <w:sz w:val="28"/>
+          <w:szCs w:val="28"/>
+        </w:rPr>
+      </w:pPr>
+      <w:r>
+        <w:rPr>
+          <w:sz w:val="28"/>
+          <w:szCs w:val="28"/>
+        </w:rPr>
+        <w:t xml:space="preserve">Przeslij() </w:t>
+      </w:r>
+    </w:p>
+    <w:p>
+      <w:pPr>
+        <w:spacing w:after="0"/>
+        <w:rPr>
+          <w:sz w:val="28"/>
+          <w:szCs w:val="28"/>
+        </w:rPr>
+      </w:pPr>
+    </w:p>
+    <w:p>
+      <w:pPr>
+        <w:spacing w:after="0"/>
+        <w:rPr>
+          <w:b/>
+          <w:bCs/>
+          <w:sz w:val="28"/>
+          <w:szCs w:val="28"/>
+        </w:rPr>
+      </w:pPr>
+      <w:r>
+        <w:rPr>
+          <w:b/>
+          <w:bCs/>
+          <w:sz w:val="28"/>
+          <w:szCs w:val="28"/>
+        </w:rPr>
+        <w:t>ZespolOperacyjny</w:t>
+      </w:r>
+    </w:p>
+    <w:p>
+      <w:pPr>
+        <w:spacing w:after="0"/>
+        <w:rPr>
+          <w:sz w:val="28"/>
+          <w:szCs w:val="28"/>
+        </w:rPr>
+      </w:pPr>
+      <w:r>
+        <w:rPr>
+          <w:b/>
+          <w:bCs/>
+          <w:sz w:val="28"/>
+          <w:szCs w:val="28"/>
+        </w:rPr>
+        <w:t>Opis</w:t>
+      </w:r>
+      <w:r>
+        <w:rPr>
+          <w:sz w:val="28"/>
+          <w:szCs w:val="28"/>
+        </w:rPr>
+        <w:t xml:space="preserve">: </w:t>
+      </w:r>
+    </w:p>
+    <w:p>
+      <w:pPr>
+        <w:spacing w:after="0"/>
+        <w:rPr>
+          <w:sz w:val="28"/>
+          <w:szCs w:val="28"/>
+        </w:rPr>
+      </w:pPr>
+      <w:r>
+        <w:rPr>
+          <w:sz w:val="28"/>
+          <w:szCs w:val="28"/>
+        </w:rPr>
+        <w:t>Grupa bohaterów realizująca wspólnie misję.</w:t>
+      </w:r>
+    </w:p>
+    <w:p>
+      <w:pPr>
+        <w:spacing w:after="0"/>
+        <w:rPr>
+          <w:sz w:val="28"/>
+          <w:szCs w:val="28"/>
+        </w:rPr>
+      </w:pPr>
+      <w:r>
+        <w:rPr>
+          <w:b/>
+          <w:bCs/>
+          <w:sz w:val="28"/>
+          <w:szCs w:val="28"/>
+        </w:rPr>
+        <w:t>Atrybuty</w:t>
+      </w:r>
+      <w:r>
+        <w:rPr>
+          <w:sz w:val="28"/>
+          <w:szCs w:val="28"/>
+        </w:rPr>
+        <w:t>:</w:t>
+      </w:r>
+    </w:p>
+    <w:p>
+      <w:pPr>
+        <w:spacing w:after="0"/>
+        <w:rPr>
+          <w:sz w:val="28"/>
+          <w:szCs w:val="28"/>
+        </w:rPr>
+      </w:pPr>
+      <w:r>
+        <w:rPr>
+          <w:sz w:val="28"/>
+          <w:szCs w:val="28"/>
+        </w:rPr>
+        <w:t xml:space="preserve">idZespolu : int </w:t>
+      </w:r>
+    </w:p>
+    <w:p>
+      <w:pPr>
+        <w:spacing w:after="0"/>
+        <w:rPr>
+          <w:sz w:val="28"/>
+          <w:szCs w:val="28"/>
+        </w:rPr>
+      </w:pPr>
+      <w:r>
+        <w:rPr>
+          <w:sz w:val="28"/>
+          <w:szCs w:val="28"/>
+        </w:rPr>
+        <w:t xml:space="preserve">iloscBohaterow : int </w:t>
+      </w:r>
+    </w:p>
+    <w:p>
+      <w:pPr>
+        <w:spacing w:after="0"/>
+        <w:rPr>
+          <w:sz w:val="28"/>
+          <w:szCs w:val="28"/>
+        </w:rPr>
+      </w:pPr>
+      <w:r>
+        <w:rPr>
+          <w:sz w:val="28"/>
+          <w:szCs w:val="28"/>
+        </w:rPr>
+        <w:t xml:space="preserve">poziomSynergii : float - poziom synergii mocy </w:t>
+      </w:r>
+    </w:p>
+    <w:p>
+      <w:pPr>
+        <w:spacing w:after="0"/>
+        <w:rPr>
+          <w:sz w:val="28"/>
+          <w:szCs w:val="28"/>
+        </w:rPr>
+      </w:pPr>
+      <w:r>
+        <w:rPr>
+          <w:b/>
+          <w:bCs/>
+          <w:sz w:val="28"/>
+          <w:szCs w:val="28"/>
+        </w:rPr>
+        <w:t>Metody</w:t>
+      </w:r>
+      <w:r>
+        <w:rPr>
+          <w:sz w:val="28"/>
+          <w:szCs w:val="28"/>
+        </w:rPr>
+        <w:t>:</w:t>
+      </w:r>
+    </w:p>
+    <w:p>
+      <w:pPr>
+        <w:spacing w:after="0"/>
+        <w:rPr>
+          <w:sz w:val="28"/>
+          <w:szCs w:val="28"/>
+        </w:rPr>
+      </w:pPr>
+      <w:r>
+        <w:rPr>
+          <w:sz w:val="28"/>
+          <w:szCs w:val="28"/>
+        </w:rPr>
+        <w:t xml:space="preserve">dodajBohatera() </w:t>
+      </w:r>
+    </w:p>
+    <w:p>
+      <w:pPr>
+        <w:spacing w:after="0"/>
+        <w:rPr>
+          <w:sz w:val="28"/>
+          <w:szCs w:val="28"/>
+        </w:rPr>
+      </w:pPr>
+      <w:r>
+        <w:rPr>
+          <w:sz w:val="28"/>
+          <w:szCs w:val="28"/>
+        </w:rPr>
+        <w:t xml:space="preserve">usunBohatera() </w:t>
+      </w:r>
+    </w:p>
+    <w:p>
+      <w:pPr>
+        <w:spacing w:after="0"/>
+        <w:rPr>
+          <w:sz w:val="28"/>
+          <w:szCs w:val="28"/>
+        </w:rPr>
+      </w:pPr>
+    </w:p>
+    <w:p>
+      <w:pPr>
+        <w:spacing w:after="0"/>
+        <w:rPr>
+          <w:b/>
+          <w:bCs/>
+          <w:sz w:val="28"/>
+          <w:szCs w:val="28"/>
+        </w:rPr>
+      </w:pPr>
+      <w:r>
+        <w:rPr>
+          <w:b/>
+          <w:bCs/>
+          <w:sz w:val="28"/>
+          <w:szCs w:val="28"/>
+        </w:rPr>
+        <w:t>Zgloszenie</w:t>
+      </w:r>
+    </w:p>
+    <w:p>
+      <w:pPr>
+        <w:spacing w:after="0"/>
+        <w:rPr>
+          <w:sz w:val="28"/>
+          <w:szCs w:val="28"/>
+        </w:rPr>
+      </w:pPr>
+      <w:r>
+        <w:rPr>
+          <w:b/>
+          <w:bCs/>
+          <w:sz w:val="28"/>
+          <w:szCs w:val="28"/>
+        </w:rPr>
+        <w:t>Opis</w:t>
+      </w:r>
+      <w:r>
+        <w:rPr>
+          <w:sz w:val="28"/>
+          <w:szCs w:val="28"/>
+        </w:rPr>
+        <w:t>:</w:t>
+      </w:r>
+    </w:p>
+    <w:p>
+      <w:pPr>
+        <w:spacing w:after="0"/>
+        <w:rPr>
+          <w:sz w:val="28"/>
+          <w:szCs w:val="28"/>
+        </w:rPr>
+      </w:pPr>
+      <w:r>
+        <w:rPr>
+          <w:sz w:val="28"/>
+          <w:szCs w:val="28"/>
+        </w:rPr>
+        <w:t>Zgłoszenie przyjmowane przez Operatora, zwiera informacje gdzie występuje zagrożenie i określa jej typ, stopień oraz przypisywany jest krótki opis zdarzenia.</w:t>
+      </w:r>
+    </w:p>
+    <w:p>
+      <w:pPr>
+        <w:spacing w:after="0"/>
+        <w:rPr>
+          <w:sz w:val="28"/>
+          <w:szCs w:val="28"/>
+        </w:rPr>
+      </w:pPr>
+      <w:r>
+        <w:rPr>
+          <w:b/>
+          <w:bCs/>
+          <w:sz w:val="28"/>
+          <w:szCs w:val="28"/>
+        </w:rPr>
+        <w:t>Atrybuty</w:t>
+      </w:r>
+      <w:r>
+        <w:rPr>
+          <w:sz w:val="28"/>
+          <w:szCs w:val="28"/>
+        </w:rPr>
+        <w:t>:</w:t>
+      </w:r>
+    </w:p>
+    <w:p>
+      <w:pPr>
+        <w:spacing w:after="0"/>
+        <w:rPr>
+          <w:sz w:val="28"/>
+          <w:szCs w:val="28"/>
+        </w:rPr>
+      </w:pPr>
+      <w:r>
+        <w:rPr>
+          <w:sz w:val="28"/>
+          <w:szCs w:val="28"/>
+        </w:rPr>
+        <w:t xml:space="preserve">idZgloszenia : int </w:t>
+      </w:r>
+    </w:p>
+    <w:p>
+      <w:pPr>
+        <w:spacing w:after="0"/>
+        <w:rPr>
+          <w:sz w:val="28"/>
+          <w:szCs w:val="28"/>
+        </w:rPr>
+      </w:pPr>
+      <w:r>
+        <w:rPr>
+          <w:sz w:val="28"/>
+          <w:szCs w:val="28"/>
+        </w:rPr>
+        <w:t xml:space="preserve">data : Date </w:t>
+      </w:r>
+    </w:p>
+    <w:p>
+      <w:pPr>
+        <w:spacing w:after="0"/>
+        <w:rPr>
+          <w:sz w:val="28"/>
+          <w:szCs w:val="28"/>
+        </w:rPr>
+      </w:pPr>
+      <w:r>
+        <w:rPr>
+          <w:sz w:val="28"/>
+          <w:szCs w:val="28"/>
+        </w:rPr>
+        <w:t xml:space="preserve">rodzaj : String </w:t>
+      </w:r>
+    </w:p>
+    <w:p>
+      <w:pPr>
+        <w:spacing w:after="0"/>
+        <w:rPr>
+          <w:sz w:val="28"/>
+          <w:szCs w:val="28"/>
+        </w:rPr>
+      </w:pPr>
+      <w:r>
+        <w:rPr>
+          <w:sz w:val="28"/>
+          <w:szCs w:val="28"/>
+        </w:rPr>
+        <w:t xml:space="preserve">stopien : int </w:t>
+      </w:r>
+    </w:p>
+    <w:p>
+      <w:pPr>
+        <w:spacing w:after="0"/>
+        <w:rPr>
+          <w:sz w:val="28"/>
+          <w:szCs w:val="28"/>
+        </w:rPr>
+      </w:pPr>
+      <w:r>
+        <w:rPr>
+          <w:sz w:val="28"/>
+          <w:szCs w:val="28"/>
         </w:rPr>
         <w:t xml:space="preserve">lokalizacja : String </w:t>
       </w:r>
@@ -4856,34 +7146,30 @@
         <w:rPr>
           <w:sz w:val="28"/>
           <w:szCs w:val="28"/>
-          <w:lang w:val="pl-PL"/>
-        </w:rPr>
-      </w:pPr>
-      <w:r>
-        <w:rPr>
-          <w:sz w:val="28"/>
-          <w:szCs w:val="28"/>
-          <w:lang w:val="pl-PL"/>
-        </w:rPr>
-        <w:t xml:space="preserve">czyKamera : Boolean </w:t>
-      </w:r>
-    </w:p>
-    <w:p>
-      <w:pPr>
-        <w:spacing w:after="0"/>
-        <w:rPr>
-          <w:sz w:val="28"/>
-          <w:szCs w:val="28"/>
-          <w:lang w:val="pl-PL"/>
-        </w:rPr>
-      </w:pPr>
-      <w:r>
-        <w:rPr>
-          <w:b/>
-          <w:bCs/>
-          <w:sz w:val="28"/>
-          <w:szCs w:val="28"/>
-          <w:lang w:val="pl-PL"/>
+        </w:rPr>
+      </w:pPr>
+      <w:r>
+        <w:rPr>
+          <w:sz w:val="28"/>
+          <w:szCs w:val="28"/>
+        </w:rPr>
+        <w:t xml:space="preserve">krotkiOpis : String </w:t>
+      </w:r>
+    </w:p>
+    <w:p>
+      <w:pPr>
+        <w:spacing w:after="0"/>
+        <w:rPr>
+          <w:sz w:val="28"/>
+          <w:szCs w:val="28"/>
+        </w:rPr>
+      </w:pPr>
+      <w:r>
+        <w:rPr>
+          <w:b/>
+          <w:bCs/>
+          <w:sz w:val="28"/>
+          <w:szCs w:val="28"/>
         </w:rPr>
         <w:t>Metody</w:t>
       </w:r>
@@ -4891,7 +7177,6 @@
         <w:rPr>
           <w:sz w:val="28"/>
           <w:szCs w:val="28"/>
-          <w:lang w:val="pl-PL"/>
         </w:rPr>
         <w:t>:</w:t>
       </w:r>
@@ -4902,2101 +7187,14 @@
         <w:rPr>
           <w:sz w:val="28"/>
           <w:szCs w:val="28"/>
-          <w:lang w:val="pl-PL"/>
-        </w:rPr>
-      </w:pPr>
-      <w:r>
-        <w:rPr>
-          <w:sz w:val="28"/>
-          <w:szCs w:val="28"/>
-          <w:lang w:val="pl-PL"/>
-        </w:rPr>
-        <w:t xml:space="preserve">zmienStatus() - aktualizuje status bohatera </w:t>
-      </w:r>
-    </w:p>
-    <w:p>
-      <w:pPr>
-        <w:spacing w:after="0"/>
-        <w:rPr>
-          <w:sz w:val="28"/>
-          <w:szCs w:val="28"/>
-          <w:lang w:val="pl-PL"/>
-        </w:rPr>
-      </w:pPr>
-      <w:r>
-        <w:rPr>
-          <w:sz w:val="28"/>
-          <w:szCs w:val="28"/>
-          <w:lang w:val="pl-PL"/>
-        </w:rPr>
-        <w:t>obrazZKamery() - przesyła obraz z kamery bohatera</w:t>
-      </w:r>
-    </w:p>
-    <w:p>
-      <w:pPr>
-        <w:spacing w:after="0"/>
-        <w:rPr>
-          <w:sz w:val="28"/>
-          <w:szCs w:val="28"/>
-          <w:lang w:val="pl-PL"/>
-        </w:rPr>
-      </w:pPr>
-    </w:p>
-    <w:p>
-      <w:pPr>
-        <w:spacing w:after="0"/>
-        <w:rPr>
-          <w:b/>
-          <w:bCs/>
-          <w:sz w:val="28"/>
-          <w:szCs w:val="28"/>
-          <w:lang w:val="pl-PL"/>
-        </w:rPr>
-      </w:pPr>
-      <w:r>
-        <w:rPr>
-          <w:b/>
-          <w:bCs/>
-          <w:sz w:val="28"/>
-          <w:szCs w:val="28"/>
-          <w:lang w:val="pl-PL"/>
-        </w:rPr>
-        <w:t>DronZwiadowczy</w:t>
-      </w:r>
-    </w:p>
-    <w:p>
-      <w:pPr>
-        <w:spacing w:after="0"/>
-        <w:rPr>
-          <w:b/>
-          <w:bCs/>
-          <w:sz w:val="28"/>
-          <w:szCs w:val="28"/>
-          <w:lang w:val="pl-PL"/>
-        </w:rPr>
-      </w:pPr>
-      <w:r>
-        <w:rPr>
-          <w:b/>
-          <w:bCs/>
-          <w:sz w:val="28"/>
-          <w:szCs w:val="28"/>
-          <w:lang w:val="pl-PL"/>
-        </w:rPr>
-        <w:t>Opis:</w:t>
-      </w:r>
-    </w:p>
-    <w:p>
-      <w:pPr>
-        <w:spacing w:after="0"/>
-        <w:rPr>
-          <w:sz w:val="28"/>
-          <w:szCs w:val="28"/>
-          <w:lang w:val="pl-PL"/>
-        </w:rPr>
-      </w:pPr>
-      <w:r>
-        <w:rPr>
-          <w:sz w:val="28"/>
-          <w:szCs w:val="28"/>
-          <w:lang w:val="pl-PL"/>
-        </w:rPr>
-        <w:t>Klasa opisuje id drona, status drona oraz jego lokalizacje.</w:t>
-      </w:r>
-    </w:p>
-    <w:p>
-      <w:pPr>
-        <w:spacing w:after="0"/>
-        <w:rPr>
-          <w:sz w:val="28"/>
-          <w:szCs w:val="28"/>
-          <w:lang w:val="pl-PL"/>
-        </w:rPr>
-      </w:pPr>
-      <w:r>
-        <w:rPr>
-          <w:sz w:val="28"/>
-          <w:szCs w:val="28"/>
-          <w:lang w:val="pl-PL"/>
-        </w:rPr>
-        <w:t>Dron jest wysyłany do Bohatera w razie potrzeby pomocy.</w:t>
-      </w:r>
-    </w:p>
-    <w:p>
-      <w:pPr>
-        <w:spacing w:after="0"/>
-        <w:rPr>
-          <w:sz w:val="28"/>
-          <w:szCs w:val="28"/>
-          <w:lang w:val="pl-PL"/>
-        </w:rPr>
-      </w:pPr>
-      <w:r>
-        <w:rPr>
-          <w:b/>
-          <w:bCs/>
-          <w:sz w:val="28"/>
-          <w:szCs w:val="28"/>
-          <w:lang w:val="pl-PL"/>
-        </w:rPr>
-        <w:t>Atrybuty</w:t>
-      </w:r>
-      <w:r>
-        <w:rPr>
-          <w:sz w:val="28"/>
-          <w:szCs w:val="28"/>
-          <w:lang w:val="pl-PL"/>
-        </w:rPr>
-        <w:t>:</w:t>
-      </w:r>
-    </w:p>
-    <w:p>
-      <w:pPr>
-        <w:spacing w:after="0"/>
-        <w:rPr>
-          <w:sz w:val="28"/>
-          <w:szCs w:val="28"/>
-          <w:lang w:val="pl-PL"/>
-        </w:rPr>
-      </w:pPr>
-      <w:r>
-        <w:rPr>
-          <w:sz w:val="28"/>
-          <w:szCs w:val="28"/>
-          <w:lang w:val="pl-PL"/>
-        </w:rPr>
-        <w:t xml:space="preserve">idDrona : int </w:t>
-      </w:r>
-    </w:p>
-    <w:p>
-      <w:pPr>
-        <w:spacing w:after="0"/>
-        <w:rPr>
-          <w:sz w:val="28"/>
-          <w:szCs w:val="28"/>
-          <w:lang w:val="pl-PL"/>
-        </w:rPr>
-      </w:pPr>
-      <w:r>
-        <w:rPr>
-          <w:sz w:val="28"/>
-          <w:szCs w:val="28"/>
-          <w:lang w:val="pl-PL"/>
-        </w:rPr>
-        <w:t xml:space="preserve">status : String </w:t>
-      </w:r>
-    </w:p>
-    <w:p>
-      <w:pPr>
-        <w:spacing w:after="0"/>
-        <w:rPr>
-          <w:sz w:val="28"/>
-          <w:szCs w:val="28"/>
-          <w:lang w:val="pl-PL"/>
-        </w:rPr>
-      </w:pPr>
-      <w:r>
-        <w:rPr>
-          <w:sz w:val="28"/>
-          <w:szCs w:val="28"/>
-          <w:lang w:val="pl-PL"/>
-        </w:rPr>
-        <w:t xml:space="preserve">lokalizacja : String </w:t>
-      </w:r>
-    </w:p>
-    <w:p>
-      <w:pPr>
-        <w:spacing w:after="0"/>
-        <w:rPr>
-          <w:sz w:val="28"/>
-          <w:szCs w:val="28"/>
-          <w:lang w:val="pl-PL"/>
-        </w:rPr>
-      </w:pPr>
-      <w:r>
-        <w:rPr>
-          <w:b/>
-          <w:bCs/>
-          <w:sz w:val="28"/>
-          <w:szCs w:val="28"/>
-          <w:lang w:val="pl-PL"/>
-        </w:rPr>
-        <w:t>Metody</w:t>
-      </w:r>
-      <w:r>
-        <w:rPr>
-          <w:sz w:val="28"/>
-          <w:szCs w:val="28"/>
-          <w:lang w:val="pl-PL"/>
-        </w:rPr>
-        <w:t>:</w:t>
-      </w:r>
-    </w:p>
-    <w:p>
-      <w:pPr>
-        <w:spacing w:after="0"/>
-        <w:rPr>
-          <w:sz w:val="28"/>
-          <w:szCs w:val="28"/>
-          <w:lang w:val="pl-PL"/>
-        </w:rPr>
-      </w:pPr>
-      <w:r>
-        <w:rPr>
-          <w:sz w:val="28"/>
-          <w:szCs w:val="28"/>
-          <w:lang w:val="pl-PL"/>
-        </w:rPr>
-        <w:t xml:space="preserve">startZwiadu() </w:t>
-      </w:r>
-    </w:p>
-    <w:p>
-      <w:pPr>
-        <w:spacing w:after="0"/>
-        <w:rPr>
-          <w:sz w:val="28"/>
-          <w:szCs w:val="28"/>
-          <w:lang w:val="pl-PL"/>
-        </w:rPr>
-      </w:pPr>
-      <w:r>
-        <w:rPr>
-          <w:sz w:val="28"/>
-          <w:szCs w:val="28"/>
-          <w:lang w:val="pl-PL"/>
-        </w:rPr>
-        <w:t xml:space="preserve">pokazObraz() - wyświetla obraz z kamery </w:t>
-      </w:r>
-    </w:p>
-    <w:p>
-      <w:pPr>
-        <w:spacing w:after="0"/>
-        <w:rPr>
-          <w:sz w:val="28"/>
-          <w:szCs w:val="28"/>
-          <w:lang w:val="pl-PL"/>
-        </w:rPr>
-      </w:pPr>
-      <w:r>
-        <w:rPr>
-          <w:sz w:val="28"/>
-          <w:szCs w:val="28"/>
-          <w:lang w:val="pl-PL"/>
-        </w:rPr>
-        <w:t xml:space="preserve">powrotDoBazy() </w:t>
-      </w:r>
-    </w:p>
-    <w:p>
-      <w:pPr>
-        <w:spacing w:after="0"/>
-        <w:rPr>
-          <w:sz w:val="28"/>
-          <w:szCs w:val="28"/>
-          <w:lang w:val="pl-PL"/>
-        </w:rPr>
-      </w:pPr>
-    </w:p>
-    <w:p>
-      <w:pPr>
-        <w:spacing w:after="0"/>
-        <w:rPr>
-          <w:b/>
-          <w:bCs/>
-          <w:sz w:val="28"/>
-          <w:szCs w:val="28"/>
-          <w:lang w:val="pl-PL"/>
-        </w:rPr>
-      </w:pPr>
-      <w:r>
-        <w:rPr>
-          <w:b/>
-          <w:bCs/>
-          <w:sz w:val="28"/>
-          <w:szCs w:val="28"/>
-          <w:lang w:val="pl-PL"/>
-        </w:rPr>
-        <w:t>DziennikZgloszen</w:t>
-      </w:r>
-    </w:p>
-    <w:p>
-      <w:pPr>
-        <w:spacing w:after="0"/>
-        <w:rPr>
-          <w:b/>
-          <w:bCs/>
-          <w:sz w:val="28"/>
-          <w:szCs w:val="28"/>
-          <w:lang w:val="pl-PL"/>
-        </w:rPr>
-      </w:pPr>
-      <w:r>
-        <w:rPr>
-          <w:b/>
-          <w:bCs/>
-          <w:sz w:val="28"/>
-          <w:szCs w:val="28"/>
-          <w:lang w:val="pl-PL"/>
-        </w:rPr>
-        <w:t>Opis:</w:t>
-      </w:r>
-    </w:p>
-    <w:p>
-      <w:pPr>
-        <w:spacing w:after="0"/>
-        <w:rPr>
-          <w:sz w:val="28"/>
-          <w:szCs w:val="28"/>
-          <w:lang w:val="pl-PL"/>
-        </w:rPr>
-      </w:pPr>
-      <w:r>
-        <w:rPr>
-          <w:sz w:val="28"/>
-          <w:szCs w:val="28"/>
-          <w:lang w:val="pl-PL"/>
-        </w:rPr>
-        <w:t>Przechowuje dane historyczne na temat zakończonych zgłoszeń.</w:t>
-      </w:r>
-    </w:p>
-    <w:p>
-      <w:pPr>
-        <w:spacing w:after="0"/>
-        <w:rPr>
-          <w:sz w:val="28"/>
-          <w:szCs w:val="28"/>
-          <w:lang w:val="pl-PL"/>
-        </w:rPr>
-      </w:pPr>
-      <w:r>
-        <w:rPr>
-          <w:b/>
-          <w:bCs/>
-          <w:sz w:val="28"/>
-          <w:szCs w:val="28"/>
-          <w:lang w:val="pl-PL"/>
-        </w:rPr>
-        <w:t>Atrybuty</w:t>
-      </w:r>
-      <w:r>
-        <w:rPr>
-          <w:sz w:val="28"/>
-          <w:szCs w:val="28"/>
-          <w:lang w:val="pl-PL"/>
-        </w:rPr>
-        <w:t>:</w:t>
-      </w:r>
-    </w:p>
-    <w:p>
-      <w:pPr>
-        <w:spacing w:after="0"/>
-        <w:rPr>
-          <w:sz w:val="28"/>
-          <w:szCs w:val="28"/>
-          <w:lang w:val="pl-PL"/>
-        </w:rPr>
-      </w:pPr>
-      <w:r>
-        <w:rPr>
-          <w:sz w:val="28"/>
-          <w:szCs w:val="28"/>
-          <w:lang w:val="pl-PL"/>
-        </w:rPr>
-        <w:t xml:space="preserve">ileZgloszen : int </w:t>
-      </w:r>
-    </w:p>
-    <w:p>
-      <w:pPr>
-        <w:spacing w:after="0"/>
-        <w:rPr>
-          <w:sz w:val="28"/>
-          <w:szCs w:val="28"/>
-          <w:lang w:val="pl-PL"/>
-        </w:rPr>
-      </w:pPr>
-      <w:r>
-        <w:rPr>
-          <w:sz w:val="28"/>
-          <w:szCs w:val="28"/>
-          <w:lang w:val="pl-PL"/>
-        </w:rPr>
-        <w:t xml:space="preserve">ileSukces : int - liczba zakończonych sukcesem </w:t>
-      </w:r>
-    </w:p>
-    <w:p>
-      <w:pPr>
-        <w:spacing w:after="0"/>
-        <w:rPr>
-          <w:sz w:val="28"/>
-          <w:szCs w:val="28"/>
-          <w:lang w:val="pl-PL"/>
-        </w:rPr>
-      </w:pPr>
-      <w:r>
-        <w:rPr>
-          <w:sz w:val="28"/>
-          <w:szCs w:val="28"/>
-          <w:lang w:val="pl-PL"/>
-        </w:rPr>
-        <w:t>ilePorazka : int - liczba nieudanych</w:t>
-      </w:r>
-    </w:p>
-    <w:p>
-      <w:pPr>
-        <w:spacing w:after="0"/>
-        <w:rPr>
-          <w:b/>
-          <w:bCs/>
-          <w:sz w:val="28"/>
-          <w:szCs w:val="28"/>
-          <w:lang w:val="pl-PL"/>
-        </w:rPr>
-      </w:pPr>
-      <w:r>
-        <w:rPr>
-          <w:b/>
-          <w:bCs/>
-          <w:sz w:val="28"/>
-          <w:szCs w:val="28"/>
-          <w:lang w:val="pl-PL"/>
-        </w:rPr>
-        <w:t>Metody:</w:t>
-      </w:r>
-    </w:p>
-    <w:p>
-      <w:pPr>
-        <w:spacing w:after="0"/>
-        <w:rPr>
-          <w:sz w:val="28"/>
-          <w:szCs w:val="28"/>
-          <w:lang w:val="pl-PL"/>
-        </w:rPr>
-      </w:pPr>
-      <w:r>
-        <w:rPr>
-          <w:sz w:val="28"/>
-          <w:szCs w:val="28"/>
-          <w:lang w:val="pl-PL"/>
-        </w:rPr>
-        <w:t>generujDziennik() – wyświetla wszystkie zakończone zgłoszenia</w:t>
-      </w:r>
-    </w:p>
-    <w:p>
-      <w:pPr>
-        <w:spacing w:after="0"/>
-        <w:rPr>
-          <w:sz w:val="28"/>
-          <w:szCs w:val="28"/>
-          <w:lang w:val="pl-PL"/>
-        </w:rPr>
-      </w:pPr>
-    </w:p>
-    <w:p>
-      <w:pPr>
-        <w:spacing w:after="0"/>
-        <w:rPr>
-          <w:b/>
-          <w:bCs/>
-          <w:sz w:val="28"/>
-          <w:szCs w:val="28"/>
-          <w:lang w:val="pl-PL"/>
-        </w:rPr>
-      </w:pPr>
-      <w:r>
-        <w:rPr>
-          <w:b/>
-          <w:bCs/>
-          <w:sz w:val="28"/>
-          <w:szCs w:val="28"/>
-          <w:lang w:val="pl-PL"/>
-        </w:rPr>
-        <w:t>KatalogMocy</w:t>
-      </w:r>
-    </w:p>
-    <w:p>
-      <w:pPr>
-        <w:spacing w:after="0"/>
-        <w:rPr>
-          <w:b/>
-          <w:bCs/>
-          <w:sz w:val="28"/>
-          <w:szCs w:val="28"/>
-          <w:lang w:val="pl-PL"/>
-        </w:rPr>
-      </w:pPr>
-      <w:r>
-        <w:rPr>
-          <w:b/>
-          <w:bCs/>
-          <w:sz w:val="28"/>
-          <w:szCs w:val="28"/>
-          <w:lang w:val="pl-PL"/>
-        </w:rPr>
-        <w:t>Opis:</w:t>
-      </w:r>
-    </w:p>
-    <w:p>
-      <w:pPr>
-        <w:spacing w:after="0"/>
-        <w:rPr>
-          <w:sz w:val="28"/>
-          <w:szCs w:val="28"/>
-          <w:lang w:val="pl-PL"/>
-        </w:rPr>
-      </w:pPr>
-      <w:r>
-        <w:rPr>
-          <w:sz w:val="28"/>
-          <w:szCs w:val="28"/>
-          <w:lang w:val="pl-PL"/>
-        </w:rPr>
-        <w:t>Klasa zawiera zbiór wszystkich mocy bohaterów oraz ich opisy.</w:t>
-      </w:r>
-    </w:p>
-    <w:p>
-      <w:pPr>
-        <w:spacing w:after="0"/>
-        <w:rPr>
-          <w:sz w:val="28"/>
-          <w:szCs w:val="28"/>
-          <w:lang w:val="pl-PL"/>
-        </w:rPr>
-      </w:pPr>
-      <w:r>
-        <w:rPr>
-          <w:b/>
-          <w:bCs/>
-          <w:sz w:val="28"/>
-          <w:szCs w:val="28"/>
-          <w:lang w:val="pl-PL"/>
-        </w:rPr>
-        <w:t>Atrybuty</w:t>
-      </w:r>
-      <w:r>
-        <w:rPr>
-          <w:sz w:val="28"/>
-          <w:szCs w:val="28"/>
-          <w:lang w:val="pl-PL"/>
-        </w:rPr>
-        <w:t>:</w:t>
-      </w:r>
-    </w:p>
-    <w:p>
-      <w:pPr>
-        <w:spacing w:after="0"/>
-        <w:rPr>
-          <w:sz w:val="28"/>
-          <w:szCs w:val="28"/>
-          <w:lang w:val="pl-PL"/>
-        </w:rPr>
-      </w:pPr>
-      <w:r>
-        <w:rPr>
-          <w:sz w:val="28"/>
-          <w:szCs w:val="28"/>
-          <w:lang w:val="pl-PL"/>
-        </w:rPr>
-        <w:t xml:space="preserve">opisZdolnosci : String </w:t>
-      </w:r>
-    </w:p>
-    <w:p>
-      <w:pPr>
-        <w:spacing w:after="0"/>
-        <w:rPr>
-          <w:sz w:val="28"/>
-          <w:szCs w:val="28"/>
-          <w:lang w:val="pl-PL"/>
-        </w:rPr>
-      </w:pPr>
-      <w:r>
-        <w:rPr>
-          <w:sz w:val="28"/>
-          <w:szCs w:val="28"/>
-          <w:lang w:val="pl-PL"/>
+        </w:rPr>
+      </w:pPr>
+      <w:r>
+        <w:rPr>
+          <w:sz w:val="28"/>
+          <w:szCs w:val="28"/>
         </w:rPr>
         <w:lastRenderedPageBreak/>
-        <w:t xml:space="preserve">liczbaMocy : int </w:t>
-      </w:r>
-    </w:p>
-    <w:p>
-      <w:pPr>
-        <w:spacing w:after="0"/>
-        <w:rPr>
-          <w:b/>
-          <w:bCs/>
-          <w:sz w:val="28"/>
-          <w:szCs w:val="28"/>
-          <w:lang w:val="pl-PL"/>
-        </w:rPr>
-      </w:pPr>
-      <w:r>
-        <w:rPr>
-          <w:b/>
-          <w:bCs/>
-          <w:sz w:val="28"/>
-          <w:szCs w:val="28"/>
-          <w:lang w:val="pl-PL"/>
-        </w:rPr>
-        <w:t>Metody:</w:t>
-      </w:r>
-    </w:p>
-    <w:p>
-      <w:pPr>
-        <w:spacing w:after="0"/>
-        <w:rPr>
-          <w:sz w:val="28"/>
-          <w:szCs w:val="28"/>
-          <w:lang w:val="pl-PL"/>
-        </w:rPr>
-      </w:pPr>
-      <w:r>
-        <w:rPr>
-          <w:sz w:val="28"/>
-          <w:szCs w:val="28"/>
-          <w:lang w:val="pl-PL"/>
-        </w:rPr>
-        <w:t xml:space="preserve">wyszukajMoc() </w:t>
-      </w:r>
-    </w:p>
-    <w:p>
-      <w:pPr>
-        <w:spacing w:after="0"/>
-        <w:rPr>
-          <w:sz w:val="28"/>
-          <w:szCs w:val="28"/>
-          <w:lang w:val="pl-PL"/>
-        </w:rPr>
-      </w:pPr>
-      <w:r>
-        <w:rPr>
-          <w:sz w:val="28"/>
-          <w:szCs w:val="28"/>
-          <w:lang w:val="pl-PL"/>
-        </w:rPr>
-        <w:t>filtrujTyp()</w:t>
-      </w:r>
-    </w:p>
-    <w:p>
-      <w:pPr>
-        <w:spacing w:after="0"/>
-        <w:rPr>
-          <w:b/>
-          <w:bCs/>
-          <w:sz w:val="28"/>
-          <w:szCs w:val="28"/>
-          <w:lang w:val="pl-PL"/>
-        </w:rPr>
-      </w:pPr>
-    </w:p>
-    <w:p>
-      <w:pPr>
-        <w:spacing w:after="0"/>
-        <w:rPr>
-          <w:b/>
-          <w:bCs/>
-          <w:sz w:val="28"/>
-          <w:szCs w:val="28"/>
-          <w:lang w:val="pl-PL"/>
-        </w:rPr>
-      </w:pPr>
-      <w:r>
-        <w:rPr>
-          <w:b/>
-          <w:bCs/>
-          <w:sz w:val="28"/>
-          <w:szCs w:val="28"/>
-          <w:lang w:val="pl-PL"/>
-        </w:rPr>
-        <w:t>Misja</w:t>
-      </w:r>
-    </w:p>
-    <w:p>
-      <w:pPr>
-        <w:spacing w:after="0"/>
-        <w:rPr>
-          <w:b/>
-          <w:bCs/>
-          <w:sz w:val="28"/>
-          <w:szCs w:val="28"/>
-          <w:lang w:val="pl-PL"/>
-        </w:rPr>
-      </w:pPr>
-      <w:r>
-        <w:rPr>
-          <w:b/>
-          <w:bCs/>
-          <w:sz w:val="28"/>
-          <w:szCs w:val="28"/>
-          <w:lang w:val="pl-PL"/>
-        </w:rPr>
-        <w:t xml:space="preserve">Opis: </w:t>
-      </w:r>
-    </w:p>
-    <w:p>
-      <w:pPr>
-        <w:spacing w:after="0"/>
-        <w:rPr>
-          <w:sz w:val="28"/>
-          <w:szCs w:val="28"/>
-          <w:lang w:val="pl-PL"/>
-        </w:rPr>
-      </w:pPr>
-      <w:r>
-        <w:rPr>
-          <w:sz w:val="28"/>
-          <w:szCs w:val="28"/>
-          <w:lang w:val="pl-PL"/>
-        </w:rPr>
-        <w:t>Jest tworzona na podstawie danego zgłoszenia.</w:t>
-      </w:r>
-    </w:p>
-    <w:p>
-      <w:pPr>
-        <w:spacing w:after="0"/>
-        <w:rPr>
-          <w:b/>
-          <w:bCs/>
-          <w:sz w:val="28"/>
-          <w:szCs w:val="28"/>
-          <w:lang w:val="pl-PL"/>
-        </w:rPr>
-      </w:pPr>
-      <w:r>
-        <w:rPr>
-          <w:b/>
-          <w:bCs/>
-          <w:sz w:val="28"/>
-          <w:szCs w:val="28"/>
-          <w:lang w:val="pl-PL"/>
-        </w:rPr>
-        <w:t>Atrybuty:</w:t>
-      </w:r>
-    </w:p>
-    <w:p>
-      <w:pPr>
-        <w:spacing w:after="0"/>
-        <w:rPr>
-          <w:sz w:val="28"/>
-          <w:szCs w:val="28"/>
-          <w:lang w:val="pl-PL"/>
-        </w:rPr>
-      </w:pPr>
-      <w:r>
-        <w:rPr>
-          <w:sz w:val="28"/>
-          <w:szCs w:val="28"/>
-          <w:lang w:val="pl-PL"/>
-        </w:rPr>
-        <w:t xml:space="preserve">idMisji : int </w:t>
-      </w:r>
-    </w:p>
-    <w:p>
-      <w:pPr>
-        <w:spacing w:after="0"/>
-        <w:rPr>
-          <w:sz w:val="28"/>
-          <w:szCs w:val="28"/>
-          <w:lang w:val="pl-PL"/>
-        </w:rPr>
-      </w:pPr>
-      <w:r>
-        <w:rPr>
-          <w:sz w:val="28"/>
-          <w:szCs w:val="28"/>
-          <w:lang w:val="pl-PL"/>
-        </w:rPr>
-        <w:t xml:space="preserve">status : String </w:t>
-      </w:r>
-    </w:p>
-    <w:p>
-      <w:pPr>
-        <w:spacing w:after="0"/>
-        <w:rPr>
-          <w:sz w:val="28"/>
-          <w:szCs w:val="28"/>
-          <w:lang w:val="pl-PL"/>
-        </w:rPr>
-      </w:pPr>
-      <w:r>
-        <w:rPr>
-          <w:sz w:val="28"/>
-          <w:szCs w:val="28"/>
-          <w:lang w:val="pl-PL"/>
-        </w:rPr>
-        <w:t xml:space="preserve">dataRozpoczecia : Date </w:t>
-      </w:r>
-    </w:p>
-    <w:p>
-      <w:pPr>
-        <w:spacing w:after="0"/>
-        <w:rPr>
-          <w:sz w:val="28"/>
-          <w:szCs w:val="28"/>
-          <w:lang w:val="pl-PL"/>
-        </w:rPr>
-      </w:pPr>
-      <w:r>
-        <w:rPr>
-          <w:sz w:val="28"/>
-          <w:szCs w:val="28"/>
-          <w:lang w:val="pl-PL"/>
-        </w:rPr>
-        <w:t xml:space="preserve">dataZakonczenia : Date </w:t>
-      </w:r>
-    </w:p>
-    <w:p>
-      <w:pPr>
-        <w:spacing w:after="0"/>
-        <w:rPr>
-          <w:b/>
-          <w:bCs/>
-          <w:sz w:val="28"/>
-          <w:szCs w:val="28"/>
-          <w:lang w:val="pl-PL"/>
-        </w:rPr>
-      </w:pPr>
-      <w:r>
-        <w:rPr>
-          <w:b/>
-          <w:bCs/>
-          <w:sz w:val="28"/>
-          <w:szCs w:val="28"/>
-          <w:lang w:val="pl-PL"/>
-        </w:rPr>
-        <w:t>Metody:</w:t>
-      </w:r>
-    </w:p>
-    <w:p>
-      <w:pPr>
-        <w:spacing w:after="0"/>
-        <w:rPr>
-          <w:sz w:val="28"/>
-          <w:szCs w:val="28"/>
-          <w:lang w:val="pl-PL"/>
-        </w:rPr>
-      </w:pPr>
-      <w:r>
-        <w:rPr>
-          <w:sz w:val="28"/>
-          <w:szCs w:val="28"/>
-          <w:lang w:val="pl-PL"/>
-        </w:rPr>
-        <w:t xml:space="preserve">startMisji() </w:t>
-      </w:r>
-    </w:p>
-    <w:p>
-      <w:pPr>
-        <w:spacing w:after="0"/>
-        <w:rPr>
-          <w:sz w:val="28"/>
-          <w:szCs w:val="28"/>
-          <w:lang w:val="pl-PL"/>
-        </w:rPr>
-      </w:pPr>
-      <w:r>
-        <w:rPr>
-          <w:sz w:val="28"/>
-          <w:szCs w:val="28"/>
-          <w:lang w:val="pl-PL"/>
-        </w:rPr>
-        <w:t>koniecMisji()</w:t>
-      </w:r>
-    </w:p>
-    <w:p>
-      <w:pPr>
-        <w:spacing w:after="0"/>
-        <w:rPr>
-          <w:sz w:val="28"/>
-          <w:szCs w:val="28"/>
-          <w:lang w:val="pl-PL"/>
-        </w:rPr>
-      </w:pPr>
-    </w:p>
-    <w:p>
-      <w:pPr>
-        <w:spacing w:after="0"/>
-        <w:rPr>
-          <w:b/>
-          <w:bCs/>
-          <w:sz w:val="28"/>
-          <w:szCs w:val="28"/>
-          <w:lang w:val="pl-PL"/>
-        </w:rPr>
-      </w:pPr>
-      <w:r>
-        <w:rPr>
-          <w:b/>
-          <w:bCs/>
-          <w:sz w:val="28"/>
-          <w:szCs w:val="28"/>
-          <w:lang w:val="pl-PL"/>
-        </w:rPr>
-        <w:t>Moc</w:t>
-      </w:r>
-    </w:p>
-    <w:p>
-      <w:pPr>
-        <w:spacing w:after="0"/>
-        <w:rPr>
-          <w:sz w:val="28"/>
-          <w:szCs w:val="28"/>
-          <w:lang w:val="pl-PL"/>
-        </w:rPr>
-      </w:pPr>
-      <w:r>
-        <w:rPr>
-          <w:b/>
-          <w:bCs/>
-          <w:sz w:val="28"/>
-          <w:szCs w:val="28"/>
-          <w:lang w:val="pl-PL"/>
-        </w:rPr>
-        <w:t>Opis</w:t>
-      </w:r>
-      <w:r>
-        <w:rPr>
-          <w:sz w:val="28"/>
-          <w:szCs w:val="28"/>
-          <w:lang w:val="pl-PL"/>
-        </w:rPr>
-        <w:t xml:space="preserve">: </w:t>
-      </w:r>
-    </w:p>
-    <w:p>
-      <w:pPr>
-        <w:spacing w:after="0"/>
-        <w:rPr>
-          <w:sz w:val="28"/>
-          <w:szCs w:val="28"/>
-          <w:lang w:val="pl-PL"/>
-        </w:rPr>
-      </w:pPr>
-      <w:r>
-        <w:rPr>
-          <w:sz w:val="28"/>
-          <w:szCs w:val="28"/>
-          <w:lang w:val="pl-PL"/>
-        </w:rPr>
-        <w:t>Pojedyncza zdolność bohatera.</w:t>
-      </w:r>
-    </w:p>
-    <w:p>
-      <w:pPr>
-        <w:spacing w:after="0"/>
-        <w:rPr>
-          <w:sz w:val="28"/>
-          <w:szCs w:val="28"/>
-          <w:lang w:val="pl-PL"/>
-        </w:rPr>
-      </w:pPr>
-      <w:r>
-        <w:rPr>
-          <w:b/>
-          <w:bCs/>
-          <w:sz w:val="28"/>
-          <w:szCs w:val="28"/>
-          <w:lang w:val="pl-PL"/>
-        </w:rPr>
-        <w:t>Atrybuty</w:t>
-      </w:r>
-      <w:r>
-        <w:rPr>
-          <w:sz w:val="28"/>
-          <w:szCs w:val="28"/>
-          <w:lang w:val="pl-PL"/>
-        </w:rPr>
-        <w:t>:</w:t>
-      </w:r>
-    </w:p>
-    <w:p>
-      <w:pPr>
-        <w:spacing w:after="0"/>
-        <w:rPr>
-          <w:sz w:val="28"/>
-          <w:szCs w:val="28"/>
-          <w:lang w:val="pl-PL"/>
-        </w:rPr>
-      </w:pPr>
-      <w:r>
-        <w:rPr>
-          <w:sz w:val="28"/>
-          <w:szCs w:val="28"/>
-          <w:lang w:val="pl-PL"/>
-        </w:rPr>
-        <w:t xml:space="preserve">idMocy : int </w:t>
-      </w:r>
-    </w:p>
-    <w:p>
-      <w:pPr>
-        <w:spacing w:after="0"/>
-        <w:rPr>
-          <w:sz w:val="28"/>
-          <w:szCs w:val="28"/>
-          <w:lang w:val="pl-PL"/>
-        </w:rPr>
-      </w:pPr>
-      <w:r>
-        <w:rPr>
-          <w:sz w:val="28"/>
-          <w:szCs w:val="28"/>
-          <w:lang w:val="pl-PL"/>
-        </w:rPr>
-        <w:t xml:space="preserve">nazwa : String </w:t>
-      </w:r>
-    </w:p>
-    <w:p>
-      <w:pPr>
-        <w:spacing w:after="0"/>
-        <w:rPr>
-          <w:sz w:val="28"/>
-          <w:szCs w:val="28"/>
-          <w:lang w:val="pl-PL"/>
-        </w:rPr>
-      </w:pPr>
-      <w:r>
-        <w:rPr>
-          <w:sz w:val="28"/>
-          <w:szCs w:val="28"/>
-          <w:lang w:val="pl-PL"/>
-        </w:rPr>
-        <w:t xml:space="preserve">typ : String - typ (np. fizyczna, psychiczna) </w:t>
-      </w:r>
-    </w:p>
-    <w:p>
-      <w:pPr>
-        <w:spacing w:after="0"/>
-        <w:rPr>
-          <w:sz w:val="28"/>
-          <w:szCs w:val="28"/>
-          <w:lang w:val="pl-PL"/>
-        </w:rPr>
-      </w:pPr>
-      <w:r>
-        <w:rPr>
-          <w:sz w:val="28"/>
-          <w:szCs w:val="28"/>
-          <w:lang w:val="pl-PL"/>
-        </w:rPr>
-        <w:t xml:space="preserve">zasieg : String - zasięg działania </w:t>
-      </w:r>
-    </w:p>
-    <w:p>
-      <w:pPr>
-        <w:spacing w:after="0"/>
-        <w:rPr>
-          <w:sz w:val="28"/>
-          <w:szCs w:val="28"/>
-          <w:lang w:val="pl-PL"/>
-        </w:rPr>
-      </w:pPr>
-      <w:r>
-        <w:rPr>
-          <w:sz w:val="28"/>
-          <w:szCs w:val="28"/>
-          <w:lang w:val="pl-PL"/>
-        </w:rPr>
-        <w:t xml:space="preserve">ograniczenia : String </w:t>
-      </w:r>
-    </w:p>
-    <w:p>
-      <w:pPr>
-        <w:spacing w:after="0"/>
-        <w:rPr>
-          <w:sz w:val="28"/>
-          <w:szCs w:val="28"/>
-          <w:lang w:val="pl-PL"/>
-        </w:rPr>
-      </w:pPr>
-      <w:r>
-        <w:rPr>
-          <w:sz w:val="28"/>
-          <w:szCs w:val="28"/>
-          <w:lang w:val="pl-PL"/>
-        </w:rPr>
-        <w:t>Metody: brak zdefiniowanych</w:t>
-      </w:r>
-      <w:r>
-        <w:rPr>
-          <w:sz w:val="28"/>
-          <w:szCs w:val="28"/>
-          <w:lang w:val="pl-PL"/>
-        </w:rPr>
-        <w:br/>
-      </w:r>
-    </w:p>
-    <w:p>
-      <w:pPr>
-        <w:spacing w:after="0"/>
-        <w:rPr>
-          <w:b/>
-          <w:bCs/>
-          <w:sz w:val="28"/>
-          <w:szCs w:val="28"/>
-          <w:lang w:val="pl-PL"/>
-        </w:rPr>
-      </w:pPr>
-      <w:r>
-        <w:rPr>
-          <w:b/>
-          <w:bCs/>
-          <w:sz w:val="28"/>
-          <w:szCs w:val="28"/>
-          <w:lang w:val="pl-PL"/>
-        </w:rPr>
-        <w:t>Operator</w:t>
-      </w:r>
-    </w:p>
-    <w:p>
-      <w:pPr>
-        <w:spacing w:after="0"/>
-        <w:rPr>
-          <w:sz w:val="28"/>
-          <w:szCs w:val="28"/>
-          <w:lang w:val="pl-PL"/>
-        </w:rPr>
-      </w:pPr>
-      <w:r>
-        <w:rPr>
-          <w:b/>
-          <w:bCs/>
-          <w:sz w:val="28"/>
-          <w:szCs w:val="28"/>
-          <w:lang w:val="pl-PL"/>
-        </w:rPr>
-        <w:t>Opis</w:t>
-      </w:r>
-      <w:r>
-        <w:rPr>
-          <w:sz w:val="28"/>
-          <w:szCs w:val="28"/>
-          <w:lang w:val="pl-PL"/>
-        </w:rPr>
-        <w:t xml:space="preserve">: </w:t>
-      </w:r>
-    </w:p>
-    <w:p>
-      <w:pPr>
-        <w:spacing w:after="0"/>
-        <w:rPr>
-          <w:sz w:val="28"/>
-          <w:szCs w:val="28"/>
-          <w:lang w:val="pl-PL"/>
-        </w:rPr>
-      </w:pPr>
-      <w:r>
-        <w:rPr>
-          <w:sz w:val="28"/>
-          <w:szCs w:val="28"/>
-          <w:lang w:val="pl-PL"/>
-        </w:rPr>
-        <w:t>Główny użytkownik systemu zarządzający bohaterami, zgłoszeniami i misjami.</w:t>
-      </w:r>
-    </w:p>
-    <w:p>
-      <w:pPr>
-        <w:spacing w:after="0"/>
-        <w:rPr>
-          <w:sz w:val="28"/>
-          <w:szCs w:val="28"/>
-          <w:lang w:val="pl-PL"/>
-        </w:rPr>
-      </w:pPr>
-      <w:r>
-        <w:rPr>
-          <w:b/>
-          <w:bCs/>
-          <w:sz w:val="28"/>
-          <w:szCs w:val="28"/>
-          <w:lang w:val="pl-PL"/>
-        </w:rPr>
-        <w:t>Atrybuty</w:t>
-      </w:r>
-      <w:r>
-        <w:rPr>
-          <w:sz w:val="28"/>
-          <w:szCs w:val="28"/>
-          <w:lang w:val="pl-PL"/>
-        </w:rPr>
-        <w:t>:</w:t>
-      </w:r>
-    </w:p>
-    <w:p>
-      <w:pPr>
-        <w:spacing w:after="0"/>
-        <w:rPr>
-          <w:sz w:val="28"/>
-          <w:szCs w:val="28"/>
-          <w:lang w:val="pl-PL"/>
-        </w:rPr>
-      </w:pPr>
-      <w:r>
-        <w:rPr>
-          <w:sz w:val="28"/>
-          <w:szCs w:val="28"/>
-          <w:lang w:val="pl-PL"/>
-        </w:rPr>
-        <w:t xml:space="preserve">idOperatora : int  </w:t>
-      </w:r>
-    </w:p>
-    <w:p>
-      <w:pPr>
-        <w:spacing w:after="0"/>
-        <w:rPr>
-          <w:sz w:val="28"/>
-          <w:szCs w:val="28"/>
-          <w:lang w:val="pl-PL"/>
-        </w:rPr>
-      </w:pPr>
-      <w:r>
-        <w:rPr>
-          <w:sz w:val="28"/>
-          <w:szCs w:val="28"/>
-          <w:lang w:val="pl-PL"/>
-        </w:rPr>
-        <w:t xml:space="preserve">imie : String </w:t>
-      </w:r>
-    </w:p>
-    <w:p>
-      <w:pPr>
-        <w:spacing w:after="0"/>
-        <w:rPr>
-          <w:sz w:val="28"/>
-          <w:szCs w:val="28"/>
-          <w:lang w:val="pl-PL"/>
-        </w:rPr>
-      </w:pPr>
-      <w:r>
-        <w:rPr>
-          <w:sz w:val="28"/>
-          <w:szCs w:val="28"/>
-          <w:lang w:val="pl-PL"/>
-        </w:rPr>
-        <w:t xml:space="preserve">nazwisko : String </w:t>
-      </w:r>
-    </w:p>
-    <w:p>
-      <w:pPr>
-        <w:spacing w:after="0"/>
-        <w:rPr>
-          <w:sz w:val="28"/>
-          <w:szCs w:val="28"/>
-          <w:lang w:val="pl-PL"/>
-        </w:rPr>
-      </w:pPr>
-      <w:r>
-        <w:rPr>
-          <w:b/>
-          <w:bCs/>
-          <w:sz w:val="28"/>
-          <w:szCs w:val="28"/>
-          <w:lang w:val="pl-PL"/>
-        </w:rPr>
-        <w:t>Metody</w:t>
-      </w:r>
-      <w:r>
-        <w:rPr>
-          <w:sz w:val="28"/>
-          <w:szCs w:val="28"/>
-          <w:lang w:val="pl-PL"/>
-        </w:rPr>
-        <w:t>:</w:t>
-      </w:r>
-    </w:p>
-    <w:p>
-      <w:pPr>
-        <w:spacing w:after="0"/>
-        <w:rPr>
-          <w:sz w:val="28"/>
-          <w:szCs w:val="28"/>
-          <w:lang w:val="pl-PL"/>
-        </w:rPr>
-      </w:pPr>
-      <w:r>
-        <w:rPr>
-          <w:sz w:val="28"/>
-          <w:szCs w:val="28"/>
-          <w:lang w:val="pl-PL"/>
-        </w:rPr>
-        <w:t xml:space="preserve">przydzielanieMisji() </w:t>
-      </w:r>
-    </w:p>
-    <w:p>
-      <w:pPr>
-        <w:spacing w:after="0"/>
-        <w:rPr>
-          <w:sz w:val="28"/>
-          <w:szCs w:val="28"/>
-          <w:lang w:val="pl-PL"/>
-        </w:rPr>
-      </w:pPr>
-      <w:r>
-        <w:rPr>
-          <w:sz w:val="28"/>
-          <w:szCs w:val="28"/>
-          <w:lang w:val="pl-PL"/>
-        </w:rPr>
-        <w:t xml:space="preserve">tworzenieZespolu() </w:t>
-      </w:r>
-    </w:p>
-    <w:p>
-      <w:pPr>
-        <w:spacing w:after="0"/>
-        <w:rPr>
-          <w:sz w:val="28"/>
-          <w:szCs w:val="28"/>
-          <w:lang w:val="pl-PL"/>
-        </w:rPr>
-      </w:pPr>
-      <w:r>
-        <w:rPr>
-          <w:sz w:val="28"/>
-          <w:szCs w:val="28"/>
-          <w:lang w:val="pl-PL"/>
-        </w:rPr>
-        <w:t xml:space="preserve">wyslanieDrona() </w:t>
-      </w:r>
-    </w:p>
-    <w:p>
-      <w:pPr>
-        <w:spacing w:after="0"/>
-        <w:rPr>
-          <w:sz w:val="28"/>
-          <w:szCs w:val="28"/>
-          <w:lang w:val="pl-PL"/>
-        </w:rPr>
-      </w:pPr>
-      <w:r>
-        <w:rPr>
-          <w:sz w:val="28"/>
-          <w:szCs w:val="28"/>
-          <w:lang w:val="pl-PL"/>
-        </w:rPr>
-        <w:lastRenderedPageBreak/>
-        <w:t xml:space="preserve">wyslanieKomunikatu() </w:t>
-      </w:r>
-    </w:p>
-    <w:p>
-      <w:pPr>
-        <w:spacing w:after="0"/>
-        <w:rPr>
-          <w:sz w:val="28"/>
-          <w:szCs w:val="28"/>
-          <w:lang w:val="pl-PL"/>
-        </w:rPr>
-      </w:pPr>
-      <w:r>
-        <w:rPr>
-          <w:sz w:val="28"/>
-          <w:szCs w:val="28"/>
-          <w:lang w:val="pl-PL"/>
-        </w:rPr>
-        <w:t xml:space="preserve">przyjmijZgloszenie() </w:t>
-      </w:r>
-    </w:p>
-    <w:p>
-      <w:pPr>
-        <w:spacing w:after="0"/>
-        <w:rPr>
-          <w:sz w:val="28"/>
-          <w:szCs w:val="28"/>
-          <w:lang w:val="pl-PL"/>
-        </w:rPr>
-      </w:pPr>
-      <w:r>
-        <w:rPr>
-          <w:sz w:val="28"/>
-          <w:szCs w:val="28"/>
-          <w:lang w:val="pl-PL"/>
-        </w:rPr>
-        <w:t xml:space="preserve">zamknijZgloszenie() </w:t>
-      </w:r>
-    </w:p>
-    <w:p>
-      <w:pPr>
-        <w:spacing w:after="0"/>
-        <w:rPr>
-          <w:sz w:val="28"/>
-          <w:szCs w:val="28"/>
-          <w:lang w:val="pl-PL"/>
-        </w:rPr>
-      </w:pPr>
-    </w:p>
-    <w:p>
-      <w:pPr>
-        <w:spacing w:after="0"/>
-        <w:rPr>
-          <w:b/>
-          <w:bCs/>
-          <w:sz w:val="28"/>
-          <w:szCs w:val="28"/>
-          <w:lang w:val="pl-PL"/>
-        </w:rPr>
-      </w:pPr>
-      <w:r>
-        <w:rPr>
-          <w:b/>
-          <w:bCs/>
-          <w:sz w:val="28"/>
-          <w:szCs w:val="28"/>
-          <w:lang w:val="pl-PL"/>
-        </w:rPr>
-        <w:t>Raport</w:t>
-      </w:r>
-    </w:p>
-    <w:p>
-      <w:pPr>
-        <w:spacing w:after="0"/>
-        <w:rPr>
-          <w:sz w:val="28"/>
-          <w:szCs w:val="28"/>
-          <w:lang w:val="pl-PL"/>
-        </w:rPr>
-      </w:pPr>
-      <w:r>
-        <w:rPr>
-          <w:b/>
-          <w:bCs/>
-          <w:sz w:val="28"/>
-          <w:szCs w:val="28"/>
-          <w:lang w:val="pl-PL"/>
-        </w:rPr>
-        <w:t>Opis</w:t>
-      </w:r>
-      <w:r>
-        <w:rPr>
-          <w:sz w:val="28"/>
-          <w:szCs w:val="28"/>
-          <w:lang w:val="pl-PL"/>
-        </w:rPr>
-        <w:t xml:space="preserve">: </w:t>
-      </w:r>
-    </w:p>
-    <w:p>
-      <w:pPr>
-        <w:spacing w:after="0"/>
-        <w:rPr>
-          <w:sz w:val="28"/>
-          <w:szCs w:val="28"/>
-          <w:lang w:val="pl-PL"/>
-        </w:rPr>
-      </w:pPr>
-      <w:r>
-        <w:rPr>
-          <w:sz w:val="28"/>
-          <w:szCs w:val="28"/>
-          <w:lang w:val="pl-PL"/>
-        </w:rPr>
-        <w:t>Dokument podsumowujący przebieg misji tworzony przez Bohatera będącego na misji.</w:t>
-      </w:r>
-    </w:p>
-    <w:p>
-      <w:pPr>
-        <w:spacing w:after="0"/>
-        <w:rPr>
-          <w:sz w:val="28"/>
-          <w:szCs w:val="28"/>
-          <w:lang w:val="pl-PL"/>
-        </w:rPr>
-      </w:pPr>
-      <w:r>
-        <w:rPr>
-          <w:b/>
-          <w:bCs/>
-          <w:sz w:val="28"/>
-          <w:szCs w:val="28"/>
-          <w:lang w:val="pl-PL"/>
-        </w:rPr>
-        <w:t>Atrybuty</w:t>
-      </w:r>
-      <w:r>
-        <w:rPr>
-          <w:sz w:val="28"/>
-          <w:szCs w:val="28"/>
-          <w:lang w:val="pl-PL"/>
-        </w:rPr>
-        <w:t>:</w:t>
-      </w:r>
-    </w:p>
-    <w:p>
-      <w:pPr>
-        <w:spacing w:after="0"/>
-        <w:rPr>
-          <w:sz w:val="28"/>
-          <w:szCs w:val="28"/>
-          <w:lang w:val="pl-PL"/>
-        </w:rPr>
-      </w:pPr>
-      <w:r>
-        <w:rPr>
-          <w:sz w:val="28"/>
-          <w:szCs w:val="28"/>
-          <w:lang w:val="pl-PL"/>
-        </w:rPr>
-        <w:t xml:space="preserve">idRaportu : int </w:t>
-      </w:r>
-    </w:p>
-    <w:p>
-      <w:pPr>
-        <w:spacing w:after="0"/>
-        <w:rPr>
-          <w:sz w:val="28"/>
-          <w:szCs w:val="28"/>
-          <w:lang w:val="pl-PL"/>
-        </w:rPr>
-      </w:pPr>
-      <w:r>
-        <w:rPr>
-          <w:sz w:val="28"/>
-          <w:szCs w:val="28"/>
-          <w:lang w:val="pl-PL"/>
-        </w:rPr>
-        <w:t xml:space="preserve">dataRaportu : Date </w:t>
-      </w:r>
-    </w:p>
-    <w:p>
-      <w:pPr>
-        <w:spacing w:after="0"/>
-        <w:rPr>
-          <w:sz w:val="28"/>
-          <w:szCs w:val="28"/>
-          <w:lang w:val="pl-PL"/>
-        </w:rPr>
-      </w:pPr>
-      <w:r>
-        <w:rPr>
-          <w:sz w:val="28"/>
-          <w:szCs w:val="28"/>
-          <w:lang w:val="pl-PL"/>
-        </w:rPr>
-        <w:t xml:space="preserve">tresc : String </w:t>
-      </w:r>
-    </w:p>
-    <w:p>
-      <w:pPr>
-        <w:spacing w:after="0"/>
-        <w:rPr>
-          <w:sz w:val="28"/>
-          <w:szCs w:val="28"/>
-          <w:lang w:val="pl-PL"/>
-        </w:rPr>
-      </w:pPr>
-      <w:r>
-        <w:rPr>
-          <w:b/>
-          <w:bCs/>
-          <w:sz w:val="28"/>
-          <w:szCs w:val="28"/>
-          <w:lang w:val="pl-PL"/>
-        </w:rPr>
-        <w:t>Metody</w:t>
-      </w:r>
-      <w:r>
-        <w:rPr>
-          <w:sz w:val="28"/>
-          <w:szCs w:val="28"/>
-          <w:lang w:val="pl-PL"/>
-        </w:rPr>
-        <w:t>:</w:t>
-      </w:r>
-    </w:p>
-    <w:p>
-      <w:pPr>
-        <w:spacing w:after="0"/>
-        <w:rPr>
-          <w:sz w:val="28"/>
-          <w:szCs w:val="28"/>
-          <w:lang w:val="pl-PL"/>
-        </w:rPr>
-      </w:pPr>
-      <w:r>
-        <w:rPr>
-          <w:sz w:val="28"/>
-          <w:szCs w:val="28"/>
-          <w:lang w:val="pl-PL"/>
-        </w:rPr>
-        <w:t xml:space="preserve">Przeslij() </w:t>
-      </w:r>
-    </w:p>
-    <w:p>
-      <w:pPr>
-        <w:spacing w:after="0"/>
-        <w:rPr>
-          <w:sz w:val="28"/>
-          <w:szCs w:val="28"/>
-          <w:lang w:val="pl-PL"/>
-        </w:rPr>
-      </w:pPr>
-    </w:p>
-    <w:p>
-      <w:pPr>
-        <w:spacing w:after="0"/>
-        <w:rPr>
-          <w:b/>
-          <w:bCs/>
-          <w:sz w:val="28"/>
-          <w:szCs w:val="28"/>
-          <w:lang w:val="pl-PL"/>
-        </w:rPr>
-      </w:pPr>
-      <w:r>
-        <w:rPr>
-          <w:b/>
-          <w:bCs/>
-          <w:sz w:val="28"/>
-          <w:szCs w:val="28"/>
-          <w:lang w:val="pl-PL"/>
-        </w:rPr>
-        <w:t>ZespolOperacyjny</w:t>
-      </w:r>
-    </w:p>
-    <w:p>
-      <w:pPr>
-        <w:spacing w:after="0"/>
-        <w:rPr>
-          <w:sz w:val="28"/>
-          <w:szCs w:val="28"/>
-          <w:lang w:val="pl-PL"/>
-        </w:rPr>
-      </w:pPr>
-      <w:r>
-        <w:rPr>
-          <w:b/>
-          <w:bCs/>
-          <w:sz w:val="28"/>
-          <w:szCs w:val="28"/>
-          <w:lang w:val="pl-PL"/>
-        </w:rPr>
-        <w:t>Opis</w:t>
-      </w:r>
-      <w:r>
-        <w:rPr>
-          <w:sz w:val="28"/>
-          <w:szCs w:val="28"/>
-          <w:lang w:val="pl-PL"/>
-        </w:rPr>
-        <w:t xml:space="preserve">: </w:t>
-      </w:r>
-    </w:p>
-    <w:p>
-      <w:pPr>
-        <w:spacing w:after="0"/>
-        <w:rPr>
-          <w:sz w:val="28"/>
-          <w:szCs w:val="28"/>
-          <w:lang w:val="pl-PL"/>
-        </w:rPr>
-      </w:pPr>
-      <w:r>
-        <w:rPr>
-          <w:sz w:val="28"/>
-          <w:szCs w:val="28"/>
-          <w:lang w:val="pl-PL"/>
-        </w:rPr>
-        <w:t>Grupa bohaterów realizująca wspólnie misję.</w:t>
-      </w:r>
-    </w:p>
-    <w:p>
-      <w:pPr>
-        <w:spacing w:after="0"/>
-        <w:rPr>
-          <w:sz w:val="28"/>
-          <w:szCs w:val="28"/>
-          <w:lang w:val="pl-PL"/>
-        </w:rPr>
-      </w:pPr>
-      <w:r>
-        <w:rPr>
-          <w:b/>
-          <w:bCs/>
-          <w:sz w:val="28"/>
-          <w:szCs w:val="28"/>
-          <w:lang w:val="pl-PL"/>
-        </w:rPr>
-        <w:t>Atrybuty</w:t>
-      </w:r>
-      <w:r>
-        <w:rPr>
-          <w:sz w:val="28"/>
-          <w:szCs w:val="28"/>
-          <w:lang w:val="pl-PL"/>
-        </w:rPr>
-        <w:t>:</w:t>
-      </w:r>
-    </w:p>
-    <w:p>
-      <w:pPr>
-        <w:spacing w:after="0"/>
-        <w:rPr>
-          <w:sz w:val="28"/>
-          <w:szCs w:val="28"/>
-          <w:lang w:val="pl-PL"/>
-        </w:rPr>
-      </w:pPr>
-      <w:r>
-        <w:rPr>
-          <w:sz w:val="28"/>
-          <w:szCs w:val="28"/>
-          <w:lang w:val="pl-PL"/>
-        </w:rPr>
-        <w:t xml:space="preserve">idZespolu : int </w:t>
-      </w:r>
-    </w:p>
-    <w:p>
-      <w:pPr>
-        <w:spacing w:after="0"/>
-        <w:rPr>
-          <w:sz w:val="28"/>
-          <w:szCs w:val="28"/>
-          <w:lang w:val="pl-PL"/>
-        </w:rPr>
-      </w:pPr>
-      <w:r>
-        <w:rPr>
-          <w:sz w:val="28"/>
-          <w:szCs w:val="28"/>
-          <w:lang w:val="pl-PL"/>
-        </w:rPr>
-        <w:t xml:space="preserve">iloscBohaterow : int </w:t>
-      </w:r>
-    </w:p>
-    <w:p>
-      <w:pPr>
-        <w:spacing w:after="0"/>
-        <w:rPr>
-          <w:sz w:val="28"/>
-          <w:szCs w:val="28"/>
-          <w:lang w:val="pl-PL"/>
-        </w:rPr>
-      </w:pPr>
-      <w:r>
-        <w:rPr>
-          <w:sz w:val="28"/>
-          <w:szCs w:val="28"/>
-          <w:lang w:val="pl-PL"/>
-        </w:rPr>
-        <w:t xml:space="preserve">poziomSynergii : float - poziom synergii mocy </w:t>
-      </w:r>
-    </w:p>
-    <w:p>
-      <w:pPr>
-        <w:spacing w:after="0"/>
-        <w:rPr>
-          <w:sz w:val="28"/>
-          <w:szCs w:val="28"/>
-          <w:lang w:val="pl-PL"/>
-        </w:rPr>
-      </w:pPr>
-      <w:r>
-        <w:rPr>
-          <w:b/>
-          <w:bCs/>
-          <w:sz w:val="28"/>
-          <w:szCs w:val="28"/>
-          <w:lang w:val="pl-PL"/>
-        </w:rPr>
-        <w:t>Metody</w:t>
-      </w:r>
-      <w:r>
-        <w:rPr>
-          <w:sz w:val="28"/>
-          <w:szCs w:val="28"/>
-          <w:lang w:val="pl-PL"/>
-        </w:rPr>
-        <w:t>:</w:t>
-      </w:r>
-    </w:p>
-    <w:p>
-      <w:pPr>
-        <w:spacing w:after="0"/>
-        <w:rPr>
-          <w:sz w:val="28"/>
-          <w:szCs w:val="28"/>
-          <w:lang w:val="pl-PL"/>
-        </w:rPr>
-      </w:pPr>
-      <w:r>
-        <w:rPr>
-          <w:sz w:val="28"/>
-          <w:szCs w:val="28"/>
-          <w:lang w:val="pl-PL"/>
-        </w:rPr>
-        <w:t xml:space="preserve">dodajBohatera() </w:t>
-      </w:r>
-    </w:p>
-    <w:p>
-      <w:pPr>
-        <w:spacing w:after="0"/>
-        <w:rPr>
-          <w:sz w:val="28"/>
-          <w:szCs w:val="28"/>
-          <w:lang w:val="pl-PL"/>
-        </w:rPr>
-      </w:pPr>
-      <w:r>
-        <w:rPr>
-          <w:sz w:val="28"/>
-          <w:szCs w:val="28"/>
-          <w:lang w:val="pl-PL"/>
-        </w:rPr>
-        <w:t xml:space="preserve">usunBohatera() </w:t>
-      </w:r>
-    </w:p>
-    <w:p>
-      <w:pPr>
-        <w:spacing w:after="0"/>
-        <w:rPr>
-          <w:sz w:val="28"/>
-          <w:szCs w:val="28"/>
-          <w:lang w:val="pl-PL"/>
-        </w:rPr>
-      </w:pPr>
-    </w:p>
-    <w:p>
-      <w:pPr>
-        <w:spacing w:after="0"/>
-        <w:rPr>
-          <w:b/>
-          <w:bCs/>
-          <w:sz w:val="28"/>
-          <w:szCs w:val="28"/>
-          <w:lang w:val="pl-PL"/>
-        </w:rPr>
-      </w:pPr>
-      <w:r>
-        <w:rPr>
-          <w:b/>
-          <w:bCs/>
-          <w:sz w:val="28"/>
-          <w:szCs w:val="28"/>
-          <w:lang w:val="pl-PL"/>
-        </w:rPr>
-        <w:t>Zgloszenie</w:t>
-      </w:r>
-    </w:p>
-    <w:p>
-      <w:pPr>
-        <w:spacing w:after="0"/>
-        <w:rPr>
-          <w:sz w:val="28"/>
-          <w:szCs w:val="28"/>
-          <w:lang w:val="pl-PL"/>
-        </w:rPr>
-      </w:pPr>
-      <w:r>
-        <w:rPr>
-          <w:b/>
-          <w:bCs/>
-          <w:sz w:val="28"/>
-          <w:szCs w:val="28"/>
-          <w:lang w:val="pl-PL"/>
-        </w:rPr>
-        <w:t>Opis</w:t>
-      </w:r>
-      <w:r>
-        <w:rPr>
-          <w:sz w:val="28"/>
-          <w:szCs w:val="28"/>
-          <w:lang w:val="pl-PL"/>
-        </w:rPr>
-        <w:t>:</w:t>
-      </w:r>
-    </w:p>
-    <w:p>
-      <w:pPr>
-        <w:spacing w:after="0"/>
-        <w:rPr>
-          <w:sz w:val="28"/>
-          <w:szCs w:val="28"/>
-          <w:lang w:val="pl-PL"/>
-        </w:rPr>
-      </w:pPr>
-      <w:r>
-        <w:rPr>
-          <w:sz w:val="28"/>
-          <w:szCs w:val="28"/>
-          <w:lang w:val="pl-PL"/>
-        </w:rPr>
-        <w:t>Zgłoszenie przyjmowane przez Operatora, zwiera informacje gdzie występuje zagrożenie i określa jej typ, stopień oraz przypisywany jest krótki opis zdarzenia.</w:t>
-      </w:r>
-    </w:p>
-    <w:p>
-      <w:pPr>
-        <w:spacing w:after="0"/>
-        <w:rPr>
-          <w:sz w:val="28"/>
-          <w:szCs w:val="28"/>
-          <w:lang w:val="pl-PL"/>
-        </w:rPr>
-      </w:pPr>
-      <w:r>
-        <w:rPr>
-          <w:b/>
-          <w:bCs/>
-          <w:sz w:val="28"/>
-          <w:szCs w:val="28"/>
-          <w:lang w:val="pl-PL"/>
-        </w:rPr>
-        <w:t>Atrybuty</w:t>
-      </w:r>
-      <w:r>
-        <w:rPr>
-          <w:sz w:val="28"/>
-          <w:szCs w:val="28"/>
-          <w:lang w:val="pl-PL"/>
-        </w:rPr>
-        <w:t>:</w:t>
-      </w:r>
-    </w:p>
-    <w:p>
-      <w:pPr>
-        <w:spacing w:after="0"/>
-        <w:rPr>
-          <w:sz w:val="28"/>
-          <w:szCs w:val="28"/>
-          <w:lang w:val="pl-PL"/>
-        </w:rPr>
-      </w:pPr>
-      <w:r>
-        <w:rPr>
-          <w:sz w:val="28"/>
-          <w:szCs w:val="28"/>
-          <w:lang w:val="pl-PL"/>
-        </w:rPr>
-        <w:t xml:space="preserve">idZgloszenia : int </w:t>
-      </w:r>
-    </w:p>
-    <w:p>
-      <w:pPr>
-        <w:spacing w:after="0"/>
-        <w:rPr>
-          <w:sz w:val="28"/>
-          <w:szCs w:val="28"/>
-          <w:lang w:val="pl-PL"/>
-        </w:rPr>
-      </w:pPr>
-      <w:r>
-        <w:rPr>
-          <w:sz w:val="28"/>
-          <w:szCs w:val="28"/>
-          <w:lang w:val="pl-PL"/>
-        </w:rPr>
-        <w:t xml:space="preserve">data : Date </w:t>
-      </w:r>
-    </w:p>
-    <w:p>
-      <w:pPr>
-        <w:spacing w:after="0"/>
-        <w:rPr>
-          <w:sz w:val="28"/>
-          <w:szCs w:val="28"/>
-          <w:lang w:val="pl-PL"/>
-        </w:rPr>
-      </w:pPr>
-      <w:r>
-        <w:rPr>
-          <w:sz w:val="28"/>
-          <w:szCs w:val="28"/>
-          <w:lang w:val="pl-PL"/>
-        </w:rPr>
-        <w:t xml:space="preserve">rodzaj : String </w:t>
-      </w:r>
-    </w:p>
-    <w:p>
-      <w:pPr>
-        <w:spacing w:after="0"/>
-        <w:rPr>
-          <w:sz w:val="28"/>
-          <w:szCs w:val="28"/>
-          <w:lang w:val="pl-PL"/>
-        </w:rPr>
-      </w:pPr>
-      <w:r>
-        <w:rPr>
-          <w:sz w:val="28"/>
-          <w:szCs w:val="28"/>
-          <w:lang w:val="pl-PL"/>
-        </w:rPr>
-        <w:t xml:space="preserve">stopien : int </w:t>
-      </w:r>
-    </w:p>
-    <w:p>
-      <w:pPr>
-        <w:spacing w:after="0"/>
-        <w:rPr>
-          <w:sz w:val="28"/>
-          <w:szCs w:val="28"/>
-          <w:lang w:val="pl-PL"/>
-        </w:rPr>
-      </w:pPr>
-      <w:r>
-        <w:rPr>
-          <w:sz w:val="28"/>
-          <w:szCs w:val="28"/>
-          <w:lang w:val="pl-PL"/>
-        </w:rPr>
-        <w:t xml:space="preserve">lokalizacja : String </w:t>
-      </w:r>
-    </w:p>
-    <w:p>
-      <w:pPr>
-        <w:spacing w:after="0"/>
-        <w:rPr>
-          <w:sz w:val="28"/>
-          <w:szCs w:val="28"/>
-          <w:lang w:val="pl-PL"/>
-        </w:rPr>
-      </w:pPr>
-      <w:r>
-        <w:rPr>
-          <w:sz w:val="28"/>
-          <w:szCs w:val="28"/>
-          <w:lang w:val="pl-PL"/>
-        </w:rPr>
-        <w:t xml:space="preserve">krotkiOpis : String </w:t>
-      </w:r>
-    </w:p>
-    <w:p>
-      <w:pPr>
-        <w:spacing w:after="0"/>
-        <w:rPr>
-          <w:sz w:val="28"/>
-          <w:szCs w:val="28"/>
-          <w:lang w:val="pl-PL"/>
-        </w:rPr>
-      </w:pPr>
-      <w:r>
-        <w:rPr>
-          <w:b/>
-          <w:bCs/>
-          <w:sz w:val="28"/>
-          <w:szCs w:val="28"/>
-          <w:lang w:val="pl-PL"/>
-        </w:rPr>
-        <w:t>Metody</w:t>
-      </w:r>
-      <w:r>
-        <w:rPr>
-          <w:sz w:val="28"/>
-          <w:szCs w:val="28"/>
-          <w:lang w:val="pl-PL"/>
-        </w:rPr>
-        <w:t>:</w:t>
-      </w:r>
-    </w:p>
-    <w:p>
-      <w:pPr>
-        <w:spacing w:after="0"/>
-        <w:rPr>
-          <w:sz w:val="28"/>
-          <w:szCs w:val="28"/>
-          <w:lang w:val="pl-PL"/>
-        </w:rPr>
-      </w:pPr>
-      <w:r>
-        <w:rPr>
-          <w:sz w:val="28"/>
-          <w:szCs w:val="28"/>
-          <w:lang w:val="pl-PL"/>
-        </w:rPr>
         <w:t>algorytmPrzydzielania() - dobiera odpowiednich bohaterów do zgłoszenia</w:t>
       </w:r>
     </w:p>
@@ -7006,7 +7204,6 @@
         <w:rPr>
           <w:sz w:val="28"/>
           <w:szCs w:val="28"/>
-          <w:lang w:val="pl-PL"/>
         </w:rPr>
       </w:pPr>
     </w:p>
@@ -7019,16 +7216,14 @@
           <w:bCs/>
           <w:sz w:val="28"/>
           <w:szCs w:val="28"/>
-          <w:lang w:val="pl-PL"/>
-        </w:rPr>
-      </w:pPr>
-      <w:r>
-        <w:rPr>
-          <w:b/>
-          <w:bCs/>
-          <w:sz w:val="28"/>
-          <w:szCs w:val="28"/>
-          <w:lang w:val="pl-PL"/>
+        </w:rPr>
+      </w:pPr>
+      <w:r>
+        <w:rPr>
+          <w:b/>
+          <w:bCs/>
+          <w:sz w:val="28"/>
+          <w:szCs w:val="28"/>
         </w:rPr>
         <w:t>5.3. Diagramy stanów wraz z opisem tekstowym występującym na nich elementów</w:t>
       </w:r>
@@ -7041,16 +7236,14 @@
           <w:bCs/>
           <w:sz w:val="28"/>
           <w:szCs w:val="28"/>
-          <w:lang w:val="pl-PL"/>
-        </w:rPr>
-      </w:pPr>
-      <w:r>
-        <w:rPr>
-          <w:b/>
-          <w:bCs/>
-          <w:sz w:val="28"/>
-          <w:szCs w:val="28"/>
-          <w:lang w:val="pl-PL"/>
+        </w:rPr>
+      </w:pPr>
+      <w:r>
+        <w:rPr>
+          <w:b/>
+          <w:bCs/>
+          <w:sz w:val="28"/>
+          <w:szCs w:val="28"/>
         </w:rPr>
         <w:t>Klasa Operator</w:t>
       </w:r>
@@ -7063,17 +7256,14 @@
           <w:bCs/>
           <w:sz w:val="28"/>
           <w:szCs w:val="28"/>
-          <w:lang w:val="pl-PL"/>
-        </w:rPr>
-      </w:pPr>
-      <w:r>
-        <w:rPr>
-          <w:b/>
-          <w:bCs/>
-          <w:noProof/>
-          <w:sz w:val="28"/>
-          <w:szCs w:val="28"/>
-          <w:lang w:val="pl-PL"/>
+        </w:rPr>
+      </w:pPr>
+      <w:r>
+        <w:rPr>
+          <w:b/>
+          <w:bCs/>
+          <w:sz w:val="28"/>
+          <w:szCs w:val="28"/>
         </w:rPr>
         <w:drawing>
           <wp:inline distT="0" distB="0" distL="0" distR="0" wp14:anchorId="3CA03916" wp14:editId="10E4F75D">
@@ -7118,14 +7308,12 @@
         <w:rPr>
           <w:sz w:val="28"/>
           <w:szCs w:val="28"/>
-          <w:lang w:val="pl-PL"/>
-        </w:rPr>
-      </w:pPr>
-      <w:r>
-        <w:rPr>
-          <w:sz w:val="28"/>
-          <w:szCs w:val="28"/>
-          <w:lang w:val="pl-PL"/>
+        </w:rPr>
+      </w:pPr>
+      <w:r>
+        <w:rPr>
+          <w:sz w:val="28"/>
+          <w:szCs w:val="28"/>
         </w:rPr>
         <w:t xml:space="preserve">Stan początkowy: Reprezentuje moment rozpoczęcia pracy przez operatora. Monitorowanie: Główny i domyślny stan pracy operatora po zalogowaniu. </w:t>
       </w:r>
@@ -7136,14 +7324,12 @@
         <w:rPr>
           <w:sz w:val="28"/>
           <w:szCs w:val="28"/>
-          <w:lang w:val="pl-PL"/>
-        </w:rPr>
-      </w:pPr>
-      <w:r>
-        <w:rPr>
-          <w:sz w:val="28"/>
-          <w:szCs w:val="28"/>
-          <w:lang w:val="pl-PL"/>
+        </w:rPr>
+      </w:pPr>
+      <w:r>
+        <w:rPr>
+          <w:sz w:val="28"/>
+          <w:szCs w:val="28"/>
         </w:rPr>
         <w:t xml:space="preserve">Analiza zgłoszenia: Stan, w którym operator szczegółowo weryfikuje nowe zagrożenie, analizując jego stopień, rodzaj oraz lokalizację. </w:t>
       </w:r>
@@ -7154,14 +7340,12 @@
         <w:rPr>
           <w:sz w:val="28"/>
           <w:szCs w:val="28"/>
-          <w:lang w:val="pl-PL"/>
-        </w:rPr>
-      </w:pPr>
-      <w:r>
-        <w:rPr>
-          <w:sz w:val="28"/>
-          <w:szCs w:val="28"/>
-          <w:lang w:val="pl-PL"/>
+        </w:rPr>
+      </w:pPr>
+      <w:r>
+        <w:rPr>
+          <w:sz w:val="28"/>
+          <w:szCs w:val="28"/>
         </w:rPr>
         <w:t>Tworzenie zespołu: Operator dobiera bohaterów, biorąc pod uwagę synergię ich mocy przed wysłaniem ich w teren.</w:t>
       </w:r>
@@ -7172,14 +7356,12 @@
         <w:rPr>
           <w:sz w:val="28"/>
           <w:szCs w:val="28"/>
-          <w:lang w:val="pl-PL"/>
-        </w:rPr>
-      </w:pPr>
-      <w:r>
-        <w:rPr>
-          <w:sz w:val="28"/>
-          <w:szCs w:val="28"/>
-          <w:lang w:val="pl-PL"/>
+        </w:rPr>
+      </w:pPr>
+      <w:r>
+        <w:rPr>
+          <w:sz w:val="28"/>
+          <w:szCs w:val="28"/>
         </w:rPr>
         <w:t xml:space="preserve">Obsługiwanie alertu: Wyjątkowy, awaryjny tryb pracy wywołany sytuacją w terenie, wymagający podjęcia procedur ratunkowych. </w:t>
       </w:r>
@@ -7190,14 +7372,12 @@
         <w:rPr>
           <w:sz w:val="28"/>
           <w:szCs w:val="28"/>
-          <w:lang w:val="pl-PL"/>
-        </w:rPr>
-      </w:pPr>
-      <w:r>
-        <w:rPr>
-          <w:sz w:val="28"/>
-          <w:szCs w:val="28"/>
-          <w:lang w:val="pl-PL"/>
+        </w:rPr>
+      </w:pPr>
+      <w:r>
+        <w:rPr>
+          <w:sz w:val="28"/>
+          <w:szCs w:val="28"/>
         </w:rPr>
         <w:t xml:space="preserve">Analiza raportu: Stan następujący po zakończeniu misji przez bohaterów. Operator zapoznaje się z przesłanym raportem. </w:t>
       </w:r>
@@ -7208,14 +7388,12 @@
         <w:rPr>
           <w:sz w:val="28"/>
           <w:szCs w:val="28"/>
-          <w:lang w:val="pl-PL"/>
-        </w:rPr>
-      </w:pPr>
-      <w:r>
-        <w:rPr>
-          <w:sz w:val="28"/>
-          <w:szCs w:val="28"/>
-          <w:lang w:val="pl-PL"/>
+        </w:rPr>
+      </w:pPr>
+      <w:r>
+        <w:rPr>
+          <w:sz w:val="28"/>
+          <w:szCs w:val="28"/>
         </w:rPr>
         <w:t>Stan końcowy: Oznacza zakończenie pracy i wylogowanie z systemu CKS</w:t>
       </w:r>
@@ -7226,150 +7404,136 @@
         <w:rPr>
           <w:sz w:val="28"/>
           <w:szCs w:val="28"/>
-          <w:lang w:val="pl-PL"/>
-        </w:rPr>
-      </w:pPr>
-    </w:p>
-    <w:p>
-      <w:pPr>
-        <w:spacing w:after="0"/>
-        <w:rPr>
-          <w:b/>
-          <w:bCs/>
-          <w:sz w:val="28"/>
-          <w:szCs w:val="28"/>
-          <w:lang w:val="pl-PL"/>
-        </w:rPr>
-      </w:pPr>
-    </w:p>
-    <w:p>
-      <w:pPr>
-        <w:spacing w:after="0"/>
-        <w:rPr>
-          <w:b/>
-          <w:bCs/>
-          <w:sz w:val="28"/>
-          <w:szCs w:val="28"/>
-          <w:lang w:val="pl-PL"/>
-        </w:rPr>
-      </w:pPr>
-    </w:p>
-    <w:p>
-      <w:pPr>
-        <w:spacing w:after="0"/>
-        <w:rPr>
-          <w:b/>
-          <w:bCs/>
-          <w:sz w:val="28"/>
-          <w:szCs w:val="28"/>
-          <w:lang w:val="pl-PL"/>
-        </w:rPr>
-      </w:pPr>
-    </w:p>
-    <w:p>
-      <w:pPr>
-        <w:spacing w:after="0"/>
-        <w:rPr>
-          <w:b/>
-          <w:bCs/>
-          <w:sz w:val="28"/>
-          <w:szCs w:val="28"/>
-          <w:lang w:val="pl-PL"/>
-        </w:rPr>
-      </w:pPr>
-    </w:p>
-    <w:p>
-      <w:pPr>
-        <w:spacing w:after="0"/>
-        <w:rPr>
-          <w:b/>
-          <w:bCs/>
-          <w:sz w:val="28"/>
-          <w:szCs w:val="28"/>
-          <w:lang w:val="pl-PL"/>
-        </w:rPr>
-      </w:pPr>
-    </w:p>
-    <w:p>
-      <w:pPr>
-        <w:spacing w:after="0"/>
-        <w:rPr>
-          <w:b/>
-          <w:bCs/>
-          <w:sz w:val="28"/>
-          <w:szCs w:val="28"/>
-          <w:lang w:val="pl-PL"/>
-        </w:rPr>
-      </w:pPr>
-    </w:p>
-    <w:p>
-      <w:pPr>
-        <w:spacing w:after="0"/>
-        <w:rPr>
-          <w:b/>
-          <w:bCs/>
-          <w:sz w:val="28"/>
-          <w:szCs w:val="28"/>
-          <w:lang w:val="pl-PL"/>
-        </w:rPr>
-      </w:pPr>
-    </w:p>
-    <w:p>
-      <w:pPr>
-        <w:spacing w:after="0"/>
-        <w:rPr>
-          <w:b/>
-          <w:bCs/>
-          <w:sz w:val="28"/>
-          <w:szCs w:val="28"/>
-          <w:lang w:val="pl-PL"/>
-        </w:rPr>
-      </w:pPr>
-    </w:p>
-    <w:p>
-      <w:pPr>
-        <w:spacing w:after="0"/>
-        <w:rPr>
-          <w:b/>
-          <w:bCs/>
-          <w:sz w:val="28"/>
-          <w:szCs w:val="28"/>
-          <w:lang w:val="pl-PL"/>
-        </w:rPr>
-      </w:pPr>
-    </w:p>
-    <w:p>
-      <w:pPr>
-        <w:spacing w:after="0"/>
-        <w:rPr>
-          <w:b/>
-          <w:bCs/>
-          <w:sz w:val="28"/>
-          <w:szCs w:val="28"/>
-          <w:lang w:val="pl-PL"/>
-        </w:rPr>
-      </w:pPr>
-    </w:p>
-    <w:p>
-      <w:pPr>
-        <w:spacing w:after="0"/>
-        <w:rPr>
-          <w:b/>
-          <w:bCs/>
-          <w:sz w:val="28"/>
-          <w:szCs w:val="28"/>
-          <w:lang w:val="pl-PL"/>
-        </w:rPr>
-      </w:pPr>
-      <w:r>
-        <w:rPr>
-          <w:b/>
-          <w:bCs/>
-          <w:sz w:val="28"/>
-          <w:szCs w:val="28"/>
-          <w:lang w:val="pl-PL"/>
-        </w:rPr>
-        <w:lastRenderedPageBreak/>
+        </w:rPr>
+      </w:pPr>
+    </w:p>
+    <w:p>
+      <w:pPr>
+        <w:spacing w:after="0"/>
+        <w:rPr>
+          <w:b/>
+          <w:bCs/>
+          <w:sz w:val="28"/>
+          <w:szCs w:val="28"/>
+        </w:rPr>
+      </w:pPr>
+    </w:p>
+    <w:p>
+      <w:pPr>
+        <w:spacing w:after="0"/>
+        <w:rPr>
+          <w:b/>
+          <w:bCs/>
+          <w:sz w:val="28"/>
+          <w:szCs w:val="28"/>
+        </w:rPr>
+      </w:pPr>
+    </w:p>
+    <w:p>
+      <w:pPr>
+        <w:spacing w:after="0"/>
+        <w:rPr>
+          <w:b/>
+          <w:bCs/>
+          <w:sz w:val="28"/>
+          <w:szCs w:val="28"/>
+        </w:rPr>
+      </w:pPr>
+    </w:p>
+    <w:p>
+      <w:pPr>
+        <w:spacing w:after="0"/>
+        <w:rPr>
+          <w:b/>
+          <w:bCs/>
+          <w:sz w:val="28"/>
+          <w:szCs w:val="28"/>
+        </w:rPr>
+      </w:pPr>
+    </w:p>
+    <w:p>
+      <w:pPr>
+        <w:spacing w:after="0"/>
+        <w:rPr>
+          <w:b/>
+          <w:bCs/>
+          <w:sz w:val="28"/>
+          <w:szCs w:val="28"/>
+        </w:rPr>
+      </w:pPr>
+    </w:p>
+    <w:p>
+      <w:pPr>
+        <w:spacing w:after="0"/>
+        <w:rPr>
+          <w:b/>
+          <w:bCs/>
+          <w:sz w:val="28"/>
+          <w:szCs w:val="28"/>
+        </w:rPr>
+      </w:pPr>
+    </w:p>
+    <w:p>
+      <w:pPr>
+        <w:spacing w:after="0"/>
+        <w:rPr>
+          <w:b/>
+          <w:bCs/>
+          <w:sz w:val="28"/>
+          <w:szCs w:val="28"/>
+        </w:rPr>
+      </w:pPr>
+    </w:p>
+    <w:p>
+      <w:pPr>
+        <w:spacing w:after="0"/>
+        <w:rPr>
+          <w:b/>
+          <w:bCs/>
+          <w:sz w:val="28"/>
+          <w:szCs w:val="28"/>
+        </w:rPr>
+      </w:pPr>
+    </w:p>
+    <w:p>
+      <w:pPr>
+        <w:spacing w:after="0"/>
+        <w:rPr>
+          <w:b/>
+          <w:bCs/>
+          <w:sz w:val="28"/>
+          <w:szCs w:val="28"/>
+        </w:rPr>
+      </w:pPr>
+    </w:p>
+    <w:p>
+      <w:pPr>
+        <w:spacing w:after="0"/>
+        <w:rPr>
+          <w:b/>
+          <w:bCs/>
+          <w:sz w:val="28"/>
+          <w:szCs w:val="28"/>
+        </w:rPr>
+      </w:pPr>
+    </w:p>
+    <w:p>
+      <w:pPr>
+        <w:spacing w:after="0"/>
+        <w:rPr>
+          <w:b/>
+          <w:bCs/>
+          <w:sz w:val="28"/>
+          <w:szCs w:val="28"/>
+        </w:rPr>
+      </w:pPr>
+      <w:r>
+        <w:rPr>
+          <w:b/>
+          <w:bCs/>
+          <w:sz w:val="28"/>
+          <w:szCs w:val="28"/>
+        </w:rPr>
         <w:t>Klasa Bohater</w:t>
       </w:r>
     </w:p>
@@ -7381,17 +7545,14 @@
           <w:bCs/>
           <w:sz w:val="28"/>
           <w:szCs w:val="28"/>
-          <w:lang w:val="pl-PL"/>
-        </w:rPr>
-      </w:pPr>
-      <w:r>
-        <w:rPr>
-          <w:b/>
-          <w:bCs/>
-          <w:noProof/>
-          <w:sz w:val="28"/>
-          <w:szCs w:val="28"/>
-          <w:lang w:val="pl-PL"/>
+        </w:rPr>
+      </w:pPr>
+      <w:r>
+        <w:rPr>
+          <w:b/>
+          <w:bCs/>
+          <w:sz w:val="28"/>
+          <w:szCs w:val="28"/>
         </w:rPr>
         <w:drawing>
           <wp:inline distT="0" distB="0" distL="0" distR="0" wp14:anchorId="211250AC" wp14:editId="03A650BB">
@@ -7436,14 +7597,12 @@
         <w:rPr>
           <w:sz w:val="28"/>
           <w:szCs w:val="28"/>
-          <w:lang w:val="pl-PL"/>
-        </w:rPr>
-      </w:pPr>
-      <w:r>
-        <w:rPr>
-          <w:sz w:val="28"/>
-          <w:szCs w:val="28"/>
-          <w:lang w:val="pl-PL"/>
+        </w:rPr>
+      </w:pPr>
+      <w:r>
+        <w:rPr>
+          <w:sz w:val="28"/>
+          <w:szCs w:val="28"/>
         </w:rPr>
         <w:t xml:space="preserve">Stan początkowy : Oznacza moment utworzenia obiektu bohatera w systemie i jego przejście do stanu "Gotowy". </w:t>
       </w:r>
@@ -7454,14 +7613,12 @@
         <w:rPr>
           <w:sz w:val="28"/>
           <w:szCs w:val="28"/>
-          <w:lang w:val="pl-PL"/>
-        </w:rPr>
-      </w:pPr>
-      <w:r>
-        <w:rPr>
-          <w:sz w:val="28"/>
-          <w:szCs w:val="28"/>
-          <w:lang w:val="pl-PL"/>
+        </w:rPr>
+      </w:pPr>
+      <w:r>
+        <w:rPr>
+          <w:sz w:val="28"/>
+          <w:szCs w:val="28"/>
         </w:rPr>
         <w:t xml:space="preserve">Gotowy: Bohater jest w pełni sił, znajduje się w bazie i oczekuje na dyspozycje od operatora. </w:t>
       </w:r>
@@ -7472,14 +7629,12 @@
         <w:rPr>
           <w:sz w:val="28"/>
           <w:szCs w:val="28"/>
-          <w:lang w:val="pl-PL"/>
-        </w:rPr>
-      </w:pPr>
-      <w:r>
-        <w:rPr>
-          <w:sz w:val="28"/>
-          <w:szCs w:val="28"/>
-          <w:lang w:val="pl-PL"/>
+        </w:rPr>
+      </w:pPr>
+      <w:r>
+        <w:rPr>
+          <w:sz w:val="28"/>
+          <w:szCs w:val="28"/>
         </w:rPr>
         <w:t xml:space="preserve">W akcji: Bohater przebywa w terenie i realizuje przydzielone mu zadanie. </w:t>
       </w:r>
@@ -7490,14 +7645,12 @@
         <w:rPr>
           <w:sz w:val="28"/>
           <w:szCs w:val="28"/>
-          <w:lang w:val="pl-PL"/>
-        </w:rPr>
-      </w:pPr>
-      <w:r>
-        <w:rPr>
-          <w:sz w:val="28"/>
-          <w:szCs w:val="28"/>
-          <w:lang w:val="pl-PL"/>
+        </w:rPr>
+      </w:pPr>
+      <w:r>
+        <w:rPr>
+          <w:sz w:val="28"/>
+          <w:szCs w:val="28"/>
         </w:rPr>
         <w:t xml:space="preserve">Brak łączności: Stan awaryjny wywołany utratą sygnału od bohatera. </w:t>
       </w:r>
@@ -7508,14 +7661,12 @@
         <w:rPr>
           <w:sz w:val="28"/>
           <w:szCs w:val="28"/>
-          <w:lang w:val="pl-PL"/>
-        </w:rPr>
-      </w:pPr>
-      <w:r>
-        <w:rPr>
-          <w:sz w:val="28"/>
-          <w:szCs w:val="28"/>
-          <w:lang w:val="pl-PL"/>
+        </w:rPr>
+      </w:pPr>
+      <w:r>
+        <w:rPr>
+          <w:sz w:val="28"/>
+          <w:szCs w:val="28"/>
         </w:rPr>
         <w:t xml:space="preserve">Ratowany: Stan, w którym po przekroczeniu czasu braku łączności 30 sekund , do bohatera wysłano wsparcie. </w:t>
       </w:r>
@@ -7526,14 +7677,12 @@
         <w:rPr>
           <w:sz w:val="28"/>
           <w:szCs w:val="28"/>
-          <w:lang w:val="pl-PL"/>
-        </w:rPr>
-      </w:pPr>
-      <w:r>
-        <w:rPr>
-          <w:sz w:val="28"/>
-          <w:szCs w:val="28"/>
-          <w:lang w:val="pl-PL"/>
+        </w:rPr>
+      </w:pPr>
+      <w:r>
+        <w:rPr>
+          <w:sz w:val="28"/>
+          <w:szCs w:val="28"/>
         </w:rPr>
         <w:t>Regeneracja: Bohater wraca do sił po misji lub po akcji ratunkowej, zanim znów będzie gotowy do akcji.</w:t>
       </w:r>
@@ -7544,184 +7693,168 @@
         <w:rPr>
           <w:sz w:val="28"/>
           <w:szCs w:val="28"/>
-          <w:lang w:val="pl-PL"/>
-        </w:rPr>
-      </w:pPr>
-    </w:p>
-    <w:p>
-      <w:pPr>
-        <w:spacing w:after="0"/>
-        <w:rPr>
-          <w:b/>
-          <w:bCs/>
-          <w:sz w:val="28"/>
-          <w:szCs w:val="28"/>
-          <w:lang w:val="pl-PL"/>
-        </w:rPr>
-      </w:pPr>
-    </w:p>
-    <w:p>
-      <w:pPr>
-        <w:spacing w:after="0"/>
-        <w:rPr>
-          <w:b/>
-          <w:bCs/>
-          <w:sz w:val="28"/>
-          <w:szCs w:val="28"/>
-          <w:lang w:val="pl-PL"/>
-        </w:rPr>
-      </w:pPr>
-    </w:p>
-    <w:p>
-      <w:pPr>
-        <w:spacing w:after="0"/>
-        <w:rPr>
-          <w:b/>
-          <w:bCs/>
-          <w:sz w:val="28"/>
-          <w:szCs w:val="28"/>
-          <w:lang w:val="pl-PL"/>
-        </w:rPr>
-      </w:pPr>
-    </w:p>
-    <w:p>
-      <w:pPr>
-        <w:spacing w:after="0"/>
-        <w:rPr>
-          <w:b/>
-          <w:bCs/>
-          <w:sz w:val="28"/>
-          <w:szCs w:val="28"/>
-          <w:lang w:val="pl-PL"/>
-        </w:rPr>
-      </w:pPr>
-    </w:p>
-    <w:p>
-      <w:pPr>
-        <w:spacing w:after="0"/>
-        <w:rPr>
-          <w:b/>
-          <w:bCs/>
-          <w:sz w:val="28"/>
-          <w:szCs w:val="28"/>
-          <w:lang w:val="pl-PL"/>
-        </w:rPr>
-      </w:pPr>
-    </w:p>
-    <w:p>
-      <w:pPr>
-        <w:spacing w:after="0"/>
-        <w:rPr>
-          <w:b/>
-          <w:bCs/>
-          <w:sz w:val="28"/>
-          <w:szCs w:val="28"/>
-          <w:lang w:val="pl-PL"/>
-        </w:rPr>
-      </w:pPr>
-    </w:p>
-    <w:p>
-      <w:pPr>
-        <w:spacing w:after="0"/>
-        <w:rPr>
-          <w:b/>
-          <w:bCs/>
-          <w:sz w:val="28"/>
-          <w:szCs w:val="28"/>
-          <w:lang w:val="pl-PL"/>
-        </w:rPr>
-      </w:pPr>
-    </w:p>
-    <w:p>
-      <w:pPr>
-        <w:spacing w:after="0"/>
-        <w:rPr>
-          <w:b/>
-          <w:bCs/>
-          <w:sz w:val="28"/>
-          <w:szCs w:val="28"/>
-          <w:lang w:val="pl-PL"/>
-        </w:rPr>
-      </w:pPr>
-    </w:p>
-    <w:p>
-      <w:pPr>
-        <w:spacing w:after="0"/>
-        <w:rPr>
-          <w:b/>
-          <w:bCs/>
-          <w:sz w:val="28"/>
-          <w:szCs w:val="28"/>
-          <w:lang w:val="pl-PL"/>
-        </w:rPr>
-      </w:pPr>
-    </w:p>
-    <w:p>
-      <w:pPr>
-        <w:spacing w:after="0"/>
-        <w:rPr>
-          <w:b/>
-          <w:bCs/>
-          <w:sz w:val="28"/>
-          <w:szCs w:val="28"/>
-          <w:lang w:val="pl-PL"/>
-        </w:rPr>
-      </w:pPr>
-    </w:p>
-    <w:p>
-      <w:pPr>
-        <w:spacing w:after="0"/>
-        <w:rPr>
-          <w:b/>
-          <w:bCs/>
-          <w:sz w:val="28"/>
-          <w:szCs w:val="28"/>
-          <w:lang w:val="pl-PL"/>
-        </w:rPr>
-      </w:pPr>
-    </w:p>
-    <w:p>
-      <w:pPr>
-        <w:spacing w:after="0"/>
-        <w:rPr>
-          <w:b/>
-          <w:bCs/>
-          <w:sz w:val="28"/>
-          <w:szCs w:val="28"/>
-          <w:lang w:val="pl-PL"/>
-        </w:rPr>
-      </w:pPr>
-    </w:p>
-    <w:p>
-      <w:pPr>
-        <w:spacing w:after="0"/>
-        <w:rPr>
-          <w:b/>
-          <w:bCs/>
-          <w:sz w:val="28"/>
-          <w:szCs w:val="28"/>
-          <w:lang w:val="pl-PL"/>
-        </w:rPr>
-      </w:pPr>
-    </w:p>
-    <w:p>
-      <w:pPr>
-        <w:spacing w:after="0"/>
-        <w:rPr>
-          <w:b/>
-          <w:bCs/>
-          <w:sz w:val="28"/>
-          <w:szCs w:val="28"/>
-          <w:lang w:val="pl-PL"/>
-        </w:rPr>
-      </w:pPr>
-      <w:r>
-        <w:rPr>
-          <w:b/>
-          <w:bCs/>
-          <w:sz w:val="28"/>
-          <w:szCs w:val="28"/>
-          <w:lang w:val="pl-PL"/>
+        </w:rPr>
+      </w:pPr>
+    </w:p>
+    <w:p>
+      <w:pPr>
+        <w:spacing w:after="0"/>
+        <w:rPr>
+          <w:b/>
+          <w:bCs/>
+          <w:sz w:val="28"/>
+          <w:szCs w:val="28"/>
+        </w:rPr>
+      </w:pPr>
+    </w:p>
+    <w:p>
+      <w:pPr>
+        <w:spacing w:after="0"/>
+        <w:rPr>
+          <w:b/>
+          <w:bCs/>
+          <w:sz w:val="28"/>
+          <w:szCs w:val="28"/>
+        </w:rPr>
+      </w:pPr>
+    </w:p>
+    <w:p>
+      <w:pPr>
+        <w:spacing w:after="0"/>
+        <w:rPr>
+          <w:b/>
+          <w:bCs/>
+          <w:sz w:val="28"/>
+          <w:szCs w:val="28"/>
+        </w:rPr>
+      </w:pPr>
+    </w:p>
+    <w:p>
+      <w:pPr>
+        <w:spacing w:after="0"/>
+        <w:rPr>
+          <w:b/>
+          <w:bCs/>
+          <w:sz w:val="28"/>
+          <w:szCs w:val="28"/>
+        </w:rPr>
+      </w:pPr>
+    </w:p>
+    <w:p>
+      <w:pPr>
+        <w:spacing w:after="0"/>
+        <w:rPr>
+          <w:b/>
+          <w:bCs/>
+          <w:sz w:val="28"/>
+          <w:szCs w:val="28"/>
+        </w:rPr>
+      </w:pPr>
+    </w:p>
+    <w:p>
+      <w:pPr>
+        <w:spacing w:after="0"/>
+        <w:rPr>
+          <w:b/>
+          <w:bCs/>
+          <w:sz w:val="28"/>
+          <w:szCs w:val="28"/>
+        </w:rPr>
+      </w:pPr>
+    </w:p>
+    <w:p>
+      <w:pPr>
+        <w:spacing w:after="0"/>
+        <w:rPr>
+          <w:b/>
+          <w:bCs/>
+          <w:sz w:val="28"/>
+          <w:szCs w:val="28"/>
+        </w:rPr>
+      </w:pPr>
+    </w:p>
+    <w:p>
+      <w:pPr>
+        <w:spacing w:after="0"/>
+        <w:rPr>
+          <w:b/>
+          <w:bCs/>
+          <w:sz w:val="28"/>
+          <w:szCs w:val="28"/>
+        </w:rPr>
+      </w:pPr>
+    </w:p>
+    <w:p>
+      <w:pPr>
+        <w:spacing w:after="0"/>
+        <w:rPr>
+          <w:b/>
+          <w:bCs/>
+          <w:sz w:val="28"/>
+          <w:szCs w:val="28"/>
+        </w:rPr>
+      </w:pPr>
+    </w:p>
+    <w:p>
+      <w:pPr>
+        <w:spacing w:after="0"/>
+        <w:rPr>
+          <w:b/>
+          <w:bCs/>
+          <w:sz w:val="28"/>
+          <w:szCs w:val="28"/>
+        </w:rPr>
+      </w:pPr>
+    </w:p>
+    <w:p>
+      <w:pPr>
+        <w:spacing w:after="0"/>
+        <w:rPr>
+          <w:b/>
+          <w:bCs/>
+          <w:sz w:val="28"/>
+          <w:szCs w:val="28"/>
+        </w:rPr>
+      </w:pPr>
+    </w:p>
+    <w:p>
+      <w:pPr>
+        <w:spacing w:after="0"/>
+        <w:rPr>
+          <w:b/>
+          <w:bCs/>
+          <w:sz w:val="28"/>
+          <w:szCs w:val="28"/>
+        </w:rPr>
+      </w:pPr>
+    </w:p>
+    <w:p>
+      <w:pPr>
+        <w:spacing w:after="0"/>
+        <w:rPr>
+          <w:b/>
+          <w:bCs/>
+          <w:sz w:val="28"/>
+          <w:szCs w:val="28"/>
+        </w:rPr>
+      </w:pPr>
+    </w:p>
+    <w:p>
+      <w:pPr>
+        <w:spacing w:after="0"/>
+        <w:rPr>
+          <w:b/>
+          <w:bCs/>
+          <w:sz w:val="28"/>
+          <w:szCs w:val="28"/>
+        </w:rPr>
+      </w:pPr>
+      <w:r>
+        <w:rPr>
+          <w:b/>
+          <w:bCs/>
+          <w:sz w:val="28"/>
+          <w:szCs w:val="28"/>
         </w:rPr>
         <w:t>Klasa Zgloszenie</w:t>
       </w:r>
@@ -7732,15 +7865,12 @@
         <w:rPr>
           <w:sz w:val="28"/>
           <w:szCs w:val="28"/>
-          <w:lang w:val="pl-PL"/>
-        </w:rPr>
-      </w:pPr>
-      <w:r>
-        <w:rPr>
-          <w:noProof/>
-          <w:sz w:val="28"/>
-          <w:szCs w:val="28"/>
-          <w:lang w:val="pl-PL"/>
+        </w:rPr>
+      </w:pPr>
+      <w:r>
+        <w:rPr>
+          <w:sz w:val="28"/>
+          <w:szCs w:val="28"/>
         </w:rPr>
         <w:drawing>
           <wp:inline distT="0" distB="0" distL="0" distR="0" wp14:anchorId="28A23919" wp14:editId="100D89CC">
@@ -7785,14 +7915,12 @@
         <w:rPr>
           <w:sz w:val="28"/>
           <w:szCs w:val="28"/>
-          <w:lang w:val="pl-PL"/>
-        </w:rPr>
-      </w:pPr>
-      <w:r>
-        <w:rPr>
-          <w:sz w:val="28"/>
-          <w:szCs w:val="28"/>
-          <w:lang w:val="pl-PL"/>
+        </w:rPr>
+      </w:pPr>
+      <w:r>
+        <w:rPr>
+          <w:sz w:val="28"/>
+          <w:szCs w:val="28"/>
         </w:rPr>
         <w:t xml:space="preserve">Stan początkowy: Oznacza moment zainicjowania procesu związanego z pojawieniem się nowego zagrożenia w systemie. </w:t>
       </w:r>
@@ -7803,14 +7931,12 @@
         <w:rPr>
           <w:sz w:val="28"/>
           <w:szCs w:val="28"/>
-          <w:lang w:val="pl-PL"/>
-        </w:rPr>
-      </w:pPr>
-      <w:r>
-        <w:rPr>
-          <w:sz w:val="28"/>
-          <w:szCs w:val="28"/>
-          <w:lang w:val="pl-PL"/>
+        </w:rPr>
+      </w:pPr>
+      <w:r>
+        <w:rPr>
+          <w:sz w:val="28"/>
+          <w:szCs w:val="28"/>
         </w:rPr>
         <w:t xml:space="preserve">Nowe: Zgłoszenie właśnie wpłynęło do systemu i oczekuje na pierwsze przetworzenie. </w:t>
       </w:r>
@@ -7821,14 +7947,12 @@
         <w:rPr>
           <w:sz w:val="28"/>
           <w:szCs w:val="28"/>
-          <w:lang w:val="pl-PL"/>
-        </w:rPr>
-      </w:pPr>
-      <w:r>
-        <w:rPr>
-          <w:sz w:val="28"/>
-          <w:szCs w:val="28"/>
-          <w:lang w:val="pl-PL"/>
+        </w:rPr>
+      </w:pPr>
+      <w:r>
+        <w:rPr>
+          <w:sz w:val="28"/>
+          <w:szCs w:val="28"/>
         </w:rPr>
         <w:t xml:space="preserve">W analizie: Zgłoszenie znajduje się w bazie danych i jest rozpatrywane przez operatora (weryfikacja stopnia, rodzaju zagrożenia oraz dobór jednostek). Obsługiwane: Zgłoszeniu przypisano już bohatera lub zespół operacyjny, misja jest w toku i jednostki działają w terenie. </w:t>
       </w:r>
@@ -7839,14 +7963,12 @@
         <w:rPr>
           <w:sz w:val="28"/>
           <w:szCs w:val="28"/>
-          <w:lang w:val="pl-PL"/>
-        </w:rPr>
-      </w:pPr>
-      <w:r>
-        <w:rPr>
-          <w:sz w:val="28"/>
-          <w:szCs w:val="28"/>
-          <w:lang w:val="pl-PL"/>
+        </w:rPr>
+      </w:pPr>
+      <w:r>
+        <w:rPr>
+          <w:sz w:val="28"/>
+          <w:szCs w:val="28"/>
         </w:rPr>
         <w:t xml:space="preserve">Anulowane: Stan końcowy dla zgłoszenia, które okazało się niepotrzebne. </w:t>
       </w:r>
@@ -7857,14 +7979,12 @@
         <w:rPr>
           <w:sz w:val="28"/>
           <w:szCs w:val="28"/>
-          <w:lang w:val="pl-PL"/>
-        </w:rPr>
-      </w:pPr>
-      <w:r>
-        <w:rPr>
-          <w:sz w:val="28"/>
-          <w:szCs w:val="28"/>
-          <w:lang w:val="pl-PL"/>
+        </w:rPr>
+      </w:pPr>
+      <w:r>
+        <w:rPr>
+          <w:sz w:val="28"/>
+          <w:szCs w:val="28"/>
         </w:rPr>
         <w:t xml:space="preserve">Zamknięte (porażka): Stan końcowy dla zgłoszenia, w którym misja nie przyniosła oczekiwanego rezultatu. </w:t>
       </w:r>
@@ -7875,14 +7995,12 @@
         <w:rPr>
           <w:sz w:val="28"/>
           <w:szCs w:val="28"/>
-          <w:lang w:val="pl-PL"/>
-        </w:rPr>
-      </w:pPr>
-      <w:r>
-        <w:rPr>
-          <w:sz w:val="28"/>
-          <w:szCs w:val="28"/>
-          <w:lang w:val="pl-PL"/>
+        </w:rPr>
+      </w:pPr>
+      <w:r>
+        <w:rPr>
+          <w:sz w:val="28"/>
+          <w:szCs w:val="28"/>
         </w:rPr>
         <w:t xml:space="preserve">Zamknięte (sukces): Stan końcowy dla zgłoszenia, w którym zagrożenie zostało pomyślnie wyeliminowane. </w:t>
       </w:r>
@@ -7893,14 +8011,12 @@
         <w:rPr>
           <w:sz w:val="28"/>
           <w:szCs w:val="28"/>
-          <w:lang w:val="pl-PL"/>
-        </w:rPr>
-      </w:pPr>
-      <w:r>
-        <w:rPr>
-          <w:sz w:val="28"/>
-          <w:szCs w:val="28"/>
-          <w:lang w:val="pl-PL"/>
+        </w:rPr>
+      </w:pPr>
+      <w:r>
+        <w:rPr>
+          <w:sz w:val="28"/>
+          <w:szCs w:val="28"/>
         </w:rPr>
         <w:t>Stan końcowy: Oznacza całkowite zakończenie cyklu zgłoszenia.</w:t>
       </w:r>
@@ -7913,52 +8029,47 @@
           <w:bCs/>
           <w:sz w:val="28"/>
           <w:szCs w:val="28"/>
-          <w:lang w:val="pl-PL"/>
-        </w:rPr>
-      </w:pPr>
-    </w:p>
-    <w:p>
-      <w:pPr>
-        <w:spacing w:after="0"/>
-        <w:rPr>
-          <w:b/>
-          <w:bCs/>
-          <w:sz w:val="28"/>
-          <w:szCs w:val="28"/>
-          <w:lang w:val="pl-PL"/>
-        </w:rPr>
-      </w:pPr>
-    </w:p>
-    <w:p>
-      <w:pPr>
-        <w:spacing w:after="0"/>
-        <w:rPr>
-          <w:b/>
-          <w:bCs/>
-          <w:sz w:val="28"/>
-          <w:szCs w:val="28"/>
-          <w:lang w:val="pl-PL"/>
-        </w:rPr>
-      </w:pPr>
-    </w:p>
-    <w:p>
-      <w:pPr>
-        <w:spacing w:after="0"/>
-        <w:rPr>
-          <w:b/>
-          <w:bCs/>
-          <w:sz w:val="28"/>
-          <w:szCs w:val="28"/>
-          <w:lang w:val="pl-PL"/>
-        </w:rPr>
-      </w:pPr>
-      <w:r>
-        <w:rPr>
-          <w:b/>
-          <w:bCs/>
-          <w:sz w:val="28"/>
-          <w:szCs w:val="28"/>
-          <w:lang w:val="pl-PL"/>
+        </w:rPr>
+      </w:pPr>
+    </w:p>
+    <w:p>
+      <w:pPr>
+        <w:spacing w:after="0"/>
+        <w:rPr>
+          <w:b/>
+          <w:bCs/>
+          <w:sz w:val="28"/>
+          <w:szCs w:val="28"/>
+        </w:rPr>
+      </w:pPr>
+    </w:p>
+    <w:p>
+      <w:pPr>
+        <w:spacing w:after="0"/>
+        <w:rPr>
+          <w:b/>
+          <w:bCs/>
+          <w:sz w:val="28"/>
+          <w:szCs w:val="28"/>
+        </w:rPr>
+      </w:pPr>
+    </w:p>
+    <w:p>
+      <w:pPr>
+        <w:spacing w:after="0"/>
+        <w:rPr>
+          <w:b/>
+          <w:bCs/>
+          <w:sz w:val="28"/>
+          <w:szCs w:val="28"/>
+        </w:rPr>
+      </w:pPr>
+      <w:r>
+        <w:rPr>
+          <w:b/>
+          <w:bCs/>
+          <w:sz w:val="28"/>
+          <w:szCs w:val="28"/>
         </w:rPr>
         <w:t xml:space="preserve">5.4. Propozycje interfejsu użytkownika </w:t>
       </w:r>
@@ -7969,14 +8080,12 @@
         <w:rPr>
           <w:sz w:val="28"/>
           <w:szCs w:val="28"/>
-          <w:lang w:val="pl-PL"/>
-        </w:rPr>
-      </w:pPr>
-      <w:r>
-        <w:rPr>
-          <w:sz w:val="28"/>
-          <w:szCs w:val="28"/>
-          <w:lang w:val="pl-PL"/>
+        </w:rPr>
+      </w:pPr>
+      <w:r>
+        <w:rPr>
+          <w:sz w:val="28"/>
+          <w:szCs w:val="28"/>
         </w:rPr>
         <w:t>1. Okno główne (Pulpit Operacyjny)</w:t>
       </w:r>
@@ -7987,15 +8096,14 @@
         <w:rPr>
           <w:sz w:val="28"/>
           <w:szCs w:val="28"/>
-          <w:lang w:val="pl-PL"/>
-        </w:rPr>
-      </w:pPr>
-      <w:r>
-        <w:rPr>
-          <w:sz w:val="28"/>
-          <w:szCs w:val="28"/>
-          <w:lang w:val="pl-PL"/>
-        </w:rPr>
+        </w:rPr>
+      </w:pPr>
+      <w:r>
+        <w:rPr>
+          <w:sz w:val="28"/>
+          <w:szCs w:val="28"/>
+        </w:rPr>
+        <w:lastRenderedPageBreak/>
         <w:t>Okno główne jest podzielone na trzy kluczowe panele, aby operator miał wszystkie najważniejsze informacje bez konieczności przełączania zakładek:</w:t>
       </w:r>
     </w:p>
@@ -8005,24 +8113,21 @@
         <w:rPr>
           <w:sz w:val="28"/>
           <w:szCs w:val="28"/>
-          <w:lang w:val="pl-PL"/>
-        </w:rPr>
-      </w:pPr>
-    </w:p>
-    <w:p>
-      <w:pPr>
-        <w:spacing w:after="0"/>
-        <w:rPr>
-          <w:sz w:val="28"/>
-          <w:szCs w:val="28"/>
-          <w:lang w:val="pl-PL"/>
-        </w:rPr>
-      </w:pPr>
-      <w:r>
-        <w:rPr>
-          <w:sz w:val="28"/>
-          <w:szCs w:val="28"/>
-          <w:lang w:val="pl-PL"/>
+        </w:rPr>
+      </w:pPr>
+    </w:p>
+    <w:p>
+      <w:pPr>
+        <w:spacing w:after="0"/>
+        <w:rPr>
+          <w:sz w:val="28"/>
+          <w:szCs w:val="28"/>
+        </w:rPr>
+      </w:pPr>
+      <w:r>
+        <w:rPr>
+          <w:sz w:val="28"/>
+          <w:szCs w:val="28"/>
         </w:rPr>
         <w:t>Panel Centralny (Mapa): Interaktywna mapa satelitarna na żywo. Wyświetla ikony zagrożeń w kolorach zależnych od Stopnia 1-5 (1-zielony, 2-zółty, 3-pomarańczowy, 4-fioletowy, 5-czerwony) oraz aktualne pozycje bohaterów.</w:t>
       </w:r>
@@ -8033,24 +8138,21 @@
         <w:rPr>
           <w:sz w:val="28"/>
           <w:szCs w:val="28"/>
-          <w:lang w:val="pl-PL"/>
-        </w:rPr>
-      </w:pPr>
-    </w:p>
-    <w:p>
-      <w:pPr>
-        <w:spacing w:after="0"/>
-        <w:rPr>
-          <w:sz w:val="28"/>
-          <w:szCs w:val="28"/>
-          <w:lang w:val="pl-PL"/>
-        </w:rPr>
-      </w:pPr>
-      <w:r>
-        <w:rPr>
-          <w:sz w:val="28"/>
-          <w:szCs w:val="28"/>
-          <w:lang w:val="pl-PL"/>
+        </w:rPr>
+      </w:pPr>
+    </w:p>
+    <w:p>
+      <w:pPr>
+        <w:spacing w:after="0"/>
+        <w:rPr>
+          <w:sz w:val="28"/>
+          <w:szCs w:val="28"/>
+        </w:rPr>
+      </w:pPr>
+      <w:r>
+        <w:rPr>
+          <w:sz w:val="28"/>
+          <w:szCs w:val="28"/>
         </w:rPr>
         <w:t>Panel Lewy (Bieżące Zgłoszenia): Dynamiczna, przewijana lista aktywnych i oczekujących incydentów posortowana według priorytetu.</w:t>
       </w:r>
@@ -8061,24 +8163,21 @@
         <w:rPr>
           <w:sz w:val="28"/>
           <w:szCs w:val="28"/>
-          <w:lang w:val="pl-PL"/>
-        </w:rPr>
-      </w:pPr>
-    </w:p>
-    <w:p>
-      <w:pPr>
-        <w:spacing w:after="0"/>
-        <w:rPr>
-          <w:sz w:val="28"/>
-          <w:szCs w:val="28"/>
-          <w:lang w:val="pl-PL"/>
-        </w:rPr>
-      </w:pPr>
-      <w:r>
-        <w:rPr>
-          <w:sz w:val="28"/>
-          <w:szCs w:val="28"/>
-          <w:lang w:val="pl-PL"/>
+        </w:rPr>
+      </w:pPr>
+    </w:p>
+    <w:p>
+      <w:pPr>
+        <w:spacing w:after="0"/>
+        <w:rPr>
+          <w:sz w:val="28"/>
+          <w:szCs w:val="28"/>
+        </w:rPr>
+      </w:pPr>
+      <w:r>
+        <w:rPr>
+          <w:sz w:val="28"/>
+          <w:szCs w:val="28"/>
         </w:rPr>
         <w:t>Panel Prawy (Status Jednostek): Lista bohaterów z podziałem na statusy: "W akcji", "Gotowy/a", "Regeneracja". Przy każdym znajduje się pasek ich aktualnego poziomu energii/mocy.</w:t>
       </w:r>
@@ -8089,24 +8188,21 @@
         <w:rPr>
           <w:sz w:val="28"/>
           <w:szCs w:val="28"/>
-          <w:lang w:val="pl-PL"/>
-        </w:rPr>
-      </w:pPr>
-    </w:p>
-    <w:p>
-      <w:pPr>
-        <w:spacing w:after="0"/>
-        <w:rPr>
-          <w:sz w:val="28"/>
-          <w:szCs w:val="28"/>
-          <w:lang w:val="pl-PL"/>
-        </w:rPr>
-      </w:pPr>
-      <w:r>
-        <w:rPr>
-          <w:sz w:val="28"/>
-          <w:szCs w:val="28"/>
-          <w:lang w:val="pl-PL"/>
+        </w:rPr>
+      </w:pPr>
+    </w:p>
+    <w:p>
+      <w:pPr>
+        <w:spacing w:after="0"/>
+        <w:rPr>
+          <w:sz w:val="28"/>
+          <w:szCs w:val="28"/>
+        </w:rPr>
+      </w:pPr>
+      <w:r>
+        <w:rPr>
+          <w:sz w:val="28"/>
+          <w:szCs w:val="28"/>
         </w:rPr>
         <w:t>2. Menu główne</w:t>
       </w:r>
@@ -8117,14 +8213,12 @@
         <w:rPr>
           <w:sz w:val="28"/>
           <w:szCs w:val="28"/>
-          <w:lang w:val="pl-PL"/>
-        </w:rPr>
-      </w:pPr>
-      <w:r>
-        <w:rPr>
-          <w:sz w:val="28"/>
-          <w:szCs w:val="28"/>
-          <w:lang w:val="pl-PL"/>
+        </w:rPr>
+      </w:pPr>
+      <w:r>
+        <w:rPr>
+          <w:sz w:val="28"/>
+          <w:szCs w:val="28"/>
         </w:rPr>
         <w:t>Umieszczone pionowo, w formie rozwijanego paska po lewej stronie ekranu, zapewniające szybki dostęp do modułów:</w:t>
       </w:r>
@@ -8135,24 +8229,21 @@
         <w:rPr>
           <w:sz w:val="28"/>
           <w:szCs w:val="28"/>
-          <w:lang w:val="pl-PL"/>
-        </w:rPr>
-      </w:pPr>
-    </w:p>
-    <w:p>
-      <w:pPr>
-        <w:spacing w:after="0"/>
-        <w:rPr>
-          <w:sz w:val="28"/>
-          <w:szCs w:val="28"/>
-          <w:lang w:val="pl-PL"/>
-        </w:rPr>
-      </w:pPr>
-      <w:r>
-        <w:rPr>
-          <w:sz w:val="28"/>
-          <w:szCs w:val="28"/>
-          <w:lang w:val="pl-PL"/>
+        </w:rPr>
+      </w:pPr>
+    </w:p>
+    <w:p>
+      <w:pPr>
+        <w:spacing w:after="0"/>
+        <w:rPr>
+          <w:sz w:val="28"/>
+          <w:szCs w:val="28"/>
+        </w:rPr>
+      </w:pPr>
+      <w:r>
+        <w:rPr>
+          <w:sz w:val="28"/>
+          <w:szCs w:val="28"/>
         </w:rPr>
         <w:t>Pulpit Operacyjny (Powrót do okna głównego z mapą)</w:t>
       </w:r>
@@ -8163,24 +8254,21 @@
         <w:rPr>
           <w:sz w:val="28"/>
           <w:szCs w:val="28"/>
-          <w:lang w:val="pl-PL"/>
-        </w:rPr>
-      </w:pPr>
-    </w:p>
-    <w:p>
-      <w:pPr>
-        <w:spacing w:after="0"/>
-        <w:rPr>
-          <w:sz w:val="28"/>
-          <w:szCs w:val="28"/>
-          <w:lang w:val="pl-PL"/>
-        </w:rPr>
-      </w:pPr>
-      <w:r>
-        <w:rPr>
-          <w:sz w:val="28"/>
-          <w:szCs w:val="28"/>
-          <w:lang w:val="pl-PL"/>
+        </w:rPr>
+      </w:pPr>
+    </w:p>
+    <w:p>
+      <w:pPr>
+        <w:spacing w:after="0"/>
+        <w:rPr>
+          <w:sz w:val="28"/>
+          <w:szCs w:val="28"/>
+        </w:rPr>
+      </w:pPr>
+      <w:r>
+        <w:rPr>
+          <w:sz w:val="28"/>
+          <w:szCs w:val="28"/>
         </w:rPr>
         <w:t>Dziennik Zgłoszeń (Historia i archiwum incydentów)</w:t>
       </w:r>
@@ -8191,24 +8279,21 @@
         <w:rPr>
           <w:sz w:val="28"/>
           <w:szCs w:val="28"/>
-          <w:lang w:val="pl-PL"/>
-        </w:rPr>
-      </w:pPr>
-    </w:p>
-    <w:p>
-      <w:pPr>
-        <w:spacing w:after="0"/>
-        <w:rPr>
-          <w:sz w:val="28"/>
-          <w:szCs w:val="28"/>
-          <w:lang w:val="pl-PL"/>
-        </w:rPr>
-      </w:pPr>
-      <w:r>
-        <w:rPr>
-          <w:sz w:val="28"/>
-          <w:szCs w:val="28"/>
-          <w:lang w:val="pl-PL"/>
+        </w:rPr>
+      </w:pPr>
+    </w:p>
+    <w:p>
+      <w:pPr>
+        <w:spacing w:after="0"/>
+        <w:rPr>
+          <w:sz w:val="28"/>
+          <w:szCs w:val="28"/>
+        </w:rPr>
+      </w:pPr>
+      <w:r>
+        <w:rPr>
+          <w:sz w:val="28"/>
+          <w:szCs w:val="28"/>
         </w:rPr>
         <w:t>Katalog Bohaterów (Dostępność, energia/siła, stan zdrowia)</w:t>
       </w:r>
@@ -8219,24 +8304,21 @@
         <w:rPr>
           <w:sz w:val="28"/>
           <w:szCs w:val="28"/>
-          <w:lang w:val="pl-PL"/>
-        </w:rPr>
-      </w:pPr>
-    </w:p>
-    <w:p>
-      <w:pPr>
-        <w:spacing w:after="0"/>
-        <w:rPr>
-          <w:sz w:val="28"/>
-          <w:szCs w:val="28"/>
-          <w:lang w:val="pl-PL"/>
-        </w:rPr>
-      </w:pPr>
-      <w:r>
-        <w:rPr>
-          <w:sz w:val="28"/>
-          <w:szCs w:val="28"/>
-          <w:lang w:val="pl-PL"/>
+        </w:rPr>
+      </w:pPr>
+    </w:p>
+    <w:p>
+      <w:pPr>
+        <w:spacing w:after="0"/>
+        <w:rPr>
+          <w:sz w:val="28"/>
+          <w:szCs w:val="28"/>
+        </w:rPr>
+      </w:pPr>
+      <w:r>
+        <w:rPr>
+          <w:sz w:val="28"/>
+          <w:szCs w:val="28"/>
         </w:rPr>
         <w:t>Baza Wiedzy o Mocach (Katalog zawierający opisy zdolności, ich zasięg, typ (np. fizyczne, psychiczne, technologiczne) oraz znane ograniczenia.)</w:t>
       </w:r>
@@ -8247,24 +8329,21 @@
         <w:rPr>
           <w:sz w:val="28"/>
           <w:szCs w:val="28"/>
-          <w:lang w:val="pl-PL"/>
-        </w:rPr>
-      </w:pPr>
-    </w:p>
-    <w:p>
-      <w:pPr>
-        <w:spacing w:after="0"/>
-        <w:rPr>
-          <w:sz w:val="28"/>
-          <w:szCs w:val="28"/>
-          <w:lang w:val="pl-PL"/>
-        </w:rPr>
-      </w:pPr>
-      <w:r>
-        <w:rPr>
-          <w:sz w:val="28"/>
-          <w:szCs w:val="28"/>
-          <w:lang w:val="pl-PL"/>
+        </w:rPr>
+      </w:pPr>
+    </w:p>
+    <w:p>
+      <w:pPr>
+        <w:spacing w:after="0"/>
+        <w:rPr>
+          <w:sz w:val="28"/>
+          <w:szCs w:val="28"/>
+        </w:rPr>
+      </w:pPr>
+      <w:r>
+        <w:rPr>
+          <w:sz w:val="28"/>
+          <w:szCs w:val="28"/>
         </w:rPr>
         <w:t>Raporty i Analizy (Moduł generowania statystyk)</w:t>
       </w:r>
@@ -8275,24 +8354,21 @@
         <w:rPr>
           <w:sz w:val="28"/>
           <w:szCs w:val="28"/>
-          <w:lang w:val="pl-PL"/>
-        </w:rPr>
-      </w:pPr>
-    </w:p>
-    <w:p>
-      <w:pPr>
-        <w:spacing w:after="0"/>
-        <w:rPr>
-          <w:sz w:val="28"/>
-          <w:szCs w:val="28"/>
-          <w:lang w:val="pl-PL"/>
-        </w:rPr>
-      </w:pPr>
-      <w:r>
-        <w:rPr>
-          <w:sz w:val="28"/>
-          <w:szCs w:val="28"/>
-          <w:lang w:val="pl-PL"/>
+        </w:rPr>
+      </w:pPr>
+    </w:p>
+    <w:p>
+      <w:pPr>
+        <w:spacing w:after="0"/>
+        <w:rPr>
+          <w:sz w:val="28"/>
+          <w:szCs w:val="28"/>
+        </w:rPr>
+      </w:pPr>
+      <w:r>
+        <w:rPr>
+          <w:sz w:val="28"/>
+          <w:szCs w:val="28"/>
         </w:rPr>
         <w:t>3. Menu podręczne (wywoływane prawym przyciskiem myszy)</w:t>
       </w:r>
@@ -8303,14 +8379,12 @@
         <w:rPr>
           <w:sz w:val="28"/>
           <w:szCs w:val="28"/>
-          <w:lang w:val="pl-PL"/>
-        </w:rPr>
-      </w:pPr>
-      <w:r>
-        <w:rPr>
-          <w:sz w:val="28"/>
-          <w:szCs w:val="28"/>
-          <w:lang w:val="pl-PL"/>
+        </w:rPr>
+      </w:pPr>
+      <w:r>
+        <w:rPr>
+          <w:sz w:val="28"/>
+          <w:szCs w:val="28"/>
         </w:rPr>
         <w:t>Zależne od elementu, na który operator kliknie na Oknie głównym:</w:t>
       </w:r>
@@ -8321,24 +8395,21 @@
         <w:rPr>
           <w:sz w:val="28"/>
           <w:szCs w:val="28"/>
-          <w:lang w:val="pl-PL"/>
-        </w:rPr>
-      </w:pPr>
-    </w:p>
-    <w:p>
-      <w:pPr>
-        <w:spacing w:after="0"/>
-        <w:rPr>
-          <w:sz w:val="28"/>
-          <w:szCs w:val="28"/>
-          <w:lang w:val="pl-PL"/>
-        </w:rPr>
-      </w:pPr>
-      <w:r>
-        <w:rPr>
-          <w:sz w:val="28"/>
-          <w:szCs w:val="28"/>
-          <w:lang w:val="pl-PL"/>
+        </w:rPr>
+      </w:pPr>
+    </w:p>
+    <w:p>
+      <w:pPr>
+        <w:spacing w:after="0"/>
+        <w:rPr>
+          <w:sz w:val="28"/>
+          <w:szCs w:val="28"/>
+        </w:rPr>
+      </w:pPr>
+      <w:r>
+        <w:rPr>
+          <w:sz w:val="28"/>
+          <w:szCs w:val="28"/>
         </w:rPr>
         <w:t>Kliknięcie w ikonę Incydentu na mapie:</w:t>
       </w:r>
@@ -8349,24 +8420,21 @@
         <w:rPr>
           <w:sz w:val="28"/>
           <w:szCs w:val="28"/>
-          <w:lang w:val="pl-PL"/>
-        </w:rPr>
-      </w:pPr>
-    </w:p>
-    <w:p>
-      <w:pPr>
-        <w:spacing w:after="0"/>
-        <w:rPr>
-          <w:sz w:val="28"/>
-          <w:szCs w:val="28"/>
-          <w:lang w:val="pl-PL"/>
-        </w:rPr>
-      </w:pPr>
-      <w:r>
-        <w:rPr>
-          <w:sz w:val="28"/>
-          <w:szCs w:val="28"/>
-          <w:lang w:val="pl-PL"/>
+        </w:rPr>
+      </w:pPr>
+    </w:p>
+    <w:p>
+      <w:pPr>
+        <w:spacing w:after="0"/>
+        <w:rPr>
+          <w:sz w:val="28"/>
+          <w:szCs w:val="28"/>
+        </w:rPr>
+      </w:pPr>
+      <w:r>
+        <w:rPr>
+          <w:sz w:val="28"/>
+          <w:szCs w:val="28"/>
         </w:rPr>
         <w:t>Przydziel jednostkę</w:t>
       </w:r>
@@ -8377,24 +8445,21 @@
         <w:rPr>
           <w:sz w:val="28"/>
           <w:szCs w:val="28"/>
-          <w:lang w:val="pl-PL"/>
-        </w:rPr>
-      </w:pPr>
-    </w:p>
-    <w:p>
-      <w:pPr>
-        <w:spacing w:after="0"/>
-        <w:rPr>
-          <w:sz w:val="28"/>
-          <w:szCs w:val="28"/>
-          <w:lang w:val="pl-PL"/>
-        </w:rPr>
-      </w:pPr>
-      <w:r>
-        <w:rPr>
-          <w:sz w:val="28"/>
-          <w:szCs w:val="28"/>
-          <w:lang w:val="pl-PL"/>
+        </w:rPr>
+      </w:pPr>
+    </w:p>
+    <w:p>
+      <w:pPr>
+        <w:spacing w:after="0"/>
+        <w:rPr>
+          <w:sz w:val="28"/>
+          <w:szCs w:val="28"/>
+        </w:rPr>
+      </w:pPr>
+      <w:r>
+        <w:rPr>
+          <w:sz w:val="28"/>
+          <w:szCs w:val="28"/>
         </w:rPr>
         <w:t>Podnieś/Obniż poziom zagrożenia</w:t>
       </w:r>
@@ -8405,24 +8470,21 @@
         <w:rPr>
           <w:sz w:val="28"/>
           <w:szCs w:val="28"/>
-          <w:lang w:val="pl-PL"/>
-        </w:rPr>
-      </w:pPr>
-    </w:p>
-    <w:p>
-      <w:pPr>
-        <w:spacing w:after="0"/>
-        <w:rPr>
-          <w:sz w:val="28"/>
-          <w:szCs w:val="28"/>
-          <w:lang w:val="pl-PL"/>
-        </w:rPr>
-      </w:pPr>
-      <w:r>
-        <w:rPr>
-          <w:sz w:val="28"/>
-          <w:szCs w:val="28"/>
-          <w:lang w:val="pl-PL"/>
+        </w:rPr>
+      </w:pPr>
+    </w:p>
+    <w:p>
+      <w:pPr>
+        <w:spacing w:after="0"/>
+        <w:rPr>
+          <w:sz w:val="28"/>
+          <w:szCs w:val="28"/>
+        </w:rPr>
+      </w:pPr>
+      <w:r>
+        <w:rPr>
+          <w:sz w:val="28"/>
+          <w:szCs w:val="28"/>
         </w:rPr>
         <w:t>Wyślij drona zwiadowczego</w:t>
       </w:r>
@@ -8433,24 +8495,21 @@
         <w:rPr>
           <w:sz w:val="28"/>
           <w:szCs w:val="28"/>
-          <w:lang w:val="pl-PL"/>
-        </w:rPr>
-      </w:pPr>
-    </w:p>
-    <w:p>
-      <w:pPr>
-        <w:spacing w:after="0"/>
-        <w:rPr>
-          <w:sz w:val="28"/>
-          <w:szCs w:val="28"/>
-          <w:lang w:val="pl-PL"/>
-        </w:rPr>
-      </w:pPr>
-      <w:r>
-        <w:rPr>
-          <w:sz w:val="28"/>
-          <w:szCs w:val="28"/>
-          <w:lang w:val="pl-PL"/>
+        </w:rPr>
+      </w:pPr>
+    </w:p>
+    <w:p>
+      <w:pPr>
+        <w:spacing w:after="0"/>
+        <w:rPr>
+          <w:sz w:val="28"/>
+          <w:szCs w:val="28"/>
+        </w:rPr>
+      </w:pPr>
+      <w:r>
+        <w:rPr>
+          <w:sz w:val="28"/>
+          <w:szCs w:val="28"/>
         </w:rPr>
         <w:t>Zamknij zgłoszenie (sukces / porażka)</w:t>
       </w:r>
@@ -8461,24 +8520,21 @@
         <w:rPr>
           <w:sz w:val="28"/>
           <w:szCs w:val="28"/>
-          <w:lang w:val="pl-PL"/>
-        </w:rPr>
-      </w:pPr>
-    </w:p>
-    <w:p>
-      <w:pPr>
-        <w:spacing w:after="0"/>
-        <w:rPr>
-          <w:sz w:val="28"/>
-          <w:szCs w:val="28"/>
-          <w:lang w:val="pl-PL"/>
-        </w:rPr>
-      </w:pPr>
-      <w:r>
-        <w:rPr>
-          <w:sz w:val="28"/>
-          <w:szCs w:val="28"/>
-          <w:lang w:val="pl-PL"/>
+        </w:rPr>
+      </w:pPr>
+    </w:p>
+    <w:p>
+      <w:pPr>
+        <w:spacing w:after="0"/>
+        <w:rPr>
+          <w:sz w:val="28"/>
+          <w:szCs w:val="28"/>
+        </w:rPr>
+      </w:pPr>
+      <w:r>
+        <w:rPr>
+          <w:sz w:val="28"/>
+          <w:szCs w:val="28"/>
         </w:rPr>
         <w:t>Kliknięcie w ikonę Bohatera (na liście lub na mapie):</w:t>
       </w:r>
@@ -8489,24 +8545,21 @@
         <w:rPr>
           <w:sz w:val="28"/>
           <w:szCs w:val="28"/>
-          <w:lang w:val="pl-PL"/>
-        </w:rPr>
-      </w:pPr>
-    </w:p>
-    <w:p>
-      <w:pPr>
-        <w:spacing w:after="0"/>
-        <w:rPr>
-          <w:sz w:val="28"/>
-          <w:szCs w:val="28"/>
-          <w:lang w:val="pl-PL"/>
-        </w:rPr>
-      </w:pPr>
-      <w:r>
-        <w:rPr>
-          <w:sz w:val="28"/>
-          <w:szCs w:val="28"/>
-          <w:lang w:val="pl-PL"/>
+        </w:rPr>
+      </w:pPr>
+    </w:p>
+    <w:p>
+      <w:pPr>
+        <w:spacing w:after="0"/>
+        <w:rPr>
+          <w:sz w:val="28"/>
+          <w:szCs w:val="28"/>
+        </w:rPr>
+      </w:pPr>
+      <w:r>
+        <w:rPr>
+          <w:sz w:val="28"/>
+          <w:szCs w:val="28"/>
         </w:rPr>
         <w:t>Pokaż pełny profil</w:t>
       </w:r>
@@ -8517,24 +8570,21 @@
         <w:rPr>
           <w:sz w:val="28"/>
           <w:szCs w:val="28"/>
-          <w:lang w:val="pl-PL"/>
-        </w:rPr>
-      </w:pPr>
-    </w:p>
-    <w:p>
-      <w:pPr>
-        <w:spacing w:after="0"/>
-        <w:rPr>
-          <w:sz w:val="28"/>
-          <w:szCs w:val="28"/>
-          <w:lang w:val="pl-PL"/>
-        </w:rPr>
-      </w:pPr>
-      <w:r>
-        <w:rPr>
-          <w:sz w:val="28"/>
-          <w:szCs w:val="28"/>
-          <w:lang w:val="pl-PL"/>
+        </w:rPr>
+      </w:pPr>
+    </w:p>
+    <w:p>
+      <w:pPr>
+        <w:spacing w:after="0"/>
+        <w:rPr>
+          <w:sz w:val="28"/>
+          <w:szCs w:val="28"/>
+        </w:rPr>
+      </w:pPr>
+      <w:r>
+        <w:rPr>
+          <w:sz w:val="28"/>
+          <w:szCs w:val="28"/>
         </w:rPr>
         <w:t>Wyślij komunikat</w:t>
       </w:r>
@@ -8545,24 +8595,21 @@
         <w:rPr>
           <w:sz w:val="28"/>
           <w:szCs w:val="28"/>
-          <w:lang w:val="pl-PL"/>
-        </w:rPr>
-      </w:pPr>
-    </w:p>
-    <w:p>
-      <w:pPr>
-        <w:spacing w:after="0"/>
-        <w:rPr>
-          <w:sz w:val="28"/>
-          <w:szCs w:val="28"/>
-          <w:lang w:val="pl-PL"/>
-        </w:rPr>
-      </w:pPr>
-      <w:r>
-        <w:rPr>
-          <w:sz w:val="28"/>
-          <w:szCs w:val="28"/>
-          <w:lang w:val="pl-PL"/>
+        </w:rPr>
+      </w:pPr>
+    </w:p>
+    <w:p>
+      <w:pPr>
+        <w:spacing w:after="0"/>
+        <w:rPr>
+          <w:sz w:val="28"/>
+          <w:szCs w:val="28"/>
+        </w:rPr>
+      </w:pPr>
+      <w:r>
+        <w:rPr>
+          <w:sz w:val="28"/>
+          <w:szCs w:val="28"/>
         </w:rPr>
         <w:t>Zmień status</w:t>
       </w:r>
@@ -8573,24 +8620,21 @@
         <w:rPr>
           <w:sz w:val="28"/>
           <w:szCs w:val="28"/>
-          <w:lang w:val="pl-PL"/>
-        </w:rPr>
-      </w:pPr>
-    </w:p>
-    <w:p>
-      <w:pPr>
-        <w:spacing w:after="0"/>
-        <w:rPr>
-          <w:sz w:val="28"/>
-          <w:szCs w:val="28"/>
-          <w:lang w:val="pl-PL"/>
-        </w:rPr>
-      </w:pPr>
-      <w:r>
-        <w:rPr>
-          <w:sz w:val="28"/>
-          <w:szCs w:val="28"/>
-          <w:lang w:val="pl-PL"/>
+        </w:rPr>
+      </w:pPr>
+    </w:p>
+    <w:p>
+      <w:pPr>
+        <w:spacing w:after="0"/>
+        <w:rPr>
+          <w:sz w:val="28"/>
+          <w:szCs w:val="28"/>
+        </w:rPr>
+      </w:pPr>
+      <w:r>
+        <w:rPr>
+          <w:sz w:val="28"/>
+          <w:szCs w:val="28"/>
         </w:rPr>
         <w:t>Wyświetl obraz z kamery bohatera (jeśli dostępna)</w:t>
       </w:r>
@@ -8601,24 +8645,21 @@
         <w:rPr>
           <w:sz w:val="28"/>
           <w:szCs w:val="28"/>
-          <w:lang w:val="pl-PL"/>
-        </w:rPr>
-      </w:pPr>
-    </w:p>
-    <w:p>
-      <w:pPr>
-        <w:spacing w:after="0"/>
-        <w:rPr>
-          <w:sz w:val="28"/>
-          <w:szCs w:val="28"/>
-          <w:lang w:val="pl-PL"/>
-        </w:rPr>
-      </w:pPr>
-      <w:r>
-        <w:rPr>
-          <w:sz w:val="28"/>
-          <w:szCs w:val="28"/>
-          <w:lang w:val="pl-PL"/>
+        </w:rPr>
+      </w:pPr>
+    </w:p>
+    <w:p>
+      <w:pPr>
+        <w:spacing w:after="0"/>
+        <w:rPr>
+          <w:sz w:val="28"/>
+          <w:szCs w:val="28"/>
+        </w:rPr>
+      </w:pPr>
+      <w:r>
+        <w:rPr>
+          <w:sz w:val="28"/>
+          <w:szCs w:val="28"/>
         </w:rPr>
         <w:t>4. Kluczowe formatki dialogowe</w:t>
       </w:r>
@@ -8629,24 +8670,21 @@
         <w:rPr>
           <w:sz w:val="28"/>
           <w:szCs w:val="28"/>
-          <w:lang w:val="pl-PL"/>
-        </w:rPr>
-      </w:pPr>
-    </w:p>
-    <w:p>
-      <w:pPr>
-        <w:spacing w:after="0"/>
-        <w:rPr>
-          <w:sz w:val="28"/>
-          <w:szCs w:val="28"/>
-          <w:lang w:val="pl-PL"/>
-        </w:rPr>
-      </w:pPr>
-      <w:r>
-        <w:rPr>
-          <w:sz w:val="28"/>
-          <w:szCs w:val="28"/>
-          <w:lang w:val="pl-PL"/>
+        </w:rPr>
+      </w:pPr>
+    </w:p>
+    <w:p>
+      <w:pPr>
+        <w:spacing w:after="0"/>
+        <w:rPr>
+          <w:sz w:val="28"/>
+          <w:szCs w:val="28"/>
+        </w:rPr>
+      </w:pPr>
+      <w:r>
+        <w:rPr>
+          <w:sz w:val="28"/>
+          <w:szCs w:val="28"/>
         </w:rPr>
         <w:t>Formatka "Nowe Zgłoszenie"</w:t>
       </w:r>
@@ -8657,24 +8695,21 @@
         <w:rPr>
           <w:sz w:val="28"/>
           <w:szCs w:val="28"/>
-          <w:lang w:val="pl-PL"/>
-        </w:rPr>
-      </w:pPr>
-    </w:p>
-    <w:p>
-      <w:pPr>
-        <w:spacing w:after="0"/>
-        <w:rPr>
-          <w:sz w:val="28"/>
-          <w:szCs w:val="28"/>
-          <w:lang w:val="pl-PL"/>
-        </w:rPr>
-      </w:pPr>
-      <w:r>
-        <w:rPr>
-          <w:sz w:val="28"/>
-          <w:szCs w:val="28"/>
-          <w:lang w:val="pl-PL"/>
+        </w:rPr>
+      </w:pPr>
+    </w:p>
+    <w:p>
+      <w:pPr>
+        <w:spacing w:after="0"/>
+        <w:rPr>
+          <w:sz w:val="28"/>
+          <w:szCs w:val="28"/>
+        </w:rPr>
+      </w:pPr>
+      <w:r>
+        <w:rPr>
+          <w:sz w:val="28"/>
+          <w:szCs w:val="28"/>
         </w:rPr>
         <w:t>Wyskakuje, gdy zgłoszone zostanie nowe zagrożenie.</w:t>
       </w:r>
@@ -8685,14 +8720,12 @@
         <w:rPr>
           <w:sz w:val="28"/>
           <w:szCs w:val="28"/>
-          <w:lang w:val="pl-PL"/>
-        </w:rPr>
-      </w:pPr>
-      <w:r>
-        <w:rPr>
-          <w:sz w:val="28"/>
-          <w:szCs w:val="28"/>
-          <w:lang w:val="pl-PL"/>
+        </w:rPr>
+      </w:pPr>
+      <w:r>
+        <w:rPr>
+          <w:sz w:val="28"/>
+          <w:szCs w:val="28"/>
         </w:rPr>
         <w:t>Zawiera pola: rodzaj zagrożenia, stopień (1-5), dokładna lokalizacja, krótki opis sytuacji. przycisk "Zatwierdź i analizuj", który uruchamia algorytmy dopasowujące bohaterów.</w:t>
       </w:r>
@@ -8703,24 +8736,21 @@
         <w:rPr>
           <w:sz w:val="28"/>
           <w:szCs w:val="28"/>
-          <w:lang w:val="pl-PL"/>
-        </w:rPr>
-      </w:pPr>
-    </w:p>
-    <w:p>
-      <w:pPr>
-        <w:spacing w:after="0"/>
-        <w:rPr>
-          <w:sz w:val="28"/>
-          <w:szCs w:val="28"/>
-          <w:lang w:val="pl-PL"/>
-        </w:rPr>
-      </w:pPr>
-      <w:r>
-        <w:rPr>
-          <w:sz w:val="28"/>
-          <w:szCs w:val="28"/>
-          <w:lang w:val="pl-PL"/>
+        </w:rPr>
+      </w:pPr>
+    </w:p>
+    <w:p>
+      <w:pPr>
+        <w:spacing w:after="0"/>
+        <w:rPr>
+          <w:sz w:val="28"/>
+          <w:szCs w:val="28"/>
+        </w:rPr>
+      </w:pPr>
+      <w:r>
+        <w:rPr>
+          <w:sz w:val="28"/>
+          <w:szCs w:val="28"/>
         </w:rPr>
         <w:t>Formatka "Profil Bohatera"</w:t>
       </w:r>
@@ -8731,14 +8761,12 @@
         <w:rPr>
           <w:sz w:val="28"/>
           <w:szCs w:val="28"/>
-          <w:lang w:val="pl-PL"/>
-        </w:rPr>
-      </w:pPr>
-      <w:r>
-        <w:rPr>
-          <w:sz w:val="28"/>
-          <w:szCs w:val="28"/>
-          <w:lang w:val="pl-PL"/>
+        </w:rPr>
+      </w:pPr>
+      <w:r>
+        <w:rPr>
+          <w:sz w:val="28"/>
+          <w:szCs w:val="28"/>
         </w:rPr>
         <w:t>Wyskakuje po wybraniu bohatera w Katalogu Bohaterów.</w:t>
       </w:r>
@@ -8749,14 +8777,12 @@
         <w:rPr>
           <w:sz w:val="28"/>
           <w:szCs w:val="28"/>
-          <w:lang w:val="pl-PL"/>
-        </w:rPr>
-      </w:pPr>
-      <w:r>
-        <w:rPr>
-          <w:sz w:val="28"/>
-          <w:szCs w:val="28"/>
-          <w:lang w:val="pl-PL"/>
+        </w:rPr>
+      </w:pPr>
+      <w:r>
+        <w:rPr>
+          <w:sz w:val="28"/>
+          <w:szCs w:val="28"/>
         </w:rPr>
         <w:t>Karta postaci zawierająca: Pseudonim, wskaźnik zdrowia/energii, listę mocy, ograniczenia oraz historię ostatnich 5 misji.</w:t>
       </w:r>
@@ -8767,24 +8793,21 @@
         <w:rPr>
           <w:sz w:val="28"/>
           <w:szCs w:val="28"/>
-          <w:lang w:val="pl-PL"/>
-        </w:rPr>
-      </w:pPr>
-    </w:p>
-    <w:p>
-      <w:pPr>
-        <w:spacing w:after="0"/>
-        <w:rPr>
-          <w:sz w:val="28"/>
-          <w:szCs w:val="28"/>
-          <w:lang w:val="pl-PL"/>
-        </w:rPr>
-      </w:pPr>
-      <w:r>
-        <w:rPr>
-          <w:sz w:val="28"/>
-          <w:szCs w:val="28"/>
-          <w:lang w:val="pl-PL"/>
+        </w:rPr>
+      </w:pPr>
+    </w:p>
+    <w:p>
+      <w:pPr>
+        <w:spacing w:after="0"/>
+        <w:rPr>
+          <w:sz w:val="28"/>
+          <w:szCs w:val="28"/>
+        </w:rPr>
+      </w:pPr>
+      <w:r>
+        <w:rPr>
+          <w:sz w:val="28"/>
+          <w:szCs w:val="28"/>
         </w:rPr>
         <w:t>Alert Krytyczny (Wyskakujący na pełen ekran)</w:t>
       </w:r>
@@ -8795,14 +8818,12 @@
         <w:rPr>
           <w:sz w:val="28"/>
           <w:szCs w:val="28"/>
-          <w:lang w:val="pl-PL"/>
-        </w:rPr>
-      </w:pPr>
-      <w:r>
-        <w:rPr>
-          <w:sz w:val="28"/>
-          <w:szCs w:val="28"/>
-          <w:lang w:val="pl-PL"/>
+        </w:rPr>
+      </w:pPr>
+      <w:r>
+        <w:rPr>
+          <w:sz w:val="28"/>
+          <w:szCs w:val="28"/>
         </w:rPr>
         <w:t>Czerwone pole z komunikatem.</w:t>
       </w:r>
@@ -8813,14 +8834,12 @@
         <w:rPr>
           <w:sz w:val="28"/>
           <w:szCs w:val="28"/>
-          <w:lang w:val="pl-PL"/>
-        </w:rPr>
-      </w:pPr>
-      <w:r>
-        <w:rPr>
-          <w:sz w:val="28"/>
-          <w:szCs w:val="28"/>
-          <w:lang w:val="pl-PL"/>
+        </w:rPr>
+      </w:pPr>
+      <w:r>
+        <w:rPr>
+          <w:sz w:val="28"/>
+          <w:szCs w:val="28"/>
         </w:rPr>
         <w:t>Komunikat: „UTRATA ŁĄCZNOŚCI: Bohater [Pseudonim]. Strefa . Czas od ostatniego sygnału: 30 sekund.”</w:t>
       </w:r>
@@ -8831,14 +8850,12 @@
         <w:rPr>
           <w:sz w:val="28"/>
           <w:szCs w:val="28"/>
-          <w:lang w:val="pl-PL"/>
-        </w:rPr>
-      </w:pPr>
-      <w:r>
-        <w:rPr>
-          <w:sz w:val="28"/>
-          <w:szCs w:val="28"/>
-          <w:lang w:val="pl-PL"/>
+        </w:rPr>
+      </w:pPr>
+      <w:r>
+        <w:rPr>
+          <w:sz w:val="28"/>
+          <w:szCs w:val="28"/>
         </w:rPr>
         <w:t>Dwa przyciski: "Potwierdź autostart dronów zwiadowczych" oraz "Anuluj procedurę ratunkową".</w:t>
       </w:r>
@@ -8850,27 +8867,24 @@
           <w:bCs/>
           <w:sz w:val="28"/>
           <w:szCs w:val="28"/>
-          <w:lang w:val="pl-PL"/>
-        </w:rPr>
-      </w:pPr>
-    </w:p>
-    <w:p>
-      <w:pPr>
-        <w:rPr>
-          <w:b/>
-          <w:bCs/>
-          <w:sz w:val="28"/>
-          <w:szCs w:val="28"/>
-          <w:lang w:val="pl-PL"/>
-        </w:rPr>
-      </w:pPr>
-      <w:r>
-        <w:rPr>
-          <w:b/>
-          <w:bCs/>
-          <w:sz w:val="28"/>
-          <w:szCs w:val="28"/>
-          <w:lang w:val="pl-PL"/>
+        </w:rPr>
+      </w:pPr>
+    </w:p>
+    <w:p>
+      <w:pPr>
+        <w:rPr>
+          <w:b/>
+          <w:bCs/>
+          <w:sz w:val="28"/>
+          <w:szCs w:val="28"/>
+        </w:rPr>
+      </w:pPr>
+      <w:r>
+        <w:rPr>
+          <w:b/>
+          <w:bCs/>
+          <w:sz w:val="28"/>
+          <w:szCs w:val="28"/>
         </w:rPr>
         <w:t>6. Wymagania niefunkcjonalne dla system, w tym m.in.:</w:t>
       </w:r>
@@ -8880,7 +8894,6 @@
           <w:bCs/>
           <w:sz w:val="28"/>
           <w:szCs w:val="28"/>
-          <w:lang w:val="pl-PL"/>
         </w:rPr>
         <w:br/>
         <w:t>        6.1. Oszacowanie wielkości bazy danych</w:t>
@@ -8893,24 +8906,29 @@
           <w:bCs/>
           <w:sz w:val="28"/>
           <w:szCs w:val="28"/>
-          <w:lang w:val="pl-PL"/>
-        </w:rPr>
-      </w:pPr>
-      <w:r>
-        <w:rPr>
-          <w:sz w:val="28"/>
-          <w:szCs w:val="28"/>
-          <w:lang w:val="pl-PL"/>
-        </w:rPr>
-        <w:t>Baza danych będzie przechowywać poufne dane personalne pracowników jak i bohaterów, do bazy danych będą wpływać dane na bieżąco pobierając lokalizacje bohaterów, obrazy z kamer. Wielkość bazy szacunkowo od 5TB do 15TB.</w:t>
-      </w:r>
-      <w:r>
-        <w:rPr>
-          <w:b/>
-          <w:bCs/>
-          <w:sz w:val="28"/>
-          <w:szCs w:val="28"/>
-          <w:lang w:val="pl-PL"/>
+        </w:rPr>
+      </w:pPr>
+      <w:r>
+        <w:rPr>
+          <w:sz w:val="28"/>
+          <w:szCs w:val="28"/>
+        </w:rPr>
+        <w:t xml:space="preserve">Baza danych będzie przechowywać poufne dane personalne pracowników jak i bohaterów, do bazy danych będą wpływać dane na bieżąco pobierając lokalizacje </w:t>
+      </w:r>
+      <w:r>
+        <w:rPr>
+          <w:sz w:val="28"/>
+          <w:szCs w:val="28"/>
+        </w:rPr>
+        <w:lastRenderedPageBreak/>
+        <w:t>bohaterów, obrazy z kamer. Wielkość bazy szacunkowo od 5TB do 15TB.</w:t>
+      </w:r>
+      <w:r>
+        <w:rPr>
+          <w:b/>
+          <w:bCs/>
+          <w:sz w:val="28"/>
+          <w:szCs w:val="28"/>
         </w:rPr>
         <w:br/>
         <w:t>      </w:t>
@@ -8923,18 +8941,15 @@
           <w:bCs/>
           <w:sz w:val="28"/>
           <w:szCs w:val="28"/>
-          <w:lang w:val="pl-PL"/>
-        </w:rPr>
-      </w:pPr>
-      <w:r>
-        <w:rPr>
-          <w:b/>
-          <w:bCs/>
-          <w:sz w:val="28"/>
-          <w:szCs w:val="28"/>
-          <w:lang w:val="pl-PL"/>
-        </w:rPr>
-        <w:lastRenderedPageBreak/>
+        </w:rPr>
+      </w:pPr>
+      <w:r>
+        <w:rPr>
+          <w:b/>
+          <w:bCs/>
+          <w:sz w:val="28"/>
+          <w:szCs w:val="28"/>
+        </w:rPr>
         <w:t>  6.2. Propozycja wymaganych czasów odpowiedzi</w:t>
       </w:r>
     </w:p>
@@ -8943,14 +8958,12 @@
         <w:rPr>
           <w:sz w:val="28"/>
           <w:szCs w:val="28"/>
-          <w:lang w:val="pl-PL"/>
-        </w:rPr>
-      </w:pPr>
-      <w:r>
-        <w:rPr>
-          <w:sz w:val="28"/>
-          <w:szCs w:val="28"/>
-          <w:lang w:val="pl-PL"/>
+        </w:rPr>
+      </w:pPr>
+      <w:r>
+        <w:rPr>
+          <w:sz w:val="28"/>
+          <w:szCs w:val="28"/>
         </w:rPr>
         <w:t>Średni czas od momentu pojawienia się alarmu w systemie do chwili, gdy bohater zaakceptuje misję w swoim terminalu polowym, musi wynosić poniżej 180 sekund. System ma za zadanie automatycznie wyliczać tę średnią na koniec każdego miesiąca.</w:t>
       </w:r>
@@ -8960,14 +8973,12 @@
         <w:rPr>
           <w:sz w:val="28"/>
           <w:szCs w:val="28"/>
-          <w:lang w:val="pl-PL"/>
-        </w:rPr>
-      </w:pPr>
-      <w:r>
-        <w:rPr>
-          <w:sz w:val="28"/>
-          <w:szCs w:val="28"/>
-          <w:lang w:val="pl-PL"/>
+        </w:rPr>
+      </w:pPr>
+      <w:r>
+        <w:rPr>
+          <w:sz w:val="28"/>
+          <w:szCs w:val="28"/>
         </w:rPr>
         <w:t>W przypadku utraty łączności</w:t>
       </w:r>
@@ -8975,7 +8986,6 @@
         <w:rPr>
           <w:sz w:val="28"/>
           <w:szCs w:val="28"/>
-          <w:lang w:val="pl-PL"/>
         </w:rPr>
         <w:t>, t</w:t>
       </w:r>
@@ -8983,7 +8993,6 @@
         <w:rPr>
           <w:sz w:val="28"/>
           <w:szCs w:val="28"/>
-          <w:lang w:val="pl-PL"/>
         </w:rPr>
         <w:t>ypowy czas na podjęcie decyzji i wysłanie dronów zwiadowczych to około 5 sekund , a czas maksymalny wynosi do 30 sekund.</w:t>
       </w:r>
@@ -8995,16 +9004,14 @@
           <w:bCs/>
           <w:sz w:val="28"/>
           <w:szCs w:val="28"/>
-          <w:lang w:val="pl-PL"/>
-        </w:rPr>
-      </w:pPr>
-      <w:r>
-        <w:rPr>
-          <w:b/>
-          <w:bCs/>
-          <w:sz w:val="28"/>
-          <w:szCs w:val="28"/>
-          <w:lang w:val="pl-PL"/>
+        </w:rPr>
+      </w:pPr>
+      <w:r>
+        <w:rPr>
+          <w:b/>
+          <w:bCs/>
+          <w:sz w:val="28"/>
+          <w:szCs w:val="28"/>
         </w:rPr>
         <w:br/>
         <w:t>        6.3. Oszacowanie liczby i typów potrzebnych stanowisk pracy użytkowników systemu </w:t>
@@ -9015,14 +9022,12 @@
         <w:rPr>
           <w:sz w:val="28"/>
           <w:szCs w:val="28"/>
-          <w:lang w:val="pl-PL"/>
-        </w:rPr>
-      </w:pPr>
-      <w:r>
-        <w:rPr>
-          <w:sz w:val="28"/>
-          <w:szCs w:val="28"/>
-          <w:lang w:val="pl-PL"/>
+        </w:rPr>
+      </w:pPr>
+      <w:r>
+        <w:rPr>
+          <w:sz w:val="28"/>
+          <w:szCs w:val="28"/>
         </w:rPr>
         <w:t>Bardzo dobrze zabezpieczone komputery kwantowe do użytku dla Operatorów, podłączone do światłowodu. Szacowana ilość 10 sztuk.</w:t>
       </w:r>
@@ -9032,14 +9037,12 @@
         <w:rPr>
           <w:sz w:val="28"/>
           <w:szCs w:val="28"/>
-          <w:lang w:val="pl-PL"/>
-        </w:rPr>
-      </w:pPr>
-      <w:r>
-        <w:rPr>
-          <w:sz w:val="28"/>
-          <w:szCs w:val="28"/>
-          <w:lang w:val="pl-PL"/>
+        </w:rPr>
+      </w:pPr>
+      <w:r>
+        <w:rPr>
+          <w:sz w:val="28"/>
+          <w:szCs w:val="28"/>
         </w:rPr>
         <w:t>Odporne na wstrząsy terminale dla Bohaterów, pozwalające na komunikację z Operatorem, udostępnianiem obrazu z kamery oraz raportowaniu statusu misji. Szacowana ilość sztuk 150.</w:t>
       </w:r>
@@ -9051,16 +9054,14 @@
           <w:bCs/>
           <w:sz w:val="28"/>
           <w:szCs w:val="28"/>
-          <w:lang w:val="pl-PL"/>
-        </w:rPr>
-      </w:pPr>
-      <w:r>
-        <w:rPr>
-          <w:b/>
-          <w:bCs/>
-          <w:sz w:val="28"/>
-          <w:szCs w:val="28"/>
-          <w:lang w:val="pl-PL"/>
+        </w:rPr>
+      </w:pPr>
+      <w:r>
+        <w:rPr>
+          <w:b/>
+          <w:bCs/>
+          <w:sz w:val="28"/>
+          <w:szCs w:val="28"/>
         </w:rPr>
         <w:t>7. Propozycja technologii informatycznych, które mogą zostać wykorzystane do realizacji systemu (sprzęt, oprogramowanie)</w:t>
       </w:r>
@@ -9070,7 +9071,6 @@
           <w:bCs/>
           <w:sz w:val="28"/>
           <w:szCs w:val="28"/>
-          <w:lang w:val="pl-PL"/>
         </w:rPr>
         <w:br/>
         <w:t>        - diagram(-y) wdrożenia</w:t>
@@ -9083,16 +9083,14 @@
           <w:bCs/>
           <w:sz w:val="28"/>
           <w:szCs w:val="28"/>
-          <w:lang w:val="pl-PL"/>
-        </w:rPr>
-      </w:pPr>
-      <w:r>
-        <w:rPr>
-          <w:b/>
-          <w:bCs/>
-          <w:sz w:val="28"/>
-          <w:szCs w:val="28"/>
-          <w:lang w:val="pl-PL"/>
+        </w:rPr>
+      </w:pPr>
+      <w:r>
+        <w:rPr>
+          <w:b/>
+          <w:bCs/>
+          <w:sz w:val="28"/>
+          <w:szCs w:val="28"/>
         </w:rPr>
         <w:br/>
         <w:t>8. Propozycja planu pracy zawierająca, przynajmniej:</w:t>
@@ -9103,7 +9101,6 @@
           <w:bCs/>
           <w:sz w:val="28"/>
           <w:szCs w:val="28"/>
-          <w:lang w:val="pl-PL"/>
         </w:rPr>
         <w:br/>
         <w:t>        - wyróżnione etapy (powiązane z konkretnymi częściami systemu, realizowanymi komponentami, ...)</w:t>
@@ -9114,7 +9111,6 @@
           <w:bCs/>
           <w:sz w:val="28"/>
           <w:szCs w:val="28"/>
-          <w:lang w:val="pl-PL"/>
         </w:rPr>
         <w:br/>
         <w:t>          z podanym czasem trwania każdego etapu (dni robocze)</w:t>
@@ -9125,7 +9121,6 @@
           <w:bCs/>
           <w:sz w:val="28"/>
           <w:szCs w:val="28"/>
-          <w:lang w:val="pl-PL"/>
         </w:rPr>
         <w:br/>
         <w:t>        - zależności pomiędzy etapami (np. co musi być zakończone przed rozpoczęciem kolejnego etapu)</w:t>
@@ -9136,7 +9131,6 @@
           <w:bCs/>
           <w:sz w:val="28"/>
           <w:szCs w:val="28"/>
-          <w:lang w:val="pl-PL"/>
         </w:rPr>
         <w:br/>
         <w:t>        - alokacja zasobów ludzkich do realizacji poszczególnych etapów</w:t>
@@ -9149,16 +9143,14 @@
           <w:bCs/>
           <w:sz w:val="28"/>
           <w:szCs w:val="28"/>
-          <w:lang w:val="pl-PL"/>
-        </w:rPr>
-      </w:pPr>
-      <w:r>
-        <w:rPr>
-          <w:b/>
-          <w:bCs/>
-          <w:sz w:val="28"/>
-          <w:szCs w:val="28"/>
-          <w:lang w:val="pl-PL"/>
+        </w:rPr>
+      </w:pPr>
+      <w:r>
+        <w:rPr>
+          <w:b/>
+          <w:bCs/>
+          <w:sz w:val="28"/>
+          <w:szCs w:val="28"/>
         </w:rPr>
         <w:br/>
         <w:t>9. Analiza ryzyka projektu zawierająca wykaz przewidywanych zagrożeń (tylko zagrożenia specyficzne dla projektu):</w:t>
@@ -9169,7 +9161,6 @@
           <w:bCs/>
           <w:sz w:val="28"/>
           <w:szCs w:val="28"/>
-          <w:lang w:val="pl-PL"/>
         </w:rPr>
         <w:br/>
         <w:t>        - prawdopodobieństwo/szansa wystąpienia (np.: znikome, średnie, duże, bardzo duże)</w:t>
@@ -9180,7 +9171,6 @@
           <w:bCs/>
           <w:sz w:val="28"/>
           <w:szCs w:val="28"/>
-          <w:lang w:val="pl-PL"/>
         </w:rPr>
         <w:br/>
         <w:t>        - stopień szkodliwości w przypadku wystąpienia (np.: duży, średni, mały)</w:t>
@@ -9191,9 +9181,17 @@
           <w:bCs/>
           <w:sz w:val="28"/>
           <w:szCs w:val="28"/>
-          <w:lang w:val="pl-PL"/>
         </w:rPr>
         <w:br/>
+      </w:r>
+      <w:r>
+        <w:rPr>
+          <w:b/>
+          <w:bCs/>
+          <w:sz w:val="28"/>
+          <w:szCs w:val="28"/>
+        </w:rPr>
+        <w:lastRenderedPageBreak/>
         <w:t>        - propozycje metod zapobiegania danemu zagrożeniu</w:t>
       </w:r>
       <w:r>
@@ -9202,7 +9200,6 @@
           <w:bCs/>
           <w:sz w:val="28"/>
           <w:szCs w:val="28"/>
-          <w:lang w:val="pl-PL"/>
         </w:rPr>
         <w:br/>
         <w:t>        - plan awaryjny (sposób postępowania) w przypadku wystąpienia zagrożenia</w:t>
@@ -9215,18 +9212,15 @@
           <w:bCs/>
           <w:sz w:val="28"/>
           <w:szCs w:val="28"/>
-          <w:lang w:val="pl-PL"/>
-        </w:rPr>
-      </w:pPr>
-      <w:r>
-        <w:rPr>
-          <w:b/>
-          <w:bCs/>
-          <w:sz w:val="28"/>
-          <w:szCs w:val="28"/>
-          <w:lang w:val="pl-PL"/>
-        </w:rPr>
-        <w:lastRenderedPageBreak/>
+        </w:rPr>
+      </w:pPr>
+      <w:r>
+        <w:rPr>
+          <w:b/>
+          <w:bCs/>
+          <w:sz w:val="28"/>
+          <w:szCs w:val="28"/>
+        </w:rPr>
         <w:br/>
         <w:t>  10. Kosztorys realizacji przedsięwzięcia (koszty projektu, oprogramowania, systemu, szkoleń, wdrożenia oraz konsultacji)</w:t>
       </w:r>
@@ -9236,7 +9230,6 @@
           <w:bCs/>
           <w:sz w:val="28"/>
           <w:szCs w:val="28"/>
-          <w:lang w:val="pl-PL"/>
         </w:rPr>
         <w:br/>
         <w:t>        - w rozbiciu na mniejsze jednostki (etapy, podsystemy, moduły,...)</w:t>
@@ -9247,7 +9240,6 @@
           <w:bCs/>
           <w:sz w:val="28"/>
           <w:szCs w:val="28"/>
-          <w:lang w:val="pl-PL"/>
         </w:rPr>
         <w:br/>
         <w:t>        - warunki płatności, sposób odbioru</w:t>
@@ -9258,7 +9250,6 @@
           <w:bCs/>
           <w:sz w:val="28"/>
           <w:szCs w:val="28"/>
-          <w:lang w:val="pl-PL"/>
         </w:rPr>
         <w:br/>
         <w:t>        - może być wariantowy </w:t>
@@ -9271,7 +9262,6 @@
           <w:bCs/>
           <w:sz w:val="28"/>
           <w:szCs w:val="28"/>
-          <w:lang w:val="pl-PL"/>
         </w:rPr>
       </w:pPr>
     </w:p>
@@ -11045,11 +11035,13 @@
   <w:style w:type="paragraph" w:default="1" w:styleId="Normalny">
     <w:name w:val="Normal"/>
     <w:qFormat/>
+    <w:rPr>
+      <w:lang w:val="pl-PL"/>
+    </w:rPr>
   </w:style>
   <w:style w:type="character" w:default="1" w:styleId="Domylnaczcionkaakapitu">
     <w:name w:val="Default Paragraph Font"/>
     <w:uiPriority w:val="1"/>
-    <w:semiHidden/>
     <w:unhideWhenUsed/>
   </w:style>
   <w:style w:type="table" w:default="1" w:styleId="Standardowy">
@@ -11193,7 +11185,6 @@
     </w:pPr>
     <w:rPr>
       <w:kern w:val="2"/>
-      <w:lang w:val="pl-PL"/>
       <w14:ligatures w14:val="standardContextual"/>
     </w:rPr>
   </w:style>
@@ -11397,6 +11388,7 @@
     <w:rsid w:val="003105FF"/>
     <w:rsid w:val="00310C35"/>
     <w:rsid w:val="0047128B"/>
+    <w:rsid w:val="004F3D92"/>
     <w:rsid w:val="005405E1"/>
     <w:rsid w:val="00594E01"/>
     <w:rsid w:val="005F19A2"/>
@@ -11410,6 +11402,7 @@
     <w:rsid w:val="009A6974"/>
     <w:rsid w:val="00A81CE8"/>
     <w:rsid w:val="00B50A74"/>
+    <w:rsid w:val="00D333F4"/>
     <w:rsid w:val="00DC0E06"/>
     <w:rsid w:val="00E970BA"/>
   </w:rsids>

--- a/TK/Sprawozdanie.docx
+++ b/TK/Sprawozdanie.docx
@@ -41,6 +41,7 @@
         <w:rPr>
           <w:rFonts w:asciiTheme="minorHAnsi" w:hAnsiTheme="minorHAnsi" w:cstheme="minorHAnsi"/>
           <w:b/>
+          <w:noProof/>
           <w:sz w:val="12"/>
           <w:szCs w:val="12"/>
           <w:lang w:val="pl-PL" w:eastAsia="en-US" w:bidi="ar-SA"/>
@@ -767,23 +768,7 @@
           <w:sz w:val="28"/>
           <w:lang w:val="pl-PL"/>
         </w:rPr>
-        <w:t>d</w:t>
-      </w:r>
-      <w:r>
-        <w:rPr>
-          <w:rFonts w:asciiTheme="minorHAnsi" w:hAnsiTheme="minorHAnsi" w:cstheme="minorHAnsi"/>
-          <w:sz w:val="28"/>
-          <w:lang w:val="pl-PL"/>
-        </w:rPr>
-        <w:t>iagramy przypadków użycia</w:t>
-      </w:r>
-      <w:r>
-        <w:rPr>
-          <w:rFonts w:asciiTheme="minorHAnsi" w:hAnsiTheme="minorHAnsi" w:cstheme="minorHAnsi"/>
-          <w:sz w:val="28"/>
-          <w:lang w:val="pl-PL"/>
-        </w:rPr>
-        <w:t>, diagramy czynności</w:t>
+        <w:t>diagramy przypadków użycia, diagramy czynności</w:t>
       </w:r>
       <w:r>
         <w:rPr>
@@ -847,39 +832,7 @@
           <w:sz w:val="28"/>
           <w:lang w:val="pl-PL"/>
         </w:rPr>
-        <w:t xml:space="preserve"> – commity, diagram wdrożenia, </w:t>
-      </w:r>
-      <w:r>
-        <w:rPr>
-          <w:rFonts w:asciiTheme="minorHAnsi" w:hAnsiTheme="minorHAnsi" w:cstheme="minorHAnsi"/>
-          <w:sz w:val="28"/>
-          <w:lang w:val="pl-PL"/>
-        </w:rPr>
-        <w:t>diagramy interakcji</w:t>
-      </w:r>
-      <w:r>
-        <w:rPr>
-          <w:rFonts w:asciiTheme="minorHAnsi" w:hAnsiTheme="minorHAnsi" w:cstheme="minorHAnsi"/>
-          <w:sz w:val="28"/>
-          <w:lang w:val="pl-PL"/>
-        </w:rPr>
-        <w:t xml:space="preserve">, </w:t>
-      </w:r>
-      <w:r>
-        <w:rPr>
-          <w:rFonts w:asciiTheme="minorHAnsi" w:hAnsiTheme="minorHAnsi" w:cstheme="minorHAnsi"/>
-          <w:sz w:val="28"/>
-          <w:lang w:val="pl-PL"/>
-        </w:rPr>
-        <w:t>diagram stanów</w:t>
-      </w:r>
-      <w:r>
-        <w:rPr>
-          <w:rFonts w:asciiTheme="minorHAnsi" w:hAnsiTheme="minorHAnsi" w:cstheme="minorHAnsi"/>
-          <w:sz w:val="28"/>
-          <w:lang w:val="pl-PL"/>
-        </w:rPr>
-        <w:t xml:space="preserve">, sprawozdanie </w:t>
+        <w:t xml:space="preserve"> – commity, diagram wdrożenia, diagramy interakcji, diagram stanów, sprawozdanie </w:t>
       </w:r>
     </w:p>
     <w:p>
@@ -2115,6 +2068,7 @@
       </w:pPr>
       <w:r>
         <w:rPr>
+          <w:noProof/>
           <w:sz w:val="28"/>
           <w:szCs w:val="28"/>
           <w:lang w:val="pl-PL"/>
@@ -3749,6 +3703,7 @@
           <w:rFonts w:cstheme="minorHAnsi"/>
           <w:b/>
           <w:bCs/>
+          <w:noProof/>
           <w:sz w:val="28"/>
         </w:rPr>
         <w:drawing>
@@ -3803,6 +3758,7 @@
           <w:rFonts w:cstheme="minorHAnsi"/>
           <w:b/>
           <w:bCs/>
+          <w:noProof/>
           <w:sz w:val="28"/>
         </w:rPr>
         <w:lastRenderedPageBreak/>
@@ -3847,6 +3803,7 @@
           <w:rFonts w:cstheme="minorHAnsi"/>
           <w:b/>
           <w:bCs/>
+          <w:noProof/>
           <w:sz w:val="28"/>
         </w:rPr>
         <w:lastRenderedPageBreak/>
@@ -4141,6 +4098,7 @@
           <w:rFonts w:cstheme="minorHAnsi"/>
           <w:b/>
           <w:bCs/>
+          <w:noProof/>
           <w:sz w:val="28"/>
         </w:rPr>
         <w:drawing>
@@ -4471,6 +4429,7 @@
       <w:r>
         <w:rPr>
           <w:rFonts w:cstheme="minorHAnsi"/>
+          <w:noProof/>
           <w:sz w:val="28"/>
         </w:rPr>
         <w:drawing>
@@ -4674,6 +4633,7 @@
       <w:r>
         <w:rPr>
           <w:rFonts w:cstheme="minorHAnsi"/>
+          <w:noProof/>
           <w:sz w:val="28"/>
         </w:rPr>
         <w:drawing>
@@ -4913,6 +4873,7 @@
     </w:p>
     <w:p>
       <w:pPr>
+        <w:spacing w:after="0"/>
         <w:ind w:firstLine="720"/>
         <w:rPr>
           <w:b/>
@@ -4930,6 +4891,88 @@
         </w:rPr>
         <w:t>5.0. Proponowana architektura systemu wraz z opisem</w:t>
       </w:r>
+      <w:r>
+        <w:rPr>
+          <w:b/>
+          <w:bCs/>
+          <w:sz w:val="28"/>
+          <w:szCs w:val="28"/>
+        </w:rPr>
+        <w:drawing>
+          <wp:inline distT="0" distB="0" distL="0" distR="0" wp14:anchorId="47463626" wp14:editId="37000293">
+            <wp:extent cx="6119495" cy="5400040"/>
+            <wp:effectExtent l="0" t="0" r="0" b="0"/>
+            <wp:docPr id="1946398498" name="Obraz 1"/>
+            <wp:cNvGraphicFramePr>
+              <a:graphicFrameLocks xmlns:a="http://schemas.openxmlformats.org/drawingml/2006/main" noChangeAspect="1"/>
+            </wp:cNvGraphicFramePr>
+            <a:graphic xmlns:a="http://schemas.openxmlformats.org/drawingml/2006/main">
+              <a:graphicData uri="http://schemas.openxmlformats.org/drawingml/2006/picture">
+                <pic:pic xmlns:pic="http://schemas.openxmlformats.org/drawingml/2006/picture">
+                  <pic:nvPicPr>
+                    <pic:cNvPr id="1946398498" name=""/>
+                    <pic:cNvPicPr/>
+                  </pic:nvPicPr>
+                  <pic:blipFill>
+                    <a:blip r:embed="rId15"/>
+                    <a:stretch>
+                      <a:fillRect/>
+                    </a:stretch>
+                  </pic:blipFill>
+                  <pic:spPr>
+                    <a:xfrm>
+                      <a:off x="0" y="0"/>
+                      <a:ext cx="6119495" cy="5400040"/>
+                    </a:xfrm>
+                    <a:prstGeom prst="rect">
+                      <a:avLst/>
+                    </a:prstGeom>
+                  </pic:spPr>
+                </pic:pic>
+              </a:graphicData>
+            </a:graphic>
+          </wp:inline>
+        </w:drawing>
+      </w:r>
+    </w:p>
+    <w:p>
+      <w:pPr>
+        <w:spacing w:after="0"/>
+        <w:jc w:val="both"/>
+        <w:rPr>
+          <w:sz w:val="28"/>
+          <w:szCs w:val="28"/>
+        </w:rPr>
+      </w:pPr>
+      <w:r>
+        <w:rPr>
+          <w:sz w:val="28"/>
+          <w:szCs w:val="28"/>
+        </w:rPr>
+        <w:t xml:space="preserve">Architektura systemu CKS została podzielona na komponenty odpowiedzialne za konkretne obszary funkcjonalne. Głównym punktem dostępu jest Panel Operacyjny wykorzystywany przez operatorów. Komponent Zarządzania Zgłoszeniami obsługuje nowe incydenty, natomiast Zarządzanie Bohaterami przechowuje informacje o dostępności, lokalizacji i stanie jednostek. Zarządzanie Misjami odpowiada za tworzenie i realizację misji, korzystając z Algorytmu Przydzielania oraz modułu Zarządzania Zespołami. Monitoring i Automatyka realizuje funkcje geolokalizacji, monitorowania statusów oraz uruchamiania procedur awaryjnych. Komponent Aplikacja Mobilna Bohatera umożliwia wymianę danych z bohaterami w terenie, a </w:t>
+      </w:r>
+      <w:r>
+        <w:rPr>
+          <w:sz w:val="28"/>
+          <w:szCs w:val="28"/>
+        </w:rPr>
+        <w:lastRenderedPageBreak/>
+        <w:t>System Dronów Zwiadowczych odpowiada za działania ratunkowe.</w:t>
+      </w:r>
+      <w:r>
+        <w:rPr>
+          <w:sz w:val="28"/>
+          <w:szCs w:val="28"/>
+        </w:rPr>
+        <w:t xml:space="preserve"> </w:t>
+      </w:r>
+      <w:r>
+        <w:rPr>
+          <w:sz w:val="28"/>
+          <w:szCs w:val="28"/>
+        </w:rPr>
+        <w:t>Na podstawie zgromadzonych danych moduł Raportów i Analiz generuje statystyki i raporty. Opis opiera się na funkcjonalnościach zdefiniowanych dla operatora, bohatera i systemu automatyki.</w:t>
+      </w:r>
     </w:p>
     <w:p>
       <w:pPr>
@@ -4965,6 +5008,7 @@
         <w:rPr>
           <w:b/>
           <w:bCs/>
+          <w:noProof/>
           <w:sz w:val="32"/>
           <w:szCs w:val="32"/>
         </w:rPr>
@@ -4984,7 +5028,7 @@
                     <pic:cNvPicPr/>
                   </pic:nvPicPr>
                   <pic:blipFill>
-                    <a:blip r:embed="rId15"/>
+                    <a:blip r:embed="rId16"/>
                     <a:stretch>
                       <a:fillRect/>
                     </a:stretch>
@@ -5175,55 +5219,55 @@
           <w:sz w:val="28"/>
           <w:szCs w:val="28"/>
         </w:rPr>
+        <w:t>nazwisko : String</w:t>
+      </w:r>
+    </w:p>
+    <w:p>
+      <w:pPr>
+        <w:spacing w:after="0"/>
+        <w:rPr>
+          <w:sz w:val="28"/>
+          <w:szCs w:val="28"/>
+        </w:rPr>
+      </w:pPr>
+      <w:r>
+        <w:rPr>
+          <w:sz w:val="28"/>
+          <w:szCs w:val="28"/>
+        </w:rPr>
+        <w:t xml:space="preserve">dataUrodzenia : Date </w:t>
+      </w:r>
+    </w:p>
+    <w:p>
+      <w:pPr>
+        <w:spacing w:after="0"/>
+        <w:rPr>
+          <w:sz w:val="28"/>
+          <w:szCs w:val="28"/>
+        </w:rPr>
+      </w:pPr>
+      <w:r>
+        <w:rPr>
+          <w:sz w:val="28"/>
+          <w:szCs w:val="28"/>
+        </w:rPr>
+        <w:t xml:space="preserve">pseudonim : String </w:t>
+      </w:r>
+    </w:p>
+    <w:p>
+      <w:pPr>
+        <w:spacing w:after="0"/>
+        <w:rPr>
+          <w:sz w:val="28"/>
+          <w:szCs w:val="28"/>
+        </w:rPr>
+      </w:pPr>
+      <w:r>
+        <w:rPr>
+          <w:sz w:val="28"/>
+          <w:szCs w:val="28"/>
+        </w:rPr>
         <w:lastRenderedPageBreak/>
-        <w:t>nazwisko : String</w:t>
-      </w:r>
-    </w:p>
-    <w:p>
-      <w:pPr>
-        <w:spacing w:after="0"/>
-        <w:rPr>
-          <w:sz w:val="28"/>
-          <w:szCs w:val="28"/>
-        </w:rPr>
-      </w:pPr>
-      <w:r>
-        <w:rPr>
-          <w:sz w:val="28"/>
-          <w:szCs w:val="28"/>
-        </w:rPr>
-        <w:t xml:space="preserve">dataUrodzenia : Date </w:t>
-      </w:r>
-    </w:p>
-    <w:p>
-      <w:pPr>
-        <w:spacing w:after="0"/>
-        <w:rPr>
-          <w:sz w:val="28"/>
-          <w:szCs w:val="28"/>
-        </w:rPr>
-      </w:pPr>
-      <w:r>
-        <w:rPr>
-          <w:sz w:val="28"/>
-          <w:szCs w:val="28"/>
-        </w:rPr>
-        <w:t xml:space="preserve">pseudonim : String </w:t>
-      </w:r>
-    </w:p>
-    <w:p>
-      <w:pPr>
-        <w:spacing w:after="0"/>
-        <w:rPr>
-          <w:sz w:val="28"/>
-          <w:szCs w:val="28"/>
-        </w:rPr>
-      </w:pPr>
-      <w:r>
-        <w:rPr>
-          <w:sz w:val="28"/>
-          <w:szCs w:val="28"/>
-        </w:rPr>
         <w:t>status : String - aktualny status ("W akcji", "Gotowy/a", "Regeneracja")</w:t>
       </w:r>
     </w:p>
@@ -5852,24 +5896,227 @@
           <w:sz w:val="28"/>
           <w:szCs w:val="28"/>
         </w:rPr>
+        <w:t xml:space="preserve">opisZdolnosci : String </w:t>
+      </w:r>
+    </w:p>
+    <w:p>
+      <w:pPr>
+        <w:spacing w:after="0"/>
+        <w:rPr>
+          <w:sz w:val="28"/>
+          <w:szCs w:val="28"/>
+        </w:rPr>
+      </w:pPr>
+      <w:r>
+        <w:rPr>
+          <w:sz w:val="28"/>
+          <w:szCs w:val="28"/>
+        </w:rPr>
+        <w:t xml:space="preserve">liczbaMocy : int </w:t>
+      </w:r>
+    </w:p>
+    <w:p>
+      <w:pPr>
+        <w:spacing w:after="0"/>
+        <w:rPr>
+          <w:b/>
+          <w:bCs/>
+          <w:sz w:val="28"/>
+          <w:szCs w:val="28"/>
+        </w:rPr>
+      </w:pPr>
+      <w:r>
+        <w:rPr>
+          <w:b/>
+          <w:bCs/>
+          <w:sz w:val="28"/>
+          <w:szCs w:val="28"/>
+        </w:rPr>
+        <w:t>Metody:</w:t>
+      </w:r>
+    </w:p>
+    <w:p>
+      <w:pPr>
+        <w:spacing w:after="0"/>
+        <w:rPr>
+          <w:sz w:val="28"/>
+          <w:szCs w:val="28"/>
+        </w:rPr>
+      </w:pPr>
+      <w:r>
+        <w:rPr>
+          <w:sz w:val="28"/>
+          <w:szCs w:val="28"/>
+        </w:rPr>
         <w:lastRenderedPageBreak/>
-        <w:t xml:space="preserve">opisZdolnosci : String </w:t>
-      </w:r>
-    </w:p>
-    <w:p>
-      <w:pPr>
-        <w:spacing w:after="0"/>
-        <w:rPr>
-          <w:sz w:val="28"/>
-          <w:szCs w:val="28"/>
-        </w:rPr>
-      </w:pPr>
-      <w:r>
-        <w:rPr>
-          <w:sz w:val="28"/>
-          <w:szCs w:val="28"/>
-        </w:rPr>
-        <w:t xml:space="preserve">liczbaMocy : int </w:t>
+        <w:t xml:space="preserve">wyszukajMoc() </w:t>
+      </w:r>
+    </w:p>
+    <w:p>
+      <w:pPr>
+        <w:spacing w:after="0"/>
+        <w:rPr>
+          <w:sz w:val="28"/>
+          <w:szCs w:val="28"/>
+        </w:rPr>
+      </w:pPr>
+      <w:r>
+        <w:rPr>
+          <w:sz w:val="28"/>
+          <w:szCs w:val="28"/>
+        </w:rPr>
+        <w:t>filtrujTyp()</w:t>
+      </w:r>
+    </w:p>
+    <w:p>
+      <w:pPr>
+        <w:spacing w:after="0"/>
+        <w:rPr>
+          <w:b/>
+          <w:bCs/>
+          <w:sz w:val="28"/>
+          <w:szCs w:val="28"/>
+        </w:rPr>
+      </w:pPr>
+    </w:p>
+    <w:p>
+      <w:pPr>
+        <w:spacing w:after="0"/>
+        <w:rPr>
+          <w:b/>
+          <w:bCs/>
+          <w:sz w:val="28"/>
+          <w:szCs w:val="28"/>
+        </w:rPr>
+      </w:pPr>
+      <w:r>
+        <w:rPr>
+          <w:b/>
+          <w:bCs/>
+          <w:sz w:val="28"/>
+          <w:szCs w:val="28"/>
+        </w:rPr>
+        <w:t>Misja</w:t>
+      </w:r>
+    </w:p>
+    <w:p>
+      <w:pPr>
+        <w:spacing w:after="0"/>
+        <w:rPr>
+          <w:b/>
+          <w:bCs/>
+          <w:sz w:val="28"/>
+          <w:szCs w:val="28"/>
+        </w:rPr>
+      </w:pPr>
+      <w:r>
+        <w:rPr>
+          <w:b/>
+          <w:bCs/>
+          <w:sz w:val="28"/>
+          <w:szCs w:val="28"/>
+        </w:rPr>
+        <w:t xml:space="preserve">Opis: </w:t>
+      </w:r>
+    </w:p>
+    <w:p>
+      <w:pPr>
+        <w:spacing w:after="0"/>
+        <w:rPr>
+          <w:sz w:val="28"/>
+          <w:szCs w:val="28"/>
+        </w:rPr>
+      </w:pPr>
+      <w:r>
+        <w:rPr>
+          <w:sz w:val="28"/>
+          <w:szCs w:val="28"/>
+        </w:rPr>
+        <w:t>Jest tworzona na podstawie danego zgłoszenia.</w:t>
+      </w:r>
+    </w:p>
+    <w:p>
+      <w:pPr>
+        <w:spacing w:after="0"/>
+        <w:rPr>
+          <w:b/>
+          <w:bCs/>
+          <w:sz w:val="28"/>
+          <w:szCs w:val="28"/>
+        </w:rPr>
+      </w:pPr>
+      <w:r>
+        <w:rPr>
+          <w:b/>
+          <w:bCs/>
+          <w:sz w:val="28"/>
+          <w:szCs w:val="28"/>
+        </w:rPr>
+        <w:t>Atrybuty:</w:t>
+      </w:r>
+    </w:p>
+    <w:p>
+      <w:pPr>
+        <w:spacing w:after="0"/>
+        <w:rPr>
+          <w:sz w:val="28"/>
+          <w:szCs w:val="28"/>
+        </w:rPr>
+      </w:pPr>
+      <w:r>
+        <w:rPr>
+          <w:sz w:val="28"/>
+          <w:szCs w:val="28"/>
+        </w:rPr>
+        <w:t xml:space="preserve">idMisji : int </w:t>
+      </w:r>
+    </w:p>
+    <w:p>
+      <w:pPr>
+        <w:spacing w:after="0"/>
+        <w:rPr>
+          <w:sz w:val="28"/>
+          <w:szCs w:val="28"/>
+        </w:rPr>
+      </w:pPr>
+      <w:r>
+        <w:rPr>
+          <w:sz w:val="28"/>
+          <w:szCs w:val="28"/>
+        </w:rPr>
+        <w:t xml:space="preserve">status : String </w:t>
+      </w:r>
+    </w:p>
+    <w:p>
+      <w:pPr>
+        <w:spacing w:after="0"/>
+        <w:rPr>
+          <w:sz w:val="28"/>
+          <w:szCs w:val="28"/>
+        </w:rPr>
+      </w:pPr>
+      <w:r>
+        <w:rPr>
+          <w:sz w:val="28"/>
+          <w:szCs w:val="28"/>
+        </w:rPr>
+        <w:t xml:space="preserve">dataRozpoczecia : Date </w:t>
+      </w:r>
+    </w:p>
+    <w:p>
+      <w:pPr>
+        <w:spacing w:after="0"/>
+        <w:rPr>
+          <w:sz w:val="28"/>
+          <w:szCs w:val="28"/>
+        </w:rPr>
+      </w:pPr>
+      <w:r>
+        <w:rPr>
+          <w:sz w:val="28"/>
+          <w:szCs w:val="28"/>
+        </w:rPr>
+        <w:t xml:space="preserve">dataZakonczenia : Date </w:t>
       </w:r>
     </w:p>
     <w:p>
@@ -5905,209 +6152,6 @@
           <w:sz w:val="28"/>
           <w:szCs w:val="28"/>
         </w:rPr>
-        <w:t xml:space="preserve">wyszukajMoc() </w:t>
-      </w:r>
-    </w:p>
-    <w:p>
-      <w:pPr>
-        <w:spacing w:after="0"/>
-        <w:rPr>
-          <w:sz w:val="28"/>
-          <w:szCs w:val="28"/>
-        </w:rPr>
-      </w:pPr>
-      <w:r>
-        <w:rPr>
-          <w:sz w:val="28"/>
-          <w:szCs w:val="28"/>
-        </w:rPr>
-        <w:t>filtrujTyp()</w:t>
-      </w:r>
-    </w:p>
-    <w:p>
-      <w:pPr>
-        <w:spacing w:after="0"/>
-        <w:rPr>
-          <w:b/>
-          <w:bCs/>
-          <w:sz w:val="28"/>
-          <w:szCs w:val="28"/>
-        </w:rPr>
-      </w:pPr>
-    </w:p>
-    <w:p>
-      <w:pPr>
-        <w:spacing w:after="0"/>
-        <w:rPr>
-          <w:b/>
-          <w:bCs/>
-          <w:sz w:val="28"/>
-          <w:szCs w:val="28"/>
-        </w:rPr>
-      </w:pPr>
-      <w:r>
-        <w:rPr>
-          <w:b/>
-          <w:bCs/>
-          <w:sz w:val="28"/>
-          <w:szCs w:val="28"/>
-        </w:rPr>
-        <w:t>Misja</w:t>
-      </w:r>
-    </w:p>
-    <w:p>
-      <w:pPr>
-        <w:spacing w:after="0"/>
-        <w:rPr>
-          <w:b/>
-          <w:bCs/>
-          <w:sz w:val="28"/>
-          <w:szCs w:val="28"/>
-        </w:rPr>
-      </w:pPr>
-      <w:r>
-        <w:rPr>
-          <w:b/>
-          <w:bCs/>
-          <w:sz w:val="28"/>
-          <w:szCs w:val="28"/>
-        </w:rPr>
-        <w:t xml:space="preserve">Opis: </w:t>
-      </w:r>
-    </w:p>
-    <w:p>
-      <w:pPr>
-        <w:spacing w:after="0"/>
-        <w:rPr>
-          <w:sz w:val="28"/>
-          <w:szCs w:val="28"/>
-        </w:rPr>
-      </w:pPr>
-      <w:r>
-        <w:rPr>
-          <w:sz w:val="28"/>
-          <w:szCs w:val="28"/>
-        </w:rPr>
-        <w:t>Jest tworzona na podstawie danego zgłoszenia.</w:t>
-      </w:r>
-    </w:p>
-    <w:p>
-      <w:pPr>
-        <w:spacing w:after="0"/>
-        <w:rPr>
-          <w:b/>
-          <w:bCs/>
-          <w:sz w:val="28"/>
-          <w:szCs w:val="28"/>
-        </w:rPr>
-      </w:pPr>
-      <w:r>
-        <w:rPr>
-          <w:b/>
-          <w:bCs/>
-          <w:sz w:val="28"/>
-          <w:szCs w:val="28"/>
-        </w:rPr>
-        <w:t>Atrybuty:</w:t>
-      </w:r>
-    </w:p>
-    <w:p>
-      <w:pPr>
-        <w:spacing w:after="0"/>
-        <w:rPr>
-          <w:sz w:val="28"/>
-          <w:szCs w:val="28"/>
-        </w:rPr>
-      </w:pPr>
-      <w:r>
-        <w:rPr>
-          <w:sz w:val="28"/>
-          <w:szCs w:val="28"/>
-        </w:rPr>
-        <w:t xml:space="preserve">idMisji : int </w:t>
-      </w:r>
-    </w:p>
-    <w:p>
-      <w:pPr>
-        <w:spacing w:after="0"/>
-        <w:rPr>
-          <w:sz w:val="28"/>
-          <w:szCs w:val="28"/>
-        </w:rPr>
-      </w:pPr>
-      <w:r>
-        <w:rPr>
-          <w:sz w:val="28"/>
-          <w:szCs w:val="28"/>
-        </w:rPr>
-        <w:t xml:space="preserve">status : String </w:t>
-      </w:r>
-    </w:p>
-    <w:p>
-      <w:pPr>
-        <w:spacing w:after="0"/>
-        <w:rPr>
-          <w:sz w:val="28"/>
-          <w:szCs w:val="28"/>
-        </w:rPr>
-      </w:pPr>
-      <w:r>
-        <w:rPr>
-          <w:sz w:val="28"/>
-          <w:szCs w:val="28"/>
-        </w:rPr>
-        <w:t xml:space="preserve">dataRozpoczecia : Date </w:t>
-      </w:r>
-    </w:p>
-    <w:p>
-      <w:pPr>
-        <w:spacing w:after="0"/>
-        <w:rPr>
-          <w:sz w:val="28"/>
-          <w:szCs w:val="28"/>
-        </w:rPr>
-      </w:pPr>
-      <w:r>
-        <w:rPr>
-          <w:sz w:val="28"/>
-          <w:szCs w:val="28"/>
-        </w:rPr>
-        <w:t xml:space="preserve">dataZakonczenia : Date </w:t>
-      </w:r>
-    </w:p>
-    <w:p>
-      <w:pPr>
-        <w:spacing w:after="0"/>
-        <w:rPr>
-          <w:b/>
-          <w:bCs/>
-          <w:sz w:val="28"/>
-          <w:szCs w:val="28"/>
-        </w:rPr>
-      </w:pPr>
-      <w:r>
-        <w:rPr>
-          <w:b/>
-          <w:bCs/>
-          <w:sz w:val="28"/>
-          <w:szCs w:val="28"/>
-        </w:rPr>
-        <w:t>Metody:</w:t>
-      </w:r>
-    </w:p>
-    <w:p>
-      <w:pPr>
-        <w:spacing w:after="0"/>
-        <w:rPr>
-          <w:sz w:val="28"/>
-          <w:szCs w:val="28"/>
-        </w:rPr>
-      </w:pPr>
-      <w:r>
-        <w:rPr>
-          <w:sz w:val="28"/>
-          <w:szCs w:val="28"/>
-        </w:rPr>
         <w:t xml:space="preserve">startMisji() </w:t>
       </w:r>
     </w:p>
@@ -6529,55 +6573,55 @@
           <w:sz w:val="28"/>
           <w:szCs w:val="28"/>
         </w:rPr>
+        <w:t xml:space="preserve">wyslanieDrona() </w:t>
+      </w:r>
+    </w:p>
+    <w:p>
+      <w:pPr>
+        <w:spacing w:after="0"/>
+        <w:rPr>
+          <w:sz w:val="28"/>
+          <w:szCs w:val="28"/>
+        </w:rPr>
+      </w:pPr>
+      <w:r>
+        <w:rPr>
+          <w:sz w:val="28"/>
+          <w:szCs w:val="28"/>
+        </w:rPr>
+        <w:t xml:space="preserve">wyslanieKomunikatu() </w:t>
+      </w:r>
+    </w:p>
+    <w:p>
+      <w:pPr>
+        <w:spacing w:after="0"/>
+        <w:rPr>
+          <w:sz w:val="28"/>
+          <w:szCs w:val="28"/>
+        </w:rPr>
+      </w:pPr>
+      <w:r>
+        <w:rPr>
+          <w:sz w:val="28"/>
+          <w:szCs w:val="28"/>
+        </w:rPr>
+        <w:t xml:space="preserve">przyjmijZgloszenie() </w:t>
+      </w:r>
+    </w:p>
+    <w:p>
+      <w:pPr>
+        <w:spacing w:after="0"/>
+        <w:rPr>
+          <w:sz w:val="28"/>
+          <w:szCs w:val="28"/>
+        </w:rPr>
+      </w:pPr>
+      <w:r>
+        <w:rPr>
+          <w:sz w:val="28"/>
+          <w:szCs w:val="28"/>
+        </w:rPr>
         <w:lastRenderedPageBreak/>
-        <w:t xml:space="preserve">wyslanieDrona() </w:t>
-      </w:r>
-    </w:p>
-    <w:p>
-      <w:pPr>
-        <w:spacing w:after="0"/>
-        <w:rPr>
-          <w:sz w:val="28"/>
-          <w:szCs w:val="28"/>
-        </w:rPr>
-      </w:pPr>
-      <w:r>
-        <w:rPr>
-          <w:sz w:val="28"/>
-          <w:szCs w:val="28"/>
-        </w:rPr>
-        <w:t xml:space="preserve">wyslanieKomunikatu() </w:t>
-      </w:r>
-    </w:p>
-    <w:p>
-      <w:pPr>
-        <w:spacing w:after="0"/>
-        <w:rPr>
-          <w:sz w:val="28"/>
-          <w:szCs w:val="28"/>
-        </w:rPr>
-      </w:pPr>
-      <w:r>
-        <w:rPr>
-          <w:sz w:val="28"/>
-          <w:szCs w:val="28"/>
-        </w:rPr>
-        <w:t xml:space="preserve">przyjmijZgloszenie() </w:t>
-      </w:r>
-    </w:p>
-    <w:p>
-      <w:pPr>
-        <w:spacing w:after="0"/>
-        <w:rPr>
-          <w:sz w:val="28"/>
-          <w:szCs w:val="28"/>
-        </w:rPr>
-      </w:pPr>
-      <w:r>
-        <w:rPr>
-          <w:sz w:val="28"/>
-          <w:szCs w:val="28"/>
-        </w:rPr>
         <w:t xml:space="preserve">zamknijZgloszenie() </w:t>
       </w:r>
     </w:p>
@@ -7194,37 +7238,37 @@
           <w:sz w:val="28"/>
           <w:szCs w:val="28"/>
         </w:rPr>
+        <w:t>algorytmPrzydzielania() - dobiera odpowiednich bohaterów do zgłoszenia</w:t>
+      </w:r>
+    </w:p>
+    <w:p>
+      <w:pPr>
+        <w:spacing w:after="0"/>
+        <w:rPr>
+          <w:sz w:val="28"/>
+          <w:szCs w:val="28"/>
+        </w:rPr>
+      </w:pPr>
+    </w:p>
+    <w:p>
+      <w:pPr>
+        <w:spacing w:after="0"/>
+        <w:ind w:left="720"/>
+        <w:rPr>
+          <w:b/>
+          <w:bCs/>
+          <w:sz w:val="28"/>
+          <w:szCs w:val="28"/>
+        </w:rPr>
+      </w:pPr>
+      <w:r>
+        <w:rPr>
+          <w:b/>
+          <w:bCs/>
+          <w:sz w:val="28"/>
+          <w:szCs w:val="28"/>
+        </w:rPr>
         <w:lastRenderedPageBreak/>
-        <w:t>algorytmPrzydzielania() - dobiera odpowiednich bohaterów do zgłoszenia</w:t>
-      </w:r>
-    </w:p>
-    <w:p>
-      <w:pPr>
-        <w:spacing w:after="0"/>
-        <w:rPr>
-          <w:sz w:val="28"/>
-          <w:szCs w:val="28"/>
-        </w:rPr>
-      </w:pPr>
-    </w:p>
-    <w:p>
-      <w:pPr>
-        <w:spacing w:after="0"/>
-        <w:ind w:left="720"/>
-        <w:rPr>
-          <w:b/>
-          <w:bCs/>
-          <w:sz w:val="28"/>
-          <w:szCs w:val="28"/>
-        </w:rPr>
-      </w:pPr>
-      <w:r>
-        <w:rPr>
-          <w:b/>
-          <w:bCs/>
-          <w:sz w:val="28"/>
-          <w:szCs w:val="28"/>
-        </w:rPr>
         <w:t>5.3. Diagramy stanów wraz z opisem tekstowym występującym na nich elementów</w:t>
       </w:r>
     </w:p>
@@ -7262,6 +7306,7 @@
         <w:rPr>
           <w:b/>
           <w:bCs/>
+          <w:noProof/>
           <w:sz w:val="28"/>
           <w:szCs w:val="28"/>
         </w:rPr>
@@ -7281,7 +7326,7 @@
                     <pic:cNvPicPr/>
                   </pic:nvPicPr>
                   <pic:blipFill>
-                    <a:blip r:embed="rId16"/>
+                    <a:blip r:embed="rId17"/>
                     <a:stretch>
                       <a:fillRect/>
                     </a:stretch>
@@ -7527,13 +7572,25 @@
           <w:szCs w:val="28"/>
         </w:rPr>
       </w:pPr>
-      <w:r>
-        <w:rPr>
-          <w:b/>
-          <w:bCs/>
-          <w:sz w:val="28"/>
-          <w:szCs w:val="28"/>
-        </w:rPr>
+    </w:p>
+    <w:p>
+      <w:pPr>
+        <w:spacing w:after="0"/>
+        <w:rPr>
+          <w:b/>
+          <w:bCs/>
+          <w:sz w:val="28"/>
+          <w:szCs w:val="28"/>
+        </w:rPr>
+      </w:pPr>
+      <w:r>
+        <w:rPr>
+          <w:b/>
+          <w:bCs/>
+          <w:sz w:val="28"/>
+          <w:szCs w:val="28"/>
+        </w:rPr>
+        <w:lastRenderedPageBreak/>
         <w:t>Klasa Bohater</w:t>
       </w:r>
     </w:p>
@@ -7551,6 +7608,7 @@
         <w:rPr>
           <w:b/>
           <w:bCs/>
+          <w:noProof/>
           <w:sz w:val="28"/>
           <w:szCs w:val="28"/>
         </w:rPr>
@@ -7570,7 +7628,7 @@
                     <pic:cNvPicPr/>
                   </pic:nvPicPr>
                   <pic:blipFill>
-                    <a:blip r:embed="rId17"/>
+                    <a:blip r:embed="rId18"/>
                     <a:stretch>
                       <a:fillRect/>
                     </a:stretch>
@@ -7869,6 +7927,7 @@
       </w:pPr>
       <w:r>
         <w:rPr>
+          <w:noProof/>
           <w:sz w:val="28"/>
           <w:szCs w:val="28"/>
         </w:rPr>
@@ -7888,7 +7947,7 @@
                     <pic:cNvPicPr/>
                   </pic:nvPicPr>
                   <pic:blipFill>
-                    <a:blip r:embed="rId18"/>
+                    <a:blip r:embed="rId19"/>
                     <a:stretch>
                       <a:fillRect/>
                     </a:stretch>
@@ -8103,7 +8162,6 @@
           <w:sz w:val="28"/>
           <w:szCs w:val="28"/>
         </w:rPr>
-        <w:lastRenderedPageBreak/>
         <w:t>Okno główne jest podzielone na trzy kluczowe panele, aby operator miał wszystkie najważniejsze informacje bez konieczności przełączania zakładek:</w:t>
       </w:r>
     </w:p>
@@ -8913,15 +8971,7 @@
           <w:sz w:val="28"/>
           <w:szCs w:val="28"/>
         </w:rPr>
-        <w:t xml:space="preserve">Baza danych będzie przechowywać poufne dane personalne pracowników jak i bohaterów, do bazy danych będą wpływać dane na bieżąco pobierając lokalizacje </w:t>
-      </w:r>
-      <w:r>
-        <w:rPr>
-          <w:sz w:val="28"/>
-          <w:szCs w:val="28"/>
-        </w:rPr>
-        <w:lastRenderedPageBreak/>
-        <w:t>bohaterów, obrazy z kamer. Wielkość bazy szacunkowo od 5TB do 15TB.</w:t>
+        <w:t>Baza danych będzie przechowywać poufne dane personalne pracowników jak i bohaterów, do bazy danych będą wpływać dane na bieżąco pobierając lokalizacje bohaterów, obrazy z kamer. Wielkość bazy szacunkowo od 5TB do 15TB.</w:t>
       </w:r>
       <w:r>
         <w:rPr>
@@ -8950,6 +9000,7 @@
           <w:sz w:val="28"/>
           <w:szCs w:val="28"/>
         </w:rPr>
+        <w:lastRenderedPageBreak/>
         <w:t>  6.2. Propozycja wymaganych czasów odpowiedzi</w:t>
       </w:r>
     </w:p>
@@ -9092,6 +9143,60 @@
           <w:sz w:val="28"/>
           <w:szCs w:val="28"/>
         </w:rPr>
+        <w:drawing>
+          <wp:inline distT="0" distB="0" distL="0" distR="0" wp14:anchorId="5A774084" wp14:editId="24347C9E">
+            <wp:extent cx="6119495" cy="3905250"/>
+            <wp:effectExtent l="0" t="0" r="0" b="0"/>
+            <wp:docPr id="531878761" name="Obraz 1"/>
+            <wp:cNvGraphicFramePr>
+              <a:graphicFrameLocks xmlns:a="http://schemas.openxmlformats.org/drawingml/2006/main" noChangeAspect="1"/>
+            </wp:cNvGraphicFramePr>
+            <a:graphic xmlns:a="http://schemas.openxmlformats.org/drawingml/2006/main">
+              <a:graphicData uri="http://schemas.openxmlformats.org/drawingml/2006/picture">
+                <pic:pic xmlns:pic="http://schemas.openxmlformats.org/drawingml/2006/picture">
+                  <pic:nvPicPr>
+                    <pic:cNvPr id="531878761" name=""/>
+                    <pic:cNvPicPr/>
+                  </pic:nvPicPr>
+                  <pic:blipFill>
+                    <a:blip r:embed="rId20"/>
+                    <a:stretch>
+                      <a:fillRect/>
+                    </a:stretch>
+                  </pic:blipFill>
+                  <pic:spPr>
+                    <a:xfrm>
+                      <a:off x="0" y="0"/>
+                      <a:ext cx="6119495" cy="3905250"/>
+                    </a:xfrm>
+                    <a:prstGeom prst="rect">
+                      <a:avLst/>
+                    </a:prstGeom>
+                  </pic:spPr>
+                </pic:pic>
+              </a:graphicData>
+            </a:graphic>
+          </wp:inline>
+        </w:drawing>
+      </w:r>
+    </w:p>
+    <w:p>
+      <w:pPr>
+        <w:rPr>
+          <w:b/>
+          <w:bCs/>
+          <w:sz w:val="28"/>
+          <w:szCs w:val="28"/>
+        </w:rPr>
+      </w:pPr>
+      <w:r>
+        <w:rPr>
+          <w:b/>
+          <w:bCs/>
+          <w:sz w:val="28"/>
+          <w:szCs w:val="28"/>
+        </w:rPr>
+        <w:lastRenderedPageBreak/>
         <w:br/>
         <w:t>8. Propozycja planu pracy zawierająca, przynajmniej:</w:t>
       </w:r>
@@ -9139,6 +9244,243 @@
     <w:p>
       <w:pPr>
         <w:rPr>
+          <w:sz w:val="28"/>
+          <w:szCs w:val="28"/>
+        </w:rPr>
+      </w:pPr>
+      <w:r>
+        <w:rPr>
+          <w:sz w:val="28"/>
+          <w:szCs w:val="28"/>
+        </w:rPr>
+        <w:t xml:space="preserve">Plan pracy operacyjnej w systemie CKS dzieli się na powtarzalne etapy związane z obsługą zagrożeń. </w:t>
+      </w:r>
+    </w:p>
+    <w:p>
+      <w:pPr>
+        <w:rPr>
+          <w:sz w:val="28"/>
+          <w:szCs w:val="28"/>
+        </w:rPr>
+      </w:pPr>
+      <w:r>
+        <w:rPr>
+          <w:sz w:val="28"/>
+          <w:szCs w:val="28"/>
+        </w:rPr>
+        <w:t>-</w:t>
+      </w:r>
+      <w:r>
+        <w:rPr>
+          <w:sz w:val="28"/>
+          <w:szCs w:val="28"/>
+        </w:rPr>
+        <w:t xml:space="preserve">Etap pierwszy to obsługiwane przez komponent Pulpitu Operacyjnego, realizowane w trybie zmianowym 1 dzień roboczy na zmianę przez Operatorów. </w:t>
+      </w:r>
+    </w:p>
+    <w:p>
+      <w:pPr>
+        <w:rPr>
+          <w:sz w:val="28"/>
+          <w:szCs w:val="28"/>
+        </w:rPr>
+      </w:pPr>
+      <w:r>
+        <w:rPr>
+          <w:sz w:val="28"/>
+          <w:szCs w:val="28"/>
+        </w:rPr>
+        <w:t>-</w:t>
+      </w:r>
+      <w:r>
+        <w:rPr>
+          <w:sz w:val="28"/>
+          <w:szCs w:val="28"/>
+        </w:rPr>
+        <w:t xml:space="preserve">Kiedy pojawia się incydent, następuje drugi etap, czyli weryfikacja zgłoszenia i </w:t>
+      </w:r>
+      <w:r>
+        <w:rPr>
+          <w:sz w:val="28"/>
+          <w:szCs w:val="28"/>
+        </w:rPr>
+        <w:t>przydzielenie misji wykorzystując algorytm przydzielania</w:t>
+      </w:r>
+      <w:r>
+        <w:rPr>
+          <w:sz w:val="28"/>
+          <w:szCs w:val="28"/>
+        </w:rPr>
+        <w:t>. Ten etap zajmuje</w:t>
+      </w:r>
+      <w:r>
+        <w:rPr>
+          <w:sz w:val="28"/>
+          <w:szCs w:val="28"/>
+        </w:rPr>
+        <w:t xml:space="preserve"> maksymalnie do minuty i odpowiada za to Operator.</w:t>
+      </w:r>
+      <w:r>
+        <w:rPr>
+          <w:sz w:val="28"/>
+          <w:szCs w:val="28"/>
+        </w:rPr>
+        <w:t xml:space="preserve">  </w:t>
+      </w:r>
+    </w:p>
+    <w:p>
+      <w:pPr>
+        <w:rPr>
+          <w:sz w:val="28"/>
+          <w:szCs w:val="28"/>
+        </w:rPr>
+      </w:pPr>
+      <w:r>
+        <w:rPr>
+          <w:sz w:val="28"/>
+          <w:szCs w:val="28"/>
+        </w:rPr>
+        <w:t>-</w:t>
+      </w:r>
+      <w:r>
+        <w:rPr>
+          <w:sz w:val="28"/>
+          <w:szCs w:val="28"/>
+        </w:rPr>
+        <w:t xml:space="preserve">Po przydzieleniu jednostki rozpoczyna się trzeci etap </w:t>
+      </w:r>
+      <w:r>
+        <w:rPr>
+          <w:sz w:val="28"/>
+          <w:szCs w:val="28"/>
+        </w:rPr>
+        <w:t>-</w:t>
+      </w:r>
+      <w:r>
+        <w:rPr>
+          <w:sz w:val="28"/>
+          <w:szCs w:val="28"/>
+        </w:rPr>
+        <w:t xml:space="preserve"> działania operacyjne w terenie, które w zależności od stopnia zagrożenia mogą zająć od 1 do nawet </w:t>
+      </w:r>
+      <w:r>
+        <w:rPr>
+          <w:sz w:val="28"/>
+          <w:szCs w:val="28"/>
+        </w:rPr>
+        <w:t>paru</w:t>
+      </w:r>
+      <w:r>
+        <w:rPr>
+          <w:sz w:val="28"/>
+          <w:szCs w:val="28"/>
+        </w:rPr>
+        <w:t xml:space="preserve"> dni roboczych w przypadku złożonych misji. </w:t>
+      </w:r>
+    </w:p>
+    <w:p>
+      <w:pPr>
+        <w:rPr>
+          <w:sz w:val="28"/>
+          <w:szCs w:val="28"/>
+        </w:rPr>
+      </w:pPr>
+      <w:r>
+        <w:rPr>
+          <w:sz w:val="28"/>
+          <w:szCs w:val="28"/>
+        </w:rPr>
+        <w:t>-</w:t>
+      </w:r>
+      <w:r>
+        <w:rPr>
+          <w:sz w:val="28"/>
+          <w:szCs w:val="28"/>
+        </w:rPr>
+        <w:t xml:space="preserve">Jeżeli w trakcie trwania akcji wystąpi alert krytyczny, uruchamia się etap czwarty </w:t>
+      </w:r>
+      <w:r>
+        <w:rPr>
+          <w:sz w:val="28"/>
+          <w:szCs w:val="28"/>
+        </w:rPr>
+        <w:t>-</w:t>
+      </w:r>
+      <w:r>
+        <w:rPr>
+          <w:sz w:val="28"/>
+          <w:szCs w:val="28"/>
+        </w:rPr>
+        <w:t xml:space="preserve"> procedury awaryjne polegające na zarządzaniu dron</w:t>
+      </w:r>
+      <w:r>
+        <w:rPr>
+          <w:sz w:val="28"/>
+          <w:szCs w:val="28"/>
+        </w:rPr>
+        <w:t>ami</w:t>
+      </w:r>
+      <w:r>
+        <w:rPr>
+          <w:sz w:val="28"/>
+          <w:szCs w:val="28"/>
+        </w:rPr>
+        <w:t xml:space="preserve"> zwiadowczy</w:t>
+      </w:r>
+      <w:r>
+        <w:rPr>
+          <w:sz w:val="28"/>
+          <w:szCs w:val="28"/>
+        </w:rPr>
+        <w:t>mi</w:t>
+      </w:r>
+      <w:r>
+        <w:rPr>
+          <w:sz w:val="28"/>
+          <w:szCs w:val="28"/>
+        </w:rPr>
+        <w:t xml:space="preserve">. </w:t>
+      </w:r>
+    </w:p>
+    <w:p>
+      <w:pPr>
+        <w:rPr>
+          <w:sz w:val="28"/>
+          <w:szCs w:val="28"/>
+        </w:rPr>
+      </w:pPr>
+      <w:r>
+        <w:rPr>
+          <w:sz w:val="28"/>
+          <w:szCs w:val="28"/>
+        </w:rPr>
+        <w:t>-</w:t>
+      </w:r>
+      <w:r>
+        <w:rPr>
+          <w:sz w:val="28"/>
+          <w:szCs w:val="28"/>
+        </w:rPr>
+        <w:t xml:space="preserve">Cykl zamyka etap piąty, obejmujący analizę raportu końcowego przez Operatora oraz fizyczną regenerację Bohatera, co zazwyczaj zajmuje od 1 do </w:t>
+      </w:r>
+      <w:r>
+        <w:rPr>
+          <w:sz w:val="28"/>
+          <w:szCs w:val="28"/>
+        </w:rPr>
+        <w:t>4</w:t>
+      </w:r>
+      <w:r>
+        <w:rPr>
+          <w:sz w:val="28"/>
+          <w:szCs w:val="28"/>
+        </w:rPr>
+        <w:t xml:space="preserve"> dni roboczych, zanim powróci on do statusu pełnej gotowości.</w:t>
+      </w:r>
+    </w:p>
+    <w:p>
+      <w:pPr>
+        <w:rPr>
           <w:b/>
           <w:bCs/>
           <w:sz w:val="28"/>
@@ -9183,15 +9525,6 @@
           <w:szCs w:val="28"/>
         </w:rPr>
         <w:br/>
-      </w:r>
-      <w:r>
-        <w:rPr>
-          <w:b/>
-          <w:bCs/>
-          <w:sz w:val="28"/>
-          <w:szCs w:val="28"/>
-        </w:rPr>
-        <w:lastRenderedPageBreak/>
         <w:t>        - propozycje metod zapobiegania danemu zagrożeniu</w:t>
       </w:r>
       <w:r>
@@ -9214,6 +9547,523 @@
           <w:szCs w:val="28"/>
         </w:rPr>
       </w:pPr>
+    </w:p>
+    <w:p>
+      <w:pPr>
+        <w:rPr>
+          <w:b/>
+          <w:bCs/>
+          <w:sz w:val="28"/>
+          <w:szCs w:val="28"/>
+        </w:rPr>
+      </w:pPr>
+      <w:r>
+        <w:rPr>
+          <w:b/>
+          <w:bCs/>
+          <w:sz w:val="28"/>
+          <w:szCs w:val="28"/>
+        </w:rPr>
+        <w:t>- Wyciek wrażliwych danych</w:t>
+      </w:r>
+    </w:p>
+    <w:p>
+      <w:pPr>
+        <w:rPr>
+          <w:sz w:val="28"/>
+          <w:szCs w:val="28"/>
+        </w:rPr>
+      </w:pPr>
+      <w:r>
+        <w:rPr>
+          <w:b/>
+          <w:bCs/>
+          <w:sz w:val="28"/>
+          <w:szCs w:val="28"/>
+        </w:rPr>
+        <w:t>P</w:t>
+      </w:r>
+      <w:r>
+        <w:rPr>
+          <w:b/>
+          <w:bCs/>
+          <w:sz w:val="28"/>
+          <w:szCs w:val="28"/>
+        </w:rPr>
+        <w:t>rawdopodobieństwo</w:t>
+      </w:r>
+      <w:r>
+        <w:rPr>
+          <w:b/>
+          <w:bCs/>
+          <w:sz w:val="28"/>
+          <w:szCs w:val="28"/>
+        </w:rPr>
+        <w:t xml:space="preserve">: </w:t>
+      </w:r>
+      <w:r>
+        <w:rPr>
+          <w:sz w:val="28"/>
+          <w:szCs w:val="28"/>
+        </w:rPr>
+        <w:t>Znikome</w:t>
+      </w:r>
+    </w:p>
+    <w:p>
+      <w:pPr>
+        <w:rPr>
+          <w:sz w:val="28"/>
+          <w:szCs w:val="28"/>
+        </w:rPr>
+      </w:pPr>
+      <w:r>
+        <w:rPr>
+          <w:b/>
+          <w:bCs/>
+          <w:sz w:val="28"/>
+          <w:szCs w:val="28"/>
+        </w:rPr>
+        <w:lastRenderedPageBreak/>
+        <w:t>Stopień szkodliwości w przypadku wystąpienia</w:t>
+      </w:r>
+      <w:r>
+        <w:rPr>
+          <w:b/>
+          <w:bCs/>
+          <w:sz w:val="28"/>
+          <w:szCs w:val="28"/>
+        </w:rPr>
+        <w:t xml:space="preserve">: </w:t>
+      </w:r>
+      <w:r>
+        <w:rPr>
+          <w:sz w:val="28"/>
+          <w:szCs w:val="28"/>
+        </w:rPr>
+        <w:t>Duży</w:t>
+      </w:r>
+    </w:p>
+    <w:p>
+      <w:pPr>
+        <w:rPr>
+          <w:sz w:val="28"/>
+          <w:szCs w:val="28"/>
+        </w:rPr>
+      </w:pPr>
+      <w:r>
+        <w:rPr>
+          <w:b/>
+          <w:bCs/>
+          <w:sz w:val="28"/>
+          <w:szCs w:val="28"/>
+        </w:rPr>
+        <w:t>P</w:t>
+      </w:r>
+      <w:r>
+        <w:rPr>
+          <w:b/>
+          <w:bCs/>
+          <w:sz w:val="28"/>
+          <w:szCs w:val="28"/>
+        </w:rPr>
+        <w:t>ropozycje metod zapobiegania danemu zagrożeniu</w:t>
+      </w:r>
+      <w:r>
+        <w:rPr>
+          <w:b/>
+          <w:bCs/>
+          <w:sz w:val="28"/>
+          <w:szCs w:val="28"/>
+        </w:rPr>
+        <w:t xml:space="preserve">: </w:t>
+      </w:r>
+      <w:r>
+        <w:rPr>
+          <w:sz w:val="28"/>
+          <w:szCs w:val="28"/>
+        </w:rPr>
+        <w:t>Zastosowanie zaawansowanych algorytmów szyfrujących.</w:t>
+      </w:r>
+    </w:p>
+    <w:p>
+      <w:pPr>
+        <w:rPr>
+          <w:sz w:val="28"/>
+          <w:szCs w:val="28"/>
+        </w:rPr>
+      </w:pPr>
+      <w:r>
+        <w:rPr>
+          <w:b/>
+          <w:bCs/>
+          <w:sz w:val="28"/>
+          <w:szCs w:val="28"/>
+        </w:rPr>
+        <w:t xml:space="preserve">Plan awaryjny: </w:t>
+      </w:r>
+      <w:r>
+        <w:rPr>
+          <w:sz w:val="28"/>
+          <w:szCs w:val="28"/>
+        </w:rPr>
+        <w:t>Zmiana tożsamości wszystkim pracownikom CKS.</w:t>
+      </w:r>
+    </w:p>
+    <w:p>
+      <w:pPr>
+        <w:rPr>
+          <w:sz w:val="28"/>
+          <w:szCs w:val="28"/>
+        </w:rPr>
+      </w:pPr>
+    </w:p>
+    <w:p>
+      <w:pPr>
+        <w:rPr>
+          <w:b/>
+          <w:bCs/>
+          <w:sz w:val="28"/>
+          <w:szCs w:val="28"/>
+        </w:rPr>
+      </w:pPr>
+      <w:r>
+        <w:rPr>
+          <w:b/>
+          <w:bCs/>
+          <w:sz w:val="28"/>
+          <w:szCs w:val="28"/>
+        </w:rPr>
+        <w:t>- Utrata łączności z Bohaterem</w:t>
+      </w:r>
+    </w:p>
+    <w:p>
+      <w:pPr>
+        <w:rPr>
+          <w:sz w:val="28"/>
+          <w:szCs w:val="28"/>
+        </w:rPr>
+      </w:pPr>
+      <w:r>
+        <w:rPr>
+          <w:b/>
+          <w:bCs/>
+          <w:sz w:val="28"/>
+          <w:szCs w:val="28"/>
+        </w:rPr>
+        <w:t>P</w:t>
+      </w:r>
+      <w:r>
+        <w:rPr>
+          <w:b/>
+          <w:bCs/>
+          <w:sz w:val="28"/>
+          <w:szCs w:val="28"/>
+        </w:rPr>
+        <w:t>rawdopodobieństwo</w:t>
+      </w:r>
+      <w:r>
+        <w:rPr>
+          <w:b/>
+          <w:bCs/>
+          <w:sz w:val="28"/>
+          <w:szCs w:val="28"/>
+        </w:rPr>
+        <w:t xml:space="preserve">: </w:t>
+      </w:r>
+      <w:r>
+        <w:rPr>
+          <w:sz w:val="28"/>
+          <w:szCs w:val="28"/>
+        </w:rPr>
+        <w:t>Średnia</w:t>
+      </w:r>
+    </w:p>
+    <w:p>
+      <w:pPr>
+        <w:rPr>
+          <w:sz w:val="28"/>
+          <w:szCs w:val="28"/>
+        </w:rPr>
+      </w:pPr>
+      <w:r>
+        <w:rPr>
+          <w:b/>
+          <w:bCs/>
+          <w:sz w:val="28"/>
+          <w:szCs w:val="28"/>
+        </w:rPr>
+        <w:t>Stopień szkodliwości w przypadku wystąpienia</w:t>
+      </w:r>
+      <w:r>
+        <w:rPr>
+          <w:b/>
+          <w:bCs/>
+          <w:sz w:val="28"/>
+          <w:szCs w:val="28"/>
+        </w:rPr>
+        <w:t xml:space="preserve">: </w:t>
+      </w:r>
+      <w:r>
+        <w:rPr>
+          <w:sz w:val="28"/>
+          <w:szCs w:val="28"/>
+        </w:rPr>
+        <w:t>Średni</w:t>
+      </w:r>
+    </w:p>
+    <w:p>
+      <w:pPr>
+        <w:rPr>
+          <w:sz w:val="28"/>
+          <w:szCs w:val="28"/>
+        </w:rPr>
+      </w:pPr>
+      <w:r>
+        <w:rPr>
+          <w:b/>
+          <w:bCs/>
+          <w:sz w:val="28"/>
+          <w:szCs w:val="28"/>
+        </w:rPr>
+        <w:t>P</w:t>
+      </w:r>
+      <w:r>
+        <w:rPr>
+          <w:b/>
+          <w:bCs/>
+          <w:sz w:val="28"/>
+          <w:szCs w:val="28"/>
+        </w:rPr>
+        <w:t>ropozycje metod zapobiegania danemu zagrożeniu</w:t>
+      </w:r>
+      <w:r>
+        <w:rPr>
+          <w:b/>
+          <w:bCs/>
+          <w:sz w:val="28"/>
+          <w:szCs w:val="28"/>
+        </w:rPr>
+        <w:t xml:space="preserve">: </w:t>
+      </w:r>
+      <w:r>
+        <w:rPr>
+          <w:sz w:val="28"/>
+          <w:szCs w:val="28"/>
+        </w:rPr>
+        <w:t>Bohater posiada terminal, Operator odbiera jego ostatnią lokalizację.</w:t>
+      </w:r>
+    </w:p>
+    <w:p>
+      <w:pPr>
+        <w:rPr>
+          <w:sz w:val="28"/>
+          <w:szCs w:val="28"/>
+        </w:rPr>
+      </w:pPr>
+      <w:r>
+        <w:rPr>
+          <w:b/>
+          <w:bCs/>
+          <w:sz w:val="28"/>
+          <w:szCs w:val="28"/>
+        </w:rPr>
+        <w:t xml:space="preserve">Plan awaryjny: </w:t>
+      </w:r>
+      <w:r>
+        <w:rPr>
+          <w:sz w:val="28"/>
+          <w:szCs w:val="28"/>
+        </w:rPr>
+        <w:t>Po 30 sekundach utraty łączności, Operator otrzymuje Alert Krytyczny i wysyła Drony zwiadowcze w celu odnalezienia Bohatera.</w:t>
+      </w:r>
+    </w:p>
+    <w:p>
+      <w:pPr>
+        <w:rPr>
+          <w:sz w:val="28"/>
+          <w:szCs w:val="28"/>
+        </w:rPr>
+      </w:pPr>
+    </w:p>
+    <w:p>
+      <w:pPr>
+        <w:rPr>
+          <w:b/>
+          <w:bCs/>
+          <w:sz w:val="28"/>
+          <w:szCs w:val="28"/>
+        </w:rPr>
+      </w:pPr>
+      <w:r>
+        <w:rPr>
+          <w:b/>
+          <w:bCs/>
+          <w:sz w:val="28"/>
+          <w:szCs w:val="28"/>
+        </w:rPr>
+        <w:t>- Awaria systemu</w:t>
+      </w:r>
+    </w:p>
+    <w:p>
+      <w:pPr>
+        <w:rPr>
+          <w:sz w:val="28"/>
+          <w:szCs w:val="28"/>
+        </w:rPr>
+      </w:pPr>
+      <w:r>
+        <w:rPr>
+          <w:b/>
+          <w:bCs/>
+          <w:sz w:val="28"/>
+          <w:szCs w:val="28"/>
+        </w:rPr>
+        <w:t>P</w:t>
+      </w:r>
+      <w:r>
+        <w:rPr>
+          <w:b/>
+          <w:bCs/>
+          <w:sz w:val="28"/>
+          <w:szCs w:val="28"/>
+        </w:rPr>
+        <w:t>rawdopodobieństwo</w:t>
+      </w:r>
+      <w:r>
+        <w:rPr>
+          <w:b/>
+          <w:bCs/>
+          <w:sz w:val="28"/>
+          <w:szCs w:val="28"/>
+        </w:rPr>
+        <w:t xml:space="preserve">: </w:t>
+      </w:r>
+      <w:r>
+        <w:rPr>
+          <w:sz w:val="28"/>
+          <w:szCs w:val="28"/>
+        </w:rPr>
+        <w:t>Znikome</w:t>
+      </w:r>
+    </w:p>
+    <w:p>
+      <w:pPr>
+        <w:rPr>
+          <w:sz w:val="28"/>
+          <w:szCs w:val="28"/>
+        </w:rPr>
+      </w:pPr>
+      <w:r>
+        <w:rPr>
+          <w:b/>
+          <w:bCs/>
+          <w:sz w:val="28"/>
+          <w:szCs w:val="28"/>
+        </w:rPr>
+        <w:t>Stopień szkodliwości w przypadku wystąpienia</w:t>
+      </w:r>
+      <w:r>
+        <w:rPr>
+          <w:b/>
+          <w:bCs/>
+          <w:sz w:val="28"/>
+          <w:szCs w:val="28"/>
+        </w:rPr>
+        <w:t xml:space="preserve">: </w:t>
+      </w:r>
+      <w:r>
+        <w:rPr>
+          <w:sz w:val="28"/>
+          <w:szCs w:val="28"/>
+        </w:rPr>
+        <w:t>Duże</w:t>
+      </w:r>
+    </w:p>
+    <w:p>
+      <w:pPr>
+        <w:rPr>
+          <w:sz w:val="28"/>
+          <w:szCs w:val="28"/>
+        </w:rPr>
+      </w:pPr>
+      <w:r>
+        <w:rPr>
+          <w:b/>
+          <w:bCs/>
+          <w:sz w:val="28"/>
+          <w:szCs w:val="28"/>
+        </w:rPr>
+        <w:t>P</w:t>
+      </w:r>
+      <w:r>
+        <w:rPr>
+          <w:b/>
+          <w:bCs/>
+          <w:sz w:val="28"/>
+          <w:szCs w:val="28"/>
+        </w:rPr>
+        <w:t>ropozycje metod zapobiegania danemu zagrożeniu</w:t>
+      </w:r>
+      <w:r>
+        <w:rPr>
+          <w:b/>
+          <w:bCs/>
+          <w:sz w:val="28"/>
+          <w:szCs w:val="28"/>
+        </w:rPr>
+        <w:t xml:space="preserve">: </w:t>
+      </w:r>
+      <w:r>
+        <w:rPr>
+          <w:sz w:val="28"/>
+          <w:szCs w:val="28"/>
+        </w:rPr>
+        <w:t>Zapisywanie danych w chmurze stworzonej tylko na wyłączność CKS, po naprawieniu usterki dane wracają do systemu.</w:t>
+      </w:r>
+    </w:p>
+    <w:p>
+      <w:pPr>
+        <w:rPr>
+          <w:sz w:val="28"/>
+          <w:szCs w:val="28"/>
+        </w:rPr>
+      </w:pPr>
+      <w:r>
+        <w:rPr>
+          <w:b/>
+          <w:bCs/>
+          <w:sz w:val="28"/>
+          <w:szCs w:val="28"/>
+        </w:rPr>
+        <w:t xml:space="preserve">Plan awaryjny: </w:t>
+      </w:r>
+      <w:r>
+        <w:rPr>
+          <w:sz w:val="28"/>
+          <w:szCs w:val="28"/>
+        </w:rPr>
+        <w:t>Bohaterowie otrzymują powiadomienie o awarii systemu na terminal, Operatorzy dostają komunikat na Pulpicie. Wszyscy pracownicy przechodzą w tryb awaryjny.</w:t>
+      </w:r>
+    </w:p>
+    <w:p>
+      <w:pPr>
+        <w:rPr>
+          <w:b/>
+          <w:bCs/>
+          <w:sz w:val="28"/>
+          <w:szCs w:val="28"/>
+        </w:rPr>
+      </w:pPr>
+    </w:p>
+    <w:p>
+      <w:pPr>
+        <w:rPr>
+          <w:b/>
+          <w:bCs/>
+          <w:sz w:val="28"/>
+          <w:szCs w:val="28"/>
+        </w:rPr>
+      </w:pPr>
       <w:r>
         <w:rPr>
           <w:b/>
@@ -9254,6 +10104,447 @@
         <w:br/>
         <w:t>        - może być wariantowy </w:t>
       </w:r>
+    </w:p>
+    <w:p>
+      <w:pPr>
+        <w:spacing w:after="0"/>
+        <w:rPr>
+          <w:sz w:val="28"/>
+          <w:szCs w:val="28"/>
+        </w:rPr>
+      </w:pPr>
+      <w:r>
+        <w:rPr>
+          <w:b/>
+          <w:bCs/>
+          <w:sz w:val="28"/>
+          <w:szCs w:val="28"/>
+        </w:rPr>
+        <w:t xml:space="preserve">Własna serwerownia oraz chmura - </w:t>
+      </w:r>
+      <w:r>
+        <w:rPr>
+          <w:sz w:val="28"/>
+          <w:szCs w:val="28"/>
+        </w:rPr>
+        <w:t>Koszt:</w:t>
+      </w:r>
+      <w:r>
+        <w:rPr>
+          <w:b/>
+          <w:bCs/>
+          <w:sz w:val="28"/>
+          <w:szCs w:val="28"/>
+        </w:rPr>
+        <w:t xml:space="preserve"> </w:t>
+      </w:r>
+      <w:r>
+        <w:rPr>
+          <w:sz w:val="28"/>
+          <w:szCs w:val="28"/>
+        </w:rPr>
+        <w:t>2 000 000 PLN</w:t>
+      </w:r>
+    </w:p>
+    <w:p>
+      <w:pPr>
+        <w:spacing w:after="0"/>
+        <w:rPr>
+          <w:sz w:val="28"/>
+          <w:szCs w:val="28"/>
+        </w:rPr>
+      </w:pPr>
+      <w:r>
+        <w:rPr>
+          <w:b/>
+          <w:bCs/>
+          <w:sz w:val="28"/>
+          <w:szCs w:val="28"/>
+        </w:rPr>
+        <w:t>Oprogramowanie</w:t>
+      </w:r>
+      <w:r>
+        <w:rPr>
+          <w:b/>
+          <w:bCs/>
+          <w:sz w:val="28"/>
+          <w:szCs w:val="28"/>
+        </w:rPr>
+        <w:t xml:space="preserve"> serwerowni i chmury</w:t>
+      </w:r>
+      <w:r>
+        <w:rPr>
+          <w:b/>
+          <w:bCs/>
+          <w:sz w:val="28"/>
+          <w:szCs w:val="28"/>
+        </w:rPr>
+        <w:t>:</w:t>
+      </w:r>
+      <w:r>
+        <w:rPr>
+          <w:sz w:val="28"/>
+          <w:szCs w:val="28"/>
+        </w:rPr>
+        <w:t xml:space="preserve"> Zrobione przez zaufaną zewnętrzną firmę. - </w:t>
+      </w:r>
+      <w:r>
+        <w:rPr>
+          <w:sz w:val="28"/>
+          <w:szCs w:val="28"/>
+        </w:rPr>
+        <w:t>Koszt:</w:t>
+      </w:r>
+      <w:r>
+        <w:rPr>
+          <w:b/>
+          <w:bCs/>
+          <w:sz w:val="28"/>
+          <w:szCs w:val="28"/>
+        </w:rPr>
+        <w:t xml:space="preserve"> </w:t>
+      </w:r>
+      <w:r>
+        <w:rPr>
+          <w:sz w:val="28"/>
+          <w:szCs w:val="28"/>
+        </w:rPr>
+        <w:t>2 000 000 PLN</w:t>
+      </w:r>
+    </w:p>
+    <w:p>
+      <w:pPr>
+        <w:spacing w:after="0"/>
+        <w:rPr>
+          <w:sz w:val="28"/>
+          <w:szCs w:val="28"/>
+        </w:rPr>
+      </w:pPr>
+      <w:r>
+        <w:rPr>
+          <w:b/>
+          <w:bCs/>
+          <w:sz w:val="28"/>
+          <w:szCs w:val="28"/>
+        </w:rPr>
+        <w:lastRenderedPageBreak/>
+        <w:t>Terminale</w:t>
+      </w:r>
+      <w:r>
+        <w:rPr>
+          <w:b/>
+          <w:bCs/>
+          <w:sz w:val="28"/>
+          <w:szCs w:val="28"/>
+        </w:rPr>
+        <w:t xml:space="preserve"> </w:t>
+      </w:r>
+      <w:r>
+        <w:rPr>
+          <w:sz w:val="28"/>
+          <w:szCs w:val="28"/>
+        </w:rPr>
+        <w:t>-</w:t>
+      </w:r>
+      <w:r>
+        <w:rPr>
+          <w:sz w:val="28"/>
+          <w:szCs w:val="28"/>
+        </w:rPr>
+        <w:t xml:space="preserve"> 200 sztuk </w:t>
+      </w:r>
+      <w:r>
+        <w:rPr>
+          <w:sz w:val="28"/>
+          <w:szCs w:val="28"/>
+        </w:rPr>
+        <w:t>-</w:t>
+      </w:r>
+      <w:r>
+        <w:rPr>
+          <w:sz w:val="28"/>
+          <w:szCs w:val="28"/>
+        </w:rPr>
+        <w:t xml:space="preserve"> koszt 1 000 000 PLN</w:t>
+      </w:r>
+    </w:p>
+    <w:p>
+      <w:pPr>
+        <w:spacing w:after="0"/>
+        <w:rPr>
+          <w:sz w:val="28"/>
+          <w:szCs w:val="28"/>
+        </w:rPr>
+      </w:pPr>
+      <w:r>
+        <w:rPr>
+          <w:b/>
+          <w:bCs/>
+          <w:sz w:val="28"/>
+          <w:szCs w:val="28"/>
+        </w:rPr>
+        <w:t xml:space="preserve">Oprogramowanie do Terminali: </w:t>
+      </w:r>
+      <w:r>
+        <w:rPr>
+          <w:sz w:val="28"/>
+          <w:szCs w:val="28"/>
+        </w:rPr>
+        <w:t>Napisane przez pracowników – koszt 500 000 PLN</w:t>
+      </w:r>
+    </w:p>
+    <w:p>
+      <w:pPr>
+        <w:spacing w:after="0"/>
+        <w:rPr>
+          <w:sz w:val="28"/>
+          <w:szCs w:val="28"/>
+        </w:rPr>
+      </w:pPr>
+      <w:r>
+        <w:rPr>
+          <w:b/>
+          <w:bCs/>
+          <w:sz w:val="28"/>
+          <w:szCs w:val="28"/>
+        </w:rPr>
+        <w:t xml:space="preserve">Komputery Operatorów - </w:t>
+      </w:r>
+      <w:r>
+        <w:rPr>
+          <w:sz w:val="28"/>
+          <w:szCs w:val="28"/>
+        </w:rPr>
+        <w:t>15 sztuk - dostarczone przez NASA -  koszt 15 000 000 $</w:t>
+      </w:r>
+    </w:p>
+    <w:p>
+      <w:pPr>
+        <w:spacing w:after="0"/>
+        <w:rPr>
+          <w:sz w:val="28"/>
+          <w:szCs w:val="28"/>
+        </w:rPr>
+      </w:pPr>
+      <w:r>
+        <w:rPr>
+          <w:b/>
+          <w:bCs/>
+          <w:sz w:val="28"/>
+          <w:szCs w:val="28"/>
+        </w:rPr>
+        <w:t xml:space="preserve">Szkolenia pracowników </w:t>
+      </w:r>
+      <w:r>
+        <w:rPr>
+          <w:sz w:val="28"/>
+          <w:szCs w:val="28"/>
+        </w:rPr>
+        <w:t>- koszt 250 000 PLN</w:t>
+      </w:r>
+    </w:p>
+    <w:p>
+      <w:pPr>
+        <w:spacing w:after="0"/>
+        <w:rPr>
+          <w:sz w:val="28"/>
+          <w:szCs w:val="28"/>
+        </w:rPr>
+      </w:pPr>
+      <w:r>
+        <w:rPr>
+          <w:b/>
+          <w:bCs/>
+          <w:sz w:val="28"/>
+          <w:szCs w:val="28"/>
+        </w:rPr>
+        <w:t xml:space="preserve">Baza CKS wraz z działką </w:t>
+      </w:r>
+      <w:r>
+        <w:rPr>
+          <w:sz w:val="28"/>
+          <w:szCs w:val="28"/>
+        </w:rPr>
+        <w:t>- koszt 10 000 000 PLN</w:t>
+      </w:r>
+    </w:p>
+    <w:p>
+      <w:pPr>
+        <w:spacing w:after="0"/>
+        <w:rPr>
+          <w:sz w:val="28"/>
+          <w:szCs w:val="28"/>
+        </w:rPr>
+      </w:pPr>
+      <w:r>
+        <w:rPr>
+          <w:b/>
+          <w:bCs/>
+          <w:sz w:val="28"/>
+          <w:szCs w:val="28"/>
+        </w:rPr>
+        <w:t xml:space="preserve">Drony zwiadowcze </w:t>
+      </w:r>
+      <w:r>
+        <w:rPr>
+          <w:sz w:val="28"/>
+          <w:szCs w:val="28"/>
+        </w:rPr>
+        <w:t>- 1000 sztuk - koszt 15 000 000 PLN</w:t>
+      </w:r>
+    </w:p>
+    <w:p>
+      <w:pPr>
+        <w:spacing w:after="0"/>
+        <w:rPr>
+          <w:sz w:val="28"/>
+          <w:szCs w:val="28"/>
+        </w:rPr>
+      </w:pPr>
+      <w:r>
+        <w:rPr>
+          <w:b/>
+          <w:bCs/>
+          <w:sz w:val="28"/>
+          <w:szCs w:val="28"/>
+        </w:rPr>
+        <w:t>Utrzymanie miesięczne bazy CKS</w:t>
+      </w:r>
+      <w:r>
+        <w:rPr>
+          <w:sz w:val="28"/>
+          <w:szCs w:val="28"/>
+        </w:rPr>
+        <w:t xml:space="preserve"> - koszt 3 000 000 PLN</w:t>
+      </w:r>
+    </w:p>
+    <w:p>
+      <w:pPr>
+        <w:spacing w:after="0"/>
+        <w:rPr>
+          <w:sz w:val="28"/>
+          <w:szCs w:val="28"/>
+        </w:rPr>
+      </w:pPr>
+      <w:r>
+        <w:rPr>
+          <w:b/>
+          <w:bCs/>
+          <w:sz w:val="28"/>
+          <w:szCs w:val="28"/>
+        </w:rPr>
+        <w:t>Wypłaty pracownikom miesięcznie suma</w:t>
+      </w:r>
+      <w:r>
+        <w:rPr>
+          <w:sz w:val="28"/>
+          <w:szCs w:val="28"/>
+        </w:rPr>
+        <w:t xml:space="preserve"> </w:t>
+      </w:r>
+      <w:r>
+        <w:rPr>
+          <w:sz w:val="28"/>
+          <w:szCs w:val="28"/>
+        </w:rPr>
+        <w:t>-</w:t>
+      </w:r>
+      <w:r>
+        <w:rPr>
+          <w:sz w:val="28"/>
+          <w:szCs w:val="28"/>
+        </w:rPr>
+        <w:t xml:space="preserve"> koszt </w:t>
+      </w:r>
+      <w:r>
+        <w:rPr>
+          <w:sz w:val="28"/>
+          <w:szCs w:val="28"/>
+        </w:rPr>
+        <w:t>1 000 000 PLN</w:t>
+      </w:r>
+    </w:p>
+    <w:p>
+      <w:pPr>
+        <w:rPr>
+          <w:sz w:val="28"/>
+          <w:szCs w:val="28"/>
+        </w:rPr>
+      </w:pPr>
+    </w:p>
+    <w:p>
+      <w:pPr>
+        <w:rPr>
+          <w:sz w:val="28"/>
+          <w:szCs w:val="28"/>
+        </w:rPr>
+      </w:pPr>
+    </w:p>
+    <w:p>
+      <w:pPr>
+        <w:rPr>
+          <w:sz w:val="28"/>
+          <w:szCs w:val="28"/>
+        </w:rPr>
+      </w:pPr>
+    </w:p>
+    <w:p>
+      <w:pPr>
+        <w:rPr>
+          <w:sz w:val="28"/>
+          <w:szCs w:val="28"/>
+        </w:rPr>
+      </w:pPr>
+    </w:p>
+    <w:p>
+      <w:pPr>
+        <w:rPr>
+          <w:b/>
+          <w:bCs/>
+          <w:sz w:val="28"/>
+          <w:szCs w:val="28"/>
+        </w:rPr>
+      </w:pPr>
+      <w:r>
+        <w:rPr>
+          <w:b/>
+          <w:bCs/>
+          <w:sz w:val="28"/>
+          <w:szCs w:val="28"/>
+        </w:rPr>
+        <w:t>Warunki płatności:</w:t>
+      </w:r>
+    </w:p>
+    <w:p>
+      <w:pPr>
+        <w:rPr>
+          <w:sz w:val="28"/>
+          <w:szCs w:val="28"/>
+        </w:rPr>
+      </w:pPr>
+      <w:r>
+        <w:rPr>
+          <w:sz w:val="28"/>
+          <w:szCs w:val="28"/>
+        </w:rPr>
+        <w:t>Wypłaty pracownikom są robione przelewem bankowym tak samo jak opłaty za bazę CKS. Płatność za serwerownia chmurę i oprogramowanie do nich zapłacone gotówką. Terminalne i oprogramowanie do terminali płatność w kryptowalutach. Komputery i szkolenia oraz drony zostały opłacone gotówką.</w:t>
+      </w:r>
+    </w:p>
+    <w:p>
+      <w:pPr>
+        <w:rPr>
+          <w:sz w:val="28"/>
+          <w:szCs w:val="28"/>
+        </w:rPr>
+      </w:pPr>
+    </w:p>
+    <w:p>
+      <w:pPr>
+        <w:rPr>
+          <w:sz w:val="28"/>
+          <w:szCs w:val="28"/>
+        </w:rPr>
+      </w:pPr>
     </w:p>
     <w:p>
       <w:pPr>
@@ -11042,6 +12333,7 @@
   <w:style w:type="character" w:default="1" w:styleId="Domylnaczcionkaakapitu">
     <w:name w:val="Default Paragraph Font"/>
     <w:uiPriority w:val="1"/>
+    <w:semiHidden/>
     <w:unhideWhenUsed/>
   </w:style>
   <w:style w:type="table" w:default="1" w:styleId="Standardowy">
@@ -11397,9 +12689,11 @@
     <w:rsid w:val="007E2CEE"/>
     <w:rsid w:val="008349F6"/>
     <w:rsid w:val="0085214B"/>
+    <w:rsid w:val="008D2839"/>
     <w:rsid w:val="00965C0C"/>
     <w:rsid w:val="00987DD4"/>
     <w:rsid w:val="009A6974"/>
+    <w:rsid w:val="00A501FC"/>
     <w:rsid w:val="00A81CE8"/>
     <w:rsid w:val="00B50A74"/>
     <w:rsid w:val="00D333F4"/>

--- a/TK/Sprawozdanie.docx
+++ b/TK/Sprawozdanie.docx
@@ -285,7 +285,29 @@
               <w:sz w:val="28"/>
               <w:lang w:val="pl-PL"/>
             </w:rPr>
-            <w:t>Centrala Koordynacji Superbohaterów (CKS)</w:t>
+            <w:t xml:space="preserve">Centrala Koordynacji </w:t>
+          </w:r>
+          <w:proofErr w:type="spellStart"/>
+          <w:r>
+            <w:rPr>
+              <w:rFonts w:asciiTheme="minorHAnsi" w:hAnsiTheme="minorHAnsi" w:cstheme="minorHAnsi"/>
+              <w:b/>
+              <w:i w:val="0"/>
+              <w:sz w:val="28"/>
+              <w:lang w:val="pl-PL"/>
+            </w:rPr>
+            <w:t>Superbohaterów</w:t>
+          </w:r>
+          <w:proofErr w:type="spellEnd"/>
+          <w:r>
+            <w:rPr>
+              <w:rFonts w:asciiTheme="minorHAnsi" w:hAnsiTheme="minorHAnsi" w:cstheme="minorHAnsi"/>
+              <w:b/>
+              <w:i w:val="0"/>
+              <w:sz w:val="28"/>
+              <w:lang w:val="pl-PL"/>
+            </w:rPr>
+            <w:t xml:space="preserve"> (CKS)</w:t>
           </w:r>
         </w:sdtContent>
       </w:sdt>
@@ -684,8 +706,18 @@
           <w:sz w:val="28"/>
           <w:lang w:val="pl-PL"/>
         </w:rPr>
-        <w:t>mgr inż. Tomasz Hordjewicz</w:t>
-      </w:r>
+        <w:t xml:space="preserve">mgr inż. Tomasz </w:t>
+      </w:r>
+      <w:proofErr w:type="spellStart"/>
+      <w:r>
+        <w:rPr>
+          <w:rFonts w:asciiTheme="minorHAnsi" w:hAnsiTheme="minorHAnsi" w:cstheme="minorHAnsi"/>
+          <w:sz w:val="28"/>
+          <w:lang w:val="pl-PL"/>
+        </w:rPr>
+        <w:t>Hordjewicz</w:t>
+      </w:r>
+      <w:proofErr w:type="spellEnd"/>
     </w:p>
     <w:p>
       <w:pPr>
@@ -832,7 +864,25 @@
           <w:sz w:val="28"/>
           <w:lang w:val="pl-PL"/>
         </w:rPr>
-        <w:t xml:space="preserve"> – commity, diagram wdrożenia, diagramy interakcji, diagram stanów, sprawozdanie </w:t>
+        <w:t xml:space="preserve"> – </w:t>
+      </w:r>
+      <w:proofErr w:type="spellStart"/>
+      <w:r>
+        <w:rPr>
+          <w:rFonts w:asciiTheme="minorHAnsi" w:hAnsiTheme="minorHAnsi" w:cstheme="minorHAnsi"/>
+          <w:sz w:val="28"/>
+          <w:lang w:val="pl-PL"/>
+        </w:rPr>
+        <w:t>commity</w:t>
+      </w:r>
+      <w:proofErr w:type="spellEnd"/>
+      <w:r>
+        <w:rPr>
+          <w:rFonts w:asciiTheme="minorHAnsi" w:hAnsiTheme="minorHAnsi" w:cstheme="minorHAnsi"/>
+          <w:sz w:val="28"/>
+          <w:lang w:val="pl-PL"/>
+        </w:rPr>
+        <w:t xml:space="preserve">, diagram wdrożenia, diagramy interakcji, diagram stanów, sprawozdanie </w:t>
       </w:r>
     </w:p>
     <w:p>
@@ -893,7 +943,31 @@
             <w:sz w:val="28"/>
             <w:lang w:val="pl-PL"/>
           </w:rPr>
-          <w:t>github.com/Franddr2/inzynieria-oprogramowania-projekt-</w:t>
+          <w:t>github.com/Franddr2/</w:t>
+        </w:r>
+        <w:proofErr w:type="spellStart"/>
+        <w:r>
+          <w:rPr>
+            <w:rStyle w:val="Hipercze"/>
+            <w:rFonts w:asciiTheme="minorHAnsi" w:hAnsiTheme="minorHAnsi" w:cstheme="minorHAnsi"/>
+            <w:b/>
+            <w:bCs/>
+            <w:sz w:val="28"/>
+            <w:lang w:val="pl-PL"/>
+          </w:rPr>
+          <w:t>inzynieria</w:t>
+        </w:r>
+        <w:proofErr w:type="spellEnd"/>
+        <w:r>
+          <w:rPr>
+            <w:rStyle w:val="Hipercze"/>
+            <w:rFonts w:asciiTheme="minorHAnsi" w:hAnsiTheme="minorHAnsi" w:cstheme="minorHAnsi"/>
+            <w:b/>
+            <w:bCs/>
+            <w:sz w:val="28"/>
+            <w:lang w:val="pl-PL"/>
+          </w:rPr>
+          <w:t>-oprogramowania-projekt-</w:t>
         </w:r>
       </w:hyperlink>
     </w:p>
@@ -960,7 +1034,25 @@
           <w:sz w:val="28"/>
           <w:lang w:val="pl-PL"/>
         </w:rPr>
-        <w:t>Koncepcja Systemu: Centrala Koordynacji Superbohaterów (CKS)</w:t>
+        <w:t xml:space="preserve">Koncepcja Systemu: Centrala Koordynacji </w:t>
+      </w:r>
+      <w:proofErr w:type="spellStart"/>
+      <w:r>
+        <w:rPr>
+          <w:rFonts w:asciiTheme="minorHAnsi" w:hAnsiTheme="minorHAnsi" w:cstheme="minorHAnsi"/>
+          <w:sz w:val="28"/>
+          <w:lang w:val="pl-PL"/>
+        </w:rPr>
+        <w:t>Superbohaterów</w:t>
+      </w:r>
+      <w:proofErr w:type="spellEnd"/>
+      <w:r>
+        <w:rPr>
+          <w:rFonts w:asciiTheme="minorHAnsi" w:hAnsiTheme="minorHAnsi" w:cstheme="minorHAnsi"/>
+          <w:sz w:val="28"/>
+          <w:lang w:val="pl-PL"/>
+        </w:rPr>
+        <w:t xml:space="preserve"> (CKS)</w:t>
       </w:r>
     </w:p>
     <w:p>
@@ -1316,7 +1408,25 @@
           <w:sz w:val="28"/>
           <w:lang w:val="pl-PL"/>
         </w:rPr>
-        <w:t xml:space="preserve">• Geolokalizacja Incydentów: Interaktywna mapa z zaznaczonymi punktami zapalnymi oraz aktualną pozycją jednostek polowych. </w:t>
+        <w:t xml:space="preserve">• </w:t>
+      </w:r>
+      <w:proofErr w:type="spellStart"/>
+      <w:r>
+        <w:rPr>
+          <w:rFonts w:asciiTheme="minorHAnsi" w:hAnsiTheme="minorHAnsi" w:cstheme="minorHAnsi"/>
+          <w:sz w:val="28"/>
+          <w:lang w:val="pl-PL"/>
+        </w:rPr>
+        <w:t>Geolokalizacja</w:t>
+      </w:r>
+      <w:proofErr w:type="spellEnd"/>
+      <w:r>
+        <w:rPr>
+          <w:rFonts w:asciiTheme="minorHAnsi" w:hAnsiTheme="minorHAnsi" w:cstheme="minorHAnsi"/>
+          <w:sz w:val="28"/>
+          <w:lang w:val="pl-PL"/>
+        </w:rPr>
+        <w:t xml:space="preserve"> Incydentów: Interaktywna mapa z zaznaczonymi punktami zapalnymi oraz aktualną pozycją jednostek polowych. </w:t>
       </w:r>
     </w:p>
     <w:p>
@@ -1503,7 +1613,25 @@
           <w:sz w:val="28"/>
           <w:lang w:val="pl-PL"/>
         </w:rPr>
-        <w:t xml:space="preserve">Cel: Głównym celem budowy systemu CKS jest stworzenie scentralizowanej, bezpiecznej platformy dyspozytorskiej do zarządzania operacjami superbohaterów. System ma zminimalizować czas reakcji na zagrożenia oraz zoptymalizować dobór sił i środków, dopasowując unikalne zdolności bohaterów do specyfiki incydentu. </w:t>
+        <w:t xml:space="preserve">Cel: Głównym celem budowy systemu CKS jest stworzenie scentralizowanej, bezpiecznej platformy dyspozytorskiej do zarządzania operacjami </w:t>
+      </w:r>
+      <w:proofErr w:type="spellStart"/>
+      <w:r>
+        <w:rPr>
+          <w:rFonts w:asciiTheme="minorHAnsi" w:hAnsiTheme="minorHAnsi" w:cstheme="minorHAnsi"/>
+          <w:sz w:val="28"/>
+          <w:lang w:val="pl-PL"/>
+        </w:rPr>
+        <w:t>superbohaterów</w:t>
+      </w:r>
+      <w:proofErr w:type="spellEnd"/>
+      <w:r>
+        <w:rPr>
+          <w:rFonts w:asciiTheme="minorHAnsi" w:hAnsiTheme="minorHAnsi" w:cstheme="minorHAnsi"/>
+          <w:sz w:val="28"/>
+          <w:lang w:val="pl-PL"/>
+        </w:rPr>
+        <w:t xml:space="preserve">. System ma zminimalizować czas reakcji na zagrożenia oraz zoptymalizować dobór sił i środków, dopasowując unikalne zdolności bohaterów do specyfiki incydentu. </w:t>
       </w:r>
     </w:p>
     <w:p>
@@ -1533,7 +1661,25 @@
           <w:sz w:val="28"/>
           <w:lang w:val="pl-PL"/>
         </w:rPr>
-        <w:t xml:space="preserve">Zakres systemu: Kompleksowa ewidencja i zarządzanie danymi bohaterów. Obsługa cyklu życia incydentu: od przyjęcia zgłoszenia, poprzez kategoryzację, wysłanie jednostek, aż po raport końcowy. Monitorowanie w czasie rzeczywistym: geolokalizacja, parametry życiowe/energetyczne bohaterów oraz łączność. Moduł automatyki bezpieczeństwa np. automatyczne wysyłanie dronów zwiadowczych po utracie sygnału. Dynamiczne zarządzanie zasobami ludzkimi. </w:t>
+        <w:t xml:space="preserve">Zakres systemu: Kompleksowa ewidencja i zarządzanie danymi bohaterów. Obsługa cyklu życia incydentu: od przyjęcia zgłoszenia, poprzez kategoryzację, wysłanie jednostek, aż po raport końcowy. Monitorowanie w czasie rzeczywistym: </w:t>
+      </w:r>
+      <w:proofErr w:type="spellStart"/>
+      <w:r>
+        <w:rPr>
+          <w:rFonts w:asciiTheme="minorHAnsi" w:hAnsiTheme="minorHAnsi" w:cstheme="minorHAnsi"/>
+          <w:sz w:val="28"/>
+          <w:lang w:val="pl-PL"/>
+        </w:rPr>
+        <w:t>geolokalizacja</w:t>
+      </w:r>
+      <w:proofErr w:type="spellEnd"/>
+      <w:r>
+        <w:rPr>
+          <w:rFonts w:asciiTheme="minorHAnsi" w:hAnsiTheme="minorHAnsi" w:cstheme="minorHAnsi"/>
+          <w:sz w:val="28"/>
+          <w:lang w:val="pl-PL"/>
+        </w:rPr>
+        <w:t xml:space="preserve">, parametry życiowe/energetyczne bohaterów oraz łączność. Moduł automatyki bezpieczeństwa np. automatyczne wysyłanie dronów zwiadowczych po utracie sygnału. Dynamiczne zarządzanie zasobami ludzkimi. </w:t>
       </w:r>
     </w:p>
     <w:p>
@@ -2074,10 +2220,10 @@
           <w:lang w:val="pl-PL"/>
         </w:rPr>
         <w:drawing>
-          <wp:inline distT="0" distB="0" distL="0" distR="0" wp14:anchorId="6E87C01B" wp14:editId="68E1C58E">
-            <wp:extent cx="5760720" cy="5728335"/>
-            <wp:effectExtent l="0" t="0" r="0" b="5715"/>
-            <wp:docPr id="1571109118" name="Obraz 1"/>
+          <wp:inline distT="0" distB="0" distL="0" distR="0" wp14:anchorId="04D2274F" wp14:editId="0D3AC1EB">
+            <wp:extent cx="6119495" cy="6182995"/>
+            <wp:effectExtent l="0" t="0" r="0" b="8255"/>
+            <wp:docPr id="1030696386" name="Obraz 1"/>
             <wp:cNvGraphicFramePr>
               <a:graphicFrameLocks xmlns:a="http://schemas.openxmlformats.org/drawingml/2006/main" noChangeAspect="1"/>
             </wp:cNvGraphicFramePr>
@@ -2085,7 +2231,7 @@
               <a:graphicData uri="http://schemas.openxmlformats.org/drawingml/2006/picture">
                 <pic:pic xmlns:pic="http://schemas.openxmlformats.org/drawingml/2006/picture">
                   <pic:nvPicPr>
-                    <pic:cNvPr id="1571109118" name=""/>
+                    <pic:cNvPr id="1030696386" name=""/>
                     <pic:cNvPicPr/>
                   </pic:nvPicPr>
                   <pic:blipFill>
@@ -2097,7 +2243,7 @@
                   <pic:spPr>
                     <a:xfrm>
                       <a:off x="0" y="0"/>
-                      <a:ext cx="5760720" cy="5728335"/>
+                      <a:ext cx="6119495" cy="6182995"/>
                     </a:xfrm>
                     <a:prstGeom prst="rect">
                       <a:avLst/>
@@ -2109,6 +2255,15 @@
           </wp:inline>
         </w:drawing>
       </w:r>
+      <w:r>
+        <w:rPr>
+          <w:noProof/>
+          <w:sz w:val="28"/>
+          <w:szCs w:val="28"/>
+          <w:lang w:val="pl-PL"/>
+        </w:rPr>
+        <w:t xml:space="preserve"> </w:t>
+      </w:r>
     </w:p>
     <w:p>
       <w:pPr>
@@ -2133,13 +2288,25 @@
           <w:szCs w:val="28"/>
         </w:rPr>
       </w:pPr>
-      <w:r>
-        <w:rPr>
-          <w:b/>
-          <w:bCs/>
-          <w:sz w:val="28"/>
-          <w:szCs w:val="28"/>
-        </w:rPr>
+    </w:p>
+    <w:p>
+      <w:pPr>
+        <w:ind w:firstLine="720"/>
+        <w:rPr>
+          <w:b/>
+          <w:bCs/>
+          <w:sz w:val="28"/>
+          <w:szCs w:val="28"/>
+        </w:rPr>
+      </w:pPr>
+      <w:r>
+        <w:rPr>
+          <w:b/>
+          <w:bCs/>
+          <w:sz w:val="28"/>
+          <w:szCs w:val="28"/>
+        </w:rPr>
+        <w:lastRenderedPageBreak/>
         <w:t>4.1.1. Opisy tekstowe wszystkich aktorów</w:t>
       </w:r>
     </w:p>
@@ -2164,15 +2331,7 @@
           <w:sz w:val="28"/>
           <w:szCs w:val="28"/>
         </w:rPr>
-        <w:t xml:space="preserve">: Główny użytkownik systemu, zarządzający panelem głównym. Jest odpowiedzialny za analizę napływających zgłoszeń, przydzielanie misji konkretnym </w:t>
-      </w:r>
-      <w:r>
-        <w:rPr>
-          <w:sz w:val="28"/>
-          <w:szCs w:val="28"/>
-        </w:rPr>
-        <w:lastRenderedPageBreak/>
-        <w:t xml:space="preserve">bohaterom lub zespołom, zmianę poziomów zagrożeń oraz koordynację wsparcia z poziomu pulpitu operacyjnego. </w:t>
+        <w:t xml:space="preserve">: Główny użytkownik systemu, zarządzający panelem głównym. Jest odpowiedzialny za analizę napływających zgłoszeń, przydzielanie misji konkretnym bohaterom lub zespołom, zmianę poziomów zagrożeń oraz koordynację wsparcia z poziomu pulpitu operacyjnego. </w:t>
       </w:r>
     </w:p>
     <w:p>
@@ -2579,6 +2738,7 @@
           <w:sz w:val="28"/>
           <w:szCs w:val="28"/>
         </w:rPr>
+        <w:lastRenderedPageBreak/>
         <w:t xml:space="preserve">c) Typowy czas realizacji: ~1-2 minuty. </w:t>
       </w:r>
     </w:p>
@@ -2632,7 +2792,6 @@
           <w:sz w:val="28"/>
           <w:szCs w:val="28"/>
         </w:rPr>
-        <w:lastRenderedPageBreak/>
         <w:t>Zaktualizowanie statusu jednostek na mapie</w:t>
       </w:r>
     </w:p>
@@ -2942,7 +3101,23 @@
           <w:sz w:val="28"/>
           <w:szCs w:val="28"/>
         </w:rPr>
-        <w:t>Operator klika na ikonę Incydentu prawym przyciskiem myszy, rozwija mu się Menu podręczne, wybiera „Wyślij drona zwiadowczego”.</w:t>
+        <w:t xml:space="preserve">Operator klika na ikonę Incydentu prawym przyciskiem myszy, rozwija mu się Menu podręczne, wybiera „Wyślij </w:t>
+      </w:r>
+      <w:proofErr w:type="spellStart"/>
+      <w:r>
+        <w:rPr>
+          <w:sz w:val="28"/>
+          <w:szCs w:val="28"/>
+        </w:rPr>
+        <w:t>drona</w:t>
+      </w:r>
+      <w:proofErr w:type="spellEnd"/>
+      <w:r>
+        <w:rPr>
+          <w:sz w:val="28"/>
+          <w:szCs w:val="28"/>
+        </w:rPr>
+        <w:t xml:space="preserve"> zwiadowczego”.</w:t>
       </w:r>
     </w:p>
     <w:p>
@@ -3137,6 +3312,7 @@
           <w:sz w:val="28"/>
           <w:szCs w:val="28"/>
         </w:rPr>
+        <w:lastRenderedPageBreak/>
         <w:t>2. Podstawowy ciąg zdarzeń</w:t>
       </w:r>
     </w:p>
@@ -3200,7 +3376,6 @@
           <w:sz w:val="28"/>
           <w:szCs w:val="28"/>
         </w:rPr>
-        <w:lastRenderedPageBreak/>
         <w:t xml:space="preserve">Bohater przesyła zaktualizowany status, np. "przybycie na miejsce" lub "cel zneutralizowany". </w:t>
       </w:r>
     </w:p>
@@ -3684,8 +3859,38 @@
           <w:sz w:val="28"/>
           <w:szCs w:val="28"/>
         </w:rPr>
-        <w:lastRenderedPageBreak/>
         <w:t>4.2. Diagramy czynności</w:t>
+      </w:r>
+    </w:p>
+    <w:p>
+      <w:pPr>
+        <w:spacing w:after="0"/>
+        <w:rPr>
+          <w:b/>
+          <w:bCs/>
+          <w:sz w:val="28"/>
+          <w:szCs w:val="28"/>
+        </w:rPr>
+      </w:pPr>
+    </w:p>
+    <w:p>
+      <w:pPr>
+        <w:spacing w:after="0"/>
+        <w:rPr>
+          <w:b/>
+          <w:bCs/>
+          <w:sz w:val="28"/>
+          <w:szCs w:val="28"/>
+        </w:rPr>
+      </w:pPr>
+      <w:r>
+        <w:rPr>
+          <w:b/>
+          <w:bCs/>
+          <w:sz w:val="28"/>
+          <w:szCs w:val="28"/>
+        </w:rPr>
+        <w:t>Przydzielenie Misji</w:t>
       </w:r>
     </w:p>
     <w:p>
@@ -3753,7 +3958,140 @@
           <w:szCs w:val="28"/>
         </w:rPr>
       </w:pPr>
-      <w:r>
+    </w:p>
+    <w:p>
+      <w:pPr>
+        <w:spacing w:after="0"/>
+        <w:rPr>
+          <w:b/>
+          <w:bCs/>
+          <w:sz w:val="28"/>
+          <w:szCs w:val="28"/>
+        </w:rPr>
+      </w:pPr>
+    </w:p>
+    <w:p>
+      <w:pPr>
+        <w:spacing w:after="0"/>
+        <w:rPr>
+          <w:b/>
+          <w:bCs/>
+          <w:sz w:val="28"/>
+          <w:szCs w:val="28"/>
+        </w:rPr>
+      </w:pPr>
+    </w:p>
+    <w:p>
+      <w:pPr>
+        <w:spacing w:after="0"/>
+        <w:rPr>
+          <w:b/>
+          <w:bCs/>
+          <w:sz w:val="28"/>
+          <w:szCs w:val="28"/>
+        </w:rPr>
+      </w:pPr>
+    </w:p>
+    <w:p>
+      <w:pPr>
+        <w:spacing w:after="0"/>
+        <w:rPr>
+          <w:b/>
+          <w:bCs/>
+          <w:sz w:val="28"/>
+          <w:szCs w:val="28"/>
+        </w:rPr>
+      </w:pPr>
+    </w:p>
+    <w:p>
+      <w:pPr>
+        <w:spacing w:after="0"/>
+        <w:rPr>
+          <w:b/>
+          <w:bCs/>
+          <w:sz w:val="28"/>
+          <w:szCs w:val="28"/>
+        </w:rPr>
+      </w:pPr>
+    </w:p>
+    <w:p>
+      <w:pPr>
+        <w:spacing w:after="0"/>
+        <w:rPr>
+          <w:b/>
+          <w:bCs/>
+          <w:sz w:val="28"/>
+          <w:szCs w:val="28"/>
+        </w:rPr>
+      </w:pPr>
+    </w:p>
+    <w:p>
+      <w:pPr>
+        <w:spacing w:after="0"/>
+        <w:rPr>
+          <w:b/>
+          <w:bCs/>
+          <w:sz w:val="28"/>
+          <w:szCs w:val="28"/>
+        </w:rPr>
+      </w:pPr>
+    </w:p>
+    <w:p>
+      <w:pPr>
+        <w:spacing w:after="0"/>
+        <w:rPr>
+          <w:b/>
+          <w:bCs/>
+          <w:sz w:val="28"/>
+          <w:szCs w:val="28"/>
+        </w:rPr>
+      </w:pPr>
+    </w:p>
+    <w:p>
+      <w:pPr>
+        <w:spacing w:after="0"/>
+        <w:rPr>
+          <w:b/>
+          <w:bCs/>
+          <w:sz w:val="28"/>
+          <w:szCs w:val="28"/>
+        </w:rPr>
+      </w:pPr>
+    </w:p>
+    <w:p>
+      <w:pPr>
+        <w:spacing w:after="0"/>
+        <w:rPr>
+          <w:b/>
+          <w:bCs/>
+          <w:sz w:val="28"/>
+          <w:szCs w:val="28"/>
+        </w:rPr>
+      </w:pPr>
+    </w:p>
+    <w:p>
+      <w:pPr>
+        <w:spacing w:after="0"/>
+        <w:rPr>
+          <w:b/>
+          <w:bCs/>
+          <w:sz w:val="28"/>
+          <w:szCs w:val="28"/>
+        </w:rPr>
+      </w:pPr>
+      <w:r>
+        <w:rPr>
+          <w:b/>
+          <w:bCs/>
+          <w:sz w:val="28"/>
+          <w:szCs w:val="28"/>
+        </w:rPr>
+        <w:t>Aktualizacja statusu</w:t>
+      </w:r>
+    </w:p>
+    <w:p>
+      <w:pPr>
+        <w:spacing w:after="0"/>
         <w:rPr>
           <w:rFonts w:cstheme="minorHAnsi"/>
           <w:b/>
@@ -3761,9 +4099,17 @@
           <w:noProof/>
           <w:sz w:val="28"/>
         </w:rPr>
-        <w:lastRenderedPageBreak/>
+      </w:pPr>
+      <w:r>
+        <w:rPr>
+          <w:rFonts w:cstheme="minorHAnsi"/>
+          <w:b/>
+          <w:bCs/>
+          <w:noProof/>
+          <w:sz w:val="28"/>
+        </w:rPr>
         <w:drawing>
-          <wp:inline distT="0" distB="0" distL="0" distR="0" wp14:anchorId="304D7B8A" wp14:editId="60ED5C93">
+          <wp:inline distT="0" distB="0" distL="0" distR="0" wp14:anchorId="578DB6CC" wp14:editId="4AA16B30">
             <wp:extent cx="6119495" cy="4083050"/>
             <wp:effectExtent l="0" t="0" r="0" b="0"/>
             <wp:docPr id="569614921" name="Obraz 1"/>
@@ -3798,7 +4144,57 @@
           </wp:inline>
         </w:drawing>
       </w:r>
-      <w:r>
+    </w:p>
+    <w:p>
+      <w:pPr>
+        <w:rPr>
+          <w:sz w:val="28"/>
+          <w:szCs w:val="28"/>
+        </w:rPr>
+      </w:pPr>
+    </w:p>
+    <w:p>
+      <w:pPr>
+        <w:rPr>
+          <w:sz w:val="28"/>
+          <w:szCs w:val="28"/>
+        </w:rPr>
+      </w:pPr>
+    </w:p>
+    <w:p>
+      <w:pPr>
+        <w:rPr>
+          <w:sz w:val="28"/>
+          <w:szCs w:val="28"/>
+        </w:rPr>
+      </w:pPr>
+    </w:p>
+    <w:p>
+      <w:pPr>
+        <w:rPr>
+          <w:sz w:val="28"/>
+          <w:szCs w:val="28"/>
+        </w:rPr>
+      </w:pPr>
+    </w:p>
+    <w:p>
+      <w:pPr>
+        <w:rPr>
+          <w:sz w:val="28"/>
+          <w:szCs w:val="28"/>
+        </w:rPr>
+      </w:pPr>
+    </w:p>
+    <w:p>
+      <w:pPr>
+        <w:rPr>
+          <w:sz w:val="28"/>
+          <w:szCs w:val="28"/>
+        </w:rPr>
+      </w:pPr>
+    </w:p>
+    <w:p>
+      <w:pPr>
         <w:rPr>
           <w:rFonts w:cstheme="minorHAnsi"/>
           <w:b/>
@@ -3806,11 +4202,117 @@
           <w:noProof/>
           <w:sz w:val="28"/>
         </w:rPr>
-        <w:lastRenderedPageBreak/>
+      </w:pPr>
+    </w:p>
+    <w:p>
+      <w:pPr>
+        <w:rPr>
+          <w:b/>
+          <w:bCs/>
+          <w:sz w:val="28"/>
+          <w:szCs w:val="28"/>
+        </w:rPr>
+      </w:pPr>
+    </w:p>
+    <w:p>
+      <w:pPr>
+        <w:rPr>
+          <w:b/>
+          <w:bCs/>
+          <w:sz w:val="28"/>
+          <w:szCs w:val="28"/>
+        </w:rPr>
+      </w:pPr>
+    </w:p>
+    <w:p>
+      <w:pPr>
+        <w:rPr>
+          <w:b/>
+          <w:bCs/>
+          <w:sz w:val="28"/>
+          <w:szCs w:val="28"/>
+        </w:rPr>
+      </w:pPr>
+    </w:p>
+    <w:p>
+      <w:pPr>
+        <w:rPr>
+          <w:b/>
+          <w:bCs/>
+          <w:sz w:val="28"/>
+          <w:szCs w:val="28"/>
+        </w:rPr>
+      </w:pPr>
+    </w:p>
+    <w:p>
+      <w:pPr>
+        <w:rPr>
+          <w:b/>
+          <w:bCs/>
+          <w:sz w:val="28"/>
+          <w:szCs w:val="28"/>
+        </w:rPr>
+      </w:pPr>
+    </w:p>
+    <w:p>
+      <w:pPr>
+        <w:rPr>
+          <w:b/>
+          <w:bCs/>
+          <w:sz w:val="28"/>
+          <w:szCs w:val="28"/>
+        </w:rPr>
+      </w:pPr>
+    </w:p>
+    <w:p>
+      <w:pPr>
+        <w:rPr>
+          <w:b/>
+          <w:bCs/>
+          <w:sz w:val="28"/>
+          <w:szCs w:val="28"/>
+        </w:rPr>
+      </w:pPr>
+    </w:p>
+    <w:p>
+      <w:pPr>
+        <w:rPr>
+          <w:sz w:val="28"/>
+          <w:szCs w:val="28"/>
+        </w:rPr>
+      </w:pPr>
+      <w:r>
+        <w:rPr>
+          <w:b/>
+          <w:bCs/>
+          <w:sz w:val="28"/>
+          <w:szCs w:val="28"/>
+        </w:rPr>
+        <w:t>Wysłanie dronów zwiadowczych</w:t>
+      </w:r>
+    </w:p>
+    <w:p>
+      <w:pPr>
+        <w:spacing w:after="0"/>
+        <w:rPr>
+          <w:b/>
+          <w:bCs/>
+          <w:sz w:val="28"/>
+          <w:szCs w:val="28"/>
+        </w:rPr>
+      </w:pPr>
+      <w:r>
+        <w:rPr>
+          <w:rFonts w:cstheme="minorHAnsi"/>
+          <w:b/>
+          <w:bCs/>
+          <w:noProof/>
+          <w:sz w:val="28"/>
+        </w:rPr>
         <w:drawing>
-          <wp:inline distT="0" distB="0" distL="0" distR="0" wp14:anchorId="1B643546" wp14:editId="6E5C7952">
-            <wp:extent cx="6111240" cy="5211390"/>
-            <wp:effectExtent l="0" t="0" r="3810" b="8890"/>
+          <wp:inline distT="0" distB="0" distL="0" distR="0" wp14:anchorId="1B643546" wp14:editId="25212151">
+            <wp:extent cx="6063343" cy="5170545"/>
+            <wp:effectExtent l="0" t="0" r="0" b="0"/>
             <wp:docPr id="206747086" name="Obraz 1"/>
             <wp:cNvGraphicFramePr>
               <a:graphicFrameLocks xmlns:a="http://schemas.openxmlformats.org/drawingml/2006/main" noChangeAspect="1"/>
@@ -3831,7 +4333,7 @@
                   <pic:spPr>
                     <a:xfrm>
                       <a:off x="0" y="0"/>
-                      <a:ext cx="6124427" cy="5222635"/>
+                      <a:ext cx="6100044" cy="5201842"/>
                     </a:xfrm>
                     <a:prstGeom prst="rect">
                       <a:avLst/>
@@ -4048,7 +4550,6 @@
           <w:sz w:val="28"/>
           <w:szCs w:val="28"/>
         </w:rPr>
-        <w:lastRenderedPageBreak/>
         <w:t>4.3. Diagramy interakcji z opisem tekstowym komunikatów</w:t>
       </w:r>
     </w:p>
@@ -4153,7 +4654,25 @@
           <w:sz w:val="28"/>
           <w:lang w:val="pl-PL"/>
         </w:rPr>
-        <w:t xml:space="preserve">&lt;&lt;create&gt;&gt; - Aktor Bohater wywołuje akcję utworzenia nowego raportu. </w:t>
+        <w:t>&lt;&lt;</w:t>
+      </w:r>
+      <w:proofErr w:type="spellStart"/>
+      <w:r>
+        <w:rPr>
+          <w:rFonts w:asciiTheme="minorHAnsi" w:hAnsiTheme="minorHAnsi" w:cstheme="minorHAnsi"/>
+          <w:sz w:val="28"/>
+          <w:lang w:val="pl-PL"/>
+        </w:rPr>
+        <w:t>create</w:t>
+      </w:r>
+      <w:proofErr w:type="spellEnd"/>
+      <w:r>
+        <w:rPr>
+          <w:rFonts w:asciiTheme="minorHAnsi" w:hAnsiTheme="minorHAnsi" w:cstheme="minorHAnsi"/>
+          <w:sz w:val="28"/>
+          <w:lang w:val="pl-PL"/>
+        </w:rPr>
+        <w:t xml:space="preserve">&gt;&gt; - Aktor Bohater wywołuje akcję utworzenia nowego raportu. </w:t>
       </w:r>
     </w:p>
     <w:p>
@@ -4183,13 +4702,23 @@
           <w:lang w:val="pl-PL"/>
         </w:rPr>
       </w:pPr>
-      <w:r>
-        <w:rPr>
-          <w:rFonts w:asciiTheme="minorHAnsi" w:hAnsiTheme="minorHAnsi" w:cstheme="minorHAnsi"/>
-          <w:sz w:val="28"/>
-          <w:lang w:val="pl-PL"/>
-        </w:rPr>
-        <w:t>koniecMisji() - Operator kończy misję.</w:t>
+      <w:proofErr w:type="spellStart"/>
+      <w:r>
+        <w:rPr>
+          <w:rFonts w:asciiTheme="minorHAnsi" w:hAnsiTheme="minorHAnsi" w:cstheme="minorHAnsi"/>
+          <w:sz w:val="28"/>
+          <w:lang w:val="pl-PL"/>
+        </w:rPr>
+        <w:t>koniecMisji</w:t>
+      </w:r>
+      <w:proofErr w:type="spellEnd"/>
+      <w:r>
+        <w:rPr>
+          <w:rFonts w:asciiTheme="minorHAnsi" w:hAnsiTheme="minorHAnsi" w:cstheme="minorHAnsi"/>
+          <w:sz w:val="28"/>
+          <w:lang w:val="pl-PL"/>
+        </w:rPr>
+        <w:t>() - Operator kończy misję.</w:t>
       </w:r>
     </w:p>
     <w:p>
@@ -4237,13 +4766,23 @@
           <w:lang w:val="pl-PL"/>
         </w:rPr>
       </w:pPr>
-      <w:r>
-        <w:rPr>
-          <w:rFonts w:asciiTheme="minorHAnsi" w:hAnsiTheme="minorHAnsi" w:cstheme="minorHAnsi"/>
-          <w:sz w:val="28"/>
-          <w:lang w:val="pl-PL"/>
-        </w:rPr>
-        <w:t xml:space="preserve">zamknijZgloszenie() – Operator zamyka zgłoszenie. </w:t>
+      <w:proofErr w:type="spellStart"/>
+      <w:r>
+        <w:rPr>
+          <w:rFonts w:asciiTheme="minorHAnsi" w:hAnsiTheme="minorHAnsi" w:cstheme="minorHAnsi"/>
+          <w:sz w:val="28"/>
+          <w:lang w:val="pl-PL"/>
+        </w:rPr>
+        <w:t>zamknijZgloszenie</w:t>
+      </w:r>
+      <w:proofErr w:type="spellEnd"/>
+      <w:r>
+        <w:rPr>
+          <w:rFonts w:asciiTheme="minorHAnsi" w:hAnsiTheme="minorHAnsi" w:cstheme="minorHAnsi"/>
+          <w:sz w:val="28"/>
+          <w:lang w:val="pl-PL"/>
+        </w:rPr>
+        <w:t xml:space="preserve">() – Operator zamyka zgłoszenie. </w:t>
       </w:r>
     </w:p>
     <w:p>
@@ -4478,13 +5017,23 @@
           <w:lang w:val="pl-PL"/>
         </w:rPr>
       </w:pPr>
-      <w:r>
-        <w:rPr>
-          <w:rFonts w:asciiTheme="minorHAnsi" w:hAnsiTheme="minorHAnsi" w:cstheme="minorHAnsi"/>
-          <w:sz w:val="28"/>
-          <w:lang w:val="pl-PL"/>
-        </w:rPr>
-        <w:t>algorytmPrzydzielania() - Aktor Operator wywołuje algorytm przydzielania.</w:t>
+      <w:proofErr w:type="spellStart"/>
+      <w:r>
+        <w:rPr>
+          <w:rFonts w:asciiTheme="minorHAnsi" w:hAnsiTheme="minorHAnsi" w:cstheme="minorHAnsi"/>
+          <w:sz w:val="28"/>
+          <w:lang w:val="pl-PL"/>
+        </w:rPr>
+        <w:t>algorytmPrzydzielania</w:t>
+      </w:r>
+      <w:proofErr w:type="spellEnd"/>
+      <w:r>
+        <w:rPr>
+          <w:rFonts w:asciiTheme="minorHAnsi" w:hAnsiTheme="minorHAnsi" w:cstheme="minorHAnsi"/>
+          <w:sz w:val="28"/>
+          <w:lang w:val="pl-PL"/>
+        </w:rPr>
+        <w:t>() - Aktor Operator wywołuje algorytm przydzielania.</w:t>
       </w:r>
     </w:p>
     <w:p>
@@ -4514,13 +5063,23 @@
           <w:lang w:val="pl-PL"/>
         </w:rPr>
       </w:pPr>
-      <w:r>
-        <w:rPr>
-          <w:rFonts w:asciiTheme="minorHAnsi" w:hAnsiTheme="minorHAnsi" w:cstheme="minorHAnsi"/>
-          <w:sz w:val="28"/>
-          <w:lang w:val="pl-PL"/>
-        </w:rPr>
-        <w:t xml:space="preserve">przydzielanieMisji() - Operator przydziela do zadania Bohaterom. </w:t>
+      <w:proofErr w:type="spellStart"/>
+      <w:r>
+        <w:rPr>
+          <w:rFonts w:asciiTheme="minorHAnsi" w:hAnsiTheme="minorHAnsi" w:cstheme="minorHAnsi"/>
+          <w:sz w:val="28"/>
+          <w:lang w:val="pl-PL"/>
+        </w:rPr>
+        <w:t>przydzielanieMisji</w:t>
+      </w:r>
+      <w:proofErr w:type="spellEnd"/>
+      <w:r>
+        <w:rPr>
+          <w:rFonts w:asciiTheme="minorHAnsi" w:hAnsiTheme="minorHAnsi" w:cstheme="minorHAnsi"/>
+          <w:sz w:val="28"/>
+          <w:lang w:val="pl-PL"/>
+        </w:rPr>
+        <w:t xml:space="preserve">() - Operator przydziela do zadania Bohaterom. </w:t>
       </w:r>
     </w:p>
     <w:p>
@@ -4538,7 +5097,25 @@
           <w:sz w:val="28"/>
           <w:lang w:val="pl-PL"/>
         </w:rPr>
-        <w:t xml:space="preserve">&lt;&lt;create&gt;&gt; Misja() - Operator tworzy misję. </w:t>
+        <w:t>&lt;&lt;</w:t>
+      </w:r>
+      <w:proofErr w:type="spellStart"/>
+      <w:r>
+        <w:rPr>
+          <w:rFonts w:asciiTheme="minorHAnsi" w:hAnsiTheme="minorHAnsi" w:cstheme="minorHAnsi"/>
+          <w:sz w:val="28"/>
+          <w:lang w:val="pl-PL"/>
+        </w:rPr>
+        <w:t>create</w:t>
+      </w:r>
+      <w:proofErr w:type="spellEnd"/>
+      <w:r>
+        <w:rPr>
+          <w:rFonts w:asciiTheme="minorHAnsi" w:hAnsiTheme="minorHAnsi" w:cstheme="minorHAnsi"/>
+          <w:sz w:val="28"/>
+          <w:lang w:val="pl-PL"/>
+        </w:rPr>
+        <w:t xml:space="preserve">&gt;&gt; Misja() - Operator tworzy misję. </w:t>
       </w:r>
     </w:p>
     <w:p>
@@ -4550,13 +5127,24 @@
           <w:lang w:val="pl-PL"/>
         </w:rPr>
       </w:pPr>
-      <w:r>
-        <w:rPr>
-          <w:rFonts w:asciiTheme="minorHAnsi" w:hAnsiTheme="minorHAnsi" w:cstheme="minorHAnsi"/>
-          <w:sz w:val="28"/>
-          <w:lang w:val="pl-PL"/>
-        </w:rPr>
-        <w:t xml:space="preserve">startMisji() - Bohater rozpoczyna misję. </w:t>
+      <w:proofErr w:type="spellStart"/>
+      <w:r>
+        <w:rPr>
+          <w:rFonts w:asciiTheme="minorHAnsi" w:hAnsiTheme="minorHAnsi" w:cstheme="minorHAnsi"/>
+          <w:sz w:val="28"/>
+          <w:lang w:val="pl-PL"/>
+        </w:rPr>
+        <w:lastRenderedPageBreak/>
+        <w:t>startMisji</w:t>
+      </w:r>
+      <w:proofErr w:type="spellEnd"/>
+      <w:r>
+        <w:rPr>
+          <w:rFonts w:asciiTheme="minorHAnsi" w:hAnsiTheme="minorHAnsi" w:cstheme="minorHAnsi"/>
+          <w:sz w:val="28"/>
+          <w:lang w:val="pl-PL"/>
+        </w:rPr>
+        <w:t xml:space="preserve">() - Bohater rozpoczyna misję. </w:t>
       </w:r>
     </w:p>
     <w:p>
@@ -4616,7 +5204,6 @@
           <w:sz w:val="28"/>
           <w:szCs w:val="28"/>
         </w:rPr>
-        <w:lastRenderedPageBreak/>
         <w:t>Wysłanie dronów</w:t>
       </w:r>
     </w:p>
@@ -4682,13 +5269,41 @@
           <w:lang w:val="pl-PL"/>
         </w:rPr>
       </w:pPr>
-      <w:r>
-        <w:rPr>
-          <w:rFonts w:asciiTheme="minorHAnsi" w:hAnsiTheme="minorHAnsi" w:cstheme="minorHAnsi"/>
-          <w:sz w:val="28"/>
-          <w:lang w:val="pl-PL"/>
-        </w:rPr>
-        <w:t>wyslanieDrona() - Aktor Operator wysyła drona do Bohatera</w:t>
+      <w:proofErr w:type="spellStart"/>
+      <w:r>
+        <w:rPr>
+          <w:rFonts w:asciiTheme="minorHAnsi" w:hAnsiTheme="minorHAnsi" w:cstheme="minorHAnsi"/>
+          <w:sz w:val="28"/>
+          <w:lang w:val="pl-PL"/>
+        </w:rPr>
+        <w:t>wyslanieDrona</w:t>
+      </w:r>
+      <w:proofErr w:type="spellEnd"/>
+      <w:r>
+        <w:rPr>
+          <w:rFonts w:asciiTheme="minorHAnsi" w:hAnsiTheme="minorHAnsi" w:cstheme="minorHAnsi"/>
+          <w:sz w:val="28"/>
+          <w:lang w:val="pl-PL"/>
+        </w:rPr>
+        <w:t xml:space="preserve">() - Aktor Operator wysyła </w:t>
+      </w:r>
+      <w:proofErr w:type="spellStart"/>
+      <w:r>
+        <w:rPr>
+          <w:rFonts w:asciiTheme="minorHAnsi" w:hAnsiTheme="minorHAnsi" w:cstheme="minorHAnsi"/>
+          <w:sz w:val="28"/>
+          <w:lang w:val="pl-PL"/>
+        </w:rPr>
+        <w:t>drona</w:t>
+      </w:r>
+      <w:proofErr w:type="spellEnd"/>
+      <w:r>
+        <w:rPr>
+          <w:rFonts w:asciiTheme="minorHAnsi" w:hAnsiTheme="minorHAnsi" w:cstheme="minorHAnsi"/>
+          <w:sz w:val="28"/>
+          <w:lang w:val="pl-PL"/>
+        </w:rPr>
+        <w:t xml:space="preserve"> do Bohatera</w:t>
       </w:r>
     </w:p>
     <w:p>
@@ -4700,13 +5315,23 @@
           <w:lang w:val="pl-PL"/>
         </w:rPr>
       </w:pPr>
-      <w:r>
-        <w:rPr>
-          <w:rFonts w:asciiTheme="minorHAnsi" w:hAnsiTheme="minorHAnsi" w:cstheme="minorHAnsi"/>
-          <w:sz w:val="28"/>
-          <w:lang w:val="pl-PL"/>
-        </w:rPr>
-        <w:t xml:space="preserve">obrazKamery() - Operator żąda obrazu od Bohatera. </w:t>
+      <w:proofErr w:type="spellStart"/>
+      <w:r>
+        <w:rPr>
+          <w:rFonts w:asciiTheme="minorHAnsi" w:hAnsiTheme="minorHAnsi" w:cstheme="minorHAnsi"/>
+          <w:sz w:val="28"/>
+          <w:lang w:val="pl-PL"/>
+        </w:rPr>
+        <w:t>obrazKamery</w:t>
+      </w:r>
+      <w:proofErr w:type="spellEnd"/>
+      <w:r>
+        <w:rPr>
+          <w:rFonts w:asciiTheme="minorHAnsi" w:hAnsiTheme="minorHAnsi" w:cstheme="minorHAnsi"/>
+          <w:sz w:val="28"/>
+          <w:lang w:val="pl-PL"/>
+        </w:rPr>
+        <w:t xml:space="preserve">() - Operator żąda obrazu od Bohatera. </w:t>
       </w:r>
     </w:p>
     <w:p>
@@ -4742,7 +5367,61 @@
           <w:sz w:val="28"/>
           <w:lang w:val="pl-PL"/>
         </w:rPr>
-        <w:t xml:space="preserve">&lt;&lt;create&gt;&gt; dronZwiadowczy() - Operator aktywuje drona </w:t>
+        <w:t>&lt;&lt;</w:t>
+      </w:r>
+      <w:proofErr w:type="spellStart"/>
+      <w:r>
+        <w:rPr>
+          <w:rFonts w:asciiTheme="minorHAnsi" w:hAnsiTheme="minorHAnsi" w:cstheme="minorHAnsi"/>
+          <w:sz w:val="28"/>
+          <w:lang w:val="pl-PL"/>
+        </w:rPr>
+        <w:t>create</w:t>
+      </w:r>
+      <w:proofErr w:type="spellEnd"/>
+      <w:r>
+        <w:rPr>
+          <w:rFonts w:asciiTheme="minorHAnsi" w:hAnsiTheme="minorHAnsi" w:cstheme="minorHAnsi"/>
+          <w:sz w:val="28"/>
+          <w:lang w:val="pl-PL"/>
+        </w:rPr>
+        <w:t xml:space="preserve">&gt;&gt; </w:t>
+      </w:r>
+      <w:proofErr w:type="spellStart"/>
+      <w:r>
+        <w:rPr>
+          <w:rFonts w:asciiTheme="minorHAnsi" w:hAnsiTheme="minorHAnsi" w:cstheme="minorHAnsi"/>
+          <w:sz w:val="28"/>
+          <w:lang w:val="pl-PL"/>
+        </w:rPr>
+        <w:t>dronZwiadowczy</w:t>
+      </w:r>
+      <w:proofErr w:type="spellEnd"/>
+      <w:r>
+        <w:rPr>
+          <w:rFonts w:asciiTheme="minorHAnsi" w:hAnsiTheme="minorHAnsi" w:cstheme="minorHAnsi"/>
+          <w:sz w:val="28"/>
+          <w:lang w:val="pl-PL"/>
+        </w:rPr>
+        <w:t xml:space="preserve">() - Operator aktywuje </w:t>
+      </w:r>
+      <w:proofErr w:type="spellStart"/>
+      <w:r>
+        <w:rPr>
+          <w:rFonts w:asciiTheme="minorHAnsi" w:hAnsiTheme="minorHAnsi" w:cstheme="minorHAnsi"/>
+          <w:sz w:val="28"/>
+          <w:lang w:val="pl-PL"/>
+        </w:rPr>
+        <w:t>drona</w:t>
+      </w:r>
+      <w:proofErr w:type="spellEnd"/>
+      <w:r>
+        <w:rPr>
+          <w:rFonts w:asciiTheme="minorHAnsi" w:hAnsiTheme="minorHAnsi" w:cstheme="minorHAnsi"/>
+          <w:sz w:val="28"/>
+          <w:lang w:val="pl-PL"/>
+        </w:rPr>
+        <w:t xml:space="preserve"> </w:t>
       </w:r>
     </w:p>
     <w:p>
@@ -4754,13 +5433,23 @@
           <w:lang w:val="pl-PL"/>
         </w:rPr>
       </w:pPr>
-      <w:r>
-        <w:rPr>
-          <w:rFonts w:asciiTheme="minorHAnsi" w:hAnsiTheme="minorHAnsi" w:cstheme="minorHAnsi"/>
-          <w:sz w:val="28"/>
-          <w:lang w:val="pl-PL"/>
-        </w:rPr>
-        <w:t xml:space="preserve">startZwiadu() - Operator wydaje polecenie rozpoczęcia zwiadu </w:t>
+      <w:proofErr w:type="spellStart"/>
+      <w:r>
+        <w:rPr>
+          <w:rFonts w:asciiTheme="minorHAnsi" w:hAnsiTheme="minorHAnsi" w:cstheme="minorHAnsi"/>
+          <w:sz w:val="28"/>
+          <w:lang w:val="pl-PL"/>
+        </w:rPr>
+        <w:t>startZwiadu</w:t>
+      </w:r>
+      <w:proofErr w:type="spellEnd"/>
+      <w:r>
+        <w:rPr>
+          <w:rFonts w:asciiTheme="minorHAnsi" w:hAnsiTheme="minorHAnsi" w:cstheme="minorHAnsi"/>
+          <w:sz w:val="28"/>
+          <w:lang w:val="pl-PL"/>
+        </w:rPr>
+        <w:t xml:space="preserve">() - Operator wydaje polecenie rozpoczęcia zwiadu </w:t>
       </w:r>
     </w:p>
     <w:p>
@@ -4772,13 +5461,24 @@
           <w:lang w:val="pl-PL"/>
         </w:rPr>
       </w:pPr>
-      <w:r>
-        <w:rPr>
-          <w:rFonts w:asciiTheme="minorHAnsi" w:hAnsiTheme="minorHAnsi" w:cstheme="minorHAnsi"/>
-          <w:sz w:val="28"/>
-          <w:lang w:val="pl-PL"/>
-        </w:rPr>
-        <w:t>pokazObraz() - Operator wysyła komunikat dronowi o udostępnienie obrazu</w:t>
+      <w:proofErr w:type="spellStart"/>
+      <w:r>
+        <w:rPr>
+          <w:rFonts w:asciiTheme="minorHAnsi" w:hAnsiTheme="minorHAnsi" w:cstheme="minorHAnsi"/>
+          <w:sz w:val="28"/>
+          <w:lang w:val="pl-PL"/>
+        </w:rPr>
+        <w:lastRenderedPageBreak/>
+        <w:t>pokazObraz</w:t>
+      </w:r>
+      <w:proofErr w:type="spellEnd"/>
+      <w:r>
+        <w:rPr>
+          <w:rFonts w:asciiTheme="minorHAnsi" w:hAnsiTheme="minorHAnsi" w:cstheme="minorHAnsi"/>
+          <w:sz w:val="28"/>
+          <w:lang w:val="pl-PL"/>
+        </w:rPr>
+        <w:t>() - Operator wysyła komunikat dronowi o udostępnienie obrazu</w:t>
       </w:r>
     </w:p>
     <w:p>
@@ -4796,7 +5496,25 @@
           <w:sz w:val="28"/>
           <w:lang w:val="pl-PL"/>
         </w:rPr>
-        <w:t>&lt;&lt;return&gt;&gt; transmisja_wideo - Dron zwraca obraz w czasie rzeczywistym Operatorowi</w:t>
+        <w:t xml:space="preserve">&lt;&lt;return&gt;&gt; </w:t>
+      </w:r>
+      <w:proofErr w:type="spellStart"/>
+      <w:r>
+        <w:rPr>
+          <w:rFonts w:asciiTheme="minorHAnsi" w:hAnsiTheme="minorHAnsi" w:cstheme="minorHAnsi"/>
+          <w:sz w:val="28"/>
+          <w:lang w:val="pl-PL"/>
+        </w:rPr>
+        <w:t>transmisja_wideo</w:t>
+      </w:r>
+      <w:proofErr w:type="spellEnd"/>
+      <w:r>
+        <w:rPr>
+          <w:rFonts w:asciiTheme="minorHAnsi" w:hAnsiTheme="minorHAnsi" w:cstheme="minorHAnsi"/>
+          <w:sz w:val="28"/>
+          <w:lang w:val="pl-PL"/>
+        </w:rPr>
+        <w:t xml:space="preserve"> - Dron zwraca obraz w czasie rzeczywistym Operatorowi</w:t>
       </w:r>
     </w:p>
     <w:p>
@@ -4808,22 +5526,41 @@
           <w:lang w:val="pl-PL"/>
         </w:rPr>
       </w:pPr>
-      <w:r>
-        <w:rPr>
-          <w:rFonts w:asciiTheme="minorHAnsi" w:hAnsiTheme="minorHAnsi" w:cstheme="minorHAnsi"/>
-          <w:sz w:val="28"/>
-          <w:lang w:val="pl-PL"/>
-        </w:rPr>
-        <w:t xml:space="preserve">powrotDoBazy() - Po zakończeniu zwiadu Operator wysyła komunikat powracający </w:t>
-      </w:r>
-      <w:r>
-        <w:rPr>
-          <w:rFonts w:asciiTheme="minorHAnsi" w:hAnsiTheme="minorHAnsi" w:cstheme="minorHAnsi"/>
-          <w:sz w:val="28"/>
-          <w:lang w:val="pl-PL"/>
-        </w:rPr>
-        <w:lastRenderedPageBreak/>
-        <w:t xml:space="preserve">drona do bazy </w:t>
+      <w:proofErr w:type="spellStart"/>
+      <w:r>
+        <w:rPr>
+          <w:rFonts w:asciiTheme="minorHAnsi" w:hAnsiTheme="minorHAnsi" w:cstheme="minorHAnsi"/>
+          <w:sz w:val="28"/>
+          <w:lang w:val="pl-PL"/>
+        </w:rPr>
+        <w:t>powrotDoBazy</w:t>
+      </w:r>
+      <w:proofErr w:type="spellEnd"/>
+      <w:r>
+        <w:rPr>
+          <w:rFonts w:asciiTheme="minorHAnsi" w:hAnsiTheme="minorHAnsi" w:cstheme="minorHAnsi"/>
+          <w:sz w:val="28"/>
+          <w:lang w:val="pl-PL"/>
+        </w:rPr>
+        <w:t xml:space="preserve">() - Po zakończeniu zwiadu Operator wysyła komunikat powracający </w:t>
+      </w:r>
+      <w:proofErr w:type="spellStart"/>
+      <w:r>
+        <w:rPr>
+          <w:rFonts w:asciiTheme="minorHAnsi" w:hAnsiTheme="minorHAnsi" w:cstheme="minorHAnsi"/>
+          <w:sz w:val="28"/>
+          <w:lang w:val="pl-PL"/>
+        </w:rPr>
+        <w:t>drona</w:t>
+      </w:r>
+      <w:proofErr w:type="spellEnd"/>
+      <w:r>
+        <w:rPr>
+          <w:rFonts w:asciiTheme="minorHAnsi" w:hAnsiTheme="minorHAnsi" w:cstheme="minorHAnsi"/>
+          <w:sz w:val="28"/>
+          <w:lang w:val="pl-PL"/>
+        </w:rPr>
+        <w:t xml:space="preserve"> do bazy </w:t>
       </w:r>
     </w:p>
     <w:p>
@@ -4841,7 +5578,61 @@
           <w:sz w:val="28"/>
           <w:lang w:val="pl-PL"/>
         </w:rPr>
-        <w:t xml:space="preserve">&lt;&lt;destroy&gt;&gt; ~DronZwiadowczy() - Operator wysyła komunikat niszczący, który usuwa drona </w:t>
+        <w:t>&lt;&lt;</w:t>
+      </w:r>
+      <w:proofErr w:type="spellStart"/>
+      <w:r>
+        <w:rPr>
+          <w:rFonts w:asciiTheme="minorHAnsi" w:hAnsiTheme="minorHAnsi" w:cstheme="minorHAnsi"/>
+          <w:sz w:val="28"/>
+          <w:lang w:val="pl-PL"/>
+        </w:rPr>
+        <w:t>destroy</w:t>
+      </w:r>
+      <w:proofErr w:type="spellEnd"/>
+      <w:r>
+        <w:rPr>
+          <w:rFonts w:asciiTheme="minorHAnsi" w:hAnsiTheme="minorHAnsi" w:cstheme="minorHAnsi"/>
+          <w:sz w:val="28"/>
+          <w:lang w:val="pl-PL"/>
+        </w:rPr>
+        <w:t>&gt;&gt; ~</w:t>
+      </w:r>
+      <w:proofErr w:type="spellStart"/>
+      <w:r>
+        <w:rPr>
+          <w:rFonts w:asciiTheme="minorHAnsi" w:hAnsiTheme="minorHAnsi" w:cstheme="minorHAnsi"/>
+          <w:sz w:val="28"/>
+          <w:lang w:val="pl-PL"/>
+        </w:rPr>
+        <w:t>DronZwiadowczy</w:t>
+      </w:r>
+      <w:proofErr w:type="spellEnd"/>
+      <w:r>
+        <w:rPr>
+          <w:rFonts w:asciiTheme="minorHAnsi" w:hAnsiTheme="minorHAnsi" w:cstheme="minorHAnsi"/>
+          <w:sz w:val="28"/>
+          <w:lang w:val="pl-PL"/>
+        </w:rPr>
+        <w:t xml:space="preserve">() - Operator wysyła komunikat niszczący, który usuwa </w:t>
+      </w:r>
+      <w:proofErr w:type="spellStart"/>
+      <w:r>
+        <w:rPr>
+          <w:rFonts w:asciiTheme="minorHAnsi" w:hAnsiTheme="minorHAnsi" w:cstheme="minorHAnsi"/>
+          <w:sz w:val="28"/>
+          <w:lang w:val="pl-PL"/>
+        </w:rPr>
+        <w:t>drona</w:t>
+      </w:r>
+      <w:proofErr w:type="spellEnd"/>
+      <w:r>
+        <w:rPr>
+          <w:rFonts w:asciiTheme="minorHAnsi" w:hAnsiTheme="minorHAnsi" w:cstheme="minorHAnsi"/>
+          <w:sz w:val="28"/>
+          <w:lang w:val="pl-PL"/>
+        </w:rPr>
+        <w:t xml:space="preserve"> </w:t>
       </w:r>
     </w:p>
     <w:p>
@@ -4895,6 +5686,7 @@
         <w:rPr>
           <w:b/>
           <w:bCs/>
+          <w:noProof/>
           <w:sz w:val="28"/>
           <w:szCs w:val="28"/>
         </w:rPr>
@@ -4949,7 +5741,7 @@
           <w:sz w:val="28"/>
           <w:szCs w:val="28"/>
         </w:rPr>
-        <w:t xml:space="preserve">Architektura systemu CKS została podzielona na komponenty odpowiedzialne za konkretne obszary funkcjonalne. Głównym punktem dostępu jest Panel Operacyjny wykorzystywany przez operatorów. Komponent Zarządzania Zgłoszeniami obsługuje nowe incydenty, natomiast Zarządzanie Bohaterami przechowuje informacje o dostępności, lokalizacji i stanie jednostek. Zarządzanie Misjami odpowiada za tworzenie i realizację misji, korzystając z Algorytmu Przydzielania oraz modułu Zarządzania Zespołami. Monitoring i Automatyka realizuje funkcje geolokalizacji, monitorowania statusów oraz uruchamiania procedur awaryjnych. Komponent Aplikacja Mobilna Bohatera umożliwia wymianę danych z bohaterami w terenie, a </w:t>
+        <w:t xml:space="preserve">Architektura systemu CKS została podzielona na komponenty odpowiedzialne za konkretne obszary funkcjonalne. Głównym punktem dostępu jest Panel Operacyjny wykorzystywany przez operatorów. Komponent Zarządzania Zgłoszeniami obsługuje nowe incydenty, natomiast Zarządzanie Bohaterami przechowuje informacje o dostępności, lokalizacji i stanie jednostek. Zarządzanie Misjami odpowiada za tworzenie i realizację misji, korzystając z Algorytmu Przydzielania oraz modułu </w:t>
       </w:r>
       <w:r>
         <w:rPr>
@@ -4957,7 +5749,23 @@
           <w:szCs w:val="28"/>
         </w:rPr>
         <w:lastRenderedPageBreak/>
-        <w:t>System Dronów Zwiadowczych odpowiada za działania ratunkowe.</w:t>
+        <w:t xml:space="preserve">Zarządzania Zespołami. Monitoring i Automatyka realizuje funkcje </w:t>
+      </w:r>
+      <w:proofErr w:type="spellStart"/>
+      <w:r>
+        <w:rPr>
+          <w:sz w:val="28"/>
+          <w:szCs w:val="28"/>
+        </w:rPr>
+        <w:t>geolokalizacji</w:t>
+      </w:r>
+      <w:proofErr w:type="spellEnd"/>
+      <w:r>
+        <w:rPr>
+          <w:sz w:val="28"/>
+          <w:szCs w:val="28"/>
+        </w:rPr>
+        <w:t>, monitorowania statusów oraz uruchamiania procedur awaryjnych. Komponent Aplikacja Mobilna Bohatera umożliwia wymianę danych z bohaterami w terenie, a System Dronów Zwiadowczych odpowiada za działania ratunkowe.</w:t>
       </w:r>
       <w:r>
         <w:rPr>
@@ -5182,43 +5990,78 @@
           <w:szCs w:val="28"/>
         </w:rPr>
       </w:pPr>
-      <w:r>
-        <w:rPr>
-          <w:sz w:val="28"/>
-          <w:szCs w:val="28"/>
-        </w:rPr>
-        <w:t xml:space="preserve">idBohatera : int </w:t>
-      </w:r>
-    </w:p>
-    <w:p>
-      <w:pPr>
-        <w:spacing w:after="0"/>
-        <w:rPr>
-          <w:sz w:val="28"/>
-          <w:szCs w:val="28"/>
-        </w:rPr>
-      </w:pPr>
-      <w:r>
-        <w:rPr>
-          <w:sz w:val="28"/>
-          <w:szCs w:val="28"/>
-        </w:rPr>
-        <w:t xml:space="preserve">imie : String </w:t>
-      </w:r>
-    </w:p>
-    <w:p>
-      <w:pPr>
-        <w:spacing w:after="0"/>
-        <w:rPr>
-          <w:sz w:val="28"/>
-          <w:szCs w:val="28"/>
-        </w:rPr>
-      </w:pPr>
-      <w:r>
-        <w:rPr>
-          <w:sz w:val="28"/>
-          <w:szCs w:val="28"/>
-        </w:rPr>
+      <w:proofErr w:type="spellStart"/>
+      <w:r>
+        <w:rPr>
+          <w:sz w:val="28"/>
+          <w:szCs w:val="28"/>
+        </w:rPr>
+        <w:t>idBohatera</w:t>
+      </w:r>
+      <w:proofErr w:type="spellEnd"/>
+      <w:r>
+        <w:rPr>
+          <w:sz w:val="28"/>
+          <w:szCs w:val="28"/>
+        </w:rPr>
+        <w:t xml:space="preserve"> : </w:t>
+      </w:r>
+      <w:proofErr w:type="spellStart"/>
+      <w:r>
+        <w:rPr>
+          <w:sz w:val="28"/>
+          <w:szCs w:val="28"/>
+        </w:rPr>
+        <w:t>int</w:t>
+      </w:r>
+      <w:proofErr w:type="spellEnd"/>
+      <w:r>
+        <w:rPr>
+          <w:sz w:val="28"/>
+          <w:szCs w:val="28"/>
+        </w:rPr>
+        <w:t xml:space="preserve"> </w:t>
+      </w:r>
+    </w:p>
+    <w:p>
+      <w:pPr>
+        <w:spacing w:after="0"/>
+        <w:rPr>
+          <w:sz w:val="28"/>
+          <w:szCs w:val="28"/>
+        </w:rPr>
+      </w:pPr>
+      <w:proofErr w:type="spellStart"/>
+      <w:r>
+        <w:rPr>
+          <w:sz w:val="28"/>
+          <w:szCs w:val="28"/>
+        </w:rPr>
+        <w:t>imie</w:t>
+      </w:r>
+      <w:proofErr w:type="spellEnd"/>
+      <w:r>
+        <w:rPr>
+          <w:sz w:val="28"/>
+          <w:szCs w:val="28"/>
+        </w:rPr>
+        <w:t xml:space="preserve"> : String </w:t>
+      </w:r>
+    </w:p>
+    <w:p>
+      <w:pPr>
+        <w:spacing w:after="0"/>
+        <w:rPr>
+          <w:sz w:val="28"/>
+          <w:szCs w:val="28"/>
+        </w:rPr>
+      </w:pPr>
+      <w:r>
+        <w:rPr>
+          <w:sz w:val="28"/>
+          <w:szCs w:val="28"/>
+        </w:rPr>
+        <w:lastRenderedPageBreak/>
         <w:t>nazwisko : String</w:t>
       </w:r>
     </w:p>
@@ -5230,12 +6073,37 @@
           <w:szCs w:val="28"/>
         </w:rPr>
       </w:pPr>
-      <w:r>
-        <w:rPr>
-          <w:sz w:val="28"/>
-          <w:szCs w:val="28"/>
-        </w:rPr>
-        <w:t xml:space="preserve">dataUrodzenia : Date </w:t>
+      <w:proofErr w:type="spellStart"/>
+      <w:r>
+        <w:rPr>
+          <w:sz w:val="28"/>
+          <w:szCs w:val="28"/>
+        </w:rPr>
+        <w:t>dataUrodzenia</w:t>
+      </w:r>
+      <w:proofErr w:type="spellEnd"/>
+      <w:r>
+        <w:rPr>
+          <w:sz w:val="28"/>
+          <w:szCs w:val="28"/>
+        </w:rPr>
+        <w:t xml:space="preserve"> : </w:t>
+      </w:r>
+      <w:proofErr w:type="spellStart"/>
+      <w:r>
+        <w:rPr>
+          <w:sz w:val="28"/>
+          <w:szCs w:val="28"/>
+        </w:rPr>
+        <w:t>Date</w:t>
+      </w:r>
+      <w:proofErr w:type="spellEnd"/>
+      <w:r>
+        <w:rPr>
+          <w:sz w:val="28"/>
+          <w:szCs w:val="28"/>
+        </w:rPr>
+        <w:t xml:space="preserve"> </w:t>
       </w:r>
     </w:p>
     <w:p>
@@ -5267,40 +6135,2637 @@
           <w:sz w:val="28"/>
           <w:szCs w:val="28"/>
         </w:rPr>
+        <w:t>status : String - aktualny status ("W akcji", "Gotowy/a", "Regeneracja")</w:t>
+      </w:r>
+    </w:p>
+    <w:p>
+      <w:pPr>
+        <w:spacing w:after="0"/>
+        <w:rPr>
+          <w:sz w:val="28"/>
+          <w:szCs w:val="28"/>
+        </w:rPr>
+      </w:pPr>
+      <w:proofErr w:type="spellStart"/>
+      <w:r>
+        <w:rPr>
+          <w:sz w:val="28"/>
+          <w:szCs w:val="28"/>
+        </w:rPr>
+        <w:t>stanZdrowia</w:t>
+      </w:r>
+      <w:proofErr w:type="spellEnd"/>
+      <w:r>
+        <w:rPr>
+          <w:sz w:val="28"/>
+          <w:szCs w:val="28"/>
+        </w:rPr>
+        <w:t xml:space="preserve"> : String </w:t>
+      </w:r>
+    </w:p>
+    <w:p>
+      <w:pPr>
+        <w:spacing w:after="0"/>
+        <w:rPr>
+          <w:sz w:val="28"/>
+          <w:szCs w:val="28"/>
+        </w:rPr>
+      </w:pPr>
+      <w:proofErr w:type="spellStart"/>
+      <w:r>
+        <w:rPr>
+          <w:sz w:val="28"/>
+          <w:szCs w:val="28"/>
+        </w:rPr>
+        <w:t>stanEnergii</w:t>
+      </w:r>
+      <w:proofErr w:type="spellEnd"/>
+      <w:r>
+        <w:rPr>
+          <w:sz w:val="28"/>
+          <w:szCs w:val="28"/>
+        </w:rPr>
+        <w:t xml:space="preserve"> : String </w:t>
+      </w:r>
+    </w:p>
+    <w:p>
+      <w:pPr>
+        <w:spacing w:after="0"/>
+        <w:rPr>
+          <w:sz w:val="28"/>
+          <w:szCs w:val="28"/>
+        </w:rPr>
+      </w:pPr>
+      <w:r>
+        <w:rPr>
+          <w:sz w:val="28"/>
+          <w:szCs w:val="28"/>
+        </w:rPr>
+        <w:t xml:space="preserve">lokalizacja : String </w:t>
+      </w:r>
+    </w:p>
+    <w:p>
+      <w:pPr>
+        <w:spacing w:after="0"/>
+        <w:rPr>
+          <w:sz w:val="28"/>
+          <w:szCs w:val="28"/>
+        </w:rPr>
+      </w:pPr>
+      <w:proofErr w:type="spellStart"/>
+      <w:r>
+        <w:rPr>
+          <w:sz w:val="28"/>
+          <w:szCs w:val="28"/>
+        </w:rPr>
+        <w:t>czyKamera</w:t>
+      </w:r>
+      <w:proofErr w:type="spellEnd"/>
+      <w:r>
+        <w:rPr>
+          <w:sz w:val="28"/>
+          <w:szCs w:val="28"/>
+        </w:rPr>
+        <w:t xml:space="preserve"> : </w:t>
+      </w:r>
+      <w:proofErr w:type="spellStart"/>
+      <w:r>
+        <w:rPr>
+          <w:sz w:val="28"/>
+          <w:szCs w:val="28"/>
+        </w:rPr>
+        <w:t>Boolean</w:t>
+      </w:r>
+      <w:proofErr w:type="spellEnd"/>
+      <w:r>
+        <w:rPr>
+          <w:sz w:val="28"/>
+          <w:szCs w:val="28"/>
+        </w:rPr>
+        <w:t xml:space="preserve"> </w:t>
+      </w:r>
+    </w:p>
+    <w:p>
+      <w:pPr>
+        <w:spacing w:after="0"/>
+        <w:rPr>
+          <w:sz w:val="28"/>
+          <w:szCs w:val="28"/>
+        </w:rPr>
+      </w:pPr>
+      <w:r>
+        <w:rPr>
+          <w:b/>
+          <w:bCs/>
+          <w:sz w:val="28"/>
+          <w:szCs w:val="28"/>
+        </w:rPr>
+        <w:t>Metody</w:t>
+      </w:r>
+      <w:r>
+        <w:rPr>
+          <w:sz w:val="28"/>
+          <w:szCs w:val="28"/>
+        </w:rPr>
+        <w:t>:</w:t>
+      </w:r>
+    </w:p>
+    <w:p>
+      <w:pPr>
+        <w:spacing w:after="0"/>
+        <w:rPr>
+          <w:sz w:val="28"/>
+          <w:szCs w:val="28"/>
+        </w:rPr>
+      </w:pPr>
+      <w:proofErr w:type="spellStart"/>
+      <w:r>
+        <w:rPr>
+          <w:sz w:val="28"/>
+          <w:szCs w:val="28"/>
+        </w:rPr>
+        <w:t>zmienStatus</w:t>
+      </w:r>
+      <w:proofErr w:type="spellEnd"/>
+      <w:r>
+        <w:rPr>
+          <w:sz w:val="28"/>
+          <w:szCs w:val="28"/>
+        </w:rPr>
+        <w:t xml:space="preserve">() - aktualizuje status bohatera </w:t>
+      </w:r>
+    </w:p>
+    <w:p>
+      <w:pPr>
+        <w:spacing w:after="0"/>
+        <w:rPr>
+          <w:sz w:val="28"/>
+          <w:szCs w:val="28"/>
+        </w:rPr>
+      </w:pPr>
+      <w:proofErr w:type="spellStart"/>
+      <w:r>
+        <w:rPr>
+          <w:sz w:val="28"/>
+          <w:szCs w:val="28"/>
+        </w:rPr>
+        <w:t>obrazZKamery</w:t>
+      </w:r>
+      <w:proofErr w:type="spellEnd"/>
+      <w:r>
+        <w:rPr>
+          <w:sz w:val="28"/>
+          <w:szCs w:val="28"/>
+        </w:rPr>
+        <w:t>() - przesyła obraz z kamery bohatera</w:t>
+      </w:r>
+    </w:p>
+    <w:p>
+      <w:pPr>
+        <w:spacing w:after="0"/>
+        <w:rPr>
+          <w:sz w:val="28"/>
+          <w:szCs w:val="28"/>
+        </w:rPr>
+      </w:pPr>
+    </w:p>
+    <w:p>
+      <w:pPr>
+        <w:spacing w:after="0"/>
+        <w:rPr>
+          <w:b/>
+          <w:bCs/>
+          <w:sz w:val="28"/>
+          <w:szCs w:val="28"/>
+        </w:rPr>
+      </w:pPr>
+      <w:proofErr w:type="spellStart"/>
+      <w:r>
+        <w:rPr>
+          <w:b/>
+          <w:bCs/>
+          <w:sz w:val="28"/>
+          <w:szCs w:val="28"/>
+        </w:rPr>
+        <w:t>DronZwiadowczy</w:t>
+      </w:r>
+      <w:proofErr w:type="spellEnd"/>
+    </w:p>
+    <w:p>
+      <w:pPr>
+        <w:spacing w:after="0"/>
+        <w:rPr>
+          <w:b/>
+          <w:bCs/>
+          <w:sz w:val="28"/>
+          <w:szCs w:val="28"/>
+        </w:rPr>
+      </w:pPr>
+      <w:r>
+        <w:rPr>
+          <w:b/>
+          <w:bCs/>
+          <w:sz w:val="28"/>
+          <w:szCs w:val="28"/>
+        </w:rPr>
+        <w:t>Opis:</w:t>
+      </w:r>
+    </w:p>
+    <w:p>
+      <w:pPr>
+        <w:spacing w:after="0"/>
+        <w:rPr>
+          <w:sz w:val="28"/>
+          <w:szCs w:val="28"/>
+        </w:rPr>
+      </w:pPr>
+      <w:r>
+        <w:rPr>
+          <w:sz w:val="28"/>
+          <w:szCs w:val="28"/>
+        </w:rPr>
+        <w:t xml:space="preserve">Klasa opisuje id </w:t>
+      </w:r>
+      <w:proofErr w:type="spellStart"/>
+      <w:r>
+        <w:rPr>
+          <w:sz w:val="28"/>
+          <w:szCs w:val="28"/>
+        </w:rPr>
+        <w:t>drona</w:t>
+      </w:r>
+      <w:proofErr w:type="spellEnd"/>
+      <w:r>
+        <w:rPr>
+          <w:sz w:val="28"/>
+          <w:szCs w:val="28"/>
+        </w:rPr>
+        <w:t xml:space="preserve">, status </w:t>
+      </w:r>
+      <w:proofErr w:type="spellStart"/>
+      <w:r>
+        <w:rPr>
+          <w:sz w:val="28"/>
+          <w:szCs w:val="28"/>
+        </w:rPr>
+        <w:t>drona</w:t>
+      </w:r>
+      <w:proofErr w:type="spellEnd"/>
+      <w:r>
+        <w:rPr>
+          <w:sz w:val="28"/>
+          <w:szCs w:val="28"/>
+        </w:rPr>
+        <w:t xml:space="preserve"> oraz jego lokalizacje.</w:t>
+      </w:r>
+    </w:p>
+    <w:p>
+      <w:pPr>
+        <w:spacing w:after="0"/>
+        <w:rPr>
+          <w:sz w:val="28"/>
+          <w:szCs w:val="28"/>
+        </w:rPr>
+      </w:pPr>
+      <w:r>
+        <w:rPr>
+          <w:sz w:val="28"/>
+          <w:szCs w:val="28"/>
+        </w:rPr>
+        <w:t>Dron jest wysyłany do Bohatera w razie potrzeby pomocy.</w:t>
+      </w:r>
+    </w:p>
+    <w:p>
+      <w:pPr>
+        <w:spacing w:after="0"/>
+        <w:rPr>
+          <w:sz w:val="28"/>
+          <w:szCs w:val="28"/>
+        </w:rPr>
+      </w:pPr>
+      <w:r>
+        <w:rPr>
+          <w:b/>
+          <w:bCs/>
+          <w:sz w:val="28"/>
+          <w:szCs w:val="28"/>
+        </w:rPr>
+        <w:t>Atrybuty</w:t>
+      </w:r>
+      <w:r>
+        <w:rPr>
+          <w:sz w:val="28"/>
+          <w:szCs w:val="28"/>
+        </w:rPr>
+        <w:t>:</w:t>
+      </w:r>
+    </w:p>
+    <w:p>
+      <w:pPr>
+        <w:spacing w:after="0"/>
+        <w:rPr>
+          <w:sz w:val="28"/>
+          <w:szCs w:val="28"/>
+        </w:rPr>
+      </w:pPr>
+      <w:proofErr w:type="spellStart"/>
+      <w:r>
+        <w:rPr>
+          <w:sz w:val="28"/>
+          <w:szCs w:val="28"/>
+        </w:rPr>
+        <w:t>idDrona</w:t>
+      </w:r>
+      <w:proofErr w:type="spellEnd"/>
+      <w:r>
+        <w:rPr>
+          <w:sz w:val="28"/>
+          <w:szCs w:val="28"/>
+        </w:rPr>
+        <w:t xml:space="preserve"> : </w:t>
+      </w:r>
+      <w:proofErr w:type="spellStart"/>
+      <w:r>
+        <w:rPr>
+          <w:sz w:val="28"/>
+          <w:szCs w:val="28"/>
+        </w:rPr>
+        <w:t>int</w:t>
+      </w:r>
+      <w:proofErr w:type="spellEnd"/>
+      <w:r>
+        <w:rPr>
+          <w:sz w:val="28"/>
+          <w:szCs w:val="28"/>
+        </w:rPr>
+        <w:t xml:space="preserve"> </w:t>
+      </w:r>
+    </w:p>
+    <w:p>
+      <w:pPr>
+        <w:spacing w:after="0"/>
+        <w:rPr>
+          <w:sz w:val="28"/>
+          <w:szCs w:val="28"/>
+        </w:rPr>
+      </w:pPr>
+      <w:r>
+        <w:rPr>
+          <w:sz w:val="28"/>
+          <w:szCs w:val="28"/>
+        </w:rPr>
+        <w:t xml:space="preserve">status : String </w:t>
+      </w:r>
+    </w:p>
+    <w:p>
+      <w:pPr>
+        <w:spacing w:after="0"/>
+        <w:rPr>
+          <w:sz w:val="28"/>
+          <w:szCs w:val="28"/>
+        </w:rPr>
+      </w:pPr>
+      <w:r>
+        <w:rPr>
+          <w:sz w:val="28"/>
+          <w:szCs w:val="28"/>
+        </w:rPr>
+        <w:t xml:space="preserve">lokalizacja : String </w:t>
+      </w:r>
+    </w:p>
+    <w:p>
+      <w:pPr>
+        <w:spacing w:after="0"/>
+        <w:rPr>
+          <w:sz w:val="28"/>
+          <w:szCs w:val="28"/>
+        </w:rPr>
+      </w:pPr>
+      <w:r>
+        <w:rPr>
+          <w:b/>
+          <w:bCs/>
+          <w:sz w:val="28"/>
+          <w:szCs w:val="28"/>
+        </w:rPr>
+        <w:t>Metody</w:t>
+      </w:r>
+      <w:r>
+        <w:rPr>
+          <w:sz w:val="28"/>
+          <w:szCs w:val="28"/>
+        </w:rPr>
+        <w:t>:</w:t>
+      </w:r>
+    </w:p>
+    <w:p>
+      <w:pPr>
+        <w:spacing w:after="0"/>
+        <w:rPr>
+          <w:sz w:val="28"/>
+          <w:szCs w:val="28"/>
+        </w:rPr>
+      </w:pPr>
+      <w:proofErr w:type="spellStart"/>
+      <w:r>
+        <w:rPr>
+          <w:sz w:val="28"/>
+          <w:szCs w:val="28"/>
+        </w:rPr>
+        <w:t>startZwiadu</w:t>
+      </w:r>
+      <w:proofErr w:type="spellEnd"/>
+      <w:r>
+        <w:rPr>
+          <w:sz w:val="28"/>
+          <w:szCs w:val="28"/>
+        </w:rPr>
+        <w:t xml:space="preserve">() </w:t>
+      </w:r>
+    </w:p>
+    <w:p>
+      <w:pPr>
+        <w:spacing w:after="0"/>
+        <w:rPr>
+          <w:sz w:val="28"/>
+          <w:szCs w:val="28"/>
+        </w:rPr>
+      </w:pPr>
+      <w:proofErr w:type="spellStart"/>
+      <w:r>
+        <w:rPr>
+          <w:sz w:val="28"/>
+          <w:szCs w:val="28"/>
+        </w:rPr>
+        <w:t>pokazObraz</w:t>
+      </w:r>
+      <w:proofErr w:type="spellEnd"/>
+      <w:r>
+        <w:rPr>
+          <w:sz w:val="28"/>
+          <w:szCs w:val="28"/>
+        </w:rPr>
+        <w:t xml:space="preserve">() - wyświetla obraz z kamery </w:t>
+      </w:r>
+    </w:p>
+    <w:p>
+      <w:pPr>
+        <w:spacing w:after="0"/>
+        <w:rPr>
+          <w:sz w:val="28"/>
+          <w:szCs w:val="28"/>
+        </w:rPr>
+      </w:pPr>
+      <w:proofErr w:type="spellStart"/>
+      <w:r>
+        <w:rPr>
+          <w:sz w:val="28"/>
+          <w:szCs w:val="28"/>
+        </w:rPr>
+        <w:t>powrotDoBazy</w:t>
+      </w:r>
+      <w:proofErr w:type="spellEnd"/>
+      <w:r>
+        <w:rPr>
+          <w:sz w:val="28"/>
+          <w:szCs w:val="28"/>
+        </w:rPr>
+        <w:t xml:space="preserve">() </w:t>
+      </w:r>
+    </w:p>
+    <w:p>
+      <w:pPr>
+        <w:spacing w:after="0"/>
+        <w:rPr>
+          <w:sz w:val="28"/>
+          <w:szCs w:val="28"/>
+        </w:rPr>
+      </w:pPr>
+    </w:p>
+    <w:p>
+      <w:pPr>
+        <w:spacing w:after="0"/>
+        <w:rPr>
+          <w:b/>
+          <w:bCs/>
+          <w:sz w:val="28"/>
+          <w:szCs w:val="28"/>
+        </w:rPr>
+      </w:pPr>
+      <w:proofErr w:type="spellStart"/>
+      <w:r>
+        <w:rPr>
+          <w:b/>
+          <w:bCs/>
+          <w:sz w:val="28"/>
+          <w:szCs w:val="28"/>
+        </w:rPr>
+        <w:t>DziennikZgloszen</w:t>
+      </w:r>
+      <w:proofErr w:type="spellEnd"/>
+    </w:p>
+    <w:p>
+      <w:pPr>
+        <w:spacing w:after="0"/>
+        <w:rPr>
+          <w:b/>
+          <w:bCs/>
+          <w:sz w:val="28"/>
+          <w:szCs w:val="28"/>
+        </w:rPr>
+      </w:pPr>
+      <w:r>
+        <w:rPr>
+          <w:b/>
+          <w:bCs/>
+          <w:sz w:val="28"/>
+          <w:szCs w:val="28"/>
+        </w:rPr>
+        <w:t>Opis:</w:t>
+      </w:r>
+    </w:p>
+    <w:p>
+      <w:pPr>
+        <w:spacing w:after="0"/>
+        <w:rPr>
+          <w:sz w:val="28"/>
+          <w:szCs w:val="28"/>
+        </w:rPr>
+      </w:pPr>
+      <w:r>
+        <w:rPr>
+          <w:sz w:val="28"/>
+          <w:szCs w:val="28"/>
+        </w:rPr>
+        <w:t>Przechowuje dane historyczne na temat zakończonych zgłoszeń.</w:t>
+      </w:r>
+    </w:p>
+    <w:p>
+      <w:pPr>
+        <w:spacing w:after="0"/>
+        <w:rPr>
+          <w:sz w:val="28"/>
+          <w:szCs w:val="28"/>
+        </w:rPr>
+      </w:pPr>
+      <w:r>
+        <w:rPr>
+          <w:b/>
+          <w:bCs/>
+          <w:sz w:val="28"/>
+          <w:szCs w:val="28"/>
+        </w:rPr>
+        <w:t>Atrybuty</w:t>
+      </w:r>
+      <w:r>
+        <w:rPr>
+          <w:sz w:val="28"/>
+          <w:szCs w:val="28"/>
+        </w:rPr>
+        <w:t>:</w:t>
+      </w:r>
+    </w:p>
+    <w:p>
+      <w:pPr>
+        <w:spacing w:after="0"/>
+        <w:rPr>
+          <w:sz w:val="28"/>
+          <w:szCs w:val="28"/>
+        </w:rPr>
+      </w:pPr>
+      <w:proofErr w:type="spellStart"/>
+      <w:r>
+        <w:rPr>
+          <w:sz w:val="28"/>
+          <w:szCs w:val="28"/>
+        </w:rPr>
+        <w:t>ileZgloszen</w:t>
+      </w:r>
+      <w:proofErr w:type="spellEnd"/>
+      <w:r>
+        <w:rPr>
+          <w:sz w:val="28"/>
+          <w:szCs w:val="28"/>
+        </w:rPr>
+        <w:t xml:space="preserve"> : </w:t>
+      </w:r>
+      <w:proofErr w:type="spellStart"/>
+      <w:r>
+        <w:rPr>
+          <w:sz w:val="28"/>
+          <w:szCs w:val="28"/>
+        </w:rPr>
+        <w:t>int</w:t>
+      </w:r>
+      <w:proofErr w:type="spellEnd"/>
+      <w:r>
+        <w:rPr>
+          <w:sz w:val="28"/>
+          <w:szCs w:val="28"/>
+        </w:rPr>
+        <w:t xml:space="preserve"> </w:t>
+      </w:r>
+    </w:p>
+    <w:p>
+      <w:pPr>
+        <w:spacing w:after="0"/>
+        <w:rPr>
+          <w:sz w:val="28"/>
+          <w:szCs w:val="28"/>
+        </w:rPr>
+      </w:pPr>
+      <w:proofErr w:type="spellStart"/>
+      <w:r>
+        <w:rPr>
+          <w:sz w:val="28"/>
+          <w:szCs w:val="28"/>
+        </w:rPr>
+        <w:t>ileSukces</w:t>
+      </w:r>
+      <w:proofErr w:type="spellEnd"/>
+      <w:r>
+        <w:rPr>
+          <w:sz w:val="28"/>
+          <w:szCs w:val="28"/>
+        </w:rPr>
+        <w:t xml:space="preserve"> : </w:t>
+      </w:r>
+      <w:proofErr w:type="spellStart"/>
+      <w:r>
+        <w:rPr>
+          <w:sz w:val="28"/>
+          <w:szCs w:val="28"/>
+        </w:rPr>
+        <w:t>int</w:t>
+      </w:r>
+      <w:proofErr w:type="spellEnd"/>
+      <w:r>
+        <w:rPr>
+          <w:sz w:val="28"/>
+          <w:szCs w:val="28"/>
+        </w:rPr>
+        <w:t xml:space="preserve"> - liczba zakończonych sukcesem </w:t>
+      </w:r>
+    </w:p>
+    <w:p>
+      <w:pPr>
+        <w:spacing w:after="0"/>
+        <w:rPr>
+          <w:sz w:val="28"/>
+          <w:szCs w:val="28"/>
+        </w:rPr>
+      </w:pPr>
+      <w:proofErr w:type="spellStart"/>
+      <w:r>
+        <w:rPr>
+          <w:sz w:val="28"/>
+          <w:szCs w:val="28"/>
+        </w:rPr>
+        <w:t>ilePorazka</w:t>
+      </w:r>
+      <w:proofErr w:type="spellEnd"/>
+      <w:r>
+        <w:rPr>
+          <w:sz w:val="28"/>
+          <w:szCs w:val="28"/>
+        </w:rPr>
+        <w:t xml:space="preserve"> : </w:t>
+      </w:r>
+      <w:proofErr w:type="spellStart"/>
+      <w:r>
+        <w:rPr>
+          <w:sz w:val="28"/>
+          <w:szCs w:val="28"/>
+        </w:rPr>
+        <w:t>int</w:t>
+      </w:r>
+      <w:proofErr w:type="spellEnd"/>
+      <w:r>
+        <w:rPr>
+          <w:sz w:val="28"/>
+          <w:szCs w:val="28"/>
+        </w:rPr>
+        <w:t xml:space="preserve"> - liczba nieudanych</w:t>
+      </w:r>
+    </w:p>
+    <w:p>
+      <w:pPr>
+        <w:spacing w:after="0"/>
+        <w:rPr>
+          <w:b/>
+          <w:bCs/>
+          <w:sz w:val="28"/>
+          <w:szCs w:val="28"/>
+        </w:rPr>
+      </w:pPr>
+      <w:r>
+        <w:rPr>
+          <w:b/>
+          <w:bCs/>
+          <w:sz w:val="28"/>
+          <w:szCs w:val="28"/>
+        </w:rPr>
+        <w:t>Metody:</w:t>
+      </w:r>
+    </w:p>
+    <w:p>
+      <w:pPr>
+        <w:spacing w:after="0"/>
+        <w:rPr>
+          <w:sz w:val="28"/>
+          <w:szCs w:val="28"/>
+        </w:rPr>
+      </w:pPr>
+      <w:proofErr w:type="spellStart"/>
+      <w:r>
+        <w:rPr>
+          <w:sz w:val="28"/>
+          <w:szCs w:val="28"/>
+        </w:rPr>
+        <w:t>generujDziennik</w:t>
+      </w:r>
+      <w:proofErr w:type="spellEnd"/>
+      <w:r>
+        <w:rPr>
+          <w:sz w:val="28"/>
+          <w:szCs w:val="28"/>
+        </w:rPr>
+        <w:t>() – wyświetla wszystkie zakończone zgłoszenia</w:t>
+      </w:r>
+    </w:p>
+    <w:p>
+      <w:pPr>
+        <w:spacing w:after="0"/>
+        <w:rPr>
+          <w:sz w:val="28"/>
+          <w:szCs w:val="28"/>
+        </w:rPr>
+      </w:pPr>
+    </w:p>
+    <w:p>
+      <w:pPr>
+        <w:spacing w:after="0"/>
+        <w:rPr>
+          <w:b/>
+          <w:bCs/>
+          <w:sz w:val="28"/>
+          <w:szCs w:val="28"/>
+        </w:rPr>
+      </w:pPr>
+      <w:proofErr w:type="spellStart"/>
+      <w:r>
+        <w:rPr>
+          <w:b/>
+          <w:bCs/>
+          <w:sz w:val="28"/>
+          <w:szCs w:val="28"/>
+        </w:rPr>
+        <w:t>KatalogMocy</w:t>
+      </w:r>
+      <w:proofErr w:type="spellEnd"/>
+    </w:p>
+    <w:p>
+      <w:pPr>
+        <w:spacing w:after="0"/>
+        <w:rPr>
+          <w:b/>
+          <w:bCs/>
+          <w:sz w:val="28"/>
+          <w:szCs w:val="28"/>
+        </w:rPr>
+      </w:pPr>
+      <w:r>
+        <w:rPr>
+          <w:b/>
+          <w:bCs/>
+          <w:sz w:val="28"/>
+          <w:szCs w:val="28"/>
+        </w:rPr>
+        <w:t>Opis:</w:t>
+      </w:r>
+    </w:p>
+    <w:p>
+      <w:pPr>
+        <w:spacing w:after="0"/>
+        <w:rPr>
+          <w:sz w:val="28"/>
+          <w:szCs w:val="28"/>
+        </w:rPr>
+      </w:pPr>
+      <w:r>
+        <w:rPr>
+          <w:sz w:val="28"/>
+          <w:szCs w:val="28"/>
+        </w:rPr>
+        <w:t>Klasa zawiera zbiór wszystkich mocy bohaterów oraz ich opisy.</w:t>
+      </w:r>
+    </w:p>
+    <w:p>
+      <w:pPr>
+        <w:spacing w:after="0"/>
+        <w:rPr>
+          <w:sz w:val="28"/>
+          <w:szCs w:val="28"/>
+        </w:rPr>
+      </w:pPr>
+      <w:r>
+        <w:rPr>
+          <w:b/>
+          <w:bCs/>
+          <w:sz w:val="28"/>
+          <w:szCs w:val="28"/>
+        </w:rPr>
+        <w:t>Atrybuty</w:t>
+      </w:r>
+      <w:r>
+        <w:rPr>
+          <w:sz w:val="28"/>
+          <w:szCs w:val="28"/>
+        </w:rPr>
+        <w:t>:</w:t>
+      </w:r>
+    </w:p>
+    <w:p>
+      <w:pPr>
+        <w:spacing w:after="0"/>
+        <w:rPr>
+          <w:sz w:val="28"/>
+          <w:szCs w:val="28"/>
+        </w:rPr>
+      </w:pPr>
+      <w:proofErr w:type="spellStart"/>
+      <w:r>
+        <w:rPr>
+          <w:sz w:val="28"/>
+          <w:szCs w:val="28"/>
+        </w:rPr>
         <w:lastRenderedPageBreak/>
-        <w:t>status : String - aktualny status ("W akcji", "Gotowy/a", "Regeneracja")</w:t>
-      </w:r>
-    </w:p>
-    <w:p>
-      <w:pPr>
-        <w:spacing w:after="0"/>
-        <w:rPr>
-          <w:sz w:val="28"/>
-          <w:szCs w:val="28"/>
-        </w:rPr>
-      </w:pPr>
-      <w:r>
-        <w:rPr>
-          <w:sz w:val="28"/>
-          <w:szCs w:val="28"/>
-        </w:rPr>
-        <w:t xml:space="preserve">stanZdrowia : String </w:t>
-      </w:r>
-    </w:p>
-    <w:p>
-      <w:pPr>
-        <w:spacing w:after="0"/>
-        <w:rPr>
-          <w:sz w:val="28"/>
-          <w:szCs w:val="28"/>
-        </w:rPr>
-      </w:pPr>
-      <w:r>
-        <w:rPr>
-          <w:sz w:val="28"/>
-          <w:szCs w:val="28"/>
-        </w:rPr>
-        <w:t xml:space="preserve">stanEnergii : String </w:t>
+        <w:t>opisZdolnosci</w:t>
+      </w:r>
+      <w:proofErr w:type="spellEnd"/>
+      <w:r>
+        <w:rPr>
+          <w:sz w:val="28"/>
+          <w:szCs w:val="28"/>
+        </w:rPr>
+        <w:t xml:space="preserve"> : String </w:t>
+      </w:r>
+    </w:p>
+    <w:p>
+      <w:pPr>
+        <w:spacing w:after="0"/>
+        <w:rPr>
+          <w:sz w:val="28"/>
+          <w:szCs w:val="28"/>
+        </w:rPr>
+      </w:pPr>
+      <w:proofErr w:type="spellStart"/>
+      <w:r>
+        <w:rPr>
+          <w:sz w:val="28"/>
+          <w:szCs w:val="28"/>
+        </w:rPr>
+        <w:t>liczbaMocy</w:t>
+      </w:r>
+      <w:proofErr w:type="spellEnd"/>
+      <w:r>
+        <w:rPr>
+          <w:sz w:val="28"/>
+          <w:szCs w:val="28"/>
+        </w:rPr>
+        <w:t xml:space="preserve"> : </w:t>
+      </w:r>
+      <w:proofErr w:type="spellStart"/>
+      <w:r>
+        <w:rPr>
+          <w:sz w:val="28"/>
+          <w:szCs w:val="28"/>
+        </w:rPr>
+        <w:t>int</w:t>
+      </w:r>
+      <w:proofErr w:type="spellEnd"/>
+      <w:r>
+        <w:rPr>
+          <w:sz w:val="28"/>
+          <w:szCs w:val="28"/>
+        </w:rPr>
+        <w:t xml:space="preserve"> </w:t>
+      </w:r>
+    </w:p>
+    <w:p>
+      <w:pPr>
+        <w:spacing w:after="0"/>
+        <w:rPr>
+          <w:b/>
+          <w:bCs/>
+          <w:sz w:val="28"/>
+          <w:szCs w:val="28"/>
+        </w:rPr>
+      </w:pPr>
+      <w:r>
+        <w:rPr>
+          <w:b/>
+          <w:bCs/>
+          <w:sz w:val="28"/>
+          <w:szCs w:val="28"/>
+        </w:rPr>
+        <w:t>Metody:</w:t>
+      </w:r>
+    </w:p>
+    <w:p>
+      <w:pPr>
+        <w:spacing w:after="0"/>
+        <w:rPr>
+          <w:sz w:val="28"/>
+          <w:szCs w:val="28"/>
+        </w:rPr>
+      </w:pPr>
+      <w:proofErr w:type="spellStart"/>
+      <w:r>
+        <w:rPr>
+          <w:sz w:val="28"/>
+          <w:szCs w:val="28"/>
+        </w:rPr>
+        <w:t>wyszukajMoc</w:t>
+      </w:r>
+      <w:proofErr w:type="spellEnd"/>
+      <w:r>
+        <w:rPr>
+          <w:sz w:val="28"/>
+          <w:szCs w:val="28"/>
+        </w:rPr>
+        <w:t xml:space="preserve">() </w:t>
+      </w:r>
+    </w:p>
+    <w:p>
+      <w:pPr>
+        <w:spacing w:after="0"/>
+        <w:rPr>
+          <w:sz w:val="28"/>
+          <w:szCs w:val="28"/>
+        </w:rPr>
+      </w:pPr>
+      <w:proofErr w:type="spellStart"/>
+      <w:r>
+        <w:rPr>
+          <w:sz w:val="28"/>
+          <w:szCs w:val="28"/>
+        </w:rPr>
+        <w:t>filtrujTyp</w:t>
+      </w:r>
+      <w:proofErr w:type="spellEnd"/>
+      <w:r>
+        <w:rPr>
+          <w:sz w:val="28"/>
+          <w:szCs w:val="28"/>
+        </w:rPr>
+        <w:t>()</w:t>
+      </w:r>
+    </w:p>
+    <w:p>
+      <w:pPr>
+        <w:spacing w:after="0"/>
+        <w:rPr>
+          <w:b/>
+          <w:bCs/>
+          <w:sz w:val="28"/>
+          <w:szCs w:val="28"/>
+        </w:rPr>
+      </w:pPr>
+    </w:p>
+    <w:p>
+      <w:pPr>
+        <w:spacing w:after="0"/>
+        <w:rPr>
+          <w:b/>
+          <w:bCs/>
+          <w:sz w:val="28"/>
+          <w:szCs w:val="28"/>
+        </w:rPr>
+      </w:pPr>
+      <w:r>
+        <w:rPr>
+          <w:b/>
+          <w:bCs/>
+          <w:sz w:val="28"/>
+          <w:szCs w:val="28"/>
+        </w:rPr>
+        <w:t>Misja</w:t>
+      </w:r>
+    </w:p>
+    <w:p>
+      <w:pPr>
+        <w:spacing w:after="0"/>
+        <w:rPr>
+          <w:b/>
+          <w:bCs/>
+          <w:sz w:val="28"/>
+          <w:szCs w:val="28"/>
+        </w:rPr>
+      </w:pPr>
+      <w:r>
+        <w:rPr>
+          <w:b/>
+          <w:bCs/>
+          <w:sz w:val="28"/>
+          <w:szCs w:val="28"/>
+        </w:rPr>
+        <w:t xml:space="preserve">Opis: </w:t>
+      </w:r>
+    </w:p>
+    <w:p>
+      <w:pPr>
+        <w:spacing w:after="0"/>
+        <w:rPr>
+          <w:sz w:val="28"/>
+          <w:szCs w:val="28"/>
+        </w:rPr>
+      </w:pPr>
+      <w:r>
+        <w:rPr>
+          <w:sz w:val="28"/>
+          <w:szCs w:val="28"/>
+        </w:rPr>
+        <w:t>Jest tworzona na podstawie danego zgłoszenia.</w:t>
+      </w:r>
+    </w:p>
+    <w:p>
+      <w:pPr>
+        <w:spacing w:after="0"/>
+        <w:rPr>
+          <w:b/>
+          <w:bCs/>
+          <w:sz w:val="28"/>
+          <w:szCs w:val="28"/>
+        </w:rPr>
+      </w:pPr>
+      <w:r>
+        <w:rPr>
+          <w:b/>
+          <w:bCs/>
+          <w:sz w:val="28"/>
+          <w:szCs w:val="28"/>
+        </w:rPr>
+        <w:t>Atrybuty:</w:t>
+      </w:r>
+    </w:p>
+    <w:p>
+      <w:pPr>
+        <w:spacing w:after="0"/>
+        <w:rPr>
+          <w:sz w:val="28"/>
+          <w:szCs w:val="28"/>
+        </w:rPr>
+      </w:pPr>
+      <w:proofErr w:type="spellStart"/>
+      <w:r>
+        <w:rPr>
+          <w:sz w:val="28"/>
+          <w:szCs w:val="28"/>
+        </w:rPr>
+        <w:t>idMisji</w:t>
+      </w:r>
+      <w:proofErr w:type="spellEnd"/>
+      <w:r>
+        <w:rPr>
+          <w:sz w:val="28"/>
+          <w:szCs w:val="28"/>
+        </w:rPr>
+        <w:t xml:space="preserve"> : </w:t>
+      </w:r>
+      <w:proofErr w:type="spellStart"/>
+      <w:r>
+        <w:rPr>
+          <w:sz w:val="28"/>
+          <w:szCs w:val="28"/>
+        </w:rPr>
+        <w:t>int</w:t>
+      </w:r>
+      <w:proofErr w:type="spellEnd"/>
+      <w:r>
+        <w:rPr>
+          <w:sz w:val="28"/>
+          <w:szCs w:val="28"/>
+        </w:rPr>
+        <w:t xml:space="preserve"> </w:t>
+      </w:r>
+    </w:p>
+    <w:p>
+      <w:pPr>
+        <w:spacing w:after="0"/>
+        <w:rPr>
+          <w:sz w:val="28"/>
+          <w:szCs w:val="28"/>
+        </w:rPr>
+      </w:pPr>
+      <w:r>
+        <w:rPr>
+          <w:sz w:val="28"/>
+          <w:szCs w:val="28"/>
+        </w:rPr>
+        <w:t xml:space="preserve">status : String </w:t>
+      </w:r>
+    </w:p>
+    <w:p>
+      <w:pPr>
+        <w:spacing w:after="0"/>
+        <w:rPr>
+          <w:sz w:val="28"/>
+          <w:szCs w:val="28"/>
+        </w:rPr>
+      </w:pPr>
+      <w:proofErr w:type="spellStart"/>
+      <w:r>
+        <w:rPr>
+          <w:sz w:val="28"/>
+          <w:szCs w:val="28"/>
+        </w:rPr>
+        <w:t>dataRozpoczecia</w:t>
+      </w:r>
+      <w:proofErr w:type="spellEnd"/>
+      <w:r>
+        <w:rPr>
+          <w:sz w:val="28"/>
+          <w:szCs w:val="28"/>
+        </w:rPr>
+        <w:t xml:space="preserve"> : </w:t>
+      </w:r>
+      <w:proofErr w:type="spellStart"/>
+      <w:r>
+        <w:rPr>
+          <w:sz w:val="28"/>
+          <w:szCs w:val="28"/>
+        </w:rPr>
+        <w:t>Date</w:t>
+      </w:r>
+      <w:proofErr w:type="spellEnd"/>
+      <w:r>
+        <w:rPr>
+          <w:sz w:val="28"/>
+          <w:szCs w:val="28"/>
+        </w:rPr>
+        <w:t xml:space="preserve"> </w:t>
+      </w:r>
+    </w:p>
+    <w:p>
+      <w:pPr>
+        <w:spacing w:after="0"/>
+        <w:rPr>
+          <w:sz w:val="28"/>
+          <w:szCs w:val="28"/>
+        </w:rPr>
+      </w:pPr>
+      <w:proofErr w:type="spellStart"/>
+      <w:r>
+        <w:rPr>
+          <w:sz w:val="28"/>
+          <w:szCs w:val="28"/>
+        </w:rPr>
+        <w:t>dataZakonczenia</w:t>
+      </w:r>
+      <w:proofErr w:type="spellEnd"/>
+      <w:r>
+        <w:rPr>
+          <w:sz w:val="28"/>
+          <w:szCs w:val="28"/>
+        </w:rPr>
+        <w:t xml:space="preserve"> : </w:t>
+      </w:r>
+      <w:proofErr w:type="spellStart"/>
+      <w:r>
+        <w:rPr>
+          <w:sz w:val="28"/>
+          <w:szCs w:val="28"/>
+        </w:rPr>
+        <w:t>Date</w:t>
+      </w:r>
+      <w:proofErr w:type="spellEnd"/>
+      <w:r>
+        <w:rPr>
+          <w:sz w:val="28"/>
+          <w:szCs w:val="28"/>
+        </w:rPr>
+        <w:t xml:space="preserve"> </w:t>
+      </w:r>
+    </w:p>
+    <w:p>
+      <w:pPr>
+        <w:spacing w:after="0"/>
+        <w:rPr>
+          <w:b/>
+          <w:bCs/>
+          <w:sz w:val="28"/>
+          <w:szCs w:val="28"/>
+        </w:rPr>
+      </w:pPr>
+      <w:r>
+        <w:rPr>
+          <w:b/>
+          <w:bCs/>
+          <w:sz w:val="28"/>
+          <w:szCs w:val="28"/>
+        </w:rPr>
+        <w:t>Metody:</w:t>
+      </w:r>
+    </w:p>
+    <w:p>
+      <w:pPr>
+        <w:spacing w:after="0"/>
+        <w:rPr>
+          <w:sz w:val="28"/>
+          <w:szCs w:val="28"/>
+        </w:rPr>
+      </w:pPr>
+      <w:proofErr w:type="spellStart"/>
+      <w:r>
+        <w:rPr>
+          <w:sz w:val="28"/>
+          <w:szCs w:val="28"/>
+        </w:rPr>
+        <w:t>startMisji</w:t>
+      </w:r>
+      <w:proofErr w:type="spellEnd"/>
+      <w:r>
+        <w:rPr>
+          <w:sz w:val="28"/>
+          <w:szCs w:val="28"/>
+        </w:rPr>
+        <w:t xml:space="preserve">() </w:t>
+      </w:r>
+    </w:p>
+    <w:p>
+      <w:pPr>
+        <w:spacing w:after="0"/>
+        <w:rPr>
+          <w:sz w:val="28"/>
+          <w:szCs w:val="28"/>
+        </w:rPr>
+      </w:pPr>
+      <w:proofErr w:type="spellStart"/>
+      <w:r>
+        <w:rPr>
+          <w:sz w:val="28"/>
+          <w:szCs w:val="28"/>
+        </w:rPr>
+        <w:t>koniecMisji</w:t>
+      </w:r>
+      <w:proofErr w:type="spellEnd"/>
+      <w:r>
+        <w:rPr>
+          <w:sz w:val="28"/>
+          <w:szCs w:val="28"/>
+        </w:rPr>
+        <w:t>()</w:t>
+      </w:r>
+    </w:p>
+    <w:p>
+      <w:pPr>
+        <w:spacing w:after="0"/>
+        <w:rPr>
+          <w:sz w:val="28"/>
+          <w:szCs w:val="28"/>
+        </w:rPr>
+      </w:pPr>
+    </w:p>
+    <w:p>
+      <w:pPr>
+        <w:spacing w:after="0"/>
+        <w:rPr>
+          <w:b/>
+          <w:bCs/>
+          <w:sz w:val="28"/>
+          <w:szCs w:val="28"/>
+        </w:rPr>
+      </w:pPr>
+      <w:r>
+        <w:rPr>
+          <w:b/>
+          <w:bCs/>
+          <w:sz w:val="28"/>
+          <w:szCs w:val="28"/>
+        </w:rPr>
+        <w:t>Moc</w:t>
+      </w:r>
+    </w:p>
+    <w:p>
+      <w:pPr>
+        <w:spacing w:after="0"/>
+        <w:rPr>
+          <w:sz w:val="28"/>
+          <w:szCs w:val="28"/>
+        </w:rPr>
+      </w:pPr>
+      <w:r>
+        <w:rPr>
+          <w:b/>
+          <w:bCs/>
+          <w:sz w:val="28"/>
+          <w:szCs w:val="28"/>
+        </w:rPr>
+        <w:t>Opis</w:t>
+      </w:r>
+      <w:r>
+        <w:rPr>
+          <w:sz w:val="28"/>
+          <w:szCs w:val="28"/>
+        </w:rPr>
+        <w:t xml:space="preserve">: </w:t>
+      </w:r>
+    </w:p>
+    <w:p>
+      <w:pPr>
+        <w:spacing w:after="0"/>
+        <w:rPr>
+          <w:sz w:val="28"/>
+          <w:szCs w:val="28"/>
+        </w:rPr>
+      </w:pPr>
+      <w:r>
+        <w:rPr>
+          <w:sz w:val="28"/>
+          <w:szCs w:val="28"/>
+        </w:rPr>
+        <w:t>Pojedyncza zdolność bohatera.</w:t>
+      </w:r>
+    </w:p>
+    <w:p>
+      <w:pPr>
+        <w:spacing w:after="0"/>
+        <w:rPr>
+          <w:sz w:val="28"/>
+          <w:szCs w:val="28"/>
+        </w:rPr>
+      </w:pPr>
+      <w:r>
+        <w:rPr>
+          <w:b/>
+          <w:bCs/>
+          <w:sz w:val="28"/>
+          <w:szCs w:val="28"/>
+        </w:rPr>
+        <w:t>Atrybuty</w:t>
+      </w:r>
+      <w:r>
+        <w:rPr>
+          <w:sz w:val="28"/>
+          <w:szCs w:val="28"/>
+        </w:rPr>
+        <w:t>:</w:t>
+      </w:r>
+    </w:p>
+    <w:p>
+      <w:pPr>
+        <w:spacing w:after="0"/>
+        <w:rPr>
+          <w:sz w:val="28"/>
+          <w:szCs w:val="28"/>
+        </w:rPr>
+      </w:pPr>
+      <w:proofErr w:type="spellStart"/>
+      <w:r>
+        <w:rPr>
+          <w:sz w:val="28"/>
+          <w:szCs w:val="28"/>
+        </w:rPr>
+        <w:t>idMocy</w:t>
+      </w:r>
+      <w:proofErr w:type="spellEnd"/>
+      <w:r>
+        <w:rPr>
+          <w:sz w:val="28"/>
+          <w:szCs w:val="28"/>
+        </w:rPr>
+        <w:t xml:space="preserve"> : </w:t>
+      </w:r>
+      <w:proofErr w:type="spellStart"/>
+      <w:r>
+        <w:rPr>
+          <w:sz w:val="28"/>
+          <w:szCs w:val="28"/>
+        </w:rPr>
+        <w:t>int</w:t>
+      </w:r>
+      <w:proofErr w:type="spellEnd"/>
+      <w:r>
+        <w:rPr>
+          <w:sz w:val="28"/>
+          <w:szCs w:val="28"/>
+        </w:rPr>
+        <w:t xml:space="preserve"> </w:t>
+      </w:r>
+    </w:p>
+    <w:p>
+      <w:pPr>
+        <w:spacing w:after="0"/>
+        <w:rPr>
+          <w:sz w:val="28"/>
+          <w:szCs w:val="28"/>
+        </w:rPr>
+      </w:pPr>
+      <w:r>
+        <w:rPr>
+          <w:sz w:val="28"/>
+          <w:szCs w:val="28"/>
+        </w:rPr>
+        <w:t xml:space="preserve">nazwa : String </w:t>
+      </w:r>
+    </w:p>
+    <w:p>
+      <w:pPr>
+        <w:spacing w:after="0"/>
+        <w:rPr>
+          <w:sz w:val="28"/>
+          <w:szCs w:val="28"/>
+        </w:rPr>
+      </w:pPr>
+      <w:r>
+        <w:rPr>
+          <w:sz w:val="28"/>
+          <w:szCs w:val="28"/>
+        </w:rPr>
+        <w:t xml:space="preserve">typ : String - typ (np. fizyczna, psychiczna) </w:t>
+      </w:r>
+    </w:p>
+    <w:p>
+      <w:pPr>
+        <w:spacing w:after="0"/>
+        <w:rPr>
+          <w:sz w:val="28"/>
+          <w:szCs w:val="28"/>
+        </w:rPr>
+      </w:pPr>
+      <w:proofErr w:type="spellStart"/>
+      <w:r>
+        <w:rPr>
+          <w:sz w:val="28"/>
+          <w:szCs w:val="28"/>
+        </w:rPr>
+        <w:t>zasieg</w:t>
+      </w:r>
+      <w:proofErr w:type="spellEnd"/>
+      <w:r>
+        <w:rPr>
+          <w:sz w:val="28"/>
+          <w:szCs w:val="28"/>
+        </w:rPr>
+        <w:t xml:space="preserve"> : String - zasięg działania </w:t>
+      </w:r>
+    </w:p>
+    <w:p>
+      <w:pPr>
+        <w:spacing w:after="0"/>
+        <w:rPr>
+          <w:sz w:val="28"/>
+          <w:szCs w:val="28"/>
+        </w:rPr>
+      </w:pPr>
+      <w:r>
+        <w:rPr>
+          <w:sz w:val="28"/>
+          <w:szCs w:val="28"/>
+        </w:rPr>
+        <w:t xml:space="preserve">ograniczenia : String </w:t>
+      </w:r>
+    </w:p>
+    <w:p>
+      <w:pPr>
+        <w:spacing w:after="0"/>
+        <w:rPr>
+          <w:sz w:val="28"/>
+          <w:szCs w:val="28"/>
+        </w:rPr>
+      </w:pPr>
+      <w:r>
+        <w:rPr>
+          <w:sz w:val="28"/>
+          <w:szCs w:val="28"/>
+        </w:rPr>
+        <w:t>Metody: brak zdefiniowanych</w:t>
+      </w:r>
+      <w:r>
+        <w:rPr>
+          <w:sz w:val="28"/>
+          <w:szCs w:val="28"/>
+        </w:rPr>
+        <w:br/>
+      </w:r>
+    </w:p>
+    <w:p>
+      <w:pPr>
+        <w:spacing w:after="0"/>
+        <w:rPr>
+          <w:b/>
+          <w:bCs/>
+          <w:sz w:val="28"/>
+          <w:szCs w:val="28"/>
+        </w:rPr>
+      </w:pPr>
+      <w:r>
+        <w:rPr>
+          <w:b/>
+          <w:bCs/>
+          <w:sz w:val="28"/>
+          <w:szCs w:val="28"/>
+        </w:rPr>
+        <w:t>Operator</w:t>
+      </w:r>
+    </w:p>
+    <w:p>
+      <w:pPr>
+        <w:spacing w:after="0"/>
+        <w:rPr>
+          <w:sz w:val="28"/>
+          <w:szCs w:val="28"/>
+        </w:rPr>
+      </w:pPr>
+      <w:r>
+        <w:rPr>
+          <w:b/>
+          <w:bCs/>
+          <w:sz w:val="28"/>
+          <w:szCs w:val="28"/>
+        </w:rPr>
+        <w:t>Opis</w:t>
+      </w:r>
+      <w:r>
+        <w:rPr>
+          <w:sz w:val="28"/>
+          <w:szCs w:val="28"/>
+        </w:rPr>
+        <w:t xml:space="preserve">: </w:t>
+      </w:r>
+    </w:p>
+    <w:p>
+      <w:pPr>
+        <w:spacing w:after="0"/>
+        <w:rPr>
+          <w:sz w:val="28"/>
+          <w:szCs w:val="28"/>
+        </w:rPr>
+      </w:pPr>
+      <w:r>
+        <w:rPr>
+          <w:sz w:val="28"/>
+          <w:szCs w:val="28"/>
+        </w:rPr>
+        <w:t>Główny użytkownik systemu zarządzający bohaterami, zgłoszeniami i misjami.</w:t>
+      </w:r>
+    </w:p>
+    <w:p>
+      <w:pPr>
+        <w:spacing w:after="0"/>
+        <w:rPr>
+          <w:sz w:val="28"/>
+          <w:szCs w:val="28"/>
+        </w:rPr>
+      </w:pPr>
+      <w:r>
+        <w:rPr>
+          <w:b/>
+          <w:bCs/>
+          <w:sz w:val="28"/>
+          <w:szCs w:val="28"/>
+        </w:rPr>
+        <w:t>Atrybuty</w:t>
+      </w:r>
+      <w:r>
+        <w:rPr>
+          <w:sz w:val="28"/>
+          <w:szCs w:val="28"/>
+        </w:rPr>
+        <w:t>:</w:t>
+      </w:r>
+    </w:p>
+    <w:p>
+      <w:pPr>
+        <w:spacing w:after="0"/>
+        <w:rPr>
+          <w:sz w:val="28"/>
+          <w:szCs w:val="28"/>
+        </w:rPr>
+      </w:pPr>
+      <w:proofErr w:type="spellStart"/>
+      <w:r>
+        <w:rPr>
+          <w:sz w:val="28"/>
+          <w:szCs w:val="28"/>
+        </w:rPr>
+        <w:t>idOperatora</w:t>
+      </w:r>
+      <w:proofErr w:type="spellEnd"/>
+      <w:r>
+        <w:rPr>
+          <w:sz w:val="28"/>
+          <w:szCs w:val="28"/>
+        </w:rPr>
+        <w:t xml:space="preserve"> : </w:t>
+      </w:r>
+      <w:proofErr w:type="spellStart"/>
+      <w:r>
+        <w:rPr>
+          <w:sz w:val="28"/>
+          <w:szCs w:val="28"/>
+        </w:rPr>
+        <w:t>int</w:t>
+      </w:r>
+      <w:proofErr w:type="spellEnd"/>
+      <w:r>
+        <w:rPr>
+          <w:sz w:val="28"/>
+          <w:szCs w:val="28"/>
+        </w:rPr>
+        <w:t xml:space="preserve">  </w:t>
+      </w:r>
+    </w:p>
+    <w:p>
+      <w:pPr>
+        <w:spacing w:after="0"/>
+        <w:rPr>
+          <w:sz w:val="28"/>
+          <w:szCs w:val="28"/>
+        </w:rPr>
+      </w:pPr>
+      <w:proofErr w:type="spellStart"/>
+      <w:r>
+        <w:rPr>
+          <w:sz w:val="28"/>
+          <w:szCs w:val="28"/>
+        </w:rPr>
+        <w:t>imie</w:t>
+      </w:r>
+      <w:proofErr w:type="spellEnd"/>
+      <w:r>
+        <w:rPr>
+          <w:sz w:val="28"/>
+          <w:szCs w:val="28"/>
+        </w:rPr>
+        <w:t xml:space="preserve"> : String </w:t>
+      </w:r>
+    </w:p>
+    <w:p>
+      <w:pPr>
+        <w:spacing w:after="0"/>
+        <w:rPr>
+          <w:sz w:val="28"/>
+          <w:szCs w:val="28"/>
+        </w:rPr>
+      </w:pPr>
+      <w:r>
+        <w:rPr>
+          <w:sz w:val="28"/>
+          <w:szCs w:val="28"/>
+        </w:rPr>
+        <w:t xml:space="preserve">nazwisko : String </w:t>
+      </w:r>
+    </w:p>
+    <w:p>
+      <w:pPr>
+        <w:spacing w:after="0"/>
+        <w:rPr>
+          <w:sz w:val="28"/>
+          <w:szCs w:val="28"/>
+        </w:rPr>
+      </w:pPr>
+      <w:r>
+        <w:rPr>
+          <w:b/>
+          <w:bCs/>
+          <w:sz w:val="28"/>
+          <w:szCs w:val="28"/>
+        </w:rPr>
+        <w:t>Metody</w:t>
+      </w:r>
+      <w:r>
+        <w:rPr>
+          <w:sz w:val="28"/>
+          <w:szCs w:val="28"/>
+        </w:rPr>
+        <w:t>:</w:t>
+      </w:r>
+    </w:p>
+    <w:p>
+      <w:pPr>
+        <w:spacing w:after="0"/>
+        <w:rPr>
+          <w:sz w:val="28"/>
+          <w:szCs w:val="28"/>
+        </w:rPr>
+      </w:pPr>
+      <w:proofErr w:type="spellStart"/>
+      <w:r>
+        <w:rPr>
+          <w:sz w:val="28"/>
+          <w:szCs w:val="28"/>
+        </w:rPr>
+        <w:t>przydzielanieMisji</w:t>
+      </w:r>
+      <w:proofErr w:type="spellEnd"/>
+      <w:r>
+        <w:rPr>
+          <w:sz w:val="28"/>
+          <w:szCs w:val="28"/>
+        </w:rPr>
+        <w:t xml:space="preserve">() </w:t>
+      </w:r>
+    </w:p>
+    <w:p>
+      <w:pPr>
+        <w:spacing w:after="0"/>
+        <w:rPr>
+          <w:sz w:val="28"/>
+          <w:szCs w:val="28"/>
+        </w:rPr>
+      </w:pPr>
+      <w:proofErr w:type="spellStart"/>
+      <w:r>
+        <w:rPr>
+          <w:sz w:val="28"/>
+          <w:szCs w:val="28"/>
+        </w:rPr>
+        <w:t>tworzenieZespolu</w:t>
+      </w:r>
+      <w:proofErr w:type="spellEnd"/>
+      <w:r>
+        <w:rPr>
+          <w:sz w:val="28"/>
+          <w:szCs w:val="28"/>
+        </w:rPr>
+        <w:t xml:space="preserve">() </w:t>
+      </w:r>
+    </w:p>
+    <w:p>
+      <w:pPr>
+        <w:spacing w:after="0"/>
+        <w:rPr>
+          <w:sz w:val="28"/>
+          <w:szCs w:val="28"/>
+        </w:rPr>
+      </w:pPr>
+      <w:proofErr w:type="spellStart"/>
+      <w:r>
+        <w:rPr>
+          <w:sz w:val="28"/>
+          <w:szCs w:val="28"/>
+        </w:rPr>
+        <w:lastRenderedPageBreak/>
+        <w:t>wyslanieDrona</w:t>
+      </w:r>
+      <w:proofErr w:type="spellEnd"/>
+      <w:r>
+        <w:rPr>
+          <w:sz w:val="28"/>
+          <w:szCs w:val="28"/>
+        </w:rPr>
+        <w:t xml:space="preserve">() </w:t>
+      </w:r>
+    </w:p>
+    <w:p>
+      <w:pPr>
+        <w:spacing w:after="0"/>
+        <w:rPr>
+          <w:sz w:val="28"/>
+          <w:szCs w:val="28"/>
+        </w:rPr>
+      </w:pPr>
+      <w:proofErr w:type="spellStart"/>
+      <w:r>
+        <w:rPr>
+          <w:sz w:val="28"/>
+          <w:szCs w:val="28"/>
+        </w:rPr>
+        <w:t>wyslanieKomunikatu</w:t>
+      </w:r>
+      <w:proofErr w:type="spellEnd"/>
+      <w:r>
+        <w:rPr>
+          <w:sz w:val="28"/>
+          <w:szCs w:val="28"/>
+        </w:rPr>
+        <w:t xml:space="preserve">() </w:t>
+      </w:r>
+    </w:p>
+    <w:p>
+      <w:pPr>
+        <w:spacing w:after="0"/>
+        <w:rPr>
+          <w:sz w:val="28"/>
+          <w:szCs w:val="28"/>
+        </w:rPr>
+      </w:pPr>
+      <w:proofErr w:type="spellStart"/>
+      <w:r>
+        <w:rPr>
+          <w:sz w:val="28"/>
+          <w:szCs w:val="28"/>
+        </w:rPr>
+        <w:t>przyjmijZgloszenie</w:t>
+      </w:r>
+      <w:proofErr w:type="spellEnd"/>
+      <w:r>
+        <w:rPr>
+          <w:sz w:val="28"/>
+          <w:szCs w:val="28"/>
+        </w:rPr>
+        <w:t xml:space="preserve">() </w:t>
+      </w:r>
+    </w:p>
+    <w:p>
+      <w:pPr>
+        <w:spacing w:after="0"/>
+        <w:rPr>
+          <w:sz w:val="28"/>
+          <w:szCs w:val="28"/>
+        </w:rPr>
+      </w:pPr>
+      <w:proofErr w:type="spellStart"/>
+      <w:r>
+        <w:rPr>
+          <w:sz w:val="28"/>
+          <w:szCs w:val="28"/>
+        </w:rPr>
+        <w:t>zamknijZgloszenie</w:t>
+      </w:r>
+      <w:proofErr w:type="spellEnd"/>
+      <w:r>
+        <w:rPr>
+          <w:sz w:val="28"/>
+          <w:szCs w:val="28"/>
+        </w:rPr>
+        <w:t xml:space="preserve">() </w:t>
+      </w:r>
+    </w:p>
+    <w:p>
+      <w:pPr>
+        <w:spacing w:after="0"/>
+        <w:rPr>
+          <w:sz w:val="28"/>
+          <w:szCs w:val="28"/>
+        </w:rPr>
+      </w:pPr>
+    </w:p>
+    <w:p>
+      <w:pPr>
+        <w:spacing w:after="0"/>
+        <w:rPr>
+          <w:b/>
+          <w:bCs/>
+          <w:sz w:val="28"/>
+          <w:szCs w:val="28"/>
+        </w:rPr>
+      </w:pPr>
+      <w:r>
+        <w:rPr>
+          <w:b/>
+          <w:bCs/>
+          <w:sz w:val="28"/>
+          <w:szCs w:val="28"/>
+        </w:rPr>
+        <w:t>Raport</w:t>
+      </w:r>
+    </w:p>
+    <w:p>
+      <w:pPr>
+        <w:spacing w:after="0"/>
+        <w:rPr>
+          <w:sz w:val="28"/>
+          <w:szCs w:val="28"/>
+        </w:rPr>
+      </w:pPr>
+      <w:r>
+        <w:rPr>
+          <w:b/>
+          <w:bCs/>
+          <w:sz w:val="28"/>
+          <w:szCs w:val="28"/>
+        </w:rPr>
+        <w:t>Opis</w:t>
+      </w:r>
+      <w:r>
+        <w:rPr>
+          <w:sz w:val="28"/>
+          <w:szCs w:val="28"/>
+        </w:rPr>
+        <w:t xml:space="preserve">: </w:t>
+      </w:r>
+    </w:p>
+    <w:p>
+      <w:pPr>
+        <w:spacing w:after="0"/>
+        <w:rPr>
+          <w:sz w:val="28"/>
+          <w:szCs w:val="28"/>
+        </w:rPr>
+      </w:pPr>
+      <w:r>
+        <w:rPr>
+          <w:sz w:val="28"/>
+          <w:szCs w:val="28"/>
+        </w:rPr>
+        <w:t>Dokument podsumowujący przebieg misji tworzony przez Bohatera będącego na misji.</w:t>
+      </w:r>
+    </w:p>
+    <w:p>
+      <w:pPr>
+        <w:spacing w:after="0"/>
+        <w:rPr>
+          <w:sz w:val="28"/>
+          <w:szCs w:val="28"/>
+        </w:rPr>
+      </w:pPr>
+      <w:r>
+        <w:rPr>
+          <w:b/>
+          <w:bCs/>
+          <w:sz w:val="28"/>
+          <w:szCs w:val="28"/>
+        </w:rPr>
+        <w:t>Atrybuty</w:t>
+      </w:r>
+      <w:r>
+        <w:rPr>
+          <w:sz w:val="28"/>
+          <w:szCs w:val="28"/>
+        </w:rPr>
+        <w:t>:</w:t>
+      </w:r>
+    </w:p>
+    <w:p>
+      <w:pPr>
+        <w:spacing w:after="0"/>
+        <w:rPr>
+          <w:sz w:val="28"/>
+          <w:szCs w:val="28"/>
+        </w:rPr>
+      </w:pPr>
+      <w:proofErr w:type="spellStart"/>
+      <w:r>
+        <w:rPr>
+          <w:sz w:val="28"/>
+          <w:szCs w:val="28"/>
+        </w:rPr>
+        <w:t>idRaportu</w:t>
+      </w:r>
+      <w:proofErr w:type="spellEnd"/>
+      <w:r>
+        <w:rPr>
+          <w:sz w:val="28"/>
+          <w:szCs w:val="28"/>
+        </w:rPr>
+        <w:t xml:space="preserve"> : </w:t>
+      </w:r>
+      <w:proofErr w:type="spellStart"/>
+      <w:r>
+        <w:rPr>
+          <w:sz w:val="28"/>
+          <w:szCs w:val="28"/>
+        </w:rPr>
+        <w:t>int</w:t>
+      </w:r>
+      <w:proofErr w:type="spellEnd"/>
+      <w:r>
+        <w:rPr>
+          <w:sz w:val="28"/>
+          <w:szCs w:val="28"/>
+        </w:rPr>
+        <w:t xml:space="preserve"> </w:t>
+      </w:r>
+    </w:p>
+    <w:p>
+      <w:pPr>
+        <w:spacing w:after="0"/>
+        <w:rPr>
+          <w:sz w:val="28"/>
+          <w:szCs w:val="28"/>
+        </w:rPr>
+      </w:pPr>
+      <w:proofErr w:type="spellStart"/>
+      <w:r>
+        <w:rPr>
+          <w:sz w:val="28"/>
+          <w:szCs w:val="28"/>
+        </w:rPr>
+        <w:t>dataRaportu</w:t>
+      </w:r>
+      <w:proofErr w:type="spellEnd"/>
+      <w:r>
+        <w:rPr>
+          <w:sz w:val="28"/>
+          <w:szCs w:val="28"/>
+        </w:rPr>
+        <w:t xml:space="preserve"> : </w:t>
+      </w:r>
+      <w:proofErr w:type="spellStart"/>
+      <w:r>
+        <w:rPr>
+          <w:sz w:val="28"/>
+          <w:szCs w:val="28"/>
+        </w:rPr>
+        <w:t>Date</w:t>
+      </w:r>
+      <w:proofErr w:type="spellEnd"/>
+      <w:r>
+        <w:rPr>
+          <w:sz w:val="28"/>
+          <w:szCs w:val="28"/>
+        </w:rPr>
+        <w:t xml:space="preserve"> </w:t>
+      </w:r>
+    </w:p>
+    <w:p>
+      <w:pPr>
+        <w:spacing w:after="0"/>
+        <w:rPr>
+          <w:sz w:val="28"/>
+          <w:szCs w:val="28"/>
+        </w:rPr>
+      </w:pPr>
+      <w:proofErr w:type="spellStart"/>
+      <w:r>
+        <w:rPr>
+          <w:sz w:val="28"/>
+          <w:szCs w:val="28"/>
+        </w:rPr>
+        <w:t>tresc</w:t>
+      </w:r>
+      <w:proofErr w:type="spellEnd"/>
+      <w:r>
+        <w:rPr>
+          <w:sz w:val="28"/>
+          <w:szCs w:val="28"/>
+        </w:rPr>
+        <w:t xml:space="preserve"> : String </w:t>
+      </w:r>
+    </w:p>
+    <w:p>
+      <w:pPr>
+        <w:spacing w:after="0"/>
+        <w:rPr>
+          <w:sz w:val="28"/>
+          <w:szCs w:val="28"/>
+        </w:rPr>
+      </w:pPr>
+      <w:r>
+        <w:rPr>
+          <w:b/>
+          <w:bCs/>
+          <w:sz w:val="28"/>
+          <w:szCs w:val="28"/>
+        </w:rPr>
+        <w:t>Metody</w:t>
+      </w:r>
+      <w:r>
+        <w:rPr>
+          <w:sz w:val="28"/>
+          <w:szCs w:val="28"/>
+        </w:rPr>
+        <w:t>:</w:t>
+      </w:r>
+    </w:p>
+    <w:p>
+      <w:pPr>
+        <w:spacing w:after="0"/>
+        <w:rPr>
+          <w:sz w:val="28"/>
+          <w:szCs w:val="28"/>
+        </w:rPr>
+      </w:pPr>
+      <w:proofErr w:type="spellStart"/>
+      <w:r>
+        <w:rPr>
+          <w:sz w:val="28"/>
+          <w:szCs w:val="28"/>
+        </w:rPr>
+        <w:t>Przeslij</w:t>
+      </w:r>
+      <w:proofErr w:type="spellEnd"/>
+      <w:r>
+        <w:rPr>
+          <w:sz w:val="28"/>
+          <w:szCs w:val="28"/>
+        </w:rPr>
+        <w:t xml:space="preserve">() </w:t>
+      </w:r>
+    </w:p>
+    <w:p>
+      <w:pPr>
+        <w:spacing w:after="0"/>
+        <w:rPr>
+          <w:sz w:val="28"/>
+          <w:szCs w:val="28"/>
+        </w:rPr>
+      </w:pPr>
+    </w:p>
+    <w:p>
+      <w:pPr>
+        <w:spacing w:after="0"/>
+        <w:rPr>
+          <w:b/>
+          <w:bCs/>
+          <w:sz w:val="28"/>
+          <w:szCs w:val="28"/>
+        </w:rPr>
+      </w:pPr>
+      <w:proofErr w:type="spellStart"/>
+      <w:r>
+        <w:rPr>
+          <w:b/>
+          <w:bCs/>
+          <w:sz w:val="28"/>
+          <w:szCs w:val="28"/>
+        </w:rPr>
+        <w:t>ZespolOperacyjny</w:t>
+      </w:r>
+      <w:proofErr w:type="spellEnd"/>
+    </w:p>
+    <w:p>
+      <w:pPr>
+        <w:spacing w:after="0"/>
+        <w:rPr>
+          <w:sz w:val="28"/>
+          <w:szCs w:val="28"/>
+        </w:rPr>
+      </w:pPr>
+      <w:r>
+        <w:rPr>
+          <w:b/>
+          <w:bCs/>
+          <w:sz w:val="28"/>
+          <w:szCs w:val="28"/>
+        </w:rPr>
+        <w:t>Opis</w:t>
+      </w:r>
+      <w:r>
+        <w:rPr>
+          <w:sz w:val="28"/>
+          <w:szCs w:val="28"/>
+        </w:rPr>
+        <w:t xml:space="preserve">: </w:t>
+      </w:r>
+    </w:p>
+    <w:p>
+      <w:pPr>
+        <w:spacing w:after="0"/>
+        <w:rPr>
+          <w:sz w:val="28"/>
+          <w:szCs w:val="28"/>
+        </w:rPr>
+      </w:pPr>
+      <w:r>
+        <w:rPr>
+          <w:sz w:val="28"/>
+          <w:szCs w:val="28"/>
+        </w:rPr>
+        <w:t>Grupa bohaterów realizująca wspólnie misję.</w:t>
+      </w:r>
+    </w:p>
+    <w:p>
+      <w:pPr>
+        <w:spacing w:after="0"/>
+        <w:rPr>
+          <w:sz w:val="28"/>
+          <w:szCs w:val="28"/>
+        </w:rPr>
+      </w:pPr>
+      <w:r>
+        <w:rPr>
+          <w:b/>
+          <w:bCs/>
+          <w:sz w:val="28"/>
+          <w:szCs w:val="28"/>
+        </w:rPr>
+        <w:t>Atrybuty</w:t>
+      </w:r>
+      <w:r>
+        <w:rPr>
+          <w:sz w:val="28"/>
+          <w:szCs w:val="28"/>
+        </w:rPr>
+        <w:t>:</w:t>
+      </w:r>
+    </w:p>
+    <w:p>
+      <w:pPr>
+        <w:spacing w:after="0"/>
+        <w:rPr>
+          <w:sz w:val="28"/>
+          <w:szCs w:val="28"/>
+        </w:rPr>
+      </w:pPr>
+      <w:proofErr w:type="spellStart"/>
+      <w:r>
+        <w:rPr>
+          <w:sz w:val="28"/>
+          <w:szCs w:val="28"/>
+        </w:rPr>
+        <w:t>idZespolu</w:t>
+      </w:r>
+      <w:proofErr w:type="spellEnd"/>
+      <w:r>
+        <w:rPr>
+          <w:sz w:val="28"/>
+          <w:szCs w:val="28"/>
+        </w:rPr>
+        <w:t xml:space="preserve"> : </w:t>
+      </w:r>
+      <w:proofErr w:type="spellStart"/>
+      <w:r>
+        <w:rPr>
+          <w:sz w:val="28"/>
+          <w:szCs w:val="28"/>
+        </w:rPr>
+        <w:t>int</w:t>
+      </w:r>
+      <w:proofErr w:type="spellEnd"/>
+      <w:r>
+        <w:rPr>
+          <w:sz w:val="28"/>
+          <w:szCs w:val="28"/>
+        </w:rPr>
+        <w:t xml:space="preserve"> </w:t>
+      </w:r>
+    </w:p>
+    <w:p>
+      <w:pPr>
+        <w:spacing w:after="0"/>
+        <w:rPr>
+          <w:sz w:val="28"/>
+          <w:szCs w:val="28"/>
+        </w:rPr>
+      </w:pPr>
+      <w:proofErr w:type="spellStart"/>
+      <w:r>
+        <w:rPr>
+          <w:sz w:val="28"/>
+          <w:szCs w:val="28"/>
+        </w:rPr>
+        <w:t>iloscBohaterow</w:t>
+      </w:r>
+      <w:proofErr w:type="spellEnd"/>
+      <w:r>
+        <w:rPr>
+          <w:sz w:val="28"/>
+          <w:szCs w:val="28"/>
+        </w:rPr>
+        <w:t xml:space="preserve"> : </w:t>
+      </w:r>
+      <w:proofErr w:type="spellStart"/>
+      <w:r>
+        <w:rPr>
+          <w:sz w:val="28"/>
+          <w:szCs w:val="28"/>
+        </w:rPr>
+        <w:t>int</w:t>
+      </w:r>
+      <w:proofErr w:type="spellEnd"/>
+      <w:r>
+        <w:rPr>
+          <w:sz w:val="28"/>
+          <w:szCs w:val="28"/>
+        </w:rPr>
+        <w:t xml:space="preserve"> </w:t>
+      </w:r>
+    </w:p>
+    <w:p>
+      <w:pPr>
+        <w:spacing w:after="0"/>
+        <w:rPr>
+          <w:sz w:val="28"/>
+          <w:szCs w:val="28"/>
+        </w:rPr>
+      </w:pPr>
+      <w:proofErr w:type="spellStart"/>
+      <w:r>
+        <w:rPr>
+          <w:sz w:val="28"/>
+          <w:szCs w:val="28"/>
+        </w:rPr>
+        <w:t>poziomSynergii</w:t>
+      </w:r>
+      <w:proofErr w:type="spellEnd"/>
+      <w:r>
+        <w:rPr>
+          <w:sz w:val="28"/>
+          <w:szCs w:val="28"/>
+        </w:rPr>
+        <w:t xml:space="preserve"> : </w:t>
+      </w:r>
+      <w:proofErr w:type="spellStart"/>
+      <w:r>
+        <w:rPr>
+          <w:sz w:val="28"/>
+          <w:szCs w:val="28"/>
+        </w:rPr>
+        <w:t>float</w:t>
+      </w:r>
+      <w:proofErr w:type="spellEnd"/>
+      <w:r>
+        <w:rPr>
+          <w:sz w:val="28"/>
+          <w:szCs w:val="28"/>
+        </w:rPr>
+        <w:t xml:space="preserve"> - poziom synergii mocy </w:t>
+      </w:r>
+    </w:p>
+    <w:p>
+      <w:pPr>
+        <w:spacing w:after="0"/>
+        <w:rPr>
+          <w:sz w:val="28"/>
+          <w:szCs w:val="28"/>
+        </w:rPr>
+      </w:pPr>
+      <w:r>
+        <w:rPr>
+          <w:b/>
+          <w:bCs/>
+          <w:sz w:val="28"/>
+          <w:szCs w:val="28"/>
+        </w:rPr>
+        <w:t>Metody</w:t>
+      </w:r>
+      <w:r>
+        <w:rPr>
+          <w:sz w:val="28"/>
+          <w:szCs w:val="28"/>
+        </w:rPr>
+        <w:t>:</w:t>
+      </w:r>
+    </w:p>
+    <w:p>
+      <w:pPr>
+        <w:spacing w:after="0"/>
+        <w:rPr>
+          <w:sz w:val="28"/>
+          <w:szCs w:val="28"/>
+        </w:rPr>
+      </w:pPr>
+      <w:proofErr w:type="spellStart"/>
+      <w:r>
+        <w:rPr>
+          <w:sz w:val="28"/>
+          <w:szCs w:val="28"/>
+        </w:rPr>
+        <w:t>dodajBohatera</w:t>
+      </w:r>
+      <w:proofErr w:type="spellEnd"/>
+      <w:r>
+        <w:rPr>
+          <w:sz w:val="28"/>
+          <w:szCs w:val="28"/>
+        </w:rPr>
+        <w:t xml:space="preserve">() </w:t>
+      </w:r>
+    </w:p>
+    <w:p>
+      <w:pPr>
+        <w:spacing w:after="0"/>
+        <w:rPr>
+          <w:sz w:val="28"/>
+          <w:szCs w:val="28"/>
+        </w:rPr>
+      </w:pPr>
+      <w:proofErr w:type="spellStart"/>
+      <w:r>
+        <w:rPr>
+          <w:sz w:val="28"/>
+          <w:szCs w:val="28"/>
+        </w:rPr>
+        <w:t>usunBohatera</w:t>
+      </w:r>
+      <w:proofErr w:type="spellEnd"/>
+      <w:r>
+        <w:rPr>
+          <w:sz w:val="28"/>
+          <w:szCs w:val="28"/>
+        </w:rPr>
+        <w:t xml:space="preserve">() </w:t>
+      </w:r>
+    </w:p>
+    <w:p>
+      <w:pPr>
+        <w:spacing w:after="0"/>
+        <w:rPr>
+          <w:sz w:val="28"/>
+          <w:szCs w:val="28"/>
+        </w:rPr>
+      </w:pPr>
+    </w:p>
+    <w:p>
+      <w:pPr>
+        <w:spacing w:after="0"/>
+        <w:rPr>
+          <w:b/>
+          <w:bCs/>
+          <w:sz w:val="28"/>
+          <w:szCs w:val="28"/>
+        </w:rPr>
+      </w:pPr>
+      <w:proofErr w:type="spellStart"/>
+      <w:r>
+        <w:rPr>
+          <w:b/>
+          <w:bCs/>
+          <w:sz w:val="28"/>
+          <w:szCs w:val="28"/>
+        </w:rPr>
+        <w:t>Zgloszenie</w:t>
+      </w:r>
+      <w:proofErr w:type="spellEnd"/>
+    </w:p>
+    <w:p>
+      <w:pPr>
+        <w:spacing w:after="0"/>
+        <w:rPr>
+          <w:sz w:val="28"/>
+          <w:szCs w:val="28"/>
+        </w:rPr>
+      </w:pPr>
+      <w:r>
+        <w:rPr>
+          <w:b/>
+          <w:bCs/>
+          <w:sz w:val="28"/>
+          <w:szCs w:val="28"/>
+        </w:rPr>
+        <w:t>Opis</w:t>
+      </w:r>
+      <w:r>
+        <w:rPr>
+          <w:sz w:val="28"/>
+          <w:szCs w:val="28"/>
+        </w:rPr>
+        <w:t>:</w:t>
+      </w:r>
+    </w:p>
+    <w:p>
+      <w:pPr>
+        <w:spacing w:after="0"/>
+        <w:rPr>
+          <w:sz w:val="28"/>
+          <w:szCs w:val="28"/>
+        </w:rPr>
+      </w:pPr>
+      <w:r>
+        <w:rPr>
+          <w:sz w:val="28"/>
+          <w:szCs w:val="28"/>
+        </w:rPr>
+        <w:t>Zgłoszenie przyjmowane przez Operatora, zwiera informacje gdzie występuje zagrożenie i określa jej typ, stopień oraz przypisywany jest krótki opis zdarzenia.</w:t>
+      </w:r>
+    </w:p>
+    <w:p>
+      <w:pPr>
+        <w:spacing w:after="0"/>
+        <w:rPr>
+          <w:sz w:val="28"/>
+          <w:szCs w:val="28"/>
+        </w:rPr>
+      </w:pPr>
+      <w:r>
+        <w:rPr>
+          <w:b/>
+          <w:bCs/>
+          <w:sz w:val="28"/>
+          <w:szCs w:val="28"/>
+        </w:rPr>
+        <w:t>Atrybuty</w:t>
+      </w:r>
+      <w:r>
+        <w:rPr>
+          <w:sz w:val="28"/>
+          <w:szCs w:val="28"/>
+        </w:rPr>
+        <w:t>:</w:t>
+      </w:r>
+    </w:p>
+    <w:p>
+      <w:pPr>
+        <w:spacing w:after="0"/>
+        <w:rPr>
+          <w:sz w:val="28"/>
+          <w:szCs w:val="28"/>
+        </w:rPr>
+      </w:pPr>
+      <w:proofErr w:type="spellStart"/>
+      <w:r>
+        <w:rPr>
+          <w:sz w:val="28"/>
+          <w:szCs w:val="28"/>
+        </w:rPr>
+        <w:t>idZgloszenia</w:t>
+      </w:r>
+      <w:proofErr w:type="spellEnd"/>
+      <w:r>
+        <w:rPr>
+          <w:sz w:val="28"/>
+          <w:szCs w:val="28"/>
+        </w:rPr>
+        <w:t xml:space="preserve"> : </w:t>
+      </w:r>
+      <w:proofErr w:type="spellStart"/>
+      <w:r>
+        <w:rPr>
+          <w:sz w:val="28"/>
+          <w:szCs w:val="28"/>
+        </w:rPr>
+        <w:t>int</w:t>
+      </w:r>
+      <w:proofErr w:type="spellEnd"/>
+      <w:r>
+        <w:rPr>
+          <w:sz w:val="28"/>
+          <w:szCs w:val="28"/>
+        </w:rPr>
+        <w:t xml:space="preserve"> </w:t>
+      </w:r>
+    </w:p>
+    <w:p>
+      <w:pPr>
+        <w:spacing w:after="0"/>
+        <w:rPr>
+          <w:sz w:val="28"/>
+          <w:szCs w:val="28"/>
+        </w:rPr>
+      </w:pPr>
+      <w:r>
+        <w:rPr>
+          <w:sz w:val="28"/>
+          <w:szCs w:val="28"/>
+        </w:rPr>
+        <w:t xml:space="preserve">data : </w:t>
+      </w:r>
+      <w:proofErr w:type="spellStart"/>
+      <w:r>
+        <w:rPr>
+          <w:sz w:val="28"/>
+          <w:szCs w:val="28"/>
+        </w:rPr>
+        <w:t>Date</w:t>
+      </w:r>
+      <w:proofErr w:type="spellEnd"/>
+      <w:r>
+        <w:rPr>
+          <w:sz w:val="28"/>
+          <w:szCs w:val="28"/>
+        </w:rPr>
+        <w:t xml:space="preserve"> </w:t>
+      </w:r>
+    </w:p>
+    <w:p>
+      <w:pPr>
+        <w:spacing w:after="0"/>
+        <w:rPr>
+          <w:sz w:val="28"/>
+          <w:szCs w:val="28"/>
+        </w:rPr>
+      </w:pPr>
+      <w:r>
+        <w:rPr>
+          <w:sz w:val="28"/>
+          <w:szCs w:val="28"/>
+        </w:rPr>
+        <w:t xml:space="preserve">rodzaj : String </w:t>
+      </w:r>
+    </w:p>
+    <w:p>
+      <w:pPr>
+        <w:spacing w:after="0"/>
+        <w:rPr>
+          <w:sz w:val="28"/>
+          <w:szCs w:val="28"/>
+        </w:rPr>
+      </w:pPr>
+      <w:proofErr w:type="spellStart"/>
+      <w:r>
+        <w:rPr>
+          <w:sz w:val="28"/>
+          <w:szCs w:val="28"/>
+        </w:rPr>
+        <w:t>stopien</w:t>
+      </w:r>
+      <w:proofErr w:type="spellEnd"/>
+      <w:r>
+        <w:rPr>
+          <w:sz w:val="28"/>
+          <w:szCs w:val="28"/>
+        </w:rPr>
+        <w:t xml:space="preserve"> : </w:t>
+      </w:r>
+      <w:proofErr w:type="spellStart"/>
+      <w:r>
+        <w:rPr>
+          <w:sz w:val="28"/>
+          <w:szCs w:val="28"/>
+        </w:rPr>
+        <w:t>int</w:t>
+      </w:r>
+      <w:proofErr w:type="spellEnd"/>
+      <w:r>
+        <w:rPr>
+          <w:sz w:val="28"/>
+          <w:szCs w:val="28"/>
+        </w:rPr>
+        <w:t xml:space="preserve"> </w:t>
       </w:r>
     </w:p>
     <w:p>
@@ -5327,12 +8792,21 @@
           <w:szCs w:val="28"/>
         </w:rPr>
       </w:pPr>
-      <w:r>
-        <w:rPr>
-          <w:sz w:val="28"/>
-          <w:szCs w:val="28"/>
-        </w:rPr>
-        <w:t xml:space="preserve">czyKamera : Boolean </w:t>
+      <w:proofErr w:type="spellStart"/>
+      <w:r>
+        <w:rPr>
+          <w:sz w:val="28"/>
+          <w:szCs w:val="28"/>
+        </w:rPr>
+        <w:t>krotkiOpis</w:t>
+      </w:r>
+      <w:proofErr w:type="spellEnd"/>
+      <w:r>
+        <w:rPr>
+          <w:sz w:val="28"/>
+          <w:szCs w:val="28"/>
+        </w:rPr>
+        <w:t xml:space="preserve"> : String </w:t>
       </w:r>
     </w:p>
     <w:p>
@@ -5368,1877 +8842,22 @@
           <w:szCs w:val="28"/>
         </w:rPr>
       </w:pPr>
-      <w:r>
-        <w:rPr>
-          <w:sz w:val="28"/>
-          <w:szCs w:val="28"/>
-        </w:rPr>
-        <w:t xml:space="preserve">zmienStatus() - aktualizuje status bohatera </w:t>
-      </w:r>
-    </w:p>
-    <w:p>
-      <w:pPr>
-        <w:spacing w:after="0"/>
-        <w:rPr>
-          <w:sz w:val="28"/>
-          <w:szCs w:val="28"/>
-        </w:rPr>
-      </w:pPr>
-      <w:r>
-        <w:rPr>
-          <w:sz w:val="28"/>
-          <w:szCs w:val="28"/>
-        </w:rPr>
-        <w:t>obrazZKamery() - przesyła obraz z kamery bohatera</w:t>
-      </w:r>
-    </w:p>
-    <w:p>
-      <w:pPr>
-        <w:spacing w:after="0"/>
-        <w:rPr>
-          <w:sz w:val="28"/>
-          <w:szCs w:val="28"/>
-        </w:rPr>
-      </w:pPr>
-    </w:p>
-    <w:p>
-      <w:pPr>
-        <w:spacing w:after="0"/>
-        <w:rPr>
-          <w:b/>
-          <w:bCs/>
-          <w:sz w:val="28"/>
-          <w:szCs w:val="28"/>
-        </w:rPr>
-      </w:pPr>
-      <w:r>
-        <w:rPr>
-          <w:b/>
-          <w:bCs/>
-          <w:sz w:val="28"/>
-          <w:szCs w:val="28"/>
-        </w:rPr>
-        <w:t>DronZwiadowczy</w:t>
-      </w:r>
-    </w:p>
-    <w:p>
-      <w:pPr>
-        <w:spacing w:after="0"/>
-        <w:rPr>
-          <w:b/>
-          <w:bCs/>
-          <w:sz w:val="28"/>
-          <w:szCs w:val="28"/>
-        </w:rPr>
-      </w:pPr>
-      <w:r>
-        <w:rPr>
-          <w:b/>
-          <w:bCs/>
-          <w:sz w:val="28"/>
-          <w:szCs w:val="28"/>
-        </w:rPr>
-        <w:t>Opis:</w:t>
-      </w:r>
-    </w:p>
-    <w:p>
-      <w:pPr>
-        <w:spacing w:after="0"/>
-        <w:rPr>
-          <w:sz w:val="28"/>
-          <w:szCs w:val="28"/>
-        </w:rPr>
-      </w:pPr>
-      <w:r>
-        <w:rPr>
-          <w:sz w:val="28"/>
-          <w:szCs w:val="28"/>
-        </w:rPr>
-        <w:t>Klasa opisuje id drona, status drona oraz jego lokalizacje.</w:t>
-      </w:r>
-    </w:p>
-    <w:p>
-      <w:pPr>
-        <w:spacing w:after="0"/>
-        <w:rPr>
-          <w:sz w:val="28"/>
-          <w:szCs w:val="28"/>
-        </w:rPr>
-      </w:pPr>
-      <w:r>
-        <w:rPr>
-          <w:sz w:val="28"/>
-          <w:szCs w:val="28"/>
-        </w:rPr>
-        <w:t>Dron jest wysyłany do Bohatera w razie potrzeby pomocy.</w:t>
-      </w:r>
-    </w:p>
-    <w:p>
-      <w:pPr>
-        <w:spacing w:after="0"/>
-        <w:rPr>
-          <w:sz w:val="28"/>
-          <w:szCs w:val="28"/>
-        </w:rPr>
-      </w:pPr>
-      <w:r>
-        <w:rPr>
-          <w:b/>
-          <w:bCs/>
-          <w:sz w:val="28"/>
-          <w:szCs w:val="28"/>
-        </w:rPr>
-        <w:t>Atrybuty</w:t>
-      </w:r>
-      <w:r>
-        <w:rPr>
-          <w:sz w:val="28"/>
-          <w:szCs w:val="28"/>
-        </w:rPr>
-        <w:t>:</w:t>
-      </w:r>
-    </w:p>
-    <w:p>
-      <w:pPr>
-        <w:spacing w:after="0"/>
-        <w:rPr>
-          <w:sz w:val="28"/>
-          <w:szCs w:val="28"/>
-        </w:rPr>
-      </w:pPr>
-      <w:r>
-        <w:rPr>
-          <w:sz w:val="28"/>
-          <w:szCs w:val="28"/>
-        </w:rPr>
-        <w:t xml:space="preserve">idDrona : int </w:t>
-      </w:r>
-    </w:p>
-    <w:p>
-      <w:pPr>
-        <w:spacing w:after="0"/>
-        <w:rPr>
-          <w:sz w:val="28"/>
-          <w:szCs w:val="28"/>
-        </w:rPr>
-      </w:pPr>
-      <w:r>
-        <w:rPr>
-          <w:sz w:val="28"/>
-          <w:szCs w:val="28"/>
-        </w:rPr>
-        <w:t xml:space="preserve">status : String </w:t>
-      </w:r>
-    </w:p>
-    <w:p>
-      <w:pPr>
-        <w:spacing w:after="0"/>
-        <w:rPr>
-          <w:sz w:val="28"/>
-          <w:szCs w:val="28"/>
-        </w:rPr>
-      </w:pPr>
-      <w:r>
-        <w:rPr>
-          <w:sz w:val="28"/>
-          <w:szCs w:val="28"/>
-        </w:rPr>
-        <w:t xml:space="preserve">lokalizacja : String </w:t>
-      </w:r>
-    </w:p>
-    <w:p>
-      <w:pPr>
-        <w:spacing w:after="0"/>
-        <w:rPr>
-          <w:sz w:val="28"/>
-          <w:szCs w:val="28"/>
-        </w:rPr>
-      </w:pPr>
-      <w:r>
-        <w:rPr>
-          <w:b/>
-          <w:bCs/>
-          <w:sz w:val="28"/>
-          <w:szCs w:val="28"/>
-        </w:rPr>
-        <w:t>Metody</w:t>
-      </w:r>
-      <w:r>
-        <w:rPr>
-          <w:sz w:val="28"/>
-          <w:szCs w:val="28"/>
-        </w:rPr>
-        <w:t>:</w:t>
-      </w:r>
-    </w:p>
-    <w:p>
-      <w:pPr>
-        <w:spacing w:after="0"/>
-        <w:rPr>
-          <w:sz w:val="28"/>
-          <w:szCs w:val="28"/>
-        </w:rPr>
-      </w:pPr>
-      <w:r>
-        <w:rPr>
-          <w:sz w:val="28"/>
-          <w:szCs w:val="28"/>
-        </w:rPr>
-        <w:t xml:space="preserve">startZwiadu() </w:t>
-      </w:r>
-    </w:p>
-    <w:p>
-      <w:pPr>
-        <w:spacing w:after="0"/>
-        <w:rPr>
-          <w:sz w:val="28"/>
-          <w:szCs w:val="28"/>
-        </w:rPr>
-      </w:pPr>
-      <w:r>
-        <w:rPr>
-          <w:sz w:val="28"/>
-          <w:szCs w:val="28"/>
-        </w:rPr>
-        <w:t xml:space="preserve">pokazObraz() - wyświetla obraz z kamery </w:t>
-      </w:r>
-    </w:p>
-    <w:p>
-      <w:pPr>
-        <w:spacing w:after="0"/>
-        <w:rPr>
-          <w:sz w:val="28"/>
-          <w:szCs w:val="28"/>
-        </w:rPr>
-      </w:pPr>
-      <w:r>
-        <w:rPr>
-          <w:sz w:val="28"/>
-          <w:szCs w:val="28"/>
-        </w:rPr>
-        <w:t xml:space="preserve">powrotDoBazy() </w:t>
-      </w:r>
-    </w:p>
-    <w:p>
-      <w:pPr>
-        <w:spacing w:after="0"/>
-        <w:rPr>
-          <w:sz w:val="28"/>
-          <w:szCs w:val="28"/>
-        </w:rPr>
-      </w:pPr>
-    </w:p>
-    <w:p>
-      <w:pPr>
-        <w:spacing w:after="0"/>
-        <w:rPr>
-          <w:b/>
-          <w:bCs/>
-          <w:sz w:val="28"/>
-          <w:szCs w:val="28"/>
-        </w:rPr>
-      </w:pPr>
-      <w:r>
-        <w:rPr>
-          <w:b/>
-          <w:bCs/>
-          <w:sz w:val="28"/>
-          <w:szCs w:val="28"/>
-        </w:rPr>
-        <w:t>DziennikZgloszen</w:t>
-      </w:r>
-    </w:p>
-    <w:p>
-      <w:pPr>
-        <w:spacing w:after="0"/>
-        <w:rPr>
-          <w:b/>
-          <w:bCs/>
-          <w:sz w:val="28"/>
-          <w:szCs w:val="28"/>
-        </w:rPr>
-      </w:pPr>
-      <w:r>
-        <w:rPr>
-          <w:b/>
-          <w:bCs/>
-          <w:sz w:val="28"/>
-          <w:szCs w:val="28"/>
-        </w:rPr>
-        <w:t>Opis:</w:t>
-      </w:r>
-    </w:p>
-    <w:p>
-      <w:pPr>
-        <w:spacing w:after="0"/>
-        <w:rPr>
-          <w:sz w:val="28"/>
-          <w:szCs w:val="28"/>
-        </w:rPr>
-      </w:pPr>
-      <w:r>
-        <w:rPr>
-          <w:sz w:val="28"/>
-          <w:szCs w:val="28"/>
-        </w:rPr>
-        <w:t>Przechowuje dane historyczne na temat zakończonych zgłoszeń.</w:t>
-      </w:r>
-    </w:p>
-    <w:p>
-      <w:pPr>
-        <w:spacing w:after="0"/>
-        <w:rPr>
-          <w:sz w:val="28"/>
-          <w:szCs w:val="28"/>
-        </w:rPr>
-      </w:pPr>
-      <w:r>
-        <w:rPr>
-          <w:b/>
-          <w:bCs/>
-          <w:sz w:val="28"/>
-          <w:szCs w:val="28"/>
-        </w:rPr>
-        <w:t>Atrybuty</w:t>
-      </w:r>
-      <w:r>
-        <w:rPr>
-          <w:sz w:val="28"/>
-          <w:szCs w:val="28"/>
-        </w:rPr>
-        <w:t>:</w:t>
-      </w:r>
-    </w:p>
-    <w:p>
-      <w:pPr>
-        <w:spacing w:after="0"/>
-        <w:rPr>
-          <w:sz w:val="28"/>
-          <w:szCs w:val="28"/>
-        </w:rPr>
-      </w:pPr>
-      <w:r>
-        <w:rPr>
-          <w:sz w:val="28"/>
-          <w:szCs w:val="28"/>
-        </w:rPr>
-        <w:t xml:space="preserve">ileZgloszen : int </w:t>
-      </w:r>
-    </w:p>
-    <w:p>
-      <w:pPr>
-        <w:spacing w:after="0"/>
-        <w:rPr>
-          <w:sz w:val="28"/>
-          <w:szCs w:val="28"/>
-        </w:rPr>
-      </w:pPr>
-      <w:r>
-        <w:rPr>
-          <w:sz w:val="28"/>
-          <w:szCs w:val="28"/>
-        </w:rPr>
-        <w:t xml:space="preserve">ileSukces : int - liczba zakończonych sukcesem </w:t>
-      </w:r>
-    </w:p>
-    <w:p>
-      <w:pPr>
-        <w:spacing w:after="0"/>
-        <w:rPr>
-          <w:sz w:val="28"/>
-          <w:szCs w:val="28"/>
-        </w:rPr>
-      </w:pPr>
-      <w:r>
-        <w:rPr>
-          <w:sz w:val="28"/>
-          <w:szCs w:val="28"/>
-        </w:rPr>
-        <w:t>ilePorazka : int - liczba nieudanych</w:t>
-      </w:r>
-    </w:p>
-    <w:p>
-      <w:pPr>
-        <w:spacing w:after="0"/>
-        <w:rPr>
-          <w:b/>
-          <w:bCs/>
-          <w:sz w:val="28"/>
-          <w:szCs w:val="28"/>
-        </w:rPr>
-      </w:pPr>
-      <w:r>
-        <w:rPr>
-          <w:b/>
-          <w:bCs/>
-          <w:sz w:val="28"/>
-          <w:szCs w:val="28"/>
-        </w:rPr>
-        <w:t>Metody:</w:t>
-      </w:r>
-    </w:p>
-    <w:p>
-      <w:pPr>
-        <w:spacing w:after="0"/>
-        <w:rPr>
-          <w:sz w:val="28"/>
-          <w:szCs w:val="28"/>
-        </w:rPr>
-      </w:pPr>
-      <w:r>
-        <w:rPr>
-          <w:sz w:val="28"/>
-          <w:szCs w:val="28"/>
-        </w:rPr>
-        <w:t>generujDziennik() – wyświetla wszystkie zakończone zgłoszenia</w:t>
-      </w:r>
-    </w:p>
-    <w:p>
-      <w:pPr>
-        <w:spacing w:after="0"/>
-        <w:rPr>
-          <w:sz w:val="28"/>
-          <w:szCs w:val="28"/>
-        </w:rPr>
-      </w:pPr>
-    </w:p>
-    <w:p>
-      <w:pPr>
-        <w:spacing w:after="0"/>
-        <w:rPr>
-          <w:b/>
-          <w:bCs/>
-          <w:sz w:val="28"/>
-          <w:szCs w:val="28"/>
-        </w:rPr>
-      </w:pPr>
-      <w:r>
-        <w:rPr>
-          <w:b/>
-          <w:bCs/>
-          <w:sz w:val="28"/>
-          <w:szCs w:val="28"/>
-        </w:rPr>
-        <w:t>KatalogMocy</w:t>
-      </w:r>
-    </w:p>
-    <w:p>
-      <w:pPr>
-        <w:spacing w:after="0"/>
-        <w:rPr>
-          <w:b/>
-          <w:bCs/>
-          <w:sz w:val="28"/>
-          <w:szCs w:val="28"/>
-        </w:rPr>
-      </w:pPr>
-      <w:r>
-        <w:rPr>
-          <w:b/>
-          <w:bCs/>
-          <w:sz w:val="28"/>
-          <w:szCs w:val="28"/>
-        </w:rPr>
-        <w:t>Opis:</w:t>
-      </w:r>
-    </w:p>
-    <w:p>
-      <w:pPr>
-        <w:spacing w:after="0"/>
-        <w:rPr>
-          <w:sz w:val="28"/>
-          <w:szCs w:val="28"/>
-        </w:rPr>
-      </w:pPr>
-      <w:r>
-        <w:rPr>
-          <w:sz w:val="28"/>
-          <w:szCs w:val="28"/>
-        </w:rPr>
-        <w:t>Klasa zawiera zbiór wszystkich mocy bohaterów oraz ich opisy.</w:t>
-      </w:r>
-    </w:p>
-    <w:p>
-      <w:pPr>
-        <w:spacing w:after="0"/>
-        <w:rPr>
-          <w:sz w:val="28"/>
-          <w:szCs w:val="28"/>
-        </w:rPr>
-      </w:pPr>
-      <w:r>
-        <w:rPr>
-          <w:b/>
-          <w:bCs/>
-          <w:sz w:val="28"/>
-          <w:szCs w:val="28"/>
-        </w:rPr>
-        <w:t>Atrybuty</w:t>
-      </w:r>
-      <w:r>
-        <w:rPr>
-          <w:sz w:val="28"/>
-          <w:szCs w:val="28"/>
-        </w:rPr>
-        <w:t>:</w:t>
-      </w:r>
-    </w:p>
-    <w:p>
-      <w:pPr>
-        <w:spacing w:after="0"/>
-        <w:rPr>
-          <w:sz w:val="28"/>
-          <w:szCs w:val="28"/>
-        </w:rPr>
-      </w:pPr>
-      <w:r>
-        <w:rPr>
-          <w:sz w:val="28"/>
-          <w:szCs w:val="28"/>
-        </w:rPr>
-        <w:t xml:space="preserve">opisZdolnosci : String </w:t>
-      </w:r>
-    </w:p>
-    <w:p>
-      <w:pPr>
-        <w:spacing w:after="0"/>
-        <w:rPr>
-          <w:sz w:val="28"/>
-          <w:szCs w:val="28"/>
-        </w:rPr>
-      </w:pPr>
-      <w:r>
-        <w:rPr>
-          <w:sz w:val="28"/>
-          <w:szCs w:val="28"/>
-        </w:rPr>
-        <w:t xml:space="preserve">liczbaMocy : int </w:t>
-      </w:r>
-    </w:p>
-    <w:p>
-      <w:pPr>
-        <w:spacing w:after="0"/>
-        <w:rPr>
-          <w:b/>
-          <w:bCs/>
-          <w:sz w:val="28"/>
-          <w:szCs w:val="28"/>
-        </w:rPr>
-      </w:pPr>
-      <w:r>
-        <w:rPr>
-          <w:b/>
-          <w:bCs/>
-          <w:sz w:val="28"/>
-          <w:szCs w:val="28"/>
-        </w:rPr>
-        <w:t>Metody:</w:t>
-      </w:r>
-    </w:p>
-    <w:p>
-      <w:pPr>
-        <w:spacing w:after="0"/>
-        <w:rPr>
-          <w:sz w:val="28"/>
-          <w:szCs w:val="28"/>
-        </w:rPr>
-      </w:pPr>
+      <w:proofErr w:type="spellStart"/>
       <w:r>
         <w:rPr>
           <w:sz w:val="28"/>
           <w:szCs w:val="28"/>
         </w:rPr>
         <w:lastRenderedPageBreak/>
-        <w:t xml:space="preserve">wyszukajMoc() </w:t>
-      </w:r>
-    </w:p>
-    <w:p>
-      <w:pPr>
-        <w:spacing w:after="0"/>
-        <w:rPr>
-          <w:sz w:val="28"/>
-          <w:szCs w:val="28"/>
-        </w:rPr>
-      </w:pPr>
-      <w:r>
-        <w:rPr>
-          <w:sz w:val="28"/>
-          <w:szCs w:val="28"/>
-        </w:rPr>
-        <w:t>filtrujTyp()</w:t>
-      </w:r>
-    </w:p>
-    <w:p>
-      <w:pPr>
-        <w:spacing w:after="0"/>
-        <w:rPr>
-          <w:b/>
-          <w:bCs/>
-          <w:sz w:val="28"/>
-          <w:szCs w:val="28"/>
-        </w:rPr>
-      </w:pPr>
-    </w:p>
-    <w:p>
-      <w:pPr>
-        <w:spacing w:after="0"/>
-        <w:rPr>
-          <w:b/>
-          <w:bCs/>
-          <w:sz w:val="28"/>
-          <w:szCs w:val="28"/>
-        </w:rPr>
-      </w:pPr>
-      <w:r>
-        <w:rPr>
-          <w:b/>
-          <w:bCs/>
-          <w:sz w:val="28"/>
-          <w:szCs w:val="28"/>
-        </w:rPr>
-        <w:t>Misja</w:t>
-      </w:r>
-    </w:p>
-    <w:p>
-      <w:pPr>
-        <w:spacing w:after="0"/>
-        <w:rPr>
-          <w:b/>
-          <w:bCs/>
-          <w:sz w:val="28"/>
-          <w:szCs w:val="28"/>
-        </w:rPr>
-      </w:pPr>
-      <w:r>
-        <w:rPr>
-          <w:b/>
-          <w:bCs/>
-          <w:sz w:val="28"/>
-          <w:szCs w:val="28"/>
-        </w:rPr>
-        <w:t xml:space="preserve">Opis: </w:t>
-      </w:r>
-    </w:p>
-    <w:p>
-      <w:pPr>
-        <w:spacing w:after="0"/>
-        <w:rPr>
-          <w:sz w:val="28"/>
-          <w:szCs w:val="28"/>
-        </w:rPr>
-      </w:pPr>
-      <w:r>
-        <w:rPr>
-          <w:sz w:val="28"/>
-          <w:szCs w:val="28"/>
-        </w:rPr>
-        <w:t>Jest tworzona na podstawie danego zgłoszenia.</w:t>
-      </w:r>
-    </w:p>
-    <w:p>
-      <w:pPr>
-        <w:spacing w:after="0"/>
-        <w:rPr>
-          <w:b/>
-          <w:bCs/>
-          <w:sz w:val="28"/>
-          <w:szCs w:val="28"/>
-        </w:rPr>
-      </w:pPr>
-      <w:r>
-        <w:rPr>
-          <w:b/>
-          <w:bCs/>
-          <w:sz w:val="28"/>
-          <w:szCs w:val="28"/>
-        </w:rPr>
-        <w:t>Atrybuty:</w:t>
-      </w:r>
-    </w:p>
-    <w:p>
-      <w:pPr>
-        <w:spacing w:after="0"/>
-        <w:rPr>
-          <w:sz w:val="28"/>
-          <w:szCs w:val="28"/>
-        </w:rPr>
-      </w:pPr>
-      <w:r>
-        <w:rPr>
-          <w:sz w:val="28"/>
-          <w:szCs w:val="28"/>
-        </w:rPr>
-        <w:t xml:space="preserve">idMisji : int </w:t>
-      </w:r>
-    </w:p>
-    <w:p>
-      <w:pPr>
-        <w:spacing w:after="0"/>
-        <w:rPr>
-          <w:sz w:val="28"/>
-          <w:szCs w:val="28"/>
-        </w:rPr>
-      </w:pPr>
-      <w:r>
-        <w:rPr>
-          <w:sz w:val="28"/>
-          <w:szCs w:val="28"/>
-        </w:rPr>
-        <w:t xml:space="preserve">status : String </w:t>
-      </w:r>
-    </w:p>
-    <w:p>
-      <w:pPr>
-        <w:spacing w:after="0"/>
-        <w:rPr>
-          <w:sz w:val="28"/>
-          <w:szCs w:val="28"/>
-        </w:rPr>
-      </w:pPr>
-      <w:r>
-        <w:rPr>
-          <w:sz w:val="28"/>
-          <w:szCs w:val="28"/>
-        </w:rPr>
-        <w:t xml:space="preserve">dataRozpoczecia : Date </w:t>
-      </w:r>
-    </w:p>
-    <w:p>
-      <w:pPr>
-        <w:spacing w:after="0"/>
-        <w:rPr>
-          <w:sz w:val="28"/>
-          <w:szCs w:val="28"/>
-        </w:rPr>
-      </w:pPr>
-      <w:r>
-        <w:rPr>
-          <w:sz w:val="28"/>
-          <w:szCs w:val="28"/>
-        </w:rPr>
-        <w:t xml:space="preserve">dataZakonczenia : Date </w:t>
-      </w:r>
-    </w:p>
-    <w:p>
-      <w:pPr>
-        <w:spacing w:after="0"/>
-        <w:rPr>
-          <w:b/>
-          <w:bCs/>
-          <w:sz w:val="28"/>
-          <w:szCs w:val="28"/>
-        </w:rPr>
-      </w:pPr>
-      <w:r>
-        <w:rPr>
-          <w:b/>
-          <w:bCs/>
-          <w:sz w:val="28"/>
-          <w:szCs w:val="28"/>
-        </w:rPr>
-        <w:t>Metody:</w:t>
-      </w:r>
-    </w:p>
-    <w:p>
-      <w:pPr>
-        <w:spacing w:after="0"/>
-        <w:rPr>
-          <w:sz w:val="28"/>
-          <w:szCs w:val="28"/>
-        </w:rPr>
-      </w:pPr>
-      <w:r>
-        <w:rPr>
-          <w:sz w:val="28"/>
-          <w:szCs w:val="28"/>
-        </w:rPr>
-        <w:t xml:space="preserve">startMisji() </w:t>
-      </w:r>
-    </w:p>
-    <w:p>
-      <w:pPr>
-        <w:spacing w:after="0"/>
-        <w:rPr>
-          <w:sz w:val="28"/>
-          <w:szCs w:val="28"/>
-        </w:rPr>
-      </w:pPr>
-      <w:r>
-        <w:rPr>
-          <w:sz w:val="28"/>
-          <w:szCs w:val="28"/>
-        </w:rPr>
-        <w:t>koniecMisji()</w:t>
-      </w:r>
-    </w:p>
-    <w:p>
-      <w:pPr>
-        <w:spacing w:after="0"/>
-        <w:rPr>
-          <w:sz w:val="28"/>
-          <w:szCs w:val="28"/>
-        </w:rPr>
-      </w:pPr>
-    </w:p>
-    <w:p>
-      <w:pPr>
-        <w:spacing w:after="0"/>
-        <w:rPr>
-          <w:b/>
-          <w:bCs/>
-          <w:sz w:val="28"/>
-          <w:szCs w:val="28"/>
-        </w:rPr>
-      </w:pPr>
-      <w:r>
-        <w:rPr>
-          <w:b/>
-          <w:bCs/>
-          <w:sz w:val="28"/>
-          <w:szCs w:val="28"/>
-        </w:rPr>
-        <w:t>Moc</w:t>
-      </w:r>
-    </w:p>
-    <w:p>
-      <w:pPr>
-        <w:spacing w:after="0"/>
-        <w:rPr>
-          <w:sz w:val="28"/>
-          <w:szCs w:val="28"/>
-        </w:rPr>
-      </w:pPr>
-      <w:r>
-        <w:rPr>
-          <w:b/>
-          <w:bCs/>
-          <w:sz w:val="28"/>
-          <w:szCs w:val="28"/>
-        </w:rPr>
-        <w:t>Opis</w:t>
-      </w:r>
-      <w:r>
-        <w:rPr>
-          <w:sz w:val="28"/>
-          <w:szCs w:val="28"/>
-        </w:rPr>
-        <w:t xml:space="preserve">: </w:t>
-      </w:r>
-    </w:p>
-    <w:p>
-      <w:pPr>
-        <w:spacing w:after="0"/>
-        <w:rPr>
-          <w:sz w:val="28"/>
-          <w:szCs w:val="28"/>
-        </w:rPr>
-      </w:pPr>
-      <w:r>
-        <w:rPr>
-          <w:sz w:val="28"/>
-          <w:szCs w:val="28"/>
-        </w:rPr>
-        <w:t>Pojedyncza zdolność bohatera.</w:t>
-      </w:r>
-    </w:p>
-    <w:p>
-      <w:pPr>
-        <w:spacing w:after="0"/>
-        <w:rPr>
-          <w:sz w:val="28"/>
-          <w:szCs w:val="28"/>
-        </w:rPr>
-      </w:pPr>
-      <w:r>
-        <w:rPr>
-          <w:b/>
-          <w:bCs/>
-          <w:sz w:val="28"/>
-          <w:szCs w:val="28"/>
-        </w:rPr>
-        <w:t>Atrybuty</w:t>
-      </w:r>
-      <w:r>
-        <w:rPr>
-          <w:sz w:val="28"/>
-          <w:szCs w:val="28"/>
-        </w:rPr>
-        <w:t>:</w:t>
-      </w:r>
-    </w:p>
-    <w:p>
-      <w:pPr>
-        <w:spacing w:after="0"/>
-        <w:rPr>
-          <w:sz w:val="28"/>
-          <w:szCs w:val="28"/>
-        </w:rPr>
-      </w:pPr>
-      <w:r>
-        <w:rPr>
-          <w:sz w:val="28"/>
-          <w:szCs w:val="28"/>
-        </w:rPr>
-        <w:t xml:space="preserve">idMocy : int </w:t>
-      </w:r>
-    </w:p>
-    <w:p>
-      <w:pPr>
-        <w:spacing w:after="0"/>
-        <w:rPr>
-          <w:sz w:val="28"/>
-          <w:szCs w:val="28"/>
-        </w:rPr>
-      </w:pPr>
-      <w:r>
-        <w:rPr>
-          <w:sz w:val="28"/>
-          <w:szCs w:val="28"/>
-        </w:rPr>
-        <w:t xml:space="preserve">nazwa : String </w:t>
-      </w:r>
-    </w:p>
-    <w:p>
-      <w:pPr>
-        <w:spacing w:after="0"/>
-        <w:rPr>
-          <w:sz w:val="28"/>
-          <w:szCs w:val="28"/>
-        </w:rPr>
-      </w:pPr>
-      <w:r>
-        <w:rPr>
-          <w:sz w:val="28"/>
-          <w:szCs w:val="28"/>
-        </w:rPr>
-        <w:t xml:space="preserve">typ : String - typ (np. fizyczna, psychiczna) </w:t>
-      </w:r>
-    </w:p>
-    <w:p>
-      <w:pPr>
-        <w:spacing w:after="0"/>
-        <w:rPr>
-          <w:sz w:val="28"/>
-          <w:szCs w:val="28"/>
-        </w:rPr>
-      </w:pPr>
-      <w:r>
-        <w:rPr>
-          <w:sz w:val="28"/>
-          <w:szCs w:val="28"/>
-        </w:rPr>
-        <w:t xml:space="preserve">zasieg : String - zasięg działania </w:t>
-      </w:r>
-    </w:p>
-    <w:p>
-      <w:pPr>
-        <w:spacing w:after="0"/>
-        <w:rPr>
-          <w:sz w:val="28"/>
-          <w:szCs w:val="28"/>
-        </w:rPr>
-      </w:pPr>
-      <w:r>
-        <w:rPr>
-          <w:sz w:val="28"/>
-          <w:szCs w:val="28"/>
-        </w:rPr>
-        <w:t xml:space="preserve">ograniczenia : String </w:t>
-      </w:r>
-    </w:p>
-    <w:p>
-      <w:pPr>
-        <w:spacing w:after="0"/>
-        <w:rPr>
-          <w:sz w:val="28"/>
-          <w:szCs w:val="28"/>
-        </w:rPr>
-      </w:pPr>
-      <w:r>
-        <w:rPr>
-          <w:sz w:val="28"/>
-          <w:szCs w:val="28"/>
-        </w:rPr>
-        <w:t>Metody: brak zdefiniowanych</w:t>
-      </w:r>
-      <w:r>
-        <w:rPr>
-          <w:sz w:val="28"/>
-          <w:szCs w:val="28"/>
-        </w:rPr>
-        <w:br/>
-      </w:r>
-    </w:p>
-    <w:p>
-      <w:pPr>
-        <w:spacing w:after="0"/>
-        <w:rPr>
-          <w:b/>
-          <w:bCs/>
-          <w:sz w:val="28"/>
-          <w:szCs w:val="28"/>
-        </w:rPr>
-      </w:pPr>
-      <w:r>
-        <w:rPr>
-          <w:b/>
-          <w:bCs/>
-          <w:sz w:val="28"/>
-          <w:szCs w:val="28"/>
-        </w:rPr>
-        <w:t>Operator</w:t>
-      </w:r>
-    </w:p>
-    <w:p>
-      <w:pPr>
-        <w:spacing w:after="0"/>
-        <w:rPr>
-          <w:sz w:val="28"/>
-          <w:szCs w:val="28"/>
-        </w:rPr>
-      </w:pPr>
-      <w:r>
-        <w:rPr>
-          <w:b/>
-          <w:bCs/>
-          <w:sz w:val="28"/>
-          <w:szCs w:val="28"/>
-        </w:rPr>
-        <w:t>Opis</w:t>
-      </w:r>
-      <w:r>
-        <w:rPr>
-          <w:sz w:val="28"/>
-          <w:szCs w:val="28"/>
-        </w:rPr>
-        <w:t xml:space="preserve">: </w:t>
-      </w:r>
-    </w:p>
-    <w:p>
-      <w:pPr>
-        <w:spacing w:after="0"/>
-        <w:rPr>
-          <w:sz w:val="28"/>
-          <w:szCs w:val="28"/>
-        </w:rPr>
-      </w:pPr>
-      <w:r>
-        <w:rPr>
-          <w:sz w:val="28"/>
-          <w:szCs w:val="28"/>
-        </w:rPr>
-        <w:t>Główny użytkownik systemu zarządzający bohaterami, zgłoszeniami i misjami.</w:t>
-      </w:r>
-    </w:p>
-    <w:p>
-      <w:pPr>
-        <w:spacing w:after="0"/>
-        <w:rPr>
-          <w:sz w:val="28"/>
-          <w:szCs w:val="28"/>
-        </w:rPr>
-      </w:pPr>
-      <w:r>
-        <w:rPr>
-          <w:b/>
-          <w:bCs/>
-          <w:sz w:val="28"/>
-          <w:szCs w:val="28"/>
-        </w:rPr>
-        <w:t>Atrybuty</w:t>
-      </w:r>
-      <w:r>
-        <w:rPr>
-          <w:sz w:val="28"/>
-          <w:szCs w:val="28"/>
-        </w:rPr>
-        <w:t>:</w:t>
-      </w:r>
-    </w:p>
-    <w:p>
-      <w:pPr>
-        <w:spacing w:after="0"/>
-        <w:rPr>
-          <w:sz w:val="28"/>
-          <w:szCs w:val="28"/>
-        </w:rPr>
-      </w:pPr>
-      <w:r>
-        <w:rPr>
-          <w:sz w:val="28"/>
-          <w:szCs w:val="28"/>
-        </w:rPr>
-        <w:t xml:space="preserve">idOperatora : int  </w:t>
-      </w:r>
-    </w:p>
-    <w:p>
-      <w:pPr>
-        <w:spacing w:after="0"/>
-        <w:rPr>
-          <w:sz w:val="28"/>
-          <w:szCs w:val="28"/>
-        </w:rPr>
-      </w:pPr>
-      <w:r>
-        <w:rPr>
-          <w:sz w:val="28"/>
-          <w:szCs w:val="28"/>
-        </w:rPr>
-        <w:t xml:space="preserve">imie : String </w:t>
-      </w:r>
-    </w:p>
-    <w:p>
-      <w:pPr>
-        <w:spacing w:after="0"/>
-        <w:rPr>
-          <w:sz w:val="28"/>
-          <w:szCs w:val="28"/>
-        </w:rPr>
-      </w:pPr>
-      <w:r>
-        <w:rPr>
-          <w:sz w:val="28"/>
-          <w:szCs w:val="28"/>
-        </w:rPr>
-        <w:t xml:space="preserve">nazwisko : String </w:t>
-      </w:r>
-    </w:p>
-    <w:p>
-      <w:pPr>
-        <w:spacing w:after="0"/>
-        <w:rPr>
-          <w:sz w:val="28"/>
-          <w:szCs w:val="28"/>
-        </w:rPr>
-      </w:pPr>
-      <w:r>
-        <w:rPr>
-          <w:b/>
-          <w:bCs/>
-          <w:sz w:val="28"/>
-          <w:szCs w:val="28"/>
-        </w:rPr>
-        <w:t>Metody</w:t>
-      </w:r>
-      <w:r>
-        <w:rPr>
-          <w:sz w:val="28"/>
-          <w:szCs w:val="28"/>
-        </w:rPr>
-        <w:t>:</w:t>
-      </w:r>
-    </w:p>
-    <w:p>
-      <w:pPr>
-        <w:spacing w:after="0"/>
-        <w:rPr>
-          <w:sz w:val="28"/>
-          <w:szCs w:val="28"/>
-        </w:rPr>
-      </w:pPr>
-      <w:r>
-        <w:rPr>
-          <w:sz w:val="28"/>
-          <w:szCs w:val="28"/>
-        </w:rPr>
-        <w:t xml:space="preserve">przydzielanieMisji() </w:t>
-      </w:r>
-    </w:p>
-    <w:p>
-      <w:pPr>
-        <w:spacing w:after="0"/>
-        <w:rPr>
-          <w:sz w:val="28"/>
-          <w:szCs w:val="28"/>
-        </w:rPr>
-      </w:pPr>
-      <w:r>
-        <w:rPr>
-          <w:sz w:val="28"/>
-          <w:szCs w:val="28"/>
-        </w:rPr>
-        <w:t xml:space="preserve">tworzenieZespolu() </w:t>
-      </w:r>
-    </w:p>
-    <w:p>
-      <w:pPr>
-        <w:spacing w:after="0"/>
-        <w:rPr>
-          <w:sz w:val="28"/>
-          <w:szCs w:val="28"/>
-        </w:rPr>
-      </w:pPr>
-      <w:r>
-        <w:rPr>
-          <w:sz w:val="28"/>
-          <w:szCs w:val="28"/>
-        </w:rPr>
-        <w:t xml:space="preserve">wyslanieDrona() </w:t>
-      </w:r>
-    </w:p>
-    <w:p>
-      <w:pPr>
-        <w:spacing w:after="0"/>
-        <w:rPr>
-          <w:sz w:val="28"/>
-          <w:szCs w:val="28"/>
-        </w:rPr>
-      </w:pPr>
-      <w:r>
-        <w:rPr>
-          <w:sz w:val="28"/>
-          <w:szCs w:val="28"/>
-        </w:rPr>
-        <w:t xml:space="preserve">wyslanieKomunikatu() </w:t>
-      </w:r>
-    </w:p>
-    <w:p>
-      <w:pPr>
-        <w:spacing w:after="0"/>
-        <w:rPr>
-          <w:sz w:val="28"/>
-          <w:szCs w:val="28"/>
-        </w:rPr>
-      </w:pPr>
-      <w:r>
-        <w:rPr>
-          <w:sz w:val="28"/>
-          <w:szCs w:val="28"/>
-        </w:rPr>
-        <w:t xml:space="preserve">przyjmijZgloszenie() </w:t>
-      </w:r>
-    </w:p>
-    <w:p>
-      <w:pPr>
-        <w:spacing w:after="0"/>
-        <w:rPr>
-          <w:sz w:val="28"/>
-          <w:szCs w:val="28"/>
-        </w:rPr>
-      </w:pPr>
-      <w:r>
-        <w:rPr>
-          <w:sz w:val="28"/>
-          <w:szCs w:val="28"/>
-        </w:rPr>
-        <w:lastRenderedPageBreak/>
-        <w:t xml:space="preserve">zamknijZgloszenie() </w:t>
-      </w:r>
-    </w:p>
-    <w:p>
-      <w:pPr>
-        <w:spacing w:after="0"/>
-        <w:rPr>
-          <w:sz w:val="28"/>
-          <w:szCs w:val="28"/>
-        </w:rPr>
-      </w:pPr>
-    </w:p>
-    <w:p>
-      <w:pPr>
-        <w:spacing w:after="0"/>
-        <w:rPr>
-          <w:b/>
-          <w:bCs/>
-          <w:sz w:val="28"/>
-          <w:szCs w:val="28"/>
-        </w:rPr>
-      </w:pPr>
-      <w:r>
-        <w:rPr>
-          <w:b/>
-          <w:bCs/>
-          <w:sz w:val="28"/>
-          <w:szCs w:val="28"/>
-        </w:rPr>
-        <w:t>Raport</w:t>
-      </w:r>
-    </w:p>
-    <w:p>
-      <w:pPr>
-        <w:spacing w:after="0"/>
-        <w:rPr>
-          <w:sz w:val="28"/>
-          <w:szCs w:val="28"/>
-        </w:rPr>
-      </w:pPr>
-      <w:r>
-        <w:rPr>
-          <w:b/>
-          <w:bCs/>
-          <w:sz w:val="28"/>
-          <w:szCs w:val="28"/>
-        </w:rPr>
-        <w:t>Opis</w:t>
-      </w:r>
-      <w:r>
-        <w:rPr>
-          <w:sz w:val="28"/>
-          <w:szCs w:val="28"/>
-        </w:rPr>
-        <w:t xml:space="preserve">: </w:t>
-      </w:r>
-    </w:p>
-    <w:p>
-      <w:pPr>
-        <w:spacing w:after="0"/>
-        <w:rPr>
-          <w:sz w:val="28"/>
-          <w:szCs w:val="28"/>
-        </w:rPr>
-      </w:pPr>
-      <w:r>
-        <w:rPr>
-          <w:sz w:val="28"/>
-          <w:szCs w:val="28"/>
-        </w:rPr>
-        <w:t>Dokument podsumowujący przebieg misji tworzony przez Bohatera będącego na misji.</w:t>
-      </w:r>
-    </w:p>
-    <w:p>
-      <w:pPr>
-        <w:spacing w:after="0"/>
-        <w:rPr>
-          <w:sz w:val="28"/>
-          <w:szCs w:val="28"/>
-        </w:rPr>
-      </w:pPr>
-      <w:r>
-        <w:rPr>
-          <w:b/>
-          <w:bCs/>
-          <w:sz w:val="28"/>
-          <w:szCs w:val="28"/>
-        </w:rPr>
-        <w:t>Atrybuty</w:t>
-      </w:r>
-      <w:r>
-        <w:rPr>
-          <w:sz w:val="28"/>
-          <w:szCs w:val="28"/>
-        </w:rPr>
-        <w:t>:</w:t>
-      </w:r>
-    </w:p>
-    <w:p>
-      <w:pPr>
-        <w:spacing w:after="0"/>
-        <w:rPr>
-          <w:sz w:val="28"/>
-          <w:szCs w:val="28"/>
-        </w:rPr>
-      </w:pPr>
-      <w:r>
-        <w:rPr>
-          <w:sz w:val="28"/>
-          <w:szCs w:val="28"/>
-        </w:rPr>
-        <w:t xml:space="preserve">idRaportu : int </w:t>
-      </w:r>
-    </w:p>
-    <w:p>
-      <w:pPr>
-        <w:spacing w:after="0"/>
-        <w:rPr>
-          <w:sz w:val="28"/>
-          <w:szCs w:val="28"/>
-        </w:rPr>
-      </w:pPr>
-      <w:r>
-        <w:rPr>
-          <w:sz w:val="28"/>
-          <w:szCs w:val="28"/>
-        </w:rPr>
-        <w:t xml:space="preserve">dataRaportu : Date </w:t>
-      </w:r>
-    </w:p>
-    <w:p>
-      <w:pPr>
-        <w:spacing w:after="0"/>
-        <w:rPr>
-          <w:sz w:val="28"/>
-          <w:szCs w:val="28"/>
-        </w:rPr>
-      </w:pPr>
-      <w:r>
-        <w:rPr>
-          <w:sz w:val="28"/>
-          <w:szCs w:val="28"/>
-        </w:rPr>
-        <w:t xml:space="preserve">tresc : String </w:t>
-      </w:r>
-    </w:p>
-    <w:p>
-      <w:pPr>
-        <w:spacing w:after="0"/>
-        <w:rPr>
-          <w:sz w:val="28"/>
-          <w:szCs w:val="28"/>
-        </w:rPr>
-      </w:pPr>
-      <w:r>
-        <w:rPr>
-          <w:b/>
-          <w:bCs/>
-          <w:sz w:val="28"/>
-          <w:szCs w:val="28"/>
-        </w:rPr>
-        <w:t>Metody</w:t>
-      </w:r>
-      <w:r>
-        <w:rPr>
-          <w:sz w:val="28"/>
-          <w:szCs w:val="28"/>
-        </w:rPr>
-        <w:t>:</w:t>
-      </w:r>
-    </w:p>
-    <w:p>
-      <w:pPr>
-        <w:spacing w:after="0"/>
-        <w:rPr>
-          <w:sz w:val="28"/>
-          <w:szCs w:val="28"/>
-        </w:rPr>
-      </w:pPr>
-      <w:r>
-        <w:rPr>
-          <w:sz w:val="28"/>
-          <w:szCs w:val="28"/>
-        </w:rPr>
-        <w:t xml:space="preserve">Przeslij() </w:t>
-      </w:r>
-    </w:p>
-    <w:p>
-      <w:pPr>
-        <w:spacing w:after="0"/>
-        <w:rPr>
-          <w:sz w:val="28"/>
-          <w:szCs w:val="28"/>
-        </w:rPr>
-      </w:pPr>
-    </w:p>
-    <w:p>
-      <w:pPr>
-        <w:spacing w:after="0"/>
-        <w:rPr>
-          <w:b/>
-          <w:bCs/>
-          <w:sz w:val="28"/>
-          <w:szCs w:val="28"/>
-        </w:rPr>
-      </w:pPr>
-      <w:r>
-        <w:rPr>
-          <w:b/>
-          <w:bCs/>
-          <w:sz w:val="28"/>
-          <w:szCs w:val="28"/>
-        </w:rPr>
-        <w:t>ZespolOperacyjny</w:t>
-      </w:r>
-    </w:p>
-    <w:p>
-      <w:pPr>
-        <w:spacing w:after="0"/>
-        <w:rPr>
-          <w:sz w:val="28"/>
-          <w:szCs w:val="28"/>
-        </w:rPr>
-      </w:pPr>
-      <w:r>
-        <w:rPr>
-          <w:b/>
-          <w:bCs/>
-          <w:sz w:val="28"/>
-          <w:szCs w:val="28"/>
-        </w:rPr>
-        <w:t>Opis</w:t>
-      </w:r>
-      <w:r>
-        <w:rPr>
-          <w:sz w:val="28"/>
-          <w:szCs w:val="28"/>
-        </w:rPr>
-        <w:t xml:space="preserve">: </w:t>
-      </w:r>
-    </w:p>
-    <w:p>
-      <w:pPr>
-        <w:spacing w:after="0"/>
-        <w:rPr>
-          <w:sz w:val="28"/>
-          <w:szCs w:val="28"/>
-        </w:rPr>
-      </w:pPr>
-      <w:r>
-        <w:rPr>
-          <w:sz w:val="28"/>
-          <w:szCs w:val="28"/>
-        </w:rPr>
-        <w:t>Grupa bohaterów realizująca wspólnie misję.</w:t>
-      </w:r>
-    </w:p>
-    <w:p>
-      <w:pPr>
-        <w:spacing w:after="0"/>
-        <w:rPr>
-          <w:sz w:val="28"/>
-          <w:szCs w:val="28"/>
-        </w:rPr>
-      </w:pPr>
-      <w:r>
-        <w:rPr>
-          <w:b/>
-          <w:bCs/>
-          <w:sz w:val="28"/>
-          <w:szCs w:val="28"/>
-        </w:rPr>
-        <w:t>Atrybuty</w:t>
-      </w:r>
-      <w:r>
-        <w:rPr>
-          <w:sz w:val="28"/>
-          <w:szCs w:val="28"/>
-        </w:rPr>
-        <w:t>:</w:t>
-      </w:r>
-    </w:p>
-    <w:p>
-      <w:pPr>
-        <w:spacing w:after="0"/>
-        <w:rPr>
-          <w:sz w:val="28"/>
-          <w:szCs w:val="28"/>
-        </w:rPr>
-      </w:pPr>
-      <w:r>
-        <w:rPr>
-          <w:sz w:val="28"/>
-          <w:szCs w:val="28"/>
-        </w:rPr>
-        <w:t xml:space="preserve">idZespolu : int </w:t>
-      </w:r>
-    </w:p>
-    <w:p>
-      <w:pPr>
-        <w:spacing w:after="0"/>
-        <w:rPr>
-          <w:sz w:val="28"/>
-          <w:szCs w:val="28"/>
-        </w:rPr>
-      </w:pPr>
-      <w:r>
-        <w:rPr>
-          <w:sz w:val="28"/>
-          <w:szCs w:val="28"/>
-        </w:rPr>
-        <w:t xml:space="preserve">iloscBohaterow : int </w:t>
-      </w:r>
-    </w:p>
-    <w:p>
-      <w:pPr>
-        <w:spacing w:after="0"/>
-        <w:rPr>
-          <w:sz w:val="28"/>
-          <w:szCs w:val="28"/>
-        </w:rPr>
-      </w:pPr>
-      <w:r>
-        <w:rPr>
-          <w:sz w:val="28"/>
-          <w:szCs w:val="28"/>
-        </w:rPr>
-        <w:t xml:space="preserve">poziomSynergii : float - poziom synergii mocy </w:t>
-      </w:r>
-    </w:p>
-    <w:p>
-      <w:pPr>
-        <w:spacing w:after="0"/>
-        <w:rPr>
-          <w:sz w:val="28"/>
-          <w:szCs w:val="28"/>
-        </w:rPr>
-      </w:pPr>
-      <w:r>
-        <w:rPr>
-          <w:b/>
-          <w:bCs/>
-          <w:sz w:val="28"/>
-          <w:szCs w:val="28"/>
-        </w:rPr>
-        <w:t>Metody</w:t>
-      </w:r>
-      <w:r>
-        <w:rPr>
-          <w:sz w:val="28"/>
-          <w:szCs w:val="28"/>
-        </w:rPr>
-        <w:t>:</w:t>
-      </w:r>
-    </w:p>
-    <w:p>
-      <w:pPr>
-        <w:spacing w:after="0"/>
-        <w:rPr>
-          <w:sz w:val="28"/>
-          <w:szCs w:val="28"/>
-        </w:rPr>
-      </w:pPr>
-      <w:r>
-        <w:rPr>
-          <w:sz w:val="28"/>
-          <w:szCs w:val="28"/>
-        </w:rPr>
-        <w:t xml:space="preserve">dodajBohatera() </w:t>
-      </w:r>
-    </w:p>
-    <w:p>
-      <w:pPr>
-        <w:spacing w:after="0"/>
-        <w:rPr>
-          <w:sz w:val="28"/>
-          <w:szCs w:val="28"/>
-        </w:rPr>
-      </w:pPr>
-      <w:r>
-        <w:rPr>
-          <w:sz w:val="28"/>
-          <w:szCs w:val="28"/>
-        </w:rPr>
-        <w:t xml:space="preserve">usunBohatera() </w:t>
-      </w:r>
-    </w:p>
-    <w:p>
-      <w:pPr>
-        <w:spacing w:after="0"/>
-        <w:rPr>
-          <w:sz w:val="28"/>
-          <w:szCs w:val="28"/>
-        </w:rPr>
-      </w:pPr>
-    </w:p>
-    <w:p>
-      <w:pPr>
-        <w:spacing w:after="0"/>
-        <w:rPr>
-          <w:b/>
-          <w:bCs/>
-          <w:sz w:val="28"/>
-          <w:szCs w:val="28"/>
-        </w:rPr>
-      </w:pPr>
-      <w:r>
-        <w:rPr>
-          <w:b/>
-          <w:bCs/>
-          <w:sz w:val="28"/>
-          <w:szCs w:val="28"/>
-        </w:rPr>
-        <w:t>Zgloszenie</w:t>
-      </w:r>
-    </w:p>
-    <w:p>
-      <w:pPr>
-        <w:spacing w:after="0"/>
-        <w:rPr>
-          <w:sz w:val="28"/>
-          <w:szCs w:val="28"/>
-        </w:rPr>
-      </w:pPr>
-      <w:r>
-        <w:rPr>
-          <w:b/>
-          <w:bCs/>
-          <w:sz w:val="28"/>
-          <w:szCs w:val="28"/>
-        </w:rPr>
-        <w:t>Opis</w:t>
-      </w:r>
-      <w:r>
-        <w:rPr>
-          <w:sz w:val="28"/>
-          <w:szCs w:val="28"/>
-        </w:rPr>
-        <w:t>:</w:t>
-      </w:r>
-    </w:p>
-    <w:p>
-      <w:pPr>
-        <w:spacing w:after="0"/>
-        <w:rPr>
-          <w:sz w:val="28"/>
-          <w:szCs w:val="28"/>
-        </w:rPr>
-      </w:pPr>
-      <w:r>
-        <w:rPr>
-          <w:sz w:val="28"/>
-          <w:szCs w:val="28"/>
-        </w:rPr>
-        <w:t>Zgłoszenie przyjmowane przez Operatora, zwiera informacje gdzie występuje zagrożenie i określa jej typ, stopień oraz przypisywany jest krótki opis zdarzenia.</w:t>
-      </w:r>
-    </w:p>
-    <w:p>
-      <w:pPr>
-        <w:spacing w:after="0"/>
-        <w:rPr>
-          <w:sz w:val="28"/>
-          <w:szCs w:val="28"/>
-        </w:rPr>
-      </w:pPr>
-      <w:r>
-        <w:rPr>
-          <w:b/>
-          <w:bCs/>
-          <w:sz w:val="28"/>
-          <w:szCs w:val="28"/>
-        </w:rPr>
-        <w:t>Atrybuty</w:t>
-      </w:r>
-      <w:r>
-        <w:rPr>
-          <w:sz w:val="28"/>
-          <w:szCs w:val="28"/>
-        </w:rPr>
-        <w:t>:</w:t>
-      </w:r>
-    </w:p>
-    <w:p>
-      <w:pPr>
-        <w:spacing w:after="0"/>
-        <w:rPr>
-          <w:sz w:val="28"/>
-          <w:szCs w:val="28"/>
-        </w:rPr>
-      </w:pPr>
-      <w:r>
-        <w:rPr>
-          <w:sz w:val="28"/>
-          <w:szCs w:val="28"/>
-        </w:rPr>
-        <w:t xml:space="preserve">idZgloszenia : int </w:t>
-      </w:r>
-    </w:p>
-    <w:p>
-      <w:pPr>
-        <w:spacing w:after="0"/>
-        <w:rPr>
-          <w:sz w:val="28"/>
-          <w:szCs w:val="28"/>
-        </w:rPr>
-      </w:pPr>
-      <w:r>
-        <w:rPr>
-          <w:sz w:val="28"/>
-          <w:szCs w:val="28"/>
-        </w:rPr>
-        <w:t xml:space="preserve">data : Date </w:t>
-      </w:r>
-    </w:p>
-    <w:p>
-      <w:pPr>
-        <w:spacing w:after="0"/>
-        <w:rPr>
-          <w:sz w:val="28"/>
-          <w:szCs w:val="28"/>
-        </w:rPr>
-      </w:pPr>
-      <w:r>
-        <w:rPr>
-          <w:sz w:val="28"/>
-          <w:szCs w:val="28"/>
-        </w:rPr>
-        <w:t xml:space="preserve">rodzaj : String </w:t>
-      </w:r>
-    </w:p>
-    <w:p>
-      <w:pPr>
-        <w:spacing w:after="0"/>
-        <w:rPr>
-          <w:sz w:val="28"/>
-          <w:szCs w:val="28"/>
-        </w:rPr>
-      </w:pPr>
-      <w:r>
-        <w:rPr>
-          <w:sz w:val="28"/>
-          <w:szCs w:val="28"/>
-        </w:rPr>
-        <w:t xml:space="preserve">stopien : int </w:t>
-      </w:r>
-    </w:p>
-    <w:p>
-      <w:pPr>
-        <w:spacing w:after="0"/>
-        <w:rPr>
-          <w:sz w:val="28"/>
-          <w:szCs w:val="28"/>
-        </w:rPr>
-      </w:pPr>
-      <w:r>
-        <w:rPr>
-          <w:sz w:val="28"/>
-          <w:szCs w:val="28"/>
-        </w:rPr>
-        <w:t xml:space="preserve">lokalizacja : String </w:t>
-      </w:r>
-    </w:p>
-    <w:p>
-      <w:pPr>
-        <w:spacing w:after="0"/>
-        <w:rPr>
-          <w:sz w:val="28"/>
-          <w:szCs w:val="28"/>
-        </w:rPr>
-      </w:pPr>
-      <w:r>
-        <w:rPr>
-          <w:sz w:val="28"/>
-          <w:szCs w:val="28"/>
-        </w:rPr>
-        <w:t xml:space="preserve">krotkiOpis : String </w:t>
-      </w:r>
-    </w:p>
-    <w:p>
-      <w:pPr>
-        <w:spacing w:after="0"/>
-        <w:rPr>
-          <w:sz w:val="28"/>
-          <w:szCs w:val="28"/>
-        </w:rPr>
-      </w:pPr>
-      <w:r>
-        <w:rPr>
-          <w:b/>
-          <w:bCs/>
-          <w:sz w:val="28"/>
-          <w:szCs w:val="28"/>
-        </w:rPr>
-        <w:t>Metody</w:t>
-      </w:r>
-      <w:r>
-        <w:rPr>
-          <w:sz w:val="28"/>
-          <w:szCs w:val="28"/>
-        </w:rPr>
-        <w:t>:</w:t>
-      </w:r>
-    </w:p>
-    <w:p>
-      <w:pPr>
-        <w:spacing w:after="0"/>
-        <w:rPr>
-          <w:sz w:val="28"/>
-          <w:szCs w:val="28"/>
-        </w:rPr>
-      </w:pPr>
-      <w:r>
-        <w:rPr>
-          <w:sz w:val="28"/>
-          <w:szCs w:val="28"/>
-        </w:rPr>
-        <w:t>algorytmPrzydzielania() - dobiera odpowiednich bohaterów do zgłoszenia</w:t>
+        <w:t>algorytmPrzydzielania</w:t>
+      </w:r>
+      <w:proofErr w:type="spellEnd"/>
+      <w:r>
+        <w:rPr>
+          <w:sz w:val="28"/>
+          <w:szCs w:val="28"/>
+        </w:rPr>
+        <w:t>() - dobiera odpowiednich bohaterów do zgłoszenia</w:t>
       </w:r>
     </w:p>
     <w:p>
@@ -7268,7 +8887,6 @@
           <w:sz w:val="28"/>
           <w:szCs w:val="28"/>
         </w:rPr>
-        <w:lastRenderedPageBreak/>
         <w:t>5.3. Diagramy stanów wraz z opisem tekstowym występującym na nich elementów</w:t>
       </w:r>
     </w:p>
@@ -7590,7 +9208,6 @@
           <w:sz w:val="28"/>
           <w:szCs w:val="28"/>
         </w:rPr>
-        <w:lastRenderedPageBreak/>
         <w:t>Klasa Bohater</w:t>
       </w:r>
     </w:p>
@@ -7914,8 +9531,19 @@
           <w:sz w:val="28"/>
           <w:szCs w:val="28"/>
         </w:rPr>
-        <w:t>Klasa Zgloszenie</w:t>
-      </w:r>
+        <w:t xml:space="preserve">Klasa </w:t>
+      </w:r>
+      <w:proofErr w:type="spellStart"/>
+      <w:r>
+        <w:rPr>
+          <w:b/>
+          <w:bCs/>
+          <w:sz w:val="28"/>
+          <w:szCs w:val="28"/>
+        </w:rPr>
+        <w:t>Zgloszenie</w:t>
+      </w:r>
+      <w:proofErr w:type="spellEnd"/>
     </w:p>
     <w:p>
       <w:pPr>
@@ -8162,6 +9790,7 @@
           <w:sz w:val="28"/>
           <w:szCs w:val="28"/>
         </w:rPr>
+        <w:lastRenderedPageBreak/>
         <w:t>Okno główne jest podzielone na trzy kluczowe panele, aby operator miał wszystkie najważniejsze informacje bez konieczności przełączania zakładek:</w:t>
       </w:r>
     </w:p>
@@ -8544,7 +10173,23 @@
           <w:sz w:val="28"/>
           <w:szCs w:val="28"/>
         </w:rPr>
-        <w:t>Wyślij drona zwiadowczego</w:t>
+        <w:t xml:space="preserve">Wyślij </w:t>
+      </w:r>
+      <w:proofErr w:type="spellStart"/>
+      <w:r>
+        <w:rPr>
+          <w:sz w:val="28"/>
+          <w:szCs w:val="28"/>
+        </w:rPr>
+        <w:t>drona</w:t>
+      </w:r>
+      <w:proofErr w:type="spellEnd"/>
+      <w:r>
+        <w:rPr>
+          <w:sz w:val="28"/>
+          <w:szCs w:val="28"/>
+        </w:rPr>
+        <w:t xml:space="preserve"> zwiadowczego</w:t>
       </w:r>
     </w:p>
     <w:p>
@@ -8971,7 +10616,15 @@
           <w:sz w:val="28"/>
           <w:szCs w:val="28"/>
         </w:rPr>
-        <w:t>Baza danych będzie przechowywać poufne dane personalne pracowników jak i bohaterów, do bazy danych będą wpływać dane na bieżąco pobierając lokalizacje bohaterów, obrazy z kamer. Wielkość bazy szacunkowo od 5TB do 15TB.</w:t>
+        <w:t xml:space="preserve">Baza danych będzie przechowywać poufne dane personalne pracowników jak i bohaterów, do bazy danych będą wpływać dane na bieżąco pobierając lokalizacje </w:t>
+      </w:r>
+      <w:r>
+        <w:rPr>
+          <w:sz w:val="28"/>
+          <w:szCs w:val="28"/>
+        </w:rPr>
+        <w:lastRenderedPageBreak/>
+        <w:t>bohaterów, obrazy z kamer. Wielkość bazy szacunkowo od 5TB do 15TB.</w:t>
       </w:r>
       <w:r>
         <w:rPr>
@@ -9000,7 +10653,6 @@
           <w:sz w:val="28"/>
           <w:szCs w:val="28"/>
         </w:rPr>
-        <w:lastRenderedPageBreak/>
         <w:t>  6.2. Propozycja wymaganych czasów odpowiedzi</w:t>
       </w:r>
     </w:p>
@@ -9107,13 +10759,134 @@
           <w:szCs w:val="28"/>
         </w:rPr>
       </w:pPr>
-      <w:r>
-        <w:rPr>
-          <w:b/>
-          <w:bCs/>
-          <w:sz w:val="28"/>
-          <w:szCs w:val="28"/>
-        </w:rPr>
+    </w:p>
+    <w:p>
+      <w:pPr>
+        <w:rPr>
+          <w:b/>
+          <w:bCs/>
+          <w:sz w:val="28"/>
+          <w:szCs w:val="28"/>
+        </w:rPr>
+      </w:pPr>
+    </w:p>
+    <w:p>
+      <w:pPr>
+        <w:rPr>
+          <w:b/>
+          <w:bCs/>
+          <w:sz w:val="28"/>
+          <w:szCs w:val="28"/>
+        </w:rPr>
+      </w:pPr>
+    </w:p>
+    <w:p>
+      <w:pPr>
+        <w:rPr>
+          <w:b/>
+          <w:bCs/>
+          <w:sz w:val="28"/>
+          <w:szCs w:val="28"/>
+        </w:rPr>
+      </w:pPr>
+    </w:p>
+    <w:p>
+      <w:pPr>
+        <w:rPr>
+          <w:b/>
+          <w:bCs/>
+          <w:sz w:val="28"/>
+          <w:szCs w:val="28"/>
+        </w:rPr>
+      </w:pPr>
+    </w:p>
+    <w:p>
+      <w:pPr>
+        <w:rPr>
+          <w:b/>
+          <w:bCs/>
+          <w:sz w:val="28"/>
+          <w:szCs w:val="28"/>
+        </w:rPr>
+      </w:pPr>
+    </w:p>
+    <w:p>
+      <w:pPr>
+        <w:rPr>
+          <w:b/>
+          <w:bCs/>
+          <w:sz w:val="28"/>
+          <w:szCs w:val="28"/>
+        </w:rPr>
+      </w:pPr>
+    </w:p>
+    <w:p>
+      <w:pPr>
+        <w:rPr>
+          <w:b/>
+          <w:bCs/>
+          <w:sz w:val="28"/>
+          <w:szCs w:val="28"/>
+        </w:rPr>
+      </w:pPr>
+    </w:p>
+    <w:p>
+      <w:pPr>
+        <w:rPr>
+          <w:b/>
+          <w:bCs/>
+          <w:sz w:val="28"/>
+          <w:szCs w:val="28"/>
+        </w:rPr>
+      </w:pPr>
+    </w:p>
+    <w:p>
+      <w:pPr>
+        <w:rPr>
+          <w:b/>
+          <w:bCs/>
+          <w:sz w:val="28"/>
+          <w:szCs w:val="28"/>
+        </w:rPr>
+      </w:pPr>
+    </w:p>
+    <w:p>
+      <w:pPr>
+        <w:rPr>
+          <w:b/>
+          <w:bCs/>
+          <w:sz w:val="28"/>
+          <w:szCs w:val="28"/>
+        </w:rPr>
+      </w:pPr>
+    </w:p>
+    <w:p>
+      <w:pPr>
+        <w:rPr>
+          <w:b/>
+          <w:bCs/>
+          <w:sz w:val="28"/>
+          <w:szCs w:val="28"/>
+        </w:rPr>
+      </w:pPr>
+    </w:p>
+    <w:p>
+      <w:pPr>
+        <w:rPr>
+          <w:b/>
+          <w:bCs/>
+          <w:sz w:val="28"/>
+          <w:szCs w:val="28"/>
+        </w:rPr>
+      </w:pPr>
+      <w:r>
+        <w:rPr>
+          <w:b/>
+          <w:bCs/>
+          <w:sz w:val="28"/>
+          <w:szCs w:val="28"/>
+        </w:rPr>
+        <w:lastRenderedPageBreak/>
         <w:t>7. Propozycja technologii informatycznych, które mogą zostać wykorzystane do realizacji systemu (sprzęt, oprogramowanie)</w:t>
       </w:r>
       <w:r>
@@ -9140,6 +10913,7 @@
         <w:rPr>
           <w:b/>
           <w:bCs/>
+          <w:noProof/>
           <w:sz w:val="28"/>
           <w:szCs w:val="28"/>
         </w:rPr>
@@ -9196,7 +10970,6 @@
           <w:sz w:val="28"/>
           <w:szCs w:val="28"/>
         </w:rPr>
-        <w:lastRenderedPageBreak/>
         <w:br/>
         <w:t>8. Propozycja planu pracy zawierająca, przynajmniej:</w:t>
       </w:r>
@@ -9340,6 +11113,7 @@
           <w:sz w:val="28"/>
           <w:szCs w:val="28"/>
         </w:rPr>
+        <w:lastRenderedPageBreak/>
         <w:t>-</w:t>
       </w:r>
       <w:r>
@@ -9623,284 +11397,284 @@
           <w:sz w:val="28"/>
           <w:szCs w:val="28"/>
         </w:rPr>
+        <w:t>Stopień szkodliwości w przypadku wystąpienia</w:t>
+      </w:r>
+      <w:r>
+        <w:rPr>
+          <w:b/>
+          <w:bCs/>
+          <w:sz w:val="28"/>
+          <w:szCs w:val="28"/>
+        </w:rPr>
+        <w:t xml:space="preserve">: </w:t>
+      </w:r>
+      <w:r>
+        <w:rPr>
+          <w:sz w:val="28"/>
+          <w:szCs w:val="28"/>
+        </w:rPr>
+        <w:t>Duży</w:t>
+      </w:r>
+    </w:p>
+    <w:p>
+      <w:pPr>
+        <w:rPr>
+          <w:sz w:val="28"/>
+          <w:szCs w:val="28"/>
+        </w:rPr>
+      </w:pPr>
+      <w:r>
+        <w:rPr>
+          <w:b/>
+          <w:bCs/>
+          <w:sz w:val="28"/>
+          <w:szCs w:val="28"/>
+        </w:rPr>
+        <w:t>P</w:t>
+      </w:r>
+      <w:r>
+        <w:rPr>
+          <w:b/>
+          <w:bCs/>
+          <w:sz w:val="28"/>
+          <w:szCs w:val="28"/>
+        </w:rPr>
+        <w:t>ropozycje metod zapobiegania danemu zagrożeniu</w:t>
+      </w:r>
+      <w:r>
+        <w:rPr>
+          <w:b/>
+          <w:bCs/>
+          <w:sz w:val="28"/>
+          <w:szCs w:val="28"/>
+        </w:rPr>
+        <w:t xml:space="preserve">: </w:t>
+      </w:r>
+      <w:r>
+        <w:rPr>
+          <w:sz w:val="28"/>
+          <w:szCs w:val="28"/>
+        </w:rPr>
+        <w:t>Zastosowanie zaawansowanych algorytmów szyfrujących.</w:t>
+      </w:r>
+    </w:p>
+    <w:p>
+      <w:pPr>
+        <w:rPr>
+          <w:sz w:val="28"/>
+          <w:szCs w:val="28"/>
+        </w:rPr>
+      </w:pPr>
+      <w:r>
+        <w:rPr>
+          <w:b/>
+          <w:bCs/>
+          <w:sz w:val="28"/>
+          <w:szCs w:val="28"/>
+        </w:rPr>
+        <w:t xml:space="preserve">Plan awaryjny: </w:t>
+      </w:r>
+      <w:r>
+        <w:rPr>
+          <w:sz w:val="28"/>
+          <w:szCs w:val="28"/>
+        </w:rPr>
+        <w:t>Zmiana tożsamości wszystkim pracownikom CKS.</w:t>
+      </w:r>
+    </w:p>
+    <w:p>
+      <w:pPr>
+        <w:rPr>
+          <w:sz w:val="28"/>
+          <w:szCs w:val="28"/>
+        </w:rPr>
+      </w:pPr>
+    </w:p>
+    <w:p>
+      <w:pPr>
+        <w:rPr>
+          <w:b/>
+          <w:bCs/>
+          <w:sz w:val="28"/>
+          <w:szCs w:val="28"/>
+        </w:rPr>
+      </w:pPr>
+      <w:r>
+        <w:rPr>
+          <w:b/>
+          <w:bCs/>
+          <w:sz w:val="28"/>
+          <w:szCs w:val="28"/>
+        </w:rPr>
+        <w:t>- Utrata łączności z Bohaterem</w:t>
+      </w:r>
+    </w:p>
+    <w:p>
+      <w:pPr>
+        <w:rPr>
+          <w:sz w:val="28"/>
+          <w:szCs w:val="28"/>
+        </w:rPr>
+      </w:pPr>
+      <w:r>
+        <w:rPr>
+          <w:b/>
+          <w:bCs/>
+          <w:sz w:val="28"/>
+          <w:szCs w:val="28"/>
+        </w:rPr>
+        <w:t>P</w:t>
+      </w:r>
+      <w:r>
+        <w:rPr>
+          <w:b/>
+          <w:bCs/>
+          <w:sz w:val="28"/>
+          <w:szCs w:val="28"/>
+        </w:rPr>
+        <w:t>rawdopodobieństwo</w:t>
+      </w:r>
+      <w:r>
+        <w:rPr>
+          <w:b/>
+          <w:bCs/>
+          <w:sz w:val="28"/>
+          <w:szCs w:val="28"/>
+        </w:rPr>
+        <w:t xml:space="preserve">: </w:t>
+      </w:r>
+      <w:r>
+        <w:rPr>
+          <w:sz w:val="28"/>
+          <w:szCs w:val="28"/>
+        </w:rPr>
+        <w:t>Średnia</w:t>
+      </w:r>
+    </w:p>
+    <w:p>
+      <w:pPr>
+        <w:rPr>
+          <w:sz w:val="28"/>
+          <w:szCs w:val="28"/>
+        </w:rPr>
+      </w:pPr>
+      <w:r>
+        <w:rPr>
+          <w:b/>
+          <w:bCs/>
+          <w:sz w:val="28"/>
+          <w:szCs w:val="28"/>
+        </w:rPr>
+        <w:t>Stopień szkodliwości w przypadku wystąpienia</w:t>
+      </w:r>
+      <w:r>
+        <w:rPr>
+          <w:b/>
+          <w:bCs/>
+          <w:sz w:val="28"/>
+          <w:szCs w:val="28"/>
+        </w:rPr>
+        <w:t xml:space="preserve">: </w:t>
+      </w:r>
+      <w:r>
+        <w:rPr>
+          <w:sz w:val="28"/>
+          <w:szCs w:val="28"/>
+        </w:rPr>
+        <w:t>Średni</w:t>
+      </w:r>
+    </w:p>
+    <w:p>
+      <w:pPr>
+        <w:rPr>
+          <w:sz w:val="28"/>
+          <w:szCs w:val="28"/>
+        </w:rPr>
+      </w:pPr>
+      <w:r>
+        <w:rPr>
+          <w:b/>
+          <w:bCs/>
+          <w:sz w:val="28"/>
+          <w:szCs w:val="28"/>
+        </w:rPr>
+        <w:t>P</w:t>
+      </w:r>
+      <w:r>
+        <w:rPr>
+          <w:b/>
+          <w:bCs/>
+          <w:sz w:val="28"/>
+          <w:szCs w:val="28"/>
+        </w:rPr>
+        <w:t>ropozycje metod zapobiegania danemu zagrożeniu</w:t>
+      </w:r>
+      <w:r>
+        <w:rPr>
+          <w:b/>
+          <w:bCs/>
+          <w:sz w:val="28"/>
+          <w:szCs w:val="28"/>
+        </w:rPr>
+        <w:t xml:space="preserve">: </w:t>
+      </w:r>
+      <w:r>
+        <w:rPr>
+          <w:sz w:val="28"/>
+          <w:szCs w:val="28"/>
+        </w:rPr>
+        <w:t>Bohater posiada terminal, Operator odbiera jego ostatnią lokalizację.</w:t>
+      </w:r>
+    </w:p>
+    <w:p>
+      <w:pPr>
+        <w:rPr>
+          <w:sz w:val="28"/>
+          <w:szCs w:val="28"/>
+        </w:rPr>
+      </w:pPr>
+      <w:r>
+        <w:rPr>
+          <w:b/>
+          <w:bCs/>
+          <w:sz w:val="28"/>
+          <w:szCs w:val="28"/>
+        </w:rPr>
+        <w:t xml:space="preserve">Plan awaryjny: </w:t>
+      </w:r>
+      <w:r>
+        <w:rPr>
+          <w:sz w:val="28"/>
+          <w:szCs w:val="28"/>
+        </w:rPr>
+        <w:t>Po 30 sekundach utraty łączności, Operator otrzymuje Alert Krytyczny i wysyła Drony zwiadowcze w celu odnalezienia Bohatera.</w:t>
+      </w:r>
+    </w:p>
+    <w:p>
+      <w:pPr>
+        <w:rPr>
+          <w:sz w:val="28"/>
+          <w:szCs w:val="28"/>
+        </w:rPr>
+      </w:pPr>
+    </w:p>
+    <w:p>
+      <w:pPr>
+        <w:rPr>
+          <w:b/>
+          <w:bCs/>
+          <w:sz w:val="28"/>
+          <w:szCs w:val="28"/>
+        </w:rPr>
+      </w:pPr>
+      <w:r>
+        <w:rPr>
+          <w:b/>
+          <w:bCs/>
+          <w:sz w:val="28"/>
+          <w:szCs w:val="28"/>
+        </w:rPr>
         <w:lastRenderedPageBreak/>
-        <w:t>Stopień szkodliwości w przypadku wystąpienia</w:t>
-      </w:r>
-      <w:r>
-        <w:rPr>
-          <w:b/>
-          <w:bCs/>
-          <w:sz w:val="28"/>
-          <w:szCs w:val="28"/>
-        </w:rPr>
-        <w:t xml:space="preserve">: </w:t>
-      </w:r>
-      <w:r>
-        <w:rPr>
-          <w:sz w:val="28"/>
-          <w:szCs w:val="28"/>
-        </w:rPr>
-        <w:t>Duży</w:t>
-      </w:r>
-    </w:p>
-    <w:p>
-      <w:pPr>
-        <w:rPr>
-          <w:sz w:val="28"/>
-          <w:szCs w:val="28"/>
-        </w:rPr>
-      </w:pPr>
-      <w:r>
-        <w:rPr>
-          <w:b/>
-          <w:bCs/>
-          <w:sz w:val="28"/>
-          <w:szCs w:val="28"/>
-        </w:rPr>
-        <w:t>P</w:t>
-      </w:r>
-      <w:r>
-        <w:rPr>
-          <w:b/>
-          <w:bCs/>
-          <w:sz w:val="28"/>
-          <w:szCs w:val="28"/>
-        </w:rPr>
-        <w:t>ropozycje metod zapobiegania danemu zagrożeniu</w:t>
-      </w:r>
-      <w:r>
-        <w:rPr>
-          <w:b/>
-          <w:bCs/>
-          <w:sz w:val="28"/>
-          <w:szCs w:val="28"/>
-        </w:rPr>
-        <w:t xml:space="preserve">: </w:t>
-      </w:r>
-      <w:r>
-        <w:rPr>
-          <w:sz w:val="28"/>
-          <w:szCs w:val="28"/>
-        </w:rPr>
-        <w:t>Zastosowanie zaawansowanych algorytmów szyfrujących.</w:t>
-      </w:r>
-    </w:p>
-    <w:p>
-      <w:pPr>
-        <w:rPr>
-          <w:sz w:val="28"/>
-          <w:szCs w:val="28"/>
-        </w:rPr>
-      </w:pPr>
-      <w:r>
-        <w:rPr>
-          <w:b/>
-          <w:bCs/>
-          <w:sz w:val="28"/>
-          <w:szCs w:val="28"/>
-        </w:rPr>
-        <w:t xml:space="preserve">Plan awaryjny: </w:t>
-      </w:r>
-      <w:r>
-        <w:rPr>
-          <w:sz w:val="28"/>
-          <w:szCs w:val="28"/>
-        </w:rPr>
-        <w:t>Zmiana tożsamości wszystkim pracownikom CKS.</w:t>
-      </w:r>
-    </w:p>
-    <w:p>
-      <w:pPr>
-        <w:rPr>
-          <w:sz w:val="28"/>
-          <w:szCs w:val="28"/>
-        </w:rPr>
-      </w:pPr>
-    </w:p>
-    <w:p>
-      <w:pPr>
-        <w:rPr>
-          <w:b/>
-          <w:bCs/>
-          <w:sz w:val="28"/>
-          <w:szCs w:val="28"/>
-        </w:rPr>
-      </w:pPr>
-      <w:r>
-        <w:rPr>
-          <w:b/>
-          <w:bCs/>
-          <w:sz w:val="28"/>
-          <w:szCs w:val="28"/>
-        </w:rPr>
-        <w:t>- Utrata łączności z Bohaterem</w:t>
-      </w:r>
-    </w:p>
-    <w:p>
-      <w:pPr>
-        <w:rPr>
-          <w:sz w:val="28"/>
-          <w:szCs w:val="28"/>
-        </w:rPr>
-      </w:pPr>
-      <w:r>
-        <w:rPr>
-          <w:b/>
-          <w:bCs/>
-          <w:sz w:val="28"/>
-          <w:szCs w:val="28"/>
-        </w:rPr>
-        <w:t>P</w:t>
-      </w:r>
-      <w:r>
-        <w:rPr>
-          <w:b/>
-          <w:bCs/>
-          <w:sz w:val="28"/>
-          <w:szCs w:val="28"/>
-        </w:rPr>
-        <w:t>rawdopodobieństwo</w:t>
-      </w:r>
-      <w:r>
-        <w:rPr>
-          <w:b/>
-          <w:bCs/>
-          <w:sz w:val="28"/>
-          <w:szCs w:val="28"/>
-        </w:rPr>
-        <w:t xml:space="preserve">: </w:t>
-      </w:r>
-      <w:r>
-        <w:rPr>
-          <w:sz w:val="28"/>
-          <w:szCs w:val="28"/>
-        </w:rPr>
-        <w:t>Średnia</w:t>
-      </w:r>
-    </w:p>
-    <w:p>
-      <w:pPr>
-        <w:rPr>
-          <w:sz w:val="28"/>
-          <w:szCs w:val="28"/>
-        </w:rPr>
-      </w:pPr>
-      <w:r>
-        <w:rPr>
-          <w:b/>
-          <w:bCs/>
-          <w:sz w:val="28"/>
-          <w:szCs w:val="28"/>
-        </w:rPr>
-        <w:t>Stopień szkodliwości w przypadku wystąpienia</w:t>
-      </w:r>
-      <w:r>
-        <w:rPr>
-          <w:b/>
-          <w:bCs/>
-          <w:sz w:val="28"/>
-          <w:szCs w:val="28"/>
-        </w:rPr>
-        <w:t xml:space="preserve">: </w:t>
-      </w:r>
-      <w:r>
-        <w:rPr>
-          <w:sz w:val="28"/>
-          <w:szCs w:val="28"/>
-        </w:rPr>
-        <w:t>Średni</w:t>
-      </w:r>
-    </w:p>
-    <w:p>
-      <w:pPr>
-        <w:rPr>
-          <w:sz w:val="28"/>
-          <w:szCs w:val="28"/>
-        </w:rPr>
-      </w:pPr>
-      <w:r>
-        <w:rPr>
-          <w:b/>
-          <w:bCs/>
-          <w:sz w:val="28"/>
-          <w:szCs w:val="28"/>
-        </w:rPr>
-        <w:t>P</w:t>
-      </w:r>
-      <w:r>
-        <w:rPr>
-          <w:b/>
-          <w:bCs/>
-          <w:sz w:val="28"/>
-          <w:szCs w:val="28"/>
-        </w:rPr>
-        <w:t>ropozycje metod zapobiegania danemu zagrożeniu</w:t>
-      </w:r>
-      <w:r>
-        <w:rPr>
-          <w:b/>
-          <w:bCs/>
-          <w:sz w:val="28"/>
-          <w:szCs w:val="28"/>
-        </w:rPr>
-        <w:t xml:space="preserve">: </w:t>
-      </w:r>
-      <w:r>
-        <w:rPr>
-          <w:sz w:val="28"/>
-          <w:szCs w:val="28"/>
-        </w:rPr>
-        <w:t>Bohater posiada terminal, Operator odbiera jego ostatnią lokalizację.</w:t>
-      </w:r>
-    </w:p>
-    <w:p>
-      <w:pPr>
-        <w:rPr>
-          <w:sz w:val="28"/>
-          <w:szCs w:val="28"/>
-        </w:rPr>
-      </w:pPr>
-      <w:r>
-        <w:rPr>
-          <w:b/>
-          <w:bCs/>
-          <w:sz w:val="28"/>
-          <w:szCs w:val="28"/>
-        </w:rPr>
-        <w:t xml:space="preserve">Plan awaryjny: </w:t>
-      </w:r>
-      <w:r>
-        <w:rPr>
-          <w:sz w:val="28"/>
-          <w:szCs w:val="28"/>
-        </w:rPr>
-        <w:t>Po 30 sekundach utraty łączności, Operator otrzymuje Alert Krytyczny i wysyła Drony zwiadowcze w celu odnalezienia Bohatera.</w:t>
-      </w:r>
-    </w:p>
-    <w:p>
-      <w:pPr>
-        <w:rPr>
-          <w:sz w:val="28"/>
-          <w:szCs w:val="28"/>
-        </w:rPr>
-      </w:pPr>
-    </w:p>
-    <w:p>
-      <w:pPr>
-        <w:rPr>
-          <w:b/>
-          <w:bCs/>
-          <w:sz w:val="28"/>
-          <w:szCs w:val="28"/>
-        </w:rPr>
-      </w:pPr>
-      <w:r>
-        <w:rPr>
-          <w:b/>
-          <w:bCs/>
-          <w:sz w:val="28"/>
-          <w:szCs w:val="28"/>
-        </w:rPr>
         <w:t>- Awaria systemu</w:t>
       </w:r>
     </w:p>
@@ -10227,7 +12001,6 @@
           <w:sz w:val="28"/>
           <w:szCs w:val="28"/>
         </w:rPr>
-        <w:lastRenderedPageBreak/>
         <w:t>Terminale</w:t>
       </w:r>
       <w:r>
@@ -10483,22 +12256,6 @@
     <w:p>
       <w:pPr>
         <w:rPr>
-          <w:sz w:val="28"/>
-          <w:szCs w:val="28"/>
-        </w:rPr>
-      </w:pPr>
-    </w:p>
-    <w:p>
-      <w:pPr>
-        <w:rPr>
-          <w:sz w:val="28"/>
-          <w:szCs w:val="28"/>
-        </w:rPr>
-      </w:pPr>
-    </w:p>
-    <w:p>
-      <w:pPr>
-        <w:rPr>
           <w:b/>
           <w:bCs/>
           <w:sz w:val="28"/>
@@ -10527,48 +12284,24 @@
           <w:sz w:val="28"/>
           <w:szCs w:val="28"/>
         </w:rPr>
-        <w:t>Wypłaty pracownikom są robione przelewem bankowym tak samo jak opłaty za bazę CKS. Płatność za serwerownia chmurę i oprogramowanie do nich zapłacone gotówką. Terminalne i oprogramowanie do terminali płatność w kryptowalutach. Komputery i szkolenia oraz drony zostały opłacone gotówką.</w:t>
-      </w:r>
-    </w:p>
-    <w:p>
-      <w:pPr>
-        <w:rPr>
-          <w:sz w:val="28"/>
-          <w:szCs w:val="28"/>
-        </w:rPr>
-      </w:pPr>
-    </w:p>
-    <w:p>
-      <w:pPr>
-        <w:rPr>
-          <w:sz w:val="28"/>
-          <w:szCs w:val="28"/>
-        </w:rPr>
-      </w:pPr>
-    </w:p>
-    <w:p>
-      <w:pPr>
-        <w:rPr>
-          <w:b/>
-          <w:bCs/>
-          <w:sz w:val="28"/>
-          <w:szCs w:val="28"/>
-        </w:rPr>
-      </w:pPr>
-    </w:p>
-    <w:p>
-      <w:pPr>
-        <w:pStyle w:val="Standard"/>
-        <w:spacing w:line="360" w:lineRule="auto"/>
-        <w:rPr>
-          <w:rFonts w:asciiTheme="minorHAnsi" w:hAnsiTheme="minorHAnsi" w:cstheme="minorHAnsi"/>
-          <w:b/>
-          <w:bCs/>
-          <w:sz w:val="28"/>
-          <w:szCs w:val="28"/>
-          <w:lang w:val="pl-PL"/>
-        </w:rPr>
-      </w:pPr>
+        <w:t xml:space="preserve">Wypłaty pracownikom są robione przelewem bankowym tak samo jak opłaty za bazę CKS. Płatność za serwerownia chmurę i oprogramowanie do nich zapłacone gotówką. Terminalne i oprogramowanie do terminali płatność w </w:t>
+      </w:r>
+      <w:proofErr w:type="spellStart"/>
+      <w:r>
+        <w:rPr>
+          <w:sz w:val="28"/>
+          <w:szCs w:val="28"/>
+        </w:rPr>
+        <w:t>kryptowalutach</w:t>
+      </w:r>
+      <w:proofErr w:type="spellEnd"/>
+      <w:r>
+        <w:rPr>
+          <w:sz w:val="28"/>
+          <w:szCs w:val="28"/>
+        </w:rPr>
+        <w:t>. Komputery i szkolenia oraz drony zostały opłacone gotówką.</w:t>
+      </w:r>
     </w:p>
     <w:sectPr>
       <w:pgSz w:w="11905" w:h="16837"/>
@@ -12679,6 +14412,7 @@
     <w:rsid w:val="00145668"/>
     <w:rsid w:val="003105FF"/>
     <w:rsid w:val="00310C35"/>
+    <w:rsid w:val="004609A7"/>
     <w:rsid w:val="0047128B"/>
     <w:rsid w:val="004F3D92"/>
     <w:rsid w:val="005405E1"/>
@@ -12695,6 +14429,7 @@
     <w:rsid w:val="009A6974"/>
     <w:rsid w:val="00A501FC"/>
     <w:rsid w:val="00A81CE8"/>
+    <w:rsid w:val="00AD58EE"/>
     <w:rsid w:val="00B50A74"/>
     <w:rsid w:val="00D333F4"/>
     <w:rsid w:val="00DC0E06"/>

--- a/TK/Sprawozdanie.docx
+++ b/TK/Sprawozdanie.docx
@@ -12301,6 +12301,159 @@
           <w:szCs w:val="28"/>
         </w:rPr>
         <w:t>. Komputery i szkolenia oraz drony zostały opłacone gotówką.</w:t>
+      </w:r>
+    </w:p>
+    <w:p>
+      <w:pPr>
+        <w:rPr>
+          <w:sz w:val="28"/>
+          <w:szCs w:val="28"/>
+        </w:rPr>
+      </w:pPr>
+      <w:r>
+        <w:rPr>
+          <w:sz w:val="28"/>
+          <w:szCs w:val="28"/>
+        </w:rPr>
+        <w:lastRenderedPageBreak/>
+        <w:t>Dodatek A. Przebieg (terminowość) prac zespołu</w:t>
+      </w:r>
+      <w:r>
+        <w:rPr>
+          <w:sz w:val="28"/>
+          <w:szCs w:val="28"/>
+        </w:rPr>
+        <w:br/>
+        <w:t xml:space="preserve">        - wygenerowany wykres przedstawiający historię </w:t>
+      </w:r>
+      <w:proofErr w:type="spellStart"/>
+      <w:r>
+        <w:rPr>
+          <w:sz w:val="28"/>
+          <w:szCs w:val="28"/>
+        </w:rPr>
+        <w:t>commit</w:t>
+      </w:r>
+      <w:proofErr w:type="spellEnd"/>
+      <w:r>
+        <w:rPr>
+          <w:sz w:val="28"/>
+          <w:szCs w:val="28"/>
+        </w:rPr>
+        <w:t>-ów do repozytorium autorów projektu.</w:t>
+      </w:r>
+    </w:p>
+    <w:p>
+      <w:pPr>
+        <w:rPr>
+          <w:sz w:val="28"/>
+          <w:szCs w:val="28"/>
+        </w:rPr>
+      </w:pPr>
+      <w:r>
+        <w:rPr>
+          <w:sz w:val="28"/>
+          <w:szCs w:val="28"/>
+        </w:rPr>
+        <w:drawing>
+          <wp:inline distT="0" distB="0" distL="0" distR="0" wp14:anchorId="10C8DBB6" wp14:editId="39E3DF5D">
+            <wp:extent cx="6119495" cy="3932555"/>
+            <wp:effectExtent l="0" t="0" r="0" b="0"/>
+            <wp:docPr id="1522477661" name="Obraz 1"/>
+            <wp:cNvGraphicFramePr>
+              <a:graphicFrameLocks xmlns:a="http://schemas.openxmlformats.org/drawingml/2006/main" noChangeAspect="1"/>
+            </wp:cNvGraphicFramePr>
+            <a:graphic xmlns:a="http://schemas.openxmlformats.org/drawingml/2006/main">
+              <a:graphicData uri="http://schemas.openxmlformats.org/drawingml/2006/picture">
+                <pic:pic xmlns:pic="http://schemas.openxmlformats.org/drawingml/2006/picture">
+                  <pic:nvPicPr>
+                    <pic:cNvPr id="1522477661" name=""/>
+                    <pic:cNvPicPr/>
+                  </pic:nvPicPr>
+                  <pic:blipFill>
+                    <a:blip r:embed="rId21"/>
+                    <a:stretch>
+                      <a:fillRect/>
+                    </a:stretch>
+                  </pic:blipFill>
+                  <pic:spPr>
+                    <a:xfrm>
+                      <a:off x="0" y="0"/>
+                      <a:ext cx="6119495" cy="3932555"/>
+                    </a:xfrm>
+                    <a:prstGeom prst="rect">
+                      <a:avLst/>
+                    </a:prstGeom>
+                  </pic:spPr>
+                </pic:pic>
+              </a:graphicData>
+            </a:graphic>
+          </wp:inline>
+        </w:drawing>
+      </w:r>
+    </w:p>
+    <w:p>
+      <w:pPr>
+        <w:rPr>
+          <w:sz w:val="28"/>
+          <w:szCs w:val="28"/>
+        </w:rPr>
+      </w:pPr>
+      <w:r>
+        <w:rPr>
+          <w:sz w:val="28"/>
+          <w:szCs w:val="28"/>
+        </w:rPr>
+        <w:t>- struktura podkatalogów w repozytorium powinna być zgodna z terminami cząstkowymi oraz powinien istnieć oddzielny podkatalog z wersją edytowalną sprawozdania.</w:t>
+      </w:r>
+    </w:p>
+    <w:p>
+      <w:pPr>
+        <w:rPr>
+          <w:sz w:val="28"/>
+          <w:szCs w:val="28"/>
+        </w:rPr>
+      </w:pPr>
+      <w:r>
+        <w:rPr>
+          <w:sz w:val="28"/>
+          <w:szCs w:val="28"/>
+        </w:rPr>
+        <w:drawing>
+          <wp:inline distT="0" distB="0" distL="0" distR="0" wp14:anchorId="6E1FEE1A" wp14:editId="7EB3AA29">
+            <wp:extent cx="6119495" cy="1951355"/>
+            <wp:effectExtent l="0" t="0" r="0" b="0"/>
+            <wp:docPr id="317144640" name="Obraz 1"/>
+            <wp:cNvGraphicFramePr>
+              <a:graphicFrameLocks xmlns:a="http://schemas.openxmlformats.org/drawingml/2006/main" noChangeAspect="1"/>
+            </wp:cNvGraphicFramePr>
+            <a:graphic xmlns:a="http://schemas.openxmlformats.org/drawingml/2006/main">
+              <a:graphicData uri="http://schemas.openxmlformats.org/drawingml/2006/picture">
+                <pic:pic xmlns:pic="http://schemas.openxmlformats.org/drawingml/2006/picture">
+                  <pic:nvPicPr>
+                    <pic:cNvPr id="317144640" name=""/>
+                    <pic:cNvPicPr/>
+                  </pic:nvPicPr>
+                  <pic:blipFill>
+                    <a:blip r:embed="rId22"/>
+                    <a:stretch>
+                      <a:fillRect/>
+                    </a:stretch>
+                  </pic:blipFill>
+                  <pic:spPr>
+                    <a:xfrm>
+                      <a:off x="0" y="0"/>
+                      <a:ext cx="6119495" cy="1951355"/>
+                    </a:xfrm>
+                    <a:prstGeom prst="rect">
+                      <a:avLst/>
+                    </a:prstGeom>
+                  </pic:spPr>
+                </pic:pic>
+              </a:graphicData>
+            </a:graphic>
+          </wp:inline>
+        </w:drawing>
       </w:r>
     </w:p>
     <w:sectPr>
@@ -14066,7 +14219,6 @@
   <w:style w:type="character" w:default="1" w:styleId="Domylnaczcionkaakapitu">
     <w:name w:val="Default Paragraph Font"/>
     <w:uiPriority w:val="1"/>
-    <w:semiHidden/>
     <w:unhideWhenUsed/>
   </w:style>
   <w:style w:type="table" w:default="1" w:styleId="Standardowy">
@@ -14410,6 +14562,7 @@
     <w:rsid w:val="0001234E"/>
     <w:rsid w:val="00035FB1"/>
     <w:rsid w:val="00145668"/>
+    <w:rsid w:val="001B5F58"/>
     <w:rsid w:val="003105FF"/>
     <w:rsid w:val="00310C35"/>
     <w:rsid w:val="004609A7"/>
@@ -14428,6 +14581,7 @@
     <w:rsid w:val="00987DD4"/>
     <w:rsid w:val="009A6974"/>
     <w:rsid w:val="00A501FC"/>
+    <w:rsid w:val="00A774E8"/>
     <w:rsid w:val="00A81CE8"/>
     <w:rsid w:val="00AD58EE"/>
     <w:rsid w:val="00B50A74"/>
